--- a/docs/splm/Deep_Dive_in_the_SPLM_model_and_code.docx
+++ b/docs/splm/Deep_Dive_in_the_SPLM_model_and_code.docx
@@ -48,6 +48,69 @@
       </w:r>
     </w:p>
     <w:p/>
+    <w:p>
+      <w:r>
+        <w:rPr>
+          <w:noProof/>
+        </w:rPr>
+        <w:drawing>
+          <wp:anchor distT="0" distB="0" distL="114300" distR="114300" simplePos="0" relativeHeight="251658240" behindDoc="0" locked="0" layoutInCell="1" allowOverlap="1" wp14:anchorId="060751CB" wp14:editId="7EA4F961">
+            <wp:simplePos x="0" y="0"/>
+            <wp:positionH relativeFrom="column">
+              <wp:posOffset>0</wp:posOffset>
+            </wp:positionH>
+            <wp:positionV relativeFrom="paragraph">
+              <wp:posOffset>0</wp:posOffset>
+            </wp:positionV>
+            <wp:extent cx="5943600" cy="3742690"/>
+            <wp:effectExtent l="0" t="0" r="0" b="3810"/>
+            <wp:wrapTopAndBottom/>
+            <wp:docPr id="1609213752" name="Picture 1" descr="A diagram of a program&#10;&#10;AI-generated content may be incorrect."/>
+            <wp:cNvGraphicFramePr>
+              <a:graphicFrameLocks xmlns:a="http://schemas.openxmlformats.org/drawingml/2006/main" noChangeAspect="1"/>
+            </wp:cNvGraphicFramePr>
+            <a:graphic xmlns:a="http://schemas.openxmlformats.org/drawingml/2006/main">
+              <a:graphicData uri="http://schemas.openxmlformats.org/drawingml/2006/picture">
+                <pic:pic xmlns:pic="http://schemas.openxmlformats.org/drawingml/2006/picture">
+                  <pic:nvPicPr>
+                    <pic:cNvPr id="1609213752" name="Picture 1" descr="A diagram of a program&#10;&#10;AI-generated content may be incorrect."/>
+                    <pic:cNvPicPr/>
+                  </pic:nvPicPr>
+                  <pic:blipFill>
+                    <a:blip r:embed="rId4" cstate="print">
+                      <a:extLst>
+                        <a:ext uri="{28A0092B-C50C-407E-A947-70E740481C1C}">
+                          <a14:useLocalDpi xmlns:a14="http://schemas.microsoft.com/office/drawing/2010/main" val="0"/>
+                        </a:ext>
+                      </a:extLst>
+                    </a:blip>
+                    <a:stretch>
+                      <a:fillRect/>
+                    </a:stretch>
+                  </pic:blipFill>
+                  <pic:spPr>
+                    <a:xfrm>
+                      <a:off x="0" y="0"/>
+                      <a:ext cx="5943600" cy="3742690"/>
+                    </a:xfrm>
+                    <a:prstGeom prst="rect">
+                      <a:avLst/>
+                    </a:prstGeom>
+                  </pic:spPr>
+                </pic:pic>
+              </a:graphicData>
+            </a:graphic>
+            <wp14:sizeRelH relativeFrom="page">
+              <wp14:pctWidth>0</wp14:pctWidth>
+            </wp14:sizeRelH>
+            <wp14:sizeRelV relativeFrom="page">
+              <wp14:pctHeight>0</wp14:pctHeight>
+            </wp14:sizeRelV>
+          </wp:anchor>
+        </w:drawing>
+      </w:r>
+    </w:p>
+    <w:p/>
     <w:p/>
     <w:p/>
     <w:p>
@@ -85,12 +148,47 @@
     <w:p/>
     <w:p>
       <w:r>
-        <w:t xml:space="preserve">model.py – the ScalarPotential class </w:t>
+        <w:rPr>
+          <w:rFonts w:ascii="Consolas" w:hAnsi="Consolas" w:cs="Consolas"/>
+          <w:color w:val="C00000"/>
+          <w:sz w:val="17"/>
+          <w:szCs w:val="17"/>
+        </w:rPr>
+        <w:t>model.py</w:t>
+      </w:r>
+      <w:r>
+        <w:t xml:space="preserve"> – the </w:t>
+      </w:r>
+      <w:r>
+        <w:rPr>
+          <w:rFonts w:ascii="Consolas" w:hAnsi="Consolas" w:cs="Consolas"/>
+          <w:color w:val="C00000"/>
+          <w:sz w:val="17"/>
+          <w:szCs w:val="17"/>
+        </w:rPr>
+        <w:t>ScalarPotential</w:t>
+      </w:r>
+      <w:r>
+        <w:t xml:space="preserve"> class </w:t>
       </w:r>
     </w:p>
     <w:p>
-      <w:r>
-        <w:t xml:space="preserve">ScalarPotential obviously models </w:t>
+      <w:pPr>
+        <w:rPr>
+          <w:rFonts w:eastAsiaTheme="minorEastAsia"/>
+        </w:rPr>
+      </w:pPr>
+      <w:r>
+        <w:rPr>
+          <w:rFonts w:ascii="Consolas" w:hAnsi="Consolas" w:cs="Consolas"/>
+          <w:color w:val="C00000"/>
+          <w:sz w:val="17"/>
+          <w:szCs w:val="17"/>
+        </w:rPr>
+        <w:t>ScalarPotential</w:t>
+      </w:r>
+      <w:r>
+        <w:t xml:space="preserve"> obviously models </w:t>
       </w:r>
       <m:oMath>
         <m:sSub>
@@ -144,7 +242,107 @@
         </w:rPr>
         <w:t>.</w:t>
       </w:r>
+      <w:r>
+        <w:rPr>
+          <w:rFonts w:eastAsiaTheme="minorEastAsia"/>
+        </w:rPr>
+        <w:t xml:space="preserve"> Recall, the conservative (curl-free) force is given with </w:t>
+      </w:r>
+      <m:oMath>
+        <m:r>
+          <w:rPr>
+            <w:rFonts w:ascii="Cambria Math" w:eastAsiaTheme="minorEastAsia" w:hAnsi="Cambria Math"/>
+          </w:rPr>
+          <m:t>f =</m:t>
+        </m:r>
+        <m:r>
+          <w:rPr>
+            <w:rFonts w:ascii="Cambria Math" w:eastAsiaTheme="minorEastAsia" w:hAnsi="Cambria Math"/>
+          </w:rPr>
+          <m:t>-</m:t>
+        </m:r>
+        <m:sSub>
+          <m:sSubPr>
+            <m:ctrlPr>
+              <w:rPr>
+                <w:rFonts w:ascii="Cambria Math" w:eastAsiaTheme="minorEastAsia" w:hAnsi="Cambria Math"/>
+                <w:i/>
+              </w:rPr>
+            </m:ctrlPr>
+          </m:sSubPr>
+          <m:e>
+            <m:r>
+              <m:rPr>
+                <m:sty m:val="p"/>
+              </m:rPr>
+              <w:rPr>
+                <w:rFonts w:ascii="Cambria Math" w:eastAsiaTheme="minorEastAsia" w:hAnsi="Cambria Math"/>
+              </w:rPr>
+              <m:t>∇</m:t>
+            </m:r>
+          </m:e>
+          <m:sub>
+            <m:r>
+              <w:rPr>
+                <w:rFonts w:ascii="Cambria Math" w:eastAsiaTheme="minorEastAsia" w:hAnsi="Cambria Math"/>
+              </w:rPr>
+              <m:t>h</m:t>
+            </m:r>
+          </m:sub>
+        </m:sSub>
+        <m:sSub>
+          <m:sSubPr>
+            <m:ctrlPr>
+              <w:rPr>
+                <w:rFonts w:ascii="Cambria Math" w:eastAsiaTheme="minorEastAsia" w:hAnsi="Cambria Math"/>
+                <w:i/>
+              </w:rPr>
+            </m:ctrlPr>
+          </m:sSubPr>
+          <m:e>
+            <m:r>
+              <w:rPr>
+                <w:rFonts w:ascii="Cambria Math" w:eastAsiaTheme="minorEastAsia" w:hAnsi="Cambria Math"/>
+              </w:rPr>
+              <m:t>V</m:t>
+            </m:r>
+          </m:e>
+          <m:sub>
+            <m:r>
+              <w:rPr>
+                <w:rFonts w:ascii="Cambria Math" w:eastAsiaTheme="minorEastAsia" w:hAnsi="Cambria Math"/>
+              </w:rPr>
+              <m:t>θ</m:t>
+            </m:r>
+          </m:sub>
+        </m:sSub>
+        <m:d>
+          <m:dPr>
+            <m:ctrlPr>
+              <w:rPr>
+                <w:rFonts w:ascii="Cambria Math" w:eastAsiaTheme="minorEastAsia" w:hAnsi="Cambria Math"/>
+                <w:i/>
+              </w:rPr>
+            </m:ctrlPr>
+          </m:dPr>
+          <m:e>
+            <m:r>
+              <w:rPr>
+                <w:rFonts w:ascii="Cambria Math" w:eastAsiaTheme="minorEastAsia" w:hAnsi="Cambria Math"/>
+              </w:rPr>
+              <m:t>ξ,h</m:t>
+            </m:r>
+          </m:e>
+        </m:d>
+      </m:oMath>
+      <w:r>
+        <w:rPr>
+          <w:rFonts w:eastAsiaTheme="minorEastAsia"/>
+        </w:rPr>
+        <w:t>.</w:t>
+      </w:r>
     </w:p>
+    <w:p/>
     <w:p>
       <w:pPr>
         <w:rPr>
@@ -181,7 +379,565 @@
         <w:t xml:space="preserve"> with GELU nonlinearities, ending in a scalar head.</w:t>
       </w:r>
     </w:p>
-    <w:p/>
+    <w:p>
+      <w:pPr>
+        <w:rPr>
+          <w:rFonts w:eastAsiaTheme="minorEastAsia"/>
+        </w:rPr>
+      </w:pPr>
+      <w:r>
+        <w:t xml:space="preserve">The final 1-unit output makes </w:t>
+      </w:r>
+      <m:oMath>
+        <m:sSub>
+          <m:sSubPr>
+            <m:ctrlPr>
+              <w:rPr>
+                <w:rFonts w:ascii="Cambria Math" w:eastAsiaTheme="minorEastAsia" w:hAnsi="Cambria Math"/>
+                <w:i/>
+              </w:rPr>
+            </m:ctrlPr>
+          </m:sSubPr>
+          <m:e>
+            <m:r>
+              <w:rPr>
+                <w:rFonts w:ascii="Cambria Math" w:eastAsiaTheme="minorEastAsia" w:hAnsi="Cambria Math"/>
+              </w:rPr>
+              <m:t>V</m:t>
+            </m:r>
+          </m:e>
+          <m:sub>
+            <m:r>
+              <w:rPr>
+                <w:rFonts w:ascii="Cambria Math" w:eastAsiaTheme="minorEastAsia" w:hAnsi="Cambria Math"/>
+              </w:rPr>
+              <m:t>θ</m:t>
+            </m:r>
+          </m:sub>
+        </m:sSub>
+      </m:oMath>
+      <w:r>
+        <w:rPr>
+          <w:rFonts w:eastAsiaTheme="minorEastAsia"/>
+        </w:rPr>
+        <w:t xml:space="preserve"> a scalar field </w:t>
+      </w:r>
+      <m:oMath>
+        <m:sSup>
+          <m:sSupPr>
+            <m:ctrlPr>
+              <w:rPr>
+                <w:rFonts w:ascii="Cambria Math" w:eastAsiaTheme="minorEastAsia" w:hAnsi="Cambria Math"/>
+                <w:i/>
+              </w:rPr>
+            </m:ctrlPr>
+          </m:sSupPr>
+          <m:e>
+            <m:r>
+              <m:rPr>
+                <m:scr m:val="double-struck"/>
+              </m:rPr>
+              <w:rPr>
+                <w:rFonts w:ascii="Cambria Math" w:eastAsiaTheme="minorEastAsia" w:hAnsi="Cambria Math"/>
+              </w:rPr>
+              <m:t>R</m:t>
+            </m:r>
+          </m:e>
+          <m:sup>
+            <m:r>
+              <w:rPr>
+                <w:rFonts w:ascii="Cambria Math" w:eastAsiaTheme="minorEastAsia" w:hAnsi="Cambria Math"/>
+              </w:rPr>
+              <m:t>2d</m:t>
+            </m:r>
+          </m:sup>
+        </m:sSup>
+        <m:r>
+          <w:rPr>
+            <w:rFonts w:ascii="Cambria Math" w:eastAsiaTheme="minorEastAsia" w:hAnsi="Cambria Math"/>
+          </w:rPr>
+          <m:t>→</m:t>
+        </m:r>
+        <m:r>
+          <m:rPr>
+            <m:scr m:val="double-struck"/>
+          </m:rPr>
+          <w:rPr>
+            <w:rFonts w:ascii="Cambria Math" w:eastAsiaTheme="minorEastAsia" w:hAnsi="Cambria Math"/>
+          </w:rPr>
+          <m:t>R</m:t>
+        </m:r>
+      </m:oMath>
+      <w:r>
+        <w:rPr>
+          <w:rFonts w:eastAsiaTheme="minorEastAsia"/>
+        </w:rPr>
+        <w:t xml:space="preserve">, so that </w:t>
+      </w:r>
+      <m:oMath>
+        <m:sSub>
+          <m:sSubPr>
+            <m:ctrlPr>
+              <w:rPr>
+                <w:rFonts w:ascii="Cambria Math" w:eastAsiaTheme="minorEastAsia" w:hAnsi="Cambria Math"/>
+                <w:i/>
+              </w:rPr>
+            </m:ctrlPr>
+          </m:sSubPr>
+          <m:e>
+            <m:r>
+              <m:rPr>
+                <m:sty m:val="p"/>
+              </m:rPr>
+              <w:rPr>
+                <w:rFonts w:ascii="Cambria Math" w:eastAsiaTheme="minorEastAsia" w:hAnsi="Cambria Math"/>
+              </w:rPr>
+              <m:t>-</m:t>
+            </m:r>
+            <m:r>
+              <m:rPr>
+                <m:sty m:val="p"/>
+              </m:rPr>
+              <w:rPr>
+                <w:rFonts w:ascii="Cambria Math" w:eastAsiaTheme="minorEastAsia" w:hAnsi="Cambria Math"/>
+              </w:rPr>
+              <m:t>∇</m:t>
+            </m:r>
+          </m:e>
+          <m:sub>
+            <m:r>
+              <w:rPr>
+                <w:rFonts w:ascii="Cambria Math" w:eastAsiaTheme="minorEastAsia" w:hAnsi="Cambria Math"/>
+              </w:rPr>
+              <m:t>h</m:t>
+            </m:r>
+          </m:sub>
+        </m:sSub>
+        <m:sSub>
+          <m:sSubPr>
+            <m:ctrlPr>
+              <w:rPr>
+                <w:rFonts w:ascii="Cambria Math" w:eastAsiaTheme="minorEastAsia" w:hAnsi="Cambria Math"/>
+                <w:i/>
+              </w:rPr>
+            </m:ctrlPr>
+          </m:sSubPr>
+          <m:e>
+            <m:r>
+              <w:rPr>
+                <w:rFonts w:ascii="Cambria Math" w:eastAsiaTheme="minorEastAsia" w:hAnsi="Cambria Math"/>
+              </w:rPr>
+              <m:t>V</m:t>
+            </m:r>
+          </m:e>
+          <m:sub>
+            <m:r>
+              <w:rPr>
+                <w:rFonts w:ascii="Cambria Math" w:eastAsiaTheme="minorEastAsia" w:hAnsi="Cambria Math"/>
+              </w:rPr>
+              <m:t>θ</m:t>
+            </m:r>
+          </m:sub>
+        </m:sSub>
+        <m:d>
+          <m:dPr>
+            <m:ctrlPr>
+              <w:rPr>
+                <w:rFonts w:ascii="Cambria Math" w:eastAsiaTheme="minorEastAsia" w:hAnsi="Cambria Math"/>
+                <w:i/>
+              </w:rPr>
+            </m:ctrlPr>
+          </m:dPr>
+          <m:e>
+            <m:r>
+              <w:rPr>
+                <w:rFonts w:ascii="Cambria Math" w:eastAsiaTheme="minorEastAsia" w:hAnsi="Cambria Math"/>
+              </w:rPr>
+              <m:t>ξ,h</m:t>
+            </m:r>
+          </m:e>
+        </m:d>
+      </m:oMath>
+      <w:r>
+        <w:rPr>
+          <w:rFonts w:eastAsiaTheme="minorEastAsia"/>
+        </w:rPr>
+        <w:t xml:space="preserve"> is a conservative (curl-free) force rather than an arbitrary vector field. Here the parameter </w:t>
+      </w:r>
+      <m:oMath>
+        <m:r>
+          <w:rPr>
+            <w:rFonts w:ascii="Cambria Math" w:eastAsiaTheme="minorEastAsia" w:hAnsi="Cambria Math"/>
+          </w:rPr>
+          <m:t>θ</m:t>
+        </m:r>
+      </m:oMath>
+      <w:r>
+        <w:rPr>
+          <w:rFonts w:eastAsiaTheme="minorEastAsia"/>
+        </w:rPr>
+        <w:t xml:space="preserve"> refers to the MLP weights.</w:t>
+      </w:r>
+    </w:p>
+    <w:p>
+      <w:pPr>
+        <w:rPr>
+          <w:rFonts w:eastAsiaTheme="minorEastAsia"/>
+        </w:rPr>
+      </w:pPr>
+      <w:r>
+        <w:rPr>
+          <w:rFonts w:eastAsiaTheme="minorEastAsia"/>
+        </w:rPr>
+        <w:t xml:space="preserve">Thus, the signature of the scalar potential </w:t>
+      </w:r>
+      <m:oMath>
+        <m:r>
+          <w:rPr>
+            <w:rFonts w:ascii="Cambria Math" w:eastAsiaTheme="minorEastAsia" w:hAnsi="Cambria Math"/>
+          </w:rPr>
+          <m:t>V</m:t>
+        </m:r>
+      </m:oMath>
+      <w:r>
+        <w:rPr>
+          <w:rFonts w:eastAsiaTheme="minorEastAsia"/>
+        </w:rPr>
+        <w:t xml:space="preserve"> is : </w:t>
+      </w:r>
+      <w:r>
+        <w:rPr>
+          <w:rFonts w:eastAsiaTheme="minorEastAsia"/>
+          <w:b/>
+          <w:bCs/>
+        </w:rPr>
+        <w:t>parameters</w:t>
+      </w:r>
+      <w:r>
+        <w:rPr>
+          <w:rFonts w:eastAsiaTheme="minorEastAsia"/>
+        </w:rPr>
+        <w:t xml:space="preserve"> (the MLP weights) </w:t>
+      </w:r>
+      <m:oMath>
+        <m:r>
+          <w:rPr>
+            <w:rFonts w:ascii="Cambria Math" w:eastAsiaTheme="minorEastAsia" w:hAnsi="Cambria Math"/>
+          </w:rPr>
+          <m:t>θ</m:t>
+        </m:r>
+      </m:oMath>
+      <w:r>
+        <w:rPr>
+          <w:rFonts w:eastAsiaTheme="minorEastAsia"/>
+        </w:rPr>
+        <w:t xml:space="preserve">, </w:t>
+      </w:r>
+      <w:r>
+        <w:rPr>
+          <w:rFonts w:eastAsiaTheme="minorEastAsia"/>
+          <w:b/>
+          <w:bCs/>
+        </w:rPr>
+        <w:t>inputs</w:t>
+      </w:r>
+      <w:r>
+        <w:rPr>
+          <w:rFonts w:eastAsiaTheme="minorEastAsia"/>
+        </w:rPr>
+        <w:t xml:space="preserve"> </w:t>
+      </w:r>
+      <m:oMath>
+        <m:d>
+          <m:dPr>
+            <m:ctrlPr>
+              <w:rPr>
+                <w:rFonts w:ascii="Cambria Math" w:eastAsiaTheme="minorEastAsia" w:hAnsi="Cambria Math"/>
+                <w:i/>
+              </w:rPr>
+            </m:ctrlPr>
+          </m:dPr>
+          <m:e>
+            <m:r>
+              <w:rPr>
+                <w:rFonts w:ascii="Cambria Math" w:eastAsiaTheme="minorEastAsia" w:hAnsi="Cambria Math"/>
+              </w:rPr>
+              <m:t>ξ,h</m:t>
+            </m:r>
+          </m:e>
+        </m:d>
+      </m:oMath>
+      <w:r>
+        <w:rPr>
+          <w:rFonts w:eastAsiaTheme="minorEastAsia"/>
+        </w:rPr>
+        <w:t>.</w:t>
+      </w:r>
+    </w:p>
+    <w:p>
+      <w:pPr>
+        <w:rPr>
+          <w:rFonts w:eastAsiaTheme="minorEastAsia"/>
+        </w:rPr>
+      </w:pPr>
+      <m:oMath>
+        <m:r>
+          <w:rPr>
+            <w:rFonts w:ascii="Cambria Math" w:eastAsiaTheme="minorEastAsia" w:hAnsi="Cambria Math"/>
+          </w:rPr>
+          <m:t>ξ</m:t>
+        </m:r>
+      </m:oMath>
+      <w:r>
+        <w:rPr>
+          <w:rFonts w:eastAsiaTheme="minorEastAsia"/>
+        </w:rPr>
+        <w:t xml:space="preserve"> plays very specific asymmetric role among the two inputs which is central to the question why the architecture is conservative. </w:t>
+      </w:r>
+    </w:p>
+    <w:p>
+      <w:pPr>
+        <w:rPr>
+          <w:rFonts w:eastAsiaTheme="minorEastAsia"/>
+        </w:rPr>
+      </w:pPr>
+      <w:r>
+        <w:rPr>
+          <w:rFonts w:eastAsiaTheme="minorEastAsia"/>
+        </w:rPr>
+        <w:t xml:space="preserve">The </w:t>
+      </w:r>
+      <w:r>
+        <w:rPr>
+          <w:rFonts w:eastAsiaTheme="minorEastAsia"/>
+        </w:rPr>
+        <w:t xml:space="preserve">force is given with </w:t>
+      </w:r>
+      <m:oMath>
+        <m:r>
+          <w:rPr>
+            <w:rFonts w:ascii="Cambria Math" w:eastAsiaTheme="minorEastAsia" w:hAnsi="Cambria Math"/>
+          </w:rPr>
+          <m:t>f =</m:t>
+        </m:r>
+        <m:r>
+          <w:rPr>
+            <w:rFonts w:ascii="Cambria Math" w:eastAsiaTheme="minorEastAsia" w:hAnsi="Cambria Math"/>
+          </w:rPr>
+          <m:t>-</m:t>
+        </m:r>
+        <m:sSub>
+          <m:sSubPr>
+            <m:ctrlPr>
+              <w:rPr>
+                <w:rFonts w:ascii="Cambria Math" w:eastAsiaTheme="minorEastAsia" w:hAnsi="Cambria Math"/>
+                <w:i/>
+              </w:rPr>
+            </m:ctrlPr>
+          </m:sSubPr>
+          <m:e>
+            <m:r>
+              <m:rPr>
+                <m:sty m:val="p"/>
+              </m:rPr>
+              <w:rPr>
+                <w:rFonts w:ascii="Cambria Math" w:eastAsiaTheme="minorEastAsia" w:hAnsi="Cambria Math"/>
+              </w:rPr>
+              <m:t>∇</m:t>
+            </m:r>
+          </m:e>
+          <m:sub>
+            <m:r>
+              <w:rPr>
+                <w:rFonts w:ascii="Cambria Math" w:eastAsiaTheme="minorEastAsia" w:hAnsi="Cambria Math"/>
+              </w:rPr>
+              <m:t>h</m:t>
+            </m:r>
+          </m:sub>
+        </m:sSub>
+        <m:sSub>
+          <m:sSubPr>
+            <m:ctrlPr>
+              <w:rPr>
+                <w:rFonts w:ascii="Cambria Math" w:eastAsiaTheme="minorEastAsia" w:hAnsi="Cambria Math"/>
+                <w:i/>
+              </w:rPr>
+            </m:ctrlPr>
+          </m:sSubPr>
+          <m:e>
+            <m:r>
+              <w:rPr>
+                <w:rFonts w:ascii="Cambria Math" w:eastAsiaTheme="minorEastAsia" w:hAnsi="Cambria Math"/>
+              </w:rPr>
+              <m:t>V</m:t>
+            </m:r>
+          </m:e>
+          <m:sub>
+            <m:r>
+              <w:rPr>
+                <w:rFonts w:ascii="Cambria Math" w:eastAsiaTheme="minorEastAsia" w:hAnsi="Cambria Math"/>
+              </w:rPr>
+              <m:t>θ</m:t>
+            </m:r>
+          </m:sub>
+        </m:sSub>
+        <m:d>
+          <m:dPr>
+            <m:ctrlPr>
+              <w:rPr>
+                <w:rFonts w:ascii="Cambria Math" w:eastAsiaTheme="minorEastAsia" w:hAnsi="Cambria Math"/>
+                <w:i/>
+              </w:rPr>
+            </m:ctrlPr>
+          </m:dPr>
+          <m:e>
+            <m:r>
+              <w:rPr>
+                <w:rFonts w:ascii="Cambria Math" w:eastAsiaTheme="minorEastAsia" w:hAnsi="Cambria Math"/>
+              </w:rPr>
+              <m:t>ξ,h</m:t>
+            </m:r>
+          </m:e>
+        </m:d>
+      </m:oMath>
+      <w:r>
+        <w:rPr>
+          <w:rFonts w:eastAsiaTheme="minorEastAsia"/>
+        </w:rPr>
+        <w:t xml:space="preserve"> and the gradient is taken only with respect to h, never </w:t>
+      </w:r>
+      <m:oMath>
+        <m:r>
+          <w:rPr>
+            <w:rFonts w:ascii="Cambria Math" w:eastAsiaTheme="minorEastAsia" w:hAnsi="Cambria Math"/>
+          </w:rPr>
+          <m:t>ξ</m:t>
+        </m:r>
+      </m:oMath>
+      <w:r>
+        <w:rPr>
+          <w:rFonts w:eastAsiaTheme="minorEastAsia"/>
+        </w:rPr>
+        <w:t>.</w:t>
+      </w:r>
+    </w:p>
+    <w:p>
+      <w:pPr>
+        <w:rPr>
+          <w:rFonts w:eastAsiaTheme="minorEastAsia"/>
+        </w:rPr>
+      </w:pPr>
+      <w:r>
+        <w:rPr>
+          <w:rFonts w:eastAsiaTheme="minorEastAsia"/>
+        </w:rPr>
+        <w:lastRenderedPageBreak/>
+        <w:t xml:space="preserve">In the code: </w:t>
+      </w:r>
+      <w:r>
+        <w:rPr>
+          <w:rFonts w:ascii="Consolas" w:eastAsiaTheme="minorEastAsia" w:hAnsi="Consolas" w:cs="Consolas"/>
+          <w:color w:val="C00000"/>
+          <w:sz w:val="17"/>
+          <w:szCs w:val="17"/>
+        </w:rPr>
+        <w:t>torch.autograd.grad(V, h_in, ...)</w:t>
+      </w:r>
+      <w:r>
+        <w:rPr>
+          <w:rFonts w:eastAsiaTheme="minorEastAsia"/>
+          <w:color w:val="C00000"/>
+        </w:rPr>
+        <w:t xml:space="preserve"> </w:t>
+      </w:r>
+      <w:r>
+        <w:rPr>
+          <w:rFonts w:eastAsiaTheme="minorEastAsia"/>
+        </w:rPr>
+        <w:t xml:space="preserve">differentiates w.r.t. </w:t>
+      </w:r>
+      <w:r>
+        <w:rPr>
+          <w:rFonts w:ascii="Consolas" w:eastAsiaTheme="minorEastAsia" w:hAnsi="Consolas" w:cs="Consolas"/>
+          <w:color w:val="C00000"/>
+          <w:sz w:val="17"/>
+          <w:szCs w:val="17"/>
+        </w:rPr>
+        <w:t>h_in</w:t>
+      </w:r>
+      <w:r>
+        <w:rPr>
+          <w:rFonts w:eastAsiaTheme="minorEastAsia"/>
+        </w:rPr>
+        <w:t xml:space="preserve"> alone, and </w:t>
+      </w:r>
+      <m:oMath>
+        <m:r>
+          <w:rPr>
+            <w:rFonts w:ascii="Cambria Math" w:eastAsiaTheme="minorEastAsia" w:hAnsi="Cambria Math"/>
+          </w:rPr>
+          <m:t>ξ</m:t>
+        </m:r>
+      </m:oMath>
+      <w:r>
+        <w:rPr>
+          <w:rFonts w:eastAsiaTheme="minorEastAsia"/>
+        </w:rPr>
+        <w:t xml:space="preserve"> is fed in detached ( </w:t>
+      </w:r>
+      <w:r>
+        <w:rPr>
+          <w:rFonts w:ascii="Consolas" w:eastAsiaTheme="minorEastAsia" w:hAnsi="Consolas" w:cs="Consolas"/>
+          <w:color w:val="C00000"/>
+          <w:sz w:val="17"/>
+          <w:szCs w:val="17"/>
+        </w:rPr>
+        <w:t>h.detach()</w:t>
+      </w:r>
+      <w:r>
+        <w:rPr>
+          <w:rFonts w:eastAsiaTheme="minorEastAsia"/>
+        </w:rPr>
+        <w:t xml:space="preserve"> before </w:t>
+      </w:r>
+      <w:r>
+        <w:rPr>
+          <w:rFonts w:ascii="Consolas" w:eastAsiaTheme="minorEastAsia" w:hAnsi="Consolas" w:cs="Consolas"/>
+          <w:color w:val="C00000"/>
+          <w:sz w:val="17"/>
+          <w:szCs w:val="17"/>
+        </w:rPr>
+        <w:t>causal_cumulative_mean</w:t>
+      </w:r>
+      <w:r>
+        <w:rPr>
+          <w:rFonts w:eastAsiaTheme="minorEastAsia"/>
+        </w:rPr>
+        <w:t xml:space="preserve"> ). So during the integration step, </w:t>
+      </w:r>
+      <m:oMath>
+        <m:r>
+          <w:rPr>
+            <w:rFonts w:ascii="Cambria Math" w:eastAsiaTheme="minorEastAsia" w:hAnsi="Cambria Math"/>
+          </w:rPr>
+          <m:t>ξ</m:t>
+        </m:r>
+      </m:oMath>
+      <w:r>
+        <w:rPr>
+          <w:rFonts w:eastAsiaTheme="minorEastAsia"/>
+        </w:rPr>
+        <w:t xml:space="preserve"> is frozen – a conditioning variable, held constant while the differentiation on h is performed.    </w:t>
+      </w:r>
+    </w:p>
+    <w:p>
+      <w:r>
+        <w:rPr>
+          <w:rFonts w:eastAsiaTheme="minorEastAsia"/>
+        </w:rPr>
+        <w:t xml:space="preserve"> </w:t>
+      </w:r>
+    </w:p>
     <w:p>
       <w:pPr>
         <w:pStyle w:val="Heading1"/>

--- a/docs/splm/Deep_Dive_in_the_SPLM_model_and_code.docx
+++ b/docs/splm/Deep_Dive_in_the_SPLM_model_and_code.docx
@@ -804,7 +804,21 @@
         <w:rPr>
           <w:rFonts w:eastAsiaTheme="minorEastAsia"/>
         </w:rPr>
-        <w:t xml:space="preserve"> and the gradient is taken only with respect to h, never </w:t>
+        <w:t xml:space="preserve"> and the gradient is taken only with respect to </w:t>
+      </w:r>
+      <m:oMath>
+        <m:r>
+          <w:rPr>
+            <w:rFonts w:ascii="Cambria Math" w:eastAsiaTheme="minorEastAsia" w:hAnsi="Cambria Math"/>
+          </w:rPr>
+          <m:t>h</m:t>
+        </m:r>
+      </m:oMath>
+      <w:r>
+        <w:rPr>
+          <w:rFonts w:eastAsiaTheme="minorEastAsia"/>
+        </w:rPr>
+        <w:t xml:space="preserve">, never </w:t>
       </w:r>
       <m:oMath>
         <m:r>
@@ -927,21 +941,606 @@
         <w:rPr>
           <w:rFonts w:eastAsiaTheme="minorEastAsia"/>
         </w:rPr>
-        <w:t xml:space="preserve"> is frozen – a conditioning variable, held constant while the differentiation on h is performed.    </w:t>
-      </w:r>
-    </w:p>
-    <w:p>
+        <w:t xml:space="preserve"> is frozen – a </w:t>
+      </w:r>
+      <w:r>
+        <w:rPr>
+          <w:rFonts w:eastAsiaTheme="minorEastAsia"/>
+          <w:i/>
+          <w:iCs/>
+        </w:rPr>
+        <w:t>conditioning variable</w:t>
+      </w:r>
+      <w:r>
+        <w:rPr>
+          <w:rFonts w:eastAsiaTheme="minorEastAsia"/>
+        </w:rPr>
+        <w:t xml:space="preserve">, held constant while the differentiation on </w:t>
+      </w:r>
+      <m:oMath>
+        <m:r>
+          <w:rPr>
+            <w:rFonts w:ascii="Cambria Math" w:eastAsiaTheme="minorEastAsia" w:hAnsi="Cambria Math"/>
+          </w:rPr>
+          <m:t>h</m:t>
+        </m:r>
+      </m:oMath>
+      <w:r>
+        <w:rPr>
+          <w:rFonts w:eastAsiaTheme="minorEastAsia"/>
+        </w:rPr>
+        <w:t xml:space="preserve"> is performed.    </w:t>
+      </w:r>
+    </w:p>
+    <w:p>
+      <w:pPr>
+        <w:rPr>
+          <w:rFonts w:eastAsiaTheme="minorEastAsia"/>
+        </w:rPr>
+      </w:pPr>
+      <w:r>
+        <w:rPr>
+          <w:rFonts w:eastAsiaTheme="minorEastAsia"/>
+        </w:rPr>
+        <w:t xml:space="preserve">Thus, for a fixed </w:t>
+      </w:r>
+      <m:oMath>
+        <m:r>
+          <w:rPr>
+            <w:rFonts w:ascii="Cambria Math" w:eastAsiaTheme="minorEastAsia" w:hAnsi="Cambria Math"/>
+          </w:rPr>
+          <m:t>ξ</m:t>
+        </m:r>
+      </m:oMath>
+      <w:r>
+        <w:rPr>
+          <w:rFonts w:eastAsiaTheme="minorEastAsia"/>
+        </w:rPr>
+        <w:t xml:space="preserve">, the map </w:t>
+      </w:r>
+      <m:oMath>
+        <m:r>
+          <w:rPr>
+            <w:rFonts w:ascii="Cambria Math" w:eastAsiaTheme="minorEastAsia" w:hAnsi="Cambria Math"/>
+          </w:rPr>
+          <m:t>h</m:t>
+        </m:r>
+        <m:r>
+          <w:rPr>
+            <w:rFonts w:ascii="Cambria Math" w:eastAsiaTheme="minorEastAsia" w:hAnsi="Cambria Math"/>
+          </w:rPr>
+          <m:t>↦</m:t>
+        </m:r>
+        <m:sSub>
+          <m:sSubPr>
+            <m:ctrlPr>
+              <w:rPr>
+                <w:rFonts w:ascii="Cambria Math" w:eastAsiaTheme="minorEastAsia" w:hAnsi="Cambria Math"/>
+                <w:i/>
+              </w:rPr>
+            </m:ctrlPr>
+          </m:sSubPr>
+          <m:e>
+            <m:r>
+              <w:rPr>
+                <w:rFonts w:ascii="Cambria Math" w:eastAsiaTheme="minorEastAsia" w:hAnsi="Cambria Math"/>
+              </w:rPr>
+              <m:t>V</m:t>
+            </m:r>
+          </m:e>
+          <m:sub>
+            <m:r>
+              <w:rPr>
+                <w:rFonts w:ascii="Cambria Math" w:eastAsiaTheme="minorEastAsia" w:hAnsi="Cambria Math"/>
+              </w:rPr>
+              <m:t>θ</m:t>
+            </m:r>
+          </m:sub>
+        </m:sSub>
+        <m:d>
+          <m:dPr>
+            <m:ctrlPr>
+              <w:rPr>
+                <w:rFonts w:ascii="Cambria Math" w:eastAsiaTheme="minorEastAsia" w:hAnsi="Cambria Math"/>
+                <w:i/>
+              </w:rPr>
+            </m:ctrlPr>
+          </m:dPr>
+          <m:e>
+            <m:r>
+              <w:rPr>
+                <w:rFonts w:ascii="Cambria Math" w:eastAsiaTheme="minorEastAsia" w:hAnsi="Cambria Math"/>
+              </w:rPr>
+              <m:t>ξ,h</m:t>
+            </m:r>
+          </m:e>
+        </m:d>
+      </m:oMath>
+      <w:r>
+        <w:rPr>
+          <w:rFonts w:eastAsiaTheme="minorEastAsia"/>
+        </w:rPr>
+        <w:t xml:space="preserve"> is an “honest” scalar potential and the step is pointwise conservative. </w:t>
+      </w:r>
+      <m:oMath>
+        <m:r>
+          <w:rPr>
+            <w:rFonts w:ascii="Cambria Math" w:eastAsiaTheme="minorEastAsia" w:hAnsi="Cambria Math"/>
+          </w:rPr>
+          <m:t>ξ</m:t>
+        </m:r>
+      </m:oMath>
+      <w:r>
+        <w:rPr>
+          <w:rFonts w:eastAsiaTheme="minorEastAsia"/>
+        </w:rPr>
+        <w:t xml:space="preserve"> acts as a context-dependent </w:t>
+      </w:r>
+      <w:r>
+        <w:rPr>
+          <w:rFonts w:eastAsiaTheme="minorEastAsia"/>
+          <w:i/>
+          <w:iCs/>
+        </w:rPr>
+        <w:t>reshaping</w:t>
+      </w:r>
+      <w:r>
+        <w:rPr>
+          <w:rFonts w:eastAsiaTheme="minorEastAsia"/>
+        </w:rPr>
+        <w:t xml:space="preserve"> of which scalar potential the token currently feels </w:t>
+      </w:r>
+      <w:r>
+        <w:rPr>
+          <w:rFonts w:eastAsiaTheme="minorEastAsia"/>
+        </w:rPr>
+        <w:t>–</w:t>
+      </w:r>
       <w:r>
         <w:rPr>
           <w:rFonts w:eastAsiaTheme="minorEastAsia"/>
         </w:rPr>
         <w:t xml:space="preserve"> </w:t>
+      </w:r>
+      <w:r>
+        <w:rPr>
+          <w:rFonts w:eastAsiaTheme="minorEastAsia"/>
+        </w:rPr>
+        <w:t xml:space="preserve">different tokens (and, in the re-pooled variants, different layers) see different slices </w:t>
+      </w:r>
+      <m:oMath>
+        <m:sSub>
+          <m:sSubPr>
+            <m:ctrlPr>
+              <w:rPr>
+                <w:rFonts w:ascii="Cambria Math" w:eastAsiaTheme="minorEastAsia" w:hAnsi="Cambria Math"/>
+                <w:i/>
+              </w:rPr>
+            </m:ctrlPr>
+          </m:sSubPr>
+          <m:e>
+            <m:r>
+              <w:rPr>
+                <w:rFonts w:ascii="Cambria Math" w:eastAsiaTheme="minorEastAsia" w:hAnsi="Cambria Math"/>
+              </w:rPr>
+              <m:t>V</m:t>
+            </m:r>
+          </m:e>
+          <m:sub>
+            <m:r>
+              <w:rPr>
+                <w:rFonts w:ascii="Cambria Math" w:eastAsiaTheme="minorEastAsia" w:hAnsi="Cambria Math"/>
+              </w:rPr>
+              <m:t>θ</m:t>
+            </m:r>
+          </m:sub>
+        </m:sSub>
+        <m:d>
+          <m:dPr>
+            <m:ctrlPr>
+              <w:rPr>
+                <w:rFonts w:ascii="Cambria Math" w:eastAsiaTheme="minorEastAsia" w:hAnsi="Cambria Math"/>
+                <w:i/>
+              </w:rPr>
+            </m:ctrlPr>
+          </m:dPr>
+          <m:e>
+            <m:r>
+              <w:rPr>
+                <w:rFonts w:ascii="Cambria Math" w:eastAsiaTheme="minorEastAsia" w:hAnsi="Cambria Math"/>
+              </w:rPr>
+              <m:t>ξ,</m:t>
+            </m:r>
+            <m:r>
+              <w:rPr>
+                <w:rFonts w:ascii="Cambria Math" w:eastAsiaTheme="minorEastAsia" w:hAnsi="Cambria Math"/>
+              </w:rPr>
+              <m:t>∙</m:t>
+            </m:r>
+          </m:e>
+        </m:d>
+      </m:oMath>
+      <w:r>
+        <w:rPr>
+          <w:rFonts w:eastAsiaTheme="minorEastAsia"/>
+        </w:rPr>
+        <w:t xml:space="preserve"> of the same </w:t>
+      </w:r>
+      <w:r>
+        <w:rPr>
+          <w:rFonts w:eastAsiaTheme="minorEastAsia"/>
+        </w:rPr>
+        <w:t xml:space="preserve">underlying two-argument function, but each slice is still a scalar field in </w:t>
+      </w:r>
+      <m:oMath>
+        <m:r>
+          <w:rPr>
+            <w:rFonts w:ascii="Cambria Math" w:eastAsiaTheme="minorEastAsia" w:hAnsi="Cambria Math"/>
+          </w:rPr>
+          <m:t>h</m:t>
+        </m:r>
+      </m:oMath>
+      <w:r>
+        <w:rPr>
+          <w:rFonts w:eastAsiaTheme="minorEastAsia"/>
+        </w:rPr>
+        <w:t xml:space="preserve">. </w:t>
+      </w:r>
+    </w:p>
+    <w:p>
+      <w:pPr>
+        <w:rPr>
+          <w:rFonts w:eastAsiaTheme="minorEastAsia"/>
+        </w:rPr>
+      </w:pPr>
+      <w:r>
+        <w:rPr>
+          <w:rFonts w:eastAsiaTheme="minorEastAsia"/>
+        </w:rPr>
+        <w:t xml:space="preserve">The scalar potential </w:t>
+      </w:r>
+      <m:oMath>
+        <m:sSub>
+          <m:sSubPr>
+            <m:ctrlPr>
+              <w:rPr>
+                <w:rFonts w:ascii="Cambria Math" w:eastAsiaTheme="minorEastAsia" w:hAnsi="Cambria Math"/>
+                <w:i/>
+              </w:rPr>
+            </m:ctrlPr>
+          </m:sSubPr>
+          <m:e>
+            <m:r>
+              <w:rPr>
+                <w:rFonts w:ascii="Cambria Math" w:eastAsiaTheme="minorEastAsia" w:hAnsi="Cambria Math"/>
+              </w:rPr>
+              <m:t>V</m:t>
+            </m:r>
+          </m:e>
+          <m:sub>
+            <m:r>
+              <w:rPr>
+                <w:rFonts w:ascii="Cambria Math" w:eastAsiaTheme="minorEastAsia" w:hAnsi="Cambria Math"/>
+              </w:rPr>
+              <m:t>θ</m:t>
+            </m:r>
+          </m:sub>
+        </m:sSub>
+      </m:oMath>
+      <w:r>
+        <w:rPr>
+          <w:rFonts w:eastAsiaTheme="minorEastAsia"/>
+        </w:rPr>
+        <w:t xml:space="preserve"> is an MLP whose learned weights are </w:t>
+      </w:r>
+      <m:oMath>
+        <m:r>
+          <w:rPr>
+            <w:rFonts w:ascii="Cambria Math" w:eastAsiaTheme="minorEastAsia" w:hAnsi="Cambria Math"/>
+          </w:rPr>
+          <m:t>θ</m:t>
+        </m:r>
+      </m:oMath>
+      <w:r>
+        <w:rPr>
+          <w:rFonts w:eastAsiaTheme="minorEastAsia"/>
+        </w:rPr>
+        <w:t xml:space="preserve">; it takes two inputs </w:t>
+      </w:r>
+      <m:oMath>
+        <m:d>
+          <m:dPr>
+            <m:ctrlPr>
+              <w:rPr>
+                <w:rFonts w:ascii="Cambria Math" w:eastAsiaTheme="minorEastAsia" w:hAnsi="Cambria Math"/>
+                <w:i/>
+              </w:rPr>
+            </m:ctrlPr>
+          </m:dPr>
+          <m:e>
+            <m:r>
+              <w:rPr>
+                <w:rFonts w:ascii="Cambria Math" w:eastAsiaTheme="minorEastAsia" w:hAnsi="Cambria Math"/>
+              </w:rPr>
+              <m:t>ξ,h</m:t>
+            </m:r>
+          </m:e>
+        </m:d>
+      </m:oMath>
+      <w:r>
+        <w:rPr>
+          <w:rFonts w:eastAsiaTheme="minorEastAsia"/>
+        </w:rPr>
+        <w:t xml:space="preserve">; </w:t>
+      </w:r>
+      <m:oMath>
+        <m:r>
+          <w:rPr>
+            <w:rFonts w:ascii="Cambria Math" w:eastAsiaTheme="minorEastAsia" w:hAnsi="Cambria Math"/>
+          </w:rPr>
+          <m:t>ξ</m:t>
+        </m:r>
+      </m:oMath>
+      <w:r>
+        <w:rPr>
+          <w:rFonts w:eastAsiaTheme="minorEastAsia"/>
+        </w:rPr>
+        <w:t xml:space="preserve"> is a frozen conditioning input that selects a potential slice while </w:t>
+      </w:r>
+      <m:oMath>
+        <m:r>
+          <w:rPr>
+            <w:rFonts w:ascii="Cambria Math" w:eastAsiaTheme="minorEastAsia" w:hAnsi="Cambria Math"/>
+          </w:rPr>
+          <m:t>h</m:t>
+        </m:r>
+      </m:oMath>
+      <w:r>
+        <w:rPr>
+          <w:rFonts w:eastAsiaTheme="minorEastAsia"/>
+        </w:rPr>
+        <w:t xml:space="preserve"> is the differentiation variable which negative gradient is the conservative force.  </w:t>
+      </w:r>
+      <m:oMath>
+        <m:sSub>
+          <m:sSubPr>
+            <m:ctrlPr>
+              <w:rPr>
+                <w:rFonts w:ascii="Cambria Math" w:eastAsiaTheme="minorEastAsia" w:hAnsi="Cambria Math"/>
+                <w:i/>
+              </w:rPr>
+            </m:ctrlPr>
+          </m:sSubPr>
+          <m:e>
+            <m:r>
+              <w:rPr>
+                <w:rFonts w:ascii="Cambria Math" w:eastAsiaTheme="minorEastAsia" w:hAnsi="Cambria Math"/>
+              </w:rPr>
+              <m:t>V</m:t>
+            </m:r>
+          </m:e>
+          <m:sub>
+            <m:r>
+              <w:rPr>
+                <w:rFonts w:ascii="Cambria Math" w:eastAsiaTheme="minorEastAsia" w:hAnsi="Cambria Math"/>
+              </w:rPr>
+              <m:t>ψ</m:t>
+            </m:r>
+          </m:sub>
+        </m:sSub>
+        <m:d>
+          <m:dPr>
+            <m:ctrlPr>
+              <w:rPr>
+                <w:rFonts w:ascii="Cambria Math" w:eastAsiaTheme="minorEastAsia" w:hAnsi="Cambria Math"/>
+                <w:i/>
+              </w:rPr>
+            </m:ctrlPr>
+          </m:dPr>
+          <m:e>
+            <m:r>
+              <w:rPr>
+                <w:rFonts w:ascii="Cambria Math" w:eastAsiaTheme="minorEastAsia" w:hAnsi="Cambria Math"/>
+              </w:rPr>
+              <m:t>h</m:t>
+            </m:r>
+          </m:e>
+        </m:d>
+      </m:oMath>
+      <w:r>
+        <w:rPr>
+          <w:rFonts w:eastAsiaTheme="minorEastAsia"/>
+        </w:rPr>
+        <w:t xml:space="preserve"> with no argument </w:t>
+      </w:r>
+      <m:oMath>
+        <m:r>
+          <w:rPr>
+            <w:rFonts w:ascii="Cambria Math" w:eastAsiaTheme="minorEastAsia" w:hAnsi="Cambria Math"/>
+          </w:rPr>
+          <m:t>ξ</m:t>
+        </m:r>
+      </m:oMath>
+      <w:r>
+        <w:rPr>
+          <w:rFonts w:eastAsiaTheme="minorEastAsia"/>
+        </w:rPr>
+        <w:t xml:space="preserve"> cannot represent the </w:t>
+      </w:r>
+      <m:oMath>
+        <m:r>
+          <w:rPr>
+            <w:rFonts w:ascii="Cambria Math" w:eastAsiaTheme="minorEastAsia" w:hAnsi="Cambria Math"/>
+          </w:rPr>
+          <m:t>ξ</m:t>
+        </m:r>
+      </m:oMath>
+      <w:r>
+        <w:rPr>
+          <w:rFonts w:eastAsiaTheme="minorEastAsia"/>
+        </w:rPr>
+        <w:t xml:space="preserve">-conditioning. The missing conditioning is one of the two factors which are the source of the gap between the oracle’s 0.931 and the perfect 1.0 on the LN variant. </w:t>
+      </w:r>
+    </w:p>
+    <w:p>
+      <w:pPr>
+        <w:rPr>
+          <w:rFonts w:eastAsiaTheme="minorEastAsia"/>
+        </w:rPr>
+      </w:pPr>
+      <w:r>
+        <w:rPr>
+          <w:rFonts w:eastAsiaTheme="minorEastAsia"/>
+        </w:rPr>
+        <w:t xml:space="preserve"> </w:t>
+      </w:r>
+    </w:p>
+    <w:p>
+      <w:pPr>
+        <w:rPr>
+          <w:rFonts w:eastAsiaTheme="minorEastAsia"/>
+          <w:u w:val="single"/>
+        </w:rPr>
+      </w:pPr>
+      <w:r>
+        <w:rPr>
+          <w:rFonts w:eastAsiaTheme="minorEastAsia"/>
+          <w:u w:val="single"/>
+        </w:rPr>
+        <w:t>A Note on the oracle fit</w:t>
+      </w:r>
+    </w:p>
+    <w:p>
+      <w:r>
+        <w:t>The oracle (</w:t>
+      </w:r>
+      <w:r>
+        <w:rPr>
+          <w:rFonts w:ascii="Consolas" w:hAnsi="Consolas" w:cs="Consolas"/>
+          <w:color w:val="C00000"/>
+          <w:sz w:val="17"/>
+          <w:szCs w:val="17"/>
+        </w:rPr>
+        <w:t>splm_oracle_fit.py</w:t>
+      </w:r>
+      <w:r>
+        <w:t xml:space="preserve">) is the ordinary shared-potential regression with one substitution – instead of training a fresh generic </w:t>
+      </w:r>
+      <m:oMath>
+        <m:sSub>
+          <m:sSubPr>
+            <m:ctrlPr>
+              <w:rPr>
+                <w:rFonts w:ascii="Cambria Math" w:eastAsiaTheme="minorEastAsia" w:hAnsi="Cambria Math"/>
+                <w:i/>
+              </w:rPr>
+            </m:ctrlPr>
+          </m:sSubPr>
+          <m:e>
+            <m:r>
+              <w:rPr>
+                <w:rFonts w:ascii="Cambria Math" w:eastAsiaTheme="minorEastAsia" w:hAnsi="Cambria Math"/>
+              </w:rPr>
+              <m:t>V</m:t>
+            </m:r>
+          </m:e>
+          <m:sub>
+            <m:r>
+              <w:rPr>
+                <w:rFonts w:ascii="Cambria Math" w:eastAsiaTheme="minorEastAsia" w:hAnsi="Cambria Math"/>
+              </w:rPr>
+              <m:t>ψ</m:t>
+            </m:r>
+          </m:sub>
+        </m:sSub>
+        <m:d>
+          <m:dPr>
+            <m:ctrlPr>
+              <w:rPr>
+                <w:rFonts w:ascii="Cambria Math" w:eastAsiaTheme="minorEastAsia" w:hAnsi="Cambria Math"/>
+                <w:i/>
+              </w:rPr>
+            </m:ctrlPr>
+          </m:dPr>
+          <m:e>
+            <m:r>
+              <w:rPr>
+                <w:rFonts w:ascii="Cambria Math" w:eastAsiaTheme="minorEastAsia" w:hAnsi="Cambria Math"/>
+              </w:rPr>
+              <m:t>h</m:t>
+            </m:r>
+          </m:e>
+        </m:d>
+      </m:oMath>
+      <w:r>
+        <w:rPr>
+          <w:rFonts w:eastAsiaTheme="minorEastAsia"/>
+        </w:rPr>
+        <w:t xml:space="preserve">, it plugs in the model’s own learned </w:t>
+      </w:r>
+      <m:oMath>
+        <m:sSub>
+          <m:sSubPr>
+            <m:ctrlPr>
+              <w:rPr>
+                <w:rFonts w:ascii="Cambria Math" w:eastAsiaTheme="minorEastAsia" w:hAnsi="Cambria Math"/>
+                <w:i/>
+              </w:rPr>
+            </m:ctrlPr>
+          </m:sSubPr>
+          <m:e>
+            <m:r>
+              <w:rPr>
+                <w:rFonts w:ascii="Cambria Math" w:eastAsiaTheme="minorEastAsia" w:hAnsi="Cambria Math"/>
+              </w:rPr>
+              <m:t>V</m:t>
+            </m:r>
+          </m:e>
+          <m:sub>
+            <m:r>
+              <w:rPr>
+                <w:rFonts w:ascii="Cambria Math" w:eastAsiaTheme="minorEastAsia" w:hAnsi="Cambria Math"/>
+              </w:rPr>
+              <m:t>θ</m:t>
+            </m:r>
+          </m:sub>
+        </m:sSub>
+        <m:d>
+          <m:dPr>
+            <m:ctrlPr>
+              <w:rPr>
+                <w:rFonts w:ascii="Cambria Math" w:eastAsiaTheme="minorEastAsia" w:hAnsi="Cambria Math"/>
+                <w:i/>
+              </w:rPr>
+            </m:ctrlPr>
+          </m:dPr>
+          <m:e>
+            <m:r>
+              <w:rPr>
+                <w:rFonts w:ascii="Cambria Math" w:eastAsiaTheme="minorEastAsia" w:hAnsi="Cambria Math"/>
+              </w:rPr>
+              <m:t>ξ,h</m:t>
+            </m:r>
+          </m:e>
+        </m:d>
+      </m:oMath>
+      <w:r>
+        <w:rPr>
+          <w:rFonts w:eastAsiaTheme="minorEastAsia"/>
+        </w:rPr>
+        <w:t xml:space="preserve"> and fits only the two per-layer scalars by closed-form least squares ( fit_scalars ) </w:t>
       </w:r>
     </w:p>
     <w:p>
       <w:pPr>
         <w:pStyle w:val="Heading1"/>
       </w:pPr>
+    </w:p>
+    <w:p/>
+    <w:p>
+      <w:pPr>
+        <w:pStyle w:val="Heading1"/>
+      </w:pPr>
       <w:r>
         <w:br/>
         <w:t>References</w:t>
@@ -960,6 +1559,255 @@
     <w:p>
       <w:r>
         <w:t>[3]</w:t>
+      </w:r>
+    </w:p>
+    <w:p/>
+    <w:p>
+      <w:pPr>
+        <w:pStyle w:val="Heading1"/>
+      </w:pPr>
+      <w:r>
+        <w:t>Appendix</w:t>
+      </w:r>
+    </w:p>
+    <w:p/>
+    <w:p>
+      <w:pPr>
+        <w:pStyle w:val="Heading2"/>
+        <w:rPr>
+          <w:rFonts w:ascii="Consolas" w:hAnsi="Consolas" w:cs="Consolas"/>
+        </w:rPr>
+      </w:pPr>
+      <w:r>
+        <w:t xml:space="preserve">Function </w:t>
+      </w:r>
+      <w:r>
+        <w:rPr>
+          <w:rFonts w:ascii="Consolas" w:hAnsi="Consolas" w:cs="Consolas"/>
+        </w:rPr>
+        <w:t>oracle_fit</w:t>
+      </w:r>
+    </w:p>
+    <w:p/>
+    <w:p>
+      <w:pPr>
+        <w:rPr>
+          <w:rFonts w:ascii="Consolas" w:hAnsi="Consolas" w:cs="Consolas"/>
+          <w:sz w:val="17"/>
+          <w:szCs w:val="17"/>
+        </w:rPr>
+      </w:pPr>
+      <w:r>
+        <w:rPr>
+          <w:rFonts w:ascii="Consolas" w:hAnsi="Consolas" w:cs="Consolas"/>
+          <w:sz w:val="17"/>
+          <w:szCs w:val="17"/>
+        </w:rPr>
+        <w:t>def fit_scalars(V: np.ndarray, G: np.ndarray, Y: np.ndarray, LAY: np.ndarray):</w:t>
+      </w:r>
+    </w:p>
+    <w:p>
+      <w:pPr>
+        <w:rPr>
+          <w:rFonts w:ascii="Consolas" w:hAnsi="Consolas" w:cs="Consolas"/>
+          <w:sz w:val="17"/>
+          <w:szCs w:val="17"/>
+        </w:rPr>
+      </w:pPr>
+      <w:r>
+        <w:rPr>
+          <w:rFonts w:ascii="Consolas" w:hAnsi="Consolas" w:cs="Consolas"/>
+          <w:sz w:val="17"/>
+          <w:szCs w:val="17"/>
+        </w:rPr>
+        <w:t xml:space="preserve">    """Per-layer least-squares: [alpha_l, beta_l] = argmin || Y - alpha V - beta*(-G) ||^2."""</w:t>
+      </w:r>
+    </w:p>
+    <w:p>
+      <w:pPr>
+        <w:rPr>
+          <w:rFonts w:ascii="Consolas" w:hAnsi="Consolas" w:cs="Consolas"/>
+          <w:sz w:val="17"/>
+          <w:szCs w:val="17"/>
+        </w:rPr>
+      </w:pPr>
+      <w:r>
+        <w:rPr>
+          <w:rFonts w:ascii="Consolas" w:hAnsi="Consolas" w:cs="Consolas"/>
+          <w:sz w:val="17"/>
+          <w:szCs w:val="17"/>
+        </w:rPr>
+        <w:t xml:space="preserve">    alpha = {}; beta = {}</w:t>
+      </w:r>
+    </w:p>
+    <w:p>
+      <w:pPr>
+        <w:rPr>
+          <w:rFonts w:ascii="Consolas" w:hAnsi="Consolas" w:cs="Consolas"/>
+          <w:sz w:val="17"/>
+          <w:szCs w:val="17"/>
+        </w:rPr>
+      </w:pPr>
+      <w:r>
+        <w:rPr>
+          <w:rFonts w:ascii="Consolas" w:hAnsi="Consolas" w:cs="Consolas"/>
+          <w:sz w:val="17"/>
+          <w:szCs w:val="17"/>
+        </w:rPr>
+        <w:t xml:space="preserve">    Y_pred = np.zeros_like(Y)</w:t>
+      </w:r>
+    </w:p>
+    <w:p>
+      <w:pPr>
+        <w:rPr>
+          <w:rFonts w:ascii="Consolas" w:hAnsi="Consolas" w:cs="Consolas"/>
+          <w:sz w:val="17"/>
+          <w:szCs w:val="17"/>
+        </w:rPr>
+      </w:pPr>
+      <w:r>
+        <w:rPr>
+          <w:rFonts w:ascii="Consolas" w:hAnsi="Consolas" w:cs="Consolas"/>
+          <w:sz w:val="17"/>
+          <w:szCs w:val="17"/>
+        </w:rPr>
+        <w:t xml:space="preserve">    for ell in np.unique(LAY):</w:t>
+      </w:r>
+    </w:p>
+    <w:p>
+      <w:pPr>
+        <w:rPr>
+          <w:rFonts w:ascii="Consolas" w:hAnsi="Consolas" w:cs="Consolas"/>
+          <w:sz w:val="17"/>
+          <w:szCs w:val="17"/>
+        </w:rPr>
+      </w:pPr>
+      <w:r>
+        <w:rPr>
+          <w:rFonts w:ascii="Consolas" w:hAnsi="Consolas" w:cs="Consolas"/>
+          <w:sz w:val="17"/>
+          <w:szCs w:val="17"/>
+        </w:rPr>
+        <w:t xml:space="preserve">        m = LAY == ell</w:t>
+      </w:r>
+    </w:p>
+    <w:p>
+      <w:pPr>
+        <w:rPr>
+          <w:rFonts w:ascii="Consolas" w:hAnsi="Consolas" w:cs="Consolas"/>
+          <w:sz w:val="17"/>
+          <w:szCs w:val="17"/>
+        </w:rPr>
+      </w:pPr>
+      <w:r>
+        <w:rPr>
+          <w:rFonts w:ascii="Consolas" w:hAnsi="Consolas" w:cs="Consolas"/>
+          <w:sz w:val="17"/>
+          <w:szCs w:val="17"/>
+        </w:rPr>
+        <w:t xml:space="preserve">        v = V[m].reshape(-1); g = (-G[m]).reshape(-1); y = Y[m].reshape(-1)</w:t>
+      </w:r>
+    </w:p>
+    <w:p>
+      <w:pPr>
+        <w:rPr>
+          <w:rFonts w:ascii="Consolas" w:hAnsi="Consolas" w:cs="Consolas"/>
+          <w:sz w:val="17"/>
+          <w:szCs w:val="17"/>
+        </w:rPr>
+      </w:pPr>
+      <w:r>
+        <w:rPr>
+          <w:rFonts w:ascii="Consolas" w:hAnsi="Consolas" w:cs="Consolas"/>
+          <w:sz w:val="17"/>
+          <w:szCs w:val="17"/>
+        </w:rPr>
+        <w:t xml:space="preserve">        A = np.stack([v, g], axis=1)  # (N*d, 2)</w:t>
+      </w:r>
+    </w:p>
+    <w:p>
+      <w:pPr>
+        <w:rPr>
+          <w:rFonts w:ascii="Consolas" w:hAnsi="Consolas" w:cs="Consolas"/>
+          <w:sz w:val="17"/>
+          <w:szCs w:val="17"/>
+        </w:rPr>
+      </w:pPr>
+      <w:r>
+        <w:rPr>
+          <w:rFonts w:ascii="Consolas" w:hAnsi="Consolas" w:cs="Consolas"/>
+          <w:sz w:val="17"/>
+          <w:szCs w:val="17"/>
+        </w:rPr>
+        <w:t xml:space="preserve">        coef, *_ = np.linalg.lstsq(A, y, rcond=None)</w:t>
+      </w:r>
+    </w:p>
+    <w:p>
+      <w:pPr>
+        <w:rPr>
+          <w:rFonts w:ascii="Consolas" w:hAnsi="Consolas" w:cs="Consolas"/>
+          <w:sz w:val="17"/>
+          <w:szCs w:val="17"/>
+        </w:rPr>
+      </w:pPr>
+      <w:r>
+        <w:rPr>
+          <w:rFonts w:ascii="Consolas" w:hAnsi="Consolas" w:cs="Consolas"/>
+          <w:sz w:val="17"/>
+          <w:szCs w:val="17"/>
+        </w:rPr>
+        <w:t xml:space="preserve">        a, b = coef</w:t>
+      </w:r>
+    </w:p>
+    <w:p>
+      <w:pPr>
+        <w:rPr>
+          <w:rFonts w:ascii="Consolas" w:hAnsi="Consolas" w:cs="Consolas"/>
+          <w:sz w:val="17"/>
+          <w:szCs w:val="17"/>
+        </w:rPr>
+      </w:pPr>
+      <w:r>
+        <w:rPr>
+          <w:rFonts w:ascii="Consolas" w:hAnsi="Consolas" w:cs="Consolas"/>
+          <w:sz w:val="17"/>
+          <w:szCs w:val="17"/>
+        </w:rPr>
+        <w:t xml:space="preserve">        alpha[int(ell)] = float(a); beta[int(ell)] = float(b)</w:t>
+      </w:r>
+    </w:p>
+    <w:p>
+      <w:pPr>
+        <w:rPr>
+          <w:rFonts w:ascii="Consolas" w:hAnsi="Consolas" w:cs="Consolas"/>
+          <w:sz w:val="17"/>
+          <w:szCs w:val="17"/>
+        </w:rPr>
+      </w:pPr>
+      <w:r>
+        <w:rPr>
+          <w:rFonts w:ascii="Consolas" w:hAnsi="Consolas" w:cs="Consolas"/>
+          <w:sz w:val="17"/>
+          <w:szCs w:val="17"/>
+        </w:rPr>
+        <w:t xml:space="preserve">        Y_pred[m] = a * V[m] + b * (-G[m])</w:t>
+      </w:r>
+    </w:p>
+    <w:p>
+      <w:pPr>
+        <w:rPr>
+          <w:rFonts w:ascii="Consolas" w:hAnsi="Consolas" w:cs="Consolas"/>
+          <w:sz w:val="17"/>
+          <w:szCs w:val="17"/>
+        </w:rPr>
+      </w:pPr>
+      <w:r>
+        <w:rPr>
+          <w:rFonts w:ascii="Consolas" w:hAnsi="Consolas" w:cs="Consolas"/>
+          <w:sz w:val="17"/>
+          <w:szCs w:val="17"/>
+        </w:rPr>
+        <w:t xml:space="preserve">    return Y_pred, alpha, beta</w:t>
       </w:r>
     </w:p>
     <w:sectPr>
@@ -1406,7 +2254,6 @@
     <w:next w:val="Normal"/>
     <w:link w:val="Heading2Char"/>
     <w:uiPriority w:val="9"/>
-    <w:semiHidden/>
     <w:unhideWhenUsed/>
     <w:qFormat/>
     <w:rsid w:val="00F05F79"/>
@@ -1620,7 +2467,6 @@
     <w:basedOn w:val="DefaultParagraphFont"/>
     <w:link w:val="Heading2"/>
     <w:uiPriority w:val="9"/>
-    <w:semiHidden/>
     <w:rsid w:val="00F05F79"/>
     <w:rPr>
       <w:rFonts w:ascii="Calibri Light" w:eastAsiaTheme="majorEastAsia" w:hAnsi="Calibri Light" w:cstheme="majorBidi"/>

--- a/docs/splm/Deep_Dive_in_the_SPLM_model_and_code.docx
+++ b/docs/splm/Deep_Dive_in_the_SPLM_model_and_code.docx
@@ -16,12 +16,508 @@
       </w:r>
     </w:p>
     <w:p/>
+    <w:sdt>
+      <w:sdtPr>
+        <w:id w:val="1013651912"/>
+        <w:docPartObj>
+          <w:docPartGallery w:val="Table of Contents"/>
+          <w:docPartUnique/>
+        </w:docPartObj>
+      </w:sdtPr>
+      <w:sdtEndPr>
+        <w:rPr>
+          <w:rFonts w:asciiTheme="minorHAnsi" w:eastAsiaTheme="minorHAnsi" w:hAnsiTheme="minorHAnsi" w:cstheme="minorBidi"/>
+          <w:noProof/>
+          <w:color w:val="auto"/>
+          <w:kern w:val="2"/>
+          <w:sz w:val="19"/>
+          <w:szCs w:val="24"/>
+          <w14:ligatures w14:val="standardContextual"/>
+        </w:rPr>
+      </w:sdtEndPr>
+      <w:sdtContent>
+        <w:p>
+          <w:pPr>
+            <w:pStyle w:val="TOCHeading"/>
+          </w:pPr>
+          <w:r>
+            <w:t>Table of Contents</w:t>
+          </w:r>
+        </w:p>
+        <w:p>
+          <w:pPr>
+            <w:pStyle w:val="TOC1"/>
+            <w:tabs>
+              <w:tab w:val="right" w:leader="dot" w:pos="9350"/>
+            </w:tabs>
+            <w:rPr>
+              <w:noProof/>
+            </w:rPr>
+          </w:pPr>
+          <w:r>
+            <w:rPr>
+              <w:b w:val="0"/>
+              <w:bCs w:val="0"/>
+            </w:rPr>
+            <w:fldChar w:fldCharType="begin"/>
+          </w:r>
+          <w:r>
+            <w:instrText xml:space="preserve"> TOC \o "1-3" \h \z \u </w:instrText>
+          </w:r>
+          <w:r>
+            <w:rPr>
+              <w:b w:val="0"/>
+              <w:bCs w:val="0"/>
+            </w:rPr>
+            <w:fldChar w:fldCharType="separate"/>
+          </w:r>
+          <w:hyperlink w:anchor="_Toc230600232" w:history="1">
+            <w:r>
+              <w:rPr>
+                <w:rStyle w:val="Hyperlink"/>
+                <w:noProof/>
+              </w:rPr>
+              <w:t>Reference Vanilla Architecture</w:t>
+            </w:r>
+            <w:r>
+              <w:rPr>
+                <w:noProof/>
+                <w:webHidden/>
+              </w:rPr>
+              <w:tab/>
+            </w:r>
+            <w:r>
+              <w:rPr>
+                <w:noProof/>
+                <w:webHidden/>
+              </w:rPr>
+              <w:fldChar w:fldCharType="begin"/>
+            </w:r>
+            <w:r>
+              <w:rPr>
+                <w:noProof/>
+                <w:webHidden/>
+              </w:rPr>
+              <w:instrText xml:space="preserve"> PAGEREF _Toc230600232 \h </w:instrText>
+            </w:r>
+            <w:r>
+              <w:rPr>
+                <w:noProof/>
+                <w:webHidden/>
+              </w:rPr>
+            </w:r>
+            <w:r>
+              <w:rPr>
+                <w:noProof/>
+                <w:webHidden/>
+              </w:rPr>
+              <w:fldChar w:fldCharType="separate"/>
+            </w:r>
+            <w:r>
+              <w:rPr>
+                <w:noProof/>
+                <w:webHidden/>
+              </w:rPr>
+              <w:t>1</w:t>
+            </w:r>
+            <w:r>
+              <w:rPr>
+                <w:noProof/>
+                <w:webHidden/>
+              </w:rPr>
+              <w:fldChar w:fldCharType="end"/>
+            </w:r>
+          </w:hyperlink>
+        </w:p>
+        <w:p>
+          <w:pPr>
+            <w:pStyle w:val="TOC1"/>
+            <w:tabs>
+              <w:tab w:val="right" w:leader="dot" w:pos="9350"/>
+            </w:tabs>
+            <w:rPr>
+              <w:noProof/>
+            </w:rPr>
+          </w:pPr>
+          <w:hyperlink w:anchor="_Toc230600233" w:history="1">
+            <w:r>
+              <w:rPr>
+                <w:rStyle w:val="Hyperlink"/>
+                <w:noProof/>
+              </w:rPr>
+              <w:t>References</w:t>
+            </w:r>
+            <w:r>
+              <w:rPr>
+                <w:noProof/>
+                <w:webHidden/>
+              </w:rPr>
+              <w:tab/>
+            </w:r>
+            <w:r>
+              <w:rPr>
+                <w:noProof/>
+                <w:webHidden/>
+              </w:rPr>
+              <w:fldChar w:fldCharType="begin"/>
+            </w:r>
+            <w:r>
+              <w:rPr>
+                <w:noProof/>
+                <w:webHidden/>
+              </w:rPr>
+              <w:instrText xml:space="preserve"> PAGEREF _Toc230600233 \h </w:instrText>
+            </w:r>
+            <w:r>
+              <w:rPr>
+                <w:noProof/>
+                <w:webHidden/>
+              </w:rPr>
+            </w:r>
+            <w:r>
+              <w:rPr>
+                <w:noProof/>
+                <w:webHidden/>
+              </w:rPr>
+              <w:fldChar w:fldCharType="separate"/>
+            </w:r>
+            <w:r>
+              <w:rPr>
+                <w:noProof/>
+                <w:webHidden/>
+              </w:rPr>
+              <w:t>2</w:t>
+            </w:r>
+            <w:r>
+              <w:rPr>
+                <w:noProof/>
+                <w:webHidden/>
+              </w:rPr>
+              <w:fldChar w:fldCharType="end"/>
+            </w:r>
+          </w:hyperlink>
+        </w:p>
+        <w:p>
+          <w:pPr>
+            <w:pStyle w:val="TOC1"/>
+            <w:tabs>
+              <w:tab w:val="right" w:leader="dot" w:pos="9350"/>
+            </w:tabs>
+            <w:rPr>
+              <w:noProof/>
+            </w:rPr>
+          </w:pPr>
+          <w:hyperlink w:anchor="_Toc230600234" w:history="1">
+            <w:r>
+              <w:rPr>
+                <w:rStyle w:val="Hyperlink"/>
+                <w:noProof/>
+              </w:rPr>
+              <w:t>Appendix</w:t>
+            </w:r>
+            <w:r>
+              <w:rPr>
+                <w:noProof/>
+                <w:webHidden/>
+              </w:rPr>
+              <w:tab/>
+            </w:r>
+            <w:r>
+              <w:rPr>
+                <w:noProof/>
+                <w:webHidden/>
+              </w:rPr>
+              <w:fldChar w:fldCharType="begin"/>
+            </w:r>
+            <w:r>
+              <w:rPr>
+                <w:noProof/>
+                <w:webHidden/>
+              </w:rPr>
+              <w:instrText xml:space="preserve"> PAGEREF _Toc230600234 \h </w:instrText>
+            </w:r>
+            <w:r>
+              <w:rPr>
+                <w:noProof/>
+                <w:webHidden/>
+              </w:rPr>
+            </w:r>
+            <w:r>
+              <w:rPr>
+                <w:noProof/>
+                <w:webHidden/>
+              </w:rPr>
+              <w:fldChar w:fldCharType="separate"/>
+            </w:r>
+            <w:r>
+              <w:rPr>
+                <w:noProof/>
+                <w:webHidden/>
+              </w:rPr>
+              <w:t>2</w:t>
+            </w:r>
+            <w:r>
+              <w:rPr>
+                <w:noProof/>
+                <w:webHidden/>
+              </w:rPr>
+              <w:fldChar w:fldCharType="end"/>
+            </w:r>
+          </w:hyperlink>
+        </w:p>
+        <w:p>
+          <w:pPr>
+            <w:pStyle w:val="TOC2"/>
+            <w:tabs>
+              <w:tab w:val="right" w:leader="dot" w:pos="9350"/>
+            </w:tabs>
+            <w:rPr>
+              <w:noProof/>
+            </w:rPr>
+          </w:pPr>
+          <w:hyperlink w:anchor="_Toc230600235" w:history="1">
+            <w:r>
+              <w:rPr>
+                <w:rStyle w:val="Hyperlink"/>
+                <w:noProof/>
+              </w:rPr>
+              <w:t xml:space="preserve">Module </w:t>
+            </w:r>
+            <w:r>
+              <w:rPr>
+                <w:rStyle w:val="Hyperlink"/>
+                <w:rFonts w:ascii="Consolas" w:hAnsi="Consolas" w:cs="Consolas"/>
+                <w:noProof/>
+              </w:rPr>
+              <w:t>splm_oracle_fit</w:t>
+            </w:r>
+            <w:r>
+              <w:rPr>
+                <w:noProof/>
+                <w:webHidden/>
+              </w:rPr>
+              <w:tab/>
+            </w:r>
+            <w:r>
+              <w:rPr>
+                <w:noProof/>
+                <w:webHidden/>
+              </w:rPr>
+              <w:fldChar w:fldCharType="begin"/>
+            </w:r>
+            <w:r>
+              <w:rPr>
+                <w:noProof/>
+                <w:webHidden/>
+              </w:rPr>
+              <w:instrText xml:space="preserve"> PAGEREF _Toc230600235 \h </w:instrText>
+            </w:r>
+            <w:r>
+              <w:rPr>
+                <w:noProof/>
+                <w:webHidden/>
+              </w:rPr>
+            </w:r>
+            <w:r>
+              <w:rPr>
+                <w:noProof/>
+                <w:webHidden/>
+              </w:rPr>
+              <w:fldChar w:fldCharType="separate"/>
+            </w:r>
+            <w:r>
+              <w:rPr>
+                <w:noProof/>
+                <w:webHidden/>
+              </w:rPr>
+              <w:t>2</w:t>
+            </w:r>
+            <w:r>
+              <w:rPr>
+                <w:noProof/>
+                <w:webHidden/>
+              </w:rPr>
+              <w:fldChar w:fldCharType="end"/>
+            </w:r>
+          </w:hyperlink>
+        </w:p>
+        <w:p>
+          <w:pPr>
+            <w:pStyle w:val="TOC3"/>
+            <w:tabs>
+              <w:tab w:val="right" w:leader="dot" w:pos="9350"/>
+            </w:tabs>
+            <w:rPr>
+              <w:noProof/>
+            </w:rPr>
+          </w:pPr>
+          <w:hyperlink w:anchor="_Toc230600236" w:history="1">
+            <w:r>
+              <w:rPr>
+                <w:rStyle w:val="Hyperlink"/>
+                <w:noProof/>
+              </w:rPr>
+              <w:t xml:space="preserve">Function </w:t>
+            </w:r>
+            <w:r>
+              <w:rPr>
+                <w:rStyle w:val="Hyperlink"/>
+                <w:rFonts w:ascii="Consolas" w:hAnsi="Consolas" w:cs="Consolas"/>
+                <w:noProof/>
+              </w:rPr>
+              <w:t>fit_scalars</w:t>
+            </w:r>
+            <w:r>
+              <w:rPr>
+                <w:noProof/>
+                <w:webHidden/>
+              </w:rPr>
+              <w:tab/>
+            </w:r>
+            <w:r>
+              <w:rPr>
+                <w:noProof/>
+                <w:webHidden/>
+              </w:rPr>
+              <w:fldChar w:fldCharType="begin"/>
+            </w:r>
+            <w:r>
+              <w:rPr>
+                <w:noProof/>
+                <w:webHidden/>
+              </w:rPr>
+              <w:instrText xml:space="preserve"> PAGEREF _Toc230600236 \h </w:instrText>
+            </w:r>
+            <w:r>
+              <w:rPr>
+                <w:noProof/>
+                <w:webHidden/>
+              </w:rPr>
+            </w:r>
+            <w:r>
+              <w:rPr>
+                <w:noProof/>
+                <w:webHidden/>
+              </w:rPr>
+              <w:fldChar w:fldCharType="separate"/>
+            </w:r>
+            <w:r>
+              <w:rPr>
+                <w:noProof/>
+                <w:webHidden/>
+              </w:rPr>
+              <w:t>2</w:t>
+            </w:r>
+            <w:r>
+              <w:rPr>
+                <w:noProof/>
+                <w:webHidden/>
+              </w:rPr>
+              <w:fldChar w:fldCharType="end"/>
+            </w:r>
+          </w:hyperlink>
+        </w:p>
+        <w:p>
+          <w:pPr>
+            <w:pStyle w:val="TOC3"/>
+            <w:tabs>
+              <w:tab w:val="right" w:leader="dot" w:pos="9350"/>
+            </w:tabs>
+            <w:rPr>
+              <w:noProof/>
+            </w:rPr>
+          </w:pPr>
+          <w:hyperlink w:anchor="_Toc230600237" w:history="1">
+            <w:r>
+              <w:rPr>
+                <w:rStyle w:val="Hyperlink"/>
+                <w:noProof/>
+              </w:rPr>
+              <w:t xml:space="preserve">Function </w:t>
+            </w:r>
+            <w:r>
+              <w:rPr>
+                <w:rStyle w:val="Hyperlink"/>
+                <w:rFonts w:ascii="Consolas" w:hAnsi="Consolas" w:cs="Consolas"/>
+                <w:noProof/>
+              </w:rPr>
+              <w:t>extract_oracle_tuples</w:t>
+            </w:r>
+            <w:r>
+              <w:rPr>
+                <w:noProof/>
+                <w:webHidden/>
+              </w:rPr>
+              <w:tab/>
+            </w:r>
+            <w:r>
+              <w:rPr>
+                <w:noProof/>
+                <w:webHidden/>
+              </w:rPr>
+              <w:fldChar w:fldCharType="begin"/>
+            </w:r>
+            <w:r>
+              <w:rPr>
+                <w:noProof/>
+                <w:webHidden/>
+              </w:rPr>
+              <w:instrText xml:space="preserve"> PAGEREF _Toc230600237 \h </w:instrText>
+            </w:r>
+            <w:r>
+              <w:rPr>
+                <w:noProof/>
+                <w:webHidden/>
+              </w:rPr>
+            </w:r>
+            <w:r>
+              <w:rPr>
+                <w:noProof/>
+                <w:webHidden/>
+              </w:rPr>
+              <w:fldChar w:fldCharType="separate"/>
+            </w:r>
+            <w:r>
+              <w:rPr>
+                <w:noProof/>
+                <w:webHidden/>
+              </w:rPr>
+              <w:t>3</w:t>
+            </w:r>
+            <w:r>
+              <w:rPr>
+                <w:noProof/>
+                <w:webHidden/>
+              </w:rPr>
+              <w:fldChar w:fldCharType="end"/>
+            </w:r>
+          </w:hyperlink>
+        </w:p>
+        <w:p>
+          <w:r>
+            <w:rPr>
+              <w:b/>
+              <w:bCs/>
+              <w:noProof/>
+            </w:rPr>
+            <w:fldChar w:fldCharType="end"/>
+          </w:r>
+        </w:p>
+      </w:sdtContent>
+    </w:sdt>
+    <w:p/>
+    <w:p/>
     <w:p>
       <w:pPr>
         <w:pStyle w:val="Heading1"/>
       </w:pPr>
-      <w:r>
-        <w:t xml:space="preserve">Reference Vanilla Architecture </w:t>
+      <w:bookmarkStart w:id="0" w:name="_Toc230600232"/>
+      <w:r>
+        <w:t>Reference Vanilla Architecture</w:t>
+      </w:r>
+      <w:bookmarkEnd w:id="0"/>
+      <w:r>
+        <w:t xml:space="preserve"> </w:t>
       </w:r>
     </w:p>
     <w:p/>
@@ -77,7 +573,7 @@
                     <pic:cNvPicPr/>
                   </pic:nvPicPr>
                   <pic:blipFill>
-                    <a:blip r:embed="rId4" cstate="print">
+                    <a:blip r:embed="rId5" cstate="print">
                       <a:extLst>
                         <a:ext uri="{28A0092B-C50C-407E-A947-70E740481C1C}">
                           <a14:useLocalDpi xmlns:a14="http://schemas.microsoft.com/office/drawing/2010/main" val="0"/>
@@ -185,6 +681,7 @@
           <w:sz w:val="17"/>
           <w:szCs w:val="17"/>
         </w:rPr>
+        <w:lastRenderedPageBreak/>
         <w:t>ScalarPotential</w:t>
       </w:r>
       <w:r>
@@ -845,7 +1342,6 @@
         <w:rPr>
           <w:rFonts w:eastAsiaTheme="minorEastAsia"/>
         </w:rPr>
-        <w:lastRenderedPageBreak/>
         <w:t xml:space="preserve">In the code: </w:t>
       </w:r>
       <w:r>
@@ -1411,6 +1907,11 @@
       </w:r>
     </w:p>
     <w:p>
+      <w:pPr>
+        <w:rPr>
+          <w:rFonts w:eastAsiaTheme="minorEastAsia"/>
+        </w:rPr>
+      </w:pPr>
       <w:r>
         <w:t>The oracle (</w:t>
       </w:r>
@@ -1528,8 +2029,474 @@
         <w:rPr>
           <w:rFonts w:eastAsiaTheme="minorEastAsia"/>
         </w:rPr>
-        <w:t xml:space="preserve"> and fits only the two per-layer scalars by closed-form least squares ( fit_scalars ) </w:t>
-      </w:r>
+        <w:t xml:space="preserve"> and fits only the two per-layer scalars by closed-form least squares ( </w:t>
+      </w:r>
+      <w:r>
+        <w:rPr>
+          <w:rFonts w:eastAsiaTheme="minorEastAsia"/>
+        </w:rPr>
+        <w:t xml:space="preserve">function </w:t>
+      </w:r>
+      <w:r>
+        <w:rPr>
+          <w:rFonts w:ascii="Consolas" w:eastAsiaTheme="minorEastAsia" w:hAnsi="Consolas" w:cs="Consolas"/>
+          <w:color w:val="C00000"/>
+          <w:sz w:val="17"/>
+          <w:szCs w:val="17"/>
+        </w:rPr>
+        <w:t>fit_scalars</w:t>
+      </w:r>
+      <w:r>
+        <w:rPr>
+          <w:rFonts w:eastAsiaTheme="minorEastAsia"/>
+        </w:rPr>
+        <w:t xml:space="preserve"> </w:t>
+      </w:r>
+      <w:r>
+        <w:rPr>
+          <w:rFonts w:eastAsiaTheme="minorEastAsia"/>
+        </w:rPr>
+        <w:t>– see Appendix</w:t>
+      </w:r>
+      <w:r>
+        <w:rPr>
+          <w:rFonts w:eastAsiaTheme="minorEastAsia"/>
+        </w:rPr>
+        <w:t xml:space="preserve">) </w:t>
+      </w:r>
+    </w:p>
+    <w:p>
+      <w:pPr>
+        <w:rPr>
+          <w:rFonts w:eastAsiaTheme="minorEastAsia"/>
+        </w:rPr>
+      </w:pPr>
+    </w:p>
+    <w:p>
+      <m:oMath>
+        <m:r>
+          <w:rPr>
+            <w:rFonts w:ascii="Cambria Math" w:hAnsi="Cambria Math"/>
+          </w:rPr>
+          <m:t>∆</m:t>
+        </m:r>
+        <m:sSub>
+          <m:sSubPr>
+            <m:ctrlPr>
+              <w:rPr>
+                <w:rFonts w:ascii="Cambria Math" w:hAnsi="Cambria Math"/>
+                <w:i/>
+              </w:rPr>
+            </m:ctrlPr>
+          </m:sSubPr>
+          <m:e>
+            <m:r>
+              <w:rPr>
+                <w:rFonts w:ascii="Cambria Math" w:hAnsi="Cambria Math"/>
+              </w:rPr>
+              <m:t>h</m:t>
+            </m:r>
+          </m:e>
+          <m:sub>
+            <m:r>
+              <m:rPr>
+                <m:scr m:val="script"/>
+              </m:rPr>
+              <w:rPr>
+                <w:rFonts w:ascii="Cambria Math" w:hAnsi="Cambria Math"/>
+              </w:rPr>
+              <m:t>l</m:t>
+            </m:r>
+          </m:sub>
+        </m:sSub>
+        <m:sSup>
+          <m:sSupPr>
+            <m:ctrlPr>
+              <w:rPr>
+                <w:rFonts w:ascii="Cambria Math" w:hAnsi="Cambria Math"/>
+                <w:i/>
+              </w:rPr>
+            </m:ctrlPr>
+          </m:sSupPr>
+          <m:e>
+            <m:r>
+              <w:rPr>
+                <w:rFonts w:ascii="Cambria Math" w:hAnsi="Cambria Math"/>
+              </w:rPr>
+              <m:t>≈</m:t>
+            </m:r>
+          </m:e>
+          <m:sup>
+            <m:r>
+              <w:rPr>
+                <w:rFonts w:ascii="Cambria Math" w:hAnsi="Cambria Math"/>
+              </w:rPr>
+              <m:t>?</m:t>
+            </m:r>
+          </m:sup>
+        </m:sSup>
+        <m:sSub>
+          <m:sSubPr>
+            <m:ctrlPr>
+              <w:rPr>
+                <w:rFonts w:ascii="Cambria Math" w:hAnsi="Cambria Math"/>
+                <w:i/>
+              </w:rPr>
+            </m:ctrlPr>
+          </m:sSubPr>
+          <m:e>
+            <m:r>
+              <w:rPr>
+                <w:rFonts w:ascii="Cambria Math" w:hAnsi="Cambria Math"/>
+              </w:rPr>
+              <m:t>α</m:t>
+            </m:r>
+          </m:e>
+          <m:sub>
+            <m:r>
+              <m:rPr>
+                <m:scr m:val="script"/>
+              </m:rPr>
+              <w:rPr>
+                <w:rFonts w:ascii="Cambria Math" w:hAnsi="Cambria Math"/>
+              </w:rPr>
+              <m:t>l</m:t>
+            </m:r>
+          </m:sub>
+        </m:sSub>
+        <m:r>
+          <w:rPr>
+            <w:rFonts w:ascii="Cambria Math" w:hAnsi="Cambria Math"/>
+          </w:rPr>
+          <m:t xml:space="preserve"> </m:t>
+        </m:r>
+        <m:sSub>
+          <m:sSubPr>
+            <m:ctrlPr>
+              <w:rPr>
+                <w:rFonts w:ascii="Cambria Math" w:hAnsi="Cambria Math"/>
+                <w:i/>
+              </w:rPr>
+            </m:ctrlPr>
+          </m:sSubPr>
+          <m:e>
+            <m:r>
+              <w:rPr>
+                <w:rFonts w:ascii="Cambria Math" w:hAnsi="Cambria Math"/>
+              </w:rPr>
+              <m:t>v</m:t>
+            </m:r>
+          </m:e>
+          <m:sub>
+            <m:r>
+              <m:rPr>
+                <m:scr m:val="script"/>
+              </m:rPr>
+              <w:rPr>
+                <w:rFonts w:ascii="Cambria Math" w:hAnsi="Cambria Math"/>
+              </w:rPr>
+              <m:t>l</m:t>
+            </m:r>
+          </m:sub>
+        </m:sSub>
+        <m:r>
+          <w:rPr>
+            <w:rFonts w:ascii="Cambria Math" w:hAnsi="Cambria Math"/>
+          </w:rPr>
+          <m:t>-</m:t>
+        </m:r>
+        <m:sSub>
+          <m:sSubPr>
+            <m:ctrlPr>
+              <w:rPr>
+                <w:rFonts w:ascii="Cambria Math" w:hAnsi="Cambria Math"/>
+                <w:i/>
+              </w:rPr>
+            </m:ctrlPr>
+          </m:sSubPr>
+          <m:e>
+            <m:r>
+              <w:rPr>
+                <w:rFonts w:ascii="Cambria Math" w:hAnsi="Cambria Math"/>
+              </w:rPr>
+              <m:t>β</m:t>
+            </m:r>
+          </m:e>
+          <m:sub>
+            <m:r>
+              <m:rPr>
+                <m:scr m:val="script"/>
+              </m:rPr>
+              <w:rPr>
+                <w:rFonts w:ascii="Cambria Math" w:hAnsi="Cambria Math"/>
+              </w:rPr>
+              <m:t>l</m:t>
+            </m:r>
+          </m:sub>
+        </m:sSub>
+        <m:sSub>
+          <m:sSubPr>
+            <m:ctrlPr>
+              <w:rPr>
+                <w:rFonts w:ascii="Cambria Math" w:hAnsi="Cambria Math"/>
+                <w:i/>
+              </w:rPr>
+            </m:ctrlPr>
+          </m:sSubPr>
+          <m:e>
+            <m:r>
+              <m:rPr>
+                <m:sty m:val="p"/>
+              </m:rPr>
+              <w:rPr>
+                <w:rFonts w:ascii="Cambria Math" w:hAnsi="Cambria Math"/>
+              </w:rPr>
+              <m:t xml:space="preserve"> </m:t>
+            </m:r>
+            <m:r>
+              <m:rPr>
+                <m:sty m:val="p"/>
+              </m:rPr>
+              <w:rPr>
+                <w:rFonts w:ascii="Cambria Math" w:hAnsi="Cambria Math"/>
+              </w:rPr>
+              <m:t>∇</m:t>
+            </m:r>
+          </m:e>
+          <m:sub>
+            <m:r>
+              <m:rPr>
+                <m:scr m:val="script"/>
+              </m:rPr>
+              <w:rPr>
+                <w:rFonts w:ascii="Cambria Math" w:hAnsi="Cambria Math"/>
+              </w:rPr>
+              <m:t>l</m:t>
+            </m:r>
+          </m:sub>
+        </m:sSub>
+        <m:sSub>
+          <m:sSubPr>
+            <m:ctrlPr>
+              <w:rPr>
+                <w:rFonts w:ascii="Cambria Math" w:hAnsi="Cambria Math"/>
+                <w:i/>
+              </w:rPr>
+            </m:ctrlPr>
+          </m:sSubPr>
+          <m:e>
+            <m:r>
+              <w:rPr>
+                <w:rFonts w:ascii="Cambria Math" w:hAnsi="Cambria Math"/>
+              </w:rPr>
+              <m:t>V</m:t>
+            </m:r>
+          </m:e>
+          <m:sub>
+            <m:r>
+              <w:rPr>
+                <w:rFonts w:ascii="Cambria Math" w:eastAsiaTheme="minorEastAsia" w:hAnsi="Cambria Math"/>
+              </w:rPr>
+              <m:t>θ</m:t>
+            </m:r>
+          </m:sub>
+        </m:sSub>
+        <m:d>
+          <m:dPr>
+            <m:ctrlPr>
+              <w:rPr>
+                <w:rFonts w:ascii="Cambria Math" w:hAnsi="Cambria Math"/>
+                <w:i/>
+              </w:rPr>
+            </m:ctrlPr>
+          </m:dPr>
+          <m:e>
+            <m:sSub>
+              <m:sSubPr>
+                <m:ctrlPr>
+                  <w:rPr>
+                    <w:rFonts w:ascii="Cambria Math" w:hAnsi="Cambria Math"/>
+                    <w:i/>
+                  </w:rPr>
+                </m:ctrlPr>
+              </m:sSubPr>
+              <m:e>
+                <m:r>
+                  <w:rPr>
+                    <w:rFonts w:ascii="Cambria Math" w:eastAsiaTheme="minorEastAsia" w:hAnsi="Cambria Math"/>
+                  </w:rPr>
+                  <m:t>ξ</m:t>
+                </m:r>
+              </m:e>
+              <m:sub>
+                <m:r>
+                  <m:rPr>
+                    <m:scr m:val="script"/>
+                  </m:rPr>
+                  <w:rPr>
+                    <w:rFonts w:ascii="Cambria Math" w:hAnsi="Cambria Math"/>
+                  </w:rPr>
+                  <m:t>l</m:t>
+                </m:r>
+              </m:sub>
+            </m:sSub>
+            <m:r>
+              <w:rPr>
+                <w:rFonts w:ascii="Cambria Math" w:hAnsi="Cambria Math"/>
+              </w:rPr>
+              <m:t>,</m:t>
+            </m:r>
+            <m:sSub>
+              <m:sSubPr>
+                <m:ctrlPr>
+                  <w:rPr>
+                    <w:rFonts w:ascii="Cambria Math" w:hAnsi="Cambria Math"/>
+                    <w:i/>
+                  </w:rPr>
+                </m:ctrlPr>
+              </m:sSubPr>
+              <m:e>
+                <m:r>
+                  <w:rPr>
+                    <w:rFonts w:ascii="Cambria Math" w:hAnsi="Cambria Math"/>
+                  </w:rPr>
+                  <m:t>h</m:t>
+                </m:r>
+              </m:e>
+              <m:sub>
+                <m:r>
+                  <m:rPr>
+                    <m:scr m:val="script"/>
+                  </m:rPr>
+                  <w:rPr>
+                    <w:rFonts w:ascii="Cambria Math" w:hAnsi="Cambria Math"/>
+                  </w:rPr>
+                  <m:t>l</m:t>
+                </m:r>
+              </m:sub>
+            </m:sSub>
+          </m:e>
+        </m:d>
+      </m:oMath>
+      <w:r>
+        <w:rPr>
+          <w:rFonts w:eastAsiaTheme="minorEastAsia"/>
+        </w:rPr>
+        <w:t xml:space="preserve">,  </w:t>
+      </w:r>
+      <m:oMath>
+        <m:sSub>
+          <m:sSubPr>
+            <m:ctrlPr>
+              <w:rPr>
+                <w:rFonts w:ascii="Cambria Math" w:hAnsi="Cambria Math"/>
+                <w:i/>
+              </w:rPr>
+            </m:ctrlPr>
+          </m:sSubPr>
+          <m:e>
+            <m:r>
+              <w:rPr>
+                <w:rFonts w:ascii="Cambria Math" w:hAnsi="Cambria Math"/>
+              </w:rPr>
+              <m:t>v</m:t>
+            </m:r>
+          </m:e>
+          <m:sub>
+            <m:r>
+              <m:rPr>
+                <m:scr m:val="script"/>
+              </m:rPr>
+              <w:rPr>
+                <w:rFonts w:ascii="Cambria Math" w:hAnsi="Cambria Math"/>
+              </w:rPr>
+              <m:t>l</m:t>
+            </m:r>
+          </m:sub>
+        </m:sSub>
+        <m:r>
+          <w:rPr>
+            <w:rFonts w:ascii="Cambria Math" w:hAnsi="Cambria Math"/>
+          </w:rPr>
+          <m:t>≔</m:t>
+        </m:r>
+        <m:sSub>
+          <m:sSubPr>
+            <m:ctrlPr>
+              <w:rPr>
+                <w:rFonts w:ascii="Cambria Math" w:hAnsi="Cambria Math"/>
+                <w:i/>
+              </w:rPr>
+            </m:ctrlPr>
+          </m:sSubPr>
+          <m:e>
+            <m:r>
+              <w:rPr>
+                <w:rFonts w:ascii="Cambria Math" w:hAnsi="Cambria Math"/>
+              </w:rPr>
+              <m:t>h</m:t>
+            </m:r>
+          </m:e>
+          <m:sub>
+            <m:r>
+              <m:rPr>
+                <m:scr m:val="script"/>
+              </m:rPr>
+              <w:rPr>
+                <w:rFonts w:ascii="Cambria Math" w:hAnsi="Cambria Math"/>
+              </w:rPr>
+              <m:t>l</m:t>
+            </m:r>
+          </m:sub>
+        </m:sSub>
+        <m:r>
+          <w:rPr>
+            <w:rFonts w:ascii="Cambria Math" w:hAnsi="Cambria Math"/>
+          </w:rPr>
+          <m:t>-</m:t>
+        </m:r>
+        <m:sSub>
+          <m:sSubPr>
+            <m:ctrlPr>
+              <w:rPr>
+                <w:rFonts w:ascii="Cambria Math" w:hAnsi="Cambria Math"/>
+                <w:i/>
+              </w:rPr>
+            </m:ctrlPr>
+          </m:sSubPr>
+          <m:e>
+            <m:r>
+              <w:rPr>
+                <w:rFonts w:ascii="Cambria Math" w:hAnsi="Cambria Math"/>
+              </w:rPr>
+              <m:t>h</m:t>
+            </m:r>
+          </m:e>
+          <m:sub>
+            <m:r>
+              <m:rPr>
+                <m:scr m:val="script"/>
+              </m:rPr>
+              <w:rPr>
+                <w:rFonts w:ascii="Cambria Math" w:hAnsi="Cambria Math"/>
+              </w:rPr>
+              <m:t>l</m:t>
+            </m:r>
+            <m:r>
+              <w:rPr>
+                <w:rFonts w:ascii="Cambria Math" w:hAnsi="Cambria Math"/>
+              </w:rPr>
+              <m:t>-1</m:t>
+            </m:r>
+          </m:sub>
+        </m:sSub>
+        <m:r>
+          <w:rPr>
+            <w:rFonts w:ascii="Cambria Math" w:hAnsi="Cambria Math"/>
+          </w:rPr>
+          <m:t xml:space="preserve"> </m:t>
+        </m:r>
+      </m:oMath>
     </w:p>
     <w:p>
       <w:pPr>
@@ -1543,41 +2510,170 @@
       </w:pPr>
       <w:r>
         <w:br/>
+      </w:r>
+      <w:bookmarkStart w:id="1" w:name="_Toc230600233"/>
+      <w:r>
         <w:t>References</w:t>
       </w:r>
-    </w:p>
-    <w:p>
+      <w:bookmarkEnd w:id="1"/>
+    </w:p>
+    <w:p>
+      <w:pPr>
+        <w:rPr>
+          <w:bCs/>
+          <w:sz w:val="20"/>
+          <w:szCs w:val="20"/>
+        </w:rPr>
+      </w:pPr>
       <w:r>
         <w:t>[1]</w:t>
       </w:r>
-    </w:p>
-    <w:p>
+      <w:r>
+        <w:t xml:space="preserve"> </w:t>
+      </w:r>
+      <w:hyperlink r:id="rId6" w:history="1">
+        <w:r>
+          <w:rPr>
+            <w:rStyle w:val="Hyperlink"/>
+            <w:bCs/>
+            <w:sz w:val="20"/>
+            <w:szCs w:val="20"/>
+          </w:rPr>
+          <w:t>Gueorguiev, D. (2026). Locally Conservative, Globally Not: Diagnosing the Lagrangian Structure of Pretrained Transformers. Preprint: Zenodo &amp; SSRN. Manuscript in preparation for TMLR submission</w:t>
+        </w:r>
+      </w:hyperlink>
+      <w:r>
+        <w:rPr>
+          <w:bCs/>
+          <w:sz w:val="20"/>
+          <w:szCs w:val="20"/>
+        </w:rPr>
+        <w:t xml:space="preserve">. GitHub: </w:t>
+      </w:r>
+      <w:hyperlink r:id="rId7" w:history="1">
+        <w:r>
+          <w:rPr>
+            <w:rStyle w:val="Hyperlink"/>
+            <w:bCs/>
+            <w:sz w:val="20"/>
+            <w:szCs w:val="20"/>
+          </w:rPr>
+          <w:t>https://github.com/dimitarpg13/paper_tmlr_1</w:t>
+        </w:r>
+      </w:hyperlink>
+    </w:p>
+    <w:p/>
+    <w:p>
+      <w:pPr>
+        <w:rPr>
+          <w:rFonts w:cstheme="minorHAnsi"/>
+          <w:sz w:val="20"/>
+          <w:szCs w:val="20"/>
+        </w:rPr>
+      </w:pPr>
       <w:r>
         <w:t>[2]</w:t>
       </w:r>
-    </w:p>
+      <w:r>
+        <w:t xml:space="preserve"> </w:t>
+      </w:r>
+      <w:hyperlink r:id="rId8" w:history="1">
+        <w:r>
+          <w:rPr>
+            <w:rStyle w:val="Hyperlink"/>
+            <w:rFonts w:cstheme="minorHAnsi"/>
+            <w:sz w:val="20"/>
+            <w:szCs w:val="20"/>
+          </w:rPr>
+          <w:t>Gueorguiev, D. (2026). Semantic Simulation: A Prescriptive Lagrangian Framework for Efficient Semantic Inference. Preprint: Zenodo &amp; SSRN</w:t>
+        </w:r>
+      </w:hyperlink>
+      <w:r>
+        <w:rPr>
+          <w:rFonts w:cstheme="minorHAnsi"/>
+          <w:sz w:val="20"/>
+          <w:szCs w:val="20"/>
+        </w:rPr>
+        <w:t xml:space="preserve">. </w:t>
+      </w:r>
+      <w:r>
+        <w:rPr>
+          <w:rFonts w:cstheme="minorHAnsi"/>
+          <w:sz w:val="20"/>
+          <w:szCs w:val="20"/>
+        </w:rPr>
+        <w:t xml:space="preserve">GitHub: </w:t>
+      </w:r>
+      <w:hyperlink r:id="rId9" w:history="1">
+        <w:r>
+          <w:rPr>
+            <w:rStyle w:val="Hyperlink"/>
+            <w:rFonts w:cstheme="minorHAnsi"/>
+            <w:sz w:val="20"/>
+            <w:szCs w:val="20"/>
+          </w:rPr>
+          <w:t>github.com/dimitarpg13/semsimula-paper</w:t>
+        </w:r>
+      </w:hyperlink>
+    </w:p>
+    <w:p/>
     <w:p>
       <w:r>
         <w:t>[3]</w:t>
       </w:r>
+      <w:r>
+        <w:t xml:space="preserve"> </w:t>
+      </w:r>
+      <w:hyperlink r:id="rId10" w:history="1">
+        <w:r>
+          <w:rPr>
+            <w:rStyle w:val="Hyperlink"/>
+          </w:rPr>
+          <w:t>https://github.com/dimitarpg13/paper_tmlr_1/blob/main/notebooks/conservative_arch/splm_oracle_fit.py</w:t>
+        </w:r>
+      </w:hyperlink>
     </w:p>
     <w:p/>
     <w:p>
+      <w:r>
+        <w:t xml:space="preserve">[4]  </w:t>
+      </w:r>
+    </w:p>
+    <w:p/>
+    <w:p>
       <w:pPr>
         <w:pStyle w:val="Heading1"/>
       </w:pPr>
-      <w:r>
+      <w:bookmarkStart w:id="2" w:name="_Toc230600234"/>
+      <w:r>
+        <w:lastRenderedPageBreak/>
         <w:t>Appendix</w:t>
       </w:r>
+      <w:bookmarkEnd w:id="2"/>
     </w:p>
     <w:p/>
     <w:p>
       <w:pPr>
         <w:pStyle w:val="Heading2"/>
-        <w:rPr>
-          <w:rFonts w:ascii="Consolas" w:hAnsi="Consolas" w:cs="Consolas"/>
-        </w:rPr>
-      </w:pPr>
+      </w:pPr>
+      <w:bookmarkStart w:id="3" w:name="_Toc230600235"/>
+      <w:r>
+        <w:t xml:space="preserve">Module </w:t>
+      </w:r>
+      <w:r>
+        <w:rPr>
+          <w:rFonts w:ascii="Consolas" w:hAnsi="Consolas" w:cs="Consolas"/>
+        </w:rPr>
+        <w:t>splm_oracle_fit</w:t>
+      </w:r>
+      <w:bookmarkEnd w:id="3"/>
+    </w:p>
+    <w:p/>
+    <w:p>
+      <w:pPr>
+        <w:pStyle w:val="Heading3"/>
+      </w:pPr>
+      <w:bookmarkStart w:id="4" w:name="_Toc230600236"/>
       <w:r>
         <w:t xml:space="preserve">Function </w:t>
       </w:r>
@@ -1585,7 +2681,11 @@
         <w:rPr>
           <w:rFonts w:ascii="Consolas" w:hAnsi="Consolas" w:cs="Consolas"/>
         </w:rPr>
-        <w:t>oracle_fit</w:t>
+        <w:t>fit_scalars</w:t>
+      </w:r>
+      <w:bookmarkEnd w:id="4"/>
+      <w:r>
+        <w:t xml:space="preserve"> </w:t>
       </w:r>
     </w:p>
     <w:p/>
@@ -1600,27 +2700,130 @@
       <w:r>
         <w:rPr>
           <w:rFonts w:ascii="Consolas" w:hAnsi="Consolas" w:cs="Consolas"/>
-          <w:sz w:val="17"/>
-          <w:szCs w:val="17"/>
-        </w:rPr>
-        <w:t>def fit_scalars(V: np.ndarray, G: np.ndarray, Y: np.ndarray, LAY: np.ndarray):</w:t>
-      </w:r>
-    </w:p>
-    <w:p>
-      <w:pPr>
-        <w:rPr>
-          <w:rFonts w:ascii="Consolas" w:hAnsi="Consolas" w:cs="Consolas"/>
-          <w:sz w:val="17"/>
-          <w:szCs w:val="17"/>
-        </w:rPr>
-      </w:pPr>
-      <w:r>
-        <w:rPr>
-          <w:rFonts w:ascii="Consolas" w:hAnsi="Consolas" w:cs="Consolas"/>
-          <w:sz w:val="17"/>
-          <w:szCs w:val="17"/>
-        </w:rPr>
-        <w:t xml:space="preserve">    """Per-layer least-squares: [alpha_l, beta_l] = argmin || Y - alpha V - beta*(-G) ||^2."""</w:t>
+          <w:color w:val="E97132" w:themeColor="accent2"/>
+          <w:sz w:val="17"/>
+          <w:szCs w:val="17"/>
+        </w:rPr>
+        <w:t>def</w:t>
+      </w:r>
+      <w:r>
+        <w:rPr>
+          <w:rFonts w:ascii="Consolas" w:hAnsi="Consolas" w:cs="Consolas"/>
+          <w:sz w:val="17"/>
+          <w:szCs w:val="17"/>
+        </w:rPr>
+        <w:t xml:space="preserve"> </w:t>
+      </w:r>
+      <w:r>
+        <w:rPr>
+          <w:rFonts w:ascii="Consolas" w:hAnsi="Consolas" w:cs="Consolas"/>
+          <w:color w:val="BF4E14" w:themeColor="accent2" w:themeShade="BF"/>
+          <w:sz w:val="17"/>
+          <w:szCs w:val="17"/>
+        </w:rPr>
+        <w:t>fit_scalars</w:t>
+      </w:r>
+      <w:r>
+        <w:rPr>
+          <w:rFonts w:ascii="Consolas" w:hAnsi="Consolas" w:cs="Consolas"/>
+          <w:sz w:val="17"/>
+          <w:szCs w:val="17"/>
+        </w:rPr>
+        <w:t xml:space="preserve">(V: </w:t>
+      </w:r>
+      <w:r>
+        <w:rPr>
+          <w:rFonts w:ascii="Consolas" w:hAnsi="Consolas" w:cs="Consolas"/>
+          <w:color w:val="0B769F" w:themeColor="accent4" w:themeShade="BF"/>
+          <w:sz w:val="17"/>
+          <w:szCs w:val="17"/>
+        </w:rPr>
+        <w:t>np.ndarray</w:t>
+      </w:r>
+      <w:r>
+        <w:rPr>
+          <w:rFonts w:ascii="Consolas" w:hAnsi="Consolas" w:cs="Consolas"/>
+          <w:sz w:val="17"/>
+          <w:szCs w:val="17"/>
+        </w:rPr>
+        <w:t xml:space="preserve">, G: </w:t>
+      </w:r>
+      <w:r>
+        <w:rPr>
+          <w:rFonts w:ascii="Consolas" w:hAnsi="Consolas" w:cs="Consolas"/>
+          <w:color w:val="0B769F" w:themeColor="accent4" w:themeShade="BF"/>
+          <w:sz w:val="17"/>
+          <w:szCs w:val="17"/>
+        </w:rPr>
+        <w:t>np.ndarray</w:t>
+      </w:r>
+      <w:r>
+        <w:rPr>
+          <w:rFonts w:ascii="Consolas" w:hAnsi="Consolas" w:cs="Consolas"/>
+          <w:sz w:val="17"/>
+          <w:szCs w:val="17"/>
+        </w:rPr>
+        <w:t xml:space="preserve">, Y: </w:t>
+      </w:r>
+      <w:r>
+        <w:rPr>
+          <w:rFonts w:ascii="Consolas" w:hAnsi="Consolas" w:cs="Consolas"/>
+          <w:color w:val="0B769F" w:themeColor="accent4" w:themeShade="BF"/>
+          <w:sz w:val="17"/>
+          <w:szCs w:val="17"/>
+        </w:rPr>
+        <w:t>np.ndarray</w:t>
+      </w:r>
+      <w:r>
+        <w:rPr>
+          <w:rFonts w:ascii="Consolas" w:hAnsi="Consolas" w:cs="Consolas"/>
+          <w:sz w:val="17"/>
+          <w:szCs w:val="17"/>
+        </w:rPr>
+        <w:t xml:space="preserve">, LAY: </w:t>
+      </w:r>
+      <w:r>
+        <w:rPr>
+          <w:rFonts w:ascii="Consolas" w:hAnsi="Consolas" w:cs="Consolas"/>
+          <w:color w:val="0B769F" w:themeColor="accent4" w:themeShade="BF"/>
+          <w:sz w:val="17"/>
+          <w:szCs w:val="17"/>
+        </w:rPr>
+        <w:t>np.ndarray</w:t>
+      </w:r>
+      <w:r>
+        <w:rPr>
+          <w:rFonts w:ascii="Consolas" w:hAnsi="Consolas" w:cs="Consolas"/>
+          <w:sz w:val="17"/>
+          <w:szCs w:val="17"/>
+        </w:rPr>
+        <w:t>):</w:t>
+      </w:r>
+    </w:p>
+    <w:p>
+      <w:pPr>
+        <w:rPr>
+          <w:rFonts w:ascii="Consolas" w:hAnsi="Consolas" w:cs="Consolas"/>
+          <w:sz w:val="17"/>
+          <w:szCs w:val="17"/>
+        </w:rPr>
+      </w:pPr>
+      <w:r>
+        <w:rPr>
+          <w:rFonts w:ascii="Consolas" w:hAnsi="Consolas" w:cs="Consolas"/>
+          <w:sz w:val="17"/>
+          <w:szCs w:val="17"/>
+        </w:rPr>
+        <w:t xml:space="preserve">    </w:t>
+      </w:r>
+      <w:r>
+        <w:rPr>
+          <w:rFonts w:ascii="Consolas" w:hAnsi="Consolas" w:cs="Consolas"/>
+          <w:color w:val="3A7C22" w:themeColor="accent6" w:themeShade="BF"/>
+          <w:sz w:val="17"/>
+          <w:szCs w:val="17"/>
+        </w:rPr>
+        <w:t>"""Per-layer least-squares: [alpha_l, beta_l] = argmin || Y - alpha V - beta*(-G) ||^2."""</w:t>
       </w:r>
     </w:p>
     <w:p>
@@ -1671,7 +2874,58 @@
           <w:sz w:val="17"/>
           <w:szCs w:val="17"/>
         </w:rPr>
-        <w:t xml:space="preserve">    for ell in np.unique(LAY):</w:t>
+        <w:t xml:space="preserve">    </w:t>
+      </w:r>
+      <w:r>
+        <w:rPr>
+          <w:rFonts w:ascii="Consolas" w:hAnsi="Consolas" w:cs="Consolas"/>
+          <w:color w:val="C00000"/>
+          <w:sz w:val="17"/>
+          <w:szCs w:val="17"/>
+        </w:rPr>
+        <w:t>for</w:t>
+      </w:r>
+      <w:r>
+        <w:rPr>
+          <w:rFonts w:ascii="Consolas" w:hAnsi="Consolas" w:cs="Consolas"/>
+          <w:sz w:val="17"/>
+          <w:szCs w:val="17"/>
+        </w:rPr>
+        <w:t xml:space="preserve"> ell </w:t>
+      </w:r>
+      <w:r>
+        <w:rPr>
+          <w:rFonts w:ascii="Consolas" w:hAnsi="Consolas" w:cs="Consolas"/>
+          <w:color w:val="C00000"/>
+          <w:sz w:val="17"/>
+          <w:szCs w:val="17"/>
+        </w:rPr>
+        <w:t>in</w:t>
+      </w:r>
+      <w:r>
+        <w:rPr>
+          <w:rFonts w:ascii="Consolas" w:hAnsi="Consolas" w:cs="Consolas"/>
+          <w:sz w:val="17"/>
+          <w:szCs w:val="17"/>
+        </w:rPr>
+        <w:t xml:space="preserve"> np.</w:t>
+      </w:r>
+      <w:r>
+        <w:rPr>
+          <w:rFonts w:ascii="Consolas" w:hAnsi="Consolas" w:cs="Consolas"/>
+          <w:color w:val="80340D" w:themeColor="accent2" w:themeShade="80"/>
+          <w:sz w:val="17"/>
+          <w:szCs w:val="17"/>
+        </w:rPr>
+        <w:t>unique</w:t>
+      </w:r>
+      <w:r>
+        <w:rPr>
+          <w:rFonts w:ascii="Consolas" w:hAnsi="Consolas" w:cs="Consolas"/>
+          <w:sz w:val="17"/>
+          <w:szCs w:val="17"/>
+        </w:rPr>
+        <w:t>(LAY):</w:t>
       </w:r>
     </w:p>
     <w:p>
@@ -1705,41 +2959,152 @@
           <w:sz w:val="17"/>
           <w:szCs w:val="17"/>
         </w:rPr>
-        <w:t xml:space="preserve">        v = V[m].reshape(-1); g = (-G[m]).reshape(-1); y = Y[m].reshape(-1)</w:t>
-      </w:r>
-    </w:p>
-    <w:p>
-      <w:pPr>
-        <w:rPr>
-          <w:rFonts w:ascii="Consolas" w:hAnsi="Consolas" w:cs="Consolas"/>
-          <w:sz w:val="17"/>
-          <w:szCs w:val="17"/>
-        </w:rPr>
-      </w:pPr>
-      <w:r>
-        <w:rPr>
-          <w:rFonts w:ascii="Consolas" w:hAnsi="Consolas" w:cs="Consolas"/>
-          <w:sz w:val="17"/>
-          <w:szCs w:val="17"/>
-        </w:rPr>
-        <w:t xml:space="preserve">        A = np.stack([v, g], axis=1)  # (N*d, 2)</w:t>
-      </w:r>
-    </w:p>
-    <w:p>
-      <w:pPr>
-        <w:rPr>
-          <w:rFonts w:ascii="Consolas" w:hAnsi="Consolas" w:cs="Consolas"/>
-          <w:sz w:val="17"/>
-          <w:szCs w:val="17"/>
-        </w:rPr>
-      </w:pPr>
-      <w:r>
-        <w:rPr>
-          <w:rFonts w:ascii="Consolas" w:hAnsi="Consolas" w:cs="Consolas"/>
-          <w:sz w:val="17"/>
-          <w:szCs w:val="17"/>
-        </w:rPr>
-        <w:t xml:space="preserve">        coef, *_ = np.linalg.lstsq(A, y, rcond=None)</w:t>
+        <w:t xml:space="preserve">        v = V[m].</w:t>
+      </w:r>
+      <w:r>
+        <w:rPr>
+          <w:rFonts w:ascii="Consolas" w:hAnsi="Consolas" w:cs="Consolas"/>
+          <w:color w:val="80340D" w:themeColor="accent2" w:themeShade="80"/>
+          <w:sz w:val="17"/>
+          <w:szCs w:val="17"/>
+        </w:rPr>
+        <w:t>reshape</w:t>
+      </w:r>
+      <w:r>
+        <w:rPr>
+          <w:rFonts w:ascii="Consolas" w:hAnsi="Consolas" w:cs="Consolas"/>
+          <w:sz w:val="17"/>
+          <w:szCs w:val="17"/>
+        </w:rPr>
+        <w:t>(-1); g = (-G[m]).</w:t>
+      </w:r>
+      <w:r>
+        <w:rPr>
+          <w:rFonts w:ascii="Consolas" w:hAnsi="Consolas" w:cs="Consolas"/>
+          <w:color w:val="80340D" w:themeColor="accent2" w:themeShade="80"/>
+          <w:sz w:val="17"/>
+          <w:szCs w:val="17"/>
+        </w:rPr>
+        <w:t>reshape</w:t>
+      </w:r>
+      <w:r>
+        <w:rPr>
+          <w:rFonts w:ascii="Consolas" w:hAnsi="Consolas" w:cs="Consolas"/>
+          <w:sz w:val="17"/>
+          <w:szCs w:val="17"/>
+        </w:rPr>
+        <w:t>(-1); y = Y[m].</w:t>
+      </w:r>
+      <w:r>
+        <w:rPr>
+          <w:rFonts w:ascii="Consolas" w:hAnsi="Consolas" w:cs="Consolas"/>
+          <w:color w:val="80340D" w:themeColor="accent2" w:themeShade="80"/>
+          <w:sz w:val="17"/>
+          <w:szCs w:val="17"/>
+        </w:rPr>
+        <w:t>reshape</w:t>
+      </w:r>
+      <w:r>
+        <w:rPr>
+          <w:rFonts w:ascii="Consolas" w:hAnsi="Consolas" w:cs="Consolas"/>
+          <w:sz w:val="17"/>
+          <w:szCs w:val="17"/>
+        </w:rPr>
+        <w:t>(-1)</w:t>
+      </w:r>
+    </w:p>
+    <w:p>
+      <w:pPr>
+        <w:rPr>
+          <w:rFonts w:ascii="Consolas" w:hAnsi="Consolas" w:cs="Consolas"/>
+          <w:sz w:val="17"/>
+          <w:szCs w:val="17"/>
+        </w:rPr>
+      </w:pPr>
+      <w:r>
+        <w:rPr>
+          <w:rFonts w:ascii="Consolas" w:hAnsi="Consolas" w:cs="Consolas"/>
+          <w:sz w:val="17"/>
+          <w:szCs w:val="17"/>
+        </w:rPr>
+        <w:t xml:space="preserve">        A = np.</w:t>
+      </w:r>
+      <w:r>
+        <w:rPr>
+          <w:rFonts w:ascii="Consolas" w:hAnsi="Consolas" w:cs="Consolas"/>
+          <w:color w:val="80340D" w:themeColor="accent2" w:themeShade="80"/>
+          <w:sz w:val="17"/>
+          <w:szCs w:val="17"/>
+        </w:rPr>
+        <w:t>stack</w:t>
+      </w:r>
+      <w:r>
+        <w:rPr>
+          <w:rFonts w:ascii="Consolas" w:hAnsi="Consolas" w:cs="Consolas"/>
+          <w:sz w:val="17"/>
+          <w:szCs w:val="17"/>
+        </w:rPr>
+        <w:t xml:space="preserve">([v, g], axis=1)  </w:t>
+      </w:r>
+      <w:r>
+        <w:rPr>
+          <w:rFonts w:ascii="Consolas" w:hAnsi="Consolas" w:cs="Consolas"/>
+          <w:color w:val="3A7C22" w:themeColor="accent6" w:themeShade="BF"/>
+          <w:sz w:val="17"/>
+          <w:szCs w:val="17"/>
+        </w:rPr>
+        <w:t># (N*d, 2)</w:t>
+      </w:r>
+    </w:p>
+    <w:p>
+      <w:pPr>
+        <w:rPr>
+          <w:rFonts w:ascii="Consolas" w:hAnsi="Consolas" w:cs="Consolas"/>
+          <w:sz w:val="17"/>
+          <w:szCs w:val="17"/>
+        </w:rPr>
+      </w:pPr>
+      <w:r>
+        <w:rPr>
+          <w:rFonts w:ascii="Consolas" w:hAnsi="Consolas" w:cs="Consolas"/>
+          <w:sz w:val="17"/>
+          <w:szCs w:val="17"/>
+        </w:rPr>
+        <w:t xml:space="preserve">        coef, *_ = np.linalg.</w:t>
+      </w:r>
+      <w:r>
+        <w:rPr>
+          <w:rFonts w:ascii="Consolas" w:hAnsi="Consolas" w:cs="Consolas"/>
+          <w:color w:val="80340D" w:themeColor="accent2" w:themeShade="80"/>
+          <w:sz w:val="17"/>
+          <w:szCs w:val="17"/>
+        </w:rPr>
+        <w:t>lstsq</w:t>
+      </w:r>
+      <w:r>
+        <w:rPr>
+          <w:rFonts w:ascii="Consolas" w:hAnsi="Consolas" w:cs="Consolas"/>
+          <w:sz w:val="17"/>
+          <w:szCs w:val="17"/>
+        </w:rPr>
+        <w:t>(A, y, rcond=</w:t>
+      </w:r>
+      <w:r>
+        <w:rPr>
+          <w:rFonts w:ascii="Consolas" w:hAnsi="Consolas" w:cs="Consolas"/>
+          <w:color w:val="0F9ED5" w:themeColor="accent4"/>
+          <w:sz w:val="17"/>
+          <w:szCs w:val="17"/>
+        </w:rPr>
+        <w:t>None</w:t>
+      </w:r>
+      <w:r>
+        <w:rPr>
+          <w:rFonts w:ascii="Consolas" w:hAnsi="Consolas" w:cs="Consolas"/>
+          <w:sz w:val="17"/>
+          <w:szCs w:val="17"/>
+        </w:rPr>
+        <w:t>)</w:t>
       </w:r>
     </w:p>
     <w:p>
@@ -1808,6 +3173,1143 @@
           <w:szCs w:val="17"/>
         </w:rPr>
         <w:t xml:space="preserve">    return Y_pred, alpha, beta</w:t>
+      </w:r>
+    </w:p>
+    <w:p>
+      <w:pPr>
+        <w:rPr>
+          <w:rFonts w:ascii="Consolas" w:hAnsi="Consolas" w:cs="Consolas"/>
+          <w:sz w:val="17"/>
+          <w:szCs w:val="17"/>
+        </w:rPr>
+      </w:pPr>
+    </w:p>
+    <w:p>
+      <w:pPr>
+        <w:pStyle w:val="Heading3"/>
+      </w:pPr>
+      <w:bookmarkStart w:id="5" w:name="_Toc230600237"/>
+      <w:r>
+        <w:t xml:space="preserve">Function </w:t>
+      </w:r>
+      <w:r>
+        <w:rPr>
+          <w:rFonts w:ascii="Consolas" w:hAnsi="Consolas" w:cs="Consolas"/>
+        </w:rPr>
+        <w:t>extract_oracle_tuples</w:t>
+      </w:r>
+      <w:bookmarkEnd w:id="5"/>
+    </w:p>
+    <w:p/>
+    <w:p>
+      <w:pPr>
+        <w:rPr>
+          <w:rFonts w:ascii="Consolas" w:hAnsi="Consolas" w:cs="Consolas"/>
+          <w:sz w:val="17"/>
+          <w:szCs w:val="17"/>
+        </w:rPr>
+      </w:pPr>
+      <w:r>
+        <w:rPr>
+          <w:rFonts w:ascii="Consolas" w:hAnsi="Consolas" w:cs="Consolas"/>
+          <w:sz w:val="17"/>
+          <w:szCs w:val="17"/>
+        </w:rPr>
+        <w:t>def extract_oracle_tuples(model, sentence: str, device: str) \</w:t>
+      </w:r>
+    </w:p>
+    <w:p>
+      <w:pPr>
+        <w:rPr>
+          <w:rFonts w:ascii="Consolas" w:hAnsi="Consolas" w:cs="Consolas"/>
+          <w:sz w:val="17"/>
+          <w:szCs w:val="17"/>
+        </w:rPr>
+      </w:pPr>
+      <w:r>
+        <w:rPr>
+          <w:rFonts w:ascii="Consolas" w:hAnsi="Consolas" w:cs="Consolas"/>
+          <w:sz w:val="17"/>
+          <w:szCs w:val="17"/>
+        </w:rPr>
+        <w:t xml:space="preserve">        -&gt; Tuple[np.ndarray, np.ndarray, np.ndarray]:</w:t>
+      </w:r>
+    </w:p>
+    <w:p>
+      <w:pPr>
+        <w:rPr>
+          <w:rFonts w:ascii="Consolas" w:hAnsi="Consolas" w:cs="Consolas"/>
+          <w:sz w:val="17"/>
+          <w:szCs w:val="17"/>
+        </w:rPr>
+      </w:pPr>
+      <w:r>
+        <w:rPr>
+          <w:rFonts w:ascii="Consolas" w:hAnsi="Consolas" w:cs="Consolas"/>
+          <w:sz w:val="17"/>
+          <w:szCs w:val="17"/>
+        </w:rPr>
+        <w:t xml:space="preserve">    """For a single sentence, re-run SPLM and return</w:t>
+      </w:r>
+    </w:p>
+    <w:p>
+      <w:pPr>
+        <w:rPr>
+          <w:rFonts w:ascii="Consolas" w:hAnsi="Consolas" w:cs="Consolas"/>
+          <w:sz w:val="17"/>
+          <w:szCs w:val="17"/>
+        </w:rPr>
+      </w:pPr>
+      <w:r>
+        <w:rPr>
+          <w:rFonts w:ascii="Consolas" w:hAnsi="Consolas" w:cs="Consolas"/>
+          <w:sz w:val="17"/>
+          <w:szCs w:val="17"/>
+        </w:rPr>
+        <w:t xml:space="preserve">       H   : (L+1, T, d)  raw hidden states  h_l</w:t>
+      </w:r>
+    </w:p>
+    <w:p>
+      <w:pPr>
+        <w:rPr>
+          <w:rFonts w:ascii="Consolas" w:hAnsi="Consolas" w:cs="Consolas"/>
+          <w:sz w:val="17"/>
+          <w:szCs w:val="17"/>
+        </w:rPr>
+      </w:pPr>
+      <w:r>
+        <w:rPr>
+          <w:rFonts w:ascii="Consolas" w:hAnsi="Consolas" w:cs="Consolas"/>
+          <w:sz w:val="17"/>
+          <w:szCs w:val="17"/>
+        </w:rPr>
+        <w:t xml:space="preserve">       GV  : (L,   T, d)  grad_h V_theta(xi, h_l)  for l = 0..L-1</w:t>
+      </w:r>
+    </w:p>
+    <w:p>
+      <w:pPr>
+        <w:rPr>
+          <w:rFonts w:ascii="Consolas" w:hAnsi="Consolas" w:cs="Consolas"/>
+          <w:sz w:val="17"/>
+          <w:szCs w:val="17"/>
+        </w:rPr>
+      </w:pPr>
+      <w:r>
+        <w:rPr>
+          <w:rFonts w:ascii="Consolas" w:hAnsi="Consolas" w:cs="Consolas"/>
+          <w:sz w:val="17"/>
+          <w:szCs w:val="17"/>
+        </w:rPr>
+        <w:t xml:space="preserve">       XI  : (T, d)  the constant context vector</w:t>
+      </w:r>
+    </w:p>
+    <w:p>
+      <w:pPr>
+        <w:rPr>
+          <w:rFonts w:ascii="Consolas" w:hAnsi="Consolas" w:cs="Consolas"/>
+          <w:sz w:val="17"/>
+          <w:szCs w:val="17"/>
+        </w:rPr>
+      </w:pPr>
+    </w:p>
+    <w:p>
+      <w:pPr>
+        <w:rPr>
+          <w:rFonts w:ascii="Consolas" w:hAnsi="Consolas" w:cs="Consolas"/>
+          <w:sz w:val="17"/>
+          <w:szCs w:val="17"/>
+        </w:rPr>
+      </w:pPr>
+      <w:r>
+        <w:rPr>
+          <w:rFonts w:ascii="Consolas" w:hAnsi="Consolas" w:cs="Consolas"/>
+          <w:sz w:val="17"/>
+          <w:szCs w:val="17"/>
+        </w:rPr>
+        <w:t xml:space="preserve">    The dynamics equation is</w:t>
+      </w:r>
+    </w:p>
+    <w:p>
+      <w:pPr>
+        <w:rPr>
+          <w:rFonts w:ascii="Consolas" w:hAnsi="Consolas" w:cs="Consolas"/>
+          <w:sz w:val="17"/>
+          <w:szCs w:val="17"/>
+        </w:rPr>
+      </w:pPr>
+    </w:p>
+    <w:p>
+      <w:pPr>
+        <w:rPr>
+          <w:rFonts w:ascii="Consolas" w:hAnsi="Consolas" w:cs="Consolas"/>
+          <w:sz w:val="17"/>
+          <w:szCs w:val="17"/>
+        </w:rPr>
+      </w:pPr>
+      <w:r>
+        <w:rPr>
+          <w:rFonts w:ascii="Consolas" w:hAnsi="Consolas" w:cs="Consolas"/>
+          <w:sz w:val="17"/>
+          <w:szCs w:val="17"/>
+        </w:rPr>
+        <w:t xml:space="preserve">       h_{l+1} = h_l + dt * v_{l+1}</w:t>
+      </w:r>
+    </w:p>
+    <w:p>
+      <w:pPr>
+        <w:rPr>
+          <w:rFonts w:ascii="Consolas" w:hAnsi="Consolas" w:cs="Consolas"/>
+          <w:sz w:val="17"/>
+          <w:szCs w:val="17"/>
+        </w:rPr>
+      </w:pPr>
+      <w:r>
+        <w:rPr>
+          <w:rFonts w:ascii="Consolas" w:hAnsi="Consolas" w:cs="Consolas"/>
+          <w:sz w:val="17"/>
+          <w:szCs w:val="17"/>
+        </w:rPr>
+        <w:t xml:space="preserve">       v_{l+1} = (v_l + dt*f_l/m) / (1 + dt*gamma),  f_l = -grad_h V_theta(xi, h_l)</w:t>
+      </w:r>
+    </w:p>
+    <w:p>
+      <w:pPr>
+        <w:rPr>
+          <w:rFonts w:ascii="Consolas" w:hAnsi="Consolas" w:cs="Consolas"/>
+          <w:sz w:val="17"/>
+          <w:szCs w:val="17"/>
+        </w:rPr>
+      </w:pPr>
+    </w:p>
+    <w:p>
+      <w:pPr>
+        <w:rPr>
+          <w:rFonts w:ascii="Consolas" w:hAnsi="Consolas" w:cs="Consolas"/>
+          <w:sz w:val="17"/>
+          <w:szCs w:val="17"/>
+        </w:rPr>
+      </w:pPr>
+      <w:r>
+        <w:rPr>
+          <w:rFonts w:ascii="Consolas" w:hAnsi="Consolas" w:cs="Consolas"/>
+          <w:sz w:val="17"/>
+          <w:szCs w:val="17"/>
+        </w:rPr>
+        <w:t xml:space="preserve">    so Delta h_l := h_{l+1} - h_l depends on (v_l, grad_V at h_l).</w:t>
+      </w:r>
+    </w:p>
+    <w:p>
+      <w:pPr>
+        <w:rPr>
+          <w:rFonts w:ascii="Consolas" w:hAnsi="Consolas" w:cs="Consolas"/>
+          <w:sz w:val="17"/>
+          <w:szCs w:val="17"/>
+        </w:rPr>
+      </w:pPr>
+    </w:p>
+    <w:p>
+      <w:pPr>
+        <w:rPr>
+          <w:rFonts w:ascii="Consolas" w:hAnsi="Consolas" w:cs="Consolas"/>
+          <w:sz w:val="17"/>
+          <w:szCs w:val="17"/>
+        </w:rPr>
+      </w:pPr>
+      <w:r>
+        <w:rPr>
+          <w:rFonts w:ascii="Consolas" w:hAnsi="Consolas" w:cs="Consolas"/>
+          <w:sz w:val="17"/>
+          <w:szCs w:val="17"/>
+        </w:rPr>
+        <w:t xml:space="preserve">    Handles both the base ScalarPotentialLM (fixed xi from _embed_and_pool)</w:t>
+      </w:r>
+    </w:p>
+    <w:p>
+      <w:pPr>
+        <w:rPr>
+          <w:rFonts w:ascii="Consolas" w:hAnsi="Consolas" w:cs="Consolas"/>
+          <w:sz w:val="17"/>
+          <w:szCs w:val="17"/>
+        </w:rPr>
+      </w:pPr>
+      <w:r>
+        <w:rPr>
+          <w:rFonts w:ascii="Consolas" w:hAnsi="Consolas" w:cs="Consolas"/>
+          <w:sz w:val="17"/>
+          <w:szCs w:val="17"/>
+        </w:rPr>
+        <w:t xml:space="preserve">    and ScalarPotentialLMSARFMass[LN] variants (per-step xi via</w:t>
+      </w:r>
+    </w:p>
+    <w:p>
+      <w:pPr>
+        <w:rPr>
+          <w:rFonts w:ascii="Consolas" w:hAnsi="Consolas" w:cs="Consolas"/>
+          <w:sz w:val="17"/>
+          <w:szCs w:val="17"/>
+        </w:rPr>
+      </w:pPr>
+      <w:r>
+        <w:rPr>
+          <w:rFonts w:ascii="Consolas" w:hAnsi="Consolas" w:cs="Consolas"/>
+          <w:sz w:val="17"/>
+          <w:szCs w:val="17"/>
+        </w:rPr>
+        <w:t xml:space="preserve">    causal_cumulative_mean, per-token mass, optional LN projection).</w:t>
+      </w:r>
+    </w:p>
+    <w:p>
+      <w:pPr>
+        <w:rPr>
+          <w:rFonts w:ascii="Consolas" w:hAnsi="Consolas" w:cs="Consolas"/>
+          <w:sz w:val="17"/>
+          <w:szCs w:val="17"/>
+        </w:rPr>
+      </w:pPr>
+      <w:r>
+        <w:rPr>
+          <w:rFonts w:ascii="Consolas" w:hAnsi="Consolas" w:cs="Consolas"/>
+          <w:sz w:val="17"/>
+          <w:szCs w:val="17"/>
+        </w:rPr>
+        <w:t xml:space="preserve">    """</w:t>
+      </w:r>
+    </w:p>
+    <w:p>
+      <w:pPr>
+        <w:rPr>
+          <w:rFonts w:ascii="Consolas" w:hAnsi="Consolas" w:cs="Consolas"/>
+          <w:sz w:val="17"/>
+          <w:szCs w:val="17"/>
+        </w:rPr>
+      </w:pPr>
+      <w:r>
+        <w:rPr>
+          <w:rFonts w:ascii="Consolas" w:hAnsi="Consolas" w:cs="Consolas"/>
+          <w:sz w:val="17"/>
+          <w:szCs w:val="17"/>
+        </w:rPr>
+        <w:t xml:space="preserve">    from model_sarf_mass import ScalarPotentialLMSARFMass, causal_cumulative_mean</w:t>
+      </w:r>
+    </w:p>
+    <w:p>
+      <w:pPr>
+        <w:rPr>
+          <w:rFonts w:ascii="Consolas" w:hAnsi="Consolas" w:cs="Consolas"/>
+          <w:sz w:val="17"/>
+          <w:szCs w:val="17"/>
+        </w:rPr>
+      </w:pPr>
+    </w:p>
+    <w:p>
+      <w:pPr>
+        <w:rPr>
+          <w:rFonts w:ascii="Consolas" w:hAnsi="Consolas" w:cs="Consolas"/>
+          <w:sz w:val="17"/>
+          <w:szCs w:val="17"/>
+        </w:rPr>
+      </w:pPr>
+      <w:r>
+        <w:rPr>
+          <w:rFonts w:ascii="Consolas" w:hAnsi="Consolas" w:cs="Consolas"/>
+          <w:sz w:val="17"/>
+          <w:szCs w:val="17"/>
+        </w:rPr>
+        <w:t xml:space="preserve">    max_len = model.cfg.max_len</w:t>
+      </w:r>
+    </w:p>
+    <w:p>
+      <w:pPr>
+        <w:rPr>
+          <w:rFonts w:ascii="Consolas" w:hAnsi="Consolas" w:cs="Consolas"/>
+          <w:sz w:val="17"/>
+          <w:szCs w:val="17"/>
+        </w:rPr>
+      </w:pPr>
+      <w:r>
+        <w:rPr>
+          <w:rFonts w:ascii="Consolas" w:hAnsi="Consolas" w:cs="Consolas"/>
+          <w:sz w:val="17"/>
+          <w:szCs w:val="17"/>
+        </w:rPr>
+        <w:t xml:space="preserve">    ids = tokenize(sentence, max_len)</w:t>
+      </w:r>
+    </w:p>
+    <w:p>
+      <w:pPr>
+        <w:rPr>
+          <w:rFonts w:ascii="Consolas" w:hAnsi="Consolas" w:cs="Consolas"/>
+          <w:sz w:val="17"/>
+          <w:szCs w:val="17"/>
+        </w:rPr>
+      </w:pPr>
+      <w:r>
+        <w:rPr>
+          <w:rFonts w:ascii="Consolas" w:hAnsi="Consolas" w:cs="Consolas"/>
+          <w:sz w:val="17"/>
+          <w:szCs w:val="17"/>
+        </w:rPr>
+        <w:t xml:space="preserve">    x = torch.from_numpy(ids).unsqueeze(0).to(device)</w:t>
+      </w:r>
+    </w:p>
+    <w:p>
+      <w:pPr>
+        <w:rPr>
+          <w:rFonts w:ascii="Consolas" w:hAnsi="Consolas" w:cs="Consolas"/>
+          <w:sz w:val="17"/>
+          <w:szCs w:val="17"/>
+        </w:rPr>
+      </w:pPr>
+      <w:r>
+        <w:rPr>
+          <w:rFonts w:ascii="Consolas" w:hAnsi="Consolas" w:cs="Consolas"/>
+          <w:sz w:val="17"/>
+          <w:szCs w:val="17"/>
+        </w:rPr>
+        <w:t xml:space="preserve">    cfg = model.cfg</w:t>
+      </w:r>
+    </w:p>
+    <w:p>
+      <w:pPr>
+        <w:rPr>
+          <w:rFonts w:ascii="Consolas" w:hAnsi="Consolas" w:cs="Consolas"/>
+          <w:sz w:val="17"/>
+          <w:szCs w:val="17"/>
+        </w:rPr>
+      </w:pPr>
+      <w:r>
+        <w:rPr>
+          <w:rFonts w:ascii="Consolas" w:hAnsi="Consolas" w:cs="Consolas"/>
+          <w:sz w:val="17"/>
+          <w:szCs w:val="17"/>
+        </w:rPr>
+        <w:t xml:space="preserve">    is_sarf = isinstance(model, ScalarPotentialLMSARFMass)</w:t>
+      </w:r>
+    </w:p>
+    <w:p>
+      <w:pPr>
+        <w:rPr>
+          <w:rFonts w:ascii="Consolas" w:hAnsi="Consolas" w:cs="Consolas"/>
+          <w:sz w:val="17"/>
+          <w:szCs w:val="17"/>
+        </w:rPr>
+      </w:pPr>
+      <w:r>
+        <w:rPr>
+          <w:rFonts w:ascii="Consolas" w:hAnsi="Consolas" w:cs="Consolas"/>
+          <w:sz w:val="17"/>
+          <w:szCs w:val="17"/>
+        </w:rPr>
+        <w:t xml:space="preserve">    has_ln = hasattr(model, '_project') and getattr(cfg, 'ln_after_step', False)</w:t>
+      </w:r>
+    </w:p>
+    <w:p>
+      <w:pPr>
+        <w:rPr>
+          <w:rFonts w:ascii="Consolas" w:hAnsi="Consolas" w:cs="Consolas"/>
+          <w:sz w:val="17"/>
+          <w:szCs w:val="17"/>
+        </w:rPr>
+      </w:pPr>
+    </w:p>
+    <w:p>
+      <w:pPr>
+        <w:rPr>
+          <w:rFonts w:ascii="Consolas" w:hAnsi="Consolas" w:cs="Consolas"/>
+          <w:sz w:val="17"/>
+          <w:szCs w:val="17"/>
+        </w:rPr>
+      </w:pPr>
+      <w:r>
+        <w:rPr>
+          <w:rFonts w:ascii="Consolas" w:hAnsi="Consolas" w:cs="Consolas"/>
+          <w:sz w:val="17"/>
+          <w:szCs w:val="17"/>
+        </w:rPr>
+        <w:t xml:space="preserve">    with torch.enable_grad():</w:t>
+      </w:r>
+    </w:p>
+    <w:p>
+      <w:pPr>
+        <w:rPr>
+          <w:rFonts w:ascii="Consolas" w:hAnsi="Consolas" w:cs="Consolas"/>
+          <w:sz w:val="17"/>
+          <w:szCs w:val="17"/>
+        </w:rPr>
+      </w:pPr>
+      <w:r>
+        <w:rPr>
+          <w:rFonts w:ascii="Consolas" w:hAnsi="Consolas" w:cs="Consolas"/>
+          <w:sz w:val="17"/>
+          <w:szCs w:val="17"/>
+        </w:rPr>
+        <w:t xml:space="preserve">        if is_sarf:</w:t>
+      </w:r>
+    </w:p>
+    <w:p>
+      <w:pPr>
+        <w:rPr>
+          <w:rFonts w:ascii="Consolas" w:hAnsi="Consolas" w:cs="Consolas"/>
+          <w:sz w:val="17"/>
+          <w:szCs w:val="17"/>
+        </w:rPr>
+      </w:pPr>
+      <w:r>
+        <w:rPr>
+          <w:rFonts w:ascii="Consolas" w:hAnsi="Consolas" w:cs="Consolas"/>
+          <w:sz w:val="17"/>
+          <w:szCs w:val="17"/>
+        </w:rPr>
+        <w:t xml:space="preserve">            emb = model._embed(x)</w:t>
+      </w:r>
+    </w:p>
+    <w:p>
+      <w:pPr>
+        <w:rPr>
+          <w:rFonts w:ascii="Consolas" w:hAnsi="Consolas" w:cs="Consolas"/>
+          <w:sz w:val="17"/>
+          <w:szCs w:val="17"/>
+        </w:rPr>
+      </w:pPr>
+      <w:r>
+        <w:rPr>
+          <w:rFonts w:ascii="Consolas" w:hAnsi="Consolas" w:cs="Consolas"/>
+          <w:sz w:val="17"/>
+          <w:szCs w:val="17"/>
+        </w:rPr>
+        <w:t xml:space="preserve">            m_b = model.compute_mass(x, emb)</w:t>
+      </w:r>
+    </w:p>
+    <w:p>
+      <w:pPr>
+        <w:rPr>
+          <w:rFonts w:ascii="Consolas" w:hAnsi="Consolas" w:cs="Consolas"/>
+          <w:sz w:val="17"/>
+          <w:szCs w:val="17"/>
+        </w:rPr>
+      </w:pPr>
+      <w:r>
+        <w:rPr>
+          <w:rFonts w:ascii="Consolas" w:hAnsi="Consolas" w:cs="Consolas"/>
+          <w:sz w:val="17"/>
+          <w:szCs w:val="17"/>
+        </w:rPr>
+        <w:lastRenderedPageBreak/>
+        <w:t xml:space="preserve">            gamma = model.gamma</w:t>
+      </w:r>
+    </w:p>
+    <w:p>
+      <w:pPr>
+        <w:rPr>
+          <w:rFonts w:ascii="Consolas" w:hAnsi="Consolas" w:cs="Consolas"/>
+          <w:sz w:val="17"/>
+          <w:szCs w:val="17"/>
+        </w:rPr>
+      </w:pPr>
+      <w:r>
+        <w:rPr>
+          <w:rFonts w:ascii="Consolas" w:hAnsi="Consolas" w:cs="Consolas"/>
+          <w:sz w:val="17"/>
+          <w:szCs w:val="17"/>
+        </w:rPr>
+        <w:t xml:space="preserve">            h = model._project(emb) if has_ln else emb</w:t>
+      </w:r>
+    </w:p>
+    <w:p>
+      <w:pPr>
+        <w:rPr>
+          <w:rFonts w:ascii="Consolas" w:hAnsi="Consolas" w:cs="Consolas"/>
+          <w:sz w:val="17"/>
+          <w:szCs w:val="17"/>
+        </w:rPr>
+      </w:pPr>
+      <w:r>
+        <w:rPr>
+          <w:rFonts w:ascii="Consolas" w:hAnsi="Consolas" w:cs="Consolas"/>
+          <w:sz w:val="17"/>
+          <w:szCs w:val="17"/>
+        </w:rPr>
+        <w:t xml:space="preserve">        else:</w:t>
+      </w:r>
+    </w:p>
+    <w:p>
+      <w:pPr>
+        <w:rPr>
+          <w:rFonts w:ascii="Consolas" w:hAnsi="Consolas" w:cs="Consolas"/>
+          <w:sz w:val="17"/>
+          <w:szCs w:val="17"/>
+        </w:rPr>
+      </w:pPr>
+      <w:r>
+        <w:rPr>
+          <w:rFonts w:ascii="Consolas" w:hAnsi="Consolas" w:cs="Consolas"/>
+          <w:sz w:val="17"/>
+          <w:szCs w:val="17"/>
+        </w:rPr>
+        <w:t xml:space="preserve">            emb, xi_fixed = model._embed_and_pool(x)</w:t>
+      </w:r>
+    </w:p>
+    <w:p>
+      <w:pPr>
+        <w:rPr>
+          <w:rFonts w:ascii="Consolas" w:hAnsi="Consolas" w:cs="Consolas"/>
+          <w:sz w:val="17"/>
+          <w:szCs w:val="17"/>
+        </w:rPr>
+      </w:pPr>
+      <w:r>
+        <w:rPr>
+          <w:rFonts w:ascii="Consolas" w:hAnsi="Consolas" w:cs="Consolas"/>
+          <w:sz w:val="17"/>
+          <w:szCs w:val="17"/>
+        </w:rPr>
+        <w:t xml:space="preserve">            m_b = model.m</w:t>
+      </w:r>
+    </w:p>
+    <w:p>
+      <w:pPr>
+        <w:rPr>
+          <w:rFonts w:ascii="Consolas" w:hAnsi="Consolas" w:cs="Consolas"/>
+          <w:sz w:val="17"/>
+          <w:szCs w:val="17"/>
+        </w:rPr>
+      </w:pPr>
+      <w:r>
+        <w:rPr>
+          <w:rFonts w:ascii="Consolas" w:hAnsi="Consolas" w:cs="Consolas"/>
+          <w:sz w:val="17"/>
+          <w:szCs w:val="17"/>
+        </w:rPr>
+        <w:t xml:space="preserve">            gamma = model.gamma</w:t>
+      </w:r>
+    </w:p>
+    <w:p>
+      <w:pPr>
+        <w:rPr>
+          <w:rFonts w:ascii="Consolas" w:hAnsi="Consolas" w:cs="Consolas"/>
+          <w:sz w:val="17"/>
+          <w:szCs w:val="17"/>
+        </w:rPr>
+      </w:pPr>
+      <w:r>
+        <w:rPr>
+          <w:rFonts w:ascii="Consolas" w:hAnsi="Consolas" w:cs="Consolas"/>
+          <w:sz w:val="17"/>
+          <w:szCs w:val="17"/>
+        </w:rPr>
+        <w:t xml:space="preserve">            h = emb</w:t>
+      </w:r>
+    </w:p>
+    <w:p>
+      <w:pPr>
+        <w:rPr>
+          <w:rFonts w:ascii="Consolas" w:hAnsi="Consolas" w:cs="Consolas"/>
+          <w:sz w:val="17"/>
+          <w:szCs w:val="17"/>
+        </w:rPr>
+      </w:pPr>
+    </w:p>
+    <w:p>
+      <w:pPr>
+        <w:rPr>
+          <w:rFonts w:ascii="Consolas" w:hAnsi="Consolas" w:cs="Consolas"/>
+          <w:sz w:val="17"/>
+          <w:szCs w:val="17"/>
+        </w:rPr>
+      </w:pPr>
+      <w:r>
+        <w:rPr>
+          <w:rFonts w:ascii="Consolas" w:hAnsi="Consolas" w:cs="Consolas"/>
+          <w:sz w:val="17"/>
+          <w:szCs w:val="17"/>
+        </w:rPr>
+        <w:t xml:space="preserve">        v = torch.zeros_like(h)</w:t>
+      </w:r>
+    </w:p>
+    <w:p>
+      <w:pPr>
+        <w:rPr>
+          <w:rFonts w:ascii="Consolas" w:hAnsi="Consolas" w:cs="Consolas"/>
+          <w:sz w:val="17"/>
+          <w:szCs w:val="17"/>
+        </w:rPr>
+      </w:pPr>
+      <w:r>
+        <w:rPr>
+          <w:rFonts w:ascii="Consolas" w:hAnsi="Consolas" w:cs="Consolas"/>
+          <w:sz w:val="17"/>
+          <w:szCs w:val="17"/>
+        </w:rPr>
+        <w:t xml:space="preserve">        dt = cfg.dt</w:t>
+      </w:r>
+    </w:p>
+    <w:p>
+      <w:pPr>
+        <w:rPr>
+          <w:rFonts w:ascii="Consolas" w:hAnsi="Consolas" w:cs="Consolas"/>
+          <w:sz w:val="17"/>
+          <w:szCs w:val="17"/>
+        </w:rPr>
+      </w:pPr>
+    </w:p>
+    <w:p>
+      <w:pPr>
+        <w:rPr>
+          <w:rFonts w:ascii="Consolas" w:hAnsi="Consolas" w:cs="Consolas"/>
+          <w:sz w:val="17"/>
+          <w:szCs w:val="17"/>
+        </w:rPr>
+      </w:pPr>
+      <w:r>
+        <w:rPr>
+          <w:rFonts w:ascii="Consolas" w:hAnsi="Consolas" w:cs="Consolas"/>
+          <w:sz w:val="17"/>
+          <w:szCs w:val="17"/>
+        </w:rPr>
+        <w:t xml:space="preserve">        H  = [h.detach().cpu().numpy()[0]]</w:t>
+      </w:r>
+    </w:p>
+    <w:p>
+      <w:pPr>
+        <w:rPr>
+          <w:rFonts w:ascii="Consolas" w:hAnsi="Consolas" w:cs="Consolas"/>
+          <w:sz w:val="17"/>
+          <w:szCs w:val="17"/>
+        </w:rPr>
+      </w:pPr>
+      <w:r>
+        <w:rPr>
+          <w:rFonts w:ascii="Consolas" w:hAnsi="Consolas" w:cs="Consolas"/>
+          <w:sz w:val="17"/>
+          <w:szCs w:val="17"/>
+        </w:rPr>
+        <w:t xml:space="preserve">        GV = []</w:t>
+      </w:r>
+    </w:p>
+    <w:p>
+      <w:pPr>
+        <w:rPr>
+          <w:rFonts w:ascii="Consolas" w:hAnsi="Consolas" w:cs="Consolas"/>
+          <w:sz w:val="17"/>
+          <w:szCs w:val="17"/>
+        </w:rPr>
+      </w:pPr>
+      <w:r>
+        <w:rPr>
+          <w:rFonts w:ascii="Consolas" w:hAnsi="Consolas" w:cs="Consolas"/>
+          <w:sz w:val="17"/>
+          <w:szCs w:val="17"/>
+        </w:rPr>
+        <w:t xml:space="preserve">        xi_out = None</w:t>
+      </w:r>
+    </w:p>
+    <w:p>
+      <w:pPr>
+        <w:rPr>
+          <w:rFonts w:ascii="Consolas" w:hAnsi="Consolas" w:cs="Consolas"/>
+          <w:sz w:val="17"/>
+          <w:szCs w:val="17"/>
+        </w:rPr>
+      </w:pPr>
+      <w:r>
+        <w:rPr>
+          <w:rFonts w:ascii="Consolas" w:hAnsi="Consolas" w:cs="Consolas"/>
+          <w:sz w:val="17"/>
+          <w:szCs w:val="17"/>
+        </w:rPr>
+        <w:t xml:space="preserve">        for _ in range(cfg.L):</w:t>
+      </w:r>
+    </w:p>
+    <w:p>
+      <w:pPr>
+        <w:rPr>
+          <w:rFonts w:ascii="Consolas" w:hAnsi="Consolas" w:cs="Consolas"/>
+          <w:sz w:val="17"/>
+          <w:szCs w:val="17"/>
+        </w:rPr>
+      </w:pPr>
+      <w:r>
+        <w:rPr>
+          <w:rFonts w:ascii="Consolas" w:hAnsi="Consolas" w:cs="Consolas"/>
+          <w:sz w:val="17"/>
+          <w:szCs w:val="17"/>
+        </w:rPr>
+        <w:t xml:space="preserve">            if is_sarf:</w:t>
+      </w:r>
+    </w:p>
+    <w:p>
+      <w:pPr>
+        <w:rPr>
+          <w:rFonts w:ascii="Consolas" w:hAnsi="Consolas" w:cs="Consolas"/>
+          <w:sz w:val="17"/>
+          <w:szCs w:val="17"/>
+        </w:rPr>
+      </w:pPr>
+      <w:r>
+        <w:rPr>
+          <w:rFonts w:ascii="Consolas" w:hAnsi="Consolas" w:cs="Consolas"/>
+          <w:sz w:val="17"/>
+          <w:szCs w:val="17"/>
+        </w:rPr>
+        <w:t xml:space="preserve">                xi_input = h.detach() if getattr(cfg, 'causal_force', True) else h</w:t>
+      </w:r>
+    </w:p>
+    <w:p>
+      <w:pPr>
+        <w:rPr>
+          <w:rFonts w:ascii="Consolas" w:hAnsi="Consolas" w:cs="Consolas"/>
+          <w:sz w:val="17"/>
+          <w:szCs w:val="17"/>
+        </w:rPr>
+      </w:pPr>
+      <w:r>
+        <w:rPr>
+          <w:rFonts w:ascii="Consolas" w:hAnsi="Consolas" w:cs="Consolas"/>
+          <w:sz w:val="17"/>
+          <w:szCs w:val="17"/>
+        </w:rPr>
+        <w:t xml:space="preserve">                xi_now = causal_cumulative_mean(xi_input)</w:t>
+      </w:r>
+    </w:p>
+    <w:p>
+      <w:pPr>
+        <w:rPr>
+          <w:rFonts w:ascii="Consolas" w:hAnsi="Consolas" w:cs="Consolas"/>
+          <w:sz w:val="17"/>
+          <w:szCs w:val="17"/>
+        </w:rPr>
+      </w:pPr>
+      <w:r>
+        <w:rPr>
+          <w:rFonts w:ascii="Consolas" w:hAnsi="Consolas" w:cs="Consolas"/>
+          <w:sz w:val="17"/>
+          <w:szCs w:val="17"/>
+        </w:rPr>
+        <w:t xml:space="preserve">            else:</w:t>
+      </w:r>
+    </w:p>
+    <w:p>
+      <w:pPr>
+        <w:rPr>
+          <w:rFonts w:ascii="Consolas" w:hAnsi="Consolas" w:cs="Consolas"/>
+          <w:sz w:val="17"/>
+          <w:szCs w:val="17"/>
+        </w:rPr>
+      </w:pPr>
+      <w:r>
+        <w:rPr>
+          <w:rFonts w:ascii="Consolas" w:hAnsi="Consolas" w:cs="Consolas"/>
+          <w:sz w:val="17"/>
+          <w:szCs w:val="17"/>
+        </w:rPr>
+        <w:t xml:space="preserve">                xi_now = xi_fixed</w:t>
+      </w:r>
+    </w:p>
+    <w:p>
+      <w:pPr>
+        <w:rPr>
+          <w:rFonts w:ascii="Consolas" w:hAnsi="Consolas" w:cs="Consolas"/>
+          <w:sz w:val="17"/>
+          <w:szCs w:val="17"/>
+        </w:rPr>
+      </w:pPr>
+    </w:p>
+    <w:p>
+      <w:pPr>
+        <w:rPr>
+          <w:rFonts w:ascii="Consolas" w:hAnsi="Consolas" w:cs="Consolas"/>
+          <w:sz w:val="17"/>
+          <w:szCs w:val="17"/>
+        </w:rPr>
+      </w:pPr>
+      <w:r>
+        <w:rPr>
+          <w:rFonts w:ascii="Consolas" w:hAnsi="Consolas" w:cs="Consolas"/>
+          <w:sz w:val="17"/>
+          <w:szCs w:val="17"/>
+        </w:rPr>
+        <w:t xml:space="preserve">            h_in = h.detach().requires_grad_(True)</w:t>
+      </w:r>
+    </w:p>
+    <w:p>
+      <w:pPr>
+        <w:rPr>
+          <w:rFonts w:ascii="Consolas" w:hAnsi="Consolas" w:cs="Consolas"/>
+          <w:sz w:val="17"/>
+          <w:szCs w:val="17"/>
+        </w:rPr>
+      </w:pPr>
+      <w:r>
+        <w:rPr>
+          <w:rFonts w:ascii="Consolas" w:hAnsi="Consolas" w:cs="Consolas"/>
+          <w:sz w:val="17"/>
+          <w:szCs w:val="17"/>
+        </w:rPr>
+        <w:t xml:space="preserve">            V_out = model.V_theta(xi_now, h_in).sum()</w:t>
+      </w:r>
+    </w:p>
+    <w:p>
+      <w:pPr>
+        <w:rPr>
+          <w:rFonts w:ascii="Consolas" w:hAnsi="Consolas" w:cs="Consolas"/>
+          <w:sz w:val="17"/>
+          <w:szCs w:val="17"/>
+        </w:rPr>
+      </w:pPr>
+      <w:r>
+        <w:rPr>
+          <w:rFonts w:ascii="Consolas" w:hAnsi="Consolas" w:cs="Consolas"/>
+          <w:sz w:val="17"/>
+          <w:szCs w:val="17"/>
+        </w:rPr>
+        <w:t xml:space="preserve">            grad_V, = torch.autograd.grad(V_out, h_in)</w:t>
+      </w:r>
+    </w:p>
+    <w:p>
+      <w:pPr>
+        <w:rPr>
+          <w:rFonts w:ascii="Consolas" w:hAnsi="Consolas" w:cs="Consolas"/>
+          <w:sz w:val="17"/>
+          <w:szCs w:val="17"/>
+        </w:rPr>
+      </w:pPr>
+      <w:r>
+        <w:rPr>
+          <w:rFonts w:ascii="Consolas" w:hAnsi="Consolas" w:cs="Consolas"/>
+          <w:sz w:val="17"/>
+          <w:szCs w:val="17"/>
+        </w:rPr>
+        <w:t xml:space="preserve">            GV.append(grad_V.detach().cpu().numpy()[0])</w:t>
+      </w:r>
+    </w:p>
+    <w:p>
+      <w:pPr>
+        <w:rPr>
+          <w:rFonts w:ascii="Consolas" w:hAnsi="Consolas" w:cs="Consolas"/>
+          <w:sz w:val="17"/>
+          <w:szCs w:val="17"/>
+        </w:rPr>
+      </w:pPr>
+      <w:r>
+        <w:rPr>
+          <w:rFonts w:ascii="Consolas" w:hAnsi="Consolas" w:cs="Consolas"/>
+          <w:sz w:val="17"/>
+          <w:szCs w:val="17"/>
+        </w:rPr>
+        <w:t xml:space="preserve">            f = -grad_V</w:t>
+      </w:r>
+    </w:p>
+    <w:p>
+      <w:pPr>
+        <w:rPr>
+          <w:rFonts w:ascii="Consolas" w:hAnsi="Consolas" w:cs="Consolas"/>
+          <w:sz w:val="17"/>
+          <w:szCs w:val="17"/>
+        </w:rPr>
+      </w:pPr>
+      <w:r>
+        <w:rPr>
+          <w:rFonts w:ascii="Consolas" w:hAnsi="Consolas" w:cs="Consolas"/>
+          <w:sz w:val="17"/>
+          <w:szCs w:val="17"/>
+        </w:rPr>
+        <w:t xml:space="preserve">            v = (v + dt * f / m_b) / (1.0 + dt * gamma)</w:t>
+      </w:r>
+    </w:p>
+    <w:p>
+      <w:pPr>
+        <w:rPr>
+          <w:rFonts w:ascii="Consolas" w:hAnsi="Consolas" w:cs="Consolas"/>
+          <w:sz w:val="17"/>
+          <w:szCs w:val="17"/>
+        </w:rPr>
+      </w:pPr>
+      <w:r>
+        <w:rPr>
+          <w:rFonts w:ascii="Consolas" w:hAnsi="Consolas" w:cs="Consolas"/>
+          <w:sz w:val="17"/>
+          <w:szCs w:val="17"/>
+        </w:rPr>
+        <w:t xml:space="preserve">            h_new = h_in + dt * v</w:t>
+      </w:r>
+    </w:p>
+    <w:p>
+      <w:pPr>
+        <w:rPr>
+          <w:rFonts w:ascii="Consolas" w:hAnsi="Consolas" w:cs="Consolas"/>
+          <w:sz w:val="17"/>
+          <w:szCs w:val="17"/>
+        </w:rPr>
+      </w:pPr>
+      <w:r>
+        <w:rPr>
+          <w:rFonts w:ascii="Consolas" w:hAnsi="Consolas" w:cs="Consolas"/>
+          <w:sz w:val="17"/>
+          <w:szCs w:val="17"/>
+        </w:rPr>
+        <w:t xml:space="preserve">            if has_ln:</w:t>
+      </w:r>
+    </w:p>
+    <w:p>
+      <w:pPr>
+        <w:rPr>
+          <w:rFonts w:ascii="Consolas" w:hAnsi="Consolas" w:cs="Consolas"/>
+          <w:sz w:val="17"/>
+          <w:szCs w:val="17"/>
+        </w:rPr>
+      </w:pPr>
+      <w:r>
+        <w:rPr>
+          <w:rFonts w:ascii="Consolas" w:hAnsi="Consolas" w:cs="Consolas"/>
+          <w:sz w:val="17"/>
+          <w:szCs w:val="17"/>
+        </w:rPr>
+        <w:t xml:space="preserve">                h_new = model._project(h_new)</w:t>
+      </w:r>
+    </w:p>
+    <w:p>
+      <w:pPr>
+        <w:rPr>
+          <w:rFonts w:ascii="Consolas" w:hAnsi="Consolas" w:cs="Consolas"/>
+          <w:sz w:val="17"/>
+          <w:szCs w:val="17"/>
+        </w:rPr>
+      </w:pPr>
+      <w:r>
+        <w:rPr>
+          <w:rFonts w:ascii="Consolas" w:hAnsi="Consolas" w:cs="Consolas"/>
+          <w:sz w:val="17"/>
+          <w:szCs w:val="17"/>
+        </w:rPr>
+        <w:t xml:space="preserve">            h = h_new</w:t>
+      </w:r>
+    </w:p>
+    <w:p>
+      <w:pPr>
+        <w:rPr>
+          <w:rFonts w:ascii="Consolas" w:hAnsi="Consolas" w:cs="Consolas"/>
+          <w:sz w:val="17"/>
+          <w:szCs w:val="17"/>
+        </w:rPr>
+      </w:pPr>
+      <w:r>
+        <w:rPr>
+          <w:rFonts w:ascii="Consolas" w:hAnsi="Consolas" w:cs="Consolas"/>
+          <w:sz w:val="17"/>
+          <w:szCs w:val="17"/>
+        </w:rPr>
+        <w:t xml:space="preserve">            H.append(h.detach().cpu().numpy()[0])</w:t>
+      </w:r>
+    </w:p>
+    <w:p>
+      <w:pPr>
+        <w:rPr>
+          <w:rFonts w:ascii="Consolas" w:hAnsi="Consolas" w:cs="Consolas"/>
+          <w:sz w:val="17"/>
+          <w:szCs w:val="17"/>
+        </w:rPr>
+      </w:pPr>
+      <w:r>
+        <w:rPr>
+          <w:rFonts w:ascii="Consolas" w:hAnsi="Consolas" w:cs="Consolas"/>
+          <w:sz w:val="17"/>
+          <w:szCs w:val="17"/>
+        </w:rPr>
+        <w:t xml:space="preserve">            if xi_out is None:</w:t>
+      </w:r>
+    </w:p>
+    <w:p>
+      <w:pPr>
+        <w:rPr>
+          <w:rFonts w:ascii="Consolas" w:hAnsi="Consolas" w:cs="Consolas"/>
+          <w:sz w:val="17"/>
+          <w:szCs w:val="17"/>
+        </w:rPr>
+      </w:pPr>
+      <w:r>
+        <w:rPr>
+          <w:rFonts w:ascii="Consolas" w:hAnsi="Consolas" w:cs="Consolas"/>
+          <w:sz w:val="17"/>
+          <w:szCs w:val="17"/>
+        </w:rPr>
+        <w:t xml:space="preserve">                xi_out = xi_now</w:t>
+      </w:r>
+    </w:p>
+    <w:p>
+      <w:pPr>
+        <w:rPr>
+          <w:rFonts w:ascii="Consolas" w:hAnsi="Consolas" w:cs="Consolas"/>
+          <w:sz w:val="17"/>
+          <w:szCs w:val="17"/>
+        </w:rPr>
+      </w:pPr>
+    </w:p>
+    <w:p>
+      <w:pPr>
+        <w:rPr>
+          <w:rFonts w:ascii="Consolas" w:hAnsi="Consolas" w:cs="Consolas"/>
+          <w:sz w:val="17"/>
+          <w:szCs w:val="17"/>
+        </w:rPr>
+      </w:pPr>
+      <w:r>
+        <w:rPr>
+          <w:rFonts w:ascii="Consolas" w:hAnsi="Consolas" w:cs="Consolas"/>
+          <w:sz w:val="17"/>
+          <w:szCs w:val="17"/>
+        </w:rPr>
+        <w:t xml:space="preserve">    xi_np = xi_out.detach().cpu().numpy()[0].astype(np.float32)</w:t>
+      </w:r>
+    </w:p>
+    <w:p>
+      <w:pPr>
+        <w:rPr>
+          <w:rFonts w:ascii="Consolas" w:hAnsi="Consolas" w:cs="Consolas"/>
+          <w:sz w:val="17"/>
+          <w:szCs w:val="17"/>
+        </w:rPr>
+      </w:pPr>
+      <w:r>
+        <w:rPr>
+          <w:rFonts w:ascii="Consolas" w:hAnsi="Consolas" w:cs="Consolas"/>
+          <w:sz w:val="17"/>
+          <w:szCs w:val="17"/>
+        </w:rPr>
+        <w:t xml:space="preserve">    return (np.stack(H, axis=0).astype(np.float32),</w:t>
+      </w:r>
+    </w:p>
+    <w:p>
+      <w:pPr>
+        <w:rPr>
+          <w:rFonts w:ascii="Consolas" w:hAnsi="Consolas" w:cs="Consolas"/>
+          <w:sz w:val="17"/>
+          <w:szCs w:val="17"/>
+        </w:rPr>
+      </w:pPr>
+      <w:r>
+        <w:rPr>
+          <w:rFonts w:ascii="Consolas" w:hAnsi="Consolas" w:cs="Consolas"/>
+          <w:sz w:val="17"/>
+          <w:szCs w:val="17"/>
+        </w:rPr>
+        <w:t xml:space="preserve">            np.stack(GV, axis=0).astype(np.float32),</w:t>
+      </w:r>
+    </w:p>
+    <w:p>
+      <w:pPr>
+        <w:rPr>
+          <w:rFonts w:ascii="Consolas" w:hAnsi="Consolas" w:cs="Consolas"/>
+          <w:sz w:val="17"/>
+          <w:szCs w:val="17"/>
+        </w:rPr>
+      </w:pPr>
+      <w:r>
+        <w:rPr>
+          <w:rFonts w:ascii="Consolas" w:hAnsi="Consolas" w:cs="Consolas"/>
+          <w:sz w:val="17"/>
+          <w:szCs w:val="17"/>
+        </w:rPr>
+        <w:t xml:space="preserve">            xi_np)</w:t>
       </w:r>
     </w:p>
     <w:sectPr>
@@ -2275,20 +4777,18 @@
     <w:next w:val="Normal"/>
     <w:link w:val="Heading3Char"/>
     <w:uiPriority w:val="9"/>
-    <w:semiHidden/>
     <w:unhideWhenUsed/>
     <w:qFormat/>
-    <w:rsid w:val="00F05F79"/>
+    <w:rsid w:val="00A0424A"/>
     <w:pPr>
       <w:keepNext/>
       <w:keepLines/>
-      <w:spacing w:before="160" w:after="80"/>
       <w:outlineLvl w:val="2"/>
     </w:pPr>
     <w:rPr>
-      <w:rFonts w:eastAsiaTheme="majorEastAsia" w:cstheme="majorBidi"/>
+      <w:rFonts w:ascii="Calibri Light" w:eastAsiaTheme="majorEastAsia" w:hAnsi="Calibri Light" w:cstheme="majorBidi"/>
       <w:color w:val="0F4761" w:themeColor="accent1" w:themeShade="BF"/>
-      <w:sz w:val="28"/>
+      <w:sz w:val="22"/>
       <w:szCs w:val="28"/>
     </w:rPr>
   </w:style>
@@ -2479,12 +4979,11 @@
     <w:basedOn w:val="DefaultParagraphFont"/>
     <w:link w:val="Heading3"/>
     <w:uiPriority w:val="9"/>
-    <w:semiHidden/>
-    <w:rsid w:val="00F05F79"/>
+    <w:rsid w:val="00A0424A"/>
     <w:rPr>
-      <w:rFonts w:eastAsiaTheme="majorEastAsia" w:cstheme="majorBidi"/>
+      <w:rFonts w:ascii="Calibri Light" w:eastAsiaTheme="majorEastAsia" w:hAnsi="Calibri Light" w:cstheme="majorBidi"/>
       <w:color w:val="0F4761" w:themeColor="accent1" w:themeShade="BF"/>
-      <w:sz w:val="28"/>
+      <w:sz w:val="22"/>
       <w:szCs w:val="28"/>
     </w:rPr>
   </w:style>
@@ -2756,6 +5255,201 @@
     <w:rsid w:val="00476C29"/>
     <w:rPr>
       <w:rFonts w:ascii="Courier New" w:eastAsia="Times New Roman" w:hAnsi="Courier New" w:cs="Courier New"/>
+      <w:sz w:val="20"/>
+      <w:szCs w:val="20"/>
+    </w:rPr>
+  </w:style>
+  <w:style w:type="character" w:styleId="Hyperlink">
+    <w:name w:val="Hyperlink"/>
+    <w:basedOn w:val="DefaultParagraphFont"/>
+    <w:uiPriority w:val="99"/>
+    <w:rsid w:val="003D2C9E"/>
+    <w:rPr>
+      <w:color w:val="467886" w:themeColor="hyperlink"/>
+      <w:u w:val="single"/>
+    </w:rPr>
+  </w:style>
+  <w:style w:type="character" w:styleId="UnresolvedMention">
+    <w:name w:val="Unresolved Mention"/>
+    <w:basedOn w:val="DefaultParagraphFont"/>
+    <w:uiPriority w:val="99"/>
+    <w:semiHidden/>
+    <w:unhideWhenUsed/>
+    <w:rsid w:val="003D2C9E"/>
+    <w:rPr>
+      <w:color w:val="605E5C"/>
+      <w:shd w:val="clear" w:color="auto" w:fill="E1DFDD"/>
+    </w:rPr>
+  </w:style>
+  <w:style w:type="paragraph" w:styleId="TOCHeading">
+    <w:name w:val="TOC Heading"/>
+    <w:basedOn w:val="Heading1"/>
+    <w:next w:val="Normal"/>
+    <w:uiPriority w:val="39"/>
+    <w:unhideWhenUsed/>
+    <w:qFormat/>
+    <w:rsid w:val="00A0424A"/>
+    <w:pPr>
+      <w:spacing w:line="276" w:lineRule="auto"/>
+      <w:outlineLvl w:val="9"/>
+    </w:pPr>
+    <w:rPr>
+      <w:rFonts w:asciiTheme="majorHAnsi" w:hAnsiTheme="majorHAnsi"/>
+      <w:b/>
+      <w:bCs/>
+      <w:kern w:val="0"/>
+      <w:sz w:val="22"/>
+      <w:szCs w:val="28"/>
+      <w14:ligatures w14:val="none"/>
+    </w:rPr>
+  </w:style>
+  <w:style w:type="paragraph" w:styleId="TOC1">
+    <w:name w:val="toc 1"/>
+    <w:basedOn w:val="Normal"/>
+    <w:next w:val="Normal"/>
+    <w:autoRedefine/>
+    <w:uiPriority w:val="39"/>
+    <w:unhideWhenUsed/>
+    <w:rsid w:val="00A0424A"/>
+    <w:rPr>
+      <w:b/>
+      <w:bCs/>
+      <w:i/>
+      <w:iCs/>
+      <w:sz w:val="22"/>
+    </w:rPr>
+  </w:style>
+  <w:style w:type="paragraph" w:styleId="TOC2">
+    <w:name w:val="toc 2"/>
+    <w:basedOn w:val="Normal"/>
+    <w:next w:val="Normal"/>
+    <w:autoRedefine/>
+    <w:uiPriority w:val="39"/>
+    <w:unhideWhenUsed/>
+    <w:rsid w:val="00A0424A"/>
+    <w:pPr>
+      <w:ind w:left="190"/>
+    </w:pPr>
+    <w:rPr>
+      <w:b/>
+      <w:bCs/>
+      <w:szCs w:val="22"/>
+    </w:rPr>
+  </w:style>
+  <w:style w:type="paragraph" w:styleId="TOC3">
+    <w:name w:val="toc 3"/>
+    <w:basedOn w:val="Normal"/>
+    <w:next w:val="Normal"/>
+    <w:autoRedefine/>
+    <w:uiPriority w:val="39"/>
+    <w:unhideWhenUsed/>
+    <w:rsid w:val="00A0424A"/>
+    <w:pPr>
+      <w:ind w:left="380"/>
+    </w:pPr>
+    <w:rPr>
+      <w:sz w:val="18"/>
+      <w:szCs w:val="20"/>
+    </w:rPr>
+  </w:style>
+  <w:style w:type="paragraph" w:styleId="TOC4">
+    <w:name w:val="toc 4"/>
+    <w:basedOn w:val="Normal"/>
+    <w:next w:val="Normal"/>
+    <w:autoRedefine/>
+    <w:uiPriority w:val="39"/>
+    <w:semiHidden/>
+    <w:unhideWhenUsed/>
+    <w:rsid w:val="00A0424A"/>
+    <w:pPr>
+      <w:ind w:left="570"/>
+    </w:pPr>
+    <w:rPr>
+      <w:sz w:val="20"/>
+      <w:szCs w:val="20"/>
+    </w:rPr>
+  </w:style>
+  <w:style w:type="paragraph" w:styleId="TOC5">
+    <w:name w:val="toc 5"/>
+    <w:basedOn w:val="Normal"/>
+    <w:next w:val="Normal"/>
+    <w:autoRedefine/>
+    <w:uiPriority w:val="39"/>
+    <w:semiHidden/>
+    <w:unhideWhenUsed/>
+    <w:rsid w:val="00A0424A"/>
+    <w:pPr>
+      <w:ind w:left="760"/>
+    </w:pPr>
+    <w:rPr>
+      <w:sz w:val="20"/>
+      <w:szCs w:val="20"/>
+    </w:rPr>
+  </w:style>
+  <w:style w:type="paragraph" w:styleId="TOC6">
+    <w:name w:val="toc 6"/>
+    <w:basedOn w:val="Normal"/>
+    <w:next w:val="Normal"/>
+    <w:autoRedefine/>
+    <w:uiPriority w:val="39"/>
+    <w:semiHidden/>
+    <w:unhideWhenUsed/>
+    <w:rsid w:val="00A0424A"/>
+    <w:pPr>
+      <w:ind w:left="950"/>
+    </w:pPr>
+    <w:rPr>
+      <w:sz w:val="20"/>
+      <w:szCs w:val="20"/>
+    </w:rPr>
+  </w:style>
+  <w:style w:type="paragraph" w:styleId="TOC7">
+    <w:name w:val="toc 7"/>
+    <w:basedOn w:val="Normal"/>
+    <w:next w:val="Normal"/>
+    <w:autoRedefine/>
+    <w:uiPriority w:val="39"/>
+    <w:semiHidden/>
+    <w:unhideWhenUsed/>
+    <w:rsid w:val="00A0424A"/>
+    <w:pPr>
+      <w:ind w:left="1140"/>
+    </w:pPr>
+    <w:rPr>
+      <w:sz w:val="20"/>
+      <w:szCs w:val="20"/>
+    </w:rPr>
+  </w:style>
+  <w:style w:type="paragraph" w:styleId="TOC8">
+    <w:name w:val="toc 8"/>
+    <w:basedOn w:val="Normal"/>
+    <w:next w:val="Normal"/>
+    <w:autoRedefine/>
+    <w:uiPriority w:val="39"/>
+    <w:semiHidden/>
+    <w:unhideWhenUsed/>
+    <w:rsid w:val="00A0424A"/>
+    <w:pPr>
+      <w:ind w:left="1330"/>
+    </w:pPr>
+    <w:rPr>
+      <w:sz w:val="20"/>
+      <w:szCs w:val="20"/>
+    </w:rPr>
+  </w:style>
+  <w:style w:type="paragraph" w:styleId="TOC9">
+    <w:name w:val="toc 9"/>
+    <w:basedOn w:val="Normal"/>
+    <w:next w:val="Normal"/>
+    <w:autoRedefine/>
+    <w:uiPriority w:val="39"/>
+    <w:semiHidden/>
+    <w:unhideWhenUsed/>
+    <w:rsid w:val="00A0424A"/>
+    <w:pPr>
+      <w:ind w:left="1520"/>
+    </w:pPr>
+    <w:rPr>
       <w:sz w:val="20"/>
       <w:szCs w:val="20"/>
     </w:rPr>
@@ -3056,4 +5750,16 @@
     </a:ext>
   </a:extLst>
 </a:theme>
+</file>
+
+<file path=customXml/item1.xml><?xml version="1.0" encoding="utf-8"?>
+<b:Sources xmlns:b="http://schemas.openxmlformats.org/officeDocument/2006/bibliography" xmlns="http://schemas.openxmlformats.org/officeDocument/2006/bibliography" SelectedStyle="/APASixthEditionOfficeOnline.xsl" StyleName="APA" Version="6"/>
+</file>
+
+<file path=customXml/itemProps1.xml><?xml version="1.0" encoding="utf-8"?>
+<ds:datastoreItem xmlns:ds="http://schemas.openxmlformats.org/officeDocument/2006/customXml" ds:itemID="{4EC32680-AF5C-E54E-93C9-E4226F61F55E}">
+  <ds:schemaRefs>
+    <ds:schemaRef ds:uri="http://schemas.openxmlformats.org/officeDocument/2006/bibliography"/>
+  </ds:schemaRefs>
+</ds:datastoreItem>
 </file>
--- a/docs/splm/Deep_Dive_in_the_SPLM_model_and_code.docx
+++ b/docs/splm/Deep_Dive_in_the_SPLM_model_and_code.docx
@@ -676,12 +676,19 @@
       </w:pPr>
       <w:r>
         <w:rPr>
+          <w:rFonts w:cs="Consolas"/>
+          <w:szCs w:val="19"/>
+        </w:rPr>
+        <w:lastRenderedPageBreak/>
+        <w:t xml:space="preserve">The class </w:t>
+      </w:r>
+      <w:r>
+        <w:rPr>
           <w:rFonts w:ascii="Consolas" w:hAnsi="Consolas" w:cs="Consolas"/>
           <w:color w:val="C00000"/>
           <w:sz w:val="17"/>
           <w:szCs w:val="17"/>
         </w:rPr>
-        <w:lastRenderedPageBreak/>
         <w:t>ScalarPotential</w:t>
       </w:r>
       <w:r>
@@ -1893,15 +1900,14 @@
     </w:p>
     <w:p>
       <w:pPr>
-        <w:rPr>
-          <w:rFonts w:eastAsiaTheme="minorEastAsia"/>
-          <w:u w:val="single"/>
-        </w:rPr>
-      </w:pPr>
-      <w:r>
-        <w:rPr>
-          <w:rFonts w:eastAsiaTheme="minorEastAsia"/>
-          <w:u w:val="single"/>
+        <w:pStyle w:val="Heading2"/>
+        <w:rPr>
+          <w:rFonts w:eastAsiaTheme="minorEastAsia"/>
+        </w:rPr>
+      </w:pPr>
+      <w:r>
+        <w:rPr>
+          <w:rFonts w:eastAsiaTheme="minorEastAsia"/>
         </w:rPr>
         <w:t>A Note on the oracle fit</w:t>
       </w:r>
@@ -2503,11 +2509,78 @@
         <w:pStyle w:val="Heading1"/>
       </w:pPr>
     </w:p>
+    <w:p>
+      <w:r>
+        <w:rPr>
+          <w:color w:val="EE0000"/>
+        </w:rPr>
+        <w:t>//TODO: finish the note on oracle fit</w:t>
+      </w:r>
+    </w:p>
     <w:p/>
     <w:p>
       <w:pPr>
-        <w:pStyle w:val="Heading1"/>
-      </w:pPr>
+        <w:pStyle w:val="Heading2"/>
+      </w:pPr>
+      <w:r>
+        <w:t xml:space="preserve">Training the SPLM : Learning the reference </w:t>
+      </w:r>
+      <m:oMath>
+        <m:sSub>
+          <m:sSubPr>
+            <m:ctrlPr>
+              <w:rPr>
+                <w:rFonts w:ascii="Cambria Math" w:eastAsiaTheme="minorEastAsia" w:hAnsi="Cambria Math" w:cstheme="minorBidi"/>
+                <w:i/>
+                <w:color w:val="auto"/>
+                <w:sz w:val="19"/>
+                <w:szCs w:val="24"/>
+              </w:rPr>
+            </m:ctrlPr>
+          </m:sSubPr>
+          <m:e>
+            <m:r>
+              <w:rPr>
+                <w:rFonts w:ascii="Cambria Math" w:eastAsiaTheme="minorEastAsia" w:hAnsi="Cambria Math"/>
+              </w:rPr>
+              <m:t>V</m:t>
+            </m:r>
+          </m:e>
+          <m:sub>
+            <m:r>
+              <w:rPr>
+                <w:rFonts w:ascii="Cambria Math" w:eastAsiaTheme="minorEastAsia" w:hAnsi="Cambria Math"/>
+              </w:rPr>
+              <m:t>θ</m:t>
+            </m:r>
+          </m:sub>
+        </m:sSub>
+        <m:d>
+          <m:dPr>
+            <m:ctrlPr>
+              <w:rPr>
+                <w:rFonts w:ascii="Cambria Math" w:eastAsiaTheme="minorEastAsia" w:hAnsi="Cambria Math" w:cstheme="minorBidi"/>
+                <w:i/>
+                <w:color w:val="auto"/>
+                <w:sz w:val="19"/>
+                <w:szCs w:val="24"/>
+              </w:rPr>
+            </m:ctrlPr>
+          </m:dPr>
+          <m:e>
+            <m:r>
+              <w:rPr>
+                <w:rFonts w:ascii="Cambria Math" w:eastAsiaTheme="minorEastAsia" w:hAnsi="Cambria Math"/>
+              </w:rPr>
+              <m:t>ξ,h</m:t>
+            </m:r>
+          </m:e>
+        </m:d>
+      </m:oMath>
+    </w:p>
+    <w:p/>
+    <w:p/>
+    <w:p>
       <w:r>
         <w:br/>
       </w:r>
@@ -2619,12 +2692,47 @@
     <w:p/>
     <w:p>
       <w:r>
-        <w:t>[3]</w:t>
+        <w:t xml:space="preserve">[3] </w:t>
+      </w:r>
+      <w:hyperlink r:id="rId10" w:history="1">
+        <w:r>
+          <w:rPr>
+            <w:rStyle w:val="Hyperlink"/>
+          </w:rPr>
+          <w:t>https://github.com/dimitarpg13/paper_tmlr_1/blob/main/notebooks/conservative_arch/model_sarf_mass.py</w:t>
+        </w:r>
+      </w:hyperlink>
+    </w:p>
+    <w:p/>
+    <w:p>
+      <w:r>
+        <w:lastRenderedPageBreak/>
+        <w:t xml:space="preserve">[4]  </w:t>
+      </w:r>
+      <w:hyperlink r:id="rId11" w:history="1">
+        <w:r>
+          <w:rPr>
+            <w:rStyle w:val="Hyperlink"/>
+          </w:rPr>
+          <w:t>https://github.com/dimitarpg13/paper_tmlr_1/blob/main/notebooks/conservative_arch/ln_damping_sweep/train_splm_em_ln.py</w:t>
+        </w:r>
+      </w:hyperlink>
+    </w:p>
+    <w:p/>
+    <w:p>
+      <w:r>
+        <w:t>[</w:t>
+      </w:r>
+      <w:r>
+        <w:t>5</w:t>
+      </w:r>
+      <w:r>
+        <w:t>]</w:t>
       </w:r>
       <w:r>
         <w:t xml:space="preserve"> </w:t>
       </w:r>
-      <w:hyperlink r:id="rId10" w:history="1">
+      <w:hyperlink r:id="rId12" w:history="1">
         <w:r>
           <w:rPr>
             <w:rStyle w:val="Hyperlink"/>
@@ -2634,844 +2742,952 @@
       </w:hyperlink>
     </w:p>
     <w:p/>
-    <w:p>
-      <w:r>
-        <w:t xml:space="preserve">[4]  </w:t>
-      </w:r>
-    </w:p>
     <w:p/>
+    <w:p/>
+    <w:p/>
     <w:p>
       <w:pPr>
         <w:pStyle w:val="Heading1"/>
       </w:pPr>
       <w:bookmarkStart w:id="2" w:name="_Toc230600234"/>
       <w:r>
+        <w:t>Appendix</w:t>
+      </w:r>
+      <w:bookmarkEnd w:id="2"/>
+    </w:p>
+    <w:p/>
+    <w:p>
+      <w:pPr>
+        <w:pStyle w:val="Heading2"/>
+      </w:pPr>
+      <w:bookmarkStart w:id="3" w:name="_Toc230600235"/>
+      <w:r>
+        <w:t xml:space="preserve">Module </w:t>
+      </w:r>
+      <w:r>
+        <w:rPr>
+          <w:rFonts w:ascii="Consolas" w:hAnsi="Consolas" w:cs="Consolas"/>
+        </w:rPr>
+        <w:t>splm_oracle_fit</w:t>
+      </w:r>
+      <w:bookmarkEnd w:id="3"/>
+    </w:p>
+    <w:p/>
+    <w:p>
+      <w:pPr>
+        <w:pStyle w:val="Heading3"/>
+      </w:pPr>
+      <w:bookmarkStart w:id="4" w:name="_Toc230600236"/>
+      <w:r>
+        <w:t xml:space="preserve">Function </w:t>
+      </w:r>
+      <w:r>
+        <w:rPr>
+          <w:rFonts w:ascii="Consolas" w:hAnsi="Consolas" w:cs="Consolas"/>
+        </w:rPr>
+        <w:t>fit_scalars</w:t>
+      </w:r>
+      <w:bookmarkEnd w:id="4"/>
+      <w:r>
+        <w:t xml:space="preserve"> </w:t>
+      </w:r>
+    </w:p>
+    <w:p/>
+    <w:p>
+      <w:pPr>
+        <w:rPr>
+          <w:rFonts w:ascii="Consolas" w:hAnsi="Consolas" w:cs="Consolas"/>
+          <w:sz w:val="17"/>
+          <w:szCs w:val="17"/>
+        </w:rPr>
+      </w:pPr>
+      <w:r>
+        <w:rPr>
+          <w:rFonts w:ascii="Consolas" w:hAnsi="Consolas" w:cs="Consolas"/>
+          <w:color w:val="E97132" w:themeColor="accent2"/>
+          <w:sz w:val="17"/>
+          <w:szCs w:val="17"/>
+        </w:rPr>
+        <w:t>def</w:t>
+      </w:r>
+      <w:r>
+        <w:rPr>
+          <w:rFonts w:ascii="Consolas" w:hAnsi="Consolas" w:cs="Consolas"/>
+          <w:sz w:val="17"/>
+          <w:szCs w:val="17"/>
+        </w:rPr>
+        <w:t xml:space="preserve"> </w:t>
+      </w:r>
+      <w:r>
+        <w:rPr>
+          <w:rFonts w:ascii="Consolas" w:hAnsi="Consolas" w:cs="Consolas"/>
+          <w:color w:val="BF4E14" w:themeColor="accent2" w:themeShade="BF"/>
+          <w:sz w:val="17"/>
+          <w:szCs w:val="17"/>
+        </w:rPr>
+        <w:t>fit_scalars</w:t>
+      </w:r>
+      <w:r>
+        <w:rPr>
+          <w:rFonts w:ascii="Consolas" w:hAnsi="Consolas" w:cs="Consolas"/>
+          <w:sz w:val="17"/>
+          <w:szCs w:val="17"/>
+        </w:rPr>
+        <w:t xml:space="preserve">(V: </w:t>
+      </w:r>
+      <w:r>
+        <w:rPr>
+          <w:rFonts w:ascii="Consolas" w:hAnsi="Consolas" w:cs="Consolas"/>
+          <w:color w:val="0B769F" w:themeColor="accent4" w:themeShade="BF"/>
+          <w:sz w:val="17"/>
+          <w:szCs w:val="17"/>
+        </w:rPr>
+        <w:t>np.ndarray</w:t>
+      </w:r>
+      <w:r>
+        <w:rPr>
+          <w:rFonts w:ascii="Consolas" w:hAnsi="Consolas" w:cs="Consolas"/>
+          <w:sz w:val="17"/>
+          <w:szCs w:val="17"/>
+        </w:rPr>
+        <w:t xml:space="preserve">, G: </w:t>
+      </w:r>
+      <w:r>
+        <w:rPr>
+          <w:rFonts w:ascii="Consolas" w:hAnsi="Consolas" w:cs="Consolas"/>
+          <w:color w:val="0B769F" w:themeColor="accent4" w:themeShade="BF"/>
+          <w:sz w:val="17"/>
+          <w:szCs w:val="17"/>
+        </w:rPr>
+        <w:t>np.ndarray</w:t>
+      </w:r>
+      <w:r>
+        <w:rPr>
+          <w:rFonts w:ascii="Consolas" w:hAnsi="Consolas" w:cs="Consolas"/>
+          <w:sz w:val="17"/>
+          <w:szCs w:val="17"/>
+        </w:rPr>
+        <w:t xml:space="preserve">, Y: </w:t>
+      </w:r>
+      <w:r>
+        <w:rPr>
+          <w:rFonts w:ascii="Consolas" w:hAnsi="Consolas" w:cs="Consolas"/>
+          <w:color w:val="0B769F" w:themeColor="accent4" w:themeShade="BF"/>
+          <w:sz w:val="17"/>
+          <w:szCs w:val="17"/>
+        </w:rPr>
+        <w:t>np.ndarray</w:t>
+      </w:r>
+      <w:r>
+        <w:rPr>
+          <w:rFonts w:ascii="Consolas" w:hAnsi="Consolas" w:cs="Consolas"/>
+          <w:sz w:val="17"/>
+          <w:szCs w:val="17"/>
+        </w:rPr>
+        <w:t xml:space="preserve">, LAY: </w:t>
+      </w:r>
+      <w:r>
+        <w:rPr>
+          <w:rFonts w:ascii="Consolas" w:hAnsi="Consolas" w:cs="Consolas"/>
+          <w:color w:val="0B769F" w:themeColor="accent4" w:themeShade="BF"/>
+          <w:sz w:val="17"/>
+          <w:szCs w:val="17"/>
+        </w:rPr>
+        <w:t>np.ndarray</w:t>
+      </w:r>
+      <w:r>
+        <w:rPr>
+          <w:rFonts w:ascii="Consolas" w:hAnsi="Consolas" w:cs="Consolas"/>
+          <w:sz w:val="17"/>
+          <w:szCs w:val="17"/>
+        </w:rPr>
+        <w:t>):</w:t>
+      </w:r>
+    </w:p>
+    <w:p>
+      <w:pPr>
+        <w:rPr>
+          <w:rFonts w:ascii="Consolas" w:hAnsi="Consolas" w:cs="Consolas"/>
+          <w:color w:val="3A7C22" w:themeColor="accent6" w:themeShade="BF"/>
+          <w:sz w:val="17"/>
+          <w:szCs w:val="17"/>
+        </w:rPr>
+      </w:pPr>
+      <w:r>
+        <w:rPr>
+          <w:rFonts w:ascii="Consolas" w:hAnsi="Consolas" w:cs="Consolas"/>
+          <w:sz w:val="17"/>
+          <w:szCs w:val="17"/>
+        </w:rPr>
+        <w:t xml:space="preserve">    </w:t>
+      </w:r>
+      <w:r>
+        <w:rPr>
+          <w:rFonts w:ascii="Consolas" w:hAnsi="Consolas" w:cs="Consolas"/>
+          <w:color w:val="3A7C22" w:themeColor="accent6" w:themeShade="BF"/>
+          <w:sz w:val="17"/>
+          <w:szCs w:val="17"/>
+        </w:rPr>
+        <w:t>"""Per-layer least-squares: [alpha_l, beta_l] = argmin || Y - alpha V - beta*(-G) ||^2.</w:t>
+      </w:r>
+    </w:p>
+    <w:p>
+      <w:pPr>
+        <w:rPr>
+          <w:rFonts w:ascii="Consolas" w:hAnsi="Consolas" w:cs="Consolas"/>
+          <w:color w:val="3A7C22" w:themeColor="accent6" w:themeShade="BF"/>
+          <w:sz w:val="17"/>
+          <w:szCs w:val="17"/>
+        </w:rPr>
+      </w:pPr>
+      <w:r>
+        <w:rPr>
+          <w:rFonts w:ascii="Consolas" w:hAnsi="Consolas" w:cs="Consolas"/>
+          <w:color w:val="3A7C22" w:themeColor="accent6" w:themeShade="BF"/>
+          <w:sz w:val="17"/>
+          <w:szCs w:val="17"/>
+        </w:rPr>
+        <w:t xml:space="preserve">     G: np.ndarray - </w:t>
+      </w:r>
+    </w:p>
+    <w:p>
+      <w:pPr>
+        <w:rPr>
+          <w:rFonts w:ascii="Consolas" w:hAnsi="Consolas" w:cs="Consolas"/>
+          <w:color w:val="3A7C22" w:themeColor="accent6" w:themeShade="BF"/>
+          <w:sz w:val="17"/>
+          <w:szCs w:val="17"/>
+        </w:rPr>
+      </w:pPr>
+      <w:r>
+        <w:rPr>
+          <w:rFonts w:ascii="Consolas" w:hAnsi="Consolas" w:cs="Consolas"/>
+          <w:color w:val="3A7C22" w:themeColor="accent6" w:themeShade="BF"/>
+          <w:sz w:val="17"/>
+          <w:szCs w:val="17"/>
+        </w:rPr>
+        <w:t xml:space="preserve">     LAY: np.ndarray – layer indices</w:t>
+      </w:r>
+    </w:p>
+    <w:p>
+      <w:pPr>
+        <w:rPr>
+          <w:rFonts w:ascii="Consolas" w:hAnsi="Consolas" w:cs="Consolas"/>
+          <w:color w:val="3A7C22" w:themeColor="accent6" w:themeShade="BF"/>
+          <w:sz w:val="17"/>
+          <w:szCs w:val="17"/>
+        </w:rPr>
+      </w:pPr>
+    </w:p>
+    <w:p>
+      <w:pPr>
+        <w:rPr>
+          <w:rFonts w:ascii="Consolas" w:hAnsi="Consolas" w:cs="Consolas"/>
+          <w:sz w:val="17"/>
+          <w:szCs w:val="17"/>
+        </w:rPr>
+      </w:pPr>
+      <w:r>
+        <w:rPr>
+          <w:rFonts w:ascii="Consolas" w:hAnsi="Consolas" w:cs="Consolas"/>
+          <w:color w:val="3A7C22" w:themeColor="accent6" w:themeShade="BF"/>
+          <w:sz w:val="17"/>
+          <w:szCs w:val="17"/>
+        </w:rPr>
+        <w:t xml:space="preserve">    </w:t>
+      </w:r>
+      <w:r>
+        <w:rPr>
+          <w:rFonts w:ascii="Consolas" w:hAnsi="Consolas" w:cs="Consolas"/>
+          <w:color w:val="3A7C22" w:themeColor="accent6" w:themeShade="BF"/>
+          <w:sz w:val="17"/>
+          <w:szCs w:val="17"/>
+        </w:rPr>
+        <w:t>"""</w:t>
+      </w:r>
+    </w:p>
+    <w:p>
+      <w:pPr>
+        <w:rPr>
+          <w:rFonts w:ascii="Consolas" w:hAnsi="Consolas" w:cs="Consolas"/>
+          <w:sz w:val="17"/>
+          <w:szCs w:val="17"/>
+        </w:rPr>
+      </w:pPr>
+      <w:r>
+        <w:rPr>
+          <w:rFonts w:ascii="Consolas" w:hAnsi="Consolas" w:cs="Consolas"/>
+          <w:sz w:val="17"/>
+          <w:szCs w:val="17"/>
+        </w:rPr>
+        <w:t xml:space="preserve">    alpha = {}; beta = {}</w:t>
+      </w:r>
+    </w:p>
+    <w:p>
+      <w:pPr>
+        <w:rPr>
+          <w:rFonts w:ascii="Consolas" w:hAnsi="Consolas" w:cs="Consolas"/>
+          <w:sz w:val="17"/>
+          <w:szCs w:val="17"/>
+        </w:rPr>
+      </w:pPr>
+      <w:r>
+        <w:rPr>
+          <w:rFonts w:ascii="Consolas" w:hAnsi="Consolas" w:cs="Consolas"/>
+          <w:sz w:val="17"/>
+          <w:szCs w:val="17"/>
+        </w:rPr>
+        <w:t xml:space="preserve">    Y_pred = np.zeros_like(Y)</w:t>
+      </w:r>
+    </w:p>
+    <w:p>
+      <w:pPr>
+        <w:rPr>
+          <w:rFonts w:ascii="Consolas" w:hAnsi="Consolas" w:cs="Consolas"/>
+          <w:sz w:val="17"/>
+          <w:szCs w:val="17"/>
+        </w:rPr>
+      </w:pPr>
+      <w:r>
+        <w:rPr>
+          <w:rFonts w:ascii="Consolas" w:hAnsi="Consolas" w:cs="Consolas"/>
+          <w:sz w:val="17"/>
+          <w:szCs w:val="17"/>
+        </w:rPr>
+        <w:t xml:space="preserve">    </w:t>
+      </w:r>
+      <w:r>
+        <w:rPr>
+          <w:rFonts w:ascii="Consolas" w:hAnsi="Consolas" w:cs="Consolas"/>
+          <w:color w:val="C00000"/>
+          <w:sz w:val="17"/>
+          <w:szCs w:val="17"/>
+        </w:rPr>
+        <w:t>for</w:t>
+      </w:r>
+      <w:r>
+        <w:rPr>
+          <w:rFonts w:ascii="Consolas" w:hAnsi="Consolas" w:cs="Consolas"/>
+          <w:sz w:val="17"/>
+          <w:szCs w:val="17"/>
+        </w:rPr>
+        <w:t xml:space="preserve"> ell </w:t>
+      </w:r>
+      <w:r>
+        <w:rPr>
+          <w:rFonts w:ascii="Consolas" w:hAnsi="Consolas" w:cs="Consolas"/>
+          <w:color w:val="C00000"/>
+          <w:sz w:val="17"/>
+          <w:szCs w:val="17"/>
+        </w:rPr>
+        <w:t>in</w:t>
+      </w:r>
+      <w:r>
+        <w:rPr>
+          <w:rFonts w:ascii="Consolas" w:hAnsi="Consolas" w:cs="Consolas"/>
+          <w:sz w:val="17"/>
+          <w:szCs w:val="17"/>
+        </w:rPr>
+        <w:t xml:space="preserve"> np.</w:t>
+      </w:r>
+      <w:r>
+        <w:rPr>
+          <w:rFonts w:ascii="Consolas" w:hAnsi="Consolas" w:cs="Consolas"/>
+          <w:color w:val="80340D" w:themeColor="accent2" w:themeShade="80"/>
+          <w:sz w:val="17"/>
+          <w:szCs w:val="17"/>
+        </w:rPr>
+        <w:t>unique</w:t>
+      </w:r>
+      <w:r>
+        <w:rPr>
+          <w:rFonts w:ascii="Consolas" w:hAnsi="Consolas" w:cs="Consolas"/>
+          <w:sz w:val="17"/>
+          <w:szCs w:val="17"/>
+        </w:rPr>
+        <w:t>(LAY):</w:t>
+      </w:r>
+    </w:p>
+    <w:p>
+      <w:pPr>
+        <w:rPr>
+          <w:rFonts w:ascii="Consolas" w:hAnsi="Consolas" w:cs="Consolas"/>
+          <w:sz w:val="17"/>
+          <w:szCs w:val="17"/>
+        </w:rPr>
+      </w:pPr>
+      <w:r>
+        <w:rPr>
+          <w:rFonts w:ascii="Consolas" w:hAnsi="Consolas" w:cs="Consolas"/>
+          <w:sz w:val="17"/>
+          <w:szCs w:val="17"/>
+        </w:rPr>
+        <w:t xml:space="preserve">        m = LAY == ell</w:t>
+      </w:r>
+    </w:p>
+    <w:p>
+      <w:pPr>
+        <w:rPr>
+          <w:rFonts w:ascii="Consolas" w:hAnsi="Consolas" w:cs="Consolas"/>
+          <w:sz w:val="17"/>
+          <w:szCs w:val="17"/>
+        </w:rPr>
+      </w:pPr>
+      <w:r>
+        <w:rPr>
+          <w:rFonts w:ascii="Consolas" w:hAnsi="Consolas" w:cs="Consolas"/>
+          <w:sz w:val="17"/>
+          <w:szCs w:val="17"/>
+        </w:rPr>
+        <w:t xml:space="preserve">        v = V[m].</w:t>
+      </w:r>
+      <w:r>
+        <w:rPr>
+          <w:rFonts w:ascii="Consolas" w:hAnsi="Consolas" w:cs="Consolas"/>
+          <w:color w:val="80340D" w:themeColor="accent2" w:themeShade="80"/>
+          <w:sz w:val="17"/>
+          <w:szCs w:val="17"/>
+        </w:rPr>
+        <w:t>reshape</w:t>
+      </w:r>
+      <w:r>
+        <w:rPr>
+          <w:rFonts w:ascii="Consolas" w:hAnsi="Consolas" w:cs="Consolas"/>
+          <w:sz w:val="17"/>
+          <w:szCs w:val="17"/>
+        </w:rPr>
+        <w:t>(-1); g = (-G[m]).</w:t>
+      </w:r>
+      <w:r>
+        <w:rPr>
+          <w:rFonts w:ascii="Consolas" w:hAnsi="Consolas" w:cs="Consolas"/>
+          <w:color w:val="80340D" w:themeColor="accent2" w:themeShade="80"/>
+          <w:sz w:val="17"/>
+          <w:szCs w:val="17"/>
+        </w:rPr>
+        <w:t>reshape</w:t>
+      </w:r>
+      <w:r>
+        <w:rPr>
+          <w:rFonts w:ascii="Consolas" w:hAnsi="Consolas" w:cs="Consolas"/>
+          <w:sz w:val="17"/>
+          <w:szCs w:val="17"/>
+        </w:rPr>
+        <w:t>(-1); y = Y[m].</w:t>
+      </w:r>
+      <w:r>
+        <w:rPr>
+          <w:rFonts w:ascii="Consolas" w:hAnsi="Consolas" w:cs="Consolas"/>
+          <w:color w:val="80340D" w:themeColor="accent2" w:themeShade="80"/>
+          <w:sz w:val="17"/>
+          <w:szCs w:val="17"/>
+        </w:rPr>
+        <w:t>reshape</w:t>
+      </w:r>
+      <w:r>
+        <w:rPr>
+          <w:rFonts w:ascii="Consolas" w:hAnsi="Consolas" w:cs="Consolas"/>
+          <w:sz w:val="17"/>
+          <w:szCs w:val="17"/>
+        </w:rPr>
+        <w:t>(-1)</w:t>
+      </w:r>
+    </w:p>
+    <w:p>
+      <w:pPr>
+        <w:rPr>
+          <w:rFonts w:ascii="Consolas" w:hAnsi="Consolas" w:cs="Consolas"/>
+          <w:sz w:val="17"/>
+          <w:szCs w:val="17"/>
+        </w:rPr>
+      </w:pPr>
+      <w:r>
+        <w:rPr>
+          <w:rFonts w:ascii="Consolas" w:hAnsi="Consolas" w:cs="Consolas"/>
+          <w:sz w:val="17"/>
+          <w:szCs w:val="17"/>
+        </w:rPr>
+        <w:t xml:space="preserve">        A = np.</w:t>
+      </w:r>
+      <w:r>
+        <w:rPr>
+          <w:rFonts w:ascii="Consolas" w:hAnsi="Consolas" w:cs="Consolas"/>
+          <w:color w:val="80340D" w:themeColor="accent2" w:themeShade="80"/>
+          <w:sz w:val="17"/>
+          <w:szCs w:val="17"/>
+        </w:rPr>
+        <w:t>stack</w:t>
+      </w:r>
+      <w:r>
+        <w:rPr>
+          <w:rFonts w:ascii="Consolas" w:hAnsi="Consolas" w:cs="Consolas"/>
+          <w:sz w:val="17"/>
+          <w:szCs w:val="17"/>
+        </w:rPr>
+        <w:t xml:space="preserve">([v, g], axis=1)  </w:t>
+      </w:r>
+      <w:r>
+        <w:rPr>
+          <w:rFonts w:ascii="Consolas" w:hAnsi="Consolas" w:cs="Consolas"/>
+          <w:color w:val="3A7C22" w:themeColor="accent6" w:themeShade="BF"/>
+          <w:sz w:val="17"/>
+          <w:szCs w:val="17"/>
+        </w:rPr>
+        <w:t># (N*d, 2)</w:t>
+      </w:r>
+    </w:p>
+    <w:p>
+      <w:pPr>
+        <w:rPr>
+          <w:rFonts w:ascii="Consolas" w:hAnsi="Consolas" w:cs="Consolas"/>
+          <w:sz w:val="17"/>
+          <w:szCs w:val="17"/>
+        </w:rPr>
+      </w:pPr>
+      <w:r>
+        <w:rPr>
+          <w:rFonts w:ascii="Consolas" w:hAnsi="Consolas" w:cs="Consolas"/>
+          <w:sz w:val="17"/>
+          <w:szCs w:val="17"/>
+        </w:rPr>
+        <w:t xml:space="preserve">        coef, *_ = np.linalg.</w:t>
+      </w:r>
+      <w:r>
+        <w:rPr>
+          <w:rFonts w:ascii="Consolas" w:hAnsi="Consolas" w:cs="Consolas"/>
+          <w:color w:val="80340D" w:themeColor="accent2" w:themeShade="80"/>
+          <w:sz w:val="17"/>
+          <w:szCs w:val="17"/>
+        </w:rPr>
+        <w:t>lstsq</w:t>
+      </w:r>
+      <w:r>
+        <w:rPr>
+          <w:rFonts w:ascii="Consolas" w:hAnsi="Consolas" w:cs="Consolas"/>
+          <w:sz w:val="17"/>
+          <w:szCs w:val="17"/>
+        </w:rPr>
+        <w:t>(A, y, rcond=</w:t>
+      </w:r>
+      <w:r>
+        <w:rPr>
+          <w:rFonts w:ascii="Consolas" w:hAnsi="Consolas" w:cs="Consolas"/>
+          <w:color w:val="0F9ED5" w:themeColor="accent4"/>
+          <w:sz w:val="17"/>
+          <w:szCs w:val="17"/>
+        </w:rPr>
+        <w:t>None</w:t>
+      </w:r>
+      <w:r>
+        <w:rPr>
+          <w:rFonts w:ascii="Consolas" w:hAnsi="Consolas" w:cs="Consolas"/>
+          <w:sz w:val="17"/>
+          <w:szCs w:val="17"/>
+        </w:rPr>
+        <w:t>)</w:t>
+      </w:r>
+    </w:p>
+    <w:p>
+      <w:pPr>
+        <w:rPr>
+          <w:rFonts w:ascii="Consolas" w:hAnsi="Consolas" w:cs="Consolas"/>
+          <w:sz w:val="17"/>
+          <w:szCs w:val="17"/>
+        </w:rPr>
+      </w:pPr>
+      <w:r>
+        <w:rPr>
+          <w:rFonts w:ascii="Consolas" w:hAnsi="Consolas" w:cs="Consolas"/>
+          <w:sz w:val="17"/>
+          <w:szCs w:val="17"/>
+        </w:rPr>
+        <w:t xml:space="preserve">        a, b = coef</w:t>
+      </w:r>
+    </w:p>
+    <w:p>
+      <w:pPr>
+        <w:rPr>
+          <w:rFonts w:ascii="Consolas" w:hAnsi="Consolas" w:cs="Consolas"/>
+          <w:sz w:val="17"/>
+          <w:szCs w:val="17"/>
+        </w:rPr>
+      </w:pPr>
+      <w:r>
+        <w:rPr>
+          <w:rFonts w:ascii="Consolas" w:hAnsi="Consolas" w:cs="Consolas"/>
+          <w:sz w:val="17"/>
+          <w:szCs w:val="17"/>
+        </w:rPr>
+        <w:t xml:space="preserve">        alpha[int(ell)] = float(a); beta[int(ell)] = float(b)</w:t>
+      </w:r>
+    </w:p>
+    <w:p>
+      <w:pPr>
+        <w:rPr>
+          <w:rFonts w:ascii="Consolas" w:hAnsi="Consolas" w:cs="Consolas"/>
+          <w:sz w:val="17"/>
+          <w:szCs w:val="17"/>
+        </w:rPr>
+      </w:pPr>
+      <w:r>
+        <w:rPr>
+          <w:rFonts w:ascii="Consolas" w:hAnsi="Consolas" w:cs="Consolas"/>
+          <w:sz w:val="17"/>
+          <w:szCs w:val="17"/>
+        </w:rPr>
+        <w:t xml:space="preserve">        Y_pred[m] = a * V[m] + b * (-G[m])</w:t>
+      </w:r>
+    </w:p>
+    <w:p>
+      <w:pPr>
+        <w:rPr>
+          <w:rFonts w:ascii="Consolas" w:hAnsi="Consolas" w:cs="Consolas"/>
+          <w:sz w:val="17"/>
+          <w:szCs w:val="17"/>
+        </w:rPr>
+      </w:pPr>
+      <w:r>
+        <w:rPr>
+          <w:rFonts w:ascii="Consolas" w:hAnsi="Consolas" w:cs="Consolas"/>
+          <w:sz w:val="17"/>
+          <w:szCs w:val="17"/>
+        </w:rPr>
+        <w:t xml:space="preserve">    return Y_pred, alpha, beta</w:t>
+      </w:r>
+    </w:p>
+    <w:p>
+      <w:pPr>
+        <w:rPr>
+          <w:rFonts w:ascii="Consolas" w:hAnsi="Consolas" w:cs="Consolas"/>
+          <w:sz w:val="17"/>
+          <w:szCs w:val="17"/>
+        </w:rPr>
+      </w:pPr>
+    </w:p>
+    <w:p>
+      <w:pPr>
+        <w:pStyle w:val="Heading3"/>
+      </w:pPr>
+      <w:bookmarkStart w:id="5" w:name="_Toc230600237"/>
+      <w:r>
+        <w:t xml:space="preserve">Function </w:t>
+      </w:r>
+      <w:r>
+        <w:rPr>
+          <w:rFonts w:ascii="Consolas" w:hAnsi="Consolas" w:cs="Consolas"/>
+        </w:rPr>
+        <w:t>extract_oracle_tuples</w:t>
+      </w:r>
+      <w:bookmarkEnd w:id="5"/>
+    </w:p>
+    <w:p/>
+    <w:p>
+      <w:pPr>
+        <w:rPr>
+          <w:rFonts w:ascii="Consolas" w:hAnsi="Consolas" w:cs="Consolas"/>
+          <w:sz w:val="17"/>
+          <w:szCs w:val="17"/>
+        </w:rPr>
+      </w:pPr>
+      <w:r>
+        <w:rPr>
+          <w:rFonts w:ascii="Consolas" w:hAnsi="Consolas" w:cs="Consolas"/>
+          <w:sz w:val="17"/>
+          <w:szCs w:val="17"/>
+        </w:rPr>
+        <w:t>def extract_oracle_tuples(model, sentence: str, device: str) \</w:t>
+      </w:r>
+    </w:p>
+    <w:p>
+      <w:pPr>
+        <w:rPr>
+          <w:rFonts w:ascii="Consolas" w:hAnsi="Consolas" w:cs="Consolas"/>
+          <w:sz w:val="17"/>
+          <w:szCs w:val="17"/>
+        </w:rPr>
+      </w:pPr>
+      <w:r>
+        <w:rPr>
+          <w:rFonts w:ascii="Consolas" w:hAnsi="Consolas" w:cs="Consolas"/>
+          <w:sz w:val="17"/>
+          <w:szCs w:val="17"/>
+        </w:rPr>
+        <w:t xml:space="preserve">        -&gt; Tuple[np.ndarray, np.ndarray, np.ndarray]:</w:t>
+      </w:r>
+    </w:p>
+    <w:p>
+      <w:pPr>
+        <w:rPr>
+          <w:rFonts w:ascii="Consolas" w:hAnsi="Consolas" w:cs="Consolas"/>
+          <w:color w:val="3A7C22" w:themeColor="accent6" w:themeShade="BF"/>
+          <w:sz w:val="17"/>
+          <w:szCs w:val="17"/>
+        </w:rPr>
+      </w:pPr>
+      <w:r>
+        <w:rPr>
+          <w:rFonts w:ascii="Consolas" w:hAnsi="Consolas" w:cs="Consolas"/>
+          <w:sz w:val="17"/>
+          <w:szCs w:val="17"/>
+        </w:rPr>
+        <w:t xml:space="preserve">    </w:t>
+      </w:r>
+      <w:r>
+        <w:rPr>
+          <w:rFonts w:ascii="Consolas" w:hAnsi="Consolas" w:cs="Consolas"/>
+          <w:color w:val="3A7C22" w:themeColor="accent6" w:themeShade="BF"/>
+          <w:sz w:val="17"/>
+          <w:szCs w:val="17"/>
+        </w:rPr>
+        <w:t>"""For a single sentence, re-run SPLM and return</w:t>
+      </w:r>
+    </w:p>
+    <w:p>
+      <w:pPr>
+        <w:rPr>
+          <w:rFonts w:ascii="Consolas" w:hAnsi="Consolas" w:cs="Consolas"/>
+          <w:color w:val="3A7C22" w:themeColor="accent6" w:themeShade="BF"/>
+          <w:sz w:val="17"/>
+          <w:szCs w:val="17"/>
+        </w:rPr>
+      </w:pPr>
+      <w:r>
+        <w:rPr>
+          <w:rFonts w:ascii="Consolas" w:hAnsi="Consolas" w:cs="Consolas"/>
+          <w:color w:val="3A7C22" w:themeColor="accent6" w:themeShade="BF"/>
+          <w:sz w:val="17"/>
+          <w:szCs w:val="17"/>
+        </w:rPr>
+        <w:t xml:space="preserve">       H   : (L+1, T, d)  raw hidden states  h_l</w:t>
+      </w:r>
+    </w:p>
+    <w:p>
+      <w:pPr>
+        <w:rPr>
+          <w:rFonts w:ascii="Consolas" w:hAnsi="Consolas" w:cs="Consolas"/>
+          <w:color w:val="3A7C22" w:themeColor="accent6" w:themeShade="BF"/>
+          <w:sz w:val="17"/>
+          <w:szCs w:val="17"/>
+        </w:rPr>
+      </w:pPr>
+      <w:r>
+        <w:rPr>
+          <w:rFonts w:ascii="Consolas" w:hAnsi="Consolas" w:cs="Consolas"/>
+          <w:color w:val="3A7C22" w:themeColor="accent6" w:themeShade="BF"/>
+          <w:sz w:val="17"/>
+          <w:szCs w:val="17"/>
+        </w:rPr>
+        <w:t xml:space="preserve">       GV  : (L,   T, d)  grad_h V_theta(xi, h_l)  for l = 0..L-1</w:t>
+      </w:r>
+    </w:p>
+    <w:p>
+      <w:pPr>
+        <w:rPr>
+          <w:rFonts w:ascii="Consolas" w:hAnsi="Consolas" w:cs="Consolas"/>
+          <w:color w:val="3A7C22" w:themeColor="accent6" w:themeShade="BF"/>
+          <w:sz w:val="17"/>
+          <w:szCs w:val="17"/>
+        </w:rPr>
+      </w:pPr>
+      <w:r>
+        <w:rPr>
+          <w:rFonts w:ascii="Consolas" w:hAnsi="Consolas" w:cs="Consolas"/>
+          <w:color w:val="3A7C22" w:themeColor="accent6" w:themeShade="BF"/>
+          <w:sz w:val="17"/>
+          <w:szCs w:val="17"/>
+        </w:rPr>
+        <w:t xml:space="preserve">       XI  : (T, d)  the constant context vector</w:t>
+      </w:r>
+    </w:p>
+    <w:p>
+      <w:pPr>
+        <w:rPr>
+          <w:rFonts w:ascii="Consolas" w:hAnsi="Consolas" w:cs="Consolas"/>
+          <w:color w:val="3A7C22" w:themeColor="accent6" w:themeShade="BF"/>
+          <w:sz w:val="17"/>
+          <w:szCs w:val="17"/>
+        </w:rPr>
+      </w:pPr>
+    </w:p>
+    <w:p>
+      <w:pPr>
+        <w:rPr>
+          <w:rFonts w:ascii="Consolas" w:hAnsi="Consolas" w:cs="Consolas"/>
+          <w:color w:val="3A7C22" w:themeColor="accent6" w:themeShade="BF"/>
+          <w:sz w:val="17"/>
+          <w:szCs w:val="17"/>
+        </w:rPr>
+      </w:pPr>
+      <w:r>
+        <w:rPr>
+          <w:rFonts w:ascii="Consolas" w:hAnsi="Consolas" w:cs="Consolas"/>
+          <w:color w:val="3A7C22" w:themeColor="accent6" w:themeShade="BF"/>
+          <w:sz w:val="17"/>
+          <w:szCs w:val="17"/>
+        </w:rPr>
+        <w:t xml:space="preserve">    The dynamics equation is</w:t>
+      </w:r>
+    </w:p>
+    <w:p>
+      <w:pPr>
+        <w:rPr>
+          <w:rFonts w:ascii="Consolas" w:hAnsi="Consolas" w:cs="Consolas"/>
+          <w:color w:val="3A7C22" w:themeColor="accent6" w:themeShade="BF"/>
+          <w:sz w:val="17"/>
+          <w:szCs w:val="17"/>
+        </w:rPr>
+      </w:pPr>
+    </w:p>
+    <w:p>
+      <w:pPr>
+        <w:rPr>
+          <w:rFonts w:ascii="Consolas" w:hAnsi="Consolas" w:cs="Consolas"/>
+          <w:color w:val="3A7C22" w:themeColor="accent6" w:themeShade="BF"/>
+          <w:sz w:val="17"/>
+          <w:szCs w:val="17"/>
+        </w:rPr>
+      </w:pPr>
+      <w:r>
+        <w:rPr>
+          <w:rFonts w:ascii="Consolas" w:hAnsi="Consolas" w:cs="Consolas"/>
+          <w:color w:val="3A7C22" w:themeColor="accent6" w:themeShade="BF"/>
+          <w:sz w:val="17"/>
+          <w:szCs w:val="17"/>
+        </w:rPr>
+        <w:t xml:space="preserve">       h_{l+1} = h_l + dt * v_{l+1}</w:t>
+      </w:r>
+    </w:p>
+    <w:p>
+      <w:pPr>
+        <w:rPr>
+          <w:rFonts w:ascii="Consolas" w:hAnsi="Consolas" w:cs="Consolas"/>
+          <w:color w:val="3A7C22" w:themeColor="accent6" w:themeShade="BF"/>
+          <w:sz w:val="17"/>
+          <w:szCs w:val="17"/>
+        </w:rPr>
+      </w:pPr>
+      <w:r>
+        <w:rPr>
+          <w:rFonts w:ascii="Consolas" w:hAnsi="Consolas" w:cs="Consolas"/>
+          <w:color w:val="3A7C22" w:themeColor="accent6" w:themeShade="BF"/>
+          <w:sz w:val="17"/>
+          <w:szCs w:val="17"/>
+        </w:rPr>
+        <w:t xml:space="preserve">       v_{l+1} = (v_l + dt*f_l/m) / (1 + dt*gamma),  f_l = -grad_h V_theta(xi, h_l)</w:t>
+      </w:r>
+    </w:p>
+    <w:p>
+      <w:pPr>
+        <w:rPr>
+          <w:rFonts w:ascii="Consolas" w:hAnsi="Consolas" w:cs="Consolas"/>
+          <w:color w:val="3A7C22" w:themeColor="accent6" w:themeShade="BF"/>
+          <w:sz w:val="17"/>
+          <w:szCs w:val="17"/>
+        </w:rPr>
+      </w:pPr>
+    </w:p>
+    <w:p>
+      <w:pPr>
+        <w:rPr>
+          <w:rFonts w:ascii="Consolas" w:hAnsi="Consolas" w:cs="Consolas"/>
+          <w:color w:val="3A7C22" w:themeColor="accent6" w:themeShade="BF"/>
+          <w:sz w:val="17"/>
+          <w:szCs w:val="17"/>
+        </w:rPr>
+      </w:pPr>
+      <w:r>
+        <w:rPr>
+          <w:rFonts w:ascii="Consolas" w:hAnsi="Consolas" w:cs="Consolas"/>
+          <w:color w:val="3A7C22" w:themeColor="accent6" w:themeShade="BF"/>
+          <w:sz w:val="17"/>
+          <w:szCs w:val="17"/>
+        </w:rPr>
+        <w:t xml:space="preserve">    so Delta h_l := h_{l+1} - h_l depends on (v_l, grad_V at h_l).</w:t>
+      </w:r>
+    </w:p>
+    <w:p>
+      <w:pPr>
+        <w:rPr>
+          <w:rFonts w:ascii="Consolas" w:hAnsi="Consolas" w:cs="Consolas"/>
+          <w:color w:val="3A7C22" w:themeColor="accent6" w:themeShade="BF"/>
+          <w:sz w:val="17"/>
+          <w:szCs w:val="17"/>
+        </w:rPr>
+      </w:pPr>
+    </w:p>
+    <w:p>
+      <w:pPr>
+        <w:rPr>
+          <w:rFonts w:ascii="Consolas" w:hAnsi="Consolas" w:cs="Consolas"/>
+          <w:color w:val="3A7C22" w:themeColor="accent6" w:themeShade="BF"/>
+          <w:sz w:val="17"/>
+          <w:szCs w:val="17"/>
+        </w:rPr>
+      </w:pPr>
+      <w:r>
+        <w:rPr>
+          <w:rFonts w:ascii="Consolas" w:hAnsi="Consolas" w:cs="Consolas"/>
+          <w:color w:val="3A7C22" w:themeColor="accent6" w:themeShade="BF"/>
+          <w:sz w:val="17"/>
+          <w:szCs w:val="17"/>
+        </w:rPr>
+        <w:t xml:space="preserve">    Handles both the base ScalarPotentialLM (fixed xi from _embed_and_pool)</w:t>
+      </w:r>
+    </w:p>
+    <w:p>
+      <w:pPr>
+        <w:rPr>
+          <w:rFonts w:ascii="Consolas" w:hAnsi="Consolas" w:cs="Consolas"/>
+          <w:color w:val="3A7C22" w:themeColor="accent6" w:themeShade="BF"/>
+          <w:sz w:val="17"/>
+          <w:szCs w:val="17"/>
+        </w:rPr>
+      </w:pPr>
+      <w:r>
+        <w:rPr>
+          <w:rFonts w:ascii="Consolas" w:hAnsi="Consolas" w:cs="Consolas"/>
+          <w:color w:val="3A7C22" w:themeColor="accent6" w:themeShade="BF"/>
+          <w:sz w:val="17"/>
+          <w:szCs w:val="17"/>
+        </w:rPr>
+        <w:t xml:space="preserve">    and ScalarPotentialLMSARFMass[LN] variants (per-step xi via</w:t>
+      </w:r>
+    </w:p>
+    <w:p>
+      <w:pPr>
+        <w:rPr>
+          <w:rFonts w:ascii="Consolas" w:hAnsi="Consolas" w:cs="Consolas"/>
+          <w:color w:val="3A7C22" w:themeColor="accent6" w:themeShade="BF"/>
+          <w:sz w:val="17"/>
+          <w:szCs w:val="17"/>
+        </w:rPr>
+      </w:pPr>
+      <w:r>
+        <w:rPr>
+          <w:rFonts w:ascii="Consolas" w:hAnsi="Consolas" w:cs="Consolas"/>
+          <w:color w:val="3A7C22" w:themeColor="accent6" w:themeShade="BF"/>
+          <w:sz w:val="17"/>
+          <w:szCs w:val="17"/>
+        </w:rPr>
+        <w:t xml:space="preserve">    causal_cumulative_mean, per-token mass, optional LN projection).</w:t>
+      </w:r>
+    </w:p>
+    <w:p>
+      <w:pPr>
+        <w:rPr>
+          <w:rFonts w:ascii="Consolas" w:hAnsi="Consolas" w:cs="Consolas"/>
+          <w:sz w:val="17"/>
+          <w:szCs w:val="17"/>
+        </w:rPr>
+      </w:pPr>
+      <w:r>
+        <w:rPr>
+          <w:rFonts w:ascii="Consolas" w:hAnsi="Consolas" w:cs="Consolas"/>
+          <w:color w:val="3A7C22" w:themeColor="accent6" w:themeShade="BF"/>
+          <w:sz w:val="17"/>
+          <w:szCs w:val="17"/>
+        </w:rPr>
         <w:lastRenderedPageBreak/>
-        <w:t>Appendix</w:t>
-      </w:r>
-      <w:bookmarkEnd w:id="2"/>
-    </w:p>
-    <w:p/>
-    <w:p>
-      <w:pPr>
-        <w:pStyle w:val="Heading2"/>
-      </w:pPr>
-      <w:bookmarkStart w:id="3" w:name="_Toc230600235"/>
-      <w:r>
-        <w:t xml:space="preserve">Module </w:t>
-      </w:r>
-      <w:r>
-        <w:rPr>
-          <w:rFonts w:ascii="Consolas" w:hAnsi="Consolas" w:cs="Consolas"/>
-        </w:rPr>
-        <w:t>splm_oracle_fit</w:t>
-      </w:r>
-      <w:bookmarkEnd w:id="3"/>
-    </w:p>
-    <w:p/>
-    <w:p>
-      <w:pPr>
-        <w:pStyle w:val="Heading3"/>
-      </w:pPr>
-      <w:bookmarkStart w:id="4" w:name="_Toc230600236"/>
-      <w:r>
-        <w:t xml:space="preserve">Function </w:t>
-      </w:r>
-      <w:r>
-        <w:rPr>
-          <w:rFonts w:ascii="Consolas" w:hAnsi="Consolas" w:cs="Consolas"/>
-        </w:rPr>
-        <w:t>fit_scalars</w:t>
-      </w:r>
-      <w:bookmarkEnd w:id="4"/>
-      <w:r>
-        <w:t xml:space="preserve"> </w:t>
-      </w:r>
-    </w:p>
-    <w:p/>
-    <w:p>
-      <w:pPr>
-        <w:rPr>
-          <w:rFonts w:ascii="Consolas" w:hAnsi="Consolas" w:cs="Consolas"/>
-          <w:sz w:val="17"/>
-          <w:szCs w:val="17"/>
-        </w:rPr>
-      </w:pPr>
-      <w:r>
-        <w:rPr>
-          <w:rFonts w:ascii="Consolas" w:hAnsi="Consolas" w:cs="Consolas"/>
-          <w:color w:val="E97132" w:themeColor="accent2"/>
-          <w:sz w:val="17"/>
-          <w:szCs w:val="17"/>
-        </w:rPr>
-        <w:t>def</w:t>
-      </w:r>
-      <w:r>
-        <w:rPr>
-          <w:rFonts w:ascii="Consolas" w:hAnsi="Consolas" w:cs="Consolas"/>
-          <w:sz w:val="17"/>
-          <w:szCs w:val="17"/>
-        </w:rPr>
-        <w:t xml:space="preserve"> </w:t>
-      </w:r>
-      <w:r>
-        <w:rPr>
-          <w:rFonts w:ascii="Consolas" w:hAnsi="Consolas" w:cs="Consolas"/>
-          <w:color w:val="BF4E14" w:themeColor="accent2" w:themeShade="BF"/>
-          <w:sz w:val="17"/>
-          <w:szCs w:val="17"/>
-        </w:rPr>
-        <w:t>fit_scalars</w:t>
-      </w:r>
-      <w:r>
-        <w:rPr>
-          <w:rFonts w:ascii="Consolas" w:hAnsi="Consolas" w:cs="Consolas"/>
-          <w:sz w:val="17"/>
-          <w:szCs w:val="17"/>
-        </w:rPr>
-        <w:t xml:space="preserve">(V: </w:t>
-      </w:r>
-      <w:r>
-        <w:rPr>
-          <w:rFonts w:ascii="Consolas" w:hAnsi="Consolas" w:cs="Consolas"/>
-          <w:color w:val="0B769F" w:themeColor="accent4" w:themeShade="BF"/>
-          <w:sz w:val="17"/>
-          <w:szCs w:val="17"/>
-        </w:rPr>
-        <w:t>np.ndarray</w:t>
-      </w:r>
-      <w:r>
-        <w:rPr>
-          <w:rFonts w:ascii="Consolas" w:hAnsi="Consolas" w:cs="Consolas"/>
-          <w:sz w:val="17"/>
-          <w:szCs w:val="17"/>
-        </w:rPr>
-        <w:t xml:space="preserve">, G: </w:t>
-      </w:r>
-      <w:r>
-        <w:rPr>
-          <w:rFonts w:ascii="Consolas" w:hAnsi="Consolas" w:cs="Consolas"/>
-          <w:color w:val="0B769F" w:themeColor="accent4" w:themeShade="BF"/>
-          <w:sz w:val="17"/>
-          <w:szCs w:val="17"/>
-        </w:rPr>
-        <w:t>np.ndarray</w:t>
-      </w:r>
-      <w:r>
-        <w:rPr>
-          <w:rFonts w:ascii="Consolas" w:hAnsi="Consolas" w:cs="Consolas"/>
-          <w:sz w:val="17"/>
-          <w:szCs w:val="17"/>
-        </w:rPr>
-        <w:t xml:space="preserve">, Y: </w:t>
-      </w:r>
-      <w:r>
-        <w:rPr>
-          <w:rFonts w:ascii="Consolas" w:hAnsi="Consolas" w:cs="Consolas"/>
-          <w:color w:val="0B769F" w:themeColor="accent4" w:themeShade="BF"/>
-          <w:sz w:val="17"/>
-          <w:szCs w:val="17"/>
-        </w:rPr>
-        <w:t>np.ndarray</w:t>
-      </w:r>
-      <w:r>
-        <w:rPr>
-          <w:rFonts w:ascii="Consolas" w:hAnsi="Consolas" w:cs="Consolas"/>
-          <w:sz w:val="17"/>
-          <w:szCs w:val="17"/>
-        </w:rPr>
-        <w:t xml:space="preserve">, LAY: </w:t>
-      </w:r>
-      <w:r>
-        <w:rPr>
-          <w:rFonts w:ascii="Consolas" w:hAnsi="Consolas" w:cs="Consolas"/>
-          <w:color w:val="0B769F" w:themeColor="accent4" w:themeShade="BF"/>
-          <w:sz w:val="17"/>
-          <w:szCs w:val="17"/>
-        </w:rPr>
-        <w:t>np.ndarray</w:t>
-      </w:r>
-      <w:r>
-        <w:rPr>
-          <w:rFonts w:ascii="Consolas" w:hAnsi="Consolas" w:cs="Consolas"/>
-          <w:sz w:val="17"/>
-          <w:szCs w:val="17"/>
-        </w:rPr>
-        <w:t>):</w:t>
-      </w:r>
-    </w:p>
-    <w:p>
-      <w:pPr>
-        <w:rPr>
-          <w:rFonts w:ascii="Consolas" w:hAnsi="Consolas" w:cs="Consolas"/>
-          <w:sz w:val="17"/>
-          <w:szCs w:val="17"/>
-        </w:rPr>
-      </w:pPr>
-      <w:r>
-        <w:rPr>
-          <w:rFonts w:ascii="Consolas" w:hAnsi="Consolas" w:cs="Consolas"/>
-          <w:sz w:val="17"/>
-          <w:szCs w:val="17"/>
-        </w:rPr>
-        <w:t xml:space="preserve">    </w:t>
-      </w:r>
-      <w:r>
-        <w:rPr>
-          <w:rFonts w:ascii="Consolas" w:hAnsi="Consolas" w:cs="Consolas"/>
-          <w:color w:val="3A7C22" w:themeColor="accent6" w:themeShade="BF"/>
-          <w:sz w:val="17"/>
-          <w:szCs w:val="17"/>
-        </w:rPr>
-        <w:t>"""Per-layer least-squares: [alpha_l, beta_l] = argmin || Y - alpha V - beta*(-G) ||^2."""</w:t>
-      </w:r>
-    </w:p>
-    <w:p>
-      <w:pPr>
-        <w:rPr>
-          <w:rFonts w:ascii="Consolas" w:hAnsi="Consolas" w:cs="Consolas"/>
-          <w:sz w:val="17"/>
-          <w:szCs w:val="17"/>
-        </w:rPr>
-      </w:pPr>
-      <w:r>
-        <w:rPr>
-          <w:rFonts w:ascii="Consolas" w:hAnsi="Consolas" w:cs="Consolas"/>
-          <w:sz w:val="17"/>
-          <w:szCs w:val="17"/>
-        </w:rPr>
-        <w:t xml:space="preserve">    alpha = {}; beta = {}</w:t>
-      </w:r>
-    </w:p>
-    <w:p>
-      <w:pPr>
-        <w:rPr>
-          <w:rFonts w:ascii="Consolas" w:hAnsi="Consolas" w:cs="Consolas"/>
-          <w:sz w:val="17"/>
-          <w:szCs w:val="17"/>
-        </w:rPr>
-      </w:pPr>
-      <w:r>
-        <w:rPr>
-          <w:rFonts w:ascii="Consolas" w:hAnsi="Consolas" w:cs="Consolas"/>
-          <w:sz w:val="17"/>
-          <w:szCs w:val="17"/>
-        </w:rPr>
-        <w:t xml:space="preserve">    Y_pred = np.zeros_like(Y)</w:t>
-      </w:r>
-    </w:p>
-    <w:p>
-      <w:pPr>
-        <w:rPr>
-          <w:rFonts w:ascii="Consolas" w:hAnsi="Consolas" w:cs="Consolas"/>
-          <w:sz w:val="17"/>
-          <w:szCs w:val="17"/>
-        </w:rPr>
-      </w:pPr>
-      <w:r>
-        <w:rPr>
-          <w:rFonts w:ascii="Consolas" w:hAnsi="Consolas" w:cs="Consolas"/>
-          <w:sz w:val="17"/>
-          <w:szCs w:val="17"/>
-        </w:rPr>
-        <w:t xml:space="preserve">    </w:t>
-      </w:r>
-      <w:r>
-        <w:rPr>
-          <w:rFonts w:ascii="Consolas" w:hAnsi="Consolas" w:cs="Consolas"/>
-          <w:color w:val="C00000"/>
-          <w:sz w:val="17"/>
-          <w:szCs w:val="17"/>
-        </w:rPr>
-        <w:t>for</w:t>
-      </w:r>
-      <w:r>
-        <w:rPr>
-          <w:rFonts w:ascii="Consolas" w:hAnsi="Consolas" w:cs="Consolas"/>
-          <w:sz w:val="17"/>
-          <w:szCs w:val="17"/>
-        </w:rPr>
-        <w:t xml:space="preserve"> ell </w:t>
-      </w:r>
-      <w:r>
-        <w:rPr>
-          <w:rFonts w:ascii="Consolas" w:hAnsi="Consolas" w:cs="Consolas"/>
-          <w:color w:val="C00000"/>
-          <w:sz w:val="17"/>
-          <w:szCs w:val="17"/>
-        </w:rPr>
-        <w:t>in</w:t>
-      </w:r>
-      <w:r>
-        <w:rPr>
-          <w:rFonts w:ascii="Consolas" w:hAnsi="Consolas" w:cs="Consolas"/>
-          <w:sz w:val="17"/>
-          <w:szCs w:val="17"/>
-        </w:rPr>
-        <w:t xml:space="preserve"> np.</w:t>
-      </w:r>
-      <w:r>
-        <w:rPr>
-          <w:rFonts w:ascii="Consolas" w:hAnsi="Consolas" w:cs="Consolas"/>
-          <w:color w:val="80340D" w:themeColor="accent2" w:themeShade="80"/>
-          <w:sz w:val="17"/>
-          <w:szCs w:val="17"/>
-        </w:rPr>
-        <w:t>unique</w:t>
-      </w:r>
-      <w:r>
-        <w:rPr>
-          <w:rFonts w:ascii="Consolas" w:hAnsi="Consolas" w:cs="Consolas"/>
-          <w:sz w:val="17"/>
-          <w:szCs w:val="17"/>
-        </w:rPr>
-        <w:t>(LAY):</w:t>
-      </w:r>
-    </w:p>
-    <w:p>
-      <w:pPr>
-        <w:rPr>
-          <w:rFonts w:ascii="Consolas" w:hAnsi="Consolas" w:cs="Consolas"/>
-          <w:sz w:val="17"/>
-          <w:szCs w:val="17"/>
-        </w:rPr>
-      </w:pPr>
-      <w:r>
-        <w:rPr>
-          <w:rFonts w:ascii="Consolas" w:hAnsi="Consolas" w:cs="Consolas"/>
-          <w:sz w:val="17"/>
-          <w:szCs w:val="17"/>
-        </w:rPr>
-        <w:t xml:space="preserve">        m = LAY == ell</w:t>
-      </w:r>
-    </w:p>
-    <w:p>
-      <w:pPr>
-        <w:rPr>
-          <w:rFonts w:ascii="Consolas" w:hAnsi="Consolas" w:cs="Consolas"/>
-          <w:sz w:val="17"/>
-          <w:szCs w:val="17"/>
-        </w:rPr>
-      </w:pPr>
-      <w:r>
-        <w:rPr>
-          <w:rFonts w:ascii="Consolas" w:hAnsi="Consolas" w:cs="Consolas"/>
-          <w:sz w:val="17"/>
-          <w:szCs w:val="17"/>
-        </w:rPr>
-        <w:t xml:space="preserve">        v = V[m].</w:t>
-      </w:r>
-      <w:r>
-        <w:rPr>
-          <w:rFonts w:ascii="Consolas" w:hAnsi="Consolas" w:cs="Consolas"/>
-          <w:color w:val="80340D" w:themeColor="accent2" w:themeShade="80"/>
-          <w:sz w:val="17"/>
-          <w:szCs w:val="17"/>
-        </w:rPr>
-        <w:t>reshape</w:t>
-      </w:r>
-      <w:r>
-        <w:rPr>
-          <w:rFonts w:ascii="Consolas" w:hAnsi="Consolas" w:cs="Consolas"/>
-          <w:sz w:val="17"/>
-          <w:szCs w:val="17"/>
-        </w:rPr>
-        <w:t>(-1); g = (-G[m]).</w:t>
-      </w:r>
-      <w:r>
-        <w:rPr>
-          <w:rFonts w:ascii="Consolas" w:hAnsi="Consolas" w:cs="Consolas"/>
-          <w:color w:val="80340D" w:themeColor="accent2" w:themeShade="80"/>
-          <w:sz w:val="17"/>
-          <w:szCs w:val="17"/>
-        </w:rPr>
-        <w:t>reshape</w:t>
-      </w:r>
-      <w:r>
-        <w:rPr>
-          <w:rFonts w:ascii="Consolas" w:hAnsi="Consolas" w:cs="Consolas"/>
-          <w:sz w:val="17"/>
-          <w:szCs w:val="17"/>
-        </w:rPr>
-        <w:t>(-1); y = Y[m].</w:t>
-      </w:r>
-      <w:r>
-        <w:rPr>
-          <w:rFonts w:ascii="Consolas" w:hAnsi="Consolas" w:cs="Consolas"/>
-          <w:color w:val="80340D" w:themeColor="accent2" w:themeShade="80"/>
-          <w:sz w:val="17"/>
-          <w:szCs w:val="17"/>
-        </w:rPr>
-        <w:t>reshape</w:t>
-      </w:r>
-      <w:r>
-        <w:rPr>
-          <w:rFonts w:ascii="Consolas" w:hAnsi="Consolas" w:cs="Consolas"/>
-          <w:sz w:val="17"/>
-          <w:szCs w:val="17"/>
-        </w:rPr>
-        <w:t>(-1)</w:t>
-      </w:r>
-    </w:p>
-    <w:p>
-      <w:pPr>
-        <w:rPr>
-          <w:rFonts w:ascii="Consolas" w:hAnsi="Consolas" w:cs="Consolas"/>
-          <w:sz w:val="17"/>
-          <w:szCs w:val="17"/>
-        </w:rPr>
-      </w:pPr>
-      <w:r>
-        <w:rPr>
-          <w:rFonts w:ascii="Consolas" w:hAnsi="Consolas" w:cs="Consolas"/>
-          <w:sz w:val="17"/>
-          <w:szCs w:val="17"/>
-        </w:rPr>
-        <w:t xml:space="preserve">        A = np.</w:t>
-      </w:r>
-      <w:r>
-        <w:rPr>
-          <w:rFonts w:ascii="Consolas" w:hAnsi="Consolas" w:cs="Consolas"/>
-          <w:color w:val="80340D" w:themeColor="accent2" w:themeShade="80"/>
-          <w:sz w:val="17"/>
-          <w:szCs w:val="17"/>
-        </w:rPr>
-        <w:t>stack</w:t>
-      </w:r>
-      <w:r>
-        <w:rPr>
-          <w:rFonts w:ascii="Consolas" w:hAnsi="Consolas" w:cs="Consolas"/>
-          <w:sz w:val="17"/>
-          <w:szCs w:val="17"/>
-        </w:rPr>
-        <w:t xml:space="preserve">([v, g], axis=1)  </w:t>
-      </w:r>
-      <w:r>
-        <w:rPr>
-          <w:rFonts w:ascii="Consolas" w:hAnsi="Consolas" w:cs="Consolas"/>
-          <w:color w:val="3A7C22" w:themeColor="accent6" w:themeShade="BF"/>
-          <w:sz w:val="17"/>
-          <w:szCs w:val="17"/>
-        </w:rPr>
-        <w:t># (N*d, 2)</w:t>
-      </w:r>
-    </w:p>
-    <w:p>
-      <w:pPr>
-        <w:rPr>
-          <w:rFonts w:ascii="Consolas" w:hAnsi="Consolas" w:cs="Consolas"/>
-          <w:sz w:val="17"/>
-          <w:szCs w:val="17"/>
-        </w:rPr>
-      </w:pPr>
-      <w:r>
-        <w:rPr>
-          <w:rFonts w:ascii="Consolas" w:hAnsi="Consolas" w:cs="Consolas"/>
-          <w:sz w:val="17"/>
-          <w:szCs w:val="17"/>
-        </w:rPr>
-        <w:t xml:space="preserve">        coef, *_ = np.linalg.</w:t>
-      </w:r>
-      <w:r>
-        <w:rPr>
-          <w:rFonts w:ascii="Consolas" w:hAnsi="Consolas" w:cs="Consolas"/>
-          <w:color w:val="80340D" w:themeColor="accent2" w:themeShade="80"/>
-          <w:sz w:val="17"/>
-          <w:szCs w:val="17"/>
-        </w:rPr>
-        <w:t>lstsq</w:t>
-      </w:r>
-      <w:r>
-        <w:rPr>
-          <w:rFonts w:ascii="Consolas" w:hAnsi="Consolas" w:cs="Consolas"/>
-          <w:sz w:val="17"/>
-          <w:szCs w:val="17"/>
-        </w:rPr>
-        <w:t>(A, y, rcond=</w:t>
-      </w:r>
-      <w:r>
-        <w:rPr>
-          <w:rFonts w:ascii="Consolas" w:hAnsi="Consolas" w:cs="Consolas"/>
-          <w:color w:val="0F9ED5" w:themeColor="accent4"/>
-          <w:sz w:val="17"/>
-          <w:szCs w:val="17"/>
-        </w:rPr>
-        <w:t>None</w:t>
-      </w:r>
-      <w:r>
-        <w:rPr>
-          <w:rFonts w:ascii="Consolas" w:hAnsi="Consolas" w:cs="Consolas"/>
-          <w:sz w:val="17"/>
-          <w:szCs w:val="17"/>
-        </w:rPr>
-        <w:t>)</w:t>
-      </w:r>
-    </w:p>
-    <w:p>
-      <w:pPr>
-        <w:rPr>
-          <w:rFonts w:ascii="Consolas" w:hAnsi="Consolas" w:cs="Consolas"/>
-          <w:sz w:val="17"/>
-          <w:szCs w:val="17"/>
-        </w:rPr>
-      </w:pPr>
-      <w:r>
-        <w:rPr>
-          <w:rFonts w:ascii="Consolas" w:hAnsi="Consolas" w:cs="Consolas"/>
-          <w:sz w:val="17"/>
-          <w:szCs w:val="17"/>
-        </w:rPr>
-        <w:t xml:space="preserve">        a, b = coef</w:t>
-      </w:r>
-    </w:p>
-    <w:p>
-      <w:pPr>
-        <w:rPr>
-          <w:rFonts w:ascii="Consolas" w:hAnsi="Consolas" w:cs="Consolas"/>
-          <w:sz w:val="17"/>
-          <w:szCs w:val="17"/>
-        </w:rPr>
-      </w:pPr>
-      <w:r>
-        <w:rPr>
-          <w:rFonts w:ascii="Consolas" w:hAnsi="Consolas" w:cs="Consolas"/>
-          <w:sz w:val="17"/>
-          <w:szCs w:val="17"/>
-        </w:rPr>
-        <w:t xml:space="preserve">        alpha[int(ell)] = float(a); beta[int(ell)] = float(b)</w:t>
-      </w:r>
-    </w:p>
-    <w:p>
-      <w:pPr>
-        <w:rPr>
-          <w:rFonts w:ascii="Consolas" w:hAnsi="Consolas" w:cs="Consolas"/>
-          <w:sz w:val="17"/>
-          <w:szCs w:val="17"/>
-        </w:rPr>
-      </w:pPr>
-      <w:r>
-        <w:rPr>
-          <w:rFonts w:ascii="Consolas" w:hAnsi="Consolas" w:cs="Consolas"/>
-          <w:sz w:val="17"/>
-          <w:szCs w:val="17"/>
-        </w:rPr>
-        <w:t xml:space="preserve">        Y_pred[m] = a * V[m] + b * (-G[m])</w:t>
-      </w:r>
-    </w:p>
-    <w:p>
-      <w:pPr>
-        <w:rPr>
-          <w:rFonts w:ascii="Consolas" w:hAnsi="Consolas" w:cs="Consolas"/>
-          <w:sz w:val="17"/>
-          <w:szCs w:val="17"/>
-        </w:rPr>
-      </w:pPr>
-      <w:r>
-        <w:rPr>
-          <w:rFonts w:ascii="Consolas" w:hAnsi="Consolas" w:cs="Consolas"/>
-          <w:sz w:val="17"/>
-          <w:szCs w:val="17"/>
-        </w:rPr>
-        <w:t xml:space="preserve">    return Y_pred, alpha, beta</w:t>
-      </w:r>
-    </w:p>
-    <w:p>
-      <w:pPr>
-        <w:rPr>
-          <w:rFonts w:ascii="Consolas" w:hAnsi="Consolas" w:cs="Consolas"/>
-          <w:sz w:val="17"/>
-          <w:szCs w:val="17"/>
-        </w:rPr>
-      </w:pPr>
-    </w:p>
-    <w:p>
-      <w:pPr>
-        <w:pStyle w:val="Heading3"/>
-      </w:pPr>
-      <w:bookmarkStart w:id="5" w:name="_Toc230600237"/>
-      <w:r>
-        <w:t xml:space="preserve">Function </w:t>
-      </w:r>
-      <w:r>
-        <w:rPr>
-          <w:rFonts w:ascii="Consolas" w:hAnsi="Consolas" w:cs="Consolas"/>
-        </w:rPr>
-        <w:t>extract_oracle_tuples</w:t>
-      </w:r>
-      <w:bookmarkEnd w:id="5"/>
-    </w:p>
-    <w:p/>
-    <w:p>
-      <w:pPr>
-        <w:rPr>
-          <w:rFonts w:ascii="Consolas" w:hAnsi="Consolas" w:cs="Consolas"/>
-          <w:sz w:val="17"/>
-          <w:szCs w:val="17"/>
-        </w:rPr>
-      </w:pPr>
-      <w:r>
-        <w:rPr>
-          <w:rFonts w:ascii="Consolas" w:hAnsi="Consolas" w:cs="Consolas"/>
-          <w:sz w:val="17"/>
-          <w:szCs w:val="17"/>
-        </w:rPr>
-        <w:t>def extract_oracle_tuples(model, sentence: str, device: str) \</w:t>
-      </w:r>
-    </w:p>
-    <w:p>
-      <w:pPr>
-        <w:rPr>
-          <w:rFonts w:ascii="Consolas" w:hAnsi="Consolas" w:cs="Consolas"/>
-          <w:sz w:val="17"/>
-          <w:szCs w:val="17"/>
-        </w:rPr>
-      </w:pPr>
-      <w:r>
-        <w:rPr>
-          <w:rFonts w:ascii="Consolas" w:hAnsi="Consolas" w:cs="Consolas"/>
-          <w:sz w:val="17"/>
-          <w:szCs w:val="17"/>
-        </w:rPr>
-        <w:t xml:space="preserve">        -&gt; Tuple[np.ndarray, np.ndarray, np.ndarray]:</w:t>
-      </w:r>
-    </w:p>
-    <w:p>
-      <w:pPr>
-        <w:rPr>
-          <w:rFonts w:ascii="Consolas" w:hAnsi="Consolas" w:cs="Consolas"/>
-          <w:sz w:val="17"/>
-          <w:szCs w:val="17"/>
-        </w:rPr>
-      </w:pPr>
-      <w:r>
-        <w:rPr>
-          <w:rFonts w:ascii="Consolas" w:hAnsi="Consolas" w:cs="Consolas"/>
-          <w:sz w:val="17"/>
-          <w:szCs w:val="17"/>
-        </w:rPr>
-        <w:t xml:space="preserve">    """For a single sentence, re-run SPLM and return</w:t>
-      </w:r>
-    </w:p>
-    <w:p>
-      <w:pPr>
-        <w:rPr>
-          <w:rFonts w:ascii="Consolas" w:hAnsi="Consolas" w:cs="Consolas"/>
-          <w:sz w:val="17"/>
-          <w:szCs w:val="17"/>
-        </w:rPr>
-      </w:pPr>
-      <w:r>
-        <w:rPr>
-          <w:rFonts w:ascii="Consolas" w:hAnsi="Consolas" w:cs="Consolas"/>
-          <w:sz w:val="17"/>
-          <w:szCs w:val="17"/>
-        </w:rPr>
-        <w:t xml:space="preserve">       H   : (L+1, T, d)  raw hidden states  h_l</w:t>
-      </w:r>
-    </w:p>
-    <w:p>
-      <w:pPr>
-        <w:rPr>
-          <w:rFonts w:ascii="Consolas" w:hAnsi="Consolas" w:cs="Consolas"/>
-          <w:sz w:val="17"/>
-          <w:szCs w:val="17"/>
-        </w:rPr>
-      </w:pPr>
-      <w:r>
-        <w:rPr>
-          <w:rFonts w:ascii="Consolas" w:hAnsi="Consolas" w:cs="Consolas"/>
-          <w:sz w:val="17"/>
-          <w:szCs w:val="17"/>
-        </w:rPr>
-        <w:t xml:space="preserve">       GV  : (L,   T, d)  grad_h V_theta(xi, h_l)  for l = 0..L-1</w:t>
-      </w:r>
-    </w:p>
-    <w:p>
-      <w:pPr>
-        <w:rPr>
-          <w:rFonts w:ascii="Consolas" w:hAnsi="Consolas" w:cs="Consolas"/>
-          <w:sz w:val="17"/>
-          <w:szCs w:val="17"/>
-        </w:rPr>
-      </w:pPr>
-      <w:r>
-        <w:rPr>
-          <w:rFonts w:ascii="Consolas" w:hAnsi="Consolas" w:cs="Consolas"/>
-          <w:sz w:val="17"/>
-          <w:szCs w:val="17"/>
-        </w:rPr>
-        <w:t xml:space="preserve">       XI  : (T, d)  the constant context vector</w:t>
-      </w:r>
-    </w:p>
-    <w:p>
-      <w:pPr>
-        <w:rPr>
-          <w:rFonts w:ascii="Consolas" w:hAnsi="Consolas" w:cs="Consolas"/>
-          <w:sz w:val="17"/>
-          <w:szCs w:val="17"/>
-        </w:rPr>
-      </w:pPr>
-    </w:p>
-    <w:p>
-      <w:pPr>
-        <w:rPr>
-          <w:rFonts w:ascii="Consolas" w:hAnsi="Consolas" w:cs="Consolas"/>
-          <w:sz w:val="17"/>
-          <w:szCs w:val="17"/>
-        </w:rPr>
-      </w:pPr>
-      <w:r>
-        <w:rPr>
-          <w:rFonts w:ascii="Consolas" w:hAnsi="Consolas" w:cs="Consolas"/>
-          <w:sz w:val="17"/>
-          <w:szCs w:val="17"/>
-        </w:rPr>
-        <w:t xml:space="preserve">    The dynamics equation is</w:t>
-      </w:r>
-    </w:p>
-    <w:p>
-      <w:pPr>
-        <w:rPr>
-          <w:rFonts w:ascii="Consolas" w:hAnsi="Consolas" w:cs="Consolas"/>
-          <w:sz w:val="17"/>
-          <w:szCs w:val="17"/>
-        </w:rPr>
-      </w:pPr>
-    </w:p>
-    <w:p>
-      <w:pPr>
-        <w:rPr>
-          <w:rFonts w:ascii="Consolas" w:hAnsi="Consolas" w:cs="Consolas"/>
-          <w:sz w:val="17"/>
-          <w:szCs w:val="17"/>
-        </w:rPr>
-      </w:pPr>
-      <w:r>
-        <w:rPr>
-          <w:rFonts w:ascii="Consolas" w:hAnsi="Consolas" w:cs="Consolas"/>
-          <w:sz w:val="17"/>
-          <w:szCs w:val="17"/>
-        </w:rPr>
-        <w:t xml:space="preserve">       h_{l+1} = h_l + dt * v_{l+1}</w:t>
-      </w:r>
-    </w:p>
-    <w:p>
-      <w:pPr>
-        <w:rPr>
-          <w:rFonts w:ascii="Consolas" w:hAnsi="Consolas" w:cs="Consolas"/>
-          <w:sz w:val="17"/>
-          <w:szCs w:val="17"/>
-        </w:rPr>
-      </w:pPr>
-      <w:r>
-        <w:rPr>
-          <w:rFonts w:ascii="Consolas" w:hAnsi="Consolas" w:cs="Consolas"/>
-          <w:sz w:val="17"/>
-          <w:szCs w:val="17"/>
-        </w:rPr>
-        <w:t xml:space="preserve">       v_{l+1} = (v_l + dt*f_l/m) / (1 + dt*gamma),  f_l = -grad_h V_theta(xi, h_l)</w:t>
-      </w:r>
-    </w:p>
-    <w:p>
-      <w:pPr>
-        <w:rPr>
-          <w:rFonts w:ascii="Consolas" w:hAnsi="Consolas" w:cs="Consolas"/>
-          <w:sz w:val="17"/>
-          <w:szCs w:val="17"/>
-        </w:rPr>
-      </w:pPr>
-    </w:p>
-    <w:p>
-      <w:pPr>
-        <w:rPr>
-          <w:rFonts w:ascii="Consolas" w:hAnsi="Consolas" w:cs="Consolas"/>
-          <w:sz w:val="17"/>
-          <w:szCs w:val="17"/>
-        </w:rPr>
-      </w:pPr>
-      <w:r>
-        <w:rPr>
-          <w:rFonts w:ascii="Consolas" w:hAnsi="Consolas" w:cs="Consolas"/>
-          <w:sz w:val="17"/>
-          <w:szCs w:val="17"/>
-        </w:rPr>
-        <w:t xml:space="preserve">    so Delta h_l := h_{l+1} - h_l depends on (v_l, grad_V at h_l).</w:t>
-      </w:r>
-    </w:p>
-    <w:p>
-      <w:pPr>
-        <w:rPr>
-          <w:rFonts w:ascii="Consolas" w:hAnsi="Consolas" w:cs="Consolas"/>
-          <w:sz w:val="17"/>
-          <w:szCs w:val="17"/>
-        </w:rPr>
-      </w:pPr>
-    </w:p>
-    <w:p>
-      <w:pPr>
-        <w:rPr>
-          <w:rFonts w:ascii="Consolas" w:hAnsi="Consolas" w:cs="Consolas"/>
-          <w:sz w:val="17"/>
-          <w:szCs w:val="17"/>
-        </w:rPr>
-      </w:pPr>
-      <w:r>
-        <w:rPr>
-          <w:rFonts w:ascii="Consolas" w:hAnsi="Consolas" w:cs="Consolas"/>
-          <w:sz w:val="17"/>
-          <w:szCs w:val="17"/>
-        </w:rPr>
-        <w:t xml:space="preserve">    Handles both the base ScalarPotentialLM (fixed xi from _embed_and_pool)</w:t>
-      </w:r>
-    </w:p>
-    <w:p>
-      <w:pPr>
-        <w:rPr>
-          <w:rFonts w:ascii="Consolas" w:hAnsi="Consolas" w:cs="Consolas"/>
-          <w:sz w:val="17"/>
-          <w:szCs w:val="17"/>
-        </w:rPr>
-      </w:pPr>
-      <w:r>
-        <w:rPr>
-          <w:rFonts w:ascii="Consolas" w:hAnsi="Consolas" w:cs="Consolas"/>
-          <w:sz w:val="17"/>
-          <w:szCs w:val="17"/>
-        </w:rPr>
-        <w:t xml:space="preserve">    and ScalarPotentialLMSARFMass[LN] variants (per-step xi via</w:t>
-      </w:r>
-    </w:p>
-    <w:p>
-      <w:pPr>
-        <w:rPr>
-          <w:rFonts w:ascii="Consolas" w:hAnsi="Consolas" w:cs="Consolas"/>
-          <w:sz w:val="17"/>
-          <w:szCs w:val="17"/>
-        </w:rPr>
-      </w:pPr>
-      <w:r>
-        <w:rPr>
-          <w:rFonts w:ascii="Consolas" w:hAnsi="Consolas" w:cs="Consolas"/>
-          <w:sz w:val="17"/>
-          <w:szCs w:val="17"/>
-        </w:rPr>
-        <w:t xml:space="preserve">    causal_cumulative_mean, per-token mass, optional LN projection).</w:t>
-      </w:r>
-    </w:p>
-    <w:p>
-      <w:pPr>
-        <w:rPr>
-          <w:rFonts w:ascii="Consolas" w:hAnsi="Consolas" w:cs="Consolas"/>
-          <w:sz w:val="17"/>
-          <w:szCs w:val="17"/>
-        </w:rPr>
-      </w:pPr>
-      <w:r>
-        <w:rPr>
-          <w:rFonts w:ascii="Consolas" w:hAnsi="Consolas" w:cs="Consolas"/>
-          <w:sz w:val="17"/>
-          <w:szCs w:val="17"/>
-        </w:rPr>
         <w:t xml:space="preserve">    """</w:t>
       </w:r>
     </w:p>
@@ -3694,7 +3910,6 @@
           <w:sz w:val="17"/>
           <w:szCs w:val="17"/>
         </w:rPr>
-        <w:lastRenderedPageBreak/>
         <w:t xml:space="preserve">            gamma = model.gamma</w:t>
       </w:r>
     </w:p>
@@ -5757,7 +5972,7 @@
 </file>
 
 <file path=customXml/itemProps1.xml><?xml version="1.0" encoding="utf-8"?>
-<ds:datastoreItem xmlns:ds="http://schemas.openxmlformats.org/officeDocument/2006/customXml" ds:itemID="{4EC32680-AF5C-E54E-93C9-E4226F61F55E}">
+<ds:datastoreItem xmlns:ds="http://schemas.openxmlformats.org/officeDocument/2006/customXml" ds:itemID="{76264F2F-B308-8F47-A3F2-4DF351CFCACA}">
   <ds:schemaRefs>
     <ds:schemaRef ds:uri="http://schemas.openxmlformats.org/officeDocument/2006/bibliography"/>
   </ds:schemaRefs>

--- a/docs/splm/Deep_Dive_in_the_SPLM_model_and_code.docx
+++ b/docs/splm/Deep_Dive_in_the_SPLM_model_and_code.docx
@@ -51,7 +51,13 @@
               <w:tab w:val="right" w:leader="dot" w:pos="9350"/>
             </w:tabs>
             <w:rPr>
+              <w:rFonts w:eastAsiaTheme="minorEastAsia"/>
+              <w:b w:val="0"/>
+              <w:bCs w:val="0"/>
+              <w:i w:val="0"/>
+              <w:iCs w:val="0"/>
               <w:noProof/>
+              <w:sz w:val="24"/>
             </w:rPr>
           </w:pPr>
           <w:r>
@@ -71,7 +77,7 @@
             </w:rPr>
             <w:fldChar w:fldCharType="separate"/>
           </w:r>
-          <w:hyperlink w:anchor="_Toc230600232" w:history="1">
+          <w:hyperlink w:anchor="_Toc230613502" w:history="1">
             <w:r>
               <w:rPr>
                 <w:rStyle w:val="Hyperlink"/>
@@ -98,7 +104,7 @@
                 <w:noProof/>
                 <w:webHidden/>
               </w:rPr>
-              <w:instrText xml:space="preserve"> PAGEREF _Toc230600232 \h </w:instrText>
+              <w:instrText xml:space="preserve"> PAGEREF _Toc230613502 \h </w:instrText>
             </w:r>
             <w:r>
               <w:rPr>
@@ -119,6 +125,152 @@
                 <w:webHidden/>
               </w:rPr>
               <w:t>1</w:t>
+            </w:r>
+            <w:r>
+              <w:rPr>
+                <w:noProof/>
+                <w:webHidden/>
+              </w:rPr>
+              <w:fldChar w:fldCharType="end"/>
+            </w:r>
+          </w:hyperlink>
+        </w:p>
+        <w:p>
+          <w:pPr>
+            <w:pStyle w:val="TOC2"/>
+            <w:tabs>
+              <w:tab w:val="right" w:leader="dot" w:pos="9350"/>
+            </w:tabs>
+            <w:rPr>
+              <w:rFonts w:eastAsiaTheme="minorEastAsia"/>
+              <w:b w:val="0"/>
+              <w:bCs w:val="0"/>
+              <w:noProof/>
+              <w:sz w:val="24"/>
+              <w:szCs w:val="24"/>
+            </w:rPr>
+          </w:pPr>
+          <w:hyperlink w:anchor="_Toc230613503" w:history="1">
+            <w:r>
+              <w:rPr>
+                <w:rStyle w:val="Hyperlink"/>
+                <w:noProof/>
+              </w:rPr>
+              <w:t>A Note on the oracle fit</w:t>
+            </w:r>
+            <w:r>
+              <w:rPr>
+                <w:noProof/>
+                <w:webHidden/>
+              </w:rPr>
+              <w:tab/>
+            </w:r>
+            <w:r>
+              <w:rPr>
+                <w:noProof/>
+                <w:webHidden/>
+              </w:rPr>
+              <w:fldChar w:fldCharType="begin"/>
+            </w:r>
+            <w:r>
+              <w:rPr>
+                <w:noProof/>
+                <w:webHidden/>
+              </w:rPr>
+              <w:instrText xml:space="preserve"> PAGEREF _Toc230613503 \h </w:instrText>
+            </w:r>
+            <w:r>
+              <w:rPr>
+                <w:noProof/>
+                <w:webHidden/>
+              </w:rPr>
+            </w:r>
+            <w:r>
+              <w:rPr>
+                <w:noProof/>
+                <w:webHidden/>
+              </w:rPr>
+              <w:fldChar w:fldCharType="separate"/>
+            </w:r>
+            <w:r>
+              <w:rPr>
+                <w:noProof/>
+                <w:webHidden/>
+              </w:rPr>
+              <w:t>2</w:t>
+            </w:r>
+            <w:r>
+              <w:rPr>
+                <w:noProof/>
+                <w:webHidden/>
+              </w:rPr>
+              <w:fldChar w:fldCharType="end"/>
+            </w:r>
+          </w:hyperlink>
+        </w:p>
+        <w:p>
+          <w:pPr>
+            <w:pStyle w:val="TOC2"/>
+            <w:tabs>
+              <w:tab w:val="right" w:leader="dot" w:pos="9350"/>
+            </w:tabs>
+            <w:rPr>
+              <w:rFonts w:eastAsiaTheme="minorEastAsia"/>
+              <w:b w:val="0"/>
+              <w:bCs w:val="0"/>
+              <w:noProof/>
+              <w:sz w:val="24"/>
+              <w:szCs w:val="24"/>
+            </w:rPr>
+          </w:pPr>
+          <w:hyperlink w:anchor="_Toc230613504" w:history="1">
+            <w:r>
+              <w:rPr>
+                <w:rStyle w:val="Hyperlink"/>
+                <w:noProof/>
+              </w:rPr>
+              <w:t>Training the SPLM : Learning the Reference Scalar Potential</w:t>
+            </w:r>
+            <w:r>
+              <w:rPr>
+                <w:noProof/>
+                <w:webHidden/>
+              </w:rPr>
+              <w:tab/>
+            </w:r>
+            <w:r>
+              <w:rPr>
+                <w:noProof/>
+                <w:webHidden/>
+              </w:rPr>
+              <w:fldChar w:fldCharType="begin"/>
+            </w:r>
+            <w:r>
+              <w:rPr>
+                <w:noProof/>
+                <w:webHidden/>
+              </w:rPr>
+              <w:instrText xml:space="preserve"> PAGEREF _Toc230613504 \h </w:instrText>
+            </w:r>
+            <w:r>
+              <w:rPr>
+                <w:noProof/>
+                <w:webHidden/>
+              </w:rPr>
+            </w:r>
+            <w:r>
+              <w:rPr>
+                <w:noProof/>
+                <w:webHidden/>
+              </w:rPr>
+              <w:fldChar w:fldCharType="separate"/>
+            </w:r>
+            <w:r>
+              <w:rPr>
+                <w:noProof/>
+                <w:webHidden/>
+              </w:rPr>
+              <w:t>2</w:t>
             </w:r>
             <w:r>
               <w:rPr>
@@ -136,10 +288,16 @@
               <w:tab w:val="right" w:leader="dot" w:pos="9350"/>
             </w:tabs>
             <w:rPr>
+              <w:rFonts w:eastAsiaTheme="minorEastAsia"/>
+              <w:b w:val="0"/>
+              <w:bCs w:val="0"/>
+              <w:i w:val="0"/>
+              <w:iCs w:val="0"/>
               <w:noProof/>
+              <w:sz w:val="24"/>
             </w:rPr>
           </w:pPr>
-          <w:hyperlink w:anchor="_Toc230600233" w:history="1">
+          <w:hyperlink w:anchor="_Toc230613505" w:history="1">
             <w:r>
               <w:rPr>
                 <w:rStyle w:val="Hyperlink"/>
@@ -166,7 +324,7 @@
                 <w:noProof/>
                 <w:webHidden/>
               </w:rPr>
-              <w:instrText xml:space="preserve"> PAGEREF _Toc230600233 \h </w:instrText>
+              <w:instrText xml:space="preserve"> PAGEREF _Toc230613505 \h </w:instrText>
             </w:r>
             <w:r>
               <w:rPr>
@@ -186,7 +344,7 @@
                 <w:noProof/>
                 <w:webHidden/>
               </w:rPr>
-              <w:t>2</w:t>
+              <w:t>3</w:t>
             </w:r>
             <w:r>
               <w:rPr>
@@ -204,10 +362,16 @@
               <w:tab w:val="right" w:leader="dot" w:pos="9350"/>
             </w:tabs>
             <w:rPr>
+              <w:rFonts w:eastAsiaTheme="minorEastAsia"/>
+              <w:b w:val="0"/>
+              <w:bCs w:val="0"/>
+              <w:i w:val="0"/>
+              <w:iCs w:val="0"/>
               <w:noProof/>
+              <w:sz w:val="24"/>
             </w:rPr>
           </w:pPr>
-          <w:hyperlink w:anchor="_Toc230600234" w:history="1">
+          <w:hyperlink w:anchor="_Toc230613506" w:history="1">
             <w:r>
               <w:rPr>
                 <w:rStyle w:val="Hyperlink"/>
@@ -234,7 +398,7 @@
                 <w:noProof/>
                 <w:webHidden/>
               </w:rPr>
-              <w:instrText xml:space="preserve"> PAGEREF _Toc230600234 \h </w:instrText>
+              <w:instrText xml:space="preserve"> PAGEREF _Toc230613506 \h </w:instrText>
             </w:r>
             <w:r>
               <w:rPr>
@@ -254,7 +418,7 @@
                 <w:noProof/>
                 <w:webHidden/>
               </w:rPr>
-              <w:t>2</w:t>
+              <w:t>3</w:t>
             </w:r>
             <w:r>
               <w:rPr>
@@ -272,10 +436,15 @@
               <w:tab w:val="right" w:leader="dot" w:pos="9350"/>
             </w:tabs>
             <w:rPr>
+              <w:rFonts w:eastAsiaTheme="minorEastAsia"/>
+              <w:b w:val="0"/>
+              <w:bCs w:val="0"/>
               <w:noProof/>
+              <w:sz w:val="24"/>
+              <w:szCs w:val="24"/>
             </w:rPr>
           </w:pPr>
-          <w:hyperlink w:anchor="_Toc230600235" w:history="1">
+          <w:hyperlink w:anchor="_Toc230613507" w:history="1">
             <w:r>
               <w:rPr>
                 <w:rStyle w:val="Hyperlink"/>
@@ -310,7 +479,7 @@
                 <w:noProof/>
                 <w:webHidden/>
               </w:rPr>
-              <w:instrText xml:space="preserve"> PAGEREF _Toc230600235 \h </w:instrText>
+              <w:instrText xml:space="preserve"> PAGEREF _Toc230613507 \h </w:instrText>
             </w:r>
             <w:r>
               <w:rPr>
@@ -330,7 +499,7 @@
                 <w:noProof/>
                 <w:webHidden/>
               </w:rPr>
-              <w:t>2</w:t>
+              <w:t>3</w:t>
             </w:r>
             <w:r>
               <w:rPr>
@@ -348,10 +517,13 @@
               <w:tab w:val="right" w:leader="dot" w:pos="9350"/>
             </w:tabs>
             <w:rPr>
+              <w:rFonts w:eastAsiaTheme="minorEastAsia"/>
               <w:noProof/>
+              <w:sz w:val="24"/>
+              <w:szCs w:val="24"/>
             </w:rPr>
           </w:pPr>
-          <w:hyperlink w:anchor="_Toc230600236" w:history="1">
+          <w:hyperlink w:anchor="_Toc230613508" w:history="1">
             <w:r>
               <w:rPr>
                 <w:rStyle w:val="Hyperlink"/>
@@ -386,7 +558,7 @@
                 <w:noProof/>
                 <w:webHidden/>
               </w:rPr>
-              <w:instrText xml:space="preserve"> PAGEREF _Toc230600236 \h </w:instrText>
+              <w:instrText xml:space="preserve"> PAGEREF _Toc230613508 \h </w:instrText>
             </w:r>
             <w:r>
               <w:rPr>
@@ -406,7 +578,7 @@
                 <w:noProof/>
                 <w:webHidden/>
               </w:rPr>
-              <w:t>2</w:t>
+              <w:t>3</w:t>
             </w:r>
             <w:r>
               <w:rPr>
@@ -424,10 +596,13 @@
               <w:tab w:val="right" w:leader="dot" w:pos="9350"/>
             </w:tabs>
             <w:rPr>
+              <w:rFonts w:eastAsiaTheme="minorEastAsia"/>
               <w:noProof/>
+              <w:sz w:val="24"/>
+              <w:szCs w:val="24"/>
             </w:rPr>
           </w:pPr>
-          <w:hyperlink w:anchor="_Toc230600237" w:history="1">
+          <w:hyperlink w:anchor="_Toc230613509" w:history="1">
             <w:r>
               <w:rPr>
                 <w:rStyle w:val="Hyperlink"/>
@@ -462,7 +637,7 @@
                 <w:noProof/>
                 <w:webHidden/>
               </w:rPr>
-              <w:instrText xml:space="preserve"> PAGEREF _Toc230600237 \h </w:instrText>
+              <w:instrText xml:space="preserve"> PAGEREF _Toc230613509 \h </w:instrText>
             </w:r>
             <w:r>
               <w:rPr>
@@ -483,6 +658,166 @@
                 <w:webHidden/>
               </w:rPr>
               <w:t>3</w:t>
+            </w:r>
+            <w:r>
+              <w:rPr>
+                <w:noProof/>
+                <w:webHidden/>
+              </w:rPr>
+              <w:fldChar w:fldCharType="end"/>
+            </w:r>
+          </w:hyperlink>
+        </w:p>
+        <w:p>
+          <w:pPr>
+            <w:pStyle w:val="TOC2"/>
+            <w:tabs>
+              <w:tab w:val="right" w:leader="dot" w:pos="9350"/>
+            </w:tabs>
+            <w:rPr>
+              <w:rFonts w:eastAsiaTheme="minorEastAsia"/>
+              <w:b w:val="0"/>
+              <w:bCs w:val="0"/>
+              <w:noProof/>
+              <w:sz w:val="24"/>
+              <w:szCs w:val="24"/>
+            </w:rPr>
+          </w:pPr>
+          <w:hyperlink w:anchor="_Toc230613510" w:history="1">
+            <w:r>
+              <w:rPr>
+                <w:rStyle w:val="Hyperlink"/>
+                <w:noProof/>
+              </w:rPr>
+              <w:t xml:space="preserve">Module </w:t>
+            </w:r>
+            <w:r>
+              <w:rPr>
+                <w:rStyle w:val="Hyperlink"/>
+                <w:rFonts w:ascii="Consolas" w:hAnsi="Consolas" w:cs="Consolas"/>
+                <w:noProof/>
+              </w:rPr>
+              <w:t>model_sarf_mass.py</w:t>
+            </w:r>
+            <w:r>
+              <w:rPr>
+                <w:noProof/>
+                <w:webHidden/>
+              </w:rPr>
+              <w:tab/>
+            </w:r>
+            <w:r>
+              <w:rPr>
+                <w:noProof/>
+                <w:webHidden/>
+              </w:rPr>
+              <w:fldChar w:fldCharType="begin"/>
+            </w:r>
+            <w:r>
+              <w:rPr>
+                <w:noProof/>
+                <w:webHidden/>
+              </w:rPr>
+              <w:instrText xml:space="preserve"> PAGEREF _Toc230613510 \h </w:instrText>
+            </w:r>
+            <w:r>
+              <w:rPr>
+                <w:noProof/>
+                <w:webHidden/>
+              </w:rPr>
+            </w:r>
+            <w:r>
+              <w:rPr>
+                <w:noProof/>
+                <w:webHidden/>
+              </w:rPr>
+              <w:fldChar w:fldCharType="separate"/>
+            </w:r>
+            <w:r>
+              <w:rPr>
+                <w:noProof/>
+                <w:webHidden/>
+              </w:rPr>
+              <w:t>5</w:t>
+            </w:r>
+            <w:r>
+              <w:rPr>
+                <w:noProof/>
+                <w:webHidden/>
+              </w:rPr>
+              <w:fldChar w:fldCharType="end"/>
+            </w:r>
+          </w:hyperlink>
+        </w:p>
+        <w:p>
+          <w:pPr>
+            <w:pStyle w:val="TOC3"/>
+            <w:tabs>
+              <w:tab w:val="right" w:leader="dot" w:pos="9350"/>
+            </w:tabs>
+            <w:rPr>
+              <w:rFonts w:eastAsiaTheme="minorEastAsia"/>
+              <w:noProof/>
+              <w:sz w:val="24"/>
+              <w:szCs w:val="24"/>
+            </w:rPr>
+          </w:pPr>
+          <w:hyperlink w:anchor="_Toc230613511" w:history="1">
+            <w:r>
+              <w:rPr>
+                <w:rStyle w:val="Hyperlink"/>
+                <w:noProof/>
+              </w:rPr>
+              <w:t xml:space="preserve">Class </w:t>
+            </w:r>
+            <w:r>
+              <w:rPr>
+                <w:rStyle w:val="Hyperlink"/>
+                <w:rFonts w:ascii="Consolas" w:hAnsi="Consolas" w:cs="Consolas"/>
+                <w:noProof/>
+              </w:rPr>
+              <w:t>ScalarPotentialLMSARFMass</w:t>
+            </w:r>
+            <w:r>
+              <w:rPr>
+                <w:noProof/>
+                <w:webHidden/>
+              </w:rPr>
+              <w:tab/>
+            </w:r>
+            <w:r>
+              <w:rPr>
+                <w:noProof/>
+                <w:webHidden/>
+              </w:rPr>
+              <w:fldChar w:fldCharType="begin"/>
+            </w:r>
+            <w:r>
+              <w:rPr>
+                <w:noProof/>
+                <w:webHidden/>
+              </w:rPr>
+              <w:instrText xml:space="preserve"> PAGEREF _Toc230613511 \h </w:instrText>
+            </w:r>
+            <w:r>
+              <w:rPr>
+                <w:noProof/>
+                <w:webHidden/>
+              </w:rPr>
+            </w:r>
+            <w:r>
+              <w:rPr>
+                <w:noProof/>
+                <w:webHidden/>
+              </w:rPr>
+              <w:fldChar w:fldCharType="separate"/>
+            </w:r>
+            <w:r>
+              <w:rPr>
+                <w:noProof/>
+                <w:webHidden/>
+              </w:rPr>
+              <w:t>5</w:t>
             </w:r>
             <w:r>
               <w:rPr>
@@ -511,7 +846,7 @@
       <w:pPr>
         <w:pStyle w:val="Heading1"/>
       </w:pPr>
-      <w:bookmarkStart w:id="0" w:name="_Toc230600232"/>
+      <w:bookmarkStart w:id="0" w:name="_Toc230613502"/>
       <w:r>
         <w:t>Reference Vanilla Architecture</w:t>
       </w:r>
@@ -617,6 +952,7 @@
           <w:sz w:val="17"/>
           <w:szCs w:val="17"/>
         </w:rPr>
+        <w:lastRenderedPageBreak/>
         <w:t>model.py</w:t>
       </w:r>
       <w:r>
@@ -679,7 +1015,6 @@
           <w:rFonts w:cs="Consolas"/>
           <w:szCs w:val="19"/>
         </w:rPr>
-        <w:lastRenderedPageBreak/>
         <w:t xml:space="preserve">The class </w:t>
       </w:r>
       <w:r>
@@ -1891,12 +2226,132 @@
           <w:rFonts w:eastAsiaTheme="minorEastAsia"/>
         </w:rPr>
       </w:pPr>
-      <w:r>
+    </w:p>
+    <w:p>
+      <w:pPr>
         <w:rPr>
           <w:rFonts w:eastAsiaTheme="minorEastAsia"/>
+          <w:u w:val="single"/>
+        </w:rPr>
+      </w:pPr>
+      <w:r>
+        <w:rPr>
+          <w:rFonts w:eastAsiaTheme="minorEastAsia"/>
+          <w:u w:val="single"/>
+        </w:rPr>
+        <w:t xml:space="preserve">Where is </w:t>
+      </w:r>
+      <w:r>
+        <w:rPr>
+          <w:rFonts w:eastAsiaTheme="minorEastAsia"/>
+          <w:u w:val="single"/>
         </w:rPr>
         <w:t xml:space="preserve"> </w:t>
       </w:r>
+      <m:oMath>
+        <m:sSub>
+          <m:sSubPr>
+            <m:ctrlPr>
+              <w:rPr>
+                <w:rFonts w:ascii="Cambria Math" w:eastAsiaTheme="minorEastAsia" w:hAnsi="Cambria Math"/>
+                <w:i/>
+                <w:u w:val="single"/>
+              </w:rPr>
+            </m:ctrlPr>
+          </m:sSubPr>
+          <m:e>
+            <m:r>
+              <w:rPr>
+                <w:rFonts w:ascii="Cambria Math" w:eastAsiaTheme="minorEastAsia" w:hAnsi="Cambria Math"/>
+                <w:u w:val="single"/>
+              </w:rPr>
+              <m:t>V</m:t>
+            </m:r>
+          </m:e>
+          <m:sub>
+            <m:r>
+              <w:rPr>
+                <w:rFonts w:ascii="Cambria Math" w:eastAsiaTheme="minorEastAsia" w:hAnsi="Cambria Math"/>
+                <w:u w:val="single"/>
+              </w:rPr>
+              <m:t>θ</m:t>
+            </m:r>
+          </m:sub>
+        </m:sSub>
+      </m:oMath>
+      <w:r>
+        <w:rPr>
+          <w:rFonts w:eastAsiaTheme="minorEastAsia"/>
+          <w:u w:val="single"/>
+        </w:rPr>
+        <w:t xml:space="preserve"> defined?</w:t>
+      </w:r>
+    </w:p>
+    <w:p>
+      <w:pPr>
+        <w:rPr>
+          <w:rFonts w:eastAsiaTheme="minorEastAsia"/>
+        </w:rPr>
+      </w:pPr>
+      <w:r>
+        <w:rPr>
+          <w:rFonts w:eastAsiaTheme="minorEastAsia"/>
+        </w:rPr>
+        <w:t xml:space="preserve">In </w:t>
+      </w:r>
+      <w:hyperlink r:id="rId6" w:history="1">
+        <w:r>
+          <w:rPr>
+            <w:rStyle w:val="Hyperlink"/>
+            <w:rFonts w:ascii="Consolas" w:eastAsiaTheme="minorEastAsia" w:hAnsi="Consolas" w:cs="Consolas"/>
+            <w:sz w:val="17"/>
+            <w:szCs w:val="17"/>
+          </w:rPr>
+          <w:t>model_sarf_mass.py</w:t>
+        </w:r>
+      </w:hyperlink>
+      <w:r>
+        <w:rPr>
+          <w:rFonts w:eastAsiaTheme="minorEastAsia"/>
+        </w:rPr>
+        <w:t xml:space="preserve"> (inherited unchanged by the LN model) , </w:t>
+      </w:r>
+      <w:r>
+        <w:rPr>
+          <w:rFonts w:ascii="Consolas" w:eastAsiaTheme="minorEastAsia" w:hAnsi="Consolas" w:cs="Consolas"/>
+          <w:color w:val="C00000"/>
+          <w:sz w:val="17"/>
+          <w:szCs w:val="17"/>
+        </w:rPr>
+        <w:t>V_theta</w:t>
+      </w:r>
+      <w:r>
+        <w:rPr>
+          <w:rFonts w:eastAsiaTheme="minorEastAsia"/>
+        </w:rPr>
+        <w:t xml:space="preserve"> is an attribute of the model, constructed once:</w:t>
+      </w:r>
+    </w:p>
+    <w:p>
+      <w:pPr>
+        <w:rPr>
+          <w:rFonts w:eastAsiaTheme="minorEastAsia"/>
+        </w:rPr>
+      </w:pPr>
+    </w:p>
+    <w:p>
+      <w:pPr>
+        <w:rPr>
+          <w:rFonts w:eastAsiaTheme="minorEastAsia"/>
+        </w:rPr>
+      </w:pPr>
+    </w:p>
+    <w:p>
+      <w:pPr>
+        <w:rPr>
+          <w:rFonts w:eastAsiaTheme="minorEastAsia"/>
+        </w:rPr>
+      </w:pPr>
     </w:p>
     <w:p>
       <w:pPr>
@@ -1905,12 +2360,14 @@
           <w:rFonts w:eastAsiaTheme="minorEastAsia"/>
         </w:rPr>
       </w:pPr>
+      <w:bookmarkStart w:id="1" w:name="_Toc230613503"/>
       <w:r>
         <w:rPr>
           <w:rFonts w:eastAsiaTheme="minorEastAsia"/>
         </w:rPr>
         <w:t>A Note on the oracle fit</w:t>
       </w:r>
+      <w:bookmarkEnd w:id="1"/>
     </w:p>
     <w:p>
       <w:pPr>
@@ -1921,15 +2378,17 @@
       <w:r>
         <w:t>The oracle (</w:t>
       </w:r>
-      <w:r>
-        <w:rPr>
-          <w:rFonts w:ascii="Consolas" w:hAnsi="Consolas" w:cs="Consolas"/>
-          <w:color w:val="C00000"/>
-          <w:sz w:val="17"/>
-          <w:szCs w:val="17"/>
-        </w:rPr>
-        <w:t>splm_oracle_fit.py</w:t>
-      </w:r>
+      <w:hyperlink r:id="rId7" w:history="1">
+        <w:r>
+          <w:rPr>
+            <w:rStyle w:val="Hyperlink"/>
+            <w:rFonts w:ascii="Consolas" w:hAnsi="Consolas" w:cs="Consolas"/>
+            <w:sz w:val="17"/>
+            <w:szCs w:val="17"/>
+          </w:rPr>
+          <w:t>splm_oracle_fit.py</w:t>
+        </w:r>
+      </w:hyperlink>
       <w:r>
         <w:t xml:space="preserve">) is the ordinary shared-potential regression with one substitution – instead of training a fresh generic </w:t>
       </w:r>
@@ -2522,73 +2981,49 @@
       <w:pPr>
         <w:pStyle w:val="Heading2"/>
       </w:pPr>
-      <w:r>
-        <w:t xml:space="preserve">Training the SPLM : Learning the reference </w:t>
-      </w:r>
-      <m:oMath>
-        <m:sSub>
-          <m:sSubPr>
-            <m:ctrlPr>
-              <w:rPr>
-                <w:rFonts w:ascii="Cambria Math" w:eastAsiaTheme="minorEastAsia" w:hAnsi="Cambria Math" w:cstheme="minorBidi"/>
-                <w:i/>
-                <w:color w:val="auto"/>
-                <w:sz w:val="19"/>
-                <w:szCs w:val="24"/>
-              </w:rPr>
-            </m:ctrlPr>
-          </m:sSubPr>
-          <m:e>
-            <m:r>
-              <w:rPr>
-                <w:rFonts w:ascii="Cambria Math" w:eastAsiaTheme="minorEastAsia" w:hAnsi="Cambria Math"/>
-              </w:rPr>
-              <m:t>V</m:t>
-            </m:r>
-          </m:e>
-          <m:sub>
-            <m:r>
-              <w:rPr>
-                <w:rFonts w:ascii="Cambria Math" w:eastAsiaTheme="minorEastAsia" w:hAnsi="Cambria Math"/>
-              </w:rPr>
-              <m:t>θ</m:t>
-            </m:r>
-          </m:sub>
-        </m:sSub>
-        <m:d>
-          <m:dPr>
-            <m:ctrlPr>
-              <w:rPr>
-                <w:rFonts w:ascii="Cambria Math" w:eastAsiaTheme="minorEastAsia" w:hAnsi="Cambria Math" w:cstheme="minorBidi"/>
-                <w:i/>
-                <w:color w:val="auto"/>
-                <w:sz w:val="19"/>
-                <w:szCs w:val="24"/>
-              </w:rPr>
-            </m:ctrlPr>
-          </m:dPr>
-          <m:e>
-            <m:r>
-              <w:rPr>
-                <w:rFonts w:ascii="Cambria Math" w:eastAsiaTheme="minorEastAsia" w:hAnsi="Cambria Math"/>
-              </w:rPr>
-              <m:t>ξ,h</m:t>
-            </m:r>
-          </m:e>
-        </m:d>
-      </m:oMath>
+      <w:bookmarkStart w:id="2" w:name="_Toc230613504"/>
+      <w:r>
+        <w:t xml:space="preserve">Training the SPLM : Learning the </w:t>
+      </w:r>
+      <w:r>
+        <w:t>R</w:t>
+      </w:r>
+      <w:r>
+        <w:t xml:space="preserve">eference </w:t>
+      </w:r>
+      <w:r>
+        <w:t>Scalar Potential</w:t>
+      </w:r>
+      <w:bookmarkEnd w:id="2"/>
     </w:p>
     <w:p/>
+    <w:p>
+      <w:pPr>
+        <w:rPr>
+          <w:color w:val="EE0000"/>
+        </w:rPr>
+      </w:pPr>
+      <w:r>
+        <w:rPr>
+          <w:color w:val="EE0000"/>
+        </w:rPr>
+        <w:t>//TODO: finish the subsection on learning the reference scalar potential</w:t>
+      </w:r>
+    </w:p>
     <w:p/>
     <w:p>
-      <w:r>
+      <w:pPr>
+        <w:pStyle w:val="Heading1"/>
+      </w:pPr>
+      <w:r>
+        <w:lastRenderedPageBreak/>
         <w:br/>
       </w:r>
-      <w:bookmarkStart w:id="1" w:name="_Toc230600233"/>
+      <w:bookmarkStart w:id="3" w:name="_Toc230613505"/>
       <w:r>
         <w:t>References</w:t>
       </w:r>
-      <w:bookmarkEnd w:id="1"/>
+      <w:bookmarkEnd w:id="3"/>
     </w:p>
     <w:p>
       <w:pPr>
@@ -2604,7 +3039,7 @@
       <w:r>
         <w:t xml:space="preserve"> </w:t>
       </w:r>
-      <w:hyperlink r:id="rId6" w:history="1">
+      <w:hyperlink r:id="rId8" w:history="1">
         <w:r>
           <w:rPr>
             <w:rStyle w:val="Hyperlink"/>
@@ -2623,7 +3058,7 @@
         </w:rPr>
         <w:t xml:space="preserve">. GitHub: </w:t>
       </w:r>
-      <w:hyperlink r:id="rId7" w:history="1">
+      <w:hyperlink r:id="rId9" w:history="1">
         <w:r>
           <w:rPr>
             <w:rStyle w:val="Hyperlink"/>
@@ -2650,7 +3085,7 @@
       <w:r>
         <w:t xml:space="preserve"> </w:t>
       </w:r>
-      <w:hyperlink r:id="rId8" w:history="1">
+      <w:hyperlink r:id="rId10" w:history="1">
         <w:r>
           <w:rPr>
             <w:rStyle w:val="Hyperlink"/>
@@ -2677,7 +3112,7 @@
         </w:rPr>
         <w:t xml:space="preserve">GitHub: </w:t>
       </w:r>
-      <w:hyperlink r:id="rId9" w:history="1">
+      <w:hyperlink r:id="rId11" w:history="1">
         <w:r>
           <w:rPr>
             <w:rStyle w:val="Hyperlink"/>
@@ -2694,7 +3129,7 @@
       <w:r>
         <w:t xml:space="preserve">[3] </w:t>
       </w:r>
-      <w:hyperlink r:id="rId10" w:history="1">
+      <w:hyperlink r:id="rId12" w:history="1">
         <w:r>
           <w:rPr>
             <w:rStyle w:val="Hyperlink"/>
@@ -2706,10 +3141,9 @@
     <w:p/>
     <w:p>
       <w:r>
-        <w:lastRenderedPageBreak/>
         <w:t xml:space="preserve">[4]  </w:t>
       </w:r>
-      <w:hyperlink r:id="rId11" w:history="1">
+      <w:hyperlink r:id="rId13" w:history="1">
         <w:r>
           <w:rPr>
             <w:rStyle w:val="Hyperlink"/>
@@ -2732,7 +3166,7 @@
       <w:r>
         <w:t xml:space="preserve"> </w:t>
       </w:r>
-      <w:hyperlink r:id="rId12" w:history="1">
+      <w:hyperlink r:id="rId14" w:history="1">
         <w:r>
           <w:rPr>
             <w:rStyle w:val="Hyperlink"/>
@@ -2749,18 +3183,18 @@
       <w:pPr>
         <w:pStyle w:val="Heading1"/>
       </w:pPr>
-      <w:bookmarkStart w:id="2" w:name="_Toc230600234"/>
+      <w:bookmarkStart w:id="4" w:name="_Toc230613506"/>
       <w:r>
         <w:t>Appendix</w:t>
       </w:r>
-      <w:bookmarkEnd w:id="2"/>
+      <w:bookmarkEnd w:id="4"/>
     </w:p>
     <w:p/>
     <w:p>
       <w:pPr>
         <w:pStyle w:val="Heading2"/>
       </w:pPr>
-      <w:bookmarkStart w:id="3" w:name="_Toc230600235"/>
+      <w:bookmarkStart w:id="5" w:name="_Toc230613507"/>
       <w:r>
         <w:t xml:space="preserve">Module </w:t>
       </w:r>
@@ -2770,14 +3204,14 @@
         </w:rPr>
         <w:t>splm_oracle_fit</w:t>
       </w:r>
-      <w:bookmarkEnd w:id="3"/>
+      <w:bookmarkEnd w:id="5"/>
     </w:p>
     <w:p/>
     <w:p>
       <w:pPr>
         <w:pStyle w:val="Heading3"/>
       </w:pPr>
-      <w:bookmarkStart w:id="4" w:name="_Toc230600236"/>
+      <w:bookmarkStart w:id="6" w:name="_Toc230613508"/>
       <w:r>
         <w:t xml:space="preserve">Function </w:t>
       </w:r>
@@ -2787,7 +3221,7 @@
         </w:rPr>
         <w:t>fit_scalars</w:t>
       </w:r>
-      <w:bookmarkEnd w:id="4"/>
+      <w:bookmarkEnd w:id="6"/>
       <w:r>
         <w:t xml:space="preserve"> </w:t>
       </w:r>
@@ -3368,7 +3802,7 @@
       <w:pPr>
         <w:pStyle w:val="Heading3"/>
       </w:pPr>
-      <w:bookmarkStart w:id="5" w:name="_Toc230600237"/>
+      <w:bookmarkStart w:id="7" w:name="_Toc230613509"/>
       <w:r>
         <w:t xml:space="preserve">Function </w:t>
       </w:r>
@@ -3378,7 +3812,7 @@
         </w:rPr>
         <w:t>extract_oracle_tuples</w:t>
       </w:r>
-      <w:bookmarkEnd w:id="5"/>
+      <w:bookmarkEnd w:id="7"/>
     </w:p>
     <w:p/>
     <w:p>
@@ -3458,6 +3892,7 @@
           <w:sz w:val="17"/>
           <w:szCs w:val="17"/>
         </w:rPr>
+        <w:lastRenderedPageBreak/>
         <w:t xml:space="preserve">       H   : (L+1, T, d)  raw hidden states  h_l</w:t>
       </w:r>
     </w:p>
@@ -3687,247 +4122,1246 @@
           <w:sz w:val="17"/>
           <w:szCs w:val="17"/>
         </w:rPr>
+        <w:t xml:space="preserve">    """</w:t>
+      </w:r>
+    </w:p>
+    <w:p>
+      <w:pPr>
+        <w:rPr>
+          <w:rFonts w:ascii="Consolas" w:hAnsi="Consolas" w:cs="Consolas"/>
+          <w:sz w:val="17"/>
+          <w:szCs w:val="17"/>
+        </w:rPr>
+      </w:pPr>
+      <w:r>
+        <w:rPr>
+          <w:rFonts w:ascii="Consolas" w:hAnsi="Consolas" w:cs="Consolas"/>
+          <w:sz w:val="17"/>
+          <w:szCs w:val="17"/>
+        </w:rPr>
+        <w:t xml:space="preserve">    from model_sarf_mass import ScalarPotentialLMSARFMass, causal_cumulative_mean</w:t>
+      </w:r>
+    </w:p>
+    <w:p>
+      <w:pPr>
+        <w:rPr>
+          <w:rFonts w:ascii="Consolas" w:hAnsi="Consolas" w:cs="Consolas"/>
+          <w:sz w:val="17"/>
+          <w:szCs w:val="17"/>
+        </w:rPr>
+      </w:pPr>
+    </w:p>
+    <w:p>
+      <w:pPr>
+        <w:rPr>
+          <w:rFonts w:ascii="Consolas" w:hAnsi="Consolas" w:cs="Consolas"/>
+          <w:sz w:val="17"/>
+          <w:szCs w:val="17"/>
+        </w:rPr>
+      </w:pPr>
+      <w:r>
+        <w:rPr>
+          <w:rFonts w:ascii="Consolas" w:hAnsi="Consolas" w:cs="Consolas"/>
+          <w:sz w:val="17"/>
+          <w:szCs w:val="17"/>
+        </w:rPr>
+        <w:t xml:space="preserve">    max_len = model.cfg.max_len</w:t>
+      </w:r>
+    </w:p>
+    <w:p>
+      <w:pPr>
+        <w:rPr>
+          <w:rFonts w:ascii="Consolas" w:hAnsi="Consolas" w:cs="Consolas"/>
+          <w:sz w:val="17"/>
+          <w:szCs w:val="17"/>
+        </w:rPr>
+      </w:pPr>
+      <w:r>
+        <w:rPr>
+          <w:rFonts w:ascii="Consolas" w:hAnsi="Consolas" w:cs="Consolas"/>
+          <w:sz w:val="17"/>
+          <w:szCs w:val="17"/>
+        </w:rPr>
+        <w:t xml:space="preserve">    ids = tokenize(sentence, max_len)</w:t>
+      </w:r>
+    </w:p>
+    <w:p>
+      <w:pPr>
+        <w:rPr>
+          <w:rFonts w:ascii="Consolas" w:hAnsi="Consolas" w:cs="Consolas"/>
+          <w:sz w:val="17"/>
+          <w:szCs w:val="17"/>
+        </w:rPr>
+      </w:pPr>
+      <w:r>
+        <w:rPr>
+          <w:rFonts w:ascii="Consolas" w:hAnsi="Consolas" w:cs="Consolas"/>
+          <w:sz w:val="17"/>
+          <w:szCs w:val="17"/>
+        </w:rPr>
+        <w:t xml:space="preserve">    x = torch.from_numpy(ids).unsqueeze(0).to(device)</w:t>
+      </w:r>
+    </w:p>
+    <w:p>
+      <w:pPr>
+        <w:rPr>
+          <w:rFonts w:ascii="Consolas" w:hAnsi="Consolas" w:cs="Consolas"/>
+          <w:sz w:val="17"/>
+          <w:szCs w:val="17"/>
+        </w:rPr>
+      </w:pPr>
+      <w:r>
+        <w:rPr>
+          <w:rFonts w:ascii="Consolas" w:hAnsi="Consolas" w:cs="Consolas"/>
+          <w:sz w:val="17"/>
+          <w:szCs w:val="17"/>
+        </w:rPr>
+        <w:t xml:space="preserve">    cfg = model.cfg</w:t>
+      </w:r>
+    </w:p>
+    <w:p>
+      <w:pPr>
+        <w:rPr>
+          <w:rFonts w:ascii="Consolas" w:hAnsi="Consolas" w:cs="Consolas"/>
+          <w:sz w:val="17"/>
+          <w:szCs w:val="17"/>
+        </w:rPr>
+      </w:pPr>
+      <w:r>
+        <w:rPr>
+          <w:rFonts w:ascii="Consolas" w:hAnsi="Consolas" w:cs="Consolas"/>
+          <w:sz w:val="17"/>
+          <w:szCs w:val="17"/>
+        </w:rPr>
+        <w:t xml:space="preserve">    is_sarf = isinstance(model, ScalarPotentialLMSARFMass)</w:t>
+      </w:r>
+    </w:p>
+    <w:p>
+      <w:pPr>
+        <w:rPr>
+          <w:rFonts w:ascii="Consolas" w:hAnsi="Consolas" w:cs="Consolas"/>
+          <w:sz w:val="17"/>
+          <w:szCs w:val="17"/>
+        </w:rPr>
+      </w:pPr>
+      <w:r>
+        <w:rPr>
+          <w:rFonts w:ascii="Consolas" w:hAnsi="Consolas" w:cs="Consolas"/>
+          <w:sz w:val="17"/>
+          <w:szCs w:val="17"/>
+        </w:rPr>
+        <w:t xml:space="preserve">    has_ln = hasattr(model, '_project') and getattr(cfg, 'ln_after_step', False)</w:t>
+      </w:r>
+    </w:p>
+    <w:p>
+      <w:pPr>
+        <w:rPr>
+          <w:rFonts w:ascii="Consolas" w:hAnsi="Consolas" w:cs="Consolas"/>
+          <w:sz w:val="17"/>
+          <w:szCs w:val="17"/>
+        </w:rPr>
+      </w:pPr>
+    </w:p>
+    <w:p>
+      <w:pPr>
+        <w:rPr>
+          <w:rFonts w:ascii="Consolas" w:hAnsi="Consolas" w:cs="Consolas"/>
+          <w:sz w:val="17"/>
+          <w:szCs w:val="17"/>
+        </w:rPr>
+      </w:pPr>
+      <w:r>
+        <w:rPr>
+          <w:rFonts w:ascii="Consolas" w:hAnsi="Consolas" w:cs="Consolas"/>
+          <w:sz w:val="17"/>
+          <w:szCs w:val="17"/>
+        </w:rPr>
+        <w:t xml:space="preserve">    with torch.enable_grad():</w:t>
+      </w:r>
+    </w:p>
+    <w:p>
+      <w:pPr>
+        <w:rPr>
+          <w:rFonts w:ascii="Consolas" w:hAnsi="Consolas" w:cs="Consolas"/>
+          <w:sz w:val="17"/>
+          <w:szCs w:val="17"/>
+        </w:rPr>
+      </w:pPr>
+      <w:r>
+        <w:rPr>
+          <w:rFonts w:ascii="Consolas" w:hAnsi="Consolas" w:cs="Consolas"/>
+          <w:sz w:val="17"/>
+          <w:szCs w:val="17"/>
+        </w:rPr>
+        <w:t xml:space="preserve">        if is_sarf:</w:t>
+      </w:r>
+    </w:p>
+    <w:p>
+      <w:pPr>
+        <w:rPr>
+          <w:rFonts w:ascii="Consolas" w:hAnsi="Consolas" w:cs="Consolas"/>
+          <w:sz w:val="17"/>
+          <w:szCs w:val="17"/>
+        </w:rPr>
+      </w:pPr>
+      <w:r>
+        <w:rPr>
+          <w:rFonts w:ascii="Consolas" w:hAnsi="Consolas" w:cs="Consolas"/>
+          <w:sz w:val="17"/>
+          <w:szCs w:val="17"/>
+        </w:rPr>
+        <w:t xml:space="preserve">            emb = model._embed(x)</w:t>
+      </w:r>
+    </w:p>
+    <w:p>
+      <w:pPr>
+        <w:rPr>
+          <w:rFonts w:ascii="Consolas" w:hAnsi="Consolas" w:cs="Consolas"/>
+          <w:sz w:val="17"/>
+          <w:szCs w:val="17"/>
+        </w:rPr>
+      </w:pPr>
+      <w:r>
+        <w:rPr>
+          <w:rFonts w:ascii="Consolas" w:hAnsi="Consolas" w:cs="Consolas"/>
+          <w:sz w:val="17"/>
+          <w:szCs w:val="17"/>
+        </w:rPr>
+        <w:t xml:space="preserve">            m_b = model.compute_mass(x, emb)</w:t>
+      </w:r>
+    </w:p>
+    <w:p>
+      <w:pPr>
+        <w:rPr>
+          <w:rFonts w:ascii="Consolas" w:hAnsi="Consolas" w:cs="Consolas"/>
+          <w:sz w:val="17"/>
+          <w:szCs w:val="17"/>
+        </w:rPr>
+      </w:pPr>
+      <w:r>
+        <w:rPr>
+          <w:rFonts w:ascii="Consolas" w:hAnsi="Consolas" w:cs="Consolas"/>
+          <w:sz w:val="17"/>
+          <w:szCs w:val="17"/>
+        </w:rPr>
+        <w:t xml:space="preserve">            gamma = model.gamma</w:t>
+      </w:r>
+    </w:p>
+    <w:p>
+      <w:pPr>
+        <w:rPr>
+          <w:rFonts w:ascii="Consolas" w:hAnsi="Consolas" w:cs="Consolas"/>
+          <w:sz w:val="17"/>
+          <w:szCs w:val="17"/>
+        </w:rPr>
+      </w:pPr>
+      <w:r>
+        <w:rPr>
+          <w:rFonts w:ascii="Consolas" w:hAnsi="Consolas" w:cs="Consolas"/>
+          <w:sz w:val="17"/>
+          <w:szCs w:val="17"/>
+        </w:rPr>
+        <w:t xml:space="preserve">            h = model._project(emb) if has_ln else emb</w:t>
+      </w:r>
+    </w:p>
+    <w:p>
+      <w:pPr>
+        <w:rPr>
+          <w:rFonts w:ascii="Consolas" w:hAnsi="Consolas" w:cs="Consolas"/>
+          <w:sz w:val="17"/>
+          <w:szCs w:val="17"/>
+        </w:rPr>
+      </w:pPr>
+      <w:r>
+        <w:rPr>
+          <w:rFonts w:ascii="Consolas" w:hAnsi="Consolas" w:cs="Consolas"/>
+          <w:sz w:val="17"/>
+          <w:szCs w:val="17"/>
+        </w:rPr>
+        <w:t xml:space="preserve">        else:</w:t>
+      </w:r>
+    </w:p>
+    <w:p>
+      <w:pPr>
+        <w:rPr>
+          <w:rFonts w:ascii="Consolas" w:hAnsi="Consolas" w:cs="Consolas"/>
+          <w:sz w:val="17"/>
+          <w:szCs w:val="17"/>
+        </w:rPr>
+      </w:pPr>
+      <w:r>
+        <w:rPr>
+          <w:rFonts w:ascii="Consolas" w:hAnsi="Consolas" w:cs="Consolas"/>
+          <w:sz w:val="17"/>
+          <w:szCs w:val="17"/>
+        </w:rPr>
+        <w:t xml:space="preserve">            emb, xi_fixed = model._embed_and_pool(x)</w:t>
+      </w:r>
+    </w:p>
+    <w:p>
+      <w:pPr>
+        <w:rPr>
+          <w:rFonts w:ascii="Consolas" w:hAnsi="Consolas" w:cs="Consolas"/>
+          <w:sz w:val="17"/>
+          <w:szCs w:val="17"/>
+        </w:rPr>
+      </w:pPr>
+      <w:r>
+        <w:rPr>
+          <w:rFonts w:ascii="Consolas" w:hAnsi="Consolas" w:cs="Consolas"/>
+          <w:sz w:val="17"/>
+          <w:szCs w:val="17"/>
+        </w:rPr>
+        <w:t xml:space="preserve">            m_b = model.m</w:t>
+      </w:r>
+    </w:p>
+    <w:p>
+      <w:pPr>
+        <w:rPr>
+          <w:rFonts w:ascii="Consolas" w:hAnsi="Consolas" w:cs="Consolas"/>
+          <w:sz w:val="17"/>
+          <w:szCs w:val="17"/>
+        </w:rPr>
+      </w:pPr>
+      <w:r>
+        <w:rPr>
+          <w:rFonts w:ascii="Consolas" w:hAnsi="Consolas" w:cs="Consolas"/>
+          <w:sz w:val="17"/>
+          <w:szCs w:val="17"/>
+        </w:rPr>
+        <w:t xml:space="preserve">            gamma = model.gamma</w:t>
+      </w:r>
+    </w:p>
+    <w:p>
+      <w:pPr>
+        <w:rPr>
+          <w:rFonts w:ascii="Consolas" w:hAnsi="Consolas" w:cs="Consolas"/>
+          <w:sz w:val="17"/>
+          <w:szCs w:val="17"/>
+        </w:rPr>
+      </w:pPr>
+      <w:r>
+        <w:rPr>
+          <w:rFonts w:ascii="Consolas" w:hAnsi="Consolas" w:cs="Consolas"/>
+          <w:sz w:val="17"/>
+          <w:szCs w:val="17"/>
+        </w:rPr>
+        <w:t xml:space="preserve">            h = emb</w:t>
+      </w:r>
+    </w:p>
+    <w:p>
+      <w:pPr>
+        <w:rPr>
+          <w:rFonts w:ascii="Consolas" w:hAnsi="Consolas" w:cs="Consolas"/>
+          <w:sz w:val="17"/>
+          <w:szCs w:val="17"/>
+        </w:rPr>
+      </w:pPr>
+    </w:p>
+    <w:p>
+      <w:pPr>
+        <w:rPr>
+          <w:rFonts w:ascii="Consolas" w:hAnsi="Consolas" w:cs="Consolas"/>
+          <w:sz w:val="17"/>
+          <w:szCs w:val="17"/>
+        </w:rPr>
+      </w:pPr>
+      <w:r>
+        <w:rPr>
+          <w:rFonts w:ascii="Consolas" w:hAnsi="Consolas" w:cs="Consolas"/>
+          <w:sz w:val="17"/>
+          <w:szCs w:val="17"/>
+        </w:rPr>
+        <w:t xml:space="preserve">        v = torch.zeros_like(h)</w:t>
+      </w:r>
+    </w:p>
+    <w:p>
+      <w:pPr>
+        <w:rPr>
+          <w:rFonts w:ascii="Consolas" w:hAnsi="Consolas" w:cs="Consolas"/>
+          <w:sz w:val="17"/>
+          <w:szCs w:val="17"/>
+        </w:rPr>
+      </w:pPr>
+      <w:r>
+        <w:rPr>
+          <w:rFonts w:ascii="Consolas" w:hAnsi="Consolas" w:cs="Consolas"/>
+          <w:sz w:val="17"/>
+          <w:szCs w:val="17"/>
+        </w:rPr>
+        <w:t xml:space="preserve">        dt = cfg.dt</w:t>
+      </w:r>
+    </w:p>
+    <w:p>
+      <w:pPr>
+        <w:rPr>
+          <w:rFonts w:ascii="Consolas" w:hAnsi="Consolas" w:cs="Consolas"/>
+          <w:sz w:val="17"/>
+          <w:szCs w:val="17"/>
+        </w:rPr>
+      </w:pPr>
+    </w:p>
+    <w:p>
+      <w:pPr>
+        <w:rPr>
+          <w:rFonts w:ascii="Consolas" w:hAnsi="Consolas" w:cs="Consolas"/>
+          <w:sz w:val="17"/>
+          <w:szCs w:val="17"/>
+        </w:rPr>
+      </w:pPr>
+      <w:r>
+        <w:rPr>
+          <w:rFonts w:ascii="Consolas" w:hAnsi="Consolas" w:cs="Consolas"/>
+          <w:sz w:val="17"/>
+          <w:szCs w:val="17"/>
+        </w:rPr>
+        <w:t xml:space="preserve">        H  = [h.detach().cpu().numpy()[0]]</w:t>
+      </w:r>
+    </w:p>
+    <w:p>
+      <w:pPr>
+        <w:rPr>
+          <w:rFonts w:ascii="Consolas" w:hAnsi="Consolas" w:cs="Consolas"/>
+          <w:sz w:val="17"/>
+          <w:szCs w:val="17"/>
+        </w:rPr>
+      </w:pPr>
+      <w:r>
+        <w:rPr>
+          <w:rFonts w:ascii="Consolas" w:hAnsi="Consolas" w:cs="Consolas"/>
+          <w:sz w:val="17"/>
+          <w:szCs w:val="17"/>
+        </w:rPr>
+        <w:t xml:space="preserve">        GV = []</w:t>
+      </w:r>
+    </w:p>
+    <w:p>
+      <w:pPr>
+        <w:rPr>
+          <w:rFonts w:ascii="Consolas" w:hAnsi="Consolas" w:cs="Consolas"/>
+          <w:sz w:val="17"/>
+          <w:szCs w:val="17"/>
+        </w:rPr>
+      </w:pPr>
+      <w:r>
+        <w:rPr>
+          <w:rFonts w:ascii="Consolas" w:hAnsi="Consolas" w:cs="Consolas"/>
+          <w:sz w:val="17"/>
+          <w:szCs w:val="17"/>
+        </w:rPr>
+        <w:t xml:space="preserve">        xi_out = None</w:t>
+      </w:r>
+    </w:p>
+    <w:p>
+      <w:pPr>
+        <w:rPr>
+          <w:rFonts w:ascii="Consolas" w:hAnsi="Consolas" w:cs="Consolas"/>
+          <w:sz w:val="17"/>
+          <w:szCs w:val="17"/>
+        </w:rPr>
+      </w:pPr>
+      <w:r>
+        <w:rPr>
+          <w:rFonts w:ascii="Consolas" w:hAnsi="Consolas" w:cs="Consolas"/>
+          <w:sz w:val="17"/>
+          <w:szCs w:val="17"/>
+        </w:rPr>
+        <w:t xml:space="preserve">        for _ in range(cfg.L):</w:t>
+      </w:r>
+    </w:p>
+    <w:p>
+      <w:pPr>
+        <w:rPr>
+          <w:rFonts w:ascii="Consolas" w:hAnsi="Consolas" w:cs="Consolas"/>
+          <w:sz w:val="17"/>
+          <w:szCs w:val="17"/>
+        </w:rPr>
+      </w:pPr>
+      <w:r>
+        <w:rPr>
+          <w:rFonts w:ascii="Consolas" w:hAnsi="Consolas" w:cs="Consolas"/>
+          <w:sz w:val="17"/>
+          <w:szCs w:val="17"/>
+        </w:rPr>
+        <w:t xml:space="preserve">            if is_sarf:</w:t>
+      </w:r>
+    </w:p>
+    <w:p>
+      <w:pPr>
+        <w:rPr>
+          <w:rFonts w:ascii="Consolas" w:hAnsi="Consolas" w:cs="Consolas"/>
+          <w:sz w:val="17"/>
+          <w:szCs w:val="17"/>
+        </w:rPr>
+      </w:pPr>
+      <w:r>
+        <w:rPr>
+          <w:rFonts w:ascii="Consolas" w:hAnsi="Consolas" w:cs="Consolas"/>
+          <w:sz w:val="17"/>
+          <w:szCs w:val="17"/>
+        </w:rPr>
+        <w:t xml:space="preserve">                xi_input = h.detach() if getattr(cfg, 'causal_force', True) else h</w:t>
+      </w:r>
+    </w:p>
+    <w:p>
+      <w:pPr>
+        <w:rPr>
+          <w:rFonts w:ascii="Consolas" w:hAnsi="Consolas" w:cs="Consolas"/>
+          <w:sz w:val="17"/>
+          <w:szCs w:val="17"/>
+        </w:rPr>
+      </w:pPr>
+      <w:r>
+        <w:rPr>
+          <w:rFonts w:ascii="Consolas" w:hAnsi="Consolas" w:cs="Consolas"/>
+          <w:sz w:val="17"/>
+          <w:szCs w:val="17"/>
+        </w:rPr>
+        <w:t xml:space="preserve">                xi_now = causal_cumulative_mean(xi_input)</w:t>
+      </w:r>
+    </w:p>
+    <w:p>
+      <w:pPr>
+        <w:rPr>
+          <w:rFonts w:ascii="Consolas" w:hAnsi="Consolas" w:cs="Consolas"/>
+          <w:sz w:val="17"/>
+          <w:szCs w:val="17"/>
+        </w:rPr>
+      </w:pPr>
+      <w:r>
+        <w:rPr>
+          <w:rFonts w:ascii="Consolas" w:hAnsi="Consolas" w:cs="Consolas"/>
+          <w:sz w:val="17"/>
+          <w:szCs w:val="17"/>
+        </w:rPr>
+        <w:t xml:space="preserve">            else:</w:t>
+      </w:r>
+    </w:p>
+    <w:p>
+      <w:pPr>
+        <w:rPr>
+          <w:rFonts w:ascii="Consolas" w:hAnsi="Consolas" w:cs="Consolas"/>
+          <w:sz w:val="17"/>
+          <w:szCs w:val="17"/>
+        </w:rPr>
+      </w:pPr>
+      <w:r>
+        <w:rPr>
+          <w:rFonts w:ascii="Consolas" w:hAnsi="Consolas" w:cs="Consolas"/>
+          <w:sz w:val="17"/>
+          <w:szCs w:val="17"/>
+        </w:rPr>
+        <w:t xml:space="preserve">                xi_now = xi_fixed</w:t>
+      </w:r>
+    </w:p>
+    <w:p>
+      <w:pPr>
+        <w:rPr>
+          <w:rFonts w:ascii="Consolas" w:hAnsi="Consolas" w:cs="Consolas"/>
+          <w:sz w:val="17"/>
+          <w:szCs w:val="17"/>
+        </w:rPr>
+      </w:pPr>
+    </w:p>
+    <w:p>
+      <w:pPr>
+        <w:rPr>
+          <w:rFonts w:ascii="Consolas" w:hAnsi="Consolas" w:cs="Consolas"/>
+          <w:sz w:val="17"/>
+          <w:szCs w:val="17"/>
+        </w:rPr>
+      </w:pPr>
+      <w:r>
+        <w:rPr>
+          <w:rFonts w:ascii="Consolas" w:hAnsi="Consolas" w:cs="Consolas"/>
+          <w:sz w:val="17"/>
+          <w:szCs w:val="17"/>
+        </w:rPr>
+        <w:t xml:space="preserve">            h_in = h.detach().requires_grad_(True)</w:t>
+      </w:r>
+    </w:p>
+    <w:p>
+      <w:pPr>
+        <w:rPr>
+          <w:rFonts w:ascii="Consolas" w:hAnsi="Consolas" w:cs="Consolas"/>
+          <w:sz w:val="17"/>
+          <w:szCs w:val="17"/>
+        </w:rPr>
+      </w:pPr>
+      <w:r>
+        <w:rPr>
+          <w:rFonts w:ascii="Consolas" w:hAnsi="Consolas" w:cs="Consolas"/>
+          <w:sz w:val="17"/>
+          <w:szCs w:val="17"/>
+        </w:rPr>
+        <w:t xml:space="preserve">            V_out = model.V_theta(xi_now, h_in).sum()</w:t>
+      </w:r>
+    </w:p>
+    <w:p>
+      <w:pPr>
+        <w:rPr>
+          <w:rFonts w:ascii="Consolas" w:hAnsi="Consolas" w:cs="Consolas"/>
+          <w:sz w:val="17"/>
+          <w:szCs w:val="17"/>
+        </w:rPr>
+      </w:pPr>
+      <w:r>
+        <w:rPr>
+          <w:rFonts w:ascii="Consolas" w:hAnsi="Consolas" w:cs="Consolas"/>
+          <w:sz w:val="17"/>
+          <w:szCs w:val="17"/>
+        </w:rPr>
+        <w:t xml:space="preserve">            grad_V, = torch.autograd.grad(V_out, h_in)</w:t>
+      </w:r>
+    </w:p>
+    <w:p>
+      <w:pPr>
+        <w:rPr>
+          <w:rFonts w:ascii="Consolas" w:hAnsi="Consolas" w:cs="Consolas"/>
+          <w:sz w:val="17"/>
+          <w:szCs w:val="17"/>
+        </w:rPr>
+      </w:pPr>
+      <w:r>
+        <w:rPr>
+          <w:rFonts w:ascii="Consolas" w:hAnsi="Consolas" w:cs="Consolas"/>
+          <w:sz w:val="17"/>
+          <w:szCs w:val="17"/>
+        </w:rPr>
+        <w:t xml:space="preserve">            GV.append(grad_V.detach().cpu().numpy()[0])</w:t>
+      </w:r>
+    </w:p>
+    <w:p>
+      <w:pPr>
+        <w:rPr>
+          <w:rFonts w:ascii="Consolas" w:hAnsi="Consolas" w:cs="Consolas"/>
+          <w:sz w:val="17"/>
+          <w:szCs w:val="17"/>
+        </w:rPr>
+      </w:pPr>
+      <w:r>
+        <w:rPr>
+          <w:rFonts w:ascii="Consolas" w:hAnsi="Consolas" w:cs="Consolas"/>
+          <w:sz w:val="17"/>
+          <w:szCs w:val="17"/>
+        </w:rPr>
+        <w:t xml:space="preserve">            f = -grad_V</w:t>
+      </w:r>
+    </w:p>
+    <w:p>
+      <w:pPr>
+        <w:rPr>
+          <w:rFonts w:ascii="Consolas" w:hAnsi="Consolas" w:cs="Consolas"/>
+          <w:sz w:val="17"/>
+          <w:szCs w:val="17"/>
+        </w:rPr>
+      </w:pPr>
+      <w:r>
+        <w:rPr>
+          <w:rFonts w:ascii="Consolas" w:hAnsi="Consolas" w:cs="Consolas"/>
+          <w:sz w:val="17"/>
+          <w:szCs w:val="17"/>
+        </w:rPr>
+        <w:t xml:space="preserve">            v = (v + dt * f / m_b) / (1.0 + dt * gamma)</w:t>
+      </w:r>
+    </w:p>
+    <w:p>
+      <w:pPr>
+        <w:rPr>
+          <w:rFonts w:ascii="Consolas" w:hAnsi="Consolas" w:cs="Consolas"/>
+          <w:sz w:val="17"/>
+          <w:szCs w:val="17"/>
+        </w:rPr>
+      </w:pPr>
+      <w:r>
+        <w:rPr>
+          <w:rFonts w:ascii="Consolas" w:hAnsi="Consolas" w:cs="Consolas"/>
+          <w:sz w:val="17"/>
+          <w:szCs w:val="17"/>
+        </w:rPr>
+        <w:t xml:space="preserve">            h_new = h_in + dt * v</w:t>
+      </w:r>
+    </w:p>
+    <w:p>
+      <w:pPr>
+        <w:rPr>
+          <w:rFonts w:ascii="Consolas" w:hAnsi="Consolas" w:cs="Consolas"/>
+          <w:sz w:val="17"/>
+          <w:szCs w:val="17"/>
+        </w:rPr>
+      </w:pPr>
+      <w:r>
+        <w:rPr>
+          <w:rFonts w:ascii="Consolas" w:hAnsi="Consolas" w:cs="Consolas"/>
+          <w:sz w:val="17"/>
+          <w:szCs w:val="17"/>
+        </w:rPr>
         <w:lastRenderedPageBreak/>
-        <w:t xml:space="preserve">    """</w:t>
-      </w:r>
-    </w:p>
-    <w:p>
-      <w:pPr>
-        <w:rPr>
-          <w:rFonts w:ascii="Consolas" w:hAnsi="Consolas" w:cs="Consolas"/>
-          <w:sz w:val="17"/>
-          <w:szCs w:val="17"/>
-        </w:rPr>
-      </w:pPr>
-      <w:r>
-        <w:rPr>
-          <w:rFonts w:ascii="Consolas" w:hAnsi="Consolas" w:cs="Consolas"/>
-          <w:sz w:val="17"/>
-          <w:szCs w:val="17"/>
-        </w:rPr>
-        <w:t xml:space="preserve">    from model_sarf_mass import ScalarPotentialLMSARFMass, causal_cumulative_mean</w:t>
-      </w:r>
-    </w:p>
-    <w:p>
-      <w:pPr>
-        <w:rPr>
-          <w:rFonts w:ascii="Consolas" w:hAnsi="Consolas" w:cs="Consolas"/>
-          <w:sz w:val="17"/>
-          <w:szCs w:val="17"/>
-        </w:rPr>
-      </w:pPr>
-    </w:p>
-    <w:p>
-      <w:pPr>
-        <w:rPr>
-          <w:rFonts w:ascii="Consolas" w:hAnsi="Consolas" w:cs="Consolas"/>
-          <w:sz w:val="17"/>
-          <w:szCs w:val="17"/>
-        </w:rPr>
-      </w:pPr>
-      <w:r>
-        <w:rPr>
-          <w:rFonts w:ascii="Consolas" w:hAnsi="Consolas" w:cs="Consolas"/>
-          <w:sz w:val="17"/>
-          <w:szCs w:val="17"/>
-        </w:rPr>
-        <w:t xml:space="preserve">    max_len = model.cfg.max_len</w:t>
-      </w:r>
-    </w:p>
-    <w:p>
-      <w:pPr>
-        <w:rPr>
-          <w:rFonts w:ascii="Consolas" w:hAnsi="Consolas" w:cs="Consolas"/>
-          <w:sz w:val="17"/>
-          <w:szCs w:val="17"/>
-        </w:rPr>
-      </w:pPr>
-      <w:r>
-        <w:rPr>
-          <w:rFonts w:ascii="Consolas" w:hAnsi="Consolas" w:cs="Consolas"/>
-          <w:sz w:val="17"/>
-          <w:szCs w:val="17"/>
-        </w:rPr>
-        <w:t xml:space="preserve">    ids = tokenize(sentence, max_len)</w:t>
-      </w:r>
-    </w:p>
-    <w:p>
-      <w:pPr>
-        <w:rPr>
-          <w:rFonts w:ascii="Consolas" w:hAnsi="Consolas" w:cs="Consolas"/>
-          <w:sz w:val="17"/>
-          <w:szCs w:val="17"/>
-        </w:rPr>
-      </w:pPr>
-      <w:r>
-        <w:rPr>
-          <w:rFonts w:ascii="Consolas" w:hAnsi="Consolas" w:cs="Consolas"/>
-          <w:sz w:val="17"/>
-          <w:szCs w:val="17"/>
-        </w:rPr>
-        <w:t xml:space="preserve">    x = torch.from_numpy(ids).unsqueeze(0).to(device)</w:t>
-      </w:r>
-    </w:p>
-    <w:p>
-      <w:pPr>
-        <w:rPr>
-          <w:rFonts w:ascii="Consolas" w:hAnsi="Consolas" w:cs="Consolas"/>
-          <w:sz w:val="17"/>
-          <w:szCs w:val="17"/>
-        </w:rPr>
-      </w:pPr>
-      <w:r>
-        <w:rPr>
-          <w:rFonts w:ascii="Consolas" w:hAnsi="Consolas" w:cs="Consolas"/>
-          <w:sz w:val="17"/>
-          <w:szCs w:val="17"/>
-        </w:rPr>
-        <w:t xml:space="preserve">    cfg = model.cfg</w:t>
-      </w:r>
-    </w:p>
-    <w:p>
-      <w:pPr>
-        <w:rPr>
-          <w:rFonts w:ascii="Consolas" w:hAnsi="Consolas" w:cs="Consolas"/>
-          <w:sz w:val="17"/>
-          <w:szCs w:val="17"/>
-        </w:rPr>
-      </w:pPr>
-      <w:r>
-        <w:rPr>
-          <w:rFonts w:ascii="Consolas" w:hAnsi="Consolas" w:cs="Consolas"/>
-          <w:sz w:val="17"/>
-          <w:szCs w:val="17"/>
-        </w:rPr>
-        <w:t xml:space="preserve">    is_sarf = isinstance(model, ScalarPotentialLMSARFMass)</w:t>
-      </w:r>
-    </w:p>
-    <w:p>
-      <w:pPr>
-        <w:rPr>
-          <w:rFonts w:ascii="Consolas" w:hAnsi="Consolas" w:cs="Consolas"/>
-          <w:sz w:val="17"/>
-          <w:szCs w:val="17"/>
-        </w:rPr>
-      </w:pPr>
-      <w:r>
-        <w:rPr>
-          <w:rFonts w:ascii="Consolas" w:hAnsi="Consolas" w:cs="Consolas"/>
-          <w:sz w:val="17"/>
-          <w:szCs w:val="17"/>
-        </w:rPr>
-        <w:t xml:space="preserve">    has_ln = hasattr(model, '_project') and getattr(cfg, 'ln_after_step', False)</w:t>
-      </w:r>
-    </w:p>
-    <w:p>
-      <w:pPr>
-        <w:rPr>
-          <w:rFonts w:ascii="Consolas" w:hAnsi="Consolas" w:cs="Consolas"/>
-          <w:sz w:val="17"/>
-          <w:szCs w:val="17"/>
-        </w:rPr>
-      </w:pPr>
-    </w:p>
-    <w:p>
-      <w:pPr>
-        <w:rPr>
-          <w:rFonts w:ascii="Consolas" w:hAnsi="Consolas" w:cs="Consolas"/>
-          <w:sz w:val="17"/>
-          <w:szCs w:val="17"/>
-        </w:rPr>
-      </w:pPr>
-      <w:r>
-        <w:rPr>
-          <w:rFonts w:ascii="Consolas" w:hAnsi="Consolas" w:cs="Consolas"/>
-          <w:sz w:val="17"/>
-          <w:szCs w:val="17"/>
-        </w:rPr>
-        <w:t xml:space="preserve">    with torch.enable_grad():</w:t>
-      </w:r>
-    </w:p>
-    <w:p>
-      <w:pPr>
-        <w:rPr>
-          <w:rFonts w:ascii="Consolas" w:hAnsi="Consolas" w:cs="Consolas"/>
-          <w:sz w:val="17"/>
-          <w:szCs w:val="17"/>
-        </w:rPr>
-      </w:pPr>
-      <w:r>
-        <w:rPr>
-          <w:rFonts w:ascii="Consolas" w:hAnsi="Consolas" w:cs="Consolas"/>
-          <w:sz w:val="17"/>
-          <w:szCs w:val="17"/>
-        </w:rPr>
-        <w:t xml:space="preserve">        if is_sarf:</w:t>
-      </w:r>
-    </w:p>
-    <w:p>
-      <w:pPr>
-        <w:rPr>
-          <w:rFonts w:ascii="Consolas" w:hAnsi="Consolas" w:cs="Consolas"/>
-          <w:sz w:val="17"/>
-          <w:szCs w:val="17"/>
-        </w:rPr>
-      </w:pPr>
-      <w:r>
-        <w:rPr>
-          <w:rFonts w:ascii="Consolas" w:hAnsi="Consolas" w:cs="Consolas"/>
-          <w:sz w:val="17"/>
-          <w:szCs w:val="17"/>
-        </w:rPr>
-        <w:t xml:space="preserve">            emb = model._embed(x)</w:t>
-      </w:r>
-    </w:p>
-    <w:p>
-      <w:pPr>
-        <w:rPr>
-          <w:rFonts w:ascii="Consolas" w:hAnsi="Consolas" w:cs="Consolas"/>
-          <w:sz w:val="17"/>
-          <w:szCs w:val="17"/>
-        </w:rPr>
-      </w:pPr>
-      <w:r>
-        <w:rPr>
-          <w:rFonts w:ascii="Consolas" w:hAnsi="Consolas" w:cs="Consolas"/>
-          <w:sz w:val="17"/>
-          <w:szCs w:val="17"/>
-        </w:rPr>
-        <w:t xml:space="preserve">            m_b = model.compute_mass(x, emb)</w:t>
-      </w:r>
-    </w:p>
-    <w:p>
-      <w:pPr>
-        <w:rPr>
-          <w:rFonts w:ascii="Consolas" w:hAnsi="Consolas" w:cs="Consolas"/>
-          <w:sz w:val="17"/>
-          <w:szCs w:val="17"/>
-        </w:rPr>
-      </w:pPr>
-      <w:r>
-        <w:rPr>
-          <w:rFonts w:ascii="Consolas" w:hAnsi="Consolas" w:cs="Consolas"/>
-          <w:sz w:val="17"/>
-          <w:szCs w:val="17"/>
-        </w:rPr>
-        <w:t xml:space="preserve">            gamma = model.gamma</w:t>
-      </w:r>
-    </w:p>
-    <w:p>
-      <w:pPr>
-        <w:rPr>
-          <w:rFonts w:ascii="Consolas" w:hAnsi="Consolas" w:cs="Consolas"/>
-          <w:sz w:val="17"/>
-          <w:szCs w:val="17"/>
-        </w:rPr>
-      </w:pPr>
-      <w:r>
-        <w:rPr>
-          <w:rFonts w:ascii="Consolas" w:hAnsi="Consolas" w:cs="Consolas"/>
-          <w:sz w:val="17"/>
-          <w:szCs w:val="17"/>
-        </w:rPr>
-        <w:t xml:space="preserve">            h = model._project(emb) if has_ln else emb</w:t>
+        <w:t xml:space="preserve">            if has_ln:</w:t>
+      </w:r>
+    </w:p>
+    <w:p>
+      <w:pPr>
+        <w:rPr>
+          <w:rFonts w:ascii="Consolas" w:hAnsi="Consolas" w:cs="Consolas"/>
+          <w:sz w:val="17"/>
+          <w:szCs w:val="17"/>
+        </w:rPr>
+      </w:pPr>
+      <w:r>
+        <w:rPr>
+          <w:rFonts w:ascii="Consolas" w:hAnsi="Consolas" w:cs="Consolas"/>
+          <w:sz w:val="17"/>
+          <w:szCs w:val="17"/>
+        </w:rPr>
+        <w:t xml:space="preserve">                h_new = model._project(h_new)</w:t>
+      </w:r>
+    </w:p>
+    <w:p>
+      <w:pPr>
+        <w:rPr>
+          <w:rFonts w:ascii="Consolas" w:hAnsi="Consolas" w:cs="Consolas"/>
+          <w:sz w:val="17"/>
+          <w:szCs w:val="17"/>
+        </w:rPr>
+      </w:pPr>
+      <w:r>
+        <w:rPr>
+          <w:rFonts w:ascii="Consolas" w:hAnsi="Consolas" w:cs="Consolas"/>
+          <w:sz w:val="17"/>
+          <w:szCs w:val="17"/>
+        </w:rPr>
+        <w:t xml:space="preserve">            h = h_new</w:t>
+      </w:r>
+    </w:p>
+    <w:p>
+      <w:pPr>
+        <w:rPr>
+          <w:rFonts w:ascii="Consolas" w:hAnsi="Consolas" w:cs="Consolas"/>
+          <w:sz w:val="17"/>
+          <w:szCs w:val="17"/>
+        </w:rPr>
+      </w:pPr>
+      <w:r>
+        <w:rPr>
+          <w:rFonts w:ascii="Consolas" w:hAnsi="Consolas" w:cs="Consolas"/>
+          <w:sz w:val="17"/>
+          <w:szCs w:val="17"/>
+        </w:rPr>
+        <w:t xml:space="preserve">            H.append(h.detach().cpu().numpy()[0])</w:t>
+      </w:r>
+    </w:p>
+    <w:p>
+      <w:pPr>
+        <w:rPr>
+          <w:rFonts w:ascii="Consolas" w:hAnsi="Consolas" w:cs="Consolas"/>
+          <w:sz w:val="17"/>
+          <w:szCs w:val="17"/>
+        </w:rPr>
+      </w:pPr>
+      <w:r>
+        <w:rPr>
+          <w:rFonts w:ascii="Consolas" w:hAnsi="Consolas" w:cs="Consolas"/>
+          <w:sz w:val="17"/>
+          <w:szCs w:val="17"/>
+        </w:rPr>
+        <w:t xml:space="preserve">            if xi_out is None:</w:t>
+      </w:r>
+    </w:p>
+    <w:p>
+      <w:pPr>
+        <w:rPr>
+          <w:rFonts w:ascii="Consolas" w:hAnsi="Consolas" w:cs="Consolas"/>
+          <w:sz w:val="17"/>
+          <w:szCs w:val="17"/>
+        </w:rPr>
+      </w:pPr>
+      <w:r>
+        <w:rPr>
+          <w:rFonts w:ascii="Consolas" w:hAnsi="Consolas" w:cs="Consolas"/>
+          <w:sz w:val="17"/>
+          <w:szCs w:val="17"/>
+        </w:rPr>
+        <w:t xml:space="preserve">                xi_out = xi_now</w:t>
+      </w:r>
+    </w:p>
+    <w:p>
+      <w:pPr>
+        <w:rPr>
+          <w:rFonts w:ascii="Consolas" w:hAnsi="Consolas" w:cs="Consolas"/>
+          <w:sz w:val="17"/>
+          <w:szCs w:val="17"/>
+        </w:rPr>
+      </w:pPr>
+    </w:p>
+    <w:p>
+      <w:pPr>
+        <w:rPr>
+          <w:rFonts w:ascii="Consolas" w:hAnsi="Consolas" w:cs="Consolas"/>
+          <w:sz w:val="17"/>
+          <w:szCs w:val="17"/>
+        </w:rPr>
+      </w:pPr>
+      <w:r>
+        <w:rPr>
+          <w:rFonts w:ascii="Consolas" w:hAnsi="Consolas" w:cs="Consolas"/>
+          <w:sz w:val="17"/>
+          <w:szCs w:val="17"/>
+        </w:rPr>
+        <w:t xml:space="preserve">    xi_np = xi_out.detach().cpu().numpy()[0].astype(np.float32)</w:t>
+      </w:r>
+    </w:p>
+    <w:p>
+      <w:pPr>
+        <w:rPr>
+          <w:rFonts w:ascii="Consolas" w:hAnsi="Consolas" w:cs="Consolas"/>
+          <w:sz w:val="17"/>
+          <w:szCs w:val="17"/>
+        </w:rPr>
+      </w:pPr>
+      <w:r>
+        <w:rPr>
+          <w:rFonts w:ascii="Consolas" w:hAnsi="Consolas" w:cs="Consolas"/>
+          <w:sz w:val="17"/>
+          <w:szCs w:val="17"/>
+        </w:rPr>
+        <w:t xml:space="preserve">    return (np.stack(H, axis=0).astype(np.float32),</w:t>
+      </w:r>
+    </w:p>
+    <w:p>
+      <w:pPr>
+        <w:rPr>
+          <w:rFonts w:ascii="Consolas" w:hAnsi="Consolas" w:cs="Consolas"/>
+          <w:sz w:val="17"/>
+          <w:szCs w:val="17"/>
+        </w:rPr>
+      </w:pPr>
+      <w:r>
+        <w:rPr>
+          <w:rFonts w:ascii="Consolas" w:hAnsi="Consolas" w:cs="Consolas"/>
+          <w:sz w:val="17"/>
+          <w:szCs w:val="17"/>
+        </w:rPr>
+        <w:t xml:space="preserve">            np.stack(GV, axis=0).astype(np.float32),</w:t>
+      </w:r>
+    </w:p>
+    <w:p>
+      <w:pPr>
+        <w:rPr>
+          <w:rFonts w:ascii="Consolas" w:hAnsi="Consolas" w:cs="Consolas"/>
+          <w:sz w:val="17"/>
+          <w:szCs w:val="17"/>
+        </w:rPr>
+      </w:pPr>
+      <w:r>
+        <w:rPr>
+          <w:rFonts w:ascii="Consolas" w:hAnsi="Consolas" w:cs="Consolas"/>
+          <w:sz w:val="17"/>
+          <w:szCs w:val="17"/>
+        </w:rPr>
+        <w:t xml:space="preserve">            xi_np)</w:t>
+      </w:r>
+    </w:p>
+    <w:p/>
+    <w:p>
+      <w:pPr>
+        <w:pStyle w:val="Heading2"/>
+      </w:pPr>
+      <w:bookmarkStart w:id="8" w:name="_Toc230613510"/>
+      <w:r>
+        <w:t xml:space="preserve">Module </w:t>
+      </w:r>
+      <w:r>
+        <w:rPr>
+          <w:rFonts w:ascii="Consolas" w:hAnsi="Consolas" w:cs="Consolas"/>
+        </w:rPr>
+        <w:t>model_sarf_mass.py</w:t>
+      </w:r>
+      <w:bookmarkEnd w:id="8"/>
+    </w:p>
+    <w:p/>
+    <w:p>
+      <w:pPr>
+        <w:pStyle w:val="Heading3"/>
+      </w:pPr>
+      <w:bookmarkStart w:id="9" w:name="_Toc230613511"/>
+      <w:r>
+        <w:t xml:space="preserve">Class </w:t>
+      </w:r>
+      <w:r>
+        <w:rPr>
+          <w:rFonts w:ascii="Consolas" w:hAnsi="Consolas" w:cs="Consolas"/>
+        </w:rPr>
+        <w:t>ScalarPotentialLMSARFMass</w:t>
+      </w:r>
+      <w:bookmarkEnd w:id="9"/>
+    </w:p>
+    <w:p/>
+    <w:p>
+      <w:pPr>
+        <w:rPr>
+          <w:rFonts w:ascii="Consolas" w:hAnsi="Consolas" w:cs="Consolas"/>
+          <w:sz w:val="17"/>
+          <w:szCs w:val="17"/>
+        </w:rPr>
+      </w:pPr>
+      <w:r>
+        <w:rPr>
+          <w:rFonts w:ascii="Consolas" w:hAnsi="Consolas" w:cs="Consolas"/>
+          <w:sz w:val="17"/>
+          <w:szCs w:val="17"/>
+        </w:rPr>
+        <w:t>class ScalarPotentialLMSARFMass(nn.Module):</w:t>
+      </w:r>
+    </w:p>
+    <w:p>
+      <w:pPr>
+        <w:rPr>
+          <w:rFonts w:ascii="Consolas" w:hAnsi="Consolas" w:cs="Consolas"/>
+          <w:sz w:val="17"/>
+          <w:szCs w:val="17"/>
+        </w:rPr>
+      </w:pPr>
+      <w:r>
+        <w:rPr>
+          <w:rFonts w:ascii="Consolas" w:hAnsi="Consolas" w:cs="Consolas"/>
+          <w:sz w:val="17"/>
+          <w:szCs w:val="17"/>
+        </w:rPr>
+        <w:t xml:space="preserve">    """SARF-faithful SPLM with pluggable per-token mass."""</w:t>
+      </w:r>
+    </w:p>
+    <w:p>
+      <w:pPr>
+        <w:rPr>
+          <w:rFonts w:ascii="Consolas" w:hAnsi="Consolas" w:cs="Consolas"/>
+          <w:sz w:val="17"/>
+          <w:szCs w:val="17"/>
+        </w:rPr>
+      </w:pPr>
+    </w:p>
+    <w:p>
+      <w:pPr>
+        <w:rPr>
+          <w:rFonts w:ascii="Consolas" w:hAnsi="Consolas" w:cs="Consolas"/>
+          <w:sz w:val="17"/>
+          <w:szCs w:val="17"/>
+        </w:rPr>
+      </w:pPr>
+      <w:r>
+        <w:rPr>
+          <w:rFonts w:ascii="Consolas" w:hAnsi="Consolas" w:cs="Consolas"/>
+          <w:sz w:val="17"/>
+          <w:szCs w:val="17"/>
+        </w:rPr>
+        <w:t xml:space="preserve">    def __init__(self, cfg: SPLMSARFMassConfig):</w:t>
+      </w:r>
+    </w:p>
+    <w:p>
+      <w:pPr>
+        <w:rPr>
+          <w:rFonts w:ascii="Consolas" w:hAnsi="Consolas" w:cs="Consolas"/>
+          <w:sz w:val="17"/>
+          <w:szCs w:val="17"/>
+        </w:rPr>
+      </w:pPr>
+      <w:r>
+        <w:rPr>
+          <w:rFonts w:ascii="Consolas" w:hAnsi="Consolas" w:cs="Consolas"/>
+          <w:sz w:val="17"/>
+          <w:szCs w:val="17"/>
+        </w:rPr>
+        <w:t xml:space="preserve">        super().__init__()</w:t>
+      </w:r>
+    </w:p>
+    <w:p>
+      <w:pPr>
+        <w:rPr>
+          <w:rFonts w:ascii="Consolas" w:hAnsi="Consolas" w:cs="Consolas"/>
+          <w:sz w:val="17"/>
+          <w:szCs w:val="17"/>
+        </w:rPr>
+      </w:pPr>
+      <w:r>
+        <w:rPr>
+          <w:rFonts w:ascii="Consolas" w:hAnsi="Consolas" w:cs="Consolas"/>
+          <w:sz w:val="17"/>
+          <w:szCs w:val="17"/>
+        </w:rPr>
+        <w:t xml:space="preserve">        self.cfg = cfg</w:t>
+      </w:r>
+    </w:p>
+    <w:p>
+      <w:pPr>
+        <w:rPr>
+          <w:rFonts w:ascii="Consolas" w:hAnsi="Consolas" w:cs="Consolas"/>
+          <w:sz w:val="17"/>
+          <w:szCs w:val="17"/>
+        </w:rPr>
+      </w:pPr>
+      <w:r>
+        <w:rPr>
+          <w:rFonts w:ascii="Consolas" w:hAnsi="Consolas" w:cs="Consolas"/>
+          <w:sz w:val="17"/>
+          <w:szCs w:val="17"/>
+        </w:rPr>
+        <w:t xml:space="preserve">        self.E = nn.Embedding(cfg.vocab_size, cfg.d)</w:t>
+      </w:r>
+    </w:p>
+    <w:p>
+      <w:pPr>
+        <w:rPr>
+          <w:rFonts w:ascii="Consolas" w:hAnsi="Consolas" w:cs="Consolas"/>
+          <w:sz w:val="17"/>
+          <w:szCs w:val="17"/>
+        </w:rPr>
+      </w:pPr>
+      <w:r>
+        <w:rPr>
+          <w:rFonts w:ascii="Consolas" w:hAnsi="Consolas" w:cs="Consolas"/>
+          <w:sz w:val="17"/>
+          <w:szCs w:val="17"/>
+        </w:rPr>
+        <w:t xml:space="preserve">        self.P = nn.Parameter(torch.zeros(cfg.max_len, cfg.d))</w:t>
+      </w:r>
+    </w:p>
+    <w:p>
+      <w:pPr>
+        <w:rPr>
+          <w:rFonts w:ascii="Consolas" w:hAnsi="Consolas" w:cs="Consolas"/>
+          <w:sz w:val="17"/>
+          <w:szCs w:val="17"/>
+        </w:rPr>
+      </w:pPr>
+      <w:r>
+        <w:rPr>
+          <w:rFonts w:ascii="Consolas" w:hAnsi="Consolas" w:cs="Consolas"/>
+          <w:sz w:val="17"/>
+          <w:szCs w:val="17"/>
+        </w:rPr>
+        <w:t xml:space="preserve">        nn.init.normal_(self.E.weight, std=0.02)</w:t>
+      </w:r>
+    </w:p>
+    <w:p>
+      <w:pPr>
+        <w:rPr>
+          <w:rFonts w:ascii="Consolas" w:hAnsi="Consolas" w:cs="Consolas"/>
+          <w:sz w:val="17"/>
+          <w:szCs w:val="17"/>
+        </w:rPr>
+      </w:pPr>
+      <w:r>
+        <w:rPr>
+          <w:rFonts w:ascii="Consolas" w:hAnsi="Consolas" w:cs="Consolas"/>
+          <w:sz w:val="17"/>
+          <w:szCs w:val="17"/>
+        </w:rPr>
+        <w:t xml:space="preserve">        nn.init.normal_(self.P, std=0.01)</w:t>
+      </w:r>
+    </w:p>
+    <w:p>
+      <w:pPr>
+        <w:rPr>
+          <w:rFonts w:ascii="Consolas" w:hAnsi="Consolas" w:cs="Consolas"/>
+          <w:sz w:val="17"/>
+          <w:szCs w:val="17"/>
+        </w:rPr>
+      </w:pPr>
+    </w:p>
+    <w:p>
+      <w:pPr>
+        <w:rPr>
+          <w:rFonts w:ascii="Consolas" w:hAnsi="Consolas" w:cs="Consolas"/>
+          <w:sz w:val="17"/>
+          <w:szCs w:val="17"/>
+        </w:rPr>
+      </w:pPr>
+      <w:r>
+        <w:rPr>
+          <w:rFonts w:ascii="Consolas" w:hAnsi="Consolas" w:cs="Consolas"/>
+          <w:sz w:val="17"/>
+          <w:szCs w:val="17"/>
+        </w:rPr>
+        <w:t xml:space="preserve">        self.V_theta = ScalarPotential(cfg.d, cfg.v_hidden, cfg.v_depth)</w:t>
+      </w:r>
+    </w:p>
+    <w:p>
+      <w:pPr>
+        <w:rPr>
+          <w:rFonts w:ascii="Consolas" w:hAnsi="Consolas" w:cs="Consolas"/>
+          <w:sz w:val="17"/>
+          <w:szCs w:val="17"/>
+        </w:rPr>
+      </w:pPr>
+    </w:p>
+    <w:p>
+      <w:pPr>
+        <w:rPr>
+          <w:rFonts w:ascii="Consolas" w:hAnsi="Consolas" w:cs="Consolas"/>
+          <w:sz w:val="17"/>
+          <w:szCs w:val="17"/>
+        </w:rPr>
+      </w:pPr>
+      <w:r>
+        <w:rPr>
+          <w:rFonts w:ascii="Consolas" w:hAnsi="Consolas" w:cs="Consolas"/>
+          <w:sz w:val="17"/>
+          <w:szCs w:val="17"/>
+        </w:rPr>
+        <w:t xml:space="preserve">        self.raw_m_bias = nn.Parameter(</w:t>
+      </w:r>
+    </w:p>
+    <w:p>
+      <w:pPr>
+        <w:rPr>
+          <w:rFonts w:ascii="Consolas" w:hAnsi="Consolas" w:cs="Consolas"/>
+          <w:sz w:val="17"/>
+          <w:szCs w:val="17"/>
+        </w:rPr>
+      </w:pPr>
+      <w:r>
+        <w:rPr>
+          <w:rFonts w:ascii="Consolas" w:hAnsi="Consolas" w:cs="Consolas"/>
+          <w:sz w:val="17"/>
+          <w:szCs w:val="17"/>
+        </w:rPr>
+        <w:t xml:space="preserve">            torch.tensor(_raw_from_positive(cfg.init_m)),</w:t>
+      </w:r>
+    </w:p>
+    <w:p>
+      <w:pPr>
+        <w:rPr>
+          <w:rFonts w:ascii="Consolas" w:hAnsi="Consolas" w:cs="Consolas"/>
+          <w:sz w:val="17"/>
+          <w:szCs w:val="17"/>
+        </w:rPr>
+      </w:pPr>
+      <w:r>
+        <w:rPr>
+          <w:rFonts w:ascii="Consolas" w:hAnsi="Consolas" w:cs="Consolas"/>
+          <w:sz w:val="17"/>
+          <w:szCs w:val="17"/>
+        </w:rPr>
+        <w:t xml:space="preserve">            requires_grad=cfg.learn_mgamma,</w:t>
+      </w:r>
+    </w:p>
+    <w:p>
+      <w:pPr>
+        <w:rPr>
+          <w:rFonts w:ascii="Consolas" w:hAnsi="Consolas" w:cs="Consolas"/>
+          <w:sz w:val="17"/>
+          <w:szCs w:val="17"/>
+        </w:rPr>
+      </w:pPr>
+      <w:r>
+        <w:rPr>
+          <w:rFonts w:ascii="Consolas" w:hAnsi="Consolas" w:cs="Consolas"/>
+          <w:sz w:val="17"/>
+          <w:szCs w:val="17"/>
+        </w:rPr>
+        <w:t xml:space="preserve">        )</w:t>
+      </w:r>
+    </w:p>
+    <w:p>
+      <w:pPr>
+        <w:rPr>
+          <w:rFonts w:ascii="Consolas" w:hAnsi="Consolas" w:cs="Consolas"/>
+          <w:sz w:val="17"/>
+          <w:szCs w:val="17"/>
+        </w:rPr>
+      </w:pPr>
+      <w:r>
+        <w:rPr>
+          <w:rFonts w:ascii="Consolas" w:hAnsi="Consolas" w:cs="Consolas"/>
+          <w:sz w:val="17"/>
+          <w:szCs w:val="17"/>
+        </w:rPr>
+        <w:t xml:space="preserve">        if cfg.fixed_gamma is not None:</w:t>
+      </w:r>
+    </w:p>
+    <w:p>
+      <w:pPr>
+        <w:rPr>
+          <w:rFonts w:ascii="Consolas" w:hAnsi="Consolas" w:cs="Consolas"/>
+          <w:sz w:val="17"/>
+          <w:szCs w:val="17"/>
+        </w:rPr>
+      </w:pPr>
+      <w:r>
+        <w:rPr>
+          <w:rFonts w:ascii="Consolas" w:hAnsi="Consolas" w:cs="Consolas"/>
+          <w:sz w:val="17"/>
+          <w:szCs w:val="17"/>
+        </w:rPr>
+        <w:t xml:space="preserve">            self.raw_gamma = nn.Parameter(</w:t>
+      </w:r>
+    </w:p>
+    <w:p>
+      <w:pPr>
+        <w:rPr>
+          <w:rFonts w:ascii="Consolas" w:hAnsi="Consolas" w:cs="Consolas"/>
+          <w:sz w:val="17"/>
+          <w:szCs w:val="17"/>
+        </w:rPr>
+      </w:pPr>
+      <w:r>
+        <w:rPr>
+          <w:rFonts w:ascii="Consolas" w:hAnsi="Consolas" w:cs="Consolas"/>
+          <w:sz w:val="17"/>
+          <w:szCs w:val="17"/>
+        </w:rPr>
+        <w:t xml:space="preserve">                torch.tensor(0.0),</w:t>
+      </w:r>
+    </w:p>
+    <w:p>
+      <w:pPr>
+        <w:rPr>
+          <w:rFonts w:ascii="Consolas" w:hAnsi="Consolas" w:cs="Consolas"/>
+          <w:sz w:val="17"/>
+          <w:szCs w:val="17"/>
+        </w:rPr>
+      </w:pPr>
+      <w:r>
+        <w:rPr>
+          <w:rFonts w:ascii="Consolas" w:hAnsi="Consolas" w:cs="Consolas"/>
+          <w:sz w:val="17"/>
+          <w:szCs w:val="17"/>
+        </w:rPr>
+        <w:t xml:space="preserve">                requires_grad=False,</w:t>
+      </w:r>
+    </w:p>
+    <w:p>
+      <w:pPr>
+        <w:rPr>
+          <w:rFonts w:ascii="Consolas" w:hAnsi="Consolas" w:cs="Consolas"/>
+          <w:sz w:val="17"/>
+          <w:szCs w:val="17"/>
+        </w:rPr>
+      </w:pPr>
+      <w:r>
+        <w:rPr>
+          <w:rFonts w:ascii="Consolas" w:hAnsi="Consolas" w:cs="Consolas"/>
+          <w:sz w:val="17"/>
+          <w:szCs w:val="17"/>
+        </w:rPr>
+        <w:t xml:space="preserve">            )</w:t>
+      </w:r>
+    </w:p>
+    <w:p>
+      <w:pPr>
+        <w:rPr>
+          <w:rFonts w:ascii="Consolas" w:hAnsi="Consolas" w:cs="Consolas"/>
+          <w:sz w:val="17"/>
+          <w:szCs w:val="17"/>
+        </w:rPr>
+      </w:pPr>
+      <w:r>
+        <w:rPr>
+          <w:rFonts w:ascii="Consolas" w:hAnsi="Consolas" w:cs="Consolas"/>
+          <w:sz w:val="17"/>
+          <w:szCs w:val="17"/>
+        </w:rPr>
+        <w:t xml:space="preserve">            self._gamma_value: Optional[float] = float(cfg.fixed_gamma)</w:t>
       </w:r>
     </w:p>
     <w:p>
@@ -3961,68 +5395,1401 @@
           <w:sz w:val="17"/>
           <w:szCs w:val="17"/>
         </w:rPr>
-        <w:t xml:space="preserve">            emb, xi_fixed = model._embed_and_pool(x)</w:t>
-      </w:r>
-    </w:p>
-    <w:p>
-      <w:pPr>
-        <w:rPr>
-          <w:rFonts w:ascii="Consolas" w:hAnsi="Consolas" w:cs="Consolas"/>
-          <w:sz w:val="17"/>
-          <w:szCs w:val="17"/>
-        </w:rPr>
-      </w:pPr>
-      <w:r>
-        <w:rPr>
-          <w:rFonts w:ascii="Consolas" w:hAnsi="Consolas" w:cs="Consolas"/>
-          <w:sz w:val="17"/>
-          <w:szCs w:val="17"/>
-        </w:rPr>
-        <w:t xml:space="preserve">            m_b = model.m</w:t>
-      </w:r>
-    </w:p>
-    <w:p>
-      <w:pPr>
-        <w:rPr>
-          <w:rFonts w:ascii="Consolas" w:hAnsi="Consolas" w:cs="Consolas"/>
-          <w:sz w:val="17"/>
-          <w:szCs w:val="17"/>
-        </w:rPr>
-      </w:pPr>
-      <w:r>
-        <w:rPr>
-          <w:rFonts w:ascii="Consolas" w:hAnsi="Consolas" w:cs="Consolas"/>
-          <w:sz w:val="17"/>
-          <w:szCs w:val="17"/>
-        </w:rPr>
-        <w:t xml:space="preserve">            gamma = model.gamma</w:t>
-      </w:r>
-    </w:p>
-    <w:p>
-      <w:pPr>
-        <w:rPr>
-          <w:rFonts w:ascii="Consolas" w:hAnsi="Consolas" w:cs="Consolas"/>
-          <w:sz w:val="17"/>
-          <w:szCs w:val="17"/>
-        </w:rPr>
-      </w:pPr>
-      <w:r>
-        <w:rPr>
-          <w:rFonts w:ascii="Consolas" w:hAnsi="Consolas" w:cs="Consolas"/>
-          <w:sz w:val="17"/>
-          <w:szCs w:val="17"/>
-        </w:rPr>
-        <w:t xml:space="preserve">            h = emb</w:t>
-      </w:r>
-    </w:p>
-    <w:p>
-      <w:pPr>
-        <w:rPr>
-          <w:rFonts w:ascii="Consolas" w:hAnsi="Consolas" w:cs="Consolas"/>
-          <w:sz w:val="17"/>
-          <w:szCs w:val="17"/>
-        </w:rPr>
-      </w:pPr>
+        <w:t xml:space="preserve">            self.raw_gamma = nn.Parameter(</w:t>
+      </w:r>
+    </w:p>
+    <w:p>
+      <w:pPr>
+        <w:rPr>
+          <w:rFonts w:ascii="Consolas" w:hAnsi="Consolas" w:cs="Consolas"/>
+          <w:sz w:val="17"/>
+          <w:szCs w:val="17"/>
+        </w:rPr>
+      </w:pPr>
+      <w:r>
+        <w:rPr>
+          <w:rFonts w:ascii="Consolas" w:hAnsi="Consolas" w:cs="Consolas"/>
+          <w:sz w:val="17"/>
+          <w:szCs w:val="17"/>
+        </w:rPr>
+        <w:t xml:space="preserve">                torch.tensor(_raw_from_positive(cfg.init_gamma)),</w:t>
+      </w:r>
+    </w:p>
+    <w:p>
+      <w:pPr>
+        <w:rPr>
+          <w:rFonts w:ascii="Consolas" w:hAnsi="Consolas" w:cs="Consolas"/>
+          <w:sz w:val="17"/>
+          <w:szCs w:val="17"/>
+        </w:rPr>
+      </w:pPr>
+      <w:r>
+        <w:rPr>
+          <w:rFonts w:ascii="Consolas" w:hAnsi="Consolas" w:cs="Consolas"/>
+          <w:sz w:val="17"/>
+          <w:szCs w:val="17"/>
+        </w:rPr>
+        <w:t xml:space="preserve">                requires_grad=cfg.learn_mgamma,</w:t>
+      </w:r>
+    </w:p>
+    <w:p>
+      <w:pPr>
+        <w:rPr>
+          <w:rFonts w:ascii="Consolas" w:hAnsi="Consolas" w:cs="Consolas"/>
+          <w:sz w:val="17"/>
+          <w:szCs w:val="17"/>
+        </w:rPr>
+      </w:pPr>
+      <w:r>
+        <w:rPr>
+          <w:rFonts w:ascii="Consolas" w:hAnsi="Consolas" w:cs="Consolas"/>
+          <w:sz w:val="17"/>
+          <w:szCs w:val="17"/>
+        </w:rPr>
+        <w:t xml:space="preserve">            )</w:t>
+      </w:r>
+    </w:p>
+    <w:p>
+      <w:pPr>
+        <w:rPr>
+          <w:rFonts w:ascii="Consolas" w:hAnsi="Consolas" w:cs="Consolas"/>
+          <w:sz w:val="17"/>
+          <w:szCs w:val="17"/>
+        </w:rPr>
+      </w:pPr>
+      <w:r>
+        <w:rPr>
+          <w:rFonts w:ascii="Consolas" w:hAnsi="Consolas" w:cs="Consolas"/>
+          <w:sz w:val="17"/>
+          <w:szCs w:val="17"/>
+        </w:rPr>
+        <w:t xml:space="preserve">            self._gamma_value = None</w:t>
+      </w:r>
+    </w:p>
+    <w:p>
+      <w:pPr>
+        <w:rPr>
+          <w:rFonts w:ascii="Consolas" w:hAnsi="Consolas" w:cs="Consolas"/>
+          <w:sz w:val="17"/>
+          <w:szCs w:val="17"/>
+        </w:rPr>
+      </w:pPr>
+    </w:p>
+    <w:p>
+      <w:pPr>
+        <w:rPr>
+          <w:rFonts w:ascii="Consolas" w:hAnsi="Consolas" w:cs="Consolas"/>
+          <w:sz w:val="17"/>
+          <w:szCs w:val="17"/>
+        </w:rPr>
+      </w:pPr>
+      <w:r>
+        <w:rPr>
+          <w:rFonts w:ascii="Consolas" w:hAnsi="Consolas" w:cs="Consolas"/>
+          <w:sz w:val="17"/>
+          <w:szCs w:val="17"/>
+        </w:rPr>
+        <w:t xml:space="preserve">        if cfg.mass_mode == "global":</w:t>
+      </w:r>
+    </w:p>
+    <w:p>
+      <w:pPr>
+        <w:rPr>
+          <w:rFonts w:ascii="Consolas" w:hAnsi="Consolas" w:cs="Consolas"/>
+          <w:sz w:val="17"/>
+          <w:szCs w:val="17"/>
+        </w:rPr>
+      </w:pPr>
+      <w:r>
+        <w:rPr>
+          <w:rFonts w:ascii="Consolas" w:hAnsi="Consolas" w:cs="Consolas"/>
+          <w:sz w:val="17"/>
+          <w:szCs w:val="17"/>
+        </w:rPr>
+        <w:t xml:space="preserve">            pass</w:t>
+      </w:r>
+    </w:p>
+    <w:p>
+      <w:pPr>
+        <w:rPr>
+          <w:rFonts w:ascii="Consolas" w:hAnsi="Consolas" w:cs="Consolas"/>
+          <w:sz w:val="17"/>
+          <w:szCs w:val="17"/>
+        </w:rPr>
+      </w:pPr>
+      <w:r>
+        <w:rPr>
+          <w:rFonts w:ascii="Consolas" w:hAnsi="Consolas" w:cs="Consolas"/>
+          <w:sz w:val="17"/>
+          <w:szCs w:val="17"/>
+        </w:rPr>
+        <w:t xml:space="preserve">        elif cfg.mass_mode == "embed_head":</w:t>
+      </w:r>
+    </w:p>
+    <w:p>
+      <w:pPr>
+        <w:rPr>
+          <w:rFonts w:ascii="Consolas" w:hAnsi="Consolas" w:cs="Consolas"/>
+          <w:sz w:val="17"/>
+          <w:szCs w:val="17"/>
+        </w:rPr>
+      </w:pPr>
+      <w:r>
+        <w:rPr>
+          <w:rFonts w:ascii="Consolas" w:hAnsi="Consolas" w:cs="Consolas"/>
+          <w:sz w:val="17"/>
+          <w:szCs w:val="17"/>
+        </w:rPr>
+        <w:t xml:space="preserve">            self.mass_head = nn.Linear(cfg.d, 1, bias=True)</w:t>
+      </w:r>
+    </w:p>
+    <w:p>
+      <w:pPr>
+        <w:rPr>
+          <w:rFonts w:ascii="Consolas" w:hAnsi="Consolas" w:cs="Consolas"/>
+          <w:sz w:val="17"/>
+          <w:szCs w:val="17"/>
+        </w:rPr>
+      </w:pPr>
+      <w:r>
+        <w:rPr>
+          <w:rFonts w:ascii="Consolas" w:hAnsi="Consolas" w:cs="Consolas"/>
+          <w:sz w:val="17"/>
+          <w:szCs w:val="17"/>
+        </w:rPr>
+        <w:t xml:space="preserve">            nn.init.zeros_(self.mass_head.weight)</w:t>
+      </w:r>
+    </w:p>
+    <w:p>
+      <w:pPr>
+        <w:rPr>
+          <w:rFonts w:ascii="Consolas" w:hAnsi="Consolas" w:cs="Consolas"/>
+          <w:sz w:val="17"/>
+          <w:szCs w:val="17"/>
+        </w:rPr>
+      </w:pPr>
+      <w:r>
+        <w:rPr>
+          <w:rFonts w:ascii="Consolas" w:hAnsi="Consolas" w:cs="Consolas"/>
+          <w:sz w:val="17"/>
+          <w:szCs w:val="17"/>
+        </w:rPr>
+        <w:t xml:space="preserve">            nn.init.zeros_(self.mass_head.bias)</w:t>
+      </w:r>
+    </w:p>
+    <w:p>
+      <w:pPr>
+        <w:rPr>
+          <w:rFonts w:ascii="Consolas" w:hAnsi="Consolas" w:cs="Consolas"/>
+          <w:sz w:val="17"/>
+          <w:szCs w:val="17"/>
+        </w:rPr>
+      </w:pPr>
+      <w:r>
+        <w:rPr>
+          <w:rFonts w:ascii="Consolas" w:hAnsi="Consolas" w:cs="Consolas"/>
+          <w:sz w:val="17"/>
+          <w:szCs w:val="17"/>
+        </w:rPr>
+        <w:t xml:space="preserve">        elif cfg.mass_mode == "logfreq":</w:t>
+      </w:r>
+    </w:p>
+    <w:p>
+      <w:pPr>
+        <w:rPr>
+          <w:rFonts w:ascii="Consolas" w:hAnsi="Consolas" w:cs="Consolas"/>
+          <w:sz w:val="17"/>
+          <w:szCs w:val="17"/>
+        </w:rPr>
+      </w:pPr>
+      <w:r>
+        <w:rPr>
+          <w:rFonts w:ascii="Consolas" w:hAnsi="Consolas" w:cs="Consolas"/>
+          <w:sz w:val="17"/>
+          <w:szCs w:val="17"/>
+        </w:rPr>
+        <w:t xml:space="preserve">            if cfg.logfreq_path is None:</w:t>
+      </w:r>
+    </w:p>
+    <w:p>
+      <w:pPr>
+        <w:rPr>
+          <w:rFonts w:ascii="Consolas" w:hAnsi="Consolas" w:cs="Consolas"/>
+          <w:sz w:val="17"/>
+          <w:szCs w:val="17"/>
+        </w:rPr>
+      </w:pPr>
+      <w:r>
+        <w:rPr>
+          <w:rFonts w:ascii="Consolas" w:hAnsi="Consolas" w:cs="Consolas"/>
+          <w:sz w:val="17"/>
+          <w:szCs w:val="17"/>
+        </w:rPr>
+        <w:t xml:space="preserve">                raise ValueError(</w:t>
+      </w:r>
+    </w:p>
+    <w:p>
+      <w:pPr>
+        <w:rPr>
+          <w:rFonts w:ascii="Consolas" w:hAnsi="Consolas" w:cs="Consolas"/>
+          <w:sz w:val="17"/>
+          <w:szCs w:val="17"/>
+        </w:rPr>
+      </w:pPr>
+      <w:r>
+        <w:rPr>
+          <w:rFonts w:ascii="Consolas" w:hAnsi="Consolas" w:cs="Consolas"/>
+          <w:sz w:val="17"/>
+          <w:szCs w:val="17"/>
+        </w:rPr>
+        <w:lastRenderedPageBreak/>
+        <w:t xml:space="preserve">                    "mass_mode='logfreq' requires cfg.logfreq_path (a .npy file "</w:t>
+      </w:r>
+    </w:p>
+    <w:p>
+      <w:pPr>
+        <w:rPr>
+          <w:rFonts w:ascii="Consolas" w:hAnsi="Consolas" w:cs="Consolas"/>
+          <w:sz w:val="17"/>
+          <w:szCs w:val="17"/>
+        </w:rPr>
+      </w:pPr>
+      <w:r>
+        <w:rPr>
+          <w:rFonts w:ascii="Consolas" w:hAnsi="Consolas" w:cs="Consolas"/>
+          <w:sz w:val="17"/>
+          <w:szCs w:val="17"/>
+        </w:rPr>
+        <w:t xml:space="preserve">                    "with one surprisal value per vocabulary id)."</w:t>
+      </w:r>
+    </w:p>
+    <w:p>
+      <w:pPr>
+        <w:rPr>
+          <w:rFonts w:ascii="Consolas" w:hAnsi="Consolas" w:cs="Consolas"/>
+          <w:sz w:val="17"/>
+          <w:szCs w:val="17"/>
+        </w:rPr>
+      </w:pPr>
+      <w:r>
+        <w:rPr>
+          <w:rFonts w:ascii="Consolas" w:hAnsi="Consolas" w:cs="Consolas"/>
+          <w:sz w:val="17"/>
+          <w:szCs w:val="17"/>
+        </w:rPr>
+        <w:t xml:space="preserve">                )</w:t>
+      </w:r>
+    </w:p>
+    <w:p>
+      <w:pPr>
+        <w:rPr>
+          <w:rFonts w:ascii="Consolas" w:hAnsi="Consolas" w:cs="Consolas"/>
+          <w:sz w:val="17"/>
+          <w:szCs w:val="17"/>
+        </w:rPr>
+      </w:pPr>
+      <w:r>
+        <w:rPr>
+          <w:rFonts w:ascii="Consolas" w:hAnsi="Consolas" w:cs="Consolas"/>
+          <w:sz w:val="17"/>
+          <w:szCs w:val="17"/>
+        </w:rPr>
+        <w:t xml:space="preserve">            surprisal = torch.from_numpy(</w:t>
+      </w:r>
+    </w:p>
+    <w:p>
+      <w:pPr>
+        <w:rPr>
+          <w:rFonts w:ascii="Consolas" w:hAnsi="Consolas" w:cs="Consolas"/>
+          <w:sz w:val="17"/>
+          <w:szCs w:val="17"/>
+        </w:rPr>
+      </w:pPr>
+      <w:r>
+        <w:rPr>
+          <w:rFonts w:ascii="Consolas" w:hAnsi="Consolas" w:cs="Consolas"/>
+          <w:sz w:val="17"/>
+          <w:szCs w:val="17"/>
+        </w:rPr>
+        <w:t xml:space="preserve">                _load_npy(cfg.logfreq_path)</w:t>
+      </w:r>
+    </w:p>
+    <w:p>
+      <w:pPr>
+        <w:rPr>
+          <w:rFonts w:ascii="Consolas" w:hAnsi="Consolas" w:cs="Consolas"/>
+          <w:sz w:val="17"/>
+          <w:szCs w:val="17"/>
+        </w:rPr>
+      </w:pPr>
+      <w:r>
+        <w:rPr>
+          <w:rFonts w:ascii="Consolas" w:hAnsi="Consolas" w:cs="Consolas"/>
+          <w:sz w:val="17"/>
+          <w:szCs w:val="17"/>
+        </w:rPr>
+        <w:t xml:space="preserve">            ).float()</w:t>
+      </w:r>
+    </w:p>
+    <w:p>
+      <w:pPr>
+        <w:rPr>
+          <w:rFonts w:ascii="Consolas" w:hAnsi="Consolas" w:cs="Consolas"/>
+          <w:sz w:val="17"/>
+          <w:szCs w:val="17"/>
+        </w:rPr>
+      </w:pPr>
+      <w:r>
+        <w:rPr>
+          <w:rFonts w:ascii="Consolas" w:hAnsi="Consolas" w:cs="Consolas"/>
+          <w:sz w:val="17"/>
+          <w:szCs w:val="17"/>
+        </w:rPr>
+        <w:t xml:space="preserve">            if surprisal.numel() != cfg.vocab_size:</w:t>
+      </w:r>
+    </w:p>
+    <w:p>
+      <w:pPr>
+        <w:rPr>
+          <w:rFonts w:ascii="Consolas" w:hAnsi="Consolas" w:cs="Consolas"/>
+          <w:sz w:val="17"/>
+          <w:szCs w:val="17"/>
+        </w:rPr>
+      </w:pPr>
+      <w:r>
+        <w:rPr>
+          <w:rFonts w:ascii="Consolas" w:hAnsi="Consolas" w:cs="Consolas"/>
+          <w:sz w:val="17"/>
+          <w:szCs w:val="17"/>
+        </w:rPr>
+        <w:t xml:space="preserve">                raise ValueError(</w:t>
+      </w:r>
+    </w:p>
+    <w:p>
+      <w:pPr>
+        <w:rPr>
+          <w:rFonts w:ascii="Consolas" w:hAnsi="Consolas" w:cs="Consolas"/>
+          <w:sz w:val="17"/>
+          <w:szCs w:val="17"/>
+        </w:rPr>
+      </w:pPr>
+      <w:r>
+        <w:rPr>
+          <w:rFonts w:ascii="Consolas" w:hAnsi="Consolas" w:cs="Consolas"/>
+          <w:sz w:val="17"/>
+          <w:szCs w:val="17"/>
+        </w:rPr>
+        <w:t xml:space="preserve">                    f"logfreq vector length {surprisal.numel()} != "</w:t>
+      </w:r>
+    </w:p>
+    <w:p>
+      <w:pPr>
+        <w:rPr>
+          <w:rFonts w:ascii="Consolas" w:hAnsi="Consolas" w:cs="Consolas"/>
+          <w:sz w:val="17"/>
+          <w:szCs w:val="17"/>
+        </w:rPr>
+      </w:pPr>
+      <w:r>
+        <w:rPr>
+          <w:rFonts w:ascii="Consolas" w:hAnsi="Consolas" w:cs="Consolas"/>
+          <w:sz w:val="17"/>
+          <w:szCs w:val="17"/>
+        </w:rPr>
+        <w:t xml:space="preserve">                    f"vocab_size {cfg.vocab_size}"</w:t>
+      </w:r>
+    </w:p>
+    <w:p>
+      <w:pPr>
+        <w:rPr>
+          <w:rFonts w:ascii="Consolas" w:hAnsi="Consolas" w:cs="Consolas"/>
+          <w:sz w:val="17"/>
+          <w:szCs w:val="17"/>
+        </w:rPr>
+      </w:pPr>
+      <w:r>
+        <w:rPr>
+          <w:rFonts w:ascii="Consolas" w:hAnsi="Consolas" w:cs="Consolas"/>
+          <w:sz w:val="17"/>
+          <w:szCs w:val="17"/>
+        </w:rPr>
+        <w:t xml:space="preserve">                )</w:t>
+      </w:r>
+    </w:p>
+    <w:p>
+      <w:pPr>
+        <w:rPr>
+          <w:rFonts w:ascii="Consolas" w:hAnsi="Consolas" w:cs="Consolas"/>
+          <w:sz w:val="17"/>
+          <w:szCs w:val="17"/>
+        </w:rPr>
+      </w:pPr>
+      <w:r>
+        <w:rPr>
+          <w:rFonts w:ascii="Consolas" w:hAnsi="Consolas" w:cs="Consolas"/>
+          <w:sz w:val="17"/>
+          <w:szCs w:val="17"/>
+        </w:rPr>
+        <w:t xml:space="preserve">            self.register_buffer("logfreq_surprisal", surprisal)</w:t>
+      </w:r>
+    </w:p>
+    <w:p>
+      <w:pPr>
+        <w:rPr>
+          <w:rFonts w:ascii="Consolas" w:hAnsi="Consolas" w:cs="Consolas"/>
+          <w:sz w:val="17"/>
+          <w:szCs w:val="17"/>
+        </w:rPr>
+      </w:pPr>
+      <w:r>
+        <w:rPr>
+          <w:rFonts w:ascii="Consolas" w:hAnsi="Consolas" w:cs="Consolas"/>
+          <w:sz w:val="17"/>
+          <w:szCs w:val="17"/>
+        </w:rPr>
+        <w:t xml:space="preserve">            self.raw_logfreq_alpha = nn.Parameter(</w:t>
+      </w:r>
+    </w:p>
+    <w:p>
+      <w:pPr>
+        <w:rPr>
+          <w:rFonts w:ascii="Consolas" w:hAnsi="Consolas" w:cs="Consolas"/>
+          <w:sz w:val="17"/>
+          <w:szCs w:val="17"/>
+        </w:rPr>
+      </w:pPr>
+      <w:r>
+        <w:rPr>
+          <w:rFonts w:ascii="Consolas" w:hAnsi="Consolas" w:cs="Consolas"/>
+          <w:sz w:val="17"/>
+          <w:szCs w:val="17"/>
+        </w:rPr>
+        <w:t xml:space="preserve">                torch.tensor(_raw_from_positive(max(cfg.logfreq_init_alpha, 1e-3))),</w:t>
+      </w:r>
+    </w:p>
+    <w:p>
+      <w:pPr>
+        <w:rPr>
+          <w:rFonts w:ascii="Consolas" w:hAnsi="Consolas" w:cs="Consolas"/>
+          <w:sz w:val="17"/>
+          <w:szCs w:val="17"/>
+        </w:rPr>
+      </w:pPr>
+      <w:r>
+        <w:rPr>
+          <w:rFonts w:ascii="Consolas" w:hAnsi="Consolas" w:cs="Consolas"/>
+          <w:sz w:val="17"/>
+          <w:szCs w:val="17"/>
+        </w:rPr>
+        <w:t xml:space="preserve">                requires_grad=True,</w:t>
+      </w:r>
+    </w:p>
+    <w:p>
+      <w:pPr>
+        <w:rPr>
+          <w:rFonts w:ascii="Consolas" w:hAnsi="Consolas" w:cs="Consolas"/>
+          <w:sz w:val="17"/>
+          <w:szCs w:val="17"/>
+        </w:rPr>
+      </w:pPr>
+      <w:r>
+        <w:rPr>
+          <w:rFonts w:ascii="Consolas" w:hAnsi="Consolas" w:cs="Consolas"/>
+          <w:sz w:val="17"/>
+          <w:szCs w:val="17"/>
+        </w:rPr>
+        <w:t xml:space="preserve">            )</w:t>
+      </w:r>
+    </w:p>
+    <w:p>
+      <w:pPr>
+        <w:rPr>
+          <w:rFonts w:ascii="Consolas" w:hAnsi="Consolas" w:cs="Consolas"/>
+          <w:sz w:val="17"/>
+          <w:szCs w:val="17"/>
+        </w:rPr>
+      </w:pPr>
+      <w:r>
+        <w:rPr>
+          <w:rFonts w:ascii="Consolas" w:hAnsi="Consolas" w:cs="Consolas"/>
+          <w:sz w:val="17"/>
+          <w:szCs w:val="17"/>
+        </w:rPr>
+        <w:t xml:space="preserve">        else:</w:t>
+      </w:r>
+    </w:p>
+    <w:p>
+      <w:pPr>
+        <w:rPr>
+          <w:rFonts w:ascii="Consolas" w:hAnsi="Consolas" w:cs="Consolas"/>
+          <w:sz w:val="17"/>
+          <w:szCs w:val="17"/>
+        </w:rPr>
+      </w:pPr>
+      <w:r>
+        <w:rPr>
+          <w:rFonts w:ascii="Consolas" w:hAnsi="Consolas" w:cs="Consolas"/>
+          <w:sz w:val="17"/>
+          <w:szCs w:val="17"/>
+        </w:rPr>
+        <w:t xml:space="preserve">            raise ValueError(f"unknown mass_mode: {cfg.mass_mode!r}")</w:t>
+      </w:r>
+    </w:p>
+    <w:p>
+      <w:pPr>
+        <w:rPr>
+          <w:rFonts w:ascii="Consolas" w:hAnsi="Consolas" w:cs="Consolas"/>
+          <w:sz w:val="17"/>
+          <w:szCs w:val="17"/>
+        </w:rPr>
+      </w:pPr>
+    </w:p>
+    <w:p>
+      <w:pPr>
+        <w:rPr>
+          <w:rFonts w:ascii="Consolas" w:hAnsi="Consolas" w:cs="Consolas"/>
+          <w:sz w:val="17"/>
+          <w:szCs w:val="17"/>
+        </w:rPr>
+      </w:pPr>
+      <w:r>
+        <w:rPr>
+          <w:rFonts w:ascii="Consolas" w:hAnsi="Consolas" w:cs="Consolas"/>
+          <w:sz w:val="17"/>
+          <w:szCs w:val="17"/>
+        </w:rPr>
+        <w:t xml:space="preserve">    @property</w:t>
+      </w:r>
+    </w:p>
+    <w:p>
+      <w:pPr>
+        <w:rPr>
+          <w:rFonts w:ascii="Consolas" w:hAnsi="Consolas" w:cs="Consolas"/>
+          <w:sz w:val="17"/>
+          <w:szCs w:val="17"/>
+        </w:rPr>
+      </w:pPr>
+      <w:r>
+        <w:rPr>
+          <w:rFonts w:ascii="Consolas" w:hAnsi="Consolas" w:cs="Consolas"/>
+          <w:sz w:val="17"/>
+          <w:szCs w:val="17"/>
+        </w:rPr>
+        <w:t xml:space="preserve">    def gamma(self) -&gt; torch.Tensor:</w:t>
+      </w:r>
+    </w:p>
+    <w:p>
+      <w:pPr>
+        <w:rPr>
+          <w:rFonts w:ascii="Consolas" w:hAnsi="Consolas" w:cs="Consolas"/>
+          <w:sz w:val="17"/>
+          <w:szCs w:val="17"/>
+        </w:rPr>
+      </w:pPr>
+      <w:r>
+        <w:rPr>
+          <w:rFonts w:ascii="Consolas" w:hAnsi="Consolas" w:cs="Consolas"/>
+          <w:sz w:val="17"/>
+          <w:szCs w:val="17"/>
+        </w:rPr>
+        <w:t xml:space="preserve">        if self._gamma_value is not None:</w:t>
+      </w:r>
+    </w:p>
+    <w:p>
+      <w:pPr>
+        <w:rPr>
+          <w:rFonts w:ascii="Consolas" w:hAnsi="Consolas" w:cs="Consolas"/>
+          <w:sz w:val="17"/>
+          <w:szCs w:val="17"/>
+        </w:rPr>
+      </w:pPr>
+      <w:r>
+        <w:rPr>
+          <w:rFonts w:ascii="Consolas" w:hAnsi="Consolas" w:cs="Consolas"/>
+          <w:sz w:val="17"/>
+          <w:szCs w:val="17"/>
+        </w:rPr>
+        <w:t xml:space="preserve">            return torch.full(</w:t>
+      </w:r>
+    </w:p>
+    <w:p>
+      <w:pPr>
+        <w:rPr>
+          <w:rFonts w:ascii="Consolas" w:hAnsi="Consolas" w:cs="Consolas"/>
+          <w:sz w:val="17"/>
+          <w:szCs w:val="17"/>
+        </w:rPr>
+      </w:pPr>
+      <w:r>
+        <w:rPr>
+          <w:rFonts w:ascii="Consolas" w:hAnsi="Consolas" w:cs="Consolas"/>
+          <w:sz w:val="17"/>
+          <w:szCs w:val="17"/>
+        </w:rPr>
+        <w:t xml:space="preserve">                (), self._gamma_value,</w:t>
+      </w:r>
+    </w:p>
+    <w:p>
+      <w:pPr>
+        <w:rPr>
+          <w:rFonts w:ascii="Consolas" w:hAnsi="Consolas" w:cs="Consolas"/>
+          <w:sz w:val="17"/>
+          <w:szCs w:val="17"/>
+        </w:rPr>
+      </w:pPr>
+      <w:r>
+        <w:rPr>
+          <w:rFonts w:ascii="Consolas" w:hAnsi="Consolas" w:cs="Consolas"/>
+          <w:sz w:val="17"/>
+          <w:szCs w:val="17"/>
+        </w:rPr>
+        <w:t xml:space="preserve">                device=self.raw_gamma.device, dtype=self.raw_gamma.dtype,</w:t>
+      </w:r>
+    </w:p>
+    <w:p>
+      <w:pPr>
+        <w:rPr>
+          <w:rFonts w:ascii="Consolas" w:hAnsi="Consolas" w:cs="Consolas"/>
+          <w:sz w:val="17"/>
+          <w:szCs w:val="17"/>
+        </w:rPr>
+      </w:pPr>
+      <w:r>
+        <w:rPr>
+          <w:rFonts w:ascii="Consolas" w:hAnsi="Consolas" w:cs="Consolas"/>
+          <w:sz w:val="17"/>
+          <w:szCs w:val="17"/>
+        </w:rPr>
+        <w:t xml:space="preserve">            )</w:t>
+      </w:r>
+    </w:p>
+    <w:p>
+      <w:pPr>
+        <w:rPr>
+          <w:rFonts w:ascii="Consolas" w:hAnsi="Consolas" w:cs="Consolas"/>
+          <w:sz w:val="17"/>
+          <w:szCs w:val="17"/>
+        </w:rPr>
+      </w:pPr>
+      <w:r>
+        <w:rPr>
+          <w:rFonts w:ascii="Consolas" w:hAnsi="Consolas" w:cs="Consolas"/>
+          <w:sz w:val="17"/>
+          <w:szCs w:val="17"/>
+        </w:rPr>
+        <w:t xml:space="preserve">        return F.softplus(self.raw_gamma)</w:t>
+      </w:r>
+    </w:p>
+    <w:p>
+      <w:pPr>
+        <w:rPr>
+          <w:rFonts w:ascii="Consolas" w:hAnsi="Consolas" w:cs="Consolas"/>
+          <w:sz w:val="17"/>
+          <w:szCs w:val="17"/>
+        </w:rPr>
+      </w:pPr>
+    </w:p>
+    <w:p>
+      <w:pPr>
+        <w:rPr>
+          <w:rFonts w:ascii="Consolas" w:hAnsi="Consolas" w:cs="Consolas"/>
+          <w:sz w:val="17"/>
+          <w:szCs w:val="17"/>
+        </w:rPr>
+      </w:pPr>
+      <w:r>
+        <w:rPr>
+          <w:rFonts w:ascii="Consolas" w:hAnsi="Consolas" w:cs="Consolas"/>
+          <w:sz w:val="17"/>
+          <w:szCs w:val="17"/>
+        </w:rPr>
+        <w:t xml:space="preserve">    @property</w:t>
+      </w:r>
+    </w:p>
+    <w:p>
+      <w:pPr>
+        <w:rPr>
+          <w:rFonts w:ascii="Consolas" w:hAnsi="Consolas" w:cs="Consolas"/>
+          <w:sz w:val="17"/>
+          <w:szCs w:val="17"/>
+        </w:rPr>
+      </w:pPr>
+      <w:r>
+        <w:rPr>
+          <w:rFonts w:ascii="Consolas" w:hAnsi="Consolas" w:cs="Consolas"/>
+          <w:sz w:val="17"/>
+          <w:szCs w:val="17"/>
+        </w:rPr>
+        <w:t xml:space="preserve">    def m_global(self) -&gt; torch.Tensor:</w:t>
+      </w:r>
+    </w:p>
+    <w:p>
+      <w:pPr>
+        <w:rPr>
+          <w:rFonts w:ascii="Consolas" w:hAnsi="Consolas" w:cs="Consolas"/>
+          <w:sz w:val="17"/>
+          <w:szCs w:val="17"/>
+        </w:rPr>
+      </w:pPr>
+      <w:r>
+        <w:rPr>
+          <w:rFonts w:ascii="Consolas" w:hAnsi="Consolas" w:cs="Consolas"/>
+          <w:sz w:val="17"/>
+          <w:szCs w:val="17"/>
+        </w:rPr>
+        <w:t xml:space="preserve">        return F.softplus(self.raw_m_bias) + 1e-3</w:t>
+      </w:r>
+    </w:p>
+    <w:p>
+      <w:pPr>
+        <w:rPr>
+          <w:rFonts w:ascii="Consolas" w:hAnsi="Consolas" w:cs="Consolas"/>
+          <w:sz w:val="17"/>
+          <w:szCs w:val="17"/>
+        </w:rPr>
+      </w:pPr>
+    </w:p>
+    <w:p>
+      <w:pPr>
+        <w:rPr>
+          <w:rFonts w:ascii="Consolas" w:hAnsi="Consolas" w:cs="Consolas"/>
+          <w:sz w:val="17"/>
+          <w:szCs w:val="17"/>
+        </w:rPr>
+      </w:pPr>
+      <w:r>
+        <w:rPr>
+          <w:rFonts w:ascii="Consolas" w:hAnsi="Consolas" w:cs="Consolas"/>
+          <w:sz w:val="17"/>
+          <w:szCs w:val="17"/>
+        </w:rPr>
+        <w:t xml:space="preserve">    def compute_mass(self, x: torch.Tensor, emb: torch.Tensor) -&gt; torch.Tensor:</w:t>
+      </w:r>
+    </w:p>
+    <w:p>
+      <w:pPr>
+        <w:rPr>
+          <w:rFonts w:ascii="Consolas" w:hAnsi="Consolas" w:cs="Consolas"/>
+          <w:sz w:val="17"/>
+          <w:szCs w:val="17"/>
+        </w:rPr>
+      </w:pPr>
+      <w:r>
+        <w:rPr>
+          <w:rFonts w:ascii="Consolas" w:hAnsi="Consolas" w:cs="Consolas"/>
+          <w:sz w:val="17"/>
+          <w:szCs w:val="17"/>
+        </w:rPr>
+        <w:t xml:space="preserve">        """Return m as a tensor broadcastable over (B, T, d).</w:t>
+      </w:r>
+    </w:p>
+    <w:p>
+      <w:pPr>
+        <w:rPr>
+          <w:rFonts w:ascii="Consolas" w:hAnsi="Consolas" w:cs="Consolas"/>
+          <w:sz w:val="17"/>
+          <w:szCs w:val="17"/>
+        </w:rPr>
+      </w:pPr>
+    </w:p>
+    <w:p>
+      <w:pPr>
+        <w:rPr>
+          <w:rFonts w:ascii="Consolas" w:hAnsi="Consolas" w:cs="Consolas"/>
+          <w:sz w:val="17"/>
+          <w:szCs w:val="17"/>
+        </w:rPr>
+      </w:pPr>
+      <w:r>
+        <w:rPr>
+          <w:rFonts w:ascii="Consolas" w:hAnsi="Consolas" w:cs="Consolas"/>
+          <w:sz w:val="17"/>
+          <w:szCs w:val="17"/>
+        </w:rPr>
+        <w:t xml:space="preserve">        x:   (B, T)         token ids</w:t>
+      </w:r>
+    </w:p>
+    <w:p>
+      <w:pPr>
+        <w:rPr>
+          <w:rFonts w:ascii="Consolas" w:hAnsi="Consolas" w:cs="Consolas"/>
+          <w:sz w:val="17"/>
+          <w:szCs w:val="17"/>
+        </w:rPr>
+      </w:pPr>
+      <w:r>
+        <w:rPr>
+          <w:rFonts w:ascii="Consolas" w:hAnsi="Consolas" w:cs="Consolas"/>
+          <w:sz w:val="17"/>
+          <w:szCs w:val="17"/>
+        </w:rPr>
+        <w:t xml:space="preserve">        emb: (B, T, d)      first-layer hidden state E[x] + P</w:t>
+      </w:r>
+    </w:p>
+    <w:p>
+      <w:pPr>
+        <w:rPr>
+          <w:rFonts w:ascii="Consolas" w:hAnsi="Consolas" w:cs="Consolas"/>
+          <w:sz w:val="17"/>
+          <w:szCs w:val="17"/>
+        </w:rPr>
+      </w:pPr>
+      <w:r>
+        <w:rPr>
+          <w:rFonts w:ascii="Consolas" w:hAnsi="Consolas" w:cs="Consolas"/>
+          <w:sz w:val="17"/>
+          <w:szCs w:val="17"/>
+        </w:rPr>
+        <w:t xml:space="preserve">        """</w:t>
+      </w:r>
+    </w:p>
+    <w:p>
+      <w:pPr>
+        <w:rPr>
+          <w:rFonts w:ascii="Consolas" w:hAnsi="Consolas" w:cs="Consolas"/>
+          <w:sz w:val="17"/>
+          <w:szCs w:val="17"/>
+        </w:rPr>
+      </w:pPr>
+      <w:r>
+        <w:rPr>
+          <w:rFonts w:ascii="Consolas" w:hAnsi="Consolas" w:cs="Consolas"/>
+          <w:sz w:val="17"/>
+          <w:szCs w:val="17"/>
+        </w:rPr>
+        <w:t xml:space="preserve">        cfg = self.cfg</w:t>
+      </w:r>
+    </w:p>
+    <w:p>
+      <w:pPr>
+        <w:rPr>
+          <w:rFonts w:ascii="Consolas" w:hAnsi="Consolas" w:cs="Consolas"/>
+          <w:sz w:val="17"/>
+          <w:szCs w:val="17"/>
+        </w:rPr>
+      </w:pPr>
+      <w:r>
+        <w:rPr>
+          <w:rFonts w:ascii="Consolas" w:hAnsi="Consolas" w:cs="Consolas"/>
+          <w:sz w:val="17"/>
+          <w:szCs w:val="17"/>
+        </w:rPr>
+        <w:t xml:space="preserve">        if cfg.mass_mode == "global":</w:t>
+      </w:r>
+    </w:p>
+    <w:p>
+      <w:pPr>
+        <w:rPr>
+          <w:rFonts w:ascii="Consolas" w:hAnsi="Consolas" w:cs="Consolas"/>
+          <w:sz w:val="17"/>
+          <w:szCs w:val="17"/>
+        </w:rPr>
+      </w:pPr>
+      <w:r>
+        <w:rPr>
+          <w:rFonts w:ascii="Consolas" w:hAnsi="Consolas" w:cs="Consolas"/>
+          <w:sz w:val="17"/>
+          <w:szCs w:val="17"/>
+        </w:rPr>
+        <w:t xml:space="preserve">            return self.m_global</w:t>
+      </w:r>
+    </w:p>
+    <w:p>
+      <w:pPr>
+        <w:rPr>
+          <w:rFonts w:ascii="Consolas" w:hAnsi="Consolas" w:cs="Consolas"/>
+          <w:sz w:val="17"/>
+          <w:szCs w:val="17"/>
+        </w:rPr>
+      </w:pPr>
+    </w:p>
+    <w:p>
+      <w:pPr>
+        <w:rPr>
+          <w:rFonts w:ascii="Consolas" w:hAnsi="Consolas" w:cs="Consolas"/>
+          <w:sz w:val="17"/>
+          <w:szCs w:val="17"/>
+        </w:rPr>
+      </w:pPr>
+      <w:r>
+        <w:rPr>
+          <w:rFonts w:ascii="Consolas" w:hAnsi="Consolas" w:cs="Consolas"/>
+          <w:sz w:val="17"/>
+          <w:szCs w:val="17"/>
+        </w:rPr>
+        <w:t xml:space="preserve">        if cfg.mass_mode == "embed_head":</w:t>
+      </w:r>
+    </w:p>
+    <w:p>
+      <w:pPr>
+        <w:rPr>
+          <w:rFonts w:ascii="Consolas" w:hAnsi="Consolas" w:cs="Consolas"/>
+          <w:sz w:val="17"/>
+          <w:szCs w:val="17"/>
+        </w:rPr>
+      </w:pPr>
+      <w:r>
+        <w:rPr>
+          <w:rFonts w:ascii="Consolas" w:hAnsi="Consolas" w:cs="Consolas"/>
+          <w:sz w:val="17"/>
+          <w:szCs w:val="17"/>
+        </w:rPr>
+        <w:t xml:space="preserve">            raw = self.mass_head(self.E(x))</w:t>
+      </w:r>
+    </w:p>
+    <w:p>
+      <w:pPr>
+        <w:rPr>
+          <w:rFonts w:ascii="Consolas" w:hAnsi="Consolas" w:cs="Consolas"/>
+          <w:sz w:val="17"/>
+          <w:szCs w:val="17"/>
+        </w:rPr>
+      </w:pPr>
+      <w:r>
+        <w:rPr>
+          <w:rFonts w:ascii="Consolas" w:hAnsi="Consolas" w:cs="Consolas"/>
+          <w:sz w:val="17"/>
+          <w:szCs w:val="17"/>
+        </w:rPr>
+        <w:t xml:space="preserve">            return (F.softplus(raw + self.raw_m_bias) + 1e-3)</w:t>
+      </w:r>
+    </w:p>
+    <w:p>
+      <w:pPr>
+        <w:rPr>
+          <w:rFonts w:ascii="Consolas" w:hAnsi="Consolas" w:cs="Consolas"/>
+          <w:sz w:val="17"/>
+          <w:szCs w:val="17"/>
+        </w:rPr>
+      </w:pPr>
+    </w:p>
+    <w:p>
+      <w:pPr>
+        <w:rPr>
+          <w:rFonts w:ascii="Consolas" w:hAnsi="Consolas" w:cs="Consolas"/>
+          <w:sz w:val="17"/>
+          <w:szCs w:val="17"/>
+        </w:rPr>
+      </w:pPr>
+      <w:r>
+        <w:rPr>
+          <w:rFonts w:ascii="Consolas" w:hAnsi="Consolas" w:cs="Consolas"/>
+          <w:sz w:val="17"/>
+          <w:szCs w:val="17"/>
+        </w:rPr>
+        <w:t xml:space="preserve">        if cfg.mass_mode == "logfreq":</w:t>
+      </w:r>
+    </w:p>
+    <w:p>
+      <w:pPr>
+        <w:rPr>
+          <w:rFonts w:ascii="Consolas" w:hAnsi="Consolas" w:cs="Consolas"/>
+          <w:sz w:val="17"/>
+          <w:szCs w:val="17"/>
+        </w:rPr>
+      </w:pPr>
+      <w:r>
+        <w:rPr>
+          <w:rFonts w:ascii="Consolas" w:hAnsi="Consolas" w:cs="Consolas"/>
+          <w:sz w:val="17"/>
+          <w:szCs w:val="17"/>
+        </w:rPr>
+        <w:t xml:space="preserve">            surprisal = self.logfreq_surprisal[x]</w:t>
+      </w:r>
+    </w:p>
+    <w:p>
+      <w:pPr>
+        <w:rPr>
+          <w:rFonts w:ascii="Consolas" w:hAnsi="Consolas" w:cs="Consolas"/>
+          <w:sz w:val="17"/>
+          <w:szCs w:val="17"/>
+        </w:rPr>
+      </w:pPr>
+      <w:r>
+        <w:rPr>
+          <w:rFonts w:ascii="Consolas" w:hAnsi="Consolas" w:cs="Consolas"/>
+          <w:sz w:val="17"/>
+          <w:szCs w:val="17"/>
+        </w:rPr>
+        <w:t xml:space="preserve">            alpha = F.softplus(self.raw_logfreq_alpha)</w:t>
+      </w:r>
+    </w:p>
+    <w:p>
+      <w:pPr>
+        <w:rPr>
+          <w:rFonts w:ascii="Consolas" w:hAnsi="Consolas" w:cs="Consolas"/>
+          <w:sz w:val="17"/>
+          <w:szCs w:val="17"/>
+        </w:rPr>
+      </w:pPr>
+      <w:r>
+        <w:rPr>
+          <w:rFonts w:ascii="Consolas" w:hAnsi="Consolas" w:cs="Consolas"/>
+          <w:sz w:val="17"/>
+          <w:szCs w:val="17"/>
+        </w:rPr>
+        <w:t xml:space="preserve">            scaled = alpha * surprisal.unsqueeze(-1)</w:t>
+      </w:r>
+    </w:p>
+    <w:p>
+      <w:pPr>
+        <w:rPr>
+          <w:rFonts w:ascii="Consolas" w:hAnsi="Consolas" w:cs="Consolas"/>
+          <w:sz w:val="17"/>
+          <w:szCs w:val="17"/>
+        </w:rPr>
+      </w:pPr>
+      <w:r>
+        <w:rPr>
+          <w:rFonts w:ascii="Consolas" w:hAnsi="Consolas" w:cs="Consolas"/>
+          <w:sz w:val="17"/>
+          <w:szCs w:val="17"/>
+        </w:rPr>
+        <w:t xml:space="preserve">            return F.softplus(self.raw_m_bias + scaled) + 1e-3</w:t>
+      </w:r>
+    </w:p>
+    <w:p>
+      <w:pPr>
+        <w:rPr>
+          <w:rFonts w:ascii="Consolas" w:hAnsi="Consolas" w:cs="Consolas"/>
+          <w:sz w:val="17"/>
+          <w:szCs w:val="17"/>
+        </w:rPr>
+      </w:pPr>
+    </w:p>
+    <w:p>
+      <w:pPr>
+        <w:rPr>
+          <w:rFonts w:ascii="Consolas" w:hAnsi="Consolas" w:cs="Consolas"/>
+          <w:sz w:val="17"/>
+          <w:szCs w:val="17"/>
+        </w:rPr>
+      </w:pPr>
+      <w:r>
+        <w:rPr>
+          <w:rFonts w:ascii="Consolas" w:hAnsi="Consolas" w:cs="Consolas"/>
+          <w:sz w:val="17"/>
+          <w:szCs w:val="17"/>
+        </w:rPr>
+        <w:t xml:space="preserve">        raise RuntimeError("unreachable")</w:t>
+      </w:r>
+    </w:p>
+    <w:p>
+      <w:pPr>
+        <w:rPr>
+          <w:rFonts w:ascii="Consolas" w:hAnsi="Consolas" w:cs="Consolas"/>
+          <w:sz w:val="17"/>
+          <w:szCs w:val="17"/>
+        </w:rPr>
+      </w:pPr>
+    </w:p>
+    <w:p>
+      <w:pPr>
+        <w:rPr>
+          <w:rFonts w:ascii="Consolas" w:hAnsi="Consolas" w:cs="Consolas"/>
+          <w:sz w:val="17"/>
+          <w:szCs w:val="17"/>
+        </w:rPr>
+      </w:pPr>
+      <w:r>
+        <w:rPr>
+          <w:rFonts w:ascii="Consolas" w:hAnsi="Consolas" w:cs="Consolas"/>
+          <w:sz w:val="17"/>
+          <w:szCs w:val="17"/>
+        </w:rPr>
+        <w:t xml:space="preserve">    def _embed(self, x: torch.Tensor) -&gt; torch.Tensor:</w:t>
+      </w:r>
+    </w:p>
+    <w:p>
+      <w:pPr>
+        <w:rPr>
+          <w:rFonts w:ascii="Consolas" w:hAnsi="Consolas" w:cs="Consolas"/>
+          <w:sz w:val="17"/>
+          <w:szCs w:val="17"/>
+        </w:rPr>
+      </w:pPr>
+      <w:r>
+        <w:rPr>
+          <w:rFonts w:ascii="Consolas" w:hAnsi="Consolas" w:cs="Consolas"/>
+          <w:sz w:val="17"/>
+          <w:szCs w:val="17"/>
+        </w:rPr>
+        <w:t xml:space="preserve">        B, T = x.shape</w:t>
+      </w:r>
+    </w:p>
+    <w:p>
+      <w:pPr>
+        <w:rPr>
+          <w:rFonts w:ascii="Consolas" w:hAnsi="Consolas" w:cs="Consolas"/>
+          <w:sz w:val="17"/>
+          <w:szCs w:val="17"/>
+        </w:rPr>
+      </w:pPr>
+      <w:r>
+        <w:rPr>
+          <w:rFonts w:ascii="Consolas" w:hAnsi="Consolas" w:cs="Consolas"/>
+          <w:sz w:val="17"/>
+          <w:szCs w:val="17"/>
+        </w:rPr>
+        <w:lastRenderedPageBreak/>
+        <w:t xml:space="preserve">        pos = self.P[:T].unsqueeze(0)</w:t>
+      </w:r>
+    </w:p>
+    <w:p>
+      <w:pPr>
+        <w:rPr>
+          <w:rFonts w:ascii="Consolas" w:hAnsi="Consolas" w:cs="Consolas"/>
+          <w:sz w:val="17"/>
+          <w:szCs w:val="17"/>
+        </w:rPr>
+      </w:pPr>
+      <w:r>
+        <w:rPr>
+          <w:rFonts w:ascii="Consolas" w:hAnsi="Consolas" w:cs="Consolas"/>
+          <w:sz w:val="17"/>
+          <w:szCs w:val="17"/>
+        </w:rPr>
+        <w:t xml:space="preserve">        return self.E(x) + pos</w:t>
+      </w:r>
+    </w:p>
+    <w:p>
+      <w:pPr>
+        <w:rPr>
+          <w:rFonts w:ascii="Consolas" w:hAnsi="Consolas" w:cs="Consolas"/>
+          <w:sz w:val="17"/>
+          <w:szCs w:val="17"/>
+        </w:rPr>
+      </w:pPr>
+    </w:p>
+    <w:p>
+      <w:pPr>
+        <w:rPr>
+          <w:rFonts w:ascii="Consolas" w:hAnsi="Consolas" w:cs="Consolas"/>
+          <w:sz w:val="17"/>
+          <w:szCs w:val="17"/>
+        </w:rPr>
+      </w:pPr>
+      <w:r>
+        <w:rPr>
+          <w:rFonts w:ascii="Consolas" w:hAnsi="Consolas" w:cs="Consolas"/>
+          <w:sz w:val="17"/>
+          <w:szCs w:val="17"/>
+        </w:rPr>
+        <w:t xml:space="preserve">    def integrate(</w:t>
+      </w:r>
+    </w:p>
+    <w:p>
+      <w:pPr>
+        <w:rPr>
+          <w:rFonts w:ascii="Consolas" w:hAnsi="Consolas" w:cs="Consolas"/>
+          <w:sz w:val="17"/>
+          <w:szCs w:val="17"/>
+        </w:rPr>
+      </w:pPr>
+      <w:r>
+        <w:rPr>
+          <w:rFonts w:ascii="Consolas" w:hAnsi="Consolas" w:cs="Consolas"/>
+          <w:sz w:val="17"/>
+          <w:szCs w:val="17"/>
+        </w:rPr>
+        <w:t xml:space="preserve">        self,</w:t>
+      </w:r>
+    </w:p>
+    <w:p>
+      <w:pPr>
+        <w:rPr>
+          <w:rFonts w:ascii="Consolas" w:hAnsi="Consolas" w:cs="Consolas"/>
+          <w:sz w:val="17"/>
+          <w:szCs w:val="17"/>
+        </w:rPr>
+      </w:pPr>
+      <w:r>
+        <w:rPr>
+          <w:rFonts w:ascii="Consolas" w:hAnsi="Consolas" w:cs="Consolas"/>
+          <w:sz w:val="17"/>
+          <w:szCs w:val="17"/>
+        </w:rPr>
+        <w:t xml:space="preserve">        x: torch.Tensor,</w:t>
+      </w:r>
+    </w:p>
+    <w:p>
+      <w:pPr>
+        <w:rPr>
+          <w:rFonts w:ascii="Consolas" w:hAnsi="Consolas" w:cs="Consolas"/>
+          <w:sz w:val="17"/>
+          <w:szCs w:val="17"/>
+        </w:rPr>
+      </w:pPr>
+      <w:r>
+        <w:rPr>
+          <w:rFonts w:ascii="Consolas" w:hAnsi="Consolas" w:cs="Consolas"/>
+          <w:sz w:val="17"/>
+          <w:szCs w:val="17"/>
+        </w:rPr>
+        <w:t xml:space="preserve">        emb: torch.Tensor,</w:t>
+      </w:r>
+    </w:p>
+    <w:p>
+      <w:pPr>
+        <w:rPr>
+          <w:rFonts w:ascii="Consolas" w:hAnsi="Consolas" w:cs="Consolas"/>
+          <w:sz w:val="17"/>
+          <w:szCs w:val="17"/>
+        </w:rPr>
+      </w:pPr>
+      <w:r>
+        <w:rPr>
+          <w:rFonts w:ascii="Consolas" w:hAnsi="Consolas" w:cs="Consolas"/>
+          <w:sz w:val="17"/>
+          <w:szCs w:val="17"/>
+        </w:rPr>
+        <w:t xml:space="preserve">        return_trajectory: bool = False,</w:t>
+      </w:r>
+    </w:p>
+    <w:p>
+      <w:pPr>
+        <w:rPr>
+          <w:rFonts w:ascii="Consolas" w:hAnsi="Consolas" w:cs="Consolas"/>
+          <w:sz w:val="17"/>
+          <w:szCs w:val="17"/>
+        </w:rPr>
+      </w:pPr>
+      <w:r>
+        <w:rPr>
+          <w:rFonts w:ascii="Consolas" w:hAnsi="Consolas" w:cs="Consolas"/>
+          <w:sz w:val="17"/>
+          <w:szCs w:val="17"/>
+        </w:rPr>
+        <w:t xml:space="preserve">        return_xi_trajectory: bool = False,</w:t>
+      </w:r>
+    </w:p>
+    <w:p>
+      <w:pPr>
+        <w:rPr>
+          <w:rFonts w:ascii="Consolas" w:hAnsi="Consolas" w:cs="Consolas"/>
+          <w:sz w:val="17"/>
+          <w:szCs w:val="17"/>
+        </w:rPr>
+      </w:pPr>
+      <w:r>
+        <w:rPr>
+          <w:rFonts w:ascii="Consolas" w:hAnsi="Consolas" w:cs="Consolas"/>
+          <w:sz w:val="17"/>
+          <w:szCs w:val="17"/>
+        </w:rPr>
+        <w:t xml:space="preserve">    ) -&gt; Tuple[torch.Tensor, Optional[List[torch.Tensor]], Optional[List[torch.Tensor]]]:</w:t>
+      </w:r>
+    </w:p>
+    <w:p>
+      <w:pPr>
+        <w:rPr>
+          <w:rFonts w:ascii="Consolas" w:hAnsi="Consolas" w:cs="Consolas"/>
+          <w:sz w:val="17"/>
+          <w:szCs w:val="17"/>
+        </w:rPr>
+      </w:pPr>
+      <w:r>
+        <w:rPr>
+          <w:rFonts w:ascii="Consolas" w:hAnsi="Consolas" w:cs="Consolas"/>
+          <w:sz w:val="17"/>
+          <w:szCs w:val="17"/>
+        </w:rPr>
+        <w:t xml:space="preserve">        """SARF-faithful damped EL with per-token mass.</w:t>
+      </w:r>
+    </w:p>
+    <w:p>
+      <w:pPr>
+        <w:rPr>
+          <w:rFonts w:ascii="Consolas" w:hAnsi="Consolas" w:cs="Consolas"/>
+          <w:sz w:val="17"/>
+          <w:szCs w:val="17"/>
+        </w:rPr>
+      </w:pPr>
+    </w:p>
+    <w:p>
+      <w:pPr>
+        <w:rPr>
+          <w:rFonts w:ascii="Consolas" w:hAnsi="Consolas" w:cs="Consolas"/>
+          <w:sz w:val="17"/>
+          <w:szCs w:val="17"/>
+        </w:rPr>
+      </w:pPr>
+      <w:r>
+        <w:rPr>
+          <w:rFonts w:ascii="Consolas" w:hAnsi="Consolas" w:cs="Consolas"/>
+          <w:sz w:val="17"/>
+          <w:szCs w:val="17"/>
+        </w:rPr>
+        <w:t xml:space="preserve">        x:    (B, T)</w:t>
+      </w:r>
+    </w:p>
+    <w:p>
+      <w:pPr>
+        <w:rPr>
+          <w:rFonts w:ascii="Consolas" w:hAnsi="Consolas" w:cs="Consolas"/>
+          <w:sz w:val="17"/>
+          <w:szCs w:val="17"/>
+        </w:rPr>
+      </w:pPr>
+      <w:r>
+        <w:rPr>
+          <w:rFonts w:ascii="Consolas" w:hAnsi="Consolas" w:cs="Consolas"/>
+          <w:sz w:val="17"/>
+          <w:szCs w:val="17"/>
+        </w:rPr>
+        <w:t xml:space="preserve">        emb:  (B, T, d)   first-layer hidden state (with position embed)</w:t>
+      </w:r>
+    </w:p>
+    <w:p>
+      <w:pPr>
+        <w:rPr>
+          <w:rFonts w:ascii="Consolas" w:hAnsi="Consolas" w:cs="Consolas"/>
+          <w:sz w:val="17"/>
+          <w:szCs w:val="17"/>
+        </w:rPr>
+      </w:pPr>
+      <w:r>
+        <w:rPr>
+          <w:rFonts w:ascii="Consolas" w:hAnsi="Consolas" w:cs="Consolas"/>
+          <w:sz w:val="17"/>
+          <w:szCs w:val="17"/>
+        </w:rPr>
+        <w:t xml:space="preserve">        """</w:t>
+      </w:r>
+    </w:p>
+    <w:p>
+      <w:pPr>
+        <w:rPr>
+          <w:rFonts w:ascii="Consolas" w:hAnsi="Consolas" w:cs="Consolas"/>
+          <w:sz w:val="17"/>
+          <w:szCs w:val="17"/>
+        </w:rPr>
+      </w:pPr>
+      <w:r>
+        <w:rPr>
+          <w:rFonts w:ascii="Consolas" w:hAnsi="Consolas" w:cs="Consolas"/>
+          <w:sz w:val="17"/>
+          <w:szCs w:val="17"/>
+        </w:rPr>
+        <w:t xml:space="preserve">        cfg = self.cfg</w:t>
+      </w:r>
+    </w:p>
+    <w:p>
+      <w:pPr>
+        <w:rPr>
+          <w:rFonts w:ascii="Consolas" w:hAnsi="Consolas" w:cs="Consolas"/>
+          <w:sz w:val="17"/>
+          <w:szCs w:val="17"/>
+        </w:rPr>
+      </w:pPr>
+      <w:r>
+        <w:rPr>
+          <w:rFonts w:ascii="Consolas" w:hAnsi="Consolas" w:cs="Consolas"/>
+          <w:sz w:val="17"/>
+          <w:szCs w:val="17"/>
+        </w:rPr>
+        <w:t xml:space="preserve">        h = emb</w:t>
+      </w:r>
     </w:p>
     <w:p>
       <w:pPr>
@@ -4055,68 +6822,222 @@
           <w:sz w:val="17"/>
           <w:szCs w:val="17"/>
         </w:rPr>
-        <w:t xml:space="preserve">        dt = cfg.dt</w:t>
-      </w:r>
-    </w:p>
-    <w:p>
-      <w:pPr>
-        <w:rPr>
-          <w:rFonts w:ascii="Consolas" w:hAnsi="Consolas" w:cs="Consolas"/>
-          <w:sz w:val="17"/>
-          <w:szCs w:val="17"/>
-        </w:rPr>
-      </w:pPr>
-    </w:p>
-    <w:p>
-      <w:pPr>
-        <w:rPr>
-          <w:rFonts w:ascii="Consolas" w:hAnsi="Consolas" w:cs="Consolas"/>
-          <w:sz w:val="17"/>
-          <w:szCs w:val="17"/>
-        </w:rPr>
-      </w:pPr>
-      <w:r>
-        <w:rPr>
-          <w:rFonts w:ascii="Consolas" w:hAnsi="Consolas" w:cs="Consolas"/>
-          <w:sz w:val="17"/>
-          <w:szCs w:val="17"/>
-        </w:rPr>
-        <w:t xml:space="preserve">        H  = [h.detach().cpu().numpy()[0]]</w:t>
-      </w:r>
-    </w:p>
-    <w:p>
-      <w:pPr>
-        <w:rPr>
-          <w:rFonts w:ascii="Consolas" w:hAnsi="Consolas" w:cs="Consolas"/>
-          <w:sz w:val="17"/>
-          <w:szCs w:val="17"/>
-        </w:rPr>
-      </w:pPr>
-      <w:r>
-        <w:rPr>
-          <w:rFonts w:ascii="Consolas" w:hAnsi="Consolas" w:cs="Consolas"/>
-          <w:sz w:val="17"/>
-          <w:szCs w:val="17"/>
-        </w:rPr>
-        <w:t xml:space="preserve">        GV = []</w:t>
-      </w:r>
-    </w:p>
-    <w:p>
-      <w:pPr>
-        <w:rPr>
-          <w:rFonts w:ascii="Consolas" w:hAnsi="Consolas" w:cs="Consolas"/>
-          <w:sz w:val="17"/>
-          <w:szCs w:val="17"/>
-        </w:rPr>
-      </w:pPr>
-      <w:r>
-        <w:rPr>
-          <w:rFonts w:ascii="Consolas" w:hAnsi="Consolas" w:cs="Consolas"/>
-          <w:sz w:val="17"/>
-          <w:szCs w:val="17"/>
-        </w:rPr>
-        <w:t xml:space="preserve">        xi_out = None</w:t>
-      </w:r>
+        <w:t xml:space="preserve">        gamma, dt = self.gamma, cfg.dt</w:t>
+      </w:r>
+    </w:p>
+    <w:p>
+      <w:pPr>
+        <w:rPr>
+          <w:rFonts w:ascii="Consolas" w:hAnsi="Consolas" w:cs="Consolas"/>
+          <w:sz w:val="17"/>
+          <w:szCs w:val="17"/>
+        </w:rPr>
+      </w:pPr>
+    </w:p>
+    <w:p>
+      <w:pPr>
+        <w:rPr>
+          <w:rFonts w:ascii="Consolas" w:hAnsi="Consolas" w:cs="Consolas"/>
+          <w:sz w:val="17"/>
+          <w:szCs w:val="17"/>
+        </w:rPr>
+      </w:pPr>
+      <w:r>
+        <w:rPr>
+          <w:rFonts w:ascii="Consolas" w:hAnsi="Consolas" w:cs="Consolas"/>
+          <w:sz w:val="17"/>
+          <w:szCs w:val="17"/>
+        </w:rPr>
+        <w:t xml:space="preserve">        m = self.compute_mass(x, emb)</w:t>
+      </w:r>
+    </w:p>
+    <w:p>
+      <w:pPr>
+        <w:rPr>
+          <w:rFonts w:ascii="Consolas" w:hAnsi="Consolas" w:cs="Consolas"/>
+          <w:sz w:val="17"/>
+          <w:szCs w:val="17"/>
+        </w:rPr>
+      </w:pPr>
+      <w:r>
+        <w:rPr>
+          <w:rFonts w:ascii="Consolas" w:hAnsi="Consolas" w:cs="Consolas"/>
+          <w:sz w:val="17"/>
+          <w:szCs w:val="17"/>
+        </w:rPr>
+        <w:t xml:space="preserve">        if m.dim() == 0:</w:t>
+      </w:r>
+    </w:p>
+    <w:p>
+      <w:pPr>
+        <w:rPr>
+          <w:rFonts w:ascii="Consolas" w:hAnsi="Consolas" w:cs="Consolas"/>
+          <w:sz w:val="17"/>
+          <w:szCs w:val="17"/>
+        </w:rPr>
+      </w:pPr>
+      <w:r>
+        <w:rPr>
+          <w:rFonts w:ascii="Consolas" w:hAnsi="Consolas" w:cs="Consolas"/>
+          <w:sz w:val="17"/>
+          <w:szCs w:val="17"/>
+        </w:rPr>
+        <w:t xml:space="preserve">            m_b = m</w:t>
+      </w:r>
+    </w:p>
+    <w:p>
+      <w:pPr>
+        <w:rPr>
+          <w:rFonts w:ascii="Consolas" w:hAnsi="Consolas" w:cs="Consolas"/>
+          <w:sz w:val="17"/>
+          <w:szCs w:val="17"/>
+        </w:rPr>
+      </w:pPr>
+      <w:r>
+        <w:rPr>
+          <w:rFonts w:ascii="Consolas" w:hAnsi="Consolas" w:cs="Consolas"/>
+          <w:sz w:val="17"/>
+          <w:szCs w:val="17"/>
+        </w:rPr>
+        <w:t xml:space="preserve">        else:</w:t>
+      </w:r>
+    </w:p>
+    <w:p>
+      <w:pPr>
+        <w:rPr>
+          <w:rFonts w:ascii="Consolas" w:hAnsi="Consolas" w:cs="Consolas"/>
+          <w:sz w:val="17"/>
+          <w:szCs w:val="17"/>
+        </w:rPr>
+      </w:pPr>
+      <w:r>
+        <w:rPr>
+          <w:rFonts w:ascii="Consolas" w:hAnsi="Consolas" w:cs="Consolas"/>
+          <w:sz w:val="17"/>
+          <w:szCs w:val="17"/>
+        </w:rPr>
+        <w:t xml:space="preserve">            m_b = m</w:t>
+      </w:r>
+    </w:p>
+    <w:p>
+      <w:pPr>
+        <w:rPr>
+          <w:rFonts w:ascii="Consolas" w:hAnsi="Consolas" w:cs="Consolas"/>
+          <w:sz w:val="17"/>
+          <w:szCs w:val="17"/>
+        </w:rPr>
+      </w:pPr>
+    </w:p>
+    <w:p>
+      <w:pPr>
+        <w:rPr>
+          <w:rFonts w:ascii="Consolas" w:hAnsi="Consolas" w:cs="Consolas"/>
+          <w:sz w:val="17"/>
+          <w:szCs w:val="17"/>
+        </w:rPr>
+      </w:pPr>
+      <w:r>
+        <w:rPr>
+          <w:rFonts w:ascii="Consolas" w:hAnsi="Consolas" w:cs="Consolas"/>
+          <w:sz w:val="17"/>
+          <w:szCs w:val="17"/>
+        </w:rPr>
+        <w:t xml:space="preserve">        traj_h: Optional[List[torch.Tensor]] = None</w:t>
+      </w:r>
+    </w:p>
+    <w:p>
+      <w:pPr>
+        <w:rPr>
+          <w:rFonts w:ascii="Consolas" w:hAnsi="Consolas" w:cs="Consolas"/>
+          <w:sz w:val="17"/>
+          <w:szCs w:val="17"/>
+        </w:rPr>
+      </w:pPr>
+      <w:r>
+        <w:rPr>
+          <w:rFonts w:ascii="Consolas" w:hAnsi="Consolas" w:cs="Consolas"/>
+          <w:sz w:val="17"/>
+          <w:szCs w:val="17"/>
+        </w:rPr>
+        <w:t xml:space="preserve">        traj_xi: Optional[List[torch.Tensor]] = None</w:t>
+      </w:r>
+    </w:p>
+    <w:p>
+      <w:pPr>
+        <w:rPr>
+          <w:rFonts w:ascii="Consolas" w:hAnsi="Consolas" w:cs="Consolas"/>
+          <w:sz w:val="17"/>
+          <w:szCs w:val="17"/>
+        </w:rPr>
+      </w:pPr>
+      <w:r>
+        <w:rPr>
+          <w:rFonts w:ascii="Consolas" w:hAnsi="Consolas" w:cs="Consolas"/>
+          <w:sz w:val="17"/>
+          <w:szCs w:val="17"/>
+        </w:rPr>
+        <w:t xml:space="preserve">        if return_trajectory:</w:t>
+      </w:r>
+    </w:p>
+    <w:p>
+      <w:pPr>
+        <w:rPr>
+          <w:rFonts w:ascii="Consolas" w:hAnsi="Consolas" w:cs="Consolas"/>
+          <w:sz w:val="17"/>
+          <w:szCs w:val="17"/>
+        </w:rPr>
+      </w:pPr>
+      <w:r>
+        <w:rPr>
+          <w:rFonts w:ascii="Consolas" w:hAnsi="Consolas" w:cs="Consolas"/>
+          <w:sz w:val="17"/>
+          <w:szCs w:val="17"/>
+        </w:rPr>
+        <w:t xml:space="preserve">            traj_h = [h.detach().cpu()]</w:t>
+      </w:r>
+    </w:p>
+    <w:p>
+      <w:pPr>
+        <w:rPr>
+          <w:rFonts w:ascii="Consolas" w:hAnsi="Consolas" w:cs="Consolas"/>
+          <w:sz w:val="17"/>
+          <w:szCs w:val="17"/>
+        </w:rPr>
+      </w:pPr>
+      <w:r>
+        <w:rPr>
+          <w:rFonts w:ascii="Consolas" w:hAnsi="Consolas" w:cs="Consolas"/>
+          <w:sz w:val="17"/>
+          <w:szCs w:val="17"/>
+        </w:rPr>
+        <w:t xml:space="preserve">        if return_xi_trajectory:</w:t>
+      </w:r>
+    </w:p>
+    <w:p>
+      <w:pPr>
+        <w:rPr>
+          <w:rFonts w:ascii="Consolas" w:hAnsi="Consolas" w:cs="Consolas"/>
+          <w:sz w:val="17"/>
+          <w:szCs w:val="17"/>
+        </w:rPr>
+      </w:pPr>
+      <w:r>
+        <w:rPr>
+          <w:rFonts w:ascii="Consolas" w:hAnsi="Consolas" w:cs="Consolas"/>
+          <w:sz w:val="17"/>
+          <w:szCs w:val="17"/>
+        </w:rPr>
+        <w:t xml:space="preserve">            traj_xi = []</w:t>
+      </w:r>
+    </w:p>
+    <w:p>
+      <w:pPr>
+        <w:rPr>
+          <w:rFonts w:ascii="Consolas" w:hAnsi="Consolas" w:cs="Consolas"/>
+          <w:sz w:val="17"/>
+          <w:szCs w:val="17"/>
+        </w:rPr>
+      </w:pPr>
     </w:p>
     <w:p>
       <w:pPr>
@@ -4149,152 +7070,203 @@
           <w:sz w:val="17"/>
           <w:szCs w:val="17"/>
         </w:rPr>
-        <w:t xml:space="preserve">            if is_sarf:</w:t>
-      </w:r>
-    </w:p>
-    <w:p>
-      <w:pPr>
-        <w:rPr>
-          <w:rFonts w:ascii="Consolas" w:hAnsi="Consolas" w:cs="Consolas"/>
-          <w:sz w:val="17"/>
-          <w:szCs w:val="17"/>
-        </w:rPr>
-      </w:pPr>
-      <w:r>
-        <w:rPr>
-          <w:rFonts w:ascii="Consolas" w:hAnsi="Consolas" w:cs="Consolas"/>
-          <w:sz w:val="17"/>
-          <w:szCs w:val="17"/>
-        </w:rPr>
-        <w:t xml:space="preserve">                xi_input = h.detach() if getattr(cfg, 'causal_force', True) else h</w:t>
-      </w:r>
-    </w:p>
-    <w:p>
-      <w:pPr>
-        <w:rPr>
-          <w:rFonts w:ascii="Consolas" w:hAnsi="Consolas" w:cs="Consolas"/>
-          <w:sz w:val="17"/>
-          <w:szCs w:val="17"/>
-        </w:rPr>
-      </w:pPr>
-      <w:r>
-        <w:rPr>
-          <w:rFonts w:ascii="Consolas" w:hAnsi="Consolas" w:cs="Consolas"/>
-          <w:sz w:val="17"/>
-          <w:szCs w:val="17"/>
-        </w:rPr>
-        <w:t xml:space="preserve">                xi_now = causal_cumulative_mean(xi_input)</w:t>
-      </w:r>
-    </w:p>
-    <w:p>
-      <w:pPr>
-        <w:rPr>
-          <w:rFonts w:ascii="Consolas" w:hAnsi="Consolas" w:cs="Consolas"/>
-          <w:sz w:val="17"/>
-          <w:szCs w:val="17"/>
-        </w:rPr>
-      </w:pPr>
-      <w:r>
-        <w:rPr>
-          <w:rFonts w:ascii="Consolas" w:hAnsi="Consolas" w:cs="Consolas"/>
-          <w:sz w:val="17"/>
-          <w:szCs w:val="17"/>
-        </w:rPr>
-        <w:t xml:space="preserve">            else:</w:t>
-      </w:r>
-    </w:p>
-    <w:p>
-      <w:pPr>
-        <w:rPr>
-          <w:rFonts w:ascii="Consolas" w:hAnsi="Consolas" w:cs="Consolas"/>
-          <w:sz w:val="17"/>
-          <w:szCs w:val="17"/>
-        </w:rPr>
-      </w:pPr>
-      <w:r>
-        <w:rPr>
-          <w:rFonts w:ascii="Consolas" w:hAnsi="Consolas" w:cs="Consolas"/>
-          <w:sz w:val="17"/>
-          <w:szCs w:val="17"/>
-        </w:rPr>
-        <w:t xml:space="preserve">                xi_now = xi_fixed</w:t>
-      </w:r>
-    </w:p>
-    <w:p>
-      <w:pPr>
-        <w:rPr>
-          <w:rFonts w:ascii="Consolas" w:hAnsi="Consolas" w:cs="Consolas"/>
-          <w:sz w:val="17"/>
-          <w:szCs w:val="17"/>
-        </w:rPr>
-      </w:pPr>
-    </w:p>
-    <w:p>
-      <w:pPr>
-        <w:rPr>
-          <w:rFonts w:ascii="Consolas" w:hAnsi="Consolas" w:cs="Consolas"/>
-          <w:sz w:val="17"/>
-          <w:szCs w:val="17"/>
-        </w:rPr>
-      </w:pPr>
-      <w:r>
-        <w:rPr>
-          <w:rFonts w:ascii="Consolas" w:hAnsi="Consolas" w:cs="Consolas"/>
-          <w:sz w:val="17"/>
-          <w:szCs w:val="17"/>
-        </w:rPr>
-        <w:t xml:space="preserve">            h_in = h.detach().requires_grad_(True)</w:t>
-      </w:r>
-    </w:p>
-    <w:p>
-      <w:pPr>
-        <w:rPr>
-          <w:rFonts w:ascii="Consolas" w:hAnsi="Consolas" w:cs="Consolas"/>
-          <w:sz w:val="17"/>
-          <w:szCs w:val="17"/>
-        </w:rPr>
-      </w:pPr>
-      <w:r>
-        <w:rPr>
-          <w:rFonts w:ascii="Consolas" w:hAnsi="Consolas" w:cs="Consolas"/>
-          <w:sz w:val="17"/>
-          <w:szCs w:val="17"/>
-        </w:rPr>
-        <w:t xml:space="preserve">            V_out = model.V_theta(xi_now, h_in).sum()</w:t>
-      </w:r>
-    </w:p>
-    <w:p>
-      <w:pPr>
-        <w:rPr>
-          <w:rFonts w:ascii="Consolas" w:hAnsi="Consolas" w:cs="Consolas"/>
-          <w:sz w:val="17"/>
-          <w:szCs w:val="17"/>
-        </w:rPr>
-      </w:pPr>
-      <w:r>
-        <w:rPr>
-          <w:rFonts w:ascii="Consolas" w:hAnsi="Consolas" w:cs="Consolas"/>
-          <w:sz w:val="17"/>
-          <w:szCs w:val="17"/>
-        </w:rPr>
-        <w:t xml:space="preserve">            grad_V, = torch.autograd.grad(V_out, h_in)</w:t>
-      </w:r>
-    </w:p>
-    <w:p>
-      <w:pPr>
-        <w:rPr>
-          <w:rFonts w:ascii="Consolas" w:hAnsi="Consolas" w:cs="Consolas"/>
-          <w:sz w:val="17"/>
-          <w:szCs w:val="17"/>
-        </w:rPr>
-      </w:pPr>
-      <w:r>
-        <w:rPr>
-          <w:rFonts w:ascii="Consolas" w:hAnsi="Consolas" w:cs="Consolas"/>
-          <w:sz w:val="17"/>
-          <w:szCs w:val="17"/>
-        </w:rPr>
-        <w:t xml:space="preserve">            GV.append(grad_V.detach().cpu().numpy()[0])</w:t>
+        <w:t xml:space="preserve">            xi_input = h.detach() if cfg.causal_force else h</w:t>
+      </w:r>
+    </w:p>
+    <w:p>
+      <w:pPr>
+        <w:rPr>
+          <w:rFonts w:ascii="Consolas" w:hAnsi="Consolas" w:cs="Consolas"/>
+          <w:sz w:val="17"/>
+          <w:szCs w:val="17"/>
+        </w:rPr>
+      </w:pPr>
+      <w:r>
+        <w:rPr>
+          <w:rFonts w:ascii="Consolas" w:hAnsi="Consolas" w:cs="Consolas"/>
+          <w:sz w:val="17"/>
+          <w:szCs w:val="17"/>
+        </w:rPr>
+        <w:t xml:space="preserve">            xi_now = causal_cumulative_mean(xi_input)</w:t>
+      </w:r>
+    </w:p>
+    <w:p>
+      <w:pPr>
+        <w:rPr>
+          <w:rFonts w:ascii="Consolas" w:hAnsi="Consolas" w:cs="Consolas"/>
+          <w:sz w:val="17"/>
+          <w:szCs w:val="17"/>
+        </w:rPr>
+      </w:pPr>
+      <w:r>
+        <w:rPr>
+          <w:rFonts w:ascii="Consolas" w:hAnsi="Consolas" w:cs="Consolas"/>
+          <w:sz w:val="17"/>
+          <w:szCs w:val="17"/>
+        </w:rPr>
+        <w:t xml:space="preserve">            if return_xi_trajectory:</w:t>
+      </w:r>
+    </w:p>
+    <w:p>
+      <w:pPr>
+        <w:rPr>
+          <w:rFonts w:ascii="Consolas" w:hAnsi="Consolas" w:cs="Consolas"/>
+          <w:sz w:val="17"/>
+          <w:szCs w:val="17"/>
+        </w:rPr>
+      </w:pPr>
+      <w:r>
+        <w:rPr>
+          <w:rFonts w:ascii="Consolas" w:hAnsi="Consolas" w:cs="Consolas"/>
+          <w:sz w:val="17"/>
+          <w:szCs w:val="17"/>
+        </w:rPr>
+        <w:t xml:space="preserve">                assert traj_xi is not None</w:t>
+      </w:r>
+    </w:p>
+    <w:p>
+      <w:pPr>
+        <w:rPr>
+          <w:rFonts w:ascii="Consolas" w:hAnsi="Consolas" w:cs="Consolas"/>
+          <w:sz w:val="17"/>
+          <w:szCs w:val="17"/>
+        </w:rPr>
+      </w:pPr>
+      <w:r>
+        <w:rPr>
+          <w:rFonts w:ascii="Consolas" w:hAnsi="Consolas" w:cs="Consolas"/>
+          <w:sz w:val="17"/>
+          <w:szCs w:val="17"/>
+        </w:rPr>
+        <w:t xml:space="preserve">                traj_xi.append(xi_now.detach().cpu())</w:t>
+      </w:r>
+    </w:p>
+    <w:p>
+      <w:pPr>
+        <w:rPr>
+          <w:rFonts w:ascii="Consolas" w:hAnsi="Consolas" w:cs="Consolas"/>
+          <w:sz w:val="17"/>
+          <w:szCs w:val="17"/>
+        </w:rPr>
+      </w:pPr>
+    </w:p>
+    <w:p>
+      <w:pPr>
+        <w:rPr>
+          <w:rFonts w:ascii="Consolas" w:hAnsi="Consolas" w:cs="Consolas"/>
+          <w:sz w:val="17"/>
+          <w:szCs w:val="17"/>
+        </w:rPr>
+      </w:pPr>
+      <w:r>
+        <w:rPr>
+          <w:rFonts w:ascii="Consolas" w:hAnsi="Consolas" w:cs="Consolas"/>
+          <w:sz w:val="17"/>
+          <w:szCs w:val="17"/>
+        </w:rPr>
+        <w:t xml:space="preserve">            h_in = h</w:t>
+      </w:r>
+    </w:p>
+    <w:p>
+      <w:pPr>
+        <w:rPr>
+          <w:rFonts w:ascii="Consolas" w:hAnsi="Consolas" w:cs="Consolas"/>
+          <w:sz w:val="17"/>
+          <w:szCs w:val="17"/>
+        </w:rPr>
+      </w:pPr>
+      <w:r>
+        <w:rPr>
+          <w:rFonts w:ascii="Consolas" w:hAnsi="Consolas" w:cs="Consolas"/>
+          <w:sz w:val="17"/>
+          <w:szCs w:val="17"/>
+        </w:rPr>
+        <w:t xml:space="preserve">            if not h_in.requires_grad:</w:t>
+      </w:r>
+    </w:p>
+    <w:p>
+      <w:pPr>
+        <w:rPr>
+          <w:rFonts w:ascii="Consolas" w:hAnsi="Consolas" w:cs="Consolas"/>
+          <w:sz w:val="17"/>
+          <w:szCs w:val="17"/>
+        </w:rPr>
+      </w:pPr>
+      <w:r>
+        <w:rPr>
+          <w:rFonts w:ascii="Consolas" w:hAnsi="Consolas" w:cs="Consolas"/>
+          <w:sz w:val="17"/>
+          <w:szCs w:val="17"/>
+        </w:rPr>
+        <w:t xml:space="preserve">                h_in = h_in.requires_grad_(True)</w:t>
+      </w:r>
+    </w:p>
+    <w:p>
+      <w:pPr>
+        <w:rPr>
+          <w:rFonts w:ascii="Consolas" w:hAnsi="Consolas" w:cs="Consolas"/>
+          <w:sz w:val="17"/>
+          <w:szCs w:val="17"/>
+        </w:rPr>
+      </w:pPr>
+      <w:r>
+        <w:rPr>
+          <w:rFonts w:ascii="Consolas" w:hAnsi="Consolas" w:cs="Consolas"/>
+          <w:sz w:val="17"/>
+          <w:szCs w:val="17"/>
+        </w:rPr>
+        <w:t xml:space="preserve">            V = self.V_theta(xi_now, h_in).sum()</w:t>
+      </w:r>
+    </w:p>
+    <w:p>
+      <w:pPr>
+        <w:rPr>
+          <w:rFonts w:ascii="Consolas" w:hAnsi="Consolas" w:cs="Consolas"/>
+          <w:sz w:val="17"/>
+          <w:szCs w:val="17"/>
+        </w:rPr>
+      </w:pPr>
+      <w:r>
+        <w:rPr>
+          <w:rFonts w:ascii="Consolas" w:hAnsi="Consolas" w:cs="Consolas"/>
+          <w:sz w:val="17"/>
+          <w:szCs w:val="17"/>
+        </w:rPr>
+        <w:t xml:space="preserve">            grad_V, = torch.autograd.grad(</w:t>
+      </w:r>
+    </w:p>
+    <w:p>
+      <w:pPr>
+        <w:rPr>
+          <w:rFonts w:ascii="Consolas" w:hAnsi="Consolas" w:cs="Consolas"/>
+          <w:sz w:val="17"/>
+          <w:szCs w:val="17"/>
+        </w:rPr>
+      </w:pPr>
+      <w:r>
+        <w:rPr>
+          <w:rFonts w:ascii="Consolas" w:hAnsi="Consolas" w:cs="Consolas"/>
+          <w:sz w:val="17"/>
+          <w:szCs w:val="17"/>
+        </w:rPr>
+        <w:t xml:space="preserve">                V, h_in, create_graph=self.training, retain_graph=True,</w:t>
+      </w:r>
+    </w:p>
+    <w:p>
+      <w:pPr>
+        <w:rPr>
+          <w:rFonts w:ascii="Consolas" w:hAnsi="Consolas" w:cs="Consolas"/>
+          <w:sz w:val="17"/>
+          <w:szCs w:val="17"/>
+        </w:rPr>
+      </w:pPr>
+      <w:r>
+        <w:rPr>
+          <w:rFonts w:ascii="Consolas" w:hAnsi="Consolas" w:cs="Consolas"/>
+          <w:sz w:val="17"/>
+          <w:szCs w:val="17"/>
+        </w:rPr>
+        <w:t xml:space="preserve">            )</w:t>
       </w:r>
     </w:p>
     <w:p>
@@ -4345,186 +7317,1117 @@
           <w:sz w:val="17"/>
           <w:szCs w:val="17"/>
         </w:rPr>
-        <w:t xml:space="preserve">            h_new = h_in + dt * v</w:t>
-      </w:r>
-    </w:p>
-    <w:p>
-      <w:pPr>
-        <w:rPr>
-          <w:rFonts w:ascii="Consolas" w:hAnsi="Consolas" w:cs="Consolas"/>
-          <w:sz w:val="17"/>
-          <w:szCs w:val="17"/>
-        </w:rPr>
-      </w:pPr>
-      <w:r>
-        <w:rPr>
-          <w:rFonts w:ascii="Consolas" w:hAnsi="Consolas" w:cs="Consolas"/>
-          <w:sz w:val="17"/>
-          <w:szCs w:val="17"/>
-        </w:rPr>
-        <w:t xml:space="preserve">            if has_ln:</w:t>
-      </w:r>
-    </w:p>
-    <w:p>
-      <w:pPr>
-        <w:rPr>
-          <w:rFonts w:ascii="Consolas" w:hAnsi="Consolas" w:cs="Consolas"/>
-          <w:sz w:val="17"/>
-          <w:szCs w:val="17"/>
-        </w:rPr>
-      </w:pPr>
-      <w:r>
-        <w:rPr>
-          <w:rFonts w:ascii="Consolas" w:hAnsi="Consolas" w:cs="Consolas"/>
-          <w:sz w:val="17"/>
-          <w:szCs w:val="17"/>
-        </w:rPr>
-        <w:t xml:space="preserve">                h_new = model._project(h_new)</w:t>
-      </w:r>
-    </w:p>
-    <w:p>
-      <w:pPr>
-        <w:rPr>
-          <w:rFonts w:ascii="Consolas" w:hAnsi="Consolas" w:cs="Consolas"/>
-          <w:sz w:val="17"/>
-          <w:szCs w:val="17"/>
-        </w:rPr>
-      </w:pPr>
-      <w:r>
-        <w:rPr>
-          <w:rFonts w:ascii="Consolas" w:hAnsi="Consolas" w:cs="Consolas"/>
-          <w:sz w:val="17"/>
-          <w:szCs w:val="17"/>
-        </w:rPr>
-        <w:t xml:space="preserve">            h = h_new</w:t>
-      </w:r>
-    </w:p>
-    <w:p>
-      <w:pPr>
-        <w:rPr>
-          <w:rFonts w:ascii="Consolas" w:hAnsi="Consolas" w:cs="Consolas"/>
-          <w:sz w:val="17"/>
-          <w:szCs w:val="17"/>
-        </w:rPr>
-      </w:pPr>
-      <w:r>
-        <w:rPr>
-          <w:rFonts w:ascii="Consolas" w:hAnsi="Consolas" w:cs="Consolas"/>
-          <w:sz w:val="17"/>
-          <w:szCs w:val="17"/>
-        </w:rPr>
-        <w:t xml:space="preserve">            H.append(h.detach().cpu().numpy()[0])</w:t>
-      </w:r>
-    </w:p>
-    <w:p>
-      <w:pPr>
-        <w:rPr>
-          <w:rFonts w:ascii="Consolas" w:hAnsi="Consolas" w:cs="Consolas"/>
-          <w:sz w:val="17"/>
-          <w:szCs w:val="17"/>
-        </w:rPr>
-      </w:pPr>
-      <w:r>
-        <w:rPr>
-          <w:rFonts w:ascii="Consolas" w:hAnsi="Consolas" w:cs="Consolas"/>
-          <w:sz w:val="17"/>
-          <w:szCs w:val="17"/>
-        </w:rPr>
-        <w:t xml:space="preserve">            if xi_out is None:</w:t>
-      </w:r>
-    </w:p>
-    <w:p>
-      <w:pPr>
-        <w:rPr>
-          <w:rFonts w:ascii="Consolas" w:hAnsi="Consolas" w:cs="Consolas"/>
-          <w:sz w:val="17"/>
-          <w:szCs w:val="17"/>
-        </w:rPr>
-      </w:pPr>
-      <w:r>
-        <w:rPr>
-          <w:rFonts w:ascii="Consolas" w:hAnsi="Consolas" w:cs="Consolas"/>
-          <w:sz w:val="17"/>
-          <w:szCs w:val="17"/>
-        </w:rPr>
-        <w:t xml:space="preserve">                xi_out = xi_now</w:t>
-      </w:r>
-    </w:p>
-    <w:p>
-      <w:pPr>
-        <w:rPr>
-          <w:rFonts w:ascii="Consolas" w:hAnsi="Consolas" w:cs="Consolas"/>
-          <w:sz w:val="17"/>
-          <w:szCs w:val="17"/>
-        </w:rPr>
-      </w:pPr>
-    </w:p>
-    <w:p>
-      <w:pPr>
-        <w:rPr>
-          <w:rFonts w:ascii="Consolas" w:hAnsi="Consolas" w:cs="Consolas"/>
-          <w:sz w:val="17"/>
-          <w:szCs w:val="17"/>
-        </w:rPr>
-      </w:pPr>
-      <w:r>
-        <w:rPr>
-          <w:rFonts w:ascii="Consolas" w:hAnsi="Consolas" w:cs="Consolas"/>
-          <w:sz w:val="17"/>
-          <w:szCs w:val="17"/>
-        </w:rPr>
-        <w:t xml:space="preserve">    xi_np = xi_out.detach().cpu().numpy()[0].astype(np.float32)</w:t>
-      </w:r>
-    </w:p>
-    <w:p>
-      <w:pPr>
-        <w:rPr>
-          <w:rFonts w:ascii="Consolas" w:hAnsi="Consolas" w:cs="Consolas"/>
-          <w:sz w:val="17"/>
-          <w:szCs w:val="17"/>
-        </w:rPr>
-      </w:pPr>
-      <w:r>
-        <w:rPr>
-          <w:rFonts w:ascii="Consolas" w:hAnsi="Consolas" w:cs="Consolas"/>
-          <w:sz w:val="17"/>
-          <w:szCs w:val="17"/>
-        </w:rPr>
-        <w:t xml:space="preserve">    return (np.stack(H, axis=0).astype(np.float32),</w:t>
-      </w:r>
-    </w:p>
-    <w:p>
-      <w:pPr>
-        <w:rPr>
-          <w:rFonts w:ascii="Consolas" w:hAnsi="Consolas" w:cs="Consolas"/>
-          <w:sz w:val="17"/>
-          <w:szCs w:val="17"/>
-        </w:rPr>
-      </w:pPr>
-      <w:r>
-        <w:rPr>
-          <w:rFonts w:ascii="Consolas" w:hAnsi="Consolas" w:cs="Consolas"/>
-          <w:sz w:val="17"/>
-          <w:szCs w:val="17"/>
-        </w:rPr>
-        <w:t xml:space="preserve">            np.stack(GV, axis=0).astype(np.float32),</w:t>
-      </w:r>
-    </w:p>
-    <w:p>
-      <w:pPr>
-        <w:rPr>
-          <w:rFonts w:ascii="Consolas" w:hAnsi="Consolas" w:cs="Consolas"/>
-          <w:sz w:val="17"/>
-          <w:szCs w:val="17"/>
-        </w:rPr>
-      </w:pPr>
-      <w:r>
-        <w:rPr>
-          <w:rFonts w:ascii="Consolas" w:hAnsi="Consolas" w:cs="Consolas"/>
-          <w:sz w:val="17"/>
-          <w:szCs w:val="17"/>
-        </w:rPr>
-        <w:t xml:space="preserve">            xi_np)</w:t>
+        <w:t xml:space="preserve">            h = h_in + dt * v</w:t>
+      </w:r>
+    </w:p>
+    <w:p>
+      <w:pPr>
+        <w:rPr>
+          <w:rFonts w:ascii="Consolas" w:hAnsi="Consolas" w:cs="Consolas"/>
+          <w:sz w:val="17"/>
+          <w:szCs w:val="17"/>
+        </w:rPr>
+      </w:pPr>
+      <w:r>
+        <w:rPr>
+          <w:rFonts w:ascii="Consolas" w:hAnsi="Consolas" w:cs="Consolas"/>
+          <w:sz w:val="17"/>
+          <w:szCs w:val="17"/>
+        </w:rPr>
+        <w:t xml:space="preserve">            if return_trajectory:</w:t>
+      </w:r>
+    </w:p>
+    <w:p>
+      <w:pPr>
+        <w:rPr>
+          <w:rFonts w:ascii="Consolas" w:hAnsi="Consolas" w:cs="Consolas"/>
+          <w:sz w:val="17"/>
+          <w:szCs w:val="17"/>
+        </w:rPr>
+      </w:pPr>
+      <w:r>
+        <w:rPr>
+          <w:rFonts w:ascii="Consolas" w:hAnsi="Consolas" w:cs="Consolas"/>
+          <w:sz w:val="17"/>
+          <w:szCs w:val="17"/>
+        </w:rPr>
+        <w:t xml:space="preserve">                assert traj_h is not None</w:t>
+      </w:r>
+    </w:p>
+    <w:p>
+      <w:pPr>
+        <w:rPr>
+          <w:rFonts w:ascii="Consolas" w:hAnsi="Consolas" w:cs="Consolas"/>
+          <w:sz w:val="17"/>
+          <w:szCs w:val="17"/>
+        </w:rPr>
+      </w:pPr>
+      <w:r>
+        <w:rPr>
+          <w:rFonts w:ascii="Consolas" w:hAnsi="Consolas" w:cs="Consolas"/>
+          <w:sz w:val="17"/>
+          <w:szCs w:val="17"/>
+        </w:rPr>
+        <w:t xml:space="preserve">                traj_h.append(h.detach().cpu())</w:t>
+      </w:r>
+    </w:p>
+    <w:p>
+      <w:pPr>
+        <w:rPr>
+          <w:rFonts w:ascii="Consolas" w:hAnsi="Consolas" w:cs="Consolas"/>
+          <w:sz w:val="17"/>
+          <w:szCs w:val="17"/>
+        </w:rPr>
+      </w:pPr>
+    </w:p>
+    <w:p>
+      <w:pPr>
+        <w:rPr>
+          <w:rFonts w:ascii="Consolas" w:hAnsi="Consolas" w:cs="Consolas"/>
+          <w:sz w:val="17"/>
+          <w:szCs w:val="17"/>
+        </w:rPr>
+      </w:pPr>
+      <w:r>
+        <w:rPr>
+          <w:rFonts w:ascii="Consolas" w:hAnsi="Consolas" w:cs="Consolas"/>
+          <w:sz w:val="17"/>
+          <w:szCs w:val="17"/>
+        </w:rPr>
+        <w:t xml:space="preserve">        return h, traj_h, traj_xi</w:t>
+      </w:r>
+    </w:p>
+    <w:p>
+      <w:pPr>
+        <w:rPr>
+          <w:rFonts w:ascii="Consolas" w:hAnsi="Consolas" w:cs="Consolas"/>
+          <w:sz w:val="17"/>
+          <w:szCs w:val="17"/>
+        </w:rPr>
+      </w:pPr>
+    </w:p>
+    <w:p>
+      <w:pPr>
+        <w:rPr>
+          <w:rFonts w:ascii="Consolas" w:hAnsi="Consolas" w:cs="Consolas"/>
+          <w:sz w:val="17"/>
+          <w:szCs w:val="17"/>
+        </w:rPr>
+      </w:pPr>
+      <w:r>
+        <w:rPr>
+          <w:rFonts w:ascii="Consolas" w:hAnsi="Consolas" w:cs="Consolas"/>
+          <w:sz w:val="17"/>
+          <w:szCs w:val="17"/>
+        </w:rPr>
+        <w:lastRenderedPageBreak/>
+        <w:t xml:space="preserve">    def forward(</w:t>
+      </w:r>
+    </w:p>
+    <w:p>
+      <w:pPr>
+        <w:rPr>
+          <w:rFonts w:ascii="Consolas" w:hAnsi="Consolas" w:cs="Consolas"/>
+          <w:sz w:val="17"/>
+          <w:szCs w:val="17"/>
+        </w:rPr>
+      </w:pPr>
+      <w:r>
+        <w:rPr>
+          <w:rFonts w:ascii="Consolas" w:hAnsi="Consolas" w:cs="Consolas"/>
+          <w:sz w:val="17"/>
+          <w:szCs w:val="17"/>
+        </w:rPr>
+        <w:t xml:space="preserve">        self,</w:t>
+      </w:r>
+    </w:p>
+    <w:p>
+      <w:pPr>
+        <w:rPr>
+          <w:rFonts w:ascii="Consolas" w:hAnsi="Consolas" w:cs="Consolas"/>
+          <w:sz w:val="17"/>
+          <w:szCs w:val="17"/>
+        </w:rPr>
+      </w:pPr>
+      <w:r>
+        <w:rPr>
+          <w:rFonts w:ascii="Consolas" w:hAnsi="Consolas" w:cs="Consolas"/>
+          <w:sz w:val="17"/>
+          <w:szCs w:val="17"/>
+        </w:rPr>
+        <w:t xml:space="preserve">        x: torch.Tensor,</w:t>
+      </w:r>
+    </w:p>
+    <w:p>
+      <w:pPr>
+        <w:rPr>
+          <w:rFonts w:ascii="Consolas" w:hAnsi="Consolas" w:cs="Consolas"/>
+          <w:sz w:val="17"/>
+          <w:szCs w:val="17"/>
+        </w:rPr>
+      </w:pPr>
+      <w:r>
+        <w:rPr>
+          <w:rFonts w:ascii="Consolas" w:hAnsi="Consolas" w:cs="Consolas"/>
+          <w:sz w:val="17"/>
+          <w:szCs w:val="17"/>
+        </w:rPr>
+        <w:t xml:space="preserve">        targets: Optional[torch.Tensor] = None,</w:t>
+      </w:r>
+    </w:p>
+    <w:p>
+      <w:pPr>
+        <w:rPr>
+          <w:rFonts w:ascii="Consolas" w:hAnsi="Consolas" w:cs="Consolas"/>
+          <w:sz w:val="17"/>
+          <w:szCs w:val="17"/>
+        </w:rPr>
+      </w:pPr>
+      <w:r>
+        <w:rPr>
+          <w:rFonts w:ascii="Consolas" w:hAnsi="Consolas" w:cs="Consolas"/>
+          <w:sz w:val="17"/>
+          <w:szCs w:val="17"/>
+        </w:rPr>
+        <w:t xml:space="preserve">        return_trajectory: bool = False,</w:t>
+      </w:r>
+    </w:p>
+    <w:p>
+      <w:pPr>
+        <w:rPr>
+          <w:rFonts w:ascii="Consolas" w:hAnsi="Consolas" w:cs="Consolas"/>
+          <w:sz w:val="17"/>
+          <w:szCs w:val="17"/>
+        </w:rPr>
+      </w:pPr>
+      <w:r>
+        <w:rPr>
+          <w:rFonts w:ascii="Consolas" w:hAnsi="Consolas" w:cs="Consolas"/>
+          <w:sz w:val="17"/>
+          <w:szCs w:val="17"/>
+        </w:rPr>
+        <w:t xml:space="preserve">        return_xi_trajectory: bool = False,</w:t>
+      </w:r>
+    </w:p>
+    <w:p>
+      <w:pPr>
+        <w:rPr>
+          <w:rFonts w:ascii="Consolas" w:hAnsi="Consolas" w:cs="Consolas"/>
+          <w:sz w:val="17"/>
+          <w:szCs w:val="17"/>
+        </w:rPr>
+      </w:pPr>
+      <w:r>
+        <w:rPr>
+          <w:rFonts w:ascii="Consolas" w:hAnsi="Consolas" w:cs="Consolas"/>
+          <w:sz w:val="17"/>
+          <w:szCs w:val="17"/>
+        </w:rPr>
+        <w:t xml:space="preserve">    ):</w:t>
+      </w:r>
+    </w:p>
+    <w:p>
+      <w:pPr>
+        <w:rPr>
+          <w:rFonts w:ascii="Consolas" w:hAnsi="Consolas" w:cs="Consolas"/>
+          <w:sz w:val="17"/>
+          <w:szCs w:val="17"/>
+        </w:rPr>
+      </w:pPr>
+      <w:r>
+        <w:rPr>
+          <w:rFonts w:ascii="Consolas" w:hAnsi="Consolas" w:cs="Consolas"/>
+          <w:sz w:val="17"/>
+          <w:szCs w:val="17"/>
+        </w:rPr>
+        <w:t xml:space="preserve">        emb = self._embed(x)</w:t>
+      </w:r>
+    </w:p>
+    <w:p>
+      <w:pPr>
+        <w:rPr>
+          <w:rFonts w:ascii="Consolas" w:hAnsi="Consolas" w:cs="Consolas"/>
+          <w:sz w:val="17"/>
+          <w:szCs w:val="17"/>
+        </w:rPr>
+      </w:pPr>
+      <w:r>
+        <w:rPr>
+          <w:rFonts w:ascii="Consolas" w:hAnsi="Consolas" w:cs="Consolas"/>
+          <w:sz w:val="17"/>
+          <w:szCs w:val="17"/>
+        </w:rPr>
+        <w:t xml:space="preserve">        h_L, traj_h, traj_xi = self.integrate(</w:t>
+      </w:r>
+    </w:p>
+    <w:p>
+      <w:pPr>
+        <w:rPr>
+          <w:rFonts w:ascii="Consolas" w:hAnsi="Consolas" w:cs="Consolas"/>
+          <w:sz w:val="17"/>
+          <w:szCs w:val="17"/>
+        </w:rPr>
+      </w:pPr>
+      <w:r>
+        <w:rPr>
+          <w:rFonts w:ascii="Consolas" w:hAnsi="Consolas" w:cs="Consolas"/>
+          <w:sz w:val="17"/>
+          <w:szCs w:val="17"/>
+        </w:rPr>
+        <w:t xml:space="preserve">            x, emb,</w:t>
+      </w:r>
+    </w:p>
+    <w:p>
+      <w:pPr>
+        <w:rPr>
+          <w:rFonts w:ascii="Consolas" w:hAnsi="Consolas" w:cs="Consolas"/>
+          <w:sz w:val="17"/>
+          <w:szCs w:val="17"/>
+        </w:rPr>
+      </w:pPr>
+      <w:r>
+        <w:rPr>
+          <w:rFonts w:ascii="Consolas" w:hAnsi="Consolas" w:cs="Consolas"/>
+          <w:sz w:val="17"/>
+          <w:szCs w:val="17"/>
+        </w:rPr>
+        <w:t xml:space="preserve">            return_trajectory=return_trajectory,</w:t>
+      </w:r>
+    </w:p>
+    <w:p>
+      <w:pPr>
+        <w:rPr>
+          <w:rFonts w:ascii="Consolas" w:hAnsi="Consolas" w:cs="Consolas"/>
+          <w:sz w:val="17"/>
+          <w:szCs w:val="17"/>
+        </w:rPr>
+      </w:pPr>
+      <w:r>
+        <w:rPr>
+          <w:rFonts w:ascii="Consolas" w:hAnsi="Consolas" w:cs="Consolas"/>
+          <w:sz w:val="17"/>
+          <w:szCs w:val="17"/>
+        </w:rPr>
+        <w:t xml:space="preserve">            return_xi_trajectory=return_xi_trajectory,</w:t>
+      </w:r>
+    </w:p>
+    <w:p>
+      <w:pPr>
+        <w:rPr>
+          <w:rFonts w:ascii="Consolas" w:hAnsi="Consolas" w:cs="Consolas"/>
+          <w:sz w:val="17"/>
+          <w:szCs w:val="17"/>
+        </w:rPr>
+      </w:pPr>
+      <w:r>
+        <w:rPr>
+          <w:rFonts w:ascii="Consolas" w:hAnsi="Consolas" w:cs="Consolas"/>
+          <w:sz w:val="17"/>
+          <w:szCs w:val="17"/>
+        </w:rPr>
+        <w:t xml:space="preserve">        )</w:t>
+      </w:r>
+    </w:p>
+    <w:p>
+      <w:pPr>
+        <w:rPr>
+          <w:rFonts w:ascii="Consolas" w:hAnsi="Consolas" w:cs="Consolas"/>
+          <w:sz w:val="17"/>
+          <w:szCs w:val="17"/>
+        </w:rPr>
+      </w:pPr>
+      <w:r>
+        <w:rPr>
+          <w:rFonts w:ascii="Consolas" w:hAnsi="Consolas" w:cs="Consolas"/>
+          <w:sz w:val="17"/>
+          <w:szCs w:val="17"/>
+        </w:rPr>
+        <w:t xml:space="preserve">        logits = h_L @ self.E.weight.T</w:t>
+      </w:r>
+    </w:p>
+    <w:p>
+      <w:pPr>
+        <w:rPr>
+          <w:rFonts w:ascii="Consolas" w:hAnsi="Consolas" w:cs="Consolas"/>
+          <w:sz w:val="17"/>
+          <w:szCs w:val="17"/>
+        </w:rPr>
+      </w:pPr>
+    </w:p>
+    <w:p>
+      <w:pPr>
+        <w:rPr>
+          <w:rFonts w:ascii="Consolas" w:hAnsi="Consolas" w:cs="Consolas"/>
+          <w:sz w:val="17"/>
+          <w:szCs w:val="17"/>
+        </w:rPr>
+      </w:pPr>
+      <w:r>
+        <w:rPr>
+          <w:rFonts w:ascii="Consolas" w:hAnsi="Consolas" w:cs="Consolas"/>
+          <w:sz w:val="17"/>
+          <w:szCs w:val="17"/>
+        </w:rPr>
+        <w:t xml:space="preserve">        loss = None</w:t>
+      </w:r>
+    </w:p>
+    <w:p>
+      <w:pPr>
+        <w:rPr>
+          <w:rFonts w:ascii="Consolas" w:hAnsi="Consolas" w:cs="Consolas"/>
+          <w:sz w:val="17"/>
+          <w:szCs w:val="17"/>
+        </w:rPr>
+      </w:pPr>
+      <w:r>
+        <w:rPr>
+          <w:rFonts w:ascii="Consolas" w:hAnsi="Consolas" w:cs="Consolas"/>
+          <w:sz w:val="17"/>
+          <w:szCs w:val="17"/>
+        </w:rPr>
+        <w:t xml:space="preserve">        if targets is not None:</w:t>
+      </w:r>
+    </w:p>
+    <w:p>
+      <w:pPr>
+        <w:rPr>
+          <w:rFonts w:ascii="Consolas" w:hAnsi="Consolas" w:cs="Consolas"/>
+          <w:sz w:val="17"/>
+          <w:szCs w:val="17"/>
+        </w:rPr>
+      </w:pPr>
+      <w:r>
+        <w:rPr>
+          <w:rFonts w:ascii="Consolas" w:hAnsi="Consolas" w:cs="Consolas"/>
+          <w:sz w:val="17"/>
+          <w:szCs w:val="17"/>
+        </w:rPr>
+        <w:t xml:space="preserve">            loss = F.cross_entropy(</w:t>
+      </w:r>
+    </w:p>
+    <w:p>
+      <w:pPr>
+        <w:rPr>
+          <w:rFonts w:ascii="Consolas" w:hAnsi="Consolas" w:cs="Consolas"/>
+          <w:sz w:val="17"/>
+          <w:szCs w:val="17"/>
+        </w:rPr>
+      </w:pPr>
+      <w:r>
+        <w:rPr>
+          <w:rFonts w:ascii="Consolas" w:hAnsi="Consolas" w:cs="Consolas"/>
+          <w:sz w:val="17"/>
+          <w:szCs w:val="17"/>
+        </w:rPr>
+        <w:t xml:space="preserve">                logits.reshape(-1, self.cfg.vocab_size),</w:t>
+      </w:r>
+    </w:p>
+    <w:p>
+      <w:pPr>
+        <w:rPr>
+          <w:rFonts w:ascii="Consolas" w:hAnsi="Consolas" w:cs="Consolas"/>
+          <w:sz w:val="17"/>
+          <w:szCs w:val="17"/>
+        </w:rPr>
+      </w:pPr>
+      <w:r>
+        <w:rPr>
+          <w:rFonts w:ascii="Consolas" w:hAnsi="Consolas" w:cs="Consolas"/>
+          <w:sz w:val="17"/>
+          <w:szCs w:val="17"/>
+        </w:rPr>
+        <w:t xml:space="preserve">                targets.reshape(-1),</w:t>
+      </w:r>
+    </w:p>
+    <w:p>
+      <w:pPr>
+        <w:rPr>
+          <w:rFonts w:ascii="Consolas" w:hAnsi="Consolas" w:cs="Consolas"/>
+          <w:sz w:val="17"/>
+          <w:szCs w:val="17"/>
+        </w:rPr>
+      </w:pPr>
+      <w:r>
+        <w:rPr>
+          <w:rFonts w:ascii="Consolas" w:hAnsi="Consolas" w:cs="Consolas"/>
+          <w:sz w:val="17"/>
+          <w:szCs w:val="17"/>
+        </w:rPr>
+        <w:t xml:space="preserve">            )</w:t>
+      </w:r>
+    </w:p>
+    <w:p>
+      <w:pPr>
+        <w:rPr>
+          <w:rFonts w:ascii="Consolas" w:hAnsi="Consolas" w:cs="Consolas"/>
+          <w:sz w:val="17"/>
+          <w:szCs w:val="17"/>
+        </w:rPr>
+      </w:pPr>
+      <w:r>
+        <w:rPr>
+          <w:rFonts w:ascii="Consolas" w:hAnsi="Consolas" w:cs="Consolas"/>
+          <w:sz w:val="17"/>
+          <w:szCs w:val="17"/>
+        </w:rPr>
+        <w:t xml:space="preserve">        out = [logits, loss]</w:t>
+      </w:r>
+    </w:p>
+    <w:p>
+      <w:pPr>
+        <w:rPr>
+          <w:rFonts w:ascii="Consolas" w:hAnsi="Consolas" w:cs="Consolas"/>
+          <w:sz w:val="17"/>
+          <w:szCs w:val="17"/>
+        </w:rPr>
+      </w:pPr>
+      <w:r>
+        <w:rPr>
+          <w:rFonts w:ascii="Consolas" w:hAnsi="Consolas" w:cs="Consolas"/>
+          <w:sz w:val="17"/>
+          <w:szCs w:val="17"/>
+        </w:rPr>
+        <w:t xml:space="preserve">        if return_trajectory:</w:t>
+      </w:r>
+    </w:p>
+    <w:p>
+      <w:pPr>
+        <w:rPr>
+          <w:rFonts w:ascii="Consolas" w:hAnsi="Consolas" w:cs="Consolas"/>
+          <w:sz w:val="17"/>
+          <w:szCs w:val="17"/>
+        </w:rPr>
+      </w:pPr>
+      <w:r>
+        <w:rPr>
+          <w:rFonts w:ascii="Consolas" w:hAnsi="Consolas" w:cs="Consolas"/>
+          <w:sz w:val="17"/>
+          <w:szCs w:val="17"/>
+        </w:rPr>
+        <w:t xml:space="preserve">            out.append(traj_h)</w:t>
+      </w:r>
+    </w:p>
+    <w:p>
+      <w:pPr>
+        <w:rPr>
+          <w:rFonts w:ascii="Consolas" w:hAnsi="Consolas" w:cs="Consolas"/>
+          <w:sz w:val="17"/>
+          <w:szCs w:val="17"/>
+        </w:rPr>
+      </w:pPr>
+      <w:r>
+        <w:rPr>
+          <w:rFonts w:ascii="Consolas" w:hAnsi="Consolas" w:cs="Consolas"/>
+          <w:sz w:val="17"/>
+          <w:szCs w:val="17"/>
+        </w:rPr>
+        <w:t xml:space="preserve">        if return_xi_trajectory:</w:t>
+      </w:r>
+    </w:p>
+    <w:p>
+      <w:pPr>
+        <w:rPr>
+          <w:rFonts w:ascii="Consolas" w:hAnsi="Consolas" w:cs="Consolas"/>
+          <w:sz w:val="17"/>
+          <w:szCs w:val="17"/>
+        </w:rPr>
+      </w:pPr>
+      <w:r>
+        <w:rPr>
+          <w:rFonts w:ascii="Consolas" w:hAnsi="Consolas" w:cs="Consolas"/>
+          <w:sz w:val="17"/>
+          <w:szCs w:val="17"/>
+        </w:rPr>
+        <w:t xml:space="preserve">            out.append(traj_xi)</w:t>
+      </w:r>
+    </w:p>
+    <w:p>
+      <w:pPr>
+        <w:rPr>
+          <w:rFonts w:ascii="Consolas" w:hAnsi="Consolas" w:cs="Consolas"/>
+          <w:sz w:val="17"/>
+          <w:szCs w:val="17"/>
+        </w:rPr>
+      </w:pPr>
+      <w:r>
+        <w:rPr>
+          <w:rFonts w:ascii="Consolas" w:hAnsi="Consolas" w:cs="Consolas"/>
+          <w:sz w:val="17"/>
+          <w:szCs w:val="17"/>
+        </w:rPr>
+        <w:t xml:space="preserve">        return tuple(out) if len(out) &gt; 2 else (out[0], out[1])</w:t>
+      </w:r>
+    </w:p>
+    <w:p>
+      <w:pPr>
+        <w:rPr>
+          <w:rFonts w:ascii="Consolas" w:hAnsi="Consolas" w:cs="Consolas"/>
+          <w:sz w:val="17"/>
+          <w:szCs w:val="17"/>
+        </w:rPr>
+      </w:pPr>
+    </w:p>
+    <w:p>
+      <w:pPr>
+        <w:rPr>
+          <w:rFonts w:ascii="Consolas" w:hAnsi="Consolas" w:cs="Consolas"/>
+          <w:sz w:val="17"/>
+          <w:szCs w:val="17"/>
+        </w:rPr>
+      </w:pPr>
+      <w:r>
+        <w:rPr>
+          <w:rFonts w:ascii="Consolas" w:hAnsi="Consolas" w:cs="Consolas"/>
+          <w:sz w:val="17"/>
+          <w:szCs w:val="17"/>
+        </w:rPr>
+        <w:t xml:space="preserve">    @torch.no_grad()</w:t>
+      </w:r>
+    </w:p>
+    <w:p>
+      <w:pPr>
+        <w:rPr>
+          <w:rFonts w:ascii="Consolas" w:hAnsi="Consolas" w:cs="Consolas"/>
+          <w:sz w:val="17"/>
+          <w:szCs w:val="17"/>
+        </w:rPr>
+      </w:pPr>
+      <w:r>
+        <w:rPr>
+          <w:rFonts w:ascii="Consolas" w:hAnsi="Consolas" w:cs="Consolas"/>
+          <w:sz w:val="17"/>
+          <w:szCs w:val="17"/>
+        </w:rPr>
+        <w:t xml:space="preserve">    def generate(self, x: torch.Tensor, max_new_tokens: int,</w:t>
+      </w:r>
+    </w:p>
+    <w:p>
+      <w:pPr>
+        <w:rPr>
+          <w:rFonts w:ascii="Consolas" w:hAnsi="Consolas" w:cs="Consolas"/>
+          <w:sz w:val="17"/>
+          <w:szCs w:val="17"/>
+        </w:rPr>
+      </w:pPr>
+      <w:r>
+        <w:rPr>
+          <w:rFonts w:ascii="Consolas" w:hAnsi="Consolas" w:cs="Consolas"/>
+          <w:sz w:val="17"/>
+          <w:szCs w:val="17"/>
+        </w:rPr>
+        <w:t xml:space="preserve">                 temperature: float = 1.0, top_k: Optional[int] = None) -&gt; torch.Tensor:</w:t>
+      </w:r>
+    </w:p>
+    <w:p>
+      <w:pPr>
+        <w:rPr>
+          <w:rFonts w:ascii="Consolas" w:hAnsi="Consolas" w:cs="Consolas"/>
+          <w:sz w:val="17"/>
+          <w:szCs w:val="17"/>
+        </w:rPr>
+      </w:pPr>
+      <w:r>
+        <w:rPr>
+          <w:rFonts w:ascii="Consolas" w:hAnsi="Consolas" w:cs="Consolas"/>
+          <w:sz w:val="17"/>
+          <w:szCs w:val="17"/>
+        </w:rPr>
+        <w:t xml:space="preserve">        self.eval()</w:t>
+      </w:r>
+    </w:p>
+    <w:p>
+      <w:pPr>
+        <w:rPr>
+          <w:rFonts w:ascii="Consolas" w:hAnsi="Consolas" w:cs="Consolas"/>
+          <w:sz w:val="17"/>
+          <w:szCs w:val="17"/>
+        </w:rPr>
+      </w:pPr>
+      <w:r>
+        <w:rPr>
+          <w:rFonts w:ascii="Consolas" w:hAnsi="Consolas" w:cs="Consolas"/>
+          <w:sz w:val="17"/>
+          <w:szCs w:val="17"/>
+        </w:rPr>
+        <w:t xml:space="preserve">        for _ in range(max_new_tokens):</w:t>
+      </w:r>
+    </w:p>
+    <w:p>
+      <w:pPr>
+        <w:rPr>
+          <w:rFonts w:ascii="Consolas" w:hAnsi="Consolas" w:cs="Consolas"/>
+          <w:sz w:val="17"/>
+          <w:szCs w:val="17"/>
+        </w:rPr>
+      </w:pPr>
+      <w:r>
+        <w:rPr>
+          <w:rFonts w:ascii="Consolas" w:hAnsi="Consolas" w:cs="Consolas"/>
+          <w:sz w:val="17"/>
+          <w:szCs w:val="17"/>
+        </w:rPr>
+        <w:t xml:space="preserve">            x_cond = x[:, -self.cfg.max_len:]</w:t>
+      </w:r>
+    </w:p>
+    <w:p>
+      <w:pPr>
+        <w:rPr>
+          <w:rFonts w:ascii="Consolas" w:hAnsi="Consolas" w:cs="Consolas"/>
+          <w:sz w:val="17"/>
+          <w:szCs w:val="17"/>
+        </w:rPr>
+      </w:pPr>
+      <w:r>
+        <w:rPr>
+          <w:rFonts w:ascii="Consolas" w:hAnsi="Consolas" w:cs="Consolas"/>
+          <w:sz w:val="17"/>
+          <w:szCs w:val="17"/>
+        </w:rPr>
+        <w:t xml:space="preserve">            logits, _ = self.forward(x_cond)</w:t>
+      </w:r>
+    </w:p>
+    <w:p>
+      <w:pPr>
+        <w:rPr>
+          <w:rFonts w:ascii="Consolas" w:hAnsi="Consolas" w:cs="Consolas"/>
+          <w:sz w:val="17"/>
+          <w:szCs w:val="17"/>
+        </w:rPr>
+      </w:pPr>
+      <w:r>
+        <w:rPr>
+          <w:rFonts w:ascii="Consolas" w:hAnsi="Consolas" w:cs="Consolas"/>
+          <w:sz w:val="17"/>
+          <w:szCs w:val="17"/>
+        </w:rPr>
+        <w:t xml:space="preserve">            logits = logits[:, -1, :] / max(temperature, 1e-6)</w:t>
+      </w:r>
+    </w:p>
+    <w:p>
+      <w:pPr>
+        <w:rPr>
+          <w:rFonts w:ascii="Consolas" w:hAnsi="Consolas" w:cs="Consolas"/>
+          <w:sz w:val="17"/>
+          <w:szCs w:val="17"/>
+        </w:rPr>
+      </w:pPr>
+      <w:r>
+        <w:rPr>
+          <w:rFonts w:ascii="Consolas" w:hAnsi="Consolas" w:cs="Consolas"/>
+          <w:sz w:val="17"/>
+          <w:szCs w:val="17"/>
+        </w:rPr>
+        <w:t xml:space="preserve">            if top_k is not None:</w:t>
+      </w:r>
+    </w:p>
+    <w:p>
+      <w:pPr>
+        <w:rPr>
+          <w:rFonts w:ascii="Consolas" w:hAnsi="Consolas" w:cs="Consolas"/>
+          <w:sz w:val="17"/>
+          <w:szCs w:val="17"/>
+        </w:rPr>
+      </w:pPr>
+      <w:r>
+        <w:rPr>
+          <w:rFonts w:ascii="Consolas" w:hAnsi="Consolas" w:cs="Consolas"/>
+          <w:sz w:val="17"/>
+          <w:szCs w:val="17"/>
+        </w:rPr>
+        <w:t xml:space="preserve">                v, _ = torch.topk(logits, top_k)</w:t>
+      </w:r>
+    </w:p>
+    <w:p>
+      <w:pPr>
+        <w:rPr>
+          <w:rFonts w:ascii="Consolas" w:hAnsi="Consolas" w:cs="Consolas"/>
+          <w:sz w:val="17"/>
+          <w:szCs w:val="17"/>
+        </w:rPr>
+      </w:pPr>
+      <w:r>
+        <w:rPr>
+          <w:rFonts w:ascii="Consolas" w:hAnsi="Consolas" w:cs="Consolas"/>
+          <w:sz w:val="17"/>
+          <w:szCs w:val="17"/>
+        </w:rPr>
+        <w:t xml:space="preserve">                logits[logits &lt; v[:, [-1]]] = -float("inf")</w:t>
+      </w:r>
+    </w:p>
+    <w:p>
+      <w:pPr>
+        <w:rPr>
+          <w:rFonts w:ascii="Consolas" w:hAnsi="Consolas" w:cs="Consolas"/>
+          <w:sz w:val="17"/>
+          <w:szCs w:val="17"/>
+        </w:rPr>
+      </w:pPr>
+      <w:r>
+        <w:rPr>
+          <w:rFonts w:ascii="Consolas" w:hAnsi="Consolas" w:cs="Consolas"/>
+          <w:sz w:val="17"/>
+          <w:szCs w:val="17"/>
+        </w:rPr>
+        <w:t xml:space="preserve">            probs = F.softmax(logits, dim=-1)</w:t>
+      </w:r>
+    </w:p>
+    <w:p>
+      <w:pPr>
+        <w:rPr>
+          <w:rFonts w:ascii="Consolas" w:hAnsi="Consolas" w:cs="Consolas"/>
+          <w:sz w:val="17"/>
+          <w:szCs w:val="17"/>
+        </w:rPr>
+      </w:pPr>
+      <w:r>
+        <w:rPr>
+          <w:rFonts w:ascii="Consolas" w:hAnsi="Consolas" w:cs="Consolas"/>
+          <w:sz w:val="17"/>
+          <w:szCs w:val="17"/>
+        </w:rPr>
+        <w:t xml:space="preserve">            nxt = torch.multinomial(probs, num_samples=1)</w:t>
+      </w:r>
+    </w:p>
+    <w:p>
+      <w:pPr>
+        <w:rPr>
+          <w:rFonts w:ascii="Consolas" w:hAnsi="Consolas" w:cs="Consolas"/>
+          <w:sz w:val="17"/>
+          <w:szCs w:val="17"/>
+        </w:rPr>
+      </w:pPr>
+      <w:r>
+        <w:rPr>
+          <w:rFonts w:ascii="Consolas" w:hAnsi="Consolas" w:cs="Consolas"/>
+          <w:sz w:val="17"/>
+          <w:szCs w:val="17"/>
+        </w:rPr>
+        <w:t xml:space="preserve">            x = torch.cat([x, nxt], dim=1)</w:t>
+      </w:r>
+    </w:p>
+    <w:p>
+      <w:pPr>
+        <w:rPr>
+          <w:rFonts w:ascii="Consolas" w:hAnsi="Consolas" w:cs="Consolas"/>
+          <w:sz w:val="17"/>
+          <w:szCs w:val="17"/>
+        </w:rPr>
+      </w:pPr>
+      <w:r>
+        <w:rPr>
+          <w:rFonts w:ascii="Consolas" w:hAnsi="Consolas" w:cs="Consolas"/>
+          <w:sz w:val="17"/>
+          <w:szCs w:val="17"/>
+        </w:rPr>
+        <w:t xml:space="preserve">        return x</w:t>
+      </w:r>
+    </w:p>
+    <w:p>
+      <w:pPr>
+        <w:rPr>
+          <w:rFonts w:ascii="Consolas" w:hAnsi="Consolas" w:cs="Consolas"/>
+          <w:sz w:val="17"/>
+          <w:szCs w:val="17"/>
+        </w:rPr>
+      </w:pPr>
+    </w:p>
+    <w:p>
+      <w:pPr>
+        <w:rPr>
+          <w:rFonts w:ascii="Consolas" w:hAnsi="Consolas" w:cs="Consolas"/>
+          <w:sz w:val="17"/>
+          <w:szCs w:val="17"/>
+        </w:rPr>
+      </w:pPr>
+      <w:r>
+        <w:rPr>
+          <w:rFonts w:ascii="Consolas" w:hAnsi="Consolas" w:cs="Consolas"/>
+          <w:sz w:val="17"/>
+          <w:szCs w:val="17"/>
+        </w:rPr>
+        <w:t xml:space="preserve">    def num_params(self) -&gt; int:</w:t>
+      </w:r>
+    </w:p>
+    <w:p>
+      <w:pPr>
+        <w:rPr>
+          <w:rFonts w:ascii="Consolas" w:hAnsi="Consolas" w:cs="Consolas"/>
+          <w:sz w:val="17"/>
+          <w:szCs w:val="17"/>
+        </w:rPr>
+      </w:pPr>
+      <w:r>
+        <w:rPr>
+          <w:rFonts w:ascii="Consolas" w:hAnsi="Consolas" w:cs="Consolas"/>
+          <w:sz w:val="17"/>
+          <w:szCs w:val="17"/>
+        </w:rPr>
+        <w:t xml:space="preserve">        return sum(p.numel() for p in self.parameters() if p.requires_grad)</w:t>
+      </w:r>
+    </w:p>
+    <w:p>
+      <w:pPr>
+        <w:rPr>
+          <w:rFonts w:ascii="Consolas" w:hAnsi="Consolas" w:cs="Consolas"/>
+          <w:sz w:val="17"/>
+          <w:szCs w:val="17"/>
+        </w:rPr>
+      </w:pPr>
+    </w:p>
+    <w:p>
+      <w:pPr>
+        <w:rPr>
+          <w:rFonts w:ascii="Consolas" w:hAnsi="Consolas" w:cs="Consolas"/>
+          <w:sz w:val="17"/>
+          <w:szCs w:val="17"/>
+        </w:rPr>
+      </w:pPr>
+      <w:r>
+        <w:rPr>
+          <w:rFonts w:ascii="Consolas" w:hAnsi="Consolas" w:cs="Consolas"/>
+          <w:sz w:val="17"/>
+          <w:szCs w:val="17"/>
+        </w:rPr>
+        <w:t xml:space="preserve">    @torch.no_grad()</w:t>
+      </w:r>
+    </w:p>
+    <w:p>
+      <w:pPr>
+        <w:rPr>
+          <w:rFonts w:ascii="Consolas" w:hAnsi="Consolas" w:cs="Consolas"/>
+          <w:sz w:val="17"/>
+          <w:szCs w:val="17"/>
+        </w:rPr>
+      </w:pPr>
+      <w:r>
+        <w:rPr>
+          <w:rFonts w:ascii="Consolas" w:hAnsi="Consolas" w:cs="Consolas"/>
+          <w:sz w:val="17"/>
+          <w:szCs w:val="17"/>
+        </w:rPr>
+        <w:t xml:space="preserve">    def mass_stats(self, x: torch.Tensor) -&gt; dict:</w:t>
+      </w:r>
+    </w:p>
+    <w:p>
+      <w:pPr>
+        <w:rPr>
+          <w:rFonts w:ascii="Consolas" w:hAnsi="Consolas" w:cs="Consolas"/>
+          <w:sz w:val="17"/>
+          <w:szCs w:val="17"/>
+        </w:rPr>
+      </w:pPr>
+      <w:r>
+        <w:rPr>
+          <w:rFonts w:ascii="Consolas" w:hAnsi="Consolas" w:cs="Consolas"/>
+          <w:sz w:val="17"/>
+          <w:szCs w:val="17"/>
+        </w:rPr>
+        <w:t xml:space="preserve">        """Diagnostic summary of the per-token mass on a batch of tokens."""</w:t>
+      </w:r>
+    </w:p>
+    <w:p>
+      <w:pPr>
+        <w:rPr>
+          <w:rFonts w:ascii="Consolas" w:hAnsi="Consolas" w:cs="Consolas"/>
+          <w:sz w:val="17"/>
+          <w:szCs w:val="17"/>
+        </w:rPr>
+      </w:pPr>
+      <w:r>
+        <w:rPr>
+          <w:rFonts w:ascii="Consolas" w:hAnsi="Consolas" w:cs="Consolas"/>
+          <w:sz w:val="17"/>
+          <w:szCs w:val="17"/>
+        </w:rPr>
+        <w:t xml:space="preserve">        emb = self._embed(x)</w:t>
+      </w:r>
+    </w:p>
+    <w:p>
+      <w:pPr>
+        <w:rPr>
+          <w:rFonts w:ascii="Consolas" w:hAnsi="Consolas" w:cs="Consolas"/>
+          <w:sz w:val="17"/>
+          <w:szCs w:val="17"/>
+        </w:rPr>
+      </w:pPr>
+      <w:r>
+        <w:rPr>
+          <w:rFonts w:ascii="Consolas" w:hAnsi="Consolas" w:cs="Consolas"/>
+          <w:sz w:val="17"/>
+          <w:szCs w:val="17"/>
+        </w:rPr>
+        <w:t xml:space="preserve">        m = self.compute_mass(x, emb)</w:t>
+      </w:r>
+    </w:p>
+    <w:p>
+      <w:pPr>
+        <w:rPr>
+          <w:rFonts w:ascii="Consolas" w:hAnsi="Consolas" w:cs="Consolas"/>
+          <w:sz w:val="17"/>
+          <w:szCs w:val="17"/>
+        </w:rPr>
+      </w:pPr>
+      <w:r>
+        <w:rPr>
+          <w:rFonts w:ascii="Consolas" w:hAnsi="Consolas" w:cs="Consolas"/>
+          <w:sz w:val="17"/>
+          <w:szCs w:val="17"/>
+        </w:rPr>
+        <w:t xml:space="preserve">        if m.dim() == 0:</w:t>
+      </w:r>
+    </w:p>
+    <w:p>
+      <w:pPr>
+        <w:rPr>
+          <w:rFonts w:ascii="Consolas" w:hAnsi="Consolas" w:cs="Consolas"/>
+          <w:sz w:val="17"/>
+          <w:szCs w:val="17"/>
+        </w:rPr>
+      </w:pPr>
+      <w:r>
+        <w:rPr>
+          <w:rFonts w:ascii="Consolas" w:hAnsi="Consolas" w:cs="Consolas"/>
+          <w:sz w:val="17"/>
+          <w:szCs w:val="17"/>
+        </w:rPr>
+        <w:t xml:space="preserve">            return {"mean": float(m.item()), "std": 0.0,</w:t>
+      </w:r>
+    </w:p>
+    <w:p>
+      <w:pPr>
+        <w:rPr>
+          <w:rFonts w:ascii="Consolas" w:hAnsi="Consolas" w:cs="Consolas"/>
+          <w:sz w:val="17"/>
+          <w:szCs w:val="17"/>
+        </w:rPr>
+      </w:pPr>
+      <w:r>
+        <w:rPr>
+          <w:rFonts w:ascii="Consolas" w:hAnsi="Consolas" w:cs="Consolas"/>
+          <w:sz w:val="17"/>
+          <w:szCs w:val="17"/>
+        </w:rPr>
+        <w:t xml:space="preserve">                    "min": float(m.item()), "max": float(m.item())}</w:t>
+      </w:r>
+    </w:p>
+    <w:p>
+      <w:pPr>
+        <w:rPr>
+          <w:rFonts w:ascii="Consolas" w:hAnsi="Consolas" w:cs="Consolas"/>
+          <w:sz w:val="17"/>
+          <w:szCs w:val="17"/>
+        </w:rPr>
+      </w:pPr>
+      <w:r>
+        <w:rPr>
+          <w:rFonts w:ascii="Consolas" w:hAnsi="Consolas" w:cs="Consolas"/>
+          <w:sz w:val="17"/>
+          <w:szCs w:val="17"/>
+        </w:rPr>
+        <w:t xml:space="preserve">        m_flat = m.reshape(-1)</w:t>
+      </w:r>
+    </w:p>
+    <w:p>
+      <w:pPr>
+        <w:rPr>
+          <w:rFonts w:ascii="Consolas" w:hAnsi="Consolas" w:cs="Consolas"/>
+          <w:sz w:val="17"/>
+          <w:szCs w:val="17"/>
+        </w:rPr>
+      </w:pPr>
+      <w:r>
+        <w:rPr>
+          <w:rFonts w:ascii="Consolas" w:hAnsi="Consolas" w:cs="Consolas"/>
+          <w:sz w:val="17"/>
+          <w:szCs w:val="17"/>
+        </w:rPr>
+        <w:lastRenderedPageBreak/>
+        <w:t xml:space="preserve">        return {</w:t>
+      </w:r>
+    </w:p>
+    <w:p>
+      <w:pPr>
+        <w:rPr>
+          <w:rFonts w:ascii="Consolas" w:hAnsi="Consolas" w:cs="Consolas"/>
+          <w:sz w:val="17"/>
+          <w:szCs w:val="17"/>
+        </w:rPr>
+      </w:pPr>
+      <w:r>
+        <w:rPr>
+          <w:rFonts w:ascii="Consolas" w:hAnsi="Consolas" w:cs="Consolas"/>
+          <w:sz w:val="17"/>
+          <w:szCs w:val="17"/>
+        </w:rPr>
+        <w:t xml:space="preserve">            "mean": float(m_flat.mean().item()),</w:t>
+      </w:r>
+    </w:p>
+    <w:p>
+      <w:pPr>
+        <w:rPr>
+          <w:rFonts w:ascii="Consolas" w:hAnsi="Consolas" w:cs="Consolas"/>
+          <w:sz w:val="17"/>
+          <w:szCs w:val="17"/>
+        </w:rPr>
+      </w:pPr>
+      <w:r>
+        <w:rPr>
+          <w:rFonts w:ascii="Consolas" w:hAnsi="Consolas" w:cs="Consolas"/>
+          <w:sz w:val="17"/>
+          <w:szCs w:val="17"/>
+        </w:rPr>
+        <w:t xml:space="preserve">            "std":  float(m_flat.std().item()),</w:t>
+      </w:r>
+    </w:p>
+    <w:p>
+      <w:pPr>
+        <w:rPr>
+          <w:rFonts w:ascii="Consolas" w:hAnsi="Consolas" w:cs="Consolas"/>
+          <w:sz w:val="17"/>
+          <w:szCs w:val="17"/>
+        </w:rPr>
+      </w:pPr>
+      <w:r>
+        <w:rPr>
+          <w:rFonts w:ascii="Consolas" w:hAnsi="Consolas" w:cs="Consolas"/>
+          <w:sz w:val="17"/>
+          <w:szCs w:val="17"/>
+        </w:rPr>
+        <w:t xml:space="preserve">            "min":  float(m_flat.min().item()),</w:t>
+      </w:r>
+    </w:p>
+    <w:p>
+      <w:pPr>
+        <w:rPr>
+          <w:rFonts w:ascii="Consolas" w:hAnsi="Consolas" w:cs="Consolas"/>
+          <w:sz w:val="17"/>
+          <w:szCs w:val="17"/>
+        </w:rPr>
+      </w:pPr>
+      <w:r>
+        <w:rPr>
+          <w:rFonts w:ascii="Consolas" w:hAnsi="Consolas" w:cs="Consolas"/>
+          <w:sz w:val="17"/>
+          <w:szCs w:val="17"/>
+        </w:rPr>
+        <w:t xml:space="preserve">            "max":  float(m_flat.max().item()),</w:t>
+      </w:r>
+    </w:p>
+    <w:p>
+      <w:pPr>
+        <w:rPr>
+          <w:rFonts w:ascii="Consolas" w:hAnsi="Consolas" w:cs="Consolas"/>
+          <w:sz w:val="17"/>
+          <w:szCs w:val="17"/>
+        </w:rPr>
+      </w:pPr>
+      <w:r>
+        <w:rPr>
+          <w:rFonts w:ascii="Consolas" w:hAnsi="Consolas" w:cs="Consolas"/>
+          <w:sz w:val="17"/>
+          <w:szCs w:val="17"/>
+        </w:rPr>
+        <w:t xml:space="preserve">        }</w:t>
       </w:r>
     </w:p>
     <w:sectPr>
@@ -5972,7 +9875,7 @@
 </file>
 
 <file path=customXml/itemProps1.xml><?xml version="1.0" encoding="utf-8"?>
-<ds:datastoreItem xmlns:ds="http://schemas.openxmlformats.org/officeDocument/2006/customXml" ds:itemID="{76264F2F-B308-8F47-A3F2-4DF351CFCACA}">
+<ds:datastoreItem xmlns:ds="http://schemas.openxmlformats.org/officeDocument/2006/customXml" ds:itemID="{A5D58AAA-E4A9-9A4E-ACBC-62C04947B1DA}">
   <ds:schemaRefs>
     <ds:schemaRef ds:uri="http://schemas.openxmlformats.org/officeDocument/2006/bibliography"/>
   </ds:schemaRefs>

--- a/docs/splm/Deep_Dive_in_the_SPLM_model_and_code.docx
+++ b/docs/splm/Deep_Dive_in_the_SPLM_model_and_code.docx
@@ -77,7 +77,7 @@
             </w:rPr>
             <w:fldChar w:fldCharType="separate"/>
           </w:r>
-          <w:hyperlink w:anchor="_Toc230613502" w:history="1">
+          <w:hyperlink w:anchor="_Toc230615202" w:history="1">
             <w:r>
               <w:rPr>
                 <w:rStyle w:val="Hyperlink"/>
@@ -104,7 +104,7 @@
                 <w:noProof/>
                 <w:webHidden/>
               </w:rPr>
-              <w:instrText xml:space="preserve"> PAGEREF _Toc230613502 \h </w:instrText>
+              <w:instrText xml:space="preserve"> PAGEREF _Toc230615202 \h </w:instrText>
             </w:r>
             <w:r>
               <w:rPr>
@@ -150,7 +150,7 @@
               <w:szCs w:val="24"/>
             </w:rPr>
           </w:pPr>
-          <w:hyperlink w:anchor="_Toc230613503" w:history="1">
+          <w:hyperlink w:anchor="_Toc230615203" w:history="1">
             <w:r>
               <w:rPr>
                 <w:rStyle w:val="Hyperlink"/>
@@ -177,7 +177,7 @@
                 <w:noProof/>
                 <w:webHidden/>
               </w:rPr>
-              <w:instrText xml:space="preserve"> PAGEREF _Toc230613503 \h </w:instrText>
+              <w:instrText xml:space="preserve"> PAGEREF _Toc230615203 \h </w:instrText>
             </w:r>
             <w:r>
               <w:rPr>
@@ -197,7 +197,7 @@
                 <w:noProof/>
                 <w:webHidden/>
               </w:rPr>
-              <w:t>2</w:t>
+              <w:t>3</w:t>
             </w:r>
             <w:r>
               <w:rPr>
@@ -223,7 +223,7 @@
               <w:szCs w:val="24"/>
             </w:rPr>
           </w:pPr>
-          <w:hyperlink w:anchor="_Toc230613504" w:history="1">
+          <w:hyperlink w:anchor="_Toc230615204" w:history="1">
             <w:r>
               <w:rPr>
                 <w:rStyle w:val="Hyperlink"/>
@@ -250,7 +250,7 @@
                 <w:noProof/>
                 <w:webHidden/>
               </w:rPr>
-              <w:instrText xml:space="preserve"> PAGEREF _Toc230613504 \h </w:instrText>
+              <w:instrText xml:space="preserve"> PAGEREF _Toc230615204 \h </w:instrText>
             </w:r>
             <w:r>
               <w:rPr>
@@ -270,7 +270,7 @@
                 <w:noProof/>
                 <w:webHidden/>
               </w:rPr>
-              <w:t>2</w:t>
+              <w:t>3</w:t>
             </w:r>
             <w:r>
               <w:rPr>
@@ -297,7 +297,7 @@
               <w:sz w:val="24"/>
             </w:rPr>
           </w:pPr>
-          <w:hyperlink w:anchor="_Toc230613505" w:history="1">
+          <w:hyperlink w:anchor="_Toc230615205" w:history="1">
             <w:r>
               <w:rPr>
                 <w:rStyle w:val="Hyperlink"/>
@@ -324,7 +324,7 @@
                 <w:noProof/>
                 <w:webHidden/>
               </w:rPr>
-              <w:instrText xml:space="preserve"> PAGEREF _Toc230613505 \h </w:instrText>
+              <w:instrText xml:space="preserve"> PAGEREF _Toc230615205 \h </w:instrText>
             </w:r>
             <w:r>
               <w:rPr>
@@ -371,7 +371,7 @@
               <w:sz w:val="24"/>
             </w:rPr>
           </w:pPr>
-          <w:hyperlink w:anchor="_Toc230613506" w:history="1">
+          <w:hyperlink w:anchor="_Toc230615206" w:history="1">
             <w:r>
               <w:rPr>
                 <w:rStyle w:val="Hyperlink"/>
@@ -398,7 +398,7 @@
                 <w:noProof/>
                 <w:webHidden/>
               </w:rPr>
-              <w:instrText xml:space="preserve"> PAGEREF _Toc230613506 \h </w:instrText>
+              <w:instrText xml:space="preserve"> PAGEREF _Toc230615206 \h </w:instrText>
             </w:r>
             <w:r>
               <w:rPr>
@@ -444,7 +444,7 @@
               <w:szCs w:val="24"/>
             </w:rPr>
           </w:pPr>
-          <w:hyperlink w:anchor="_Toc230613507" w:history="1">
+          <w:hyperlink w:anchor="_Toc230615207" w:history="1">
             <w:r>
               <w:rPr>
                 <w:rStyle w:val="Hyperlink"/>
@@ -479,7 +479,7 @@
                 <w:noProof/>
                 <w:webHidden/>
               </w:rPr>
-              <w:instrText xml:space="preserve"> PAGEREF _Toc230613507 \h </w:instrText>
+              <w:instrText xml:space="preserve"> PAGEREF _Toc230615207 \h </w:instrText>
             </w:r>
             <w:r>
               <w:rPr>
@@ -523,7 +523,7 @@
               <w:szCs w:val="24"/>
             </w:rPr>
           </w:pPr>
-          <w:hyperlink w:anchor="_Toc230613508" w:history="1">
+          <w:hyperlink w:anchor="_Toc230615208" w:history="1">
             <w:r>
               <w:rPr>
                 <w:rStyle w:val="Hyperlink"/>
@@ -558,7 +558,7 @@
                 <w:noProof/>
                 <w:webHidden/>
               </w:rPr>
-              <w:instrText xml:space="preserve"> PAGEREF _Toc230613508 \h </w:instrText>
+              <w:instrText xml:space="preserve"> PAGEREF _Toc230615208 \h </w:instrText>
             </w:r>
             <w:r>
               <w:rPr>
@@ -602,7 +602,7 @@
               <w:szCs w:val="24"/>
             </w:rPr>
           </w:pPr>
-          <w:hyperlink w:anchor="_Toc230613509" w:history="1">
+          <w:hyperlink w:anchor="_Toc230615209" w:history="1">
             <w:r>
               <w:rPr>
                 <w:rStyle w:val="Hyperlink"/>
@@ -637,7 +637,7 @@
                 <w:noProof/>
                 <w:webHidden/>
               </w:rPr>
-              <w:instrText xml:space="preserve"> PAGEREF _Toc230613509 \h </w:instrText>
+              <w:instrText xml:space="preserve"> PAGEREF _Toc230615209 \h </w:instrText>
             </w:r>
             <w:r>
               <w:rPr>
@@ -657,7 +657,7 @@
                 <w:noProof/>
                 <w:webHidden/>
               </w:rPr>
-              <w:t>3</w:t>
+              <w:t>4</w:t>
             </w:r>
             <w:r>
               <w:rPr>
@@ -683,7 +683,7 @@
               <w:szCs w:val="24"/>
             </w:rPr>
           </w:pPr>
-          <w:hyperlink w:anchor="_Toc230613510" w:history="1">
+          <w:hyperlink w:anchor="_Toc230615210" w:history="1">
             <w:r>
               <w:rPr>
                 <w:rStyle w:val="Hyperlink"/>
@@ -718,7 +718,7 @@
                 <w:noProof/>
                 <w:webHidden/>
               </w:rPr>
-              <w:instrText xml:space="preserve"> PAGEREF _Toc230613510 \h </w:instrText>
+              <w:instrText xml:space="preserve"> PAGEREF _Toc230615210 \h </w:instrText>
             </w:r>
             <w:r>
               <w:rPr>
@@ -762,7 +762,7 @@
               <w:szCs w:val="24"/>
             </w:rPr>
           </w:pPr>
-          <w:hyperlink w:anchor="_Toc230613511" w:history="1">
+          <w:hyperlink w:anchor="_Toc230615211" w:history="1">
             <w:r>
               <w:rPr>
                 <w:rStyle w:val="Hyperlink"/>
@@ -776,6 +776,164 @@
                 <w:rFonts w:ascii="Consolas" w:hAnsi="Consolas" w:cs="Consolas"/>
                 <w:noProof/>
               </w:rPr>
+              <w:t>ScalarPotential</w:t>
+            </w:r>
+            <w:r>
+              <w:rPr>
+                <w:noProof/>
+                <w:webHidden/>
+              </w:rPr>
+              <w:tab/>
+            </w:r>
+            <w:r>
+              <w:rPr>
+                <w:noProof/>
+                <w:webHidden/>
+              </w:rPr>
+              <w:fldChar w:fldCharType="begin"/>
+            </w:r>
+            <w:r>
+              <w:rPr>
+                <w:noProof/>
+                <w:webHidden/>
+              </w:rPr>
+              <w:instrText xml:space="preserve"> PAGEREF _Toc230615211 \h </w:instrText>
+            </w:r>
+            <w:r>
+              <w:rPr>
+                <w:noProof/>
+                <w:webHidden/>
+              </w:rPr>
+            </w:r>
+            <w:r>
+              <w:rPr>
+                <w:noProof/>
+                <w:webHidden/>
+              </w:rPr>
+              <w:fldChar w:fldCharType="separate"/>
+            </w:r>
+            <w:r>
+              <w:rPr>
+                <w:noProof/>
+                <w:webHidden/>
+              </w:rPr>
+              <w:t>5</w:t>
+            </w:r>
+            <w:r>
+              <w:rPr>
+                <w:noProof/>
+                <w:webHidden/>
+              </w:rPr>
+              <w:fldChar w:fldCharType="end"/>
+            </w:r>
+          </w:hyperlink>
+        </w:p>
+        <w:p>
+          <w:pPr>
+            <w:pStyle w:val="TOC3"/>
+            <w:tabs>
+              <w:tab w:val="right" w:leader="dot" w:pos="9350"/>
+            </w:tabs>
+            <w:rPr>
+              <w:rFonts w:eastAsiaTheme="minorEastAsia"/>
+              <w:noProof/>
+              <w:sz w:val="24"/>
+              <w:szCs w:val="24"/>
+            </w:rPr>
+          </w:pPr>
+          <w:hyperlink w:anchor="_Toc230615212" w:history="1">
+            <w:r>
+              <w:rPr>
+                <w:rStyle w:val="Hyperlink"/>
+                <w:noProof/>
+              </w:rPr>
+              <w:t xml:space="preserve">Function </w:t>
+            </w:r>
+            <w:r>
+              <w:rPr>
+                <w:rStyle w:val="Hyperlink"/>
+                <w:rFonts w:ascii="Consolas" w:hAnsi="Consolas" w:cs="Consolas"/>
+                <w:noProof/>
+              </w:rPr>
+              <w:t>causal_cumulative_mean</w:t>
+            </w:r>
+            <w:r>
+              <w:rPr>
+                <w:noProof/>
+                <w:webHidden/>
+              </w:rPr>
+              <w:tab/>
+            </w:r>
+            <w:r>
+              <w:rPr>
+                <w:noProof/>
+                <w:webHidden/>
+              </w:rPr>
+              <w:fldChar w:fldCharType="begin"/>
+            </w:r>
+            <w:r>
+              <w:rPr>
+                <w:noProof/>
+                <w:webHidden/>
+              </w:rPr>
+              <w:instrText xml:space="preserve"> PAGEREF _Toc230615212 \h </w:instrText>
+            </w:r>
+            <w:r>
+              <w:rPr>
+                <w:noProof/>
+                <w:webHidden/>
+              </w:rPr>
+            </w:r>
+            <w:r>
+              <w:rPr>
+                <w:noProof/>
+                <w:webHidden/>
+              </w:rPr>
+              <w:fldChar w:fldCharType="separate"/>
+            </w:r>
+            <w:r>
+              <w:rPr>
+                <w:noProof/>
+                <w:webHidden/>
+              </w:rPr>
+              <w:t>6</w:t>
+            </w:r>
+            <w:r>
+              <w:rPr>
+                <w:noProof/>
+                <w:webHidden/>
+              </w:rPr>
+              <w:fldChar w:fldCharType="end"/>
+            </w:r>
+          </w:hyperlink>
+        </w:p>
+        <w:p>
+          <w:pPr>
+            <w:pStyle w:val="TOC3"/>
+            <w:tabs>
+              <w:tab w:val="right" w:leader="dot" w:pos="9350"/>
+            </w:tabs>
+            <w:rPr>
+              <w:rFonts w:eastAsiaTheme="minorEastAsia"/>
+              <w:noProof/>
+              <w:sz w:val="24"/>
+              <w:szCs w:val="24"/>
+            </w:rPr>
+          </w:pPr>
+          <w:hyperlink w:anchor="_Toc230615213" w:history="1">
+            <w:r>
+              <w:rPr>
+                <w:rStyle w:val="Hyperlink"/>
+                <w:noProof/>
+              </w:rPr>
+              <w:t xml:space="preserve">Class </w:t>
+            </w:r>
+            <w:r>
+              <w:rPr>
+                <w:rStyle w:val="Hyperlink"/>
+                <w:rFonts w:ascii="Consolas" w:hAnsi="Consolas" w:cs="Consolas"/>
+                <w:noProof/>
+              </w:rPr>
               <w:t>ScalarPotentialLMSARFMass</w:t>
             </w:r>
             <w:r>
@@ -797,7 +955,7 @@
                 <w:noProof/>
                 <w:webHidden/>
               </w:rPr>
-              <w:instrText xml:space="preserve"> PAGEREF _Toc230613511 \h </w:instrText>
+              <w:instrText xml:space="preserve"> PAGEREF _Toc230615213 \h </w:instrText>
             </w:r>
             <w:r>
               <w:rPr>
@@ -817,7 +975,7 @@
                 <w:noProof/>
                 <w:webHidden/>
               </w:rPr>
-              <w:t>5</w:t>
+              <w:t>6</w:t>
             </w:r>
             <w:r>
               <w:rPr>
@@ -846,7 +1004,7 @@
       <w:pPr>
         <w:pStyle w:val="Heading1"/>
       </w:pPr>
-      <w:bookmarkStart w:id="0" w:name="_Toc230613502"/>
+      <w:bookmarkStart w:id="0" w:name="_Toc230615202"/>
       <w:r>
         <w:t>Reference Vanilla Architecture</w:t>
       </w:r>
@@ -952,7 +1110,6 @@
           <w:sz w:val="17"/>
           <w:szCs w:val="17"/>
         </w:rPr>
-        <w:lastRenderedPageBreak/>
         <w:t>model.py</w:t>
       </w:r>
       <w:r>
@@ -2342,6 +2499,151 @@
     <w:p>
       <w:pPr>
         <w:rPr>
+          <w:rFonts w:ascii="Consolas" w:eastAsiaTheme="minorEastAsia" w:hAnsi="Consolas" w:cs="Consolas"/>
+          <w:sz w:val="17"/>
+          <w:szCs w:val="17"/>
+        </w:rPr>
+      </w:pPr>
+      <w:r>
+        <w:rPr>
+          <w:rFonts w:ascii="Consolas" w:eastAsiaTheme="minorEastAsia" w:hAnsi="Consolas" w:cs="Consolas"/>
+          <w:color w:val="C00000"/>
+          <w:sz w:val="17"/>
+          <w:szCs w:val="17"/>
+        </w:rPr>
+        <w:t>class</w:t>
+      </w:r>
+      <w:r>
+        <w:rPr>
+          <w:rFonts w:ascii="Consolas" w:eastAsiaTheme="minorEastAsia" w:hAnsi="Consolas" w:cs="Consolas"/>
+          <w:sz w:val="17"/>
+          <w:szCs w:val="17"/>
+        </w:rPr>
+        <w:t xml:space="preserve"> ScalarPotentialLMSARFMass(nn.</w:t>
+      </w:r>
+      <w:r>
+        <w:rPr>
+          <w:rFonts w:ascii="Consolas" w:eastAsiaTheme="minorEastAsia" w:hAnsi="Consolas" w:cs="Consolas"/>
+          <w:color w:val="0B769F" w:themeColor="accent4" w:themeShade="BF"/>
+          <w:sz w:val="17"/>
+          <w:szCs w:val="17"/>
+        </w:rPr>
+        <w:t>Module</w:t>
+      </w:r>
+      <w:r>
+        <w:rPr>
+          <w:rFonts w:ascii="Consolas" w:eastAsiaTheme="minorEastAsia" w:hAnsi="Consolas" w:cs="Consolas"/>
+          <w:sz w:val="17"/>
+          <w:szCs w:val="17"/>
+        </w:rPr>
+        <w:t>):</w:t>
+      </w:r>
+    </w:p>
+    <w:p>
+      <w:pPr>
+        <w:rPr>
+          <w:rFonts w:ascii="Consolas" w:eastAsiaTheme="minorEastAsia" w:hAnsi="Consolas" w:cs="Consolas"/>
+          <w:sz w:val="17"/>
+          <w:szCs w:val="17"/>
+        </w:rPr>
+      </w:pPr>
+      <w:r>
+        <w:rPr>
+          <w:rFonts w:ascii="Consolas" w:eastAsiaTheme="minorEastAsia" w:hAnsi="Consolas" w:cs="Consolas"/>
+          <w:sz w:val="17"/>
+          <w:szCs w:val="17"/>
+        </w:rPr>
+        <w:t xml:space="preserve">    </w:t>
+      </w:r>
+      <w:r>
+        <w:rPr>
+          <w:rFonts w:ascii="Consolas" w:eastAsiaTheme="minorEastAsia" w:hAnsi="Consolas" w:cs="Consolas"/>
+          <w:color w:val="C00000"/>
+          <w:sz w:val="17"/>
+          <w:szCs w:val="17"/>
+        </w:rPr>
+        <w:t>def</w:t>
+      </w:r>
+      <w:r>
+        <w:rPr>
+          <w:rFonts w:ascii="Consolas" w:eastAsiaTheme="minorEastAsia" w:hAnsi="Consolas" w:cs="Consolas"/>
+          <w:sz w:val="17"/>
+          <w:szCs w:val="17"/>
+        </w:rPr>
+        <w:t xml:space="preserve"> __init__(</w:t>
+      </w:r>
+      <w:r>
+        <w:rPr>
+          <w:rFonts w:ascii="Consolas" w:eastAsiaTheme="minorEastAsia" w:hAnsi="Consolas" w:cs="Consolas"/>
+          <w:color w:val="7030A0"/>
+          <w:sz w:val="17"/>
+          <w:szCs w:val="17"/>
+        </w:rPr>
+        <w:t>self</w:t>
+      </w:r>
+      <w:r>
+        <w:rPr>
+          <w:rFonts w:ascii="Consolas" w:eastAsiaTheme="minorEastAsia" w:hAnsi="Consolas" w:cs="Consolas"/>
+          <w:sz w:val="17"/>
+          <w:szCs w:val="17"/>
+        </w:rPr>
+        <w:t>, cfg):</w:t>
+      </w:r>
+    </w:p>
+    <w:p>
+      <w:pPr>
+        <w:rPr>
+          <w:rFonts w:ascii="Consolas" w:eastAsiaTheme="minorEastAsia" w:hAnsi="Consolas" w:cs="Consolas"/>
+          <w:sz w:val="17"/>
+          <w:szCs w:val="17"/>
+        </w:rPr>
+      </w:pPr>
+      <w:r>
+        <w:rPr>
+          <w:rFonts w:ascii="Consolas" w:eastAsiaTheme="minorEastAsia" w:hAnsi="Consolas" w:cs="Consolas"/>
+          <w:sz w:val="17"/>
+          <w:szCs w:val="17"/>
+        </w:rPr>
+        <w:t xml:space="preserve">        ...</w:t>
+      </w:r>
+    </w:p>
+    <w:p>
+      <w:pPr>
+        <w:rPr>
+          <w:rFonts w:ascii="Consolas" w:eastAsiaTheme="minorEastAsia" w:hAnsi="Consolas" w:cs="Consolas"/>
+          <w:sz w:val="17"/>
+          <w:szCs w:val="17"/>
+        </w:rPr>
+      </w:pPr>
+      <w:r>
+        <w:rPr>
+          <w:rFonts w:ascii="Consolas" w:eastAsiaTheme="minorEastAsia" w:hAnsi="Consolas" w:cs="Consolas"/>
+          <w:sz w:val="17"/>
+          <w:szCs w:val="17"/>
+        </w:rPr>
+        <w:t xml:space="preserve">        </w:t>
+      </w:r>
+      <w:r>
+        <w:rPr>
+          <w:rFonts w:ascii="Consolas" w:eastAsiaTheme="minorEastAsia" w:hAnsi="Consolas" w:cs="Consolas"/>
+          <w:color w:val="7030A0"/>
+          <w:sz w:val="17"/>
+          <w:szCs w:val="17"/>
+        </w:rPr>
+        <w:t>self</w:t>
+      </w:r>
+      <w:r>
+        <w:rPr>
+          <w:rFonts w:ascii="Consolas" w:eastAsiaTheme="minorEastAsia" w:hAnsi="Consolas" w:cs="Consolas"/>
+          <w:sz w:val="17"/>
+          <w:szCs w:val="17"/>
+        </w:rPr>
+        <w:t>.V_theta = ScalarPotential(cfg.d, cfg.v_hidden, cfg.v_depth)</w:t>
+      </w:r>
+    </w:p>
+    <w:p>
+      <w:pPr>
+        <w:rPr>
           <w:rFonts w:eastAsiaTheme="minorEastAsia"/>
         </w:rPr>
       </w:pPr>
@@ -2352,6 +2654,235 @@
           <w:rFonts w:eastAsiaTheme="minorEastAsia"/>
         </w:rPr>
       </w:pPr>
+      <w:r>
+        <w:rPr>
+          <w:rFonts w:eastAsiaTheme="minorEastAsia"/>
+        </w:rPr>
+        <w:t>and the ScalarPotential is the MLP</w:t>
+      </w:r>
+    </w:p>
+    <w:p>
+      <w:pPr>
+        <w:rPr>
+          <w:rFonts w:eastAsiaTheme="minorEastAsia"/>
+        </w:rPr>
+      </w:pPr>
+    </w:p>
+    <w:p>
+      <w:pPr>
+        <w:rPr>
+          <w:rFonts w:ascii="Consolas" w:eastAsiaTheme="minorEastAsia" w:hAnsi="Consolas" w:cs="Consolas"/>
+          <w:sz w:val="17"/>
+          <w:szCs w:val="17"/>
+        </w:rPr>
+      </w:pPr>
+      <w:r>
+        <w:rPr>
+          <w:rFonts w:ascii="Consolas" w:eastAsiaTheme="minorEastAsia" w:hAnsi="Consolas" w:cs="Consolas"/>
+          <w:sz w:val="17"/>
+          <w:szCs w:val="17"/>
+        </w:rPr>
+        <w:t>class ScalarPotential(nn.Module):</w:t>
+      </w:r>
+    </w:p>
+    <w:p>
+      <w:pPr>
+        <w:rPr>
+          <w:rFonts w:ascii="Consolas" w:eastAsiaTheme="minorEastAsia" w:hAnsi="Consolas" w:cs="Consolas"/>
+          <w:sz w:val="17"/>
+          <w:szCs w:val="17"/>
+        </w:rPr>
+      </w:pPr>
+      <w:r>
+        <w:rPr>
+          <w:rFonts w:ascii="Consolas" w:eastAsiaTheme="minorEastAsia" w:hAnsi="Consolas" w:cs="Consolas"/>
+          <w:sz w:val="17"/>
+          <w:szCs w:val="17"/>
+        </w:rPr>
+        <w:t xml:space="preserve">    def __init__(self, d, hidden, depth):</w:t>
+      </w:r>
+    </w:p>
+    <w:p>
+      <w:pPr>
+        <w:rPr>
+          <w:rFonts w:ascii="Consolas" w:eastAsiaTheme="minorEastAsia" w:hAnsi="Consolas" w:cs="Consolas"/>
+          <w:sz w:val="17"/>
+          <w:szCs w:val="17"/>
+        </w:rPr>
+      </w:pPr>
+      <w:r>
+        <w:rPr>
+          <w:rFonts w:ascii="Consolas" w:eastAsiaTheme="minorEastAsia" w:hAnsi="Consolas" w:cs="Consolas"/>
+          <w:sz w:val="17"/>
+          <w:szCs w:val="17"/>
+        </w:rPr>
+        <w:t xml:space="preserve">        layers = [nn.Linear(2 * d, hidden), nn.GELU()]</w:t>
+      </w:r>
+    </w:p>
+    <w:p>
+      <w:pPr>
+        <w:rPr>
+          <w:rFonts w:ascii="Consolas" w:eastAsiaTheme="minorEastAsia" w:hAnsi="Consolas" w:cs="Consolas"/>
+          <w:sz w:val="17"/>
+          <w:szCs w:val="17"/>
+        </w:rPr>
+      </w:pPr>
+      <w:r>
+        <w:rPr>
+          <w:rFonts w:ascii="Consolas" w:eastAsiaTheme="minorEastAsia" w:hAnsi="Consolas" w:cs="Consolas"/>
+          <w:sz w:val="17"/>
+          <w:szCs w:val="17"/>
+        </w:rPr>
+        <w:t xml:space="preserve">        for _ in range(depth - 1):</w:t>
+      </w:r>
+    </w:p>
+    <w:p>
+      <w:pPr>
+        <w:rPr>
+          <w:rFonts w:ascii="Consolas" w:eastAsiaTheme="minorEastAsia" w:hAnsi="Consolas" w:cs="Consolas"/>
+          <w:sz w:val="17"/>
+          <w:szCs w:val="17"/>
+        </w:rPr>
+      </w:pPr>
+      <w:r>
+        <w:rPr>
+          <w:rFonts w:ascii="Consolas" w:eastAsiaTheme="minorEastAsia" w:hAnsi="Consolas" w:cs="Consolas"/>
+          <w:sz w:val="17"/>
+          <w:szCs w:val="17"/>
+        </w:rPr>
+        <w:t xml:space="preserve">            layers += [nn.Linear(hidden, hidden), nn.GELU()]</w:t>
+      </w:r>
+    </w:p>
+    <w:p>
+      <w:pPr>
+        <w:rPr>
+          <w:rFonts w:ascii="Consolas" w:eastAsiaTheme="minorEastAsia" w:hAnsi="Consolas" w:cs="Consolas"/>
+          <w:sz w:val="17"/>
+          <w:szCs w:val="17"/>
+        </w:rPr>
+      </w:pPr>
+      <w:r>
+        <w:rPr>
+          <w:rFonts w:ascii="Consolas" w:eastAsiaTheme="minorEastAsia" w:hAnsi="Consolas" w:cs="Consolas"/>
+          <w:sz w:val="17"/>
+          <w:szCs w:val="17"/>
+        </w:rPr>
+        <w:t xml:space="preserve">        layers += [nn.Linear(hidden, 1)]</w:t>
+      </w:r>
+    </w:p>
+    <w:p>
+      <w:pPr>
+        <w:rPr>
+          <w:rFonts w:ascii="Consolas" w:eastAsiaTheme="minorEastAsia" w:hAnsi="Consolas" w:cs="Consolas"/>
+          <w:sz w:val="17"/>
+          <w:szCs w:val="17"/>
+        </w:rPr>
+      </w:pPr>
+      <w:r>
+        <w:rPr>
+          <w:rFonts w:ascii="Consolas" w:eastAsiaTheme="minorEastAsia" w:hAnsi="Consolas" w:cs="Consolas"/>
+          <w:sz w:val="17"/>
+          <w:szCs w:val="17"/>
+        </w:rPr>
+        <w:t xml:space="preserve">        self.net = nn.Sequential(*layers)</w:t>
+      </w:r>
+    </w:p>
+    <w:p>
+      <w:pPr>
+        <w:rPr>
+          <w:rFonts w:ascii="Consolas" w:eastAsiaTheme="minorEastAsia" w:hAnsi="Consolas" w:cs="Consolas"/>
+          <w:sz w:val="17"/>
+          <w:szCs w:val="17"/>
+        </w:rPr>
+      </w:pPr>
+      <w:r>
+        <w:rPr>
+          <w:rFonts w:ascii="Consolas" w:eastAsiaTheme="minorEastAsia" w:hAnsi="Consolas" w:cs="Consolas"/>
+          <w:sz w:val="17"/>
+          <w:szCs w:val="17"/>
+        </w:rPr>
+        <w:t xml:space="preserve">        ...</w:t>
+      </w:r>
+    </w:p>
+    <w:p>
+      <w:pPr>
+        <w:rPr>
+          <w:rFonts w:ascii="Consolas" w:eastAsiaTheme="minorEastAsia" w:hAnsi="Consolas" w:cs="Consolas"/>
+          <w:sz w:val="17"/>
+          <w:szCs w:val="17"/>
+        </w:rPr>
+      </w:pPr>
+      <w:r>
+        <w:rPr>
+          <w:rFonts w:ascii="Consolas" w:eastAsiaTheme="minorEastAsia" w:hAnsi="Consolas" w:cs="Consolas"/>
+          <w:sz w:val="17"/>
+          <w:szCs w:val="17"/>
+        </w:rPr>
+        <w:t xml:space="preserve">    def forward(self, xi, h):</w:t>
+      </w:r>
+    </w:p>
+    <w:p>
+      <w:pPr>
+        <w:rPr>
+          <w:rFonts w:ascii="Consolas" w:eastAsiaTheme="minorEastAsia" w:hAnsi="Consolas" w:cs="Consolas"/>
+          <w:sz w:val="17"/>
+          <w:szCs w:val="17"/>
+        </w:rPr>
+      </w:pPr>
+      <w:r>
+        <w:rPr>
+          <w:rFonts w:ascii="Consolas" w:eastAsiaTheme="minorEastAsia" w:hAnsi="Consolas" w:cs="Consolas"/>
+          <w:sz w:val="17"/>
+          <w:szCs w:val="17"/>
+        </w:rPr>
+        <w:t xml:space="preserve">        return self.net(torch.cat([xi, h], dim=-1))</w:t>
+      </w:r>
+    </w:p>
+    <w:p>
+      <w:pPr>
+        <w:rPr>
+          <w:rFonts w:eastAsiaTheme="minorEastAsia"/>
+        </w:rPr>
+      </w:pPr>
+      <w:r>
+        <w:rPr>
+          <w:rFonts w:eastAsiaTheme="minorEastAsia"/>
+        </w:rPr>
+        <w:lastRenderedPageBreak/>
+        <w:t xml:space="preserve">The learnable weights here - </w:t>
+      </w:r>
+      <w:r>
+        <w:rPr>
+          <w:rFonts w:ascii="Consolas" w:hAnsi="Consolas" w:cs="Consolas"/>
+          <w:sz w:val="17"/>
+          <w:szCs w:val="17"/>
+        </w:rPr>
+        <w:t>self.V_theta.net.parameters()</w:t>
+      </w:r>
+      <w:r>
+        <w:t xml:space="preserve"> are </w:t>
+      </w:r>
+      <m:oMath>
+        <m:r>
+          <w:rPr>
+            <w:rFonts w:ascii="Cambria Math" w:eastAsiaTheme="minorEastAsia" w:hAnsi="Cambria Math"/>
+          </w:rPr>
+          <m:t>θ</m:t>
+        </m:r>
+      </m:oMath>
+      <w:r>
+        <w:rPr>
+          <w:rFonts w:eastAsiaTheme="minorEastAsia"/>
+        </w:rPr>
+        <w:t>.</w:t>
+      </w:r>
+    </w:p>
+    <w:p>
+      <w:pPr>
+        <w:rPr>
+          <w:rFonts w:eastAsiaTheme="minorEastAsia"/>
+        </w:rPr>
+      </w:pPr>
     </w:p>
     <w:p>
       <w:pPr>
@@ -2360,7 +2891,7 @@
           <w:rFonts w:eastAsiaTheme="minorEastAsia"/>
         </w:rPr>
       </w:pPr>
-      <w:bookmarkStart w:id="1" w:name="_Toc230613503"/>
+      <w:bookmarkStart w:id="1" w:name="_Toc230615203"/>
       <w:r>
         <w:rPr>
           <w:rFonts w:eastAsiaTheme="minorEastAsia"/>
@@ -2981,7 +3512,7 @@
       <w:pPr>
         <w:pStyle w:val="Heading2"/>
       </w:pPr>
-      <w:bookmarkStart w:id="2" w:name="_Toc230613504"/>
+      <w:bookmarkStart w:id="2" w:name="_Toc230615204"/>
       <w:r>
         <w:t xml:space="preserve">Training the SPLM : Learning the </w:t>
       </w:r>
@@ -2997,6 +3528,7 @@
       <w:bookmarkEnd w:id="2"/>
     </w:p>
     <w:p/>
+    <w:p/>
     <w:p>
       <w:pPr>
         <w:rPr>
@@ -3016,10 +3548,9 @@
         <w:pStyle w:val="Heading1"/>
       </w:pPr>
       <w:r>
-        <w:lastRenderedPageBreak/>
         <w:br/>
       </w:r>
-      <w:bookmarkStart w:id="3" w:name="_Toc230613505"/>
+      <w:bookmarkStart w:id="3" w:name="_Toc230615205"/>
       <w:r>
         <w:t>References</w:t>
       </w:r>
@@ -3183,7 +3714,7 @@
       <w:pPr>
         <w:pStyle w:val="Heading1"/>
       </w:pPr>
-      <w:bookmarkStart w:id="4" w:name="_Toc230613506"/>
+      <w:bookmarkStart w:id="4" w:name="_Toc230615206"/>
       <w:r>
         <w:t>Appendix</w:t>
       </w:r>
@@ -3194,7 +3725,7 @@
       <w:pPr>
         <w:pStyle w:val="Heading2"/>
       </w:pPr>
-      <w:bookmarkStart w:id="5" w:name="_Toc230613507"/>
+      <w:bookmarkStart w:id="5" w:name="_Toc230615207"/>
       <w:r>
         <w:t xml:space="preserve">Module </w:t>
       </w:r>
@@ -3211,7 +3742,7 @@
       <w:pPr>
         <w:pStyle w:val="Heading3"/>
       </w:pPr>
-      <w:bookmarkStart w:id="6" w:name="_Toc230613508"/>
+      <w:bookmarkStart w:id="6" w:name="_Toc230615208"/>
       <w:r>
         <w:t xml:space="preserve">Function </w:t>
       </w:r>
@@ -3802,7 +4333,7 @@
       <w:pPr>
         <w:pStyle w:val="Heading3"/>
       </w:pPr>
-      <w:bookmarkStart w:id="7" w:name="_Toc230613509"/>
+      <w:bookmarkStart w:id="7" w:name="_Toc230615209"/>
       <w:r>
         <w:t xml:space="preserve">Function </w:t>
       </w:r>
@@ -3892,8 +4423,1632 @@
           <w:sz w:val="17"/>
           <w:szCs w:val="17"/>
         </w:rPr>
+        <w:t xml:space="preserve">       H   : (L+1, T, d)  raw hidden states  h_l</w:t>
+      </w:r>
+    </w:p>
+    <w:p>
+      <w:pPr>
+        <w:rPr>
+          <w:rFonts w:ascii="Consolas" w:hAnsi="Consolas" w:cs="Consolas"/>
+          <w:color w:val="3A7C22" w:themeColor="accent6" w:themeShade="BF"/>
+          <w:sz w:val="17"/>
+          <w:szCs w:val="17"/>
+        </w:rPr>
+      </w:pPr>
+      <w:r>
+        <w:rPr>
+          <w:rFonts w:ascii="Consolas" w:hAnsi="Consolas" w:cs="Consolas"/>
+          <w:color w:val="3A7C22" w:themeColor="accent6" w:themeShade="BF"/>
+          <w:sz w:val="17"/>
+          <w:szCs w:val="17"/>
+        </w:rPr>
+        <w:t xml:space="preserve">       GV  : (L,   T, d)  grad_h V_theta(xi, h_l)  for l = 0..L-1</w:t>
+      </w:r>
+    </w:p>
+    <w:p>
+      <w:pPr>
+        <w:rPr>
+          <w:rFonts w:ascii="Consolas" w:hAnsi="Consolas" w:cs="Consolas"/>
+          <w:color w:val="3A7C22" w:themeColor="accent6" w:themeShade="BF"/>
+          <w:sz w:val="17"/>
+          <w:szCs w:val="17"/>
+        </w:rPr>
+      </w:pPr>
+      <w:r>
+        <w:rPr>
+          <w:rFonts w:ascii="Consolas" w:hAnsi="Consolas" w:cs="Consolas"/>
+          <w:color w:val="3A7C22" w:themeColor="accent6" w:themeShade="BF"/>
+          <w:sz w:val="17"/>
+          <w:szCs w:val="17"/>
+        </w:rPr>
+        <w:t xml:space="preserve">       XI  : (T, d)  the constant context vector</w:t>
+      </w:r>
+    </w:p>
+    <w:p>
+      <w:pPr>
+        <w:rPr>
+          <w:rFonts w:ascii="Consolas" w:hAnsi="Consolas" w:cs="Consolas"/>
+          <w:color w:val="3A7C22" w:themeColor="accent6" w:themeShade="BF"/>
+          <w:sz w:val="17"/>
+          <w:szCs w:val="17"/>
+        </w:rPr>
+      </w:pPr>
+    </w:p>
+    <w:p>
+      <w:pPr>
+        <w:rPr>
+          <w:rFonts w:ascii="Consolas" w:hAnsi="Consolas" w:cs="Consolas"/>
+          <w:color w:val="3A7C22" w:themeColor="accent6" w:themeShade="BF"/>
+          <w:sz w:val="17"/>
+          <w:szCs w:val="17"/>
+        </w:rPr>
+      </w:pPr>
+      <w:r>
+        <w:rPr>
+          <w:rFonts w:ascii="Consolas" w:hAnsi="Consolas" w:cs="Consolas"/>
+          <w:color w:val="3A7C22" w:themeColor="accent6" w:themeShade="BF"/>
+          <w:sz w:val="17"/>
+          <w:szCs w:val="17"/>
+        </w:rPr>
+        <w:t xml:space="preserve">    The dynamics equation is</w:t>
+      </w:r>
+    </w:p>
+    <w:p>
+      <w:pPr>
+        <w:rPr>
+          <w:rFonts w:ascii="Consolas" w:hAnsi="Consolas" w:cs="Consolas"/>
+          <w:color w:val="3A7C22" w:themeColor="accent6" w:themeShade="BF"/>
+          <w:sz w:val="17"/>
+          <w:szCs w:val="17"/>
+        </w:rPr>
+      </w:pPr>
+    </w:p>
+    <w:p>
+      <w:pPr>
+        <w:rPr>
+          <w:rFonts w:ascii="Consolas" w:hAnsi="Consolas" w:cs="Consolas"/>
+          <w:color w:val="3A7C22" w:themeColor="accent6" w:themeShade="BF"/>
+          <w:sz w:val="17"/>
+          <w:szCs w:val="17"/>
+        </w:rPr>
+      </w:pPr>
+      <w:r>
+        <w:rPr>
+          <w:rFonts w:ascii="Consolas" w:hAnsi="Consolas" w:cs="Consolas"/>
+          <w:color w:val="3A7C22" w:themeColor="accent6" w:themeShade="BF"/>
+          <w:sz w:val="17"/>
+          <w:szCs w:val="17"/>
+        </w:rPr>
+        <w:t xml:space="preserve">       h_{l+1} = h_l + dt * v_{l+1}</w:t>
+      </w:r>
+    </w:p>
+    <w:p>
+      <w:pPr>
+        <w:rPr>
+          <w:rFonts w:ascii="Consolas" w:hAnsi="Consolas" w:cs="Consolas"/>
+          <w:color w:val="3A7C22" w:themeColor="accent6" w:themeShade="BF"/>
+          <w:sz w:val="17"/>
+          <w:szCs w:val="17"/>
+        </w:rPr>
+      </w:pPr>
+      <w:r>
+        <w:rPr>
+          <w:rFonts w:ascii="Consolas" w:hAnsi="Consolas" w:cs="Consolas"/>
+          <w:color w:val="3A7C22" w:themeColor="accent6" w:themeShade="BF"/>
+          <w:sz w:val="17"/>
+          <w:szCs w:val="17"/>
+        </w:rPr>
+        <w:t xml:space="preserve">       v_{l+1} = (v_l + dt*f_l/m) / (1 + dt*gamma),  f_l = -grad_h V_theta(xi, h_l)</w:t>
+      </w:r>
+    </w:p>
+    <w:p>
+      <w:pPr>
+        <w:rPr>
+          <w:rFonts w:ascii="Consolas" w:hAnsi="Consolas" w:cs="Consolas"/>
+          <w:color w:val="3A7C22" w:themeColor="accent6" w:themeShade="BF"/>
+          <w:sz w:val="17"/>
+          <w:szCs w:val="17"/>
+        </w:rPr>
+      </w:pPr>
+    </w:p>
+    <w:p>
+      <w:pPr>
+        <w:rPr>
+          <w:rFonts w:ascii="Consolas" w:hAnsi="Consolas" w:cs="Consolas"/>
+          <w:color w:val="3A7C22" w:themeColor="accent6" w:themeShade="BF"/>
+          <w:sz w:val="17"/>
+          <w:szCs w:val="17"/>
+        </w:rPr>
+      </w:pPr>
+      <w:r>
+        <w:rPr>
+          <w:rFonts w:ascii="Consolas" w:hAnsi="Consolas" w:cs="Consolas"/>
+          <w:color w:val="3A7C22" w:themeColor="accent6" w:themeShade="BF"/>
+          <w:sz w:val="17"/>
+          <w:szCs w:val="17"/>
+        </w:rPr>
+        <w:t xml:space="preserve">    so Delta h_l := h_{l+1} - h_l depends on (v_l, grad_V at h_l).</w:t>
+      </w:r>
+    </w:p>
+    <w:p>
+      <w:pPr>
+        <w:rPr>
+          <w:rFonts w:ascii="Consolas" w:hAnsi="Consolas" w:cs="Consolas"/>
+          <w:color w:val="3A7C22" w:themeColor="accent6" w:themeShade="BF"/>
+          <w:sz w:val="17"/>
+          <w:szCs w:val="17"/>
+        </w:rPr>
+      </w:pPr>
+    </w:p>
+    <w:p>
+      <w:pPr>
+        <w:rPr>
+          <w:rFonts w:ascii="Consolas" w:hAnsi="Consolas" w:cs="Consolas"/>
+          <w:color w:val="3A7C22" w:themeColor="accent6" w:themeShade="BF"/>
+          <w:sz w:val="17"/>
+          <w:szCs w:val="17"/>
+        </w:rPr>
+      </w:pPr>
+      <w:r>
+        <w:rPr>
+          <w:rFonts w:ascii="Consolas" w:hAnsi="Consolas" w:cs="Consolas"/>
+          <w:color w:val="3A7C22" w:themeColor="accent6" w:themeShade="BF"/>
+          <w:sz w:val="17"/>
+          <w:szCs w:val="17"/>
+        </w:rPr>
+        <w:t xml:space="preserve">    Handles both the base ScalarPotentialLM (fixed xi from _embed_and_pool)</w:t>
+      </w:r>
+    </w:p>
+    <w:p>
+      <w:pPr>
+        <w:rPr>
+          <w:rFonts w:ascii="Consolas" w:hAnsi="Consolas" w:cs="Consolas"/>
+          <w:color w:val="3A7C22" w:themeColor="accent6" w:themeShade="BF"/>
+          <w:sz w:val="17"/>
+          <w:szCs w:val="17"/>
+        </w:rPr>
+      </w:pPr>
+      <w:r>
+        <w:rPr>
+          <w:rFonts w:ascii="Consolas" w:hAnsi="Consolas" w:cs="Consolas"/>
+          <w:color w:val="3A7C22" w:themeColor="accent6" w:themeShade="BF"/>
+          <w:sz w:val="17"/>
+          <w:szCs w:val="17"/>
+        </w:rPr>
+        <w:t xml:space="preserve">    and ScalarPotentialLMSARFMass[LN] variants (per-step xi via</w:t>
+      </w:r>
+    </w:p>
+    <w:p>
+      <w:pPr>
+        <w:rPr>
+          <w:rFonts w:ascii="Consolas" w:hAnsi="Consolas" w:cs="Consolas"/>
+          <w:color w:val="3A7C22" w:themeColor="accent6" w:themeShade="BF"/>
+          <w:sz w:val="17"/>
+          <w:szCs w:val="17"/>
+        </w:rPr>
+      </w:pPr>
+      <w:r>
+        <w:rPr>
+          <w:rFonts w:ascii="Consolas" w:hAnsi="Consolas" w:cs="Consolas"/>
+          <w:color w:val="3A7C22" w:themeColor="accent6" w:themeShade="BF"/>
+          <w:sz w:val="17"/>
+          <w:szCs w:val="17"/>
+        </w:rPr>
+        <w:t xml:space="preserve">    causal_cumulative_mean, per-token mass, optional LN projection).</w:t>
+      </w:r>
+    </w:p>
+    <w:p>
+      <w:pPr>
+        <w:rPr>
+          <w:rFonts w:ascii="Consolas" w:hAnsi="Consolas" w:cs="Consolas"/>
+          <w:sz w:val="17"/>
+          <w:szCs w:val="17"/>
+        </w:rPr>
+      </w:pPr>
+      <w:r>
+        <w:rPr>
+          <w:rFonts w:ascii="Consolas" w:hAnsi="Consolas" w:cs="Consolas"/>
+          <w:color w:val="3A7C22" w:themeColor="accent6" w:themeShade="BF"/>
+          <w:sz w:val="17"/>
+          <w:szCs w:val="17"/>
+        </w:rPr>
+        <w:t xml:space="preserve">    """</w:t>
+      </w:r>
+    </w:p>
+    <w:p>
+      <w:pPr>
+        <w:rPr>
+          <w:rFonts w:ascii="Consolas" w:hAnsi="Consolas" w:cs="Consolas"/>
+          <w:sz w:val="17"/>
+          <w:szCs w:val="17"/>
+        </w:rPr>
+      </w:pPr>
+      <w:r>
+        <w:rPr>
+          <w:rFonts w:ascii="Consolas" w:hAnsi="Consolas" w:cs="Consolas"/>
+          <w:sz w:val="17"/>
+          <w:szCs w:val="17"/>
+        </w:rPr>
+        <w:t xml:space="preserve">    from model_sarf_mass import ScalarPotentialLMSARFMass, causal_cumulative_mean</w:t>
+      </w:r>
+    </w:p>
+    <w:p>
+      <w:pPr>
+        <w:rPr>
+          <w:rFonts w:ascii="Consolas" w:hAnsi="Consolas" w:cs="Consolas"/>
+          <w:sz w:val="17"/>
+          <w:szCs w:val="17"/>
+        </w:rPr>
+      </w:pPr>
+    </w:p>
+    <w:p>
+      <w:pPr>
+        <w:rPr>
+          <w:rFonts w:ascii="Consolas" w:hAnsi="Consolas" w:cs="Consolas"/>
+          <w:sz w:val="17"/>
+          <w:szCs w:val="17"/>
+        </w:rPr>
+      </w:pPr>
+      <w:r>
+        <w:rPr>
+          <w:rFonts w:ascii="Consolas" w:hAnsi="Consolas" w:cs="Consolas"/>
+          <w:sz w:val="17"/>
+          <w:szCs w:val="17"/>
+        </w:rPr>
+        <w:t xml:space="preserve">    max_len = model.cfg.max_len</w:t>
+      </w:r>
+    </w:p>
+    <w:p>
+      <w:pPr>
+        <w:rPr>
+          <w:rFonts w:ascii="Consolas" w:hAnsi="Consolas" w:cs="Consolas"/>
+          <w:sz w:val="17"/>
+          <w:szCs w:val="17"/>
+        </w:rPr>
+      </w:pPr>
+      <w:r>
+        <w:rPr>
+          <w:rFonts w:ascii="Consolas" w:hAnsi="Consolas" w:cs="Consolas"/>
+          <w:sz w:val="17"/>
+          <w:szCs w:val="17"/>
+        </w:rPr>
+        <w:t xml:space="preserve">    ids = tokenize(sentence, max_len)</w:t>
+      </w:r>
+    </w:p>
+    <w:p>
+      <w:pPr>
+        <w:rPr>
+          <w:rFonts w:ascii="Consolas" w:hAnsi="Consolas" w:cs="Consolas"/>
+          <w:sz w:val="17"/>
+          <w:szCs w:val="17"/>
+        </w:rPr>
+      </w:pPr>
+      <w:r>
+        <w:rPr>
+          <w:rFonts w:ascii="Consolas" w:hAnsi="Consolas" w:cs="Consolas"/>
+          <w:sz w:val="17"/>
+          <w:szCs w:val="17"/>
+        </w:rPr>
+        <w:t xml:space="preserve">    x = torch.from_numpy(ids).unsqueeze(0).to(device)</w:t>
+      </w:r>
+    </w:p>
+    <w:p>
+      <w:pPr>
+        <w:rPr>
+          <w:rFonts w:ascii="Consolas" w:hAnsi="Consolas" w:cs="Consolas"/>
+          <w:sz w:val="17"/>
+          <w:szCs w:val="17"/>
+        </w:rPr>
+      </w:pPr>
+      <w:r>
+        <w:rPr>
+          <w:rFonts w:ascii="Consolas" w:hAnsi="Consolas" w:cs="Consolas"/>
+          <w:sz w:val="17"/>
+          <w:szCs w:val="17"/>
+        </w:rPr>
+        <w:t xml:space="preserve">    cfg = model.cfg</w:t>
+      </w:r>
+    </w:p>
+    <w:p>
+      <w:pPr>
+        <w:rPr>
+          <w:rFonts w:ascii="Consolas" w:hAnsi="Consolas" w:cs="Consolas"/>
+          <w:sz w:val="17"/>
+          <w:szCs w:val="17"/>
+        </w:rPr>
+      </w:pPr>
+      <w:r>
+        <w:rPr>
+          <w:rFonts w:ascii="Consolas" w:hAnsi="Consolas" w:cs="Consolas"/>
+          <w:sz w:val="17"/>
+          <w:szCs w:val="17"/>
+        </w:rPr>
+        <w:t xml:space="preserve">    is_sarf = isinstance(model, ScalarPotentialLMSARFMass)</w:t>
+      </w:r>
+    </w:p>
+    <w:p>
+      <w:pPr>
+        <w:rPr>
+          <w:rFonts w:ascii="Consolas" w:hAnsi="Consolas" w:cs="Consolas"/>
+          <w:sz w:val="17"/>
+          <w:szCs w:val="17"/>
+        </w:rPr>
+      </w:pPr>
+      <w:r>
+        <w:rPr>
+          <w:rFonts w:ascii="Consolas" w:hAnsi="Consolas" w:cs="Consolas"/>
+          <w:sz w:val="17"/>
+          <w:szCs w:val="17"/>
+        </w:rPr>
+        <w:t xml:space="preserve">    has_ln = hasattr(model, '_project') and getattr(cfg, 'ln_after_step', False)</w:t>
+      </w:r>
+    </w:p>
+    <w:p>
+      <w:pPr>
+        <w:rPr>
+          <w:rFonts w:ascii="Consolas" w:hAnsi="Consolas" w:cs="Consolas"/>
+          <w:sz w:val="17"/>
+          <w:szCs w:val="17"/>
+        </w:rPr>
+      </w:pPr>
+    </w:p>
+    <w:p>
+      <w:pPr>
+        <w:rPr>
+          <w:rFonts w:ascii="Consolas" w:hAnsi="Consolas" w:cs="Consolas"/>
+          <w:sz w:val="17"/>
+          <w:szCs w:val="17"/>
+        </w:rPr>
+      </w:pPr>
+      <w:r>
+        <w:rPr>
+          <w:rFonts w:ascii="Consolas" w:hAnsi="Consolas" w:cs="Consolas"/>
+          <w:sz w:val="17"/>
+          <w:szCs w:val="17"/>
+        </w:rPr>
+        <w:t xml:space="preserve">    with torch.enable_grad():</w:t>
+      </w:r>
+    </w:p>
+    <w:p>
+      <w:pPr>
+        <w:rPr>
+          <w:rFonts w:ascii="Consolas" w:hAnsi="Consolas" w:cs="Consolas"/>
+          <w:sz w:val="17"/>
+          <w:szCs w:val="17"/>
+        </w:rPr>
+      </w:pPr>
+      <w:r>
+        <w:rPr>
+          <w:rFonts w:ascii="Consolas" w:hAnsi="Consolas" w:cs="Consolas"/>
+          <w:sz w:val="17"/>
+          <w:szCs w:val="17"/>
+        </w:rPr>
+        <w:t xml:space="preserve">        if is_sarf:</w:t>
+      </w:r>
+    </w:p>
+    <w:p>
+      <w:pPr>
+        <w:rPr>
+          <w:rFonts w:ascii="Consolas" w:hAnsi="Consolas" w:cs="Consolas"/>
+          <w:sz w:val="17"/>
+          <w:szCs w:val="17"/>
+        </w:rPr>
+      </w:pPr>
+      <w:r>
+        <w:rPr>
+          <w:rFonts w:ascii="Consolas" w:hAnsi="Consolas" w:cs="Consolas"/>
+          <w:sz w:val="17"/>
+          <w:szCs w:val="17"/>
+        </w:rPr>
+        <w:t xml:space="preserve">            emb = model._embed(x)</w:t>
+      </w:r>
+    </w:p>
+    <w:p>
+      <w:pPr>
+        <w:rPr>
+          <w:rFonts w:ascii="Consolas" w:hAnsi="Consolas" w:cs="Consolas"/>
+          <w:sz w:val="17"/>
+          <w:szCs w:val="17"/>
+        </w:rPr>
+      </w:pPr>
+      <w:r>
+        <w:rPr>
+          <w:rFonts w:ascii="Consolas" w:hAnsi="Consolas" w:cs="Consolas"/>
+          <w:sz w:val="17"/>
+          <w:szCs w:val="17"/>
+        </w:rPr>
+        <w:t xml:space="preserve">            m_b = model.compute_mass(x, emb)</w:t>
+      </w:r>
+    </w:p>
+    <w:p>
+      <w:pPr>
+        <w:rPr>
+          <w:rFonts w:ascii="Consolas" w:hAnsi="Consolas" w:cs="Consolas"/>
+          <w:sz w:val="17"/>
+          <w:szCs w:val="17"/>
+        </w:rPr>
+      </w:pPr>
+      <w:r>
+        <w:rPr>
+          <w:rFonts w:ascii="Consolas" w:hAnsi="Consolas" w:cs="Consolas"/>
+          <w:sz w:val="17"/>
+          <w:szCs w:val="17"/>
+        </w:rPr>
+        <w:t xml:space="preserve">            gamma = model.gamma</w:t>
+      </w:r>
+    </w:p>
+    <w:p>
+      <w:pPr>
+        <w:rPr>
+          <w:rFonts w:ascii="Consolas" w:hAnsi="Consolas" w:cs="Consolas"/>
+          <w:sz w:val="17"/>
+          <w:szCs w:val="17"/>
+        </w:rPr>
+      </w:pPr>
+      <w:r>
+        <w:rPr>
+          <w:rFonts w:ascii="Consolas" w:hAnsi="Consolas" w:cs="Consolas"/>
+          <w:sz w:val="17"/>
+          <w:szCs w:val="17"/>
+        </w:rPr>
+        <w:t xml:space="preserve">            h = model._project(emb) if has_ln else emb</w:t>
+      </w:r>
+    </w:p>
+    <w:p>
+      <w:pPr>
+        <w:rPr>
+          <w:rFonts w:ascii="Consolas" w:hAnsi="Consolas" w:cs="Consolas"/>
+          <w:sz w:val="17"/>
+          <w:szCs w:val="17"/>
+        </w:rPr>
+      </w:pPr>
+      <w:r>
+        <w:rPr>
+          <w:rFonts w:ascii="Consolas" w:hAnsi="Consolas" w:cs="Consolas"/>
+          <w:sz w:val="17"/>
+          <w:szCs w:val="17"/>
+        </w:rPr>
+        <w:t xml:space="preserve">        else:</w:t>
+      </w:r>
+    </w:p>
+    <w:p>
+      <w:pPr>
+        <w:rPr>
+          <w:rFonts w:ascii="Consolas" w:hAnsi="Consolas" w:cs="Consolas"/>
+          <w:sz w:val="17"/>
+          <w:szCs w:val="17"/>
+        </w:rPr>
+      </w:pPr>
+      <w:r>
+        <w:rPr>
+          <w:rFonts w:ascii="Consolas" w:hAnsi="Consolas" w:cs="Consolas"/>
+          <w:sz w:val="17"/>
+          <w:szCs w:val="17"/>
+        </w:rPr>
+        <w:t xml:space="preserve">            emb, xi_fixed = model._embed_and_pool(x)</w:t>
+      </w:r>
+    </w:p>
+    <w:p>
+      <w:pPr>
+        <w:rPr>
+          <w:rFonts w:ascii="Consolas" w:hAnsi="Consolas" w:cs="Consolas"/>
+          <w:sz w:val="17"/>
+          <w:szCs w:val="17"/>
+        </w:rPr>
+      </w:pPr>
+      <w:r>
+        <w:rPr>
+          <w:rFonts w:ascii="Consolas" w:hAnsi="Consolas" w:cs="Consolas"/>
+          <w:sz w:val="17"/>
+          <w:szCs w:val="17"/>
+        </w:rPr>
+        <w:t xml:space="preserve">            m_b = model.m</w:t>
+      </w:r>
+    </w:p>
+    <w:p>
+      <w:pPr>
+        <w:rPr>
+          <w:rFonts w:ascii="Consolas" w:hAnsi="Consolas" w:cs="Consolas"/>
+          <w:sz w:val="17"/>
+          <w:szCs w:val="17"/>
+        </w:rPr>
+      </w:pPr>
+      <w:r>
+        <w:rPr>
+          <w:rFonts w:ascii="Consolas" w:hAnsi="Consolas" w:cs="Consolas"/>
+          <w:sz w:val="17"/>
+          <w:szCs w:val="17"/>
+        </w:rPr>
+        <w:t xml:space="preserve">            gamma = model.gamma</w:t>
+      </w:r>
+    </w:p>
+    <w:p>
+      <w:pPr>
+        <w:rPr>
+          <w:rFonts w:ascii="Consolas" w:hAnsi="Consolas" w:cs="Consolas"/>
+          <w:sz w:val="17"/>
+          <w:szCs w:val="17"/>
+        </w:rPr>
+      </w:pPr>
+      <w:r>
+        <w:rPr>
+          <w:rFonts w:ascii="Consolas" w:hAnsi="Consolas" w:cs="Consolas"/>
+          <w:sz w:val="17"/>
+          <w:szCs w:val="17"/>
+        </w:rPr>
+        <w:t xml:space="preserve">            h = emb</w:t>
+      </w:r>
+    </w:p>
+    <w:p>
+      <w:pPr>
+        <w:rPr>
+          <w:rFonts w:ascii="Consolas" w:hAnsi="Consolas" w:cs="Consolas"/>
+          <w:sz w:val="17"/>
+          <w:szCs w:val="17"/>
+        </w:rPr>
+      </w:pPr>
+    </w:p>
+    <w:p>
+      <w:pPr>
+        <w:rPr>
+          <w:rFonts w:ascii="Consolas" w:hAnsi="Consolas" w:cs="Consolas"/>
+          <w:sz w:val="17"/>
+          <w:szCs w:val="17"/>
+        </w:rPr>
+      </w:pPr>
+      <w:r>
+        <w:rPr>
+          <w:rFonts w:ascii="Consolas" w:hAnsi="Consolas" w:cs="Consolas"/>
+          <w:sz w:val="17"/>
+          <w:szCs w:val="17"/>
+        </w:rPr>
         <w:lastRenderedPageBreak/>
-        <w:t xml:space="preserve">       H   : (L+1, T, d)  raw hidden states  h_l</w:t>
+        <w:t xml:space="preserve">        v = torch.zeros_like(h)</w:t>
+      </w:r>
+    </w:p>
+    <w:p>
+      <w:pPr>
+        <w:rPr>
+          <w:rFonts w:ascii="Consolas" w:hAnsi="Consolas" w:cs="Consolas"/>
+          <w:sz w:val="17"/>
+          <w:szCs w:val="17"/>
+        </w:rPr>
+      </w:pPr>
+      <w:r>
+        <w:rPr>
+          <w:rFonts w:ascii="Consolas" w:hAnsi="Consolas" w:cs="Consolas"/>
+          <w:sz w:val="17"/>
+          <w:szCs w:val="17"/>
+        </w:rPr>
+        <w:t xml:space="preserve">        dt = cfg.dt</w:t>
+      </w:r>
+    </w:p>
+    <w:p>
+      <w:pPr>
+        <w:rPr>
+          <w:rFonts w:ascii="Consolas" w:hAnsi="Consolas" w:cs="Consolas"/>
+          <w:sz w:val="17"/>
+          <w:szCs w:val="17"/>
+        </w:rPr>
+      </w:pPr>
+    </w:p>
+    <w:p>
+      <w:pPr>
+        <w:rPr>
+          <w:rFonts w:ascii="Consolas" w:hAnsi="Consolas" w:cs="Consolas"/>
+          <w:sz w:val="17"/>
+          <w:szCs w:val="17"/>
+        </w:rPr>
+      </w:pPr>
+      <w:r>
+        <w:rPr>
+          <w:rFonts w:ascii="Consolas" w:hAnsi="Consolas" w:cs="Consolas"/>
+          <w:sz w:val="17"/>
+          <w:szCs w:val="17"/>
+        </w:rPr>
+        <w:t xml:space="preserve">        H  = [h.detach().cpu().numpy()[0]]</w:t>
+      </w:r>
+    </w:p>
+    <w:p>
+      <w:pPr>
+        <w:rPr>
+          <w:rFonts w:ascii="Consolas" w:hAnsi="Consolas" w:cs="Consolas"/>
+          <w:sz w:val="17"/>
+          <w:szCs w:val="17"/>
+        </w:rPr>
+      </w:pPr>
+      <w:r>
+        <w:rPr>
+          <w:rFonts w:ascii="Consolas" w:hAnsi="Consolas" w:cs="Consolas"/>
+          <w:sz w:val="17"/>
+          <w:szCs w:val="17"/>
+        </w:rPr>
+        <w:t xml:space="preserve">        GV = []</w:t>
+      </w:r>
+    </w:p>
+    <w:p>
+      <w:pPr>
+        <w:rPr>
+          <w:rFonts w:ascii="Consolas" w:hAnsi="Consolas" w:cs="Consolas"/>
+          <w:sz w:val="17"/>
+          <w:szCs w:val="17"/>
+        </w:rPr>
+      </w:pPr>
+      <w:r>
+        <w:rPr>
+          <w:rFonts w:ascii="Consolas" w:hAnsi="Consolas" w:cs="Consolas"/>
+          <w:sz w:val="17"/>
+          <w:szCs w:val="17"/>
+        </w:rPr>
+        <w:t xml:space="preserve">        xi_out = None</w:t>
+      </w:r>
+    </w:p>
+    <w:p>
+      <w:pPr>
+        <w:rPr>
+          <w:rFonts w:ascii="Consolas" w:hAnsi="Consolas" w:cs="Consolas"/>
+          <w:sz w:val="17"/>
+          <w:szCs w:val="17"/>
+        </w:rPr>
+      </w:pPr>
+      <w:r>
+        <w:rPr>
+          <w:rFonts w:ascii="Consolas" w:hAnsi="Consolas" w:cs="Consolas"/>
+          <w:sz w:val="17"/>
+          <w:szCs w:val="17"/>
+        </w:rPr>
+        <w:t xml:space="preserve">        for _ in range(cfg.L):</w:t>
+      </w:r>
+    </w:p>
+    <w:p>
+      <w:pPr>
+        <w:rPr>
+          <w:rFonts w:ascii="Consolas" w:hAnsi="Consolas" w:cs="Consolas"/>
+          <w:sz w:val="17"/>
+          <w:szCs w:val="17"/>
+        </w:rPr>
+      </w:pPr>
+      <w:r>
+        <w:rPr>
+          <w:rFonts w:ascii="Consolas" w:hAnsi="Consolas" w:cs="Consolas"/>
+          <w:sz w:val="17"/>
+          <w:szCs w:val="17"/>
+        </w:rPr>
+        <w:t xml:space="preserve">            if is_sarf:</w:t>
+      </w:r>
+    </w:p>
+    <w:p>
+      <w:pPr>
+        <w:rPr>
+          <w:rFonts w:ascii="Consolas" w:hAnsi="Consolas" w:cs="Consolas"/>
+          <w:sz w:val="17"/>
+          <w:szCs w:val="17"/>
+        </w:rPr>
+      </w:pPr>
+      <w:r>
+        <w:rPr>
+          <w:rFonts w:ascii="Consolas" w:hAnsi="Consolas" w:cs="Consolas"/>
+          <w:sz w:val="17"/>
+          <w:szCs w:val="17"/>
+        </w:rPr>
+        <w:t xml:space="preserve">                xi_input = h.detach() if getattr(cfg, 'causal_force', True) else h</w:t>
+      </w:r>
+    </w:p>
+    <w:p>
+      <w:pPr>
+        <w:rPr>
+          <w:rFonts w:ascii="Consolas" w:hAnsi="Consolas" w:cs="Consolas"/>
+          <w:sz w:val="17"/>
+          <w:szCs w:val="17"/>
+        </w:rPr>
+      </w:pPr>
+      <w:r>
+        <w:rPr>
+          <w:rFonts w:ascii="Consolas" w:hAnsi="Consolas" w:cs="Consolas"/>
+          <w:sz w:val="17"/>
+          <w:szCs w:val="17"/>
+        </w:rPr>
+        <w:t xml:space="preserve">                xi_now = causal_cumulative_mean(xi_input)</w:t>
+      </w:r>
+    </w:p>
+    <w:p>
+      <w:pPr>
+        <w:rPr>
+          <w:rFonts w:ascii="Consolas" w:hAnsi="Consolas" w:cs="Consolas"/>
+          <w:sz w:val="17"/>
+          <w:szCs w:val="17"/>
+        </w:rPr>
+      </w:pPr>
+      <w:r>
+        <w:rPr>
+          <w:rFonts w:ascii="Consolas" w:hAnsi="Consolas" w:cs="Consolas"/>
+          <w:sz w:val="17"/>
+          <w:szCs w:val="17"/>
+        </w:rPr>
+        <w:t xml:space="preserve">            else:</w:t>
+      </w:r>
+    </w:p>
+    <w:p>
+      <w:pPr>
+        <w:rPr>
+          <w:rFonts w:ascii="Consolas" w:hAnsi="Consolas" w:cs="Consolas"/>
+          <w:sz w:val="17"/>
+          <w:szCs w:val="17"/>
+        </w:rPr>
+      </w:pPr>
+      <w:r>
+        <w:rPr>
+          <w:rFonts w:ascii="Consolas" w:hAnsi="Consolas" w:cs="Consolas"/>
+          <w:sz w:val="17"/>
+          <w:szCs w:val="17"/>
+        </w:rPr>
+        <w:t xml:space="preserve">                xi_now = xi_fixed</w:t>
+      </w:r>
+    </w:p>
+    <w:p>
+      <w:pPr>
+        <w:rPr>
+          <w:rFonts w:ascii="Consolas" w:hAnsi="Consolas" w:cs="Consolas"/>
+          <w:sz w:val="17"/>
+          <w:szCs w:val="17"/>
+        </w:rPr>
+      </w:pPr>
+    </w:p>
+    <w:p>
+      <w:pPr>
+        <w:rPr>
+          <w:rFonts w:ascii="Consolas" w:hAnsi="Consolas" w:cs="Consolas"/>
+          <w:sz w:val="17"/>
+          <w:szCs w:val="17"/>
+        </w:rPr>
+      </w:pPr>
+      <w:r>
+        <w:rPr>
+          <w:rFonts w:ascii="Consolas" w:hAnsi="Consolas" w:cs="Consolas"/>
+          <w:sz w:val="17"/>
+          <w:szCs w:val="17"/>
+        </w:rPr>
+        <w:t xml:space="preserve">            h_in = h.detach().requires_grad_(True)</w:t>
+      </w:r>
+    </w:p>
+    <w:p>
+      <w:pPr>
+        <w:rPr>
+          <w:rFonts w:ascii="Consolas" w:hAnsi="Consolas" w:cs="Consolas"/>
+          <w:sz w:val="17"/>
+          <w:szCs w:val="17"/>
+        </w:rPr>
+      </w:pPr>
+      <w:r>
+        <w:rPr>
+          <w:rFonts w:ascii="Consolas" w:hAnsi="Consolas" w:cs="Consolas"/>
+          <w:sz w:val="17"/>
+          <w:szCs w:val="17"/>
+        </w:rPr>
+        <w:t xml:space="preserve">            V_out = model.V_theta(xi_now, h_in).sum()</w:t>
+      </w:r>
+    </w:p>
+    <w:p>
+      <w:pPr>
+        <w:rPr>
+          <w:rFonts w:ascii="Consolas" w:hAnsi="Consolas" w:cs="Consolas"/>
+          <w:sz w:val="17"/>
+          <w:szCs w:val="17"/>
+        </w:rPr>
+      </w:pPr>
+      <w:r>
+        <w:rPr>
+          <w:rFonts w:ascii="Consolas" w:hAnsi="Consolas" w:cs="Consolas"/>
+          <w:sz w:val="17"/>
+          <w:szCs w:val="17"/>
+        </w:rPr>
+        <w:t xml:space="preserve">            grad_V, = torch.autograd.grad(V_out, h_in)</w:t>
+      </w:r>
+    </w:p>
+    <w:p>
+      <w:pPr>
+        <w:rPr>
+          <w:rFonts w:ascii="Consolas" w:hAnsi="Consolas" w:cs="Consolas"/>
+          <w:sz w:val="17"/>
+          <w:szCs w:val="17"/>
+        </w:rPr>
+      </w:pPr>
+      <w:r>
+        <w:rPr>
+          <w:rFonts w:ascii="Consolas" w:hAnsi="Consolas" w:cs="Consolas"/>
+          <w:sz w:val="17"/>
+          <w:szCs w:val="17"/>
+        </w:rPr>
+        <w:t xml:space="preserve">            GV.append(grad_V.detach().cpu().numpy()[0])</w:t>
+      </w:r>
+    </w:p>
+    <w:p>
+      <w:pPr>
+        <w:rPr>
+          <w:rFonts w:ascii="Consolas" w:hAnsi="Consolas" w:cs="Consolas"/>
+          <w:sz w:val="17"/>
+          <w:szCs w:val="17"/>
+        </w:rPr>
+      </w:pPr>
+      <w:r>
+        <w:rPr>
+          <w:rFonts w:ascii="Consolas" w:hAnsi="Consolas" w:cs="Consolas"/>
+          <w:sz w:val="17"/>
+          <w:szCs w:val="17"/>
+        </w:rPr>
+        <w:t xml:space="preserve">            f = -grad_V</w:t>
+      </w:r>
+    </w:p>
+    <w:p>
+      <w:pPr>
+        <w:rPr>
+          <w:rFonts w:ascii="Consolas" w:hAnsi="Consolas" w:cs="Consolas"/>
+          <w:sz w:val="17"/>
+          <w:szCs w:val="17"/>
+        </w:rPr>
+      </w:pPr>
+      <w:r>
+        <w:rPr>
+          <w:rFonts w:ascii="Consolas" w:hAnsi="Consolas" w:cs="Consolas"/>
+          <w:sz w:val="17"/>
+          <w:szCs w:val="17"/>
+        </w:rPr>
+        <w:t xml:space="preserve">            v = (v + dt * f / m_b) / (1.0 + dt * gamma)</w:t>
+      </w:r>
+    </w:p>
+    <w:p>
+      <w:pPr>
+        <w:rPr>
+          <w:rFonts w:ascii="Consolas" w:hAnsi="Consolas" w:cs="Consolas"/>
+          <w:sz w:val="17"/>
+          <w:szCs w:val="17"/>
+        </w:rPr>
+      </w:pPr>
+      <w:r>
+        <w:rPr>
+          <w:rFonts w:ascii="Consolas" w:hAnsi="Consolas" w:cs="Consolas"/>
+          <w:sz w:val="17"/>
+          <w:szCs w:val="17"/>
+        </w:rPr>
+        <w:t xml:space="preserve">            h_new = h_in + dt * v</w:t>
+      </w:r>
+    </w:p>
+    <w:p>
+      <w:pPr>
+        <w:rPr>
+          <w:rFonts w:ascii="Consolas" w:hAnsi="Consolas" w:cs="Consolas"/>
+          <w:sz w:val="17"/>
+          <w:szCs w:val="17"/>
+        </w:rPr>
+      </w:pPr>
+      <w:r>
+        <w:rPr>
+          <w:rFonts w:ascii="Consolas" w:hAnsi="Consolas" w:cs="Consolas"/>
+          <w:sz w:val="17"/>
+          <w:szCs w:val="17"/>
+        </w:rPr>
+        <w:t xml:space="preserve">            if has_ln:</w:t>
+      </w:r>
+    </w:p>
+    <w:p>
+      <w:pPr>
+        <w:rPr>
+          <w:rFonts w:ascii="Consolas" w:hAnsi="Consolas" w:cs="Consolas"/>
+          <w:sz w:val="17"/>
+          <w:szCs w:val="17"/>
+        </w:rPr>
+      </w:pPr>
+      <w:r>
+        <w:rPr>
+          <w:rFonts w:ascii="Consolas" w:hAnsi="Consolas" w:cs="Consolas"/>
+          <w:sz w:val="17"/>
+          <w:szCs w:val="17"/>
+        </w:rPr>
+        <w:t xml:space="preserve">                h_new = model._project(h_new)</w:t>
+      </w:r>
+    </w:p>
+    <w:p>
+      <w:pPr>
+        <w:rPr>
+          <w:rFonts w:ascii="Consolas" w:hAnsi="Consolas" w:cs="Consolas"/>
+          <w:sz w:val="17"/>
+          <w:szCs w:val="17"/>
+        </w:rPr>
+      </w:pPr>
+      <w:r>
+        <w:rPr>
+          <w:rFonts w:ascii="Consolas" w:hAnsi="Consolas" w:cs="Consolas"/>
+          <w:sz w:val="17"/>
+          <w:szCs w:val="17"/>
+        </w:rPr>
+        <w:t xml:space="preserve">            h = h_new</w:t>
+      </w:r>
+    </w:p>
+    <w:p>
+      <w:pPr>
+        <w:rPr>
+          <w:rFonts w:ascii="Consolas" w:hAnsi="Consolas" w:cs="Consolas"/>
+          <w:sz w:val="17"/>
+          <w:szCs w:val="17"/>
+        </w:rPr>
+      </w:pPr>
+      <w:r>
+        <w:rPr>
+          <w:rFonts w:ascii="Consolas" w:hAnsi="Consolas" w:cs="Consolas"/>
+          <w:sz w:val="17"/>
+          <w:szCs w:val="17"/>
+        </w:rPr>
+        <w:t xml:space="preserve">            H.append(h.detach().cpu().numpy()[0])</w:t>
+      </w:r>
+    </w:p>
+    <w:p>
+      <w:pPr>
+        <w:rPr>
+          <w:rFonts w:ascii="Consolas" w:hAnsi="Consolas" w:cs="Consolas"/>
+          <w:sz w:val="17"/>
+          <w:szCs w:val="17"/>
+        </w:rPr>
+      </w:pPr>
+      <w:r>
+        <w:rPr>
+          <w:rFonts w:ascii="Consolas" w:hAnsi="Consolas" w:cs="Consolas"/>
+          <w:sz w:val="17"/>
+          <w:szCs w:val="17"/>
+        </w:rPr>
+        <w:t xml:space="preserve">            if xi_out is None:</w:t>
+      </w:r>
+    </w:p>
+    <w:p>
+      <w:pPr>
+        <w:rPr>
+          <w:rFonts w:ascii="Consolas" w:hAnsi="Consolas" w:cs="Consolas"/>
+          <w:sz w:val="17"/>
+          <w:szCs w:val="17"/>
+        </w:rPr>
+      </w:pPr>
+      <w:r>
+        <w:rPr>
+          <w:rFonts w:ascii="Consolas" w:hAnsi="Consolas" w:cs="Consolas"/>
+          <w:sz w:val="17"/>
+          <w:szCs w:val="17"/>
+        </w:rPr>
+        <w:t xml:space="preserve">                xi_out = xi_now</w:t>
+      </w:r>
+    </w:p>
+    <w:p>
+      <w:pPr>
+        <w:rPr>
+          <w:rFonts w:ascii="Consolas" w:hAnsi="Consolas" w:cs="Consolas"/>
+          <w:sz w:val="17"/>
+          <w:szCs w:val="17"/>
+        </w:rPr>
+      </w:pPr>
+    </w:p>
+    <w:p>
+      <w:pPr>
+        <w:rPr>
+          <w:rFonts w:ascii="Consolas" w:hAnsi="Consolas" w:cs="Consolas"/>
+          <w:sz w:val="17"/>
+          <w:szCs w:val="17"/>
+        </w:rPr>
+      </w:pPr>
+      <w:r>
+        <w:rPr>
+          <w:rFonts w:ascii="Consolas" w:hAnsi="Consolas" w:cs="Consolas"/>
+          <w:sz w:val="17"/>
+          <w:szCs w:val="17"/>
+        </w:rPr>
+        <w:t xml:space="preserve">    xi_np = xi_out.detach().cpu().numpy()[0].astype(np.float32)</w:t>
+      </w:r>
+    </w:p>
+    <w:p>
+      <w:pPr>
+        <w:rPr>
+          <w:rFonts w:ascii="Consolas" w:hAnsi="Consolas" w:cs="Consolas"/>
+          <w:sz w:val="17"/>
+          <w:szCs w:val="17"/>
+        </w:rPr>
+      </w:pPr>
+      <w:r>
+        <w:rPr>
+          <w:rFonts w:ascii="Consolas" w:hAnsi="Consolas" w:cs="Consolas"/>
+          <w:sz w:val="17"/>
+          <w:szCs w:val="17"/>
+        </w:rPr>
+        <w:t xml:space="preserve">    return (np.stack(H, axis=0).astype(np.float32),</w:t>
+      </w:r>
+    </w:p>
+    <w:p>
+      <w:pPr>
+        <w:rPr>
+          <w:rFonts w:ascii="Consolas" w:hAnsi="Consolas" w:cs="Consolas"/>
+          <w:sz w:val="17"/>
+          <w:szCs w:val="17"/>
+        </w:rPr>
+      </w:pPr>
+      <w:r>
+        <w:rPr>
+          <w:rFonts w:ascii="Consolas" w:hAnsi="Consolas" w:cs="Consolas"/>
+          <w:sz w:val="17"/>
+          <w:szCs w:val="17"/>
+        </w:rPr>
+        <w:t xml:space="preserve">            np.stack(GV, axis=0).astype(np.float32),</w:t>
+      </w:r>
+    </w:p>
+    <w:p>
+      <w:pPr>
+        <w:rPr>
+          <w:rFonts w:ascii="Consolas" w:hAnsi="Consolas" w:cs="Consolas"/>
+          <w:sz w:val="17"/>
+          <w:szCs w:val="17"/>
+        </w:rPr>
+      </w:pPr>
+      <w:r>
+        <w:rPr>
+          <w:rFonts w:ascii="Consolas" w:hAnsi="Consolas" w:cs="Consolas"/>
+          <w:sz w:val="17"/>
+          <w:szCs w:val="17"/>
+        </w:rPr>
+        <w:t xml:space="preserve">            xi_np)</w:t>
+      </w:r>
+    </w:p>
+    <w:p/>
+    <w:p>
+      <w:pPr>
+        <w:pStyle w:val="Heading2"/>
+      </w:pPr>
+      <w:bookmarkStart w:id="8" w:name="_Toc230615210"/>
+      <w:r>
+        <w:t xml:space="preserve">Module </w:t>
+      </w:r>
+      <w:r>
+        <w:rPr>
+          <w:rFonts w:ascii="Consolas" w:hAnsi="Consolas" w:cs="Consolas"/>
+        </w:rPr>
+        <w:t>model_sarf_mass.py</w:t>
+      </w:r>
+      <w:bookmarkEnd w:id="8"/>
+    </w:p>
+    <w:p/>
+    <w:p>
+      <w:pPr>
+        <w:pStyle w:val="Heading3"/>
+      </w:pPr>
+      <w:bookmarkStart w:id="9" w:name="_Toc230615211"/>
+      <w:r>
+        <w:t xml:space="preserve">Class </w:t>
+      </w:r>
+      <w:r>
+        <w:rPr>
+          <w:rFonts w:ascii="Consolas" w:hAnsi="Consolas" w:cs="Consolas"/>
+        </w:rPr>
+        <w:t>ScalarPotential</w:t>
+      </w:r>
+      <w:bookmarkEnd w:id="9"/>
+    </w:p>
+    <w:p/>
+    <w:p>
+      <w:pPr>
+        <w:rPr>
+          <w:rFonts w:ascii="Consolas" w:hAnsi="Consolas" w:cs="Consolas"/>
+          <w:sz w:val="17"/>
+          <w:szCs w:val="17"/>
+        </w:rPr>
+      </w:pPr>
+      <w:r>
+        <w:rPr>
+          <w:rFonts w:ascii="Consolas" w:hAnsi="Consolas" w:cs="Consolas"/>
+          <w:sz w:val="17"/>
+          <w:szCs w:val="17"/>
+        </w:rPr>
+        <w:t>class ScalarPotential(nn.Module):</w:t>
+      </w:r>
+    </w:p>
+    <w:p>
+      <w:pPr>
+        <w:rPr>
+          <w:rFonts w:ascii="Consolas" w:hAnsi="Consolas" w:cs="Consolas"/>
+          <w:sz w:val="17"/>
+          <w:szCs w:val="17"/>
+        </w:rPr>
+      </w:pPr>
+      <w:r>
+        <w:rPr>
+          <w:rFonts w:ascii="Consolas" w:hAnsi="Consolas" w:cs="Consolas"/>
+          <w:sz w:val="17"/>
+          <w:szCs w:val="17"/>
+        </w:rPr>
+        <w:t xml:space="preserve">    """MLP (xi, h) -&gt; scalar energy. Identical to SARF baseline."""</w:t>
+      </w:r>
+    </w:p>
+    <w:p>
+      <w:pPr>
+        <w:rPr>
+          <w:rFonts w:ascii="Consolas" w:hAnsi="Consolas" w:cs="Consolas"/>
+          <w:sz w:val="17"/>
+          <w:szCs w:val="17"/>
+        </w:rPr>
+      </w:pPr>
+    </w:p>
+    <w:p>
+      <w:pPr>
+        <w:rPr>
+          <w:rFonts w:ascii="Consolas" w:hAnsi="Consolas" w:cs="Consolas"/>
+          <w:sz w:val="17"/>
+          <w:szCs w:val="17"/>
+        </w:rPr>
+      </w:pPr>
+      <w:r>
+        <w:rPr>
+          <w:rFonts w:ascii="Consolas" w:hAnsi="Consolas" w:cs="Consolas"/>
+          <w:sz w:val="17"/>
+          <w:szCs w:val="17"/>
+        </w:rPr>
+        <w:t xml:space="preserve">    def __init__(self, d: int, hidden: int, depth: int):</w:t>
+      </w:r>
+    </w:p>
+    <w:p>
+      <w:pPr>
+        <w:rPr>
+          <w:rFonts w:ascii="Consolas" w:hAnsi="Consolas" w:cs="Consolas"/>
+          <w:sz w:val="17"/>
+          <w:szCs w:val="17"/>
+        </w:rPr>
+      </w:pPr>
+      <w:r>
+        <w:rPr>
+          <w:rFonts w:ascii="Consolas" w:hAnsi="Consolas" w:cs="Consolas"/>
+          <w:sz w:val="17"/>
+          <w:szCs w:val="17"/>
+        </w:rPr>
+        <w:t xml:space="preserve">        super().__init__()</w:t>
+      </w:r>
+    </w:p>
+    <w:p>
+      <w:pPr>
+        <w:rPr>
+          <w:rFonts w:ascii="Consolas" w:hAnsi="Consolas" w:cs="Consolas"/>
+          <w:sz w:val="17"/>
+          <w:szCs w:val="17"/>
+        </w:rPr>
+      </w:pPr>
+      <w:r>
+        <w:rPr>
+          <w:rFonts w:ascii="Consolas" w:hAnsi="Consolas" w:cs="Consolas"/>
+          <w:sz w:val="17"/>
+          <w:szCs w:val="17"/>
+        </w:rPr>
+        <w:t xml:space="preserve">        layers: List[nn.Module] = [nn.Linear(2 * d, hidden), nn.GELU()]</w:t>
+      </w:r>
+    </w:p>
+    <w:p>
+      <w:pPr>
+        <w:rPr>
+          <w:rFonts w:ascii="Consolas" w:hAnsi="Consolas" w:cs="Consolas"/>
+          <w:sz w:val="17"/>
+          <w:szCs w:val="17"/>
+        </w:rPr>
+      </w:pPr>
+      <w:r>
+        <w:rPr>
+          <w:rFonts w:ascii="Consolas" w:hAnsi="Consolas" w:cs="Consolas"/>
+          <w:sz w:val="17"/>
+          <w:szCs w:val="17"/>
+        </w:rPr>
+        <w:t xml:space="preserve">        for _ in range(depth - 1):</w:t>
+      </w:r>
+    </w:p>
+    <w:p>
+      <w:pPr>
+        <w:rPr>
+          <w:rFonts w:ascii="Consolas" w:hAnsi="Consolas" w:cs="Consolas"/>
+          <w:sz w:val="17"/>
+          <w:szCs w:val="17"/>
+        </w:rPr>
+      </w:pPr>
+      <w:r>
+        <w:rPr>
+          <w:rFonts w:ascii="Consolas" w:hAnsi="Consolas" w:cs="Consolas"/>
+          <w:sz w:val="17"/>
+          <w:szCs w:val="17"/>
+        </w:rPr>
+        <w:t xml:space="preserve">            layers += [nn.Linear(hidden, hidden), nn.GELU()]</w:t>
+      </w:r>
+    </w:p>
+    <w:p>
+      <w:pPr>
+        <w:rPr>
+          <w:rFonts w:ascii="Consolas" w:hAnsi="Consolas" w:cs="Consolas"/>
+          <w:sz w:val="17"/>
+          <w:szCs w:val="17"/>
+        </w:rPr>
+      </w:pPr>
+      <w:r>
+        <w:rPr>
+          <w:rFonts w:ascii="Consolas" w:hAnsi="Consolas" w:cs="Consolas"/>
+          <w:sz w:val="17"/>
+          <w:szCs w:val="17"/>
+        </w:rPr>
+        <w:t xml:space="preserve">        layers += [nn.Linear(hidden, 1)]</w:t>
+      </w:r>
+    </w:p>
+    <w:p>
+      <w:pPr>
+        <w:rPr>
+          <w:rFonts w:ascii="Consolas" w:hAnsi="Consolas" w:cs="Consolas"/>
+          <w:sz w:val="17"/>
+          <w:szCs w:val="17"/>
+        </w:rPr>
+      </w:pPr>
+      <w:r>
+        <w:rPr>
+          <w:rFonts w:ascii="Consolas" w:hAnsi="Consolas" w:cs="Consolas"/>
+          <w:sz w:val="17"/>
+          <w:szCs w:val="17"/>
+        </w:rPr>
+        <w:t xml:space="preserve">        self.net = nn.Sequential(*layers)</w:t>
+      </w:r>
+    </w:p>
+    <w:p>
+      <w:pPr>
+        <w:rPr>
+          <w:rFonts w:ascii="Consolas" w:hAnsi="Consolas" w:cs="Consolas"/>
+          <w:sz w:val="17"/>
+          <w:szCs w:val="17"/>
+        </w:rPr>
+      </w:pPr>
+      <w:r>
+        <w:rPr>
+          <w:rFonts w:ascii="Consolas" w:hAnsi="Consolas" w:cs="Consolas"/>
+          <w:sz w:val="17"/>
+          <w:szCs w:val="17"/>
+        </w:rPr>
+        <w:t xml:space="preserve">        for m in self.net.modules():</w:t>
+      </w:r>
+    </w:p>
+    <w:p>
+      <w:pPr>
+        <w:rPr>
+          <w:rFonts w:ascii="Consolas" w:hAnsi="Consolas" w:cs="Consolas"/>
+          <w:sz w:val="17"/>
+          <w:szCs w:val="17"/>
+        </w:rPr>
+      </w:pPr>
+      <w:r>
+        <w:rPr>
+          <w:rFonts w:ascii="Consolas" w:hAnsi="Consolas" w:cs="Consolas"/>
+          <w:sz w:val="17"/>
+          <w:szCs w:val="17"/>
+        </w:rPr>
+        <w:t xml:space="preserve">            if isinstance(m, nn.Linear):</w:t>
+      </w:r>
+    </w:p>
+    <w:p>
+      <w:pPr>
+        <w:rPr>
+          <w:rFonts w:ascii="Consolas" w:hAnsi="Consolas" w:cs="Consolas"/>
+          <w:sz w:val="17"/>
+          <w:szCs w:val="17"/>
+        </w:rPr>
+      </w:pPr>
+      <w:r>
+        <w:rPr>
+          <w:rFonts w:ascii="Consolas" w:hAnsi="Consolas" w:cs="Consolas"/>
+          <w:sz w:val="17"/>
+          <w:szCs w:val="17"/>
+        </w:rPr>
+        <w:t xml:space="preserve">                nn.init.normal_(m.weight, std=0.02)</w:t>
+      </w:r>
+    </w:p>
+    <w:p>
+      <w:pPr>
+        <w:rPr>
+          <w:rFonts w:ascii="Consolas" w:hAnsi="Consolas" w:cs="Consolas"/>
+          <w:sz w:val="17"/>
+          <w:szCs w:val="17"/>
+        </w:rPr>
+      </w:pPr>
+      <w:r>
+        <w:rPr>
+          <w:rFonts w:ascii="Consolas" w:hAnsi="Consolas" w:cs="Consolas"/>
+          <w:sz w:val="17"/>
+          <w:szCs w:val="17"/>
+        </w:rPr>
+        <w:t xml:space="preserve">                if m.bias is not None:</w:t>
+      </w:r>
+    </w:p>
+    <w:p>
+      <w:pPr>
+        <w:rPr>
+          <w:rFonts w:ascii="Consolas" w:hAnsi="Consolas" w:cs="Consolas"/>
+          <w:sz w:val="17"/>
+          <w:szCs w:val="17"/>
+        </w:rPr>
+      </w:pPr>
+      <w:r>
+        <w:rPr>
+          <w:rFonts w:ascii="Consolas" w:hAnsi="Consolas" w:cs="Consolas"/>
+          <w:sz w:val="17"/>
+          <w:szCs w:val="17"/>
+        </w:rPr>
+        <w:t xml:space="preserve">                    nn.init.zeros_(m.bias)</w:t>
+      </w:r>
+    </w:p>
+    <w:p>
+      <w:pPr>
+        <w:rPr>
+          <w:rFonts w:ascii="Consolas" w:hAnsi="Consolas" w:cs="Consolas"/>
+          <w:sz w:val="17"/>
+          <w:szCs w:val="17"/>
+        </w:rPr>
+      </w:pPr>
+      <w:r>
+        <w:rPr>
+          <w:rFonts w:ascii="Consolas" w:hAnsi="Consolas" w:cs="Consolas"/>
+          <w:sz w:val="17"/>
+          <w:szCs w:val="17"/>
+        </w:rPr>
+        <w:t xml:space="preserve">        last = [m for m in self.net.modules() if isinstance(m, nn.Linear)][-1]</w:t>
+      </w:r>
+    </w:p>
+    <w:p>
+      <w:pPr>
+        <w:rPr>
+          <w:rFonts w:ascii="Consolas" w:hAnsi="Consolas" w:cs="Consolas"/>
+          <w:sz w:val="17"/>
+          <w:szCs w:val="17"/>
+        </w:rPr>
+      </w:pPr>
+      <w:r>
+        <w:rPr>
+          <w:rFonts w:ascii="Consolas" w:hAnsi="Consolas" w:cs="Consolas"/>
+          <w:sz w:val="17"/>
+          <w:szCs w:val="17"/>
+        </w:rPr>
+        <w:t xml:space="preserve">        nn.init.normal_(last.weight, std=0.002)</w:t>
+      </w:r>
+    </w:p>
+    <w:p>
+      <w:pPr>
+        <w:rPr>
+          <w:rFonts w:ascii="Consolas" w:hAnsi="Consolas" w:cs="Consolas"/>
+          <w:sz w:val="17"/>
+          <w:szCs w:val="17"/>
+        </w:rPr>
+      </w:pPr>
+      <w:r>
+        <w:rPr>
+          <w:rFonts w:ascii="Consolas" w:hAnsi="Consolas" w:cs="Consolas"/>
+          <w:sz w:val="17"/>
+          <w:szCs w:val="17"/>
+        </w:rPr>
+        <w:t xml:space="preserve">        nn.init.zeros_(last.bias)</w:t>
+      </w:r>
+    </w:p>
+    <w:p>
+      <w:pPr>
+        <w:rPr>
+          <w:rFonts w:ascii="Consolas" w:hAnsi="Consolas" w:cs="Consolas"/>
+          <w:sz w:val="17"/>
+          <w:szCs w:val="17"/>
+        </w:rPr>
+      </w:pPr>
+    </w:p>
+    <w:p>
+      <w:pPr>
+        <w:rPr>
+          <w:rFonts w:ascii="Consolas" w:hAnsi="Consolas" w:cs="Consolas"/>
+          <w:sz w:val="17"/>
+          <w:szCs w:val="17"/>
+        </w:rPr>
+      </w:pPr>
+      <w:r>
+        <w:rPr>
+          <w:rFonts w:ascii="Consolas" w:hAnsi="Consolas" w:cs="Consolas"/>
+          <w:sz w:val="17"/>
+          <w:szCs w:val="17"/>
+        </w:rPr>
+        <w:lastRenderedPageBreak/>
+        <w:t xml:space="preserve">    def forward(self, xi: torch.Tensor, h: torch.Tensor) -&gt; torch.Tensor:</w:t>
+      </w:r>
+    </w:p>
+    <w:p>
+      <w:pPr>
+        <w:rPr>
+          <w:rFonts w:ascii="Consolas" w:hAnsi="Consolas" w:cs="Consolas"/>
+          <w:sz w:val="17"/>
+          <w:szCs w:val="17"/>
+        </w:rPr>
+      </w:pPr>
+      <w:r>
+        <w:rPr>
+          <w:rFonts w:ascii="Consolas" w:hAnsi="Consolas" w:cs="Consolas"/>
+          <w:sz w:val="17"/>
+          <w:szCs w:val="17"/>
+        </w:rPr>
+        <w:t xml:space="preserve">        return self.net(torch.cat([xi, h], dim=-1))</w:t>
+      </w:r>
+    </w:p>
+    <w:p/>
+    <w:p>
+      <w:pPr>
+        <w:pStyle w:val="Heading3"/>
+      </w:pPr>
+      <w:bookmarkStart w:id="10" w:name="_Toc230615212"/>
+      <w:r>
+        <w:t xml:space="preserve">Function </w:t>
+      </w:r>
+      <w:r>
+        <w:rPr>
+          <w:rFonts w:ascii="Consolas" w:hAnsi="Consolas" w:cs="Consolas"/>
+        </w:rPr>
+        <w:t>causal_cumulative_mean</w:t>
+      </w:r>
+      <w:bookmarkEnd w:id="10"/>
+    </w:p>
+    <w:p/>
+    <w:p>
+      <w:pPr>
+        <w:rPr>
+          <w:rFonts w:ascii="Consolas" w:hAnsi="Consolas" w:cs="Consolas"/>
+          <w:sz w:val="17"/>
+          <w:szCs w:val="17"/>
+        </w:rPr>
+      </w:pPr>
+      <w:r>
+        <w:rPr>
+          <w:rFonts w:ascii="Consolas" w:hAnsi="Consolas" w:cs="Consolas"/>
+          <w:sz w:val="17"/>
+          <w:szCs w:val="17"/>
+        </w:rPr>
+        <w:t>def causal_cumulative_mean(h: torch.Tensor) -&gt; torch.Tensor:</w:t>
+      </w:r>
+    </w:p>
+    <w:p>
+      <w:pPr>
+        <w:rPr>
+          <w:rFonts w:ascii="Consolas" w:hAnsi="Consolas" w:cs="Consolas"/>
+          <w:sz w:val="17"/>
+          <w:szCs w:val="17"/>
+        </w:rPr>
+      </w:pPr>
+      <w:r>
+        <w:rPr>
+          <w:rFonts w:ascii="Consolas" w:hAnsi="Consolas" w:cs="Consolas"/>
+          <w:sz w:val="17"/>
+          <w:szCs w:val="17"/>
+        </w:rPr>
+        <w:t xml:space="preserve">    T = h.shape[1]</w:t>
+      </w:r>
+    </w:p>
+    <w:p>
+      <w:pPr>
+        <w:rPr>
+          <w:rFonts w:ascii="Consolas" w:hAnsi="Consolas" w:cs="Consolas"/>
+          <w:sz w:val="17"/>
+          <w:szCs w:val="17"/>
+        </w:rPr>
+      </w:pPr>
+      <w:r>
+        <w:rPr>
+          <w:rFonts w:ascii="Consolas" w:hAnsi="Consolas" w:cs="Consolas"/>
+          <w:sz w:val="17"/>
+          <w:szCs w:val="17"/>
+        </w:rPr>
+        <w:t xml:space="preserve">    cumsum = h.cumsum(dim=1)</w:t>
+      </w:r>
+    </w:p>
+    <w:p>
+      <w:pPr>
+        <w:rPr>
+          <w:rFonts w:ascii="Consolas" w:hAnsi="Consolas" w:cs="Consolas"/>
+          <w:sz w:val="17"/>
+          <w:szCs w:val="17"/>
+        </w:rPr>
+      </w:pPr>
+      <w:r>
+        <w:rPr>
+          <w:rFonts w:ascii="Consolas" w:hAnsi="Consolas" w:cs="Consolas"/>
+          <w:sz w:val="17"/>
+          <w:szCs w:val="17"/>
+        </w:rPr>
+        <w:t xml:space="preserve">    denom = torch.arange(1, T + 1, device=h.device, dtype=h.dtype).view(1, T, 1)</w:t>
+      </w:r>
+    </w:p>
+    <w:p>
+      <w:pPr>
+        <w:rPr>
+          <w:rFonts w:ascii="Consolas" w:hAnsi="Consolas" w:cs="Consolas"/>
+          <w:sz w:val="17"/>
+          <w:szCs w:val="17"/>
+        </w:rPr>
+      </w:pPr>
+      <w:r>
+        <w:rPr>
+          <w:rFonts w:ascii="Consolas" w:hAnsi="Consolas" w:cs="Consolas"/>
+          <w:sz w:val="17"/>
+          <w:szCs w:val="17"/>
+        </w:rPr>
+        <w:t xml:space="preserve">    return cumsum / deno</w:t>
+      </w:r>
+    </w:p>
+    <w:p/>
+    <w:p/>
+    <w:p>
+      <w:pPr>
+        <w:pStyle w:val="Heading3"/>
+      </w:pPr>
+      <w:bookmarkStart w:id="11" w:name="_Toc230615213"/>
+      <w:r>
+        <w:t xml:space="preserve">Class </w:t>
+      </w:r>
+      <w:r>
+        <w:rPr>
+          <w:rFonts w:ascii="Consolas" w:hAnsi="Consolas" w:cs="Consolas"/>
+        </w:rPr>
+        <w:t>ScalarPotentialLMSARFMass</w:t>
+      </w:r>
+      <w:bookmarkEnd w:id="11"/>
+    </w:p>
+    <w:p/>
+    <w:p>
+      <w:pPr>
+        <w:rPr>
+          <w:rFonts w:ascii="Consolas" w:hAnsi="Consolas" w:cs="Consolas"/>
+          <w:sz w:val="17"/>
+          <w:szCs w:val="17"/>
+        </w:rPr>
+      </w:pPr>
+      <w:r>
+        <w:rPr>
+          <w:rFonts w:ascii="Consolas" w:hAnsi="Consolas" w:cs="Consolas"/>
+          <w:color w:val="C00000"/>
+          <w:sz w:val="17"/>
+          <w:szCs w:val="17"/>
+        </w:rPr>
+        <w:t>class</w:t>
+      </w:r>
+      <w:r>
+        <w:rPr>
+          <w:rFonts w:ascii="Consolas" w:hAnsi="Consolas" w:cs="Consolas"/>
+          <w:sz w:val="17"/>
+          <w:szCs w:val="17"/>
+        </w:rPr>
+        <w:t xml:space="preserve"> </w:t>
+      </w:r>
+      <w:r>
+        <w:rPr>
+          <w:rFonts w:ascii="Consolas" w:hAnsi="Consolas" w:cs="Consolas"/>
+          <w:color w:val="0B769F" w:themeColor="accent4" w:themeShade="BF"/>
+          <w:sz w:val="17"/>
+          <w:szCs w:val="17"/>
+        </w:rPr>
+        <w:t>ScalarPotentialLMSARFMass</w:t>
+      </w:r>
+      <w:r>
+        <w:rPr>
+          <w:rFonts w:ascii="Consolas" w:hAnsi="Consolas" w:cs="Consolas"/>
+          <w:sz w:val="17"/>
+          <w:szCs w:val="17"/>
+        </w:rPr>
+        <w:t>(nn.</w:t>
+      </w:r>
+      <w:r>
+        <w:rPr>
+          <w:rFonts w:ascii="Consolas" w:hAnsi="Consolas" w:cs="Consolas"/>
+          <w:color w:val="0070C0"/>
+          <w:sz w:val="17"/>
+          <w:szCs w:val="17"/>
+        </w:rPr>
+        <w:t>Module</w:t>
+      </w:r>
+      <w:r>
+        <w:rPr>
+          <w:rFonts w:ascii="Consolas" w:hAnsi="Consolas" w:cs="Consolas"/>
+          <w:sz w:val="17"/>
+          <w:szCs w:val="17"/>
+        </w:rPr>
+        <w:t>):</w:t>
       </w:r>
     </w:p>
     <w:p>
@@ -3908,460 +6063,437 @@
       <w:r>
         <w:rPr>
           <w:rFonts w:ascii="Consolas" w:hAnsi="Consolas" w:cs="Consolas"/>
+          <w:sz w:val="17"/>
+          <w:szCs w:val="17"/>
+        </w:rPr>
+        <w:t xml:space="preserve">    </w:t>
+      </w:r>
+      <w:r>
+        <w:rPr>
+          <w:rFonts w:ascii="Consolas" w:hAnsi="Consolas" w:cs="Consolas"/>
           <w:color w:val="3A7C22" w:themeColor="accent6" w:themeShade="BF"/>
           <w:sz w:val="17"/>
           <w:szCs w:val="17"/>
         </w:rPr>
-        <w:t xml:space="preserve">       GV  : (L,   T, d)  grad_h V_theta(xi, h_l)  for l = 0..L-1</w:t>
-      </w:r>
-    </w:p>
-    <w:p>
-      <w:pPr>
-        <w:rPr>
-          <w:rFonts w:ascii="Consolas" w:hAnsi="Consolas" w:cs="Consolas"/>
-          <w:color w:val="3A7C22" w:themeColor="accent6" w:themeShade="BF"/>
-          <w:sz w:val="17"/>
-          <w:szCs w:val="17"/>
-        </w:rPr>
-      </w:pPr>
-      <w:r>
-        <w:rPr>
-          <w:rFonts w:ascii="Consolas" w:hAnsi="Consolas" w:cs="Consolas"/>
-          <w:color w:val="3A7C22" w:themeColor="accent6" w:themeShade="BF"/>
-          <w:sz w:val="17"/>
-          <w:szCs w:val="17"/>
-        </w:rPr>
-        <w:t xml:space="preserve">       XI  : (T, d)  the constant context vector</w:t>
-      </w:r>
-    </w:p>
-    <w:p>
-      <w:pPr>
-        <w:rPr>
-          <w:rFonts w:ascii="Consolas" w:hAnsi="Consolas" w:cs="Consolas"/>
-          <w:color w:val="3A7C22" w:themeColor="accent6" w:themeShade="BF"/>
-          <w:sz w:val="17"/>
-          <w:szCs w:val="17"/>
-        </w:rPr>
-      </w:pPr>
-    </w:p>
-    <w:p>
-      <w:pPr>
-        <w:rPr>
-          <w:rFonts w:ascii="Consolas" w:hAnsi="Consolas" w:cs="Consolas"/>
-          <w:color w:val="3A7C22" w:themeColor="accent6" w:themeShade="BF"/>
-          <w:sz w:val="17"/>
-          <w:szCs w:val="17"/>
-        </w:rPr>
-      </w:pPr>
-      <w:r>
-        <w:rPr>
-          <w:rFonts w:ascii="Consolas" w:hAnsi="Consolas" w:cs="Consolas"/>
-          <w:color w:val="3A7C22" w:themeColor="accent6" w:themeShade="BF"/>
-          <w:sz w:val="17"/>
-          <w:szCs w:val="17"/>
-        </w:rPr>
-        <w:t xml:space="preserve">    The dynamics equation is</w:t>
-      </w:r>
-    </w:p>
-    <w:p>
-      <w:pPr>
-        <w:rPr>
-          <w:rFonts w:ascii="Consolas" w:hAnsi="Consolas" w:cs="Consolas"/>
-          <w:color w:val="3A7C22" w:themeColor="accent6" w:themeShade="BF"/>
-          <w:sz w:val="17"/>
-          <w:szCs w:val="17"/>
-        </w:rPr>
-      </w:pPr>
-    </w:p>
-    <w:p>
-      <w:pPr>
-        <w:rPr>
-          <w:rFonts w:ascii="Consolas" w:hAnsi="Consolas" w:cs="Consolas"/>
-          <w:color w:val="3A7C22" w:themeColor="accent6" w:themeShade="BF"/>
-          <w:sz w:val="17"/>
-          <w:szCs w:val="17"/>
-        </w:rPr>
-      </w:pPr>
-      <w:r>
-        <w:rPr>
-          <w:rFonts w:ascii="Consolas" w:hAnsi="Consolas" w:cs="Consolas"/>
-          <w:color w:val="3A7C22" w:themeColor="accent6" w:themeShade="BF"/>
-          <w:sz w:val="17"/>
-          <w:szCs w:val="17"/>
-        </w:rPr>
-        <w:t xml:space="preserve">       h_{l+1} = h_l + dt * v_{l+1}</w:t>
-      </w:r>
-    </w:p>
-    <w:p>
-      <w:pPr>
-        <w:rPr>
-          <w:rFonts w:ascii="Consolas" w:hAnsi="Consolas" w:cs="Consolas"/>
-          <w:color w:val="3A7C22" w:themeColor="accent6" w:themeShade="BF"/>
-          <w:sz w:val="17"/>
-          <w:szCs w:val="17"/>
-        </w:rPr>
-      </w:pPr>
-      <w:r>
-        <w:rPr>
-          <w:rFonts w:ascii="Consolas" w:hAnsi="Consolas" w:cs="Consolas"/>
-          <w:color w:val="3A7C22" w:themeColor="accent6" w:themeShade="BF"/>
-          <w:sz w:val="17"/>
-          <w:szCs w:val="17"/>
-        </w:rPr>
-        <w:t xml:space="preserve">       v_{l+1} = (v_l + dt*f_l/m) / (1 + dt*gamma),  f_l = -grad_h V_theta(xi, h_l)</w:t>
-      </w:r>
-    </w:p>
-    <w:p>
-      <w:pPr>
-        <w:rPr>
-          <w:rFonts w:ascii="Consolas" w:hAnsi="Consolas" w:cs="Consolas"/>
-          <w:color w:val="3A7C22" w:themeColor="accent6" w:themeShade="BF"/>
-          <w:sz w:val="17"/>
-          <w:szCs w:val="17"/>
-        </w:rPr>
-      </w:pPr>
-    </w:p>
-    <w:p>
-      <w:pPr>
-        <w:rPr>
-          <w:rFonts w:ascii="Consolas" w:hAnsi="Consolas" w:cs="Consolas"/>
-          <w:color w:val="3A7C22" w:themeColor="accent6" w:themeShade="BF"/>
-          <w:sz w:val="17"/>
-          <w:szCs w:val="17"/>
-        </w:rPr>
-      </w:pPr>
-      <w:r>
-        <w:rPr>
-          <w:rFonts w:ascii="Consolas" w:hAnsi="Consolas" w:cs="Consolas"/>
-          <w:color w:val="3A7C22" w:themeColor="accent6" w:themeShade="BF"/>
-          <w:sz w:val="17"/>
-          <w:szCs w:val="17"/>
-        </w:rPr>
-        <w:t xml:space="preserve">    so Delta h_l := h_{l+1} - h_l depends on (v_l, grad_V at h_l).</w:t>
-      </w:r>
-    </w:p>
-    <w:p>
-      <w:pPr>
-        <w:rPr>
-          <w:rFonts w:ascii="Consolas" w:hAnsi="Consolas" w:cs="Consolas"/>
-          <w:color w:val="3A7C22" w:themeColor="accent6" w:themeShade="BF"/>
-          <w:sz w:val="17"/>
-          <w:szCs w:val="17"/>
-        </w:rPr>
-      </w:pPr>
-    </w:p>
-    <w:p>
-      <w:pPr>
-        <w:rPr>
-          <w:rFonts w:ascii="Consolas" w:hAnsi="Consolas" w:cs="Consolas"/>
-          <w:color w:val="3A7C22" w:themeColor="accent6" w:themeShade="BF"/>
-          <w:sz w:val="17"/>
-          <w:szCs w:val="17"/>
-        </w:rPr>
-      </w:pPr>
-      <w:r>
-        <w:rPr>
-          <w:rFonts w:ascii="Consolas" w:hAnsi="Consolas" w:cs="Consolas"/>
-          <w:color w:val="3A7C22" w:themeColor="accent6" w:themeShade="BF"/>
-          <w:sz w:val="17"/>
-          <w:szCs w:val="17"/>
-        </w:rPr>
-        <w:t xml:space="preserve">    Handles both the base ScalarPotentialLM (fixed xi from _embed_and_pool)</w:t>
-      </w:r>
-    </w:p>
-    <w:p>
-      <w:pPr>
-        <w:rPr>
-          <w:rFonts w:ascii="Consolas" w:hAnsi="Consolas" w:cs="Consolas"/>
-          <w:color w:val="3A7C22" w:themeColor="accent6" w:themeShade="BF"/>
-          <w:sz w:val="17"/>
-          <w:szCs w:val="17"/>
-        </w:rPr>
-      </w:pPr>
-      <w:r>
-        <w:rPr>
-          <w:rFonts w:ascii="Consolas" w:hAnsi="Consolas" w:cs="Consolas"/>
-          <w:color w:val="3A7C22" w:themeColor="accent6" w:themeShade="BF"/>
-          <w:sz w:val="17"/>
-          <w:szCs w:val="17"/>
-        </w:rPr>
-        <w:t xml:space="preserve">    and ScalarPotentialLMSARFMass[LN] variants (per-step xi via</w:t>
-      </w:r>
-    </w:p>
-    <w:p>
-      <w:pPr>
-        <w:rPr>
-          <w:rFonts w:ascii="Consolas" w:hAnsi="Consolas" w:cs="Consolas"/>
-          <w:color w:val="3A7C22" w:themeColor="accent6" w:themeShade="BF"/>
-          <w:sz w:val="17"/>
-          <w:szCs w:val="17"/>
-        </w:rPr>
-      </w:pPr>
-      <w:r>
-        <w:rPr>
-          <w:rFonts w:ascii="Consolas" w:hAnsi="Consolas" w:cs="Consolas"/>
-          <w:color w:val="3A7C22" w:themeColor="accent6" w:themeShade="BF"/>
-          <w:sz w:val="17"/>
-          <w:szCs w:val="17"/>
-        </w:rPr>
-        <w:t xml:space="preserve">    causal_cumulative_mean, per-token mass, optional LN projection).</w:t>
-      </w:r>
-    </w:p>
-    <w:p>
-      <w:pPr>
-        <w:rPr>
-          <w:rFonts w:ascii="Consolas" w:hAnsi="Consolas" w:cs="Consolas"/>
-          <w:sz w:val="17"/>
-          <w:szCs w:val="17"/>
-        </w:rPr>
-      </w:pPr>
-      <w:r>
-        <w:rPr>
-          <w:rFonts w:ascii="Consolas" w:hAnsi="Consolas" w:cs="Consolas"/>
-          <w:color w:val="3A7C22" w:themeColor="accent6" w:themeShade="BF"/>
-          <w:sz w:val="17"/>
-          <w:szCs w:val="17"/>
-        </w:rPr>
-        <w:t xml:space="preserve">    """</w:t>
-      </w:r>
-    </w:p>
-    <w:p>
-      <w:pPr>
-        <w:rPr>
-          <w:rFonts w:ascii="Consolas" w:hAnsi="Consolas" w:cs="Consolas"/>
-          <w:sz w:val="17"/>
-          <w:szCs w:val="17"/>
-        </w:rPr>
-      </w:pPr>
-      <w:r>
-        <w:rPr>
-          <w:rFonts w:ascii="Consolas" w:hAnsi="Consolas" w:cs="Consolas"/>
-          <w:sz w:val="17"/>
-          <w:szCs w:val="17"/>
-        </w:rPr>
-        <w:t xml:space="preserve">    from model_sarf_mass import ScalarPotentialLMSARFMass, causal_cumulative_mean</w:t>
-      </w:r>
-    </w:p>
-    <w:p>
-      <w:pPr>
-        <w:rPr>
-          <w:rFonts w:ascii="Consolas" w:hAnsi="Consolas" w:cs="Consolas"/>
-          <w:sz w:val="17"/>
-          <w:szCs w:val="17"/>
-        </w:rPr>
-      </w:pPr>
-    </w:p>
-    <w:p>
-      <w:pPr>
-        <w:rPr>
-          <w:rFonts w:ascii="Consolas" w:hAnsi="Consolas" w:cs="Consolas"/>
-          <w:sz w:val="17"/>
-          <w:szCs w:val="17"/>
-        </w:rPr>
-      </w:pPr>
-      <w:r>
-        <w:rPr>
-          <w:rFonts w:ascii="Consolas" w:hAnsi="Consolas" w:cs="Consolas"/>
-          <w:sz w:val="17"/>
-          <w:szCs w:val="17"/>
-        </w:rPr>
-        <w:t xml:space="preserve">    max_len = model.cfg.max_len</w:t>
-      </w:r>
-    </w:p>
-    <w:p>
-      <w:pPr>
-        <w:rPr>
-          <w:rFonts w:ascii="Consolas" w:hAnsi="Consolas" w:cs="Consolas"/>
-          <w:sz w:val="17"/>
-          <w:szCs w:val="17"/>
-        </w:rPr>
-      </w:pPr>
-      <w:r>
-        <w:rPr>
-          <w:rFonts w:ascii="Consolas" w:hAnsi="Consolas" w:cs="Consolas"/>
-          <w:sz w:val="17"/>
-          <w:szCs w:val="17"/>
-        </w:rPr>
-        <w:t xml:space="preserve">    ids = tokenize(sentence, max_len)</w:t>
-      </w:r>
-    </w:p>
-    <w:p>
-      <w:pPr>
-        <w:rPr>
-          <w:rFonts w:ascii="Consolas" w:hAnsi="Consolas" w:cs="Consolas"/>
-          <w:sz w:val="17"/>
-          <w:szCs w:val="17"/>
-        </w:rPr>
-      </w:pPr>
-      <w:r>
-        <w:rPr>
-          <w:rFonts w:ascii="Consolas" w:hAnsi="Consolas" w:cs="Consolas"/>
-          <w:sz w:val="17"/>
-          <w:szCs w:val="17"/>
-        </w:rPr>
-        <w:t xml:space="preserve">    x = torch.from_numpy(ids).unsqueeze(0).to(device)</w:t>
-      </w:r>
-    </w:p>
-    <w:p>
-      <w:pPr>
-        <w:rPr>
-          <w:rFonts w:ascii="Consolas" w:hAnsi="Consolas" w:cs="Consolas"/>
-          <w:sz w:val="17"/>
-          <w:szCs w:val="17"/>
-        </w:rPr>
-      </w:pPr>
-      <w:r>
-        <w:rPr>
-          <w:rFonts w:ascii="Consolas" w:hAnsi="Consolas" w:cs="Consolas"/>
-          <w:sz w:val="17"/>
-          <w:szCs w:val="17"/>
-        </w:rPr>
-        <w:t xml:space="preserve">    cfg = model.cfg</w:t>
-      </w:r>
-    </w:p>
-    <w:p>
-      <w:pPr>
-        <w:rPr>
-          <w:rFonts w:ascii="Consolas" w:hAnsi="Consolas" w:cs="Consolas"/>
-          <w:sz w:val="17"/>
-          <w:szCs w:val="17"/>
-        </w:rPr>
-      </w:pPr>
-      <w:r>
-        <w:rPr>
-          <w:rFonts w:ascii="Consolas" w:hAnsi="Consolas" w:cs="Consolas"/>
-          <w:sz w:val="17"/>
-          <w:szCs w:val="17"/>
-        </w:rPr>
-        <w:t xml:space="preserve">    is_sarf = isinstance(model, ScalarPotentialLMSARFMass)</w:t>
-      </w:r>
-    </w:p>
-    <w:p>
-      <w:pPr>
-        <w:rPr>
-          <w:rFonts w:ascii="Consolas" w:hAnsi="Consolas" w:cs="Consolas"/>
-          <w:sz w:val="17"/>
-          <w:szCs w:val="17"/>
-        </w:rPr>
-      </w:pPr>
-      <w:r>
-        <w:rPr>
-          <w:rFonts w:ascii="Consolas" w:hAnsi="Consolas" w:cs="Consolas"/>
-          <w:sz w:val="17"/>
-          <w:szCs w:val="17"/>
-        </w:rPr>
-        <w:t xml:space="preserve">    has_ln = hasattr(model, '_project') and getattr(cfg, 'ln_after_step', False)</w:t>
-      </w:r>
-    </w:p>
-    <w:p>
-      <w:pPr>
-        <w:rPr>
-          <w:rFonts w:ascii="Consolas" w:hAnsi="Consolas" w:cs="Consolas"/>
-          <w:sz w:val="17"/>
-          <w:szCs w:val="17"/>
-        </w:rPr>
-      </w:pPr>
-    </w:p>
-    <w:p>
-      <w:pPr>
-        <w:rPr>
-          <w:rFonts w:ascii="Consolas" w:hAnsi="Consolas" w:cs="Consolas"/>
-          <w:sz w:val="17"/>
-          <w:szCs w:val="17"/>
-        </w:rPr>
-      </w:pPr>
-      <w:r>
-        <w:rPr>
-          <w:rFonts w:ascii="Consolas" w:hAnsi="Consolas" w:cs="Consolas"/>
-          <w:sz w:val="17"/>
-          <w:szCs w:val="17"/>
-        </w:rPr>
-        <w:t xml:space="preserve">    with torch.enable_grad():</w:t>
-      </w:r>
-    </w:p>
-    <w:p>
-      <w:pPr>
-        <w:rPr>
-          <w:rFonts w:ascii="Consolas" w:hAnsi="Consolas" w:cs="Consolas"/>
-          <w:sz w:val="17"/>
-          <w:szCs w:val="17"/>
-        </w:rPr>
-      </w:pPr>
-      <w:r>
-        <w:rPr>
-          <w:rFonts w:ascii="Consolas" w:hAnsi="Consolas" w:cs="Consolas"/>
-          <w:sz w:val="17"/>
-          <w:szCs w:val="17"/>
-        </w:rPr>
-        <w:t xml:space="preserve">        if is_sarf:</w:t>
-      </w:r>
-    </w:p>
-    <w:p>
-      <w:pPr>
-        <w:rPr>
-          <w:rFonts w:ascii="Consolas" w:hAnsi="Consolas" w:cs="Consolas"/>
-          <w:sz w:val="17"/>
-          <w:szCs w:val="17"/>
-        </w:rPr>
-      </w:pPr>
-      <w:r>
-        <w:rPr>
-          <w:rFonts w:ascii="Consolas" w:hAnsi="Consolas" w:cs="Consolas"/>
-          <w:sz w:val="17"/>
-          <w:szCs w:val="17"/>
-        </w:rPr>
-        <w:t xml:space="preserve">            emb = model._embed(x)</w:t>
-      </w:r>
-    </w:p>
-    <w:p>
-      <w:pPr>
-        <w:rPr>
-          <w:rFonts w:ascii="Consolas" w:hAnsi="Consolas" w:cs="Consolas"/>
-          <w:sz w:val="17"/>
-          <w:szCs w:val="17"/>
-        </w:rPr>
-      </w:pPr>
-      <w:r>
-        <w:rPr>
-          <w:rFonts w:ascii="Consolas" w:hAnsi="Consolas" w:cs="Consolas"/>
-          <w:sz w:val="17"/>
-          <w:szCs w:val="17"/>
-        </w:rPr>
-        <w:t xml:space="preserve">            m_b = model.compute_mass(x, emb)</w:t>
-      </w:r>
-    </w:p>
-    <w:p>
-      <w:pPr>
-        <w:rPr>
-          <w:rFonts w:ascii="Consolas" w:hAnsi="Consolas" w:cs="Consolas"/>
-          <w:sz w:val="17"/>
-          <w:szCs w:val="17"/>
-        </w:rPr>
-      </w:pPr>
-      <w:r>
-        <w:rPr>
-          <w:rFonts w:ascii="Consolas" w:hAnsi="Consolas" w:cs="Consolas"/>
-          <w:sz w:val="17"/>
-          <w:szCs w:val="17"/>
-        </w:rPr>
-        <w:t xml:space="preserve">            gamma = model.gamma</w:t>
-      </w:r>
-    </w:p>
-    <w:p>
-      <w:pPr>
-        <w:rPr>
-          <w:rFonts w:ascii="Consolas" w:hAnsi="Consolas" w:cs="Consolas"/>
-          <w:sz w:val="17"/>
-          <w:szCs w:val="17"/>
-        </w:rPr>
-      </w:pPr>
-      <w:r>
-        <w:rPr>
-          <w:rFonts w:ascii="Consolas" w:hAnsi="Consolas" w:cs="Consolas"/>
-          <w:sz w:val="17"/>
-          <w:szCs w:val="17"/>
-        </w:rPr>
-        <w:t xml:space="preserve">            h = model._project(emb) if has_ln else emb</w:t>
+        <w:t>"""SARF-faithful SPLM with pluggable per-token mass."""</w:t>
+      </w:r>
+    </w:p>
+    <w:p>
+      <w:pPr>
+        <w:rPr>
+          <w:rFonts w:ascii="Consolas" w:hAnsi="Consolas" w:cs="Consolas"/>
+          <w:sz w:val="17"/>
+          <w:szCs w:val="17"/>
+        </w:rPr>
+      </w:pPr>
+    </w:p>
+    <w:p>
+      <w:pPr>
+        <w:rPr>
+          <w:rFonts w:ascii="Consolas" w:hAnsi="Consolas" w:cs="Consolas"/>
+          <w:sz w:val="17"/>
+          <w:szCs w:val="17"/>
+        </w:rPr>
+      </w:pPr>
+      <w:r>
+        <w:rPr>
+          <w:rFonts w:ascii="Consolas" w:hAnsi="Consolas" w:cs="Consolas"/>
+          <w:sz w:val="17"/>
+          <w:szCs w:val="17"/>
+        </w:rPr>
+        <w:t xml:space="preserve">    </w:t>
+      </w:r>
+      <w:r>
+        <w:rPr>
+          <w:rFonts w:ascii="Consolas" w:hAnsi="Consolas" w:cs="Consolas"/>
+          <w:color w:val="C00000"/>
+          <w:sz w:val="17"/>
+          <w:szCs w:val="17"/>
+        </w:rPr>
+        <w:t>def</w:t>
+      </w:r>
+      <w:r>
+        <w:rPr>
+          <w:rFonts w:ascii="Consolas" w:hAnsi="Consolas" w:cs="Consolas"/>
+          <w:sz w:val="17"/>
+          <w:szCs w:val="17"/>
+        </w:rPr>
+        <w:t xml:space="preserve"> __init__(</w:t>
+      </w:r>
+      <w:r>
+        <w:rPr>
+          <w:rFonts w:ascii="Consolas" w:hAnsi="Consolas" w:cs="Consolas"/>
+          <w:color w:val="7030A0"/>
+          <w:sz w:val="17"/>
+          <w:szCs w:val="17"/>
+        </w:rPr>
+        <w:t>self</w:t>
+      </w:r>
+      <w:r>
+        <w:rPr>
+          <w:rFonts w:ascii="Consolas" w:hAnsi="Consolas" w:cs="Consolas"/>
+          <w:sz w:val="17"/>
+          <w:szCs w:val="17"/>
+        </w:rPr>
+        <w:t xml:space="preserve">, cfg: </w:t>
+      </w:r>
+      <w:r>
+        <w:rPr>
+          <w:rFonts w:ascii="Consolas" w:hAnsi="Consolas" w:cs="Consolas"/>
+          <w:color w:val="0070C0"/>
+          <w:sz w:val="17"/>
+          <w:szCs w:val="17"/>
+        </w:rPr>
+        <w:t>SPLMSARFMassConfig</w:t>
+      </w:r>
+      <w:r>
+        <w:rPr>
+          <w:rFonts w:ascii="Consolas" w:hAnsi="Consolas" w:cs="Consolas"/>
+          <w:sz w:val="17"/>
+          <w:szCs w:val="17"/>
+        </w:rPr>
+        <w:t>):</w:t>
+      </w:r>
+    </w:p>
+    <w:p>
+      <w:pPr>
+        <w:rPr>
+          <w:rFonts w:ascii="Consolas" w:hAnsi="Consolas" w:cs="Consolas"/>
+          <w:sz w:val="17"/>
+          <w:szCs w:val="17"/>
+        </w:rPr>
+      </w:pPr>
+      <w:r>
+        <w:rPr>
+          <w:rFonts w:ascii="Consolas" w:hAnsi="Consolas" w:cs="Consolas"/>
+          <w:sz w:val="17"/>
+          <w:szCs w:val="17"/>
+        </w:rPr>
+        <w:t xml:space="preserve">        </w:t>
+      </w:r>
+      <w:r>
+        <w:rPr>
+          <w:rFonts w:ascii="Consolas" w:hAnsi="Consolas" w:cs="Consolas"/>
+          <w:color w:val="C00000"/>
+          <w:sz w:val="17"/>
+          <w:szCs w:val="17"/>
+        </w:rPr>
+        <w:t>super</w:t>
+      </w:r>
+      <w:r>
+        <w:rPr>
+          <w:rFonts w:ascii="Consolas" w:hAnsi="Consolas" w:cs="Consolas"/>
+          <w:sz w:val="17"/>
+          <w:szCs w:val="17"/>
+        </w:rPr>
+        <w:t>().__init__()</w:t>
+      </w:r>
+    </w:p>
+    <w:p>
+      <w:pPr>
+        <w:rPr>
+          <w:rFonts w:ascii="Consolas" w:hAnsi="Consolas" w:cs="Consolas"/>
+          <w:sz w:val="17"/>
+          <w:szCs w:val="17"/>
+        </w:rPr>
+      </w:pPr>
+      <w:r>
+        <w:rPr>
+          <w:rFonts w:ascii="Consolas" w:hAnsi="Consolas" w:cs="Consolas"/>
+          <w:sz w:val="17"/>
+          <w:szCs w:val="17"/>
+        </w:rPr>
+        <w:t xml:space="preserve">        </w:t>
+      </w:r>
+      <w:r>
+        <w:rPr>
+          <w:rFonts w:ascii="Consolas" w:hAnsi="Consolas" w:cs="Consolas"/>
+          <w:color w:val="7030A0"/>
+          <w:sz w:val="17"/>
+          <w:szCs w:val="17"/>
+        </w:rPr>
+        <w:t>self</w:t>
+      </w:r>
+      <w:r>
+        <w:rPr>
+          <w:rFonts w:ascii="Consolas" w:hAnsi="Consolas" w:cs="Consolas"/>
+          <w:sz w:val="17"/>
+          <w:szCs w:val="17"/>
+        </w:rPr>
+        <w:t>.cfg = cfg</w:t>
+      </w:r>
+    </w:p>
+    <w:p>
+      <w:pPr>
+        <w:rPr>
+          <w:rFonts w:ascii="Consolas" w:hAnsi="Consolas" w:cs="Consolas"/>
+          <w:sz w:val="17"/>
+          <w:szCs w:val="17"/>
+        </w:rPr>
+      </w:pPr>
+      <w:r>
+        <w:rPr>
+          <w:rFonts w:ascii="Consolas" w:hAnsi="Consolas" w:cs="Consolas"/>
+          <w:sz w:val="17"/>
+          <w:szCs w:val="17"/>
+        </w:rPr>
+        <w:t xml:space="preserve">        self.E = nn.Embedding(cfg.vocab_size, cfg.d)</w:t>
+      </w:r>
+    </w:p>
+    <w:p>
+      <w:pPr>
+        <w:rPr>
+          <w:rFonts w:ascii="Consolas" w:hAnsi="Consolas" w:cs="Consolas"/>
+          <w:sz w:val="17"/>
+          <w:szCs w:val="17"/>
+        </w:rPr>
+      </w:pPr>
+      <w:r>
+        <w:rPr>
+          <w:rFonts w:ascii="Consolas" w:hAnsi="Consolas" w:cs="Consolas"/>
+          <w:sz w:val="17"/>
+          <w:szCs w:val="17"/>
+        </w:rPr>
+        <w:t xml:space="preserve">        self.P = nn.Parameter(torch.zeros(cfg.max_len, cfg.d))</w:t>
+      </w:r>
+    </w:p>
+    <w:p>
+      <w:pPr>
+        <w:rPr>
+          <w:rFonts w:ascii="Consolas" w:hAnsi="Consolas" w:cs="Consolas"/>
+          <w:sz w:val="17"/>
+          <w:szCs w:val="17"/>
+        </w:rPr>
+      </w:pPr>
+      <w:r>
+        <w:rPr>
+          <w:rFonts w:ascii="Consolas" w:hAnsi="Consolas" w:cs="Consolas"/>
+          <w:sz w:val="17"/>
+          <w:szCs w:val="17"/>
+        </w:rPr>
+        <w:t xml:space="preserve">        nn.init.normal_(self.E.weight, std=0.02)</w:t>
+      </w:r>
+    </w:p>
+    <w:p>
+      <w:pPr>
+        <w:rPr>
+          <w:rFonts w:ascii="Consolas" w:hAnsi="Consolas" w:cs="Consolas"/>
+          <w:sz w:val="17"/>
+          <w:szCs w:val="17"/>
+        </w:rPr>
+      </w:pPr>
+      <w:r>
+        <w:rPr>
+          <w:rFonts w:ascii="Consolas" w:hAnsi="Consolas" w:cs="Consolas"/>
+          <w:sz w:val="17"/>
+          <w:szCs w:val="17"/>
+        </w:rPr>
+        <w:t xml:space="preserve">        nn.init.normal_(self.P, std=0.01)</w:t>
+      </w:r>
+    </w:p>
+    <w:p>
+      <w:pPr>
+        <w:rPr>
+          <w:rFonts w:ascii="Consolas" w:hAnsi="Consolas" w:cs="Consolas"/>
+          <w:sz w:val="17"/>
+          <w:szCs w:val="17"/>
+        </w:rPr>
+      </w:pPr>
+    </w:p>
+    <w:p>
+      <w:pPr>
+        <w:rPr>
+          <w:rFonts w:ascii="Consolas" w:hAnsi="Consolas" w:cs="Consolas"/>
+          <w:sz w:val="17"/>
+          <w:szCs w:val="17"/>
+        </w:rPr>
+      </w:pPr>
+      <w:r>
+        <w:rPr>
+          <w:rFonts w:ascii="Consolas" w:hAnsi="Consolas" w:cs="Consolas"/>
+          <w:sz w:val="17"/>
+          <w:szCs w:val="17"/>
+        </w:rPr>
+        <w:t xml:space="preserve">        self.V_theta = ScalarPotential(cfg.d, cfg.v_hidden, cfg.v_depth)</w:t>
+      </w:r>
+    </w:p>
+    <w:p>
+      <w:pPr>
+        <w:rPr>
+          <w:rFonts w:ascii="Consolas" w:hAnsi="Consolas" w:cs="Consolas"/>
+          <w:sz w:val="17"/>
+          <w:szCs w:val="17"/>
+        </w:rPr>
+      </w:pPr>
+    </w:p>
+    <w:p>
+      <w:pPr>
+        <w:rPr>
+          <w:rFonts w:ascii="Consolas" w:hAnsi="Consolas" w:cs="Consolas"/>
+          <w:sz w:val="17"/>
+          <w:szCs w:val="17"/>
+        </w:rPr>
+      </w:pPr>
+      <w:r>
+        <w:rPr>
+          <w:rFonts w:ascii="Consolas" w:hAnsi="Consolas" w:cs="Consolas"/>
+          <w:sz w:val="17"/>
+          <w:szCs w:val="17"/>
+        </w:rPr>
+        <w:t xml:space="preserve">        self.raw_m_bias = nn.Parameter(</w:t>
+      </w:r>
+    </w:p>
+    <w:p>
+      <w:pPr>
+        <w:rPr>
+          <w:rFonts w:ascii="Consolas" w:hAnsi="Consolas" w:cs="Consolas"/>
+          <w:sz w:val="17"/>
+          <w:szCs w:val="17"/>
+        </w:rPr>
+      </w:pPr>
+      <w:r>
+        <w:rPr>
+          <w:rFonts w:ascii="Consolas" w:hAnsi="Consolas" w:cs="Consolas"/>
+          <w:sz w:val="17"/>
+          <w:szCs w:val="17"/>
+        </w:rPr>
+        <w:t xml:space="preserve">            torch.tensor(_raw_from_positive(cfg.init_m)),</w:t>
+      </w:r>
+    </w:p>
+    <w:p>
+      <w:pPr>
+        <w:rPr>
+          <w:rFonts w:ascii="Consolas" w:hAnsi="Consolas" w:cs="Consolas"/>
+          <w:sz w:val="17"/>
+          <w:szCs w:val="17"/>
+        </w:rPr>
+      </w:pPr>
+      <w:r>
+        <w:rPr>
+          <w:rFonts w:ascii="Consolas" w:hAnsi="Consolas" w:cs="Consolas"/>
+          <w:sz w:val="17"/>
+          <w:szCs w:val="17"/>
+        </w:rPr>
+        <w:t xml:space="preserve">            requires_grad=cfg.learn_mgamma,</w:t>
+      </w:r>
+    </w:p>
+    <w:p>
+      <w:pPr>
+        <w:rPr>
+          <w:rFonts w:ascii="Consolas" w:hAnsi="Consolas" w:cs="Consolas"/>
+          <w:sz w:val="17"/>
+          <w:szCs w:val="17"/>
+        </w:rPr>
+      </w:pPr>
+      <w:r>
+        <w:rPr>
+          <w:rFonts w:ascii="Consolas" w:hAnsi="Consolas" w:cs="Consolas"/>
+          <w:sz w:val="17"/>
+          <w:szCs w:val="17"/>
+        </w:rPr>
+        <w:t xml:space="preserve">        )</w:t>
+      </w:r>
+    </w:p>
+    <w:p>
+      <w:pPr>
+        <w:rPr>
+          <w:rFonts w:ascii="Consolas" w:hAnsi="Consolas" w:cs="Consolas"/>
+          <w:sz w:val="17"/>
+          <w:szCs w:val="17"/>
+        </w:rPr>
+      </w:pPr>
+      <w:r>
+        <w:rPr>
+          <w:rFonts w:ascii="Consolas" w:hAnsi="Consolas" w:cs="Consolas"/>
+          <w:sz w:val="17"/>
+          <w:szCs w:val="17"/>
+        </w:rPr>
+        <w:t xml:space="preserve">        if cfg.fixed_gamma is not None:</w:t>
+      </w:r>
+    </w:p>
+    <w:p>
+      <w:pPr>
+        <w:rPr>
+          <w:rFonts w:ascii="Consolas" w:hAnsi="Consolas" w:cs="Consolas"/>
+          <w:sz w:val="17"/>
+          <w:szCs w:val="17"/>
+        </w:rPr>
+      </w:pPr>
+      <w:r>
+        <w:rPr>
+          <w:rFonts w:ascii="Consolas" w:hAnsi="Consolas" w:cs="Consolas"/>
+          <w:sz w:val="17"/>
+          <w:szCs w:val="17"/>
+        </w:rPr>
+        <w:t xml:space="preserve">            self.raw_gamma = nn.Parameter(</w:t>
+      </w:r>
+    </w:p>
+    <w:p>
+      <w:pPr>
+        <w:rPr>
+          <w:rFonts w:ascii="Consolas" w:hAnsi="Consolas" w:cs="Consolas"/>
+          <w:sz w:val="17"/>
+          <w:szCs w:val="17"/>
+        </w:rPr>
+      </w:pPr>
+      <w:r>
+        <w:rPr>
+          <w:rFonts w:ascii="Consolas" w:hAnsi="Consolas" w:cs="Consolas"/>
+          <w:sz w:val="17"/>
+          <w:szCs w:val="17"/>
+        </w:rPr>
+        <w:t xml:space="preserve">                torch.tensor(0.0),</w:t>
+      </w:r>
+    </w:p>
+    <w:p>
+      <w:pPr>
+        <w:rPr>
+          <w:rFonts w:ascii="Consolas" w:hAnsi="Consolas" w:cs="Consolas"/>
+          <w:sz w:val="17"/>
+          <w:szCs w:val="17"/>
+        </w:rPr>
+      </w:pPr>
+      <w:r>
+        <w:rPr>
+          <w:rFonts w:ascii="Consolas" w:hAnsi="Consolas" w:cs="Consolas"/>
+          <w:sz w:val="17"/>
+          <w:szCs w:val="17"/>
+        </w:rPr>
+        <w:t xml:space="preserve">                requires_grad=False,</w:t>
+      </w:r>
+    </w:p>
+    <w:p>
+      <w:pPr>
+        <w:rPr>
+          <w:rFonts w:ascii="Consolas" w:hAnsi="Consolas" w:cs="Consolas"/>
+          <w:sz w:val="17"/>
+          <w:szCs w:val="17"/>
+        </w:rPr>
+      </w:pPr>
+      <w:r>
+        <w:rPr>
+          <w:rFonts w:ascii="Consolas" w:hAnsi="Consolas" w:cs="Consolas"/>
+          <w:sz w:val="17"/>
+          <w:szCs w:val="17"/>
+        </w:rPr>
+        <w:t xml:space="preserve">            )</w:t>
+      </w:r>
+    </w:p>
+    <w:p>
+      <w:pPr>
+        <w:rPr>
+          <w:rFonts w:ascii="Consolas" w:hAnsi="Consolas" w:cs="Consolas"/>
+          <w:sz w:val="17"/>
+          <w:szCs w:val="17"/>
+        </w:rPr>
+      </w:pPr>
+      <w:r>
+        <w:rPr>
+          <w:rFonts w:ascii="Consolas" w:hAnsi="Consolas" w:cs="Consolas"/>
+          <w:sz w:val="17"/>
+          <w:szCs w:val="17"/>
+        </w:rPr>
+        <w:t xml:space="preserve">            self._gamma_value: Optional[float] = float(cfg.fixed_gamma)</w:t>
       </w:r>
     </w:p>
     <w:p>
@@ -4395,68 +6527,1401 @@
           <w:sz w:val="17"/>
           <w:szCs w:val="17"/>
         </w:rPr>
-        <w:t xml:space="preserve">            emb, xi_fixed = model._embed_and_pool(x)</w:t>
-      </w:r>
-    </w:p>
-    <w:p>
-      <w:pPr>
-        <w:rPr>
-          <w:rFonts w:ascii="Consolas" w:hAnsi="Consolas" w:cs="Consolas"/>
-          <w:sz w:val="17"/>
-          <w:szCs w:val="17"/>
-        </w:rPr>
-      </w:pPr>
-      <w:r>
-        <w:rPr>
-          <w:rFonts w:ascii="Consolas" w:hAnsi="Consolas" w:cs="Consolas"/>
-          <w:sz w:val="17"/>
-          <w:szCs w:val="17"/>
-        </w:rPr>
-        <w:t xml:space="preserve">            m_b = model.m</w:t>
-      </w:r>
-    </w:p>
-    <w:p>
-      <w:pPr>
-        <w:rPr>
-          <w:rFonts w:ascii="Consolas" w:hAnsi="Consolas" w:cs="Consolas"/>
-          <w:sz w:val="17"/>
-          <w:szCs w:val="17"/>
-        </w:rPr>
-      </w:pPr>
-      <w:r>
-        <w:rPr>
-          <w:rFonts w:ascii="Consolas" w:hAnsi="Consolas" w:cs="Consolas"/>
-          <w:sz w:val="17"/>
-          <w:szCs w:val="17"/>
-        </w:rPr>
-        <w:t xml:space="preserve">            gamma = model.gamma</w:t>
-      </w:r>
-    </w:p>
-    <w:p>
-      <w:pPr>
-        <w:rPr>
-          <w:rFonts w:ascii="Consolas" w:hAnsi="Consolas" w:cs="Consolas"/>
-          <w:sz w:val="17"/>
-          <w:szCs w:val="17"/>
-        </w:rPr>
-      </w:pPr>
-      <w:r>
-        <w:rPr>
-          <w:rFonts w:ascii="Consolas" w:hAnsi="Consolas" w:cs="Consolas"/>
-          <w:sz w:val="17"/>
-          <w:szCs w:val="17"/>
-        </w:rPr>
-        <w:t xml:space="preserve">            h = emb</w:t>
-      </w:r>
-    </w:p>
-    <w:p>
-      <w:pPr>
-        <w:rPr>
-          <w:rFonts w:ascii="Consolas" w:hAnsi="Consolas" w:cs="Consolas"/>
-          <w:sz w:val="17"/>
-          <w:szCs w:val="17"/>
-        </w:rPr>
-      </w:pPr>
+        <w:t xml:space="preserve">            self.raw_gamma = nn.Parameter(</w:t>
+      </w:r>
+    </w:p>
+    <w:p>
+      <w:pPr>
+        <w:rPr>
+          <w:rFonts w:ascii="Consolas" w:hAnsi="Consolas" w:cs="Consolas"/>
+          <w:sz w:val="17"/>
+          <w:szCs w:val="17"/>
+        </w:rPr>
+      </w:pPr>
+      <w:r>
+        <w:rPr>
+          <w:rFonts w:ascii="Consolas" w:hAnsi="Consolas" w:cs="Consolas"/>
+          <w:sz w:val="17"/>
+          <w:szCs w:val="17"/>
+        </w:rPr>
+        <w:t xml:space="preserve">                torch.tensor(_raw_from_positive(cfg.init_gamma)),</w:t>
+      </w:r>
+    </w:p>
+    <w:p>
+      <w:pPr>
+        <w:rPr>
+          <w:rFonts w:ascii="Consolas" w:hAnsi="Consolas" w:cs="Consolas"/>
+          <w:sz w:val="17"/>
+          <w:szCs w:val="17"/>
+        </w:rPr>
+      </w:pPr>
+      <w:r>
+        <w:rPr>
+          <w:rFonts w:ascii="Consolas" w:hAnsi="Consolas" w:cs="Consolas"/>
+          <w:sz w:val="17"/>
+          <w:szCs w:val="17"/>
+        </w:rPr>
+        <w:t xml:space="preserve">                requires_grad=cfg.learn_mgamma,</w:t>
+      </w:r>
+    </w:p>
+    <w:p>
+      <w:pPr>
+        <w:rPr>
+          <w:rFonts w:ascii="Consolas" w:hAnsi="Consolas" w:cs="Consolas"/>
+          <w:sz w:val="17"/>
+          <w:szCs w:val="17"/>
+        </w:rPr>
+      </w:pPr>
+      <w:r>
+        <w:rPr>
+          <w:rFonts w:ascii="Consolas" w:hAnsi="Consolas" w:cs="Consolas"/>
+          <w:sz w:val="17"/>
+          <w:szCs w:val="17"/>
+        </w:rPr>
+        <w:t xml:space="preserve">            )</w:t>
+      </w:r>
+    </w:p>
+    <w:p>
+      <w:pPr>
+        <w:rPr>
+          <w:rFonts w:ascii="Consolas" w:hAnsi="Consolas" w:cs="Consolas"/>
+          <w:sz w:val="17"/>
+          <w:szCs w:val="17"/>
+        </w:rPr>
+      </w:pPr>
+      <w:r>
+        <w:rPr>
+          <w:rFonts w:ascii="Consolas" w:hAnsi="Consolas" w:cs="Consolas"/>
+          <w:sz w:val="17"/>
+          <w:szCs w:val="17"/>
+        </w:rPr>
+        <w:t xml:space="preserve">            self._gamma_value = None</w:t>
+      </w:r>
+    </w:p>
+    <w:p>
+      <w:pPr>
+        <w:rPr>
+          <w:rFonts w:ascii="Consolas" w:hAnsi="Consolas" w:cs="Consolas"/>
+          <w:sz w:val="17"/>
+          <w:szCs w:val="17"/>
+        </w:rPr>
+      </w:pPr>
+    </w:p>
+    <w:p>
+      <w:pPr>
+        <w:rPr>
+          <w:rFonts w:ascii="Consolas" w:hAnsi="Consolas" w:cs="Consolas"/>
+          <w:sz w:val="17"/>
+          <w:szCs w:val="17"/>
+        </w:rPr>
+      </w:pPr>
+      <w:r>
+        <w:rPr>
+          <w:rFonts w:ascii="Consolas" w:hAnsi="Consolas" w:cs="Consolas"/>
+          <w:sz w:val="17"/>
+          <w:szCs w:val="17"/>
+        </w:rPr>
+        <w:t xml:space="preserve">        if cfg.mass_mode == "global":</w:t>
+      </w:r>
+    </w:p>
+    <w:p>
+      <w:pPr>
+        <w:rPr>
+          <w:rFonts w:ascii="Consolas" w:hAnsi="Consolas" w:cs="Consolas"/>
+          <w:sz w:val="17"/>
+          <w:szCs w:val="17"/>
+        </w:rPr>
+      </w:pPr>
+      <w:r>
+        <w:rPr>
+          <w:rFonts w:ascii="Consolas" w:hAnsi="Consolas" w:cs="Consolas"/>
+          <w:sz w:val="17"/>
+          <w:szCs w:val="17"/>
+        </w:rPr>
+        <w:t xml:space="preserve">            pass</w:t>
+      </w:r>
+    </w:p>
+    <w:p>
+      <w:pPr>
+        <w:rPr>
+          <w:rFonts w:ascii="Consolas" w:hAnsi="Consolas" w:cs="Consolas"/>
+          <w:sz w:val="17"/>
+          <w:szCs w:val="17"/>
+        </w:rPr>
+      </w:pPr>
+      <w:r>
+        <w:rPr>
+          <w:rFonts w:ascii="Consolas" w:hAnsi="Consolas" w:cs="Consolas"/>
+          <w:sz w:val="17"/>
+          <w:szCs w:val="17"/>
+        </w:rPr>
+        <w:t xml:space="preserve">        elif cfg.mass_mode == "embed_head":</w:t>
+      </w:r>
+    </w:p>
+    <w:p>
+      <w:pPr>
+        <w:rPr>
+          <w:rFonts w:ascii="Consolas" w:hAnsi="Consolas" w:cs="Consolas"/>
+          <w:sz w:val="17"/>
+          <w:szCs w:val="17"/>
+        </w:rPr>
+      </w:pPr>
+      <w:r>
+        <w:rPr>
+          <w:rFonts w:ascii="Consolas" w:hAnsi="Consolas" w:cs="Consolas"/>
+          <w:sz w:val="17"/>
+          <w:szCs w:val="17"/>
+        </w:rPr>
+        <w:t xml:space="preserve">            self.mass_head = nn.Linear(cfg.d, 1, bias=True)</w:t>
+      </w:r>
+    </w:p>
+    <w:p>
+      <w:pPr>
+        <w:rPr>
+          <w:rFonts w:ascii="Consolas" w:hAnsi="Consolas" w:cs="Consolas"/>
+          <w:sz w:val="17"/>
+          <w:szCs w:val="17"/>
+        </w:rPr>
+      </w:pPr>
+      <w:r>
+        <w:rPr>
+          <w:rFonts w:ascii="Consolas" w:hAnsi="Consolas" w:cs="Consolas"/>
+          <w:sz w:val="17"/>
+          <w:szCs w:val="17"/>
+        </w:rPr>
+        <w:t xml:space="preserve">            nn.init.zeros_(self.mass_head.weight)</w:t>
+      </w:r>
+    </w:p>
+    <w:p>
+      <w:pPr>
+        <w:rPr>
+          <w:rFonts w:ascii="Consolas" w:hAnsi="Consolas" w:cs="Consolas"/>
+          <w:sz w:val="17"/>
+          <w:szCs w:val="17"/>
+        </w:rPr>
+      </w:pPr>
+      <w:r>
+        <w:rPr>
+          <w:rFonts w:ascii="Consolas" w:hAnsi="Consolas" w:cs="Consolas"/>
+          <w:sz w:val="17"/>
+          <w:szCs w:val="17"/>
+        </w:rPr>
+        <w:t xml:space="preserve">            nn.init.zeros_(self.mass_head.bias)</w:t>
+      </w:r>
+    </w:p>
+    <w:p>
+      <w:pPr>
+        <w:rPr>
+          <w:rFonts w:ascii="Consolas" w:hAnsi="Consolas" w:cs="Consolas"/>
+          <w:sz w:val="17"/>
+          <w:szCs w:val="17"/>
+        </w:rPr>
+      </w:pPr>
+      <w:r>
+        <w:rPr>
+          <w:rFonts w:ascii="Consolas" w:hAnsi="Consolas" w:cs="Consolas"/>
+          <w:sz w:val="17"/>
+          <w:szCs w:val="17"/>
+        </w:rPr>
+        <w:t xml:space="preserve">        elif cfg.mass_mode == "logfreq":</w:t>
+      </w:r>
+    </w:p>
+    <w:p>
+      <w:pPr>
+        <w:rPr>
+          <w:rFonts w:ascii="Consolas" w:hAnsi="Consolas" w:cs="Consolas"/>
+          <w:sz w:val="17"/>
+          <w:szCs w:val="17"/>
+        </w:rPr>
+      </w:pPr>
+      <w:r>
+        <w:rPr>
+          <w:rFonts w:ascii="Consolas" w:hAnsi="Consolas" w:cs="Consolas"/>
+          <w:sz w:val="17"/>
+          <w:szCs w:val="17"/>
+        </w:rPr>
+        <w:t xml:space="preserve">            if cfg.logfreq_path is None:</w:t>
+      </w:r>
+    </w:p>
+    <w:p>
+      <w:pPr>
+        <w:rPr>
+          <w:rFonts w:ascii="Consolas" w:hAnsi="Consolas" w:cs="Consolas"/>
+          <w:sz w:val="17"/>
+          <w:szCs w:val="17"/>
+        </w:rPr>
+      </w:pPr>
+      <w:r>
+        <w:rPr>
+          <w:rFonts w:ascii="Consolas" w:hAnsi="Consolas" w:cs="Consolas"/>
+          <w:sz w:val="17"/>
+          <w:szCs w:val="17"/>
+        </w:rPr>
+        <w:t xml:space="preserve">                raise ValueError(</w:t>
+      </w:r>
+    </w:p>
+    <w:p>
+      <w:pPr>
+        <w:rPr>
+          <w:rFonts w:ascii="Consolas" w:hAnsi="Consolas" w:cs="Consolas"/>
+          <w:sz w:val="17"/>
+          <w:szCs w:val="17"/>
+        </w:rPr>
+      </w:pPr>
+      <w:r>
+        <w:rPr>
+          <w:rFonts w:ascii="Consolas" w:hAnsi="Consolas" w:cs="Consolas"/>
+          <w:sz w:val="17"/>
+          <w:szCs w:val="17"/>
+        </w:rPr>
+        <w:t xml:space="preserve">                    "mass_mode='logfreq' requires cfg.logfreq_path (a .npy file "</w:t>
+      </w:r>
+    </w:p>
+    <w:p>
+      <w:pPr>
+        <w:rPr>
+          <w:rFonts w:ascii="Consolas" w:hAnsi="Consolas" w:cs="Consolas"/>
+          <w:sz w:val="17"/>
+          <w:szCs w:val="17"/>
+        </w:rPr>
+      </w:pPr>
+      <w:r>
+        <w:rPr>
+          <w:rFonts w:ascii="Consolas" w:hAnsi="Consolas" w:cs="Consolas"/>
+          <w:sz w:val="17"/>
+          <w:szCs w:val="17"/>
+        </w:rPr>
+        <w:lastRenderedPageBreak/>
+        <w:t xml:space="preserve">                    "with one surprisal value per vocabulary id)."</w:t>
+      </w:r>
+    </w:p>
+    <w:p>
+      <w:pPr>
+        <w:rPr>
+          <w:rFonts w:ascii="Consolas" w:hAnsi="Consolas" w:cs="Consolas"/>
+          <w:sz w:val="17"/>
+          <w:szCs w:val="17"/>
+        </w:rPr>
+      </w:pPr>
+      <w:r>
+        <w:rPr>
+          <w:rFonts w:ascii="Consolas" w:hAnsi="Consolas" w:cs="Consolas"/>
+          <w:sz w:val="17"/>
+          <w:szCs w:val="17"/>
+        </w:rPr>
+        <w:t xml:space="preserve">                )</w:t>
+      </w:r>
+    </w:p>
+    <w:p>
+      <w:pPr>
+        <w:rPr>
+          <w:rFonts w:ascii="Consolas" w:hAnsi="Consolas" w:cs="Consolas"/>
+          <w:sz w:val="17"/>
+          <w:szCs w:val="17"/>
+        </w:rPr>
+      </w:pPr>
+      <w:r>
+        <w:rPr>
+          <w:rFonts w:ascii="Consolas" w:hAnsi="Consolas" w:cs="Consolas"/>
+          <w:sz w:val="17"/>
+          <w:szCs w:val="17"/>
+        </w:rPr>
+        <w:t xml:space="preserve">            surprisal = torch.from_numpy(</w:t>
+      </w:r>
+    </w:p>
+    <w:p>
+      <w:pPr>
+        <w:rPr>
+          <w:rFonts w:ascii="Consolas" w:hAnsi="Consolas" w:cs="Consolas"/>
+          <w:sz w:val="17"/>
+          <w:szCs w:val="17"/>
+        </w:rPr>
+      </w:pPr>
+      <w:r>
+        <w:rPr>
+          <w:rFonts w:ascii="Consolas" w:hAnsi="Consolas" w:cs="Consolas"/>
+          <w:sz w:val="17"/>
+          <w:szCs w:val="17"/>
+        </w:rPr>
+        <w:t xml:space="preserve">                _load_npy(cfg.logfreq_path)</w:t>
+      </w:r>
+    </w:p>
+    <w:p>
+      <w:pPr>
+        <w:rPr>
+          <w:rFonts w:ascii="Consolas" w:hAnsi="Consolas" w:cs="Consolas"/>
+          <w:sz w:val="17"/>
+          <w:szCs w:val="17"/>
+        </w:rPr>
+      </w:pPr>
+      <w:r>
+        <w:rPr>
+          <w:rFonts w:ascii="Consolas" w:hAnsi="Consolas" w:cs="Consolas"/>
+          <w:sz w:val="17"/>
+          <w:szCs w:val="17"/>
+        </w:rPr>
+        <w:t xml:space="preserve">            ).float()</w:t>
+      </w:r>
+    </w:p>
+    <w:p>
+      <w:pPr>
+        <w:rPr>
+          <w:rFonts w:ascii="Consolas" w:hAnsi="Consolas" w:cs="Consolas"/>
+          <w:sz w:val="17"/>
+          <w:szCs w:val="17"/>
+        </w:rPr>
+      </w:pPr>
+      <w:r>
+        <w:rPr>
+          <w:rFonts w:ascii="Consolas" w:hAnsi="Consolas" w:cs="Consolas"/>
+          <w:sz w:val="17"/>
+          <w:szCs w:val="17"/>
+        </w:rPr>
+        <w:t xml:space="preserve">            if surprisal.numel() != cfg.vocab_size:</w:t>
+      </w:r>
+    </w:p>
+    <w:p>
+      <w:pPr>
+        <w:rPr>
+          <w:rFonts w:ascii="Consolas" w:hAnsi="Consolas" w:cs="Consolas"/>
+          <w:sz w:val="17"/>
+          <w:szCs w:val="17"/>
+        </w:rPr>
+      </w:pPr>
+      <w:r>
+        <w:rPr>
+          <w:rFonts w:ascii="Consolas" w:hAnsi="Consolas" w:cs="Consolas"/>
+          <w:sz w:val="17"/>
+          <w:szCs w:val="17"/>
+        </w:rPr>
+        <w:t xml:space="preserve">                raise ValueError(</w:t>
+      </w:r>
+    </w:p>
+    <w:p>
+      <w:pPr>
+        <w:rPr>
+          <w:rFonts w:ascii="Consolas" w:hAnsi="Consolas" w:cs="Consolas"/>
+          <w:sz w:val="17"/>
+          <w:szCs w:val="17"/>
+        </w:rPr>
+      </w:pPr>
+      <w:r>
+        <w:rPr>
+          <w:rFonts w:ascii="Consolas" w:hAnsi="Consolas" w:cs="Consolas"/>
+          <w:sz w:val="17"/>
+          <w:szCs w:val="17"/>
+        </w:rPr>
+        <w:t xml:space="preserve">                    f"logfreq vector length {surprisal.numel()} != "</w:t>
+      </w:r>
+    </w:p>
+    <w:p>
+      <w:pPr>
+        <w:rPr>
+          <w:rFonts w:ascii="Consolas" w:hAnsi="Consolas" w:cs="Consolas"/>
+          <w:sz w:val="17"/>
+          <w:szCs w:val="17"/>
+        </w:rPr>
+      </w:pPr>
+      <w:r>
+        <w:rPr>
+          <w:rFonts w:ascii="Consolas" w:hAnsi="Consolas" w:cs="Consolas"/>
+          <w:sz w:val="17"/>
+          <w:szCs w:val="17"/>
+        </w:rPr>
+        <w:t xml:space="preserve">                    f"vocab_size {cfg.vocab_size}"</w:t>
+      </w:r>
+    </w:p>
+    <w:p>
+      <w:pPr>
+        <w:rPr>
+          <w:rFonts w:ascii="Consolas" w:hAnsi="Consolas" w:cs="Consolas"/>
+          <w:sz w:val="17"/>
+          <w:szCs w:val="17"/>
+        </w:rPr>
+      </w:pPr>
+      <w:r>
+        <w:rPr>
+          <w:rFonts w:ascii="Consolas" w:hAnsi="Consolas" w:cs="Consolas"/>
+          <w:sz w:val="17"/>
+          <w:szCs w:val="17"/>
+        </w:rPr>
+        <w:t xml:space="preserve">                )</w:t>
+      </w:r>
+    </w:p>
+    <w:p>
+      <w:pPr>
+        <w:rPr>
+          <w:rFonts w:ascii="Consolas" w:hAnsi="Consolas" w:cs="Consolas"/>
+          <w:sz w:val="17"/>
+          <w:szCs w:val="17"/>
+        </w:rPr>
+      </w:pPr>
+      <w:r>
+        <w:rPr>
+          <w:rFonts w:ascii="Consolas" w:hAnsi="Consolas" w:cs="Consolas"/>
+          <w:sz w:val="17"/>
+          <w:szCs w:val="17"/>
+        </w:rPr>
+        <w:t xml:space="preserve">            self.register_buffer("logfreq_surprisal", surprisal)</w:t>
+      </w:r>
+    </w:p>
+    <w:p>
+      <w:pPr>
+        <w:rPr>
+          <w:rFonts w:ascii="Consolas" w:hAnsi="Consolas" w:cs="Consolas"/>
+          <w:sz w:val="17"/>
+          <w:szCs w:val="17"/>
+        </w:rPr>
+      </w:pPr>
+      <w:r>
+        <w:rPr>
+          <w:rFonts w:ascii="Consolas" w:hAnsi="Consolas" w:cs="Consolas"/>
+          <w:sz w:val="17"/>
+          <w:szCs w:val="17"/>
+        </w:rPr>
+        <w:t xml:space="preserve">            self.raw_logfreq_alpha = nn.Parameter(</w:t>
+      </w:r>
+    </w:p>
+    <w:p>
+      <w:pPr>
+        <w:rPr>
+          <w:rFonts w:ascii="Consolas" w:hAnsi="Consolas" w:cs="Consolas"/>
+          <w:sz w:val="17"/>
+          <w:szCs w:val="17"/>
+        </w:rPr>
+      </w:pPr>
+      <w:r>
+        <w:rPr>
+          <w:rFonts w:ascii="Consolas" w:hAnsi="Consolas" w:cs="Consolas"/>
+          <w:sz w:val="17"/>
+          <w:szCs w:val="17"/>
+        </w:rPr>
+        <w:t xml:space="preserve">                torch.tensor(_raw_from_positive(max(cfg.logfreq_init_alpha, 1e-3))),</w:t>
+      </w:r>
+    </w:p>
+    <w:p>
+      <w:pPr>
+        <w:rPr>
+          <w:rFonts w:ascii="Consolas" w:hAnsi="Consolas" w:cs="Consolas"/>
+          <w:sz w:val="17"/>
+          <w:szCs w:val="17"/>
+        </w:rPr>
+      </w:pPr>
+      <w:r>
+        <w:rPr>
+          <w:rFonts w:ascii="Consolas" w:hAnsi="Consolas" w:cs="Consolas"/>
+          <w:sz w:val="17"/>
+          <w:szCs w:val="17"/>
+        </w:rPr>
+        <w:t xml:space="preserve">                requires_grad=True,</w:t>
+      </w:r>
+    </w:p>
+    <w:p>
+      <w:pPr>
+        <w:rPr>
+          <w:rFonts w:ascii="Consolas" w:hAnsi="Consolas" w:cs="Consolas"/>
+          <w:sz w:val="17"/>
+          <w:szCs w:val="17"/>
+        </w:rPr>
+      </w:pPr>
+      <w:r>
+        <w:rPr>
+          <w:rFonts w:ascii="Consolas" w:hAnsi="Consolas" w:cs="Consolas"/>
+          <w:sz w:val="17"/>
+          <w:szCs w:val="17"/>
+        </w:rPr>
+        <w:t xml:space="preserve">            )</w:t>
+      </w:r>
+    </w:p>
+    <w:p>
+      <w:pPr>
+        <w:rPr>
+          <w:rFonts w:ascii="Consolas" w:hAnsi="Consolas" w:cs="Consolas"/>
+          <w:sz w:val="17"/>
+          <w:szCs w:val="17"/>
+        </w:rPr>
+      </w:pPr>
+      <w:r>
+        <w:rPr>
+          <w:rFonts w:ascii="Consolas" w:hAnsi="Consolas" w:cs="Consolas"/>
+          <w:sz w:val="17"/>
+          <w:szCs w:val="17"/>
+        </w:rPr>
+        <w:t xml:space="preserve">        else:</w:t>
+      </w:r>
+    </w:p>
+    <w:p>
+      <w:pPr>
+        <w:rPr>
+          <w:rFonts w:ascii="Consolas" w:hAnsi="Consolas" w:cs="Consolas"/>
+          <w:sz w:val="17"/>
+          <w:szCs w:val="17"/>
+        </w:rPr>
+      </w:pPr>
+      <w:r>
+        <w:rPr>
+          <w:rFonts w:ascii="Consolas" w:hAnsi="Consolas" w:cs="Consolas"/>
+          <w:sz w:val="17"/>
+          <w:szCs w:val="17"/>
+        </w:rPr>
+        <w:t xml:space="preserve">            raise ValueError(f"unknown mass_mode: {cfg.mass_mode!r}")</w:t>
+      </w:r>
+    </w:p>
+    <w:p>
+      <w:pPr>
+        <w:rPr>
+          <w:rFonts w:ascii="Consolas" w:hAnsi="Consolas" w:cs="Consolas"/>
+          <w:sz w:val="17"/>
+          <w:szCs w:val="17"/>
+        </w:rPr>
+      </w:pPr>
+    </w:p>
+    <w:p>
+      <w:pPr>
+        <w:rPr>
+          <w:rFonts w:ascii="Consolas" w:hAnsi="Consolas" w:cs="Consolas"/>
+          <w:sz w:val="17"/>
+          <w:szCs w:val="17"/>
+        </w:rPr>
+      </w:pPr>
+      <w:r>
+        <w:rPr>
+          <w:rFonts w:ascii="Consolas" w:hAnsi="Consolas" w:cs="Consolas"/>
+          <w:sz w:val="17"/>
+          <w:szCs w:val="17"/>
+        </w:rPr>
+        <w:t xml:space="preserve">    @property</w:t>
+      </w:r>
+    </w:p>
+    <w:p>
+      <w:pPr>
+        <w:rPr>
+          <w:rFonts w:ascii="Consolas" w:hAnsi="Consolas" w:cs="Consolas"/>
+          <w:sz w:val="17"/>
+          <w:szCs w:val="17"/>
+        </w:rPr>
+      </w:pPr>
+      <w:r>
+        <w:rPr>
+          <w:rFonts w:ascii="Consolas" w:hAnsi="Consolas" w:cs="Consolas"/>
+          <w:sz w:val="17"/>
+          <w:szCs w:val="17"/>
+        </w:rPr>
+        <w:t xml:space="preserve">    def gamma(self) -&gt; torch.Tensor:</w:t>
+      </w:r>
+    </w:p>
+    <w:p>
+      <w:pPr>
+        <w:rPr>
+          <w:rFonts w:ascii="Consolas" w:hAnsi="Consolas" w:cs="Consolas"/>
+          <w:sz w:val="17"/>
+          <w:szCs w:val="17"/>
+        </w:rPr>
+      </w:pPr>
+      <w:r>
+        <w:rPr>
+          <w:rFonts w:ascii="Consolas" w:hAnsi="Consolas" w:cs="Consolas"/>
+          <w:sz w:val="17"/>
+          <w:szCs w:val="17"/>
+        </w:rPr>
+        <w:t xml:space="preserve">        if self._gamma_value is not None:</w:t>
+      </w:r>
+    </w:p>
+    <w:p>
+      <w:pPr>
+        <w:rPr>
+          <w:rFonts w:ascii="Consolas" w:hAnsi="Consolas" w:cs="Consolas"/>
+          <w:sz w:val="17"/>
+          <w:szCs w:val="17"/>
+        </w:rPr>
+      </w:pPr>
+      <w:r>
+        <w:rPr>
+          <w:rFonts w:ascii="Consolas" w:hAnsi="Consolas" w:cs="Consolas"/>
+          <w:sz w:val="17"/>
+          <w:szCs w:val="17"/>
+        </w:rPr>
+        <w:t xml:space="preserve">            return torch.full(</w:t>
+      </w:r>
+    </w:p>
+    <w:p>
+      <w:pPr>
+        <w:rPr>
+          <w:rFonts w:ascii="Consolas" w:hAnsi="Consolas" w:cs="Consolas"/>
+          <w:sz w:val="17"/>
+          <w:szCs w:val="17"/>
+        </w:rPr>
+      </w:pPr>
+      <w:r>
+        <w:rPr>
+          <w:rFonts w:ascii="Consolas" w:hAnsi="Consolas" w:cs="Consolas"/>
+          <w:sz w:val="17"/>
+          <w:szCs w:val="17"/>
+        </w:rPr>
+        <w:t xml:space="preserve">                (), self._gamma_value,</w:t>
+      </w:r>
+    </w:p>
+    <w:p>
+      <w:pPr>
+        <w:rPr>
+          <w:rFonts w:ascii="Consolas" w:hAnsi="Consolas" w:cs="Consolas"/>
+          <w:sz w:val="17"/>
+          <w:szCs w:val="17"/>
+        </w:rPr>
+      </w:pPr>
+      <w:r>
+        <w:rPr>
+          <w:rFonts w:ascii="Consolas" w:hAnsi="Consolas" w:cs="Consolas"/>
+          <w:sz w:val="17"/>
+          <w:szCs w:val="17"/>
+        </w:rPr>
+        <w:t xml:space="preserve">                device=self.raw_gamma.device, dtype=self.raw_gamma.dtype,</w:t>
+      </w:r>
+    </w:p>
+    <w:p>
+      <w:pPr>
+        <w:rPr>
+          <w:rFonts w:ascii="Consolas" w:hAnsi="Consolas" w:cs="Consolas"/>
+          <w:sz w:val="17"/>
+          <w:szCs w:val="17"/>
+        </w:rPr>
+      </w:pPr>
+      <w:r>
+        <w:rPr>
+          <w:rFonts w:ascii="Consolas" w:hAnsi="Consolas" w:cs="Consolas"/>
+          <w:sz w:val="17"/>
+          <w:szCs w:val="17"/>
+        </w:rPr>
+        <w:t xml:space="preserve">            )</w:t>
+      </w:r>
+    </w:p>
+    <w:p>
+      <w:pPr>
+        <w:rPr>
+          <w:rFonts w:ascii="Consolas" w:hAnsi="Consolas" w:cs="Consolas"/>
+          <w:sz w:val="17"/>
+          <w:szCs w:val="17"/>
+        </w:rPr>
+      </w:pPr>
+      <w:r>
+        <w:rPr>
+          <w:rFonts w:ascii="Consolas" w:hAnsi="Consolas" w:cs="Consolas"/>
+          <w:sz w:val="17"/>
+          <w:szCs w:val="17"/>
+        </w:rPr>
+        <w:t xml:space="preserve">        return F.softplus(self.raw_gamma)</w:t>
+      </w:r>
+    </w:p>
+    <w:p>
+      <w:pPr>
+        <w:rPr>
+          <w:rFonts w:ascii="Consolas" w:hAnsi="Consolas" w:cs="Consolas"/>
+          <w:sz w:val="17"/>
+          <w:szCs w:val="17"/>
+        </w:rPr>
+      </w:pPr>
+    </w:p>
+    <w:p>
+      <w:pPr>
+        <w:rPr>
+          <w:rFonts w:ascii="Consolas" w:hAnsi="Consolas" w:cs="Consolas"/>
+          <w:sz w:val="17"/>
+          <w:szCs w:val="17"/>
+        </w:rPr>
+      </w:pPr>
+      <w:r>
+        <w:rPr>
+          <w:rFonts w:ascii="Consolas" w:hAnsi="Consolas" w:cs="Consolas"/>
+          <w:sz w:val="17"/>
+          <w:szCs w:val="17"/>
+        </w:rPr>
+        <w:t xml:space="preserve">    @property</w:t>
+      </w:r>
+    </w:p>
+    <w:p>
+      <w:pPr>
+        <w:rPr>
+          <w:rFonts w:ascii="Consolas" w:hAnsi="Consolas" w:cs="Consolas"/>
+          <w:sz w:val="17"/>
+          <w:szCs w:val="17"/>
+        </w:rPr>
+      </w:pPr>
+      <w:r>
+        <w:rPr>
+          <w:rFonts w:ascii="Consolas" w:hAnsi="Consolas" w:cs="Consolas"/>
+          <w:sz w:val="17"/>
+          <w:szCs w:val="17"/>
+        </w:rPr>
+        <w:t xml:space="preserve">    def m_global(self) -&gt; torch.Tensor:</w:t>
+      </w:r>
+    </w:p>
+    <w:p>
+      <w:pPr>
+        <w:rPr>
+          <w:rFonts w:ascii="Consolas" w:hAnsi="Consolas" w:cs="Consolas"/>
+          <w:sz w:val="17"/>
+          <w:szCs w:val="17"/>
+        </w:rPr>
+      </w:pPr>
+      <w:r>
+        <w:rPr>
+          <w:rFonts w:ascii="Consolas" w:hAnsi="Consolas" w:cs="Consolas"/>
+          <w:sz w:val="17"/>
+          <w:szCs w:val="17"/>
+        </w:rPr>
+        <w:t xml:space="preserve">        return F.softplus(self.raw_m_bias) + 1e-3</w:t>
+      </w:r>
+    </w:p>
+    <w:p>
+      <w:pPr>
+        <w:rPr>
+          <w:rFonts w:ascii="Consolas" w:hAnsi="Consolas" w:cs="Consolas"/>
+          <w:sz w:val="17"/>
+          <w:szCs w:val="17"/>
+        </w:rPr>
+      </w:pPr>
+    </w:p>
+    <w:p>
+      <w:pPr>
+        <w:rPr>
+          <w:rFonts w:ascii="Consolas" w:hAnsi="Consolas" w:cs="Consolas"/>
+          <w:sz w:val="17"/>
+          <w:szCs w:val="17"/>
+        </w:rPr>
+      </w:pPr>
+      <w:r>
+        <w:rPr>
+          <w:rFonts w:ascii="Consolas" w:hAnsi="Consolas" w:cs="Consolas"/>
+          <w:sz w:val="17"/>
+          <w:szCs w:val="17"/>
+        </w:rPr>
+        <w:t xml:space="preserve">    def compute_mass(self, x: torch.Tensor, emb: torch.Tensor) -&gt; torch.Tensor:</w:t>
+      </w:r>
+    </w:p>
+    <w:p>
+      <w:pPr>
+        <w:rPr>
+          <w:rFonts w:ascii="Consolas" w:hAnsi="Consolas" w:cs="Consolas"/>
+          <w:sz w:val="17"/>
+          <w:szCs w:val="17"/>
+        </w:rPr>
+      </w:pPr>
+      <w:r>
+        <w:rPr>
+          <w:rFonts w:ascii="Consolas" w:hAnsi="Consolas" w:cs="Consolas"/>
+          <w:sz w:val="17"/>
+          <w:szCs w:val="17"/>
+        </w:rPr>
+        <w:t xml:space="preserve">        """Return m as a tensor broadcastable over (B, T, d).</w:t>
+      </w:r>
+    </w:p>
+    <w:p>
+      <w:pPr>
+        <w:rPr>
+          <w:rFonts w:ascii="Consolas" w:hAnsi="Consolas" w:cs="Consolas"/>
+          <w:sz w:val="17"/>
+          <w:szCs w:val="17"/>
+        </w:rPr>
+      </w:pPr>
+    </w:p>
+    <w:p>
+      <w:pPr>
+        <w:rPr>
+          <w:rFonts w:ascii="Consolas" w:hAnsi="Consolas" w:cs="Consolas"/>
+          <w:sz w:val="17"/>
+          <w:szCs w:val="17"/>
+        </w:rPr>
+      </w:pPr>
+      <w:r>
+        <w:rPr>
+          <w:rFonts w:ascii="Consolas" w:hAnsi="Consolas" w:cs="Consolas"/>
+          <w:sz w:val="17"/>
+          <w:szCs w:val="17"/>
+        </w:rPr>
+        <w:t xml:space="preserve">        x:   (B, T)         token ids</w:t>
+      </w:r>
+    </w:p>
+    <w:p>
+      <w:pPr>
+        <w:rPr>
+          <w:rFonts w:ascii="Consolas" w:hAnsi="Consolas" w:cs="Consolas"/>
+          <w:sz w:val="17"/>
+          <w:szCs w:val="17"/>
+        </w:rPr>
+      </w:pPr>
+      <w:r>
+        <w:rPr>
+          <w:rFonts w:ascii="Consolas" w:hAnsi="Consolas" w:cs="Consolas"/>
+          <w:sz w:val="17"/>
+          <w:szCs w:val="17"/>
+        </w:rPr>
+        <w:t xml:space="preserve">        emb: (B, T, d)      first-layer hidden state E[x] + P</w:t>
+      </w:r>
+    </w:p>
+    <w:p>
+      <w:pPr>
+        <w:rPr>
+          <w:rFonts w:ascii="Consolas" w:hAnsi="Consolas" w:cs="Consolas"/>
+          <w:sz w:val="17"/>
+          <w:szCs w:val="17"/>
+        </w:rPr>
+      </w:pPr>
+      <w:r>
+        <w:rPr>
+          <w:rFonts w:ascii="Consolas" w:hAnsi="Consolas" w:cs="Consolas"/>
+          <w:sz w:val="17"/>
+          <w:szCs w:val="17"/>
+        </w:rPr>
+        <w:t xml:space="preserve">        """</w:t>
+      </w:r>
+    </w:p>
+    <w:p>
+      <w:pPr>
+        <w:rPr>
+          <w:rFonts w:ascii="Consolas" w:hAnsi="Consolas" w:cs="Consolas"/>
+          <w:sz w:val="17"/>
+          <w:szCs w:val="17"/>
+        </w:rPr>
+      </w:pPr>
+      <w:r>
+        <w:rPr>
+          <w:rFonts w:ascii="Consolas" w:hAnsi="Consolas" w:cs="Consolas"/>
+          <w:sz w:val="17"/>
+          <w:szCs w:val="17"/>
+        </w:rPr>
+        <w:t xml:space="preserve">        cfg = self.cfg</w:t>
+      </w:r>
+    </w:p>
+    <w:p>
+      <w:pPr>
+        <w:rPr>
+          <w:rFonts w:ascii="Consolas" w:hAnsi="Consolas" w:cs="Consolas"/>
+          <w:sz w:val="17"/>
+          <w:szCs w:val="17"/>
+        </w:rPr>
+      </w:pPr>
+      <w:r>
+        <w:rPr>
+          <w:rFonts w:ascii="Consolas" w:hAnsi="Consolas" w:cs="Consolas"/>
+          <w:sz w:val="17"/>
+          <w:szCs w:val="17"/>
+        </w:rPr>
+        <w:t xml:space="preserve">        if cfg.mass_mode == "global":</w:t>
+      </w:r>
+    </w:p>
+    <w:p>
+      <w:pPr>
+        <w:rPr>
+          <w:rFonts w:ascii="Consolas" w:hAnsi="Consolas" w:cs="Consolas"/>
+          <w:sz w:val="17"/>
+          <w:szCs w:val="17"/>
+        </w:rPr>
+      </w:pPr>
+      <w:r>
+        <w:rPr>
+          <w:rFonts w:ascii="Consolas" w:hAnsi="Consolas" w:cs="Consolas"/>
+          <w:sz w:val="17"/>
+          <w:szCs w:val="17"/>
+        </w:rPr>
+        <w:t xml:space="preserve">            return self.m_global</w:t>
+      </w:r>
+    </w:p>
+    <w:p>
+      <w:pPr>
+        <w:rPr>
+          <w:rFonts w:ascii="Consolas" w:hAnsi="Consolas" w:cs="Consolas"/>
+          <w:sz w:val="17"/>
+          <w:szCs w:val="17"/>
+        </w:rPr>
+      </w:pPr>
+    </w:p>
+    <w:p>
+      <w:pPr>
+        <w:rPr>
+          <w:rFonts w:ascii="Consolas" w:hAnsi="Consolas" w:cs="Consolas"/>
+          <w:sz w:val="17"/>
+          <w:szCs w:val="17"/>
+        </w:rPr>
+      </w:pPr>
+      <w:r>
+        <w:rPr>
+          <w:rFonts w:ascii="Consolas" w:hAnsi="Consolas" w:cs="Consolas"/>
+          <w:sz w:val="17"/>
+          <w:szCs w:val="17"/>
+        </w:rPr>
+        <w:t xml:space="preserve">        if cfg.mass_mode == "embed_head":</w:t>
+      </w:r>
+    </w:p>
+    <w:p>
+      <w:pPr>
+        <w:rPr>
+          <w:rFonts w:ascii="Consolas" w:hAnsi="Consolas" w:cs="Consolas"/>
+          <w:sz w:val="17"/>
+          <w:szCs w:val="17"/>
+        </w:rPr>
+      </w:pPr>
+      <w:r>
+        <w:rPr>
+          <w:rFonts w:ascii="Consolas" w:hAnsi="Consolas" w:cs="Consolas"/>
+          <w:sz w:val="17"/>
+          <w:szCs w:val="17"/>
+        </w:rPr>
+        <w:t xml:space="preserve">            raw = self.mass_head(self.E(x))</w:t>
+      </w:r>
+    </w:p>
+    <w:p>
+      <w:pPr>
+        <w:rPr>
+          <w:rFonts w:ascii="Consolas" w:hAnsi="Consolas" w:cs="Consolas"/>
+          <w:sz w:val="17"/>
+          <w:szCs w:val="17"/>
+        </w:rPr>
+      </w:pPr>
+      <w:r>
+        <w:rPr>
+          <w:rFonts w:ascii="Consolas" w:hAnsi="Consolas" w:cs="Consolas"/>
+          <w:sz w:val="17"/>
+          <w:szCs w:val="17"/>
+        </w:rPr>
+        <w:t xml:space="preserve">            return (F.softplus(raw + self.raw_m_bias) + 1e-3)</w:t>
+      </w:r>
+    </w:p>
+    <w:p>
+      <w:pPr>
+        <w:rPr>
+          <w:rFonts w:ascii="Consolas" w:hAnsi="Consolas" w:cs="Consolas"/>
+          <w:sz w:val="17"/>
+          <w:szCs w:val="17"/>
+        </w:rPr>
+      </w:pPr>
+    </w:p>
+    <w:p>
+      <w:pPr>
+        <w:rPr>
+          <w:rFonts w:ascii="Consolas" w:hAnsi="Consolas" w:cs="Consolas"/>
+          <w:sz w:val="17"/>
+          <w:szCs w:val="17"/>
+        </w:rPr>
+      </w:pPr>
+      <w:r>
+        <w:rPr>
+          <w:rFonts w:ascii="Consolas" w:hAnsi="Consolas" w:cs="Consolas"/>
+          <w:sz w:val="17"/>
+          <w:szCs w:val="17"/>
+        </w:rPr>
+        <w:t xml:space="preserve">        if cfg.mass_mode == "logfreq":</w:t>
+      </w:r>
+    </w:p>
+    <w:p>
+      <w:pPr>
+        <w:rPr>
+          <w:rFonts w:ascii="Consolas" w:hAnsi="Consolas" w:cs="Consolas"/>
+          <w:sz w:val="17"/>
+          <w:szCs w:val="17"/>
+        </w:rPr>
+      </w:pPr>
+      <w:r>
+        <w:rPr>
+          <w:rFonts w:ascii="Consolas" w:hAnsi="Consolas" w:cs="Consolas"/>
+          <w:sz w:val="17"/>
+          <w:szCs w:val="17"/>
+        </w:rPr>
+        <w:t xml:space="preserve">            surprisal = self.logfreq_surprisal[x]</w:t>
+      </w:r>
+    </w:p>
+    <w:p>
+      <w:pPr>
+        <w:rPr>
+          <w:rFonts w:ascii="Consolas" w:hAnsi="Consolas" w:cs="Consolas"/>
+          <w:sz w:val="17"/>
+          <w:szCs w:val="17"/>
+        </w:rPr>
+      </w:pPr>
+      <w:r>
+        <w:rPr>
+          <w:rFonts w:ascii="Consolas" w:hAnsi="Consolas" w:cs="Consolas"/>
+          <w:sz w:val="17"/>
+          <w:szCs w:val="17"/>
+        </w:rPr>
+        <w:t xml:space="preserve">            alpha = F.softplus(self.raw_logfreq_alpha)</w:t>
+      </w:r>
+    </w:p>
+    <w:p>
+      <w:pPr>
+        <w:rPr>
+          <w:rFonts w:ascii="Consolas" w:hAnsi="Consolas" w:cs="Consolas"/>
+          <w:sz w:val="17"/>
+          <w:szCs w:val="17"/>
+        </w:rPr>
+      </w:pPr>
+      <w:r>
+        <w:rPr>
+          <w:rFonts w:ascii="Consolas" w:hAnsi="Consolas" w:cs="Consolas"/>
+          <w:sz w:val="17"/>
+          <w:szCs w:val="17"/>
+        </w:rPr>
+        <w:t xml:space="preserve">            scaled = alpha * surprisal.unsqueeze(-1)</w:t>
+      </w:r>
+    </w:p>
+    <w:p>
+      <w:pPr>
+        <w:rPr>
+          <w:rFonts w:ascii="Consolas" w:hAnsi="Consolas" w:cs="Consolas"/>
+          <w:sz w:val="17"/>
+          <w:szCs w:val="17"/>
+        </w:rPr>
+      </w:pPr>
+      <w:r>
+        <w:rPr>
+          <w:rFonts w:ascii="Consolas" w:hAnsi="Consolas" w:cs="Consolas"/>
+          <w:sz w:val="17"/>
+          <w:szCs w:val="17"/>
+        </w:rPr>
+        <w:t xml:space="preserve">            return F.softplus(self.raw_m_bias + scaled) + 1e-3</w:t>
+      </w:r>
+    </w:p>
+    <w:p>
+      <w:pPr>
+        <w:rPr>
+          <w:rFonts w:ascii="Consolas" w:hAnsi="Consolas" w:cs="Consolas"/>
+          <w:sz w:val="17"/>
+          <w:szCs w:val="17"/>
+        </w:rPr>
+      </w:pPr>
+    </w:p>
+    <w:p>
+      <w:pPr>
+        <w:rPr>
+          <w:rFonts w:ascii="Consolas" w:hAnsi="Consolas" w:cs="Consolas"/>
+          <w:sz w:val="17"/>
+          <w:szCs w:val="17"/>
+        </w:rPr>
+      </w:pPr>
+      <w:r>
+        <w:rPr>
+          <w:rFonts w:ascii="Consolas" w:hAnsi="Consolas" w:cs="Consolas"/>
+          <w:sz w:val="17"/>
+          <w:szCs w:val="17"/>
+        </w:rPr>
+        <w:t xml:space="preserve">        raise RuntimeError("unreachable")</w:t>
+      </w:r>
+    </w:p>
+    <w:p>
+      <w:pPr>
+        <w:rPr>
+          <w:rFonts w:ascii="Consolas" w:hAnsi="Consolas" w:cs="Consolas"/>
+          <w:sz w:val="17"/>
+          <w:szCs w:val="17"/>
+        </w:rPr>
+      </w:pPr>
+    </w:p>
+    <w:p>
+      <w:pPr>
+        <w:rPr>
+          <w:rFonts w:ascii="Consolas" w:hAnsi="Consolas" w:cs="Consolas"/>
+          <w:sz w:val="17"/>
+          <w:szCs w:val="17"/>
+        </w:rPr>
+      </w:pPr>
+      <w:r>
+        <w:rPr>
+          <w:rFonts w:ascii="Consolas" w:hAnsi="Consolas" w:cs="Consolas"/>
+          <w:sz w:val="17"/>
+          <w:szCs w:val="17"/>
+        </w:rPr>
+        <w:t xml:space="preserve">    def _embed(self, x: torch.Tensor) -&gt; torch.Tensor:</w:t>
+      </w:r>
+    </w:p>
+    <w:p>
+      <w:pPr>
+        <w:rPr>
+          <w:rFonts w:ascii="Consolas" w:hAnsi="Consolas" w:cs="Consolas"/>
+          <w:sz w:val="17"/>
+          <w:szCs w:val="17"/>
+        </w:rPr>
+      </w:pPr>
+      <w:r>
+        <w:rPr>
+          <w:rFonts w:ascii="Consolas" w:hAnsi="Consolas" w:cs="Consolas"/>
+          <w:sz w:val="17"/>
+          <w:szCs w:val="17"/>
+        </w:rPr>
+        <w:t xml:space="preserve">        B, T = x.shape</w:t>
+      </w:r>
+    </w:p>
+    <w:p>
+      <w:pPr>
+        <w:rPr>
+          <w:rFonts w:ascii="Consolas" w:hAnsi="Consolas" w:cs="Consolas"/>
+          <w:sz w:val="17"/>
+          <w:szCs w:val="17"/>
+        </w:rPr>
+      </w:pPr>
+      <w:r>
+        <w:rPr>
+          <w:rFonts w:ascii="Consolas" w:hAnsi="Consolas" w:cs="Consolas"/>
+          <w:sz w:val="17"/>
+          <w:szCs w:val="17"/>
+        </w:rPr>
+        <w:t xml:space="preserve">        pos = self.P[:T].unsqueeze(0)</w:t>
+      </w:r>
+    </w:p>
+    <w:p>
+      <w:pPr>
+        <w:rPr>
+          <w:rFonts w:ascii="Consolas" w:hAnsi="Consolas" w:cs="Consolas"/>
+          <w:sz w:val="17"/>
+          <w:szCs w:val="17"/>
+        </w:rPr>
+      </w:pPr>
+      <w:r>
+        <w:rPr>
+          <w:rFonts w:ascii="Consolas" w:hAnsi="Consolas" w:cs="Consolas"/>
+          <w:sz w:val="17"/>
+          <w:szCs w:val="17"/>
+        </w:rPr>
+        <w:lastRenderedPageBreak/>
+        <w:t xml:space="preserve">        return self.E(x) + pos</w:t>
+      </w:r>
+    </w:p>
+    <w:p>
+      <w:pPr>
+        <w:rPr>
+          <w:rFonts w:ascii="Consolas" w:hAnsi="Consolas" w:cs="Consolas"/>
+          <w:sz w:val="17"/>
+          <w:szCs w:val="17"/>
+        </w:rPr>
+      </w:pPr>
+    </w:p>
+    <w:p>
+      <w:pPr>
+        <w:rPr>
+          <w:rFonts w:ascii="Consolas" w:hAnsi="Consolas" w:cs="Consolas"/>
+          <w:sz w:val="17"/>
+          <w:szCs w:val="17"/>
+        </w:rPr>
+      </w:pPr>
+      <w:r>
+        <w:rPr>
+          <w:rFonts w:ascii="Consolas" w:hAnsi="Consolas" w:cs="Consolas"/>
+          <w:sz w:val="17"/>
+          <w:szCs w:val="17"/>
+        </w:rPr>
+        <w:t xml:space="preserve">    def integrate(</w:t>
+      </w:r>
+    </w:p>
+    <w:p>
+      <w:pPr>
+        <w:rPr>
+          <w:rFonts w:ascii="Consolas" w:hAnsi="Consolas" w:cs="Consolas"/>
+          <w:sz w:val="17"/>
+          <w:szCs w:val="17"/>
+        </w:rPr>
+      </w:pPr>
+      <w:r>
+        <w:rPr>
+          <w:rFonts w:ascii="Consolas" w:hAnsi="Consolas" w:cs="Consolas"/>
+          <w:sz w:val="17"/>
+          <w:szCs w:val="17"/>
+        </w:rPr>
+        <w:t xml:space="preserve">        self,</w:t>
+      </w:r>
+    </w:p>
+    <w:p>
+      <w:pPr>
+        <w:rPr>
+          <w:rFonts w:ascii="Consolas" w:hAnsi="Consolas" w:cs="Consolas"/>
+          <w:sz w:val="17"/>
+          <w:szCs w:val="17"/>
+        </w:rPr>
+      </w:pPr>
+      <w:r>
+        <w:rPr>
+          <w:rFonts w:ascii="Consolas" w:hAnsi="Consolas" w:cs="Consolas"/>
+          <w:sz w:val="17"/>
+          <w:szCs w:val="17"/>
+        </w:rPr>
+        <w:t xml:space="preserve">        x: torch.Tensor,</w:t>
+      </w:r>
+    </w:p>
+    <w:p>
+      <w:pPr>
+        <w:rPr>
+          <w:rFonts w:ascii="Consolas" w:hAnsi="Consolas" w:cs="Consolas"/>
+          <w:sz w:val="17"/>
+          <w:szCs w:val="17"/>
+        </w:rPr>
+      </w:pPr>
+      <w:r>
+        <w:rPr>
+          <w:rFonts w:ascii="Consolas" w:hAnsi="Consolas" w:cs="Consolas"/>
+          <w:sz w:val="17"/>
+          <w:szCs w:val="17"/>
+        </w:rPr>
+        <w:t xml:space="preserve">        emb: torch.Tensor,</w:t>
+      </w:r>
+    </w:p>
+    <w:p>
+      <w:pPr>
+        <w:rPr>
+          <w:rFonts w:ascii="Consolas" w:hAnsi="Consolas" w:cs="Consolas"/>
+          <w:sz w:val="17"/>
+          <w:szCs w:val="17"/>
+        </w:rPr>
+      </w:pPr>
+      <w:r>
+        <w:rPr>
+          <w:rFonts w:ascii="Consolas" w:hAnsi="Consolas" w:cs="Consolas"/>
+          <w:sz w:val="17"/>
+          <w:szCs w:val="17"/>
+        </w:rPr>
+        <w:t xml:space="preserve">        return_trajectory: bool = False,</w:t>
+      </w:r>
+    </w:p>
+    <w:p>
+      <w:pPr>
+        <w:rPr>
+          <w:rFonts w:ascii="Consolas" w:hAnsi="Consolas" w:cs="Consolas"/>
+          <w:sz w:val="17"/>
+          <w:szCs w:val="17"/>
+        </w:rPr>
+      </w:pPr>
+      <w:r>
+        <w:rPr>
+          <w:rFonts w:ascii="Consolas" w:hAnsi="Consolas" w:cs="Consolas"/>
+          <w:sz w:val="17"/>
+          <w:szCs w:val="17"/>
+        </w:rPr>
+        <w:t xml:space="preserve">        return_xi_trajectory: bool = False,</w:t>
+      </w:r>
+    </w:p>
+    <w:p>
+      <w:pPr>
+        <w:rPr>
+          <w:rFonts w:ascii="Consolas" w:hAnsi="Consolas" w:cs="Consolas"/>
+          <w:sz w:val="17"/>
+          <w:szCs w:val="17"/>
+        </w:rPr>
+      </w:pPr>
+      <w:r>
+        <w:rPr>
+          <w:rFonts w:ascii="Consolas" w:hAnsi="Consolas" w:cs="Consolas"/>
+          <w:sz w:val="17"/>
+          <w:szCs w:val="17"/>
+        </w:rPr>
+        <w:t xml:space="preserve">    ) -&gt; Tuple[torch.Tensor, Optional[List[torch.Tensor]], Optional[List[torch.Tensor]]]:</w:t>
+      </w:r>
+    </w:p>
+    <w:p>
+      <w:pPr>
+        <w:rPr>
+          <w:rFonts w:ascii="Consolas" w:hAnsi="Consolas" w:cs="Consolas"/>
+          <w:sz w:val="17"/>
+          <w:szCs w:val="17"/>
+        </w:rPr>
+      </w:pPr>
+      <w:r>
+        <w:rPr>
+          <w:rFonts w:ascii="Consolas" w:hAnsi="Consolas" w:cs="Consolas"/>
+          <w:sz w:val="17"/>
+          <w:szCs w:val="17"/>
+        </w:rPr>
+        <w:t xml:space="preserve">        """SARF-faithful damped EL with per-token mass.</w:t>
+      </w:r>
+    </w:p>
+    <w:p>
+      <w:pPr>
+        <w:rPr>
+          <w:rFonts w:ascii="Consolas" w:hAnsi="Consolas" w:cs="Consolas"/>
+          <w:sz w:val="17"/>
+          <w:szCs w:val="17"/>
+        </w:rPr>
+      </w:pPr>
+    </w:p>
+    <w:p>
+      <w:pPr>
+        <w:rPr>
+          <w:rFonts w:ascii="Consolas" w:hAnsi="Consolas" w:cs="Consolas"/>
+          <w:sz w:val="17"/>
+          <w:szCs w:val="17"/>
+        </w:rPr>
+      </w:pPr>
+      <w:r>
+        <w:rPr>
+          <w:rFonts w:ascii="Consolas" w:hAnsi="Consolas" w:cs="Consolas"/>
+          <w:sz w:val="17"/>
+          <w:szCs w:val="17"/>
+        </w:rPr>
+        <w:t xml:space="preserve">        x:    (B, T)</w:t>
+      </w:r>
+    </w:p>
+    <w:p>
+      <w:pPr>
+        <w:rPr>
+          <w:rFonts w:ascii="Consolas" w:hAnsi="Consolas" w:cs="Consolas"/>
+          <w:sz w:val="17"/>
+          <w:szCs w:val="17"/>
+        </w:rPr>
+      </w:pPr>
+      <w:r>
+        <w:rPr>
+          <w:rFonts w:ascii="Consolas" w:hAnsi="Consolas" w:cs="Consolas"/>
+          <w:sz w:val="17"/>
+          <w:szCs w:val="17"/>
+        </w:rPr>
+        <w:t xml:space="preserve">        emb:  (B, T, d)   first-layer hidden state (with position embed)</w:t>
+      </w:r>
+    </w:p>
+    <w:p>
+      <w:pPr>
+        <w:rPr>
+          <w:rFonts w:ascii="Consolas" w:hAnsi="Consolas" w:cs="Consolas"/>
+          <w:sz w:val="17"/>
+          <w:szCs w:val="17"/>
+        </w:rPr>
+      </w:pPr>
+      <w:r>
+        <w:rPr>
+          <w:rFonts w:ascii="Consolas" w:hAnsi="Consolas" w:cs="Consolas"/>
+          <w:sz w:val="17"/>
+          <w:szCs w:val="17"/>
+        </w:rPr>
+        <w:t xml:space="preserve">        """</w:t>
+      </w:r>
+    </w:p>
+    <w:p>
+      <w:pPr>
+        <w:rPr>
+          <w:rFonts w:ascii="Consolas" w:hAnsi="Consolas" w:cs="Consolas"/>
+          <w:sz w:val="17"/>
+          <w:szCs w:val="17"/>
+        </w:rPr>
+      </w:pPr>
+      <w:r>
+        <w:rPr>
+          <w:rFonts w:ascii="Consolas" w:hAnsi="Consolas" w:cs="Consolas"/>
+          <w:sz w:val="17"/>
+          <w:szCs w:val="17"/>
+        </w:rPr>
+        <w:t xml:space="preserve">        cfg = self.cfg</w:t>
+      </w:r>
+    </w:p>
+    <w:p>
+      <w:pPr>
+        <w:rPr>
+          <w:rFonts w:ascii="Consolas" w:hAnsi="Consolas" w:cs="Consolas"/>
+          <w:sz w:val="17"/>
+          <w:szCs w:val="17"/>
+        </w:rPr>
+      </w:pPr>
+      <w:r>
+        <w:rPr>
+          <w:rFonts w:ascii="Consolas" w:hAnsi="Consolas" w:cs="Consolas"/>
+          <w:sz w:val="17"/>
+          <w:szCs w:val="17"/>
+        </w:rPr>
+        <w:t xml:space="preserve">        h = emb</w:t>
+      </w:r>
     </w:p>
     <w:p>
       <w:pPr>
@@ -4489,68 +7954,222 @@
           <w:sz w:val="17"/>
           <w:szCs w:val="17"/>
         </w:rPr>
-        <w:t xml:space="preserve">        dt = cfg.dt</w:t>
-      </w:r>
-    </w:p>
-    <w:p>
-      <w:pPr>
-        <w:rPr>
-          <w:rFonts w:ascii="Consolas" w:hAnsi="Consolas" w:cs="Consolas"/>
-          <w:sz w:val="17"/>
-          <w:szCs w:val="17"/>
-        </w:rPr>
-      </w:pPr>
-    </w:p>
-    <w:p>
-      <w:pPr>
-        <w:rPr>
-          <w:rFonts w:ascii="Consolas" w:hAnsi="Consolas" w:cs="Consolas"/>
-          <w:sz w:val="17"/>
-          <w:szCs w:val="17"/>
-        </w:rPr>
-      </w:pPr>
-      <w:r>
-        <w:rPr>
-          <w:rFonts w:ascii="Consolas" w:hAnsi="Consolas" w:cs="Consolas"/>
-          <w:sz w:val="17"/>
-          <w:szCs w:val="17"/>
-        </w:rPr>
-        <w:t xml:space="preserve">        H  = [h.detach().cpu().numpy()[0]]</w:t>
-      </w:r>
-    </w:p>
-    <w:p>
-      <w:pPr>
-        <w:rPr>
-          <w:rFonts w:ascii="Consolas" w:hAnsi="Consolas" w:cs="Consolas"/>
-          <w:sz w:val="17"/>
-          <w:szCs w:val="17"/>
-        </w:rPr>
-      </w:pPr>
-      <w:r>
-        <w:rPr>
-          <w:rFonts w:ascii="Consolas" w:hAnsi="Consolas" w:cs="Consolas"/>
-          <w:sz w:val="17"/>
-          <w:szCs w:val="17"/>
-        </w:rPr>
-        <w:t xml:space="preserve">        GV = []</w:t>
-      </w:r>
-    </w:p>
-    <w:p>
-      <w:pPr>
-        <w:rPr>
-          <w:rFonts w:ascii="Consolas" w:hAnsi="Consolas" w:cs="Consolas"/>
-          <w:sz w:val="17"/>
-          <w:szCs w:val="17"/>
-        </w:rPr>
-      </w:pPr>
-      <w:r>
-        <w:rPr>
-          <w:rFonts w:ascii="Consolas" w:hAnsi="Consolas" w:cs="Consolas"/>
-          <w:sz w:val="17"/>
-          <w:szCs w:val="17"/>
-        </w:rPr>
-        <w:t xml:space="preserve">        xi_out = None</w:t>
-      </w:r>
+        <w:t xml:space="preserve">        gamma, dt = self.gamma, cfg.dt</w:t>
+      </w:r>
+    </w:p>
+    <w:p>
+      <w:pPr>
+        <w:rPr>
+          <w:rFonts w:ascii="Consolas" w:hAnsi="Consolas" w:cs="Consolas"/>
+          <w:sz w:val="17"/>
+          <w:szCs w:val="17"/>
+        </w:rPr>
+      </w:pPr>
+    </w:p>
+    <w:p>
+      <w:pPr>
+        <w:rPr>
+          <w:rFonts w:ascii="Consolas" w:hAnsi="Consolas" w:cs="Consolas"/>
+          <w:sz w:val="17"/>
+          <w:szCs w:val="17"/>
+        </w:rPr>
+      </w:pPr>
+      <w:r>
+        <w:rPr>
+          <w:rFonts w:ascii="Consolas" w:hAnsi="Consolas" w:cs="Consolas"/>
+          <w:sz w:val="17"/>
+          <w:szCs w:val="17"/>
+        </w:rPr>
+        <w:t xml:space="preserve">        m = self.compute_mass(x, emb)</w:t>
+      </w:r>
+    </w:p>
+    <w:p>
+      <w:pPr>
+        <w:rPr>
+          <w:rFonts w:ascii="Consolas" w:hAnsi="Consolas" w:cs="Consolas"/>
+          <w:sz w:val="17"/>
+          <w:szCs w:val="17"/>
+        </w:rPr>
+      </w:pPr>
+      <w:r>
+        <w:rPr>
+          <w:rFonts w:ascii="Consolas" w:hAnsi="Consolas" w:cs="Consolas"/>
+          <w:sz w:val="17"/>
+          <w:szCs w:val="17"/>
+        </w:rPr>
+        <w:t xml:space="preserve">        if m.dim() == 0:</w:t>
+      </w:r>
+    </w:p>
+    <w:p>
+      <w:pPr>
+        <w:rPr>
+          <w:rFonts w:ascii="Consolas" w:hAnsi="Consolas" w:cs="Consolas"/>
+          <w:sz w:val="17"/>
+          <w:szCs w:val="17"/>
+        </w:rPr>
+      </w:pPr>
+      <w:r>
+        <w:rPr>
+          <w:rFonts w:ascii="Consolas" w:hAnsi="Consolas" w:cs="Consolas"/>
+          <w:sz w:val="17"/>
+          <w:szCs w:val="17"/>
+        </w:rPr>
+        <w:t xml:space="preserve">            m_b = m</w:t>
+      </w:r>
+    </w:p>
+    <w:p>
+      <w:pPr>
+        <w:rPr>
+          <w:rFonts w:ascii="Consolas" w:hAnsi="Consolas" w:cs="Consolas"/>
+          <w:sz w:val="17"/>
+          <w:szCs w:val="17"/>
+        </w:rPr>
+      </w:pPr>
+      <w:r>
+        <w:rPr>
+          <w:rFonts w:ascii="Consolas" w:hAnsi="Consolas" w:cs="Consolas"/>
+          <w:sz w:val="17"/>
+          <w:szCs w:val="17"/>
+        </w:rPr>
+        <w:t xml:space="preserve">        else:</w:t>
+      </w:r>
+    </w:p>
+    <w:p>
+      <w:pPr>
+        <w:rPr>
+          <w:rFonts w:ascii="Consolas" w:hAnsi="Consolas" w:cs="Consolas"/>
+          <w:sz w:val="17"/>
+          <w:szCs w:val="17"/>
+        </w:rPr>
+      </w:pPr>
+      <w:r>
+        <w:rPr>
+          <w:rFonts w:ascii="Consolas" w:hAnsi="Consolas" w:cs="Consolas"/>
+          <w:sz w:val="17"/>
+          <w:szCs w:val="17"/>
+        </w:rPr>
+        <w:t xml:space="preserve">            m_b = m</w:t>
+      </w:r>
+    </w:p>
+    <w:p>
+      <w:pPr>
+        <w:rPr>
+          <w:rFonts w:ascii="Consolas" w:hAnsi="Consolas" w:cs="Consolas"/>
+          <w:sz w:val="17"/>
+          <w:szCs w:val="17"/>
+        </w:rPr>
+      </w:pPr>
+    </w:p>
+    <w:p>
+      <w:pPr>
+        <w:rPr>
+          <w:rFonts w:ascii="Consolas" w:hAnsi="Consolas" w:cs="Consolas"/>
+          <w:sz w:val="17"/>
+          <w:szCs w:val="17"/>
+        </w:rPr>
+      </w:pPr>
+      <w:r>
+        <w:rPr>
+          <w:rFonts w:ascii="Consolas" w:hAnsi="Consolas" w:cs="Consolas"/>
+          <w:sz w:val="17"/>
+          <w:szCs w:val="17"/>
+        </w:rPr>
+        <w:t xml:space="preserve">        traj_h: Optional[List[torch.Tensor]] = None</w:t>
+      </w:r>
+    </w:p>
+    <w:p>
+      <w:pPr>
+        <w:rPr>
+          <w:rFonts w:ascii="Consolas" w:hAnsi="Consolas" w:cs="Consolas"/>
+          <w:sz w:val="17"/>
+          <w:szCs w:val="17"/>
+        </w:rPr>
+      </w:pPr>
+      <w:r>
+        <w:rPr>
+          <w:rFonts w:ascii="Consolas" w:hAnsi="Consolas" w:cs="Consolas"/>
+          <w:sz w:val="17"/>
+          <w:szCs w:val="17"/>
+        </w:rPr>
+        <w:t xml:space="preserve">        traj_xi: Optional[List[torch.Tensor]] = None</w:t>
+      </w:r>
+    </w:p>
+    <w:p>
+      <w:pPr>
+        <w:rPr>
+          <w:rFonts w:ascii="Consolas" w:hAnsi="Consolas" w:cs="Consolas"/>
+          <w:sz w:val="17"/>
+          <w:szCs w:val="17"/>
+        </w:rPr>
+      </w:pPr>
+      <w:r>
+        <w:rPr>
+          <w:rFonts w:ascii="Consolas" w:hAnsi="Consolas" w:cs="Consolas"/>
+          <w:sz w:val="17"/>
+          <w:szCs w:val="17"/>
+        </w:rPr>
+        <w:t xml:space="preserve">        if return_trajectory:</w:t>
+      </w:r>
+    </w:p>
+    <w:p>
+      <w:pPr>
+        <w:rPr>
+          <w:rFonts w:ascii="Consolas" w:hAnsi="Consolas" w:cs="Consolas"/>
+          <w:sz w:val="17"/>
+          <w:szCs w:val="17"/>
+        </w:rPr>
+      </w:pPr>
+      <w:r>
+        <w:rPr>
+          <w:rFonts w:ascii="Consolas" w:hAnsi="Consolas" w:cs="Consolas"/>
+          <w:sz w:val="17"/>
+          <w:szCs w:val="17"/>
+        </w:rPr>
+        <w:t xml:space="preserve">            traj_h = [h.detach().cpu()]</w:t>
+      </w:r>
+    </w:p>
+    <w:p>
+      <w:pPr>
+        <w:rPr>
+          <w:rFonts w:ascii="Consolas" w:hAnsi="Consolas" w:cs="Consolas"/>
+          <w:sz w:val="17"/>
+          <w:szCs w:val="17"/>
+        </w:rPr>
+      </w:pPr>
+      <w:r>
+        <w:rPr>
+          <w:rFonts w:ascii="Consolas" w:hAnsi="Consolas" w:cs="Consolas"/>
+          <w:sz w:val="17"/>
+          <w:szCs w:val="17"/>
+        </w:rPr>
+        <w:t xml:space="preserve">        if return_xi_trajectory:</w:t>
+      </w:r>
+    </w:p>
+    <w:p>
+      <w:pPr>
+        <w:rPr>
+          <w:rFonts w:ascii="Consolas" w:hAnsi="Consolas" w:cs="Consolas"/>
+          <w:sz w:val="17"/>
+          <w:szCs w:val="17"/>
+        </w:rPr>
+      </w:pPr>
+      <w:r>
+        <w:rPr>
+          <w:rFonts w:ascii="Consolas" w:hAnsi="Consolas" w:cs="Consolas"/>
+          <w:sz w:val="17"/>
+          <w:szCs w:val="17"/>
+        </w:rPr>
+        <w:t xml:space="preserve">            traj_xi = []</w:t>
+      </w:r>
+    </w:p>
+    <w:p>
+      <w:pPr>
+        <w:rPr>
+          <w:rFonts w:ascii="Consolas" w:hAnsi="Consolas" w:cs="Consolas"/>
+          <w:sz w:val="17"/>
+          <w:szCs w:val="17"/>
+        </w:rPr>
+      </w:pPr>
     </w:p>
     <w:p>
       <w:pPr>
@@ -4583,152 +8202,203 @@
           <w:sz w:val="17"/>
           <w:szCs w:val="17"/>
         </w:rPr>
-        <w:t xml:space="preserve">            if is_sarf:</w:t>
-      </w:r>
-    </w:p>
-    <w:p>
-      <w:pPr>
-        <w:rPr>
-          <w:rFonts w:ascii="Consolas" w:hAnsi="Consolas" w:cs="Consolas"/>
-          <w:sz w:val="17"/>
-          <w:szCs w:val="17"/>
-        </w:rPr>
-      </w:pPr>
-      <w:r>
-        <w:rPr>
-          <w:rFonts w:ascii="Consolas" w:hAnsi="Consolas" w:cs="Consolas"/>
-          <w:sz w:val="17"/>
-          <w:szCs w:val="17"/>
-        </w:rPr>
-        <w:t xml:space="preserve">                xi_input = h.detach() if getattr(cfg, 'causal_force', True) else h</w:t>
-      </w:r>
-    </w:p>
-    <w:p>
-      <w:pPr>
-        <w:rPr>
-          <w:rFonts w:ascii="Consolas" w:hAnsi="Consolas" w:cs="Consolas"/>
-          <w:sz w:val="17"/>
-          <w:szCs w:val="17"/>
-        </w:rPr>
-      </w:pPr>
-      <w:r>
-        <w:rPr>
-          <w:rFonts w:ascii="Consolas" w:hAnsi="Consolas" w:cs="Consolas"/>
-          <w:sz w:val="17"/>
-          <w:szCs w:val="17"/>
-        </w:rPr>
-        <w:t xml:space="preserve">                xi_now = causal_cumulative_mean(xi_input)</w:t>
-      </w:r>
-    </w:p>
-    <w:p>
-      <w:pPr>
-        <w:rPr>
-          <w:rFonts w:ascii="Consolas" w:hAnsi="Consolas" w:cs="Consolas"/>
-          <w:sz w:val="17"/>
-          <w:szCs w:val="17"/>
-        </w:rPr>
-      </w:pPr>
-      <w:r>
-        <w:rPr>
-          <w:rFonts w:ascii="Consolas" w:hAnsi="Consolas" w:cs="Consolas"/>
-          <w:sz w:val="17"/>
-          <w:szCs w:val="17"/>
-        </w:rPr>
-        <w:t xml:space="preserve">            else:</w:t>
-      </w:r>
-    </w:p>
-    <w:p>
-      <w:pPr>
-        <w:rPr>
-          <w:rFonts w:ascii="Consolas" w:hAnsi="Consolas" w:cs="Consolas"/>
-          <w:sz w:val="17"/>
-          <w:szCs w:val="17"/>
-        </w:rPr>
-      </w:pPr>
-      <w:r>
-        <w:rPr>
-          <w:rFonts w:ascii="Consolas" w:hAnsi="Consolas" w:cs="Consolas"/>
-          <w:sz w:val="17"/>
-          <w:szCs w:val="17"/>
-        </w:rPr>
-        <w:t xml:space="preserve">                xi_now = xi_fixed</w:t>
-      </w:r>
-    </w:p>
-    <w:p>
-      <w:pPr>
-        <w:rPr>
-          <w:rFonts w:ascii="Consolas" w:hAnsi="Consolas" w:cs="Consolas"/>
-          <w:sz w:val="17"/>
-          <w:szCs w:val="17"/>
-        </w:rPr>
-      </w:pPr>
-    </w:p>
-    <w:p>
-      <w:pPr>
-        <w:rPr>
-          <w:rFonts w:ascii="Consolas" w:hAnsi="Consolas" w:cs="Consolas"/>
-          <w:sz w:val="17"/>
-          <w:szCs w:val="17"/>
-        </w:rPr>
-      </w:pPr>
-      <w:r>
-        <w:rPr>
-          <w:rFonts w:ascii="Consolas" w:hAnsi="Consolas" w:cs="Consolas"/>
-          <w:sz w:val="17"/>
-          <w:szCs w:val="17"/>
-        </w:rPr>
-        <w:t xml:space="preserve">            h_in = h.detach().requires_grad_(True)</w:t>
-      </w:r>
-    </w:p>
-    <w:p>
-      <w:pPr>
-        <w:rPr>
-          <w:rFonts w:ascii="Consolas" w:hAnsi="Consolas" w:cs="Consolas"/>
-          <w:sz w:val="17"/>
-          <w:szCs w:val="17"/>
-        </w:rPr>
-      </w:pPr>
-      <w:r>
-        <w:rPr>
-          <w:rFonts w:ascii="Consolas" w:hAnsi="Consolas" w:cs="Consolas"/>
-          <w:sz w:val="17"/>
-          <w:szCs w:val="17"/>
-        </w:rPr>
-        <w:t xml:space="preserve">            V_out = model.V_theta(xi_now, h_in).sum()</w:t>
-      </w:r>
-    </w:p>
-    <w:p>
-      <w:pPr>
-        <w:rPr>
-          <w:rFonts w:ascii="Consolas" w:hAnsi="Consolas" w:cs="Consolas"/>
-          <w:sz w:val="17"/>
-          <w:szCs w:val="17"/>
-        </w:rPr>
-      </w:pPr>
-      <w:r>
-        <w:rPr>
-          <w:rFonts w:ascii="Consolas" w:hAnsi="Consolas" w:cs="Consolas"/>
-          <w:sz w:val="17"/>
-          <w:szCs w:val="17"/>
-        </w:rPr>
-        <w:t xml:space="preserve">            grad_V, = torch.autograd.grad(V_out, h_in)</w:t>
-      </w:r>
-    </w:p>
-    <w:p>
-      <w:pPr>
-        <w:rPr>
-          <w:rFonts w:ascii="Consolas" w:hAnsi="Consolas" w:cs="Consolas"/>
-          <w:sz w:val="17"/>
-          <w:szCs w:val="17"/>
-        </w:rPr>
-      </w:pPr>
-      <w:r>
-        <w:rPr>
-          <w:rFonts w:ascii="Consolas" w:hAnsi="Consolas" w:cs="Consolas"/>
-          <w:sz w:val="17"/>
-          <w:szCs w:val="17"/>
-        </w:rPr>
-        <w:t xml:space="preserve">            GV.append(grad_V.detach().cpu().numpy()[0])</w:t>
+        <w:t xml:space="preserve">            xi_input = h.detach() if cfg.causal_force else h</w:t>
+      </w:r>
+    </w:p>
+    <w:p>
+      <w:pPr>
+        <w:rPr>
+          <w:rFonts w:ascii="Consolas" w:hAnsi="Consolas" w:cs="Consolas"/>
+          <w:sz w:val="17"/>
+          <w:szCs w:val="17"/>
+        </w:rPr>
+      </w:pPr>
+      <w:r>
+        <w:rPr>
+          <w:rFonts w:ascii="Consolas" w:hAnsi="Consolas" w:cs="Consolas"/>
+          <w:sz w:val="17"/>
+          <w:szCs w:val="17"/>
+        </w:rPr>
+        <w:t xml:space="preserve">            xi_now = causal_cumulative_mean(xi_input)</w:t>
+      </w:r>
+    </w:p>
+    <w:p>
+      <w:pPr>
+        <w:rPr>
+          <w:rFonts w:ascii="Consolas" w:hAnsi="Consolas" w:cs="Consolas"/>
+          <w:sz w:val="17"/>
+          <w:szCs w:val="17"/>
+        </w:rPr>
+      </w:pPr>
+      <w:r>
+        <w:rPr>
+          <w:rFonts w:ascii="Consolas" w:hAnsi="Consolas" w:cs="Consolas"/>
+          <w:sz w:val="17"/>
+          <w:szCs w:val="17"/>
+        </w:rPr>
+        <w:t xml:space="preserve">            if return_xi_trajectory:</w:t>
+      </w:r>
+    </w:p>
+    <w:p>
+      <w:pPr>
+        <w:rPr>
+          <w:rFonts w:ascii="Consolas" w:hAnsi="Consolas" w:cs="Consolas"/>
+          <w:sz w:val="17"/>
+          <w:szCs w:val="17"/>
+        </w:rPr>
+      </w:pPr>
+      <w:r>
+        <w:rPr>
+          <w:rFonts w:ascii="Consolas" w:hAnsi="Consolas" w:cs="Consolas"/>
+          <w:sz w:val="17"/>
+          <w:szCs w:val="17"/>
+        </w:rPr>
+        <w:t xml:space="preserve">                assert traj_xi is not None</w:t>
+      </w:r>
+    </w:p>
+    <w:p>
+      <w:pPr>
+        <w:rPr>
+          <w:rFonts w:ascii="Consolas" w:hAnsi="Consolas" w:cs="Consolas"/>
+          <w:sz w:val="17"/>
+          <w:szCs w:val="17"/>
+        </w:rPr>
+      </w:pPr>
+      <w:r>
+        <w:rPr>
+          <w:rFonts w:ascii="Consolas" w:hAnsi="Consolas" w:cs="Consolas"/>
+          <w:sz w:val="17"/>
+          <w:szCs w:val="17"/>
+        </w:rPr>
+        <w:t xml:space="preserve">                traj_xi.append(xi_now.detach().cpu())</w:t>
+      </w:r>
+    </w:p>
+    <w:p>
+      <w:pPr>
+        <w:rPr>
+          <w:rFonts w:ascii="Consolas" w:hAnsi="Consolas" w:cs="Consolas"/>
+          <w:sz w:val="17"/>
+          <w:szCs w:val="17"/>
+        </w:rPr>
+      </w:pPr>
+    </w:p>
+    <w:p>
+      <w:pPr>
+        <w:rPr>
+          <w:rFonts w:ascii="Consolas" w:hAnsi="Consolas" w:cs="Consolas"/>
+          <w:sz w:val="17"/>
+          <w:szCs w:val="17"/>
+        </w:rPr>
+      </w:pPr>
+      <w:r>
+        <w:rPr>
+          <w:rFonts w:ascii="Consolas" w:hAnsi="Consolas" w:cs="Consolas"/>
+          <w:sz w:val="17"/>
+          <w:szCs w:val="17"/>
+        </w:rPr>
+        <w:t xml:space="preserve">            h_in = h</w:t>
+      </w:r>
+    </w:p>
+    <w:p>
+      <w:pPr>
+        <w:rPr>
+          <w:rFonts w:ascii="Consolas" w:hAnsi="Consolas" w:cs="Consolas"/>
+          <w:sz w:val="17"/>
+          <w:szCs w:val="17"/>
+        </w:rPr>
+      </w:pPr>
+      <w:r>
+        <w:rPr>
+          <w:rFonts w:ascii="Consolas" w:hAnsi="Consolas" w:cs="Consolas"/>
+          <w:sz w:val="17"/>
+          <w:szCs w:val="17"/>
+        </w:rPr>
+        <w:t xml:space="preserve">            if not h_in.requires_grad:</w:t>
+      </w:r>
+    </w:p>
+    <w:p>
+      <w:pPr>
+        <w:rPr>
+          <w:rFonts w:ascii="Consolas" w:hAnsi="Consolas" w:cs="Consolas"/>
+          <w:sz w:val="17"/>
+          <w:szCs w:val="17"/>
+        </w:rPr>
+      </w:pPr>
+      <w:r>
+        <w:rPr>
+          <w:rFonts w:ascii="Consolas" w:hAnsi="Consolas" w:cs="Consolas"/>
+          <w:sz w:val="17"/>
+          <w:szCs w:val="17"/>
+        </w:rPr>
+        <w:t xml:space="preserve">                h_in = h_in.requires_grad_(True)</w:t>
+      </w:r>
+    </w:p>
+    <w:p>
+      <w:pPr>
+        <w:rPr>
+          <w:rFonts w:ascii="Consolas" w:hAnsi="Consolas" w:cs="Consolas"/>
+          <w:sz w:val="17"/>
+          <w:szCs w:val="17"/>
+        </w:rPr>
+      </w:pPr>
+      <w:r>
+        <w:rPr>
+          <w:rFonts w:ascii="Consolas" w:hAnsi="Consolas" w:cs="Consolas"/>
+          <w:sz w:val="17"/>
+          <w:szCs w:val="17"/>
+        </w:rPr>
+        <w:t xml:space="preserve">            V = self.V_theta(xi_now, h_in).sum()</w:t>
+      </w:r>
+    </w:p>
+    <w:p>
+      <w:pPr>
+        <w:rPr>
+          <w:rFonts w:ascii="Consolas" w:hAnsi="Consolas" w:cs="Consolas"/>
+          <w:sz w:val="17"/>
+          <w:szCs w:val="17"/>
+        </w:rPr>
+      </w:pPr>
+      <w:r>
+        <w:rPr>
+          <w:rFonts w:ascii="Consolas" w:hAnsi="Consolas" w:cs="Consolas"/>
+          <w:sz w:val="17"/>
+          <w:szCs w:val="17"/>
+        </w:rPr>
+        <w:t xml:space="preserve">            grad_V, = torch.autograd.grad(</w:t>
+      </w:r>
+    </w:p>
+    <w:p>
+      <w:pPr>
+        <w:rPr>
+          <w:rFonts w:ascii="Consolas" w:hAnsi="Consolas" w:cs="Consolas"/>
+          <w:sz w:val="17"/>
+          <w:szCs w:val="17"/>
+        </w:rPr>
+      </w:pPr>
+      <w:r>
+        <w:rPr>
+          <w:rFonts w:ascii="Consolas" w:hAnsi="Consolas" w:cs="Consolas"/>
+          <w:sz w:val="17"/>
+          <w:szCs w:val="17"/>
+        </w:rPr>
+        <w:t xml:space="preserve">                V, h_in, create_graph=self.training, retain_graph=True,</w:t>
+      </w:r>
+    </w:p>
+    <w:p>
+      <w:pPr>
+        <w:rPr>
+          <w:rFonts w:ascii="Consolas" w:hAnsi="Consolas" w:cs="Consolas"/>
+          <w:sz w:val="17"/>
+          <w:szCs w:val="17"/>
+        </w:rPr>
+      </w:pPr>
+      <w:r>
+        <w:rPr>
+          <w:rFonts w:ascii="Consolas" w:hAnsi="Consolas" w:cs="Consolas"/>
+          <w:sz w:val="17"/>
+          <w:szCs w:val="17"/>
+        </w:rPr>
+        <w:t xml:space="preserve">            )</w:t>
       </w:r>
     </w:p>
     <w:p>
@@ -4779,7 +8449,110 @@
           <w:sz w:val="17"/>
           <w:szCs w:val="17"/>
         </w:rPr>
-        <w:t xml:space="preserve">            h_new = h_in + dt * v</w:t>
+        <w:t xml:space="preserve">            h = h_in + dt * v</w:t>
+      </w:r>
+    </w:p>
+    <w:p>
+      <w:pPr>
+        <w:rPr>
+          <w:rFonts w:ascii="Consolas" w:hAnsi="Consolas" w:cs="Consolas"/>
+          <w:sz w:val="17"/>
+          <w:szCs w:val="17"/>
+        </w:rPr>
+      </w:pPr>
+      <w:r>
+        <w:rPr>
+          <w:rFonts w:ascii="Consolas" w:hAnsi="Consolas" w:cs="Consolas"/>
+          <w:sz w:val="17"/>
+          <w:szCs w:val="17"/>
+        </w:rPr>
+        <w:t xml:space="preserve">            if return_trajectory:</w:t>
+      </w:r>
+    </w:p>
+    <w:p>
+      <w:pPr>
+        <w:rPr>
+          <w:rFonts w:ascii="Consolas" w:hAnsi="Consolas" w:cs="Consolas"/>
+          <w:sz w:val="17"/>
+          <w:szCs w:val="17"/>
+        </w:rPr>
+      </w:pPr>
+      <w:r>
+        <w:rPr>
+          <w:rFonts w:ascii="Consolas" w:hAnsi="Consolas" w:cs="Consolas"/>
+          <w:sz w:val="17"/>
+          <w:szCs w:val="17"/>
+        </w:rPr>
+        <w:t xml:space="preserve">                assert traj_h is not None</w:t>
+      </w:r>
+    </w:p>
+    <w:p>
+      <w:pPr>
+        <w:rPr>
+          <w:rFonts w:ascii="Consolas" w:hAnsi="Consolas" w:cs="Consolas"/>
+          <w:sz w:val="17"/>
+          <w:szCs w:val="17"/>
+        </w:rPr>
+      </w:pPr>
+      <w:r>
+        <w:rPr>
+          <w:rFonts w:ascii="Consolas" w:hAnsi="Consolas" w:cs="Consolas"/>
+          <w:sz w:val="17"/>
+          <w:szCs w:val="17"/>
+        </w:rPr>
+        <w:t xml:space="preserve">                traj_h.append(h.detach().cpu())</w:t>
+      </w:r>
+    </w:p>
+    <w:p>
+      <w:pPr>
+        <w:rPr>
+          <w:rFonts w:ascii="Consolas" w:hAnsi="Consolas" w:cs="Consolas"/>
+          <w:sz w:val="17"/>
+          <w:szCs w:val="17"/>
+        </w:rPr>
+      </w:pPr>
+    </w:p>
+    <w:p>
+      <w:pPr>
+        <w:rPr>
+          <w:rFonts w:ascii="Consolas" w:hAnsi="Consolas" w:cs="Consolas"/>
+          <w:sz w:val="17"/>
+          <w:szCs w:val="17"/>
+        </w:rPr>
+      </w:pPr>
+      <w:r>
+        <w:rPr>
+          <w:rFonts w:ascii="Consolas" w:hAnsi="Consolas" w:cs="Consolas"/>
+          <w:sz w:val="17"/>
+          <w:szCs w:val="17"/>
+        </w:rPr>
+        <w:t xml:space="preserve">        return h, traj_h, traj_xi</w:t>
+      </w:r>
+    </w:p>
+    <w:p>
+      <w:pPr>
+        <w:rPr>
+          <w:rFonts w:ascii="Consolas" w:hAnsi="Consolas" w:cs="Consolas"/>
+          <w:sz w:val="17"/>
+          <w:szCs w:val="17"/>
+        </w:rPr>
+      </w:pPr>
+    </w:p>
+    <w:p>
+      <w:pPr>
+        <w:rPr>
+          <w:rFonts w:ascii="Consolas" w:hAnsi="Consolas" w:cs="Consolas"/>
+          <w:sz w:val="17"/>
+          <w:szCs w:val="17"/>
+        </w:rPr>
+      </w:pPr>
+      <w:r>
+        <w:rPr>
+          <w:rFonts w:ascii="Consolas" w:hAnsi="Consolas" w:cs="Consolas"/>
+          <w:sz w:val="17"/>
+          <w:szCs w:val="17"/>
+        </w:rPr>
+        <w:t xml:space="preserve">    def forward(</w:t>
       </w:r>
     </w:p>
     <w:p>
@@ -4797,452 +8570,177 @@
           <w:szCs w:val="17"/>
         </w:rPr>
         <w:lastRenderedPageBreak/>
-        <w:t xml:space="preserve">            if has_ln:</w:t>
-      </w:r>
-    </w:p>
-    <w:p>
-      <w:pPr>
-        <w:rPr>
-          <w:rFonts w:ascii="Consolas" w:hAnsi="Consolas" w:cs="Consolas"/>
-          <w:sz w:val="17"/>
-          <w:szCs w:val="17"/>
-        </w:rPr>
-      </w:pPr>
-      <w:r>
-        <w:rPr>
-          <w:rFonts w:ascii="Consolas" w:hAnsi="Consolas" w:cs="Consolas"/>
-          <w:sz w:val="17"/>
-          <w:szCs w:val="17"/>
-        </w:rPr>
-        <w:t xml:space="preserve">                h_new = model._project(h_new)</w:t>
-      </w:r>
-    </w:p>
-    <w:p>
-      <w:pPr>
-        <w:rPr>
-          <w:rFonts w:ascii="Consolas" w:hAnsi="Consolas" w:cs="Consolas"/>
-          <w:sz w:val="17"/>
-          <w:szCs w:val="17"/>
-        </w:rPr>
-      </w:pPr>
-      <w:r>
-        <w:rPr>
-          <w:rFonts w:ascii="Consolas" w:hAnsi="Consolas" w:cs="Consolas"/>
-          <w:sz w:val="17"/>
-          <w:szCs w:val="17"/>
-        </w:rPr>
-        <w:t xml:space="preserve">            h = h_new</w:t>
-      </w:r>
-    </w:p>
-    <w:p>
-      <w:pPr>
-        <w:rPr>
-          <w:rFonts w:ascii="Consolas" w:hAnsi="Consolas" w:cs="Consolas"/>
-          <w:sz w:val="17"/>
-          <w:szCs w:val="17"/>
-        </w:rPr>
-      </w:pPr>
-      <w:r>
-        <w:rPr>
-          <w:rFonts w:ascii="Consolas" w:hAnsi="Consolas" w:cs="Consolas"/>
-          <w:sz w:val="17"/>
-          <w:szCs w:val="17"/>
-        </w:rPr>
-        <w:t xml:space="preserve">            H.append(h.detach().cpu().numpy()[0])</w:t>
-      </w:r>
-    </w:p>
-    <w:p>
-      <w:pPr>
-        <w:rPr>
-          <w:rFonts w:ascii="Consolas" w:hAnsi="Consolas" w:cs="Consolas"/>
-          <w:sz w:val="17"/>
-          <w:szCs w:val="17"/>
-        </w:rPr>
-      </w:pPr>
-      <w:r>
-        <w:rPr>
-          <w:rFonts w:ascii="Consolas" w:hAnsi="Consolas" w:cs="Consolas"/>
-          <w:sz w:val="17"/>
-          <w:szCs w:val="17"/>
-        </w:rPr>
-        <w:t xml:space="preserve">            if xi_out is None:</w:t>
-      </w:r>
-    </w:p>
-    <w:p>
-      <w:pPr>
-        <w:rPr>
-          <w:rFonts w:ascii="Consolas" w:hAnsi="Consolas" w:cs="Consolas"/>
-          <w:sz w:val="17"/>
-          <w:szCs w:val="17"/>
-        </w:rPr>
-      </w:pPr>
-      <w:r>
-        <w:rPr>
-          <w:rFonts w:ascii="Consolas" w:hAnsi="Consolas" w:cs="Consolas"/>
-          <w:sz w:val="17"/>
-          <w:szCs w:val="17"/>
-        </w:rPr>
-        <w:t xml:space="preserve">                xi_out = xi_now</w:t>
-      </w:r>
-    </w:p>
-    <w:p>
-      <w:pPr>
-        <w:rPr>
-          <w:rFonts w:ascii="Consolas" w:hAnsi="Consolas" w:cs="Consolas"/>
-          <w:sz w:val="17"/>
-          <w:szCs w:val="17"/>
-        </w:rPr>
-      </w:pPr>
-    </w:p>
-    <w:p>
-      <w:pPr>
-        <w:rPr>
-          <w:rFonts w:ascii="Consolas" w:hAnsi="Consolas" w:cs="Consolas"/>
-          <w:sz w:val="17"/>
-          <w:szCs w:val="17"/>
-        </w:rPr>
-      </w:pPr>
-      <w:r>
-        <w:rPr>
-          <w:rFonts w:ascii="Consolas" w:hAnsi="Consolas" w:cs="Consolas"/>
-          <w:sz w:val="17"/>
-          <w:szCs w:val="17"/>
-        </w:rPr>
-        <w:t xml:space="preserve">    xi_np = xi_out.detach().cpu().numpy()[0].astype(np.float32)</w:t>
-      </w:r>
-    </w:p>
-    <w:p>
-      <w:pPr>
-        <w:rPr>
-          <w:rFonts w:ascii="Consolas" w:hAnsi="Consolas" w:cs="Consolas"/>
-          <w:sz w:val="17"/>
-          <w:szCs w:val="17"/>
-        </w:rPr>
-      </w:pPr>
-      <w:r>
-        <w:rPr>
-          <w:rFonts w:ascii="Consolas" w:hAnsi="Consolas" w:cs="Consolas"/>
-          <w:sz w:val="17"/>
-          <w:szCs w:val="17"/>
-        </w:rPr>
-        <w:t xml:space="preserve">    return (np.stack(H, axis=0).astype(np.float32),</w:t>
-      </w:r>
-    </w:p>
-    <w:p>
-      <w:pPr>
-        <w:rPr>
-          <w:rFonts w:ascii="Consolas" w:hAnsi="Consolas" w:cs="Consolas"/>
-          <w:sz w:val="17"/>
-          <w:szCs w:val="17"/>
-        </w:rPr>
-      </w:pPr>
-      <w:r>
-        <w:rPr>
-          <w:rFonts w:ascii="Consolas" w:hAnsi="Consolas" w:cs="Consolas"/>
-          <w:sz w:val="17"/>
-          <w:szCs w:val="17"/>
-        </w:rPr>
-        <w:t xml:space="preserve">            np.stack(GV, axis=0).astype(np.float32),</w:t>
-      </w:r>
-    </w:p>
-    <w:p>
-      <w:pPr>
-        <w:rPr>
-          <w:rFonts w:ascii="Consolas" w:hAnsi="Consolas" w:cs="Consolas"/>
-          <w:sz w:val="17"/>
-          <w:szCs w:val="17"/>
-        </w:rPr>
-      </w:pPr>
-      <w:r>
-        <w:rPr>
-          <w:rFonts w:ascii="Consolas" w:hAnsi="Consolas" w:cs="Consolas"/>
-          <w:sz w:val="17"/>
-          <w:szCs w:val="17"/>
-        </w:rPr>
-        <w:t xml:space="preserve">            xi_np)</w:t>
-      </w:r>
-    </w:p>
-    <w:p/>
-    <w:p>
-      <w:pPr>
-        <w:pStyle w:val="Heading2"/>
-      </w:pPr>
-      <w:bookmarkStart w:id="8" w:name="_Toc230613510"/>
-      <w:r>
-        <w:t xml:space="preserve">Module </w:t>
-      </w:r>
-      <w:r>
-        <w:rPr>
-          <w:rFonts w:ascii="Consolas" w:hAnsi="Consolas" w:cs="Consolas"/>
-        </w:rPr>
-        <w:t>model_sarf_mass.py</w:t>
-      </w:r>
-      <w:bookmarkEnd w:id="8"/>
-    </w:p>
-    <w:p/>
-    <w:p>
-      <w:pPr>
-        <w:pStyle w:val="Heading3"/>
-      </w:pPr>
-      <w:bookmarkStart w:id="9" w:name="_Toc230613511"/>
-      <w:r>
-        <w:t xml:space="preserve">Class </w:t>
-      </w:r>
-      <w:r>
-        <w:rPr>
-          <w:rFonts w:ascii="Consolas" w:hAnsi="Consolas" w:cs="Consolas"/>
-        </w:rPr>
-        <w:t>ScalarPotentialLMSARFMass</w:t>
-      </w:r>
-      <w:bookmarkEnd w:id="9"/>
-    </w:p>
-    <w:p/>
-    <w:p>
-      <w:pPr>
-        <w:rPr>
-          <w:rFonts w:ascii="Consolas" w:hAnsi="Consolas" w:cs="Consolas"/>
-          <w:sz w:val="17"/>
-          <w:szCs w:val="17"/>
-        </w:rPr>
-      </w:pPr>
-      <w:r>
-        <w:rPr>
-          <w:rFonts w:ascii="Consolas" w:hAnsi="Consolas" w:cs="Consolas"/>
-          <w:sz w:val="17"/>
-          <w:szCs w:val="17"/>
-        </w:rPr>
-        <w:t>class ScalarPotentialLMSARFMass(nn.Module):</w:t>
-      </w:r>
-    </w:p>
-    <w:p>
-      <w:pPr>
-        <w:rPr>
-          <w:rFonts w:ascii="Consolas" w:hAnsi="Consolas" w:cs="Consolas"/>
-          <w:sz w:val="17"/>
-          <w:szCs w:val="17"/>
-        </w:rPr>
-      </w:pPr>
-      <w:r>
-        <w:rPr>
-          <w:rFonts w:ascii="Consolas" w:hAnsi="Consolas" w:cs="Consolas"/>
-          <w:sz w:val="17"/>
-          <w:szCs w:val="17"/>
-        </w:rPr>
-        <w:t xml:space="preserve">    """SARF-faithful SPLM with pluggable per-token mass."""</w:t>
-      </w:r>
-    </w:p>
-    <w:p>
-      <w:pPr>
-        <w:rPr>
-          <w:rFonts w:ascii="Consolas" w:hAnsi="Consolas" w:cs="Consolas"/>
-          <w:sz w:val="17"/>
-          <w:szCs w:val="17"/>
-        </w:rPr>
-      </w:pPr>
-    </w:p>
-    <w:p>
-      <w:pPr>
-        <w:rPr>
-          <w:rFonts w:ascii="Consolas" w:hAnsi="Consolas" w:cs="Consolas"/>
-          <w:sz w:val="17"/>
-          <w:szCs w:val="17"/>
-        </w:rPr>
-      </w:pPr>
-      <w:r>
-        <w:rPr>
-          <w:rFonts w:ascii="Consolas" w:hAnsi="Consolas" w:cs="Consolas"/>
-          <w:sz w:val="17"/>
-          <w:szCs w:val="17"/>
-        </w:rPr>
-        <w:t xml:space="preserve">    def __init__(self, cfg: SPLMSARFMassConfig):</w:t>
-      </w:r>
-    </w:p>
-    <w:p>
-      <w:pPr>
-        <w:rPr>
-          <w:rFonts w:ascii="Consolas" w:hAnsi="Consolas" w:cs="Consolas"/>
-          <w:sz w:val="17"/>
-          <w:szCs w:val="17"/>
-        </w:rPr>
-      </w:pPr>
-      <w:r>
-        <w:rPr>
-          <w:rFonts w:ascii="Consolas" w:hAnsi="Consolas" w:cs="Consolas"/>
-          <w:sz w:val="17"/>
-          <w:szCs w:val="17"/>
-        </w:rPr>
-        <w:t xml:space="preserve">        super().__init__()</w:t>
-      </w:r>
-    </w:p>
-    <w:p>
-      <w:pPr>
-        <w:rPr>
-          <w:rFonts w:ascii="Consolas" w:hAnsi="Consolas" w:cs="Consolas"/>
-          <w:sz w:val="17"/>
-          <w:szCs w:val="17"/>
-        </w:rPr>
-      </w:pPr>
-      <w:r>
-        <w:rPr>
-          <w:rFonts w:ascii="Consolas" w:hAnsi="Consolas" w:cs="Consolas"/>
-          <w:sz w:val="17"/>
-          <w:szCs w:val="17"/>
-        </w:rPr>
-        <w:t xml:space="preserve">        self.cfg = cfg</w:t>
-      </w:r>
-    </w:p>
-    <w:p>
-      <w:pPr>
-        <w:rPr>
-          <w:rFonts w:ascii="Consolas" w:hAnsi="Consolas" w:cs="Consolas"/>
-          <w:sz w:val="17"/>
-          <w:szCs w:val="17"/>
-        </w:rPr>
-      </w:pPr>
-      <w:r>
-        <w:rPr>
-          <w:rFonts w:ascii="Consolas" w:hAnsi="Consolas" w:cs="Consolas"/>
-          <w:sz w:val="17"/>
-          <w:szCs w:val="17"/>
-        </w:rPr>
-        <w:t xml:space="preserve">        self.E = nn.Embedding(cfg.vocab_size, cfg.d)</w:t>
-      </w:r>
-    </w:p>
-    <w:p>
-      <w:pPr>
-        <w:rPr>
-          <w:rFonts w:ascii="Consolas" w:hAnsi="Consolas" w:cs="Consolas"/>
-          <w:sz w:val="17"/>
-          <w:szCs w:val="17"/>
-        </w:rPr>
-      </w:pPr>
-      <w:r>
-        <w:rPr>
-          <w:rFonts w:ascii="Consolas" w:hAnsi="Consolas" w:cs="Consolas"/>
-          <w:sz w:val="17"/>
-          <w:szCs w:val="17"/>
-        </w:rPr>
-        <w:t xml:space="preserve">        self.P = nn.Parameter(torch.zeros(cfg.max_len, cfg.d))</w:t>
-      </w:r>
-    </w:p>
-    <w:p>
-      <w:pPr>
-        <w:rPr>
-          <w:rFonts w:ascii="Consolas" w:hAnsi="Consolas" w:cs="Consolas"/>
-          <w:sz w:val="17"/>
-          <w:szCs w:val="17"/>
-        </w:rPr>
-      </w:pPr>
-      <w:r>
-        <w:rPr>
-          <w:rFonts w:ascii="Consolas" w:hAnsi="Consolas" w:cs="Consolas"/>
-          <w:sz w:val="17"/>
-          <w:szCs w:val="17"/>
-        </w:rPr>
-        <w:t xml:space="preserve">        nn.init.normal_(self.E.weight, std=0.02)</w:t>
-      </w:r>
-    </w:p>
-    <w:p>
-      <w:pPr>
-        <w:rPr>
-          <w:rFonts w:ascii="Consolas" w:hAnsi="Consolas" w:cs="Consolas"/>
-          <w:sz w:val="17"/>
-          <w:szCs w:val="17"/>
-        </w:rPr>
-      </w:pPr>
-      <w:r>
-        <w:rPr>
-          <w:rFonts w:ascii="Consolas" w:hAnsi="Consolas" w:cs="Consolas"/>
-          <w:sz w:val="17"/>
-          <w:szCs w:val="17"/>
-        </w:rPr>
-        <w:t xml:space="preserve">        nn.init.normal_(self.P, std=0.01)</w:t>
-      </w:r>
-    </w:p>
-    <w:p>
-      <w:pPr>
-        <w:rPr>
-          <w:rFonts w:ascii="Consolas" w:hAnsi="Consolas" w:cs="Consolas"/>
-          <w:sz w:val="17"/>
-          <w:szCs w:val="17"/>
-        </w:rPr>
-      </w:pPr>
-    </w:p>
-    <w:p>
-      <w:pPr>
-        <w:rPr>
-          <w:rFonts w:ascii="Consolas" w:hAnsi="Consolas" w:cs="Consolas"/>
-          <w:sz w:val="17"/>
-          <w:szCs w:val="17"/>
-        </w:rPr>
-      </w:pPr>
-      <w:r>
-        <w:rPr>
-          <w:rFonts w:ascii="Consolas" w:hAnsi="Consolas" w:cs="Consolas"/>
-          <w:sz w:val="17"/>
-          <w:szCs w:val="17"/>
-        </w:rPr>
-        <w:t xml:space="preserve">        self.V_theta = ScalarPotential(cfg.d, cfg.v_hidden, cfg.v_depth)</w:t>
-      </w:r>
-    </w:p>
-    <w:p>
-      <w:pPr>
-        <w:rPr>
-          <w:rFonts w:ascii="Consolas" w:hAnsi="Consolas" w:cs="Consolas"/>
-          <w:sz w:val="17"/>
-          <w:szCs w:val="17"/>
-        </w:rPr>
-      </w:pPr>
-    </w:p>
-    <w:p>
-      <w:pPr>
-        <w:rPr>
-          <w:rFonts w:ascii="Consolas" w:hAnsi="Consolas" w:cs="Consolas"/>
-          <w:sz w:val="17"/>
-          <w:szCs w:val="17"/>
-        </w:rPr>
-      </w:pPr>
-      <w:r>
-        <w:rPr>
-          <w:rFonts w:ascii="Consolas" w:hAnsi="Consolas" w:cs="Consolas"/>
-          <w:sz w:val="17"/>
-          <w:szCs w:val="17"/>
-        </w:rPr>
-        <w:t xml:space="preserve">        self.raw_m_bias = nn.Parameter(</w:t>
-      </w:r>
-    </w:p>
-    <w:p>
-      <w:pPr>
-        <w:rPr>
-          <w:rFonts w:ascii="Consolas" w:hAnsi="Consolas" w:cs="Consolas"/>
-          <w:sz w:val="17"/>
-          <w:szCs w:val="17"/>
-        </w:rPr>
-      </w:pPr>
-      <w:r>
-        <w:rPr>
-          <w:rFonts w:ascii="Consolas" w:hAnsi="Consolas" w:cs="Consolas"/>
-          <w:sz w:val="17"/>
-          <w:szCs w:val="17"/>
-        </w:rPr>
-        <w:t xml:space="preserve">            torch.tensor(_raw_from_positive(cfg.init_m)),</w:t>
-      </w:r>
-    </w:p>
-    <w:p>
-      <w:pPr>
-        <w:rPr>
-          <w:rFonts w:ascii="Consolas" w:hAnsi="Consolas" w:cs="Consolas"/>
-          <w:sz w:val="17"/>
-          <w:szCs w:val="17"/>
-        </w:rPr>
-      </w:pPr>
-      <w:r>
-        <w:rPr>
-          <w:rFonts w:ascii="Consolas" w:hAnsi="Consolas" w:cs="Consolas"/>
-          <w:sz w:val="17"/>
-          <w:szCs w:val="17"/>
-        </w:rPr>
-        <w:t xml:space="preserve">            requires_grad=cfg.learn_mgamma,</w:t>
+        <w:t xml:space="preserve">        self,</w:t>
+      </w:r>
+    </w:p>
+    <w:p>
+      <w:pPr>
+        <w:rPr>
+          <w:rFonts w:ascii="Consolas" w:hAnsi="Consolas" w:cs="Consolas"/>
+          <w:sz w:val="17"/>
+          <w:szCs w:val="17"/>
+        </w:rPr>
+      </w:pPr>
+      <w:r>
+        <w:rPr>
+          <w:rFonts w:ascii="Consolas" w:hAnsi="Consolas" w:cs="Consolas"/>
+          <w:sz w:val="17"/>
+          <w:szCs w:val="17"/>
+        </w:rPr>
+        <w:t xml:space="preserve">        x: torch.Tensor,</w:t>
+      </w:r>
+    </w:p>
+    <w:p>
+      <w:pPr>
+        <w:rPr>
+          <w:rFonts w:ascii="Consolas" w:hAnsi="Consolas" w:cs="Consolas"/>
+          <w:sz w:val="17"/>
+          <w:szCs w:val="17"/>
+        </w:rPr>
+      </w:pPr>
+      <w:r>
+        <w:rPr>
+          <w:rFonts w:ascii="Consolas" w:hAnsi="Consolas" w:cs="Consolas"/>
+          <w:sz w:val="17"/>
+          <w:szCs w:val="17"/>
+        </w:rPr>
+        <w:t xml:space="preserve">        targets: Optional[torch.Tensor] = None,</w:t>
+      </w:r>
+    </w:p>
+    <w:p>
+      <w:pPr>
+        <w:rPr>
+          <w:rFonts w:ascii="Consolas" w:hAnsi="Consolas" w:cs="Consolas"/>
+          <w:sz w:val="17"/>
+          <w:szCs w:val="17"/>
+        </w:rPr>
+      </w:pPr>
+      <w:r>
+        <w:rPr>
+          <w:rFonts w:ascii="Consolas" w:hAnsi="Consolas" w:cs="Consolas"/>
+          <w:sz w:val="17"/>
+          <w:szCs w:val="17"/>
+        </w:rPr>
+        <w:t xml:space="preserve">        return_trajectory: bool = False,</w:t>
+      </w:r>
+    </w:p>
+    <w:p>
+      <w:pPr>
+        <w:rPr>
+          <w:rFonts w:ascii="Consolas" w:hAnsi="Consolas" w:cs="Consolas"/>
+          <w:sz w:val="17"/>
+          <w:szCs w:val="17"/>
+        </w:rPr>
+      </w:pPr>
+      <w:r>
+        <w:rPr>
+          <w:rFonts w:ascii="Consolas" w:hAnsi="Consolas" w:cs="Consolas"/>
+          <w:sz w:val="17"/>
+          <w:szCs w:val="17"/>
+        </w:rPr>
+        <w:t xml:space="preserve">        return_xi_trajectory: bool = False,</w:t>
+      </w:r>
+    </w:p>
+    <w:p>
+      <w:pPr>
+        <w:rPr>
+          <w:rFonts w:ascii="Consolas" w:hAnsi="Consolas" w:cs="Consolas"/>
+          <w:sz w:val="17"/>
+          <w:szCs w:val="17"/>
+        </w:rPr>
+      </w:pPr>
+      <w:r>
+        <w:rPr>
+          <w:rFonts w:ascii="Consolas" w:hAnsi="Consolas" w:cs="Consolas"/>
+          <w:sz w:val="17"/>
+          <w:szCs w:val="17"/>
+        </w:rPr>
+        <w:t xml:space="preserve">    ):</w:t>
+      </w:r>
+    </w:p>
+    <w:p>
+      <w:pPr>
+        <w:rPr>
+          <w:rFonts w:ascii="Consolas" w:hAnsi="Consolas" w:cs="Consolas"/>
+          <w:sz w:val="17"/>
+          <w:szCs w:val="17"/>
+        </w:rPr>
+      </w:pPr>
+      <w:r>
+        <w:rPr>
+          <w:rFonts w:ascii="Consolas" w:hAnsi="Consolas" w:cs="Consolas"/>
+          <w:sz w:val="17"/>
+          <w:szCs w:val="17"/>
+        </w:rPr>
+        <w:t xml:space="preserve">        emb = self._embed(x)</w:t>
+      </w:r>
+    </w:p>
+    <w:p>
+      <w:pPr>
+        <w:rPr>
+          <w:rFonts w:ascii="Consolas" w:hAnsi="Consolas" w:cs="Consolas"/>
+          <w:sz w:val="17"/>
+          <w:szCs w:val="17"/>
+        </w:rPr>
+      </w:pPr>
+      <w:r>
+        <w:rPr>
+          <w:rFonts w:ascii="Consolas" w:hAnsi="Consolas" w:cs="Consolas"/>
+          <w:sz w:val="17"/>
+          <w:szCs w:val="17"/>
+        </w:rPr>
+        <w:t xml:space="preserve">        h_L, traj_h, traj_xi = self.integrate(</w:t>
+      </w:r>
+    </w:p>
+    <w:p>
+      <w:pPr>
+        <w:rPr>
+          <w:rFonts w:ascii="Consolas" w:hAnsi="Consolas" w:cs="Consolas"/>
+          <w:sz w:val="17"/>
+          <w:szCs w:val="17"/>
+        </w:rPr>
+      </w:pPr>
+      <w:r>
+        <w:rPr>
+          <w:rFonts w:ascii="Consolas" w:hAnsi="Consolas" w:cs="Consolas"/>
+          <w:sz w:val="17"/>
+          <w:szCs w:val="17"/>
+        </w:rPr>
+        <w:t xml:space="preserve">            x, emb,</w:t>
+      </w:r>
+    </w:p>
+    <w:p>
+      <w:pPr>
+        <w:rPr>
+          <w:rFonts w:ascii="Consolas" w:hAnsi="Consolas" w:cs="Consolas"/>
+          <w:sz w:val="17"/>
+          <w:szCs w:val="17"/>
+        </w:rPr>
+      </w:pPr>
+      <w:r>
+        <w:rPr>
+          <w:rFonts w:ascii="Consolas" w:hAnsi="Consolas" w:cs="Consolas"/>
+          <w:sz w:val="17"/>
+          <w:szCs w:val="17"/>
+        </w:rPr>
+        <w:t xml:space="preserve">            return_trajectory=return_trajectory,</w:t>
+      </w:r>
+    </w:p>
+    <w:p>
+      <w:pPr>
+        <w:rPr>
+          <w:rFonts w:ascii="Consolas" w:hAnsi="Consolas" w:cs="Consolas"/>
+          <w:sz w:val="17"/>
+          <w:szCs w:val="17"/>
+        </w:rPr>
+      </w:pPr>
+      <w:r>
+        <w:rPr>
+          <w:rFonts w:ascii="Consolas" w:hAnsi="Consolas" w:cs="Consolas"/>
+          <w:sz w:val="17"/>
+          <w:szCs w:val="17"/>
+        </w:rPr>
+        <w:t xml:space="preserve">            return_xi_trajectory=return_xi_trajectory,</w:t>
       </w:r>
     </w:p>
     <w:p>
@@ -5276,58 +8774,101 @@
           <w:sz w:val="17"/>
           <w:szCs w:val="17"/>
         </w:rPr>
-        <w:t xml:space="preserve">        if cfg.fixed_gamma is not None:</w:t>
-      </w:r>
-    </w:p>
-    <w:p>
-      <w:pPr>
-        <w:rPr>
-          <w:rFonts w:ascii="Consolas" w:hAnsi="Consolas" w:cs="Consolas"/>
-          <w:sz w:val="17"/>
-          <w:szCs w:val="17"/>
-        </w:rPr>
-      </w:pPr>
-      <w:r>
-        <w:rPr>
-          <w:rFonts w:ascii="Consolas" w:hAnsi="Consolas" w:cs="Consolas"/>
-          <w:sz w:val="17"/>
-          <w:szCs w:val="17"/>
-        </w:rPr>
-        <w:t xml:space="preserve">            self.raw_gamma = nn.Parameter(</w:t>
-      </w:r>
-    </w:p>
-    <w:p>
-      <w:pPr>
-        <w:rPr>
-          <w:rFonts w:ascii="Consolas" w:hAnsi="Consolas" w:cs="Consolas"/>
-          <w:sz w:val="17"/>
-          <w:szCs w:val="17"/>
-        </w:rPr>
-      </w:pPr>
-      <w:r>
-        <w:rPr>
-          <w:rFonts w:ascii="Consolas" w:hAnsi="Consolas" w:cs="Consolas"/>
-          <w:sz w:val="17"/>
-          <w:szCs w:val="17"/>
-        </w:rPr>
-        <w:t xml:space="preserve">                torch.tensor(0.0),</w:t>
-      </w:r>
-    </w:p>
-    <w:p>
-      <w:pPr>
-        <w:rPr>
-          <w:rFonts w:ascii="Consolas" w:hAnsi="Consolas" w:cs="Consolas"/>
-          <w:sz w:val="17"/>
-          <w:szCs w:val="17"/>
-        </w:rPr>
-      </w:pPr>
-      <w:r>
-        <w:rPr>
-          <w:rFonts w:ascii="Consolas" w:hAnsi="Consolas" w:cs="Consolas"/>
-          <w:sz w:val="17"/>
-          <w:szCs w:val="17"/>
-        </w:rPr>
-        <w:t xml:space="preserve">                requires_grad=False,</w:t>
+        <w:t xml:space="preserve">        logits = h_L @ self.E.weight.T</w:t>
+      </w:r>
+    </w:p>
+    <w:p>
+      <w:pPr>
+        <w:rPr>
+          <w:rFonts w:ascii="Consolas" w:hAnsi="Consolas" w:cs="Consolas"/>
+          <w:sz w:val="17"/>
+          <w:szCs w:val="17"/>
+        </w:rPr>
+      </w:pPr>
+    </w:p>
+    <w:p>
+      <w:pPr>
+        <w:rPr>
+          <w:rFonts w:ascii="Consolas" w:hAnsi="Consolas" w:cs="Consolas"/>
+          <w:sz w:val="17"/>
+          <w:szCs w:val="17"/>
+        </w:rPr>
+      </w:pPr>
+      <w:r>
+        <w:rPr>
+          <w:rFonts w:ascii="Consolas" w:hAnsi="Consolas" w:cs="Consolas"/>
+          <w:sz w:val="17"/>
+          <w:szCs w:val="17"/>
+        </w:rPr>
+        <w:t xml:space="preserve">        loss = None</w:t>
+      </w:r>
+    </w:p>
+    <w:p>
+      <w:pPr>
+        <w:rPr>
+          <w:rFonts w:ascii="Consolas" w:hAnsi="Consolas" w:cs="Consolas"/>
+          <w:sz w:val="17"/>
+          <w:szCs w:val="17"/>
+        </w:rPr>
+      </w:pPr>
+      <w:r>
+        <w:rPr>
+          <w:rFonts w:ascii="Consolas" w:hAnsi="Consolas" w:cs="Consolas"/>
+          <w:sz w:val="17"/>
+          <w:szCs w:val="17"/>
+        </w:rPr>
+        <w:t xml:space="preserve">        if targets is not None:</w:t>
+      </w:r>
+    </w:p>
+    <w:p>
+      <w:pPr>
+        <w:rPr>
+          <w:rFonts w:ascii="Consolas" w:hAnsi="Consolas" w:cs="Consolas"/>
+          <w:sz w:val="17"/>
+          <w:szCs w:val="17"/>
+        </w:rPr>
+      </w:pPr>
+      <w:r>
+        <w:rPr>
+          <w:rFonts w:ascii="Consolas" w:hAnsi="Consolas" w:cs="Consolas"/>
+          <w:sz w:val="17"/>
+          <w:szCs w:val="17"/>
+        </w:rPr>
+        <w:t xml:space="preserve">            loss = F.cross_entropy(</w:t>
+      </w:r>
+    </w:p>
+    <w:p>
+      <w:pPr>
+        <w:rPr>
+          <w:rFonts w:ascii="Consolas" w:hAnsi="Consolas" w:cs="Consolas"/>
+          <w:sz w:val="17"/>
+          <w:szCs w:val="17"/>
+        </w:rPr>
+      </w:pPr>
+      <w:r>
+        <w:rPr>
+          <w:rFonts w:ascii="Consolas" w:hAnsi="Consolas" w:cs="Consolas"/>
+          <w:sz w:val="17"/>
+          <w:szCs w:val="17"/>
+        </w:rPr>
+        <w:t xml:space="preserve">                logits.reshape(-1, self.cfg.vocab_size),</w:t>
+      </w:r>
+    </w:p>
+    <w:p>
+      <w:pPr>
+        <w:rPr>
+          <w:rFonts w:ascii="Consolas" w:hAnsi="Consolas" w:cs="Consolas"/>
+          <w:sz w:val="17"/>
+          <w:szCs w:val="17"/>
+        </w:rPr>
+      </w:pPr>
+      <w:r>
+        <w:rPr>
+          <w:rFonts w:ascii="Consolas" w:hAnsi="Consolas" w:cs="Consolas"/>
+          <w:sz w:val="17"/>
+          <w:szCs w:val="17"/>
+        </w:rPr>
+        <w:t xml:space="preserve">                targets.reshape(-1),</w:t>
       </w:r>
     </w:p>
     <w:p>
@@ -5361,271 +8902,578 @@
           <w:sz w:val="17"/>
           <w:szCs w:val="17"/>
         </w:rPr>
-        <w:t xml:space="preserve">            self._gamma_value: Optional[float] = float(cfg.fixed_gamma)</w:t>
-      </w:r>
-    </w:p>
-    <w:p>
-      <w:pPr>
-        <w:rPr>
-          <w:rFonts w:ascii="Consolas" w:hAnsi="Consolas" w:cs="Consolas"/>
-          <w:sz w:val="17"/>
-          <w:szCs w:val="17"/>
-        </w:rPr>
-      </w:pPr>
-      <w:r>
-        <w:rPr>
-          <w:rFonts w:ascii="Consolas" w:hAnsi="Consolas" w:cs="Consolas"/>
-          <w:sz w:val="17"/>
-          <w:szCs w:val="17"/>
-        </w:rPr>
-        <w:t xml:space="preserve">        else:</w:t>
-      </w:r>
-    </w:p>
-    <w:p>
-      <w:pPr>
-        <w:rPr>
-          <w:rFonts w:ascii="Consolas" w:hAnsi="Consolas" w:cs="Consolas"/>
-          <w:sz w:val="17"/>
-          <w:szCs w:val="17"/>
-        </w:rPr>
-      </w:pPr>
-      <w:r>
-        <w:rPr>
-          <w:rFonts w:ascii="Consolas" w:hAnsi="Consolas" w:cs="Consolas"/>
-          <w:sz w:val="17"/>
-          <w:szCs w:val="17"/>
-        </w:rPr>
-        <w:t xml:space="preserve">            self.raw_gamma = nn.Parameter(</w:t>
-      </w:r>
-    </w:p>
-    <w:p>
-      <w:pPr>
-        <w:rPr>
-          <w:rFonts w:ascii="Consolas" w:hAnsi="Consolas" w:cs="Consolas"/>
-          <w:sz w:val="17"/>
-          <w:szCs w:val="17"/>
-        </w:rPr>
-      </w:pPr>
-      <w:r>
-        <w:rPr>
-          <w:rFonts w:ascii="Consolas" w:hAnsi="Consolas" w:cs="Consolas"/>
-          <w:sz w:val="17"/>
-          <w:szCs w:val="17"/>
-        </w:rPr>
-        <w:t xml:space="preserve">                torch.tensor(_raw_from_positive(cfg.init_gamma)),</w:t>
-      </w:r>
-    </w:p>
-    <w:p>
-      <w:pPr>
-        <w:rPr>
-          <w:rFonts w:ascii="Consolas" w:hAnsi="Consolas" w:cs="Consolas"/>
-          <w:sz w:val="17"/>
-          <w:szCs w:val="17"/>
-        </w:rPr>
-      </w:pPr>
-      <w:r>
-        <w:rPr>
-          <w:rFonts w:ascii="Consolas" w:hAnsi="Consolas" w:cs="Consolas"/>
-          <w:sz w:val="17"/>
-          <w:szCs w:val="17"/>
-        </w:rPr>
-        <w:t xml:space="preserve">                requires_grad=cfg.learn_mgamma,</w:t>
-      </w:r>
-    </w:p>
-    <w:p>
-      <w:pPr>
-        <w:rPr>
-          <w:rFonts w:ascii="Consolas" w:hAnsi="Consolas" w:cs="Consolas"/>
-          <w:sz w:val="17"/>
-          <w:szCs w:val="17"/>
-        </w:rPr>
-      </w:pPr>
-      <w:r>
-        <w:rPr>
-          <w:rFonts w:ascii="Consolas" w:hAnsi="Consolas" w:cs="Consolas"/>
-          <w:sz w:val="17"/>
-          <w:szCs w:val="17"/>
-        </w:rPr>
-        <w:t xml:space="preserve">            )</w:t>
-      </w:r>
-    </w:p>
-    <w:p>
-      <w:pPr>
-        <w:rPr>
-          <w:rFonts w:ascii="Consolas" w:hAnsi="Consolas" w:cs="Consolas"/>
-          <w:sz w:val="17"/>
-          <w:szCs w:val="17"/>
-        </w:rPr>
-      </w:pPr>
-      <w:r>
-        <w:rPr>
-          <w:rFonts w:ascii="Consolas" w:hAnsi="Consolas" w:cs="Consolas"/>
-          <w:sz w:val="17"/>
-          <w:szCs w:val="17"/>
-        </w:rPr>
-        <w:t xml:space="preserve">            self._gamma_value = None</w:t>
-      </w:r>
-    </w:p>
-    <w:p>
-      <w:pPr>
-        <w:rPr>
-          <w:rFonts w:ascii="Consolas" w:hAnsi="Consolas" w:cs="Consolas"/>
-          <w:sz w:val="17"/>
-          <w:szCs w:val="17"/>
-        </w:rPr>
-      </w:pPr>
-    </w:p>
-    <w:p>
-      <w:pPr>
-        <w:rPr>
-          <w:rFonts w:ascii="Consolas" w:hAnsi="Consolas" w:cs="Consolas"/>
-          <w:sz w:val="17"/>
-          <w:szCs w:val="17"/>
-        </w:rPr>
-      </w:pPr>
-      <w:r>
-        <w:rPr>
-          <w:rFonts w:ascii="Consolas" w:hAnsi="Consolas" w:cs="Consolas"/>
-          <w:sz w:val="17"/>
-          <w:szCs w:val="17"/>
-        </w:rPr>
-        <w:t xml:space="preserve">        if cfg.mass_mode == "global":</w:t>
-      </w:r>
-    </w:p>
-    <w:p>
-      <w:pPr>
-        <w:rPr>
-          <w:rFonts w:ascii="Consolas" w:hAnsi="Consolas" w:cs="Consolas"/>
-          <w:sz w:val="17"/>
-          <w:szCs w:val="17"/>
-        </w:rPr>
-      </w:pPr>
-      <w:r>
-        <w:rPr>
-          <w:rFonts w:ascii="Consolas" w:hAnsi="Consolas" w:cs="Consolas"/>
-          <w:sz w:val="17"/>
-          <w:szCs w:val="17"/>
-        </w:rPr>
-        <w:t xml:space="preserve">            pass</w:t>
-      </w:r>
-    </w:p>
-    <w:p>
-      <w:pPr>
-        <w:rPr>
-          <w:rFonts w:ascii="Consolas" w:hAnsi="Consolas" w:cs="Consolas"/>
-          <w:sz w:val="17"/>
-          <w:szCs w:val="17"/>
-        </w:rPr>
-      </w:pPr>
-      <w:r>
-        <w:rPr>
-          <w:rFonts w:ascii="Consolas" w:hAnsi="Consolas" w:cs="Consolas"/>
-          <w:sz w:val="17"/>
-          <w:szCs w:val="17"/>
-        </w:rPr>
-        <w:t xml:space="preserve">        elif cfg.mass_mode == "embed_head":</w:t>
-      </w:r>
-    </w:p>
-    <w:p>
-      <w:pPr>
-        <w:rPr>
-          <w:rFonts w:ascii="Consolas" w:hAnsi="Consolas" w:cs="Consolas"/>
-          <w:sz w:val="17"/>
-          <w:szCs w:val="17"/>
-        </w:rPr>
-      </w:pPr>
-      <w:r>
-        <w:rPr>
-          <w:rFonts w:ascii="Consolas" w:hAnsi="Consolas" w:cs="Consolas"/>
-          <w:sz w:val="17"/>
-          <w:szCs w:val="17"/>
-        </w:rPr>
-        <w:t xml:space="preserve">            self.mass_head = nn.Linear(cfg.d, 1, bias=True)</w:t>
-      </w:r>
-    </w:p>
-    <w:p>
-      <w:pPr>
-        <w:rPr>
-          <w:rFonts w:ascii="Consolas" w:hAnsi="Consolas" w:cs="Consolas"/>
-          <w:sz w:val="17"/>
-          <w:szCs w:val="17"/>
-        </w:rPr>
-      </w:pPr>
-      <w:r>
-        <w:rPr>
-          <w:rFonts w:ascii="Consolas" w:hAnsi="Consolas" w:cs="Consolas"/>
-          <w:sz w:val="17"/>
-          <w:szCs w:val="17"/>
-        </w:rPr>
-        <w:t xml:space="preserve">            nn.init.zeros_(self.mass_head.weight)</w:t>
-      </w:r>
-    </w:p>
-    <w:p>
-      <w:pPr>
-        <w:rPr>
-          <w:rFonts w:ascii="Consolas" w:hAnsi="Consolas" w:cs="Consolas"/>
-          <w:sz w:val="17"/>
-          <w:szCs w:val="17"/>
-        </w:rPr>
-      </w:pPr>
-      <w:r>
-        <w:rPr>
-          <w:rFonts w:ascii="Consolas" w:hAnsi="Consolas" w:cs="Consolas"/>
-          <w:sz w:val="17"/>
-          <w:szCs w:val="17"/>
-        </w:rPr>
-        <w:t xml:space="preserve">            nn.init.zeros_(self.mass_head.bias)</w:t>
-      </w:r>
-    </w:p>
-    <w:p>
-      <w:pPr>
-        <w:rPr>
-          <w:rFonts w:ascii="Consolas" w:hAnsi="Consolas" w:cs="Consolas"/>
-          <w:sz w:val="17"/>
-          <w:szCs w:val="17"/>
-        </w:rPr>
-      </w:pPr>
-      <w:r>
-        <w:rPr>
-          <w:rFonts w:ascii="Consolas" w:hAnsi="Consolas" w:cs="Consolas"/>
-          <w:sz w:val="17"/>
-          <w:szCs w:val="17"/>
-        </w:rPr>
-        <w:t xml:space="preserve">        elif cfg.mass_mode == "logfreq":</w:t>
-      </w:r>
-    </w:p>
-    <w:p>
-      <w:pPr>
-        <w:rPr>
-          <w:rFonts w:ascii="Consolas" w:hAnsi="Consolas" w:cs="Consolas"/>
-          <w:sz w:val="17"/>
-          <w:szCs w:val="17"/>
-        </w:rPr>
-      </w:pPr>
-      <w:r>
-        <w:rPr>
-          <w:rFonts w:ascii="Consolas" w:hAnsi="Consolas" w:cs="Consolas"/>
-          <w:sz w:val="17"/>
-          <w:szCs w:val="17"/>
-        </w:rPr>
-        <w:t xml:space="preserve">            if cfg.logfreq_path is None:</w:t>
-      </w:r>
-    </w:p>
-    <w:p>
-      <w:pPr>
-        <w:rPr>
-          <w:rFonts w:ascii="Consolas" w:hAnsi="Consolas" w:cs="Consolas"/>
-          <w:sz w:val="17"/>
-          <w:szCs w:val="17"/>
-        </w:rPr>
-      </w:pPr>
-      <w:r>
-        <w:rPr>
-          <w:rFonts w:ascii="Consolas" w:hAnsi="Consolas" w:cs="Consolas"/>
-          <w:sz w:val="17"/>
-          <w:szCs w:val="17"/>
-        </w:rPr>
-        <w:t xml:space="preserve">                raise ValueError(</w:t>
+        <w:t xml:space="preserve">        out = [logits, loss]</w:t>
+      </w:r>
+    </w:p>
+    <w:p>
+      <w:pPr>
+        <w:rPr>
+          <w:rFonts w:ascii="Consolas" w:hAnsi="Consolas" w:cs="Consolas"/>
+          <w:sz w:val="17"/>
+          <w:szCs w:val="17"/>
+        </w:rPr>
+      </w:pPr>
+      <w:r>
+        <w:rPr>
+          <w:rFonts w:ascii="Consolas" w:hAnsi="Consolas" w:cs="Consolas"/>
+          <w:sz w:val="17"/>
+          <w:szCs w:val="17"/>
+        </w:rPr>
+        <w:t xml:space="preserve">        if return_trajectory:</w:t>
+      </w:r>
+    </w:p>
+    <w:p>
+      <w:pPr>
+        <w:rPr>
+          <w:rFonts w:ascii="Consolas" w:hAnsi="Consolas" w:cs="Consolas"/>
+          <w:sz w:val="17"/>
+          <w:szCs w:val="17"/>
+        </w:rPr>
+      </w:pPr>
+      <w:r>
+        <w:rPr>
+          <w:rFonts w:ascii="Consolas" w:hAnsi="Consolas" w:cs="Consolas"/>
+          <w:sz w:val="17"/>
+          <w:szCs w:val="17"/>
+        </w:rPr>
+        <w:t xml:space="preserve">            out.append(traj_h)</w:t>
+      </w:r>
+    </w:p>
+    <w:p>
+      <w:pPr>
+        <w:rPr>
+          <w:rFonts w:ascii="Consolas" w:hAnsi="Consolas" w:cs="Consolas"/>
+          <w:sz w:val="17"/>
+          <w:szCs w:val="17"/>
+        </w:rPr>
+      </w:pPr>
+      <w:r>
+        <w:rPr>
+          <w:rFonts w:ascii="Consolas" w:hAnsi="Consolas" w:cs="Consolas"/>
+          <w:sz w:val="17"/>
+          <w:szCs w:val="17"/>
+        </w:rPr>
+        <w:t xml:space="preserve">        if return_xi_trajectory:</w:t>
+      </w:r>
+    </w:p>
+    <w:p>
+      <w:pPr>
+        <w:rPr>
+          <w:rFonts w:ascii="Consolas" w:hAnsi="Consolas" w:cs="Consolas"/>
+          <w:sz w:val="17"/>
+          <w:szCs w:val="17"/>
+        </w:rPr>
+      </w:pPr>
+      <w:r>
+        <w:rPr>
+          <w:rFonts w:ascii="Consolas" w:hAnsi="Consolas" w:cs="Consolas"/>
+          <w:sz w:val="17"/>
+          <w:szCs w:val="17"/>
+        </w:rPr>
+        <w:t xml:space="preserve">            out.append(traj_xi)</w:t>
+      </w:r>
+    </w:p>
+    <w:p>
+      <w:pPr>
+        <w:rPr>
+          <w:rFonts w:ascii="Consolas" w:hAnsi="Consolas" w:cs="Consolas"/>
+          <w:sz w:val="17"/>
+          <w:szCs w:val="17"/>
+        </w:rPr>
+      </w:pPr>
+      <w:r>
+        <w:rPr>
+          <w:rFonts w:ascii="Consolas" w:hAnsi="Consolas" w:cs="Consolas"/>
+          <w:sz w:val="17"/>
+          <w:szCs w:val="17"/>
+        </w:rPr>
+        <w:t xml:space="preserve">        return tuple(out) if len(out) &gt; 2 else (out[0], out[1])</w:t>
+      </w:r>
+    </w:p>
+    <w:p>
+      <w:pPr>
+        <w:rPr>
+          <w:rFonts w:ascii="Consolas" w:hAnsi="Consolas" w:cs="Consolas"/>
+          <w:sz w:val="17"/>
+          <w:szCs w:val="17"/>
+        </w:rPr>
+      </w:pPr>
+    </w:p>
+    <w:p>
+      <w:pPr>
+        <w:rPr>
+          <w:rFonts w:ascii="Consolas" w:hAnsi="Consolas" w:cs="Consolas"/>
+          <w:sz w:val="17"/>
+          <w:szCs w:val="17"/>
+        </w:rPr>
+      </w:pPr>
+      <w:r>
+        <w:rPr>
+          <w:rFonts w:ascii="Consolas" w:hAnsi="Consolas" w:cs="Consolas"/>
+          <w:sz w:val="17"/>
+          <w:szCs w:val="17"/>
+        </w:rPr>
+        <w:t xml:space="preserve">    @torch.no_grad()</w:t>
+      </w:r>
+    </w:p>
+    <w:p>
+      <w:pPr>
+        <w:rPr>
+          <w:rFonts w:ascii="Consolas" w:hAnsi="Consolas" w:cs="Consolas"/>
+          <w:sz w:val="17"/>
+          <w:szCs w:val="17"/>
+        </w:rPr>
+      </w:pPr>
+      <w:r>
+        <w:rPr>
+          <w:rFonts w:ascii="Consolas" w:hAnsi="Consolas" w:cs="Consolas"/>
+          <w:sz w:val="17"/>
+          <w:szCs w:val="17"/>
+        </w:rPr>
+        <w:t xml:space="preserve">    def generate(self, x: torch.Tensor, max_new_tokens: int,</w:t>
+      </w:r>
+    </w:p>
+    <w:p>
+      <w:pPr>
+        <w:rPr>
+          <w:rFonts w:ascii="Consolas" w:hAnsi="Consolas" w:cs="Consolas"/>
+          <w:sz w:val="17"/>
+          <w:szCs w:val="17"/>
+        </w:rPr>
+      </w:pPr>
+      <w:r>
+        <w:rPr>
+          <w:rFonts w:ascii="Consolas" w:hAnsi="Consolas" w:cs="Consolas"/>
+          <w:sz w:val="17"/>
+          <w:szCs w:val="17"/>
+        </w:rPr>
+        <w:t xml:space="preserve">                 temperature: float = 1.0, top_k: Optional[int] = None) -&gt; torch.Tensor:</w:t>
+      </w:r>
+    </w:p>
+    <w:p>
+      <w:pPr>
+        <w:rPr>
+          <w:rFonts w:ascii="Consolas" w:hAnsi="Consolas" w:cs="Consolas"/>
+          <w:sz w:val="17"/>
+          <w:szCs w:val="17"/>
+        </w:rPr>
+      </w:pPr>
+      <w:r>
+        <w:rPr>
+          <w:rFonts w:ascii="Consolas" w:hAnsi="Consolas" w:cs="Consolas"/>
+          <w:sz w:val="17"/>
+          <w:szCs w:val="17"/>
+        </w:rPr>
+        <w:t xml:space="preserve">        self.eval()</w:t>
+      </w:r>
+    </w:p>
+    <w:p>
+      <w:pPr>
+        <w:rPr>
+          <w:rFonts w:ascii="Consolas" w:hAnsi="Consolas" w:cs="Consolas"/>
+          <w:sz w:val="17"/>
+          <w:szCs w:val="17"/>
+        </w:rPr>
+      </w:pPr>
+      <w:r>
+        <w:rPr>
+          <w:rFonts w:ascii="Consolas" w:hAnsi="Consolas" w:cs="Consolas"/>
+          <w:sz w:val="17"/>
+          <w:szCs w:val="17"/>
+        </w:rPr>
+        <w:t xml:space="preserve">        for _ in range(max_new_tokens):</w:t>
+      </w:r>
+    </w:p>
+    <w:p>
+      <w:pPr>
+        <w:rPr>
+          <w:rFonts w:ascii="Consolas" w:hAnsi="Consolas" w:cs="Consolas"/>
+          <w:sz w:val="17"/>
+          <w:szCs w:val="17"/>
+        </w:rPr>
+      </w:pPr>
+      <w:r>
+        <w:rPr>
+          <w:rFonts w:ascii="Consolas" w:hAnsi="Consolas" w:cs="Consolas"/>
+          <w:sz w:val="17"/>
+          <w:szCs w:val="17"/>
+        </w:rPr>
+        <w:t xml:space="preserve">            x_cond = x[:, -self.cfg.max_len:]</w:t>
+      </w:r>
+    </w:p>
+    <w:p>
+      <w:pPr>
+        <w:rPr>
+          <w:rFonts w:ascii="Consolas" w:hAnsi="Consolas" w:cs="Consolas"/>
+          <w:sz w:val="17"/>
+          <w:szCs w:val="17"/>
+        </w:rPr>
+      </w:pPr>
+      <w:r>
+        <w:rPr>
+          <w:rFonts w:ascii="Consolas" w:hAnsi="Consolas" w:cs="Consolas"/>
+          <w:sz w:val="17"/>
+          <w:szCs w:val="17"/>
+        </w:rPr>
+        <w:t xml:space="preserve">            logits, _ = self.forward(x_cond)</w:t>
+      </w:r>
+    </w:p>
+    <w:p>
+      <w:pPr>
+        <w:rPr>
+          <w:rFonts w:ascii="Consolas" w:hAnsi="Consolas" w:cs="Consolas"/>
+          <w:sz w:val="17"/>
+          <w:szCs w:val="17"/>
+        </w:rPr>
+      </w:pPr>
+      <w:r>
+        <w:rPr>
+          <w:rFonts w:ascii="Consolas" w:hAnsi="Consolas" w:cs="Consolas"/>
+          <w:sz w:val="17"/>
+          <w:szCs w:val="17"/>
+        </w:rPr>
+        <w:t xml:space="preserve">            logits = logits[:, -1, :] / max(temperature, 1e-6)</w:t>
+      </w:r>
+    </w:p>
+    <w:p>
+      <w:pPr>
+        <w:rPr>
+          <w:rFonts w:ascii="Consolas" w:hAnsi="Consolas" w:cs="Consolas"/>
+          <w:sz w:val="17"/>
+          <w:szCs w:val="17"/>
+        </w:rPr>
+      </w:pPr>
+      <w:r>
+        <w:rPr>
+          <w:rFonts w:ascii="Consolas" w:hAnsi="Consolas" w:cs="Consolas"/>
+          <w:sz w:val="17"/>
+          <w:szCs w:val="17"/>
+        </w:rPr>
+        <w:t xml:space="preserve">            if top_k is not None:</w:t>
+      </w:r>
+    </w:p>
+    <w:p>
+      <w:pPr>
+        <w:rPr>
+          <w:rFonts w:ascii="Consolas" w:hAnsi="Consolas" w:cs="Consolas"/>
+          <w:sz w:val="17"/>
+          <w:szCs w:val="17"/>
+        </w:rPr>
+      </w:pPr>
+      <w:r>
+        <w:rPr>
+          <w:rFonts w:ascii="Consolas" w:hAnsi="Consolas" w:cs="Consolas"/>
+          <w:sz w:val="17"/>
+          <w:szCs w:val="17"/>
+        </w:rPr>
+        <w:t xml:space="preserve">                v, _ = torch.topk(logits, top_k)</w:t>
+      </w:r>
+    </w:p>
+    <w:p>
+      <w:pPr>
+        <w:rPr>
+          <w:rFonts w:ascii="Consolas" w:hAnsi="Consolas" w:cs="Consolas"/>
+          <w:sz w:val="17"/>
+          <w:szCs w:val="17"/>
+        </w:rPr>
+      </w:pPr>
+      <w:r>
+        <w:rPr>
+          <w:rFonts w:ascii="Consolas" w:hAnsi="Consolas" w:cs="Consolas"/>
+          <w:sz w:val="17"/>
+          <w:szCs w:val="17"/>
+        </w:rPr>
+        <w:t xml:space="preserve">                logits[logits &lt; v[:, [-1]]] = -float("inf")</w:t>
+      </w:r>
+    </w:p>
+    <w:p>
+      <w:pPr>
+        <w:rPr>
+          <w:rFonts w:ascii="Consolas" w:hAnsi="Consolas" w:cs="Consolas"/>
+          <w:sz w:val="17"/>
+          <w:szCs w:val="17"/>
+        </w:rPr>
+      </w:pPr>
+      <w:r>
+        <w:rPr>
+          <w:rFonts w:ascii="Consolas" w:hAnsi="Consolas" w:cs="Consolas"/>
+          <w:sz w:val="17"/>
+          <w:szCs w:val="17"/>
+        </w:rPr>
+        <w:t xml:space="preserve">            probs = F.softmax(logits, dim=-1)</w:t>
+      </w:r>
+    </w:p>
+    <w:p>
+      <w:pPr>
+        <w:rPr>
+          <w:rFonts w:ascii="Consolas" w:hAnsi="Consolas" w:cs="Consolas"/>
+          <w:sz w:val="17"/>
+          <w:szCs w:val="17"/>
+        </w:rPr>
+      </w:pPr>
+      <w:r>
+        <w:rPr>
+          <w:rFonts w:ascii="Consolas" w:hAnsi="Consolas" w:cs="Consolas"/>
+          <w:sz w:val="17"/>
+          <w:szCs w:val="17"/>
+        </w:rPr>
+        <w:t xml:space="preserve">            nxt = torch.multinomial(probs, num_samples=1)</w:t>
+      </w:r>
+    </w:p>
+    <w:p>
+      <w:pPr>
+        <w:rPr>
+          <w:rFonts w:ascii="Consolas" w:hAnsi="Consolas" w:cs="Consolas"/>
+          <w:sz w:val="17"/>
+          <w:szCs w:val="17"/>
+        </w:rPr>
+      </w:pPr>
+      <w:r>
+        <w:rPr>
+          <w:rFonts w:ascii="Consolas" w:hAnsi="Consolas" w:cs="Consolas"/>
+          <w:sz w:val="17"/>
+          <w:szCs w:val="17"/>
+        </w:rPr>
+        <w:t xml:space="preserve">            x = torch.cat([x, nxt], dim=1)</w:t>
+      </w:r>
+    </w:p>
+    <w:p>
+      <w:pPr>
+        <w:rPr>
+          <w:rFonts w:ascii="Consolas" w:hAnsi="Consolas" w:cs="Consolas"/>
+          <w:sz w:val="17"/>
+          <w:szCs w:val="17"/>
+        </w:rPr>
+      </w:pPr>
+      <w:r>
+        <w:rPr>
+          <w:rFonts w:ascii="Consolas" w:hAnsi="Consolas" w:cs="Consolas"/>
+          <w:sz w:val="17"/>
+          <w:szCs w:val="17"/>
+        </w:rPr>
+        <w:t xml:space="preserve">        return x</w:t>
+      </w:r>
+    </w:p>
+    <w:p>
+      <w:pPr>
+        <w:rPr>
+          <w:rFonts w:ascii="Consolas" w:hAnsi="Consolas" w:cs="Consolas"/>
+          <w:sz w:val="17"/>
+          <w:szCs w:val="17"/>
+        </w:rPr>
+      </w:pPr>
+    </w:p>
+    <w:p>
+      <w:pPr>
+        <w:rPr>
+          <w:rFonts w:ascii="Consolas" w:hAnsi="Consolas" w:cs="Consolas"/>
+          <w:sz w:val="17"/>
+          <w:szCs w:val="17"/>
+        </w:rPr>
+      </w:pPr>
+      <w:r>
+        <w:rPr>
+          <w:rFonts w:ascii="Consolas" w:hAnsi="Consolas" w:cs="Consolas"/>
+          <w:sz w:val="17"/>
+          <w:szCs w:val="17"/>
+        </w:rPr>
+        <w:t xml:space="preserve">    def num_params(self) -&gt; int:</w:t>
+      </w:r>
+    </w:p>
+    <w:p>
+      <w:pPr>
+        <w:rPr>
+          <w:rFonts w:ascii="Consolas" w:hAnsi="Consolas" w:cs="Consolas"/>
+          <w:sz w:val="17"/>
+          <w:szCs w:val="17"/>
+        </w:rPr>
+      </w:pPr>
+      <w:r>
+        <w:rPr>
+          <w:rFonts w:ascii="Consolas" w:hAnsi="Consolas" w:cs="Consolas"/>
+          <w:sz w:val="17"/>
+          <w:szCs w:val="17"/>
+        </w:rPr>
+        <w:t xml:space="preserve">        return sum(p.numel() for p in self.parameters() if p.requires_grad)</w:t>
+      </w:r>
+    </w:p>
+    <w:p>
+      <w:pPr>
+        <w:rPr>
+          <w:rFonts w:ascii="Consolas" w:hAnsi="Consolas" w:cs="Consolas"/>
+          <w:sz w:val="17"/>
+          <w:szCs w:val="17"/>
+        </w:rPr>
+      </w:pPr>
+    </w:p>
+    <w:p>
+      <w:pPr>
+        <w:rPr>
+          <w:rFonts w:ascii="Consolas" w:hAnsi="Consolas" w:cs="Consolas"/>
+          <w:sz w:val="17"/>
+          <w:szCs w:val="17"/>
+        </w:rPr>
+      </w:pPr>
+      <w:r>
+        <w:rPr>
+          <w:rFonts w:ascii="Consolas" w:hAnsi="Consolas" w:cs="Consolas"/>
+          <w:sz w:val="17"/>
+          <w:szCs w:val="17"/>
+        </w:rPr>
+        <w:t xml:space="preserve">    @torch.no_grad()</w:t>
+      </w:r>
+    </w:p>
+    <w:p>
+      <w:pPr>
+        <w:rPr>
+          <w:rFonts w:ascii="Consolas" w:hAnsi="Consolas" w:cs="Consolas"/>
+          <w:sz w:val="17"/>
+          <w:szCs w:val="17"/>
+        </w:rPr>
+      </w:pPr>
+      <w:r>
+        <w:rPr>
+          <w:rFonts w:ascii="Consolas" w:hAnsi="Consolas" w:cs="Consolas"/>
+          <w:sz w:val="17"/>
+          <w:szCs w:val="17"/>
+        </w:rPr>
+        <w:t xml:space="preserve">    def mass_stats(self, x: torch.Tensor) -&gt; dict:</w:t>
+      </w:r>
+    </w:p>
+    <w:p>
+      <w:pPr>
+        <w:rPr>
+          <w:rFonts w:ascii="Consolas" w:hAnsi="Consolas" w:cs="Consolas"/>
+          <w:sz w:val="17"/>
+          <w:szCs w:val="17"/>
+        </w:rPr>
+      </w:pPr>
+      <w:r>
+        <w:rPr>
+          <w:rFonts w:ascii="Consolas" w:hAnsi="Consolas" w:cs="Consolas"/>
+          <w:sz w:val="17"/>
+          <w:szCs w:val="17"/>
+        </w:rPr>
+        <w:t xml:space="preserve">        """Diagnostic summary of the per-token mass on a batch of tokens."""</w:t>
+      </w:r>
+    </w:p>
+    <w:p>
+      <w:pPr>
+        <w:rPr>
+          <w:rFonts w:ascii="Consolas" w:hAnsi="Consolas" w:cs="Consolas"/>
+          <w:sz w:val="17"/>
+          <w:szCs w:val="17"/>
+        </w:rPr>
+      </w:pPr>
+      <w:r>
+        <w:rPr>
+          <w:rFonts w:ascii="Consolas" w:hAnsi="Consolas" w:cs="Consolas"/>
+          <w:sz w:val="17"/>
+          <w:szCs w:val="17"/>
+        </w:rPr>
+        <w:t xml:space="preserve">        emb = self._embed(x)</w:t>
+      </w:r>
+    </w:p>
+    <w:p>
+      <w:pPr>
+        <w:rPr>
+          <w:rFonts w:ascii="Consolas" w:hAnsi="Consolas" w:cs="Consolas"/>
+          <w:sz w:val="17"/>
+          <w:szCs w:val="17"/>
+        </w:rPr>
+      </w:pPr>
+      <w:r>
+        <w:rPr>
+          <w:rFonts w:ascii="Consolas" w:hAnsi="Consolas" w:cs="Consolas"/>
+          <w:sz w:val="17"/>
+          <w:szCs w:val="17"/>
+        </w:rPr>
+        <w:t xml:space="preserve">        m = self.compute_mass(x, emb)</w:t>
+      </w:r>
+    </w:p>
+    <w:p>
+      <w:pPr>
+        <w:rPr>
+          <w:rFonts w:ascii="Consolas" w:hAnsi="Consolas" w:cs="Consolas"/>
+          <w:sz w:val="17"/>
+          <w:szCs w:val="17"/>
+        </w:rPr>
+      </w:pPr>
+      <w:r>
+        <w:rPr>
+          <w:rFonts w:ascii="Consolas" w:hAnsi="Consolas" w:cs="Consolas"/>
+          <w:sz w:val="17"/>
+          <w:szCs w:val="17"/>
+        </w:rPr>
+        <w:t xml:space="preserve">        if m.dim() == 0:</w:t>
+      </w:r>
+    </w:p>
+    <w:p>
+      <w:pPr>
+        <w:rPr>
+          <w:rFonts w:ascii="Consolas" w:hAnsi="Consolas" w:cs="Consolas"/>
+          <w:sz w:val="17"/>
+          <w:szCs w:val="17"/>
+        </w:rPr>
+      </w:pPr>
+      <w:r>
+        <w:rPr>
+          <w:rFonts w:ascii="Consolas" w:hAnsi="Consolas" w:cs="Consolas"/>
+          <w:sz w:val="17"/>
+          <w:szCs w:val="17"/>
+        </w:rPr>
+        <w:t xml:space="preserve">            return {"mean": float(m.item()), "std": 0.0,</w:t>
+      </w:r>
+    </w:p>
+    <w:p>
+      <w:pPr>
+        <w:rPr>
+          <w:rFonts w:ascii="Consolas" w:hAnsi="Consolas" w:cs="Consolas"/>
+          <w:sz w:val="17"/>
+          <w:szCs w:val="17"/>
+        </w:rPr>
+      </w:pPr>
+      <w:r>
+        <w:rPr>
+          <w:rFonts w:ascii="Consolas" w:hAnsi="Consolas" w:cs="Consolas"/>
+          <w:sz w:val="17"/>
+          <w:szCs w:val="17"/>
+        </w:rPr>
+        <w:t xml:space="preserve">                    "min": float(m.item()), "max": float(m.item())}</w:t>
+      </w:r>
+    </w:p>
+    <w:p>
+      <w:pPr>
+        <w:rPr>
+          <w:rFonts w:ascii="Consolas" w:hAnsi="Consolas" w:cs="Consolas"/>
+          <w:sz w:val="17"/>
+          <w:szCs w:val="17"/>
+        </w:rPr>
+      </w:pPr>
+      <w:r>
+        <w:rPr>
+          <w:rFonts w:ascii="Consolas" w:hAnsi="Consolas" w:cs="Consolas"/>
+          <w:sz w:val="17"/>
+          <w:szCs w:val="17"/>
+        </w:rPr>
+        <w:t xml:space="preserve">        m_flat = m.reshape(-1)</w:t>
+      </w:r>
+    </w:p>
+    <w:p>
+      <w:pPr>
+        <w:rPr>
+          <w:rFonts w:ascii="Consolas" w:hAnsi="Consolas" w:cs="Consolas"/>
+          <w:sz w:val="17"/>
+          <w:szCs w:val="17"/>
+        </w:rPr>
+      </w:pPr>
+      <w:r>
+        <w:rPr>
+          <w:rFonts w:ascii="Consolas" w:hAnsi="Consolas" w:cs="Consolas"/>
+          <w:sz w:val="17"/>
+          <w:szCs w:val="17"/>
+        </w:rPr>
+        <w:t xml:space="preserve">        return {</w:t>
       </w:r>
     </w:p>
     <w:p>
@@ -5643,2722 +9491,6 @@
           <w:szCs w:val="17"/>
         </w:rPr>
         <w:lastRenderedPageBreak/>
-        <w:t xml:space="preserve">                    "mass_mode='logfreq' requires cfg.logfreq_path (a .npy file "</w:t>
-      </w:r>
-    </w:p>
-    <w:p>
-      <w:pPr>
-        <w:rPr>
-          <w:rFonts w:ascii="Consolas" w:hAnsi="Consolas" w:cs="Consolas"/>
-          <w:sz w:val="17"/>
-          <w:szCs w:val="17"/>
-        </w:rPr>
-      </w:pPr>
-      <w:r>
-        <w:rPr>
-          <w:rFonts w:ascii="Consolas" w:hAnsi="Consolas" w:cs="Consolas"/>
-          <w:sz w:val="17"/>
-          <w:szCs w:val="17"/>
-        </w:rPr>
-        <w:t xml:space="preserve">                    "with one surprisal value per vocabulary id)."</w:t>
-      </w:r>
-    </w:p>
-    <w:p>
-      <w:pPr>
-        <w:rPr>
-          <w:rFonts w:ascii="Consolas" w:hAnsi="Consolas" w:cs="Consolas"/>
-          <w:sz w:val="17"/>
-          <w:szCs w:val="17"/>
-        </w:rPr>
-      </w:pPr>
-      <w:r>
-        <w:rPr>
-          <w:rFonts w:ascii="Consolas" w:hAnsi="Consolas" w:cs="Consolas"/>
-          <w:sz w:val="17"/>
-          <w:szCs w:val="17"/>
-        </w:rPr>
-        <w:t xml:space="preserve">                )</w:t>
-      </w:r>
-    </w:p>
-    <w:p>
-      <w:pPr>
-        <w:rPr>
-          <w:rFonts w:ascii="Consolas" w:hAnsi="Consolas" w:cs="Consolas"/>
-          <w:sz w:val="17"/>
-          <w:szCs w:val="17"/>
-        </w:rPr>
-      </w:pPr>
-      <w:r>
-        <w:rPr>
-          <w:rFonts w:ascii="Consolas" w:hAnsi="Consolas" w:cs="Consolas"/>
-          <w:sz w:val="17"/>
-          <w:szCs w:val="17"/>
-        </w:rPr>
-        <w:t xml:space="preserve">            surprisal = torch.from_numpy(</w:t>
-      </w:r>
-    </w:p>
-    <w:p>
-      <w:pPr>
-        <w:rPr>
-          <w:rFonts w:ascii="Consolas" w:hAnsi="Consolas" w:cs="Consolas"/>
-          <w:sz w:val="17"/>
-          <w:szCs w:val="17"/>
-        </w:rPr>
-      </w:pPr>
-      <w:r>
-        <w:rPr>
-          <w:rFonts w:ascii="Consolas" w:hAnsi="Consolas" w:cs="Consolas"/>
-          <w:sz w:val="17"/>
-          <w:szCs w:val="17"/>
-        </w:rPr>
-        <w:t xml:space="preserve">                _load_npy(cfg.logfreq_path)</w:t>
-      </w:r>
-    </w:p>
-    <w:p>
-      <w:pPr>
-        <w:rPr>
-          <w:rFonts w:ascii="Consolas" w:hAnsi="Consolas" w:cs="Consolas"/>
-          <w:sz w:val="17"/>
-          <w:szCs w:val="17"/>
-        </w:rPr>
-      </w:pPr>
-      <w:r>
-        <w:rPr>
-          <w:rFonts w:ascii="Consolas" w:hAnsi="Consolas" w:cs="Consolas"/>
-          <w:sz w:val="17"/>
-          <w:szCs w:val="17"/>
-        </w:rPr>
-        <w:t xml:space="preserve">            ).float()</w:t>
-      </w:r>
-    </w:p>
-    <w:p>
-      <w:pPr>
-        <w:rPr>
-          <w:rFonts w:ascii="Consolas" w:hAnsi="Consolas" w:cs="Consolas"/>
-          <w:sz w:val="17"/>
-          <w:szCs w:val="17"/>
-        </w:rPr>
-      </w:pPr>
-      <w:r>
-        <w:rPr>
-          <w:rFonts w:ascii="Consolas" w:hAnsi="Consolas" w:cs="Consolas"/>
-          <w:sz w:val="17"/>
-          <w:szCs w:val="17"/>
-        </w:rPr>
-        <w:t xml:space="preserve">            if surprisal.numel() != cfg.vocab_size:</w:t>
-      </w:r>
-    </w:p>
-    <w:p>
-      <w:pPr>
-        <w:rPr>
-          <w:rFonts w:ascii="Consolas" w:hAnsi="Consolas" w:cs="Consolas"/>
-          <w:sz w:val="17"/>
-          <w:szCs w:val="17"/>
-        </w:rPr>
-      </w:pPr>
-      <w:r>
-        <w:rPr>
-          <w:rFonts w:ascii="Consolas" w:hAnsi="Consolas" w:cs="Consolas"/>
-          <w:sz w:val="17"/>
-          <w:szCs w:val="17"/>
-        </w:rPr>
-        <w:t xml:space="preserve">                raise ValueError(</w:t>
-      </w:r>
-    </w:p>
-    <w:p>
-      <w:pPr>
-        <w:rPr>
-          <w:rFonts w:ascii="Consolas" w:hAnsi="Consolas" w:cs="Consolas"/>
-          <w:sz w:val="17"/>
-          <w:szCs w:val="17"/>
-        </w:rPr>
-      </w:pPr>
-      <w:r>
-        <w:rPr>
-          <w:rFonts w:ascii="Consolas" w:hAnsi="Consolas" w:cs="Consolas"/>
-          <w:sz w:val="17"/>
-          <w:szCs w:val="17"/>
-        </w:rPr>
-        <w:t xml:space="preserve">                    f"logfreq vector length {surprisal.numel()} != "</w:t>
-      </w:r>
-    </w:p>
-    <w:p>
-      <w:pPr>
-        <w:rPr>
-          <w:rFonts w:ascii="Consolas" w:hAnsi="Consolas" w:cs="Consolas"/>
-          <w:sz w:val="17"/>
-          <w:szCs w:val="17"/>
-        </w:rPr>
-      </w:pPr>
-      <w:r>
-        <w:rPr>
-          <w:rFonts w:ascii="Consolas" w:hAnsi="Consolas" w:cs="Consolas"/>
-          <w:sz w:val="17"/>
-          <w:szCs w:val="17"/>
-        </w:rPr>
-        <w:t xml:space="preserve">                    f"vocab_size {cfg.vocab_size}"</w:t>
-      </w:r>
-    </w:p>
-    <w:p>
-      <w:pPr>
-        <w:rPr>
-          <w:rFonts w:ascii="Consolas" w:hAnsi="Consolas" w:cs="Consolas"/>
-          <w:sz w:val="17"/>
-          <w:szCs w:val="17"/>
-        </w:rPr>
-      </w:pPr>
-      <w:r>
-        <w:rPr>
-          <w:rFonts w:ascii="Consolas" w:hAnsi="Consolas" w:cs="Consolas"/>
-          <w:sz w:val="17"/>
-          <w:szCs w:val="17"/>
-        </w:rPr>
-        <w:t xml:space="preserve">                )</w:t>
-      </w:r>
-    </w:p>
-    <w:p>
-      <w:pPr>
-        <w:rPr>
-          <w:rFonts w:ascii="Consolas" w:hAnsi="Consolas" w:cs="Consolas"/>
-          <w:sz w:val="17"/>
-          <w:szCs w:val="17"/>
-        </w:rPr>
-      </w:pPr>
-      <w:r>
-        <w:rPr>
-          <w:rFonts w:ascii="Consolas" w:hAnsi="Consolas" w:cs="Consolas"/>
-          <w:sz w:val="17"/>
-          <w:szCs w:val="17"/>
-        </w:rPr>
-        <w:t xml:space="preserve">            self.register_buffer("logfreq_surprisal", surprisal)</w:t>
-      </w:r>
-    </w:p>
-    <w:p>
-      <w:pPr>
-        <w:rPr>
-          <w:rFonts w:ascii="Consolas" w:hAnsi="Consolas" w:cs="Consolas"/>
-          <w:sz w:val="17"/>
-          <w:szCs w:val="17"/>
-        </w:rPr>
-      </w:pPr>
-      <w:r>
-        <w:rPr>
-          <w:rFonts w:ascii="Consolas" w:hAnsi="Consolas" w:cs="Consolas"/>
-          <w:sz w:val="17"/>
-          <w:szCs w:val="17"/>
-        </w:rPr>
-        <w:t xml:space="preserve">            self.raw_logfreq_alpha = nn.Parameter(</w:t>
-      </w:r>
-    </w:p>
-    <w:p>
-      <w:pPr>
-        <w:rPr>
-          <w:rFonts w:ascii="Consolas" w:hAnsi="Consolas" w:cs="Consolas"/>
-          <w:sz w:val="17"/>
-          <w:szCs w:val="17"/>
-        </w:rPr>
-      </w:pPr>
-      <w:r>
-        <w:rPr>
-          <w:rFonts w:ascii="Consolas" w:hAnsi="Consolas" w:cs="Consolas"/>
-          <w:sz w:val="17"/>
-          <w:szCs w:val="17"/>
-        </w:rPr>
-        <w:t xml:space="preserve">                torch.tensor(_raw_from_positive(max(cfg.logfreq_init_alpha, 1e-3))),</w:t>
-      </w:r>
-    </w:p>
-    <w:p>
-      <w:pPr>
-        <w:rPr>
-          <w:rFonts w:ascii="Consolas" w:hAnsi="Consolas" w:cs="Consolas"/>
-          <w:sz w:val="17"/>
-          <w:szCs w:val="17"/>
-        </w:rPr>
-      </w:pPr>
-      <w:r>
-        <w:rPr>
-          <w:rFonts w:ascii="Consolas" w:hAnsi="Consolas" w:cs="Consolas"/>
-          <w:sz w:val="17"/>
-          <w:szCs w:val="17"/>
-        </w:rPr>
-        <w:t xml:space="preserve">                requires_grad=True,</w:t>
-      </w:r>
-    </w:p>
-    <w:p>
-      <w:pPr>
-        <w:rPr>
-          <w:rFonts w:ascii="Consolas" w:hAnsi="Consolas" w:cs="Consolas"/>
-          <w:sz w:val="17"/>
-          <w:szCs w:val="17"/>
-        </w:rPr>
-      </w:pPr>
-      <w:r>
-        <w:rPr>
-          <w:rFonts w:ascii="Consolas" w:hAnsi="Consolas" w:cs="Consolas"/>
-          <w:sz w:val="17"/>
-          <w:szCs w:val="17"/>
-        </w:rPr>
-        <w:t xml:space="preserve">            )</w:t>
-      </w:r>
-    </w:p>
-    <w:p>
-      <w:pPr>
-        <w:rPr>
-          <w:rFonts w:ascii="Consolas" w:hAnsi="Consolas" w:cs="Consolas"/>
-          <w:sz w:val="17"/>
-          <w:szCs w:val="17"/>
-        </w:rPr>
-      </w:pPr>
-      <w:r>
-        <w:rPr>
-          <w:rFonts w:ascii="Consolas" w:hAnsi="Consolas" w:cs="Consolas"/>
-          <w:sz w:val="17"/>
-          <w:szCs w:val="17"/>
-        </w:rPr>
-        <w:t xml:space="preserve">        else:</w:t>
-      </w:r>
-    </w:p>
-    <w:p>
-      <w:pPr>
-        <w:rPr>
-          <w:rFonts w:ascii="Consolas" w:hAnsi="Consolas" w:cs="Consolas"/>
-          <w:sz w:val="17"/>
-          <w:szCs w:val="17"/>
-        </w:rPr>
-      </w:pPr>
-      <w:r>
-        <w:rPr>
-          <w:rFonts w:ascii="Consolas" w:hAnsi="Consolas" w:cs="Consolas"/>
-          <w:sz w:val="17"/>
-          <w:szCs w:val="17"/>
-        </w:rPr>
-        <w:t xml:space="preserve">            raise ValueError(f"unknown mass_mode: {cfg.mass_mode!r}")</w:t>
-      </w:r>
-    </w:p>
-    <w:p>
-      <w:pPr>
-        <w:rPr>
-          <w:rFonts w:ascii="Consolas" w:hAnsi="Consolas" w:cs="Consolas"/>
-          <w:sz w:val="17"/>
-          <w:szCs w:val="17"/>
-        </w:rPr>
-      </w:pPr>
-    </w:p>
-    <w:p>
-      <w:pPr>
-        <w:rPr>
-          <w:rFonts w:ascii="Consolas" w:hAnsi="Consolas" w:cs="Consolas"/>
-          <w:sz w:val="17"/>
-          <w:szCs w:val="17"/>
-        </w:rPr>
-      </w:pPr>
-      <w:r>
-        <w:rPr>
-          <w:rFonts w:ascii="Consolas" w:hAnsi="Consolas" w:cs="Consolas"/>
-          <w:sz w:val="17"/>
-          <w:szCs w:val="17"/>
-        </w:rPr>
-        <w:t xml:space="preserve">    @property</w:t>
-      </w:r>
-    </w:p>
-    <w:p>
-      <w:pPr>
-        <w:rPr>
-          <w:rFonts w:ascii="Consolas" w:hAnsi="Consolas" w:cs="Consolas"/>
-          <w:sz w:val="17"/>
-          <w:szCs w:val="17"/>
-        </w:rPr>
-      </w:pPr>
-      <w:r>
-        <w:rPr>
-          <w:rFonts w:ascii="Consolas" w:hAnsi="Consolas" w:cs="Consolas"/>
-          <w:sz w:val="17"/>
-          <w:szCs w:val="17"/>
-        </w:rPr>
-        <w:t xml:space="preserve">    def gamma(self) -&gt; torch.Tensor:</w:t>
-      </w:r>
-    </w:p>
-    <w:p>
-      <w:pPr>
-        <w:rPr>
-          <w:rFonts w:ascii="Consolas" w:hAnsi="Consolas" w:cs="Consolas"/>
-          <w:sz w:val="17"/>
-          <w:szCs w:val="17"/>
-        </w:rPr>
-      </w:pPr>
-      <w:r>
-        <w:rPr>
-          <w:rFonts w:ascii="Consolas" w:hAnsi="Consolas" w:cs="Consolas"/>
-          <w:sz w:val="17"/>
-          <w:szCs w:val="17"/>
-        </w:rPr>
-        <w:t xml:space="preserve">        if self._gamma_value is not None:</w:t>
-      </w:r>
-    </w:p>
-    <w:p>
-      <w:pPr>
-        <w:rPr>
-          <w:rFonts w:ascii="Consolas" w:hAnsi="Consolas" w:cs="Consolas"/>
-          <w:sz w:val="17"/>
-          <w:szCs w:val="17"/>
-        </w:rPr>
-      </w:pPr>
-      <w:r>
-        <w:rPr>
-          <w:rFonts w:ascii="Consolas" w:hAnsi="Consolas" w:cs="Consolas"/>
-          <w:sz w:val="17"/>
-          <w:szCs w:val="17"/>
-        </w:rPr>
-        <w:t xml:space="preserve">            return torch.full(</w:t>
-      </w:r>
-    </w:p>
-    <w:p>
-      <w:pPr>
-        <w:rPr>
-          <w:rFonts w:ascii="Consolas" w:hAnsi="Consolas" w:cs="Consolas"/>
-          <w:sz w:val="17"/>
-          <w:szCs w:val="17"/>
-        </w:rPr>
-      </w:pPr>
-      <w:r>
-        <w:rPr>
-          <w:rFonts w:ascii="Consolas" w:hAnsi="Consolas" w:cs="Consolas"/>
-          <w:sz w:val="17"/>
-          <w:szCs w:val="17"/>
-        </w:rPr>
-        <w:t xml:space="preserve">                (), self._gamma_value,</w:t>
-      </w:r>
-    </w:p>
-    <w:p>
-      <w:pPr>
-        <w:rPr>
-          <w:rFonts w:ascii="Consolas" w:hAnsi="Consolas" w:cs="Consolas"/>
-          <w:sz w:val="17"/>
-          <w:szCs w:val="17"/>
-        </w:rPr>
-      </w:pPr>
-      <w:r>
-        <w:rPr>
-          <w:rFonts w:ascii="Consolas" w:hAnsi="Consolas" w:cs="Consolas"/>
-          <w:sz w:val="17"/>
-          <w:szCs w:val="17"/>
-        </w:rPr>
-        <w:t xml:space="preserve">                device=self.raw_gamma.device, dtype=self.raw_gamma.dtype,</w:t>
-      </w:r>
-    </w:p>
-    <w:p>
-      <w:pPr>
-        <w:rPr>
-          <w:rFonts w:ascii="Consolas" w:hAnsi="Consolas" w:cs="Consolas"/>
-          <w:sz w:val="17"/>
-          <w:szCs w:val="17"/>
-        </w:rPr>
-      </w:pPr>
-      <w:r>
-        <w:rPr>
-          <w:rFonts w:ascii="Consolas" w:hAnsi="Consolas" w:cs="Consolas"/>
-          <w:sz w:val="17"/>
-          <w:szCs w:val="17"/>
-        </w:rPr>
-        <w:t xml:space="preserve">            )</w:t>
-      </w:r>
-    </w:p>
-    <w:p>
-      <w:pPr>
-        <w:rPr>
-          <w:rFonts w:ascii="Consolas" w:hAnsi="Consolas" w:cs="Consolas"/>
-          <w:sz w:val="17"/>
-          <w:szCs w:val="17"/>
-        </w:rPr>
-      </w:pPr>
-      <w:r>
-        <w:rPr>
-          <w:rFonts w:ascii="Consolas" w:hAnsi="Consolas" w:cs="Consolas"/>
-          <w:sz w:val="17"/>
-          <w:szCs w:val="17"/>
-        </w:rPr>
-        <w:t xml:space="preserve">        return F.softplus(self.raw_gamma)</w:t>
-      </w:r>
-    </w:p>
-    <w:p>
-      <w:pPr>
-        <w:rPr>
-          <w:rFonts w:ascii="Consolas" w:hAnsi="Consolas" w:cs="Consolas"/>
-          <w:sz w:val="17"/>
-          <w:szCs w:val="17"/>
-        </w:rPr>
-      </w:pPr>
-    </w:p>
-    <w:p>
-      <w:pPr>
-        <w:rPr>
-          <w:rFonts w:ascii="Consolas" w:hAnsi="Consolas" w:cs="Consolas"/>
-          <w:sz w:val="17"/>
-          <w:szCs w:val="17"/>
-        </w:rPr>
-      </w:pPr>
-      <w:r>
-        <w:rPr>
-          <w:rFonts w:ascii="Consolas" w:hAnsi="Consolas" w:cs="Consolas"/>
-          <w:sz w:val="17"/>
-          <w:szCs w:val="17"/>
-        </w:rPr>
-        <w:t xml:space="preserve">    @property</w:t>
-      </w:r>
-    </w:p>
-    <w:p>
-      <w:pPr>
-        <w:rPr>
-          <w:rFonts w:ascii="Consolas" w:hAnsi="Consolas" w:cs="Consolas"/>
-          <w:sz w:val="17"/>
-          <w:szCs w:val="17"/>
-        </w:rPr>
-      </w:pPr>
-      <w:r>
-        <w:rPr>
-          <w:rFonts w:ascii="Consolas" w:hAnsi="Consolas" w:cs="Consolas"/>
-          <w:sz w:val="17"/>
-          <w:szCs w:val="17"/>
-        </w:rPr>
-        <w:t xml:space="preserve">    def m_global(self) -&gt; torch.Tensor:</w:t>
-      </w:r>
-    </w:p>
-    <w:p>
-      <w:pPr>
-        <w:rPr>
-          <w:rFonts w:ascii="Consolas" w:hAnsi="Consolas" w:cs="Consolas"/>
-          <w:sz w:val="17"/>
-          <w:szCs w:val="17"/>
-        </w:rPr>
-      </w:pPr>
-      <w:r>
-        <w:rPr>
-          <w:rFonts w:ascii="Consolas" w:hAnsi="Consolas" w:cs="Consolas"/>
-          <w:sz w:val="17"/>
-          <w:szCs w:val="17"/>
-        </w:rPr>
-        <w:t xml:space="preserve">        return F.softplus(self.raw_m_bias) + 1e-3</w:t>
-      </w:r>
-    </w:p>
-    <w:p>
-      <w:pPr>
-        <w:rPr>
-          <w:rFonts w:ascii="Consolas" w:hAnsi="Consolas" w:cs="Consolas"/>
-          <w:sz w:val="17"/>
-          <w:szCs w:val="17"/>
-        </w:rPr>
-      </w:pPr>
-    </w:p>
-    <w:p>
-      <w:pPr>
-        <w:rPr>
-          <w:rFonts w:ascii="Consolas" w:hAnsi="Consolas" w:cs="Consolas"/>
-          <w:sz w:val="17"/>
-          <w:szCs w:val="17"/>
-        </w:rPr>
-      </w:pPr>
-      <w:r>
-        <w:rPr>
-          <w:rFonts w:ascii="Consolas" w:hAnsi="Consolas" w:cs="Consolas"/>
-          <w:sz w:val="17"/>
-          <w:szCs w:val="17"/>
-        </w:rPr>
-        <w:t xml:space="preserve">    def compute_mass(self, x: torch.Tensor, emb: torch.Tensor) -&gt; torch.Tensor:</w:t>
-      </w:r>
-    </w:p>
-    <w:p>
-      <w:pPr>
-        <w:rPr>
-          <w:rFonts w:ascii="Consolas" w:hAnsi="Consolas" w:cs="Consolas"/>
-          <w:sz w:val="17"/>
-          <w:szCs w:val="17"/>
-        </w:rPr>
-      </w:pPr>
-      <w:r>
-        <w:rPr>
-          <w:rFonts w:ascii="Consolas" w:hAnsi="Consolas" w:cs="Consolas"/>
-          <w:sz w:val="17"/>
-          <w:szCs w:val="17"/>
-        </w:rPr>
-        <w:t xml:space="preserve">        """Return m as a tensor broadcastable over (B, T, d).</w:t>
-      </w:r>
-    </w:p>
-    <w:p>
-      <w:pPr>
-        <w:rPr>
-          <w:rFonts w:ascii="Consolas" w:hAnsi="Consolas" w:cs="Consolas"/>
-          <w:sz w:val="17"/>
-          <w:szCs w:val="17"/>
-        </w:rPr>
-      </w:pPr>
-    </w:p>
-    <w:p>
-      <w:pPr>
-        <w:rPr>
-          <w:rFonts w:ascii="Consolas" w:hAnsi="Consolas" w:cs="Consolas"/>
-          <w:sz w:val="17"/>
-          <w:szCs w:val="17"/>
-        </w:rPr>
-      </w:pPr>
-      <w:r>
-        <w:rPr>
-          <w:rFonts w:ascii="Consolas" w:hAnsi="Consolas" w:cs="Consolas"/>
-          <w:sz w:val="17"/>
-          <w:szCs w:val="17"/>
-        </w:rPr>
-        <w:t xml:space="preserve">        x:   (B, T)         token ids</w:t>
-      </w:r>
-    </w:p>
-    <w:p>
-      <w:pPr>
-        <w:rPr>
-          <w:rFonts w:ascii="Consolas" w:hAnsi="Consolas" w:cs="Consolas"/>
-          <w:sz w:val="17"/>
-          <w:szCs w:val="17"/>
-        </w:rPr>
-      </w:pPr>
-      <w:r>
-        <w:rPr>
-          <w:rFonts w:ascii="Consolas" w:hAnsi="Consolas" w:cs="Consolas"/>
-          <w:sz w:val="17"/>
-          <w:szCs w:val="17"/>
-        </w:rPr>
-        <w:t xml:space="preserve">        emb: (B, T, d)      first-layer hidden state E[x] + P</w:t>
-      </w:r>
-    </w:p>
-    <w:p>
-      <w:pPr>
-        <w:rPr>
-          <w:rFonts w:ascii="Consolas" w:hAnsi="Consolas" w:cs="Consolas"/>
-          <w:sz w:val="17"/>
-          <w:szCs w:val="17"/>
-        </w:rPr>
-      </w:pPr>
-      <w:r>
-        <w:rPr>
-          <w:rFonts w:ascii="Consolas" w:hAnsi="Consolas" w:cs="Consolas"/>
-          <w:sz w:val="17"/>
-          <w:szCs w:val="17"/>
-        </w:rPr>
-        <w:t xml:space="preserve">        """</w:t>
-      </w:r>
-    </w:p>
-    <w:p>
-      <w:pPr>
-        <w:rPr>
-          <w:rFonts w:ascii="Consolas" w:hAnsi="Consolas" w:cs="Consolas"/>
-          <w:sz w:val="17"/>
-          <w:szCs w:val="17"/>
-        </w:rPr>
-      </w:pPr>
-      <w:r>
-        <w:rPr>
-          <w:rFonts w:ascii="Consolas" w:hAnsi="Consolas" w:cs="Consolas"/>
-          <w:sz w:val="17"/>
-          <w:szCs w:val="17"/>
-        </w:rPr>
-        <w:t xml:space="preserve">        cfg = self.cfg</w:t>
-      </w:r>
-    </w:p>
-    <w:p>
-      <w:pPr>
-        <w:rPr>
-          <w:rFonts w:ascii="Consolas" w:hAnsi="Consolas" w:cs="Consolas"/>
-          <w:sz w:val="17"/>
-          <w:szCs w:val="17"/>
-        </w:rPr>
-      </w:pPr>
-      <w:r>
-        <w:rPr>
-          <w:rFonts w:ascii="Consolas" w:hAnsi="Consolas" w:cs="Consolas"/>
-          <w:sz w:val="17"/>
-          <w:szCs w:val="17"/>
-        </w:rPr>
-        <w:t xml:space="preserve">        if cfg.mass_mode == "global":</w:t>
-      </w:r>
-    </w:p>
-    <w:p>
-      <w:pPr>
-        <w:rPr>
-          <w:rFonts w:ascii="Consolas" w:hAnsi="Consolas" w:cs="Consolas"/>
-          <w:sz w:val="17"/>
-          <w:szCs w:val="17"/>
-        </w:rPr>
-      </w:pPr>
-      <w:r>
-        <w:rPr>
-          <w:rFonts w:ascii="Consolas" w:hAnsi="Consolas" w:cs="Consolas"/>
-          <w:sz w:val="17"/>
-          <w:szCs w:val="17"/>
-        </w:rPr>
-        <w:t xml:space="preserve">            return self.m_global</w:t>
-      </w:r>
-    </w:p>
-    <w:p>
-      <w:pPr>
-        <w:rPr>
-          <w:rFonts w:ascii="Consolas" w:hAnsi="Consolas" w:cs="Consolas"/>
-          <w:sz w:val="17"/>
-          <w:szCs w:val="17"/>
-        </w:rPr>
-      </w:pPr>
-    </w:p>
-    <w:p>
-      <w:pPr>
-        <w:rPr>
-          <w:rFonts w:ascii="Consolas" w:hAnsi="Consolas" w:cs="Consolas"/>
-          <w:sz w:val="17"/>
-          <w:szCs w:val="17"/>
-        </w:rPr>
-      </w:pPr>
-      <w:r>
-        <w:rPr>
-          <w:rFonts w:ascii="Consolas" w:hAnsi="Consolas" w:cs="Consolas"/>
-          <w:sz w:val="17"/>
-          <w:szCs w:val="17"/>
-        </w:rPr>
-        <w:t xml:space="preserve">        if cfg.mass_mode == "embed_head":</w:t>
-      </w:r>
-    </w:p>
-    <w:p>
-      <w:pPr>
-        <w:rPr>
-          <w:rFonts w:ascii="Consolas" w:hAnsi="Consolas" w:cs="Consolas"/>
-          <w:sz w:val="17"/>
-          <w:szCs w:val="17"/>
-        </w:rPr>
-      </w:pPr>
-      <w:r>
-        <w:rPr>
-          <w:rFonts w:ascii="Consolas" w:hAnsi="Consolas" w:cs="Consolas"/>
-          <w:sz w:val="17"/>
-          <w:szCs w:val="17"/>
-        </w:rPr>
-        <w:t xml:space="preserve">            raw = self.mass_head(self.E(x))</w:t>
-      </w:r>
-    </w:p>
-    <w:p>
-      <w:pPr>
-        <w:rPr>
-          <w:rFonts w:ascii="Consolas" w:hAnsi="Consolas" w:cs="Consolas"/>
-          <w:sz w:val="17"/>
-          <w:szCs w:val="17"/>
-        </w:rPr>
-      </w:pPr>
-      <w:r>
-        <w:rPr>
-          <w:rFonts w:ascii="Consolas" w:hAnsi="Consolas" w:cs="Consolas"/>
-          <w:sz w:val="17"/>
-          <w:szCs w:val="17"/>
-        </w:rPr>
-        <w:t xml:space="preserve">            return (F.softplus(raw + self.raw_m_bias) + 1e-3)</w:t>
-      </w:r>
-    </w:p>
-    <w:p>
-      <w:pPr>
-        <w:rPr>
-          <w:rFonts w:ascii="Consolas" w:hAnsi="Consolas" w:cs="Consolas"/>
-          <w:sz w:val="17"/>
-          <w:szCs w:val="17"/>
-        </w:rPr>
-      </w:pPr>
-    </w:p>
-    <w:p>
-      <w:pPr>
-        <w:rPr>
-          <w:rFonts w:ascii="Consolas" w:hAnsi="Consolas" w:cs="Consolas"/>
-          <w:sz w:val="17"/>
-          <w:szCs w:val="17"/>
-        </w:rPr>
-      </w:pPr>
-      <w:r>
-        <w:rPr>
-          <w:rFonts w:ascii="Consolas" w:hAnsi="Consolas" w:cs="Consolas"/>
-          <w:sz w:val="17"/>
-          <w:szCs w:val="17"/>
-        </w:rPr>
-        <w:t xml:space="preserve">        if cfg.mass_mode == "logfreq":</w:t>
-      </w:r>
-    </w:p>
-    <w:p>
-      <w:pPr>
-        <w:rPr>
-          <w:rFonts w:ascii="Consolas" w:hAnsi="Consolas" w:cs="Consolas"/>
-          <w:sz w:val="17"/>
-          <w:szCs w:val="17"/>
-        </w:rPr>
-      </w:pPr>
-      <w:r>
-        <w:rPr>
-          <w:rFonts w:ascii="Consolas" w:hAnsi="Consolas" w:cs="Consolas"/>
-          <w:sz w:val="17"/>
-          <w:szCs w:val="17"/>
-        </w:rPr>
-        <w:t xml:space="preserve">            surprisal = self.logfreq_surprisal[x]</w:t>
-      </w:r>
-    </w:p>
-    <w:p>
-      <w:pPr>
-        <w:rPr>
-          <w:rFonts w:ascii="Consolas" w:hAnsi="Consolas" w:cs="Consolas"/>
-          <w:sz w:val="17"/>
-          <w:szCs w:val="17"/>
-        </w:rPr>
-      </w:pPr>
-      <w:r>
-        <w:rPr>
-          <w:rFonts w:ascii="Consolas" w:hAnsi="Consolas" w:cs="Consolas"/>
-          <w:sz w:val="17"/>
-          <w:szCs w:val="17"/>
-        </w:rPr>
-        <w:t xml:space="preserve">            alpha = F.softplus(self.raw_logfreq_alpha)</w:t>
-      </w:r>
-    </w:p>
-    <w:p>
-      <w:pPr>
-        <w:rPr>
-          <w:rFonts w:ascii="Consolas" w:hAnsi="Consolas" w:cs="Consolas"/>
-          <w:sz w:val="17"/>
-          <w:szCs w:val="17"/>
-        </w:rPr>
-      </w:pPr>
-      <w:r>
-        <w:rPr>
-          <w:rFonts w:ascii="Consolas" w:hAnsi="Consolas" w:cs="Consolas"/>
-          <w:sz w:val="17"/>
-          <w:szCs w:val="17"/>
-        </w:rPr>
-        <w:t xml:space="preserve">            scaled = alpha * surprisal.unsqueeze(-1)</w:t>
-      </w:r>
-    </w:p>
-    <w:p>
-      <w:pPr>
-        <w:rPr>
-          <w:rFonts w:ascii="Consolas" w:hAnsi="Consolas" w:cs="Consolas"/>
-          <w:sz w:val="17"/>
-          <w:szCs w:val="17"/>
-        </w:rPr>
-      </w:pPr>
-      <w:r>
-        <w:rPr>
-          <w:rFonts w:ascii="Consolas" w:hAnsi="Consolas" w:cs="Consolas"/>
-          <w:sz w:val="17"/>
-          <w:szCs w:val="17"/>
-        </w:rPr>
-        <w:t xml:space="preserve">            return F.softplus(self.raw_m_bias + scaled) + 1e-3</w:t>
-      </w:r>
-    </w:p>
-    <w:p>
-      <w:pPr>
-        <w:rPr>
-          <w:rFonts w:ascii="Consolas" w:hAnsi="Consolas" w:cs="Consolas"/>
-          <w:sz w:val="17"/>
-          <w:szCs w:val="17"/>
-        </w:rPr>
-      </w:pPr>
-    </w:p>
-    <w:p>
-      <w:pPr>
-        <w:rPr>
-          <w:rFonts w:ascii="Consolas" w:hAnsi="Consolas" w:cs="Consolas"/>
-          <w:sz w:val="17"/>
-          <w:szCs w:val="17"/>
-        </w:rPr>
-      </w:pPr>
-      <w:r>
-        <w:rPr>
-          <w:rFonts w:ascii="Consolas" w:hAnsi="Consolas" w:cs="Consolas"/>
-          <w:sz w:val="17"/>
-          <w:szCs w:val="17"/>
-        </w:rPr>
-        <w:t xml:space="preserve">        raise RuntimeError("unreachable")</w:t>
-      </w:r>
-    </w:p>
-    <w:p>
-      <w:pPr>
-        <w:rPr>
-          <w:rFonts w:ascii="Consolas" w:hAnsi="Consolas" w:cs="Consolas"/>
-          <w:sz w:val="17"/>
-          <w:szCs w:val="17"/>
-        </w:rPr>
-      </w:pPr>
-    </w:p>
-    <w:p>
-      <w:pPr>
-        <w:rPr>
-          <w:rFonts w:ascii="Consolas" w:hAnsi="Consolas" w:cs="Consolas"/>
-          <w:sz w:val="17"/>
-          <w:szCs w:val="17"/>
-        </w:rPr>
-      </w:pPr>
-      <w:r>
-        <w:rPr>
-          <w:rFonts w:ascii="Consolas" w:hAnsi="Consolas" w:cs="Consolas"/>
-          <w:sz w:val="17"/>
-          <w:szCs w:val="17"/>
-        </w:rPr>
-        <w:t xml:space="preserve">    def _embed(self, x: torch.Tensor) -&gt; torch.Tensor:</w:t>
-      </w:r>
-    </w:p>
-    <w:p>
-      <w:pPr>
-        <w:rPr>
-          <w:rFonts w:ascii="Consolas" w:hAnsi="Consolas" w:cs="Consolas"/>
-          <w:sz w:val="17"/>
-          <w:szCs w:val="17"/>
-        </w:rPr>
-      </w:pPr>
-      <w:r>
-        <w:rPr>
-          <w:rFonts w:ascii="Consolas" w:hAnsi="Consolas" w:cs="Consolas"/>
-          <w:sz w:val="17"/>
-          <w:szCs w:val="17"/>
-        </w:rPr>
-        <w:t xml:space="preserve">        B, T = x.shape</w:t>
-      </w:r>
-    </w:p>
-    <w:p>
-      <w:pPr>
-        <w:rPr>
-          <w:rFonts w:ascii="Consolas" w:hAnsi="Consolas" w:cs="Consolas"/>
-          <w:sz w:val="17"/>
-          <w:szCs w:val="17"/>
-        </w:rPr>
-      </w:pPr>
-      <w:r>
-        <w:rPr>
-          <w:rFonts w:ascii="Consolas" w:hAnsi="Consolas" w:cs="Consolas"/>
-          <w:sz w:val="17"/>
-          <w:szCs w:val="17"/>
-        </w:rPr>
-        <w:lastRenderedPageBreak/>
-        <w:t xml:space="preserve">        pos = self.P[:T].unsqueeze(0)</w:t>
-      </w:r>
-    </w:p>
-    <w:p>
-      <w:pPr>
-        <w:rPr>
-          <w:rFonts w:ascii="Consolas" w:hAnsi="Consolas" w:cs="Consolas"/>
-          <w:sz w:val="17"/>
-          <w:szCs w:val="17"/>
-        </w:rPr>
-      </w:pPr>
-      <w:r>
-        <w:rPr>
-          <w:rFonts w:ascii="Consolas" w:hAnsi="Consolas" w:cs="Consolas"/>
-          <w:sz w:val="17"/>
-          <w:szCs w:val="17"/>
-        </w:rPr>
-        <w:t xml:space="preserve">        return self.E(x) + pos</w:t>
-      </w:r>
-    </w:p>
-    <w:p>
-      <w:pPr>
-        <w:rPr>
-          <w:rFonts w:ascii="Consolas" w:hAnsi="Consolas" w:cs="Consolas"/>
-          <w:sz w:val="17"/>
-          <w:szCs w:val="17"/>
-        </w:rPr>
-      </w:pPr>
-    </w:p>
-    <w:p>
-      <w:pPr>
-        <w:rPr>
-          <w:rFonts w:ascii="Consolas" w:hAnsi="Consolas" w:cs="Consolas"/>
-          <w:sz w:val="17"/>
-          <w:szCs w:val="17"/>
-        </w:rPr>
-      </w:pPr>
-      <w:r>
-        <w:rPr>
-          <w:rFonts w:ascii="Consolas" w:hAnsi="Consolas" w:cs="Consolas"/>
-          <w:sz w:val="17"/>
-          <w:szCs w:val="17"/>
-        </w:rPr>
-        <w:t xml:space="preserve">    def integrate(</w:t>
-      </w:r>
-    </w:p>
-    <w:p>
-      <w:pPr>
-        <w:rPr>
-          <w:rFonts w:ascii="Consolas" w:hAnsi="Consolas" w:cs="Consolas"/>
-          <w:sz w:val="17"/>
-          <w:szCs w:val="17"/>
-        </w:rPr>
-      </w:pPr>
-      <w:r>
-        <w:rPr>
-          <w:rFonts w:ascii="Consolas" w:hAnsi="Consolas" w:cs="Consolas"/>
-          <w:sz w:val="17"/>
-          <w:szCs w:val="17"/>
-        </w:rPr>
-        <w:t xml:space="preserve">        self,</w:t>
-      </w:r>
-    </w:p>
-    <w:p>
-      <w:pPr>
-        <w:rPr>
-          <w:rFonts w:ascii="Consolas" w:hAnsi="Consolas" w:cs="Consolas"/>
-          <w:sz w:val="17"/>
-          <w:szCs w:val="17"/>
-        </w:rPr>
-      </w:pPr>
-      <w:r>
-        <w:rPr>
-          <w:rFonts w:ascii="Consolas" w:hAnsi="Consolas" w:cs="Consolas"/>
-          <w:sz w:val="17"/>
-          <w:szCs w:val="17"/>
-        </w:rPr>
-        <w:t xml:space="preserve">        x: torch.Tensor,</w:t>
-      </w:r>
-    </w:p>
-    <w:p>
-      <w:pPr>
-        <w:rPr>
-          <w:rFonts w:ascii="Consolas" w:hAnsi="Consolas" w:cs="Consolas"/>
-          <w:sz w:val="17"/>
-          <w:szCs w:val="17"/>
-        </w:rPr>
-      </w:pPr>
-      <w:r>
-        <w:rPr>
-          <w:rFonts w:ascii="Consolas" w:hAnsi="Consolas" w:cs="Consolas"/>
-          <w:sz w:val="17"/>
-          <w:szCs w:val="17"/>
-        </w:rPr>
-        <w:t xml:space="preserve">        emb: torch.Tensor,</w:t>
-      </w:r>
-    </w:p>
-    <w:p>
-      <w:pPr>
-        <w:rPr>
-          <w:rFonts w:ascii="Consolas" w:hAnsi="Consolas" w:cs="Consolas"/>
-          <w:sz w:val="17"/>
-          <w:szCs w:val="17"/>
-        </w:rPr>
-      </w:pPr>
-      <w:r>
-        <w:rPr>
-          <w:rFonts w:ascii="Consolas" w:hAnsi="Consolas" w:cs="Consolas"/>
-          <w:sz w:val="17"/>
-          <w:szCs w:val="17"/>
-        </w:rPr>
-        <w:t xml:space="preserve">        return_trajectory: bool = False,</w:t>
-      </w:r>
-    </w:p>
-    <w:p>
-      <w:pPr>
-        <w:rPr>
-          <w:rFonts w:ascii="Consolas" w:hAnsi="Consolas" w:cs="Consolas"/>
-          <w:sz w:val="17"/>
-          <w:szCs w:val="17"/>
-        </w:rPr>
-      </w:pPr>
-      <w:r>
-        <w:rPr>
-          <w:rFonts w:ascii="Consolas" w:hAnsi="Consolas" w:cs="Consolas"/>
-          <w:sz w:val="17"/>
-          <w:szCs w:val="17"/>
-        </w:rPr>
-        <w:t xml:space="preserve">        return_xi_trajectory: bool = False,</w:t>
-      </w:r>
-    </w:p>
-    <w:p>
-      <w:pPr>
-        <w:rPr>
-          <w:rFonts w:ascii="Consolas" w:hAnsi="Consolas" w:cs="Consolas"/>
-          <w:sz w:val="17"/>
-          <w:szCs w:val="17"/>
-        </w:rPr>
-      </w:pPr>
-      <w:r>
-        <w:rPr>
-          <w:rFonts w:ascii="Consolas" w:hAnsi="Consolas" w:cs="Consolas"/>
-          <w:sz w:val="17"/>
-          <w:szCs w:val="17"/>
-        </w:rPr>
-        <w:t xml:space="preserve">    ) -&gt; Tuple[torch.Tensor, Optional[List[torch.Tensor]], Optional[List[torch.Tensor]]]:</w:t>
-      </w:r>
-    </w:p>
-    <w:p>
-      <w:pPr>
-        <w:rPr>
-          <w:rFonts w:ascii="Consolas" w:hAnsi="Consolas" w:cs="Consolas"/>
-          <w:sz w:val="17"/>
-          <w:szCs w:val="17"/>
-        </w:rPr>
-      </w:pPr>
-      <w:r>
-        <w:rPr>
-          <w:rFonts w:ascii="Consolas" w:hAnsi="Consolas" w:cs="Consolas"/>
-          <w:sz w:val="17"/>
-          <w:szCs w:val="17"/>
-        </w:rPr>
-        <w:t xml:space="preserve">        """SARF-faithful damped EL with per-token mass.</w:t>
-      </w:r>
-    </w:p>
-    <w:p>
-      <w:pPr>
-        <w:rPr>
-          <w:rFonts w:ascii="Consolas" w:hAnsi="Consolas" w:cs="Consolas"/>
-          <w:sz w:val="17"/>
-          <w:szCs w:val="17"/>
-        </w:rPr>
-      </w:pPr>
-    </w:p>
-    <w:p>
-      <w:pPr>
-        <w:rPr>
-          <w:rFonts w:ascii="Consolas" w:hAnsi="Consolas" w:cs="Consolas"/>
-          <w:sz w:val="17"/>
-          <w:szCs w:val="17"/>
-        </w:rPr>
-      </w:pPr>
-      <w:r>
-        <w:rPr>
-          <w:rFonts w:ascii="Consolas" w:hAnsi="Consolas" w:cs="Consolas"/>
-          <w:sz w:val="17"/>
-          <w:szCs w:val="17"/>
-        </w:rPr>
-        <w:t xml:space="preserve">        x:    (B, T)</w:t>
-      </w:r>
-    </w:p>
-    <w:p>
-      <w:pPr>
-        <w:rPr>
-          <w:rFonts w:ascii="Consolas" w:hAnsi="Consolas" w:cs="Consolas"/>
-          <w:sz w:val="17"/>
-          <w:szCs w:val="17"/>
-        </w:rPr>
-      </w:pPr>
-      <w:r>
-        <w:rPr>
-          <w:rFonts w:ascii="Consolas" w:hAnsi="Consolas" w:cs="Consolas"/>
-          <w:sz w:val="17"/>
-          <w:szCs w:val="17"/>
-        </w:rPr>
-        <w:t xml:space="preserve">        emb:  (B, T, d)   first-layer hidden state (with position embed)</w:t>
-      </w:r>
-    </w:p>
-    <w:p>
-      <w:pPr>
-        <w:rPr>
-          <w:rFonts w:ascii="Consolas" w:hAnsi="Consolas" w:cs="Consolas"/>
-          <w:sz w:val="17"/>
-          <w:szCs w:val="17"/>
-        </w:rPr>
-      </w:pPr>
-      <w:r>
-        <w:rPr>
-          <w:rFonts w:ascii="Consolas" w:hAnsi="Consolas" w:cs="Consolas"/>
-          <w:sz w:val="17"/>
-          <w:szCs w:val="17"/>
-        </w:rPr>
-        <w:t xml:space="preserve">        """</w:t>
-      </w:r>
-    </w:p>
-    <w:p>
-      <w:pPr>
-        <w:rPr>
-          <w:rFonts w:ascii="Consolas" w:hAnsi="Consolas" w:cs="Consolas"/>
-          <w:sz w:val="17"/>
-          <w:szCs w:val="17"/>
-        </w:rPr>
-      </w:pPr>
-      <w:r>
-        <w:rPr>
-          <w:rFonts w:ascii="Consolas" w:hAnsi="Consolas" w:cs="Consolas"/>
-          <w:sz w:val="17"/>
-          <w:szCs w:val="17"/>
-        </w:rPr>
-        <w:t xml:space="preserve">        cfg = self.cfg</w:t>
-      </w:r>
-    </w:p>
-    <w:p>
-      <w:pPr>
-        <w:rPr>
-          <w:rFonts w:ascii="Consolas" w:hAnsi="Consolas" w:cs="Consolas"/>
-          <w:sz w:val="17"/>
-          <w:szCs w:val="17"/>
-        </w:rPr>
-      </w:pPr>
-      <w:r>
-        <w:rPr>
-          <w:rFonts w:ascii="Consolas" w:hAnsi="Consolas" w:cs="Consolas"/>
-          <w:sz w:val="17"/>
-          <w:szCs w:val="17"/>
-        </w:rPr>
-        <w:t xml:space="preserve">        h = emb</w:t>
-      </w:r>
-    </w:p>
-    <w:p>
-      <w:pPr>
-        <w:rPr>
-          <w:rFonts w:ascii="Consolas" w:hAnsi="Consolas" w:cs="Consolas"/>
-          <w:sz w:val="17"/>
-          <w:szCs w:val="17"/>
-        </w:rPr>
-      </w:pPr>
-      <w:r>
-        <w:rPr>
-          <w:rFonts w:ascii="Consolas" w:hAnsi="Consolas" w:cs="Consolas"/>
-          <w:sz w:val="17"/>
-          <w:szCs w:val="17"/>
-        </w:rPr>
-        <w:t xml:space="preserve">        v = torch.zeros_like(h)</w:t>
-      </w:r>
-    </w:p>
-    <w:p>
-      <w:pPr>
-        <w:rPr>
-          <w:rFonts w:ascii="Consolas" w:hAnsi="Consolas" w:cs="Consolas"/>
-          <w:sz w:val="17"/>
-          <w:szCs w:val="17"/>
-        </w:rPr>
-      </w:pPr>
-      <w:r>
-        <w:rPr>
-          <w:rFonts w:ascii="Consolas" w:hAnsi="Consolas" w:cs="Consolas"/>
-          <w:sz w:val="17"/>
-          <w:szCs w:val="17"/>
-        </w:rPr>
-        <w:t xml:space="preserve">        gamma, dt = self.gamma, cfg.dt</w:t>
-      </w:r>
-    </w:p>
-    <w:p>
-      <w:pPr>
-        <w:rPr>
-          <w:rFonts w:ascii="Consolas" w:hAnsi="Consolas" w:cs="Consolas"/>
-          <w:sz w:val="17"/>
-          <w:szCs w:val="17"/>
-        </w:rPr>
-      </w:pPr>
-    </w:p>
-    <w:p>
-      <w:pPr>
-        <w:rPr>
-          <w:rFonts w:ascii="Consolas" w:hAnsi="Consolas" w:cs="Consolas"/>
-          <w:sz w:val="17"/>
-          <w:szCs w:val="17"/>
-        </w:rPr>
-      </w:pPr>
-      <w:r>
-        <w:rPr>
-          <w:rFonts w:ascii="Consolas" w:hAnsi="Consolas" w:cs="Consolas"/>
-          <w:sz w:val="17"/>
-          <w:szCs w:val="17"/>
-        </w:rPr>
-        <w:t xml:space="preserve">        m = self.compute_mass(x, emb)</w:t>
-      </w:r>
-    </w:p>
-    <w:p>
-      <w:pPr>
-        <w:rPr>
-          <w:rFonts w:ascii="Consolas" w:hAnsi="Consolas" w:cs="Consolas"/>
-          <w:sz w:val="17"/>
-          <w:szCs w:val="17"/>
-        </w:rPr>
-      </w:pPr>
-      <w:r>
-        <w:rPr>
-          <w:rFonts w:ascii="Consolas" w:hAnsi="Consolas" w:cs="Consolas"/>
-          <w:sz w:val="17"/>
-          <w:szCs w:val="17"/>
-        </w:rPr>
-        <w:t xml:space="preserve">        if m.dim() == 0:</w:t>
-      </w:r>
-    </w:p>
-    <w:p>
-      <w:pPr>
-        <w:rPr>
-          <w:rFonts w:ascii="Consolas" w:hAnsi="Consolas" w:cs="Consolas"/>
-          <w:sz w:val="17"/>
-          <w:szCs w:val="17"/>
-        </w:rPr>
-      </w:pPr>
-      <w:r>
-        <w:rPr>
-          <w:rFonts w:ascii="Consolas" w:hAnsi="Consolas" w:cs="Consolas"/>
-          <w:sz w:val="17"/>
-          <w:szCs w:val="17"/>
-        </w:rPr>
-        <w:t xml:space="preserve">            m_b = m</w:t>
-      </w:r>
-    </w:p>
-    <w:p>
-      <w:pPr>
-        <w:rPr>
-          <w:rFonts w:ascii="Consolas" w:hAnsi="Consolas" w:cs="Consolas"/>
-          <w:sz w:val="17"/>
-          <w:szCs w:val="17"/>
-        </w:rPr>
-      </w:pPr>
-      <w:r>
-        <w:rPr>
-          <w:rFonts w:ascii="Consolas" w:hAnsi="Consolas" w:cs="Consolas"/>
-          <w:sz w:val="17"/>
-          <w:szCs w:val="17"/>
-        </w:rPr>
-        <w:t xml:space="preserve">        else:</w:t>
-      </w:r>
-    </w:p>
-    <w:p>
-      <w:pPr>
-        <w:rPr>
-          <w:rFonts w:ascii="Consolas" w:hAnsi="Consolas" w:cs="Consolas"/>
-          <w:sz w:val="17"/>
-          <w:szCs w:val="17"/>
-        </w:rPr>
-      </w:pPr>
-      <w:r>
-        <w:rPr>
-          <w:rFonts w:ascii="Consolas" w:hAnsi="Consolas" w:cs="Consolas"/>
-          <w:sz w:val="17"/>
-          <w:szCs w:val="17"/>
-        </w:rPr>
-        <w:t xml:space="preserve">            m_b = m</w:t>
-      </w:r>
-    </w:p>
-    <w:p>
-      <w:pPr>
-        <w:rPr>
-          <w:rFonts w:ascii="Consolas" w:hAnsi="Consolas" w:cs="Consolas"/>
-          <w:sz w:val="17"/>
-          <w:szCs w:val="17"/>
-        </w:rPr>
-      </w:pPr>
-    </w:p>
-    <w:p>
-      <w:pPr>
-        <w:rPr>
-          <w:rFonts w:ascii="Consolas" w:hAnsi="Consolas" w:cs="Consolas"/>
-          <w:sz w:val="17"/>
-          <w:szCs w:val="17"/>
-        </w:rPr>
-      </w:pPr>
-      <w:r>
-        <w:rPr>
-          <w:rFonts w:ascii="Consolas" w:hAnsi="Consolas" w:cs="Consolas"/>
-          <w:sz w:val="17"/>
-          <w:szCs w:val="17"/>
-        </w:rPr>
-        <w:t xml:space="preserve">        traj_h: Optional[List[torch.Tensor]] = None</w:t>
-      </w:r>
-    </w:p>
-    <w:p>
-      <w:pPr>
-        <w:rPr>
-          <w:rFonts w:ascii="Consolas" w:hAnsi="Consolas" w:cs="Consolas"/>
-          <w:sz w:val="17"/>
-          <w:szCs w:val="17"/>
-        </w:rPr>
-      </w:pPr>
-      <w:r>
-        <w:rPr>
-          <w:rFonts w:ascii="Consolas" w:hAnsi="Consolas" w:cs="Consolas"/>
-          <w:sz w:val="17"/>
-          <w:szCs w:val="17"/>
-        </w:rPr>
-        <w:t xml:space="preserve">        traj_xi: Optional[List[torch.Tensor]] = None</w:t>
-      </w:r>
-    </w:p>
-    <w:p>
-      <w:pPr>
-        <w:rPr>
-          <w:rFonts w:ascii="Consolas" w:hAnsi="Consolas" w:cs="Consolas"/>
-          <w:sz w:val="17"/>
-          <w:szCs w:val="17"/>
-        </w:rPr>
-      </w:pPr>
-      <w:r>
-        <w:rPr>
-          <w:rFonts w:ascii="Consolas" w:hAnsi="Consolas" w:cs="Consolas"/>
-          <w:sz w:val="17"/>
-          <w:szCs w:val="17"/>
-        </w:rPr>
-        <w:t xml:space="preserve">        if return_trajectory:</w:t>
-      </w:r>
-    </w:p>
-    <w:p>
-      <w:pPr>
-        <w:rPr>
-          <w:rFonts w:ascii="Consolas" w:hAnsi="Consolas" w:cs="Consolas"/>
-          <w:sz w:val="17"/>
-          <w:szCs w:val="17"/>
-        </w:rPr>
-      </w:pPr>
-      <w:r>
-        <w:rPr>
-          <w:rFonts w:ascii="Consolas" w:hAnsi="Consolas" w:cs="Consolas"/>
-          <w:sz w:val="17"/>
-          <w:szCs w:val="17"/>
-        </w:rPr>
-        <w:t xml:space="preserve">            traj_h = [h.detach().cpu()]</w:t>
-      </w:r>
-    </w:p>
-    <w:p>
-      <w:pPr>
-        <w:rPr>
-          <w:rFonts w:ascii="Consolas" w:hAnsi="Consolas" w:cs="Consolas"/>
-          <w:sz w:val="17"/>
-          <w:szCs w:val="17"/>
-        </w:rPr>
-      </w:pPr>
-      <w:r>
-        <w:rPr>
-          <w:rFonts w:ascii="Consolas" w:hAnsi="Consolas" w:cs="Consolas"/>
-          <w:sz w:val="17"/>
-          <w:szCs w:val="17"/>
-        </w:rPr>
-        <w:t xml:space="preserve">        if return_xi_trajectory:</w:t>
-      </w:r>
-    </w:p>
-    <w:p>
-      <w:pPr>
-        <w:rPr>
-          <w:rFonts w:ascii="Consolas" w:hAnsi="Consolas" w:cs="Consolas"/>
-          <w:sz w:val="17"/>
-          <w:szCs w:val="17"/>
-        </w:rPr>
-      </w:pPr>
-      <w:r>
-        <w:rPr>
-          <w:rFonts w:ascii="Consolas" w:hAnsi="Consolas" w:cs="Consolas"/>
-          <w:sz w:val="17"/>
-          <w:szCs w:val="17"/>
-        </w:rPr>
-        <w:t xml:space="preserve">            traj_xi = []</w:t>
-      </w:r>
-    </w:p>
-    <w:p>
-      <w:pPr>
-        <w:rPr>
-          <w:rFonts w:ascii="Consolas" w:hAnsi="Consolas" w:cs="Consolas"/>
-          <w:sz w:val="17"/>
-          <w:szCs w:val="17"/>
-        </w:rPr>
-      </w:pPr>
-    </w:p>
-    <w:p>
-      <w:pPr>
-        <w:rPr>
-          <w:rFonts w:ascii="Consolas" w:hAnsi="Consolas" w:cs="Consolas"/>
-          <w:sz w:val="17"/>
-          <w:szCs w:val="17"/>
-        </w:rPr>
-      </w:pPr>
-      <w:r>
-        <w:rPr>
-          <w:rFonts w:ascii="Consolas" w:hAnsi="Consolas" w:cs="Consolas"/>
-          <w:sz w:val="17"/>
-          <w:szCs w:val="17"/>
-        </w:rPr>
-        <w:t xml:space="preserve">        for _ in range(cfg.L):</w:t>
-      </w:r>
-    </w:p>
-    <w:p>
-      <w:pPr>
-        <w:rPr>
-          <w:rFonts w:ascii="Consolas" w:hAnsi="Consolas" w:cs="Consolas"/>
-          <w:sz w:val="17"/>
-          <w:szCs w:val="17"/>
-        </w:rPr>
-      </w:pPr>
-      <w:r>
-        <w:rPr>
-          <w:rFonts w:ascii="Consolas" w:hAnsi="Consolas" w:cs="Consolas"/>
-          <w:sz w:val="17"/>
-          <w:szCs w:val="17"/>
-        </w:rPr>
-        <w:t xml:space="preserve">            xi_input = h.detach() if cfg.causal_force else h</w:t>
-      </w:r>
-    </w:p>
-    <w:p>
-      <w:pPr>
-        <w:rPr>
-          <w:rFonts w:ascii="Consolas" w:hAnsi="Consolas" w:cs="Consolas"/>
-          <w:sz w:val="17"/>
-          <w:szCs w:val="17"/>
-        </w:rPr>
-      </w:pPr>
-      <w:r>
-        <w:rPr>
-          <w:rFonts w:ascii="Consolas" w:hAnsi="Consolas" w:cs="Consolas"/>
-          <w:sz w:val="17"/>
-          <w:szCs w:val="17"/>
-        </w:rPr>
-        <w:t xml:space="preserve">            xi_now = causal_cumulative_mean(xi_input)</w:t>
-      </w:r>
-    </w:p>
-    <w:p>
-      <w:pPr>
-        <w:rPr>
-          <w:rFonts w:ascii="Consolas" w:hAnsi="Consolas" w:cs="Consolas"/>
-          <w:sz w:val="17"/>
-          <w:szCs w:val="17"/>
-        </w:rPr>
-      </w:pPr>
-      <w:r>
-        <w:rPr>
-          <w:rFonts w:ascii="Consolas" w:hAnsi="Consolas" w:cs="Consolas"/>
-          <w:sz w:val="17"/>
-          <w:szCs w:val="17"/>
-        </w:rPr>
-        <w:t xml:space="preserve">            if return_xi_trajectory:</w:t>
-      </w:r>
-    </w:p>
-    <w:p>
-      <w:pPr>
-        <w:rPr>
-          <w:rFonts w:ascii="Consolas" w:hAnsi="Consolas" w:cs="Consolas"/>
-          <w:sz w:val="17"/>
-          <w:szCs w:val="17"/>
-        </w:rPr>
-      </w:pPr>
-      <w:r>
-        <w:rPr>
-          <w:rFonts w:ascii="Consolas" w:hAnsi="Consolas" w:cs="Consolas"/>
-          <w:sz w:val="17"/>
-          <w:szCs w:val="17"/>
-        </w:rPr>
-        <w:t xml:space="preserve">                assert traj_xi is not None</w:t>
-      </w:r>
-    </w:p>
-    <w:p>
-      <w:pPr>
-        <w:rPr>
-          <w:rFonts w:ascii="Consolas" w:hAnsi="Consolas" w:cs="Consolas"/>
-          <w:sz w:val="17"/>
-          <w:szCs w:val="17"/>
-        </w:rPr>
-      </w:pPr>
-      <w:r>
-        <w:rPr>
-          <w:rFonts w:ascii="Consolas" w:hAnsi="Consolas" w:cs="Consolas"/>
-          <w:sz w:val="17"/>
-          <w:szCs w:val="17"/>
-        </w:rPr>
-        <w:t xml:space="preserve">                traj_xi.append(xi_now.detach().cpu())</w:t>
-      </w:r>
-    </w:p>
-    <w:p>
-      <w:pPr>
-        <w:rPr>
-          <w:rFonts w:ascii="Consolas" w:hAnsi="Consolas" w:cs="Consolas"/>
-          <w:sz w:val="17"/>
-          <w:szCs w:val="17"/>
-        </w:rPr>
-      </w:pPr>
-    </w:p>
-    <w:p>
-      <w:pPr>
-        <w:rPr>
-          <w:rFonts w:ascii="Consolas" w:hAnsi="Consolas" w:cs="Consolas"/>
-          <w:sz w:val="17"/>
-          <w:szCs w:val="17"/>
-        </w:rPr>
-      </w:pPr>
-      <w:r>
-        <w:rPr>
-          <w:rFonts w:ascii="Consolas" w:hAnsi="Consolas" w:cs="Consolas"/>
-          <w:sz w:val="17"/>
-          <w:szCs w:val="17"/>
-        </w:rPr>
-        <w:t xml:space="preserve">            h_in = h</w:t>
-      </w:r>
-    </w:p>
-    <w:p>
-      <w:pPr>
-        <w:rPr>
-          <w:rFonts w:ascii="Consolas" w:hAnsi="Consolas" w:cs="Consolas"/>
-          <w:sz w:val="17"/>
-          <w:szCs w:val="17"/>
-        </w:rPr>
-      </w:pPr>
-      <w:r>
-        <w:rPr>
-          <w:rFonts w:ascii="Consolas" w:hAnsi="Consolas" w:cs="Consolas"/>
-          <w:sz w:val="17"/>
-          <w:szCs w:val="17"/>
-        </w:rPr>
-        <w:t xml:space="preserve">            if not h_in.requires_grad:</w:t>
-      </w:r>
-    </w:p>
-    <w:p>
-      <w:pPr>
-        <w:rPr>
-          <w:rFonts w:ascii="Consolas" w:hAnsi="Consolas" w:cs="Consolas"/>
-          <w:sz w:val="17"/>
-          <w:szCs w:val="17"/>
-        </w:rPr>
-      </w:pPr>
-      <w:r>
-        <w:rPr>
-          <w:rFonts w:ascii="Consolas" w:hAnsi="Consolas" w:cs="Consolas"/>
-          <w:sz w:val="17"/>
-          <w:szCs w:val="17"/>
-        </w:rPr>
-        <w:t xml:space="preserve">                h_in = h_in.requires_grad_(True)</w:t>
-      </w:r>
-    </w:p>
-    <w:p>
-      <w:pPr>
-        <w:rPr>
-          <w:rFonts w:ascii="Consolas" w:hAnsi="Consolas" w:cs="Consolas"/>
-          <w:sz w:val="17"/>
-          <w:szCs w:val="17"/>
-        </w:rPr>
-      </w:pPr>
-      <w:r>
-        <w:rPr>
-          <w:rFonts w:ascii="Consolas" w:hAnsi="Consolas" w:cs="Consolas"/>
-          <w:sz w:val="17"/>
-          <w:szCs w:val="17"/>
-        </w:rPr>
-        <w:t xml:space="preserve">            V = self.V_theta(xi_now, h_in).sum()</w:t>
-      </w:r>
-    </w:p>
-    <w:p>
-      <w:pPr>
-        <w:rPr>
-          <w:rFonts w:ascii="Consolas" w:hAnsi="Consolas" w:cs="Consolas"/>
-          <w:sz w:val="17"/>
-          <w:szCs w:val="17"/>
-        </w:rPr>
-      </w:pPr>
-      <w:r>
-        <w:rPr>
-          <w:rFonts w:ascii="Consolas" w:hAnsi="Consolas" w:cs="Consolas"/>
-          <w:sz w:val="17"/>
-          <w:szCs w:val="17"/>
-        </w:rPr>
-        <w:t xml:space="preserve">            grad_V, = torch.autograd.grad(</w:t>
-      </w:r>
-    </w:p>
-    <w:p>
-      <w:pPr>
-        <w:rPr>
-          <w:rFonts w:ascii="Consolas" w:hAnsi="Consolas" w:cs="Consolas"/>
-          <w:sz w:val="17"/>
-          <w:szCs w:val="17"/>
-        </w:rPr>
-      </w:pPr>
-      <w:r>
-        <w:rPr>
-          <w:rFonts w:ascii="Consolas" w:hAnsi="Consolas" w:cs="Consolas"/>
-          <w:sz w:val="17"/>
-          <w:szCs w:val="17"/>
-        </w:rPr>
-        <w:t xml:space="preserve">                V, h_in, create_graph=self.training, retain_graph=True,</w:t>
-      </w:r>
-    </w:p>
-    <w:p>
-      <w:pPr>
-        <w:rPr>
-          <w:rFonts w:ascii="Consolas" w:hAnsi="Consolas" w:cs="Consolas"/>
-          <w:sz w:val="17"/>
-          <w:szCs w:val="17"/>
-        </w:rPr>
-      </w:pPr>
-      <w:r>
-        <w:rPr>
-          <w:rFonts w:ascii="Consolas" w:hAnsi="Consolas" w:cs="Consolas"/>
-          <w:sz w:val="17"/>
-          <w:szCs w:val="17"/>
-        </w:rPr>
-        <w:t xml:space="preserve">            )</w:t>
-      </w:r>
-    </w:p>
-    <w:p>
-      <w:pPr>
-        <w:rPr>
-          <w:rFonts w:ascii="Consolas" w:hAnsi="Consolas" w:cs="Consolas"/>
-          <w:sz w:val="17"/>
-          <w:szCs w:val="17"/>
-        </w:rPr>
-      </w:pPr>
-      <w:r>
-        <w:rPr>
-          <w:rFonts w:ascii="Consolas" w:hAnsi="Consolas" w:cs="Consolas"/>
-          <w:sz w:val="17"/>
-          <w:szCs w:val="17"/>
-        </w:rPr>
-        <w:t xml:space="preserve">            f = -grad_V</w:t>
-      </w:r>
-    </w:p>
-    <w:p>
-      <w:pPr>
-        <w:rPr>
-          <w:rFonts w:ascii="Consolas" w:hAnsi="Consolas" w:cs="Consolas"/>
-          <w:sz w:val="17"/>
-          <w:szCs w:val="17"/>
-        </w:rPr>
-      </w:pPr>
-      <w:r>
-        <w:rPr>
-          <w:rFonts w:ascii="Consolas" w:hAnsi="Consolas" w:cs="Consolas"/>
-          <w:sz w:val="17"/>
-          <w:szCs w:val="17"/>
-        </w:rPr>
-        <w:t xml:space="preserve">            v = (v + dt * f / m_b) / (1.0 + dt * gamma)</w:t>
-      </w:r>
-    </w:p>
-    <w:p>
-      <w:pPr>
-        <w:rPr>
-          <w:rFonts w:ascii="Consolas" w:hAnsi="Consolas" w:cs="Consolas"/>
-          <w:sz w:val="17"/>
-          <w:szCs w:val="17"/>
-        </w:rPr>
-      </w:pPr>
-      <w:r>
-        <w:rPr>
-          <w:rFonts w:ascii="Consolas" w:hAnsi="Consolas" w:cs="Consolas"/>
-          <w:sz w:val="17"/>
-          <w:szCs w:val="17"/>
-        </w:rPr>
-        <w:t xml:space="preserve">            h = h_in + dt * v</w:t>
-      </w:r>
-    </w:p>
-    <w:p>
-      <w:pPr>
-        <w:rPr>
-          <w:rFonts w:ascii="Consolas" w:hAnsi="Consolas" w:cs="Consolas"/>
-          <w:sz w:val="17"/>
-          <w:szCs w:val="17"/>
-        </w:rPr>
-      </w:pPr>
-      <w:r>
-        <w:rPr>
-          <w:rFonts w:ascii="Consolas" w:hAnsi="Consolas" w:cs="Consolas"/>
-          <w:sz w:val="17"/>
-          <w:szCs w:val="17"/>
-        </w:rPr>
-        <w:t xml:space="preserve">            if return_trajectory:</w:t>
-      </w:r>
-    </w:p>
-    <w:p>
-      <w:pPr>
-        <w:rPr>
-          <w:rFonts w:ascii="Consolas" w:hAnsi="Consolas" w:cs="Consolas"/>
-          <w:sz w:val="17"/>
-          <w:szCs w:val="17"/>
-        </w:rPr>
-      </w:pPr>
-      <w:r>
-        <w:rPr>
-          <w:rFonts w:ascii="Consolas" w:hAnsi="Consolas" w:cs="Consolas"/>
-          <w:sz w:val="17"/>
-          <w:szCs w:val="17"/>
-        </w:rPr>
-        <w:t xml:space="preserve">                assert traj_h is not None</w:t>
-      </w:r>
-    </w:p>
-    <w:p>
-      <w:pPr>
-        <w:rPr>
-          <w:rFonts w:ascii="Consolas" w:hAnsi="Consolas" w:cs="Consolas"/>
-          <w:sz w:val="17"/>
-          <w:szCs w:val="17"/>
-        </w:rPr>
-      </w:pPr>
-      <w:r>
-        <w:rPr>
-          <w:rFonts w:ascii="Consolas" w:hAnsi="Consolas" w:cs="Consolas"/>
-          <w:sz w:val="17"/>
-          <w:szCs w:val="17"/>
-        </w:rPr>
-        <w:t xml:space="preserve">                traj_h.append(h.detach().cpu())</w:t>
-      </w:r>
-    </w:p>
-    <w:p>
-      <w:pPr>
-        <w:rPr>
-          <w:rFonts w:ascii="Consolas" w:hAnsi="Consolas" w:cs="Consolas"/>
-          <w:sz w:val="17"/>
-          <w:szCs w:val="17"/>
-        </w:rPr>
-      </w:pPr>
-    </w:p>
-    <w:p>
-      <w:pPr>
-        <w:rPr>
-          <w:rFonts w:ascii="Consolas" w:hAnsi="Consolas" w:cs="Consolas"/>
-          <w:sz w:val="17"/>
-          <w:szCs w:val="17"/>
-        </w:rPr>
-      </w:pPr>
-      <w:r>
-        <w:rPr>
-          <w:rFonts w:ascii="Consolas" w:hAnsi="Consolas" w:cs="Consolas"/>
-          <w:sz w:val="17"/>
-          <w:szCs w:val="17"/>
-        </w:rPr>
-        <w:t xml:space="preserve">        return h, traj_h, traj_xi</w:t>
-      </w:r>
-    </w:p>
-    <w:p>
-      <w:pPr>
-        <w:rPr>
-          <w:rFonts w:ascii="Consolas" w:hAnsi="Consolas" w:cs="Consolas"/>
-          <w:sz w:val="17"/>
-          <w:szCs w:val="17"/>
-        </w:rPr>
-      </w:pPr>
-    </w:p>
-    <w:p>
-      <w:pPr>
-        <w:rPr>
-          <w:rFonts w:ascii="Consolas" w:hAnsi="Consolas" w:cs="Consolas"/>
-          <w:sz w:val="17"/>
-          <w:szCs w:val="17"/>
-        </w:rPr>
-      </w:pPr>
-      <w:r>
-        <w:rPr>
-          <w:rFonts w:ascii="Consolas" w:hAnsi="Consolas" w:cs="Consolas"/>
-          <w:sz w:val="17"/>
-          <w:szCs w:val="17"/>
-        </w:rPr>
-        <w:lastRenderedPageBreak/>
-        <w:t xml:space="preserve">    def forward(</w:t>
-      </w:r>
-    </w:p>
-    <w:p>
-      <w:pPr>
-        <w:rPr>
-          <w:rFonts w:ascii="Consolas" w:hAnsi="Consolas" w:cs="Consolas"/>
-          <w:sz w:val="17"/>
-          <w:szCs w:val="17"/>
-        </w:rPr>
-      </w:pPr>
-      <w:r>
-        <w:rPr>
-          <w:rFonts w:ascii="Consolas" w:hAnsi="Consolas" w:cs="Consolas"/>
-          <w:sz w:val="17"/>
-          <w:szCs w:val="17"/>
-        </w:rPr>
-        <w:t xml:space="preserve">        self,</w:t>
-      </w:r>
-    </w:p>
-    <w:p>
-      <w:pPr>
-        <w:rPr>
-          <w:rFonts w:ascii="Consolas" w:hAnsi="Consolas" w:cs="Consolas"/>
-          <w:sz w:val="17"/>
-          <w:szCs w:val="17"/>
-        </w:rPr>
-      </w:pPr>
-      <w:r>
-        <w:rPr>
-          <w:rFonts w:ascii="Consolas" w:hAnsi="Consolas" w:cs="Consolas"/>
-          <w:sz w:val="17"/>
-          <w:szCs w:val="17"/>
-        </w:rPr>
-        <w:t xml:space="preserve">        x: torch.Tensor,</w:t>
-      </w:r>
-    </w:p>
-    <w:p>
-      <w:pPr>
-        <w:rPr>
-          <w:rFonts w:ascii="Consolas" w:hAnsi="Consolas" w:cs="Consolas"/>
-          <w:sz w:val="17"/>
-          <w:szCs w:val="17"/>
-        </w:rPr>
-      </w:pPr>
-      <w:r>
-        <w:rPr>
-          <w:rFonts w:ascii="Consolas" w:hAnsi="Consolas" w:cs="Consolas"/>
-          <w:sz w:val="17"/>
-          <w:szCs w:val="17"/>
-        </w:rPr>
-        <w:t xml:space="preserve">        targets: Optional[torch.Tensor] = None,</w:t>
-      </w:r>
-    </w:p>
-    <w:p>
-      <w:pPr>
-        <w:rPr>
-          <w:rFonts w:ascii="Consolas" w:hAnsi="Consolas" w:cs="Consolas"/>
-          <w:sz w:val="17"/>
-          <w:szCs w:val="17"/>
-        </w:rPr>
-      </w:pPr>
-      <w:r>
-        <w:rPr>
-          <w:rFonts w:ascii="Consolas" w:hAnsi="Consolas" w:cs="Consolas"/>
-          <w:sz w:val="17"/>
-          <w:szCs w:val="17"/>
-        </w:rPr>
-        <w:t xml:space="preserve">        return_trajectory: bool = False,</w:t>
-      </w:r>
-    </w:p>
-    <w:p>
-      <w:pPr>
-        <w:rPr>
-          <w:rFonts w:ascii="Consolas" w:hAnsi="Consolas" w:cs="Consolas"/>
-          <w:sz w:val="17"/>
-          <w:szCs w:val="17"/>
-        </w:rPr>
-      </w:pPr>
-      <w:r>
-        <w:rPr>
-          <w:rFonts w:ascii="Consolas" w:hAnsi="Consolas" w:cs="Consolas"/>
-          <w:sz w:val="17"/>
-          <w:szCs w:val="17"/>
-        </w:rPr>
-        <w:t xml:space="preserve">        return_xi_trajectory: bool = False,</w:t>
-      </w:r>
-    </w:p>
-    <w:p>
-      <w:pPr>
-        <w:rPr>
-          <w:rFonts w:ascii="Consolas" w:hAnsi="Consolas" w:cs="Consolas"/>
-          <w:sz w:val="17"/>
-          <w:szCs w:val="17"/>
-        </w:rPr>
-      </w:pPr>
-      <w:r>
-        <w:rPr>
-          <w:rFonts w:ascii="Consolas" w:hAnsi="Consolas" w:cs="Consolas"/>
-          <w:sz w:val="17"/>
-          <w:szCs w:val="17"/>
-        </w:rPr>
-        <w:t xml:space="preserve">    ):</w:t>
-      </w:r>
-    </w:p>
-    <w:p>
-      <w:pPr>
-        <w:rPr>
-          <w:rFonts w:ascii="Consolas" w:hAnsi="Consolas" w:cs="Consolas"/>
-          <w:sz w:val="17"/>
-          <w:szCs w:val="17"/>
-        </w:rPr>
-      </w:pPr>
-      <w:r>
-        <w:rPr>
-          <w:rFonts w:ascii="Consolas" w:hAnsi="Consolas" w:cs="Consolas"/>
-          <w:sz w:val="17"/>
-          <w:szCs w:val="17"/>
-        </w:rPr>
-        <w:t xml:space="preserve">        emb = self._embed(x)</w:t>
-      </w:r>
-    </w:p>
-    <w:p>
-      <w:pPr>
-        <w:rPr>
-          <w:rFonts w:ascii="Consolas" w:hAnsi="Consolas" w:cs="Consolas"/>
-          <w:sz w:val="17"/>
-          <w:szCs w:val="17"/>
-        </w:rPr>
-      </w:pPr>
-      <w:r>
-        <w:rPr>
-          <w:rFonts w:ascii="Consolas" w:hAnsi="Consolas" w:cs="Consolas"/>
-          <w:sz w:val="17"/>
-          <w:szCs w:val="17"/>
-        </w:rPr>
-        <w:t xml:space="preserve">        h_L, traj_h, traj_xi = self.integrate(</w:t>
-      </w:r>
-    </w:p>
-    <w:p>
-      <w:pPr>
-        <w:rPr>
-          <w:rFonts w:ascii="Consolas" w:hAnsi="Consolas" w:cs="Consolas"/>
-          <w:sz w:val="17"/>
-          <w:szCs w:val="17"/>
-        </w:rPr>
-      </w:pPr>
-      <w:r>
-        <w:rPr>
-          <w:rFonts w:ascii="Consolas" w:hAnsi="Consolas" w:cs="Consolas"/>
-          <w:sz w:val="17"/>
-          <w:szCs w:val="17"/>
-        </w:rPr>
-        <w:t xml:space="preserve">            x, emb,</w:t>
-      </w:r>
-    </w:p>
-    <w:p>
-      <w:pPr>
-        <w:rPr>
-          <w:rFonts w:ascii="Consolas" w:hAnsi="Consolas" w:cs="Consolas"/>
-          <w:sz w:val="17"/>
-          <w:szCs w:val="17"/>
-        </w:rPr>
-      </w:pPr>
-      <w:r>
-        <w:rPr>
-          <w:rFonts w:ascii="Consolas" w:hAnsi="Consolas" w:cs="Consolas"/>
-          <w:sz w:val="17"/>
-          <w:szCs w:val="17"/>
-        </w:rPr>
-        <w:t xml:space="preserve">            return_trajectory=return_trajectory,</w:t>
-      </w:r>
-    </w:p>
-    <w:p>
-      <w:pPr>
-        <w:rPr>
-          <w:rFonts w:ascii="Consolas" w:hAnsi="Consolas" w:cs="Consolas"/>
-          <w:sz w:val="17"/>
-          <w:szCs w:val="17"/>
-        </w:rPr>
-      </w:pPr>
-      <w:r>
-        <w:rPr>
-          <w:rFonts w:ascii="Consolas" w:hAnsi="Consolas" w:cs="Consolas"/>
-          <w:sz w:val="17"/>
-          <w:szCs w:val="17"/>
-        </w:rPr>
-        <w:t xml:space="preserve">            return_xi_trajectory=return_xi_trajectory,</w:t>
-      </w:r>
-    </w:p>
-    <w:p>
-      <w:pPr>
-        <w:rPr>
-          <w:rFonts w:ascii="Consolas" w:hAnsi="Consolas" w:cs="Consolas"/>
-          <w:sz w:val="17"/>
-          <w:szCs w:val="17"/>
-        </w:rPr>
-      </w:pPr>
-      <w:r>
-        <w:rPr>
-          <w:rFonts w:ascii="Consolas" w:hAnsi="Consolas" w:cs="Consolas"/>
-          <w:sz w:val="17"/>
-          <w:szCs w:val="17"/>
-        </w:rPr>
-        <w:t xml:space="preserve">        )</w:t>
-      </w:r>
-    </w:p>
-    <w:p>
-      <w:pPr>
-        <w:rPr>
-          <w:rFonts w:ascii="Consolas" w:hAnsi="Consolas" w:cs="Consolas"/>
-          <w:sz w:val="17"/>
-          <w:szCs w:val="17"/>
-        </w:rPr>
-      </w:pPr>
-      <w:r>
-        <w:rPr>
-          <w:rFonts w:ascii="Consolas" w:hAnsi="Consolas" w:cs="Consolas"/>
-          <w:sz w:val="17"/>
-          <w:szCs w:val="17"/>
-        </w:rPr>
-        <w:t xml:space="preserve">        logits = h_L @ self.E.weight.T</w:t>
-      </w:r>
-    </w:p>
-    <w:p>
-      <w:pPr>
-        <w:rPr>
-          <w:rFonts w:ascii="Consolas" w:hAnsi="Consolas" w:cs="Consolas"/>
-          <w:sz w:val="17"/>
-          <w:szCs w:val="17"/>
-        </w:rPr>
-      </w:pPr>
-    </w:p>
-    <w:p>
-      <w:pPr>
-        <w:rPr>
-          <w:rFonts w:ascii="Consolas" w:hAnsi="Consolas" w:cs="Consolas"/>
-          <w:sz w:val="17"/>
-          <w:szCs w:val="17"/>
-        </w:rPr>
-      </w:pPr>
-      <w:r>
-        <w:rPr>
-          <w:rFonts w:ascii="Consolas" w:hAnsi="Consolas" w:cs="Consolas"/>
-          <w:sz w:val="17"/>
-          <w:szCs w:val="17"/>
-        </w:rPr>
-        <w:t xml:space="preserve">        loss = None</w:t>
-      </w:r>
-    </w:p>
-    <w:p>
-      <w:pPr>
-        <w:rPr>
-          <w:rFonts w:ascii="Consolas" w:hAnsi="Consolas" w:cs="Consolas"/>
-          <w:sz w:val="17"/>
-          <w:szCs w:val="17"/>
-        </w:rPr>
-      </w:pPr>
-      <w:r>
-        <w:rPr>
-          <w:rFonts w:ascii="Consolas" w:hAnsi="Consolas" w:cs="Consolas"/>
-          <w:sz w:val="17"/>
-          <w:szCs w:val="17"/>
-        </w:rPr>
-        <w:t xml:space="preserve">        if targets is not None:</w:t>
-      </w:r>
-    </w:p>
-    <w:p>
-      <w:pPr>
-        <w:rPr>
-          <w:rFonts w:ascii="Consolas" w:hAnsi="Consolas" w:cs="Consolas"/>
-          <w:sz w:val="17"/>
-          <w:szCs w:val="17"/>
-        </w:rPr>
-      </w:pPr>
-      <w:r>
-        <w:rPr>
-          <w:rFonts w:ascii="Consolas" w:hAnsi="Consolas" w:cs="Consolas"/>
-          <w:sz w:val="17"/>
-          <w:szCs w:val="17"/>
-        </w:rPr>
-        <w:t xml:space="preserve">            loss = F.cross_entropy(</w:t>
-      </w:r>
-    </w:p>
-    <w:p>
-      <w:pPr>
-        <w:rPr>
-          <w:rFonts w:ascii="Consolas" w:hAnsi="Consolas" w:cs="Consolas"/>
-          <w:sz w:val="17"/>
-          <w:szCs w:val="17"/>
-        </w:rPr>
-      </w:pPr>
-      <w:r>
-        <w:rPr>
-          <w:rFonts w:ascii="Consolas" w:hAnsi="Consolas" w:cs="Consolas"/>
-          <w:sz w:val="17"/>
-          <w:szCs w:val="17"/>
-        </w:rPr>
-        <w:t xml:space="preserve">                logits.reshape(-1, self.cfg.vocab_size),</w:t>
-      </w:r>
-    </w:p>
-    <w:p>
-      <w:pPr>
-        <w:rPr>
-          <w:rFonts w:ascii="Consolas" w:hAnsi="Consolas" w:cs="Consolas"/>
-          <w:sz w:val="17"/>
-          <w:szCs w:val="17"/>
-        </w:rPr>
-      </w:pPr>
-      <w:r>
-        <w:rPr>
-          <w:rFonts w:ascii="Consolas" w:hAnsi="Consolas" w:cs="Consolas"/>
-          <w:sz w:val="17"/>
-          <w:szCs w:val="17"/>
-        </w:rPr>
-        <w:t xml:space="preserve">                targets.reshape(-1),</w:t>
-      </w:r>
-    </w:p>
-    <w:p>
-      <w:pPr>
-        <w:rPr>
-          <w:rFonts w:ascii="Consolas" w:hAnsi="Consolas" w:cs="Consolas"/>
-          <w:sz w:val="17"/>
-          <w:szCs w:val="17"/>
-        </w:rPr>
-      </w:pPr>
-      <w:r>
-        <w:rPr>
-          <w:rFonts w:ascii="Consolas" w:hAnsi="Consolas" w:cs="Consolas"/>
-          <w:sz w:val="17"/>
-          <w:szCs w:val="17"/>
-        </w:rPr>
-        <w:t xml:space="preserve">            )</w:t>
-      </w:r>
-    </w:p>
-    <w:p>
-      <w:pPr>
-        <w:rPr>
-          <w:rFonts w:ascii="Consolas" w:hAnsi="Consolas" w:cs="Consolas"/>
-          <w:sz w:val="17"/>
-          <w:szCs w:val="17"/>
-        </w:rPr>
-      </w:pPr>
-      <w:r>
-        <w:rPr>
-          <w:rFonts w:ascii="Consolas" w:hAnsi="Consolas" w:cs="Consolas"/>
-          <w:sz w:val="17"/>
-          <w:szCs w:val="17"/>
-        </w:rPr>
-        <w:t xml:space="preserve">        out = [logits, loss]</w:t>
-      </w:r>
-    </w:p>
-    <w:p>
-      <w:pPr>
-        <w:rPr>
-          <w:rFonts w:ascii="Consolas" w:hAnsi="Consolas" w:cs="Consolas"/>
-          <w:sz w:val="17"/>
-          <w:szCs w:val="17"/>
-        </w:rPr>
-      </w:pPr>
-      <w:r>
-        <w:rPr>
-          <w:rFonts w:ascii="Consolas" w:hAnsi="Consolas" w:cs="Consolas"/>
-          <w:sz w:val="17"/>
-          <w:szCs w:val="17"/>
-        </w:rPr>
-        <w:t xml:space="preserve">        if return_trajectory:</w:t>
-      </w:r>
-    </w:p>
-    <w:p>
-      <w:pPr>
-        <w:rPr>
-          <w:rFonts w:ascii="Consolas" w:hAnsi="Consolas" w:cs="Consolas"/>
-          <w:sz w:val="17"/>
-          <w:szCs w:val="17"/>
-        </w:rPr>
-      </w:pPr>
-      <w:r>
-        <w:rPr>
-          <w:rFonts w:ascii="Consolas" w:hAnsi="Consolas" w:cs="Consolas"/>
-          <w:sz w:val="17"/>
-          <w:szCs w:val="17"/>
-        </w:rPr>
-        <w:t xml:space="preserve">            out.append(traj_h)</w:t>
-      </w:r>
-    </w:p>
-    <w:p>
-      <w:pPr>
-        <w:rPr>
-          <w:rFonts w:ascii="Consolas" w:hAnsi="Consolas" w:cs="Consolas"/>
-          <w:sz w:val="17"/>
-          <w:szCs w:val="17"/>
-        </w:rPr>
-      </w:pPr>
-      <w:r>
-        <w:rPr>
-          <w:rFonts w:ascii="Consolas" w:hAnsi="Consolas" w:cs="Consolas"/>
-          <w:sz w:val="17"/>
-          <w:szCs w:val="17"/>
-        </w:rPr>
-        <w:t xml:space="preserve">        if return_xi_trajectory:</w:t>
-      </w:r>
-    </w:p>
-    <w:p>
-      <w:pPr>
-        <w:rPr>
-          <w:rFonts w:ascii="Consolas" w:hAnsi="Consolas" w:cs="Consolas"/>
-          <w:sz w:val="17"/>
-          <w:szCs w:val="17"/>
-        </w:rPr>
-      </w:pPr>
-      <w:r>
-        <w:rPr>
-          <w:rFonts w:ascii="Consolas" w:hAnsi="Consolas" w:cs="Consolas"/>
-          <w:sz w:val="17"/>
-          <w:szCs w:val="17"/>
-        </w:rPr>
-        <w:t xml:space="preserve">            out.append(traj_xi)</w:t>
-      </w:r>
-    </w:p>
-    <w:p>
-      <w:pPr>
-        <w:rPr>
-          <w:rFonts w:ascii="Consolas" w:hAnsi="Consolas" w:cs="Consolas"/>
-          <w:sz w:val="17"/>
-          <w:szCs w:val="17"/>
-        </w:rPr>
-      </w:pPr>
-      <w:r>
-        <w:rPr>
-          <w:rFonts w:ascii="Consolas" w:hAnsi="Consolas" w:cs="Consolas"/>
-          <w:sz w:val="17"/>
-          <w:szCs w:val="17"/>
-        </w:rPr>
-        <w:t xml:space="preserve">        return tuple(out) if len(out) &gt; 2 else (out[0], out[1])</w:t>
-      </w:r>
-    </w:p>
-    <w:p>
-      <w:pPr>
-        <w:rPr>
-          <w:rFonts w:ascii="Consolas" w:hAnsi="Consolas" w:cs="Consolas"/>
-          <w:sz w:val="17"/>
-          <w:szCs w:val="17"/>
-        </w:rPr>
-      </w:pPr>
-    </w:p>
-    <w:p>
-      <w:pPr>
-        <w:rPr>
-          <w:rFonts w:ascii="Consolas" w:hAnsi="Consolas" w:cs="Consolas"/>
-          <w:sz w:val="17"/>
-          <w:szCs w:val="17"/>
-        </w:rPr>
-      </w:pPr>
-      <w:r>
-        <w:rPr>
-          <w:rFonts w:ascii="Consolas" w:hAnsi="Consolas" w:cs="Consolas"/>
-          <w:sz w:val="17"/>
-          <w:szCs w:val="17"/>
-        </w:rPr>
-        <w:t xml:space="preserve">    @torch.no_grad()</w:t>
-      </w:r>
-    </w:p>
-    <w:p>
-      <w:pPr>
-        <w:rPr>
-          <w:rFonts w:ascii="Consolas" w:hAnsi="Consolas" w:cs="Consolas"/>
-          <w:sz w:val="17"/>
-          <w:szCs w:val="17"/>
-        </w:rPr>
-      </w:pPr>
-      <w:r>
-        <w:rPr>
-          <w:rFonts w:ascii="Consolas" w:hAnsi="Consolas" w:cs="Consolas"/>
-          <w:sz w:val="17"/>
-          <w:szCs w:val="17"/>
-        </w:rPr>
-        <w:t xml:space="preserve">    def generate(self, x: torch.Tensor, max_new_tokens: int,</w:t>
-      </w:r>
-    </w:p>
-    <w:p>
-      <w:pPr>
-        <w:rPr>
-          <w:rFonts w:ascii="Consolas" w:hAnsi="Consolas" w:cs="Consolas"/>
-          <w:sz w:val="17"/>
-          <w:szCs w:val="17"/>
-        </w:rPr>
-      </w:pPr>
-      <w:r>
-        <w:rPr>
-          <w:rFonts w:ascii="Consolas" w:hAnsi="Consolas" w:cs="Consolas"/>
-          <w:sz w:val="17"/>
-          <w:szCs w:val="17"/>
-        </w:rPr>
-        <w:t xml:space="preserve">                 temperature: float = 1.0, top_k: Optional[int] = None) -&gt; torch.Tensor:</w:t>
-      </w:r>
-    </w:p>
-    <w:p>
-      <w:pPr>
-        <w:rPr>
-          <w:rFonts w:ascii="Consolas" w:hAnsi="Consolas" w:cs="Consolas"/>
-          <w:sz w:val="17"/>
-          <w:szCs w:val="17"/>
-        </w:rPr>
-      </w:pPr>
-      <w:r>
-        <w:rPr>
-          <w:rFonts w:ascii="Consolas" w:hAnsi="Consolas" w:cs="Consolas"/>
-          <w:sz w:val="17"/>
-          <w:szCs w:val="17"/>
-        </w:rPr>
-        <w:t xml:space="preserve">        self.eval()</w:t>
-      </w:r>
-    </w:p>
-    <w:p>
-      <w:pPr>
-        <w:rPr>
-          <w:rFonts w:ascii="Consolas" w:hAnsi="Consolas" w:cs="Consolas"/>
-          <w:sz w:val="17"/>
-          <w:szCs w:val="17"/>
-        </w:rPr>
-      </w:pPr>
-      <w:r>
-        <w:rPr>
-          <w:rFonts w:ascii="Consolas" w:hAnsi="Consolas" w:cs="Consolas"/>
-          <w:sz w:val="17"/>
-          <w:szCs w:val="17"/>
-        </w:rPr>
-        <w:t xml:space="preserve">        for _ in range(max_new_tokens):</w:t>
-      </w:r>
-    </w:p>
-    <w:p>
-      <w:pPr>
-        <w:rPr>
-          <w:rFonts w:ascii="Consolas" w:hAnsi="Consolas" w:cs="Consolas"/>
-          <w:sz w:val="17"/>
-          <w:szCs w:val="17"/>
-        </w:rPr>
-      </w:pPr>
-      <w:r>
-        <w:rPr>
-          <w:rFonts w:ascii="Consolas" w:hAnsi="Consolas" w:cs="Consolas"/>
-          <w:sz w:val="17"/>
-          <w:szCs w:val="17"/>
-        </w:rPr>
-        <w:t xml:space="preserve">            x_cond = x[:, -self.cfg.max_len:]</w:t>
-      </w:r>
-    </w:p>
-    <w:p>
-      <w:pPr>
-        <w:rPr>
-          <w:rFonts w:ascii="Consolas" w:hAnsi="Consolas" w:cs="Consolas"/>
-          <w:sz w:val="17"/>
-          <w:szCs w:val="17"/>
-        </w:rPr>
-      </w:pPr>
-      <w:r>
-        <w:rPr>
-          <w:rFonts w:ascii="Consolas" w:hAnsi="Consolas" w:cs="Consolas"/>
-          <w:sz w:val="17"/>
-          <w:szCs w:val="17"/>
-        </w:rPr>
-        <w:t xml:space="preserve">            logits, _ = self.forward(x_cond)</w:t>
-      </w:r>
-    </w:p>
-    <w:p>
-      <w:pPr>
-        <w:rPr>
-          <w:rFonts w:ascii="Consolas" w:hAnsi="Consolas" w:cs="Consolas"/>
-          <w:sz w:val="17"/>
-          <w:szCs w:val="17"/>
-        </w:rPr>
-      </w:pPr>
-      <w:r>
-        <w:rPr>
-          <w:rFonts w:ascii="Consolas" w:hAnsi="Consolas" w:cs="Consolas"/>
-          <w:sz w:val="17"/>
-          <w:szCs w:val="17"/>
-        </w:rPr>
-        <w:t xml:space="preserve">            logits = logits[:, -1, :] / max(temperature, 1e-6)</w:t>
-      </w:r>
-    </w:p>
-    <w:p>
-      <w:pPr>
-        <w:rPr>
-          <w:rFonts w:ascii="Consolas" w:hAnsi="Consolas" w:cs="Consolas"/>
-          <w:sz w:val="17"/>
-          <w:szCs w:val="17"/>
-        </w:rPr>
-      </w:pPr>
-      <w:r>
-        <w:rPr>
-          <w:rFonts w:ascii="Consolas" w:hAnsi="Consolas" w:cs="Consolas"/>
-          <w:sz w:val="17"/>
-          <w:szCs w:val="17"/>
-        </w:rPr>
-        <w:t xml:space="preserve">            if top_k is not None:</w:t>
-      </w:r>
-    </w:p>
-    <w:p>
-      <w:pPr>
-        <w:rPr>
-          <w:rFonts w:ascii="Consolas" w:hAnsi="Consolas" w:cs="Consolas"/>
-          <w:sz w:val="17"/>
-          <w:szCs w:val="17"/>
-        </w:rPr>
-      </w:pPr>
-      <w:r>
-        <w:rPr>
-          <w:rFonts w:ascii="Consolas" w:hAnsi="Consolas" w:cs="Consolas"/>
-          <w:sz w:val="17"/>
-          <w:szCs w:val="17"/>
-        </w:rPr>
-        <w:t xml:space="preserve">                v, _ = torch.topk(logits, top_k)</w:t>
-      </w:r>
-    </w:p>
-    <w:p>
-      <w:pPr>
-        <w:rPr>
-          <w:rFonts w:ascii="Consolas" w:hAnsi="Consolas" w:cs="Consolas"/>
-          <w:sz w:val="17"/>
-          <w:szCs w:val="17"/>
-        </w:rPr>
-      </w:pPr>
-      <w:r>
-        <w:rPr>
-          <w:rFonts w:ascii="Consolas" w:hAnsi="Consolas" w:cs="Consolas"/>
-          <w:sz w:val="17"/>
-          <w:szCs w:val="17"/>
-        </w:rPr>
-        <w:t xml:space="preserve">                logits[logits &lt; v[:, [-1]]] = -float("inf")</w:t>
-      </w:r>
-    </w:p>
-    <w:p>
-      <w:pPr>
-        <w:rPr>
-          <w:rFonts w:ascii="Consolas" w:hAnsi="Consolas" w:cs="Consolas"/>
-          <w:sz w:val="17"/>
-          <w:szCs w:val="17"/>
-        </w:rPr>
-      </w:pPr>
-      <w:r>
-        <w:rPr>
-          <w:rFonts w:ascii="Consolas" w:hAnsi="Consolas" w:cs="Consolas"/>
-          <w:sz w:val="17"/>
-          <w:szCs w:val="17"/>
-        </w:rPr>
-        <w:t xml:space="preserve">            probs = F.softmax(logits, dim=-1)</w:t>
-      </w:r>
-    </w:p>
-    <w:p>
-      <w:pPr>
-        <w:rPr>
-          <w:rFonts w:ascii="Consolas" w:hAnsi="Consolas" w:cs="Consolas"/>
-          <w:sz w:val="17"/>
-          <w:szCs w:val="17"/>
-        </w:rPr>
-      </w:pPr>
-      <w:r>
-        <w:rPr>
-          <w:rFonts w:ascii="Consolas" w:hAnsi="Consolas" w:cs="Consolas"/>
-          <w:sz w:val="17"/>
-          <w:szCs w:val="17"/>
-        </w:rPr>
-        <w:t xml:space="preserve">            nxt = torch.multinomial(probs, num_samples=1)</w:t>
-      </w:r>
-    </w:p>
-    <w:p>
-      <w:pPr>
-        <w:rPr>
-          <w:rFonts w:ascii="Consolas" w:hAnsi="Consolas" w:cs="Consolas"/>
-          <w:sz w:val="17"/>
-          <w:szCs w:val="17"/>
-        </w:rPr>
-      </w:pPr>
-      <w:r>
-        <w:rPr>
-          <w:rFonts w:ascii="Consolas" w:hAnsi="Consolas" w:cs="Consolas"/>
-          <w:sz w:val="17"/>
-          <w:szCs w:val="17"/>
-        </w:rPr>
-        <w:t xml:space="preserve">            x = torch.cat([x, nxt], dim=1)</w:t>
-      </w:r>
-    </w:p>
-    <w:p>
-      <w:pPr>
-        <w:rPr>
-          <w:rFonts w:ascii="Consolas" w:hAnsi="Consolas" w:cs="Consolas"/>
-          <w:sz w:val="17"/>
-          <w:szCs w:val="17"/>
-        </w:rPr>
-      </w:pPr>
-      <w:r>
-        <w:rPr>
-          <w:rFonts w:ascii="Consolas" w:hAnsi="Consolas" w:cs="Consolas"/>
-          <w:sz w:val="17"/>
-          <w:szCs w:val="17"/>
-        </w:rPr>
-        <w:t xml:space="preserve">        return x</w:t>
-      </w:r>
-    </w:p>
-    <w:p>
-      <w:pPr>
-        <w:rPr>
-          <w:rFonts w:ascii="Consolas" w:hAnsi="Consolas" w:cs="Consolas"/>
-          <w:sz w:val="17"/>
-          <w:szCs w:val="17"/>
-        </w:rPr>
-      </w:pPr>
-    </w:p>
-    <w:p>
-      <w:pPr>
-        <w:rPr>
-          <w:rFonts w:ascii="Consolas" w:hAnsi="Consolas" w:cs="Consolas"/>
-          <w:sz w:val="17"/>
-          <w:szCs w:val="17"/>
-        </w:rPr>
-      </w:pPr>
-      <w:r>
-        <w:rPr>
-          <w:rFonts w:ascii="Consolas" w:hAnsi="Consolas" w:cs="Consolas"/>
-          <w:sz w:val="17"/>
-          <w:szCs w:val="17"/>
-        </w:rPr>
-        <w:t xml:space="preserve">    def num_params(self) -&gt; int:</w:t>
-      </w:r>
-    </w:p>
-    <w:p>
-      <w:pPr>
-        <w:rPr>
-          <w:rFonts w:ascii="Consolas" w:hAnsi="Consolas" w:cs="Consolas"/>
-          <w:sz w:val="17"/>
-          <w:szCs w:val="17"/>
-        </w:rPr>
-      </w:pPr>
-      <w:r>
-        <w:rPr>
-          <w:rFonts w:ascii="Consolas" w:hAnsi="Consolas" w:cs="Consolas"/>
-          <w:sz w:val="17"/>
-          <w:szCs w:val="17"/>
-        </w:rPr>
-        <w:t xml:space="preserve">        return sum(p.numel() for p in self.parameters() if p.requires_grad)</w:t>
-      </w:r>
-    </w:p>
-    <w:p>
-      <w:pPr>
-        <w:rPr>
-          <w:rFonts w:ascii="Consolas" w:hAnsi="Consolas" w:cs="Consolas"/>
-          <w:sz w:val="17"/>
-          <w:szCs w:val="17"/>
-        </w:rPr>
-      </w:pPr>
-    </w:p>
-    <w:p>
-      <w:pPr>
-        <w:rPr>
-          <w:rFonts w:ascii="Consolas" w:hAnsi="Consolas" w:cs="Consolas"/>
-          <w:sz w:val="17"/>
-          <w:szCs w:val="17"/>
-        </w:rPr>
-      </w:pPr>
-      <w:r>
-        <w:rPr>
-          <w:rFonts w:ascii="Consolas" w:hAnsi="Consolas" w:cs="Consolas"/>
-          <w:sz w:val="17"/>
-          <w:szCs w:val="17"/>
-        </w:rPr>
-        <w:t xml:space="preserve">    @torch.no_grad()</w:t>
-      </w:r>
-    </w:p>
-    <w:p>
-      <w:pPr>
-        <w:rPr>
-          <w:rFonts w:ascii="Consolas" w:hAnsi="Consolas" w:cs="Consolas"/>
-          <w:sz w:val="17"/>
-          <w:szCs w:val="17"/>
-        </w:rPr>
-      </w:pPr>
-      <w:r>
-        <w:rPr>
-          <w:rFonts w:ascii="Consolas" w:hAnsi="Consolas" w:cs="Consolas"/>
-          <w:sz w:val="17"/>
-          <w:szCs w:val="17"/>
-        </w:rPr>
-        <w:t xml:space="preserve">    def mass_stats(self, x: torch.Tensor) -&gt; dict:</w:t>
-      </w:r>
-    </w:p>
-    <w:p>
-      <w:pPr>
-        <w:rPr>
-          <w:rFonts w:ascii="Consolas" w:hAnsi="Consolas" w:cs="Consolas"/>
-          <w:sz w:val="17"/>
-          <w:szCs w:val="17"/>
-        </w:rPr>
-      </w:pPr>
-      <w:r>
-        <w:rPr>
-          <w:rFonts w:ascii="Consolas" w:hAnsi="Consolas" w:cs="Consolas"/>
-          <w:sz w:val="17"/>
-          <w:szCs w:val="17"/>
-        </w:rPr>
-        <w:t xml:space="preserve">        """Diagnostic summary of the per-token mass on a batch of tokens."""</w:t>
-      </w:r>
-    </w:p>
-    <w:p>
-      <w:pPr>
-        <w:rPr>
-          <w:rFonts w:ascii="Consolas" w:hAnsi="Consolas" w:cs="Consolas"/>
-          <w:sz w:val="17"/>
-          <w:szCs w:val="17"/>
-        </w:rPr>
-      </w:pPr>
-      <w:r>
-        <w:rPr>
-          <w:rFonts w:ascii="Consolas" w:hAnsi="Consolas" w:cs="Consolas"/>
-          <w:sz w:val="17"/>
-          <w:szCs w:val="17"/>
-        </w:rPr>
-        <w:t xml:space="preserve">        emb = self._embed(x)</w:t>
-      </w:r>
-    </w:p>
-    <w:p>
-      <w:pPr>
-        <w:rPr>
-          <w:rFonts w:ascii="Consolas" w:hAnsi="Consolas" w:cs="Consolas"/>
-          <w:sz w:val="17"/>
-          <w:szCs w:val="17"/>
-        </w:rPr>
-      </w:pPr>
-      <w:r>
-        <w:rPr>
-          <w:rFonts w:ascii="Consolas" w:hAnsi="Consolas" w:cs="Consolas"/>
-          <w:sz w:val="17"/>
-          <w:szCs w:val="17"/>
-        </w:rPr>
-        <w:t xml:space="preserve">        m = self.compute_mass(x, emb)</w:t>
-      </w:r>
-    </w:p>
-    <w:p>
-      <w:pPr>
-        <w:rPr>
-          <w:rFonts w:ascii="Consolas" w:hAnsi="Consolas" w:cs="Consolas"/>
-          <w:sz w:val="17"/>
-          <w:szCs w:val="17"/>
-        </w:rPr>
-      </w:pPr>
-      <w:r>
-        <w:rPr>
-          <w:rFonts w:ascii="Consolas" w:hAnsi="Consolas" w:cs="Consolas"/>
-          <w:sz w:val="17"/>
-          <w:szCs w:val="17"/>
-        </w:rPr>
-        <w:t xml:space="preserve">        if m.dim() == 0:</w:t>
-      </w:r>
-    </w:p>
-    <w:p>
-      <w:pPr>
-        <w:rPr>
-          <w:rFonts w:ascii="Consolas" w:hAnsi="Consolas" w:cs="Consolas"/>
-          <w:sz w:val="17"/>
-          <w:szCs w:val="17"/>
-        </w:rPr>
-      </w:pPr>
-      <w:r>
-        <w:rPr>
-          <w:rFonts w:ascii="Consolas" w:hAnsi="Consolas" w:cs="Consolas"/>
-          <w:sz w:val="17"/>
-          <w:szCs w:val="17"/>
-        </w:rPr>
-        <w:t xml:space="preserve">            return {"mean": float(m.item()), "std": 0.0,</w:t>
-      </w:r>
-    </w:p>
-    <w:p>
-      <w:pPr>
-        <w:rPr>
-          <w:rFonts w:ascii="Consolas" w:hAnsi="Consolas" w:cs="Consolas"/>
-          <w:sz w:val="17"/>
-          <w:szCs w:val="17"/>
-        </w:rPr>
-      </w:pPr>
-      <w:r>
-        <w:rPr>
-          <w:rFonts w:ascii="Consolas" w:hAnsi="Consolas" w:cs="Consolas"/>
-          <w:sz w:val="17"/>
-          <w:szCs w:val="17"/>
-        </w:rPr>
-        <w:t xml:space="preserve">                    "min": float(m.item()), "max": float(m.item())}</w:t>
-      </w:r>
-    </w:p>
-    <w:p>
-      <w:pPr>
-        <w:rPr>
-          <w:rFonts w:ascii="Consolas" w:hAnsi="Consolas" w:cs="Consolas"/>
-          <w:sz w:val="17"/>
-          <w:szCs w:val="17"/>
-        </w:rPr>
-      </w:pPr>
-      <w:r>
-        <w:rPr>
-          <w:rFonts w:ascii="Consolas" w:hAnsi="Consolas" w:cs="Consolas"/>
-          <w:sz w:val="17"/>
-          <w:szCs w:val="17"/>
-        </w:rPr>
-        <w:t xml:space="preserve">        m_flat = m.reshape(-1)</w:t>
-      </w:r>
-    </w:p>
-    <w:p>
-      <w:pPr>
-        <w:rPr>
-          <w:rFonts w:ascii="Consolas" w:hAnsi="Consolas" w:cs="Consolas"/>
-          <w:sz w:val="17"/>
-          <w:szCs w:val="17"/>
-        </w:rPr>
-      </w:pPr>
-      <w:r>
-        <w:rPr>
-          <w:rFonts w:ascii="Consolas" w:hAnsi="Consolas" w:cs="Consolas"/>
-          <w:sz w:val="17"/>
-          <w:szCs w:val="17"/>
-        </w:rPr>
-        <w:lastRenderedPageBreak/>
-        <w:t xml:space="preserve">        return {</w:t>
-      </w:r>
-    </w:p>
-    <w:p>
-      <w:pPr>
-        <w:rPr>
-          <w:rFonts w:ascii="Consolas" w:hAnsi="Consolas" w:cs="Consolas"/>
-          <w:sz w:val="17"/>
-          <w:szCs w:val="17"/>
-        </w:rPr>
-      </w:pPr>
-      <w:r>
-        <w:rPr>
-          <w:rFonts w:ascii="Consolas" w:hAnsi="Consolas" w:cs="Consolas"/>
-          <w:sz w:val="17"/>
-          <w:szCs w:val="17"/>
-        </w:rPr>
         <w:t xml:space="preserve">            "mean": float(m_flat.mean().item()),</w:t>
       </w:r>
     </w:p>
@@ -9875,7 +11007,7 @@
 </file>
 
 <file path=customXml/itemProps1.xml><?xml version="1.0" encoding="utf-8"?>
-<ds:datastoreItem xmlns:ds="http://schemas.openxmlformats.org/officeDocument/2006/customXml" ds:itemID="{A5D58AAA-E4A9-9A4E-ACBC-62C04947B1DA}">
+<ds:datastoreItem xmlns:ds="http://schemas.openxmlformats.org/officeDocument/2006/customXml" ds:itemID="{8E639425-15B6-4842-8422-FCDED85BE1B6}">
   <ds:schemaRefs>
     <ds:schemaRef ds:uri="http://schemas.openxmlformats.org/officeDocument/2006/bibliography"/>
   </ds:schemaRefs>

--- a/docs/splm/Deep_Dive_in_the_SPLM_model_and_code.docx
+++ b/docs/splm/Deep_Dive_in_the_SPLM_model_and_code.docx
@@ -1010,7 +1010,77 @@
       </w:r>
       <w:bookmarkEnd w:id="0"/>
       <w:r>
+        <w:t xml:space="preserve"> for the Scalar Potential Language Model</w:t>
+      </w:r>
+      <w:r>
         <w:t xml:space="preserve"> </w:t>
+      </w:r>
+    </w:p>
+    <w:p/>
+    <w:p>
+      <w:pPr>
+        <w:pStyle w:val="Heading2"/>
+      </w:pPr>
+      <w:r>
+        <w:t>Notation and Introductory Notes</w:t>
+      </w:r>
+    </w:p>
+    <w:p/>
+    <w:p>
+      <w:pPr>
+        <w:pStyle w:val="Heading3"/>
+      </w:pPr>
+      <w:r>
+        <w:t>Architecture Hyperparameters</w:t>
+      </w:r>
+    </w:p>
+    <w:p>
+      <w:r>
+        <w:t xml:space="preserve">The architecture hyperparameters are set at constructions and not learned. Here is a complete </w:t>
+      </w:r>
+      <w:r>
+        <w:t>list of these hyperparameters</w:t>
+      </w:r>
+    </w:p>
+    <w:p/>
+    <w:p>
+      <m:oMath>
+        <m:r>
+          <w:rPr>
+            <w:rFonts w:ascii="Cambria Math" w:hAnsi="Cambria Math"/>
+          </w:rPr>
+          <m:t>V</m:t>
+        </m:r>
+      </m:oMath>
+      <w:r>
+        <w:t xml:space="preserve"> – vocabulary size ; in code: </w:t>
+      </w:r>
+      <w:r>
+        <w:rPr>
+          <w:rFonts w:ascii="Consolas" w:hAnsi="Consolas" w:cs="Consolas"/>
+          <w:sz w:val="17"/>
+          <w:szCs w:val="17"/>
+        </w:rPr>
+        <w:t>cfg.vocab_size</w:t>
+      </w:r>
+      <w:r>
+        <w:t xml:space="preserve">. vocabulary produced for example by the GPT-2 BPE Tokenizer) </w:t>
+      </w:r>
+    </w:p>
+    <w:p/>
+    <w:p/>
+    <w:p/>
+    <w:p>
+      <w:pPr>
+        <w:rPr>
+          <w:color w:val="EE0000"/>
+        </w:rPr>
+      </w:pPr>
+      <w:r>
+        <w:rPr>
+          <w:color w:val="EE0000"/>
+        </w:rPr>
+        <w:t>//TODO: finish the subsection on notation and intro notes</w:t>
       </w:r>
     </w:p>
     <w:p/>
@@ -1042,6 +1112,7 @@
         <w:rPr>
           <w:noProof/>
         </w:rPr>
+        <w:lastRenderedPageBreak/>
         <w:drawing>
           <wp:anchor distT="0" distB="0" distL="114300" distR="114300" simplePos="0" relativeHeight="251658240" behindDoc="0" locked="0" layoutInCell="1" allowOverlap="1" wp14:anchorId="060751CB" wp14:editId="7EA4F961">
             <wp:simplePos x="0" y="0"/>
@@ -2192,6 +2263,7 @@
         <w:rPr>
           <w:rFonts w:eastAsiaTheme="minorEastAsia"/>
         </w:rPr>
+        <w:lastRenderedPageBreak/>
         <w:t xml:space="preserve">The scalar potential </w:t>
       </w:r>
       <m:oMath>
@@ -2519,7 +2591,7 @@
           <w:sz w:val="17"/>
           <w:szCs w:val="17"/>
         </w:rPr>
-        <w:t xml:space="preserve"> ScalarPotentialLMSARFMass(nn.</w:t>
+        <w:t xml:space="preserve"> </w:t>
       </w:r>
       <w:r>
         <w:rPr>
@@ -2528,6 +2600,23 @@
           <w:sz w:val="17"/>
           <w:szCs w:val="17"/>
         </w:rPr>
+        <w:t>ScalarPotentialLMSARFMass</w:t>
+      </w:r>
+      <w:r>
+        <w:rPr>
+          <w:rFonts w:ascii="Consolas" w:eastAsiaTheme="minorEastAsia" w:hAnsi="Consolas" w:cs="Consolas"/>
+          <w:sz w:val="17"/>
+          <w:szCs w:val="17"/>
+        </w:rPr>
+        <w:t>(nn.</w:t>
+      </w:r>
+      <w:r>
+        <w:rPr>
+          <w:rFonts w:ascii="Consolas" w:eastAsiaTheme="minorEastAsia" w:hAnsi="Consolas" w:cs="Consolas"/>
+          <w:color w:val="0B769F" w:themeColor="accent4" w:themeShade="BF"/>
+          <w:sz w:val="17"/>
+          <w:szCs w:val="17"/>
+        </w:rPr>
         <w:t>Module</w:t>
       </w:r>
       <w:r>
@@ -2570,7 +2659,24 @@
           <w:sz w:val="17"/>
           <w:szCs w:val="17"/>
         </w:rPr>
-        <w:t xml:space="preserve"> __init__(</w:t>
+        <w:t xml:space="preserve"> </w:t>
+      </w:r>
+      <w:r>
+        <w:rPr>
+          <w:rFonts w:ascii="Consolas" w:eastAsiaTheme="minorEastAsia" w:hAnsi="Consolas" w:cs="Consolas"/>
+          <w:color w:val="80340D" w:themeColor="accent2" w:themeShade="80"/>
+          <w:sz w:val="17"/>
+          <w:szCs w:val="17"/>
+        </w:rPr>
+        <w:t>__init__</w:t>
+      </w:r>
+      <w:r>
+        <w:rPr>
+          <w:rFonts w:ascii="Consolas" w:eastAsiaTheme="minorEastAsia" w:hAnsi="Consolas" w:cs="Consolas"/>
+          <w:sz w:val="17"/>
+          <w:szCs w:val="17"/>
+        </w:rPr>
+        <w:t>(</w:t>
       </w:r>
       <w:r>
         <w:rPr>
@@ -2638,7 +2744,24 @@
           <w:sz w:val="17"/>
           <w:szCs w:val="17"/>
         </w:rPr>
-        <w:t>.V_theta = ScalarPotential(cfg.d, cfg.v_hidden, cfg.v_depth)</w:t>
+        <w:t xml:space="preserve">.V_theta = </w:t>
+      </w:r>
+      <w:r>
+        <w:rPr>
+          <w:rFonts w:ascii="Consolas" w:eastAsiaTheme="minorEastAsia" w:hAnsi="Consolas" w:cs="Consolas"/>
+          <w:color w:val="0B769F" w:themeColor="accent4" w:themeShade="BF"/>
+          <w:sz w:val="17"/>
+          <w:szCs w:val="17"/>
+        </w:rPr>
+        <w:t>ScalarPotential</w:t>
+      </w:r>
+      <w:r>
+        <w:rPr>
+          <w:rFonts w:ascii="Consolas" w:eastAsiaTheme="minorEastAsia" w:hAnsi="Consolas" w:cs="Consolas"/>
+          <w:sz w:val="17"/>
+          <w:szCs w:val="17"/>
+        </w:rPr>
+        <w:t>(cfg.d, cfg.v_hidden, cfg.v_depth)</w:t>
       </w:r>
     </w:p>
     <w:p>
@@ -2679,125 +2802,355 @@
       <w:r>
         <w:rPr>
           <w:rFonts w:ascii="Consolas" w:eastAsiaTheme="minorEastAsia" w:hAnsi="Consolas" w:cs="Consolas"/>
-          <w:sz w:val="17"/>
-          <w:szCs w:val="17"/>
-        </w:rPr>
-        <w:t>class ScalarPotential(nn.Module):</w:t>
-      </w:r>
-    </w:p>
-    <w:p>
-      <w:pPr>
+          <w:color w:val="C00000"/>
+          <w:sz w:val="17"/>
+          <w:szCs w:val="17"/>
+        </w:rPr>
+        <w:t>class</w:t>
+      </w:r>
+      <w:r>
         <w:rPr>
           <w:rFonts w:ascii="Consolas" w:eastAsiaTheme="minorEastAsia" w:hAnsi="Consolas" w:cs="Consolas"/>
           <w:sz w:val="17"/>
           <w:szCs w:val="17"/>
         </w:rPr>
-      </w:pPr>
+        <w:t xml:space="preserve"> </w:t>
+      </w:r>
       <w:r>
         <w:rPr>
           <w:rFonts w:ascii="Consolas" w:eastAsiaTheme="minorEastAsia" w:hAnsi="Consolas" w:cs="Consolas"/>
-          <w:sz w:val="17"/>
-          <w:szCs w:val="17"/>
-        </w:rPr>
-        <w:t xml:space="preserve">    def __init__(self, d, hidden, depth):</w:t>
-      </w:r>
-    </w:p>
-    <w:p>
-      <w:pPr>
+          <w:color w:val="0B769F" w:themeColor="accent4" w:themeShade="BF"/>
+          <w:sz w:val="17"/>
+          <w:szCs w:val="17"/>
+        </w:rPr>
+        <w:t>ScalarPotential</w:t>
+      </w:r>
+      <w:r>
         <w:rPr>
           <w:rFonts w:ascii="Consolas" w:eastAsiaTheme="minorEastAsia" w:hAnsi="Consolas" w:cs="Consolas"/>
           <w:sz w:val="17"/>
           <w:szCs w:val="17"/>
         </w:rPr>
-      </w:pPr>
-      <w:r>
+        <w:t>(nn.Module):</w:t>
+      </w:r>
+    </w:p>
+    <w:p>
+      <w:pPr>
         <w:rPr>
           <w:rFonts w:ascii="Consolas" w:eastAsiaTheme="minorEastAsia" w:hAnsi="Consolas" w:cs="Consolas"/>
           <w:sz w:val="17"/>
           <w:szCs w:val="17"/>
         </w:rPr>
-        <w:t xml:space="preserve">        layers = [nn.Linear(2 * d, hidden), nn.GELU()]</w:t>
-      </w:r>
-    </w:p>
-    <w:p>
-      <w:pPr>
+      </w:pPr>
+      <w:r>
         <w:rPr>
           <w:rFonts w:ascii="Consolas" w:eastAsiaTheme="minorEastAsia" w:hAnsi="Consolas" w:cs="Consolas"/>
           <w:sz w:val="17"/>
           <w:szCs w:val="17"/>
         </w:rPr>
-      </w:pPr>
+        <w:t xml:space="preserve">    </w:t>
+      </w:r>
       <w:r>
         <w:rPr>
           <w:rFonts w:ascii="Consolas" w:eastAsiaTheme="minorEastAsia" w:hAnsi="Consolas" w:cs="Consolas"/>
-          <w:sz w:val="17"/>
-          <w:szCs w:val="17"/>
-        </w:rPr>
-        <w:t xml:space="preserve">        for _ in range(depth - 1):</w:t>
-      </w:r>
-    </w:p>
-    <w:p>
-      <w:pPr>
+          <w:color w:val="C00000"/>
+          <w:sz w:val="17"/>
+          <w:szCs w:val="17"/>
+        </w:rPr>
+        <w:t>def</w:t>
+      </w:r>
+      <w:r>
         <w:rPr>
           <w:rFonts w:ascii="Consolas" w:eastAsiaTheme="minorEastAsia" w:hAnsi="Consolas" w:cs="Consolas"/>
           <w:sz w:val="17"/>
           <w:szCs w:val="17"/>
         </w:rPr>
-      </w:pPr>
+        <w:t xml:space="preserve"> </w:t>
+      </w:r>
       <w:r>
         <w:rPr>
           <w:rFonts w:ascii="Consolas" w:eastAsiaTheme="minorEastAsia" w:hAnsi="Consolas" w:cs="Consolas"/>
-          <w:sz w:val="17"/>
-          <w:szCs w:val="17"/>
-        </w:rPr>
-        <w:t xml:space="preserve">            layers += [nn.Linear(hidden, hidden), nn.GELU()]</w:t>
-      </w:r>
-    </w:p>
-    <w:p>
-      <w:pPr>
+          <w:color w:val="80340D" w:themeColor="accent2" w:themeShade="80"/>
+          <w:sz w:val="17"/>
+          <w:szCs w:val="17"/>
+        </w:rPr>
+        <w:t>__init__</w:t>
+      </w:r>
+      <w:r>
         <w:rPr>
           <w:rFonts w:ascii="Consolas" w:eastAsiaTheme="minorEastAsia" w:hAnsi="Consolas" w:cs="Consolas"/>
           <w:sz w:val="17"/>
           <w:szCs w:val="17"/>
         </w:rPr>
-      </w:pPr>
+        <w:t>(</w:t>
+      </w:r>
       <w:r>
         <w:rPr>
           <w:rFonts w:ascii="Consolas" w:eastAsiaTheme="minorEastAsia" w:hAnsi="Consolas" w:cs="Consolas"/>
-          <w:sz w:val="17"/>
-          <w:szCs w:val="17"/>
-        </w:rPr>
-        <w:t xml:space="preserve">        layers += [nn.Linear(hidden, 1)]</w:t>
-      </w:r>
-    </w:p>
-    <w:p>
-      <w:pPr>
+          <w:color w:val="7030A0"/>
+          <w:sz w:val="17"/>
+          <w:szCs w:val="17"/>
+        </w:rPr>
+        <w:t>self</w:t>
+      </w:r>
+      <w:r>
         <w:rPr>
           <w:rFonts w:ascii="Consolas" w:eastAsiaTheme="minorEastAsia" w:hAnsi="Consolas" w:cs="Consolas"/>
           <w:sz w:val="17"/>
           <w:szCs w:val="17"/>
         </w:rPr>
-      </w:pPr>
-      <w:r>
+        <w:t>, d, hidden, depth):</w:t>
+      </w:r>
+    </w:p>
+    <w:p>
+      <w:pPr>
         <w:rPr>
           <w:rFonts w:ascii="Consolas" w:eastAsiaTheme="minorEastAsia" w:hAnsi="Consolas" w:cs="Consolas"/>
           <w:sz w:val="17"/>
           <w:szCs w:val="17"/>
         </w:rPr>
-        <w:t xml:space="preserve">        self.net = nn.Sequential(*layers)</w:t>
-      </w:r>
-    </w:p>
-    <w:p>
-      <w:pPr>
+      </w:pPr>
+      <w:r>
         <w:rPr>
           <w:rFonts w:ascii="Consolas" w:eastAsiaTheme="minorEastAsia" w:hAnsi="Consolas" w:cs="Consolas"/>
           <w:sz w:val="17"/>
           <w:szCs w:val="17"/>
         </w:rPr>
-      </w:pPr>
+        <w:t xml:space="preserve">        layers = [nn.</w:t>
+      </w:r>
       <w:r>
         <w:rPr>
           <w:rFonts w:ascii="Consolas" w:eastAsiaTheme="minorEastAsia" w:hAnsi="Consolas" w:cs="Consolas"/>
+          <w:color w:val="0B769F" w:themeColor="accent4" w:themeShade="BF"/>
+          <w:sz w:val="17"/>
+          <w:szCs w:val="17"/>
+        </w:rPr>
+        <w:t>Linear</w:t>
+      </w:r>
+      <w:r>
+        <w:rPr>
+          <w:rFonts w:ascii="Consolas" w:eastAsiaTheme="minorEastAsia" w:hAnsi="Consolas" w:cs="Consolas"/>
+          <w:sz w:val="17"/>
+          <w:szCs w:val="17"/>
+        </w:rPr>
+        <w:t>(</w:t>
+      </w:r>
+      <w:r>
+        <w:rPr>
+          <w:rFonts w:ascii="Consolas" w:eastAsiaTheme="minorEastAsia" w:hAnsi="Consolas" w:cs="Consolas"/>
+          <w:color w:val="0F9ED5" w:themeColor="accent4"/>
+          <w:sz w:val="17"/>
+          <w:szCs w:val="17"/>
+        </w:rPr>
+        <w:t>2</w:t>
+      </w:r>
+      <w:r>
+        <w:rPr>
+          <w:rFonts w:ascii="Consolas" w:eastAsiaTheme="minorEastAsia" w:hAnsi="Consolas" w:cs="Consolas"/>
+          <w:sz w:val="17"/>
+          <w:szCs w:val="17"/>
+        </w:rPr>
+        <w:t xml:space="preserve"> * d, hidden), nn.</w:t>
+      </w:r>
+      <w:r>
+        <w:rPr>
+          <w:rFonts w:ascii="Consolas" w:eastAsiaTheme="minorEastAsia" w:hAnsi="Consolas" w:cs="Consolas"/>
+          <w:color w:val="0B769F" w:themeColor="accent4" w:themeShade="BF"/>
+          <w:sz w:val="17"/>
+          <w:szCs w:val="17"/>
+        </w:rPr>
+        <w:t>GELU</w:t>
+      </w:r>
+      <w:r>
+        <w:rPr>
+          <w:rFonts w:ascii="Consolas" w:eastAsiaTheme="minorEastAsia" w:hAnsi="Consolas" w:cs="Consolas"/>
+          <w:sz w:val="17"/>
+          <w:szCs w:val="17"/>
+        </w:rPr>
+        <w:t>()]</w:t>
+      </w:r>
+    </w:p>
+    <w:p>
+      <w:pPr>
+        <w:rPr>
+          <w:rFonts w:ascii="Consolas" w:eastAsiaTheme="minorEastAsia" w:hAnsi="Consolas" w:cs="Consolas"/>
+          <w:sz w:val="17"/>
+          <w:szCs w:val="17"/>
+        </w:rPr>
+      </w:pPr>
+      <w:r>
+        <w:rPr>
+          <w:rFonts w:ascii="Consolas" w:eastAsiaTheme="minorEastAsia" w:hAnsi="Consolas" w:cs="Consolas"/>
+          <w:sz w:val="17"/>
+          <w:szCs w:val="17"/>
+        </w:rPr>
+        <w:t xml:space="preserve">        for _ in range(depth - </w:t>
+      </w:r>
+      <w:r>
+        <w:rPr>
+          <w:rFonts w:ascii="Consolas" w:eastAsiaTheme="minorEastAsia" w:hAnsi="Consolas" w:cs="Consolas"/>
+          <w:color w:val="0F9ED5" w:themeColor="accent4"/>
+          <w:sz w:val="17"/>
+          <w:szCs w:val="17"/>
+        </w:rPr>
+        <w:t>1</w:t>
+      </w:r>
+      <w:r>
+        <w:rPr>
+          <w:rFonts w:ascii="Consolas" w:eastAsiaTheme="minorEastAsia" w:hAnsi="Consolas" w:cs="Consolas"/>
+          <w:sz w:val="17"/>
+          <w:szCs w:val="17"/>
+        </w:rPr>
+        <w:t>):</w:t>
+      </w:r>
+    </w:p>
+    <w:p>
+      <w:pPr>
+        <w:rPr>
+          <w:rFonts w:ascii="Consolas" w:eastAsiaTheme="minorEastAsia" w:hAnsi="Consolas" w:cs="Consolas"/>
+          <w:sz w:val="17"/>
+          <w:szCs w:val="17"/>
+        </w:rPr>
+      </w:pPr>
+      <w:r>
+        <w:rPr>
+          <w:rFonts w:ascii="Consolas" w:eastAsiaTheme="minorEastAsia" w:hAnsi="Consolas" w:cs="Consolas"/>
+          <w:sz w:val="17"/>
+          <w:szCs w:val="17"/>
+        </w:rPr>
+        <w:t xml:space="preserve">            layers += [nn.</w:t>
+      </w:r>
+      <w:r>
+        <w:rPr>
+          <w:rFonts w:ascii="Consolas" w:eastAsiaTheme="minorEastAsia" w:hAnsi="Consolas" w:cs="Consolas"/>
+          <w:color w:val="0B769F" w:themeColor="accent4" w:themeShade="BF"/>
+          <w:sz w:val="17"/>
+          <w:szCs w:val="17"/>
+        </w:rPr>
+        <w:t>Linear</w:t>
+      </w:r>
+      <w:r>
+        <w:rPr>
+          <w:rFonts w:ascii="Consolas" w:eastAsiaTheme="minorEastAsia" w:hAnsi="Consolas" w:cs="Consolas"/>
+          <w:sz w:val="17"/>
+          <w:szCs w:val="17"/>
+        </w:rPr>
+        <w:t>(hidden, hidden), nn.</w:t>
+      </w:r>
+      <w:r>
+        <w:rPr>
+          <w:rFonts w:ascii="Consolas" w:eastAsiaTheme="minorEastAsia" w:hAnsi="Consolas" w:cs="Consolas"/>
+          <w:color w:val="0B769F" w:themeColor="accent4" w:themeShade="BF"/>
+          <w:sz w:val="17"/>
+          <w:szCs w:val="17"/>
+        </w:rPr>
+        <w:t>GELU</w:t>
+      </w:r>
+      <w:r>
+        <w:rPr>
+          <w:rFonts w:ascii="Consolas" w:eastAsiaTheme="minorEastAsia" w:hAnsi="Consolas" w:cs="Consolas"/>
+          <w:sz w:val="17"/>
+          <w:szCs w:val="17"/>
+        </w:rPr>
+        <w:t>()]</w:t>
+      </w:r>
+    </w:p>
+    <w:p>
+      <w:pPr>
+        <w:rPr>
+          <w:rFonts w:ascii="Consolas" w:eastAsiaTheme="minorEastAsia" w:hAnsi="Consolas" w:cs="Consolas"/>
+          <w:sz w:val="17"/>
+          <w:szCs w:val="17"/>
+        </w:rPr>
+      </w:pPr>
+      <w:r>
+        <w:rPr>
+          <w:rFonts w:ascii="Consolas" w:eastAsiaTheme="minorEastAsia" w:hAnsi="Consolas" w:cs="Consolas"/>
+          <w:sz w:val="17"/>
+          <w:szCs w:val="17"/>
+        </w:rPr>
+        <w:t xml:space="preserve">        layers += [nn.</w:t>
+      </w:r>
+      <w:r>
+        <w:rPr>
+          <w:rFonts w:ascii="Consolas" w:eastAsiaTheme="minorEastAsia" w:hAnsi="Consolas" w:cs="Consolas"/>
+          <w:color w:val="0B769F" w:themeColor="accent4" w:themeShade="BF"/>
+          <w:sz w:val="17"/>
+          <w:szCs w:val="17"/>
+        </w:rPr>
+        <w:t>Linear</w:t>
+      </w:r>
+      <w:r>
+        <w:rPr>
+          <w:rFonts w:ascii="Consolas" w:eastAsiaTheme="minorEastAsia" w:hAnsi="Consolas" w:cs="Consolas"/>
+          <w:sz w:val="17"/>
+          <w:szCs w:val="17"/>
+        </w:rPr>
+        <w:t xml:space="preserve">(hidden, </w:t>
+      </w:r>
+      <w:r>
+        <w:rPr>
+          <w:rFonts w:ascii="Consolas" w:eastAsiaTheme="minorEastAsia" w:hAnsi="Consolas" w:cs="Consolas"/>
+          <w:color w:val="0F9ED5" w:themeColor="accent4"/>
+          <w:sz w:val="17"/>
+          <w:szCs w:val="17"/>
+        </w:rPr>
+        <w:t>1</w:t>
+      </w:r>
+      <w:r>
+        <w:rPr>
+          <w:rFonts w:ascii="Consolas" w:eastAsiaTheme="minorEastAsia" w:hAnsi="Consolas" w:cs="Consolas"/>
+          <w:sz w:val="17"/>
+          <w:szCs w:val="17"/>
+        </w:rPr>
+        <w:t>)]</w:t>
+      </w:r>
+    </w:p>
+    <w:p>
+      <w:pPr>
+        <w:rPr>
+          <w:rFonts w:ascii="Consolas" w:eastAsiaTheme="minorEastAsia" w:hAnsi="Consolas" w:cs="Consolas"/>
+          <w:sz w:val="17"/>
+          <w:szCs w:val="17"/>
+        </w:rPr>
+      </w:pPr>
+      <w:r>
+        <w:rPr>
+          <w:rFonts w:ascii="Consolas" w:eastAsiaTheme="minorEastAsia" w:hAnsi="Consolas" w:cs="Consolas"/>
+          <w:sz w:val="17"/>
+          <w:szCs w:val="17"/>
+        </w:rPr>
+        <w:t xml:space="preserve">        self.net = nn.</w:t>
+      </w:r>
+      <w:r>
+        <w:rPr>
+          <w:rFonts w:ascii="Consolas" w:eastAsiaTheme="minorEastAsia" w:hAnsi="Consolas" w:cs="Consolas"/>
+          <w:color w:val="0B769F" w:themeColor="accent4" w:themeShade="BF"/>
+          <w:sz w:val="17"/>
+          <w:szCs w:val="17"/>
+        </w:rPr>
+        <w:t>Sequential</w:t>
+      </w:r>
+      <w:r>
+        <w:rPr>
+          <w:rFonts w:ascii="Consolas" w:eastAsiaTheme="minorEastAsia" w:hAnsi="Consolas" w:cs="Consolas"/>
+          <w:sz w:val="17"/>
+          <w:szCs w:val="17"/>
+        </w:rPr>
+        <w:t>(*layers)</w:t>
+      </w:r>
+    </w:p>
+    <w:p>
+      <w:pPr>
+        <w:rPr>
+          <w:rFonts w:ascii="Consolas" w:eastAsiaTheme="minorEastAsia" w:hAnsi="Consolas" w:cs="Consolas"/>
+          <w:sz w:val="17"/>
+          <w:szCs w:val="17"/>
+        </w:rPr>
+      </w:pPr>
+      <w:r>
+        <w:rPr>
+          <w:rFonts w:ascii="Consolas" w:eastAsiaTheme="minorEastAsia" w:hAnsi="Consolas" w:cs="Consolas"/>
           <w:sz w:val="17"/>
           <w:szCs w:val="17"/>
         </w:rPr>
@@ -2818,24 +3171,126 @@
           <w:sz w:val="17"/>
           <w:szCs w:val="17"/>
         </w:rPr>
-        <w:t xml:space="preserve">    def forward(self, xi, h):</w:t>
-      </w:r>
-    </w:p>
-    <w:p>
-      <w:pPr>
+        <w:t xml:space="preserve">    </w:t>
+      </w:r>
+      <w:r>
         <w:rPr>
           <w:rFonts w:ascii="Consolas" w:eastAsiaTheme="minorEastAsia" w:hAnsi="Consolas" w:cs="Consolas"/>
-          <w:sz w:val="17"/>
-          <w:szCs w:val="17"/>
-        </w:rPr>
-      </w:pPr>
+          <w:color w:val="C00000"/>
+          <w:sz w:val="17"/>
+          <w:szCs w:val="17"/>
+        </w:rPr>
+        <w:t>def</w:t>
+      </w:r>
       <w:r>
         <w:rPr>
           <w:rFonts w:ascii="Consolas" w:eastAsiaTheme="minorEastAsia" w:hAnsi="Consolas" w:cs="Consolas"/>
           <w:sz w:val="17"/>
           <w:szCs w:val="17"/>
         </w:rPr>
-        <w:t xml:space="preserve">        return self.net(torch.cat([xi, h], dim=-1))</w:t>
+        <w:t xml:space="preserve"> </w:t>
+      </w:r>
+      <w:r>
+        <w:rPr>
+          <w:rFonts w:ascii="Consolas" w:eastAsiaTheme="minorEastAsia" w:hAnsi="Consolas" w:cs="Consolas"/>
+          <w:color w:val="80340D" w:themeColor="accent2" w:themeShade="80"/>
+          <w:sz w:val="17"/>
+          <w:szCs w:val="17"/>
+        </w:rPr>
+        <w:t>forward</w:t>
+      </w:r>
+      <w:r>
+        <w:rPr>
+          <w:rFonts w:ascii="Consolas" w:eastAsiaTheme="minorEastAsia" w:hAnsi="Consolas" w:cs="Consolas"/>
+          <w:sz w:val="17"/>
+          <w:szCs w:val="17"/>
+        </w:rPr>
+        <w:t>(</w:t>
+      </w:r>
+      <w:r>
+        <w:rPr>
+          <w:rFonts w:ascii="Consolas" w:eastAsiaTheme="minorEastAsia" w:hAnsi="Consolas" w:cs="Consolas"/>
+          <w:color w:val="7030A0"/>
+          <w:sz w:val="17"/>
+          <w:szCs w:val="17"/>
+        </w:rPr>
+        <w:t>self</w:t>
+      </w:r>
+      <w:r>
+        <w:rPr>
+          <w:rFonts w:ascii="Consolas" w:eastAsiaTheme="minorEastAsia" w:hAnsi="Consolas" w:cs="Consolas"/>
+          <w:sz w:val="17"/>
+          <w:szCs w:val="17"/>
+        </w:rPr>
+        <w:t>, xi, h):</w:t>
+      </w:r>
+    </w:p>
+    <w:p>
+      <w:pPr>
+        <w:rPr>
+          <w:rFonts w:ascii="Consolas" w:eastAsiaTheme="minorEastAsia" w:hAnsi="Consolas" w:cs="Consolas"/>
+          <w:sz w:val="17"/>
+          <w:szCs w:val="17"/>
+        </w:rPr>
+      </w:pPr>
+      <w:r>
+        <w:rPr>
+          <w:rFonts w:ascii="Consolas" w:eastAsiaTheme="minorEastAsia" w:hAnsi="Consolas" w:cs="Consolas"/>
+          <w:sz w:val="17"/>
+          <w:szCs w:val="17"/>
+        </w:rPr>
+        <w:t xml:space="preserve">        return </w:t>
+      </w:r>
+      <w:r>
+        <w:rPr>
+          <w:rFonts w:ascii="Consolas" w:eastAsiaTheme="minorEastAsia" w:hAnsi="Consolas" w:cs="Consolas"/>
+          <w:color w:val="7030A0"/>
+          <w:sz w:val="17"/>
+          <w:szCs w:val="17"/>
+        </w:rPr>
+        <w:t>self</w:t>
+      </w:r>
+      <w:r>
+        <w:rPr>
+          <w:rFonts w:ascii="Consolas" w:eastAsiaTheme="minorEastAsia" w:hAnsi="Consolas" w:cs="Consolas"/>
+          <w:sz w:val="17"/>
+          <w:szCs w:val="17"/>
+        </w:rPr>
+        <w:t>.</w:t>
+      </w:r>
+      <w:r>
+        <w:rPr>
+          <w:rFonts w:ascii="Consolas" w:eastAsiaTheme="minorEastAsia" w:hAnsi="Consolas" w:cs="Consolas"/>
+          <w:color w:val="80340D" w:themeColor="accent2" w:themeShade="80"/>
+          <w:sz w:val="17"/>
+          <w:szCs w:val="17"/>
+        </w:rPr>
+        <w:t>net</w:t>
+      </w:r>
+      <w:r>
+        <w:rPr>
+          <w:rFonts w:ascii="Consolas" w:eastAsiaTheme="minorEastAsia" w:hAnsi="Consolas" w:cs="Consolas"/>
+          <w:sz w:val="17"/>
+          <w:szCs w:val="17"/>
+        </w:rPr>
+        <w:t>(torch.</w:t>
+      </w:r>
+      <w:r>
+        <w:rPr>
+          <w:rFonts w:ascii="Consolas" w:eastAsiaTheme="minorEastAsia" w:hAnsi="Consolas" w:cs="Consolas"/>
+          <w:color w:val="80340D" w:themeColor="accent2" w:themeShade="80"/>
+          <w:sz w:val="17"/>
+          <w:szCs w:val="17"/>
+        </w:rPr>
+        <w:t>cat</w:t>
+      </w:r>
+      <w:r>
+        <w:rPr>
+          <w:rFonts w:ascii="Consolas" w:eastAsiaTheme="minorEastAsia" w:hAnsi="Consolas" w:cs="Consolas"/>
+          <w:sz w:val="17"/>
+          <w:szCs w:val="17"/>
+        </w:rPr>
+        <w:t>([xi, h], dim=-1))</w:t>
       </w:r>
     </w:p>
     <w:p>
@@ -2848,7 +3303,6 @@
         <w:rPr>
           <w:rFonts w:eastAsiaTheme="minorEastAsia"/>
         </w:rPr>
-        <w:lastRenderedPageBreak/>
         <w:t xml:space="preserve">The learnable weights here - </w:t>
       </w:r>
       <w:r>
@@ -3611,6 +4065,7 @@
         </w:rPr>
       </w:pPr>
       <w:r>
+        <w:lastRenderedPageBreak/>
         <w:t>[2]</w:t>
       </w:r>
       <w:r>
@@ -5002,459 +5457,459 @@
           <w:sz w:val="17"/>
           <w:szCs w:val="17"/>
         </w:rPr>
+        <w:t xml:space="preserve">        v = torch.zeros_like(h)</w:t>
+      </w:r>
+    </w:p>
+    <w:p>
+      <w:pPr>
+        <w:rPr>
+          <w:rFonts w:ascii="Consolas" w:hAnsi="Consolas" w:cs="Consolas"/>
+          <w:sz w:val="17"/>
+          <w:szCs w:val="17"/>
+        </w:rPr>
+      </w:pPr>
+      <w:r>
+        <w:rPr>
+          <w:rFonts w:ascii="Consolas" w:hAnsi="Consolas" w:cs="Consolas"/>
+          <w:sz w:val="17"/>
+          <w:szCs w:val="17"/>
+        </w:rPr>
+        <w:t xml:space="preserve">        dt = cfg.dt</w:t>
+      </w:r>
+    </w:p>
+    <w:p>
+      <w:pPr>
+        <w:rPr>
+          <w:rFonts w:ascii="Consolas" w:hAnsi="Consolas" w:cs="Consolas"/>
+          <w:sz w:val="17"/>
+          <w:szCs w:val="17"/>
+        </w:rPr>
+      </w:pPr>
+    </w:p>
+    <w:p>
+      <w:pPr>
+        <w:rPr>
+          <w:rFonts w:ascii="Consolas" w:hAnsi="Consolas" w:cs="Consolas"/>
+          <w:sz w:val="17"/>
+          <w:szCs w:val="17"/>
+        </w:rPr>
+      </w:pPr>
+      <w:r>
+        <w:rPr>
+          <w:rFonts w:ascii="Consolas" w:hAnsi="Consolas" w:cs="Consolas"/>
+          <w:sz w:val="17"/>
+          <w:szCs w:val="17"/>
+        </w:rPr>
+        <w:t xml:space="preserve">        H  = [h.detach().cpu().numpy()[0]]</w:t>
+      </w:r>
+    </w:p>
+    <w:p>
+      <w:pPr>
+        <w:rPr>
+          <w:rFonts w:ascii="Consolas" w:hAnsi="Consolas" w:cs="Consolas"/>
+          <w:sz w:val="17"/>
+          <w:szCs w:val="17"/>
+        </w:rPr>
+      </w:pPr>
+      <w:r>
+        <w:rPr>
+          <w:rFonts w:ascii="Consolas" w:hAnsi="Consolas" w:cs="Consolas"/>
+          <w:sz w:val="17"/>
+          <w:szCs w:val="17"/>
+        </w:rPr>
+        <w:t xml:space="preserve">        GV = []</w:t>
+      </w:r>
+    </w:p>
+    <w:p>
+      <w:pPr>
+        <w:rPr>
+          <w:rFonts w:ascii="Consolas" w:hAnsi="Consolas" w:cs="Consolas"/>
+          <w:sz w:val="17"/>
+          <w:szCs w:val="17"/>
+        </w:rPr>
+      </w:pPr>
+      <w:r>
+        <w:rPr>
+          <w:rFonts w:ascii="Consolas" w:hAnsi="Consolas" w:cs="Consolas"/>
+          <w:sz w:val="17"/>
+          <w:szCs w:val="17"/>
+        </w:rPr>
+        <w:t xml:space="preserve">        xi_out = None</w:t>
+      </w:r>
+    </w:p>
+    <w:p>
+      <w:pPr>
+        <w:rPr>
+          <w:rFonts w:ascii="Consolas" w:hAnsi="Consolas" w:cs="Consolas"/>
+          <w:sz w:val="17"/>
+          <w:szCs w:val="17"/>
+        </w:rPr>
+      </w:pPr>
+      <w:r>
+        <w:rPr>
+          <w:rFonts w:ascii="Consolas" w:hAnsi="Consolas" w:cs="Consolas"/>
+          <w:sz w:val="17"/>
+          <w:szCs w:val="17"/>
+        </w:rPr>
+        <w:t xml:space="preserve">        for _ in range(cfg.L):</w:t>
+      </w:r>
+    </w:p>
+    <w:p>
+      <w:pPr>
+        <w:rPr>
+          <w:rFonts w:ascii="Consolas" w:hAnsi="Consolas" w:cs="Consolas"/>
+          <w:sz w:val="17"/>
+          <w:szCs w:val="17"/>
+        </w:rPr>
+      </w:pPr>
+      <w:r>
+        <w:rPr>
+          <w:rFonts w:ascii="Consolas" w:hAnsi="Consolas" w:cs="Consolas"/>
+          <w:sz w:val="17"/>
+          <w:szCs w:val="17"/>
+        </w:rPr>
+        <w:t xml:space="preserve">            if is_sarf:</w:t>
+      </w:r>
+    </w:p>
+    <w:p>
+      <w:pPr>
+        <w:rPr>
+          <w:rFonts w:ascii="Consolas" w:hAnsi="Consolas" w:cs="Consolas"/>
+          <w:sz w:val="17"/>
+          <w:szCs w:val="17"/>
+        </w:rPr>
+      </w:pPr>
+      <w:r>
+        <w:rPr>
+          <w:rFonts w:ascii="Consolas" w:hAnsi="Consolas" w:cs="Consolas"/>
+          <w:sz w:val="17"/>
+          <w:szCs w:val="17"/>
+        </w:rPr>
+        <w:t xml:space="preserve">                xi_input = h.detach() if getattr(cfg, 'causal_force', True) else h</w:t>
+      </w:r>
+    </w:p>
+    <w:p>
+      <w:pPr>
+        <w:rPr>
+          <w:rFonts w:ascii="Consolas" w:hAnsi="Consolas" w:cs="Consolas"/>
+          <w:sz w:val="17"/>
+          <w:szCs w:val="17"/>
+        </w:rPr>
+      </w:pPr>
+      <w:r>
+        <w:rPr>
+          <w:rFonts w:ascii="Consolas" w:hAnsi="Consolas" w:cs="Consolas"/>
+          <w:sz w:val="17"/>
+          <w:szCs w:val="17"/>
+        </w:rPr>
+        <w:t xml:space="preserve">                xi_now = causal_cumulative_mean(xi_input)</w:t>
+      </w:r>
+    </w:p>
+    <w:p>
+      <w:pPr>
+        <w:rPr>
+          <w:rFonts w:ascii="Consolas" w:hAnsi="Consolas" w:cs="Consolas"/>
+          <w:sz w:val="17"/>
+          <w:szCs w:val="17"/>
+        </w:rPr>
+      </w:pPr>
+      <w:r>
+        <w:rPr>
+          <w:rFonts w:ascii="Consolas" w:hAnsi="Consolas" w:cs="Consolas"/>
+          <w:sz w:val="17"/>
+          <w:szCs w:val="17"/>
+        </w:rPr>
+        <w:t xml:space="preserve">            else:</w:t>
+      </w:r>
+    </w:p>
+    <w:p>
+      <w:pPr>
+        <w:rPr>
+          <w:rFonts w:ascii="Consolas" w:hAnsi="Consolas" w:cs="Consolas"/>
+          <w:sz w:val="17"/>
+          <w:szCs w:val="17"/>
+        </w:rPr>
+      </w:pPr>
+      <w:r>
+        <w:rPr>
+          <w:rFonts w:ascii="Consolas" w:hAnsi="Consolas" w:cs="Consolas"/>
+          <w:sz w:val="17"/>
+          <w:szCs w:val="17"/>
+        </w:rPr>
+        <w:t xml:space="preserve">                xi_now = xi_fixed</w:t>
+      </w:r>
+    </w:p>
+    <w:p>
+      <w:pPr>
+        <w:rPr>
+          <w:rFonts w:ascii="Consolas" w:hAnsi="Consolas" w:cs="Consolas"/>
+          <w:sz w:val="17"/>
+          <w:szCs w:val="17"/>
+        </w:rPr>
+      </w:pPr>
+    </w:p>
+    <w:p>
+      <w:pPr>
+        <w:rPr>
+          <w:rFonts w:ascii="Consolas" w:hAnsi="Consolas" w:cs="Consolas"/>
+          <w:sz w:val="17"/>
+          <w:szCs w:val="17"/>
+        </w:rPr>
+      </w:pPr>
+      <w:r>
+        <w:rPr>
+          <w:rFonts w:ascii="Consolas" w:hAnsi="Consolas" w:cs="Consolas"/>
+          <w:sz w:val="17"/>
+          <w:szCs w:val="17"/>
+        </w:rPr>
+        <w:t xml:space="preserve">            h_in = h.detach().requires_grad_(True)</w:t>
+      </w:r>
+    </w:p>
+    <w:p>
+      <w:pPr>
+        <w:rPr>
+          <w:rFonts w:ascii="Consolas" w:hAnsi="Consolas" w:cs="Consolas"/>
+          <w:sz w:val="17"/>
+          <w:szCs w:val="17"/>
+        </w:rPr>
+      </w:pPr>
+      <w:r>
+        <w:rPr>
+          <w:rFonts w:ascii="Consolas" w:hAnsi="Consolas" w:cs="Consolas"/>
+          <w:sz w:val="17"/>
+          <w:szCs w:val="17"/>
+        </w:rPr>
+        <w:t xml:space="preserve">            V_out = model.V_theta(xi_now, h_in).sum()</w:t>
+      </w:r>
+    </w:p>
+    <w:p>
+      <w:pPr>
+        <w:rPr>
+          <w:rFonts w:ascii="Consolas" w:hAnsi="Consolas" w:cs="Consolas"/>
+          <w:sz w:val="17"/>
+          <w:szCs w:val="17"/>
+        </w:rPr>
+      </w:pPr>
+      <w:r>
+        <w:rPr>
+          <w:rFonts w:ascii="Consolas" w:hAnsi="Consolas" w:cs="Consolas"/>
+          <w:sz w:val="17"/>
+          <w:szCs w:val="17"/>
+        </w:rPr>
+        <w:t xml:space="preserve">            grad_V, = torch.autograd.grad(V_out, h_in)</w:t>
+      </w:r>
+    </w:p>
+    <w:p>
+      <w:pPr>
+        <w:rPr>
+          <w:rFonts w:ascii="Consolas" w:hAnsi="Consolas" w:cs="Consolas"/>
+          <w:sz w:val="17"/>
+          <w:szCs w:val="17"/>
+        </w:rPr>
+      </w:pPr>
+      <w:r>
+        <w:rPr>
+          <w:rFonts w:ascii="Consolas" w:hAnsi="Consolas" w:cs="Consolas"/>
+          <w:sz w:val="17"/>
+          <w:szCs w:val="17"/>
+        </w:rPr>
+        <w:t xml:space="preserve">            GV.append(grad_V.detach().cpu().numpy()[0])</w:t>
+      </w:r>
+    </w:p>
+    <w:p>
+      <w:pPr>
+        <w:rPr>
+          <w:rFonts w:ascii="Consolas" w:hAnsi="Consolas" w:cs="Consolas"/>
+          <w:sz w:val="17"/>
+          <w:szCs w:val="17"/>
+        </w:rPr>
+      </w:pPr>
+      <w:r>
+        <w:rPr>
+          <w:rFonts w:ascii="Consolas" w:hAnsi="Consolas" w:cs="Consolas"/>
+          <w:sz w:val="17"/>
+          <w:szCs w:val="17"/>
+        </w:rPr>
+        <w:t xml:space="preserve">            f = -grad_V</w:t>
+      </w:r>
+    </w:p>
+    <w:p>
+      <w:pPr>
+        <w:rPr>
+          <w:rFonts w:ascii="Consolas" w:hAnsi="Consolas" w:cs="Consolas"/>
+          <w:sz w:val="17"/>
+          <w:szCs w:val="17"/>
+        </w:rPr>
+      </w:pPr>
+      <w:r>
+        <w:rPr>
+          <w:rFonts w:ascii="Consolas" w:hAnsi="Consolas" w:cs="Consolas"/>
+          <w:sz w:val="17"/>
+          <w:szCs w:val="17"/>
+        </w:rPr>
+        <w:t xml:space="preserve">            v = (v + dt * f / m_b) / (1.0 + dt * gamma)</w:t>
+      </w:r>
+    </w:p>
+    <w:p>
+      <w:pPr>
+        <w:rPr>
+          <w:rFonts w:ascii="Consolas" w:hAnsi="Consolas" w:cs="Consolas"/>
+          <w:sz w:val="17"/>
+          <w:szCs w:val="17"/>
+        </w:rPr>
+      </w:pPr>
+      <w:r>
+        <w:rPr>
+          <w:rFonts w:ascii="Consolas" w:hAnsi="Consolas" w:cs="Consolas"/>
+          <w:sz w:val="17"/>
+          <w:szCs w:val="17"/>
+        </w:rPr>
+        <w:t xml:space="preserve">            h_new = h_in + dt * v</w:t>
+      </w:r>
+    </w:p>
+    <w:p>
+      <w:pPr>
+        <w:rPr>
+          <w:rFonts w:ascii="Consolas" w:hAnsi="Consolas" w:cs="Consolas"/>
+          <w:sz w:val="17"/>
+          <w:szCs w:val="17"/>
+        </w:rPr>
+      </w:pPr>
+      <w:r>
+        <w:rPr>
+          <w:rFonts w:ascii="Consolas" w:hAnsi="Consolas" w:cs="Consolas"/>
+          <w:sz w:val="17"/>
+          <w:szCs w:val="17"/>
+        </w:rPr>
+        <w:t xml:space="preserve">            if has_ln:</w:t>
+      </w:r>
+    </w:p>
+    <w:p>
+      <w:pPr>
+        <w:rPr>
+          <w:rFonts w:ascii="Consolas" w:hAnsi="Consolas" w:cs="Consolas"/>
+          <w:sz w:val="17"/>
+          <w:szCs w:val="17"/>
+        </w:rPr>
+      </w:pPr>
+      <w:r>
+        <w:rPr>
+          <w:rFonts w:ascii="Consolas" w:hAnsi="Consolas" w:cs="Consolas"/>
+          <w:sz w:val="17"/>
+          <w:szCs w:val="17"/>
+        </w:rPr>
+        <w:t xml:space="preserve">                h_new = model._project(h_new)</w:t>
+      </w:r>
+    </w:p>
+    <w:p>
+      <w:pPr>
+        <w:rPr>
+          <w:rFonts w:ascii="Consolas" w:hAnsi="Consolas" w:cs="Consolas"/>
+          <w:sz w:val="17"/>
+          <w:szCs w:val="17"/>
+        </w:rPr>
+      </w:pPr>
+      <w:r>
+        <w:rPr>
+          <w:rFonts w:ascii="Consolas" w:hAnsi="Consolas" w:cs="Consolas"/>
+          <w:sz w:val="17"/>
+          <w:szCs w:val="17"/>
+        </w:rPr>
+        <w:t xml:space="preserve">            h = h_new</w:t>
+      </w:r>
+    </w:p>
+    <w:p>
+      <w:pPr>
+        <w:rPr>
+          <w:rFonts w:ascii="Consolas" w:hAnsi="Consolas" w:cs="Consolas"/>
+          <w:sz w:val="17"/>
+          <w:szCs w:val="17"/>
+        </w:rPr>
+      </w:pPr>
+      <w:r>
+        <w:rPr>
+          <w:rFonts w:ascii="Consolas" w:hAnsi="Consolas" w:cs="Consolas"/>
+          <w:sz w:val="17"/>
+          <w:szCs w:val="17"/>
+        </w:rPr>
+        <w:t xml:space="preserve">            H.append(h.detach().cpu().numpy()[0])</w:t>
+      </w:r>
+    </w:p>
+    <w:p>
+      <w:pPr>
+        <w:rPr>
+          <w:rFonts w:ascii="Consolas" w:hAnsi="Consolas" w:cs="Consolas"/>
+          <w:sz w:val="17"/>
+          <w:szCs w:val="17"/>
+        </w:rPr>
+      </w:pPr>
+      <w:r>
+        <w:rPr>
+          <w:rFonts w:ascii="Consolas" w:hAnsi="Consolas" w:cs="Consolas"/>
+          <w:sz w:val="17"/>
+          <w:szCs w:val="17"/>
+        </w:rPr>
+        <w:t xml:space="preserve">            if xi_out is None:</w:t>
+      </w:r>
+    </w:p>
+    <w:p>
+      <w:pPr>
+        <w:rPr>
+          <w:rFonts w:ascii="Consolas" w:hAnsi="Consolas" w:cs="Consolas"/>
+          <w:sz w:val="17"/>
+          <w:szCs w:val="17"/>
+        </w:rPr>
+      </w:pPr>
+      <w:r>
+        <w:rPr>
+          <w:rFonts w:ascii="Consolas" w:hAnsi="Consolas" w:cs="Consolas"/>
+          <w:sz w:val="17"/>
+          <w:szCs w:val="17"/>
+        </w:rPr>
+        <w:t xml:space="preserve">                xi_out = xi_now</w:t>
+      </w:r>
+    </w:p>
+    <w:p>
+      <w:pPr>
+        <w:rPr>
+          <w:rFonts w:ascii="Consolas" w:hAnsi="Consolas" w:cs="Consolas"/>
+          <w:sz w:val="17"/>
+          <w:szCs w:val="17"/>
+        </w:rPr>
+      </w:pPr>
+    </w:p>
+    <w:p>
+      <w:pPr>
+        <w:rPr>
+          <w:rFonts w:ascii="Consolas" w:hAnsi="Consolas" w:cs="Consolas"/>
+          <w:sz w:val="17"/>
+          <w:szCs w:val="17"/>
+        </w:rPr>
+      </w:pPr>
+      <w:r>
+        <w:rPr>
+          <w:rFonts w:ascii="Consolas" w:hAnsi="Consolas" w:cs="Consolas"/>
+          <w:sz w:val="17"/>
+          <w:szCs w:val="17"/>
+        </w:rPr>
+        <w:t xml:space="preserve">    xi_np = xi_out.detach().cpu().numpy()[0].astype(np.float32)</w:t>
+      </w:r>
+    </w:p>
+    <w:p>
+      <w:pPr>
+        <w:rPr>
+          <w:rFonts w:ascii="Consolas" w:hAnsi="Consolas" w:cs="Consolas"/>
+          <w:sz w:val="17"/>
+          <w:szCs w:val="17"/>
+        </w:rPr>
+      </w:pPr>
+      <w:r>
+        <w:rPr>
+          <w:rFonts w:ascii="Consolas" w:hAnsi="Consolas" w:cs="Consolas"/>
+          <w:sz w:val="17"/>
+          <w:szCs w:val="17"/>
+        </w:rPr>
         <w:lastRenderedPageBreak/>
-        <w:t xml:space="preserve">        v = torch.zeros_like(h)</w:t>
-      </w:r>
-    </w:p>
-    <w:p>
-      <w:pPr>
-        <w:rPr>
-          <w:rFonts w:ascii="Consolas" w:hAnsi="Consolas" w:cs="Consolas"/>
-          <w:sz w:val="17"/>
-          <w:szCs w:val="17"/>
-        </w:rPr>
-      </w:pPr>
-      <w:r>
-        <w:rPr>
-          <w:rFonts w:ascii="Consolas" w:hAnsi="Consolas" w:cs="Consolas"/>
-          <w:sz w:val="17"/>
-          <w:szCs w:val="17"/>
-        </w:rPr>
-        <w:t xml:space="preserve">        dt = cfg.dt</w:t>
-      </w:r>
-    </w:p>
-    <w:p>
-      <w:pPr>
-        <w:rPr>
-          <w:rFonts w:ascii="Consolas" w:hAnsi="Consolas" w:cs="Consolas"/>
-          <w:sz w:val="17"/>
-          <w:szCs w:val="17"/>
-        </w:rPr>
-      </w:pPr>
-    </w:p>
-    <w:p>
-      <w:pPr>
-        <w:rPr>
-          <w:rFonts w:ascii="Consolas" w:hAnsi="Consolas" w:cs="Consolas"/>
-          <w:sz w:val="17"/>
-          <w:szCs w:val="17"/>
-        </w:rPr>
-      </w:pPr>
-      <w:r>
-        <w:rPr>
-          <w:rFonts w:ascii="Consolas" w:hAnsi="Consolas" w:cs="Consolas"/>
-          <w:sz w:val="17"/>
-          <w:szCs w:val="17"/>
-        </w:rPr>
-        <w:t xml:space="preserve">        H  = [h.detach().cpu().numpy()[0]]</w:t>
-      </w:r>
-    </w:p>
-    <w:p>
-      <w:pPr>
-        <w:rPr>
-          <w:rFonts w:ascii="Consolas" w:hAnsi="Consolas" w:cs="Consolas"/>
-          <w:sz w:val="17"/>
-          <w:szCs w:val="17"/>
-        </w:rPr>
-      </w:pPr>
-      <w:r>
-        <w:rPr>
-          <w:rFonts w:ascii="Consolas" w:hAnsi="Consolas" w:cs="Consolas"/>
-          <w:sz w:val="17"/>
-          <w:szCs w:val="17"/>
-        </w:rPr>
-        <w:t xml:space="preserve">        GV = []</w:t>
-      </w:r>
-    </w:p>
-    <w:p>
-      <w:pPr>
-        <w:rPr>
-          <w:rFonts w:ascii="Consolas" w:hAnsi="Consolas" w:cs="Consolas"/>
-          <w:sz w:val="17"/>
-          <w:szCs w:val="17"/>
-        </w:rPr>
-      </w:pPr>
-      <w:r>
-        <w:rPr>
-          <w:rFonts w:ascii="Consolas" w:hAnsi="Consolas" w:cs="Consolas"/>
-          <w:sz w:val="17"/>
-          <w:szCs w:val="17"/>
-        </w:rPr>
-        <w:t xml:space="preserve">        xi_out = None</w:t>
-      </w:r>
-    </w:p>
-    <w:p>
-      <w:pPr>
-        <w:rPr>
-          <w:rFonts w:ascii="Consolas" w:hAnsi="Consolas" w:cs="Consolas"/>
-          <w:sz w:val="17"/>
-          <w:szCs w:val="17"/>
-        </w:rPr>
-      </w:pPr>
-      <w:r>
-        <w:rPr>
-          <w:rFonts w:ascii="Consolas" w:hAnsi="Consolas" w:cs="Consolas"/>
-          <w:sz w:val="17"/>
-          <w:szCs w:val="17"/>
-        </w:rPr>
-        <w:t xml:space="preserve">        for _ in range(cfg.L):</w:t>
-      </w:r>
-    </w:p>
-    <w:p>
-      <w:pPr>
-        <w:rPr>
-          <w:rFonts w:ascii="Consolas" w:hAnsi="Consolas" w:cs="Consolas"/>
-          <w:sz w:val="17"/>
-          <w:szCs w:val="17"/>
-        </w:rPr>
-      </w:pPr>
-      <w:r>
-        <w:rPr>
-          <w:rFonts w:ascii="Consolas" w:hAnsi="Consolas" w:cs="Consolas"/>
-          <w:sz w:val="17"/>
-          <w:szCs w:val="17"/>
-        </w:rPr>
-        <w:t xml:space="preserve">            if is_sarf:</w:t>
-      </w:r>
-    </w:p>
-    <w:p>
-      <w:pPr>
-        <w:rPr>
-          <w:rFonts w:ascii="Consolas" w:hAnsi="Consolas" w:cs="Consolas"/>
-          <w:sz w:val="17"/>
-          <w:szCs w:val="17"/>
-        </w:rPr>
-      </w:pPr>
-      <w:r>
-        <w:rPr>
-          <w:rFonts w:ascii="Consolas" w:hAnsi="Consolas" w:cs="Consolas"/>
-          <w:sz w:val="17"/>
-          <w:szCs w:val="17"/>
-        </w:rPr>
-        <w:t xml:space="preserve">                xi_input = h.detach() if getattr(cfg, 'causal_force', True) else h</w:t>
-      </w:r>
-    </w:p>
-    <w:p>
-      <w:pPr>
-        <w:rPr>
-          <w:rFonts w:ascii="Consolas" w:hAnsi="Consolas" w:cs="Consolas"/>
-          <w:sz w:val="17"/>
-          <w:szCs w:val="17"/>
-        </w:rPr>
-      </w:pPr>
-      <w:r>
-        <w:rPr>
-          <w:rFonts w:ascii="Consolas" w:hAnsi="Consolas" w:cs="Consolas"/>
-          <w:sz w:val="17"/>
-          <w:szCs w:val="17"/>
-        </w:rPr>
-        <w:t xml:space="preserve">                xi_now = causal_cumulative_mean(xi_input)</w:t>
-      </w:r>
-    </w:p>
-    <w:p>
-      <w:pPr>
-        <w:rPr>
-          <w:rFonts w:ascii="Consolas" w:hAnsi="Consolas" w:cs="Consolas"/>
-          <w:sz w:val="17"/>
-          <w:szCs w:val="17"/>
-        </w:rPr>
-      </w:pPr>
-      <w:r>
-        <w:rPr>
-          <w:rFonts w:ascii="Consolas" w:hAnsi="Consolas" w:cs="Consolas"/>
-          <w:sz w:val="17"/>
-          <w:szCs w:val="17"/>
-        </w:rPr>
-        <w:t xml:space="preserve">            else:</w:t>
-      </w:r>
-    </w:p>
-    <w:p>
-      <w:pPr>
-        <w:rPr>
-          <w:rFonts w:ascii="Consolas" w:hAnsi="Consolas" w:cs="Consolas"/>
-          <w:sz w:val="17"/>
-          <w:szCs w:val="17"/>
-        </w:rPr>
-      </w:pPr>
-      <w:r>
-        <w:rPr>
-          <w:rFonts w:ascii="Consolas" w:hAnsi="Consolas" w:cs="Consolas"/>
-          <w:sz w:val="17"/>
-          <w:szCs w:val="17"/>
-        </w:rPr>
-        <w:t xml:space="preserve">                xi_now = xi_fixed</w:t>
-      </w:r>
-    </w:p>
-    <w:p>
-      <w:pPr>
-        <w:rPr>
-          <w:rFonts w:ascii="Consolas" w:hAnsi="Consolas" w:cs="Consolas"/>
-          <w:sz w:val="17"/>
-          <w:szCs w:val="17"/>
-        </w:rPr>
-      </w:pPr>
-    </w:p>
-    <w:p>
-      <w:pPr>
-        <w:rPr>
-          <w:rFonts w:ascii="Consolas" w:hAnsi="Consolas" w:cs="Consolas"/>
-          <w:sz w:val="17"/>
-          <w:szCs w:val="17"/>
-        </w:rPr>
-      </w:pPr>
-      <w:r>
-        <w:rPr>
-          <w:rFonts w:ascii="Consolas" w:hAnsi="Consolas" w:cs="Consolas"/>
-          <w:sz w:val="17"/>
-          <w:szCs w:val="17"/>
-        </w:rPr>
-        <w:t xml:space="preserve">            h_in = h.detach().requires_grad_(True)</w:t>
-      </w:r>
-    </w:p>
-    <w:p>
-      <w:pPr>
-        <w:rPr>
-          <w:rFonts w:ascii="Consolas" w:hAnsi="Consolas" w:cs="Consolas"/>
-          <w:sz w:val="17"/>
-          <w:szCs w:val="17"/>
-        </w:rPr>
-      </w:pPr>
-      <w:r>
-        <w:rPr>
-          <w:rFonts w:ascii="Consolas" w:hAnsi="Consolas" w:cs="Consolas"/>
-          <w:sz w:val="17"/>
-          <w:szCs w:val="17"/>
-        </w:rPr>
-        <w:t xml:space="preserve">            V_out = model.V_theta(xi_now, h_in).sum()</w:t>
-      </w:r>
-    </w:p>
-    <w:p>
-      <w:pPr>
-        <w:rPr>
-          <w:rFonts w:ascii="Consolas" w:hAnsi="Consolas" w:cs="Consolas"/>
-          <w:sz w:val="17"/>
-          <w:szCs w:val="17"/>
-        </w:rPr>
-      </w:pPr>
-      <w:r>
-        <w:rPr>
-          <w:rFonts w:ascii="Consolas" w:hAnsi="Consolas" w:cs="Consolas"/>
-          <w:sz w:val="17"/>
-          <w:szCs w:val="17"/>
-        </w:rPr>
-        <w:t xml:space="preserve">            grad_V, = torch.autograd.grad(V_out, h_in)</w:t>
-      </w:r>
-    </w:p>
-    <w:p>
-      <w:pPr>
-        <w:rPr>
-          <w:rFonts w:ascii="Consolas" w:hAnsi="Consolas" w:cs="Consolas"/>
-          <w:sz w:val="17"/>
-          <w:szCs w:val="17"/>
-        </w:rPr>
-      </w:pPr>
-      <w:r>
-        <w:rPr>
-          <w:rFonts w:ascii="Consolas" w:hAnsi="Consolas" w:cs="Consolas"/>
-          <w:sz w:val="17"/>
-          <w:szCs w:val="17"/>
-        </w:rPr>
-        <w:t xml:space="preserve">            GV.append(grad_V.detach().cpu().numpy()[0])</w:t>
-      </w:r>
-    </w:p>
-    <w:p>
-      <w:pPr>
-        <w:rPr>
-          <w:rFonts w:ascii="Consolas" w:hAnsi="Consolas" w:cs="Consolas"/>
-          <w:sz w:val="17"/>
-          <w:szCs w:val="17"/>
-        </w:rPr>
-      </w:pPr>
-      <w:r>
-        <w:rPr>
-          <w:rFonts w:ascii="Consolas" w:hAnsi="Consolas" w:cs="Consolas"/>
-          <w:sz w:val="17"/>
-          <w:szCs w:val="17"/>
-        </w:rPr>
-        <w:t xml:space="preserve">            f = -grad_V</w:t>
-      </w:r>
-    </w:p>
-    <w:p>
-      <w:pPr>
-        <w:rPr>
-          <w:rFonts w:ascii="Consolas" w:hAnsi="Consolas" w:cs="Consolas"/>
-          <w:sz w:val="17"/>
-          <w:szCs w:val="17"/>
-        </w:rPr>
-      </w:pPr>
-      <w:r>
-        <w:rPr>
-          <w:rFonts w:ascii="Consolas" w:hAnsi="Consolas" w:cs="Consolas"/>
-          <w:sz w:val="17"/>
-          <w:szCs w:val="17"/>
-        </w:rPr>
-        <w:t xml:space="preserve">            v = (v + dt * f / m_b) / (1.0 + dt * gamma)</w:t>
-      </w:r>
-    </w:p>
-    <w:p>
-      <w:pPr>
-        <w:rPr>
-          <w:rFonts w:ascii="Consolas" w:hAnsi="Consolas" w:cs="Consolas"/>
-          <w:sz w:val="17"/>
-          <w:szCs w:val="17"/>
-        </w:rPr>
-      </w:pPr>
-      <w:r>
-        <w:rPr>
-          <w:rFonts w:ascii="Consolas" w:hAnsi="Consolas" w:cs="Consolas"/>
-          <w:sz w:val="17"/>
-          <w:szCs w:val="17"/>
-        </w:rPr>
-        <w:t xml:space="preserve">            h_new = h_in + dt * v</w:t>
-      </w:r>
-    </w:p>
-    <w:p>
-      <w:pPr>
-        <w:rPr>
-          <w:rFonts w:ascii="Consolas" w:hAnsi="Consolas" w:cs="Consolas"/>
-          <w:sz w:val="17"/>
-          <w:szCs w:val="17"/>
-        </w:rPr>
-      </w:pPr>
-      <w:r>
-        <w:rPr>
-          <w:rFonts w:ascii="Consolas" w:hAnsi="Consolas" w:cs="Consolas"/>
-          <w:sz w:val="17"/>
-          <w:szCs w:val="17"/>
-        </w:rPr>
-        <w:t xml:space="preserve">            if has_ln:</w:t>
-      </w:r>
-    </w:p>
-    <w:p>
-      <w:pPr>
-        <w:rPr>
-          <w:rFonts w:ascii="Consolas" w:hAnsi="Consolas" w:cs="Consolas"/>
-          <w:sz w:val="17"/>
-          <w:szCs w:val="17"/>
-        </w:rPr>
-      </w:pPr>
-      <w:r>
-        <w:rPr>
-          <w:rFonts w:ascii="Consolas" w:hAnsi="Consolas" w:cs="Consolas"/>
-          <w:sz w:val="17"/>
-          <w:szCs w:val="17"/>
-        </w:rPr>
-        <w:t xml:space="preserve">                h_new = model._project(h_new)</w:t>
-      </w:r>
-    </w:p>
-    <w:p>
-      <w:pPr>
-        <w:rPr>
-          <w:rFonts w:ascii="Consolas" w:hAnsi="Consolas" w:cs="Consolas"/>
-          <w:sz w:val="17"/>
-          <w:szCs w:val="17"/>
-        </w:rPr>
-      </w:pPr>
-      <w:r>
-        <w:rPr>
-          <w:rFonts w:ascii="Consolas" w:hAnsi="Consolas" w:cs="Consolas"/>
-          <w:sz w:val="17"/>
-          <w:szCs w:val="17"/>
-        </w:rPr>
-        <w:t xml:space="preserve">            h = h_new</w:t>
-      </w:r>
-    </w:p>
-    <w:p>
-      <w:pPr>
-        <w:rPr>
-          <w:rFonts w:ascii="Consolas" w:hAnsi="Consolas" w:cs="Consolas"/>
-          <w:sz w:val="17"/>
-          <w:szCs w:val="17"/>
-        </w:rPr>
-      </w:pPr>
-      <w:r>
-        <w:rPr>
-          <w:rFonts w:ascii="Consolas" w:hAnsi="Consolas" w:cs="Consolas"/>
-          <w:sz w:val="17"/>
-          <w:szCs w:val="17"/>
-        </w:rPr>
-        <w:t xml:space="preserve">            H.append(h.detach().cpu().numpy()[0])</w:t>
-      </w:r>
-    </w:p>
-    <w:p>
-      <w:pPr>
-        <w:rPr>
-          <w:rFonts w:ascii="Consolas" w:hAnsi="Consolas" w:cs="Consolas"/>
-          <w:sz w:val="17"/>
-          <w:szCs w:val="17"/>
-        </w:rPr>
-      </w:pPr>
-      <w:r>
-        <w:rPr>
-          <w:rFonts w:ascii="Consolas" w:hAnsi="Consolas" w:cs="Consolas"/>
-          <w:sz w:val="17"/>
-          <w:szCs w:val="17"/>
-        </w:rPr>
-        <w:t xml:space="preserve">            if xi_out is None:</w:t>
-      </w:r>
-    </w:p>
-    <w:p>
-      <w:pPr>
-        <w:rPr>
-          <w:rFonts w:ascii="Consolas" w:hAnsi="Consolas" w:cs="Consolas"/>
-          <w:sz w:val="17"/>
-          <w:szCs w:val="17"/>
-        </w:rPr>
-      </w:pPr>
-      <w:r>
-        <w:rPr>
-          <w:rFonts w:ascii="Consolas" w:hAnsi="Consolas" w:cs="Consolas"/>
-          <w:sz w:val="17"/>
-          <w:szCs w:val="17"/>
-        </w:rPr>
-        <w:t xml:space="preserve">                xi_out = xi_now</w:t>
-      </w:r>
-    </w:p>
-    <w:p>
-      <w:pPr>
-        <w:rPr>
-          <w:rFonts w:ascii="Consolas" w:hAnsi="Consolas" w:cs="Consolas"/>
-          <w:sz w:val="17"/>
-          <w:szCs w:val="17"/>
-        </w:rPr>
-      </w:pPr>
-    </w:p>
-    <w:p>
-      <w:pPr>
-        <w:rPr>
-          <w:rFonts w:ascii="Consolas" w:hAnsi="Consolas" w:cs="Consolas"/>
-          <w:sz w:val="17"/>
-          <w:szCs w:val="17"/>
-        </w:rPr>
-      </w:pPr>
-      <w:r>
-        <w:rPr>
-          <w:rFonts w:ascii="Consolas" w:hAnsi="Consolas" w:cs="Consolas"/>
-          <w:sz w:val="17"/>
-          <w:szCs w:val="17"/>
-        </w:rPr>
-        <w:t xml:space="preserve">    xi_np = xi_out.detach().cpu().numpy()[0].astype(np.float32)</w:t>
-      </w:r>
-    </w:p>
-    <w:p>
-      <w:pPr>
-        <w:rPr>
-          <w:rFonts w:ascii="Consolas" w:hAnsi="Consolas" w:cs="Consolas"/>
-          <w:sz w:val="17"/>
-          <w:szCs w:val="17"/>
-        </w:rPr>
-      </w:pPr>
-      <w:r>
-        <w:rPr>
-          <w:rFonts w:ascii="Consolas" w:hAnsi="Consolas" w:cs="Consolas"/>
-          <w:sz w:val="17"/>
-          <w:szCs w:val="17"/>
-        </w:rPr>
         <w:t xml:space="preserve">    return (np.stack(H, axis=0).astype(np.float32),</w:t>
       </w:r>
     </w:p>
@@ -5848,7 +6303,6 @@
           <w:sz w:val="17"/>
           <w:szCs w:val="17"/>
         </w:rPr>
-        <w:lastRenderedPageBreak/>
         <w:t xml:space="preserve">    def forward(self, xi: torch.Tensor, h: torch.Tensor) -&gt; torch.Tensor:</w:t>
       </w:r>
     </w:p>
@@ -5888,20 +6342,89 @@
     </w:p>
     <w:p/>
     <w:p>
-      <w:pPr>
-        <w:rPr>
-          <w:rFonts w:ascii="Consolas" w:hAnsi="Consolas" w:cs="Consolas"/>
-          <w:sz w:val="17"/>
-          <w:szCs w:val="17"/>
-        </w:rPr>
-      </w:pPr>
-      <w:r>
-        <w:rPr>
-          <w:rFonts w:ascii="Consolas" w:hAnsi="Consolas" w:cs="Consolas"/>
-          <w:sz w:val="17"/>
-          <w:szCs w:val="17"/>
-        </w:rPr>
-        <w:t>def causal_cumulative_mean(h: torch.Tensor) -&gt; torch.Tensor:</w:t>
+      <w:r>
+        <w:t xml:space="preserve">This function </w:t>
+      </w:r>
+      <w:r>
+        <w:t>computes a running (prefix) mean over the sequence dimension, in a causal way — each position gets the average of itself and everything before it, with no leakage from future positions.</w:t>
+      </w:r>
+    </w:p>
+    <w:p/>
+    <w:p>
+      <w:pPr>
+        <w:rPr>
+          <w:rFonts w:ascii="Consolas" w:hAnsi="Consolas" w:cs="Consolas"/>
+          <w:sz w:val="17"/>
+          <w:szCs w:val="17"/>
+        </w:rPr>
+      </w:pPr>
+      <w:r>
+        <w:rPr>
+          <w:rFonts w:ascii="Consolas" w:hAnsi="Consolas" w:cs="Consolas"/>
+          <w:color w:val="C00000"/>
+          <w:sz w:val="17"/>
+          <w:szCs w:val="17"/>
+        </w:rPr>
+        <w:t>def</w:t>
+      </w:r>
+      <w:r>
+        <w:rPr>
+          <w:rFonts w:ascii="Consolas" w:hAnsi="Consolas" w:cs="Consolas"/>
+          <w:sz w:val="17"/>
+          <w:szCs w:val="17"/>
+        </w:rPr>
+        <w:t xml:space="preserve"> </w:t>
+      </w:r>
+      <w:r>
+        <w:rPr>
+          <w:rFonts w:ascii="Consolas" w:hAnsi="Consolas" w:cs="Consolas"/>
+          <w:color w:val="80340D" w:themeColor="accent2" w:themeShade="80"/>
+          <w:sz w:val="17"/>
+          <w:szCs w:val="17"/>
+        </w:rPr>
+        <w:t>causal_cumulative_mean</w:t>
+      </w:r>
+      <w:r>
+        <w:rPr>
+          <w:rFonts w:ascii="Consolas" w:hAnsi="Consolas" w:cs="Consolas"/>
+          <w:sz w:val="17"/>
+          <w:szCs w:val="17"/>
+        </w:rPr>
+        <w:t>(h: torch.</w:t>
+      </w:r>
+      <w:r>
+        <w:rPr>
+          <w:rFonts w:ascii="Consolas" w:hAnsi="Consolas" w:cs="Consolas"/>
+          <w:color w:val="0B769F" w:themeColor="accent4" w:themeShade="BF"/>
+          <w:sz w:val="17"/>
+          <w:szCs w:val="17"/>
+        </w:rPr>
+        <w:t>Tensor</w:t>
+      </w:r>
+      <w:r>
+        <w:rPr>
+          <w:rFonts w:ascii="Consolas" w:hAnsi="Consolas" w:cs="Consolas"/>
+          <w:sz w:val="17"/>
+          <w:szCs w:val="17"/>
+        </w:rPr>
+        <w:t>) -&gt; torch.</w:t>
+      </w:r>
+      <w:r>
+        <w:rPr>
+          <w:rFonts w:ascii="Consolas" w:hAnsi="Consolas" w:cs="Consolas"/>
+          <w:color w:val="0B769F" w:themeColor="accent4" w:themeShade="BF"/>
+          <w:sz w:val="17"/>
+          <w:szCs w:val="17"/>
+        </w:rPr>
+        <w:t>Tensor</w:t>
+      </w:r>
+      <w:r>
+        <w:rPr>
+          <w:rFonts w:ascii="Consolas" w:hAnsi="Consolas" w:cs="Consolas"/>
+          <w:sz w:val="17"/>
+          <w:szCs w:val="17"/>
+        </w:rPr>
+        <w:t>:</w:t>
       </w:r>
     </w:p>
     <w:p>
@@ -5935,24 +6458,58 @@
           <w:sz w:val="17"/>
           <w:szCs w:val="17"/>
         </w:rPr>
-        <w:t xml:space="preserve">    cumsum = h.cumsum(dim=1)</w:t>
-      </w:r>
-    </w:p>
-    <w:p>
-      <w:pPr>
-        <w:rPr>
-          <w:rFonts w:ascii="Consolas" w:hAnsi="Consolas" w:cs="Consolas"/>
-          <w:sz w:val="17"/>
-          <w:szCs w:val="17"/>
-        </w:rPr>
-      </w:pPr>
-      <w:r>
-        <w:rPr>
-          <w:rFonts w:ascii="Consolas" w:hAnsi="Consolas" w:cs="Consolas"/>
-          <w:sz w:val="17"/>
-          <w:szCs w:val="17"/>
-        </w:rPr>
-        <w:t xml:space="preserve">    denom = torch.arange(1, T + 1, device=h.device, dtype=h.dtype).view(1, T, 1)</w:t>
+        <w:t xml:space="preserve">    cumsum = h.</w:t>
+      </w:r>
+      <w:r>
+        <w:rPr>
+          <w:rFonts w:ascii="Consolas" w:hAnsi="Consolas" w:cs="Consolas"/>
+          <w:color w:val="80340D" w:themeColor="accent2" w:themeShade="80"/>
+          <w:sz w:val="17"/>
+          <w:szCs w:val="17"/>
+        </w:rPr>
+        <w:t>cumsum</w:t>
+      </w:r>
+      <w:r>
+        <w:rPr>
+          <w:rFonts w:ascii="Consolas" w:hAnsi="Consolas" w:cs="Consolas"/>
+          <w:sz w:val="17"/>
+          <w:szCs w:val="17"/>
+        </w:rPr>
+        <w:t>(dim=1)</w:t>
+      </w:r>
+    </w:p>
+    <w:p>
+      <w:pPr>
+        <w:rPr>
+          <w:rFonts w:ascii="Consolas" w:hAnsi="Consolas" w:cs="Consolas"/>
+          <w:sz w:val="17"/>
+          <w:szCs w:val="17"/>
+        </w:rPr>
+      </w:pPr>
+      <w:r>
+        <w:rPr>
+          <w:rFonts w:ascii="Consolas" w:hAnsi="Consolas" w:cs="Consolas"/>
+          <w:sz w:val="17"/>
+          <w:szCs w:val="17"/>
+        </w:rPr>
+        <w:t xml:space="preserve">    denom = torch.</w:t>
+      </w:r>
+      <w:r>
+        <w:rPr>
+          <w:rFonts w:ascii="Consolas" w:hAnsi="Consolas" w:cs="Consolas"/>
+          <w:color w:val="80340D" w:themeColor="accent2" w:themeShade="80"/>
+          <w:sz w:val="17"/>
+          <w:szCs w:val="17"/>
+        </w:rPr>
+        <w:t>arange</w:t>
+      </w:r>
+      <w:r>
+        <w:rPr>
+          <w:rFonts w:ascii="Consolas" w:hAnsi="Consolas" w:cs="Consolas"/>
+          <w:sz w:val="17"/>
+          <w:szCs w:val="17"/>
+        </w:rPr>
+        <w:t>(1, T + 1, device=h.device, dtype=h.dtype).view(1, T, 1)</w:t>
       </w:r>
     </w:p>
     <w:p>
@@ -6288,6 +6845,7 @@
           <w:sz w:val="17"/>
           <w:szCs w:val="17"/>
         </w:rPr>
+        <w:lastRenderedPageBreak/>
         <w:t xml:space="preserve">        nn.init.normal_(self.P, std=0.01)</w:t>
       </w:r>
     </w:p>
@@ -6791,229 +7349,1597 @@
           <w:sz w:val="17"/>
           <w:szCs w:val="17"/>
         </w:rPr>
+        <w:t xml:space="preserve">                    "with one surprisal value per vocabulary id)."</w:t>
+      </w:r>
+    </w:p>
+    <w:p>
+      <w:pPr>
+        <w:rPr>
+          <w:rFonts w:ascii="Consolas" w:hAnsi="Consolas" w:cs="Consolas"/>
+          <w:sz w:val="17"/>
+          <w:szCs w:val="17"/>
+        </w:rPr>
+      </w:pPr>
+      <w:r>
+        <w:rPr>
+          <w:rFonts w:ascii="Consolas" w:hAnsi="Consolas" w:cs="Consolas"/>
+          <w:sz w:val="17"/>
+          <w:szCs w:val="17"/>
+        </w:rPr>
+        <w:t xml:space="preserve">                )</w:t>
+      </w:r>
+    </w:p>
+    <w:p>
+      <w:pPr>
+        <w:rPr>
+          <w:rFonts w:ascii="Consolas" w:hAnsi="Consolas" w:cs="Consolas"/>
+          <w:sz w:val="17"/>
+          <w:szCs w:val="17"/>
+        </w:rPr>
+      </w:pPr>
+      <w:r>
+        <w:rPr>
+          <w:rFonts w:ascii="Consolas" w:hAnsi="Consolas" w:cs="Consolas"/>
+          <w:sz w:val="17"/>
+          <w:szCs w:val="17"/>
+        </w:rPr>
+        <w:t xml:space="preserve">            surprisal = torch.from_numpy(</w:t>
+      </w:r>
+    </w:p>
+    <w:p>
+      <w:pPr>
+        <w:rPr>
+          <w:rFonts w:ascii="Consolas" w:hAnsi="Consolas" w:cs="Consolas"/>
+          <w:sz w:val="17"/>
+          <w:szCs w:val="17"/>
+        </w:rPr>
+      </w:pPr>
+      <w:r>
+        <w:rPr>
+          <w:rFonts w:ascii="Consolas" w:hAnsi="Consolas" w:cs="Consolas"/>
+          <w:sz w:val="17"/>
+          <w:szCs w:val="17"/>
+        </w:rPr>
+        <w:t xml:space="preserve">                _load_npy(cfg.logfreq_path)</w:t>
+      </w:r>
+    </w:p>
+    <w:p>
+      <w:pPr>
+        <w:rPr>
+          <w:rFonts w:ascii="Consolas" w:hAnsi="Consolas" w:cs="Consolas"/>
+          <w:sz w:val="17"/>
+          <w:szCs w:val="17"/>
+        </w:rPr>
+      </w:pPr>
+      <w:r>
+        <w:rPr>
+          <w:rFonts w:ascii="Consolas" w:hAnsi="Consolas" w:cs="Consolas"/>
+          <w:sz w:val="17"/>
+          <w:szCs w:val="17"/>
+        </w:rPr>
+        <w:t xml:space="preserve">            ).float()</w:t>
+      </w:r>
+    </w:p>
+    <w:p>
+      <w:pPr>
+        <w:rPr>
+          <w:rFonts w:ascii="Consolas" w:hAnsi="Consolas" w:cs="Consolas"/>
+          <w:sz w:val="17"/>
+          <w:szCs w:val="17"/>
+        </w:rPr>
+      </w:pPr>
+      <w:r>
+        <w:rPr>
+          <w:rFonts w:ascii="Consolas" w:hAnsi="Consolas" w:cs="Consolas"/>
+          <w:sz w:val="17"/>
+          <w:szCs w:val="17"/>
+        </w:rPr>
+        <w:t xml:space="preserve">            if surprisal.numel() != cfg.vocab_size:</w:t>
+      </w:r>
+    </w:p>
+    <w:p>
+      <w:pPr>
+        <w:rPr>
+          <w:rFonts w:ascii="Consolas" w:hAnsi="Consolas" w:cs="Consolas"/>
+          <w:sz w:val="17"/>
+          <w:szCs w:val="17"/>
+        </w:rPr>
+      </w:pPr>
+      <w:r>
+        <w:rPr>
+          <w:rFonts w:ascii="Consolas" w:hAnsi="Consolas" w:cs="Consolas"/>
+          <w:sz w:val="17"/>
+          <w:szCs w:val="17"/>
+        </w:rPr>
+        <w:t xml:space="preserve">                raise ValueError(</w:t>
+      </w:r>
+    </w:p>
+    <w:p>
+      <w:pPr>
+        <w:rPr>
+          <w:rFonts w:ascii="Consolas" w:hAnsi="Consolas" w:cs="Consolas"/>
+          <w:sz w:val="17"/>
+          <w:szCs w:val="17"/>
+        </w:rPr>
+      </w:pPr>
+      <w:r>
+        <w:rPr>
+          <w:rFonts w:ascii="Consolas" w:hAnsi="Consolas" w:cs="Consolas"/>
+          <w:sz w:val="17"/>
+          <w:szCs w:val="17"/>
+        </w:rPr>
+        <w:t xml:space="preserve">                    f"logfreq vector length {surprisal.numel()} != "</w:t>
+      </w:r>
+    </w:p>
+    <w:p>
+      <w:pPr>
+        <w:rPr>
+          <w:rFonts w:ascii="Consolas" w:hAnsi="Consolas" w:cs="Consolas"/>
+          <w:sz w:val="17"/>
+          <w:szCs w:val="17"/>
+        </w:rPr>
+      </w:pPr>
+      <w:r>
+        <w:rPr>
+          <w:rFonts w:ascii="Consolas" w:hAnsi="Consolas" w:cs="Consolas"/>
+          <w:sz w:val="17"/>
+          <w:szCs w:val="17"/>
+        </w:rPr>
+        <w:t xml:space="preserve">                    f"vocab_size {cfg.vocab_size}"</w:t>
+      </w:r>
+    </w:p>
+    <w:p>
+      <w:pPr>
+        <w:rPr>
+          <w:rFonts w:ascii="Consolas" w:hAnsi="Consolas" w:cs="Consolas"/>
+          <w:sz w:val="17"/>
+          <w:szCs w:val="17"/>
+        </w:rPr>
+      </w:pPr>
+      <w:r>
+        <w:rPr>
+          <w:rFonts w:ascii="Consolas" w:hAnsi="Consolas" w:cs="Consolas"/>
+          <w:sz w:val="17"/>
+          <w:szCs w:val="17"/>
+        </w:rPr>
+        <w:t xml:space="preserve">                )</w:t>
+      </w:r>
+    </w:p>
+    <w:p>
+      <w:pPr>
+        <w:rPr>
+          <w:rFonts w:ascii="Consolas" w:hAnsi="Consolas" w:cs="Consolas"/>
+          <w:sz w:val="17"/>
+          <w:szCs w:val="17"/>
+        </w:rPr>
+      </w:pPr>
+      <w:r>
+        <w:rPr>
+          <w:rFonts w:ascii="Consolas" w:hAnsi="Consolas" w:cs="Consolas"/>
+          <w:sz w:val="17"/>
+          <w:szCs w:val="17"/>
+        </w:rPr>
+        <w:t xml:space="preserve">            self.register_buffer("logfreq_surprisal", surprisal)</w:t>
+      </w:r>
+    </w:p>
+    <w:p>
+      <w:pPr>
+        <w:rPr>
+          <w:rFonts w:ascii="Consolas" w:hAnsi="Consolas" w:cs="Consolas"/>
+          <w:sz w:val="17"/>
+          <w:szCs w:val="17"/>
+        </w:rPr>
+      </w:pPr>
+      <w:r>
+        <w:rPr>
+          <w:rFonts w:ascii="Consolas" w:hAnsi="Consolas" w:cs="Consolas"/>
+          <w:sz w:val="17"/>
+          <w:szCs w:val="17"/>
+        </w:rPr>
+        <w:t xml:space="preserve">            self.raw_logfreq_alpha = nn.Parameter(</w:t>
+      </w:r>
+    </w:p>
+    <w:p>
+      <w:pPr>
+        <w:rPr>
+          <w:rFonts w:ascii="Consolas" w:hAnsi="Consolas" w:cs="Consolas"/>
+          <w:sz w:val="17"/>
+          <w:szCs w:val="17"/>
+        </w:rPr>
+      </w:pPr>
+      <w:r>
+        <w:rPr>
+          <w:rFonts w:ascii="Consolas" w:hAnsi="Consolas" w:cs="Consolas"/>
+          <w:sz w:val="17"/>
+          <w:szCs w:val="17"/>
+        </w:rPr>
+        <w:t xml:space="preserve">                torch.tensor(_raw_from_positive(max(cfg.logfreq_init_alpha, 1e-3))),</w:t>
+      </w:r>
+    </w:p>
+    <w:p>
+      <w:pPr>
+        <w:rPr>
+          <w:rFonts w:ascii="Consolas" w:hAnsi="Consolas" w:cs="Consolas"/>
+          <w:sz w:val="17"/>
+          <w:szCs w:val="17"/>
+        </w:rPr>
+      </w:pPr>
+      <w:r>
+        <w:rPr>
+          <w:rFonts w:ascii="Consolas" w:hAnsi="Consolas" w:cs="Consolas"/>
+          <w:sz w:val="17"/>
+          <w:szCs w:val="17"/>
+        </w:rPr>
+        <w:t xml:space="preserve">                requires_grad=True,</w:t>
+      </w:r>
+    </w:p>
+    <w:p>
+      <w:pPr>
+        <w:rPr>
+          <w:rFonts w:ascii="Consolas" w:hAnsi="Consolas" w:cs="Consolas"/>
+          <w:sz w:val="17"/>
+          <w:szCs w:val="17"/>
+        </w:rPr>
+      </w:pPr>
+      <w:r>
+        <w:rPr>
+          <w:rFonts w:ascii="Consolas" w:hAnsi="Consolas" w:cs="Consolas"/>
+          <w:sz w:val="17"/>
+          <w:szCs w:val="17"/>
+        </w:rPr>
+        <w:t xml:space="preserve">            )</w:t>
+      </w:r>
+    </w:p>
+    <w:p>
+      <w:pPr>
+        <w:rPr>
+          <w:rFonts w:ascii="Consolas" w:hAnsi="Consolas" w:cs="Consolas"/>
+          <w:sz w:val="17"/>
+          <w:szCs w:val="17"/>
+        </w:rPr>
+      </w:pPr>
+      <w:r>
+        <w:rPr>
+          <w:rFonts w:ascii="Consolas" w:hAnsi="Consolas" w:cs="Consolas"/>
+          <w:sz w:val="17"/>
+          <w:szCs w:val="17"/>
+        </w:rPr>
+        <w:t xml:space="preserve">        else:</w:t>
+      </w:r>
+    </w:p>
+    <w:p>
+      <w:pPr>
+        <w:rPr>
+          <w:rFonts w:ascii="Consolas" w:hAnsi="Consolas" w:cs="Consolas"/>
+          <w:sz w:val="17"/>
+          <w:szCs w:val="17"/>
+        </w:rPr>
+      </w:pPr>
+      <w:r>
+        <w:rPr>
+          <w:rFonts w:ascii="Consolas" w:hAnsi="Consolas" w:cs="Consolas"/>
+          <w:sz w:val="17"/>
+          <w:szCs w:val="17"/>
+        </w:rPr>
+        <w:t xml:space="preserve">            raise ValueError(f"unknown mass_mode: {cfg.mass_mode!r}")</w:t>
+      </w:r>
+    </w:p>
+    <w:p>
+      <w:pPr>
+        <w:rPr>
+          <w:rFonts w:ascii="Consolas" w:hAnsi="Consolas" w:cs="Consolas"/>
+          <w:sz w:val="17"/>
+          <w:szCs w:val="17"/>
+        </w:rPr>
+      </w:pPr>
+    </w:p>
+    <w:p>
+      <w:pPr>
+        <w:rPr>
+          <w:rFonts w:ascii="Consolas" w:hAnsi="Consolas" w:cs="Consolas"/>
+          <w:sz w:val="17"/>
+          <w:szCs w:val="17"/>
+        </w:rPr>
+      </w:pPr>
+      <w:r>
+        <w:rPr>
+          <w:rFonts w:ascii="Consolas" w:hAnsi="Consolas" w:cs="Consolas"/>
+          <w:sz w:val="17"/>
+          <w:szCs w:val="17"/>
+        </w:rPr>
+        <w:t xml:space="preserve">    @property</w:t>
+      </w:r>
+    </w:p>
+    <w:p>
+      <w:pPr>
+        <w:rPr>
+          <w:rFonts w:ascii="Consolas" w:hAnsi="Consolas" w:cs="Consolas"/>
+          <w:sz w:val="17"/>
+          <w:szCs w:val="17"/>
+        </w:rPr>
+      </w:pPr>
+      <w:r>
+        <w:rPr>
+          <w:rFonts w:ascii="Consolas" w:hAnsi="Consolas" w:cs="Consolas"/>
+          <w:sz w:val="17"/>
+          <w:szCs w:val="17"/>
+        </w:rPr>
+        <w:t xml:space="preserve">    def gamma(self) -&gt; torch.Tensor:</w:t>
+      </w:r>
+    </w:p>
+    <w:p>
+      <w:pPr>
+        <w:rPr>
+          <w:rFonts w:ascii="Consolas" w:hAnsi="Consolas" w:cs="Consolas"/>
+          <w:sz w:val="17"/>
+          <w:szCs w:val="17"/>
+        </w:rPr>
+      </w:pPr>
+      <w:r>
+        <w:rPr>
+          <w:rFonts w:ascii="Consolas" w:hAnsi="Consolas" w:cs="Consolas"/>
+          <w:sz w:val="17"/>
+          <w:szCs w:val="17"/>
+        </w:rPr>
+        <w:t xml:space="preserve">        if self._gamma_value is not None:</w:t>
+      </w:r>
+    </w:p>
+    <w:p>
+      <w:pPr>
+        <w:rPr>
+          <w:rFonts w:ascii="Consolas" w:hAnsi="Consolas" w:cs="Consolas"/>
+          <w:sz w:val="17"/>
+          <w:szCs w:val="17"/>
+        </w:rPr>
+      </w:pPr>
+      <w:r>
+        <w:rPr>
+          <w:rFonts w:ascii="Consolas" w:hAnsi="Consolas" w:cs="Consolas"/>
+          <w:sz w:val="17"/>
+          <w:szCs w:val="17"/>
+        </w:rPr>
+        <w:t xml:space="preserve">            return torch.full(</w:t>
+      </w:r>
+    </w:p>
+    <w:p>
+      <w:pPr>
+        <w:rPr>
+          <w:rFonts w:ascii="Consolas" w:hAnsi="Consolas" w:cs="Consolas"/>
+          <w:sz w:val="17"/>
+          <w:szCs w:val="17"/>
+        </w:rPr>
+      </w:pPr>
+      <w:r>
+        <w:rPr>
+          <w:rFonts w:ascii="Consolas" w:hAnsi="Consolas" w:cs="Consolas"/>
+          <w:sz w:val="17"/>
+          <w:szCs w:val="17"/>
+        </w:rPr>
+        <w:t xml:space="preserve">                (), self._gamma_value,</w:t>
+      </w:r>
+    </w:p>
+    <w:p>
+      <w:pPr>
+        <w:rPr>
+          <w:rFonts w:ascii="Consolas" w:hAnsi="Consolas" w:cs="Consolas"/>
+          <w:sz w:val="17"/>
+          <w:szCs w:val="17"/>
+        </w:rPr>
+      </w:pPr>
+      <w:r>
+        <w:rPr>
+          <w:rFonts w:ascii="Consolas" w:hAnsi="Consolas" w:cs="Consolas"/>
+          <w:sz w:val="17"/>
+          <w:szCs w:val="17"/>
+        </w:rPr>
+        <w:t xml:space="preserve">                device=self.raw_gamma.device, dtype=self.raw_gamma.dtype,</w:t>
+      </w:r>
+    </w:p>
+    <w:p>
+      <w:pPr>
+        <w:rPr>
+          <w:rFonts w:ascii="Consolas" w:hAnsi="Consolas" w:cs="Consolas"/>
+          <w:sz w:val="17"/>
+          <w:szCs w:val="17"/>
+        </w:rPr>
+      </w:pPr>
+      <w:r>
+        <w:rPr>
+          <w:rFonts w:ascii="Consolas" w:hAnsi="Consolas" w:cs="Consolas"/>
+          <w:sz w:val="17"/>
+          <w:szCs w:val="17"/>
+        </w:rPr>
+        <w:t xml:space="preserve">            )</w:t>
+      </w:r>
+    </w:p>
+    <w:p>
+      <w:pPr>
+        <w:rPr>
+          <w:rFonts w:ascii="Consolas" w:hAnsi="Consolas" w:cs="Consolas"/>
+          <w:sz w:val="17"/>
+          <w:szCs w:val="17"/>
+        </w:rPr>
+      </w:pPr>
+      <w:r>
+        <w:rPr>
+          <w:rFonts w:ascii="Consolas" w:hAnsi="Consolas" w:cs="Consolas"/>
+          <w:sz w:val="17"/>
+          <w:szCs w:val="17"/>
+        </w:rPr>
         <w:lastRenderedPageBreak/>
-        <w:t xml:space="preserve">                    "with one surprisal value per vocabulary id)."</w:t>
-      </w:r>
-    </w:p>
-    <w:p>
-      <w:pPr>
-        <w:rPr>
-          <w:rFonts w:ascii="Consolas" w:hAnsi="Consolas" w:cs="Consolas"/>
-          <w:sz w:val="17"/>
-          <w:szCs w:val="17"/>
-        </w:rPr>
-      </w:pPr>
-      <w:r>
-        <w:rPr>
-          <w:rFonts w:ascii="Consolas" w:hAnsi="Consolas" w:cs="Consolas"/>
-          <w:sz w:val="17"/>
-          <w:szCs w:val="17"/>
-        </w:rPr>
-        <w:t xml:space="preserve">                )</w:t>
-      </w:r>
-    </w:p>
-    <w:p>
-      <w:pPr>
-        <w:rPr>
-          <w:rFonts w:ascii="Consolas" w:hAnsi="Consolas" w:cs="Consolas"/>
-          <w:sz w:val="17"/>
-          <w:szCs w:val="17"/>
-        </w:rPr>
-      </w:pPr>
-      <w:r>
-        <w:rPr>
-          <w:rFonts w:ascii="Consolas" w:hAnsi="Consolas" w:cs="Consolas"/>
-          <w:sz w:val="17"/>
-          <w:szCs w:val="17"/>
-        </w:rPr>
-        <w:t xml:space="preserve">            surprisal = torch.from_numpy(</w:t>
-      </w:r>
-    </w:p>
-    <w:p>
-      <w:pPr>
-        <w:rPr>
-          <w:rFonts w:ascii="Consolas" w:hAnsi="Consolas" w:cs="Consolas"/>
-          <w:sz w:val="17"/>
-          <w:szCs w:val="17"/>
-        </w:rPr>
-      </w:pPr>
-      <w:r>
-        <w:rPr>
-          <w:rFonts w:ascii="Consolas" w:hAnsi="Consolas" w:cs="Consolas"/>
-          <w:sz w:val="17"/>
-          <w:szCs w:val="17"/>
-        </w:rPr>
-        <w:t xml:space="preserve">                _load_npy(cfg.logfreq_path)</w:t>
-      </w:r>
-    </w:p>
-    <w:p>
-      <w:pPr>
-        <w:rPr>
-          <w:rFonts w:ascii="Consolas" w:hAnsi="Consolas" w:cs="Consolas"/>
-          <w:sz w:val="17"/>
-          <w:szCs w:val="17"/>
-        </w:rPr>
-      </w:pPr>
-      <w:r>
-        <w:rPr>
-          <w:rFonts w:ascii="Consolas" w:hAnsi="Consolas" w:cs="Consolas"/>
-          <w:sz w:val="17"/>
-          <w:szCs w:val="17"/>
-        </w:rPr>
-        <w:t xml:space="preserve">            ).float()</w:t>
-      </w:r>
-    </w:p>
-    <w:p>
-      <w:pPr>
-        <w:rPr>
-          <w:rFonts w:ascii="Consolas" w:hAnsi="Consolas" w:cs="Consolas"/>
-          <w:sz w:val="17"/>
-          <w:szCs w:val="17"/>
-        </w:rPr>
-      </w:pPr>
-      <w:r>
-        <w:rPr>
-          <w:rFonts w:ascii="Consolas" w:hAnsi="Consolas" w:cs="Consolas"/>
-          <w:sz w:val="17"/>
-          <w:szCs w:val="17"/>
-        </w:rPr>
-        <w:t xml:space="preserve">            if surprisal.numel() != cfg.vocab_size:</w:t>
-      </w:r>
-    </w:p>
-    <w:p>
-      <w:pPr>
-        <w:rPr>
-          <w:rFonts w:ascii="Consolas" w:hAnsi="Consolas" w:cs="Consolas"/>
-          <w:sz w:val="17"/>
-          <w:szCs w:val="17"/>
-        </w:rPr>
-      </w:pPr>
-      <w:r>
-        <w:rPr>
-          <w:rFonts w:ascii="Consolas" w:hAnsi="Consolas" w:cs="Consolas"/>
-          <w:sz w:val="17"/>
-          <w:szCs w:val="17"/>
-        </w:rPr>
-        <w:t xml:space="preserve">                raise ValueError(</w:t>
-      </w:r>
-    </w:p>
-    <w:p>
-      <w:pPr>
-        <w:rPr>
-          <w:rFonts w:ascii="Consolas" w:hAnsi="Consolas" w:cs="Consolas"/>
-          <w:sz w:val="17"/>
-          <w:szCs w:val="17"/>
-        </w:rPr>
-      </w:pPr>
-      <w:r>
-        <w:rPr>
-          <w:rFonts w:ascii="Consolas" w:hAnsi="Consolas" w:cs="Consolas"/>
-          <w:sz w:val="17"/>
-          <w:szCs w:val="17"/>
-        </w:rPr>
-        <w:t xml:space="preserve">                    f"logfreq vector length {surprisal.numel()} != "</w:t>
-      </w:r>
-    </w:p>
-    <w:p>
-      <w:pPr>
-        <w:rPr>
-          <w:rFonts w:ascii="Consolas" w:hAnsi="Consolas" w:cs="Consolas"/>
-          <w:sz w:val="17"/>
-          <w:szCs w:val="17"/>
-        </w:rPr>
-      </w:pPr>
-      <w:r>
-        <w:rPr>
-          <w:rFonts w:ascii="Consolas" w:hAnsi="Consolas" w:cs="Consolas"/>
-          <w:sz w:val="17"/>
-          <w:szCs w:val="17"/>
-        </w:rPr>
-        <w:t xml:space="preserve">                    f"vocab_size {cfg.vocab_size}"</w:t>
-      </w:r>
-    </w:p>
-    <w:p>
-      <w:pPr>
-        <w:rPr>
-          <w:rFonts w:ascii="Consolas" w:hAnsi="Consolas" w:cs="Consolas"/>
-          <w:sz w:val="17"/>
-          <w:szCs w:val="17"/>
-        </w:rPr>
-      </w:pPr>
-      <w:r>
-        <w:rPr>
-          <w:rFonts w:ascii="Consolas" w:hAnsi="Consolas" w:cs="Consolas"/>
-          <w:sz w:val="17"/>
-          <w:szCs w:val="17"/>
-        </w:rPr>
-        <w:t xml:space="preserve">                )</w:t>
-      </w:r>
-    </w:p>
-    <w:p>
-      <w:pPr>
-        <w:rPr>
-          <w:rFonts w:ascii="Consolas" w:hAnsi="Consolas" w:cs="Consolas"/>
-          <w:sz w:val="17"/>
-          <w:szCs w:val="17"/>
-        </w:rPr>
-      </w:pPr>
-      <w:r>
-        <w:rPr>
-          <w:rFonts w:ascii="Consolas" w:hAnsi="Consolas" w:cs="Consolas"/>
-          <w:sz w:val="17"/>
-          <w:szCs w:val="17"/>
-        </w:rPr>
-        <w:t xml:space="preserve">            self.register_buffer("logfreq_surprisal", surprisal)</w:t>
-      </w:r>
-    </w:p>
-    <w:p>
-      <w:pPr>
-        <w:rPr>
-          <w:rFonts w:ascii="Consolas" w:hAnsi="Consolas" w:cs="Consolas"/>
-          <w:sz w:val="17"/>
-          <w:szCs w:val="17"/>
-        </w:rPr>
-      </w:pPr>
-      <w:r>
-        <w:rPr>
-          <w:rFonts w:ascii="Consolas" w:hAnsi="Consolas" w:cs="Consolas"/>
-          <w:sz w:val="17"/>
-          <w:szCs w:val="17"/>
-        </w:rPr>
-        <w:t xml:space="preserve">            self.raw_logfreq_alpha = nn.Parameter(</w:t>
-      </w:r>
-    </w:p>
-    <w:p>
-      <w:pPr>
-        <w:rPr>
-          <w:rFonts w:ascii="Consolas" w:hAnsi="Consolas" w:cs="Consolas"/>
-          <w:sz w:val="17"/>
-          <w:szCs w:val="17"/>
-        </w:rPr>
-      </w:pPr>
-      <w:r>
-        <w:rPr>
-          <w:rFonts w:ascii="Consolas" w:hAnsi="Consolas" w:cs="Consolas"/>
-          <w:sz w:val="17"/>
-          <w:szCs w:val="17"/>
-        </w:rPr>
-        <w:t xml:space="preserve">                torch.tensor(_raw_from_positive(max(cfg.logfreq_init_alpha, 1e-3))),</w:t>
-      </w:r>
-    </w:p>
-    <w:p>
-      <w:pPr>
-        <w:rPr>
-          <w:rFonts w:ascii="Consolas" w:hAnsi="Consolas" w:cs="Consolas"/>
-          <w:sz w:val="17"/>
-          <w:szCs w:val="17"/>
-        </w:rPr>
-      </w:pPr>
-      <w:r>
-        <w:rPr>
-          <w:rFonts w:ascii="Consolas" w:hAnsi="Consolas" w:cs="Consolas"/>
-          <w:sz w:val="17"/>
-          <w:szCs w:val="17"/>
-        </w:rPr>
-        <w:t xml:space="preserve">                requires_grad=True,</w:t>
+        <w:t xml:space="preserve">        return F.softplus(self.raw_gamma)</w:t>
+      </w:r>
+    </w:p>
+    <w:p>
+      <w:pPr>
+        <w:rPr>
+          <w:rFonts w:ascii="Consolas" w:hAnsi="Consolas" w:cs="Consolas"/>
+          <w:sz w:val="17"/>
+          <w:szCs w:val="17"/>
+        </w:rPr>
+      </w:pPr>
+    </w:p>
+    <w:p>
+      <w:pPr>
+        <w:rPr>
+          <w:rFonts w:ascii="Consolas" w:hAnsi="Consolas" w:cs="Consolas"/>
+          <w:sz w:val="17"/>
+          <w:szCs w:val="17"/>
+        </w:rPr>
+      </w:pPr>
+      <w:r>
+        <w:rPr>
+          <w:rFonts w:ascii="Consolas" w:hAnsi="Consolas" w:cs="Consolas"/>
+          <w:sz w:val="17"/>
+          <w:szCs w:val="17"/>
+        </w:rPr>
+        <w:t xml:space="preserve">    @property</w:t>
+      </w:r>
+    </w:p>
+    <w:p>
+      <w:pPr>
+        <w:rPr>
+          <w:rFonts w:ascii="Consolas" w:hAnsi="Consolas" w:cs="Consolas"/>
+          <w:sz w:val="17"/>
+          <w:szCs w:val="17"/>
+        </w:rPr>
+      </w:pPr>
+      <w:r>
+        <w:rPr>
+          <w:rFonts w:ascii="Consolas" w:hAnsi="Consolas" w:cs="Consolas"/>
+          <w:sz w:val="17"/>
+          <w:szCs w:val="17"/>
+        </w:rPr>
+        <w:t xml:space="preserve">    def m_global(self) -&gt; torch.Tensor:</w:t>
+      </w:r>
+    </w:p>
+    <w:p>
+      <w:pPr>
+        <w:rPr>
+          <w:rFonts w:ascii="Consolas" w:hAnsi="Consolas" w:cs="Consolas"/>
+          <w:sz w:val="17"/>
+          <w:szCs w:val="17"/>
+        </w:rPr>
+      </w:pPr>
+      <w:r>
+        <w:rPr>
+          <w:rFonts w:ascii="Consolas" w:hAnsi="Consolas" w:cs="Consolas"/>
+          <w:sz w:val="17"/>
+          <w:szCs w:val="17"/>
+        </w:rPr>
+        <w:t xml:space="preserve">        return F.softplus(self.raw_m_bias) + 1e-3</w:t>
+      </w:r>
+    </w:p>
+    <w:p>
+      <w:pPr>
+        <w:rPr>
+          <w:rFonts w:ascii="Consolas" w:hAnsi="Consolas" w:cs="Consolas"/>
+          <w:sz w:val="17"/>
+          <w:szCs w:val="17"/>
+        </w:rPr>
+      </w:pPr>
+    </w:p>
+    <w:p>
+      <w:pPr>
+        <w:rPr>
+          <w:rFonts w:ascii="Consolas" w:hAnsi="Consolas" w:cs="Consolas"/>
+          <w:sz w:val="17"/>
+          <w:szCs w:val="17"/>
+        </w:rPr>
+      </w:pPr>
+      <w:r>
+        <w:rPr>
+          <w:rFonts w:ascii="Consolas" w:hAnsi="Consolas" w:cs="Consolas"/>
+          <w:sz w:val="17"/>
+          <w:szCs w:val="17"/>
+        </w:rPr>
+        <w:t xml:space="preserve">    def compute_mass(self, x: torch.Tensor, emb: torch.Tensor) -&gt; torch.Tensor:</w:t>
+      </w:r>
+    </w:p>
+    <w:p>
+      <w:pPr>
+        <w:rPr>
+          <w:rFonts w:ascii="Consolas" w:hAnsi="Consolas" w:cs="Consolas"/>
+          <w:sz w:val="17"/>
+          <w:szCs w:val="17"/>
+        </w:rPr>
+      </w:pPr>
+      <w:r>
+        <w:rPr>
+          <w:rFonts w:ascii="Consolas" w:hAnsi="Consolas" w:cs="Consolas"/>
+          <w:sz w:val="17"/>
+          <w:szCs w:val="17"/>
+        </w:rPr>
+        <w:t xml:space="preserve">        """Return m as a tensor broadcastable over (B, T, d).</w:t>
+      </w:r>
+    </w:p>
+    <w:p>
+      <w:pPr>
+        <w:rPr>
+          <w:rFonts w:ascii="Consolas" w:hAnsi="Consolas" w:cs="Consolas"/>
+          <w:sz w:val="17"/>
+          <w:szCs w:val="17"/>
+        </w:rPr>
+      </w:pPr>
+    </w:p>
+    <w:p>
+      <w:pPr>
+        <w:rPr>
+          <w:rFonts w:ascii="Consolas" w:hAnsi="Consolas" w:cs="Consolas"/>
+          <w:sz w:val="17"/>
+          <w:szCs w:val="17"/>
+        </w:rPr>
+      </w:pPr>
+      <w:r>
+        <w:rPr>
+          <w:rFonts w:ascii="Consolas" w:hAnsi="Consolas" w:cs="Consolas"/>
+          <w:sz w:val="17"/>
+          <w:szCs w:val="17"/>
+        </w:rPr>
+        <w:t xml:space="preserve">        x:   (B, T)         token ids</w:t>
+      </w:r>
+    </w:p>
+    <w:p>
+      <w:pPr>
+        <w:rPr>
+          <w:rFonts w:ascii="Consolas" w:hAnsi="Consolas" w:cs="Consolas"/>
+          <w:sz w:val="17"/>
+          <w:szCs w:val="17"/>
+        </w:rPr>
+      </w:pPr>
+      <w:r>
+        <w:rPr>
+          <w:rFonts w:ascii="Consolas" w:hAnsi="Consolas" w:cs="Consolas"/>
+          <w:sz w:val="17"/>
+          <w:szCs w:val="17"/>
+        </w:rPr>
+        <w:t xml:space="preserve">        emb: (B, T, d)      first-layer hidden state E[x] + P</w:t>
+      </w:r>
+    </w:p>
+    <w:p>
+      <w:pPr>
+        <w:rPr>
+          <w:rFonts w:ascii="Consolas" w:hAnsi="Consolas" w:cs="Consolas"/>
+          <w:sz w:val="17"/>
+          <w:szCs w:val="17"/>
+        </w:rPr>
+      </w:pPr>
+      <w:r>
+        <w:rPr>
+          <w:rFonts w:ascii="Consolas" w:hAnsi="Consolas" w:cs="Consolas"/>
+          <w:sz w:val="17"/>
+          <w:szCs w:val="17"/>
+        </w:rPr>
+        <w:t xml:space="preserve">        """</w:t>
+      </w:r>
+    </w:p>
+    <w:p>
+      <w:pPr>
+        <w:rPr>
+          <w:rFonts w:ascii="Consolas" w:hAnsi="Consolas" w:cs="Consolas"/>
+          <w:sz w:val="17"/>
+          <w:szCs w:val="17"/>
+        </w:rPr>
+      </w:pPr>
+      <w:r>
+        <w:rPr>
+          <w:rFonts w:ascii="Consolas" w:hAnsi="Consolas" w:cs="Consolas"/>
+          <w:sz w:val="17"/>
+          <w:szCs w:val="17"/>
+        </w:rPr>
+        <w:t xml:space="preserve">        cfg = self.cfg</w:t>
+      </w:r>
+    </w:p>
+    <w:p>
+      <w:pPr>
+        <w:rPr>
+          <w:rFonts w:ascii="Consolas" w:hAnsi="Consolas" w:cs="Consolas"/>
+          <w:sz w:val="17"/>
+          <w:szCs w:val="17"/>
+        </w:rPr>
+      </w:pPr>
+      <w:r>
+        <w:rPr>
+          <w:rFonts w:ascii="Consolas" w:hAnsi="Consolas" w:cs="Consolas"/>
+          <w:sz w:val="17"/>
+          <w:szCs w:val="17"/>
+        </w:rPr>
+        <w:t xml:space="preserve">        if cfg.mass_mode == "global":</w:t>
+      </w:r>
+    </w:p>
+    <w:p>
+      <w:pPr>
+        <w:rPr>
+          <w:rFonts w:ascii="Consolas" w:hAnsi="Consolas" w:cs="Consolas"/>
+          <w:sz w:val="17"/>
+          <w:szCs w:val="17"/>
+        </w:rPr>
+      </w:pPr>
+      <w:r>
+        <w:rPr>
+          <w:rFonts w:ascii="Consolas" w:hAnsi="Consolas" w:cs="Consolas"/>
+          <w:sz w:val="17"/>
+          <w:szCs w:val="17"/>
+        </w:rPr>
+        <w:t xml:space="preserve">            return self.m_global</w:t>
+      </w:r>
+    </w:p>
+    <w:p>
+      <w:pPr>
+        <w:rPr>
+          <w:rFonts w:ascii="Consolas" w:hAnsi="Consolas" w:cs="Consolas"/>
+          <w:sz w:val="17"/>
+          <w:szCs w:val="17"/>
+        </w:rPr>
+      </w:pPr>
+    </w:p>
+    <w:p>
+      <w:pPr>
+        <w:rPr>
+          <w:rFonts w:ascii="Consolas" w:hAnsi="Consolas" w:cs="Consolas"/>
+          <w:sz w:val="17"/>
+          <w:szCs w:val="17"/>
+        </w:rPr>
+      </w:pPr>
+      <w:r>
+        <w:rPr>
+          <w:rFonts w:ascii="Consolas" w:hAnsi="Consolas" w:cs="Consolas"/>
+          <w:sz w:val="17"/>
+          <w:szCs w:val="17"/>
+        </w:rPr>
+        <w:t xml:space="preserve">        if cfg.mass_mode == "embed_head":</w:t>
+      </w:r>
+    </w:p>
+    <w:p>
+      <w:pPr>
+        <w:rPr>
+          <w:rFonts w:ascii="Consolas" w:hAnsi="Consolas" w:cs="Consolas"/>
+          <w:sz w:val="17"/>
+          <w:szCs w:val="17"/>
+        </w:rPr>
+      </w:pPr>
+      <w:r>
+        <w:rPr>
+          <w:rFonts w:ascii="Consolas" w:hAnsi="Consolas" w:cs="Consolas"/>
+          <w:sz w:val="17"/>
+          <w:szCs w:val="17"/>
+        </w:rPr>
+        <w:t xml:space="preserve">            raw = self.mass_head(self.E(x))</w:t>
+      </w:r>
+    </w:p>
+    <w:p>
+      <w:pPr>
+        <w:rPr>
+          <w:rFonts w:ascii="Consolas" w:hAnsi="Consolas" w:cs="Consolas"/>
+          <w:sz w:val="17"/>
+          <w:szCs w:val="17"/>
+        </w:rPr>
+      </w:pPr>
+      <w:r>
+        <w:rPr>
+          <w:rFonts w:ascii="Consolas" w:hAnsi="Consolas" w:cs="Consolas"/>
+          <w:sz w:val="17"/>
+          <w:szCs w:val="17"/>
+        </w:rPr>
+        <w:t xml:space="preserve">            return (F.softplus(raw + self.raw_m_bias) + 1e-3)</w:t>
+      </w:r>
+    </w:p>
+    <w:p>
+      <w:pPr>
+        <w:rPr>
+          <w:rFonts w:ascii="Consolas" w:hAnsi="Consolas" w:cs="Consolas"/>
+          <w:sz w:val="17"/>
+          <w:szCs w:val="17"/>
+        </w:rPr>
+      </w:pPr>
+    </w:p>
+    <w:p>
+      <w:pPr>
+        <w:rPr>
+          <w:rFonts w:ascii="Consolas" w:hAnsi="Consolas" w:cs="Consolas"/>
+          <w:sz w:val="17"/>
+          <w:szCs w:val="17"/>
+        </w:rPr>
+      </w:pPr>
+      <w:r>
+        <w:rPr>
+          <w:rFonts w:ascii="Consolas" w:hAnsi="Consolas" w:cs="Consolas"/>
+          <w:sz w:val="17"/>
+          <w:szCs w:val="17"/>
+        </w:rPr>
+        <w:t xml:space="preserve">        if cfg.mass_mode == "logfreq":</w:t>
+      </w:r>
+    </w:p>
+    <w:p>
+      <w:pPr>
+        <w:rPr>
+          <w:rFonts w:ascii="Consolas" w:hAnsi="Consolas" w:cs="Consolas"/>
+          <w:sz w:val="17"/>
+          <w:szCs w:val="17"/>
+        </w:rPr>
+      </w:pPr>
+      <w:r>
+        <w:rPr>
+          <w:rFonts w:ascii="Consolas" w:hAnsi="Consolas" w:cs="Consolas"/>
+          <w:sz w:val="17"/>
+          <w:szCs w:val="17"/>
+        </w:rPr>
+        <w:t xml:space="preserve">            surprisal = self.logfreq_surprisal[x]</w:t>
+      </w:r>
+    </w:p>
+    <w:p>
+      <w:pPr>
+        <w:rPr>
+          <w:rFonts w:ascii="Consolas" w:hAnsi="Consolas" w:cs="Consolas"/>
+          <w:sz w:val="17"/>
+          <w:szCs w:val="17"/>
+        </w:rPr>
+      </w:pPr>
+      <w:r>
+        <w:rPr>
+          <w:rFonts w:ascii="Consolas" w:hAnsi="Consolas" w:cs="Consolas"/>
+          <w:sz w:val="17"/>
+          <w:szCs w:val="17"/>
+        </w:rPr>
+        <w:t xml:space="preserve">            alpha = F.softplus(self.raw_logfreq_alpha)</w:t>
+      </w:r>
+    </w:p>
+    <w:p>
+      <w:pPr>
+        <w:rPr>
+          <w:rFonts w:ascii="Consolas" w:hAnsi="Consolas" w:cs="Consolas"/>
+          <w:sz w:val="17"/>
+          <w:szCs w:val="17"/>
+        </w:rPr>
+      </w:pPr>
+      <w:r>
+        <w:rPr>
+          <w:rFonts w:ascii="Consolas" w:hAnsi="Consolas" w:cs="Consolas"/>
+          <w:sz w:val="17"/>
+          <w:szCs w:val="17"/>
+        </w:rPr>
+        <w:t xml:space="preserve">            scaled = alpha * surprisal.unsqueeze(-1)</w:t>
+      </w:r>
+    </w:p>
+    <w:p>
+      <w:pPr>
+        <w:rPr>
+          <w:rFonts w:ascii="Consolas" w:hAnsi="Consolas" w:cs="Consolas"/>
+          <w:sz w:val="17"/>
+          <w:szCs w:val="17"/>
+        </w:rPr>
+      </w:pPr>
+      <w:r>
+        <w:rPr>
+          <w:rFonts w:ascii="Consolas" w:hAnsi="Consolas" w:cs="Consolas"/>
+          <w:sz w:val="17"/>
+          <w:szCs w:val="17"/>
+        </w:rPr>
+        <w:t xml:space="preserve">            return F.softplus(self.raw_m_bias + scaled) + 1e-3</w:t>
+      </w:r>
+    </w:p>
+    <w:p>
+      <w:pPr>
+        <w:rPr>
+          <w:rFonts w:ascii="Consolas" w:hAnsi="Consolas" w:cs="Consolas"/>
+          <w:sz w:val="17"/>
+          <w:szCs w:val="17"/>
+        </w:rPr>
+      </w:pPr>
+    </w:p>
+    <w:p>
+      <w:pPr>
+        <w:rPr>
+          <w:rFonts w:ascii="Consolas" w:hAnsi="Consolas" w:cs="Consolas"/>
+          <w:sz w:val="17"/>
+          <w:szCs w:val="17"/>
+        </w:rPr>
+      </w:pPr>
+      <w:r>
+        <w:rPr>
+          <w:rFonts w:ascii="Consolas" w:hAnsi="Consolas" w:cs="Consolas"/>
+          <w:sz w:val="17"/>
+          <w:szCs w:val="17"/>
+        </w:rPr>
+        <w:t xml:space="preserve">        raise RuntimeError("unreachable")</w:t>
+      </w:r>
+    </w:p>
+    <w:p>
+      <w:pPr>
+        <w:rPr>
+          <w:rFonts w:ascii="Consolas" w:hAnsi="Consolas" w:cs="Consolas"/>
+          <w:sz w:val="17"/>
+          <w:szCs w:val="17"/>
+        </w:rPr>
+      </w:pPr>
+    </w:p>
+    <w:p>
+      <w:pPr>
+        <w:rPr>
+          <w:rFonts w:ascii="Consolas" w:hAnsi="Consolas" w:cs="Consolas"/>
+          <w:sz w:val="17"/>
+          <w:szCs w:val="17"/>
+        </w:rPr>
+      </w:pPr>
+      <w:r>
+        <w:rPr>
+          <w:rFonts w:ascii="Consolas" w:hAnsi="Consolas" w:cs="Consolas"/>
+          <w:sz w:val="17"/>
+          <w:szCs w:val="17"/>
+        </w:rPr>
+        <w:t xml:space="preserve">    def _embed(self, x: torch.Tensor) -&gt; torch.Tensor:</w:t>
+      </w:r>
+    </w:p>
+    <w:p>
+      <w:pPr>
+        <w:rPr>
+          <w:rFonts w:ascii="Consolas" w:hAnsi="Consolas" w:cs="Consolas"/>
+          <w:sz w:val="17"/>
+          <w:szCs w:val="17"/>
+        </w:rPr>
+      </w:pPr>
+      <w:r>
+        <w:rPr>
+          <w:rFonts w:ascii="Consolas" w:hAnsi="Consolas" w:cs="Consolas"/>
+          <w:sz w:val="17"/>
+          <w:szCs w:val="17"/>
+        </w:rPr>
+        <w:t xml:space="preserve">        B, T = x.shape</w:t>
+      </w:r>
+    </w:p>
+    <w:p>
+      <w:pPr>
+        <w:rPr>
+          <w:rFonts w:ascii="Consolas" w:hAnsi="Consolas" w:cs="Consolas"/>
+          <w:sz w:val="17"/>
+          <w:szCs w:val="17"/>
+        </w:rPr>
+      </w:pPr>
+      <w:r>
+        <w:rPr>
+          <w:rFonts w:ascii="Consolas" w:hAnsi="Consolas" w:cs="Consolas"/>
+          <w:sz w:val="17"/>
+          <w:szCs w:val="17"/>
+        </w:rPr>
+        <w:t xml:space="preserve">        pos = self.P[:T].unsqueeze(0)</w:t>
+      </w:r>
+    </w:p>
+    <w:p>
+      <w:pPr>
+        <w:rPr>
+          <w:rFonts w:ascii="Consolas" w:hAnsi="Consolas" w:cs="Consolas"/>
+          <w:sz w:val="17"/>
+          <w:szCs w:val="17"/>
+        </w:rPr>
+      </w:pPr>
+      <w:r>
+        <w:rPr>
+          <w:rFonts w:ascii="Consolas" w:hAnsi="Consolas" w:cs="Consolas"/>
+          <w:sz w:val="17"/>
+          <w:szCs w:val="17"/>
+        </w:rPr>
+        <w:t xml:space="preserve">        return self.E(x) + pos</w:t>
+      </w:r>
+    </w:p>
+    <w:p>
+      <w:pPr>
+        <w:rPr>
+          <w:rFonts w:ascii="Consolas" w:hAnsi="Consolas" w:cs="Consolas"/>
+          <w:sz w:val="17"/>
+          <w:szCs w:val="17"/>
+        </w:rPr>
+      </w:pPr>
+    </w:p>
+    <w:p>
+      <w:pPr>
+        <w:rPr>
+          <w:rFonts w:ascii="Consolas" w:hAnsi="Consolas" w:cs="Consolas"/>
+          <w:sz w:val="17"/>
+          <w:szCs w:val="17"/>
+        </w:rPr>
+      </w:pPr>
+      <w:r>
+        <w:rPr>
+          <w:rFonts w:ascii="Consolas" w:hAnsi="Consolas" w:cs="Consolas"/>
+          <w:sz w:val="17"/>
+          <w:szCs w:val="17"/>
+        </w:rPr>
+        <w:t xml:space="preserve">    def integrate(</w:t>
+      </w:r>
+    </w:p>
+    <w:p>
+      <w:pPr>
+        <w:rPr>
+          <w:rFonts w:ascii="Consolas" w:hAnsi="Consolas" w:cs="Consolas"/>
+          <w:sz w:val="17"/>
+          <w:szCs w:val="17"/>
+        </w:rPr>
+      </w:pPr>
+      <w:r>
+        <w:rPr>
+          <w:rFonts w:ascii="Consolas" w:hAnsi="Consolas" w:cs="Consolas"/>
+          <w:sz w:val="17"/>
+          <w:szCs w:val="17"/>
+        </w:rPr>
+        <w:t xml:space="preserve">        self,</w:t>
+      </w:r>
+    </w:p>
+    <w:p>
+      <w:pPr>
+        <w:rPr>
+          <w:rFonts w:ascii="Consolas" w:hAnsi="Consolas" w:cs="Consolas"/>
+          <w:sz w:val="17"/>
+          <w:szCs w:val="17"/>
+        </w:rPr>
+      </w:pPr>
+      <w:r>
+        <w:rPr>
+          <w:rFonts w:ascii="Consolas" w:hAnsi="Consolas" w:cs="Consolas"/>
+          <w:sz w:val="17"/>
+          <w:szCs w:val="17"/>
+        </w:rPr>
+        <w:t xml:space="preserve">        x: torch.Tensor,</w:t>
+      </w:r>
+    </w:p>
+    <w:p>
+      <w:pPr>
+        <w:rPr>
+          <w:rFonts w:ascii="Consolas" w:hAnsi="Consolas" w:cs="Consolas"/>
+          <w:sz w:val="17"/>
+          <w:szCs w:val="17"/>
+        </w:rPr>
+      </w:pPr>
+      <w:r>
+        <w:rPr>
+          <w:rFonts w:ascii="Consolas" w:hAnsi="Consolas" w:cs="Consolas"/>
+          <w:sz w:val="17"/>
+          <w:szCs w:val="17"/>
+        </w:rPr>
+        <w:t xml:space="preserve">        emb: torch.Tensor,</w:t>
+      </w:r>
+    </w:p>
+    <w:p>
+      <w:pPr>
+        <w:rPr>
+          <w:rFonts w:ascii="Consolas" w:hAnsi="Consolas" w:cs="Consolas"/>
+          <w:sz w:val="17"/>
+          <w:szCs w:val="17"/>
+        </w:rPr>
+      </w:pPr>
+      <w:r>
+        <w:rPr>
+          <w:rFonts w:ascii="Consolas" w:hAnsi="Consolas" w:cs="Consolas"/>
+          <w:sz w:val="17"/>
+          <w:szCs w:val="17"/>
+        </w:rPr>
+        <w:t xml:space="preserve">        return_trajectory: bool = False,</w:t>
+      </w:r>
+    </w:p>
+    <w:p>
+      <w:pPr>
+        <w:rPr>
+          <w:rFonts w:ascii="Consolas" w:hAnsi="Consolas" w:cs="Consolas"/>
+          <w:sz w:val="17"/>
+          <w:szCs w:val="17"/>
+        </w:rPr>
+      </w:pPr>
+      <w:r>
+        <w:rPr>
+          <w:rFonts w:ascii="Consolas" w:hAnsi="Consolas" w:cs="Consolas"/>
+          <w:sz w:val="17"/>
+          <w:szCs w:val="17"/>
+        </w:rPr>
+        <w:t xml:space="preserve">        return_xi_trajectory: bool = False,</w:t>
+      </w:r>
+    </w:p>
+    <w:p>
+      <w:pPr>
+        <w:rPr>
+          <w:rFonts w:ascii="Consolas" w:hAnsi="Consolas" w:cs="Consolas"/>
+          <w:sz w:val="17"/>
+          <w:szCs w:val="17"/>
+        </w:rPr>
+      </w:pPr>
+      <w:r>
+        <w:rPr>
+          <w:rFonts w:ascii="Consolas" w:hAnsi="Consolas" w:cs="Consolas"/>
+          <w:sz w:val="17"/>
+          <w:szCs w:val="17"/>
+        </w:rPr>
+        <w:t xml:space="preserve">    ) -&gt; Tuple[torch.Tensor, Optional[List[torch.Tensor]], Optional[List[torch.Tensor]]]:</w:t>
+      </w:r>
+    </w:p>
+    <w:p>
+      <w:pPr>
+        <w:rPr>
+          <w:rFonts w:ascii="Consolas" w:hAnsi="Consolas" w:cs="Consolas"/>
+          <w:sz w:val="17"/>
+          <w:szCs w:val="17"/>
+        </w:rPr>
+      </w:pPr>
+      <w:r>
+        <w:rPr>
+          <w:rFonts w:ascii="Consolas" w:hAnsi="Consolas" w:cs="Consolas"/>
+          <w:sz w:val="17"/>
+          <w:szCs w:val="17"/>
+        </w:rPr>
+        <w:t xml:space="preserve">        """SARF-faithful damped EL with per-token mass.</w:t>
+      </w:r>
+    </w:p>
+    <w:p>
+      <w:pPr>
+        <w:rPr>
+          <w:rFonts w:ascii="Consolas" w:hAnsi="Consolas" w:cs="Consolas"/>
+          <w:sz w:val="17"/>
+          <w:szCs w:val="17"/>
+        </w:rPr>
+      </w:pPr>
+    </w:p>
+    <w:p>
+      <w:pPr>
+        <w:rPr>
+          <w:rFonts w:ascii="Consolas" w:hAnsi="Consolas" w:cs="Consolas"/>
+          <w:sz w:val="17"/>
+          <w:szCs w:val="17"/>
+        </w:rPr>
+      </w:pPr>
+      <w:r>
+        <w:rPr>
+          <w:rFonts w:ascii="Consolas" w:hAnsi="Consolas" w:cs="Consolas"/>
+          <w:sz w:val="17"/>
+          <w:szCs w:val="17"/>
+        </w:rPr>
+        <w:t xml:space="preserve">        x:    (B, T)</w:t>
+      </w:r>
+    </w:p>
+    <w:p>
+      <w:pPr>
+        <w:rPr>
+          <w:rFonts w:ascii="Consolas" w:hAnsi="Consolas" w:cs="Consolas"/>
+          <w:sz w:val="17"/>
+          <w:szCs w:val="17"/>
+        </w:rPr>
+      </w:pPr>
+      <w:r>
+        <w:rPr>
+          <w:rFonts w:ascii="Consolas" w:hAnsi="Consolas" w:cs="Consolas"/>
+          <w:sz w:val="17"/>
+          <w:szCs w:val="17"/>
+        </w:rPr>
+        <w:t xml:space="preserve">        emb:  (B, T, d)   first-layer hidden state (with position embed)</w:t>
+      </w:r>
+    </w:p>
+    <w:p>
+      <w:pPr>
+        <w:rPr>
+          <w:rFonts w:ascii="Consolas" w:hAnsi="Consolas" w:cs="Consolas"/>
+          <w:sz w:val="17"/>
+          <w:szCs w:val="17"/>
+        </w:rPr>
+      </w:pPr>
+      <w:r>
+        <w:rPr>
+          <w:rFonts w:ascii="Consolas" w:hAnsi="Consolas" w:cs="Consolas"/>
+          <w:sz w:val="17"/>
+          <w:szCs w:val="17"/>
+        </w:rPr>
+        <w:t xml:space="preserve">        """</w:t>
+      </w:r>
+    </w:p>
+    <w:p>
+      <w:pPr>
+        <w:rPr>
+          <w:rFonts w:ascii="Consolas" w:hAnsi="Consolas" w:cs="Consolas"/>
+          <w:sz w:val="17"/>
+          <w:szCs w:val="17"/>
+        </w:rPr>
+      </w:pPr>
+      <w:r>
+        <w:rPr>
+          <w:rFonts w:ascii="Consolas" w:hAnsi="Consolas" w:cs="Consolas"/>
+          <w:sz w:val="17"/>
+          <w:szCs w:val="17"/>
+        </w:rPr>
+        <w:t xml:space="preserve">        cfg = self.cfg</w:t>
+      </w:r>
+    </w:p>
+    <w:p>
+      <w:pPr>
+        <w:rPr>
+          <w:rFonts w:ascii="Consolas" w:hAnsi="Consolas" w:cs="Consolas"/>
+          <w:sz w:val="17"/>
+          <w:szCs w:val="17"/>
+        </w:rPr>
+      </w:pPr>
+      <w:r>
+        <w:rPr>
+          <w:rFonts w:ascii="Consolas" w:hAnsi="Consolas" w:cs="Consolas"/>
+          <w:sz w:val="17"/>
+          <w:szCs w:val="17"/>
+        </w:rPr>
+        <w:t xml:space="preserve">        h = emb</w:t>
+      </w:r>
+    </w:p>
+    <w:p>
+      <w:pPr>
+        <w:rPr>
+          <w:rFonts w:ascii="Consolas" w:hAnsi="Consolas" w:cs="Consolas"/>
+          <w:sz w:val="17"/>
+          <w:szCs w:val="17"/>
+        </w:rPr>
+      </w:pPr>
+      <w:r>
+        <w:rPr>
+          <w:rFonts w:ascii="Consolas" w:hAnsi="Consolas" w:cs="Consolas"/>
+          <w:sz w:val="17"/>
+          <w:szCs w:val="17"/>
+        </w:rPr>
+        <w:t xml:space="preserve">        v = torch.zeros_like(h)</w:t>
+      </w:r>
+    </w:p>
+    <w:p>
+      <w:pPr>
+        <w:rPr>
+          <w:rFonts w:ascii="Consolas" w:hAnsi="Consolas" w:cs="Consolas"/>
+          <w:sz w:val="17"/>
+          <w:szCs w:val="17"/>
+        </w:rPr>
+      </w:pPr>
+      <w:r>
+        <w:rPr>
+          <w:rFonts w:ascii="Consolas" w:hAnsi="Consolas" w:cs="Consolas"/>
+          <w:sz w:val="17"/>
+          <w:szCs w:val="17"/>
+        </w:rPr>
+        <w:t xml:space="preserve">        gamma, dt = self.gamma, cfg.dt</w:t>
+      </w:r>
+    </w:p>
+    <w:p>
+      <w:pPr>
+        <w:rPr>
+          <w:rFonts w:ascii="Consolas" w:hAnsi="Consolas" w:cs="Consolas"/>
+          <w:sz w:val="17"/>
+          <w:szCs w:val="17"/>
+        </w:rPr>
+      </w:pPr>
+    </w:p>
+    <w:p>
+      <w:pPr>
+        <w:rPr>
+          <w:rFonts w:ascii="Consolas" w:hAnsi="Consolas" w:cs="Consolas"/>
+          <w:sz w:val="17"/>
+          <w:szCs w:val="17"/>
+        </w:rPr>
+      </w:pPr>
+      <w:r>
+        <w:rPr>
+          <w:rFonts w:ascii="Consolas" w:hAnsi="Consolas" w:cs="Consolas"/>
+          <w:sz w:val="17"/>
+          <w:szCs w:val="17"/>
+        </w:rPr>
+        <w:t xml:space="preserve">        m = self.compute_mass(x, emb)</w:t>
+      </w:r>
+    </w:p>
+    <w:p>
+      <w:pPr>
+        <w:rPr>
+          <w:rFonts w:ascii="Consolas" w:hAnsi="Consolas" w:cs="Consolas"/>
+          <w:sz w:val="17"/>
+          <w:szCs w:val="17"/>
+        </w:rPr>
+      </w:pPr>
+      <w:r>
+        <w:rPr>
+          <w:rFonts w:ascii="Consolas" w:hAnsi="Consolas" w:cs="Consolas"/>
+          <w:sz w:val="17"/>
+          <w:szCs w:val="17"/>
+        </w:rPr>
+        <w:t xml:space="preserve">        if m.dim() == 0:</w:t>
+      </w:r>
+    </w:p>
+    <w:p>
+      <w:pPr>
+        <w:rPr>
+          <w:rFonts w:ascii="Consolas" w:hAnsi="Consolas" w:cs="Consolas"/>
+          <w:sz w:val="17"/>
+          <w:szCs w:val="17"/>
+        </w:rPr>
+      </w:pPr>
+      <w:r>
+        <w:rPr>
+          <w:rFonts w:ascii="Consolas" w:hAnsi="Consolas" w:cs="Consolas"/>
+          <w:sz w:val="17"/>
+          <w:szCs w:val="17"/>
+        </w:rPr>
+        <w:t xml:space="preserve">            m_b = m</w:t>
+      </w:r>
+    </w:p>
+    <w:p>
+      <w:pPr>
+        <w:rPr>
+          <w:rFonts w:ascii="Consolas" w:hAnsi="Consolas" w:cs="Consolas"/>
+          <w:sz w:val="17"/>
+          <w:szCs w:val="17"/>
+        </w:rPr>
+      </w:pPr>
+      <w:r>
+        <w:rPr>
+          <w:rFonts w:ascii="Consolas" w:hAnsi="Consolas" w:cs="Consolas"/>
+          <w:sz w:val="17"/>
+          <w:szCs w:val="17"/>
+        </w:rPr>
+        <w:t xml:space="preserve">        else:</w:t>
+      </w:r>
+    </w:p>
+    <w:p>
+      <w:pPr>
+        <w:rPr>
+          <w:rFonts w:ascii="Consolas" w:hAnsi="Consolas" w:cs="Consolas"/>
+          <w:sz w:val="17"/>
+          <w:szCs w:val="17"/>
+        </w:rPr>
+      </w:pPr>
+      <w:r>
+        <w:rPr>
+          <w:rFonts w:ascii="Consolas" w:hAnsi="Consolas" w:cs="Consolas"/>
+          <w:sz w:val="17"/>
+          <w:szCs w:val="17"/>
+        </w:rPr>
+        <w:t xml:space="preserve">            m_b = m</w:t>
+      </w:r>
+    </w:p>
+    <w:p>
+      <w:pPr>
+        <w:rPr>
+          <w:rFonts w:ascii="Consolas" w:hAnsi="Consolas" w:cs="Consolas"/>
+          <w:sz w:val="17"/>
+          <w:szCs w:val="17"/>
+        </w:rPr>
+      </w:pPr>
+    </w:p>
+    <w:p>
+      <w:pPr>
+        <w:rPr>
+          <w:rFonts w:ascii="Consolas" w:hAnsi="Consolas" w:cs="Consolas"/>
+          <w:sz w:val="17"/>
+          <w:szCs w:val="17"/>
+        </w:rPr>
+      </w:pPr>
+      <w:r>
+        <w:rPr>
+          <w:rFonts w:ascii="Consolas" w:hAnsi="Consolas" w:cs="Consolas"/>
+          <w:sz w:val="17"/>
+          <w:szCs w:val="17"/>
+        </w:rPr>
+        <w:lastRenderedPageBreak/>
+        <w:t xml:space="preserve">        traj_h: Optional[List[torch.Tensor]] = None</w:t>
+      </w:r>
+    </w:p>
+    <w:p>
+      <w:pPr>
+        <w:rPr>
+          <w:rFonts w:ascii="Consolas" w:hAnsi="Consolas" w:cs="Consolas"/>
+          <w:sz w:val="17"/>
+          <w:szCs w:val="17"/>
+        </w:rPr>
+      </w:pPr>
+      <w:r>
+        <w:rPr>
+          <w:rFonts w:ascii="Consolas" w:hAnsi="Consolas" w:cs="Consolas"/>
+          <w:sz w:val="17"/>
+          <w:szCs w:val="17"/>
+        </w:rPr>
+        <w:t xml:space="preserve">        traj_xi: Optional[List[torch.Tensor]] = None</w:t>
+      </w:r>
+    </w:p>
+    <w:p>
+      <w:pPr>
+        <w:rPr>
+          <w:rFonts w:ascii="Consolas" w:hAnsi="Consolas" w:cs="Consolas"/>
+          <w:sz w:val="17"/>
+          <w:szCs w:val="17"/>
+        </w:rPr>
+      </w:pPr>
+      <w:r>
+        <w:rPr>
+          <w:rFonts w:ascii="Consolas" w:hAnsi="Consolas" w:cs="Consolas"/>
+          <w:sz w:val="17"/>
+          <w:szCs w:val="17"/>
+        </w:rPr>
+        <w:t xml:space="preserve">        if return_trajectory:</w:t>
+      </w:r>
+    </w:p>
+    <w:p>
+      <w:pPr>
+        <w:rPr>
+          <w:rFonts w:ascii="Consolas" w:hAnsi="Consolas" w:cs="Consolas"/>
+          <w:sz w:val="17"/>
+          <w:szCs w:val="17"/>
+        </w:rPr>
+      </w:pPr>
+      <w:r>
+        <w:rPr>
+          <w:rFonts w:ascii="Consolas" w:hAnsi="Consolas" w:cs="Consolas"/>
+          <w:sz w:val="17"/>
+          <w:szCs w:val="17"/>
+        </w:rPr>
+        <w:t xml:space="preserve">            traj_h = [h.detach().cpu()]</w:t>
+      </w:r>
+    </w:p>
+    <w:p>
+      <w:pPr>
+        <w:rPr>
+          <w:rFonts w:ascii="Consolas" w:hAnsi="Consolas" w:cs="Consolas"/>
+          <w:sz w:val="17"/>
+          <w:szCs w:val="17"/>
+        </w:rPr>
+      </w:pPr>
+      <w:r>
+        <w:rPr>
+          <w:rFonts w:ascii="Consolas" w:hAnsi="Consolas" w:cs="Consolas"/>
+          <w:sz w:val="17"/>
+          <w:szCs w:val="17"/>
+        </w:rPr>
+        <w:t xml:space="preserve">        if return_xi_trajectory:</w:t>
+      </w:r>
+    </w:p>
+    <w:p>
+      <w:pPr>
+        <w:rPr>
+          <w:rFonts w:ascii="Consolas" w:hAnsi="Consolas" w:cs="Consolas"/>
+          <w:sz w:val="17"/>
+          <w:szCs w:val="17"/>
+        </w:rPr>
+      </w:pPr>
+      <w:r>
+        <w:rPr>
+          <w:rFonts w:ascii="Consolas" w:hAnsi="Consolas" w:cs="Consolas"/>
+          <w:sz w:val="17"/>
+          <w:szCs w:val="17"/>
+        </w:rPr>
+        <w:t xml:space="preserve">            traj_xi = []</w:t>
+      </w:r>
+    </w:p>
+    <w:p>
+      <w:pPr>
+        <w:rPr>
+          <w:rFonts w:ascii="Consolas" w:hAnsi="Consolas" w:cs="Consolas"/>
+          <w:sz w:val="17"/>
+          <w:szCs w:val="17"/>
+        </w:rPr>
+      </w:pPr>
+    </w:p>
+    <w:p>
+      <w:pPr>
+        <w:rPr>
+          <w:rFonts w:ascii="Consolas" w:hAnsi="Consolas" w:cs="Consolas"/>
+          <w:sz w:val="17"/>
+          <w:szCs w:val="17"/>
+        </w:rPr>
+      </w:pPr>
+      <w:r>
+        <w:rPr>
+          <w:rFonts w:ascii="Consolas" w:hAnsi="Consolas" w:cs="Consolas"/>
+          <w:sz w:val="17"/>
+          <w:szCs w:val="17"/>
+        </w:rPr>
+        <w:t xml:space="preserve">        for _ in range(cfg.L):</w:t>
+      </w:r>
+    </w:p>
+    <w:p>
+      <w:pPr>
+        <w:rPr>
+          <w:rFonts w:ascii="Consolas" w:hAnsi="Consolas" w:cs="Consolas"/>
+          <w:sz w:val="17"/>
+          <w:szCs w:val="17"/>
+        </w:rPr>
+      </w:pPr>
+      <w:r>
+        <w:rPr>
+          <w:rFonts w:ascii="Consolas" w:hAnsi="Consolas" w:cs="Consolas"/>
+          <w:sz w:val="17"/>
+          <w:szCs w:val="17"/>
+        </w:rPr>
+        <w:t xml:space="preserve">            xi_input = h.detach() if cfg.causal_force else h</w:t>
+      </w:r>
+    </w:p>
+    <w:p>
+      <w:pPr>
+        <w:rPr>
+          <w:rFonts w:ascii="Consolas" w:hAnsi="Consolas" w:cs="Consolas"/>
+          <w:sz w:val="17"/>
+          <w:szCs w:val="17"/>
+        </w:rPr>
+      </w:pPr>
+      <w:r>
+        <w:rPr>
+          <w:rFonts w:ascii="Consolas" w:hAnsi="Consolas" w:cs="Consolas"/>
+          <w:sz w:val="17"/>
+          <w:szCs w:val="17"/>
+        </w:rPr>
+        <w:t xml:space="preserve">            xi_now = causal_cumulative_mean(xi_input)</w:t>
+      </w:r>
+    </w:p>
+    <w:p>
+      <w:pPr>
+        <w:rPr>
+          <w:rFonts w:ascii="Consolas" w:hAnsi="Consolas" w:cs="Consolas"/>
+          <w:sz w:val="17"/>
+          <w:szCs w:val="17"/>
+        </w:rPr>
+      </w:pPr>
+      <w:r>
+        <w:rPr>
+          <w:rFonts w:ascii="Consolas" w:hAnsi="Consolas" w:cs="Consolas"/>
+          <w:sz w:val="17"/>
+          <w:szCs w:val="17"/>
+        </w:rPr>
+        <w:t xml:space="preserve">            if return_xi_trajectory:</w:t>
+      </w:r>
+    </w:p>
+    <w:p>
+      <w:pPr>
+        <w:rPr>
+          <w:rFonts w:ascii="Consolas" w:hAnsi="Consolas" w:cs="Consolas"/>
+          <w:sz w:val="17"/>
+          <w:szCs w:val="17"/>
+        </w:rPr>
+      </w:pPr>
+      <w:r>
+        <w:rPr>
+          <w:rFonts w:ascii="Consolas" w:hAnsi="Consolas" w:cs="Consolas"/>
+          <w:sz w:val="17"/>
+          <w:szCs w:val="17"/>
+        </w:rPr>
+        <w:t xml:space="preserve">                assert traj_xi is not None</w:t>
+      </w:r>
+    </w:p>
+    <w:p>
+      <w:pPr>
+        <w:rPr>
+          <w:rFonts w:ascii="Consolas" w:hAnsi="Consolas" w:cs="Consolas"/>
+          <w:sz w:val="17"/>
+          <w:szCs w:val="17"/>
+        </w:rPr>
+      </w:pPr>
+      <w:r>
+        <w:rPr>
+          <w:rFonts w:ascii="Consolas" w:hAnsi="Consolas" w:cs="Consolas"/>
+          <w:sz w:val="17"/>
+          <w:szCs w:val="17"/>
+        </w:rPr>
+        <w:t xml:space="preserve">                traj_xi.append(xi_now.detach().cpu())</w:t>
+      </w:r>
+    </w:p>
+    <w:p>
+      <w:pPr>
+        <w:rPr>
+          <w:rFonts w:ascii="Consolas" w:hAnsi="Consolas" w:cs="Consolas"/>
+          <w:sz w:val="17"/>
+          <w:szCs w:val="17"/>
+        </w:rPr>
+      </w:pPr>
+    </w:p>
+    <w:p>
+      <w:pPr>
+        <w:rPr>
+          <w:rFonts w:ascii="Consolas" w:hAnsi="Consolas" w:cs="Consolas"/>
+          <w:sz w:val="17"/>
+          <w:szCs w:val="17"/>
+        </w:rPr>
+      </w:pPr>
+      <w:r>
+        <w:rPr>
+          <w:rFonts w:ascii="Consolas" w:hAnsi="Consolas" w:cs="Consolas"/>
+          <w:sz w:val="17"/>
+          <w:szCs w:val="17"/>
+        </w:rPr>
+        <w:t xml:space="preserve">            h_in = h</w:t>
+      </w:r>
+    </w:p>
+    <w:p>
+      <w:pPr>
+        <w:rPr>
+          <w:rFonts w:ascii="Consolas" w:hAnsi="Consolas" w:cs="Consolas"/>
+          <w:sz w:val="17"/>
+          <w:szCs w:val="17"/>
+        </w:rPr>
+      </w:pPr>
+      <w:r>
+        <w:rPr>
+          <w:rFonts w:ascii="Consolas" w:hAnsi="Consolas" w:cs="Consolas"/>
+          <w:sz w:val="17"/>
+          <w:szCs w:val="17"/>
+        </w:rPr>
+        <w:t xml:space="preserve">            if not h_in.requires_grad:</w:t>
+      </w:r>
+    </w:p>
+    <w:p>
+      <w:pPr>
+        <w:rPr>
+          <w:rFonts w:ascii="Consolas" w:hAnsi="Consolas" w:cs="Consolas"/>
+          <w:sz w:val="17"/>
+          <w:szCs w:val="17"/>
+        </w:rPr>
+      </w:pPr>
+      <w:r>
+        <w:rPr>
+          <w:rFonts w:ascii="Consolas" w:hAnsi="Consolas" w:cs="Consolas"/>
+          <w:sz w:val="17"/>
+          <w:szCs w:val="17"/>
+        </w:rPr>
+        <w:t xml:space="preserve">                h_in = h_in.requires_grad_(True)</w:t>
+      </w:r>
+    </w:p>
+    <w:p>
+      <w:pPr>
+        <w:rPr>
+          <w:rFonts w:ascii="Consolas" w:hAnsi="Consolas" w:cs="Consolas"/>
+          <w:sz w:val="17"/>
+          <w:szCs w:val="17"/>
+        </w:rPr>
+      </w:pPr>
+      <w:r>
+        <w:rPr>
+          <w:rFonts w:ascii="Consolas" w:hAnsi="Consolas" w:cs="Consolas"/>
+          <w:sz w:val="17"/>
+          <w:szCs w:val="17"/>
+        </w:rPr>
+        <w:t xml:space="preserve">            V = self.V_theta(xi_now, h_in).sum()</w:t>
+      </w:r>
+    </w:p>
+    <w:p>
+      <w:pPr>
+        <w:rPr>
+          <w:rFonts w:ascii="Consolas" w:hAnsi="Consolas" w:cs="Consolas"/>
+          <w:sz w:val="17"/>
+          <w:szCs w:val="17"/>
+        </w:rPr>
+      </w:pPr>
+      <w:r>
+        <w:rPr>
+          <w:rFonts w:ascii="Consolas" w:hAnsi="Consolas" w:cs="Consolas"/>
+          <w:sz w:val="17"/>
+          <w:szCs w:val="17"/>
+        </w:rPr>
+        <w:t xml:space="preserve">            grad_V, = torch.autograd.grad(</w:t>
+      </w:r>
+    </w:p>
+    <w:p>
+      <w:pPr>
+        <w:rPr>
+          <w:rFonts w:ascii="Consolas" w:hAnsi="Consolas" w:cs="Consolas"/>
+          <w:sz w:val="17"/>
+          <w:szCs w:val="17"/>
+        </w:rPr>
+      </w:pPr>
+      <w:r>
+        <w:rPr>
+          <w:rFonts w:ascii="Consolas" w:hAnsi="Consolas" w:cs="Consolas"/>
+          <w:sz w:val="17"/>
+          <w:szCs w:val="17"/>
+        </w:rPr>
+        <w:t xml:space="preserve">                V, h_in, create_graph=self.training, retain_graph=True,</w:t>
       </w:r>
     </w:p>
     <w:p>
@@ -7047,135 +8973,459 @@
           <w:sz w:val="17"/>
           <w:szCs w:val="17"/>
         </w:rPr>
-        <w:t xml:space="preserve">        else:</w:t>
-      </w:r>
-    </w:p>
-    <w:p>
-      <w:pPr>
-        <w:rPr>
-          <w:rFonts w:ascii="Consolas" w:hAnsi="Consolas" w:cs="Consolas"/>
-          <w:sz w:val="17"/>
-          <w:szCs w:val="17"/>
-        </w:rPr>
-      </w:pPr>
-      <w:r>
-        <w:rPr>
-          <w:rFonts w:ascii="Consolas" w:hAnsi="Consolas" w:cs="Consolas"/>
-          <w:sz w:val="17"/>
-          <w:szCs w:val="17"/>
-        </w:rPr>
-        <w:t xml:space="preserve">            raise ValueError(f"unknown mass_mode: {cfg.mass_mode!r}")</w:t>
-      </w:r>
-    </w:p>
-    <w:p>
-      <w:pPr>
-        <w:rPr>
-          <w:rFonts w:ascii="Consolas" w:hAnsi="Consolas" w:cs="Consolas"/>
-          <w:sz w:val="17"/>
-          <w:szCs w:val="17"/>
-        </w:rPr>
-      </w:pPr>
-    </w:p>
-    <w:p>
-      <w:pPr>
-        <w:rPr>
-          <w:rFonts w:ascii="Consolas" w:hAnsi="Consolas" w:cs="Consolas"/>
-          <w:sz w:val="17"/>
-          <w:szCs w:val="17"/>
-        </w:rPr>
-      </w:pPr>
-      <w:r>
-        <w:rPr>
-          <w:rFonts w:ascii="Consolas" w:hAnsi="Consolas" w:cs="Consolas"/>
-          <w:sz w:val="17"/>
-          <w:szCs w:val="17"/>
-        </w:rPr>
-        <w:t xml:space="preserve">    @property</w:t>
-      </w:r>
-    </w:p>
-    <w:p>
-      <w:pPr>
-        <w:rPr>
-          <w:rFonts w:ascii="Consolas" w:hAnsi="Consolas" w:cs="Consolas"/>
-          <w:sz w:val="17"/>
-          <w:szCs w:val="17"/>
-        </w:rPr>
-      </w:pPr>
-      <w:r>
-        <w:rPr>
-          <w:rFonts w:ascii="Consolas" w:hAnsi="Consolas" w:cs="Consolas"/>
-          <w:sz w:val="17"/>
-          <w:szCs w:val="17"/>
-        </w:rPr>
-        <w:t xml:space="preserve">    def gamma(self) -&gt; torch.Tensor:</w:t>
-      </w:r>
-    </w:p>
-    <w:p>
-      <w:pPr>
-        <w:rPr>
-          <w:rFonts w:ascii="Consolas" w:hAnsi="Consolas" w:cs="Consolas"/>
-          <w:sz w:val="17"/>
-          <w:szCs w:val="17"/>
-        </w:rPr>
-      </w:pPr>
-      <w:r>
-        <w:rPr>
-          <w:rFonts w:ascii="Consolas" w:hAnsi="Consolas" w:cs="Consolas"/>
-          <w:sz w:val="17"/>
-          <w:szCs w:val="17"/>
-        </w:rPr>
-        <w:t xml:space="preserve">        if self._gamma_value is not None:</w:t>
-      </w:r>
-    </w:p>
-    <w:p>
-      <w:pPr>
-        <w:rPr>
-          <w:rFonts w:ascii="Consolas" w:hAnsi="Consolas" w:cs="Consolas"/>
-          <w:sz w:val="17"/>
-          <w:szCs w:val="17"/>
-        </w:rPr>
-      </w:pPr>
-      <w:r>
-        <w:rPr>
-          <w:rFonts w:ascii="Consolas" w:hAnsi="Consolas" w:cs="Consolas"/>
-          <w:sz w:val="17"/>
-          <w:szCs w:val="17"/>
-        </w:rPr>
-        <w:t xml:space="preserve">            return torch.full(</w:t>
-      </w:r>
-    </w:p>
-    <w:p>
-      <w:pPr>
-        <w:rPr>
-          <w:rFonts w:ascii="Consolas" w:hAnsi="Consolas" w:cs="Consolas"/>
-          <w:sz w:val="17"/>
-          <w:szCs w:val="17"/>
-        </w:rPr>
-      </w:pPr>
-      <w:r>
-        <w:rPr>
-          <w:rFonts w:ascii="Consolas" w:hAnsi="Consolas" w:cs="Consolas"/>
-          <w:sz w:val="17"/>
-          <w:szCs w:val="17"/>
-        </w:rPr>
-        <w:t xml:space="preserve">                (), self._gamma_value,</w:t>
-      </w:r>
-    </w:p>
-    <w:p>
-      <w:pPr>
-        <w:rPr>
-          <w:rFonts w:ascii="Consolas" w:hAnsi="Consolas" w:cs="Consolas"/>
-          <w:sz w:val="17"/>
-          <w:szCs w:val="17"/>
-        </w:rPr>
-      </w:pPr>
-      <w:r>
-        <w:rPr>
-          <w:rFonts w:ascii="Consolas" w:hAnsi="Consolas" w:cs="Consolas"/>
-          <w:sz w:val="17"/>
-          <w:szCs w:val="17"/>
-        </w:rPr>
-        <w:t xml:space="preserve">                device=self.raw_gamma.device, dtype=self.raw_gamma.dtype,</w:t>
+        <w:t xml:space="preserve">            f = -grad_V</w:t>
+      </w:r>
+    </w:p>
+    <w:p>
+      <w:pPr>
+        <w:rPr>
+          <w:rFonts w:ascii="Consolas" w:hAnsi="Consolas" w:cs="Consolas"/>
+          <w:sz w:val="17"/>
+          <w:szCs w:val="17"/>
+        </w:rPr>
+      </w:pPr>
+      <w:r>
+        <w:rPr>
+          <w:rFonts w:ascii="Consolas" w:hAnsi="Consolas" w:cs="Consolas"/>
+          <w:sz w:val="17"/>
+          <w:szCs w:val="17"/>
+        </w:rPr>
+        <w:t xml:space="preserve">            v = (v + dt * f / m_b) / (1.0 + dt * gamma)</w:t>
+      </w:r>
+    </w:p>
+    <w:p>
+      <w:pPr>
+        <w:rPr>
+          <w:rFonts w:ascii="Consolas" w:hAnsi="Consolas" w:cs="Consolas"/>
+          <w:sz w:val="17"/>
+          <w:szCs w:val="17"/>
+        </w:rPr>
+      </w:pPr>
+      <w:r>
+        <w:rPr>
+          <w:rFonts w:ascii="Consolas" w:hAnsi="Consolas" w:cs="Consolas"/>
+          <w:sz w:val="17"/>
+          <w:szCs w:val="17"/>
+        </w:rPr>
+        <w:t xml:space="preserve">            h = h_in + dt * v</w:t>
+      </w:r>
+    </w:p>
+    <w:p>
+      <w:pPr>
+        <w:rPr>
+          <w:rFonts w:ascii="Consolas" w:hAnsi="Consolas" w:cs="Consolas"/>
+          <w:sz w:val="17"/>
+          <w:szCs w:val="17"/>
+        </w:rPr>
+      </w:pPr>
+      <w:r>
+        <w:rPr>
+          <w:rFonts w:ascii="Consolas" w:hAnsi="Consolas" w:cs="Consolas"/>
+          <w:sz w:val="17"/>
+          <w:szCs w:val="17"/>
+        </w:rPr>
+        <w:t xml:space="preserve">            if return_trajectory:</w:t>
+      </w:r>
+    </w:p>
+    <w:p>
+      <w:pPr>
+        <w:rPr>
+          <w:rFonts w:ascii="Consolas" w:hAnsi="Consolas" w:cs="Consolas"/>
+          <w:sz w:val="17"/>
+          <w:szCs w:val="17"/>
+        </w:rPr>
+      </w:pPr>
+      <w:r>
+        <w:rPr>
+          <w:rFonts w:ascii="Consolas" w:hAnsi="Consolas" w:cs="Consolas"/>
+          <w:sz w:val="17"/>
+          <w:szCs w:val="17"/>
+        </w:rPr>
+        <w:t xml:space="preserve">                assert traj_h is not None</w:t>
+      </w:r>
+    </w:p>
+    <w:p>
+      <w:pPr>
+        <w:rPr>
+          <w:rFonts w:ascii="Consolas" w:hAnsi="Consolas" w:cs="Consolas"/>
+          <w:sz w:val="17"/>
+          <w:szCs w:val="17"/>
+        </w:rPr>
+      </w:pPr>
+      <w:r>
+        <w:rPr>
+          <w:rFonts w:ascii="Consolas" w:hAnsi="Consolas" w:cs="Consolas"/>
+          <w:sz w:val="17"/>
+          <w:szCs w:val="17"/>
+        </w:rPr>
+        <w:t xml:space="preserve">                traj_h.append(h.detach().cpu())</w:t>
+      </w:r>
+    </w:p>
+    <w:p>
+      <w:pPr>
+        <w:rPr>
+          <w:rFonts w:ascii="Consolas" w:hAnsi="Consolas" w:cs="Consolas"/>
+          <w:sz w:val="17"/>
+          <w:szCs w:val="17"/>
+        </w:rPr>
+      </w:pPr>
+    </w:p>
+    <w:p>
+      <w:pPr>
+        <w:rPr>
+          <w:rFonts w:ascii="Consolas" w:hAnsi="Consolas" w:cs="Consolas"/>
+          <w:sz w:val="17"/>
+          <w:szCs w:val="17"/>
+        </w:rPr>
+      </w:pPr>
+      <w:r>
+        <w:rPr>
+          <w:rFonts w:ascii="Consolas" w:hAnsi="Consolas" w:cs="Consolas"/>
+          <w:sz w:val="17"/>
+          <w:szCs w:val="17"/>
+        </w:rPr>
+        <w:t xml:space="preserve">        return h, traj_h, traj_xi</w:t>
+      </w:r>
+    </w:p>
+    <w:p>
+      <w:pPr>
+        <w:rPr>
+          <w:rFonts w:ascii="Consolas" w:hAnsi="Consolas" w:cs="Consolas"/>
+          <w:sz w:val="17"/>
+          <w:szCs w:val="17"/>
+        </w:rPr>
+      </w:pPr>
+    </w:p>
+    <w:p>
+      <w:pPr>
+        <w:rPr>
+          <w:rFonts w:ascii="Consolas" w:hAnsi="Consolas" w:cs="Consolas"/>
+          <w:sz w:val="17"/>
+          <w:szCs w:val="17"/>
+        </w:rPr>
+      </w:pPr>
+      <w:r>
+        <w:rPr>
+          <w:rFonts w:ascii="Consolas" w:hAnsi="Consolas" w:cs="Consolas"/>
+          <w:sz w:val="17"/>
+          <w:szCs w:val="17"/>
+        </w:rPr>
+        <w:t xml:space="preserve">    def forward(</w:t>
+      </w:r>
+    </w:p>
+    <w:p>
+      <w:pPr>
+        <w:rPr>
+          <w:rFonts w:ascii="Consolas" w:hAnsi="Consolas" w:cs="Consolas"/>
+          <w:sz w:val="17"/>
+          <w:szCs w:val="17"/>
+        </w:rPr>
+      </w:pPr>
+      <w:r>
+        <w:rPr>
+          <w:rFonts w:ascii="Consolas" w:hAnsi="Consolas" w:cs="Consolas"/>
+          <w:sz w:val="17"/>
+          <w:szCs w:val="17"/>
+        </w:rPr>
+        <w:t xml:space="preserve">        self,</w:t>
+      </w:r>
+    </w:p>
+    <w:p>
+      <w:pPr>
+        <w:rPr>
+          <w:rFonts w:ascii="Consolas" w:hAnsi="Consolas" w:cs="Consolas"/>
+          <w:sz w:val="17"/>
+          <w:szCs w:val="17"/>
+        </w:rPr>
+      </w:pPr>
+      <w:r>
+        <w:rPr>
+          <w:rFonts w:ascii="Consolas" w:hAnsi="Consolas" w:cs="Consolas"/>
+          <w:sz w:val="17"/>
+          <w:szCs w:val="17"/>
+        </w:rPr>
+        <w:t xml:space="preserve">        x: torch.Tensor,</w:t>
+      </w:r>
+    </w:p>
+    <w:p>
+      <w:pPr>
+        <w:rPr>
+          <w:rFonts w:ascii="Consolas" w:hAnsi="Consolas" w:cs="Consolas"/>
+          <w:sz w:val="17"/>
+          <w:szCs w:val="17"/>
+        </w:rPr>
+      </w:pPr>
+      <w:r>
+        <w:rPr>
+          <w:rFonts w:ascii="Consolas" w:hAnsi="Consolas" w:cs="Consolas"/>
+          <w:sz w:val="17"/>
+          <w:szCs w:val="17"/>
+        </w:rPr>
+        <w:t xml:space="preserve">        targets: Optional[torch.Tensor] = None,</w:t>
+      </w:r>
+    </w:p>
+    <w:p>
+      <w:pPr>
+        <w:rPr>
+          <w:rFonts w:ascii="Consolas" w:hAnsi="Consolas" w:cs="Consolas"/>
+          <w:sz w:val="17"/>
+          <w:szCs w:val="17"/>
+        </w:rPr>
+      </w:pPr>
+      <w:r>
+        <w:rPr>
+          <w:rFonts w:ascii="Consolas" w:hAnsi="Consolas" w:cs="Consolas"/>
+          <w:sz w:val="17"/>
+          <w:szCs w:val="17"/>
+        </w:rPr>
+        <w:t xml:space="preserve">        return_trajectory: bool = False,</w:t>
+      </w:r>
+    </w:p>
+    <w:p>
+      <w:pPr>
+        <w:rPr>
+          <w:rFonts w:ascii="Consolas" w:hAnsi="Consolas" w:cs="Consolas"/>
+          <w:sz w:val="17"/>
+          <w:szCs w:val="17"/>
+        </w:rPr>
+      </w:pPr>
+      <w:r>
+        <w:rPr>
+          <w:rFonts w:ascii="Consolas" w:hAnsi="Consolas" w:cs="Consolas"/>
+          <w:sz w:val="17"/>
+          <w:szCs w:val="17"/>
+        </w:rPr>
+        <w:t xml:space="preserve">        return_xi_trajectory: bool = False,</w:t>
+      </w:r>
+    </w:p>
+    <w:p>
+      <w:pPr>
+        <w:rPr>
+          <w:rFonts w:ascii="Consolas" w:hAnsi="Consolas" w:cs="Consolas"/>
+          <w:sz w:val="17"/>
+          <w:szCs w:val="17"/>
+        </w:rPr>
+      </w:pPr>
+      <w:r>
+        <w:rPr>
+          <w:rFonts w:ascii="Consolas" w:hAnsi="Consolas" w:cs="Consolas"/>
+          <w:sz w:val="17"/>
+          <w:szCs w:val="17"/>
+        </w:rPr>
+        <w:t xml:space="preserve">    ):</w:t>
+      </w:r>
+    </w:p>
+    <w:p>
+      <w:pPr>
+        <w:rPr>
+          <w:rFonts w:ascii="Consolas" w:hAnsi="Consolas" w:cs="Consolas"/>
+          <w:sz w:val="17"/>
+          <w:szCs w:val="17"/>
+        </w:rPr>
+      </w:pPr>
+      <w:r>
+        <w:rPr>
+          <w:rFonts w:ascii="Consolas" w:hAnsi="Consolas" w:cs="Consolas"/>
+          <w:sz w:val="17"/>
+          <w:szCs w:val="17"/>
+        </w:rPr>
+        <w:t xml:space="preserve">        emb = self._embed(x)</w:t>
+      </w:r>
+    </w:p>
+    <w:p>
+      <w:pPr>
+        <w:rPr>
+          <w:rFonts w:ascii="Consolas" w:hAnsi="Consolas" w:cs="Consolas"/>
+          <w:sz w:val="17"/>
+          <w:szCs w:val="17"/>
+        </w:rPr>
+      </w:pPr>
+      <w:r>
+        <w:rPr>
+          <w:rFonts w:ascii="Consolas" w:hAnsi="Consolas" w:cs="Consolas"/>
+          <w:sz w:val="17"/>
+          <w:szCs w:val="17"/>
+        </w:rPr>
+        <w:t xml:space="preserve">        h_L, traj_h, traj_xi = self.integrate(</w:t>
+      </w:r>
+    </w:p>
+    <w:p>
+      <w:pPr>
+        <w:rPr>
+          <w:rFonts w:ascii="Consolas" w:hAnsi="Consolas" w:cs="Consolas"/>
+          <w:sz w:val="17"/>
+          <w:szCs w:val="17"/>
+        </w:rPr>
+      </w:pPr>
+      <w:r>
+        <w:rPr>
+          <w:rFonts w:ascii="Consolas" w:hAnsi="Consolas" w:cs="Consolas"/>
+          <w:sz w:val="17"/>
+          <w:szCs w:val="17"/>
+        </w:rPr>
+        <w:t xml:space="preserve">            x, emb,</w:t>
+      </w:r>
+    </w:p>
+    <w:p>
+      <w:pPr>
+        <w:rPr>
+          <w:rFonts w:ascii="Consolas" w:hAnsi="Consolas" w:cs="Consolas"/>
+          <w:sz w:val="17"/>
+          <w:szCs w:val="17"/>
+        </w:rPr>
+      </w:pPr>
+      <w:r>
+        <w:rPr>
+          <w:rFonts w:ascii="Consolas" w:hAnsi="Consolas" w:cs="Consolas"/>
+          <w:sz w:val="17"/>
+          <w:szCs w:val="17"/>
+        </w:rPr>
+        <w:t xml:space="preserve">            return_trajectory=return_trajectory,</w:t>
+      </w:r>
+    </w:p>
+    <w:p>
+      <w:pPr>
+        <w:rPr>
+          <w:rFonts w:ascii="Consolas" w:hAnsi="Consolas" w:cs="Consolas"/>
+          <w:sz w:val="17"/>
+          <w:szCs w:val="17"/>
+        </w:rPr>
+      </w:pPr>
+      <w:r>
+        <w:rPr>
+          <w:rFonts w:ascii="Consolas" w:hAnsi="Consolas" w:cs="Consolas"/>
+          <w:sz w:val="17"/>
+          <w:szCs w:val="17"/>
+        </w:rPr>
+        <w:t xml:space="preserve">            return_xi_trajectory=return_xi_trajectory,</w:t>
+      </w:r>
+    </w:p>
+    <w:p>
+      <w:pPr>
+        <w:rPr>
+          <w:rFonts w:ascii="Consolas" w:hAnsi="Consolas" w:cs="Consolas"/>
+          <w:sz w:val="17"/>
+          <w:szCs w:val="17"/>
+        </w:rPr>
+      </w:pPr>
+      <w:r>
+        <w:rPr>
+          <w:rFonts w:ascii="Consolas" w:hAnsi="Consolas" w:cs="Consolas"/>
+          <w:sz w:val="17"/>
+          <w:szCs w:val="17"/>
+        </w:rPr>
+        <w:t xml:space="preserve">        )</w:t>
+      </w:r>
+    </w:p>
+    <w:p>
+      <w:pPr>
+        <w:rPr>
+          <w:rFonts w:ascii="Consolas" w:hAnsi="Consolas" w:cs="Consolas"/>
+          <w:sz w:val="17"/>
+          <w:szCs w:val="17"/>
+        </w:rPr>
+      </w:pPr>
+      <w:r>
+        <w:rPr>
+          <w:rFonts w:ascii="Consolas" w:hAnsi="Consolas" w:cs="Consolas"/>
+          <w:sz w:val="17"/>
+          <w:szCs w:val="17"/>
+        </w:rPr>
+        <w:t xml:space="preserve">        logits = h_L @ self.E.weight.T</w:t>
+      </w:r>
+    </w:p>
+    <w:p>
+      <w:pPr>
+        <w:rPr>
+          <w:rFonts w:ascii="Consolas" w:hAnsi="Consolas" w:cs="Consolas"/>
+          <w:sz w:val="17"/>
+          <w:szCs w:val="17"/>
+        </w:rPr>
+      </w:pPr>
+    </w:p>
+    <w:p>
+      <w:pPr>
+        <w:rPr>
+          <w:rFonts w:ascii="Consolas" w:hAnsi="Consolas" w:cs="Consolas"/>
+          <w:sz w:val="17"/>
+          <w:szCs w:val="17"/>
+        </w:rPr>
+      </w:pPr>
+      <w:r>
+        <w:rPr>
+          <w:rFonts w:ascii="Consolas" w:hAnsi="Consolas" w:cs="Consolas"/>
+          <w:sz w:val="17"/>
+          <w:szCs w:val="17"/>
+        </w:rPr>
+        <w:t xml:space="preserve">        loss = None</w:t>
+      </w:r>
+    </w:p>
+    <w:p>
+      <w:pPr>
+        <w:rPr>
+          <w:rFonts w:ascii="Consolas" w:hAnsi="Consolas" w:cs="Consolas"/>
+          <w:sz w:val="17"/>
+          <w:szCs w:val="17"/>
+        </w:rPr>
+      </w:pPr>
+      <w:r>
+        <w:rPr>
+          <w:rFonts w:ascii="Consolas" w:hAnsi="Consolas" w:cs="Consolas"/>
+          <w:sz w:val="17"/>
+          <w:szCs w:val="17"/>
+        </w:rPr>
+        <w:t xml:space="preserve">        if targets is not None:</w:t>
+      </w:r>
+    </w:p>
+    <w:p>
+      <w:pPr>
+        <w:rPr>
+          <w:rFonts w:ascii="Consolas" w:hAnsi="Consolas" w:cs="Consolas"/>
+          <w:sz w:val="17"/>
+          <w:szCs w:val="17"/>
+        </w:rPr>
+      </w:pPr>
+      <w:r>
+        <w:rPr>
+          <w:rFonts w:ascii="Consolas" w:hAnsi="Consolas" w:cs="Consolas"/>
+          <w:sz w:val="17"/>
+          <w:szCs w:val="17"/>
+        </w:rPr>
+        <w:t xml:space="preserve">            loss = F.cross_entropy(</w:t>
+      </w:r>
+    </w:p>
+    <w:p>
+      <w:pPr>
+        <w:rPr>
+          <w:rFonts w:ascii="Consolas" w:hAnsi="Consolas" w:cs="Consolas"/>
+          <w:sz w:val="17"/>
+          <w:szCs w:val="17"/>
+        </w:rPr>
+      </w:pPr>
+      <w:r>
+        <w:rPr>
+          <w:rFonts w:ascii="Consolas" w:hAnsi="Consolas" w:cs="Consolas"/>
+          <w:sz w:val="17"/>
+          <w:szCs w:val="17"/>
+        </w:rPr>
+        <w:t xml:space="preserve">                logits.reshape(-1, self.cfg.vocab_size),</w:t>
+      </w:r>
+    </w:p>
+    <w:p>
+      <w:pPr>
+        <w:rPr>
+          <w:rFonts w:ascii="Consolas" w:hAnsi="Consolas" w:cs="Consolas"/>
+          <w:sz w:val="17"/>
+          <w:szCs w:val="17"/>
+        </w:rPr>
+      </w:pPr>
+      <w:r>
+        <w:rPr>
+          <w:rFonts w:ascii="Consolas" w:hAnsi="Consolas" w:cs="Consolas"/>
+          <w:sz w:val="17"/>
+          <w:szCs w:val="17"/>
+        </w:rPr>
+        <w:t xml:space="preserve">                targets.reshape(-1),</w:t>
       </w:r>
     </w:p>
     <w:p>
@@ -7209,461 +9459,75 @@
           <w:sz w:val="17"/>
           <w:szCs w:val="17"/>
         </w:rPr>
-        <w:t xml:space="preserve">        return F.softplus(self.raw_gamma)</w:t>
-      </w:r>
-    </w:p>
-    <w:p>
-      <w:pPr>
-        <w:rPr>
-          <w:rFonts w:ascii="Consolas" w:hAnsi="Consolas" w:cs="Consolas"/>
-          <w:sz w:val="17"/>
-          <w:szCs w:val="17"/>
-        </w:rPr>
-      </w:pPr>
-    </w:p>
-    <w:p>
-      <w:pPr>
-        <w:rPr>
-          <w:rFonts w:ascii="Consolas" w:hAnsi="Consolas" w:cs="Consolas"/>
-          <w:sz w:val="17"/>
-          <w:szCs w:val="17"/>
-        </w:rPr>
-      </w:pPr>
-      <w:r>
-        <w:rPr>
-          <w:rFonts w:ascii="Consolas" w:hAnsi="Consolas" w:cs="Consolas"/>
-          <w:sz w:val="17"/>
-          <w:szCs w:val="17"/>
-        </w:rPr>
-        <w:t xml:space="preserve">    @property</w:t>
-      </w:r>
-    </w:p>
-    <w:p>
-      <w:pPr>
-        <w:rPr>
-          <w:rFonts w:ascii="Consolas" w:hAnsi="Consolas" w:cs="Consolas"/>
-          <w:sz w:val="17"/>
-          <w:szCs w:val="17"/>
-        </w:rPr>
-      </w:pPr>
-      <w:r>
-        <w:rPr>
-          <w:rFonts w:ascii="Consolas" w:hAnsi="Consolas" w:cs="Consolas"/>
-          <w:sz w:val="17"/>
-          <w:szCs w:val="17"/>
-        </w:rPr>
-        <w:t xml:space="preserve">    def m_global(self) -&gt; torch.Tensor:</w:t>
-      </w:r>
-    </w:p>
-    <w:p>
-      <w:pPr>
-        <w:rPr>
-          <w:rFonts w:ascii="Consolas" w:hAnsi="Consolas" w:cs="Consolas"/>
-          <w:sz w:val="17"/>
-          <w:szCs w:val="17"/>
-        </w:rPr>
-      </w:pPr>
-      <w:r>
-        <w:rPr>
-          <w:rFonts w:ascii="Consolas" w:hAnsi="Consolas" w:cs="Consolas"/>
-          <w:sz w:val="17"/>
-          <w:szCs w:val="17"/>
-        </w:rPr>
-        <w:t xml:space="preserve">        return F.softplus(self.raw_m_bias) + 1e-3</w:t>
-      </w:r>
-    </w:p>
-    <w:p>
-      <w:pPr>
-        <w:rPr>
-          <w:rFonts w:ascii="Consolas" w:hAnsi="Consolas" w:cs="Consolas"/>
-          <w:sz w:val="17"/>
-          <w:szCs w:val="17"/>
-        </w:rPr>
-      </w:pPr>
-    </w:p>
-    <w:p>
-      <w:pPr>
-        <w:rPr>
-          <w:rFonts w:ascii="Consolas" w:hAnsi="Consolas" w:cs="Consolas"/>
-          <w:sz w:val="17"/>
-          <w:szCs w:val="17"/>
-        </w:rPr>
-      </w:pPr>
-      <w:r>
-        <w:rPr>
-          <w:rFonts w:ascii="Consolas" w:hAnsi="Consolas" w:cs="Consolas"/>
-          <w:sz w:val="17"/>
-          <w:szCs w:val="17"/>
-        </w:rPr>
-        <w:t xml:space="preserve">    def compute_mass(self, x: torch.Tensor, emb: torch.Tensor) -&gt; torch.Tensor:</w:t>
-      </w:r>
-    </w:p>
-    <w:p>
-      <w:pPr>
-        <w:rPr>
-          <w:rFonts w:ascii="Consolas" w:hAnsi="Consolas" w:cs="Consolas"/>
-          <w:sz w:val="17"/>
-          <w:szCs w:val="17"/>
-        </w:rPr>
-      </w:pPr>
-      <w:r>
-        <w:rPr>
-          <w:rFonts w:ascii="Consolas" w:hAnsi="Consolas" w:cs="Consolas"/>
-          <w:sz w:val="17"/>
-          <w:szCs w:val="17"/>
-        </w:rPr>
-        <w:t xml:space="preserve">        """Return m as a tensor broadcastable over (B, T, d).</w:t>
-      </w:r>
-    </w:p>
-    <w:p>
-      <w:pPr>
-        <w:rPr>
-          <w:rFonts w:ascii="Consolas" w:hAnsi="Consolas" w:cs="Consolas"/>
-          <w:sz w:val="17"/>
-          <w:szCs w:val="17"/>
-        </w:rPr>
-      </w:pPr>
-    </w:p>
-    <w:p>
-      <w:pPr>
-        <w:rPr>
-          <w:rFonts w:ascii="Consolas" w:hAnsi="Consolas" w:cs="Consolas"/>
-          <w:sz w:val="17"/>
-          <w:szCs w:val="17"/>
-        </w:rPr>
-      </w:pPr>
-      <w:r>
-        <w:rPr>
-          <w:rFonts w:ascii="Consolas" w:hAnsi="Consolas" w:cs="Consolas"/>
-          <w:sz w:val="17"/>
-          <w:szCs w:val="17"/>
-        </w:rPr>
-        <w:t xml:space="preserve">        x:   (B, T)         token ids</w:t>
-      </w:r>
-    </w:p>
-    <w:p>
-      <w:pPr>
-        <w:rPr>
-          <w:rFonts w:ascii="Consolas" w:hAnsi="Consolas" w:cs="Consolas"/>
-          <w:sz w:val="17"/>
-          <w:szCs w:val="17"/>
-        </w:rPr>
-      </w:pPr>
-      <w:r>
-        <w:rPr>
-          <w:rFonts w:ascii="Consolas" w:hAnsi="Consolas" w:cs="Consolas"/>
-          <w:sz w:val="17"/>
-          <w:szCs w:val="17"/>
-        </w:rPr>
-        <w:t xml:space="preserve">        emb: (B, T, d)      first-layer hidden state E[x] + P</w:t>
-      </w:r>
-    </w:p>
-    <w:p>
-      <w:pPr>
-        <w:rPr>
-          <w:rFonts w:ascii="Consolas" w:hAnsi="Consolas" w:cs="Consolas"/>
-          <w:sz w:val="17"/>
-          <w:szCs w:val="17"/>
-        </w:rPr>
-      </w:pPr>
-      <w:r>
-        <w:rPr>
-          <w:rFonts w:ascii="Consolas" w:hAnsi="Consolas" w:cs="Consolas"/>
-          <w:sz w:val="17"/>
-          <w:szCs w:val="17"/>
-        </w:rPr>
-        <w:t xml:space="preserve">        """</w:t>
-      </w:r>
-    </w:p>
-    <w:p>
-      <w:pPr>
-        <w:rPr>
-          <w:rFonts w:ascii="Consolas" w:hAnsi="Consolas" w:cs="Consolas"/>
-          <w:sz w:val="17"/>
-          <w:szCs w:val="17"/>
-        </w:rPr>
-      </w:pPr>
-      <w:r>
-        <w:rPr>
-          <w:rFonts w:ascii="Consolas" w:hAnsi="Consolas" w:cs="Consolas"/>
-          <w:sz w:val="17"/>
-          <w:szCs w:val="17"/>
-        </w:rPr>
-        <w:t xml:space="preserve">        cfg = self.cfg</w:t>
-      </w:r>
-    </w:p>
-    <w:p>
-      <w:pPr>
-        <w:rPr>
-          <w:rFonts w:ascii="Consolas" w:hAnsi="Consolas" w:cs="Consolas"/>
-          <w:sz w:val="17"/>
-          <w:szCs w:val="17"/>
-        </w:rPr>
-      </w:pPr>
-      <w:r>
-        <w:rPr>
-          <w:rFonts w:ascii="Consolas" w:hAnsi="Consolas" w:cs="Consolas"/>
-          <w:sz w:val="17"/>
-          <w:szCs w:val="17"/>
-        </w:rPr>
-        <w:t xml:space="preserve">        if cfg.mass_mode == "global":</w:t>
-      </w:r>
-    </w:p>
-    <w:p>
-      <w:pPr>
-        <w:rPr>
-          <w:rFonts w:ascii="Consolas" w:hAnsi="Consolas" w:cs="Consolas"/>
-          <w:sz w:val="17"/>
-          <w:szCs w:val="17"/>
-        </w:rPr>
-      </w:pPr>
-      <w:r>
-        <w:rPr>
-          <w:rFonts w:ascii="Consolas" w:hAnsi="Consolas" w:cs="Consolas"/>
-          <w:sz w:val="17"/>
-          <w:szCs w:val="17"/>
-        </w:rPr>
-        <w:t xml:space="preserve">            return self.m_global</w:t>
-      </w:r>
-    </w:p>
-    <w:p>
-      <w:pPr>
-        <w:rPr>
-          <w:rFonts w:ascii="Consolas" w:hAnsi="Consolas" w:cs="Consolas"/>
-          <w:sz w:val="17"/>
-          <w:szCs w:val="17"/>
-        </w:rPr>
-      </w:pPr>
-    </w:p>
-    <w:p>
-      <w:pPr>
-        <w:rPr>
-          <w:rFonts w:ascii="Consolas" w:hAnsi="Consolas" w:cs="Consolas"/>
-          <w:sz w:val="17"/>
-          <w:szCs w:val="17"/>
-        </w:rPr>
-      </w:pPr>
-      <w:r>
-        <w:rPr>
-          <w:rFonts w:ascii="Consolas" w:hAnsi="Consolas" w:cs="Consolas"/>
-          <w:sz w:val="17"/>
-          <w:szCs w:val="17"/>
-        </w:rPr>
-        <w:t xml:space="preserve">        if cfg.mass_mode == "embed_head":</w:t>
-      </w:r>
-    </w:p>
-    <w:p>
-      <w:pPr>
-        <w:rPr>
-          <w:rFonts w:ascii="Consolas" w:hAnsi="Consolas" w:cs="Consolas"/>
-          <w:sz w:val="17"/>
-          <w:szCs w:val="17"/>
-        </w:rPr>
-      </w:pPr>
-      <w:r>
-        <w:rPr>
-          <w:rFonts w:ascii="Consolas" w:hAnsi="Consolas" w:cs="Consolas"/>
-          <w:sz w:val="17"/>
-          <w:szCs w:val="17"/>
-        </w:rPr>
-        <w:t xml:space="preserve">            raw = self.mass_head(self.E(x))</w:t>
-      </w:r>
-    </w:p>
-    <w:p>
-      <w:pPr>
-        <w:rPr>
-          <w:rFonts w:ascii="Consolas" w:hAnsi="Consolas" w:cs="Consolas"/>
-          <w:sz w:val="17"/>
-          <w:szCs w:val="17"/>
-        </w:rPr>
-      </w:pPr>
-      <w:r>
-        <w:rPr>
-          <w:rFonts w:ascii="Consolas" w:hAnsi="Consolas" w:cs="Consolas"/>
-          <w:sz w:val="17"/>
-          <w:szCs w:val="17"/>
-        </w:rPr>
-        <w:t xml:space="preserve">            return (F.softplus(raw + self.raw_m_bias) + 1e-3)</w:t>
-      </w:r>
-    </w:p>
-    <w:p>
-      <w:pPr>
-        <w:rPr>
-          <w:rFonts w:ascii="Consolas" w:hAnsi="Consolas" w:cs="Consolas"/>
-          <w:sz w:val="17"/>
-          <w:szCs w:val="17"/>
-        </w:rPr>
-      </w:pPr>
-    </w:p>
-    <w:p>
-      <w:pPr>
-        <w:rPr>
-          <w:rFonts w:ascii="Consolas" w:hAnsi="Consolas" w:cs="Consolas"/>
-          <w:sz w:val="17"/>
-          <w:szCs w:val="17"/>
-        </w:rPr>
-      </w:pPr>
-      <w:r>
-        <w:rPr>
-          <w:rFonts w:ascii="Consolas" w:hAnsi="Consolas" w:cs="Consolas"/>
-          <w:sz w:val="17"/>
-          <w:szCs w:val="17"/>
-        </w:rPr>
-        <w:t xml:space="preserve">        if cfg.mass_mode == "logfreq":</w:t>
-      </w:r>
-    </w:p>
-    <w:p>
-      <w:pPr>
-        <w:rPr>
-          <w:rFonts w:ascii="Consolas" w:hAnsi="Consolas" w:cs="Consolas"/>
-          <w:sz w:val="17"/>
-          <w:szCs w:val="17"/>
-        </w:rPr>
-      </w:pPr>
-      <w:r>
-        <w:rPr>
-          <w:rFonts w:ascii="Consolas" w:hAnsi="Consolas" w:cs="Consolas"/>
-          <w:sz w:val="17"/>
-          <w:szCs w:val="17"/>
-        </w:rPr>
-        <w:t xml:space="preserve">            surprisal = self.logfreq_surprisal[x]</w:t>
-      </w:r>
-    </w:p>
-    <w:p>
-      <w:pPr>
-        <w:rPr>
-          <w:rFonts w:ascii="Consolas" w:hAnsi="Consolas" w:cs="Consolas"/>
-          <w:sz w:val="17"/>
-          <w:szCs w:val="17"/>
-        </w:rPr>
-      </w:pPr>
-      <w:r>
-        <w:rPr>
-          <w:rFonts w:ascii="Consolas" w:hAnsi="Consolas" w:cs="Consolas"/>
-          <w:sz w:val="17"/>
-          <w:szCs w:val="17"/>
-        </w:rPr>
-        <w:t xml:space="preserve">            alpha = F.softplus(self.raw_logfreq_alpha)</w:t>
-      </w:r>
-    </w:p>
-    <w:p>
-      <w:pPr>
-        <w:rPr>
-          <w:rFonts w:ascii="Consolas" w:hAnsi="Consolas" w:cs="Consolas"/>
-          <w:sz w:val="17"/>
-          <w:szCs w:val="17"/>
-        </w:rPr>
-      </w:pPr>
-      <w:r>
-        <w:rPr>
-          <w:rFonts w:ascii="Consolas" w:hAnsi="Consolas" w:cs="Consolas"/>
-          <w:sz w:val="17"/>
-          <w:szCs w:val="17"/>
-        </w:rPr>
-        <w:t xml:space="preserve">            scaled = alpha * surprisal.unsqueeze(-1)</w:t>
-      </w:r>
-    </w:p>
-    <w:p>
-      <w:pPr>
-        <w:rPr>
-          <w:rFonts w:ascii="Consolas" w:hAnsi="Consolas" w:cs="Consolas"/>
-          <w:sz w:val="17"/>
-          <w:szCs w:val="17"/>
-        </w:rPr>
-      </w:pPr>
-      <w:r>
-        <w:rPr>
-          <w:rFonts w:ascii="Consolas" w:hAnsi="Consolas" w:cs="Consolas"/>
-          <w:sz w:val="17"/>
-          <w:szCs w:val="17"/>
-        </w:rPr>
-        <w:t xml:space="preserve">            return F.softplus(self.raw_m_bias + scaled) + 1e-3</w:t>
-      </w:r>
-    </w:p>
-    <w:p>
-      <w:pPr>
-        <w:rPr>
-          <w:rFonts w:ascii="Consolas" w:hAnsi="Consolas" w:cs="Consolas"/>
-          <w:sz w:val="17"/>
-          <w:szCs w:val="17"/>
-        </w:rPr>
-      </w:pPr>
-    </w:p>
-    <w:p>
-      <w:pPr>
-        <w:rPr>
-          <w:rFonts w:ascii="Consolas" w:hAnsi="Consolas" w:cs="Consolas"/>
-          <w:sz w:val="17"/>
-          <w:szCs w:val="17"/>
-        </w:rPr>
-      </w:pPr>
-      <w:r>
-        <w:rPr>
-          <w:rFonts w:ascii="Consolas" w:hAnsi="Consolas" w:cs="Consolas"/>
-          <w:sz w:val="17"/>
-          <w:szCs w:val="17"/>
-        </w:rPr>
-        <w:t xml:space="preserve">        raise RuntimeError("unreachable")</w:t>
-      </w:r>
-    </w:p>
-    <w:p>
-      <w:pPr>
-        <w:rPr>
-          <w:rFonts w:ascii="Consolas" w:hAnsi="Consolas" w:cs="Consolas"/>
-          <w:sz w:val="17"/>
-          <w:szCs w:val="17"/>
-        </w:rPr>
-      </w:pPr>
-    </w:p>
-    <w:p>
-      <w:pPr>
-        <w:rPr>
-          <w:rFonts w:ascii="Consolas" w:hAnsi="Consolas" w:cs="Consolas"/>
-          <w:sz w:val="17"/>
-          <w:szCs w:val="17"/>
-        </w:rPr>
-      </w:pPr>
-      <w:r>
-        <w:rPr>
-          <w:rFonts w:ascii="Consolas" w:hAnsi="Consolas" w:cs="Consolas"/>
-          <w:sz w:val="17"/>
-          <w:szCs w:val="17"/>
-        </w:rPr>
-        <w:t xml:space="preserve">    def _embed(self, x: torch.Tensor) -&gt; torch.Tensor:</w:t>
-      </w:r>
-    </w:p>
-    <w:p>
-      <w:pPr>
-        <w:rPr>
-          <w:rFonts w:ascii="Consolas" w:hAnsi="Consolas" w:cs="Consolas"/>
-          <w:sz w:val="17"/>
-          <w:szCs w:val="17"/>
-        </w:rPr>
-      </w:pPr>
-      <w:r>
-        <w:rPr>
-          <w:rFonts w:ascii="Consolas" w:hAnsi="Consolas" w:cs="Consolas"/>
-          <w:sz w:val="17"/>
-          <w:szCs w:val="17"/>
-        </w:rPr>
-        <w:t xml:space="preserve">        B, T = x.shape</w:t>
-      </w:r>
-    </w:p>
-    <w:p>
-      <w:pPr>
-        <w:rPr>
-          <w:rFonts w:ascii="Consolas" w:hAnsi="Consolas" w:cs="Consolas"/>
-          <w:sz w:val="17"/>
-          <w:szCs w:val="17"/>
-        </w:rPr>
-      </w:pPr>
-      <w:r>
-        <w:rPr>
-          <w:rFonts w:ascii="Consolas" w:hAnsi="Consolas" w:cs="Consolas"/>
-          <w:sz w:val="17"/>
-          <w:szCs w:val="17"/>
-        </w:rPr>
-        <w:t xml:space="preserve">        pos = self.P[:T].unsqueeze(0)</w:t>
+        <w:t xml:space="preserve">        out = [logits, loss]</w:t>
+      </w:r>
+    </w:p>
+    <w:p>
+      <w:pPr>
+        <w:rPr>
+          <w:rFonts w:ascii="Consolas" w:hAnsi="Consolas" w:cs="Consolas"/>
+          <w:sz w:val="17"/>
+          <w:szCs w:val="17"/>
+        </w:rPr>
+      </w:pPr>
+      <w:r>
+        <w:rPr>
+          <w:rFonts w:ascii="Consolas" w:hAnsi="Consolas" w:cs="Consolas"/>
+          <w:sz w:val="17"/>
+          <w:szCs w:val="17"/>
+        </w:rPr>
+        <w:t xml:space="preserve">        if return_trajectory:</w:t>
+      </w:r>
+    </w:p>
+    <w:p>
+      <w:pPr>
+        <w:rPr>
+          <w:rFonts w:ascii="Consolas" w:hAnsi="Consolas" w:cs="Consolas"/>
+          <w:sz w:val="17"/>
+          <w:szCs w:val="17"/>
+        </w:rPr>
+      </w:pPr>
+      <w:r>
+        <w:rPr>
+          <w:rFonts w:ascii="Consolas" w:hAnsi="Consolas" w:cs="Consolas"/>
+          <w:sz w:val="17"/>
+          <w:szCs w:val="17"/>
+        </w:rPr>
+        <w:t xml:space="preserve">            out.append(traj_h)</w:t>
+      </w:r>
+    </w:p>
+    <w:p>
+      <w:pPr>
+        <w:rPr>
+          <w:rFonts w:ascii="Consolas" w:hAnsi="Consolas" w:cs="Consolas"/>
+          <w:sz w:val="17"/>
+          <w:szCs w:val="17"/>
+        </w:rPr>
+      </w:pPr>
+      <w:r>
+        <w:rPr>
+          <w:rFonts w:ascii="Consolas" w:hAnsi="Consolas" w:cs="Consolas"/>
+          <w:sz w:val="17"/>
+          <w:szCs w:val="17"/>
+        </w:rPr>
+        <w:t xml:space="preserve">        if return_xi_trajectory:</w:t>
+      </w:r>
+    </w:p>
+    <w:p>
+      <w:pPr>
+        <w:rPr>
+          <w:rFonts w:ascii="Consolas" w:hAnsi="Consolas" w:cs="Consolas"/>
+          <w:sz w:val="17"/>
+          <w:szCs w:val="17"/>
+        </w:rPr>
+      </w:pPr>
+      <w:r>
+        <w:rPr>
+          <w:rFonts w:ascii="Consolas" w:hAnsi="Consolas" w:cs="Consolas"/>
+          <w:sz w:val="17"/>
+          <w:szCs w:val="17"/>
+        </w:rPr>
+        <w:t xml:space="preserve">            out.append(traj_xi)</w:t>
       </w:r>
     </w:p>
     <w:p>
@@ -7681,290 +9545,392 @@
           <w:szCs w:val="17"/>
         </w:rPr>
         <w:lastRenderedPageBreak/>
-        <w:t xml:space="preserve">        return self.E(x) + pos</w:t>
-      </w:r>
-    </w:p>
-    <w:p>
-      <w:pPr>
-        <w:rPr>
-          <w:rFonts w:ascii="Consolas" w:hAnsi="Consolas" w:cs="Consolas"/>
-          <w:sz w:val="17"/>
-          <w:szCs w:val="17"/>
-        </w:rPr>
-      </w:pPr>
-    </w:p>
-    <w:p>
-      <w:pPr>
-        <w:rPr>
-          <w:rFonts w:ascii="Consolas" w:hAnsi="Consolas" w:cs="Consolas"/>
-          <w:sz w:val="17"/>
-          <w:szCs w:val="17"/>
-        </w:rPr>
-      </w:pPr>
-      <w:r>
-        <w:rPr>
-          <w:rFonts w:ascii="Consolas" w:hAnsi="Consolas" w:cs="Consolas"/>
-          <w:sz w:val="17"/>
-          <w:szCs w:val="17"/>
-        </w:rPr>
-        <w:t xml:space="preserve">    def integrate(</w:t>
-      </w:r>
-    </w:p>
-    <w:p>
-      <w:pPr>
-        <w:rPr>
-          <w:rFonts w:ascii="Consolas" w:hAnsi="Consolas" w:cs="Consolas"/>
-          <w:sz w:val="17"/>
-          <w:szCs w:val="17"/>
-        </w:rPr>
-      </w:pPr>
-      <w:r>
-        <w:rPr>
-          <w:rFonts w:ascii="Consolas" w:hAnsi="Consolas" w:cs="Consolas"/>
-          <w:sz w:val="17"/>
-          <w:szCs w:val="17"/>
-        </w:rPr>
-        <w:t xml:space="preserve">        self,</w:t>
-      </w:r>
-    </w:p>
-    <w:p>
-      <w:pPr>
-        <w:rPr>
-          <w:rFonts w:ascii="Consolas" w:hAnsi="Consolas" w:cs="Consolas"/>
-          <w:sz w:val="17"/>
-          <w:szCs w:val="17"/>
-        </w:rPr>
-      </w:pPr>
-      <w:r>
-        <w:rPr>
-          <w:rFonts w:ascii="Consolas" w:hAnsi="Consolas" w:cs="Consolas"/>
-          <w:sz w:val="17"/>
-          <w:szCs w:val="17"/>
-        </w:rPr>
-        <w:t xml:space="preserve">        x: torch.Tensor,</w:t>
-      </w:r>
-    </w:p>
-    <w:p>
-      <w:pPr>
-        <w:rPr>
-          <w:rFonts w:ascii="Consolas" w:hAnsi="Consolas" w:cs="Consolas"/>
-          <w:sz w:val="17"/>
-          <w:szCs w:val="17"/>
-        </w:rPr>
-      </w:pPr>
-      <w:r>
-        <w:rPr>
-          <w:rFonts w:ascii="Consolas" w:hAnsi="Consolas" w:cs="Consolas"/>
-          <w:sz w:val="17"/>
-          <w:szCs w:val="17"/>
-        </w:rPr>
-        <w:t xml:space="preserve">        emb: torch.Tensor,</w:t>
-      </w:r>
-    </w:p>
-    <w:p>
-      <w:pPr>
-        <w:rPr>
-          <w:rFonts w:ascii="Consolas" w:hAnsi="Consolas" w:cs="Consolas"/>
-          <w:sz w:val="17"/>
-          <w:szCs w:val="17"/>
-        </w:rPr>
-      </w:pPr>
-      <w:r>
-        <w:rPr>
-          <w:rFonts w:ascii="Consolas" w:hAnsi="Consolas" w:cs="Consolas"/>
-          <w:sz w:val="17"/>
-          <w:szCs w:val="17"/>
-        </w:rPr>
-        <w:t xml:space="preserve">        return_trajectory: bool = False,</w:t>
-      </w:r>
-    </w:p>
-    <w:p>
-      <w:pPr>
-        <w:rPr>
-          <w:rFonts w:ascii="Consolas" w:hAnsi="Consolas" w:cs="Consolas"/>
-          <w:sz w:val="17"/>
-          <w:szCs w:val="17"/>
-        </w:rPr>
-      </w:pPr>
-      <w:r>
-        <w:rPr>
-          <w:rFonts w:ascii="Consolas" w:hAnsi="Consolas" w:cs="Consolas"/>
-          <w:sz w:val="17"/>
-          <w:szCs w:val="17"/>
-        </w:rPr>
-        <w:t xml:space="preserve">        return_xi_trajectory: bool = False,</w:t>
-      </w:r>
-    </w:p>
-    <w:p>
-      <w:pPr>
-        <w:rPr>
-          <w:rFonts w:ascii="Consolas" w:hAnsi="Consolas" w:cs="Consolas"/>
-          <w:sz w:val="17"/>
-          <w:szCs w:val="17"/>
-        </w:rPr>
-      </w:pPr>
-      <w:r>
-        <w:rPr>
-          <w:rFonts w:ascii="Consolas" w:hAnsi="Consolas" w:cs="Consolas"/>
-          <w:sz w:val="17"/>
-          <w:szCs w:val="17"/>
-        </w:rPr>
-        <w:t xml:space="preserve">    ) -&gt; Tuple[torch.Tensor, Optional[List[torch.Tensor]], Optional[List[torch.Tensor]]]:</w:t>
-      </w:r>
-    </w:p>
-    <w:p>
-      <w:pPr>
-        <w:rPr>
-          <w:rFonts w:ascii="Consolas" w:hAnsi="Consolas" w:cs="Consolas"/>
-          <w:sz w:val="17"/>
-          <w:szCs w:val="17"/>
-        </w:rPr>
-      </w:pPr>
-      <w:r>
-        <w:rPr>
-          <w:rFonts w:ascii="Consolas" w:hAnsi="Consolas" w:cs="Consolas"/>
-          <w:sz w:val="17"/>
-          <w:szCs w:val="17"/>
-        </w:rPr>
-        <w:t xml:space="preserve">        """SARF-faithful damped EL with per-token mass.</w:t>
-      </w:r>
-    </w:p>
-    <w:p>
-      <w:pPr>
-        <w:rPr>
-          <w:rFonts w:ascii="Consolas" w:hAnsi="Consolas" w:cs="Consolas"/>
-          <w:sz w:val="17"/>
-          <w:szCs w:val="17"/>
-        </w:rPr>
-      </w:pPr>
-    </w:p>
-    <w:p>
-      <w:pPr>
-        <w:rPr>
-          <w:rFonts w:ascii="Consolas" w:hAnsi="Consolas" w:cs="Consolas"/>
-          <w:sz w:val="17"/>
-          <w:szCs w:val="17"/>
-        </w:rPr>
-      </w:pPr>
-      <w:r>
-        <w:rPr>
-          <w:rFonts w:ascii="Consolas" w:hAnsi="Consolas" w:cs="Consolas"/>
-          <w:sz w:val="17"/>
-          <w:szCs w:val="17"/>
-        </w:rPr>
-        <w:t xml:space="preserve">        x:    (B, T)</w:t>
-      </w:r>
-    </w:p>
-    <w:p>
-      <w:pPr>
-        <w:rPr>
-          <w:rFonts w:ascii="Consolas" w:hAnsi="Consolas" w:cs="Consolas"/>
-          <w:sz w:val="17"/>
-          <w:szCs w:val="17"/>
-        </w:rPr>
-      </w:pPr>
-      <w:r>
-        <w:rPr>
-          <w:rFonts w:ascii="Consolas" w:hAnsi="Consolas" w:cs="Consolas"/>
-          <w:sz w:val="17"/>
-          <w:szCs w:val="17"/>
-        </w:rPr>
-        <w:t xml:space="preserve">        emb:  (B, T, d)   first-layer hidden state (with position embed)</w:t>
-      </w:r>
-    </w:p>
-    <w:p>
-      <w:pPr>
-        <w:rPr>
-          <w:rFonts w:ascii="Consolas" w:hAnsi="Consolas" w:cs="Consolas"/>
-          <w:sz w:val="17"/>
-          <w:szCs w:val="17"/>
-        </w:rPr>
-      </w:pPr>
-      <w:r>
-        <w:rPr>
-          <w:rFonts w:ascii="Consolas" w:hAnsi="Consolas" w:cs="Consolas"/>
-          <w:sz w:val="17"/>
-          <w:szCs w:val="17"/>
-        </w:rPr>
-        <w:t xml:space="preserve">        """</w:t>
-      </w:r>
-    </w:p>
-    <w:p>
-      <w:pPr>
-        <w:rPr>
-          <w:rFonts w:ascii="Consolas" w:hAnsi="Consolas" w:cs="Consolas"/>
-          <w:sz w:val="17"/>
-          <w:szCs w:val="17"/>
-        </w:rPr>
-      </w:pPr>
-      <w:r>
-        <w:rPr>
-          <w:rFonts w:ascii="Consolas" w:hAnsi="Consolas" w:cs="Consolas"/>
-          <w:sz w:val="17"/>
-          <w:szCs w:val="17"/>
-        </w:rPr>
-        <w:t xml:space="preserve">        cfg = self.cfg</w:t>
-      </w:r>
-    </w:p>
-    <w:p>
-      <w:pPr>
-        <w:rPr>
-          <w:rFonts w:ascii="Consolas" w:hAnsi="Consolas" w:cs="Consolas"/>
-          <w:sz w:val="17"/>
-          <w:szCs w:val="17"/>
-        </w:rPr>
-      </w:pPr>
-      <w:r>
-        <w:rPr>
-          <w:rFonts w:ascii="Consolas" w:hAnsi="Consolas" w:cs="Consolas"/>
-          <w:sz w:val="17"/>
-          <w:szCs w:val="17"/>
-        </w:rPr>
-        <w:t xml:space="preserve">        h = emb</w:t>
-      </w:r>
-    </w:p>
-    <w:p>
-      <w:pPr>
-        <w:rPr>
-          <w:rFonts w:ascii="Consolas" w:hAnsi="Consolas" w:cs="Consolas"/>
-          <w:sz w:val="17"/>
-          <w:szCs w:val="17"/>
-        </w:rPr>
-      </w:pPr>
-      <w:r>
-        <w:rPr>
-          <w:rFonts w:ascii="Consolas" w:hAnsi="Consolas" w:cs="Consolas"/>
-          <w:sz w:val="17"/>
-          <w:szCs w:val="17"/>
-        </w:rPr>
-        <w:t xml:space="preserve">        v = torch.zeros_like(h)</w:t>
-      </w:r>
-    </w:p>
-    <w:p>
-      <w:pPr>
-        <w:rPr>
-          <w:rFonts w:ascii="Consolas" w:hAnsi="Consolas" w:cs="Consolas"/>
-          <w:sz w:val="17"/>
-          <w:szCs w:val="17"/>
-        </w:rPr>
-      </w:pPr>
-      <w:r>
-        <w:rPr>
-          <w:rFonts w:ascii="Consolas" w:hAnsi="Consolas" w:cs="Consolas"/>
-          <w:sz w:val="17"/>
-          <w:szCs w:val="17"/>
-        </w:rPr>
-        <w:t xml:space="preserve">        gamma, dt = self.gamma, cfg.dt</w:t>
-      </w:r>
-    </w:p>
-    <w:p>
-      <w:pPr>
-        <w:rPr>
-          <w:rFonts w:ascii="Consolas" w:hAnsi="Consolas" w:cs="Consolas"/>
-          <w:sz w:val="17"/>
-          <w:szCs w:val="17"/>
-        </w:rPr>
-      </w:pPr>
+        <w:t xml:space="preserve">        return tuple(out) if len(out) &gt; 2 else (out[0], out[1])</w:t>
+      </w:r>
+    </w:p>
+    <w:p>
+      <w:pPr>
+        <w:rPr>
+          <w:rFonts w:ascii="Consolas" w:hAnsi="Consolas" w:cs="Consolas"/>
+          <w:sz w:val="17"/>
+          <w:szCs w:val="17"/>
+        </w:rPr>
+      </w:pPr>
+    </w:p>
+    <w:p>
+      <w:pPr>
+        <w:rPr>
+          <w:rFonts w:ascii="Consolas" w:hAnsi="Consolas" w:cs="Consolas"/>
+          <w:sz w:val="17"/>
+          <w:szCs w:val="17"/>
+        </w:rPr>
+      </w:pPr>
+      <w:r>
+        <w:rPr>
+          <w:rFonts w:ascii="Consolas" w:hAnsi="Consolas" w:cs="Consolas"/>
+          <w:sz w:val="17"/>
+          <w:szCs w:val="17"/>
+        </w:rPr>
+        <w:t xml:space="preserve">    @torch.no_grad()</w:t>
+      </w:r>
+    </w:p>
+    <w:p>
+      <w:pPr>
+        <w:rPr>
+          <w:rFonts w:ascii="Consolas" w:hAnsi="Consolas" w:cs="Consolas"/>
+          <w:sz w:val="17"/>
+          <w:szCs w:val="17"/>
+        </w:rPr>
+      </w:pPr>
+      <w:r>
+        <w:rPr>
+          <w:rFonts w:ascii="Consolas" w:hAnsi="Consolas" w:cs="Consolas"/>
+          <w:sz w:val="17"/>
+          <w:szCs w:val="17"/>
+        </w:rPr>
+        <w:t xml:space="preserve">    def generate(self, x: torch.Tensor, max_new_tokens: int,</w:t>
+      </w:r>
+    </w:p>
+    <w:p>
+      <w:pPr>
+        <w:rPr>
+          <w:rFonts w:ascii="Consolas" w:hAnsi="Consolas" w:cs="Consolas"/>
+          <w:sz w:val="17"/>
+          <w:szCs w:val="17"/>
+        </w:rPr>
+      </w:pPr>
+      <w:r>
+        <w:rPr>
+          <w:rFonts w:ascii="Consolas" w:hAnsi="Consolas" w:cs="Consolas"/>
+          <w:sz w:val="17"/>
+          <w:szCs w:val="17"/>
+        </w:rPr>
+        <w:t xml:space="preserve">                 temperature: float = 1.0, top_k: Optional[int] = None) -&gt; torch.Tensor:</w:t>
+      </w:r>
+    </w:p>
+    <w:p>
+      <w:pPr>
+        <w:rPr>
+          <w:rFonts w:ascii="Consolas" w:hAnsi="Consolas" w:cs="Consolas"/>
+          <w:sz w:val="17"/>
+          <w:szCs w:val="17"/>
+        </w:rPr>
+      </w:pPr>
+      <w:r>
+        <w:rPr>
+          <w:rFonts w:ascii="Consolas" w:hAnsi="Consolas" w:cs="Consolas"/>
+          <w:sz w:val="17"/>
+          <w:szCs w:val="17"/>
+        </w:rPr>
+        <w:t xml:space="preserve">        self.eval()</w:t>
+      </w:r>
+    </w:p>
+    <w:p>
+      <w:pPr>
+        <w:rPr>
+          <w:rFonts w:ascii="Consolas" w:hAnsi="Consolas" w:cs="Consolas"/>
+          <w:sz w:val="17"/>
+          <w:szCs w:val="17"/>
+        </w:rPr>
+      </w:pPr>
+      <w:r>
+        <w:rPr>
+          <w:rFonts w:ascii="Consolas" w:hAnsi="Consolas" w:cs="Consolas"/>
+          <w:sz w:val="17"/>
+          <w:szCs w:val="17"/>
+        </w:rPr>
+        <w:t xml:space="preserve">        for _ in range(max_new_tokens):</w:t>
+      </w:r>
+    </w:p>
+    <w:p>
+      <w:pPr>
+        <w:rPr>
+          <w:rFonts w:ascii="Consolas" w:hAnsi="Consolas" w:cs="Consolas"/>
+          <w:sz w:val="17"/>
+          <w:szCs w:val="17"/>
+        </w:rPr>
+      </w:pPr>
+      <w:r>
+        <w:rPr>
+          <w:rFonts w:ascii="Consolas" w:hAnsi="Consolas" w:cs="Consolas"/>
+          <w:sz w:val="17"/>
+          <w:szCs w:val="17"/>
+        </w:rPr>
+        <w:t xml:space="preserve">            x_cond = x[:, -self.cfg.max_len:]</w:t>
+      </w:r>
+    </w:p>
+    <w:p>
+      <w:pPr>
+        <w:rPr>
+          <w:rFonts w:ascii="Consolas" w:hAnsi="Consolas" w:cs="Consolas"/>
+          <w:sz w:val="17"/>
+          <w:szCs w:val="17"/>
+        </w:rPr>
+      </w:pPr>
+      <w:r>
+        <w:rPr>
+          <w:rFonts w:ascii="Consolas" w:hAnsi="Consolas" w:cs="Consolas"/>
+          <w:sz w:val="17"/>
+          <w:szCs w:val="17"/>
+        </w:rPr>
+        <w:t xml:space="preserve">            logits, _ = self.forward(x_cond)</w:t>
+      </w:r>
+    </w:p>
+    <w:p>
+      <w:pPr>
+        <w:rPr>
+          <w:rFonts w:ascii="Consolas" w:hAnsi="Consolas" w:cs="Consolas"/>
+          <w:sz w:val="17"/>
+          <w:szCs w:val="17"/>
+        </w:rPr>
+      </w:pPr>
+      <w:r>
+        <w:rPr>
+          <w:rFonts w:ascii="Consolas" w:hAnsi="Consolas" w:cs="Consolas"/>
+          <w:sz w:val="17"/>
+          <w:szCs w:val="17"/>
+        </w:rPr>
+        <w:t xml:space="preserve">            logits = logits[:, -1, :] / max(temperature, 1e-6)</w:t>
+      </w:r>
+    </w:p>
+    <w:p>
+      <w:pPr>
+        <w:rPr>
+          <w:rFonts w:ascii="Consolas" w:hAnsi="Consolas" w:cs="Consolas"/>
+          <w:sz w:val="17"/>
+          <w:szCs w:val="17"/>
+        </w:rPr>
+      </w:pPr>
+      <w:r>
+        <w:rPr>
+          <w:rFonts w:ascii="Consolas" w:hAnsi="Consolas" w:cs="Consolas"/>
+          <w:sz w:val="17"/>
+          <w:szCs w:val="17"/>
+        </w:rPr>
+        <w:t xml:space="preserve">            if top_k is not None:</w:t>
+      </w:r>
+    </w:p>
+    <w:p>
+      <w:pPr>
+        <w:rPr>
+          <w:rFonts w:ascii="Consolas" w:hAnsi="Consolas" w:cs="Consolas"/>
+          <w:sz w:val="17"/>
+          <w:szCs w:val="17"/>
+        </w:rPr>
+      </w:pPr>
+      <w:r>
+        <w:rPr>
+          <w:rFonts w:ascii="Consolas" w:hAnsi="Consolas" w:cs="Consolas"/>
+          <w:sz w:val="17"/>
+          <w:szCs w:val="17"/>
+        </w:rPr>
+        <w:t xml:space="preserve">                v, _ = torch.topk(logits, top_k)</w:t>
+      </w:r>
+    </w:p>
+    <w:p>
+      <w:pPr>
+        <w:rPr>
+          <w:rFonts w:ascii="Consolas" w:hAnsi="Consolas" w:cs="Consolas"/>
+          <w:sz w:val="17"/>
+          <w:szCs w:val="17"/>
+        </w:rPr>
+      </w:pPr>
+      <w:r>
+        <w:rPr>
+          <w:rFonts w:ascii="Consolas" w:hAnsi="Consolas" w:cs="Consolas"/>
+          <w:sz w:val="17"/>
+          <w:szCs w:val="17"/>
+        </w:rPr>
+        <w:t xml:space="preserve">                logits[logits &lt; v[:, [-1]]] = -float("inf")</w:t>
+      </w:r>
+    </w:p>
+    <w:p>
+      <w:pPr>
+        <w:rPr>
+          <w:rFonts w:ascii="Consolas" w:hAnsi="Consolas" w:cs="Consolas"/>
+          <w:sz w:val="17"/>
+          <w:szCs w:val="17"/>
+        </w:rPr>
+      </w:pPr>
+      <w:r>
+        <w:rPr>
+          <w:rFonts w:ascii="Consolas" w:hAnsi="Consolas" w:cs="Consolas"/>
+          <w:sz w:val="17"/>
+          <w:szCs w:val="17"/>
+        </w:rPr>
+        <w:t xml:space="preserve">            probs = F.softmax(logits, dim=-1)</w:t>
+      </w:r>
+    </w:p>
+    <w:p>
+      <w:pPr>
+        <w:rPr>
+          <w:rFonts w:ascii="Consolas" w:hAnsi="Consolas" w:cs="Consolas"/>
+          <w:sz w:val="17"/>
+          <w:szCs w:val="17"/>
+        </w:rPr>
+      </w:pPr>
+      <w:r>
+        <w:rPr>
+          <w:rFonts w:ascii="Consolas" w:hAnsi="Consolas" w:cs="Consolas"/>
+          <w:sz w:val="17"/>
+          <w:szCs w:val="17"/>
+        </w:rPr>
+        <w:t xml:space="preserve">            nxt = torch.multinomial(probs, num_samples=1)</w:t>
+      </w:r>
+    </w:p>
+    <w:p>
+      <w:pPr>
+        <w:rPr>
+          <w:rFonts w:ascii="Consolas" w:hAnsi="Consolas" w:cs="Consolas"/>
+          <w:sz w:val="17"/>
+          <w:szCs w:val="17"/>
+        </w:rPr>
+      </w:pPr>
+      <w:r>
+        <w:rPr>
+          <w:rFonts w:ascii="Consolas" w:hAnsi="Consolas" w:cs="Consolas"/>
+          <w:sz w:val="17"/>
+          <w:szCs w:val="17"/>
+        </w:rPr>
+        <w:t xml:space="preserve">            x = torch.cat([x, nxt], dim=1)</w:t>
+      </w:r>
+    </w:p>
+    <w:p>
+      <w:pPr>
+        <w:rPr>
+          <w:rFonts w:ascii="Consolas" w:hAnsi="Consolas" w:cs="Consolas"/>
+          <w:sz w:val="17"/>
+          <w:szCs w:val="17"/>
+        </w:rPr>
+      </w:pPr>
+      <w:r>
+        <w:rPr>
+          <w:rFonts w:ascii="Consolas" w:hAnsi="Consolas" w:cs="Consolas"/>
+          <w:sz w:val="17"/>
+          <w:szCs w:val="17"/>
+        </w:rPr>
+        <w:t xml:space="preserve">        return x</w:t>
+      </w:r>
+    </w:p>
+    <w:p>
+      <w:pPr>
+        <w:rPr>
+          <w:rFonts w:ascii="Consolas" w:hAnsi="Consolas" w:cs="Consolas"/>
+          <w:sz w:val="17"/>
+          <w:szCs w:val="17"/>
+        </w:rPr>
+      </w:pPr>
+    </w:p>
+    <w:p>
+      <w:pPr>
+        <w:rPr>
+          <w:rFonts w:ascii="Consolas" w:hAnsi="Consolas" w:cs="Consolas"/>
+          <w:sz w:val="17"/>
+          <w:szCs w:val="17"/>
+        </w:rPr>
+      </w:pPr>
+      <w:r>
+        <w:rPr>
+          <w:rFonts w:ascii="Consolas" w:hAnsi="Consolas" w:cs="Consolas"/>
+          <w:sz w:val="17"/>
+          <w:szCs w:val="17"/>
+        </w:rPr>
+        <w:t xml:space="preserve">    def num_params(self) -&gt; int:</w:t>
+      </w:r>
+    </w:p>
+    <w:p>
+      <w:pPr>
+        <w:rPr>
+          <w:rFonts w:ascii="Consolas" w:hAnsi="Consolas" w:cs="Consolas"/>
+          <w:sz w:val="17"/>
+          <w:szCs w:val="17"/>
+        </w:rPr>
+      </w:pPr>
+      <w:r>
+        <w:rPr>
+          <w:rFonts w:ascii="Consolas" w:hAnsi="Consolas" w:cs="Consolas"/>
+          <w:sz w:val="17"/>
+          <w:szCs w:val="17"/>
+        </w:rPr>
+        <w:t xml:space="preserve">        return sum(p.numel() for p in self.parameters() if p.requires_grad)</w:t>
+      </w:r>
+    </w:p>
+    <w:p>
+      <w:pPr>
+        <w:rPr>
+          <w:rFonts w:ascii="Consolas" w:hAnsi="Consolas" w:cs="Consolas"/>
+          <w:sz w:val="17"/>
+          <w:szCs w:val="17"/>
+        </w:rPr>
+      </w:pPr>
+    </w:p>
+    <w:p>
+      <w:pPr>
+        <w:rPr>
+          <w:rFonts w:ascii="Consolas" w:hAnsi="Consolas" w:cs="Consolas"/>
+          <w:sz w:val="17"/>
+          <w:szCs w:val="17"/>
+        </w:rPr>
+      </w:pPr>
+      <w:r>
+        <w:rPr>
+          <w:rFonts w:ascii="Consolas" w:hAnsi="Consolas" w:cs="Consolas"/>
+          <w:sz w:val="17"/>
+          <w:szCs w:val="17"/>
+        </w:rPr>
+        <w:t xml:space="preserve">    @torch.no_grad()</w:t>
+      </w:r>
+    </w:p>
+    <w:p>
+      <w:pPr>
+        <w:rPr>
+          <w:rFonts w:ascii="Consolas" w:hAnsi="Consolas" w:cs="Consolas"/>
+          <w:sz w:val="17"/>
+          <w:szCs w:val="17"/>
+        </w:rPr>
+      </w:pPr>
+      <w:r>
+        <w:rPr>
+          <w:rFonts w:ascii="Consolas" w:hAnsi="Consolas" w:cs="Consolas"/>
+          <w:sz w:val="17"/>
+          <w:szCs w:val="17"/>
+        </w:rPr>
+        <w:t xml:space="preserve">    def mass_stats(self, x: torch.Tensor) -&gt; dict:</w:t>
+      </w:r>
+    </w:p>
+    <w:p>
+      <w:pPr>
+        <w:rPr>
+          <w:rFonts w:ascii="Consolas" w:hAnsi="Consolas" w:cs="Consolas"/>
+          <w:sz w:val="17"/>
+          <w:szCs w:val="17"/>
+        </w:rPr>
+      </w:pPr>
+      <w:r>
+        <w:rPr>
+          <w:rFonts w:ascii="Consolas" w:hAnsi="Consolas" w:cs="Consolas"/>
+          <w:sz w:val="17"/>
+          <w:szCs w:val="17"/>
+        </w:rPr>
+        <w:t xml:space="preserve">        """Diagnostic summary of the per-token mass on a batch of tokens."""</w:t>
+      </w:r>
+    </w:p>
+    <w:p>
+      <w:pPr>
+        <w:rPr>
+          <w:rFonts w:ascii="Consolas" w:hAnsi="Consolas" w:cs="Consolas"/>
+          <w:sz w:val="17"/>
+          <w:szCs w:val="17"/>
+        </w:rPr>
+      </w:pPr>
+      <w:r>
+        <w:rPr>
+          <w:rFonts w:ascii="Consolas" w:hAnsi="Consolas" w:cs="Consolas"/>
+          <w:sz w:val="17"/>
+          <w:szCs w:val="17"/>
+        </w:rPr>
+        <w:t xml:space="preserve">        emb = self._embed(x)</w:t>
+      </w:r>
     </w:p>
     <w:p>
       <w:pPr>
@@ -8014,1414 +9980,6 @@
           <w:sz w:val="17"/>
           <w:szCs w:val="17"/>
         </w:rPr>
-        <w:t xml:space="preserve">            m_b = m</w:t>
-      </w:r>
-    </w:p>
-    <w:p>
-      <w:pPr>
-        <w:rPr>
-          <w:rFonts w:ascii="Consolas" w:hAnsi="Consolas" w:cs="Consolas"/>
-          <w:sz w:val="17"/>
-          <w:szCs w:val="17"/>
-        </w:rPr>
-      </w:pPr>
-      <w:r>
-        <w:rPr>
-          <w:rFonts w:ascii="Consolas" w:hAnsi="Consolas" w:cs="Consolas"/>
-          <w:sz w:val="17"/>
-          <w:szCs w:val="17"/>
-        </w:rPr>
-        <w:t xml:space="preserve">        else:</w:t>
-      </w:r>
-    </w:p>
-    <w:p>
-      <w:pPr>
-        <w:rPr>
-          <w:rFonts w:ascii="Consolas" w:hAnsi="Consolas" w:cs="Consolas"/>
-          <w:sz w:val="17"/>
-          <w:szCs w:val="17"/>
-        </w:rPr>
-      </w:pPr>
-      <w:r>
-        <w:rPr>
-          <w:rFonts w:ascii="Consolas" w:hAnsi="Consolas" w:cs="Consolas"/>
-          <w:sz w:val="17"/>
-          <w:szCs w:val="17"/>
-        </w:rPr>
-        <w:t xml:space="preserve">            m_b = m</w:t>
-      </w:r>
-    </w:p>
-    <w:p>
-      <w:pPr>
-        <w:rPr>
-          <w:rFonts w:ascii="Consolas" w:hAnsi="Consolas" w:cs="Consolas"/>
-          <w:sz w:val="17"/>
-          <w:szCs w:val="17"/>
-        </w:rPr>
-      </w:pPr>
-    </w:p>
-    <w:p>
-      <w:pPr>
-        <w:rPr>
-          <w:rFonts w:ascii="Consolas" w:hAnsi="Consolas" w:cs="Consolas"/>
-          <w:sz w:val="17"/>
-          <w:szCs w:val="17"/>
-        </w:rPr>
-      </w:pPr>
-      <w:r>
-        <w:rPr>
-          <w:rFonts w:ascii="Consolas" w:hAnsi="Consolas" w:cs="Consolas"/>
-          <w:sz w:val="17"/>
-          <w:szCs w:val="17"/>
-        </w:rPr>
-        <w:t xml:space="preserve">        traj_h: Optional[List[torch.Tensor]] = None</w:t>
-      </w:r>
-    </w:p>
-    <w:p>
-      <w:pPr>
-        <w:rPr>
-          <w:rFonts w:ascii="Consolas" w:hAnsi="Consolas" w:cs="Consolas"/>
-          <w:sz w:val="17"/>
-          <w:szCs w:val="17"/>
-        </w:rPr>
-      </w:pPr>
-      <w:r>
-        <w:rPr>
-          <w:rFonts w:ascii="Consolas" w:hAnsi="Consolas" w:cs="Consolas"/>
-          <w:sz w:val="17"/>
-          <w:szCs w:val="17"/>
-        </w:rPr>
-        <w:t xml:space="preserve">        traj_xi: Optional[List[torch.Tensor]] = None</w:t>
-      </w:r>
-    </w:p>
-    <w:p>
-      <w:pPr>
-        <w:rPr>
-          <w:rFonts w:ascii="Consolas" w:hAnsi="Consolas" w:cs="Consolas"/>
-          <w:sz w:val="17"/>
-          <w:szCs w:val="17"/>
-        </w:rPr>
-      </w:pPr>
-      <w:r>
-        <w:rPr>
-          <w:rFonts w:ascii="Consolas" w:hAnsi="Consolas" w:cs="Consolas"/>
-          <w:sz w:val="17"/>
-          <w:szCs w:val="17"/>
-        </w:rPr>
-        <w:t xml:space="preserve">        if return_trajectory:</w:t>
-      </w:r>
-    </w:p>
-    <w:p>
-      <w:pPr>
-        <w:rPr>
-          <w:rFonts w:ascii="Consolas" w:hAnsi="Consolas" w:cs="Consolas"/>
-          <w:sz w:val="17"/>
-          <w:szCs w:val="17"/>
-        </w:rPr>
-      </w:pPr>
-      <w:r>
-        <w:rPr>
-          <w:rFonts w:ascii="Consolas" w:hAnsi="Consolas" w:cs="Consolas"/>
-          <w:sz w:val="17"/>
-          <w:szCs w:val="17"/>
-        </w:rPr>
-        <w:t xml:space="preserve">            traj_h = [h.detach().cpu()]</w:t>
-      </w:r>
-    </w:p>
-    <w:p>
-      <w:pPr>
-        <w:rPr>
-          <w:rFonts w:ascii="Consolas" w:hAnsi="Consolas" w:cs="Consolas"/>
-          <w:sz w:val="17"/>
-          <w:szCs w:val="17"/>
-        </w:rPr>
-      </w:pPr>
-      <w:r>
-        <w:rPr>
-          <w:rFonts w:ascii="Consolas" w:hAnsi="Consolas" w:cs="Consolas"/>
-          <w:sz w:val="17"/>
-          <w:szCs w:val="17"/>
-        </w:rPr>
-        <w:t xml:space="preserve">        if return_xi_trajectory:</w:t>
-      </w:r>
-    </w:p>
-    <w:p>
-      <w:pPr>
-        <w:rPr>
-          <w:rFonts w:ascii="Consolas" w:hAnsi="Consolas" w:cs="Consolas"/>
-          <w:sz w:val="17"/>
-          <w:szCs w:val="17"/>
-        </w:rPr>
-      </w:pPr>
-      <w:r>
-        <w:rPr>
-          <w:rFonts w:ascii="Consolas" w:hAnsi="Consolas" w:cs="Consolas"/>
-          <w:sz w:val="17"/>
-          <w:szCs w:val="17"/>
-        </w:rPr>
-        <w:t xml:space="preserve">            traj_xi = []</w:t>
-      </w:r>
-    </w:p>
-    <w:p>
-      <w:pPr>
-        <w:rPr>
-          <w:rFonts w:ascii="Consolas" w:hAnsi="Consolas" w:cs="Consolas"/>
-          <w:sz w:val="17"/>
-          <w:szCs w:val="17"/>
-        </w:rPr>
-      </w:pPr>
-    </w:p>
-    <w:p>
-      <w:pPr>
-        <w:rPr>
-          <w:rFonts w:ascii="Consolas" w:hAnsi="Consolas" w:cs="Consolas"/>
-          <w:sz w:val="17"/>
-          <w:szCs w:val="17"/>
-        </w:rPr>
-      </w:pPr>
-      <w:r>
-        <w:rPr>
-          <w:rFonts w:ascii="Consolas" w:hAnsi="Consolas" w:cs="Consolas"/>
-          <w:sz w:val="17"/>
-          <w:szCs w:val="17"/>
-        </w:rPr>
-        <w:t xml:space="preserve">        for _ in range(cfg.L):</w:t>
-      </w:r>
-    </w:p>
-    <w:p>
-      <w:pPr>
-        <w:rPr>
-          <w:rFonts w:ascii="Consolas" w:hAnsi="Consolas" w:cs="Consolas"/>
-          <w:sz w:val="17"/>
-          <w:szCs w:val="17"/>
-        </w:rPr>
-      </w:pPr>
-      <w:r>
-        <w:rPr>
-          <w:rFonts w:ascii="Consolas" w:hAnsi="Consolas" w:cs="Consolas"/>
-          <w:sz w:val="17"/>
-          <w:szCs w:val="17"/>
-        </w:rPr>
-        <w:t xml:space="preserve">            xi_input = h.detach() if cfg.causal_force else h</w:t>
-      </w:r>
-    </w:p>
-    <w:p>
-      <w:pPr>
-        <w:rPr>
-          <w:rFonts w:ascii="Consolas" w:hAnsi="Consolas" w:cs="Consolas"/>
-          <w:sz w:val="17"/>
-          <w:szCs w:val="17"/>
-        </w:rPr>
-      </w:pPr>
-      <w:r>
-        <w:rPr>
-          <w:rFonts w:ascii="Consolas" w:hAnsi="Consolas" w:cs="Consolas"/>
-          <w:sz w:val="17"/>
-          <w:szCs w:val="17"/>
-        </w:rPr>
-        <w:t xml:space="preserve">            xi_now = causal_cumulative_mean(xi_input)</w:t>
-      </w:r>
-    </w:p>
-    <w:p>
-      <w:pPr>
-        <w:rPr>
-          <w:rFonts w:ascii="Consolas" w:hAnsi="Consolas" w:cs="Consolas"/>
-          <w:sz w:val="17"/>
-          <w:szCs w:val="17"/>
-        </w:rPr>
-      </w:pPr>
-      <w:r>
-        <w:rPr>
-          <w:rFonts w:ascii="Consolas" w:hAnsi="Consolas" w:cs="Consolas"/>
-          <w:sz w:val="17"/>
-          <w:szCs w:val="17"/>
-        </w:rPr>
-        <w:t xml:space="preserve">            if return_xi_trajectory:</w:t>
-      </w:r>
-    </w:p>
-    <w:p>
-      <w:pPr>
-        <w:rPr>
-          <w:rFonts w:ascii="Consolas" w:hAnsi="Consolas" w:cs="Consolas"/>
-          <w:sz w:val="17"/>
-          <w:szCs w:val="17"/>
-        </w:rPr>
-      </w:pPr>
-      <w:r>
-        <w:rPr>
-          <w:rFonts w:ascii="Consolas" w:hAnsi="Consolas" w:cs="Consolas"/>
-          <w:sz w:val="17"/>
-          <w:szCs w:val="17"/>
-        </w:rPr>
-        <w:t xml:space="preserve">                assert traj_xi is not None</w:t>
-      </w:r>
-    </w:p>
-    <w:p>
-      <w:pPr>
-        <w:rPr>
-          <w:rFonts w:ascii="Consolas" w:hAnsi="Consolas" w:cs="Consolas"/>
-          <w:sz w:val="17"/>
-          <w:szCs w:val="17"/>
-        </w:rPr>
-      </w:pPr>
-      <w:r>
-        <w:rPr>
-          <w:rFonts w:ascii="Consolas" w:hAnsi="Consolas" w:cs="Consolas"/>
-          <w:sz w:val="17"/>
-          <w:szCs w:val="17"/>
-        </w:rPr>
-        <w:t xml:space="preserve">                traj_xi.append(xi_now.detach().cpu())</w:t>
-      </w:r>
-    </w:p>
-    <w:p>
-      <w:pPr>
-        <w:rPr>
-          <w:rFonts w:ascii="Consolas" w:hAnsi="Consolas" w:cs="Consolas"/>
-          <w:sz w:val="17"/>
-          <w:szCs w:val="17"/>
-        </w:rPr>
-      </w:pPr>
-    </w:p>
-    <w:p>
-      <w:pPr>
-        <w:rPr>
-          <w:rFonts w:ascii="Consolas" w:hAnsi="Consolas" w:cs="Consolas"/>
-          <w:sz w:val="17"/>
-          <w:szCs w:val="17"/>
-        </w:rPr>
-      </w:pPr>
-      <w:r>
-        <w:rPr>
-          <w:rFonts w:ascii="Consolas" w:hAnsi="Consolas" w:cs="Consolas"/>
-          <w:sz w:val="17"/>
-          <w:szCs w:val="17"/>
-        </w:rPr>
-        <w:t xml:space="preserve">            h_in = h</w:t>
-      </w:r>
-    </w:p>
-    <w:p>
-      <w:pPr>
-        <w:rPr>
-          <w:rFonts w:ascii="Consolas" w:hAnsi="Consolas" w:cs="Consolas"/>
-          <w:sz w:val="17"/>
-          <w:szCs w:val="17"/>
-        </w:rPr>
-      </w:pPr>
-      <w:r>
-        <w:rPr>
-          <w:rFonts w:ascii="Consolas" w:hAnsi="Consolas" w:cs="Consolas"/>
-          <w:sz w:val="17"/>
-          <w:szCs w:val="17"/>
-        </w:rPr>
-        <w:t xml:space="preserve">            if not h_in.requires_grad:</w:t>
-      </w:r>
-    </w:p>
-    <w:p>
-      <w:pPr>
-        <w:rPr>
-          <w:rFonts w:ascii="Consolas" w:hAnsi="Consolas" w:cs="Consolas"/>
-          <w:sz w:val="17"/>
-          <w:szCs w:val="17"/>
-        </w:rPr>
-      </w:pPr>
-      <w:r>
-        <w:rPr>
-          <w:rFonts w:ascii="Consolas" w:hAnsi="Consolas" w:cs="Consolas"/>
-          <w:sz w:val="17"/>
-          <w:szCs w:val="17"/>
-        </w:rPr>
-        <w:t xml:space="preserve">                h_in = h_in.requires_grad_(True)</w:t>
-      </w:r>
-    </w:p>
-    <w:p>
-      <w:pPr>
-        <w:rPr>
-          <w:rFonts w:ascii="Consolas" w:hAnsi="Consolas" w:cs="Consolas"/>
-          <w:sz w:val="17"/>
-          <w:szCs w:val="17"/>
-        </w:rPr>
-      </w:pPr>
-      <w:r>
-        <w:rPr>
-          <w:rFonts w:ascii="Consolas" w:hAnsi="Consolas" w:cs="Consolas"/>
-          <w:sz w:val="17"/>
-          <w:szCs w:val="17"/>
-        </w:rPr>
-        <w:t xml:space="preserve">            V = self.V_theta(xi_now, h_in).sum()</w:t>
-      </w:r>
-    </w:p>
-    <w:p>
-      <w:pPr>
-        <w:rPr>
-          <w:rFonts w:ascii="Consolas" w:hAnsi="Consolas" w:cs="Consolas"/>
-          <w:sz w:val="17"/>
-          <w:szCs w:val="17"/>
-        </w:rPr>
-      </w:pPr>
-      <w:r>
-        <w:rPr>
-          <w:rFonts w:ascii="Consolas" w:hAnsi="Consolas" w:cs="Consolas"/>
-          <w:sz w:val="17"/>
-          <w:szCs w:val="17"/>
-        </w:rPr>
-        <w:t xml:space="preserve">            grad_V, = torch.autograd.grad(</w:t>
-      </w:r>
-    </w:p>
-    <w:p>
-      <w:pPr>
-        <w:rPr>
-          <w:rFonts w:ascii="Consolas" w:hAnsi="Consolas" w:cs="Consolas"/>
-          <w:sz w:val="17"/>
-          <w:szCs w:val="17"/>
-        </w:rPr>
-      </w:pPr>
-      <w:r>
-        <w:rPr>
-          <w:rFonts w:ascii="Consolas" w:hAnsi="Consolas" w:cs="Consolas"/>
-          <w:sz w:val="17"/>
-          <w:szCs w:val="17"/>
-        </w:rPr>
-        <w:t xml:space="preserve">                V, h_in, create_graph=self.training, retain_graph=True,</w:t>
-      </w:r>
-    </w:p>
-    <w:p>
-      <w:pPr>
-        <w:rPr>
-          <w:rFonts w:ascii="Consolas" w:hAnsi="Consolas" w:cs="Consolas"/>
-          <w:sz w:val="17"/>
-          <w:szCs w:val="17"/>
-        </w:rPr>
-      </w:pPr>
-      <w:r>
-        <w:rPr>
-          <w:rFonts w:ascii="Consolas" w:hAnsi="Consolas" w:cs="Consolas"/>
-          <w:sz w:val="17"/>
-          <w:szCs w:val="17"/>
-        </w:rPr>
-        <w:t xml:space="preserve">            )</w:t>
-      </w:r>
-    </w:p>
-    <w:p>
-      <w:pPr>
-        <w:rPr>
-          <w:rFonts w:ascii="Consolas" w:hAnsi="Consolas" w:cs="Consolas"/>
-          <w:sz w:val="17"/>
-          <w:szCs w:val="17"/>
-        </w:rPr>
-      </w:pPr>
-      <w:r>
-        <w:rPr>
-          <w:rFonts w:ascii="Consolas" w:hAnsi="Consolas" w:cs="Consolas"/>
-          <w:sz w:val="17"/>
-          <w:szCs w:val="17"/>
-        </w:rPr>
-        <w:t xml:space="preserve">            f = -grad_V</w:t>
-      </w:r>
-    </w:p>
-    <w:p>
-      <w:pPr>
-        <w:rPr>
-          <w:rFonts w:ascii="Consolas" w:hAnsi="Consolas" w:cs="Consolas"/>
-          <w:sz w:val="17"/>
-          <w:szCs w:val="17"/>
-        </w:rPr>
-      </w:pPr>
-      <w:r>
-        <w:rPr>
-          <w:rFonts w:ascii="Consolas" w:hAnsi="Consolas" w:cs="Consolas"/>
-          <w:sz w:val="17"/>
-          <w:szCs w:val="17"/>
-        </w:rPr>
-        <w:t xml:space="preserve">            v = (v + dt * f / m_b) / (1.0 + dt * gamma)</w:t>
-      </w:r>
-    </w:p>
-    <w:p>
-      <w:pPr>
-        <w:rPr>
-          <w:rFonts w:ascii="Consolas" w:hAnsi="Consolas" w:cs="Consolas"/>
-          <w:sz w:val="17"/>
-          <w:szCs w:val="17"/>
-        </w:rPr>
-      </w:pPr>
-      <w:r>
-        <w:rPr>
-          <w:rFonts w:ascii="Consolas" w:hAnsi="Consolas" w:cs="Consolas"/>
-          <w:sz w:val="17"/>
-          <w:szCs w:val="17"/>
-        </w:rPr>
-        <w:t xml:space="preserve">            h = h_in + dt * v</w:t>
-      </w:r>
-    </w:p>
-    <w:p>
-      <w:pPr>
-        <w:rPr>
-          <w:rFonts w:ascii="Consolas" w:hAnsi="Consolas" w:cs="Consolas"/>
-          <w:sz w:val="17"/>
-          <w:szCs w:val="17"/>
-        </w:rPr>
-      </w:pPr>
-      <w:r>
-        <w:rPr>
-          <w:rFonts w:ascii="Consolas" w:hAnsi="Consolas" w:cs="Consolas"/>
-          <w:sz w:val="17"/>
-          <w:szCs w:val="17"/>
-        </w:rPr>
-        <w:t xml:space="preserve">            if return_trajectory:</w:t>
-      </w:r>
-    </w:p>
-    <w:p>
-      <w:pPr>
-        <w:rPr>
-          <w:rFonts w:ascii="Consolas" w:hAnsi="Consolas" w:cs="Consolas"/>
-          <w:sz w:val="17"/>
-          <w:szCs w:val="17"/>
-        </w:rPr>
-      </w:pPr>
-      <w:r>
-        <w:rPr>
-          <w:rFonts w:ascii="Consolas" w:hAnsi="Consolas" w:cs="Consolas"/>
-          <w:sz w:val="17"/>
-          <w:szCs w:val="17"/>
-        </w:rPr>
-        <w:t xml:space="preserve">                assert traj_h is not None</w:t>
-      </w:r>
-    </w:p>
-    <w:p>
-      <w:pPr>
-        <w:rPr>
-          <w:rFonts w:ascii="Consolas" w:hAnsi="Consolas" w:cs="Consolas"/>
-          <w:sz w:val="17"/>
-          <w:szCs w:val="17"/>
-        </w:rPr>
-      </w:pPr>
-      <w:r>
-        <w:rPr>
-          <w:rFonts w:ascii="Consolas" w:hAnsi="Consolas" w:cs="Consolas"/>
-          <w:sz w:val="17"/>
-          <w:szCs w:val="17"/>
-        </w:rPr>
-        <w:t xml:space="preserve">                traj_h.append(h.detach().cpu())</w:t>
-      </w:r>
-    </w:p>
-    <w:p>
-      <w:pPr>
-        <w:rPr>
-          <w:rFonts w:ascii="Consolas" w:hAnsi="Consolas" w:cs="Consolas"/>
-          <w:sz w:val="17"/>
-          <w:szCs w:val="17"/>
-        </w:rPr>
-      </w:pPr>
-    </w:p>
-    <w:p>
-      <w:pPr>
-        <w:rPr>
-          <w:rFonts w:ascii="Consolas" w:hAnsi="Consolas" w:cs="Consolas"/>
-          <w:sz w:val="17"/>
-          <w:szCs w:val="17"/>
-        </w:rPr>
-      </w:pPr>
-      <w:r>
-        <w:rPr>
-          <w:rFonts w:ascii="Consolas" w:hAnsi="Consolas" w:cs="Consolas"/>
-          <w:sz w:val="17"/>
-          <w:szCs w:val="17"/>
-        </w:rPr>
-        <w:t xml:space="preserve">        return h, traj_h, traj_xi</w:t>
-      </w:r>
-    </w:p>
-    <w:p>
-      <w:pPr>
-        <w:rPr>
-          <w:rFonts w:ascii="Consolas" w:hAnsi="Consolas" w:cs="Consolas"/>
-          <w:sz w:val="17"/>
-          <w:szCs w:val="17"/>
-        </w:rPr>
-      </w:pPr>
-    </w:p>
-    <w:p>
-      <w:pPr>
-        <w:rPr>
-          <w:rFonts w:ascii="Consolas" w:hAnsi="Consolas" w:cs="Consolas"/>
-          <w:sz w:val="17"/>
-          <w:szCs w:val="17"/>
-        </w:rPr>
-      </w:pPr>
-      <w:r>
-        <w:rPr>
-          <w:rFonts w:ascii="Consolas" w:hAnsi="Consolas" w:cs="Consolas"/>
-          <w:sz w:val="17"/>
-          <w:szCs w:val="17"/>
-        </w:rPr>
-        <w:t xml:space="preserve">    def forward(</w:t>
-      </w:r>
-    </w:p>
-    <w:p>
-      <w:pPr>
-        <w:rPr>
-          <w:rFonts w:ascii="Consolas" w:hAnsi="Consolas" w:cs="Consolas"/>
-          <w:sz w:val="17"/>
-          <w:szCs w:val="17"/>
-        </w:rPr>
-      </w:pPr>
-      <w:r>
-        <w:rPr>
-          <w:rFonts w:ascii="Consolas" w:hAnsi="Consolas" w:cs="Consolas"/>
-          <w:sz w:val="17"/>
-          <w:szCs w:val="17"/>
-        </w:rPr>
-        <w:lastRenderedPageBreak/>
-        <w:t xml:space="preserve">        self,</w:t>
-      </w:r>
-    </w:p>
-    <w:p>
-      <w:pPr>
-        <w:rPr>
-          <w:rFonts w:ascii="Consolas" w:hAnsi="Consolas" w:cs="Consolas"/>
-          <w:sz w:val="17"/>
-          <w:szCs w:val="17"/>
-        </w:rPr>
-      </w:pPr>
-      <w:r>
-        <w:rPr>
-          <w:rFonts w:ascii="Consolas" w:hAnsi="Consolas" w:cs="Consolas"/>
-          <w:sz w:val="17"/>
-          <w:szCs w:val="17"/>
-        </w:rPr>
-        <w:t xml:space="preserve">        x: torch.Tensor,</w:t>
-      </w:r>
-    </w:p>
-    <w:p>
-      <w:pPr>
-        <w:rPr>
-          <w:rFonts w:ascii="Consolas" w:hAnsi="Consolas" w:cs="Consolas"/>
-          <w:sz w:val="17"/>
-          <w:szCs w:val="17"/>
-        </w:rPr>
-      </w:pPr>
-      <w:r>
-        <w:rPr>
-          <w:rFonts w:ascii="Consolas" w:hAnsi="Consolas" w:cs="Consolas"/>
-          <w:sz w:val="17"/>
-          <w:szCs w:val="17"/>
-        </w:rPr>
-        <w:t xml:space="preserve">        targets: Optional[torch.Tensor] = None,</w:t>
-      </w:r>
-    </w:p>
-    <w:p>
-      <w:pPr>
-        <w:rPr>
-          <w:rFonts w:ascii="Consolas" w:hAnsi="Consolas" w:cs="Consolas"/>
-          <w:sz w:val="17"/>
-          <w:szCs w:val="17"/>
-        </w:rPr>
-      </w:pPr>
-      <w:r>
-        <w:rPr>
-          <w:rFonts w:ascii="Consolas" w:hAnsi="Consolas" w:cs="Consolas"/>
-          <w:sz w:val="17"/>
-          <w:szCs w:val="17"/>
-        </w:rPr>
-        <w:t xml:space="preserve">        return_trajectory: bool = False,</w:t>
-      </w:r>
-    </w:p>
-    <w:p>
-      <w:pPr>
-        <w:rPr>
-          <w:rFonts w:ascii="Consolas" w:hAnsi="Consolas" w:cs="Consolas"/>
-          <w:sz w:val="17"/>
-          <w:szCs w:val="17"/>
-        </w:rPr>
-      </w:pPr>
-      <w:r>
-        <w:rPr>
-          <w:rFonts w:ascii="Consolas" w:hAnsi="Consolas" w:cs="Consolas"/>
-          <w:sz w:val="17"/>
-          <w:szCs w:val="17"/>
-        </w:rPr>
-        <w:t xml:space="preserve">        return_xi_trajectory: bool = False,</w:t>
-      </w:r>
-    </w:p>
-    <w:p>
-      <w:pPr>
-        <w:rPr>
-          <w:rFonts w:ascii="Consolas" w:hAnsi="Consolas" w:cs="Consolas"/>
-          <w:sz w:val="17"/>
-          <w:szCs w:val="17"/>
-        </w:rPr>
-      </w:pPr>
-      <w:r>
-        <w:rPr>
-          <w:rFonts w:ascii="Consolas" w:hAnsi="Consolas" w:cs="Consolas"/>
-          <w:sz w:val="17"/>
-          <w:szCs w:val="17"/>
-        </w:rPr>
-        <w:t xml:space="preserve">    ):</w:t>
-      </w:r>
-    </w:p>
-    <w:p>
-      <w:pPr>
-        <w:rPr>
-          <w:rFonts w:ascii="Consolas" w:hAnsi="Consolas" w:cs="Consolas"/>
-          <w:sz w:val="17"/>
-          <w:szCs w:val="17"/>
-        </w:rPr>
-      </w:pPr>
-      <w:r>
-        <w:rPr>
-          <w:rFonts w:ascii="Consolas" w:hAnsi="Consolas" w:cs="Consolas"/>
-          <w:sz w:val="17"/>
-          <w:szCs w:val="17"/>
-        </w:rPr>
-        <w:t xml:space="preserve">        emb = self._embed(x)</w:t>
-      </w:r>
-    </w:p>
-    <w:p>
-      <w:pPr>
-        <w:rPr>
-          <w:rFonts w:ascii="Consolas" w:hAnsi="Consolas" w:cs="Consolas"/>
-          <w:sz w:val="17"/>
-          <w:szCs w:val="17"/>
-        </w:rPr>
-      </w:pPr>
-      <w:r>
-        <w:rPr>
-          <w:rFonts w:ascii="Consolas" w:hAnsi="Consolas" w:cs="Consolas"/>
-          <w:sz w:val="17"/>
-          <w:szCs w:val="17"/>
-        </w:rPr>
-        <w:t xml:space="preserve">        h_L, traj_h, traj_xi = self.integrate(</w:t>
-      </w:r>
-    </w:p>
-    <w:p>
-      <w:pPr>
-        <w:rPr>
-          <w:rFonts w:ascii="Consolas" w:hAnsi="Consolas" w:cs="Consolas"/>
-          <w:sz w:val="17"/>
-          <w:szCs w:val="17"/>
-        </w:rPr>
-      </w:pPr>
-      <w:r>
-        <w:rPr>
-          <w:rFonts w:ascii="Consolas" w:hAnsi="Consolas" w:cs="Consolas"/>
-          <w:sz w:val="17"/>
-          <w:szCs w:val="17"/>
-        </w:rPr>
-        <w:t xml:space="preserve">            x, emb,</w:t>
-      </w:r>
-    </w:p>
-    <w:p>
-      <w:pPr>
-        <w:rPr>
-          <w:rFonts w:ascii="Consolas" w:hAnsi="Consolas" w:cs="Consolas"/>
-          <w:sz w:val="17"/>
-          <w:szCs w:val="17"/>
-        </w:rPr>
-      </w:pPr>
-      <w:r>
-        <w:rPr>
-          <w:rFonts w:ascii="Consolas" w:hAnsi="Consolas" w:cs="Consolas"/>
-          <w:sz w:val="17"/>
-          <w:szCs w:val="17"/>
-        </w:rPr>
-        <w:t xml:space="preserve">            return_trajectory=return_trajectory,</w:t>
-      </w:r>
-    </w:p>
-    <w:p>
-      <w:pPr>
-        <w:rPr>
-          <w:rFonts w:ascii="Consolas" w:hAnsi="Consolas" w:cs="Consolas"/>
-          <w:sz w:val="17"/>
-          <w:szCs w:val="17"/>
-        </w:rPr>
-      </w:pPr>
-      <w:r>
-        <w:rPr>
-          <w:rFonts w:ascii="Consolas" w:hAnsi="Consolas" w:cs="Consolas"/>
-          <w:sz w:val="17"/>
-          <w:szCs w:val="17"/>
-        </w:rPr>
-        <w:t xml:space="preserve">            return_xi_trajectory=return_xi_trajectory,</w:t>
-      </w:r>
-    </w:p>
-    <w:p>
-      <w:pPr>
-        <w:rPr>
-          <w:rFonts w:ascii="Consolas" w:hAnsi="Consolas" w:cs="Consolas"/>
-          <w:sz w:val="17"/>
-          <w:szCs w:val="17"/>
-        </w:rPr>
-      </w:pPr>
-      <w:r>
-        <w:rPr>
-          <w:rFonts w:ascii="Consolas" w:hAnsi="Consolas" w:cs="Consolas"/>
-          <w:sz w:val="17"/>
-          <w:szCs w:val="17"/>
-        </w:rPr>
-        <w:t xml:space="preserve">        )</w:t>
-      </w:r>
-    </w:p>
-    <w:p>
-      <w:pPr>
-        <w:rPr>
-          <w:rFonts w:ascii="Consolas" w:hAnsi="Consolas" w:cs="Consolas"/>
-          <w:sz w:val="17"/>
-          <w:szCs w:val="17"/>
-        </w:rPr>
-      </w:pPr>
-      <w:r>
-        <w:rPr>
-          <w:rFonts w:ascii="Consolas" w:hAnsi="Consolas" w:cs="Consolas"/>
-          <w:sz w:val="17"/>
-          <w:szCs w:val="17"/>
-        </w:rPr>
-        <w:t xml:space="preserve">        logits = h_L @ self.E.weight.T</w:t>
-      </w:r>
-    </w:p>
-    <w:p>
-      <w:pPr>
-        <w:rPr>
-          <w:rFonts w:ascii="Consolas" w:hAnsi="Consolas" w:cs="Consolas"/>
-          <w:sz w:val="17"/>
-          <w:szCs w:val="17"/>
-        </w:rPr>
-      </w:pPr>
-    </w:p>
-    <w:p>
-      <w:pPr>
-        <w:rPr>
-          <w:rFonts w:ascii="Consolas" w:hAnsi="Consolas" w:cs="Consolas"/>
-          <w:sz w:val="17"/>
-          <w:szCs w:val="17"/>
-        </w:rPr>
-      </w:pPr>
-      <w:r>
-        <w:rPr>
-          <w:rFonts w:ascii="Consolas" w:hAnsi="Consolas" w:cs="Consolas"/>
-          <w:sz w:val="17"/>
-          <w:szCs w:val="17"/>
-        </w:rPr>
-        <w:t xml:space="preserve">        loss = None</w:t>
-      </w:r>
-    </w:p>
-    <w:p>
-      <w:pPr>
-        <w:rPr>
-          <w:rFonts w:ascii="Consolas" w:hAnsi="Consolas" w:cs="Consolas"/>
-          <w:sz w:val="17"/>
-          <w:szCs w:val="17"/>
-        </w:rPr>
-      </w:pPr>
-      <w:r>
-        <w:rPr>
-          <w:rFonts w:ascii="Consolas" w:hAnsi="Consolas" w:cs="Consolas"/>
-          <w:sz w:val="17"/>
-          <w:szCs w:val="17"/>
-        </w:rPr>
-        <w:t xml:space="preserve">        if targets is not None:</w:t>
-      </w:r>
-    </w:p>
-    <w:p>
-      <w:pPr>
-        <w:rPr>
-          <w:rFonts w:ascii="Consolas" w:hAnsi="Consolas" w:cs="Consolas"/>
-          <w:sz w:val="17"/>
-          <w:szCs w:val="17"/>
-        </w:rPr>
-      </w:pPr>
-      <w:r>
-        <w:rPr>
-          <w:rFonts w:ascii="Consolas" w:hAnsi="Consolas" w:cs="Consolas"/>
-          <w:sz w:val="17"/>
-          <w:szCs w:val="17"/>
-        </w:rPr>
-        <w:t xml:space="preserve">            loss = F.cross_entropy(</w:t>
-      </w:r>
-    </w:p>
-    <w:p>
-      <w:pPr>
-        <w:rPr>
-          <w:rFonts w:ascii="Consolas" w:hAnsi="Consolas" w:cs="Consolas"/>
-          <w:sz w:val="17"/>
-          <w:szCs w:val="17"/>
-        </w:rPr>
-      </w:pPr>
-      <w:r>
-        <w:rPr>
-          <w:rFonts w:ascii="Consolas" w:hAnsi="Consolas" w:cs="Consolas"/>
-          <w:sz w:val="17"/>
-          <w:szCs w:val="17"/>
-        </w:rPr>
-        <w:t xml:space="preserve">                logits.reshape(-1, self.cfg.vocab_size),</w:t>
-      </w:r>
-    </w:p>
-    <w:p>
-      <w:pPr>
-        <w:rPr>
-          <w:rFonts w:ascii="Consolas" w:hAnsi="Consolas" w:cs="Consolas"/>
-          <w:sz w:val="17"/>
-          <w:szCs w:val="17"/>
-        </w:rPr>
-      </w:pPr>
-      <w:r>
-        <w:rPr>
-          <w:rFonts w:ascii="Consolas" w:hAnsi="Consolas" w:cs="Consolas"/>
-          <w:sz w:val="17"/>
-          <w:szCs w:val="17"/>
-        </w:rPr>
-        <w:t xml:space="preserve">                targets.reshape(-1),</w:t>
-      </w:r>
-    </w:p>
-    <w:p>
-      <w:pPr>
-        <w:rPr>
-          <w:rFonts w:ascii="Consolas" w:hAnsi="Consolas" w:cs="Consolas"/>
-          <w:sz w:val="17"/>
-          <w:szCs w:val="17"/>
-        </w:rPr>
-      </w:pPr>
-      <w:r>
-        <w:rPr>
-          <w:rFonts w:ascii="Consolas" w:hAnsi="Consolas" w:cs="Consolas"/>
-          <w:sz w:val="17"/>
-          <w:szCs w:val="17"/>
-        </w:rPr>
-        <w:t xml:space="preserve">            )</w:t>
-      </w:r>
-    </w:p>
-    <w:p>
-      <w:pPr>
-        <w:rPr>
-          <w:rFonts w:ascii="Consolas" w:hAnsi="Consolas" w:cs="Consolas"/>
-          <w:sz w:val="17"/>
-          <w:szCs w:val="17"/>
-        </w:rPr>
-      </w:pPr>
-      <w:r>
-        <w:rPr>
-          <w:rFonts w:ascii="Consolas" w:hAnsi="Consolas" w:cs="Consolas"/>
-          <w:sz w:val="17"/>
-          <w:szCs w:val="17"/>
-        </w:rPr>
-        <w:t xml:space="preserve">        out = [logits, loss]</w:t>
-      </w:r>
-    </w:p>
-    <w:p>
-      <w:pPr>
-        <w:rPr>
-          <w:rFonts w:ascii="Consolas" w:hAnsi="Consolas" w:cs="Consolas"/>
-          <w:sz w:val="17"/>
-          <w:szCs w:val="17"/>
-        </w:rPr>
-      </w:pPr>
-      <w:r>
-        <w:rPr>
-          <w:rFonts w:ascii="Consolas" w:hAnsi="Consolas" w:cs="Consolas"/>
-          <w:sz w:val="17"/>
-          <w:szCs w:val="17"/>
-        </w:rPr>
-        <w:t xml:space="preserve">        if return_trajectory:</w:t>
-      </w:r>
-    </w:p>
-    <w:p>
-      <w:pPr>
-        <w:rPr>
-          <w:rFonts w:ascii="Consolas" w:hAnsi="Consolas" w:cs="Consolas"/>
-          <w:sz w:val="17"/>
-          <w:szCs w:val="17"/>
-        </w:rPr>
-      </w:pPr>
-      <w:r>
-        <w:rPr>
-          <w:rFonts w:ascii="Consolas" w:hAnsi="Consolas" w:cs="Consolas"/>
-          <w:sz w:val="17"/>
-          <w:szCs w:val="17"/>
-        </w:rPr>
-        <w:t xml:space="preserve">            out.append(traj_h)</w:t>
-      </w:r>
-    </w:p>
-    <w:p>
-      <w:pPr>
-        <w:rPr>
-          <w:rFonts w:ascii="Consolas" w:hAnsi="Consolas" w:cs="Consolas"/>
-          <w:sz w:val="17"/>
-          <w:szCs w:val="17"/>
-        </w:rPr>
-      </w:pPr>
-      <w:r>
-        <w:rPr>
-          <w:rFonts w:ascii="Consolas" w:hAnsi="Consolas" w:cs="Consolas"/>
-          <w:sz w:val="17"/>
-          <w:szCs w:val="17"/>
-        </w:rPr>
-        <w:t xml:space="preserve">        if return_xi_trajectory:</w:t>
-      </w:r>
-    </w:p>
-    <w:p>
-      <w:pPr>
-        <w:rPr>
-          <w:rFonts w:ascii="Consolas" w:hAnsi="Consolas" w:cs="Consolas"/>
-          <w:sz w:val="17"/>
-          <w:szCs w:val="17"/>
-        </w:rPr>
-      </w:pPr>
-      <w:r>
-        <w:rPr>
-          <w:rFonts w:ascii="Consolas" w:hAnsi="Consolas" w:cs="Consolas"/>
-          <w:sz w:val="17"/>
-          <w:szCs w:val="17"/>
-        </w:rPr>
-        <w:t xml:space="preserve">            out.append(traj_xi)</w:t>
-      </w:r>
-    </w:p>
-    <w:p>
-      <w:pPr>
-        <w:rPr>
-          <w:rFonts w:ascii="Consolas" w:hAnsi="Consolas" w:cs="Consolas"/>
-          <w:sz w:val="17"/>
-          <w:szCs w:val="17"/>
-        </w:rPr>
-      </w:pPr>
-      <w:r>
-        <w:rPr>
-          <w:rFonts w:ascii="Consolas" w:hAnsi="Consolas" w:cs="Consolas"/>
-          <w:sz w:val="17"/>
-          <w:szCs w:val="17"/>
-        </w:rPr>
-        <w:t xml:space="preserve">        return tuple(out) if len(out) &gt; 2 else (out[0], out[1])</w:t>
-      </w:r>
-    </w:p>
-    <w:p>
-      <w:pPr>
-        <w:rPr>
-          <w:rFonts w:ascii="Consolas" w:hAnsi="Consolas" w:cs="Consolas"/>
-          <w:sz w:val="17"/>
-          <w:szCs w:val="17"/>
-        </w:rPr>
-      </w:pPr>
-    </w:p>
-    <w:p>
-      <w:pPr>
-        <w:rPr>
-          <w:rFonts w:ascii="Consolas" w:hAnsi="Consolas" w:cs="Consolas"/>
-          <w:sz w:val="17"/>
-          <w:szCs w:val="17"/>
-        </w:rPr>
-      </w:pPr>
-      <w:r>
-        <w:rPr>
-          <w:rFonts w:ascii="Consolas" w:hAnsi="Consolas" w:cs="Consolas"/>
-          <w:sz w:val="17"/>
-          <w:szCs w:val="17"/>
-        </w:rPr>
-        <w:t xml:space="preserve">    @torch.no_grad()</w:t>
-      </w:r>
-    </w:p>
-    <w:p>
-      <w:pPr>
-        <w:rPr>
-          <w:rFonts w:ascii="Consolas" w:hAnsi="Consolas" w:cs="Consolas"/>
-          <w:sz w:val="17"/>
-          <w:szCs w:val="17"/>
-        </w:rPr>
-      </w:pPr>
-      <w:r>
-        <w:rPr>
-          <w:rFonts w:ascii="Consolas" w:hAnsi="Consolas" w:cs="Consolas"/>
-          <w:sz w:val="17"/>
-          <w:szCs w:val="17"/>
-        </w:rPr>
-        <w:t xml:space="preserve">    def generate(self, x: torch.Tensor, max_new_tokens: int,</w:t>
-      </w:r>
-    </w:p>
-    <w:p>
-      <w:pPr>
-        <w:rPr>
-          <w:rFonts w:ascii="Consolas" w:hAnsi="Consolas" w:cs="Consolas"/>
-          <w:sz w:val="17"/>
-          <w:szCs w:val="17"/>
-        </w:rPr>
-      </w:pPr>
-      <w:r>
-        <w:rPr>
-          <w:rFonts w:ascii="Consolas" w:hAnsi="Consolas" w:cs="Consolas"/>
-          <w:sz w:val="17"/>
-          <w:szCs w:val="17"/>
-        </w:rPr>
-        <w:t xml:space="preserve">                 temperature: float = 1.0, top_k: Optional[int] = None) -&gt; torch.Tensor:</w:t>
-      </w:r>
-    </w:p>
-    <w:p>
-      <w:pPr>
-        <w:rPr>
-          <w:rFonts w:ascii="Consolas" w:hAnsi="Consolas" w:cs="Consolas"/>
-          <w:sz w:val="17"/>
-          <w:szCs w:val="17"/>
-        </w:rPr>
-      </w:pPr>
-      <w:r>
-        <w:rPr>
-          <w:rFonts w:ascii="Consolas" w:hAnsi="Consolas" w:cs="Consolas"/>
-          <w:sz w:val="17"/>
-          <w:szCs w:val="17"/>
-        </w:rPr>
-        <w:t xml:space="preserve">        self.eval()</w:t>
-      </w:r>
-    </w:p>
-    <w:p>
-      <w:pPr>
-        <w:rPr>
-          <w:rFonts w:ascii="Consolas" w:hAnsi="Consolas" w:cs="Consolas"/>
-          <w:sz w:val="17"/>
-          <w:szCs w:val="17"/>
-        </w:rPr>
-      </w:pPr>
-      <w:r>
-        <w:rPr>
-          <w:rFonts w:ascii="Consolas" w:hAnsi="Consolas" w:cs="Consolas"/>
-          <w:sz w:val="17"/>
-          <w:szCs w:val="17"/>
-        </w:rPr>
-        <w:t xml:space="preserve">        for _ in range(max_new_tokens):</w:t>
-      </w:r>
-    </w:p>
-    <w:p>
-      <w:pPr>
-        <w:rPr>
-          <w:rFonts w:ascii="Consolas" w:hAnsi="Consolas" w:cs="Consolas"/>
-          <w:sz w:val="17"/>
-          <w:szCs w:val="17"/>
-        </w:rPr>
-      </w:pPr>
-      <w:r>
-        <w:rPr>
-          <w:rFonts w:ascii="Consolas" w:hAnsi="Consolas" w:cs="Consolas"/>
-          <w:sz w:val="17"/>
-          <w:szCs w:val="17"/>
-        </w:rPr>
-        <w:t xml:space="preserve">            x_cond = x[:, -self.cfg.max_len:]</w:t>
-      </w:r>
-    </w:p>
-    <w:p>
-      <w:pPr>
-        <w:rPr>
-          <w:rFonts w:ascii="Consolas" w:hAnsi="Consolas" w:cs="Consolas"/>
-          <w:sz w:val="17"/>
-          <w:szCs w:val="17"/>
-        </w:rPr>
-      </w:pPr>
-      <w:r>
-        <w:rPr>
-          <w:rFonts w:ascii="Consolas" w:hAnsi="Consolas" w:cs="Consolas"/>
-          <w:sz w:val="17"/>
-          <w:szCs w:val="17"/>
-        </w:rPr>
-        <w:t xml:space="preserve">            logits, _ = self.forward(x_cond)</w:t>
-      </w:r>
-    </w:p>
-    <w:p>
-      <w:pPr>
-        <w:rPr>
-          <w:rFonts w:ascii="Consolas" w:hAnsi="Consolas" w:cs="Consolas"/>
-          <w:sz w:val="17"/>
-          <w:szCs w:val="17"/>
-        </w:rPr>
-      </w:pPr>
-      <w:r>
-        <w:rPr>
-          <w:rFonts w:ascii="Consolas" w:hAnsi="Consolas" w:cs="Consolas"/>
-          <w:sz w:val="17"/>
-          <w:szCs w:val="17"/>
-        </w:rPr>
-        <w:t xml:space="preserve">            logits = logits[:, -1, :] / max(temperature, 1e-6)</w:t>
-      </w:r>
-    </w:p>
-    <w:p>
-      <w:pPr>
-        <w:rPr>
-          <w:rFonts w:ascii="Consolas" w:hAnsi="Consolas" w:cs="Consolas"/>
-          <w:sz w:val="17"/>
-          <w:szCs w:val="17"/>
-        </w:rPr>
-      </w:pPr>
-      <w:r>
-        <w:rPr>
-          <w:rFonts w:ascii="Consolas" w:hAnsi="Consolas" w:cs="Consolas"/>
-          <w:sz w:val="17"/>
-          <w:szCs w:val="17"/>
-        </w:rPr>
-        <w:t xml:space="preserve">            if top_k is not None:</w:t>
-      </w:r>
-    </w:p>
-    <w:p>
-      <w:pPr>
-        <w:rPr>
-          <w:rFonts w:ascii="Consolas" w:hAnsi="Consolas" w:cs="Consolas"/>
-          <w:sz w:val="17"/>
-          <w:szCs w:val="17"/>
-        </w:rPr>
-      </w:pPr>
-      <w:r>
-        <w:rPr>
-          <w:rFonts w:ascii="Consolas" w:hAnsi="Consolas" w:cs="Consolas"/>
-          <w:sz w:val="17"/>
-          <w:szCs w:val="17"/>
-        </w:rPr>
-        <w:t xml:space="preserve">                v, _ = torch.topk(logits, top_k)</w:t>
-      </w:r>
-    </w:p>
-    <w:p>
-      <w:pPr>
-        <w:rPr>
-          <w:rFonts w:ascii="Consolas" w:hAnsi="Consolas" w:cs="Consolas"/>
-          <w:sz w:val="17"/>
-          <w:szCs w:val="17"/>
-        </w:rPr>
-      </w:pPr>
-      <w:r>
-        <w:rPr>
-          <w:rFonts w:ascii="Consolas" w:hAnsi="Consolas" w:cs="Consolas"/>
-          <w:sz w:val="17"/>
-          <w:szCs w:val="17"/>
-        </w:rPr>
-        <w:t xml:space="preserve">                logits[logits &lt; v[:, [-1]]] = -float("inf")</w:t>
-      </w:r>
-    </w:p>
-    <w:p>
-      <w:pPr>
-        <w:rPr>
-          <w:rFonts w:ascii="Consolas" w:hAnsi="Consolas" w:cs="Consolas"/>
-          <w:sz w:val="17"/>
-          <w:szCs w:val="17"/>
-        </w:rPr>
-      </w:pPr>
-      <w:r>
-        <w:rPr>
-          <w:rFonts w:ascii="Consolas" w:hAnsi="Consolas" w:cs="Consolas"/>
-          <w:sz w:val="17"/>
-          <w:szCs w:val="17"/>
-        </w:rPr>
-        <w:t xml:space="preserve">            probs = F.softmax(logits, dim=-1)</w:t>
-      </w:r>
-    </w:p>
-    <w:p>
-      <w:pPr>
-        <w:rPr>
-          <w:rFonts w:ascii="Consolas" w:hAnsi="Consolas" w:cs="Consolas"/>
-          <w:sz w:val="17"/>
-          <w:szCs w:val="17"/>
-        </w:rPr>
-      </w:pPr>
-      <w:r>
-        <w:rPr>
-          <w:rFonts w:ascii="Consolas" w:hAnsi="Consolas" w:cs="Consolas"/>
-          <w:sz w:val="17"/>
-          <w:szCs w:val="17"/>
-        </w:rPr>
-        <w:t xml:space="preserve">            nxt = torch.multinomial(probs, num_samples=1)</w:t>
-      </w:r>
-    </w:p>
-    <w:p>
-      <w:pPr>
-        <w:rPr>
-          <w:rFonts w:ascii="Consolas" w:hAnsi="Consolas" w:cs="Consolas"/>
-          <w:sz w:val="17"/>
-          <w:szCs w:val="17"/>
-        </w:rPr>
-      </w:pPr>
-      <w:r>
-        <w:rPr>
-          <w:rFonts w:ascii="Consolas" w:hAnsi="Consolas" w:cs="Consolas"/>
-          <w:sz w:val="17"/>
-          <w:szCs w:val="17"/>
-        </w:rPr>
-        <w:t xml:space="preserve">            x = torch.cat([x, nxt], dim=1)</w:t>
-      </w:r>
-    </w:p>
-    <w:p>
-      <w:pPr>
-        <w:rPr>
-          <w:rFonts w:ascii="Consolas" w:hAnsi="Consolas" w:cs="Consolas"/>
-          <w:sz w:val="17"/>
-          <w:szCs w:val="17"/>
-        </w:rPr>
-      </w:pPr>
-      <w:r>
-        <w:rPr>
-          <w:rFonts w:ascii="Consolas" w:hAnsi="Consolas" w:cs="Consolas"/>
-          <w:sz w:val="17"/>
-          <w:szCs w:val="17"/>
-        </w:rPr>
-        <w:t xml:space="preserve">        return x</w:t>
-      </w:r>
-    </w:p>
-    <w:p>
-      <w:pPr>
-        <w:rPr>
-          <w:rFonts w:ascii="Consolas" w:hAnsi="Consolas" w:cs="Consolas"/>
-          <w:sz w:val="17"/>
-          <w:szCs w:val="17"/>
-        </w:rPr>
-      </w:pPr>
-    </w:p>
-    <w:p>
-      <w:pPr>
-        <w:rPr>
-          <w:rFonts w:ascii="Consolas" w:hAnsi="Consolas" w:cs="Consolas"/>
-          <w:sz w:val="17"/>
-          <w:szCs w:val="17"/>
-        </w:rPr>
-      </w:pPr>
-      <w:r>
-        <w:rPr>
-          <w:rFonts w:ascii="Consolas" w:hAnsi="Consolas" w:cs="Consolas"/>
-          <w:sz w:val="17"/>
-          <w:szCs w:val="17"/>
-        </w:rPr>
-        <w:t xml:space="preserve">    def num_params(self) -&gt; int:</w:t>
-      </w:r>
-    </w:p>
-    <w:p>
-      <w:pPr>
-        <w:rPr>
-          <w:rFonts w:ascii="Consolas" w:hAnsi="Consolas" w:cs="Consolas"/>
-          <w:sz w:val="17"/>
-          <w:szCs w:val="17"/>
-        </w:rPr>
-      </w:pPr>
-      <w:r>
-        <w:rPr>
-          <w:rFonts w:ascii="Consolas" w:hAnsi="Consolas" w:cs="Consolas"/>
-          <w:sz w:val="17"/>
-          <w:szCs w:val="17"/>
-        </w:rPr>
-        <w:t xml:space="preserve">        return sum(p.numel() for p in self.parameters() if p.requires_grad)</w:t>
-      </w:r>
-    </w:p>
-    <w:p>
-      <w:pPr>
-        <w:rPr>
-          <w:rFonts w:ascii="Consolas" w:hAnsi="Consolas" w:cs="Consolas"/>
-          <w:sz w:val="17"/>
-          <w:szCs w:val="17"/>
-        </w:rPr>
-      </w:pPr>
-    </w:p>
-    <w:p>
-      <w:pPr>
-        <w:rPr>
-          <w:rFonts w:ascii="Consolas" w:hAnsi="Consolas" w:cs="Consolas"/>
-          <w:sz w:val="17"/>
-          <w:szCs w:val="17"/>
-        </w:rPr>
-      </w:pPr>
-      <w:r>
-        <w:rPr>
-          <w:rFonts w:ascii="Consolas" w:hAnsi="Consolas" w:cs="Consolas"/>
-          <w:sz w:val="17"/>
-          <w:szCs w:val="17"/>
-        </w:rPr>
-        <w:t xml:space="preserve">    @torch.no_grad()</w:t>
-      </w:r>
-    </w:p>
-    <w:p>
-      <w:pPr>
-        <w:rPr>
-          <w:rFonts w:ascii="Consolas" w:hAnsi="Consolas" w:cs="Consolas"/>
-          <w:sz w:val="17"/>
-          <w:szCs w:val="17"/>
-        </w:rPr>
-      </w:pPr>
-      <w:r>
-        <w:rPr>
-          <w:rFonts w:ascii="Consolas" w:hAnsi="Consolas" w:cs="Consolas"/>
-          <w:sz w:val="17"/>
-          <w:szCs w:val="17"/>
-        </w:rPr>
-        <w:t xml:space="preserve">    def mass_stats(self, x: torch.Tensor) -&gt; dict:</w:t>
-      </w:r>
-    </w:p>
-    <w:p>
-      <w:pPr>
-        <w:rPr>
-          <w:rFonts w:ascii="Consolas" w:hAnsi="Consolas" w:cs="Consolas"/>
-          <w:sz w:val="17"/>
-          <w:szCs w:val="17"/>
-        </w:rPr>
-      </w:pPr>
-      <w:r>
-        <w:rPr>
-          <w:rFonts w:ascii="Consolas" w:hAnsi="Consolas" w:cs="Consolas"/>
-          <w:sz w:val="17"/>
-          <w:szCs w:val="17"/>
-        </w:rPr>
-        <w:t xml:space="preserve">        """Diagnostic summary of the per-token mass on a batch of tokens."""</w:t>
-      </w:r>
-    </w:p>
-    <w:p>
-      <w:pPr>
-        <w:rPr>
-          <w:rFonts w:ascii="Consolas" w:hAnsi="Consolas" w:cs="Consolas"/>
-          <w:sz w:val="17"/>
-          <w:szCs w:val="17"/>
-        </w:rPr>
-      </w:pPr>
-      <w:r>
-        <w:rPr>
-          <w:rFonts w:ascii="Consolas" w:hAnsi="Consolas" w:cs="Consolas"/>
-          <w:sz w:val="17"/>
-          <w:szCs w:val="17"/>
-        </w:rPr>
-        <w:t xml:space="preserve">        emb = self._embed(x)</w:t>
-      </w:r>
-    </w:p>
-    <w:p>
-      <w:pPr>
-        <w:rPr>
-          <w:rFonts w:ascii="Consolas" w:hAnsi="Consolas" w:cs="Consolas"/>
-          <w:sz w:val="17"/>
-          <w:szCs w:val="17"/>
-        </w:rPr>
-      </w:pPr>
-      <w:r>
-        <w:rPr>
-          <w:rFonts w:ascii="Consolas" w:hAnsi="Consolas" w:cs="Consolas"/>
-          <w:sz w:val="17"/>
-          <w:szCs w:val="17"/>
-        </w:rPr>
-        <w:t xml:space="preserve">        m = self.compute_mass(x, emb)</w:t>
-      </w:r>
-    </w:p>
-    <w:p>
-      <w:pPr>
-        <w:rPr>
-          <w:rFonts w:ascii="Consolas" w:hAnsi="Consolas" w:cs="Consolas"/>
-          <w:sz w:val="17"/>
-          <w:szCs w:val="17"/>
-        </w:rPr>
-      </w:pPr>
-      <w:r>
-        <w:rPr>
-          <w:rFonts w:ascii="Consolas" w:hAnsi="Consolas" w:cs="Consolas"/>
-          <w:sz w:val="17"/>
-          <w:szCs w:val="17"/>
-        </w:rPr>
-        <w:t xml:space="preserve">        if m.dim() == 0:</w:t>
-      </w:r>
-    </w:p>
-    <w:p>
-      <w:pPr>
-        <w:rPr>
-          <w:rFonts w:ascii="Consolas" w:hAnsi="Consolas" w:cs="Consolas"/>
-          <w:sz w:val="17"/>
-          <w:szCs w:val="17"/>
-        </w:rPr>
-      </w:pPr>
-      <w:r>
-        <w:rPr>
-          <w:rFonts w:ascii="Consolas" w:hAnsi="Consolas" w:cs="Consolas"/>
-          <w:sz w:val="17"/>
-          <w:szCs w:val="17"/>
-        </w:rPr>
         <w:t xml:space="preserve">            return {"mean": float(m.item()), "std": 0.0,</w:t>
       </w:r>
     </w:p>
@@ -9490,7 +10048,6 @@
           <w:sz w:val="17"/>
           <w:szCs w:val="17"/>
         </w:rPr>
-        <w:lastRenderedPageBreak/>
         <w:t xml:space="preserve">            "mean": float(m_flat.mean().item()),</w:t>
       </w:r>
     </w:p>
@@ -11007,7 +11564,7 @@
 </file>
 
 <file path=customXml/itemProps1.xml><?xml version="1.0" encoding="utf-8"?>
-<ds:datastoreItem xmlns:ds="http://schemas.openxmlformats.org/officeDocument/2006/customXml" ds:itemID="{8E639425-15B6-4842-8422-FCDED85BE1B6}">
+<ds:datastoreItem xmlns:ds="http://schemas.openxmlformats.org/officeDocument/2006/customXml" ds:itemID="{12CAD6A8-15C4-3743-A470-928E6C7F4D96}">
   <ds:schemaRefs>
     <ds:schemaRef ds:uri="http://schemas.openxmlformats.org/officeDocument/2006/bibliography"/>
   </ds:schemaRefs>

--- a/docs/splm/Deep_Dive_in_the_SPLM_model_and_code.docx
+++ b/docs/splm/Deep_Dive_in_the_SPLM_model_and_code.docx
@@ -1067,7 +1067,545 @@
         <w:t xml:space="preserve">. vocabulary produced for example by the GPT-2 BPE Tokenizer) </w:t>
       </w:r>
     </w:p>
+    <w:p>
+      <m:oMath>
+        <m:r>
+          <w:rPr>
+            <w:rFonts w:ascii="Cambria Math" w:hAnsi="Cambria Math"/>
+          </w:rPr>
+          <m:t>d</m:t>
+        </m:r>
+      </m:oMath>
+      <w:r>
+        <w:t xml:space="preserve"> – embedding/hidden state dimension ; </w:t>
+      </w:r>
+      <w:r>
+        <w:t xml:space="preserve">in code – </w:t>
+      </w:r>
+      <w:r>
+        <w:rPr>
+          <w:rFonts w:ascii="Consolas" w:hAnsi="Consolas" w:cs="Consolas"/>
+          <w:sz w:val="17"/>
+          <w:szCs w:val="17"/>
+        </w:rPr>
+        <w:t>cfg.d</w:t>
+      </w:r>
+      <w:r>
+        <w:t xml:space="preserve">. Every tensor in SPLM lives in </w:t>
+      </w:r>
+      <m:oMath>
+        <m:sSup>
+          <m:sSupPr>
+            <m:ctrlPr>
+              <w:rPr>
+                <w:rFonts w:ascii="Cambria Math" w:hAnsi="Cambria Math"/>
+                <w:i/>
+              </w:rPr>
+            </m:ctrlPr>
+          </m:sSupPr>
+          <m:e>
+            <m:r>
+              <m:rPr>
+                <m:scr m:val="double-struck"/>
+              </m:rPr>
+              <w:rPr>
+                <w:rFonts w:ascii="Cambria Math" w:hAnsi="Cambria Math"/>
+              </w:rPr>
+              <m:t>R</m:t>
+            </m:r>
+          </m:e>
+          <m:sup>
+            <m:r>
+              <w:rPr>
+                <w:rFonts w:ascii="Cambria Math" w:hAnsi="Cambria Math"/>
+              </w:rPr>
+              <m:t>d</m:t>
+            </m:r>
+          </m:sup>
+        </m:sSup>
+      </m:oMath>
+      <w:r>
+        <w:rPr>
+          <w:rFonts w:eastAsiaTheme="minorEastAsia"/>
+        </w:rPr>
+        <w:t xml:space="preserve"> or products of it thereof.</w:t>
+      </w:r>
+    </w:p>
     <w:p/>
+    <w:p/>
+    <w:p>
+      <w:pPr>
+        <w:rPr>
+          <w:u w:val="single"/>
+        </w:rPr>
+      </w:pPr>
+      <w:r>
+        <w:rPr>
+          <w:u w:val="single"/>
+        </w:rPr>
+        <w:t xml:space="preserve">Disambiguation on the term </w:t>
+      </w:r>
+      <w:r>
+        <w:rPr>
+          <w:i/>
+          <w:iCs/>
+          <w:u w:val="single"/>
+        </w:rPr>
+        <w:t>Hidden State</w:t>
+      </w:r>
+    </w:p>
+    <w:p>
+      <w:r>
+        <w:t xml:space="preserve">In SPLM context and in the context </w:t>
+      </w:r>
+      <w:r>
+        <w:t xml:space="preserve">the term </w:t>
+      </w:r>
+      <w:r>
+        <w:rPr>
+          <w:i/>
+          <w:iCs/>
+        </w:rPr>
+        <w:t>hidden state</w:t>
+      </w:r>
+      <w:r>
+        <w:t xml:space="preserve"> denotes the </w:t>
+      </w:r>
+      <m:oMath>
+        <m:r>
+          <w:rPr>
+            <w:rFonts w:ascii="Cambria Math" w:hAnsi="Cambria Math"/>
+          </w:rPr>
+          <m:t>d</m:t>
+        </m:r>
+      </m:oMath>
+      <w:r>
+        <w:t xml:space="preserve">-dimensional residual stream vector </w:t>
+      </w:r>
+      <m:oMath>
+        <m:sSubSup>
+          <m:sSubSupPr>
+            <m:ctrlPr>
+              <w:rPr>
+                <w:rFonts w:ascii="Cambria Math" w:hAnsi="Cambria Math"/>
+                <w:i/>
+              </w:rPr>
+            </m:ctrlPr>
+          </m:sSubSupPr>
+          <m:e>
+            <m:r>
+              <w:rPr>
+                <w:rFonts w:ascii="Cambria Math" w:hAnsi="Cambria Math"/>
+              </w:rPr>
+              <m:t>h</m:t>
+            </m:r>
+          </m:e>
+          <m:sub>
+            <m:r>
+              <w:rPr>
+                <w:rFonts w:ascii="Cambria Math" w:hAnsi="Cambria Math"/>
+              </w:rPr>
+              <m:t>t</m:t>
+            </m:r>
+          </m:sub>
+          <m:sup>
+            <m:d>
+              <m:dPr>
+                <m:ctrlPr>
+                  <w:rPr>
+                    <w:rFonts w:ascii="Cambria Math" w:hAnsi="Cambria Math"/>
+                    <w:i/>
+                  </w:rPr>
+                </m:ctrlPr>
+              </m:dPr>
+              <m:e>
+                <m:r>
+                  <m:rPr>
+                    <m:scr m:val="script"/>
+                  </m:rPr>
+                  <w:rPr>
+                    <w:rFonts w:ascii="Cambria Math" w:hAnsi="Cambria Math"/>
+                  </w:rPr>
+                  <m:t>l</m:t>
+                </m:r>
+              </m:e>
+            </m:d>
+          </m:sup>
+        </m:sSubSup>
+        <m:r>
+          <w:rPr>
+            <w:rFonts w:ascii="Cambria Math" w:hAnsi="Cambria Math"/>
+          </w:rPr>
+          <m:t>∈</m:t>
+        </m:r>
+        <m:sSup>
+          <m:sSupPr>
+            <m:ctrlPr>
+              <w:rPr>
+                <w:rFonts w:ascii="Cambria Math" w:hAnsi="Cambria Math"/>
+                <w:i/>
+              </w:rPr>
+            </m:ctrlPr>
+          </m:sSupPr>
+          <m:e>
+            <m:r>
+              <m:rPr>
+                <m:scr m:val="double-struck"/>
+              </m:rPr>
+              <w:rPr>
+                <w:rFonts w:ascii="Cambria Math" w:hAnsi="Cambria Math"/>
+              </w:rPr>
+              <m:t>R</m:t>
+            </m:r>
+          </m:e>
+          <m:sup>
+            <m:r>
+              <w:rPr>
+                <w:rFonts w:ascii="Cambria Math" w:hAnsi="Cambria Math"/>
+              </w:rPr>
+              <m:t>d</m:t>
+            </m:r>
+          </m:sup>
+        </m:sSup>
+      </m:oMath>
+      <w:r>
+        <w:rPr>
+          <w:rFonts w:eastAsiaTheme="minorEastAsia"/>
+        </w:rPr>
+        <w:t xml:space="preserve"> associated with token position </w:t>
+      </w:r>
+      <m:oMath>
+        <m:r>
+          <w:rPr>
+            <w:rFonts w:ascii="Cambria Math" w:eastAsiaTheme="minorEastAsia" w:hAnsi="Cambria Math"/>
+          </w:rPr>
+          <m:t>t</m:t>
+        </m:r>
+      </m:oMath>
+      <w:r>
+        <w:rPr>
+          <w:rFonts w:eastAsiaTheme="minorEastAsia"/>
+        </w:rPr>
+        <w:t xml:space="preserve"> at layer depth </w:t>
+      </w:r>
+      <m:oMath>
+        <m:r>
+          <m:rPr>
+            <m:scr m:val="script"/>
+          </m:rPr>
+          <w:rPr>
+            <w:rFonts w:ascii="Cambria Math" w:hAnsi="Cambria Math"/>
+          </w:rPr>
+          <m:t>l</m:t>
+        </m:r>
+      </m:oMath>
+      <w:r>
+        <w:rPr>
+          <w:rFonts w:eastAsiaTheme="minorEastAsia"/>
+        </w:rPr>
+        <w:t xml:space="preserve"> - i.e. row </w:t>
+      </w:r>
+      <m:oMath>
+        <m:r>
+          <w:rPr>
+            <w:rFonts w:ascii="Cambria Math" w:eastAsiaTheme="minorEastAsia" w:hAnsi="Cambria Math"/>
+          </w:rPr>
+          <m:t>t</m:t>
+        </m:r>
+      </m:oMath>
+      <w:r>
+        <w:rPr>
+          <w:rFonts w:eastAsiaTheme="minorEastAsia"/>
+        </w:rPr>
+        <w:t xml:space="preserve"> of the per-layer activation tensor </w:t>
+      </w:r>
+      <m:oMath>
+        <m:sSup>
+          <m:sSupPr>
+            <m:ctrlPr>
+              <w:rPr>
+                <w:rFonts w:ascii="Cambria Math" w:eastAsiaTheme="minorEastAsia" w:hAnsi="Cambria Math"/>
+                <w:i/>
+              </w:rPr>
+            </m:ctrlPr>
+          </m:sSupPr>
+          <m:e>
+            <m:r>
+              <w:rPr>
+                <w:rFonts w:ascii="Cambria Math" w:eastAsiaTheme="minorEastAsia" w:hAnsi="Cambria Math"/>
+              </w:rPr>
+              <m:t>H</m:t>
+            </m:r>
+          </m:e>
+          <m:sup>
+            <m:d>
+              <m:dPr>
+                <m:ctrlPr>
+                  <w:rPr>
+                    <w:rFonts w:ascii="Cambria Math" w:eastAsiaTheme="minorEastAsia" w:hAnsi="Cambria Math"/>
+                    <w:i/>
+                  </w:rPr>
+                </m:ctrlPr>
+              </m:dPr>
+              <m:e>
+                <m:r>
+                  <m:rPr>
+                    <m:scr m:val="script"/>
+                  </m:rPr>
+                  <w:rPr>
+                    <w:rFonts w:ascii="Cambria Math" w:hAnsi="Cambria Math"/>
+                  </w:rPr>
+                  <m:t>l</m:t>
+                </m:r>
+              </m:e>
+            </m:d>
+          </m:sup>
+        </m:sSup>
+        <m:r>
+          <w:rPr>
+            <w:rFonts w:ascii="Cambria Math" w:eastAsiaTheme="minorEastAsia" w:hAnsi="Cambria Math"/>
+          </w:rPr>
+          <m:t>∈</m:t>
+        </m:r>
+        <m:sSup>
+          <m:sSupPr>
+            <m:ctrlPr>
+              <w:rPr>
+                <w:rFonts w:ascii="Cambria Math" w:hAnsi="Cambria Math"/>
+                <w:i/>
+              </w:rPr>
+            </m:ctrlPr>
+          </m:sSupPr>
+          <m:e>
+            <m:r>
+              <m:rPr>
+                <m:scr m:val="double-struck"/>
+              </m:rPr>
+              <w:rPr>
+                <w:rFonts w:ascii="Cambria Math" w:hAnsi="Cambria Math"/>
+              </w:rPr>
+              <m:t>R</m:t>
+            </m:r>
+          </m:e>
+          <m:sup>
+            <m:r>
+              <w:rPr>
+                <w:rFonts w:ascii="Cambria Math" w:hAnsi="Cambria Math"/>
+              </w:rPr>
+              <m:t>T×</m:t>
+            </m:r>
+            <m:r>
+              <w:rPr>
+                <w:rFonts w:ascii="Cambria Math" w:hAnsi="Cambria Math"/>
+              </w:rPr>
+              <m:t>d</m:t>
+            </m:r>
+          </m:sup>
+        </m:sSup>
+      </m:oMath>
+      <w:r>
+        <w:rPr>
+          <w:rFonts w:eastAsiaTheme="minorEastAsia"/>
+        </w:rPr>
+        <w:t xml:space="preserve"> that each sub-layer additively updates via </w:t>
+      </w:r>
+      <m:oMath>
+        <m:sSup>
+          <m:sSupPr>
+            <m:ctrlPr>
+              <w:rPr>
+                <w:rFonts w:ascii="Cambria Math" w:eastAsiaTheme="minorEastAsia" w:hAnsi="Cambria Math"/>
+                <w:i/>
+              </w:rPr>
+            </m:ctrlPr>
+          </m:sSupPr>
+          <m:e>
+            <m:r>
+              <w:rPr>
+                <w:rFonts w:ascii="Cambria Math" w:eastAsiaTheme="minorEastAsia" w:hAnsi="Cambria Math"/>
+              </w:rPr>
+              <m:t>H</m:t>
+            </m:r>
+          </m:e>
+          <m:sup>
+            <m:d>
+              <m:dPr>
+                <m:ctrlPr>
+                  <w:rPr>
+                    <w:rFonts w:ascii="Cambria Math" w:eastAsiaTheme="minorEastAsia" w:hAnsi="Cambria Math"/>
+                    <w:i/>
+                  </w:rPr>
+                </m:ctrlPr>
+              </m:dPr>
+              <m:e>
+                <m:r>
+                  <m:rPr>
+                    <m:scr m:val="script"/>
+                  </m:rPr>
+                  <w:rPr>
+                    <w:rFonts w:ascii="Cambria Math" w:hAnsi="Cambria Math"/>
+                  </w:rPr>
+                  <m:t>l</m:t>
+                </m:r>
+              </m:e>
+            </m:d>
+          </m:sup>
+        </m:sSup>
+        <m:r>
+          <w:rPr>
+            <w:rFonts w:ascii="Cambria Math" w:eastAsiaTheme="minorEastAsia" w:hAnsi="Cambria Math"/>
+          </w:rPr>
+          <m:t>=</m:t>
+        </m:r>
+        <m:sSup>
+          <m:sSupPr>
+            <m:ctrlPr>
+              <w:rPr>
+                <w:rFonts w:ascii="Cambria Math" w:eastAsiaTheme="minorEastAsia" w:hAnsi="Cambria Math"/>
+                <w:i/>
+              </w:rPr>
+            </m:ctrlPr>
+          </m:sSupPr>
+          <m:e>
+            <m:r>
+              <w:rPr>
+                <w:rFonts w:ascii="Cambria Math" w:eastAsiaTheme="minorEastAsia" w:hAnsi="Cambria Math"/>
+              </w:rPr>
+              <m:t>H</m:t>
+            </m:r>
+          </m:e>
+          <m:sup>
+            <m:d>
+              <m:dPr>
+                <m:ctrlPr>
+                  <w:rPr>
+                    <w:rFonts w:ascii="Cambria Math" w:eastAsiaTheme="minorEastAsia" w:hAnsi="Cambria Math"/>
+                    <w:i/>
+                  </w:rPr>
+                </m:ctrlPr>
+              </m:dPr>
+              <m:e>
+                <m:r>
+                  <m:rPr>
+                    <m:scr m:val="script"/>
+                  </m:rPr>
+                  <w:rPr>
+                    <w:rFonts w:ascii="Cambria Math" w:hAnsi="Cambria Math"/>
+                  </w:rPr>
+                  <m:t>l</m:t>
+                </m:r>
+                <m:r>
+                  <w:rPr>
+                    <w:rFonts w:ascii="Cambria Math" w:hAnsi="Cambria Math"/>
+                  </w:rPr>
+                  <m:t>-1</m:t>
+                </m:r>
+              </m:e>
+            </m:d>
+          </m:sup>
+        </m:sSup>
+        <m:r>
+          <w:rPr>
+            <w:rFonts w:ascii="Cambria Math" w:eastAsiaTheme="minorEastAsia" w:hAnsi="Cambria Math"/>
+          </w:rPr>
+          <m:t>+</m:t>
+        </m:r>
+        <m:r>
+          <m:rPr>
+            <m:sty m:val="p"/>
+          </m:rPr>
+          <w:rPr>
+            <w:rFonts w:ascii="Cambria Math" w:eastAsiaTheme="minorEastAsia" w:hAnsi="Cambria Math"/>
+          </w:rPr>
+          <m:t>SubLayer</m:t>
+        </m:r>
+        <m:d>
+          <m:dPr>
+            <m:ctrlPr>
+              <w:rPr>
+                <w:rFonts w:ascii="Cambria Math" w:eastAsiaTheme="minorEastAsia" w:hAnsi="Cambria Math"/>
+                <w:i/>
+              </w:rPr>
+            </m:ctrlPr>
+          </m:dPr>
+          <m:e>
+            <m:sSup>
+              <m:sSupPr>
+                <m:ctrlPr>
+                  <w:rPr>
+                    <w:rFonts w:ascii="Cambria Math" w:eastAsiaTheme="minorEastAsia" w:hAnsi="Cambria Math"/>
+                    <w:i/>
+                  </w:rPr>
+                </m:ctrlPr>
+              </m:sSupPr>
+              <m:e>
+                <m:r>
+                  <w:rPr>
+                    <w:rFonts w:ascii="Cambria Math" w:eastAsiaTheme="minorEastAsia" w:hAnsi="Cambria Math"/>
+                  </w:rPr>
+                  <m:t>H</m:t>
+                </m:r>
+              </m:e>
+              <m:sup>
+                <m:d>
+                  <m:dPr>
+                    <m:ctrlPr>
+                      <w:rPr>
+                        <w:rFonts w:ascii="Cambria Math" w:eastAsiaTheme="minorEastAsia" w:hAnsi="Cambria Math"/>
+                        <w:i/>
+                      </w:rPr>
+                    </m:ctrlPr>
+                  </m:dPr>
+                  <m:e>
+                    <m:r>
+                      <m:rPr>
+                        <m:scr m:val="script"/>
+                      </m:rPr>
+                      <w:rPr>
+                        <w:rFonts w:ascii="Cambria Math" w:hAnsi="Cambria Math"/>
+                      </w:rPr>
+                      <m:t>l-</m:t>
+                    </m:r>
+                    <m:r>
+                      <w:rPr>
+                        <w:rFonts w:ascii="Cambria Math" w:hAnsi="Cambria Math"/>
+                      </w:rPr>
+                      <m:t>1</m:t>
+                    </m:r>
+                  </m:e>
+                </m:d>
+              </m:sup>
+            </m:sSup>
+          </m:e>
+        </m:d>
+      </m:oMath>
+      <w:r>
+        <w:rPr>
+          <w:rFonts w:eastAsiaTheme="minorEastAsia"/>
+        </w:rPr>
+        <w:t xml:space="preserve"> in the residual-stream sense of Elhage et al 2021 ([8]).</w:t>
+      </w:r>
+      <w:r>
+        <w:rPr>
+          <w:rFonts w:eastAsiaTheme="minorEastAsia"/>
+        </w:rPr>
+        <w:t xml:space="preserve"> Because both the present SPLM framework and the Semantic Tube Prediction (STP) objective of Huang, LeCun &amp; Balestriero ([7]) speak of a “hidden-state trajectory”, it is essential to fix which axis of the tensor </w:t>
+      </w:r>
+      <m:oMath>
+        <m:r>
+          <w:rPr>
+            <w:rFonts w:ascii="Cambria Math" w:eastAsiaTheme="minorEastAsia" w:hAnsi="Cambria Math"/>
+          </w:rPr>
+          <m:t>H</m:t>
+        </m:r>
+      </m:oMath>
+      <w:r>
+        <w:rPr>
+          <w:rFonts w:eastAsiaTheme="minorEastAsia"/>
+        </w:rPr>
+        <w:t xml:space="preserve"> the trajectory traverses.</w:t>
+      </w:r>
+    </w:p>
     <w:p/>
     <w:p/>
     <w:p>
@@ -4162,42 +4700,673 @@
       </w:hyperlink>
     </w:p>
     <w:p/>
+    <w:p>
+      <w:r>
+        <w:t xml:space="preserve">[6] </w:t>
+      </w:r>
+      <w:hyperlink r:id="rId15" w:history="1">
+        <w:r>
+          <w:rPr>
+            <w:rStyle w:val="Hyperlink"/>
+          </w:rPr>
+          <w:t>Byte-Pair Encoding Tokenization, LLM Course, Hugging Face</w:t>
+        </w:r>
+      </w:hyperlink>
+    </w:p>
+    <w:p/>
+    <w:p>
+      <w:r>
+        <w:t xml:space="preserve">[7] </w:t>
+      </w:r>
+      <w:hyperlink r:id="rId16" w:history="1">
+        <w:r>
+          <w:rPr>
+            <w:rStyle w:val="Hyperlink"/>
+          </w:rPr>
+          <w:t>Semantic Tube Prediction : Beating LLM Efficiency with JEPA, Hai Huang, Yann LeCunn, Randall Balestriero, 2026</w:t>
+        </w:r>
+      </w:hyperlink>
+    </w:p>
+    <w:p/>
+    <w:p>
+      <w:r>
+        <w:t xml:space="preserve">[8] </w:t>
+      </w:r>
+      <w:hyperlink r:id="rId17" w:history="1">
+        <w:r>
+          <w:rPr>
+            <w:rStyle w:val="Hyperlink"/>
+          </w:rPr>
+          <w:t>Mathematical Framework of Transformer Circuits, Nelson Elhage et al, Anthropic, 2021</w:t>
+        </w:r>
+      </w:hyperlink>
+    </w:p>
     <w:p/>
     <w:p/>
+    <w:p>
+      <w:pPr>
+        <w:pStyle w:val="Heading1"/>
+      </w:pPr>
+      <w:bookmarkStart w:id="4" w:name="_Toc230615206"/>
+      <w:r>
+        <w:t>Appendix</w:t>
+      </w:r>
+      <w:bookmarkEnd w:id="4"/>
+    </w:p>
     <w:p/>
     <w:p>
       <w:pPr>
-        <w:pStyle w:val="Heading1"/>
-      </w:pPr>
-      <w:bookmarkStart w:id="4" w:name="_Toc230615206"/>
-      <w:r>
-        <w:t>Appendix</w:t>
-      </w:r>
-      <w:bookmarkEnd w:id="4"/>
+        <w:pStyle w:val="Heading2"/>
+      </w:pPr>
+      <w:bookmarkStart w:id="5" w:name="_Toc230615207"/>
+      <w:r>
+        <w:t xml:space="preserve">Module </w:t>
+      </w:r>
+      <w:r>
+        <w:rPr>
+          <w:rFonts w:ascii="Consolas" w:hAnsi="Consolas" w:cs="Consolas"/>
+        </w:rPr>
+        <w:t>splm_oracle_fit</w:t>
+      </w:r>
+      <w:bookmarkEnd w:id="5"/>
     </w:p>
     <w:p/>
     <w:p>
       <w:pPr>
-        <w:pStyle w:val="Heading2"/>
-      </w:pPr>
-      <w:bookmarkStart w:id="5" w:name="_Toc230615207"/>
-      <w:r>
-        <w:t xml:space="preserve">Module </w:t>
-      </w:r>
-      <w:r>
-        <w:rPr>
-          <w:rFonts w:ascii="Consolas" w:hAnsi="Consolas" w:cs="Consolas"/>
-        </w:rPr>
-        <w:t>splm_oracle_fit</w:t>
-      </w:r>
-      <w:bookmarkEnd w:id="5"/>
+        <w:pStyle w:val="Heading3"/>
+      </w:pPr>
+      <w:bookmarkStart w:id="6" w:name="_Toc230615208"/>
+      <w:r>
+        <w:t xml:space="preserve">Function </w:t>
+      </w:r>
+      <w:r>
+        <w:rPr>
+          <w:rFonts w:ascii="Consolas" w:hAnsi="Consolas" w:cs="Consolas"/>
+        </w:rPr>
+        <w:t>fit_scalars</w:t>
+      </w:r>
+      <w:bookmarkEnd w:id="6"/>
+      <w:r>
+        <w:t xml:space="preserve"> </w:t>
+      </w:r>
     </w:p>
     <w:p/>
     <w:p>
       <w:pPr>
+        <w:rPr>
+          <w:rFonts w:ascii="Consolas" w:hAnsi="Consolas" w:cs="Consolas"/>
+          <w:sz w:val="17"/>
+          <w:szCs w:val="17"/>
+        </w:rPr>
+      </w:pPr>
+      <w:r>
+        <w:rPr>
+          <w:rFonts w:ascii="Consolas" w:hAnsi="Consolas" w:cs="Consolas"/>
+          <w:color w:val="E97132" w:themeColor="accent2"/>
+          <w:sz w:val="17"/>
+          <w:szCs w:val="17"/>
+        </w:rPr>
+        <w:t>def</w:t>
+      </w:r>
+      <w:r>
+        <w:rPr>
+          <w:rFonts w:ascii="Consolas" w:hAnsi="Consolas" w:cs="Consolas"/>
+          <w:sz w:val="17"/>
+          <w:szCs w:val="17"/>
+        </w:rPr>
+        <w:t xml:space="preserve"> </w:t>
+      </w:r>
+      <w:r>
+        <w:rPr>
+          <w:rFonts w:ascii="Consolas" w:hAnsi="Consolas" w:cs="Consolas"/>
+          <w:color w:val="BF4E14" w:themeColor="accent2" w:themeShade="BF"/>
+          <w:sz w:val="17"/>
+          <w:szCs w:val="17"/>
+        </w:rPr>
+        <w:t>fit_scalars</w:t>
+      </w:r>
+      <w:r>
+        <w:rPr>
+          <w:rFonts w:ascii="Consolas" w:hAnsi="Consolas" w:cs="Consolas"/>
+          <w:sz w:val="17"/>
+          <w:szCs w:val="17"/>
+        </w:rPr>
+        <w:t xml:space="preserve">(V: </w:t>
+      </w:r>
+      <w:r>
+        <w:rPr>
+          <w:rFonts w:ascii="Consolas" w:hAnsi="Consolas" w:cs="Consolas"/>
+          <w:color w:val="0B769F" w:themeColor="accent4" w:themeShade="BF"/>
+          <w:sz w:val="17"/>
+          <w:szCs w:val="17"/>
+        </w:rPr>
+        <w:t>np.ndarray</w:t>
+      </w:r>
+      <w:r>
+        <w:rPr>
+          <w:rFonts w:ascii="Consolas" w:hAnsi="Consolas" w:cs="Consolas"/>
+          <w:sz w:val="17"/>
+          <w:szCs w:val="17"/>
+        </w:rPr>
+        <w:t xml:space="preserve">, G: </w:t>
+      </w:r>
+      <w:r>
+        <w:rPr>
+          <w:rFonts w:ascii="Consolas" w:hAnsi="Consolas" w:cs="Consolas"/>
+          <w:color w:val="0B769F" w:themeColor="accent4" w:themeShade="BF"/>
+          <w:sz w:val="17"/>
+          <w:szCs w:val="17"/>
+        </w:rPr>
+        <w:t>np.ndarray</w:t>
+      </w:r>
+      <w:r>
+        <w:rPr>
+          <w:rFonts w:ascii="Consolas" w:hAnsi="Consolas" w:cs="Consolas"/>
+          <w:sz w:val="17"/>
+          <w:szCs w:val="17"/>
+        </w:rPr>
+        <w:t xml:space="preserve">, Y: </w:t>
+      </w:r>
+      <w:r>
+        <w:rPr>
+          <w:rFonts w:ascii="Consolas" w:hAnsi="Consolas" w:cs="Consolas"/>
+          <w:color w:val="0B769F" w:themeColor="accent4" w:themeShade="BF"/>
+          <w:sz w:val="17"/>
+          <w:szCs w:val="17"/>
+        </w:rPr>
+        <w:t>np.ndarray</w:t>
+      </w:r>
+      <w:r>
+        <w:rPr>
+          <w:rFonts w:ascii="Consolas" w:hAnsi="Consolas" w:cs="Consolas"/>
+          <w:sz w:val="17"/>
+          <w:szCs w:val="17"/>
+        </w:rPr>
+        <w:t xml:space="preserve">, LAY: </w:t>
+      </w:r>
+      <w:r>
+        <w:rPr>
+          <w:rFonts w:ascii="Consolas" w:hAnsi="Consolas" w:cs="Consolas"/>
+          <w:color w:val="0B769F" w:themeColor="accent4" w:themeShade="BF"/>
+          <w:sz w:val="17"/>
+          <w:szCs w:val="17"/>
+        </w:rPr>
+        <w:t>np.ndarray</w:t>
+      </w:r>
+      <w:r>
+        <w:rPr>
+          <w:rFonts w:ascii="Consolas" w:hAnsi="Consolas" w:cs="Consolas"/>
+          <w:sz w:val="17"/>
+          <w:szCs w:val="17"/>
+        </w:rPr>
+        <w:t>):</w:t>
+      </w:r>
+    </w:p>
+    <w:p>
+      <w:pPr>
+        <w:rPr>
+          <w:rFonts w:ascii="Consolas" w:hAnsi="Consolas" w:cs="Consolas"/>
+          <w:color w:val="3A7C22" w:themeColor="accent6" w:themeShade="BF"/>
+          <w:sz w:val="17"/>
+          <w:szCs w:val="17"/>
+        </w:rPr>
+      </w:pPr>
+      <w:r>
+        <w:rPr>
+          <w:rFonts w:ascii="Consolas" w:hAnsi="Consolas" w:cs="Consolas"/>
+          <w:sz w:val="17"/>
+          <w:szCs w:val="17"/>
+        </w:rPr>
+        <w:t xml:space="preserve">    </w:t>
+      </w:r>
+      <w:r>
+        <w:rPr>
+          <w:rFonts w:ascii="Consolas" w:hAnsi="Consolas" w:cs="Consolas"/>
+          <w:color w:val="3A7C22" w:themeColor="accent6" w:themeShade="BF"/>
+          <w:sz w:val="17"/>
+          <w:szCs w:val="17"/>
+        </w:rPr>
+        <w:t>"""Per-layer least-squares: [alpha_l, beta_l] = argmin || Y - alpha V - beta*(-G) ||^2.</w:t>
+      </w:r>
+    </w:p>
+    <w:p>
+      <w:pPr>
+        <w:rPr>
+          <w:rFonts w:ascii="Consolas" w:hAnsi="Consolas" w:cs="Consolas"/>
+          <w:color w:val="3A7C22" w:themeColor="accent6" w:themeShade="BF"/>
+          <w:sz w:val="17"/>
+          <w:szCs w:val="17"/>
+        </w:rPr>
+      </w:pPr>
+      <w:r>
+        <w:rPr>
+          <w:rFonts w:ascii="Consolas" w:hAnsi="Consolas" w:cs="Consolas"/>
+          <w:color w:val="3A7C22" w:themeColor="accent6" w:themeShade="BF"/>
+          <w:sz w:val="17"/>
+          <w:szCs w:val="17"/>
+        </w:rPr>
+        <w:t xml:space="preserve">     G: np.ndarray - </w:t>
+      </w:r>
+    </w:p>
+    <w:p>
+      <w:pPr>
+        <w:rPr>
+          <w:rFonts w:ascii="Consolas" w:hAnsi="Consolas" w:cs="Consolas"/>
+          <w:color w:val="3A7C22" w:themeColor="accent6" w:themeShade="BF"/>
+          <w:sz w:val="17"/>
+          <w:szCs w:val="17"/>
+        </w:rPr>
+      </w:pPr>
+      <w:r>
+        <w:rPr>
+          <w:rFonts w:ascii="Consolas" w:hAnsi="Consolas" w:cs="Consolas"/>
+          <w:color w:val="3A7C22" w:themeColor="accent6" w:themeShade="BF"/>
+          <w:sz w:val="17"/>
+          <w:szCs w:val="17"/>
+        </w:rPr>
+        <w:t xml:space="preserve">     LAY: np.ndarray – layer indices</w:t>
+      </w:r>
+    </w:p>
+    <w:p>
+      <w:pPr>
+        <w:rPr>
+          <w:rFonts w:ascii="Consolas" w:hAnsi="Consolas" w:cs="Consolas"/>
+          <w:color w:val="3A7C22" w:themeColor="accent6" w:themeShade="BF"/>
+          <w:sz w:val="17"/>
+          <w:szCs w:val="17"/>
+        </w:rPr>
+      </w:pPr>
+    </w:p>
+    <w:p>
+      <w:pPr>
+        <w:rPr>
+          <w:rFonts w:ascii="Consolas" w:hAnsi="Consolas" w:cs="Consolas"/>
+          <w:sz w:val="17"/>
+          <w:szCs w:val="17"/>
+        </w:rPr>
+      </w:pPr>
+      <w:r>
+        <w:rPr>
+          <w:rFonts w:ascii="Consolas" w:hAnsi="Consolas" w:cs="Consolas"/>
+          <w:color w:val="3A7C22" w:themeColor="accent6" w:themeShade="BF"/>
+          <w:sz w:val="17"/>
+          <w:szCs w:val="17"/>
+        </w:rPr>
+        <w:t xml:space="preserve">    </w:t>
+      </w:r>
+      <w:r>
+        <w:rPr>
+          <w:rFonts w:ascii="Consolas" w:hAnsi="Consolas" w:cs="Consolas"/>
+          <w:color w:val="3A7C22" w:themeColor="accent6" w:themeShade="BF"/>
+          <w:sz w:val="17"/>
+          <w:szCs w:val="17"/>
+        </w:rPr>
+        <w:t>"""</w:t>
+      </w:r>
+    </w:p>
+    <w:p>
+      <w:pPr>
+        <w:rPr>
+          <w:rFonts w:ascii="Consolas" w:hAnsi="Consolas" w:cs="Consolas"/>
+          <w:sz w:val="17"/>
+          <w:szCs w:val="17"/>
+        </w:rPr>
+      </w:pPr>
+      <w:r>
+        <w:rPr>
+          <w:rFonts w:ascii="Consolas" w:hAnsi="Consolas" w:cs="Consolas"/>
+          <w:sz w:val="17"/>
+          <w:szCs w:val="17"/>
+        </w:rPr>
+        <w:t xml:space="preserve">    alpha = {}; beta = {}</w:t>
+      </w:r>
+    </w:p>
+    <w:p>
+      <w:pPr>
+        <w:rPr>
+          <w:rFonts w:ascii="Consolas" w:hAnsi="Consolas" w:cs="Consolas"/>
+          <w:sz w:val="17"/>
+          <w:szCs w:val="17"/>
+        </w:rPr>
+      </w:pPr>
+      <w:r>
+        <w:rPr>
+          <w:rFonts w:ascii="Consolas" w:hAnsi="Consolas" w:cs="Consolas"/>
+          <w:sz w:val="17"/>
+          <w:szCs w:val="17"/>
+        </w:rPr>
+        <w:t xml:space="preserve">    Y_pred = np.zeros_like(Y)</w:t>
+      </w:r>
+    </w:p>
+    <w:p>
+      <w:pPr>
+        <w:rPr>
+          <w:rFonts w:ascii="Consolas" w:hAnsi="Consolas" w:cs="Consolas"/>
+          <w:sz w:val="17"/>
+          <w:szCs w:val="17"/>
+        </w:rPr>
+      </w:pPr>
+      <w:r>
+        <w:rPr>
+          <w:rFonts w:ascii="Consolas" w:hAnsi="Consolas" w:cs="Consolas"/>
+          <w:sz w:val="17"/>
+          <w:szCs w:val="17"/>
+        </w:rPr>
+        <w:t xml:space="preserve">    </w:t>
+      </w:r>
+      <w:r>
+        <w:rPr>
+          <w:rFonts w:ascii="Consolas" w:hAnsi="Consolas" w:cs="Consolas"/>
+          <w:color w:val="C00000"/>
+          <w:sz w:val="17"/>
+          <w:szCs w:val="17"/>
+        </w:rPr>
+        <w:t>for</w:t>
+      </w:r>
+      <w:r>
+        <w:rPr>
+          <w:rFonts w:ascii="Consolas" w:hAnsi="Consolas" w:cs="Consolas"/>
+          <w:sz w:val="17"/>
+          <w:szCs w:val="17"/>
+        </w:rPr>
+        <w:t xml:space="preserve"> ell </w:t>
+      </w:r>
+      <w:r>
+        <w:rPr>
+          <w:rFonts w:ascii="Consolas" w:hAnsi="Consolas" w:cs="Consolas"/>
+          <w:color w:val="C00000"/>
+          <w:sz w:val="17"/>
+          <w:szCs w:val="17"/>
+        </w:rPr>
+        <w:t>in</w:t>
+      </w:r>
+      <w:r>
+        <w:rPr>
+          <w:rFonts w:ascii="Consolas" w:hAnsi="Consolas" w:cs="Consolas"/>
+          <w:sz w:val="17"/>
+          <w:szCs w:val="17"/>
+        </w:rPr>
+        <w:t xml:space="preserve"> np.</w:t>
+      </w:r>
+      <w:r>
+        <w:rPr>
+          <w:rFonts w:ascii="Consolas" w:hAnsi="Consolas" w:cs="Consolas"/>
+          <w:color w:val="80340D" w:themeColor="accent2" w:themeShade="80"/>
+          <w:sz w:val="17"/>
+          <w:szCs w:val="17"/>
+        </w:rPr>
+        <w:t>unique</w:t>
+      </w:r>
+      <w:r>
+        <w:rPr>
+          <w:rFonts w:ascii="Consolas" w:hAnsi="Consolas" w:cs="Consolas"/>
+          <w:sz w:val="17"/>
+          <w:szCs w:val="17"/>
+        </w:rPr>
+        <w:t>(LAY):</w:t>
+      </w:r>
+    </w:p>
+    <w:p>
+      <w:pPr>
+        <w:rPr>
+          <w:rFonts w:ascii="Consolas" w:hAnsi="Consolas" w:cs="Consolas"/>
+          <w:sz w:val="17"/>
+          <w:szCs w:val="17"/>
+        </w:rPr>
+      </w:pPr>
+      <w:r>
+        <w:rPr>
+          <w:rFonts w:ascii="Consolas" w:hAnsi="Consolas" w:cs="Consolas"/>
+          <w:sz w:val="17"/>
+          <w:szCs w:val="17"/>
+        </w:rPr>
+        <w:t xml:space="preserve">        m = LAY == ell</w:t>
+      </w:r>
+    </w:p>
+    <w:p>
+      <w:pPr>
+        <w:rPr>
+          <w:rFonts w:ascii="Consolas" w:hAnsi="Consolas" w:cs="Consolas"/>
+          <w:sz w:val="17"/>
+          <w:szCs w:val="17"/>
+        </w:rPr>
+      </w:pPr>
+      <w:r>
+        <w:rPr>
+          <w:rFonts w:ascii="Consolas" w:hAnsi="Consolas" w:cs="Consolas"/>
+          <w:sz w:val="17"/>
+          <w:szCs w:val="17"/>
+        </w:rPr>
+        <w:t xml:space="preserve">        v = V[m].</w:t>
+      </w:r>
+      <w:r>
+        <w:rPr>
+          <w:rFonts w:ascii="Consolas" w:hAnsi="Consolas" w:cs="Consolas"/>
+          <w:color w:val="80340D" w:themeColor="accent2" w:themeShade="80"/>
+          <w:sz w:val="17"/>
+          <w:szCs w:val="17"/>
+        </w:rPr>
+        <w:t>reshape</w:t>
+      </w:r>
+      <w:r>
+        <w:rPr>
+          <w:rFonts w:ascii="Consolas" w:hAnsi="Consolas" w:cs="Consolas"/>
+          <w:sz w:val="17"/>
+          <w:szCs w:val="17"/>
+        </w:rPr>
+        <w:t>(-1); g = (-G[m]).</w:t>
+      </w:r>
+      <w:r>
+        <w:rPr>
+          <w:rFonts w:ascii="Consolas" w:hAnsi="Consolas" w:cs="Consolas"/>
+          <w:color w:val="80340D" w:themeColor="accent2" w:themeShade="80"/>
+          <w:sz w:val="17"/>
+          <w:szCs w:val="17"/>
+        </w:rPr>
+        <w:t>reshape</w:t>
+      </w:r>
+      <w:r>
+        <w:rPr>
+          <w:rFonts w:ascii="Consolas" w:hAnsi="Consolas" w:cs="Consolas"/>
+          <w:sz w:val="17"/>
+          <w:szCs w:val="17"/>
+        </w:rPr>
+        <w:t>(-1); y = Y[m].</w:t>
+      </w:r>
+      <w:r>
+        <w:rPr>
+          <w:rFonts w:ascii="Consolas" w:hAnsi="Consolas" w:cs="Consolas"/>
+          <w:color w:val="80340D" w:themeColor="accent2" w:themeShade="80"/>
+          <w:sz w:val="17"/>
+          <w:szCs w:val="17"/>
+        </w:rPr>
+        <w:t>reshape</w:t>
+      </w:r>
+      <w:r>
+        <w:rPr>
+          <w:rFonts w:ascii="Consolas" w:hAnsi="Consolas" w:cs="Consolas"/>
+          <w:sz w:val="17"/>
+          <w:szCs w:val="17"/>
+        </w:rPr>
+        <w:t>(-1)</w:t>
+      </w:r>
+    </w:p>
+    <w:p>
+      <w:pPr>
+        <w:rPr>
+          <w:rFonts w:ascii="Consolas" w:hAnsi="Consolas" w:cs="Consolas"/>
+          <w:sz w:val="17"/>
+          <w:szCs w:val="17"/>
+        </w:rPr>
+      </w:pPr>
+      <w:r>
+        <w:rPr>
+          <w:rFonts w:ascii="Consolas" w:hAnsi="Consolas" w:cs="Consolas"/>
+          <w:sz w:val="17"/>
+          <w:szCs w:val="17"/>
+        </w:rPr>
+        <w:t xml:space="preserve">        A = np.</w:t>
+      </w:r>
+      <w:r>
+        <w:rPr>
+          <w:rFonts w:ascii="Consolas" w:hAnsi="Consolas" w:cs="Consolas"/>
+          <w:color w:val="80340D" w:themeColor="accent2" w:themeShade="80"/>
+          <w:sz w:val="17"/>
+          <w:szCs w:val="17"/>
+        </w:rPr>
+        <w:t>stack</w:t>
+      </w:r>
+      <w:r>
+        <w:rPr>
+          <w:rFonts w:ascii="Consolas" w:hAnsi="Consolas" w:cs="Consolas"/>
+          <w:sz w:val="17"/>
+          <w:szCs w:val="17"/>
+        </w:rPr>
+        <w:t xml:space="preserve">([v, g], axis=1)  </w:t>
+      </w:r>
+      <w:r>
+        <w:rPr>
+          <w:rFonts w:ascii="Consolas" w:hAnsi="Consolas" w:cs="Consolas"/>
+          <w:color w:val="3A7C22" w:themeColor="accent6" w:themeShade="BF"/>
+          <w:sz w:val="17"/>
+          <w:szCs w:val="17"/>
+        </w:rPr>
+        <w:t># (N*d, 2)</w:t>
+      </w:r>
+    </w:p>
+    <w:p>
+      <w:pPr>
+        <w:rPr>
+          <w:rFonts w:ascii="Consolas" w:hAnsi="Consolas" w:cs="Consolas"/>
+          <w:sz w:val="17"/>
+          <w:szCs w:val="17"/>
+        </w:rPr>
+      </w:pPr>
+      <w:r>
+        <w:rPr>
+          <w:rFonts w:ascii="Consolas" w:hAnsi="Consolas" w:cs="Consolas"/>
+          <w:sz w:val="17"/>
+          <w:szCs w:val="17"/>
+        </w:rPr>
+        <w:t xml:space="preserve">        coef, *_ = np.linalg.</w:t>
+      </w:r>
+      <w:r>
+        <w:rPr>
+          <w:rFonts w:ascii="Consolas" w:hAnsi="Consolas" w:cs="Consolas"/>
+          <w:color w:val="80340D" w:themeColor="accent2" w:themeShade="80"/>
+          <w:sz w:val="17"/>
+          <w:szCs w:val="17"/>
+        </w:rPr>
+        <w:t>lstsq</w:t>
+      </w:r>
+      <w:r>
+        <w:rPr>
+          <w:rFonts w:ascii="Consolas" w:hAnsi="Consolas" w:cs="Consolas"/>
+          <w:sz w:val="17"/>
+          <w:szCs w:val="17"/>
+        </w:rPr>
+        <w:t>(A, y, rcond=</w:t>
+      </w:r>
+      <w:r>
+        <w:rPr>
+          <w:rFonts w:ascii="Consolas" w:hAnsi="Consolas" w:cs="Consolas"/>
+          <w:color w:val="0F9ED5" w:themeColor="accent4"/>
+          <w:sz w:val="17"/>
+          <w:szCs w:val="17"/>
+        </w:rPr>
+        <w:t>None</w:t>
+      </w:r>
+      <w:r>
+        <w:rPr>
+          <w:rFonts w:ascii="Consolas" w:hAnsi="Consolas" w:cs="Consolas"/>
+          <w:sz w:val="17"/>
+          <w:szCs w:val="17"/>
+        </w:rPr>
+        <w:t>)</w:t>
+      </w:r>
+    </w:p>
+    <w:p>
+      <w:pPr>
+        <w:rPr>
+          <w:rFonts w:ascii="Consolas" w:hAnsi="Consolas" w:cs="Consolas"/>
+          <w:sz w:val="17"/>
+          <w:szCs w:val="17"/>
+        </w:rPr>
+      </w:pPr>
+      <w:r>
+        <w:rPr>
+          <w:rFonts w:ascii="Consolas" w:hAnsi="Consolas" w:cs="Consolas"/>
+          <w:sz w:val="17"/>
+          <w:szCs w:val="17"/>
+        </w:rPr>
+        <w:t xml:space="preserve">        a, b = coef</w:t>
+      </w:r>
+    </w:p>
+    <w:p>
+      <w:pPr>
+        <w:rPr>
+          <w:rFonts w:ascii="Consolas" w:hAnsi="Consolas" w:cs="Consolas"/>
+          <w:sz w:val="17"/>
+          <w:szCs w:val="17"/>
+        </w:rPr>
+      </w:pPr>
+      <w:r>
+        <w:rPr>
+          <w:rFonts w:ascii="Consolas" w:hAnsi="Consolas" w:cs="Consolas"/>
+          <w:sz w:val="17"/>
+          <w:szCs w:val="17"/>
+        </w:rPr>
+        <w:t xml:space="preserve">        alpha[int(ell)] = float(a); beta[int(ell)] = float(b)</w:t>
+      </w:r>
+    </w:p>
+    <w:p>
+      <w:pPr>
+        <w:rPr>
+          <w:rFonts w:ascii="Consolas" w:hAnsi="Consolas" w:cs="Consolas"/>
+          <w:sz w:val="17"/>
+          <w:szCs w:val="17"/>
+        </w:rPr>
+      </w:pPr>
+      <w:r>
+        <w:rPr>
+          <w:rFonts w:ascii="Consolas" w:hAnsi="Consolas" w:cs="Consolas"/>
+          <w:sz w:val="17"/>
+          <w:szCs w:val="17"/>
+        </w:rPr>
+        <w:t xml:space="preserve">        Y_pred[m] = a * V[m] + b * (-G[m])</w:t>
+      </w:r>
+    </w:p>
+    <w:p>
+      <w:pPr>
+        <w:rPr>
+          <w:rFonts w:ascii="Consolas" w:hAnsi="Consolas" w:cs="Consolas"/>
+          <w:sz w:val="17"/>
+          <w:szCs w:val="17"/>
+        </w:rPr>
+      </w:pPr>
+      <w:r>
+        <w:rPr>
+          <w:rFonts w:ascii="Consolas" w:hAnsi="Consolas" w:cs="Consolas"/>
+          <w:sz w:val="17"/>
+          <w:szCs w:val="17"/>
+        </w:rPr>
+        <w:t xml:space="preserve">    return Y_pred, alpha, beta</w:t>
+      </w:r>
+    </w:p>
+    <w:p>
+      <w:pPr>
+        <w:rPr>
+          <w:rFonts w:ascii="Consolas" w:hAnsi="Consolas" w:cs="Consolas"/>
+          <w:sz w:val="17"/>
+          <w:szCs w:val="17"/>
+        </w:rPr>
+      </w:pPr>
+    </w:p>
+    <w:p>
+      <w:pPr>
         <w:pStyle w:val="Heading3"/>
       </w:pPr>
-      <w:bookmarkStart w:id="6" w:name="_Toc230615208"/>
+      <w:bookmarkStart w:id="7" w:name="_Toc230615209"/>
       <w:r>
         <w:t xml:space="preserve">Function </w:t>
       </w:r>
@@ -4205,12 +5374,9 @@
         <w:rPr>
           <w:rFonts w:ascii="Consolas" w:hAnsi="Consolas" w:cs="Consolas"/>
         </w:rPr>
-        <w:t>fit_scalars</w:t>
-      </w:r>
-      <w:bookmarkEnd w:id="6"/>
-      <w:r>
-        <w:t xml:space="preserve"> </w:t>
-      </w:r>
+        <w:t>extract_oracle_tuples</w:t>
+      </w:r>
+      <w:bookmarkEnd w:id="7"/>
     </w:p>
     <w:p/>
     <w:p>
@@ -4224,104 +5390,27 @@
       <w:r>
         <w:rPr>
           <w:rFonts w:ascii="Consolas" w:hAnsi="Consolas" w:cs="Consolas"/>
-          <w:color w:val="E97132" w:themeColor="accent2"/>
-          <w:sz w:val="17"/>
-          <w:szCs w:val="17"/>
-        </w:rPr>
-        <w:t>def</w:t>
-      </w:r>
-      <w:r>
-        <w:rPr>
-          <w:rFonts w:ascii="Consolas" w:hAnsi="Consolas" w:cs="Consolas"/>
-          <w:sz w:val="17"/>
-          <w:szCs w:val="17"/>
-        </w:rPr>
-        <w:t xml:space="preserve"> </w:t>
-      </w:r>
-      <w:r>
-        <w:rPr>
-          <w:rFonts w:ascii="Consolas" w:hAnsi="Consolas" w:cs="Consolas"/>
-          <w:color w:val="BF4E14" w:themeColor="accent2" w:themeShade="BF"/>
-          <w:sz w:val="17"/>
-          <w:szCs w:val="17"/>
-        </w:rPr>
-        <w:t>fit_scalars</w:t>
-      </w:r>
-      <w:r>
-        <w:rPr>
-          <w:rFonts w:ascii="Consolas" w:hAnsi="Consolas" w:cs="Consolas"/>
-          <w:sz w:val="17"/>
-          <w:szCs w:val="17"/>
-        </w:rPr>
-        <w:t xml:space="preserve">(V: </w:t>
-      </w:r>
-      <w:r>
-        <w:rPr>
-          <w:rFonts w:ascii="Consolas" w:hAnsi="Consolas" w:cs="Consolas"/>
-          <w:color w:val="0B769F" w:themeColor="accent4" w:themeShade="BF"/>
-          <w:sz w:val="17"/>
-          <w:szCs w:val="17"/>
-        </w:rPr>
-        <w:t>np.ndarray</w:t>
-      </w:r>
-      <w:r>
-        <w:rPr>
-          <w:rFonts w:ascii="Consolas" w:hAnsi="Consolas" w:cs="Consolas"/>
-          <w:sz w:val="17"/>
-          <w:szCs w:val="17"/>
-        </w:rPr>
-        <w:t xml:space="preserve">, G: </w:t>
-      </w:r>
-      <w:r>
-        <w:rPr>
-          <w:rFonts w:ascii="Consolas" w:hAnsi="Consolas" w:cs="Consolas"/>
-          <w:color w:val="0B769F" w:themeColor="accent4" w:themeShade="BF"/>
-          <w:sz w:val="17"/>
-          <w:szCs w:val="17"/>
-        </w:rPr>
-        <w:t>np.ndarray</w:t>
-      </w:r>
-      <w:r>
-        <w:rPr>
-          <w:rFonts w:ascii="Consolas" w:hAnsi="Consolas" w:cs="Consolas"/>
-          <w:sz w:val="17"/>
-          <w:szCs w:val="17"/>
-        </w:rPr>
-        <w:t xml:space="preserve">, Y: </w:t>
-      </w:r>
-      <w:r>
-        <w:rPr>
-          <w:rFonts w:ascii="Consolas" w:hAnsi="Consolas" w:cs="Consolas"/>
-          <w:color w:val="0B769F" w:themeColor="accent4" w:themeShade="BF"/>
-          <w:sz w:val="17"/>
-          <w:szCs w:val="17"/>
-        </w:rPr>
-        <w:t>np.ndarray</w:t>
-      </w:r>
-      <w:r>
-        <w:rPr>
-          <w:rFonts w:ascii="Consolas" w:hAnsi="Consolas" w:cs="Consolas"/>
-          <w:sz w:val="17"/>
-          <w:szCs w:val="17"/>
-        </w:rPr>
-        <w:t xml:space="preserve">, LAY: </w:t>
-      </w:r>
-      <w:r>
-        <w:rPr>
-          <w:rFonts w:ascii="Consolas" w:hAnsi="Consolas" w:cs="Consolas"/>
-          <w:color w:val="0B769F" w:themeColor="accent4" w:themeShade="BF"/>
-          <w:sz w:val="17"/>
-          <w:szCs w:val="17"/>
-        </w:rPr>
-        <w:t>np.ndarray</w:t>
-      </w:r>
-      <w:r>
-        <w:rPr>
-          <w:rFonts w:ascii="Consolas" w:hAnsi="Consolas" w:cs="Consolas"/>
-          <w:sz w:val="17"/>
-          <w:szCs w:val="17"/>
-        </w:rPr>
-        <w:t>):</w:t>
+          <w:sz w:val="17"/>
+          <w:szCs w:val="17"/>
+        </w:rPr>
+        <w:t>def extract_oracle_tuples(model, sentence: str, device: str) \</w:t>
+      </w:r>
+    </w:p>
+    <w:p>
+      <w:pPr>
+        <w:rPr>
+          <w:rFonts w:ascii="Consolas" w:hAnsi="Consolas" w:cs="Consolas"/>
+          <w:sz w:val="17"/>
+          <w:szCs w:val="17"/>
+        </w:rPr>
+      </w:pPr>
+      <w:r>
+        <w:rPr>
+          <w:rFonts w:ascii="Consolas" w:hAnsi="Consolas" w:cs="Consolas"/>
+          <w:sz w:val="17"/>
+          <w:szCs w:val="17"/>
+        </w:rPr>
+        <w:t xml:space="preserve">        -&gt; Tuple[np.ndarray, np.ndarray, np.ndarray]:</w:t>
       </w:r>
     </w:p>
     <w:p>
@@ -4348,7 +5437,7 @@
           <w:sz w:val="17"/>
           <w:szCs w:val="17"/>
         </w:rPr>
-        <w:t>"""Per-layer least-squares: [alpha_l, beta_l] = argmin || Y - alpha V - beta*(-G) ||^2.</w:t>
+        <w:t>"""For a single sentence, re-run SPLM and return</w:t>
       </w:r>
     </w:p>
     <w:p>
@@ -4367,7 +5456,7 @@
           <w:sz w:val="17"/>
           <w:szCs w:val="17"/>
         </w:rPr>
-        <w:t xml:space="preserve">     G: np.ndarray - </w:t>
+        <w:t xml:space="preserve">       H   : (L+1, T, d)  raw hidden states  h_l</w:t>
       </w:r>
     </w:p>
     <w:p>
@@ -4386,7 +5475,7 @@
           <w:sz w:val="17"/>
           <w:szCs w:val="17"/>
         </w:rPr>
-        <w:t xml:space="preserve">     LAY: np.ndarray – layer indices</w:t>
+        <w:t xml:space="preserve">       GV  : (L,   T, d)  grad_h V_theta(xi, h_l)  for l = 0..L-1</w:t>
       </w:r>
     </w:p>
     <w:p>
@@ -4398,15 +5487,6 @@
           <w:szCs w:val="17"/>
         </w:rPr>
       </w:pPr>
-    </w:p>
-    <w:p>
-      <w:pPr>
-        <w:rPr>
-          <w:rFonts w:ascii="Consolas" w:hAnsi="Consolas" w:cs="Consolas"/>
-          <w:sz w:val="17"/>
-          <w:szCs w:val="17"/>
-        </w:rPr>
-      </w:pPr>
       <w:r>
         <w:rPr>
           <w:rFonts w:ascii="Consolas" w:hAnsi="Consolas" w:cs="Consolas"/>
@@ -4414,453 +5494,48 @@
           <w:sz w:val="17"/>
           <w:szCs w:val="17"/>
         </w:rPr>
-        <w:t xml:space="preserve">    </w:t>
-      </w:r>
-      <w:r>
+        <w:lastRenderedPageBreak/>
+        <w:t xml:space="preserve">       XI  : (T, d)  the constant context vector</w:t>
+      </w:r>
+    </w:p>
+    <w:p>
+      <w:pPr>
         <w:rPr>
           <w:rFonts w:ascii="Consolas" w:hAnsi="Consolas" w:cs="Consolas"/>
           <w:color w:val="3A7C22" w:themeColor="accent6" w:themeShade="BF"/>
           <w:sz w:val="17"/>
           <w:szCs w:val="17"/>
         </w:rPr>
-        <w:t>"""</w:t>
-      </w:r>
-    </w:p>
-    <w:p>
-      <w:pPr>
-        <w:rPr>
-          <w:rFonts w:ascii="Consolas" w:hAnsi="Consolas" w:cs="Consolas"/>
-          <w:sz w:val="17"/>
-          <w:szCs w:val="17"/>
-        </w:rPr>
-      </w:pPr>
-      <w:r>
-        <w:rPr>
-          <w:rFonts w:ascii="Consolas" w:hAnsi="Consolas" w:cs="Consolas"/>
-          <w:sz w:val="17"/>
-          <w:szCs w:val="17"/>
-        </w:rPr>
-        <w:t xml:space="preserve">    alpha = {}; beta = {}</w:t>
-      </w:r>
-    </w:p>
-    <w:p>
-      <w:pPr>
-        <w:rPr>
-          <w:rFonts w:ascii="Consolas" w:hAnsi="Consolas" w:cs="Consolas"/>
-          <w:sz w:val="17"/>
-          <w:szCs w:val="17"/>
-        </w:rPr>
-      </w:pPr>
-      <w:r>
-        <w:rPr>
-          <w:rFonts w:ascii="Consolas" w:hAnsi="Consolas" w:cs="Consolas"/>
-          <w:sz w:val="17"/>
-          <w:szCs w:val="17"/>
-        </w:rPr>
-        <w:t xml:space="preserve">    Y_pred = np.zeros_like(Y)</w:t>
-      </w:r>
-    </w:p>
-    <w:p>
-      <w:pPr>
-        <w:rPr>
-          <w:rFonts w:ascii="Consolas" w:hAnsi="Consolas" w:cs="Consolas"/>
-          <w:sz w:val="17"/>
-          <w:szCs w:val="17"/>
-        </w:rPr>
-      </w:pPr>
-      <w:r>
-        <w:rPr>
-          <w:rFonts w:ascii="Consolas" w:hAnsi="Consolas" w:cs="Consolas"/>
-          <w:sz w:val="17"/>
-          <w:szCs w:val="17"/>
-        </w:rPr>
-        <w:t xml:space="preserve">    </w:t>
-      </w:r>
-      <w:r>
-        <w:rPr>
-          <w:rFonts w:ascii="Consolas" w:hAnsi="Consolas" w:cs="Consolas"/>
-          <w:color w:val="C00000"/>
-          <w:sz w:val="17"/>
-          <w:szCs w:val="17"/>
-        </w:rPr>
-        <w:t>for</w:t>
-      </w:r>
-      <w:r>
-        <w:rPr>
-          <w:rFonts w:ascii="Consolas" w:hAnsi="Consolas" w:cs="Consolas"/>
-          <w:sz w:val="17"/>
-          <w:szCs w:val="17"/>
-        </w:rPr>
-        <w:t xml:space="preserve"> ell </w:t>
-      </w:r>
-      <w:r>
-        <w:rPr>
-          <w:rFonts w:ascii="Consolas" w:hAnsi="Consolas" w:cs="Consolas"/>
-          <w:color w:val="C00000"/>
-          <w:sz w:val="17"/>
-          <w:szCs w:val="17"/>
-        </w:rPr>
-        <w:t>in</w:t>
-      </w:r>
-      <w:r>
-        <w:rPr>
-          <w:rFonts w:ascii="Consolas" w:hAnsi="Consolas" w:cs="Consolas"/>
-          <w:sz w:val="17"/>
-          <w:szCs w:val="17"/>
-        </w:rPr>
-        <w:t xml:space="preserve"> np.</w:t>
-      </w:r>
-      <w:r>
-        <w:rPr>
-          <w:rFonts w:ascii="Consolas" w:hAnsi="Consolas" w:cs="Consolas"/>
-          <w:color w:val="80340D" w:themeColor="accent2" w:themeShade="80"/>
-          <w:sz w:val="17"/>
-          <w:szCs w:val="17"/>
-        </w:rPr>
-        <w:t>unique</w:t>
-      </w:r>
-      <w:r>
-        <w:rPr>
-          <w:rFonts w:ascii="Consolas" w:hAnsi="Consolas" w:cs="Consolas"/>
-          <w:sz w:val="17"/>
-          <w:szCs w:val="17"/>
-        </w:rPr>
-        <w:t>(LAY):</w:t>
-      </w:r>
-    </w:p>
-    <w:p>
-      <w:pPr>
-        <w:rPr>
-          <w:rFonts w:ascii="Consolas" w:hAnsi="Consolas" w:cs="Consolas"/>
-          <w:sz w:val="17"/>
-          <w:szCs w:val="17"/>
-        </w:rPr>
-      </w:pPr>
-      <w:r>
-        <w:rPr>
-          <w:rFonts w:ascii="Consolas" w:hAnsi="Consolas" w:cs="Consolas"/>
-          <w:sz w:val="17"/>
-          <w:szCs w:val="17"/>
-        </w:rPr>
-        <w:t xml:space="preserve">        m = LAY == ell</w:t>
-      </w:r>
-    </w:p>
-    <w:p>
-      <w:pPr>
-        <w:rPr>
-          <w:rFonts w:ascii="Consolas" w:hAnsi="Consolas" w:cs="Consolas"/>
-          <w:sz w:val="17"/>
-          <w:szCs w:val="17"/>
-        </w:rPr>
-      </w:pPr>
-      <w:r>
-        <w:rPr>
-          <w:rFonts w:ascii="Consolas" w:hAnsi="Consolas" w:cs="Consolas"/>
-          <w:sz w:val="17"/>
-          <w:szCs w:val="17"/>
-        </w:rPr>
-        <w:t xml:space="preserve">        v = V[m].</w:t>
-      </w:r>
-      <w:r>
-        <w:rPr>
-          <w:rFonts w:ascii="Consolas" w:hAnsi="Consolas" w:cs="Consolas"/>
-          <w:color w:val="80340D" w:themeColor="accent2" w:themeShade="80"/>
-          <w:sz w:val="17"/>
-          <w:szCs w:val="17"/>
-        </w:rPr>
-        <w:t>reshape</w:t>
-      </w:r>
-      <w:r>
-        <w:rPr>
-          <w:rFonts w:ascii="Consolas" w:hAnsi="Consolas" w:cs="Consolas"/>
-          <w:sz w:val="17"/>
-          <w:szCs w:val="17"/>
-        </w:rPr>
-        <w:t>(-1); g = (-G[m]).</w:t>
-      </w:r>
-      <w:r>
-        <w:rPr>
-          <w:rFonts w:ascii="Consolas" w:hAnsi="Consolas" w:cs="Consolas"/>
-          <w:color w:val="80340D" w:themeColor="accent2" w:themeShade="80"/>
-          <w:sz w:val="17"/>
-          <w:szCs w:val="17"/>
-        </w:rPr>
-        <w:t>reshape</w:t>
-      </w:r>
-      <w:r>
-        <w:rPr>
-          <w:rFonts w:ascii="Consolas" w:hAnsi="Consolas" w:cs="Consolas"/>
-          <w:sz w:val="17"/>
-          <w:szCs w:val="17"/>
-        </w:rPr>
-        <w:t>(-1); y = Y[m].</w:t>
-      </w:r>
-      <w:r>
-        <w:rPr>
-          <w:rFonts w:ascii="Consolas" w:hAnsi="Consolas" w:cs="Consolas"/>
-          <w:color w:val="80340D" w:themeColor="accent2" w:themeShade="80"/>
-          <w:sz w:val="17"/>
-          <w:szCs w:val="17"/>
-        </w:rPr>
-        <w:t>reshape</w:t>
-      </w:r>
-      <w:r>
-        <w:rPr>
-          <w:rFonts w:ascii="Consolas" w:hAnsi="Consolas" w:cs="Consolas"/>
-          <w:sz w:val="17"/>
-          <w:szCs w:val="17"/>
-        </w:rPr>
-        <w:t>(-1)</w:t>
-      </w:r>
-    </w:p>
-    <w:p>
-      <w:pPr>
-        <w:rPr>
-          <w:rFonts w:ascii="Consolas" w:hAnsi="Consolas" w:cs="Consolas"/>
-          <w:sz w:val="17"/>
-          <w:szCs w:val="17"/>
-        </w:rPr>
-      </w:pPr>
-      <w:r>
-        <w:rPr>
-          <w:rFonts w:ascii="Consolas" w:hAnsi="Consolas" w:cs="Consolas"/>
-          <w:sz w:val="17"/>
-          <w:szCs w:val="17"/>
-        </w:rPr>
-        <w:t xml:space="preserve">        A = np.</w:t>
-      </w:r>
-      <w:r>
-        <w:rPr>
-          <w:rFonts w:ascii="Consolas" w:hAnsi="Consolas" w:cs="Consolas"/>
-          <w:color w:val="80340D" w:themeColor="accent2" w:themeShade="80"/>
-          <w:sz w:val="17"/>
-          <w:szCs w:val="17"/>
-        </w:rPr>
-        <w:t>stack</w:t>
-      </w:r>
-      <w:r>
-        <w:rPr>
-          <w:rFonts w:ascii="Consolas" w:hAnsi="Consolas" w:cs="Consolas"/>
-          <w:sz w:val="17"/>
-          <w:szCs w:val="17"/>
-        </w:rPr>
-        <w:t xml:space="preserve">([v, g], axis=1)  </w:t>
-      </w:r>
-      <w:r>
+      </w:pPr>
+    </w:p>
+    <w:p>
+      <w:pPr>
         <w:rPr>
           <w:rFonts w:ascii="Consolas" w:hAnsi="Consolas" w:cs="Consolas"/>
           <w:color w:val="3A7C22" w:themeColor="accent6" w:themeShade="BF"/>
           <w:sz w:val="17"/>
           <w:szCs w:val="17"/>
         </w:rPr>
-        <w:t># (N*d, 2)</w:t>
-      </w:r>
-    </w:p>
-    <w:p>
-      <w:pPr>
-        <w:rPr>
-          <w:rFonts w:ascii="Consolas" w:hAnsi="Consolas" w:cs="Consolas"/>
-          <w:sz w:val="17"/>
-          <w:szCs w:val="17"/>
-        </w:rPr>
-      </w:pPr>
-      <w:r>
-        <w:rPr>
-          <w:rFonts w:ascii="Consolas" w:hAnsi="Consolas" w:cs="Consolas"/>
-          <w:sz w:val="17"/>
-          <w:szCs w:val="17"/>
-        </w:rPr>
-        <w:t xml:space="preserve">        coef, *_ = np.linalg.</w:t>
-      </w:r>
-      <w:r>
-        <w:rPr>
-          <w:rFonts w:ascii="Consolas" w:hAnsi="Consolas" w:cs="Consolas"/>
-          <w:color w:val="80340D" w:themeColor="accent2" w:themeShade="80"/>
-          <w:sz w:val="17"/>
-          <w:szCs w:val="17"/>
-        </w:rPr>
-        <w:t>lstsq</w:t>
-      </w:r>
-      <w:r>
-        <w:rPr>
-          <w:rFonts w:ascii="Consolas" w:hAnsi="Consolas" w:cs="Consolas"/>
-          <w:sz w:val="17"/>
-          <w:szCs w:val="17"/>
-        </w:rPr>
-        <w:t>(A, y, rcond=</w:t>
-      </w:r>
-      <w:r>
-        <w:rPr>
-          <w:rFonts w:ascii="Consolas" w:hAnsi="Consolas" w:cs="Consolas"/>
-          <w:color w:val="0F9ED5" w:themeColor="accent4"/>
-          <w:sz w:val="17"/>
-          <w:szCs w:val="17"/>
-        </w:rPr>
-        <w:t>None</w:t>
-      </w:r>
-      <w:r>
-        <w:rPr>
-          <w:rFonts w:ascii="Consolas" w:hAnsi="Consolas" w:cs="Consolas"/>
-          <w:sz w:val="17"/>
-          <w:szCs w:val="17"/>
-        </w:rPr>
-        <w:t>)</w:t>
-      </w:r>
-    </w:p>
-    <w:p>
-      <w:pPr>
-        <w:rPr>
-          <w:rFonts w:ascii="Consolas" w:hAnsi="Consolas" w:cs="Consolas"/>
-          <w:sz w:val="17"/>
-          <w:szCs w:val="17"/>
-        </w:rPr>
-      </w:pPr>
-      <w:r>
-        <w:rPr>
-          <w:rFonts w:ascii="Consolas" w:hAnsi="Consolas" w:cs="Consolas"/>
-          <w:sz w:val="17"/>
-          <w:szCs w:val="17"/>
-        </w:rPr>
-        <w:t xml:space="preserve">        a, b = coef</w:t>
-      </w:r>
-    </w:p>
-    <w:p>
-      <w:pPr>
-        <w:rPr>
-          <w:rFonts w:ascii="Consolas" w:hAnsi="Consolas" w:cs="Consolas"/>
-          <w:sz w:val="17"/>
-          <w:szCs w:val="17"/>
-        </w:rPr>
-      </w:pPr>
-      <w:r>
-        <w:rPr>
-          <w:rFonts w:ascii="Consolas" w:hAnsi="Consolas" w:cs="Consolas"/>
-          <w:sz w:val="17"/>
-          <w:szCs w:val="17"/>
-        </w:rPr>
-        <w:t xml:space="preserve">        alpha[int(ell)] = float(a); beta[int(ell)] = float(b)</w:t>
-      </w:r>
-    </w:p>
-    <w:p>
-      <w:pPr>
-        <w:rPr>
-          <w:rFonts w:ascii="Consolas" w:hAnsi="Consolas" w:cs="Consolas"/>
-          <w:sz w:val="17"/>
-          <w:szCs w:val="17"/>
-        </w:rPr>
-      </w:pPr>
-      <w:r>
-        <w:rPr>
-          <w:rFonts w:ascii="Consolas" w:hAnsi="Consolas" w:cs="Consolas"/>
-          <w:sz w:val="17"/>
-          <w:szCs w:val="17"/>
-        </w:rPr>
-        <w:t xml:space="preserve">        Y_pred[m] = a * V[m] + b * (-G[m])</w:t>
-      </w:r>
-    </w:p>
-    <w:p>
-      <w:pPr>
-        <w:rPr>
-          <w:rFonts w:ascii="Consolas" w:hAnsi="Consolas" w:cs="Consolas"/>
-          <w:sz w:val="17"/>
-          <w:szCs w:val="17"/>
-        </w:rPr>
-      </w:pPr>
-      <w:r>
-        <w:rPr>
-          <w:rFonts w:ascii="Consolas" w:hAnsi="Consolas" w:cs="Consolas"/>
-          <w:sz w:val="17"/>
-          <w:szCs w:val="17"/>
-        </w:rPr>
-        <w:t xml:space="preserve">    return Y_pred, alpha, beta</w:t>
-      </w:r>
-    </w:p>
-    <w:p>
-      <w:pPr>
-        <w:rPr>
-          <w:rFonts w:ascii="Consolas" w:hAnsi="Consolas" w:cs="Consolas"/>
-          <w:sz w:val="17"/>
-          <w:szCs w:val="17"/>
-        </w:rPr>
-      </w:pPr>
-    </w:p>
-    <w:p>
-      <w:pPr>
-        <w:pStyle w:val="Heading3"/>
-      </w:pPr>
-      <w:bookmarkStart w:id="7" w:name="_Toc230615209"/>
-      <w:r>
-        <w:t xml:space="preserve">Function </w:t>
-      </w:r>
-      <w:r>
-        <w:rPr>
-          <w:rFonts w:ascii="Consolas" w:hAnsi="Consolas" w:cs="Consolas"/>
-        </w:rPr>
-        <w:t>extract_oracle_tuples</w:t>
-      </w:r>
-      <w:bookmarkEnd w:id="7"/>
-    </w:p>
-    <w:p/>
-    <w:p>
-      <w:pPr>
-        <w:rPr>
-          <w:rFonts w:ascii="Consolas" w:hAnsi="Consolas" w:cs="Consolas"/>
-          <w:sz w:val="17"/>
-          <w:szCs w:val="17"/>
-        </w:rPr>
-      </w:pPr>
-      <w:r>
-        <w:rPr>
-          <w:rFonts w:ascii="Consolas" w:hAnsi="Consolas" w:cs="Consolas"/>
-          <w:sz w:val="17"/>
-          <w:szCs w:val="17"/>
-        </w:rPr>
-        <w:t>def extract_oracle_tuples(model, sentence: str, device: str) \</w:t>
-      </w:r>
-    </w:p>
-    <w:p>
-      <w:pPr>
-        <w:rPr>
-          <w:rFonts w:ascii="Consolas" w:hAnsi="Consolas" w:cs="Consolas"/>
-          <w:sz w:val="17"/>
-          <w:szCs w:val="17"/>
-        </w:rPr>
-      </w:pPr>
-      <w:r>
-        <w:rPr>
-          <w:rFonts w:ascii="Consolas" w:hAnsi="Consolas" w:cs="Consolas"/>
-          <w:sz w:val="17"/>
-          <w:szCs w:val="17"/>
-        </w:rPr>
-        <w:t xml:space="preserve">        -&gt; Tuple[np.ndarray, np.ndarray, np.ndarray]:</w:t>
-      </w:r>
-    </w:p>
-    <w:p>
-      <w:pPr>
+      </w:pPr>
+      <w:r>
         <w:rPr>
           <w:rFonts w:ascii="Consolas" w:hAnsi="Consolas" w:cs="Consolas"/>
           <w:color w:val="3A7C22" w:themeColor="accent6" w:themeShade="BF"/>
           <w:sz w:val="17"/>
           <w:szCs w:val="17"/>
         </w:rPr>
-      </w:pPr>
-      <w:r>
-        <w:rPr>
-          <w:rFonts w:ascii="Consolas" w:hAnsi="Consolas" w:cs="Consolas"/>
-          <w:sz w:val="17"/>
-          <w:szCs w:val="17"/>
-        </w:rPr>
-        <w:t xml:space="preserve">    </w:t>
-      </w:r>
-      <w:r>
+        <w:t xml:space="preserve">    The dynamics equation is</w:t>
+      </w:r>
+    </w:p>
+    <w:p>
+      <w:pPr>
         <w:rPr>
           <w:rFonts w:ascii="Consolas" w:hAnsi="Consolas" w:cs="Consolas"/>
           <w:color w:val="3A7C22" w:themeColor="accent6" w:themeShade="BF"/>
           <w:sz w:val="17"/>
           <w:szCs w:val="17"/>
         </w:rPr>
-        <w:t>"""For a single sentence, re-run SPLM and return</w:t>
-      </w:r>
+      </w:pPr>
     </w:p>
     <w:p>
       <w:pPr>
@@ -4878,7 +5553,7 @@
           <w:sz w:val="17"/>
           <w:szCs w:val="17"/>
         </w:rPr>
-        <w:t xml:space="preserve">       H   : (L+1, T, d)  raw hidden states  h_l</w:t>
+        <w:t xml:space="preserve">       h_{l+1} = h_l + dt * v_{l+1}</w:t>
       </w:r>
     </w:p>
     <w:p>
@@ -4897,7 +5572,7 @@
           <w:sz w:val="17"/>
           <w:szCs w:val="17"/>
         </w:rPr>
-        <w:t xml:space="preserve">       GV  : (L,   T, d)  grad_h V_theta(xi, h_l)  for l = 0..L-1</w:t>
+        <w:t xml:space="preserve">       v_{l+1} = (v_l + dt*f_l/m) / (1 + dt*gamma),  f_l = -grad_h V_theta(xi, h_l)</w:t>
       </w:r>
     </w:p>
     <w:p>
@@ -4909,25 +5584,25 @@
           <w:szCs w:val="17"/>
         </w:rPr>
       </w:pPr>
-      <w:r>
+    </w:p>
+    <w:p>
+      <w:pPr>
         <w:rPr>
           <w:rFonts w:ascii="Consolas" w:hAnsi="Consolas" w:cs="Consolas"/>
           <w:color w:val="3A7C22" w:themeColor="accent6" w:themeShade="BF"/>
           <w:sz w:val="17"/>
           <w:szCs w:val="17"/>
         </w:rPr>
-        <w:t xml:space="preserve">       XI  : (T, d)  the constant context vector</w:t>
-      </w:r>
-    </w:p>
-    <w:p>
-      <w:pPr>
+      </w:pPr>
+      <w:r>
         <w:rPr>
           <w:rFonts w:ascii="Consolas" w:hAnsi="Consolas" w:cs="Consolas"/>
           <w:color w:val="3A7C22" w:themeColor="accent6" w:themeShade="BF"/>
           <w:sz w:val="17"/>
           <w:szCs w:val="17"/>
         </w:rPr>
-      </w:pPr>
+        <w:t xml:space="preserve">    so Delta h_l := h_{l+1} - h_l depends on (v_l, grad_V at h_l).</w:t>
+      </w:r>
     </w:p>
     <w:p>
       <w:pPr>
@@ -4938,25 +5613,25 @@
           <w:szCs w:val="17"/>
         </w:rPr>
       </w:pPr>
-      <w:r>
+    </w:p>
+    <w:p>
+      <w:pPr>
         <w:rPr>
           <w:rFonts w:ascii="Consolas" w:hAnsi="Consolas" w:cs="Consolas"/>
           <w:color w:val="3A7C22" w:themeColor="accent6" w:themeShade="BF"/>
           <w:sz w:val="17"/>
           <w:szCs w:val="17"/>
         </w:rPr>
-        <w:t xml:space="preserve">    The dynamics equation is</w:t>
-      </w:r>
-    </w:p>
-    <w:p>
-      <w:pPr>
+      </w:pPr>
+      <w:r>
         <w:rPr>
           <w:rFonts w:ascii="Consolas" w:hAnsi="Consolas" w:cs="Consolas"/>
           <w:color w:val="3A7C22" w:themeColor="accent6" w:themeShade="BF"/>
           <w:sz w:val="17"/>
           <w:szCs w:val="17"/>
         </w:rPr>
-      </w:pPr>
+        <w:t xml:space="preserve">    Handles both the base ScalarPotentialLM (fixed xi from _embed_and_pool)</w:t>
+      </w:r>
     </w:p>
     <w:p>
       <w:pPr>
@@ -4974,7 +5649,7 @@
           <w:sz w:val="17"/>
           <w:szCs w:val="17"/>
         </w:rPr>
-        <w:t xml:space="preserve">       h_{l+1} = h_l + dt * v_{l+1}</w:t>
+        <w:t xml:space="preserve">    and ScalarPotentialLMSARFMass[LN] variants (per-step xi via</w:t>
       </w:r>
     </w:p>
     <w:p>
@@ -4993,120 +5668,24 @@
           <w:sz w:val="17"/>
           <w:szCs w:val="17"/>
         </w:rPr>
-        <w:t xml:space="preserve">       v_{l+1} = (v_l + dt*f_l/m) / (1 + dt*gamma),  f_l = -grad_h V_theta(xi, h_l)</w:t>
-      </w:r>
-    </w:p>
-    <w:p>
-      <w:pPr>
+        <w:t xml:space="preserve">    causal_cumulative_mean, per-token mass, optional LN projection).</w:t>
+      </w:r>
+    </w:p>
+    <w:p>
+      <w:pPr>
+        <w:rPr>
+          <w:rFonts w:ascii="Consolas" w:hAnsi="Consolas" w:cs="Consolas"/>
+          <w:sz w:val="17"/>
+          <w:szCs w:val="17"/>
+        </w:rPr>
+      </w:pPr>
+      <w:r>
         <w:rPr>
           <w:rFonts w:ascii="Consolas" w:hAnsi="Consolas" w:cs="Consolas"/>
           <w:color w:val="3A7C22" w:themeColor="accent6" w:themeShade="BF"/>
           <w:sz w:val="17"/>
           <w:szCs w:val="17"/>
         </w:rPr>
-      </w:pPr>
-    </w:p>
-    <w:p>
-      <w:pPr>
-        <w:rPr>
-          <w:rFonts w:ascii="Consolas" w:hAnsi="Consolas" w:cs="Consolas"/>
-          <w:color w:val="3A7C22" w:themeColor="accent6" w:themeShade="BF"/>
-          <w:sz w:val="17"/>
-          <w:szCs w:val="17"/>
-        </w:rPr>
-      </w:pPr>
-      <w:r>
-        <w:rPr>
-          <w:rFonts w:ascii="Consolas" w:hAnsi="Consolas" w:cs="Consolas"/>
-          <w:color w:val="3A7C22" w:themeColor="accent6" w:themeShade="BF"/>
-          <w:sz w:val="17"/>
-          <w:szCs w:val="17"/>
-        </w:rPr>
-        <w:t xml:space="preserve">    so Delta h_l := h_{l+1} - h_l depends on (v_l, grad_V at h_l).</w:t>
-      </w:r>
-    </w:p>
-    <w:p>
-      <w:pPr>
-        <w:rPr>
-          <w:rFonts w:ascii="Consolas" w:hAnsi="Consolas" w:cs="Consolas"/>
-          <w:color w:val="3A7C22" w:themeColor="accent6" w:themeShade="BF"/>
-          <w:sz w:val="17"/>
-          <w:szCs w:val="17"/>
-        </w:rPr>
-      </w:pPr>
-    </w:p>
-    <w:p>
-      <w:pPr>
-        <w:rPr>
-          <w:rFonts w:ascii="Consolas" w:hAnsi="Consolas" w:cs="Consolas"/>
-          <w:color w:val="3A7C22" w:themeColor="accent6" w:themeShade="BF"/>
-          <w:sz w:val="17"/>
-          <w:szCs w:val="17"/>
-        </w:rPr>
-      </w:pPr>
-      <w:r>
-        <w:rPr>
-          <w:rFonts w:ascii="Consolas" w:hAnsi="Consolas" w:cs="Consolas"/>
-          <w:color w:val="3A7C22" w:themeColor="accent6" w:themeShade="BF"/>
-          <w:sz w:val="17"/>
-          <w:szCs w:val="17"/>
-        </w:rPr>
-        <w:t xml:space="preserve">    Handles both the base ScalarPotentialLM (fixed xi from _embed_and_pool)</w:t>
-      </w:r>
-    </w:p>
-    <w:p>
-      <w:pPr>
-        <w:rPr>
-          <w:rFonts w:ascii="Consolas" w:hAnsi="Consolas" w:cs="Consolas"/>
-          <w:color w:val="3A7C22" w:themeColor="accent6" w:themeShade="BF"/>
-          <w:sz w:val="17"/>
-          <w:szCs w:val="17"/>
-        </w:rPr>
-      </w:pPr>
-      <w:r>
-        <w:rPr>
-          <w:rFonts w:ascii="Consolas" w:hAnsi="Consolas" w:cs="Consolas"/>
-          <w:color w:val="3A7C22" w:themeColor="accent6" w:themeShade="BF"/>
-          <w:sz w:val="17"/>
-          <w:szCs w:val="17"/>
-        </w:rPr>
-        <w:t xml:space="preserve">    and ScalarPotentialLMSARFMass[LN] variants (per-step xi via</w:t>
-      </w:r>
-    </w:p>
-    <w:p>
-      <w:pPr>
-        <w:rPr>
-          <w:rFonts w:ascii="Consolas" w:hAnsi="Consolas" w:cs="Consolas"/>
-          <w:color w:val="3A7C22" w:themeColor="accent6" w:themeShade="BF"/>
-          <w:sz w:val="17"/>
-          <w:szCs w:val="17"/>
-        </w:rPr>
-      </w:pPr>
-      <w:r>
-        <w:rPr>
-          <w:rFonts w:ascii="Consolas" w:hAnsi="Consolas" w:cs="Consolas"/>
-          <w:color w:val="3A7C22" w:themeColor="accent6" w:themeShade="BF"/>
-          <w:sz w:val="17"/>
-          <w:szCs w:val="17"/>
-        </w:rPr>
-        <w:t xml:space="preserve">    causal_cumulative_mean, per-token mass, optional LN projection).</w:t>
-      </w:r>
-    </w:p>
-    <w:p>
-      <w:pPr>
-        <w:rPr>
-          <w:rFonts w:ascii="Consolas" w:hAnsi="Consolas" w:cs="Consolas"/>
-          <w:sz w:val="17"/>
-          <w:szCs w:val="17"/>
-        </w:rPr>
-      </w:pPr>
-      <w:r>
-        <w:rPr>
-          <w:rFonts w:ascii="Consolas" w:hAnsi="Consolas" w:cs="Consolas"/>
-          <w:color w:val="3A7C22" w:themeColor="accent6" w:themeShade="BF"/>
-          <w:sz w:val="17"/>
-          <w:szCs w:val="17"/>
-        </w:rPr>
         <w:t xml:space="preserve">    """</w:t>
       </w:r>
     </w:p>
@@ -5815,6 +6394,7 @@
           <w:sz w:val="17"/>
           <w:szCs w:val="17"/>
         </w:rPr>
+        <w:lastRenderedPageBreak/>
         <w:t xml:space="preserve">            h = h_new</w:t>
       </w:r>
     </w:p>
@@ -5909,7 +6489,6 @@
           <w:sz w:val="17"/>
           <w:szCs w:val="17"/>
         </w:rPr>
-        <w:lastRenderedPageBreak/>
         <w:t xml:space="preserve">    return (np.stack(H, axis=0).astype(np.float32),</w:t>
       </w:r>
     </w:p>
@@ -6658,6 +7237,7 @@
           <w:sz w:val="17"/>
           <w:szCs w:val="17"/>
         </w:rPr>
+        <w:lastRenderedPageBreak/>
         <w:t xml:space="preserve">    </w:t>
       </w:r>
       <w:r>
@@ -6845,94 +7425,2458 @@
           <w:sz w:val="17"/>
           <w:szCs w:val="17"/>
         </w:rPr>
+        <w:t xml:space="preserve">        nn.init.normal_(self.P, std=0.01)</w:t>
+      </w:r>
+    </w:p>
+    <w:p>
+      <w:pPr>
+        <w:rPr>
+          <w:rFonts w:ascii="Consolas" w:hAnsi="Consolas" w:cs="Consolas"/>
+          <w:sz w:val="17"/>
+          <w:szCs w:val="17"/>
+        </w:rPr>
+      </w:pPr>
+    </w:p>
+    <w:p>
+      <w:pPr>
+        <w:rPr>
+          <w:rFonts w:ascii="Consolas" w:hAnsi="Consolas" w:cs="Consolas"/>
+          <w:sz w:val="17"/>
+          <w:szCs w:val="17"/>
+        </w:rPr>
+      </w:pPr>
+      <w:r>
+        <w:rPr>
+          <w:rFonts w:ascii="Consolas" w:hAnsi="Consolas" w:cs="Consolas"/>
+          <w:sz w:val="17"/>
+          <w:szCs w:val="17"/>
+        </w:rPr>
+        <w:t xml:space="preserve">        self.V_theta = ScalarPotential(cfg.d, cfg.v_hidden, cfg.v_depth)</w:t>
+      </w:r>
+    </w:p>
+    <w:p>
+      <w:pPr>
+        <w:rPr>
+          <w:rFonts w:ascii="Consolas" w:hAnsi="Consolas" w:cs="Consolas"/>
+          <w:sz w:val="17"/>
+          <w:szCs w:val="17"/>
+        </w:rPr>
+      </w:pPr>
+    </w:p>
+    <w:p>
+      <w:pPr>
+        <w:rPr>
+          <w:rFonts w:ascii="Consolas" w:hAnsi="Consolas" w:cs="Consolas"/>
+          <w:sz w:val="17"/>
+          <w:szCs w:val="17"/>
+        </w:rPr>
+      </w:pPr>
+      <w:r>
+        <w:rPr>
+          <w:rFonts w:ascii="Consolas" w:hAnsi="Consolas" w:cs="Consolas"/>
+          <w:sz w:val="17"/>
+          <w:szCs w:val="17"/>
+        </w:rPr>
+        <w:t xml:space="preserve">        self.raw_m_bias = nn.Parameter(</w:t>
+      </w:r>
+    </w:p>
+    <w:p>
+      <w:pPr>
+        <w:rPr>
+          <w:rFonts w:ascii="Consolas" w:hAnsi="Consolas" w:cs="Consolas"/>
+          <w:sz w:val="17"/>
+          <w:szCs w:val="17"/>
+        </w:rPr>
+      </w:pPr>
+      <w:r>
+        <w:rPr>
+          <w:rFonts w:ascii="Consolas" w:hAnsi="Consolas" w:cs="Consolas"/>
+          <w:sz w:val="17"/>
+          <w:szCs w:val="17"/>
+        </w:rPr>
+        <w:t xml:space="preserve">            torch.tensor(_raw_from_positive(cfg.init_m)),</w:t>
+      </w:r>
+    </w:p>
+    <w:p>
+      <w:pPr>
+        <w:rPr>
+          <w:rFonts w:ascii="Consolas" w:hAnsi="Consolas" w:cs="Consolas"/>
+          <w:sz w:val="17"/>
+          <w:szCs w:val="17"/>
+        </w:rPr>
+      </w:pPr>
+      <w:r>
+        <w:rPr>
+          <w:rFonts w:ascii="Consolas" w:hAnsi="Consolas" w:cs="Consolas"/>
+          <w:sz w:val="17"/>
+          <w:szCs w:val="17"/>
+        </w:rPr>
+        <w:t xml:space="preserve">            requires_grad=cfg.learn_mgamma,</w:t>
+      </w:r>
+    </w:p>
+    <w:p>
+      <w:pPr>
+        <w:rPr>
+          <w:rFonts w:ascii="Consolas" w:hAnsi="Consolas" w:cs="Consolas"/>
+          <w:sz w:val="17"/>
+          <w:szCs w:val="17"/>
+        </w:rPr>
+      </w:pPr>
+      <w:r>
+        <w:rPr>
+          <w:rFonts w:ascii="Consolas" w:hAnsi="Consolas" w:cs="Consolas"/>
+          <w:sz w:val="17"/>
+          <w:szCs w:val="17"/>
+        </w:rPr>
+        <w:t xml:space="preserve">        )</w:t>
+      </w:r>
+    </w:p>
+    <w:p>
+      <w:pPr>
+        <w:rPr>
+          <w:rFonts w:ascii="Consolas" w:hAnsi="Consolas" w:cs="Consolas"/>
+          <w:sz w:val="17"/>
+          <w:szCs w:val="17"/>
+        </w:rPr>
+      </w:pPr>
+      <w:r>
+        <w:rPr>
+          <w:rFonts w:ascii="Consolas" w:hAnsi="Consolas" w:cs="Consolas"/>
+          <w:sz w:val="17"/>
+          <w:szCs w:val="17"/>
+        </w:rPr>
+        <w:t xml:space="preserve">        if cfg.fixed_gamma is not None:</w:t>
+      </w:r>
+    </w:p>
+    <w:p>
+      <w:pPr>
+        <w:rPr>
+          <w:rFonts w:ascii="Consolas" w:hAnsi="Consolas" w:cs="Consolas"/>
+          <w:sz w:val="17"/>
+          <w:szCs w:val="17"/>
+        </w:rPr>
+      </w:pPr>
+      <w:r>
+        <w:rPr>
+          <w:rFonts w:ascii="Consolas" w:hAnsi="Consolas" w:cs="Consolas"/>
+          <w:sz w:val="17"/>
+          <w:szCs w:val="17"/>
+        </w:rPr>
+        <w:t xml:space="preserve">            self.raw_gamma = nn.Parameter(</w:t>
+      </w:r>
+    </w:p>
+    <w:p>
+      <w:pPr>
+        <w:rPr>
+          <w:rFonts w:ascii="Consolas" w:hAnsi="Consolas" w:cs="Consolas"/>
+          <w:sz w:val="17"/>
+          <w:szCs w:val="17"/>
+        </w:rPr>
+      </w:pPr>
+      <w:r>
+        <w:rPr>
+          <w:rFonts w:ascii="Consolas" w:hAnsi="Consolas" w:cs="Consolas"/>
+          <w:sz w:val="17"/>
+          <w:szCs w:val="17"/>
+        </w:rPr>
+        <w:t xml:space="preserve">                torch.tensor(0.0),</w:t>
+      </w:r>
+    </w:p>
+    <w:p>
+      <w:pPr>
+        <w:rPr>
+          <w:rFonts w:ascii="Consolas" w:hAnsi="Consolas" w:cs="Consolas"/>
+          <w:sz w:val="17"/>
+          <w:szCs w:val="17"/>
+        </w:rPr>
+      </w:pPr>
+      <w:r>
+        <w:rPr>
+          <w:rFonts w:ascii="Consolas" w:hAnsi="Consolas" w:cs="Consolas"/>
+          <w:sz w:val="17"/>
+          <w:szCs w:val="17"/>
+        </w:rPr>
+        <w:t xml:space="preserve">                requires_grad=False,</w:t>
+      </w:r>
+    </w:p>
+    <w:p>
+      <w:pPr>
+        <w:rPr>
+          <w:rFonts w:ascii="Consolas" w:hAnsi="Consolas" w:cs="Consolas"/>
+          <w:sz w:val="17"/>
+          <w:szCs w:val="17"/>
+        </w:rPr>
+      </w:pPr>
+      <w:r>
+        <w:rPr>
+          <w:rFonts w:ascii="Consolas" w:hAnsi="Consolas" w:cs="Consolas"/>
+          <w:sz w:val="17"/>
+          <w:szCs w:val="17"/>
+        </w:rPr>
+        <w:t xml:space="preserve">            )</w:t>
+      </w:r>
+    </w:p>
+    <w:p>
+      <w:pPr>
+        <w:rPr>
+          <w:rFonts w:ascii="Consolas" w:hAnsi="Consolas" w:cs="Consolas"/>
+          <w:sz w:val="17"/>
+          <w:szCs w:val="17"/>
+        </w:rPr>
+      </w:pPr>
+      <w:r>
+        <w:rPr>
+          <w:rFonts w:ascii="Consolas" w:hAnsi="Consolas" w:cs="Consolas"/>
+          <w:sz w:val="17"/>
+          <w:szCs w:val="17"/>
+        </w:rPr>
+        <w:t xml:space="preserve">            self._gamma_value: Optional[float] = float(cfg.fixed_gamma)</w:t>
+      </w:r>
+    </w:p>
+    <w:p>
+      <w:pPr>
+        <w:rPr>
+          <w:rFonts w:ascii="Consolas" w:hAnsi="Consolas" w:cs="Consolas"/>
+          <w:sz w:val="17"/>
+          <w:szCs w:val="17"/>
+        </w:rPr>
+      </w:pPr>
+      <w:r>
+        <w:rPr>
+          <w:rFonts w:ascii="Consolas" w:hAnsi="Consolas" w:cs="Consolas"/>
+          <w:sz w:val="17"/>
+          <w:szCs w:val="17"/>
+        </w:rPr>
+        <w:t xml:space="preserve">        else:</w:t>
+      </w:r>
+    </w:p>
+    <w:p>
+      <w:pPr>
+        <w:rPr>
+          <w:rFonts w:ascii="Consolas" w:hAnsi="Consolas" w:cs="Consolas"/>
+          <w:sz w:val="17"/>
+          <w:szCs w:val="17"/>
+        </w:rPr>
+      </w:pPr>
+      <w:r>
+        <w:rPr>
+          <w:rFonts w:ascii="Consolas" w:hAnsi="Consolas" w:cs="Consolas"/>
+          <w:sz w:val="17"/>
+          <w:szCs w:val="17"/>
+        </w:rPr>
+        <w:t xml:space="preserve">            self.raw_gamma = nn.Parameter(</w:t>
+      </w:r>
+    </w:p>
+    <w:p>
+      <w:pPr>
+        <w:rPr>
+          <w:rFonts w:ascii="Consolas" w:hAnsi="Consolas" w:cs="Consolas"/>
+          <w:sz w:val="17"/>
+          <w:szCs w:val="17"/>
+        </w:rPr>
+      </w:pPr>
+      <w:r>
+        <w:rPr>
+          <w:rFonts w:ascii="Consolas" w:hAnsi="Consolas" w:cs="Consolas"/>
+          <w:sz w:val="17"/>
+          <w:szCs w:val="17"/>
+        </w:rPr>
+        <w:t xml:space="preserve">                torch.tensor(_raw_from_positive(cfg.init_gamma)),</w:t>
+      </w:r>
+    </w:p>
+    <w:p>
+      <w:pPr>
+        <w:rPr>
+          <w:rFonts w:ascii="Consolas" w:hAnsi="Consolas" w:cs="Consolas"/>
+          <w:sz w:val="17"/>
+          <w:szCs w:val="17"/>
+        </w:rPr>
+      </w:pPr>
+      <w:r>
+        <w:rPr>
+          <w:rFonts w:ascii="Consolas" w:hAnsi="Consolas" w:cs="Consolas"/>
+          <w:sz w:val="17"/>
+          <w:szCs w:val="17"/>
+        </w:rPr>
+        <w:t xml:space="preserve">                requires_grad=cfg.learn_mgamma,</w:t>
+      </w:r>
+    </w:p>
+    <w:p>
+      <w:pPr>
+        <w:rPr>
+          <w:rFonts w:ascii="Consolas" w:hAnsi="Consolas" w:cs="Consolas"/>
+          <w:sz w:val="17"/>
+          <w:szCs w:val="17"/>
+        </w:rPr>
+      </w:pPr>
+      <w:r>
+        <w:rPr>
+          <w:rFonts w:ascii="Consolas" w:hAnsi="Consolas" w:cs="Consolas"/>
+          <w:sz w:val="17"/>
+          <w:szCs w:val="17"/>
+        </w:rPr>
+        <w:t xml:space="preserve">            )</w:t>
+      </w:r>
+    </w:p>
+    <w:p>
+      <w:pPr>
+        <w:rPr>
+          <w:rFonts w:ascii="Consolas" w:hAnsi="Consolas" w:cs="Consolas"/>
+          <w:sz w:val="17"/>
+          <w:szCs w:val="17"/>
+        </w:rPr>
+      </w:pPr>
+      <w:r>
+        <w:rPr>
+          <w:rFonts w:ascii="Consolas" w:hAnsi="Consolas" w:cs="Consolas"/>
+          <w:sz w:val="17"/>
+          <w:szCs w:val="17"/>
+        </w:rPr>
+        <w:t xml:space="preserve">            self._gamma_value = None</w:t>
+      </w:r>
+    </w:p>
+    <w:p>
+      <w:pPr>
+        <w:rPr>
+          <w:rFonts w:ascii="Consolas" w:hAnsi="Consolas" w:cs="Consolas"/>
+          <w:sz w:val="17"/>
+          <w:szCs w:val="17"/>
+        </w:rPr>
+      </w:pPr>
+    </w:p>
+    <w:p>
+      <w:pPr>
+        <w:rPr>
+          <w:rFonts w:ascii="Consolas" w:hAnsi="Consolas" w:cs="Consolas"/>
+          <w:sz w:val="17"/>
+          <w:szCs w:val="17"/>
+        </w:rPr>
+      </w:pPr>
+      <w:r>
+        <w:rPr>
+          <w:rFonts w:ascii="Consolas" w:hAnsi="Consolas" w:cs="Consolas"/>
+          <w:sz w:val="17"/>
+          <w:szCs w:val="17"/>
+        </w:rPr>
+        <w:t xml:space="preserve">        if cfg.mass_mode == "global":</w:t>
+      </w:r>
+    </w:p>
+    <w:p>
+      <w:pPr>
+        <w:rPr>
+          <w:rFonts w:ascii="Consolas" w:hAnsi="Consolas" w:cs="Consolas"/>
+          <w:sz w:val="17"/>
+          <w:szCs w:val="17"/>
+        </w:rPr>
+      </w:pPr>
+      <w:r>
+        <w:rPr>
+          <w:rFonts w:ascii="Consolas" w:hAnsi="Consolas" w:cs="Consolas"/>
+          <w:sz w:val="17"/>
+          <w:szCs w:val="17"/>
+        </w:rPr>
+        <w:t xml:space="preserve">            pass</w:t>
+      </w:r>
+    </w:p>
+    <w:p>
+      <w:pPr>
+        <w:rPr>
+          <w:rFonts w:ascii="Consolas" w:hAnsi="Consolas" w:cs="Consolas"/>
+          <w:sz w:val="17"/>
+          <w:szCs w:val="17"/>
+        </w:rPr>
+      </w:pPr>
+      <w:r>
+        <w:rPr>
+          <w:rFonts w:ascii="Consolas" w:hAnsi="Consolas" w:cs="Consolas"/>
+          <w:sz w:val="17"/>
+          <w:szCs w:val="17"/>
+        </w:rPr>
+        <w:t xml:space="preserve">        elif cfg.mass_mode == "embed_head":</w:t>
+      </w:r>
+    </w:p>
+    <w:p>
+      <w:pPr>
+        <w:rPr>
+          <w:rFonts w:ascii="Consolas" w:hAnsi="Consolas" w:cs="Consolas"/>
+          <w:sz w:val="17"/>
+          <w:szCs w:val="17"/>
+        </w:rPr>
+      </w:pPr>
+      <w:r>
+        <w:rPr>
+          <w:rFonts w:ascii="Consolas" w:hAnsi="Consolas" w:cs="Consolas"/>
+          <w:sz w:val="17"/>
+          <w:szCs w:val="17"/>
+        </w:rPr>
+        <w:t xml:space="preserve">            self.mass_head = nn.Linear(cfg.d, 1, bias=True)</w:t>
+      </w:r>
+    </w:p>
+    <w:p>
+      <w:pPr>
+        <w:rPr>
+          <w:rFonts w:ascii="Consolas" w:hAnsi="Consolas" w:cs="Consolas"/>
+          <w:sz w:val="17"/>
+          <w:szCs w:val="17"/>
+        </w:rPr>
+      </w:pPr>
+      <w:r>
+        <w:rPr>
+          <w:rFonts w:ascii="Consolas" w:hAnsi="Consolas" w:cs="Consolas"/>
+          <w:sz w:val="17"/>
+          <w:szCs w:val="17"/>
+        </w:rPr>
+        <w:t xml:space="preserve">            nn.init.zeros_(self.mass_head.weight)</w:t>
+      </w:r>
+    </w:p>
+    <w:p>
+      <w:pPr>
+        <w:rPr>
+          <w:rFonts w:ascii="Consolas" w:hAnsi="Consolas" w:cs="Consolas"/>
+          <w:sz w:val="17"/>
+          <w:szCs w:val="17"/>
+        </w:rPr>
+      </w:pPr>
+      <w:r>
+        <w:rPr>
+          <w:rFonts w:ascii="Consolas" w:hAnsi="Consolas" w:cs="Consolas"/>
+          <w:sz w:val="17"/>
+          <w:szCs w:val="17"/>
+        </w:rPr>
+        <w:t xml:space="preserve">            nn.init.zeros_(self.mass_head.bias)</w:t>
+      </w:r>
+    </w:p>
+    <w:p>
+      <w:pPr>
+        <w:rPr>
+          <w:rFonts w:ascii="Consolas" w:hAnsi="Consolas" w:cs="Consolas"/>
+          <w:sz w:val="17"/>
+          <w:szCs w:val="17"/>
+        </w:rPr>
+      </w:pPr>
+      <w:r>
+        <w:rPr>
+          <w:rFonts w:ascii="Consolas" w:hAnsi="Consolas" w:cs="Consolas"/>
+          <w:sz w:val="17"/>
+          <w:szCs w:val="17"/>
+        </w:rPr>
+        <w:t xml:space="preserve">        elif cfg.mass_mode == "logfreq":</w:t>
+      </w:r>
+    </w:p>
+    <w:p>
+      <w:pPr>
+        <w:rPr>
+          <w:rFonts w:ascii="Consolas" w:hAnsi="Consolas" w:cs="Consolas"/>
+          <w:sz w:val="17"/>
+          <w:szCs w:val="17"/>
+        </w:rPr>
+      </w:pPr>
+      <w:r>
+        <w:rPr>
+          <w:rFonts w:ascii="Consolas" w:hAnsi="Consolas" w:cs="Consolas"/>
+          <w:sz w:val="17"/>
+          <w:szCs w:val="17"/>
+        </w:rPr>
+        <w:t xml:space="preserve">            if cfg.logfreq_path is None:</w:t>
+      </w:r>
+    </w:p>
+    <w:p>
+      <w:pPr>
+        <w:rPr>
+          <w:rFonts w:ascii="Consolas" w:hAnsi="Consolas" w:cs="Consolas"/>
+          <w:sz w:val="17"/>
+          <w:szCs w:val="17"/>
+        </w:rPr>
+      </w:pPr>
+      <w:r>
+        <w:rPr>
+          <w:rFonts w:ascii="Consolas" w:hAnsi="Consolas" w:cs="Consolas"/>
+          <w:sz w:val="17"/>
+          <w:szCs w:val="17"/>
+        </w:rPr>
+        <w:t xml:space="preserve">                raise ValueError(</w:t>
+      </w:r>
+    </w:p>
+    <w:p>
+      <w:pPr>
+        <w:rPr>
+          <w:rFonts w:ascii="Consolas" w:hAnsi="Consolas" w:cs="Consolas"/>
+          <w:sz w:val="17"/>
+          <w:szCs w:val="17"/>
+        </w:rPr>
+      </w:pPr>
+      <w:r>
+        <w:rPr>
+          <w:rFonts w:ascii="Consolas" w:hAnsi="Consolas" w:cs="Consolas"/>
+          <w:sz w:val="17"/>
+          <w:szCs w:val="17"/>
+        </w:rPr>
+        <w:t xml:space="preserve">                    "mass_mode='logfreq' requires cfg.logfreq_path (a .npy file "</w:t>
+      </w:r>
+    </w:p>
+    <w:p>
+      <w:pPr>
+        <w:rPr>
+          <w:rFonts w:ascii="Consolas" w:hAnsi="Consolas" w:cs="Consolas"/>
+          <w:sz w:val="17"/>
+          <w:szCs w:val="17"/>
+        </w:rPr>
+      </w:pPr>
+      <w:r>
+        <w:rPr>
+          <w:rFonts w:ascii="Consolas" w:hAnsi="Consolas" w:cs="Consolas"/>
+          <w:sz w:val="17"/>
+          <w:szCs w:val="17"/>
+        </w:rPr>
+        <w:t xml:space="preserve">                    "with one surprisal value per vocabulary id)."</w:t>
+      </w:r>
+    </w:p>
+    <w:p>
+      <w:pPr>
+        <w:rPr>
+          <w:rFonts w:ascii="Consolas" w:hAnsi="Consolas" w:cs="Consolas"/>
+          <w:sz w:val="17"/>
+          <w:szCs w:val="17"/>
+        </w:rPr>
+      </w:pPr>
+      <w:r>
+        <w:rPr>
+          <w:rFonts w:ascii="Consolas" w:hAnsi="Consolas" w:cs="Consolas"/>
+          <w:sz w:val="17"/>
+          <w:szCs w:val="17"/>
+        </w:rPr>
+        <w:t xml:space="preserve">                )</w:t>
+      </w:r>
+    </w:p>
+    <w:p>
+      <w:pPr>
+        <w:rPr>
+          <w:rFonts w:ascii="Consolas" w:hAnsi="Consolas" w:cs="Consolas"/>
+          <w:sz w:val="17"/>
+          <w:szCs w:val="17"/>
+        </w:rPr>
+      </w:pPr>
+      <w:r>
+        <w:rPr>
+          <w:rFonts w:ascii="Consolas" w:hAnsi="Consolas" w:cs="Consolas"/>
+          <w:sz w:val="17"/>
+          <w:szCs w:val="17"/>
+        </w:rPr>
+        <w:t xml:space="preserve">            surprisal = torch.from_numpy(</w:t>
+      </w:r>
+    </w:p>
+    <w:p>
+      <w:pPr>
+        <w:rPr>
+          <w:rFonts w:ascii="Consolas" w:hAnsi="Consolas" w:cs="Consolas"/>
+          <w:sz w:val="17"/>
+          <w:szCs w:val="17"/>
+        </w:rPr>
+      </w:pPr>
+      <w:r>
+        <w:rPr>
+          <w:rFonts w:ascii="Consolas" w:hAnsi="Consolas" w:cs="Consolas"/>
+          <w:sz w:val="17"/>
+          <w:szCs w:val="17"/>
+        </w:rPr>
+        <w:t xml:space="preserve">                _load_npy(cfg.logfreq_path)</w:t>
+      </w:r>
+    </w:p>
+    <w:p>
+      <w:pPr>
+        <w:rPr>
+          <w:rFonts w:ascii="Consolas" w:hAnsi="Consolas" w:cs="Consolas"/>
+          <w:sz w:val="17"/>
+          <w:szCs w:val="17"/>
+        </w:rPr>
+      </w:pPr>
+      <w:r>
+        <w:rPr>
+          <w:rFonts w:ascii="Consolas" w:hAnsi="Consolas" w:cs="Consolas"/>
+          <w:sz w:val="17"/>
+          <w:szCs w:val="17"/>
+        </w:rPr>
+        <w:t xml:space="preserve">            ).float()</w:t>
+      </w:r>
+    </w:p>
+    <w:p>
+      <w:pPr>
+        <w:rPr>
+          <w:rFonts w:ascii="Consolas" w:hAnsi="Consolas" w:cs="Consolas"/>
+          <w:sz w:val="17"/>
+          <w:szCs w:val="17"/>
+        </w:rPr>
+      </w:pPr>
+      <w:r>
+        <w:rPr>
+          <w:rFonts w:ascii="Consolas" w:hAnsi="Consolas" w:cs="Consolas"/>
+          <w:sz w:val="17"/>
+          <w:szCs w:val="17"/>
+        </w:rPr>
+        <w:t xml:space="preserve">            if surprisal.numel() != cfg.vocab_size:</w:t>
+      </w:r>
+    </w:p>
+    <w:p>
+      <w:pPr>
+        <w:rPr>
+          <w:rFonts w:ascii="Consolas" w:hAnsi="Consolas" w:cs="Consolas"/>
+          <w:sz w:val="17"/>
+          <w:szCs w:val="17"/>
+        </w:rPr>
+      </w:pPr>
+      <w:r>
+        <w:rPr>
+          <w:rFonts w:ascii="Consolas" w:hAnsi="Consolas" w:cs="Consolas"/>
+          <w:sz w:val="17"/>
+          <w:szCs w:val="17"/>
+        </w:rPr>
+        <w:t xml:space="preserve">                raise ValueError(</w:t>
+      </w:r>
+    </w:p>
+    <w:p>
+      <w:pPr>
+        <w:rPr>
+          <w:rFonts w:ascii="Consolas" w:hAnsi="Consolas" w:cs="Consolas"/>
+          <w:sz w:val="17"/>
+          <w:szCs w:val="17"/>
+        </w:rPr>
+      </w:pPr>
+      <w:r>
+        <w:rPr>
+          <w:rFonts w:ascii="Consolas" w:hAnsi="Consolas" w:cs="Consolas"/>
+          <w:sz w:val="17"/>
+          <w:szCs w:val="17"/>
+        </w:rPr>
+        <w:t xml:space="preserve">                    f"logfreq vector length {surprisal.numel()} != "</w:t>
+      </w:r>
+    </w:p>
+    <w:p>
+      <w:pPr>
+        <w:rPr>
+          <w:rFonts w:ascii="Consolas" w:hAnsi="Consolas" w:cs="Consolas"/>
+          <w:sz w:val="17"/>
+          <w:szCs w:val="17"/>
+        </w:rPr>
+      </w:pPr>
+      <w:r>
+        <w:rPr>
+          <w:rFonts w:ascii="Consolas" w:hAnsi="Consolas" w:cs="Consolas"/>
+          <w:sz w:val="17"/>
+          <w:szCs w:val="17"/>
+        </w:rPr>
+        <w:t xml:space="preserve">                    f"vocab_size {cfg.vocab_size}"</w:t>
+      </w:r>
+    </w:p>
+    <w:p>
+      <w:pPr>
+        <w:rPr>
+          <w:rFonts w:ascii="Consolas" w:hAnsi="Consolas" w:cs="Consolas"/>
+          <w:sz w:val="17"/>
+          <w:szCs w:val="17"/>
+        </w:rPr>
+      </w:pPr>
+      <w:r>
+        <w:rPr>
+          <w:rFonts w:ascii="Consolas" w:hAnsi="Consolas" w:cs="Consolas"/>
+          <w:sz w:val="17"/>
+          <w:szCs w:val="17"/>
+        </w:rPr>
+        <w:t xml:space="preserve">                )</w:t>
+      </w:r>
+    </w:p>
+    <w:p>
+      <w:pPr>
+        <w:rPr>
+          <w:rFonts w:ascii="Consolas" w:hAnsi="Consolas" w:cs="Consolas"/>
+          <w:sz w:val="17"/>
+          <w:szCs w:val="17"/>
+        </w:rPr>
+      </w:pPr>
+      <w:r>
+        <w:rPr>
+          <w:rFonts w:ascii="Consolas" w:hAnsi="Consolas" w:cs="Consolas"/>
+          <w:sz w:val="17"/>
+          <w:szCs w:val="17"/>
+        </w:rPr>
+        <w:t xml:space="preserve">            self.register_buffer("logfreq_surprisal", surprisal)</w:t>
+      </w:r>
+    </w:p>
+    <w:p>
+      <w:pPr>
+        <w:rPr>
+          <w:rFonts w:ascii="Consolas" w:hAnsi="Consolas" w:cs="Consolas"/>
+          <w:sz w:val="17"/>
+          <w:szCs w:val="17"/>
+        </w:rPr>
+      </w:pPr>
+      <w:r>
+        <w:rPr>
+          <w:rFonts w:ascii="Consolas" w:hAnsi="Consolas" w:cs="Consolas"/>
+          <w:sz w:val="17"/>
+          <w:szCs w:val="17"/>
+        </w:rPr>
+        <w:t xml:space="preserve">            self.raw_logfreq_alpha = nn.Parameter(</w:t>
+      </w:r>
+    </w:p>
+    <w:p>
+      <w:pPr>
+        <w:rPr>
+          <w:rFonts w:ascii="Consolas" w:hAnsi="Consolas" w:cs="Consolas"/>
+          <w:sz w:val="17"/>
+          <w:szCs w:val="17"/>
+        </w:rPr>
+      </w:pPr>
+      <w:r>
+        <w:rPr>
+          <w:rFonts w:ascii="Consolas" w:hAnsi="Consolas" w:cs="Consolas"/>
+          <w:sz w:val="17"/>
+          <w:szCs w:val="17"/>
+        </w:rPr>
+        <w:t xml:space="preserve">                torch.tensor(_raw_from_positive(max(cfg.logfreq_init_alpha, 1e-3))),</w:t>
+      </w:r>
+    </w:p>
+    <w:p>
+      <w:pPr>
+        <w:rPr>
+          <w:rFonts w:ascii="Consolas" w:hAnsi="Consolas" w:cs="Consolas"/>
+          <w:sz w:val="17"/>
+          <w:szCs w:val="17"/>
+        </w:rPr>
+      </w:pPr>
+      <w:r>
+        <w:rPr>
+          <w:rFonts w:ascii="Consolas" w:hAnsi="Consolas" w:cs="Consolas"/>
+          <w:sz w:val="17"/>
+          <w:szCs w:val="17"/>
+        </w:rPr>
+        <w:t xml:space="preserve">                requires_grad=True,</w:t>
+      </w:r>
+    </w:p>
+    <w:p>
+      <w:pPr>
+        <w:rPr>
+          <w:rFonts w:ascii="Consolas" w:hAnsi="Consolas" w:cs="Consolas"/>
+          <w:sz w:val="17"/>
+          <w:szCs w:val="17"/>
+        </w:rPr>
+      </w:pPr>
+      <w:r>
+        <w:rPr>
+          <w:rFonts w:ascii="Consolas" w:hAnsi="Consolas" w:cs="Consolas"/>
+          <w:sz w:val="17"/>
+          <w:szCs w:val="17"/>
+        </w:rPr>
+        <w:t xml:space="preserve">            )</w:t>
+      </w:r>
+    </w:p>
+    <w:p>
+      <w:pPr>
+        <w:rPr>
+          <w:rFonts w:ascii="Consolas" w:hAnsi="Consolas" w:cs="Consolas"/>
+          <w:sz w:val="17"/>
+          <w:szCs w:val="17"/>
+        </w:rPr>
+      </w:pPr>
+      <w:r>
+        <w:rPr>
+          <w:rFonts w:ascii="Consolas" w:hAnsi="Consolas" w:cs="Consolas"/>
+          <w:sz w:val="17"/>
+          <w:szCs w:val="17"/>
+        </w:rPr>
+        <w:t xml:space="preserve">        else:</w:t>
+      </w:r>
+    </w:p>
+    <w:p>
+      <w:pPr>
+        <w:rPr>
+          <w:rFonts w:ascii="Consolas" w:hAnsi="Consolas" w:cs="Consolas"/>
+          <w:sz w:val="17"/>
+          <w:szCs w:val="17"/>
+        </w:rPr>
+      </w:pPr>
+      <w:r>
+        <w:rPr>
+          <w:rFonts w:ascii="Consolas" w:hAnsi="Consolas" w:cs="Consolas"/>
+          <w:sz w:val="17"/>
+          <w:szCs w:val="17"/>
+        </w:rPr>
+        <w:t xml:space="preserve">            raise ValueError(f"unknown mass_mode: {cfg.mass_mode!r}")</w:t>
+      </w:r>
+    </w:p>
+    <w:p>
+      <w:pPr>
+        <w:rPr>
+          <w:rFonts w:ascii="Consolas" w:hAnsi="Consolas" w:cs="Consolas"/>
+          <w:sz w:val="17"/>
+          <w:szCs w:val="17"/>
+        </w:rPr>
+      </w:pPr>
+    </w:p>
+    <w:p>
+      <w:pPr>
+        <w:rPr>
+          <w:rFonts w:ascii="Consolas" w:hAnsi="Consolas" w:cs="Consolas"/>
+          <w:sz w:val="17"/>
+          <w:szCs w:val="17"/>
+        </w:rPr>
+      </w:pPr>
+      <w:r>
+        <w:rPr>
+          <w:rFonts w:ascii="Consolas" w:hAnsi="Consolas" w:cs="Consolas"/>
+          <w:sz w:val="17"/>
+          <w:szCs w:val="17"/>
+        </w:rPr>
+        <w:t xml:space="preserve">    @property</w:t>
+      </w:r>
+    </w:p>
+    <w:p>
+      <w:pPr>
+        <w:rPr>
+          <w:rFonts w:ascii="Consolas" w:hAnsi="Consolas" w:cs="Consolas"/>
+          <w:sz w:val="17"/>
+          <w:szCs w:val="17"/>
+        </w:rPr>
+      </w:pPr>
+      <w:r>
+        <w:rPr>
+          <w:rFonts w:ascii="Consolas" w:hAnsi="Consolas" w:cs="Consolas"/>
+          <w:sz w:val="17"/>
+          <w:szCs w:val="17"/>
+        </w:rPr>
         <w:lastRenderedPageBreak/>
-        <w:t xml:space="preserve">        nn.init.normal_(self.P, std=0.01)</w:t>
-      </w:r>
-    </w:p>
-    <w:p>
-      <w:pPr>
-        <w:rPr>
-          <w:rFonts w:ascii="Consolas" w:hAnsi="Consolas" w:cs="Consolas"/>
-          <w:sz w:val="17"/>
-          <w:szCs w:val="17"/>
-        </w:rPr>
-      </w:pPr>
-    </w:p>
-    <w:p>
-      <w:pPr>
-        <w:rPr>
-          <w:rFonts w:ascii="Consolas" w:hAnsi="Consolas" w:cs="Consolas"/>
-          <w:sz w:val="17"/>
-          <w:szCs w:val="17"/>
-        </w:rPr>
-      </w:pPr>
-      <w:r>
-        <w:rPr>
-          <w:rFonts w:ascii="Consolas" w:hAnsi="Consolas" w:cs="Consolas"/>
-          <w:sz w:val="17"/>
-          <w:szCs w:val="17"/>
-        </w:rPr>
-        <w:t xml:space="preserve">        self.V_theta = ScalarPotential(cfg.d, cfg.v_hidden, cfg.v_depth)</w:t>
-      </w:r>
-    </w:p>
-    <w:p>
-      <w:pPr>
-        <w:rPr>
-          <w:rFonts w:ascii="Consolas" w:hAnsi="Consolas" w:cs="Consolas"/>
-          <w:sz w:val="17"/>
-          <w:szCs w:val="17"/>
-        </w:rPr>
-      </w:pPr>
-    </w:p>
-    <w:p>
-      <w:pPr>
-        <w:rPr>
-          <w:rFonts w:ascii="Consolas" w:hAnsi="Consolas" w:cs="Consolas"/>
-          <w:sz w:val="17"/>
-          <w:szCs w:val="17"/>
-        </w:rPr>
-      </w:pPr>
-      <w:r>
-        <w:rPr>
-          <w:rFonts w:ascii="Consolas" w:hAnsi="Consolas" w:cs="Consolas"/>
-          <w:sz w:val="17"/>
-          <w:szCs w:val="17"/>
-        </w:rPr>
-        <w:t xml:space="preserve">        self.raw_m_bias = nn.Parameter(</w:t>
-      </w:r>
-    </w:p>
-    <w:p>
-      <w:pPr>
-        <w:rPr>
-          <w:rFonts w:ascii="Consolas" w:hAnsi="Consolas" w:cs="Consolas"/>
-          <w:sz w:val="17"/>
-          <w:szCs w:val="17"/>
-        </w:rPr>
-      </w:pPr>
-      <w:r>
-        <w:rPr>
-          <w:rFonts w:ascii="Consolas" w:hAnsi="Consolas" w:cs="Consolas"/>
-          <w:sz w:val="17"/>
-          <w:szCs w:val="17"/>
-        </w:rPr>
-        <w:t xml:space="preserve">            torch.tensor(_raw_from_positive(cfg.init_m)),</w:t>
-      </w:r>
-    </w:p>
-    <w:p>
-      <w:pPr>
-        <w:rPr>
-          <w:rFonts w:ascii="Consolas" w:hAnsi="Consolas" w:cs="Consolas"/>
-          <w:sz w:val="17"/>
-          <w:szCs w:val="17"/>
-        </w:rPr>
-      </w:pPr>
-      <w:r>
-        <w:rPr>
-          <w:rFonts w:ascii="Consolas" w:hAnsi="Consolas" w:cs="Consolas"/>
-          <w:sz w:val="17"/>
-          <w:szCs w:val="17"/>
-        </w:rPr>
-        <w:t xml:space="preserve">            requires_grad=cfg.learn_mgamma,</w:t>
+        <w:t xml:space="preserve">    def gamma(self) -&gt; torch.Tensor:</w:t>
+      </w:r>
+    </w:p>
+    <w:p>
+      <w:pPr>
+        <w:rPr>
+          <w:rFonts w:ascii="Consolas" w:hAnsi="Consolas" w:cs="Consolas"/>
+          <w:sz w:val="17"/>
+          <w:szCs w:val="17"/>
+        </w:rPr>
+      </w:pPr>
+      <w:r>
+        <w:rPr>
+          <w:rFonts w:ascii="Consolas" w:hAnsi="Consolas" w:cs="Consolas"/>
+          <w:sz w:val="17"/>
+          <w:szCs w:val="17"/>
+        </w:rPr>
+        <w:t xml:space="preserve">        if self._gamma_value is not None:</w:t>
+      </w:r>
+    </w:p>
+    <w:p>
+      <w:pPr>
+        <w:rPr>
+          <w:rFonts w:ascii="Consolas" w:hAnsi="Consolas" w:cs="Consolas"/>
+          <w:sz w:val="17"/>
+          <w:szCs w:val="17"/>
+        </w:rPr>
+      </w:pPr>
+      <w:r>
+        <w:rPr>
+          <w:rFonts w:ascii="Consolas" w:hAnsi="Consolas" w:cs="Consolas"/>
+          <w:sz w:val="17"/>
+          <w:szCs w:val="17"/>
+        </w:rPr>
+        <w:t xml:space="preserve">            return torch.full(</w:t>
+      </w:r>
+    </w:p>
+    <w:p>
+      <w:pPr>
+        <w:rPr>
+          <w:rFonts w:ascii="Consolas" w:hAnsi="Consolas" w:cs="Consolas"/>
+          <w:sz w:val="17"/>
+          <w:szCs w:val="17"/>
+        </w:rPr>
+      </w:pPr>
+      <w:r>
+        <w:rPr>
+          <w:rFonts w:ascii="Consolas" w:hAnsi="Consolas" w:cs="Consolas"/>
+          <w:sz w:val="17"/>
+          <w:szCs w:val="17"/>
+        </w:rPr>
+        <w:t xml:space="preserve">                (), self._gamma_value,</w:t>
+      </w:r>
+    </w:p>
+    <w:p>
+      <w:pPr>
+        <w:rPr>
+          <w:rFonts w:ascii="Consolas" w:hAnsi="Consolas" w:cs="Consolas"/>
+          <w:sz w:val="17"/>
+          <w:szCs w:val="17"/>
+        </w:rPr>
+      </w:pPr>
+      <w:r>
+        <w:rPr>
+          <w:rFonts w:ascii="Consolas" w:hAnsi="Consolas" w:cs="Consolas"/>
+          <w:sz w:val="17"/>
+          <w:szCs w:val="17"/>
+        </w:rPr>
+        <w:t xml:space="preserve">                device=self.raw_gamma.device, dtype=self.raw_gamma.dtype,</w:t>
+      </w:r>
+    </w:p>
+    <w:p>
+      <w:pPr>
+        <w:rPr>
+          <w:rFonts w:ascii="Consolas" w:hAnsi="Consolas" w:cs="Consolas"/>
+          <w:sz w:val="17"/>
+          <w:szCs w:val="17"/>
+        </w:rPr>
+      </w:pPr>
+      <w:r>
+        <w:rPr>
+          <w:rFonts w:ascii="Consolas" w:hAnsi="Consolas" w:cs="Consolas"/>
+          <w:sz w:val="17"/>
+          <w:szCs w:val="17"/>
+        </w:rPr>
+        <w:t xml:space="preserve">            )</w:t>
+      </w:r>
+    </w:p>
+    <w:p>
+      <w:pPr>
+        <w:rPr>
+          <w:rFonts w:ascii="Consolas" w:hAnsi="Consolas" w:cs="Consolas"/>
+          <w:sz w:val="17"/>
+          <w:szCs w:val="17"/>
+        </w:rPr>
+      </w:pPr>
+      <w:r>
+        <w:rPr>
+          <w:rFonts w:ascii="Consolas" w:hAnsi="Consolas" w:cs="Consolas"/>
+          <w:sz w:val="17"/>
+          <w:szCs w:val="17"/>
+        </w:rPr>
+        <w:t xml:space="preserve">        return F.softplus(self.raw_gamma)</w:t>
+      </w:r>
+    </w:p>
+    <w:p>
+      <w:pPr>
+        <w:rPr>
+          <w:rFonts w:ascii="Consolas" w:hAnsi="Consolas" w:cs="Consolas"/>
+          <w:sz w:val="17"/>
+          <w:szCs w:val="17"/>
+        </w:rPr>
+      </w:pPr>
+    </w:p>
+    <w:p>
+      <w:pPr>
+        <w:rPr>
+          <w:rFonts w:ascii="Consolas" w:hAnsi="Consolas" w:cs="Consolas"/>
+          <w:sz w:val="17"/>
+          <w:szCs w:val="17"/>
+        </w:rPr>
+      </w:pPr>
+      <w:r>
+        <w:rPr>
+          <w:rFonts w:ascii="Consolas" w:hAnsi="Consolas" w:cs="Consolas"/>
+          <w:sz w:val="17"/>
+          <w:szCs w:val="17"/>
+        </w:rPr>
+        <w:t xml:space="preserve">    @property</w:t>
+      </w:r>
+    </w:p>
+    <w:p>
+      <w:pPr>
+        <w:rPr>
+          <w:rFonts w:ascii="Consolas" w:hAnsi="Consolas" w:cs="Consolas"/>
+          <w:sz w:val="17"/>
+          <w:szCs w:val="17"/>
+        </w:rPr>
+      </w:pPr>
+      <w:r>
+        <w:rPr>
+          <w:rFonts w:ascii="Consolas" w:hAnsi="Consolas" w:cs="Consolas"/>
+          <w:sz w:val="17"/>
+          <w:szCs w:val="17"/>
+        </w:rPr>
+        <w:t xml:space="preserve">    def m_global(self) -&gt; torch.Tensor:</w:t>
+      </w:r>
+    </w:p>
+    <w:p>
+      <w:pPr>
+        <w:rPr>
+          <w:rFonts w:ascii="Consolas" w:hAnsi="Consolas" w:cs="Consolas"/>
+          <w:sz w:val="17"/>
+          <w:szCs w:val="17"/>
+        </w:rPr>
+      </w:pPr>
+      <w:r>
+        <w:rPr>
+          <w:rFonts w:ascii="Consolas" w:hAnsi="Consolas" w:cs="Consolas"/>
+          <w:sz w:val="17"/>
+          <w:szCs w:val="17"/>
+        </w:rPr>
+        <w:t xml:space="preserve">        return F.softplus(self.raw_m_bias) + 1e-3</w:t>
+      </w:r>
+    </w:p>
+    <w:p>
+      <w:pPr>
+        <w:rPr>
+          <w:rFonts w:ascii="Consolas" w:hAnsi="Consolas" w:cs="Consolas"/>
+          <w:sz w:val="17"/>
+          <w:szCs w:val="17"/>
+        </w:rPr>
+      </w:pPr>
+    </w:p>
+    <w:p>
+      <w:pPr>
+        <w:rPr>
+          <w:rFonts w:ascii="Consolas" w:hAnsi="Consolas" w:cs="Consolas"/>
+          <w:sz w:val="17"/>
+          <w:szCs w:val="17"/>
+        </w:rPr>
+      </w:pPr>
+      <w:r>
+        <w:rPr>
+          <w:rFonts w:ascii="Consolas" w:hAnsi="Consolas" w:cs="Consolas"/>
+          <w:sz w:val="17"/>
+          <w:szCs w:val="17"/>
+        </w:rPr>
+        <w:t xml:space="preserve">    def compute_mass(self, x: torch.Tensor, emb: torch.Tensor) -&gt; torch.Tensor:</w:t>
+      </w:r>
+    </w:p>
+    <w:p>
+      <w:pPr>
+        <w:rPr>
+          <w:rFonts w:ascii="Consolas" w:hAnsi="Consolas" w:cs="Consolas"/>
+          <w:sz w:val="17"/>
+          <w:szCs w:val="17"/>
+        </w:rPr>
+      </w:pPr>
+      <w:r>
+        <w:rPr>
+          <w:rFonts w:ascii="Consolas" w:hAnsi="Consolas" w:cs="Consolas"/>
+          <w:sz w:val="17"/>
+          <w:szCs w:val="17"/>
+        </w:rPr>
+        <w:t xml:space="preserve">        """Return m as a tensor broadcastable over (B, T, d).</w:t>
+      </w:r>
+    </w:p>
+    <w:p>
+      <w:pPr>
+        <w:rPr>
+          <w:rFonts w:ascii="Consolas" w:hAnsi="Consolas" w:cs="Consolas"/>
+          <w:sz w:val="17"/>
+          <w:szCs w:val="17"/>
+        </w:rPr>
+      </w:pPr>
+    </w:p>
+    <w:p>
+      <w:pPr>
+        <w:rPr>
+          <w:rFonts w:ascii="Consolas" w:hAnsi="Consolas" w:cs="Consolas"/>
+          <w:sz w:val="17"/>
+          <w:szCs w:val="17"/>
+        </w:rPr>
+      </w:pPr>
+      <w:r>
+        <w:rPr>
+          <w:rFonts w:ascii="Consolas" w:hAnsi="Consolas" w:cs="Consolas"/>
+          <w:sz w:val="17"/>
+          <w:szCs w:val="17"/>
+        </w:rPr>
+        <w:t xml:space="preserve">        x:   (B, T)         token ids</w:t>
+      </w:r>
+    </w:p>
+    <w:p>
+      <w:pPr>
+        <w:rPr>
+          <w:rFonts w:ascii="Consolas" w:hAnsi="Consolas" w:cs="Consolas"/>
+          <w:sz w:val="17"/>
+          <w:szCs w:val="17"/>
+        </w:rPr>
+      </w:pPr>
+      <w:r>
+        <w:rPr>
+          <w:rFonts w:ascii="Consolas" w:hAnsi="Consolas" w:cs="Consolas"/>
+          <w:sz w:val="17"/>
+          <w:szCs w:val="17"/>
+        </w:rPr>
+        <w:t xml:space="preserve">        emb: (B, T, d)      first-layer hidden state E[x] + P</w:t>
+      </w:r>
+    </w:p>
+    <w:p>
+      <w:pPr>
+        <w:rPr>
+          <w:rFonts w:ascii="Consolas" w:hAnsi="Consolas" w:cs="Consolas"/>
+          <w:sz w:val="17"/>
+          <w:szCs w:val="17"/>
+        </w:rPr>
+      </w:pPr>
+      <w:r>
+        <w:rPr>
+          <w:rFonts w:ascii="Consolas" w:hAnsi="Consolas" w:cs="Consolas"/>
+          <w:sz w:val="17"/>
+          <w:szCs w:val="17"/>
+        </w:rPr>
+        <w:t xml:space="preserve">        """</w:t>
+      </w:r>
+    </w:p>
+    <w:p>
+      <w:pPr>
+        <w:rPr>
+          <w:rFonts w:ascii="Consolas" w:hAnsi="Consolas" w:cs="Consolas"/>
+          <w:sz w:val="17"/>
+          <w:szCs w:val="17"/>
+        </w:rPr>
+      </w:pPr>
+      <w:r>
+        <w:rPr>
+          <w:rFonts w:ascii="Consolas" w:hAnsi="Consolas" w:cs="Consolas"/>
+          <w:sz w:val="17"/>
+          <w:szCs w:val="17"/>
+        </w:rPr>
+        <w:t xml:space="preserve">        cfg = self.cfg</w:t>
+      </w:r>
+    </w:p>
+    <w:p>
+      <w:pPr>
+        <w:rPr>
+          <w:rFonts w:ascii="Consolas" w:hAnsi="Consolas" w:cs="Consolas"/>
+          <w:sz w:val="17"/>
+          <w:szCs w:val="17"/>
+        </w:rPr>
+      </w:pPr>
+      <w:r>
+        <w:rPr>
+          <w:rFonts w:ascii="Consolas" w:hAnsi="Consolas" w:cs="Consolas"/>
+          <w:sz w:val="17"/>
+          <w:szCs w:val="17"/>
+        </w:rPr>
+        <w:t xml:space="preserve">        if cfg.mass_mode == "global":</w:t>
+      </w:r>
+    </w:p>
+    <w:p>
+      <w:pPr>
+        <w:rPr>
+          <w:rFonts w:ascii="Consolas" w:hAnsi="Consolas" w:cs="Consolas"/>
+          <w:sz w:val="17"/>
+          <w:szCs w:val="17"/>
+        </w:rPr>
+      </w:pPr>
+      <w:r>
+        <w:rPr>
+          <w:rFonts w:ascii="Consolas" w:hAnsi="Consolas" w:cs="Consolas"/>
+          <w:sz w:val="17"/>
+          <w:szCs w:val="17"/>
+        </w:rPr>
+        <w:t xml:space="preserve">            return self.m_global</w:t>
+      </w:r>
+    </w:p>
+    <w:p>
+      <w:pPr>
+        <w:rPr>
+          <w:rFonts w:ascii="Consolas" w:hAnsi="Consolas" w:cs="Consolas"/>
+          <w:sz w:val="17"/>
+          <w:szCs w:val="17"/>
+        </w:rPr>
+      </w:pPr>
+    </w:p>
+    <w:p>
+      <w:pPr>
+        <w:rPr>
+          <w:rFonts w:ascii="Consolas" w:hAnsi="Consolas" w:cs="Consolas"/>
+          <w:sz w:val="17"/>
+          <w:szCs w:val="17"/>
+        </w:rPr>
+      </w:pPr>
+      <w:r>
+        <w:rPr>
+          <w:rFonts w:ascii="Consolas" w:hAnsi="Consolas" w:cs="Consolas"/>
+          <w:sz w:val="17"/>
+          <w:szCs w:val="17"/>
+        </w:rPr>
+        <w:t xml:space="preserve">        if cfg.mass_mode == "embed_head":</w:t>
+      </w:r>
+    </w:p>
+    <w:p>
+      <w:pPr>
+        <w:rPr>
+          <w:rFonts w:ascii="Consolas" w:hAnsi="Consolas" w:cs="Consolas"/>
+          <w:sz w:val="17"/>
+          <w:szCs w:val="17"/>
+        </w:rPr>
+      </w:pPr>
+      <w:r>
+        <w:rPr>
+          <w:rFonts w:ascii="Consolas" w:hAnsi="Consolas" w:cs="Consolas"/>
+          <w:sz w:val="17"/>
+          <w:szCs w:val="17"/>
+        </w:rPr>
+        <w:t xml:space="preserve">            raw = self.mass_head(self.E(x))</w:t>
+      </w:r>
+    </w:p>
+    <w:p>
+      <w:pPr>
+        <w:rPr>
+          <w:rFonts w:ascii="Consolas" w:hAnsi="Consolas" w:cs="Consolas"/>
+          <w:sz w:val="17"/>
+          <w:szCs w:val="17"/>
+        </w:rPr>
+      </w:pPr>
+      <w:r>
+        <w:rPr>
+          <w:rFonts w:ascii="Consolas" w:hAnsi="Consolas" w:cs="Consolas"/>
+          <w:sz w:val="17"/>
+          <w:szCs w:val="17"/>
+        </w:rPr>
+        <w:t xml:space="preserve">            return (F.softplus(raw + self.raw_m_bias) + 1e-3)</w:t>
+      </w:r>
+    </w:p>
+    <w:p>
+      <w:pPr>
+        <w:rPr>
+          <w:rFonts w:ascii="Consolas" w:hAnsi="Consolas" w:cs="Consolas"/>
+          <w:sz w:val="17"/>
+          <w:szCs w:val="17"/>
+        </w:rPr>
+      </w:pPr>
+    </w:p>
+    <w:p>
+      <w:pPr>
+        <w:rPr>
+          <w:rFonts w:ascii="Consolas" w:hAnsi="Consolas" w:cs="Consolas"/>
+          <w:sz w:val="17"/>
+          <w:szCs w:val="17"/>
+        </w:rPr>
+      </w:pPr>
+      <w:r>
+        <w:rPr>
+          <w:rFonts w:ascii="Consolas" w:hAnsi="Consolas" w:cs="Consolas"/>
+          <w:sz w:val="17"/>
+          <w:szCs w:val="17"/>
+        </w:rPr>
+        <w:t xml:space="preserve">        if cfg.mass_mode == "logfreq":</w:t>
+      </w:r>
+    </w:p>
+    <w:p>
+      <w:pPr>
+        <w:rPr>
+          <w:rFonts w:ascii="Consolas" w:hAnsi="Consolas" w:cs="Consolas"/>
+          <w:sz w:val="17"/>
+          <w:szCs w:val="17"/>
+        </w:rPr>
+      </w:pPr>
+      <w:r>
+        <w:rPr>
+          <w:rFonts w:ascii="Consolas" w:hAnsi="Consolas" w:cs="Consolas"/>
+          <w:sz w:val="17"/>
+          <w:szCs w:val="17"/>
+        </w:rPr>
+        <w:t xml:space="preserve">            surprisal = self.logfreq_surprisal[x]</w:t>
+      </w:r>
+    </w:p>
+    <w:p>
+      <w:pPr>
+        <w:rPr>
+          <w:rFonts w:ascii="Consolas" w:hAnsi="Consolas" w:cs="Consolas"/>
+          <w:sz w:val="17"/>
+          <w:szCs w:val="17"/>
+        </w:rPr>
+      </w:pPr>
+      <w:r>
+        <w:rPr>
+          <w:rFonts w:ascii="Consolas" w:hAnsi="Consolas" w:cs="Consolas"/>
+          <w:sz w:val="17"/>
+          <w:szCs w:val="17"/>
+        </w:rPr>
+        <w:t xml:space="preserve">            alpha = F.softplus(self.raw_logfreq_alpha)</w:t>
+      </w:r>
+    </w:p>
+    <w:p>
+      <w:pPr>
+        <w:rPr>
+          <w:rFonts w:ascii="Consolas" w:hAnsi="Consolas" w:cs="Consolas"/>
+          <w:sz w:val="17"/>
+          <w:szCs w:val="17"/>
+        </w:rPr>
+      </w:pPr>
+      <w:r>
+        <w:rPr>
+          <w:rFonts w:ascii="Consolas" w:hAnsi="Consolas" w:cs="Consolas"/>
+          <w:sz w:val="17"/>
+          <w:szCs w:val="17"/>
+        </w:rPr>
+        <w:t xml:space="preserve">            scaled = alpha * surprisal.unsqueeze(-1)</w:t>
+      </w:r>
+    </w:p>
+    <w:p>
+      <w:pPr>
+        <w:rPr>
+          <w:rFonts w:ascii="Consolas" w:hAnsi="Consolas" w:cs="Consolas"/>
+          <w:sz w:val="17"/>
+          <w:szCs w:val="17"/>
+        </w:rPr>
+      </w:pPr>
+      <w:r>
+        <w:rPr>
+          <w:rFonts w:ascii="Consolas" w:hAnsi="Consolas" w:cs="Consolas"/>
+          <w:sz w:val="17"/>
+          <w:szCs w:val="17"/>
+        </w:rPr>
+        <w:t xml:space="preserve">            return F.softplus(self.raw_m_bias + scaled) + 1e-3</w:t>
+      </w:r>
+    </w:p>
+    <w:p>
+      <w:pPr>
+        <w:rPr>
+          <w:rFonts w:ascii="Consolas" w:hAnsi="Consolas" w:cs="Consolas"/>
+          <w:sz w:val="17"/>
+          <w:szCs w:val="17"/>
+        </w:rPr>
+      </w:pPr>
+    </w:p>
+    <w:p>
+      <w:pPr>
+        <w:rPr>
+          <w:rFonts w:ascii="Consolas" w:hAnsi="Consolas" w:cs="Consolas"/>
+          <w:sz w:val="17"/>
+          <w:szCs w:val="17"/>
+        </w:rPr>
+      </w:pPr>
+      <w:r>
+        <w:rPr>
+          <w:rFonts w:ascii="Consolas" w:hAnsi="Consolas" w:cs="Consolas"/>
+          <w:sz w:val="17"/>
+          <w:szCs w:val="17"/>
+        </w:rPr>
+        <w:t xml:space="preserve">        raise RuntimeError("unreachable")</w:t>
+      </w:r>
+    </w:p>
+    <w:p>
+      <w:pPr>
+        <w:rPr>
+          <w:rFonts w:ascii="Consolas" w:hAnsi="Consolas" w:cs="Consolas"/>
+          <w:sz w:val="17"/>
+          <w:szCs w:val="17"/>
+        </w:rPr>
+      </w:pPr>
+    </w:p>
+    <w:p>
+      <w:pPr>
+        <w:rPr>
+          <w:rFonts w:ascii="Consolas" w:hAnsi="Consolas" w:cs="Consolas"/>
+          <w:sz w:val="17"/>
+          <w:szCs w:val="17"/>
+        </w:rPr>
+      </w:pPr>
+      <w:r>
+        <w:rPr>
+          <w:rFonts w:ascii="Consolas" w:hAnsi="Consolas" w:cs="Consolas"/>
+          <w:sz w:val="17"/>
+          <w:szCs w:val="17"/>
+        </w:rPr>
+        <w:t xml:space="preserve">    def _embed(self, x: torch.Tensor) -&gt; torch.Tensor:</w:t>
+      </w:r>
+    </w:p>
+    <w:p>
+      <w:pPr>
+        <w:rPr>
+          <w:rFonts w:ascii="Consolas" w:hAnsi="Consolas" w:cs="Consolas"/>
+          <w:sz w:val="17"/>
+          <w:szCs w:val="17"/>
+        </w:rPr>
+      </w:pPr>
+      <w:r>
+        <w:rPr>
+          <w:rFonts w:ascii="Consolas" w:hAnsi="Consolas" w:cs="Consolas"/>
+          <w:sz w:val="17"/>
+          <w:szCs w:val="17"/>
+        </w:rPr>
+        <w:t xml:space="preserve">        B, T = x.shape</w:t>
+      </w:r>
+    </w:p>
+    <w:p>
+      <w:pPr>
+        <w:rPr>
+          <w:rFonts w:ascii="Consolas" w:hAnsi="Consolas" w:cs="Consolas"/>
+          <w:sz w:val="17"/>
+          <w:szCs w:val="17"/>
+        </w:rPr>
+      </w:pPr>
+      <w:r>
+        <w:rPr>
+          <w:rFonts w:ascii="Consolas" w:hAnsi="Consolas" w:cs="Consolas"/>
+          <w:sz w:val="17"/>
+          <w:szCs w:val="17"/>
+        </w:rPr>
+        <w:t xml:space="preserve">        pos = self.P[:T].unsqueeze(0)</w:t>
+      </w:r>
+    </w:p>
+    <w:p>
+      <w:pPr>
+        <w:rPr>
+          <w:rFonts w:ascii="Consolas" w:hAnsi="Consolas" w:cs="Consolas"/>
+          <w:sz w:val="17"/>
+          <w:szCs w:val="17"/>
+        </w:rPr>
+      </w:pPr>
+      <w:r>
+        <w:rPr>
+          <w:rFonts w:ascii="Consolas" w:hAnsi="Consolas" w:cs="Consolas"/>
+          <w:sz w:val="17"/>
+          <w:szCs w:val="17"/>
+        </w:rPr>
+        <w:t xml:space="preserve">        return self.E(x) + pos</w:t>
+      </w:r>
+    </w:p>
+    <w:p>
+      <w:pPr>
+        <w:rPr>
+          <w:rFonts w:ascii="Consolas" w:hAnsi="Consolas" w:cs="Consolas"/>
+          <w:sz w:val="17"/>
+          <w:szCs w:val="17"/>
+        </w:rPr>
+      </w:pPr>
+    </w:p>
+    <w:p>
+      <w:pPr>
+        <w:rPr>
+          <w:rFonts w:ascii="Consolas" w:hAnsi="Consolas" w:cs="Consolas"/>
+          <w:sz w:val="17"/>
+          <w:szCs w:val="17"/>
+        </w:rPr>
+      </w:pPr>
+      <w:r>
+        <w:rPr>
+          <w:rFonts w:ascii="Consolas" w:hAnsi="Consolas" w:cs="Consolas"/>
+          <w:sz w:val="17"/>
+          <w:szCs w:val="17"/>
+        </w:rPr>
+        <w:t xml:space="preserve">    def integrate(</w:t>
+      </w:r>
+    </w:p>
+    <w:p>
+      <w:pPr>
+        <w:rPr>
+          <w:rFonts w:ascii="Consolas" w:hAnsi="Consolas" w:cs="Consolas"/>
+          <w:sz w:val="17"/>
+          <w:szCs w:val="17"/>
+        </w:rPr>
+      </w:pPr>
+      <w:r>
+        <w:rPr>
+          <w:rFonts w:ascii="Consolas" w:hAnsi="Consolas" w:cs="Consolas"/>
+          <w:sz w:val="17"/>
+          <w:szCs w:val="17"/>
+        </w:rPr>
+        <w:t xml:space="preserve">        self,</w:t>
+      </w:r>
+    </w:p>
+    <w:p>
+      <w:pPr>
+        <w:rPr>
+          <w:rFonts w:ascii="Consolas" w:hAnsi="Consolas" w:cs="Consolas"/>
+          <w:sz w:val="17"/>
+          <w:szCs w:val="17"/>
+        </w:rPr>
+      </w:pPr>
+      <w:r>
+        <w:rPr>
+          <w:rFonts w:ascii="Consolas" w:hAnsi="Consolas" w:cs="Consolas"/>
+          <w:sz w:val="17"/>
+          <w:szCs w:val="17"/>
+        </w:rPr>
+        <w:t xml:space="preserve">        x: torch.Tensor,</w:t>
+      </w:r>
+    </w:p>
+    <w:p>
+      <w:pPr>
+        <w:rPr>
+          <w:rFonts w:ascii="Consolas" w:hAnsi="Consolas" w:cs="Consolas"/>
+          <w:sz w:val="17"/>
+          <w:szCs w:val="17"/>
+        </w:rPr>
+      </w:pPr>
+      <w:r>
+        <w:rPr>
+          <w:rFonts w:ascii="Consolas" w:hAnsi="Consolas" w:cs="Consolas"/>
+          <w:sz w:val="17"/>
+          <w:szCs w:val="17"/>
+        </w:rPr>
+        <w:t xml:space="preserve">        emb: torch.Tensor,</w:t>
+      </w:r>
+    </w:p>
+    <w:p>
+      <w:pPr>
+        <w:rPr>
+          <w:rFonts w:ascii="Consolas" w:hAnsi="Consolas" w:cs="Consolas"/>
+          <w:sz w:val="17"/>
+          <w:szCs w:val="17"/>
+        </w:rPr>
+      </w:pPr>
+      <w:r>
+        <w:rPr>
+          <w:rFonts w:ascii="Consolas" w:hAnsi="Consolas" w:cs="Consolas"/>
+          <w:sz w:val="17"/>
+          <w:szCs w:val="17"/>
+        </w:rPr>
+        <w:t xml:space="preserve">        return_trajectory: bool = False,</w:t>
+      </w:r>
+    </w:p>
+    <w:p>
+      <w:pPr>
+        <w:rPr>
+          <w:rFonts w:ascii="Consolas" w:hAnsi="Consolas" w:cs="Consolas"/>
+          <w:sz w:val="17"/>
+          <w:szCs w:val="17"/>
+        </w:rPr>
+      </w:pPr>
+      <w:r>
+        <w:rPr>
+          <w:rFonts w:ascii="Consolas" w:hAnsi="Consolas" w:cs="Consolas"/>
+          <w:sz w:val="17"/>
+          <w:szCs w:val="17"/>
+        </w:rPr>
+        <w:t xml:space="preserve">        return_xi_trajectory: bool = False,</w:t>
+      </w:r>
+    </w:p>
+    <w:p>
+      <w:pPr>
+        <w:rPr>
+          <w:rFonts w:ascii="Consolas" w:hAnsi="Consolas" w:cs="Consolas"/>
+          <w:sz w:val="17"/>
+          <w:szCs w:val="17"/>
+        </w:rPr>
+      </w:pPr>
+      <w:r>
+        <w:rPr>
+          <w:rFonts w:ascii="Consolas" w:hAnsi="Consolas" w:cs="Consolas"/>
+          <w:sz w:val="17"/>
+          <w:szCs w:val="17"/>
+        </w:rPr>
+        <w:t xml:space="preserve">    ) -&gt; Tuple[torch.Tensor, Optional[List[torch.Tensor]], Optional[List[torch.Tensor]]]:</w:t>
+      </w:r>
+    </w:p>
+    <w:p>
+      <w:pPr>
+        <w:rPr>
+          <w:rFonts w:ascii="Consolas" w:hAnsi="Consolas" w:cs="Consolas"/>
+          <w:sz w:val="17"/>
+          <w:szCs w:val="17"/>
+        </w:rPr>
+      </w:pPr>
+      <w:r>
+        <w:rPr>
+          <w:rFonts w:ascii="Consolas" w:hAnsi="Consolas" w:cs="Consolas"/>
+          <w:sz w:val="17"/>
+          <w:szCs w:val="17"/>
+        </w:rPr>
+        <w:t xml:space="preserve">        """SARF-faithful damped EL with per-token mass.</w:t>
+      </w:r>
+    </w:p>
+    <w:p>
+      <w:pPr>
+        <w:rPr>
+          <w:rFonts w:ascii="Consolas" w:hAnsi="Consolas" w:cs="Consolas"/>
+          <w:sz w:val="17"/>
+          <w:szCs w:val="17"/>
+        </w:rPr>
+      </w:pPr>
+    </w:p>
+    <w:p>
+      <w:pPr>
+        <w:rPr>
+          <w:rFonts w:ascii="Consolas" w:hAnsi="Consolas" w:cs="Consolas"/>
+          <w:sz w:val="17"/>
+          <w:szCs w:val="17"/>
+        </w:rPr>
+      </w:pPr>
+      <w:r>
+        <w:rPr>
+          <w:rFonts w:ascii="Consolas" w:hAnsi="Consolas" w:cs="Consolas"/>
+          <w:sz w:val="17"/>
+          <w:szCs w:val="17"/>
+        </w:rPr>
+        <w:t xml:space="preserve">        x:    (B, T)</w:t>
+      </w:r>
+    </w:p>
+    <w:p>
+      <w:pPr>
+        <w:rPr>
+          <w:rFonts w:ascii="Consolas" w:hAnsi="Consolas" w:cs="Consolas"/>
+          <w:sz w:val="17"/>
+          <w:szCs w:val="17"/>
+        </w:rPr>
+      </w:pPr>
+      <w:r>
+        <w:rPr>
+          <w:rFonts w:ascii="Consolas" w:hAnsi="Consolas" w:cs="Consolas"/>
+          <w:sz w:val="17"/>
+          <w:szCs w:val="17"/>
+        </w:rPr>
+        <w:t xml:space="preserve">        emb:  (B, T, d)   first-layer hidden state (with position embed)</w:t>
+      </w:r>
+    </w:p>
+    <w:p>
+      <w:pPr>
+        <w:rPr>
+          <w:rFonts w:ascii="Consolas" w:hAnsi="Consolas" w:cs="Consolas"/>
+          <w:sz w:val="17"/>
+          <w:szCs w:val="17"/>
+        </w:rPr>
+      </w:pPr>
+      <w:r>
+        <w:rPr>
+          <w:rFonts w:ascii="Consolas" w:hAnsi="Consolas" w:cs="Consolas"/>
+          <w:sz w:val="17"/>
+          <w:szCs w:val="17"/>
+        </w:rPr>
+        <w:t xml:space="preserve">        """</w:t>
+      </w:r>
+    </w:p>
+    <w:p>
+      <w:pPr>
+        <w:rPr>
+          <w:rFonts w:ascii="Consolas" w:hAnsi="Consolas" w:cs="Consolas"/>
+          <w:sz w:val="17"/>
+          <w:szCs w:val="17"/>
+        </w:rPr>
+      </w:pPr>
+      <w:r>
+        <w:rPr>
+          <w:rFonts w:ascii="Consolas" w:hAnsi="Consolas" w:cs="Consolas"/>
+          <w:sz w:val="17"/>
+          <w:szCs w:val="17"/>
+        </w:rPr>
+        <w:t xml:space="preserve">        cfg = self.cfg</w:t>
+      </w:r>
+    </w:p>
+    <w:p>
+      <w:pPr>
+        <w:rPr>
+          <w:rFonts w:ascii="Consolas" w:hAnsi="Consolas" w:cs="Consolas"/>
+          <w:sz w:val="17"/>
+          <w:szCs w:val="17"/>
+        </w:rPr>
+      </w:pPr>
+      <w:r>
+        <w:rPr>
+          <w:rFonts w:ascii="Consolas" w:hAnsi="Consolas" w:cs="Consolas"/>
+          <w:sz w:val="17"/>
+          <w:szCs w:val="17"/>
+        </w:rPr>
+        <w:t xml:space="preserve">        h = emb</w:t>
+      </w:r>
+    </w:p>
+    <w:p>
+      <w:pPr>
+        <w:rPr>
+          <w:rFonts w:ascii="Consolas" w:hAnsi="Consolas" w:cs="Consolas"/>
+          <w:sz w:val="17"/>
+          <w:szCs w:val="17"/>
+        </w:rPr>
+      </w:pPr>
+      <w:r>
+        <w:rPr>
+          <w:rFonts w:ascii="Consolas" w:hAnsi="Consolas" w:cs="Consolas"/>
+          <w:sz w:val="17"/>
+          <w:szCs w:val="17"/>
+        </w:rPr>
+        <w:t xml:space="preserve">        v = torch.zeros_like(h)</w:t>
+      </w:r>
+    </w:p>
+    <w:p>
+      <w:pPr>
+        <w:rPr>
+          <w:rFonts w:ascii="Consolas" w:hAnsi="Consolas" w:cs="Consolas"/>
+          <w:sz w:val="17"/>
+          <w:szCs w:val="17"/>
+        </w:rPr>
+      </w:pPr>
+      <w:r>
+        <w:rPr>
+          <w:rFonts w:ascii="Consolas" w:hAnsi="Consolas" w:cs="Consolas"/>
+          <w:sz w:val="17"/>
+          <w:szCs w:val="17"/>
+        </w:rPr>
+        <w:t xml:space="preserve">        gamma, dt = self.gamma, cfg.dt</w:t>
+      </w:r>
+    </w:p>
+    <w:p>
+      <w:pPr>
+        <w:rPr>
+          <w:rFonts w:ascii="Consolas" w:hAnsi="Consolas" w:cs="Consolas"/>
+          <w:sz w:val="17"/>
+          <w:szCs w:val="17"/>
+        </w:rPr>
+      </w:pPr>
+    </w:p>
+    <w:p>
+      <w:pPr>
+        <w:rPr>
+          <w:rFonts w:ascii="Consolas" w:hAnsi="Consolas" w:cs="Consolas"/>
+          <w:sz w:val="17"/>
+          <w:szCs w:val="17"/>
+        </w:rPr>
+      </w:pPr>
+      <w:r>
+        <w:rPr>
+          <w:rFonts w:ascii="Consolas" w:hAnsi="Consolas" w:cs="Consolas"/>
+          <w:sz w:val="17"/>
+          <w:szCs w:val="17"/>
+        </w:rPr>
+        <w:lastRenderedPageBreak/>
+        <w:t xml:space="preserve">        m = self.compute_mass(x, emb)</w:t>
+      </w:r>
+    </w:p>
+    <w:p>
+      <w:pPr>
+        <w:rPr>
+          <w:rFonts w:ascii="Consolas" w:hAnsi="Consolas" w:cs="Consolas"/>
+          <w:sz w:val="17"/>
+          <w:szCs w:val="17"/>
+        </w:rPr>
+      </w:pPr>
+      <w:r>
+        <w:rPr>
+          <w:rFonts w:ascii="Consolas" w:hAnsi="Consolas" w:cs="Consolas"/>
+          <w:sz w:val="17"/>
+          <w:szCs w:val="17"/>
+        </w:rPr>
+        <w:t xml:space="preserve">        if m.dim() == 0:</w:t>
+      </w:r>
+    </w:p>
+    <w:p>
+      <w:pPr>
+        <w:rPr>
+          <w:rFonts w:ascii="Consolas" w:hAnsi="Consolas" w:cs="Consolas"/>
+          <w:sz w:val="17"/>
+          <w:szCs w:val="17"/>
+        </w:rPr>
+      </w:pPr>
+      <w:r>
+        <w:rPr>
+          <w:rFonts w:ascii="Consolas" w:hAnsi="Consolas" w:cs="Consolas"/>
+          <w:sz w:val="17"/>
+          <w:szCs w:val="17"/>
+        </w:rPr>
+        <w:t xml:space="preserve">            m_b = m</w:t>
+      </w:r>
+    </w:p>
+    <w:p>
+      <w:pPr>
+        <w:rPr>
+          <w:rFonts w:ascii="Consolas" w:hAnsi="Consolas" w:cs="Consolas"/>
+          <w:sz w:val="17"/>
+          <w:szCs w:val="17"/>
+        </w:rPr>
+      </w:pPr>
+      <w:r>
+        <w:rPr>
+          <w:rFonts w:ascii="Consolas" w:hAnsi="Consolas" w:cs="Consolas"/>
+          <w:sz w:val="17"/>
+          <w:szCs w:val="17"/>
+        </w:rPr>
+        <w:t xml:space="preserve">        else:</w:t>
+      </w:r>
+    </w:p>
+    <w:p>
+      <w:pPr>
+        <w:rPr>
+          <w:rFonts w:ascii="Consolas" w:hAnsi="Consolas" w:cs="Consolas"/>
+          <w:sz w:val="17"/>
+          <w:szCs w:val="17"/>
+        </w:rPr>
+      </w:pPr>
+      <w:r>
+        <w:rPr>
+          <w:rFonts w:ascii="Consolas" w:hAnsi="Consolas" w:cs="Consolas"/>
+          <w:sz w:val="17"/>
+          <w:szCs w:val="17"/>
+        </w:rPr>
+        <w:t xml:space="preserve">            m_b = m</w:t>
+      </w:r>
+    </w:p>
+    <w:p>
+      <w:pPr>
+        <w:rPr>
+          <w:rFonts w:ascii="Consolas" w:hAnsi="Consolas" w:cs="Consolas"/>
+          <w:sz w:val="17"/>
+          <w:szCs w:val="17"/>
+        </w:rPr>
+      </w:pPr>
+    </w:p>
+    <w:p>
+      <w:pPr>
+        <w:rPr>
+          <w:rFonts w:ascii="Consolas" w:hAnsi="Consolas" w:cs="Consolas"/>
+          <w:sz w:val="17"/>
+          <w:szCs w:val="17"/>
+        </w:rPr>
+      </w:pPr>
+      <w:r>
+        <w:rPr>
+          <w:rFonts w:ascii="Consolas" w:hAnsi="Consolas" w:cs="Consolas"/>
+          <w:sz w:val="17"/>
+          <w:szCs w:val="17"/>
+        </w:rPr>
+        <w:t xml:space="preserve">        traj_h: Optional[List[torch.Tensor]] = None</w:t>
+      </w:r>
+    </w:p>
+    <w:p>
+      <w:pPr>
+        <w:rPr>
+          <w:rFonts w:ascii="Consolas" w:hAnsi="Consolas" w:cs="Consolas"/>
+          <w:sz w:val="17"/>
+          <w:szCs w:val="17"/>
+        </w:rPr>
+      </w:pPr>
+      <w:r>
+        <w:rPr>
+          <w:rFonts w:ascii="Consolas" w:hAnsi="Consolas" w:cs="Consolas"/>
+          <w:sz w:val="17"/>
+          <w:szCs w:val="17"/>
+        </w:rPr>
+        <w:t xml:space="preserve">        traj_xi: Optional[List[torch.Tensor]] = None</w:t>
+      </w:r>
+    </w:p>
+    <w:p>
+      <w:pPr>
+        <w:rPr>
+          <w:rFonts w:ascii="Consolas" w:hAnsi="Consolas" w:cs="Consolas"/>
+          <w:sz w:val="17"/>
+          <w:szCs w:val="17"/>
+        </w:rPr>
+      </w:pPr>
+      <w:r>
+        <w:rPr>
+          <w:rFonts w:ascii="Consolas" w:hAnsi="Consolas" w:cs="Consolas"/>
+          <w:sz w:val="17"/>
+          <w:szCs w:val="17"/>
+        </w:rPr>
+        <w:t xml:space="preserve">        if return_trajectory:</w:t>
+      </w:r>
+    </w:p>
+    <w:p>
+      <w:pPr>
+        <w:rPr>
+          <w:rFonts w:ascii="Consolas" w:hAnsi="Consolas" w:cs="Consolas"/>
+          <w:sz w:val="17"/>
+          <w:szCs w:val="17"/>
+        </w:rPr>
+      </w:pPr>
+      <w:r>
+        <w:rPr>
+          <w:rFonts w:ascii="Consolas" w:hAnsi="Consolas" w:cs="Consolas"/>
+          <w:sz w:val="17"/>
+          <w:szCs w:val="17"/>
+        </w:rPr>
+        <w:t xml:space="preserve">            traj_h = [h.detach().cpu()]</w:t>
+      </w:r>
+    </w:p>
+    <w:p>
+      <w:pPr>
+        <w:rPr>
+          <w:rFonts w:ascii="Consolas" w:hAnsi="Consolas" w:cs="Consolas"/>
+          <w:sz w:val="17"/>
+          <w:szCs w:val="17"/>
+        </w:rPr>
+      </w:pPr>
+      <w:r>
+        <w:rPr>
+          <w:rFonts w:ascii="Consolas" w:hAnsi="Consolas" w:cs="Consolas"/>
+          <w:sz w:val="17"/>
+          <w:szCs w:val="17"/>
+        </w:rPr>
+        <w:t xml:space="preserve">        if return_xi_trajectory:</w:t>
+      </w:r>
+    </w:p>
+    <w:p>
+      <w:pPr>
+        <w:rPr>
+          <w:rFonts w:ascii="Consolas" w:hAnsi="Consolas" w:cs="Consolas"/>
+          <w:sz w:val="17"/>
+          <w:szCs w:val="17"/>
+        </w:rPr>
+      </w:pPr>
+      <w:r>
+        <w:rPr>
+          <w:rFonts w:ascii="Consolas" w:hAnsi="Consolas" w:cs="Consolas"/>
+          <w:sz w:val="17"/>
+          <w:szCs w:val="17"/>
+        </w:rPr>
+        <w:t xml:space="preserve">            traj_xi = []</w:t>
+      </w:r>
+    </w:p>
+    <w:p>
+      <w:pPr>
+        <w:rPr>
+          <w:rFonts w:ascii="Consolas" w:hAnsi="Consolas" w:cs="Consolas"/>
+          <w:sz w:val="17"/>
+          <w:szCs w:val="17"/>
+        </w:rPr>
+      </w:pPr>
+    </w:p>
+    <w:p>
+      <w:pPr>
+        <w:rPr>
+          <w:rFonts w:ascii="Consolas" w:hAnsi="Consolas" w:cs="Consolas"/>
+          <w:sz w:val="17"/>
+          <w:szCs w:val="17"/>
+        </w:rPr>
+      </w:pPr>
+      <w:r>
+        <w:rPr>
+          <w:rFonts w:ascii="Consolas" w:hAnsi="Consolas" w:cs="Consolas"/>
+          <w:sz w:val="17"/>
+          <w:szCs w:val="17"/>
+        </w:rPr>
+        <w:t xml:space="preserve">        for _ in range(cfg.L):</w:t>
+      </w:r>
+    </w:p>
+    <w:p>
+      <w:pPr>
+        <w:rPr>
+          <w:rFonts w:ascii="Consolas" w:hAnsi="Consolas" w:cs="Consolas"/>
+          <w:sz w:val="17"/>
+          <w:szCs w:val="17"/>
+        </w:rPr>
+      </w:pPr>
+      <w:r>
+        <w:rPr>
+          <w:rFonts w:ascii="Consolas" w:hAnsi="Consolas" w:cs="Consolas"/>
+          <w:sz w:val="17"/>
+          <w:szCs w:val="17"/>
+        </w:rPr>
+        <w:t xml:space="preserve">            xi_input = h.detach() if cfg.causal_force else h</w:t>
+      </w:r>
+    </w:p>
+    <w:p>
+      <w:pPr>
+        <w:rPr>
+          <w:rFonts w:ascii="Consolas" w:hAnsi="Consolas" w:cs="Consolas"/>
+          <w:sz w:val="17"/>
+          <w:szCs w:val="17"/>
+        </w:rPr>
+      </w:pPr>
+      <w:r>
+        <w:rPr>
+          <w:rFonts w:ascii="Consolas" w:hAnsi="Consolas" w:cs="Consolas"/>
+          <w:sz w:val="17"/>
+          <w:szCs w:val="17"/>
+        </w:rPr>
+        <w:t xml:space="preserve">            xi_now = causal_cumulative_mean(xi_input)</w:t>
+      </w:r>
+    </w:p>
+    <w:p>
+      <w:pPr>
+        <w:rPr>
+          <w:rFonts w:ascii="Consolas" w:hAnsi="Consolas" w:cs="Consolas"/>
+          <w:sz w:val="17"/>
+          <w:szCs w:val="17"/>
+        </w:rPr>
+      </w:pPr>
+      <w:r>
+        <w:rPr>
+          <w:rFonts w:ascii="Consolas" w:hAnsi="Consolas" w:cs="Consolas"/>
+          <w:sz w:val="17"/>
+          <w:szCs w:val="17"/>
+        </w:rPr>
+        <w:t xml:space="preserve">            if return_xi_trajectory:</w:t>
+      </w:r>
+    </w:p>
+    <w:p>
+      <w:pPr>
+        <w:rPr>
+          <w:rFonts w:ascii="Consolas" w:hAnsi="Consolas" w:cs="Consolas"/>
+          <w:sz w:val="17"/>
+          <w:szCs w:val="17"/>
+        </w:rPr>
+      </w:pPr>
+      <w:r>
+        <w:rPr>
+          <w:rFonts w:ascii="Consolas" w:hAnsi="Consolas" w:cs="Consolas"/>
+          <w:sz w:val="17"/>
+          <w:szCs w:val="17"/>
+        </w:rPr>
+        <w:t xml:space="preserve">                assert traj_xi is not None</w:t>
+      </w:r>
+    </w:p>
+    <w:p>
+      <w:pPr>
+        <w:rPr>
+          <w:rFonts w:ascii="Consolas" w:hAnsi="Consolas" w:cs="Consolas"/>
+          <w:sz w:val="17"/>
+          <w:szCs w:val="17"/>
+        </w:rPr>
+      </w:pPr>
+      <w:r>
+        <w:rPr>
+          <w:rFonts w:ascii="Consolas" w:hAnsi="Consolas" w:cs="Consolas"/>
+          <w:sz w:val="17"/>
+          <w:szCs w:val="17"/>
+        </w:rPr>
+        <w:t xml:space="preserve">                traj_xi.append(xi_now.detach().cpu())</w:t>
+      </w:r>
+    </w:p>
+    <w:p>
+      <w:pPr>
+        <w:rPr>
+          <w:rFonts w:ascii="Consolas" w:hAnsi="Consolas" w:cs="Consolas"/>
+          <w:sz w:val="17"/>
+          <w:szCs w:val="17"/>
+        </w:rPr>
+      </w:pPr>
+    </w:p>
+    <w:p>
+      <w:pPr>
+        <w:rPr>
+          <w:rFonts w:ascii="Consolas" w:hAnsi="Consolas" w:cs="Consolas"/>
+          <w:sz w:val="17"/>
+          <w:szCs w:val="17"/>
+        </w:rPr>
+      </w:pPr>
+      <w:r>
+        <w:rPr>
+          <w:rFonts w:ascii="Consolas" w:hAnsi="Consolas" w:cs="Consolas"/>
+          <w:sz w:val="17"/>
+          <w:szCs w:val="17"/>
+        </w:rPr>
+        <w:t xml:space="preserve">            h_in = h</w:t>
+      </w:r>
+    </w:p>
+    <w:p>
+      <w:pPr>
+        <w:rPr>
+          <w:rFonts w:ascii="Consolas" w:hAnsi="Consolas" w:cs="Consolas"/>
+          <w:sz w:val="17"/>
+          <w:szCs w:val="17"/>
+        </w:rPr>
+      </w:pPr>
+      <w:r>
+        <w:rPr>
+          <w:rFonts w:ascii="Consolas" w:hAnsi="Consolas" w:cs="Consolas"/>
+          <w:sz w:val="17"/>
+          <w:szCs w:val="17"/>
+        </w:rPr>
+        <w:t xml:space="preserve">            if not h_in.requires_grad:</w:t>
+      </w:r>
+    </w:p>
+    <w:p>
+      <w:pPr>
+        <w:rPr>
+          <w:rFonts w:ascii="Consolas" w:hAnsi="Consolas" w:cs="Consolas"/>
+          <w:sz w:val="17"/>
+          <w:szCs w:val="17"/>
+        </w:rPr>
+      </w:pPr>
+      <w:r>
+        <w:rPr>
+          <w:rFonts w:ascii="Consolas" w:hAnsi="Consolas" w:cs="Consolas"/>
+          <w:sz w:val="17"/>
+          <w:szCs w:val="17"/>
+        </w:rPr>
+        <w:t xml:space="preserve">                h_in = h_in.requires_grad_(True)</w:t>
+      </w:r>
+    </w:p>
+    <w:p>
+      <w:pPr>
+        <w:rPr>
+          <w:rFonts w:ascii="Consolas" w:hAnsi="Consolas" w:cs="Consolas"/>
+          <w:sz w:val="17"/>
+          <w:szCs w:val="17"/>
+        </w:rPr>
+      </w:pPr>
+      <w:r>
+        <w:rPr>
+          <w:rFonts w:ascii="Consolas" w:hAnsi="Consolas" w:cs="Consolas"/>
+          <w:sz w:val="17"/>
+          <w:szCs w:val="17"/>
+        </w:rPr>
+        <w:t xml:space="preserve">            V = self.V_theta(xi_now, h_in).sum()</w:t>
+      </w:r>
+    </w:p>
+    <w:p>
+      <w:pPr>
+        <w:rPr>
+          <w:rFonts w:ascii="Consolas" w:hAnsi="Consolas" w:cs="Consolas"/>
+          <w:sz w:val="17"/>
+          <w:szCs w:val="17"/>
+        </w:rPr>
+      </w:pPr>
+      <w:r>
+        <w:rPr>
+          <w:rFonts w:ascii="Consolas" w:hAnsi="Consolas" w:cs="Consolas"/>
+          <w:sz w:val="17"/>
+          <w:szCs w:val="17"/>
+        </w:rPr>
+        <w:t xml:space="preserve">            grad_V, = torch.autograd.grad(</w:t>
+      </w:r>
+    </w:p>
+    <w:p>
+      <w:pPr>
+        <w:rPr>
+          <w:rFonts w:ascii="Consolas" w:hAnsi="Consolas" w:cs="Consolas"/>
+          <w:sz w:val="17"/>
+          <w:szCs w:val="17"/>
+        </w:rPr>
+      </w:pPr>
+      <w:r>
+        <w:rPr>
+          <w:rFonts w:ascii="Consolas" w:hAnsi="Consolas" w:cs="Consolas"/>
+          <w:sz w:val="17"/>
+          <w:szCs w:val="17"/>
+        </w:rPr>
+        <w:t xml:space="preserve">                V, h_in, create_graph=self.training, retain_graph=True,</w:t>
+      </w:r>
+    </w:p>
+    <w:p>
+      <w:pPr>
+        <w:rPr>
+          <w:rFonts w:ascii="Consolas" w:hAnsi="Consolas" w:cs="Consolas"/>
+          <w:sz w:val="17"/>
+          <w:szCs w:val="17"/>
+        </w:rPr>
+      </w:pPr>
+      <w:r>
+        <w:rPr>
+          <w:rFonts w:ascii="Consolas" w:hAnsi="Consolas" w:cs="Consolas"/>
+          <w:sz w:val="17"/>
+          <w:szCs w:val="17"/>
+        </w:rPr>
+        <w:t xml:space="preserve">            )</w:t>
+      </w:r>
+    </w:p>
+    <w:p>
+      <w:pPr>
+        <w:rPr>
+          <w:rFonts w:ascii="Consolas" w:hAnsi="Consolas" w:cs="Consolas"/>
+          <w:sz w:val="17"/>
+          <w:szCs w:val="17"/>
+        </w:rPr>
+      </w:pPr>
+      <w:r>
+        <w:rPr>
+          <w:rFonts w:ascii="Consolas" w:hAnsi="Consolas" w:cs="Consolas"/>
+          <w:sz w:val="17"/>
+          <w:szCs w:val="17"/>
+        </w:rPr>
+        <w:t xml:space="preserve">            f = -grad_V</w:t>
+      </w:r>
+    </w:p>
+    <w:p>
+      <w:pPr>
+        <w:rPr>
+          <w:rFonts w:ascii="Consolas" w:hAnsi="Consolas" w:cs="Consolas"/>
+          <w:sz w:val="17"/>
+          <w:szCs w:val="17"/>
+        </w:rPr>
+      </w:pPr>
+      <w:r>
+        <w:rPr>
+          <w:rFonts w:ascii="Consolas" w:hAnsi="Consolas" w:cs="Consolas"/>
+          <w:sz w:val="17"/>
+          <w:szCs w:val="17"/>
+        </w:rPr>
+        <w:t xml:space="preserve">            v = (v + dt * f / m_b) / (1.0 + dt * gamma)</w:t>
+      </w:r>
+    </w:p>
+    <w:p>
+      <w:pPr>
+        <w:rPr>
+          <w:rFonts w:ascii="Consolas" w:hAnsi="Consolas" w:cs="Consolas"/>
+          <w:sz w:val="17"/>
+          <w:szCs w:val="17"/>
+        </w:rPr>
+      </w:pPr>
+      <w:r>
+        <w:rPr>
+          <w:rFonts w:ascii="Consolas" w:hAnsi="Consolas" w:cs="Consolas"/>
+          <w:sz w:val="17"/>
+          <w:szCs w:val="17"/>
+        </w:rPr>
+        <w:t xml:space="preserve">            h = h_in + dt * v</w:t>
+      </w:r>
+    </w:p>
+    <w:p>
+      <w:pPr>
+        <w:rPr>
+          <w:rFonts w:ascii="Consolas" w:hAnsi="Consolas" w:cs="Consolas"/>
+          <w:sz w:val="17"/>
+          <w:szCs w:val="17"/>
+        </w:rPr>
+      </w:pPr>
+      <w:r>
+        <w:rPr>
+          <w:rFonts w:ascii="Consolas" w:hAnsi="Consolas" w:cs="Consolas"/>
+          <w:sz w:val="17"/>
+          <w:szCs w:val="17"/>
+        </w:rPr>
+        <w:t xml:space="preserve">            if return_trajectory:</w:t>
+      </w:r>
+    </w:p>
+    <w:p>
+      <w:pPr>
+        <w:rPr>
+          <w:rFonts w:ascii="Consolas" w:hAnsi="Consolas" w:cs="Consolas"/>
+          <w:sz w:val="17"/>
+          <w:szCs w:val="17"/>
+        </w:rPr>
+      </w:pPr>
+      <w:r>
+        <w:rPr>
+          <w:rFonts w:ascii="Consolas" w:hAnsi="Consolas" w:cs="Consolas"/>
+          <w:sz w:val="17"/>
+          <w:szCs w:val="17"/>
+        </w:rPr>
+        <w:t xml:space="preserve">                assert traj_h is not None</w:t>
+      </w:r>
+    </w:p>
+    <w:p>
+      <w:pPr>
+        <w:rPr>
+          <w:rFonts w:ascii="Consolas" w:hAnsi="Consolas" w:cs="Consolas"/>
+          <w:sz w:val="17"/>
+          <w:szCs w:val="17"/>
+        </w:rPr>
+      </w:pPr>
+      <w:r>
+        <w:rPr>
+          <w:rFonts w:ascii="Consolas" w:hAnsi="Consolas" w:cs="Consolas"/>
+          <w:sz w:val="17"/>
+          <w:szCs w:val="17"/>
+        </w:rPr>
+        <w:t xml:space="preserve">                traj_h.append(h.detach().cpu())</w:t>
+      </w:r>
+    </w:p>
+    <w:p>
+      <w:pPr>
+        <w:rPr>
+          <w:rFonts w:ascii="Consolas" w:hAnsi="Consolas" w:cs="Consolas"/>
+          <w:sz w:val="17"/>
+          <w:szCs w:val="17"/>
+        </w:rPr>
+      </w:pPr>
+    </w:p>
+    <w:p>
+      <w:pPr>
+        <w:rPr>
+          <w:rFonts w:ascii="Consolas" w:hAnsi="Consolas" w:cs="Consolas"/>
+          <w:sz w:val="17"/>
+          <w:szCs w:val="17"/>
+        </w:rPr>
+      </w:pPr>
+      <w:r>
+        <w:rPr>
+          <w:rFonts w:ascii="Consolas" w:hAnsi="Consolas" w:cs="Consolas"/>
+          <w:sz w:val="17"/>
+          <w:szCs w:val="17"/>
+        </w:rPr>
+        <w:t xml:space="preserve">        return h, traj_h, traj_xi</w:t>
+      </w:r>
+    </w:p>
+    <w:p>
+      <w:pPr>
+        <w:rPr>
+          <w:rFonts w:ascii="Consolas" w:hAnsi="Consolas" w:cs="Consolas"/>
+          <w:sz w:val="17"/>
+          <w:szCs w:val="17"/>
+        </w:rPr>
+      </w:pPr>
+    </w:p>
+    <w:p>
+      <w:pPr>
+        <w:rPr>
+          <w:rFonts w:ascii="Consolas" w:hAnsi="Consolas" w:cs="Consolas"/>
+          <w:sz w:val="17"/>
+          <w:szCs w:val="17"/>
+        </w:rPr>
+      </w:pPr>
+      <w:r>
+        <w:rPr>
+          <w:rFonts w:ascii="Consolas" w:hAnsi="Consolas" w:cs="Consolas"/>
+          <w:sz w:val="17"/>
+          <w:szCs w:val="17"/>
+        </w:rPr>
+        <w:t xml:space="preserve">    def forward(</w:t>
+      </w:r>
+    </w:p>
+    <w:p>
+      <w:pPr>
+        <w:rPr>
+          <w:rFonts w:ascii="Consolas" w:hAnsi="Consolas" w:cs="Consolas"/>
+          <w:sz w:val="17"/>
+          <w:szCs w:val="17"/>
+        </w:rPr>
+      </w:pPr>
+      <w:r>
+        <w:rPr>
+          <w:rFonts w:ascii="Consolas" w:hAnsi="Consolas" w:cs="Consolas"/>
+          <w:sz w:val="17"/>
+          <w:szCs w:val="17"/>
+        </w:rPr>
+        <w:t xml:space="preserve">        self,</w:t>
+      </w:r>
+    </w:p>
+    <w:p>
+      <w:pPr>
+        <w:rPr>
+          <w:rFonts w:ascii="Consolas" w:hAnsi="Consolas" w:cs="Consolas"/>
+          <w:sz w:val="17"/>
+          <w:szCs w:val="17"/>
+        </w:rPr>
+      </w:pPr>
+      <w:r>
+        <w:rPr>
+          <w:rFonts w:ascii="Consolas" w:hAnsi="Consolas" w:cs="Consolas"/>
+          <w:sz w:val="17"/>
+          <w:szCs w:val="17"/>
+        </w:rPr>
+        <w:t xml:space="preserve">        x: torch.Tensor,</w:t>
+      </w:r>
+    </w:p>
+    <w:p>
+      <w:pPr>
+        <w:rPr>
+          <w:rFonts w:ascii="Consolas" w:hAnsi="Consolas" w:cs="Consolas"/>
+          <w:sz w:val="17"/>
+          <w:szCs w:val="17"/>
+        </w:rPr>
+      </w:pPr>
+      <w:r>
+        <w:rPr>
+          <w:rFonts w:ascii="Consolas" w:hAnsi="Consolas" w:cs="Consolas"/>
+          <w:sz w:val="17"/>
+          <w:szCs w:val="17"/>
+        </w:rPr>
+        <w:t xml:space="preserve">        targets: Optional[torch.Tensor] = None,</w:t>
+      </w:r>
+    </w:p>
+    <w:p>
+      <w:pPr>
+        <w:rPr>
+          <w:rFonts w:ascii="Consolas" w:hAnsi="Consolas" w:cs="Consolas"/>
+          <w:sz w:val="17"/>
+          <w:szCs w:val="17"/>
+        </w:rPr>
+      </w:pPr>
+      <w:r>
+        <w:rPr>
+          <w:rFonts w:ascii="Consolas" w:hAnsi="Consolas" w:cs="Consolas"/>
+          <w:sz w:val="17"/>
+          <w:szCs w:val="17"/>
+        </w:rPr>
+        <w:t xml:space="preserve">        return_trajectory: bool = False,</w:t>
+      </w:r>
+    </w:p>
+    <w:p>
+      <w:pPr>
+        <w:rPr>
+          <w:rFonts w:ascii="Consolas" w:hAnsi="Consolas" w:cs="Consolas"/>
+          <w:sz w:val="17"/>
+          <w:szCs w:val="17"/>
+        </w:rPr>
+      </w:pPr>
+      <w:r>
+        <w:rPr>
+          <w:rFonts w:ascii="Consolas" w:hAnsi="Consolas" w:cs="Consolas"/>
+          <w:sz w:val="17"/>
+          <w:szCs w:val="17"/>
+        </w:rPr>
+        <w:t xml:space="preserve">        return_xi_trajectory: bool = False,</w:t>
+      </w:r>
+    </w:p>
+    <w:p>
+      <w:pPr>
+        <w:rPr>
+          <w:rFonts w:ascii="Consolas" w:hAnsi="Consolas" w:cs="Consolas"/>
+          <w:sz w:val="17"/>
+          <w:szCs w:val="17"/>
+        </w:rPr>
+      </w:pPr>
+      <w:r>
+        <w:rPr>
+          <w:rFonts w:ascii="Consolas" w:hAnsi="Consolas" w:cs="Consolas"/>
+          <w:sz w:val="17"/>
+          <w:szCs w:val="17"/>
+        </w:rPr>
+        <w:t xml:space="preserve">    ):</w:t>
+      </w:r>
+    </w:p>
+    <w:p>
+      <w:pPr>
+        <w:rPr>
+          <w:rFonts w:ascii="Consolas" w:hAnsi="Consolas" w:cs="Consolas"/>
+          <w:sz w:val="17"/>
+          <w:szCs w:val="17"/>
+        </w:rPr>
+      </w:pPr>
+      <w:r>
+        <w:rPr>
+          <w:rFonts w:ascii="Consolas" w:hAnsi="Consolas" w:cs="Consolas"/>
+          <w:sz w:val="17"/>
+          <w:szCs w:val="17"/>
+        </w:rPr>
+        <w:t xml:space="preserve">        emb = self._embed(x)</w:t>
+      </w:r>
+    </w:p>
+    <w:p>
+      <w:pPr>
+        <w:rPr>
+          <w:rFonts w:ascii="Consolas" w:hAnsi="Consolas" w:cs="Consolas"/>
+          <w:sz w:val="17"/>
+          <w:szCs w:val="17"/>
+        </w:rPr>
+      </w:pPr>
+      <w:r>
+        <w:rPr>
+          <w:rFonts w:ascii="Consolas" w:hAnsi="Consolas" w:cs="Consolas"/>
+          <w:sz w:val="17"/>
+          <w:szCs w:val="17"/>
+        </w:rPr>
+        <w:t xml:space="preserve">        h_L, traj_h, traj_xi = self.integrate(</w:t>
+      </w:r>
+    </w:p>
+    <w:p>
+      <w:pPr>
+        <w:rPr>
+          <w:rFonts w:ascii="Consolas" w:hAnsi="Consolas" w:cs="Consolas"/>
+          <w:sz w:val="17"/>
+          <w:szCs w:val="17"/>
+        </w:rPr>
+      </w:pPr>
+      <w:r>
+        <w:rPr>
+          <w:rFonts w:ascii="Consolas" w:hAnsi="Consolas" w:cs="Consolas"/>
+          <w:sz w:val="17"/>
+          <w:szCs w:val="17"/>
+        </w:rPr>
+        <w:t xml:space="preserve">            x, emb,</w:t>
+      </w:r>
+    </w:p>
+    <w:p>
+      <w:pPr>
+        <w:rPr>
+          <w:rFonts w:ascii="Consolas" w:hAnsi="Consolas" w:cs="Consolas"/>
+          <w:sz w:val="17"/>
+          <w:szCs w:val="17"/>
+        </w:rPr>
+      </w:pPr>
+      <w:r>
+        <w:rPr>
+          <w:rFonts w:ascii="Consolas" w:hAnsi="Consolas" w:cs="Consolas"/>
+          <w:sz w:val="17"/>
+          <w:szCs w:val="17"/>
+        </w:rPr>
+        <w:t xml:space="preserve">            return_trajectory=return_trajectory,</w:t>
+      </w:r>
+    </w:p>
+    <w:p>
+      <w:pPr>
+        <w:rPr>
+          <w:rFonts w:ascii="Consolas" w:hAnsi="Consolas" w:cs="Consolas"/>
+          <w:sz w:val="17"/>
+          <w:szCs w:val="17"/>
+        </w:rPr>
+      </w:pPr>
+      <w:r>
+        <w:rPr>
+          <w:rFonts w:ascii="Consolas" w:hAnsi="Consolas" w:cs="Consolas"/>
+          <w:sz w:val="17"/>
+          <w:szCs w:val="17"/>
+        </w:rPr>
+        <w:t xml:space="preserve">            return_xi_trajectory=return_xi_trajectory,</w:t>
       </w:r>
     </w:p>
     <w:p>
@@ -6966,74 +9910,118 @@
           <w:sz w:val="17"/>
           <w:szCs w:val="17"/>
         </w:rPr>
-        <w:t xml:space="preserve">        if cfg.fixed_gamma is not None:</w:t>
-      </w:r>
-    </w:p>
-    <w:p>
-      <w:pPr>
-        <w:rPr>
-          <w:rFonts w:ascii="Consolas" w:hAnsi="Consolas" w:cs="Consolas"/>
-          <w:sz w:val="17"/>
-          <w:szCs w:val="17"/>
-        </w:rPr>
-      </w:pPr>
-      <w:r>
-        <w:rPr>
-          <w:rFonts w:ascii="Consolas" w:hAnsi="Consolas" w:cs="Consolas"/>
-          <w:sz w:val="17"/>
-          <w:szCs w:val="17"/>
-        </w:rPr>
-        <w:t xml:space="preserve">            self.raw_gamma = nn.Parameter(</w:t>
-      </w:r>
-    </w:p>
-    <w:p>
-      <w:pPr>
-        <w:rPr>
-          <w:rFonts w:ascii="Consolas" w:hAnsi="Consolas" w:cs="Consolas"/>
-          <w:sz w:val="17"/>
-          <w:szCs w:val="17"/>
-        </w:rPr>
-      </w:pPr>
-      <w:r>
-        <w:rPr>
-          <w:rFonts w:ascii="Consolas" w:hAnsi="Consolas" w:cs="Consolas"/>
-          <w:sz w:val="17"/>
-          <w:szCs w:val="17"/>
-        </w:rPr>
-        <w:t xml:space="preserve">                torch.tensor(0.0),</w:t>
-      </w:r>
-    </w:p>
-    <w:p>
-      <w:pPr>
-        <w:rPr>
-          <w:rFonts w:ascii="Consolas" w:hAnsi="Consolas" w:cs="Consolas"/>
-          <w:sz w:val="17"/>
-          <w:szCs w:val="17"/>
-        </w:rPr>
-      </w:pPr>
-      <w:r>
-        <w:rPr>
-          <w:rFonts w:ascii="Consolas" w:hAnsi="Consolas" w:cs="Consolas"/>
-          <w:sz w:val="17"/>
-          <w:szCs w:val="17"/>
-        </w:rPr>
-        <w:t xml:space="preserve">                requires_grad=False,</w:t>
-      </w:r>
-    </w:p>
-    <w:p>
-      <w:pPr>
-        <w:rPr>
-          <w:rFonts w:ascii="Consolas" w:hAnsi="Consolas" w:cs="Consolas"/>
-          <w:sz w:val="17"/>
-          <w:szCs w:val="17"/>
-        </w:rPr>
-      </w:pPr>
-      <w:r>
-        <w:rPr>
-          <w:rFonts w:ascii="Consolas" w:hAnsi="Consolas" w:cs="Consolas"/>
-          <w:sz w:val="17"/>
-          <w:szCs w:val="17"/>
-        </w:rPr>
+        <w:t xml:space="preserve">        logits = h_L @ self.E.weight.T</w:t>
+      </w:r>
+    </w:p>
+    <w:p>
+      <w:pPr>
+        <w:rPr>
+          <w:rFonts w:ascii="Consolas" w:hAnsi="Consolas" w:cs="Consolas"/>
+          <w:sz w:val="17"/>
+          <w:szCs w:val="17"/>
+        </w:rPr>
+      </w:pPr>
+    </w:p>
+    <w:p>
+      <w:pPr>
+        <w:rPr>
+          <w:rFonts w:ascii="Consolas" w:hAnsi="Consolas" w:cs="Consolas"/>
+          <w:sz w:val="17"/>
+          <w:szCs w:val="17"/>
+        </w:rPr>
+      </w:pPr>
+      <w:r>
+        <w:rPr>
+          <w:rFonts w:ascii="Consolas" w:hAnsi="Consolas" w:cs="Consolas"/>
+          <w:sz w:val="17"/>
+          <w:szCs w:val="17"/>
+        </w:rPr>
+        <w:t xml:space="preserve">        loss = None</w:t>
+      </w:r>
+    </w:p>
+    <w:p>
+      <w:pPr>
+        <w:rPr>
+          <w:rFonts w:ascii="Consolas" w:hAnsi="Consolas" w:cs="Consolas"/>
+          <w:sz w:val="17"/>
+          <w:szCs w:val="17"/>
+        </w:rPr>
+      </w:pPr>
+      <w:r>
+        <w:rPr>
+          <w:rFonts w:ascii="Consolas" w:hAnsi="Consolas" w:cs="Consolas"/>
+          <w:sz w:val="17"/>
+          <w:szCs w:val="17"/>
+        </w:rPr>
+        <w:t xml:space="preserve">        if targets is not None:</w:t>
+      </w:r>
+    </w:p>
+    <w:p>
+      <w:pPr>
+        <w:rPr>
+          <w:rFonts w:ascii="Consolas" w:hAnsi="Consolas" w:cs="Consolas"/>
+          <w:sz w:val="17"/>
+          <w:szCs w:val="17"/>
+        </w:rPr>
+      </w:pPr>
+      <w:r>
+        <w:rPr>
+          <w:rFonts w:ascii="Consolas" w:hAnsi="Consolas" w:cs="Consolas"/>
+          <w:sz w:val="17"/>
+          <w:szCs w:val="17"/>
+        </w:rPr>
+        <w:t xml:space="preserve">            loss = F.cross_entropy(</w:t>
+      </w:r>
+    </w:p>
+    <w:p>
+      <w:pPr>
+        <w:rPr>
+          <w:rFonts w:ascii="Consolas" w:hAnsi="Consolas" w:cs="Consolas"/>
+          <w:sz w:val="17"/>
+          <w:szCs w:val="17"/>
+        </w:rPr>
+      </w:pPr>
+      <w:r>
+        <w:rPr>
+          <w:rFonts w:ascii="Consolas" w:hAnsi="Consolas" w:cs="Consolas"/>
+          <w:sz w:val="17"/>
+          <w:szCs w:val="17"/>
+        </w:rPr>
+        <w:t xml:space="preserve">                logits.reshape(-1, self.cfg.vocab_size),</w:t>
+      </w:r>
+    </w:p>
+    <w:p>
+      <w:pPr>
+        <w:rPr>
+          <w:rFonts w:ascii="Consolas" w:hAnsi="Consolas" w:cs="Consolas"/>
+          <w:sz w:val="17"/>
+          <w:szCs w:val="17"/>
+        </w:rPr>
+      </w:pPr>
+      <w:r>
+        <w:rPr>
+          <w:rFonts w:ascii="Consolas" w:hAnsi="Consolas" w:cs="Consolas"/>
+          <w:sz w:val="17"/>
+          <w:szCs w:val="17"/>
+        </w:rPr>
+        <w:t xml:space="preserve">                targets.reshape(-1),</w:t>
+      </w:r>
+    </w:p>
+    <w:p>
+      <w:pPr>
+        <w:rPr>
+          <w:rFonts w:ascii="Consolas" w:hAnsi="Consolas" w:cs="Consolas"/>
+          <w:sz w:val="17"/>
+          <w:szCs w:val="17"/>
+        </w:rPr>
+      </w:pPr>
+      <w:r>
+        <w:rPr>
+          <w:rFonts w:ascii="Consolas" w:hAnsi="Consolas" w:cs="Consolas"/>
+          <w:sz w:val="17"/>
+          <w:szCs w:val="17"/>
+        </w:rPr>
+        <w:lastRenderedPageBreak/>
         <w:t xml:space="preserve">            )</w:t>
       </w:r>
     </w:p>
@@ -7051,1605 +10039,7 @@
           <w:sz w:val="17"/>
           <w:szCs w:val="17"/>
         </w:rPr>
-        <w:t xml:space="preserve">            self._gamma_value: Optional[float] = float(cfg.fixed_gamma)</w:t>
-      </w:r>
-    </w:p>
-    <w:p>
-      <w:pPr>
-        <w:rPr>
-          <w:rFonts w:ascii="Consolas" w:hAnsi="Consolas" w:cs="Consolas"/>
-          <w:sz w:val="17"/>
-          <w:szCs w:val="17"/>
-        </w:rPr>
-      </w:pPr>
-      <w:r>
-        <w:rPr>
-          <w:rFonts w:ascii="Consolas" w:hAnsi="Consolas" w:cs="Consolas"/>
-          <w:sz w:val="17"/>
-          <w:szCs w:val="17"/>
-        </w:rPr>
-        <w:t xml:space="preserve">        else:</w:t>
-      </w:r>
-    </w:p>
-    <w:p>
-      <w:pPr>
-        <w:rPr>
-          <w:rFonts w:ascii="Consolas" w:hAnsi="Consolas" w:cs="Consolas"/>
-          <w:sz w:val="17"/>
-          <w:szCs w:val="17"/>
-        </w:rPr>
-      </w:pPr>
-      <w:r>
-        <w:rPr>
-          <w:rFonts w:ascii="Consolas" w:hAnsi="Consolas" w:cs="Consolas"/>
-          <w:sz w:val="17"/>
-          <w:szCs w:val="17"/>
-        </w:rPr>
-        <w:t xml:space="preserve">            self.raw_gamma = nn.Parameter(</w:t>
-      </w:r>
-    </w:p>
-    <w:p>
-      <w:pPr>
-        <w:rPr>
-          <w:rFonts w:ascii="Consolas" w:hAnsi="Consolas" w:cs="Consolas"/>
-          <w:sz w:val="17"/>
-          <w:szCs w:val="17"/>
-        </w:rPr>
-      </w:pPr>
-      <w:r>
-        <w:rPr>
-          <w:rFonts w:ascii="Consolas" w:hAnsi="Consolas" w:cs="Consolas"/>
-          <w:sz w:val="17"/>
-          <w:szCs w:val="17"/>
-        </w:rPr>
-        <w:t xml:space="preserve">                torch.tensor(_raw_from_positive(cfg.init_gamma)),</w:t>
-      </w:r>
-    </w:p>
-    <w:p>
-      <w:pPr>
-        <w:rPr>
-          <w:rFonts w:ascii="Consolas" w:hAnsi="Consolas" w:cs="Consolas"/>
-          <w:sz w:val="17"/>
-          <w:szCs w:val="17"/>
-        </w:rPr>
-      </w:pPr>
-      <w:r>
-        <w:rPr>
-          <w:rFonts w:ascii="Consolas" w:hAnsi="Consolas" w:cs="Consolas"/>
-          <w:sz w:val="17"/>
-          <w:szCs w:val="17"/>
-        </w:rPr>
-        <w:t xml:space="preserve">                requires_grad=cfg.learn_mgamma,</w:t>
-      </w:r>
-    </w:p>
-    <w:p>
-      <w:pPr>
-        <w:rPr>
-          <w:rFonts w:ascii="Consolas" w:hAnsi="Consolas" w:cs="Consolas"/>
-          <w:sz w:val="17"/>
-          <w:szCs w:val="17"/>
-        </w:rPr>
-      </w:pPr>
-      <w:r>
-        <w:rPr>
-          <w:rFonts w:ascii="Consolas" w:hAnsi="Consolas" w:cs="Consolas"/>
-          <w:sz w:val="17"/>
-          <w:szCs w:val="17"/>
-        </w:rPr>
-        <w:t xml:space="preserve">            )</w:t>
-      </w:r>
-    </w:p>
-    <w:p>
-      <w:pPr>
-        <w:rPr>
-          <w:rFonts w:ascii="Consolas" w:hAnsi="Consolas" w:cs="Consolas"/>
-          <w:sz w:val="17"/>
-          <w:szCs w:val="17"/>
-        </w:rPr>
-      </w:pPr>
-      <w:r>
-        <w:rPr>
-          <w:rFonts w:ascii="Consolas" w:hAnsi="Consolas" w:cs="Consolas"/>
-          <w:sz w:val="17"/>
-          <w:szCs w:val="17"/>
-        </w:rPr>
-        <w:t xml:space="preserve">            self._gamma_value = None</w:t>
-      </w:r>
-    </w:p>
-    <w:p>
-      <w:pPr>
-        <w:rPr>
-          <w:rFonts w:ascii="Consolas" w:hAnsi="Consolas" w:cs="Consolas"/>
-          <w:sz w:val="17"/>
-          <w:szCs w:val="17"/>
-        </w:rPr>
-      </w:pPr>
-    </w:p>
-    <w:p>
-      <w:pPr>
-        <w:rPr>
-          <w:rFonts w:ascii="Consolas" w:hAnsi="Consolas" w:cs="Consolas"/>
-          <w:sz w:val="17"/>
-          <w:szCs w:val="17"/>
-        </w:rPr>
-      </w:pPr>
-      <w:r>
-        <w:rPr>
-          <w:rFonts w:ascii="Consolas" w:hAnsi="Consolas" w:cs="Consolas"/>
-          <w:sz w:val="17"/>
-          <w:szCs w:val="17"/>
-        </w:rPr>
-        <w:t xml:space="preserve">        if cfg.mass_mode == "global":</w:t>
-      </w:r>
-    </w:p>
-    <w:p>
-      <w:pPr>
-        <w:rPr>
-          <w:rFonts w:ascii="Consolas" w:hAnsi="Consolas" w:cs="Consolas"/>
-          <w:sz w:val="17"/>
-          <w:szCs w:val="17"/>
-        </w:rPr>
-      </w:pPr>
-      <w:r>
-        <w:rPr>
-          <w:rFonts w:ascii="Consolas" w:hAnsi="Consolas" w:cs="Consolas"/>
-          <w:sz w:val="17"/>
-          <w:szCs w:val="17"/>
-        </w:rPr>
-        <w:t xml:space="preserve">            pass</w:t>
-      </w:r>
-    </w:p>
-    <w:p>
-      <w:pPr>
-        <w:rPr>
-          <w:rFonts w:ascii="Consolas" w:hAnsi="Consolas" w:cs="Consolas"/>
-          <w:sz w:val="17"/>
-          <w:szCs w:val="17"/>
-        </w:rPr>
-      </w:pPr>
-      <w:r>
-        <w:rPr>
-          <w:rFonts w:ascii="Consolas" w:hAnsi="Consolas" w:cs="Consolas"/>
-          <w:sz w:val="17"/>
-          <w:szCs w:val="17"/>
-        </w:rPr>
-        <w:t xml:space="preserve">        elif cfg.mass_mode == "embed_head":</w:t>
-      </w:r>
-    </w:p>
-    <w:p>
-      <w:pPr>
-        <w:rPr>
-          <w:rFonts w:ascii="Consolas" w:hAnsi="Consolas" w:cs="Consolas"/>
-          <w:sz w:val="17"/>
-          <w:szCs w:val="17"/>
-        </w:rPr>
-      </w:pPr>
-      <w:r>
-        <w:rPr>
-          <w:rFonts w:ascii="Consolas" w:hAnsi="Consolas" w:cs="Consolas"/>
-          <w:sz w:val="17"/>
-          <w:szCs w:val="17"/>
-        </w:rPr>
-        <w:t xml:space="preserve">            self.mass_head = nn.Linear(cfg.d, 1, bias=True)</w:t>
-      </w:r>
-    </w:p>
-    <w:p>
-      <w:pPr>
-        <w:rPr>
-          <w:rFonts w:ascii="Consolas" w:hAnsi="Consolas" w:cs="Consolas"/>
-          <w:sz w:val="17"/>
-          <w:szCs w:val="17"/>
-        </w:rPr>
-      </w:pPr>
-      <w:r>
-        <w:rPr>
-          <w:rFonts w:ascii="Consolas" w:hAnsi="Consolas" w:cs="Consolas"/>
-          <w:sz w:val="17"/>
-          <w:szCs w:val="17"/>
-        </w:rPr>
-        <w:t xml:space="preserve">            nn.init.zeros_(self.mass_head.weight)</w:t>
-      </w:r>
-    </w:p>
-    <w:p>
-      <w:pPr>
-        <w:rPr>
-          <w:rFonts w:ascii="Consolas" w:hAnsi="Consolas" w:cs="Consolas"/>
-          <w:sz w:val="17"/>
-          <w:szCs w:val="17"/>
-        </w:rPr>
-      </w:pPr>
-      <w:r>
-        <w:rPr>
-          <w:rFonts w:ascii="Consolas" w:hAnsi="Consolas" w:cs="Consolas"/>
-          <w:sz w:val="17"/>
-          <w:szCs w:val="17"/>
-        </w:rPr>
-        <w:t xml:space="preserve">            nn.init.zeros_(self.mass_head.bias)</w:t>
-      </w:r>
-    </w:p>
-    <w:p>
-      <w:pPr>
-        <w:rPr>
-          <w:rFonts w:ascii="Consolas" w:hAnsi="Consolas" w:cs="Consolas"/>
-          <w:sz w:val="17"/>
-          <w:szCs w:val="17"/>
-        </w:rPr>
-      </w:pPr>
-      <w:r>
-        <w:rPr>
-          <w:rFonts w:ascii="Consolas" w:hAnsi="Consolas" w:cs="Consolas"/>
-          <w:sz w:val="17"/>
-          <w:szCs w:val="17"/>
-        </w:rPr>
-        <w:t xml:space="preserve">        elif cfg.mass_mode == "logfreq":</w:t>
-      </w:r>
-    </w:p>
-    <w:p>
-      <w:pPr>
-        <w:rPr>
-          <w:rFonts w:ascii="Consolas" w:hAnsi="Consolas" w:cs="Consolas"/>
-          <w:sz w:val="17"/>
-          <w:szCs w:val="17"/>
-        </w:rPr>
-      </w:pPr>
-      <w:r>
-        <w:rPr>
-          <w:rFonts w:ascii="Consolas" w:hAnsi="Consolas" w:cs="Consolas"/>
-          <w:sz w:val="17"/>
-          <w:szCs w:val="17"/>
-        </w:rPr>
-        <w:t xml:space="preserve">            if cfg.logfreq_path is None:</w:t>
-      </w:r>
-    </w:p>
-    <w:p>
-      <w:pPr>
-        <w:rPr>
-          <w:rFonts w:ascii="Consolas" w:hAnsi="Consolas" w:cs="Consolas"/>
-          <w:sz w:val="17"/>
-          <w:szCs w:val="17"/>
-        </w:rPr>
-      </w:pPr>
-      <w:r>
-        <w:rPr>
-          <w:rFonts w:ascii="Consolas" w:hAnsi="Consolas" w:cs="Consolas"/>
-          <w:sz w:val="17"/>
-          <w:szCs w:val="17"/>
-        </w:rPr>
-        <w:t xml:space="preserve">                raise ValueError(</w:t>
-      </w:r>
-    </w:p>
-    <w:p>
-      <w:pPr>
-        <w:rPr>
-          <w:rFonts w:ascii="Consolas" w:hAnsi="Consolas" w:cs="Consolas"/>
-          <w:sz w:val="17"/>
-          <w:szCs w:val="17"/>
-        </w:rPr>
-      </w:pPr>
-      <w:r>
-        <w:rPr>
-          <w:rFonts w:ascii="Consolas" w:hAnsi="Consolas" w:cs="Consolas"/>
-          <w:sz w:val="17"/>
-          <w:szCs w:val="17"/>
-        </w:rPr>
-        <w:t xml:space="preserve">                    "mass_mode='logfreq' requires cfg.logfreq_path (a .npy file "</w:t>
-      </w:r>
-    </w:p>
-    <w:p>
-      <w:pPr>
-        <w:rPr>
-          <w:rFonts w:ascii="Consolas" w:hAnsi="Consolas" w:cs="Consolas"/>
-          <w:sz w:val="17"/>
-          <w:szCs w:val="17"/>
-        </w:rPr>
-      </w:pPr>
-      <w:r>
-        <w:rPr>
-          <w:rFonts w:ascii="Consolas" w:hAnsi="Consolas" w:cs="Consolas"/>
-          <w:sz w:val="17"/>
-          <w:szCs w:val="17"/>
-        </w:rPr>
-        <w:t xml:space="preserve">                    "with one surprisal value per vocabulary id)."</w:t>
-      </w:r>
-    </w:p>
-    <w:p>
-      <w:pPr>
-        <w:rPr>
-          <w:rFonts w:ascii="Consolas" w:hAnsi="Consolas" w:cs="Consolas"/>
-          <w:sz w:val="17"/>
-          <w:szCs w:val="17"/>
-        </w:rPr>
-      </w:pPr>
-      <w:r>
-        <w:rPr>
-          <w:rFonts w:ascii="Consolas" w:hAnsi="Consolas" w:cs="Consolas"/>
-          <w:sz w:val="17"/>
-          <w:szCs w:val="17"/>
-        </w:rPr>
-        <w:t xml:space="preserve">                )</w:t>
-      </w:r>
-    </w:p>
-    <w:p>
-      <w:pPr>
-        <w:rPr>
-          <w:rFonts w:ascii="Consolas" w:hAnsi="Consolas" w:cs="Consolas"/>
-          <w:sz w:val="17"/>
-          <w:szCs w:val="17"/>
-        </w:rPr>
-      </w:pPr>
-      <w:r>
-        <w:rPr>
-          <w:rFonts w:ascii="Consolas" w:hAnsi="Consolas" w:cs="Consolas"/>
-          <w:sz w:val="17"/>
-          <w:szCs w:val="17"/>
-        </w:rPr>
-        <w:t xml:space="preserve">            surprisal = torch.from_numpy(</w:t>
-      </w:r>
-    </w:p>
-    <w:p>
-      <w:pPr>
-        <w:rPr>
-          <w:rFonts w:ascii="Consolas" w:hAnsi="Consolas" w:cs="Consolas"/>
-          <w:sz w:val="17"/>
-          <w:szCs w:val="17"/>
-        </w:rPr>
-      </w:pPr>
-      <w:r>
-        <w:rPr>
-          <w:rFonts w:ascii="Consolas" w:hAnsi="Consolas" w:cs="Consolas"/>
-          <w:sz w:val="17"/>
-          <w:szCs w:val="17"/>
-        </w:rPr>
-        <w:t xml:space="preserve">                _load_npy(cfg.logfreq_path)</w:t>
-      </w:r>
-    </w:p>
-    <w:p>
-      <w:pPr>
-        <w:rPr>
-          <w:rFonts w:ascii="Consolas" w:hAnsi="Consolas" w:cs="Consolas"/>
-          <w:sz w:val="17"/>
-          <w:szCs w:val="17"/>
-        </w:rPr>
-      </w:pPr>
-      <w:r>
-        <w:rPr>
-          <w:rFonts w:ascii="Consolas" w:hAnsi="Consolas" w:cs="Consolas"/>
-          <w:sz w:val="17"/>
-          <w:szCs w:val="17"/>
-        </w:rPr>
-        <w:t xml:space="preserve">            ).float()</w:t>
-      </w:r>
-    </w:p>
-    <w:p>
-      <w:pPr>
-        <w:rPr>
-          <w:rFonts w:ascii="Consolas" w:hAnsi="Consolas" w:cs="Consolas"/>
-          <w:sz w:val="17"/>
-          <w:szCs w:val="17"/>
-        </w:rPr>
-      </w:pPr>
-      <w:r>
-        <w:rPr>
-          <w:rFonts w:ascii="Consolas" w:hAnsi="Consolas" w:cs="Consolas"/>
-          <w:sz w:val="17"/>
-          <w:szCs w:val="17"/>
-        </w:rPr>
-        <w:t xml:space="preserve">            if surprisal.numel() != cfg.vocab_size:</w:t>
-      </w:r>
-    </w:p>
-    <w:p>
-      <w:pPr>
-        <w:rPr>
-          <w:rFonts w:ascii="Consolas" w:hAnsi="Consolas" w:cs="Consolas"/>
-          <w:sz w:val="17"/>
-          <w:szCs w:val="17"/>
-        </w:rPr>
-      </w:pPr>
-      <w:r>
-        <w:rPr>
-          <w:rFonts w:ascii="Consolas" w:hAnsi="Consolas" w:cs="Consolas"/>
-          <w:sz w:val="17"/>
-          <w:szCs w:val="17"/>
-        </w:rPr>
-        <w:t xml:space="preserve">                raise ValueError(</w:t>
-      </w:r>
-    </w:p>
-    <w:p>
-      <w:pPr>
-        <w:rPr>
-          <w:rFonts w:ascii="Consolas" w:hAnsi="Consolas" w:cs="Consolas"/>
-          <w:sz w:val="17"/>
-          <w:szCs w:val="17"/>
-        </w:rPr>
-      </w:pPr>
-      <w:r>
-        <w:rPr>
-          <w:rFonts w:ascii="Consolas" w:hAnsi="Consolas" w:cs="Consolas"/>
-          <w:sz w:val="17"/>
-          <w:szCs w:val="17"/>
-        </w:rPr>
-        <w:t xml:space="preserve">                    f"logfreq vector length {surprisal.numel()} != "</w:t>
-      </w:r>
-    </w:p>
-    <w:p>
-      <w:pPr>
-        <w:rPr>
-          <w:rFonts w:ascii="Consolas" w:hAnsi="Consolas" w:cs="Consolas"/>
-          <w:sz w:val="17"/>
-          <w:szCs w:val="17"/>
-        </w:rPr>
-      </w:pPr>
-      <w:r>
-        <w:rPr>
-          <w:rFonts w:ascii="Consolas" w:hAnsi="Consolas" w:cs="Consolas"/>
-          <w:sz w:val="17"/>
-          <w:szCs w:val="17"/>
-        </w:rPr>
-        <w:t xml:space="preserve">                    f"vocab_size {cfg.vocab_size}"</w:t>
-      </w:r>
-    </w:p>
-    <w:p>
-      <w:pPr>
-        <w:rPr>
-          <w:rFonts w:ascii="Consolas" w:hAnsi="Consolas" w:cs="Consolas"/>
-          <w:sz w:val="17"/>
-          <w:szCs w:val="17"/>
-        </w:rPr>
-      </w:pPr>
-      <w:r>
-        <w:rPr>
-          <w:rFonts w:ascii="Consolas" w:hAnsi="Consolas" w:cs="Consolas"/>
-          <w:sz w:val="17"/>
-          <w:szCs w:val="17"/>
-        </w:rPr>
-        <w:t xml:space="preserve">                )</w:t>
-      </w:r>
-    </w:p>
-    <w:p>
-      <w:pPr>
-        <w:rPr>
-          <w:rFonts w:ascii="Consolas" w:hAnsi="Consolas" w:cs="Consolas"/>
-          <w:sz w:val="17"/>
-          <w:szCs w:val="17"/>
-        </w:rPr>
-      </w:pPr>
-      <w:r>
-        <w:rPr>
-          <w:rFonts w:ascii="Consolas" w:hAnsi="Consolas" w:cs="Consolas"/>
-          <w:sz w:val="17"/>
-          <w:szCs w:val="17"/>
-        </w:rPr>
-        <w:t xml:space="preserve">            self.register_buffer("logfreq_surprisal", surprisal)</w:t>
-      </w:r>
-    </w:p>
-    <w:p>
-      <w:pPr>
-        <w:rPr>
-          <w:rFonts w:ascii="Consolas" w:hAnsi="Consolas" w:cs="Consolas"/>
-          <w:sz w:val="17"/>
-          <w:szCs w:val="17"/>
-        </w:rPr>
-      </w:pPr>
-      <w:r>
-        <w:rPr>
-          <w:rFonts w:ascii="Consolas" w:hAnsi="Consolas" w:cs="Consolas"/>
-          <w:sz w:val="17"/>
-          <w:szCs w:val="17"/>
-        </w:rPr>
-        <w:t xml:space="preserve">            self.raw_logfreq_alpha = nn.Parameter(</w:t>
-      </w:r>
-    </w:p>
-    <w:p>
-      <w:pPr>
-        <w:rPr>
-          <w:rFonts w:ascii="Consolas" w:hAnsi="Consolas" w:cs="Consolas"/>
-          <w:sz w:val="17"/>
-          <w:szCs w:val="17"/>
-        </w:rPr>
-      </w:pPr>
-      <w:r>
-        <w:rPr>
-          <w:rFonts w:ascii="Consolas" w:hAnsi="Consolas" w:cs="Consolas"/>
-          <w:sz w:val="17"/>
-          <w:szCs w:val="17"/>
-        </w:rPr>
-        <w:t xml:space="preserve">                torch.tensor(_raw_from_positive(max(cfg.logfreq_init_alpha, 1e-3))),</w:t>
-      </w:r>
-    </w:p>
-    <w:p>
-      <w:pPr>
-        <w:rPr>
-          <w:rFonts w:ascii="Consolas" w:hAnsi="Consolas" w:cs="Consolas"/>
-          <w:sz w:val="17"/>
-          <w:szCs w:val="17"/>
-        </w:rPr>
-      </w:pPr>
-      <w:r>
-        <w:rPr>
-          <w:rFonts w:ascii="Consolas" w:hAnsi="Consolas" w:cs="Consolas"/>
-          <w:sz w:val="17"/>
-          <w:szCs w:val="17"/>
-        </w:rPr>
-        <w:t xml:space="preserve">                requires_grad=True,</w:t>
-      </w:r>
-    </w:p>
-    <w:p>
-      <w:pPr>
-        <w:rPr>
-          <w:rFonts w:ascii="Consolas" w:hAnsi="Consolas" w:cs="Consolas"/>
-          <w:sz w:val="17"/>
-          <w:szCs w:val="17"/>
-        </w:rPr>
-      </w:pPr>
-      <w:r>
-        <w:rPr>
-          <w:rFonts w:ascii="Consolas" w:hAnsi="Consolas" w:cs="Consolas"/>
-          <w:sz w:val="17"/>
-          <w:szCs w:val="17"/>
-        </w:rPr>
-        <w:t xml:space="preserve">            )</w:t>
-      </w:r>
-    </w:p>
-    <w:p>
-      <w:pPr>
-        <w:rPr>
-          <w:rFonts w:ascii="Consolas" w:hAnsi="Consolas" w:cs="Consolas"/>
-          <w:sz w:val="17"/>
-          <w:szCs w:val="17"/>
-        </w:rPr>
-      </w:pPr>
-      <w:r>
-        <w:rPr>
-          <w:rFonts w:ascii="Consolas" w:hAnsi="Consolas" w:cs="Consolas"/>
-          <w:sz w:val="17"/>
-          <w:szCs w:val="17"/>
-        </w:rPr>
-        <w:t xml:space="preserve">        else:</w:t>
-      </w:r>
-    </w:p>
-    <w:p>
-      <w:pPr>
-        <w:rPr>
-          <w:rFonts w:ascii="Consolas" w:hAnsi="Consolas" w:cs="Consolas"/>
-          <w:sz w:val="17"/>
-          <w:szCs w:val="17"/>
-        </w:rPr>
-      </w:pPr>
-      <w:r>
-        <w:rPr>
-          <w:rFonts w:ascii="Consolas" w:hAnsi="Consolas" w:cs="Consolas"/>
-          <w:sz w:val="17"/>
-          <w:szCs w:val="17"/>
-        </w:rPr>
-        <w:t xml:space="preserve">            raise ValueError(f"unknown mass_mode: {cfg.mass_mode!r}")</w:t>
-      </w:r>
-    </w:p>
-    <w:p>
-      <w:pPr>
-        <w:rPr>
-          <w:rFonts w:ascii="Consolas" w:hAnsi="Consolas" w:cs="Consolas"/>
-          <w:sz w:val="17"/>
-          <w:szCs w:val="17"/>
-        </w:rPr>
-      </w:pPr>
-    </w:p>
-    <w:p>
-      <w:pPr>
-        <w:rPr>
-          <w:rFonts w:ascii="Consolas" w:hAnsi="Consolas" w:cs="Consolas"/>
-          <w:sz w:val="17"/>
-          <w:szCs w:val="17"/>
-        </w:rPr>
-      </w:pPr>
-      <w:r>
-        <w:rPr>
-          <w:rFonts w:ascii="Consolas" w:hAnsi="Consolas" w:cs="Consolas"/>
-          <w:sz w:val="17"/>
-          <w:szCs w:val="17"/>
-        </w:rPr>
-        <w:t xml:space="preserve">    @property</w:t>
-      </w:r>
-    </w:p>
-    <w:p>
-      <w:pPr>
-        <w:rPr>
-          <w:rFonts w:ascii="Consolas" w:hAnsi="Consolas" w:cs="Consolas"/>
-          <w:sz w:val="17"/>
-          <w:szCs w:val="17"/>
-        </w:rPr>
-      </w:pPr>
-      <w:r>
-        <w:rPr>
-          <w:rFonts w:ascii="Consolas" w:hAnsi="Consolas" w:cs="Consolas"/>
-          <w:sz w:val="17"/>
-          <w:szCs w:val="17"/>
-        </w:rPr>
-        <w:t xml:space="preserve">    def gamma(self) -&gt; torch.Tensor:</w:t>
-      </w:r>
-    </w:p>
-    <w:p>
-      <w:pPr>
-        <w:rPr>
-          <w:rFonts w:ascii="Consolas" w:hAnsi="Consolas" w:cs="Consolas"/>
-          <w:sz w:val="17"/>
-          <w:szCs w:val="17"/>
-        </w:rPr>
-      </w:pPr>
-      <w:r>
-        <w:rPr>
-          <w:rFonts w:ascii="Consolas" w:hAnsi="Consolas" w:cs="Consolas"/>
-          <w:sz w:val="17"/>
-          <w:szCs w:val="17"/>
-        </w:rPr>
-        <w:t xml:space="preserve">        if self._gamma_value is not None:</w:t>
-      </w:r>
-    </w:p>
-    <w:p>
-      <w:pPr>
-        <w:rPr>
-          <w:rFonts w:ascii="Consolas" w:hAnsi="Consolas" w:cs="Consolas"/>
-          <w:sz w:val="17"/>
-          <w:szCs w:val="17"/>
-        </w:rPr>
-      </w:pPr>
-      <w:r>
-        <w:rPr>
-          <w:rFonts w:ascii="Consolas" w:hAnsi="Consolas" w:cs="Consolas"/>
-          <w:sz w:val="17"/>
-          <w:szCs w:val="17"/>
-        </w:rPr>
-        <w:t xml:space="preserve">            return torch.full(</w:t>
-      </w:r>
-    </w:p>
-    <w:p>
-      <w:pPr>
-        <w:rPr>
-          <w:rFonts w:ascii="Consolas" w:hAnsi="Consolas" w:cs="Consolas"/>
-          <w:sz w:val="17"/>
-          <w:szCs w:val="17"/>
-        </w:rPr>
-      </w:pPr>
-      <w:r>
-        <w:rPr>
-          <w:rFonts w:ascii="Consolas" w:hAnsi="Consolas" w:cs="Consolas"/>
-          <w:sz w:val="17"/>
-          <w:szCs w:val="17"/>
-        </w:rPr>
-        <w:t xml:space="preserve">                (), self._gamma_value,</w:t>
-      </w:r>
-    </w:p>
-    <w:p>
-      <w:pPr>
-        <w:rPr>
-          <w:rFonts w:ascii="Consolas" w:hAnsi="Consolas" w:cs="Consolas"/>
-          <w:sz w:val="17"/>
-          <w:szCs w:val="17"/>
-        </w:rPr>
-      </w:pPr>
-      <w:r>
-        <w:rPr>
-          <w:rFonts w:ascii="Consolas" w:hAnsi="Consolas" w:cs="Consolas"/>
-          <w:sz w:val="17"/>
-          <w:szCs w:val="17"/>
-        </w:rPr>
-        <w:t xml:space="preserve">                device=self.raw_gamma.device, dtype=self.raw_gamma.dtype,</w:t>
-      </w:r>
-    </w:p>
-    <w:p>
-      <w:pPr>
-        <w:rPr>
-          <w:rFonts w:ascii="Consolas" w:hAnsi="Consolas" w:cs="Consolas"/>
-          <w:sz w:val="17"/>
-          <w:szCs w:val="17"/>
-        </w:rPr>
-      </w:pPr>
-      <w:r>
-        <w:rPr>
-          <w:rFonts w:ascii="Consolas" w:hAnsi="Consolas" w:cs="Consolas"/>
-          <w:sz w:val="17"/>
-          <w:szCs w:val="17"/>
-        </w:rPr>
-        <w:t xml:space="preserve">            )</w:t>
-      </w:r>
-    </w:p>
-    <w:p>
-      <w:pPr>
-        <w:rPr>
-          <w:rFonts w:ascii="Consolas" w:hAnsi="Consolas" w:cs="Consolas"/>
-          <w:sz w:val="17"/>
-          <w:szCs w:val="17"/>
-        </w:rPr>
-      </w:pPr>
-      <w:r>
-        <w:rPr>
-          <w:rFonts w:ascii="Consolas" w:hAnsi="Consolas" w:cs="Consolas"/>
-          <w:sz w:val="17"/>
-          <w:szCs w:val="17"/>
-        </w:rPr>
-        <w:lastRenderedPageBreak/>
-        <w:t xml:space="preserve">        return F.softplus(self.raw_gamma)</w:t>
-      </w:r>
-    </w:p>
-    <w:p>
-      <w:pPr>
-        <w:rPr>
-          <w:rFonts w:ascii="Consolas" w:hAnsi="Consolas" w:cs="Consolas"/>
-          <w:sz w:val="17"/>
-          <w:szCs w:val="17"/>
-        </w:rPr>
-      </w:pPr>
-    </w:p>
-    <w:p>
-      <w:pPr>
-        <w:rPr>
-          <w:rFonts w:ascii="Consolas" w:hAnsi="Consolas" w:cs="Consolas"/>
-          <w:sz w:val="17"/>
-          <w:szCs w:val="17"/>
-        </w:rPr>
-      </w:pPr>
-      <w:r>
-        <w:rPr>
-          <w:rFonts w:ascii="Consolas" w:hAnsi="Consolas" w:cs="Consolas"/>
-          <w:sz w:val="17"/>
-          <w:szCs w:val="17"/>
-        </w:rPr>
-        <w:t xml:space="preserve">    @property</w:t>
-      </w:r>
-    </w:p>
-    <w:p>
-      <w:pPr>
-        <w:rPr>
-          <w:rFonts w:ascii="Consolas" w:hAnsi="Consolas" w:cs="Consolas"/>
-          <w:sz w:val="17"/>
-          <w:szCs w:val="17"/>
-        </w:rPr>
-      </w:pPr>
-      <w:r>
-        <w:rPr>
-          <w:rFonts w:ascii="Consolas" w:hAnsi="Consolas" w:cs="Consolas"/>
-          <w:sz w:val="17"/>
-          <w:szCs w:val="17"/>
-        </w:rPr>
-        <w:t xml:space="preserve">    def m_global(self) -&gt; torch.Tensor:</w:t>
-      </w:r>
-    </w:p>
-    <w:p>
-      <w:pPr>
-        <w:rPr>
-          <w:rFonts w:ascii="Consolas" w:hAnsi="Consolas" w:cs="Consolas"/>
-          <w:sz w:val="17"/>
-          <w:szCs w:val="17"/>
-        </w:rPr>
-      </w:pPr>
-      <w:r>
-        <w:rPr>
-          <w:rFonts w:ascii="Consolas" w:hAnsi="Consolas" w:cs="Consolas"/>
-          <w:sz w:val="17"/>
-          <w:szCs w:val="17"/>
-        </w:rPr>
-        <w:t xml:space="preserve">        return F.softplus(self.raw_m_bias) + 1e-3</w:t>
-      </w:r>
-    </w:p>
-    <w:p>
-      <w:pPr>
-        <w:rPr>
-          <w:rFonts w:ascii="Consolas" w:hAnsi="Consolas" w:cs="Consolas"/>
-          <w:sz w:val="17"/>
-          <w:szCs w:val="17"/>
-        </w:rPr>
-      </w:pPr>
-    </w:p>
-    <w:p>
-      <w:pPr>
-        <w:rPr>
-          <w:rFonts w:ascii="Consolas" w:hAnsi="Consolas" w:cs="Consolas"/>
-          <w:sz w:val="17"/>
-          <w:szCs w:val="17"/>
-        </w:rPr>
-      </w:pPr>
-      <w:r>
-        <w:rPr>
-          <w:rFonts w:ascii="Consolas" w:hAnsi="Consolas" w:cs="Consolas"/>
-          <w:sz w:val="17"/>
-          <w:szCs w:val="17"/>
-        </w:rPr>
-        <w:t xml:space="preserve">    def compute_mass(self, x: torch.Tensor, emb: torch.Tensor) -&gt; torch.Tensor:</w:t>
-      </w:r>
-    </w:p>
-    <w:p>
-      <w:pPr>
-        <w:rPr>
-          <w:rFonts w:ascii="Consolas" w:hAnsi="Consolas" w:cs="Consolas"/>
-          <w:sz w:val="17"/>
-          <w:szCs w:val="17"/>
-        </w:rPr>
-      </w:pPr>
-      <w:r>
-        <w:rPr>
-          <w:rFonts w:ascii="Consolas" w:hAnsi="Consolas" w:cs="Consolas"/>
-          <w:sz w:val="17"/>
-          <w:szCs w:val="17"/>
-        </w:rPr>
-        <w:t xml:space="preserve">        """Return m as a tensor broadcastable over (B, T, d).</w:t>
-      </w:r>
-    </w:p>
-    <w:p>
-      <w:pPr>
-        <w:rPr>
-          <w:rFonts w:ascii="Consolas" w:hAnsi="Consolas" w:cs="Consolas"/>
-          <w:sz w:val="17"/>
-          <w:szCs w:val="17"/>
-        </w:rPr>
-      </w:pPr>
-    </w:p>
-    <w:p>
-      <w:pPr>
-        <w:rPr>
-          <w:rFonts w:ascii="Consolas" w:hAnsi="Consolas" w:cs="Consolas"/>
-          <w:sz w:val="17"/>
-          <w:szCs w:val="17"/>
-        </w:rPr>
-      </w:pPr>
-      <w:r>
-        <w:rPr>
-          <w:rFonts w:ascii="Consolas" w:hAnsi="Consolas" w:cs="Consolas"/>
-          <w:sz w:val="17"/>
-          <w:szCs w:val="17"/>
-        </w:rPr>
-        <w:t xml:space="preserve">        x:   (B, T)         token ids</w:t>
-      </w:r>
-    </w:p>
-    <w:p>
-      <w:pPr>
-        <w:rPr>
-          <w:rFonts w:ascii="Consolas" w:hAnsi="Consolas" w:cs="Consolas"/>
-          <w:sz w:val="17"/>
-          <w:szCs w:val="17"/>
-        </w:rPr>
-      </w:pPr>
-      <w:r>
-        <w:rPr>
-          <w:rFonts w:ascii="Consolas" w:hAnsi="Consolas" w:cs="Consolas"/>
-          <w:sz w:val="17"/>
-          <w:szCs w:val="17"/>
-        </w:rPr>
-        <w:t xml:space="preserve">        emb: (B, T, d)      first-layer hidden state E[x] + P</w:t>
-      </w:r>
-    </w:p>
-    <w:p>
-      <w:pPr>
-        <w:rPr>
-          <w:rFonts w:ascii="Consolas" w:hAnsi="Consolas" w:cs="Consolas"/>
-          <w:sz w:val="17"/>
-          <w:szCs w:val="17"/>
-        </w:rPr>
-      </w:pPr>
-      <w:r>
-        <w:rPr>
-          <w:rFonts w:ascii="Consolas" w:hAnsi="Consolas" w:cs="Consolas"/>
-          <w:sz w:val="17"/>
-          <w:szCs w:val="17"/>
-        </w:rPr>
-        <w:t xml:space="preserve">        """</w:t>
-      </w:r>
-    </w:p>
-    <w:p>
-      <w:pPr>
-        <w:rPr>
-          <w:rFonts w:ascii="Consolas" w:hAnsi="Consolas" w:cs="Consolas"/>
-          <w:sz w:val="17"/>
-          <w:szCs w:val="17"/>
-        </w:rPr>
-      </w:pPr>
-      <w:r>
-        <w:rPr>
-          <w:rFonts w:ascii="Consolas" w:hAnsi="Consolas" w:cs="Consolas"/>
-          <w:sz w:val="17"/>
-          <w:szCs w:val="17"/>
-        </w:rPr>
-        <w:t xml:space="preserve">        cfg = self.cfg</w:t>
-      </w:r>
-    </w:p>
-    <w:p>
-      <w:pPr>
-        <w:rPr>
-          <w:rFonts w:ascii="Consolas" w:hAnsi="Consolas" w:cs="Consolas"/>
-          <w:sz w:val="17"/>
-          <w:szCs w:val="17"/>
-        </w:rPr>
-      </w:pPr>
-      <w:r>
-        <w:rPr>
-          <w:rFonts w:ascii="Consolas" w:hAnsi="Consolas" w:cs="Consolas"/>
-          <w:sz w:val="17"/>
-          <w:szCs w:val="17"/>
-        </w:rPr>
-        <w:t xml:space="preserve">        if cfg.mass_mode == "global":</w:t>
-      </w:r>
-    </w:p>
-    <w:p>
-      <w:pPr>
-        <w:rPr>
-          <w:rFonts w:ascii="Consolas" w:hAnsi="Consolas" w:cs="Consolas"/>
-          <w:sz w:val="17"/>
-          <w:szCs w:val="17"/>
-        </w:rPr>
-      </w:pPr>
-      <w:r>
-        <w:rPr>
-          <w:rFonts w:ascii="Consolas" w:hAnsi="Consolas" w:cs="Consolas"/>
-          <w:sz w:val="17"/>
-          <w:szCs w:val="17"/>
-        </w:rPr>
-        <w:t xml:space="preserve">            return self.m_global</w:t>
-      </w:r>
-    </w:p>
-    <w:p>
-      <w:pPr>
-        <w:rPr>
-          <w:rFonts w:ascii="Consolas" w:hAnsi="Consolas" w:cs="Consolas"/>
-          <w:sz w:val="17"/>
-          <w:szCs w:val="17"/>
-        </w:rPr>
-      </w:pPr>
-    </w:p>
-    <w:p>
-      <w:pPr>
-        <w:rPr>
-          <w:rFonts w:ascii="Consolas" w:hAnsi="Consolas" w:cs="Consolas"/>
-          <w:sz w:val="17"/>
-          <w:szCs w:val="17"/>
-        </w:rPr>
-      </w:pPr>
-      <w:r>
-        <w:rPr>
-          <w:rFonts w:ascii="Consolas" w:hAnsi="Consolas" w:cs="Consolas"/>
-          <w:sz w:val="17"/>
-          <w:szCs w:val="17"/>
-        </w:rPr>
-        <w:t xml:space="preserve">        if cfg.mass_mode == "embed_head":</w:t>
-      </w:r>
-    </w:p>
-    <w:p>
-      <w:pPr>
-        <w:rPr>
-          <w:rFonts w:ascii="Consolas" w:hAnsi="Consolas" w:cs="Consolas"/>
-          <w:sz w:val="17"/>
-          <w:szCs w:val="17"/>
-        </w:rPr>
-      </w:pPr>
-      <w:r>
-        <w:rPr>
-          <w:rFonts w:ascii="Consolas" w:hAnsi="Consolas" w:cs="Consolas"/>
-          <w:sz w:val="17"/>
-          <w:szCs w:val="17"/>
-        </w:rPr>
-        <w:t xml:space="preserve">            raw = self.mass_head(self.E(x))</w:t>
-      </w:r>
-    </w:p>
-    <w:p>
-      <w:pPr>
-        <w:rPr>
-          <w:rFonts w:ascii="Consolas" w:hAnsi="Consolas" w:cs="Consolas"/>
-          <w:sz w:val="17"/>
-          <w:szCs w:val="17"/>
-        </w:rPr>
-      </w:pPr>
-      <w:r>
-        <w:rPr>
-          <w:rFonts w:ascii="Consolas" w:hAnsi="Consolas" w:cs="Consolas"/>
-          <w:sz w:val="17"/>
-          <w:szCs w:val="17"/>
-        </w:rPr>
-        <w:t xml:space="preserve">            return (F.softplus(raw + self.raw_m_bias) + 1e-3)</w:t>
-      </w:r>
-    </w:p>
-    <w:p>
-      <w:pPr>
-        <w:rPr>
-          <w:rFonts w:ascii="Consolas" w:hAnsi="Consolas" w:cs="Consolas"/>
-          <w:sz w:val="17"/>
-          <w:szCs w:val="17"/>
-        </w:rPr>
-      </w:pPr>
-    </w:p>
-    <w:p>
-      <w:pPr>
-        <w:rPr>
-          <w:rFonts w:ascii="Consolas" w:hAnsi="Consolas" w:cs="Consolas"/>
-          <w:sz w:val="17"/>
-          <w:szCs w:val="17"/>
-        </w:rPr>
-      </w:pPr>
-      <w:r>
-        <w:rPr>
-          <w:rFonts w:ascii="Consolas" w:hAnsi="Consolas" w:cs="Consolas"/>
-          <w:sz w:val="17"/>
-          <w:szCs w:val="17"/>
-        </w:rPr>
-        <w:t xml:space="preserve">        if cfg.mass_mode == "logfreq":</w:t>
-      </w:r>
-    </w:p>
-    <w:p>
-      <w:pPr>
-        <w:rPr>
-          <w:rFonts w:ascii="Consolas" w:hAnsi="Consolas" w:cs="Consolas"/>
-          <w:sz w:val="17"/>
-          <w:szCs w:val="17"/>
-        </w:rPr>
-      </w:pPr>
-      <w:r>
-        <w:rPr>
-          <w:rFonts w:ascii="Consolas" w:hAnsi="Consolas" w:cs="Consolas"/>
-          <w:sz w:val="17"/>
-          <w:szCs w:val="17"/>
-        </w:rPr>
-        <w:t xml:space="preserve">            surprisal = self.logfreq_surprisal[x]</w:t>
-      </w:r>
-    </w:p>
-    <w:p>
-      <w:pPr>
-        <w:rPr>
-          <w:rFonts w:ascii="Consolas" w:hAnsi="Consolas" w:cs="Consolas"/>
-          <w:sz w:val="17"/>
-          <w:szCs w:val="17"/>
-        </w:rPr>
-      </w:pPr>
-      <w:r>
-        <w:rPr>
-          <w:rFonts w:ascii="Consolas" w:hAnsi="Consolas" w:cs="Consolas"/>
-          <w:sz w:val="17"/>
-          <w:szCs w:val="17"/>
-        </w:rPr>
-        <w:t xml:space="preserve">            alpha = F.softplus(self.raw_logfreq_alpha)</w:t>
-      </w:r>
-    </w:p>
-    <w:p>
-      <w:pPr>
-        <w:rPr>
-          <w:rFonts w:ascii="Consolas" w:hAnsi="Consolas" w:cs="Consolas"/>
-          <w:sz w:val="17"/>
-          <w:szCs w:val="17"/>
-        </w:rPr>
-      </w:pPr>
-      <w:r>
-        <w:rPr>
-          <w:rFonts w:ascii="Consolas" w:hAnsi="Consolas" w:cs="Consolas"/>
-          <w:sz w:val="17"/>
-          <w:szCs w:val="17"/>
-        </w:rPr>
-        <w:t xml:space="preserve">            scaled = alpha * surprisal.unsqueeze(-1)</w:t>
-      </w:r>
-    </w:p>
-    <w:p>
-      <w:pPr>
-        <w:rPr>
-          <w:rFonts w:ascii="Consolas" w:hAnsi="Consolas" w:cs="Consolas"/>
-          <w:sz w:val="17"/>
-          <w:szCs w:val="17"/>
-        </w:rPr>
-      </w:pPr>
-      <w:r>
-        <w:rPr>
-          <w:rFonts w:ascii="Consolas" w:hAnsi="Consolas" w:cs="Consolas"/>
-          <w:sz w:val="17"/>
-          <w:szCs w:val="17"/>
-        </w:rPr>
-        <w:t xml:space="preserve">            return F.softplus(self.raw_m_bias + scaled) + 1e-3</w:t>
-      </w:r>
-    </w:p>
-    <w:p>
-      <w:pPr>
-        <w:rPr>
-          <w:rFonts w:ascii="Consolas" w:hAnsi="Consolas" w:cs="Consolas"/>
-          <w:sz w:val="17"/>
-          <w:szCs w:val="17"/>
-        </w:rPr>
-      </w:pPr>
-    </w:p>
-    <w:p>
-      <w:pPr>
-        <w:rPr>
-          <w:rFonts w:ascii="Consolas" w:hAnsi="Consolas" w:cs="Consolas"/>
-          <w:sz w:val="17"/>
-          <w:szCs w:val="17"/>
-        </w:rPr>
-      </w:pPr>
-      <w:r>
-        <w:rPr>
-          <w:rFonts w:ascii="Consolas" w:hAnsi="Consolas" w:cs="Consolas"/>
-          <w:sz w:val="17"/>
-          <w:szCs w:val="17"/>
-        </w:rPr>
-        <w:t xml:space="preserve">        raise RuntimeError("unreachable")</w:t>
-      </w:r>
-    </w:p>
-    <w:p>
-      <w:pPr>
-        <w:rPr>
-          <w:rFonts w:ascii="Consolas" w:hAnsi="Consolas" w:cs="Consolas"/>
-          <w:sz w:val="17"/>
-          <w:szCs w:val="17"/>
-        </w:rPr>
-      </w:pPr>
-    </w:p>
-    <w:p>
-      <w:pPr>
-        <w:rPr>
-          <w:rFonts w:ascii="Consolas" w:hAnsi="Consolas" w:cs="Consolas"/>
-          <w:sz w:val="17"/>
-          <w:szCs w:val="17"/>
-        </w:rPr>
-      </w:pPr>
-      <w:r>
-        <w:rPr>
-          <w:rFonts w:ascii="Consolas" w:hAnsi="Consolas" w:cs="Consolas"/>
-          <w:sz w:val="17"/>
-          <w:szCs w:val="17"/>
-        </w:rPr>
-        <w:t xml:space="preserve">    def _embed(self, x: torch.Tensor) -&gt; torch.Tensor:</w:t>
-      </w:r>
-    </w:p>
-    <w:p>
-      <w:pPr>
-        <w:rPr>
-          <w:rFonts w:ascii="Consolas" w:hAnsi="Consolas" w:cs="Consolas"/>
-          <w:sz w:val="17"/>
-          <w:szCs w:val="17"/>
-        </w:rPr>
-      </w:pPr>
-      <w:r>
-        <w:rPr>
-          <w:rFonts w:ascii="Consolas" w:hAnsi="Consolas" w:cs="Consolas"/>
-          <w:sz w:val="17"/>
-          <w:szCs w:val="17"/>
-        </w:rPr>
-        <w:t xml:space="preserve">        B, T = x.shape</w:t>
-      </w:r>
-    </w:p>
-    <w:p>
-      <w:pPr>
-        <w:rPr>
-          <w:rFonts w:ascii="Consolas" w:hAnsi="Consolas" w:cs="Consolas"/>
-          <w:sz w:val="17"/>
-          <w:szCs w:val="17"/>
-        </w:rPr>
-      </w:pPr>
-      <w:r>
-        <w:rPr>
-          <w:rFonts w:ascii="Consolas" w:hAnsi="Consolas" w:cs="Consolas"/>
-          <w:sz w:val="17"/>
-          <w:szCs w:val="17"/>
-        </w:rPr>
-        <w:t xml:space="preserve">        pos = self.P[:T].unsqueeze(0)</w:t>
-      </w:r>
-    </w:p>
-    <w:p>
-      <w:pPr>
-        <w:rPr>
-          <w:rFonts w:ascii="Consolas" w:hAnsi="Consolas" w:cs="Consolas"/>
-          <w:sz w:val="17"/>
-          <w:szCs w:val="17"/>
-        </w:rPr>
-      </w:pPr>
-      <w:r>
-        <w:rPr>
-          <w:rFonts w:ascii="Consolas" w:hAnsi="Consolas" w:cs="Consolas"/>
-          <w:sz w:val="17"/>
-          <w:szCs w:val="17"/>
-        </w:rPr>
-        <w:t xml:space="preserve">        return self.E(x) + pos</w:t>
-      </w:r>
-    </w:p>
-    <w:p>
-      <w:pPr>
-        <w:rPr>
-          <w:rFonts w:ascii="Consolas" w:hAnsi="Consolas" w:cs="Consolas"/>
-          <w:sz w:val="17"/>
-          <w:szCs w:val="17"/>
-        </w:rPr>
-      </w:pPr>
-    </w:p>
-    <w:p>
-      <w:pPr>
-        <w:rPr>
-          <w:rFonts w:ascii="Consolas" w:hAnsi="Consolas" w:cs="Consolas"/>
-          <w:sz w:val="17"/>
-          <w:szCs w:val="17"/>
-        </w:rPr>
-      </w:pPr>
-      <w:r>
-        <w:rPr>
-          <w:rFonts w:ascii="Consolas" w:hAnsi="Consolas" w:cs="Consolas"/>
-          <w:sz w:val="17"/>
-          <w:szCs w:val="17"/>
-        </w:rPr>
-        <w:t xml:space="preserve">    def integrate(</w:t>
-      </w:r>
-    </w:p>
-    <w:p>
-      <w:pPr>
-        <w:rPr>
-          <w:rFonts w:ascii="Consolas" w:hAnsi="Consolas" w:cs="Consolas"/>
-          <w:sz w:val="17"/>
-          <w:szCs w:val="17"/>
-        </w:rPr>
-      </w:pPr>
-      <w:r>
-        <w:rPr>
-          <w:rFonts w:ascii="Consolas" w:hAnsi="Consolas" w:cs="Consolas"/>
-          <w:sz w:val="17"/>
-          <w:szCs w:val="17"/>
-        </w:rPr>
-        <w:t xml:space="preserve">        self,</w:t>
-      </w:r>
-    </w:p>
-    <w:p>
-      <w:pPr>
-        <w:rPr>
-          <w:rFonts w:ascii="Consolas" w:hAnsi="Consolas" w:cs="Consolas"/>
-          <w:sz w:val="17"/>
-          <w:szCs w:val="17"/>
-        </w:rPr>
-      </w:pPr>
-      <w:r>
-        <w:rPr>
-          <w:rFonts w:ascii="Consolas" w:hAnsi="Consolas" w:cs="Consolas"/>
-          <w:sz w:val="17"/>
-          <w:szCs w:val="17"/>
-        </w:rPr>
-        <w:t xml:space="preserve">        x: torch.Tensor,</w:t>
-      </w:r>
-    </w:p>
-    <w:p>
-      <w:pPr>
-        <w:rPr>
-          <w:rFonts w:ascii="Consolas" w:hAnsi="Consolas" w:cs="Consolas"/>
-          <w:sz w:val="17"/>
-          <w:szCs w:val="17"/>
-        </w:rPr>
-      </w:pPr>
-      <w:r>
-        <w:rPr>
-          <w:rFonts w:ascii="Consolas" w:hAnsi="Consolas" w:cs="Consolas"/>
-          <w:sz w:val="17"/>
-          <w:szCs w:val="17"/>
-        </w:rPr>
-        <w:t xml:space="preserve">        emb: torch.Tensor,</w:t>
-      </w:r>
-    </w:p>
-    <w:p>
-      <w:pPr>
-        <w:rPr>
-          <w:rFonts w:ascii="Consolas" w:hAnsi="Consolas" w:cs="Consolas"/>
-          <w:sz w:val="17"/>
-          <w:szCs w:val="17"/>
-        </w:rPr>
-      </w:pPr>
-      <w:r>
-        <w:rPr>
-          <w:rFonts w:ascii="Consolas" w:hAnsi="Consolas" w:cs="Consolas"/>
-          <w:sz w:val="17"/>
-          <w:szCs w:val="17"/>
-        </w:rPr>
-        <w:t xml:space="preserve">        return_trajectory: bool = False,</w:t>
-      </w:r>
-    </w:p>
-    <w:p>
-      <w:pPr>
-        <w:rPr>
-          <w:rFonts w:ascii="Consolas" w:hAnsi="Consolas" w:cs="Consolas"/>
-          <w:sz w:val="17"/>
-          <w:szCs w:val="17"/>
-        </w:rPr>
-      </w:pPr>
-      <w:r>
-        <w:rPr>
-          <w:rFonts w:ascii="Consolas" w:hAnsi="Consolas" w:cs="Consolas"/>
-          <w:sz w:val="17"/>
-          <w:szCs w:val="17"/>
-        </w:rPr>
-        <w:t xml:space="preserve">        return_xi_trajectory: bool = False,</w:t>
-      </w:r>
-    </w:p>
-    <w:p>
-      <w:pPr>
-        <w:rPr>
-          <w:rFonts w:ascii="Consolas" w:hAnsi="Consolas" w:cs="Consolas"/>
-          <w:sz w:val="17"/>
-          <w:szCs w:val="17"/>
-        </w:rPr>
-      </w:pPr>
-      <w:r>
-        <w:rPr>
-          <w:rFonts w:ascii="Consolas" w:hAnsi="Consolas" w:cs="Consolas"/>
-          <w:sz w:val="17"/>
-          <w:szCs w:val="17"/>
-        </w:rPr>
-        <w:t xml:space="preserve">    ) -&gt; Tuple[torch.Tensor, Optional[List[torch.Tensor]], Optional[List[torch.Tensor]]]:</w:t>
-      </w:r>
-    </w:p>
-    <w:p>
-      <w:pPr>
-        <w:rPr>
-          <w:rFonts w:ascii="Consolas" w:hAnsi="Consolas" w:cs="Consolas"/>
-          <w:sz w:val="17"/>
-          <w:szCs w:val="17"/>
-        </w:rPr>
-      </w:pPr>
-      <w:r>
-        <w:rPr>
-          <w:rFonts w:ascii="Consolas" w:hAnsi="Consolas" w:cs="Consolas"/>
-          <w:sz w:val="17"/>
-          <w:szCs w:val="17"/>
-        </w:rPr>
-        <w:t xml:space="preserve">        """SARF-faithful damped EL with per-token mass.</w:t>
-      </w:r>
-    </w:p>
-    <w:p>
-      <w:pPr>
-        <w:rPr>
-          <w:rFonts w:ascii="Consolas" w:hAnsi="Consolas" w:cs="Consolas"/>
-          <w:sz w:val="17"/>
-          <w:szCs w:val="17"/>
-        </w:rPr>
-      </w:pPr>
-    </w:p>
-    <w:p>
-      <w:pPr>
-        <w:rPr>
-          <w:rFonts w:ascii="Consolas" w:hAnsi="Consolas" w:cs="Consolas"/>
-          <w:sz w:val="17"/>
-          <w:szCs w:val="17"/>
-        </w:rPr>
-      </w:pPr>
-      <w:r>
-        <w:rPr>
-          <w:rFonts w:ascii="Consolas" w:hAnsi="Consolas" w:cs="Consolas"/>
-          <w:sz w:val="17"/>
-          <w:szCs w:val="17"/>
-        </w:rPr>
-        <w:t xml:space="preserve">        x:    (B, T)</w:t>
-      </w:r>
-    </w:p>
-    <w:p>
-      <w:pPr>
-        <w:rPr>
-          <w:rFonts w:ascii="Consolas" w:hAnsi="Consolas" w:cs="Consolas"/>
-          <w:sz w:val="17"/>
-          <w:szCs w:val="17"/>
-        </w:rPr>
-      </w:pPr>
-      <w:r>
-        <w:rPr>
-          <w:rFonts w:ascii="Consolas" w:hAnsi="Consolas" w:cs="Consolas"/>
-          <w:sz w:val="17"/>
-          <w:szCs w:val="17"/>
-        </w:rPr>
-        <w:t xml:space="preserve">        emb:  (B, T, d)   first-layer hidden state (with position embed)</w:t>
-      </w:r>
-    </w:p>
-    <w:p>
-      <w:pPr>
-        <w:rPr>
-          <w:rFonts w:ascii="Consolas" w:hAnsi="Consolas" w:cs="Consolas"/>
-          <w:sz w:val="17"/>
-          <w:szCs w:val="17"/>
-        </w:rPr>
-      </w:pPr>
-      <w:r>
-        <w:rPr>
-          <w:rFonts w:ascii="Consolas" w:hAnsi="Consolas" w:cs="Consolas"/>
-          <w:sz w:val="17"/>
-          <w:szCs w:val="17"/>
-        </w:rPr>
-        <w:t xml:space="preserve">        """</w:t>
-      </w:r>
-    </w:p>
-    <w:p>
-      <w:pPr>
-        <w:rPr>
-          <w:rFonts w:ascii="Consolas" w:hAnsi="Consolas" w:cs="Consolas"/>
-          <w:sz w:val="17"/>
-          <w:szCs w:val="17"/>
-        </w:rPr>
-      </w:pPr>
-      <w:r>
-        <w:rPr>
-          <w:rFonts w:ascii="Consolas" w:hAnsi="Consolas" w:cs="Consolas"/>
-          <w:sz w:val="17"/>
-          <w:szCs w:val="17"/>
-        </w:rPr>
-        <w:t xml:space="preserve">        cfg = self.cfg</w:t>
-      </w:r>
-    </w:p>
-    <w:p>
-      <w:pPr>
-        <w:rPr>
-          <w:rFonts w:ascii="Consolas" w:hAnsi="Consolas" w:cs="Consolas"/>
-          <w:sz w:val="17"/>
-          <w:szCs w:val="17"/>
-        </w:rPr>
-      </w:pPr>
-      <w:r>
-        <w:rPr>
-          <w:rFonts w:ascii="Consolas" w:hAnsi="Consolas" w:cs="Consolas"/>
-          <w:sz w:val="17"/>
-          <w:szCs w:val="17"/>
-        </w:rPr>
-        <w:t xml:space="preserve">        h = emb</w:t>
-      </w:r>
-    </w:p>
-    <w:p>
-      <w:pPr>
-        <w:rPr>
-          <w:rFonts w:ascii="Consolas" w:hAnsi="Consolas" w:cs="Consolas"/>
-          <w:sz w:val="17"/>
-          <w:szCs w:val="17"/>
-        </w:rPr>
-      </w:pPr>
-      <w:r>
-        <w:rPr>
-          <w:rFonts w:ascii="Consolas" w:hAnsi="Consolas" w:cs="Consolas"/>
-          <w:sz w:val="17"/>
-          <w:szCs w:val="17"/>
-        </w:rPr>
-        <w:t xml:space="preserve">        v = torch.zeros_like(h)</w:t>
-      </w:r>
-    </w:p>
-    <w:p>
-      <w:pPr>
-        <w:rPr>
-          <w:rFonts w:ascii="Consolas" w:hAnsi="Consolas" w:cs="Consolas"/>
-          <w:sz w:val="17"/>
-          <w:szCs w:val="17"/>
-        </w:rPr>
-      </w:pPr>
-      <w:r>
-        <w:rPr>
-          <w:rFonts w:ascii="Consolas" w:hAnsi="Consolas" w:cs="Consolas"/>
-          <w:sz w:val="17"/>
-          <w:szCs w:val="17"/>
-        </w:rPr>
-        <w:t xml:space="preserve">        gamma, dt = self.gamma, cfg.dt</w:t>
-      </w:r>
-    </w:p>
-    <w:p>
-      <w:pPr>
-        <w:rPr>
-          <w:rFonts w:ascii="Consolas" w:hAnsi="Consolas" w:cs="Consolas"/>
-          <w:sz w:val="17"/>
-          <w:szCs w:val="17"/>
-        </w:rPr>
-      </w:pPr>
-    </w:p>
-    <w:p>
-      <w:pPr>
-        <w:rPr>
-          <w:rFonts w:ascii="Consolas" w:hAnsi="Consolas" w:cs="Consolas"/>
-          <w:sz w:val="17"/>
-          <w:szCs w:val="17"/>
-        </w:rPr>
-      </w:pPr>
-      <w:r>
-        <w:rPr>
-          <w:rFonts w:ascii="Consolas" w:hAnsi="Consolas" w:cs="Consolas"/>
-          <w:sz w:val="17"/>
-          <w:szCs w:val="17"/>
-        </w:rPr>
-        <w:t xml:space="preserve">        m = self.compute_mass(x, emb)</w:t>
-      </w:r>
-    </w:p>
-    <w:p>
-      <w:pPr>
-        <w:rPr>
-          <w:rFonts w:ascii="Consolas" w:hAnsi="Consolas" w:cs="Consolas"/>
-          <w:sz w:val="17"/>
-          <w:szCs w:val="17"/>
-        </w:rPr>
-      </w:pPr>
-      <w:r>
-        <w:rPr>
-          <w:rFonts w:ascii="Consolas" w:hAnsi="Consolas" w:cs="Consolas"/>
-          <w:sz w:val="17"/>
-          <w:szCs w:val="17"/>
-        </w:rPr>
-        <w:t xml:space="preserve">        if m.dim() == 0:</w:t>
-      </w:r>
-    </w:p>
-    <w:p>
-      <w:pPr>
-        <w:rPr>
-          <w:rFonts w:ascii="Consolas" w:hAnsi="Consolas" w:cs="Consolas"/>
-          <w:sz w:val="17"/>
-          <w:szCs w:val="17"/>
-        </w:rPr>
-      </w:pPr>
-      <w:r>
-        <w:rPr>
-          <w:rFonts w:ascii="Consolas" w:hAnsi="Consolas" w:cs="Consolas"/>
-          <w:sz w:val="17"/>
-          <w:szCs w:val="17"/>
-        </w:rPr>
-        <w:t xml:space="preserve">            m_b = m</w:t>
-      </w:r>
-    </w:p>
-    <w:p>
-      <w:pPr>
-        <w:rPr>
-          <w:rFonts w:ascii="Consolas" w:hAnsi="Consolas" w:cs="Consolas"/>
-          <w:sz w:val="17"/>
-          <w:szCs w:val="17"/>
-        </w:rPr>
-      </w:pPr>
-      <w:r>
-        <w:rPr>
-          <w:rFonts w:ascii="Consolas" w:hAnsi="Consolas" w:cs="Consolas"/>
-          <w:sz w:val="17"/>
-          <w:szCs w:val="17"/>
-        </w:rPr>
-        <w:t xml:space="preserve">        else:</w:t>
-      </w:r>
-    </w:p>
-    <w:p>
-      <w:pPr>
-        <w:rPr>
-          <w:rFonts w:ascii="Consolas" w:hAnsi="Consolas" w:cs="Consolas"/>
-          <w:sz w:val="17"/>
-          <w:szCs w:val="17"/>
-        </w:rPr>
-      </w:pPr>
-      <w:r>
-        <w:rPr>
-          <w:rFonts w:ascii="Consolas" w:hAnsi="Consolas" w:cs="Consolas"/>
-          <w:sz w:val="17"/>
-          <w:szCs w:val="17"/>
-        </w:rPr>
-        <w:t xml:space="preserve">            m_b = m</w:t>
-      </w:r>
-    </w:p>
-    <w:p>
-      <w:pPr>
-        <w:rPr>
-          <w:rFonts w:ascii="Consolas" w:hAnsi="Consolas" w:cs="Consolas"/>
-          <w:sz w:val="17"/>
-          <w:szCs w:val="17"/>
-        </w:rPr>
-      </w:pPr>
-    </w:p>
-    <w:p>
-      <w:pPr>
-        <w:rPr>
-          <w:rFonts w:ascii="Consolas" w:hAnsi="Consolas" w:cs="Consolas"/>
-          <w:sz w:val="17"/>
-          <w:szCs w:val="17"/>
-        </w:rPr>
-      </w:pPr>
-      <w:r>
-        <w:rPr>
-          <w:rFonts w:ascii="Consolas" w:hAnsi="Consolas" w:cs="Consolas"/>
-          <w:sz w:val="17"/>
-          <w:szCs w:val="17"/>
-        </w:rPr>
-        <w:lastRenderedPageBreak/>
-        <w:t xml:space="preserve">        traj_h: Optional[List[torch.Tensor]] = None</w:t>
-      </w:r>
-    </w:p>
-    <w:p>
-      <w:pPr>
-        <w:rPr>
-          <w:rFonts w:ascii="Consolas" w:hAnsi="Consolas" w:cs="Consolas"/>
-          <w:sz w:val="17"/>
-          <w:szCs w:val="17"/>
-        </w:rPr>
-      </w:pPr>
-      <w:r>
-        <w:rPr>
-          <w:rFonts w:ascii="Consolas" w:hAnsi="Consolas" w:cs="Consolas"/>
-          <w:sz w:val="17"/>
-          <w:szCs w:val="17"/>
-        </w:rPr>
-        <w:t xml:space="preserve">        traj_xi: Optional[List[torch.Tensor]] = None</w:t>
+        <w:t xml:space="preserve">        out = [logits, loss]</w:t>
       </w:r>
     </w:p>
     <w:p>
@@ -8683,7 +10073,7 @@
           <w:sz w:val="17"/>
           <w:szCs w:val="17"/>
         </w:rPr>
-        <w:t xml:space="preserve">            traj_h = [h.detach().cpu()]</w:t>
+        <w:t xml:space="preserve">            out.append(traj_h)</w:t>
       </w:r>
     </w:p>
     <w:p>
@@ -8717,816 +10107,6 @@
           <w:sz w:val="17"/>
           <w:szCs w:val="17"/>
         </w:rPr>
-        <w:t xml:space="preserve">            traj_xi = []</w:t>
-      </w:r>
-    </w:p>
-    <w:p>
-      <w:pPr>
-        <w:rPr>
-          <w:rFonts w:ascii="Consolas" w:hAnsi="Consolas" w:cs="Consolas"/>
-          <w:sz w:val="17"/>
-          <w:szCs w:val="17"/>
-        </w:rPr>
-      </w:pPr>
-    </w:p>
-    <w:p>
-      <w:pPr>
-        <w:rPr>
-          <w:rFonts w:ascii="Consolas" w:hAnsi="Consolas" w:cs="Consolas"/>
-          <w:sz w:val="17"/>
-          <w:szCs w:val="17"/>
-        </w:rPr>
-      </w:pPr>
-      <w:r>
-        <w:rPr>
-          <w:rFonts w:ascii="Consolas" w:hAnsi="Consolas" w:cs="Consolas"/>
-          <w:sz w:val="17"/>
-          <w:szCs w:val="17"/>
-        </w:rPr>
-        <w:t xml:space="preserve">        for _ in range(cfg.L):</w:t>
-      </w:r>
-    </w:p>
-    <w:p>
-      <w:pPr>
-        <w:rPr>
-          <w:rFonts w:ascii="Consolas" w:hAnsi="Consolas" w:cs="Consolas"/>
-          <w:sz w:val="17"/>
-          <w:szCs w:val="17"/>
-        </w:rPr>
-      </w:pPr>
-      <w:r>
-        <w:rPr>
-          <w:rFonts w:ascii="Consolas" w:hAnsi="Consolas" w:cs="Consolas"/>
-          <w:sz w:val="17"/>
-          <w:szCs w:val="17"/>
-        </w:rPr>
-        <w:t xml:space="preserve">            xi_input = h.detach() if cfg.causal_force else h</w:t>
-      </w:r>
-    </w:p>
-    <w:p>
-      <w:pPr>
-        <w:rPr>
-          <w:rFonts w:ascii="Consolas" w:hAnsi="Consolas" w:cs="Consolas"/>
-          <w:sz w:val="17"/>
-          <w:szCs w:val="17"/>
-        </w:rPr>
-      </w:pPr>
-      <w:r>
-        <w:rPr>
-          <w:rFonts w:ascii="Consolas" w:hAnsi="Consolas" w:cs="Consolas"/>
-          <w:sz w:val="17"/>
-          <w:szCs w:val="17"/>
-        </w:rPr>
-        <w:t xml:space="preserve">            xi_now = causal_cumulative_mean(xi_input)</w:t>
-      </w:r>
-    </w:p>
-    <w:p>
-      <w:pPr>
-        <w:rPr>
-          <w:rFonts w:ascii="Consolas" w:hAnsi="Consolas" w:cs="Consolas"/>
-          <w:sz w:val="17"/>
-          <w:szCs w:val="17"/>
-        </w:rPr>
-      </w:pPr>
-      <w:r>
-        <w:rPr>
-          <w:rFonts w:ascii="Consolas" w:hAnsi="Consolas" w:cs="Consolas"/>
-          <w:sz w:val="17"/>
-          <w:szCs w:val="17"/>
-        </w:rPr>
-        <w:t xml:space="preserve">            if return_xi_trajectory:</w:t>
-      </w:r>
-    </w:p>
-    <w:p>
-      <w:pPr>
-        <w:rPr>
-          <w:rFonts w:ascii="Consolas" w:hAnsi="Consolas" w:cs="Consolas"/>
-          <w:sz w:val="17"/>
-          <w:szCs w:val="17"/>
-        </w:rPr>
-      </w:pPr>
-      <w:r>
-        <w:rPr>
-          <w:rFonts w:ascii="Consolas" w:hAnsi="Consolas" w:cs="Consolas"/>
-          <w:sz w:val="17"/>
-          <w:szCs w:val="17"/>
-        </w:rPr>
-        <w:t xml:space="preserve">                assert traj_xi is not None</w:t>
-      </w:r>
-    </w:p>
-    <w:p>
-      <w:pPr>
-        <w:rPr>
-          <w:rFonts w:ascii="Consolas" w:hAnsi="Consolas" w:cs="Consolas"/>
-          <w:sz w:val="17"/>
-          <w:szCs w:val="17"/>
-        </w:rPr>
-      </w:pPr>
-      <w:r>
-        <w:rPr>
-          <w:rFonts w:ascii="Consolas" w:hAnsi="Consolas" w:cs="Consolas"/>
-          <w:sz w:val="17"/>
-          <w:szCs w:val="17"/>
-        </w:rPr>
-        <w:t xml:space="preserve">                traj_xi.append(xi_now.detach().cpu())</w:t>
-      </w:r>
-    </w:p>
-    <w:p>
-      <w:pPr>
-        <w:rPr>
-          <w:rFonts w:ascii="Consolas" w:hAnsi="Consolas" w:cs="Consolas"/>
-          <w:sz w:val="17"/>
-          <w:szCs w:val="17"/>
-        </w:rPr>
-      </w:pPr>
-    </w:p>
-    <w:p>
-      <w:pPr>
-        <w:rPr>
-          <w:rFonts w:ascii="Consolas" w:hAnsi="Consolas" w:cs="Consolas"/>
-          <w:sz w:val="17"/>
-          <w:szCs w:val="17"/>
-        </w:rPr>
-      </w:pPr>
-      <w:r>
-        <w:rPr>
-          <w:rFonts w:ascii="Consolas" w:hAnsi="Consolas" w:cs="Consolas"/>
-          <w:sz w:val="17"/>
-          <w:szCs w:val="17"/>
-        </w:rPr>
-        <w:t xml:space="preserve">            h_in = h</w:t>
-      </w:r>
-    </w:p>
-    <w:p>
-      <w:pPr>
-        <w:rPr>
-          <w:rFonts w:ascii="Consolas" w:hAnsi="Consolas" w:cs="Consolas"/>
-          <w:sz w:val="17"/>
-          <w:szCs w:val="17"/>
-        </w:rPr>
-      </w:pPr>
-      <w:r>
-        <w:rPr>
-          <w:rFonts w:ascii="Consolas" w:hAnsi="Consolas" w:cs="Consolas"/>
-          <w:sz w:val="17"/>
-          <w:szCs w:val="17"/>
-        </w:rPr>
-        <w:t xml:space="preserve">            if not h_in.requires_grad:</w:t>
-      </w:r>
-    </w:p>
-    <w:p>
-      <w:pPr>
-        <w:rPr>
-          <w:rFonts w:ascii="Consolas" w:hAnsi="Consolas" w:cs="Consolas"/>
-          <w:sz w:val="17"/>
-          <w:szCs w:val="17"/>
-        </w:rPr>
-      </w:pPr>
-      <w:r>
-        <w:rPr>
-          <w:rFonts w:ascii="Consolas" w:hAnsi="Consolas" w:cs="Consolas"/>
-          <w:sz w:val="17"/>
-          <w:szCs w:val="17"/>
-        </w:rPr>
-        <w:t xml:space="preserve">                h_in = h_in.requires_grad_(True)</w:t>
-      </w:r>
-    </w:p>
-    <w:p>
-      <w:pPr>
-        <w:rPr>
-          <w:rFonts w:ascii="Consolas" w:hAnsi="Consolas" w:cs="Consolas"/>
-          <w:sz w:val="17"/>
-          <w:szCs w:val="17"/>
-        </w:rPr>
-      </w:pPr>
-      <w:r>
-        <w:rPr>
-          <w:rFonts w:ascii="Consolas" w:hAnsi="Consolas" w:cs="Consolas"/>
-          <w:sz w:val="17"/>
-          <w:szCs w:val="17"/>
-        </w:rPr>
-        <w:t xml:space="preserve">            V = self.V_theta(xi_now, h_in).sum()</w:t>
-      </w:r>
-    </w:p>
-    <w:p>
-      <w:pPr>
-        <w:rPr>
-          <w:rFonts w:ascii="Consolas" w:hAnsi="Consolas" w:cs="Consolas"/>
-          <w:sz w:val="17"/>
-          <w:szCs w:val="17"/>
-        </w:rPr>
-      </w:pPr>
-      <w:r>
-        <w:rPr>
-          <w:rFonts w:ascii="Consolas" w:hAnsi="Consolas" w:cs="Consolas"/>
-          <w:sz w:val="17"/>
-          <w:szCs w:val="17"/>
-        </w:rPr>
-        <w:t xml:space="preserve">            grad_V, = torch.autograd.grad(</w:t>
-      </w:r>
-    </w:p>
-    <w:p>
-      <w:pPr>
-        <w:rPr>
-          <w:rFonts w:ascii="Consolas" w:hAnsi="Consolas" w:cs="Consolas"/>
-          <w:sz w:val="17"/>
-          <w:szCs w:val="17"/>
-        </w:rPr>
-      </w:pPr>
-      <w:r>
-        <w:rPr>
-          <w:rFonts w:ascii="Consolas" w:hAnsi="Consolas" w:cs="Consolas"/>
-          <w:sz w:val="17"/>
-          <w:szCs w:val="17"/>
-        </w:rPr>
-        <w:t xml:space="preserve">                V, h_in, create_graph=self.training, retain_graph=True,</w:t>
-      </w:r>
-    </w:p>
-    <w:p>
-      <w:pPr>
-        <w:rPr>
-          <w:rFonts w:ascii="Consolas" w:hAnsi="Consolas" w:cs="Consolas"/>
-          <w:sz w:val="17"/>
-          <w:szCs w:val="17"/>
-        </w:rPr>
-      </w:pPr>
-      <w:r>
-        <w:rPr>
-          <w:rFonts w:ascii="Consolas" w:hAnsi="Consolas" w:cs="Consolas"/>
-          <w:sz w:val="17"/>
-          <w:szCs w:val="17"/>
-        </w:rPr>
-        <w:t xml:space="preserve">            )</w:t>
-      </w:r>
-    </w:p>
-    <w:p>
-      <w:pPr>
-        <w:rPr>
-          <w:rFonts w:ascii="Consolas" w:hAnsi="Consolas" w:cs="Consolas"/>
-          <w:sz w:val="17"/>
-          <w:szCs w:val="17"/>
-        </w:rPr>
-      </w:pPr>
-      <w:r>
-        <w:rPr>
-          <w:rFonts w:ascii="Consolas" w:hAnsi="Consolas" w:cs="Consolas"/>
-          <w:sz w:val="17"/>
-          <w:szCs w:val="17"/>
-        </w:rPr>
-        <w:t xml:space="preserve">            f = -grad_V</w:t>
-      </w:r>
-    </w:p>
-    <w:p>
-      <w:pPr>
-        <w:rPr>
-          <w:rFonts w:ascii="Consolas" w:hAnsi="Consolas" w:cs="Consolas"/>
-          <w:sz w:val="17"/>
-          <w:szCs w:val="17"/>
-        </w:rPr>
-      </w:pPr>
-      <w:r>
-        <w:rPr>
-          <w:rFonts w:ascii="Consolas" w:hAnsi="Consolas" w:cs="Consolas"/>
-          <w:sz w:val="17"/>
-          <w:szCs w:val="17"/>
-        </w:rPr>
-        <w:t xml:space="preserve">            v = (v + dt * f / m_b) / (1.0 + dt * gamma)</w:t>
-      </w:r>
-    </w:p>
-    <w:p>
-      <w:pPr>
-        <w:rPr>
-          <w:rFonts w:ascii="Consolas" w:hAnsi="Consolas" w:cs="Consolas"/>
-          <w:sz w:val="17"/>
-          <w:szCs w:val="17"/>
-        </w:rPr>
-      </w:pPr>
-      <w:r>
-        <w:rPr>
-          <w:rFonts w:ascii="Consolas" w:hAnsi="Consolas" w:cs="Consolas"/>
-          <w:sz w:val="17"/>
-          <w:szCs w:val="17"/>
-        </w:rPr>
-        <w:t xml:space="preserve">            h = h_in + dt * v</w:t>
-      </w:r>
-    </w:p>
-    <w:p>
-      <w:pPr>
-        <w:rPr>
-          <w:rFonts w:ascii="Consolas" w:hAnsi="Consolas" w:cs="Consolas"/>
-          <w:sz w:val="17"/>
-          <w:szCs w:val="17"/>
-        </w:rPr>
-      </w:pPr>
-      <w:r>
-        <w:rPr>
-          <w:rFonts w:ascii="Consolas" w:hAnsi="Consolas" w:cs="Consolas"/>
-          <w:sz w:val="17"/>
-          <w:szCs w:val="17"/>
-        </w:rPr>
-        <w:t xml:space="preserve">            if return_trajectory:</w:t>
-      </w:r>
-    </w:p>
-    <w:p>
-      <w:pPr>
-        <w:rPr>
-          <w:rFonts w:ascii="Consolas" w:hAnsi="Consolas" w:cs="Consolas"/>
-          <w:sz w:val="17"/>
-          <w:szCs w:val="17"/>
-        </w:rPr>
-      </w:pPr>
-      <w:r>
-        <w:rPr>
-          <w:rFonts w:ascii="Consolas" w:hAnsi="Consolas" w:cs="Consolas"/>
-          <w:sz w:val="17"/>
-          <w:szCs w:val="17"/>
-        </w:rPr>
-        <w:t xml:space="preserve">                assert traj_h is not None</w:t>
-      </w:r>
-    </w:p>
-    <w:p>
-      <w:pPr>
-        <w:rPr>
-          <w:rFonts w:ascii="Consolas" w:hAnsi="Consolas" w:cs="Consolas"/>
-          <w:sz w:val="17"/>
-          <w:szCs w:val="17"/>
-        </w:rPr>
-      </w:pPr>
-      <w:r>
-        <w:rPr>
-          <w:rFonts w:ascii="Consolas" w:hAnsi="Consolas" w:cs="Consolas"/>
-          <w:sz w:val="17"/>
-          <w:szCs w:val="17"/>
-        </w:rPr>
-        <w:t xml:space="preserve">                traj_h.append(h.detach().cpu())</w:t>
-      </w:r>
-    </w:p>
-    <w:p>
-      <w:pPr>
-        <w:rPr>
-          <w:rFonts w:ascii="Consolas" w:hAnsi="Consolas" w:cs="Consolas"/>
-          <w:sz w:val="17"/>
-          <w:szCs w:val="17"/>
-        </w:rPr>
-      </w:pPr>
-    </w:p>
-    <w:p>
-      <w:pPr>
-        <w:rPr>
-          <w:rFonts w:ascii="Consolas" w:hAnsi="Consolas" w:cs="Consolas"/>
-          <w:sz w:val="17"/>
-          <w:szCs w:val="17"/>
-        </w:rPr>
-      </w:pPr>
-      <w:r>
-        <w:rPr>
-          <w:rFonts w:ascii="Consolas" w:hAnsi="Consolas" w:cs="Consolas"/>
-          <w:sz w:val="17"/>
-          <w:szCs w:val="17"/>
-        </w:rPr>
-        <w:t xml:space="preserve">        return h, traj_h, traj_xi</w:t>
-      </w:r>
-    </w:p>
-    <w:p>
-      <w:pPr>
-        <w:rPr>
-          <w:rFonts w:ascii="Consolas" w:hAnsi="Consolas" w:cs="Consolas"/>
-          <w:sz w:val="17"/>
-          <w:szCs w:val="17"/>
-        </w:rPr>
-      </w:pPr>
-    </w:p>
-    <w:p>
-      <w:pPr>
-        <w:rPr>
-          <w:rFonts w:ascii="Consolas" w:hAnsi="Consolas" w:cs="Consolas"/>
-          <w:sz w:val="17"/>
-          <w:szCs w:val="17"/>
-        </w:rPr>
-      </w:pPr>
-      <w:r>
-        <w:rPr>
-          <w:rFonts w:ascii="Consolas" w:hAnsi="Consolas" w:cs="Consolas"/>
-          <w:sz w:val="17"/>
-          <w:szCs w:val="17"/>
-        </w:rPr>
-        <w:t xml:space="preserve">    def forward(</w:t>
-      </w:r>
-    </w:p>
-    <w:p>
-      <w:pPr>
-        <w:rPr>
-          <w:rFonts w:ascii="Consolas" w:hAnsi="Consolas" w:cs="Consolas"/>
-          <w:sz w:val="17"/>
-          <w:szCs w:val="17"/>
-        </w:rPr>
-      </w:pPr>
-      <w:r>
-        <w:rPr>
-          <w:rFonts w:ascii="Consolas" w:hAnsi="Consolas" w:cs="Consolas"/>
-          <w:sz w:val="17"/>
-          <w:szCs w:val="17"/>
-        </w:rPr>
-        <w:t xml:space="preserve">        self,</w:t>
-      </w:r>
-    </w:p>
-    <w:p>
-      <w:pPr>
-        <w:rPr>
-          <w:rFonts w:ascii="Consolas" w:hAnsi="Consolas" w:cs="Consolas"/>
-          <w:sz w:val="17"/>
-          <w:szCs w:val="17"/>
-        </w:rPr>
-      </w:pPr>
-      <w:r>
-        <w:rPr>
-          <w:rFonts w:ascii="Consolas" w:hAnsi="Consolas" w:cs="Consolas"/>
-          <w:sz w:val="17"/>
-          <w:szCs w:val="17"/>
-        </w:rPr>
-        <w:t xml:space="preserve">        x: torch.Tensor,</w:t>
-      </w:r>
-    </w:p>
-    <w:p>
-      <w:pPr>
-        <w:rPr>
-          <w:rFonts w:ascii="Consolas" w:hAnsi="Consolas" w:cs="Consolas"/>
-          <w:sz w:val="17"/>
-          <w:szCs w:val="17"/>
-        </w:rPr>
-      </w:pPr>
-      <w:r>
-        <w:rPr>
-          <w:rFonts w:ascii="Consolas" w:hAnsi="Consolas" w:cs="Consolas"/>
-          <w:sz w:val="17"/>
-          <w:szCs w:val="17"/>
-        </w:rPr>
-        <w:t xml:space="preserve">        targets: Optional[torch.Tensor] = None,</w:t>
-      </w:r>
-    </w:p>
-    <w:p>
-      <w:pPr>
-        <w:rPr>
-          <w:rFonts w:ascii="Consolas" w:hAnsi="Consolas" w:cs="Consolas"/>
-          <w:sz w:val="17"/>
-          <w:szCs w:val="17"/>
-        </w:rPr>
-      </w:pPr>
-      <w:r>
-        <w:rPr>
-          <w:rFonts w:ascii="Consolas" w:hAnsi="Consolas" w:cs="Consolas"/>
-          <w:sz w:val="17"/>
-          <w:szCs w:val="17"/>
-        </w:rPr>
-        <w:t xml:space="preserve">        return_trajectory: bool = False,</w:t>
-      </w:r>
-    </w:p>
-    <w:p>
-      <w:pPr>
-        <w:rPr>
-          <w:rFonts w:ascii="Consolas" w:hAnsi="Consolas" w:cs="Consolas"/>
-          <w:sz w:val="17"/>
-          <w:szCs w:val="17"/>
-        </w:rPr>
-      </w:pPr>
-      <w:r>
-        <w:rPr>
-          <w:rFonts w:ascii="Consolas" w:hAnsi="Consolas" w:cs="Consolas"/>
-          <w:sz w:val="17"/>
-          <w:szCs w:val="17"/>
-        </w:rPr>
-        <w:t xml:space="preserve">        return_xi_trajectory: bool = False,</w:t>
-      </w:r>
-    </w:p>
-    <w:p>
-      <w:pPr>
-        <w:rPr>
-          <w:rFonts w:ascii="Consolas" w:hAnsi="Consolas" w:cs="Consolas"/>
-          <w:sz w:val="17"/>
-          <w:szCs w:val="17"/>
-        </w:rPr>
-      </w:pPr>
-      <w:r>
-        <w:rPr>
-          <w:rFonts w:ascii="Consolas" w:hAnsi="Consolas" w:cs="Consolas"/>
-          <w:sz w:val="17"/>
-          <w:szCs w:val="17"/>
-        </w:rPr>
-        <w:t xml:space="preserve">    ):</w:t>
-      </w:r>
-    </w:p>
-    <w:p>
-      <w:pPr>
-        <w:rPr>
-          <w:rFonts w:ascii="Consolas" w:hAnsi="Consolas" w:cs="Consolas"/>
-          <w:sz w:val="17"/>
-          <w:szCs w:val="17"/>
-        </w:rPr>
-      </w:pPr>
-      <w:r>
-        <w:rPr>
-          <w:rFonts w:ascii="Consolas" w:hAnsi="Consolas" w:cs="Consolas"/>
-          <w:sz w:val="17"/>
-          <w:szCs w:val="17"/>
-        </w:rPr>
-        <w:t xml:space="preserve">        emb = self._embed(x)</w:t>
-      </w:r>
-    </w:p>
-    <w:p>
-      <w:pPr>
-        <w:rPr>
-          <w:rFonts w:ascii="Consolas" w:hAnsi="Consolas" w:cs="Consolas"/>
-          <w:sz w:val="17"/>
-          <w:szCs w:val="17"/>
-        </w:rPr>
-      </w:pPr>
-      <w:r>
-        <w:rPr>
-          <w:rFonts w:ascii="Consolas" w:hAnsi="Consolas" w:cs="Consolas"/>
-          <w:sz w:val="17"/>
-          <w:szCs w:val="17"/>
-        </w:rPr>
-        <w:t xml:space="preserve">        h_L, traj_h, traj_xi = self.integrate(</w:t>
-      </w:r>
-    </w:p>
-    <w:p>
-      <w:pPr>
-        <w:rPr>
-          <w:rFonts w:ascii="Consolas" w:hAnsi="Consolas" w:cs="Consolas"/>
-          <w:sz w:val="17"/>
-          <w:szCs w:val="17"/>
-        </w:rPr>
-      </w:pPr>
-      <w:r>
-        <w:rPr>
-          <w:rFonts w:ascii="Consolas" w:hAnsi="Consolas" w:cs="Consolas"/>
-          <w:sz w:val="17"/>
-          <w:szCs w:val="17"/>
-        </w:rPr>
-        <w:t xml:space="preserve">            x, emb,</w:t>
-      </w:r>
-    </w:p>
-    <w:p>
-      <w:pPr>
-        <w:rPr>
-          <w:rFonts w:ascii="Consolas" w:hAnsi="Consolas" w:cs="Consolas"/>
-          <w:sz w:val="17"/>
-          <w:szCs w:val="17"/>
-        </w:rPr>
-      </w:pPr>
-      <w:r>
-        <w:rPr>
-          <w:rFonts w:ascii="Consolas" w:hAnsi="Consolas" w:cs="Consolas"/>
-          <w:sz w:val="17"/>
-          <w:szCs w:val="17"/>
-        </w:rPr>
-        <w:t xml:space="preserve">            return_trajectory=return_trajectory,</w:t>
-      </w:r>
-    </w:p>
-    <w:p>
-      <w:pPr>
-        <w:rPr>
-          <w:rFonts w:ascii="Consolas" w:hAnsi="Consolas" w:cs="Consolas"/>
-          <w:sz w:val="17"/>
-          <w:szCs w:val="17"/>
-        </w:rPr>
-      </w:pPr>
-      <w:r>
-        <w:rPr>
-          <w:rFonts w:ascii="Consolas" w:hAnsi="Consolas" w:cs="Consolas"/>
-          <w:sz w:val="17"/>
-          <w:szCs w:val="17"/>
-        </w:rPr>
-        <w:t xml:space="preserve">            return_xi_trajectory=return_xi_trajectory,</w:t>
-      </w:r>
-    </w:p>
-    <w:p>
-      <w:pPr>
-        <w:rPr>
-          <w:rFonts w:ascii="Consolas" w:hAnsi="Consolas" w:cs="Consolas"/>
-          <w:sz w:val="17"/>
-          <w:szCs w:val="17"/>
-        </w:rPr>
-      </w:pPr>
-      <w:r>
-        <w:rPr>
-          <w:rFonts w:ascii="Consolas" w:hAnsi="Consolas" w:cs="Consolas"/>
-          <w:sz w:val="17"/>
-          <w:szCs w:val="17"/>
-        </w:rPr>
-        <w:t xml:space="preserve">        )</w:t>
-      </w:r>
-    </w:p>
-    <w:p>
-      <w:pPr>
-        <w:rPr>
-          <w:rFonts w:ascii="Consolas" w:hAnsi="Consolas" w:cs="Consolas"/>
-          <w:sz w:val="17"/>
-          <w:szCs w:val="17"/>
-        </w:rPr>
-      </w:pPr>
-      <w:r>
-        <w:rPr>
-          <w:rFonts w:ascii="Consolas" w:hAnsi="Consolas" w:cs="Consolas"/>
-          <w:sz w:val="17"/>
-          <w:szCs w:val="17"/>
-        </w:rPr>
-        <w:t xml:space="preserve">        logits = h_L @ self.E.weight.T</w:t>
-      </w:r>
-    </w:p>
-    <w:p>
-      <w:pPr>
-        <w:rPr>
-          <w:rFonts w:ascii="Consolas" w:hAnsi="Consolas" w:cs="Consolas"/>
-          <w:sz w:val="17"/>
-          <w:szCs w:val="17"/>
-        </w:rPr>
-      </w:pPr>
-    </w:p>
-    <w:p>
-      <w:pPr>
-        <w:rPr>
-          <w:rFonts w:ascii="Consolas" w:hAnsi="Consolas" w:cs="Consolas"/>
-          <w:sz w:val="17"/>
-          <w:szCs w:val="17"/>
-        </w:rPr>
-      </w:pPr>
-      <w:r>
-        <w:rPr>
-          <w:rFonts w:ascii="Consolas" w:hAnsi="Consolas" w:cs="Consolas"/>
-          <w:sz w:val="17"/>
-          <w:szCs w:val="17"/>
-        </w:rPr>
-        <w:t xml:space="preserve">        loss = None</w:t>
-      </w:r>
-    </w:p>
-    <w:p>
-      <w:pPr>
-        <w:rPr>
-          <w:rFonts w:ascii="Consolas" w:hAnsi="Consolas" w:cs="Consolas"/>
-          <w:sz w:val="17"/>
-          <w:szCs w:val="17"/>
-        </w:rPr>
-      </w:pPr>
-      <w:r>
-        <w:rPr>
-          <w:rFonts w:ascii="Consolas" w:hAnsi="Consolas" w:cs="Consolas"/>
-          <w:sz w:val="17"/>
-          <w:szCs w:val="17"/>
-        </w:rPr>
-        <w:t xml:space="preserve">        if targets is not None:</w:t>
-      </w:r>
-    </w:p>
-    <w:p>
-      <w:pPr>
-        <w:rPr>
-          <w:rFonts w:ascii="Consolas" w:hAnsi="Consolas" w:cs="Consolas"/>
-          <w:sz w:val="17"/>
-          <w:szCs w:val="17"/>
-        </w:rPr>
-      </w:pPr>
-      <w:r>
-        <w:rPr>
-          <w:rFonts w:ascii="Consolas" w:hAnsi="Consolas" w:cs="Consolas"/>
-          <w:sz w:val="17"/>
-          <w:szCs w:val="17"/>
-        </w:rPr>
-        <w:t xml:space="preserve">            loss = F.cross_entropy(</w:t>
-      </w:r>
-    </w:p>
-    <w:p>
-      <w:pPr>
-        <w:rPr>
-          <w:rFonts w:ascii="Consolas" w:hAnsi="Consolas" w:cs="Consolas"/>
-          <w:sz w:val="17"/>
-          <w:szCs w:val="17"/>
-        </w:rPr>
-      </w:pPr>
-      <w:r>
-        <w:rPr>
-          <w:rFonts w:ascii="Consolas" w:hAnsi="Consolas" w:cs="Consolas"/>
-          <w:sz w:val="17"/>
-          <w:szCs w:val="17"/>
-        </w:rPr>
-        <w:t xml:space="preserve">                logits.reshape(-1, self.cfg.vocab_size),</w:t>
-      </w:r>
-    </w:p>
-    <w:p>
-      <w:pPr>
-        <w:rPr>
-          <w:rFonts w:ascii="Consolas" w:hAnsi="Consolas" w:cs="Consolas"/>
-          <w:sz w:val="17"/>
-          <w:szCs w:val="17"/>
-        </w:rPr>
-      </w:pPr>
-      <w:r>
-        <w:rPr>
-          <w:rFonts w:ascii="Consolas" w:hAnsi="Consolas" w:cs="Consolas"/>
-          <w:sz w:val="17"/>
-          <w:szCs w:val="17"/>
-        </w:rPr>
-        <w:t xml:space="preserve">                targets.reshape(-1),</w:t>
-      </w:r>
-    </w:p>
-    <w:p>
-      <w:pPr>
-        <w:rPr>
-          <w:rFonts w:ascii="Consolas" w:hAnsi="Consolas" w:cs="Consolas"/>
-          <w:sz w:val="17"/>
-          <w:szCs w:val="17"/>
-        </w:rPr>
-      </w:pPr>
-      <w:r>
-        <w:rPr>
-          <w:rFonts w:ascii="Consolas" w:hAnsi="Consolas" w:cs="Consolas"/>
-          <w:sz w:val="17"/>
-          <w:szCs w:val="17"/>
-        </w:rPr>
-        <w:t xml:space="preserve">            )</w:t>
-      </w:r>
-    </w:p>
-    <w:p>
-      <w:pPr>
-        <w:rPr>
-          <w:rFonts w:ascii="Consolas" w:hAnsi="Consolas" w:cs="Consolas"/>
-          <w:sz w:val="17"/>
-          <w:szCs w:val="17"/>
-        </w:rPr>
-      </w:pPr>
-      <w:r>
-        <w:rPr>
-          <w:rFonts w:ascii="Consolas" w:hAnsi="Consolas" w:cs="Consolas"/>
-          <w:sz w:val="17"/>
-          <w:szCs w:val="17"/>
-        </w:rPr>
-        <w:t xml:space="preserve">        out = [logits, loss]</w:t>
-      </w:r>
-    </w:p>
-    <w:p>
-      <w:pPr>
-        <w:rPr>
-          <w:rFonts w:ascii="Consolas" w:hAnsi="Consolas" w:cs="Consolas"/>
-          <w:sz w:val="17"/>
-          <w:szCs w:val="17"/>
-        </w:rPr>
-      </w:pPr>
-      <w:r>
-        <w:rPr>
-          <w:rFonts w:ascii="Consolas" w:hAnsi="Consolas" w:cs="Consolas"/>
-          <w:sz w:val="17"/>
-          <w:szCs w:val="17"/>
-        </w:rPr>
-        <w:t xml:space="preserve">        if return_trajectory:</w:t>
-      </w:r>
-    </w:p>
-    <w:p>
-      <w:pPr>
-        <w:rPr>
-          <w:rFonts w:ascii="Consolas" w:hAnsi="Consolas" w:cs="Consolas"/>
-          <w:sz w:val="17"/>
-          <w:szCs w:val="17"/>
-        </w:rPr>
-      </w:pPr>
-      <w:r>
-        <w:rPr>
-          <w:rFonts w:ascii="Consolas" w:hAnsi="Consolas" w:cs="Consolas"/>
-          <w:sz w:val="17"/>
-          <w:szCs w:val="17"/>
-        </w:rPr>
-        <w:t xml:space="preserve">            out.append(traj_h)</w:t>
-      </w:r>
-    </w:p>
-    <w:p>
-      <w:pPr>
-        <w:rPr>
-          <w:rFonts w:ascii="Consolas" w:hAnsi="Consolas" w:cs="Consolas"/>
-          <w:sz w:val="17"/>
-          <w:szCs w:val="17"/>
-        </w:rPr>
-      </w:pPr>
-      <w:r>
-        <w:rPr>
-          <w:rFonts w:ascii="Consolas" w:hAnsi="Consolas" w:cs="Consolas"/>
-          <w:sz w:val="17"/>
-          <w:szCs w:val="17"/>
-        </w:rPr>
-        <w:t xml:space="preserve">        if return_xi_trajectory:</w:t>
-      </w:r>
-    </w:p>
-    <w:p>
-      <w:pPr>
-        <w:rPr>
-          <w:rFonts w:ascii="Consolas" w:hAnsi="Consolas" w:cs="Consolas"/>
-          <w:sz w:val="17"/>
-          <w:szCs w:val="17"/>
-        </w:rPr>
-      </w:pPr>
-      <w:r>
-        <w:rPr>
-          <w:rFonts w:ascii="Consolas" w:hAnsi="Consolas" w:cs="Consolas"/>
-          <w:sz w:val="17"/>
-          <w:szCs w:val="17"/>
-        </w:rPr>
         <w:t xml:space="preserve">            out.append(traj_xi)</w:t>
       </w:r>
     </w:p>
@@ -9544,7 +10124,6 @@
           <w:sz w:val="17"/>
           <w:szCs w:val="17"/>
         </w:rPr>
-        <w:lastRenderedPageBreak/>
         <w:t xml:space="preserve">        return tuple(out) if len(out) &gt; 2 else (out[0], out[1])</w:t>
       </w:r>
     </w:p>
@@ -11564,7 +12143,7 @@
 </file>
 
 <file path=customXml/itemProps1.xml><?xml version="1.0" encoding="utf-8"?>
-<ds:datastoreItem xmlns:ds="http://schemas.openxmlformats.org/officeDocument/2006/customXml" ds:itemID="{12CAD6A8-15C4-3743-A470-928E6C7F4D96}">
+<ds:datastoreItem xmlns:ds="http://schemas.openxmlformats.org/officeDocument/2006/customXml" ds:itemID="{69B672FB-A93C-FF47-8BAA-A2DD3A4C1EC0}">
   <ds:schemaRefs>
     <ds:schemaRef ds:uri="http://schemas.openxmlformats.org/officeDocument/2006/bibliography"/>
   </ds:schemaRefs>

--- a/docs/splm/Deep_Dive_in_the_SPLM_model_and_code.docx
+++ b/docs/splm/Deep_Dive_in_the_SPLM_model_and_code.docx
@@ -1605,6 +1605,206 @@
         </w:rPr>
         <w:t xml:space="preserve"> the trajectory traverses.</w:t>
       </w:r>
+      <w:r>
+        <w:rPr>
+          <w:rFonts w:eastAsiaTheme="minorEastAsia"/>
+        </w:rPr>
+        <w:t xml:space="preserve"> STP operates along the token axis: its hidden states are the final-layer representations </w:t>
+      </w:r>
+      <m:oMath>
+        <m:sSubSup>
+          <m:sSubSupPr>
+            <m:ctrlPr>
+              <w:rPr>
+                <w:rFonts w:ascii="Cambria Math" w:eastAsiaTheme="minorEastAsia" w:hAnsi="Cambria Math"/>
+                <w:i/>
+              </w:rPr>
+            </m:ctrlPr>
+          </m:sSubSupPr>
+          <m:e>
+            <m:r>
+              <w:rPr>
+                <w:rFonts w:ascii="Cambria Math" w:eastAsiaTheme="minorEastAsia" w:hAnsi="Cambria Math"/>
+              </w:rPr>
+              <m:t>h</m:t>
+            </m:r>
+          </m:e>
+          <m:sub>
+            <m:r>
+              <w:rPr>
+                <w:rFonts w:ascii="Cambria Math" w:eastAsiaTheme="minorEastAsia" w:hAnsi="Cambria Math"/>
+              </w:rPr>
+              <m:t>t</m:t>
+            </m:r>
+          </m:sub>
+          <m:sup>
+            <m:d>
+              <m:dPr>
+                <m:ctrlPr>
+                  <w:rPr>
+                    <w:rFonts w:ascii="Cambria Math" w:eastAsiaTheme="minorEastAsia" w:hAnsi="Cambria Math"/>
+                    <w:i/>
+                  </w:rPr>
+                </m:ctrlPr>
+              </m:dPr>
+              <m:e>
+                <m:r>
+                  <w:rPr>
+                    <w:rFonts w:ascii="Cambria Math" w:eastAsiaTheme="minorEastAsia" w:hAnsi="Cambria Math"/>
+                  </w:rPr>
+                  <m:t>L</m:t>
+                </m:r>
+              </m:e>
+            </m:d>
+          </m:sup>
+        </m:sSubSup>
+        <m:r>
+          <w:rPr>
+            <w:rFonts w:ascii="Cambria Math" w:eastAsiaTheme="minorEastAsia" w:hAnsi="Cambria Math"/>
+          </w:rPr>
+          <m:t>=f</m:t>
+        </m:r>
+        <m:d>
+          <m:dPr>
+            <m:ctrlPr>
+              <w:rPr>
+                <w:rFonts w:ascii="Cambria Math" w:eastAsiaTheme="minorEastAsia" w:hAnsi="Cambria Math"/>
+                <w:i/>
+              </w:rPr>
+            </m:ctrlPr>
+          </m:dPr>
+          <m:e>
+            <m:sSub>
+              <m:sSubPr>
+                <m:ctrlPr>
+                  <w:rPr>
+                    <w:rFonts w:ascii="Cambria Math" w:eastAsiaTheme="minorEastAsia" w:hAnsi="Cambria Math"/>
+                    <w:i/>
+                  </w:rPr>
+                </m:ctrlPr>
+              </m:sSubPr>
+              <m:e>
+                <m:r>
+                  <w:rPr>
+                    <w:rFonts w:ascii="Cambria Math" w:eastAsiaTheme="minorEastAsia" w:hAnsi="Cambria Math"/>
+                  </w:rPr>
+                  <m:t>x</m:t>
+                </m:r>
+              </m:e>
+              <m:sub>
+                <m:r>
+                  <w:rPr>
+                    <w:rFonts w:ascii="Cambria Math" w:eastAsiaTheme="minorEastAsia" w:hAnsi="Cambria Math"/>
+                  </w:rPr>
+                  <m:t>≤t</m:t>
+                </m:r>
+              </m:sub>
+            </m:sSub>
+          </m:e>
+        </m:d>
+      </m:oMath>
+      <w:r>
+        <w:rPr>
+          <w:rFonts w:eastAsiaTheme="minorEastAsia"/>
+        </w:rPr>
+        <w:t xml:space="preserve">, and the object it regularizes is the sequence-indexed path </w:t>
+      </w:r>
+      <m:oMath>
+        <m:sSubSup>
+          <m:sSubSupPr>
+            <m:ctrlPr>
+              <w:rPr>
+                <w:rFonts w:ascii="Cambria Math" w:eastAsiaTheme="minorEastAsia" w:hAnsi="Cambria Math"/>
+                <w:i/>
+              </w:rPr>
+            </m:ctrlPr>
+          </m:sSubSupPr>
+          <m:e>
+            <m:d>
+              <m:dPr>
+                <m:begChr m:val="{"/>
+                <m:endChr m:val="}"/>
+                <m:ctrlPr>
+                  <w:rPr>
+                    <w:rFonts w:ascii="Cambria Math" w:eastAsiaTheme="minorEastAsia" w:hAnsi="Cambria Math"/>
+                    <w:i/>
+                  </w:rPr>
+                </m:ctrlPr>
+              </m:dPr>
+              <m:e>
+                <m:sSubSup>
+                  <m:sSubSupPr>
+                    <m:ctrlPr>
+                      <w:rPr>
+                        <w:rFonts w:ascii="Cambria Math" w:eastAsiaTheme="minorEastAsia" w:hAnsi="Cambria Math"/>
+                        <w:i/>
+                      </w:rPr>
+                    </m:ctrlPr>
+                  </m:sSubSupPr>
+                  <m:e>
+                    <m:r>
+                      <w:rPr>
+                        <w:rFonts w:ascii="Cambria Math" w:eastAsiaTheme="minorEastAsia" w:hAnsi="Cambria Math"/>
+                      </w:rPr>
+                      <m:t>h</m:t>
+                    </m:r>
+                  </m:e>
+                  <m:sub>
+                    <m:r>
+                      <w:rPr>
+                        <w:rFonts w:ascii="Cambria Math" w:eastAsiaTheme="minorEastAsia" w:hAnsi="Cambria Math"/>
+                      </w:rPr>
+                      <m:t>t</m:t>
+                    </m:r>
+                  </m:sub>
+                  <m:sup>
+                    <m:d>
+                      <m:dPr>
+                        <m:ctrlPr>
+                          <w:rPr>
+                            <w:rFonts w:ascii="Cambria Math" w:eastAsiaTheme="minorEastAsia" w:hAnsi="Cambria Math"/>
+                            <w:i/>
+                          </w:rPr>
+                        </m:ctrlPr>
+                      </m:dPr>
+                      <m:e>
+                        <m:r>
+                          <w:rPr>
+                            <w:rFonts w:ascii="Cambria Math" w:eastAsiaTheme="minorEastAsia" w:hAnsi="Cambria Math"/>
+                          </w:rPr>
+                          <m:t>L</m:t>
+                        </m:r>
+                      </m:e>
+                    </m:d>
+                  </m:sup>
+                </m:sSubSup>
+              </m:e>
+            </m:d>
+          </m:e>
+          <m:sub>
+            <m:r>
+              <w:rPr>
+                <w:rFonts w:ascii="Cambria Math" w:eastAsiaTheme="minorEastAsia" w:hAnsi="Cambria Math"/>
+              </w:rPr>
+              <m:t>t=1</m:t>
+            </m:r>
+          </m:sub>
+          <m:sup>
+            <m:r>
+              <w:rPr>
+                <w:rFonts w:ascii="Cambria Math" w:eastAsiaTheme="minorEastAsia" w:hAnsi="Cambria Math"/>
+              </w:rPr>
+              <m:t>T</m:t>
+            </m:r>
+          </m:sup>
+        </m:sSubSup>
+      </m:oMath>
+      <w:r>
+        <w:rPr>
+          <w:rFonts w:eastAsiaTheme="minorEastAsia"/>
+        </w:rPr>
+        <w:t xml:space="preserve">, which the Geodesic Hypothesis posits to be locally linear and which the STP loss confines to a tubular neighborhood of a geodesic on the semantic manifold. The SPLM design , by contrast, operates along the depth axis: it studies the layer-indexed path </w:t>
+      </w:r>
     </w:p>
     <w:p/>
     <w:p/>
@@ -1650,7 +1850,6 @@
         <w:rPr>
           <w:noProof/>
         </w:rPr>
-        <w:lastRenderedPageBreak/>
         <w:drawing>
           <wp:anchor distT="0" distB="0" distL="114300" distR="114300" simplePos="0" relativeHeight="251658240" behindDoc="0" locked="0" layoutInCell="1" allowOverlap="1" wp14:anchorId="060751CB" wp14:editId="7EA4F961">
             <wp:simplePos x="0" y="0"/>
@@ -2710,7 +2909,14 @@
         <w:rPr>
           <w:rFonts w:eastAsiaTheme="minorEastAsia"/>
         </w:rPr>
-        <w:t xml:space="preserve">different tokens (and, in the re-pooled variants, different layers) see different slices </w:t>
+        <w:t xml:space="preserve">different tokens (and, in </w:t>
+      </w:r>
+      <w:r>
+        <w:rPr>
+          <w:rFonts w:eastAsiaTheme="minorEastAsia"/>
+        </w:rPr>
+        <w:lastRenderedPageBreak/>
+        <w:t xml:space="preserve">the re-pooled variants, different layers) see different slices </w:t>
       </w:r>
       <m:oMath>
         <m:sSub>
@@ -2801,7 +3007,6 @@
         <w:rPr>
           <w:rFonts w:eastAsiaTheme="minorEastAsia"/>
         </w:rPr>
-        <w:lastRenderedPageBreak/>
         <w:t xml:space="preserve">The scalar potential </w:t>
       </w:r>
       <m:oMath>
@@ -4540,6 +4745,7 @@
         <w:pStyle w:val="Heading1"/>
       </w:pPr>
       <w:r>
+        <w:lastRenderedPageBreak/>
         <w:br/>
       </w:r>
       <w:bookmarkStart w:id="3" w:name="_Toc230615205"/>
@@ -4603,7 +4809,6 @@
         </w:rPr>
       </w:pPr>
       <w:r>
-        <w:lastRenderedPageBreak/>
         <w:t>[2]</w:t>
       </w:r>
       <w:r>
@@ -5368,6 +5573,7 @@
       </w:pPr>
       <w:bookmarkStart w:id="7" w:name="_Toc230615209"/>
       <w:r>
+        <w:lastRenderedPageBreak/>
         <w:t xml:space="preserve">Function </w:t>
       </w:r>
       <w:r>
@@ -5494,770 +5700,770 @@
           <w:sz w:val="17"/>
           <w:szCs w:val="17"/>
         </w:rPr>
+        <w:t xml:space="preserve">       XI  : (T, d)  the constant context vector</w:t>
+      </w:r>
+    </w:p>
+    <w:p>
+      <w:pPr>
+        <w:rPr>
+          <w:rFonts w:ascii="Consolas" w:hAnsi="Consolas" w:cs="Consolas"/>
+          <w:color w:val="3A7C22" w:themeColor="accent6" w:themeShade="BF"/>
+          <w:sz w:val="17"/>
+          <w:szCs w:val="17"/>
+        </w:rPr>
+      </w:pPr>
+    </w:p>
+    <w:p>
+      <w:pPr>
+        <w:rPr>
+          <w:rFonts w:ascii="Consolas" w:hAnsi="Consolas" w:cs="Consolas"/>
+          <w:color w:val="3A7C22" w:themeColor="accent6" w:themeShade="BF"/>
+          <w:sz w:val="17"/>
+          <w:szCs w:val="17"/>
+        </w:rPr>
+      </w:pPr>
+      <w:r>
+        <w:rPr>
+          <w:rFonts w:ascii="Consolas" w:hAnsi="Consolas" w:cs="Consolas"/>
+          <w:color w:val="3A7C22" w:themeColor="accent6" w:themeShade="BF"/>
+          <w:sz w:val="17"/>
+          <w:szCs w:val="17"/>
+        </w:rPr>
+        <w:t xml:space="preserve">    The dynamics equation is</w:t>
+      </w:r>
+    </w:p>
+    <w:p>
+      <w:pPr>
+        <w:rPr>
+          <w:rFonts w:ascii="Consolas" w:hAnsi="Consolas" w:cs="Consolas"/>
+          <w:color w:val="3A7C22" w:themeColor="accent6" w:themeShade="BF"/>
+          <w:sz w:val="17"/>
+          <w:szCs w:val="17"/>
+        </w:rPr>
+      </w:pPr>
+    </w:p>
+    <w:p>
+      <w:pPr>
+        <w:rPr>
+          <w:rFonts w:ascii="Consolas" w:hAnsi="Consolas" w:cs="Consolas"/>
+          <w:color w:val="3A7C22" w:themeColor="accent6" w:themeShade="BF"/>
+          <w:sz w:val="17"/>
+          <w:szCs w:val="17"/>
+        </w:rPr>
+      </w:pPr>
+      <w:r>
+        <w:rPr>
+          <w:rFonts w:ascii="Consolas" w:hAnsi="Consolas" w:cs="Consolas"/>
+          <w:color w:val="3A7C22" w:themeColor="accent6" w:themeShade="BF"/>
+          <w:sz w:val="17"/>
+          <w:szCs w:val="17"/>
+        </w:rPr>
+        <w:t xml:space="preserve">       h_{l+1} = h_l + dt * v_{l+1}</w:t>
+      </w:r>
+    </w:p>
+    <w:p>
+      <w:pPr>
+        <w:rPr>
+          <w:rFonts w:ascii="Consolas" w:hAnsi="Consolas" w:cs="Consolas"/>
+          <w:color w:val="3A7C22" w:themeColor="accent6" w:themeShade="BF"/>
+          <w:sz w:val="17"/>
+          <w:szCs w:val="17"/>
+        </w:rPr>
+      </w:pPr>
+      <w:r>
+        <w:rPr>
+          <w:rFonts w:ascii="Consolas" w:hAnsi="Consolas" w:cs="Consolas"/>
+          <w:color w:val="3A7C22" w:themeColor="accent6" w:themeShade="BF"/>
+          <w:sz w:val="17"/>
+          <w:szCs w:val="17"/>
+        </w:rPr>
+        <w:t xml:space="preserve">       v_{l+1} = (v_l + dt*f_l/m) / (1 + dt*gamma),  f_l = -grad_h V_theta(xi, h_l)</w:t>
+      </w:r>
+    </w:p>
+    <w:p>
+      <w:pPr>
+        <w:rPr>
+          <w:rFonts w:ascii="Consolas" w:hAnsi="Consolas" w:cs="Consolas"/>
+          <w:color w:val="3A7C22" w:themeColor="accent6" w:themeShade="BF"/>
+          <w:sz w:val="17"/>
+          <w:szCs w:val="17"/>
+        </w:rPr>
+      </w:pPr>
+    </w:p>
+    <w:p>
+      <w:pPr>
+        <w:rPr>
+          <w:rFonts w:ascii="Consolas" w:hAnsi="Consolas" w:cs="Consolas"/>
+          <w:color w:val="3A7C22" w:themeColor="accent6" w:themeShade="BF"/>
+          <w:sz w:val="17"/>
+          <w:szCs w:val="17"/>
+        </w:rPr>
+      </w:pPr>
+      <w:r>
+        <w:rPr>
+          <w:rFonts w:ascii="Consolas" w:hAnsi="Consolas" w:cs="Consolas"/>
+          <w:color w:val="3A7C22" w:themeColor="accent6" w:themeShade="BF"/>
+          <w:sz w:val="17"/>
+          <w:szCs w:val="17"/>
+        </w:rPr>
+        <w:t xml:space="preserve">    so Delta h_l := h_{l+1} - h_l depends on (v_l, grad_V at h_l).</w:t>
+      </w:r>
+    </w:p>
+    <w:p>
+      <w:pPr>
+        <w:rPr>
+          <w:rFonts w:ascii="Consolas" w:hAnsi="Consolas" w:cs="Consolas"/>
+          <w:color w:val="3A7C22" w:themeColor="accent6" w:themeShade="BF"/>
+          <w:sz w:val="17"/>
+          <w:szCs w:val="17"/>
+        </w:rPr>
+      </w:pPr>
+    </w:p>
+    <w:p>
+      <w:pPr>
+        <w:rPr>
+          <w:rFonts w:ascii="Consolas" w:hAnsi="Consolas" w:cs="Consolas"/>
+          <w:color w:val="3A7C22" w:themeColor="accent6" w:themeShade="BF"/>
+          <w:sz w:val="17"/>
+          <w:szCs w:val="17"/>
+        </w:rPr>
+      </w:pPr>
+      <w:r>
+        <w:rPr>
+          <w:rFonts w:ascii="Consolas" w:hAnsi="Consolas" w:cs="Consolas"/>
+          <w:color w:val="3A7C22" w:themeColor="accent6" w:themeShade="BF"/>
+          <w:sz w:val="17"/>
+          <w:szCs w:val="17"/>
+        </w:rPr>
+        <w:t xml:space="preserve">    Handles both the base ScalarPotentialLM (fixed xi from _embed_and_pool)</w:t>
+      </w:r>
+    </w:p>
+    <w:p>
+      <w:pPr>
+        <w:rPr>
+          <w:rFonts w:ascii="Consolas" w:hAnsi="Consolas" w:cs="Consolas"/>
+          <w:color w:val="3A7C22" w:themeColor="accent6" w:themeShade="BF"/>
+          <w:sz w:val="17"/>
+          <w:szCs w:val="17"/>
+        </w:rPr>
+      </w:pPr>
+      <w:r>
+        <w:rPr>
+          <w:rFonts w:ascii="Consolas" w:hAnsi="Consolas" w:cs="Consolas"/>
+          <w:color w:val="3A7C22" w:themeColor="accent6" w:themeShade="BF"/>
+          <w:sz w:val="17"/>
+          <w:szCs w:val="17"/>
+        </w:rPr>
+        <w:t xml:space="preserve">    and ScalarPotentialLMSARFMass[LN] variants (per-step xi via</w:t>
+      </w:r>
+    </w:p>
+    <w:p>
+      <w:pPr>
+        <w:rPr>
+          <w:rFonts w:ascii="Consolas" w:hAnsi="Consolas" w:cs="Consolas"/>
+          <w:color w:val="3A7C22" w:themeColor="accent6" w:themeShade="BF"/>
+          <w:sz w:val="17"/>
+          <w:szCs w:val="17"/>
+        </w:rPr>
+      </w:pPr>
+      <w:r>
+        <w:rPr>
+          <w:rFonts w:ascii="Consolas" w:hAnsi="Consolas" w:cs="Consolas"/>
+          <w:color w:val="3A7C22" w:themeColor="accent6" w:themeShade="BF"/>
+          <w:sz w:val="17"/>
+          <w:szCs w:val="17"/>
+        </w:rPr>
+        <w:t xml:space="preserve">    causal_cumulative_mean, per-token mass, optional LN projection).</w:t>
+      </w:r>
+    </w:p>
+    <w:p>
+      <w:pPr>
+        <w:rPr>
+          <w:rFonts w:ascii="Consolas" w:hAnsi="Consolas" w:cs="Consolas"/>
+          <w:sz w:val="17"/>
+          <w:szCs w:val="17"/>
+        </w:rPr>
+      </w:pPr>
+      <w:r>
+        <w:rPr>
+          <w:rFonts w:ascii="Consolas" w:hAnsi="Consolas" w:cs="Consolas"/>
+          <w:color w:val="3A7C22" w:themeColor="accent6" w:themeShade="BF"/>
+          <w:sz w:val="17"/>
+          <w:szCs w:val="17"/>
+        </w:rPr>
+        <w:t xml:space="preserve">    """</w:t>
+      </w:r>
+    </w:p>
+    <w:p>
+      <w:pPr>
+        <w:rPr>
+          <w:rFonts w:ascii="Consolas" w:hAnsi="Consolas" w:cs="Consolas"/>
+          <w:sz w:val="17"/>
+          <w:szCs w:val="17"/>
+        </w:rPr>
+      </w:pPr>
+      <w:r>
+        <w:rPr>
+          <w:rFonts w:ascii="Consolas" w:hAnsi="Consolas" w:cs="Consolas"/>
+          <w:sz w:val="17"/>
+          <w:szCs w:val="17"/>
+        </w:rPr>
+        <w:t xml:space="preserve">    from model_sarf_mass import ScalarPotentialLMSARFMass, causal_cumulative_mean</w:t>
+      </w:r>
+    </w:p>
+    <w:p>
+      <w:pPr>
+        <w:rPr>
+          <w:rFonts w:ascii="Consolas" w:hAnsi="Consolas" w:cs="Consolas"/>
+          <w:sz w:val="17"/>
+          <w:szCs w:val="17"/>
+        </w:rPr>
+      </w:pPr>
+    </w:p>
+    <w:p>
+      <w:pPr>
+        <w:rPr>
+          <w:rFonts w:ascii="Consolas" w:hAnsi="Consolas" w:cs="Consolas"/>
+          <w:sz w:val="17"/>
+          <w:szCs w:val="17"/>
+        </w:rPr>
+      </w:pPr>
+      <w:r>
+        <w:rPr>
+          <w:rFonts w:ascii="Consolas" w:hAnsi="Consolas" w:cs="Consolas"/>
+          <w:sz w:val="17"/>
+          <w:szCs w:val="17"/>
+        </w:rPr>
+        <w:t xml:space="preserve">    max_len = model.cfg.max_len</w:t>
+      </w:r>
+    </w:p>
+    <w:p>
+      <w:pPr>
+        <w:rPr>
+          <w:rFonts w:ascii="Consolas" w:hAnsi="Consolas" w:cs="Consolas"/>
+          <w:sz w:val="17"/>
+          <w:szCs w:val="17"/>
+        </w:rPr>
+      </w:pPr>
+      <w:r>
+        <w:rPr>
+          <w:rFonts w:ascii="Consolas" w:hAnsi="Consolas" w:cs="Consolas"/>
+          <w:sz w:val="17"/>
+          <w:szCs w:val="17"/>
+        </w:rPr>
+        <w:t xml:space="preserve">    ids = tokenize(sentence, max_len)</w:t>
+      </w:r>
+    </w:p>
+    <w:p>
+      <w:pPr>
+        <w:rPr>
+          <w:rFonts w:ascii="Consolas" w:hAnsi="Consolas" w:cs="Consolas"/>
+          <w:sz w:val="17"/>
+          <w:szCs w:val="17"/>
+        </w:rPr>
+      </w:pPr>
+      <w:r>
+        <w:rPr>
+          <w:rFonts w:ascii="Consolas" w:hAnsi="Consolas" w:cs="Consolas"/>
+          <w:sz w:val="17"/>
+          <w:szCs w:val="17"/>
+        </w:rPr>
+        <w:t xml:space="preserve">    x = torch.from_numpy(ids).unsqueeze(0).to(device)</w:t>
+      </w:r>
+    </w:p>
+    <w:p>
+      <w:pPr>
+        <w:rPr>
+          <w:rFonts w:ascii="Consolas" w:hAnsi="Consolas" w:cs="Consolas"/>
+          <w:sz w:val="17"/>
+          <w:szCs w:val="17"/>
+        </w:rPr>
+      </w:pPr>
+      <w:r>
+        <w:rPr>
+          <w:rFonts w:ascii="Consolas" w:hAnsi="Consolas" w:cs="Consolas"/>
+          <w:sz w:val="17"/>
+          <w:szCs w:val="17"/>
+        </w:rPr>
+        <w:t xml:space="preserve">    cfg = model.cfg</w:t>
+      </w:r>
+    </w:p>
+    <w:p>
+      <w:pPr>
+        <w:rPr>
+          <w:rFonts w:ascii="Consolas" w:hAnsi="Consolas" w:cs="Consolas"/>
+          <w:sz w:val="17"/>
+          <w:szCs w:val="17"/>
+        </w:rPr>
+      </w:pPr>
+      <w:r>
+        <w:rPr>
+          <w:rFonts w:ascii="Consolas" w:hAnsi="Consolas" w:cs="Consolas"/>
+          <w:sz w:val="17"/>
+          <w:szCs w:val="17"/>
+        </w:rPr>
+        <w:t xml:space="preserve">    is_sarf = isinstance(model, ScalarPotentialLMSARFMass)</w:t>
+      </w:r>
+    </w:p>
+    <w:p>
+      <w:pPr>
+        <w:rPr>
+          <w:rFonts w:ascii="Consolas" w:hAnsi="Consolas" w:cs="Consolas"/>
+          <w:sz w:val="17"/>
+          <w:szCs w:val="17"/>
+        </w:rPr>
+      </w:pPr>
+      <w:r>
+        <w:rPr>
+          <w:rFonts w:ascii="Consolas" w:hAnsi="Consolas" w:cs="Consolas"/>
+          <w:sz w:val="17"/>
+          <w:szCs w:val="17"/>
+        </w:rPr>
+        <w:t xml:space="preserve">    has_ln = hasattr(model, '_project') and getattr(cfg, 'ln_after_step', False)</w:t>
+      </w:r>
+    </w:p>
+    <w:p>
+      <w:pPr>
+        <w:rPr>
+          <w:rFonts w:ascii="Consolas" w:hAnsi="Consolas" w:cs="Consolas"/>
+          <w:sz w:val="17"/>
+          <w:szCs w:val="17"/>
+        </w:rPr>
+      </w:pPr>
+    </w:p>
+    <w:p>
+      <w:pPr>
+        <w:rPr>
+          <w:rFonts w:ascii="Consolas" w:hAnsi="Consolas" w:cs="Consolas"/>
+          <w:sz w:val="17"/>
+          <w:szCs w:val="17"/>
+        </w:rPr>
+      </w:pPr>
+      <w:r>
+        <w:rPr>
+          <w:rFonts w:ascii="Consolas" w:hAnsi="Consolas" w:cs="Consolas"/>
+          <w:sz w:val="17"/>
+          <w:szCs w:val="17"/>
+        </w:rPr>
+        <w:t xml:space="preserve">    with torch.enable_grad():</w:t>
+      </w:r>
+    </w:p>
+    <w:p>
+      <w:pPr>
+        <w:rPr>
+          <w:rFonts w:ascii="Consolas" w:hAnsi="Consolas" w:cs="Consolas"/>
+          <w:sz w:val="17"/>
+          <w:szCs w:val="17"/>
+        </w:rPr>
+      </w:pPr>
+      <w:r>
+        <w:rPr>
+          <w:rFonts w:ascii="Consolas" w:hAnsi="Consolas" w:cs="Consolas"/>
+          <w:sz w:val="17"/>
+          <w:szCs w:val="17"/>
+        </w:rPr>
+        <w:t xml:space="preserve">        if is_sarf:</w:t>
+      </w:r>
+    </w:p>
+    <w:p>
+      <w:pPr>
+        <w:rPr>
+          <w:rFonts w:ascii="Consolas" w:hAnsi="Consolas" w:cs="Consolas"/>
+          <w:sz w:val="17"/>
+          <w:szCs w:val="17"/>
+        </w:rPr>
+      </w:pPr>
+      <w:r>
+        <w:rPr>
+          <w:rFonts w:ascii="Consolas" w:hAnsi="Consolas" w:cs="Consolas"/>
+          <w:sz w:val="17"/>
+          <w:szCs w:val="17"/>
+        </w:rPr>
+        <w:t xml:space="preserve">            emb = model._embed(x)</w:t>
+      </w:r>
+    </w:p>
+    <w:p>
+      <w:pPr>
+        <w:rPr>
+          <w:rFonts w:ascii="Consolas" w:hAnsi="Consolas" w:cs="Consolas"/>
+          <w:sz w:val="17"/>
+          <w:szCs w:val="17"/>
+        </w:rPr>
+      </w:pPr>
+      <w:r>
+        <w:rPr>
+          <w:rFonts w:ascii="Consolas" w:hAnsi="Consolas" w:cs="Consolas"/>
+          <w:sz w:val="17"/>
+          <w:szCs w:val="17"/>
+        </w:rPr>
+        <w:t xml:space="preserve">            m_b = model.compute_mass(x, emb)</w:t>
+      </w:r>
+    </w:p>
+    <w:p>
+      <w:pPr>
+        <w:rPr>
+          <w:rFonts w:ascii="Consolas" w:hAnsi="Consolas" w:cs="Consolas"/>
+          <w:sz w:val="17"/>
+          <w:szCs w:val="17"/>
+        </w:rPr>
+      </w:pPr>
+      <w:r>
+        <w:rPr>
+          <w:rFonts w:ascii="Consolas" w:hAnsi="Consolas" w:cs="Consolas"/>
+          <w:sz w:val="17"/>
+          <w:szCs w:val="17"/>
+        </w:rPr>
+        <w:t xml:space="preserve">            gamma = model.gamma</w:t>
+      </w:r>
+    </w:p>
+    <w:p>
+      <w:pPr>
+        <w:rPr>
+          <w:rFonts w:ascii="Consolas" w:hAnsi="Consolas" w:cs="Consolas"/>
+          <w:sz w:val="17"/>
+          <w:szCs w:val="17"/>
+        </w:rPr>
+      </w:pPr>
+      <w:r>
+        <w:rPr>
+          <w:rFonts w:ascii="Consolas" w:hAnsi="Consolas" w:cs="Consolas"/>
+          <w:sz w:val="17"/>
+          <w:szCs w:val="17"/>
+        </w:rPr>
+        <w:t xml:space="preserve">            h = model._project(emb) if has_ln else emb</w:t>
+      </w:r>
+    </w:p>
+    <w:p>
+      <w:pPr>
+        <w:rPr>
+          <w:rFonts w:ascii="Consolas" w:hAnsi="Consolas" w:cs="Consolas"/>
+          <w:sz w:val="17"/>
+          <w:szCs w:val="17"/>
+        </w:rPr>
+      </w:pPr>
+      <w:r>
+        <w:rPr>
+          <w:rFonts w:ascii="Consolas" w:hAnsi="Consolas" w:cs="Consolas"/>
+          <w:sz w:val="17"/>
+          <w:szCs w:val="17"/>
+        </w:rPr>
+        <w:t xml:space="preserve">        else:</w:t>
+      </w:r>
+    </w:p>
+    <w:p>
+      <w:pPr>
+        <w:rPr>
+          <w:rFonts w:ascii="Consolas" w:hAnsi="Consolas" w:cs="Consolas"/>
+          <w:sz w:val="17"/>
+          <w:szCs w:val="17"/>
+        </w:rPr>
+      </w:pPr>
+      <w:r>
+        <w:rPr>
+          <w:rFonts w:ascii="Consolas" w:hAnsi="Consolas" w:cs="Consolas"/>
+          <w:sz w:val="17"/>
+          <w:szCs w:val="17"/>
+        </w:rPr>
+        <w:t xml:space="preserve">            emb, xi_fixed = model._embed_and_pool(x)</w:t>
+      </w:r>
+    </w:p>
+    <w:p>
+      <w:pPr>
+        <w:rPr>
+          <w:rFonts w:ascii="Consolas" w:hAnsi="Consolas" w:cs="Consolas"/>
+          <w:sz w:val="17"/>
+          <w:szCs w:val="17"/>
+        </w:rPr>
+      </w:pPr>
+      <w:r>
+        <w:rPr>
+          <w:rFonts w:ascii="Consolas" w:hAnsi="Consolas" w:cs="Consolas"/>
+          <w:sz w:val="17"/>
+          <w:szCs w:val="17"/>
+        </w:rPr>
+        <w:t xml:space="preserve">            m_b = model.m</w:t>
+      </w:r>
+    </w:p>
+    <w:p>
+      <w:pPr>
+        <w:rPr>
+          <w:rFonts w:ascii="Consolas" w:hAnsi="Consolas" w:cs="Consolas"/>
+          <w:sz w:val="17"/>
+          <w:szCs w:val="17"/>
+        </w:rPr>
+      </w:pPr>
+      <w:r>
+        <w:rPr>
+          <w:rFonts w:ascii="Consolas" w:hAnsi="Consolas" w:cs="Consolas"/>
+          <w:sz w:val="17"/>
+          <w:szCs w:val="17"/>
+        </w:rPr>
+        <w:t xml:space="preserve">            gamma = model.gamma</w:t>
+      </w:r>
+    </w:p>
+    <w:p>
+      <w:pPr>
+        <w:rPr>
+          <w:rFonts w:ascii="Consolas" w:hAnsi="Consolas" w:cs="Consolas"/>
+          <w:sz w:val="17"/>
+          <w:szCs w:val="17"/>
+        </w:rPr>
+      </w:pPr>
+      <w:r>
+        <w:rPr>
+          <w:rFonts w:ascii="Consolas" w:hAnsi="Consolas" w:cs="Consolas"/>
+          <w:sz w:val="17"/>
+          <w:szCs w:val="17"/>
+        </w:rPr>
+        <w:t xml:space="preserve">            h = emb</w:t>
+      </w:r>
+    </w:p>
+    <w:p>
+      <w:pPr>
+        <w:rPr>
+          <w:rFonts w:ascii="Consolas" w:hAnsi="Consolas" w:cs="Consolas"/>
+          <w:sz w:val="17"/>
+          <w:szCs w:val="17"/>
+        </w:rPr>
+      </w:pPr>
+    </w:p>
+    <w:p>
+      <w:pPr>
+        <w:rPr>
+          <w:rFonts w:ascii="Consolas" w:hAnsi="Consolas" w:cs="Consolas"/>
+          <w:sz w:val="17"/>
+          <w:szCs w:val="17"/>
+        </w:rPr>
+      </w:pPr>
+      <w:r>
+        <w:rPr>
+          <w:rFonts w:ascii="Consolas" w:hAnsi="Consolas" w:cs="Consolas"/>
+          <w:sz w:val="17"/>
+          <w:szCs w:val="17"/>
+        </w:rPr>
+        <w:t xml:space="preserve">        v = torch.zeros_like(h)</w:t>
+      </w:r>
+    </w:p>
+    <w:p>
+      <w:pPr>
+        <w:rPr>
+          <w:rFonts w:ascii="Consolas" w:hAnsi="Consolas" w:cs="Consolas"/>
+          <w:sz w:val="17"/>
+          <w:szCs w:val="17"/>
+        </w:rPr>
+      </w:pPr>
+      <w:r>
+        <w:rPr>
+          <w:rFonts w:ascii="Consolas" w:hAnsi="Consolas" w:cs="Consolas"/>
+          <w:sz w:val="17"/>
+          <w:szCs w:val="17"/>
+        </w:rPr>
+        <w:t xml:space="preserve">        dt = cfg.dt</w:t>
+      </w:r>
+    </w:p>
+    <w:p>
+      <w:pPr>
+        <w:rPr>
+          <w:rFonts w:ascii="Consolas" w:hAnsi="Consolas" w:cs="Consolas"/>
+          <w:sz w:val="17"/>
+          <w:szCs w:val="17"/>
+        </w:rPr>
+      </w:pPr>
+    </w:p>
+    <w:p>
+      <w:pPr>
+        <w:rPr>
+          <w:rFonts w:ascii="Consolas" w:hAnsi="Consolas" w:cs="Consolas"/>
+          <w:sz w:val="17"/>
+          <w:szCs w:val="17"/>
+        </w:rPr>
+      </w:pPr>
+      <w:r>
+        <w:rPr>
+          <w:rFonts w:ascii="Consolas" w:hAnsi="Consolas" w:cs="Consolas"/>
+          <w:sz w:val="17"/>
+          <w:szCs w:val="17"/>
+        </w:rPr>
+        <w:t xml:space="preserve">        H  = [h.detach().cpu().numpy()[0]]</w:t>
+      </w:r>
+    </w:p>
+    <w:p>
+      <w:pPr>
+        <w:rPr>
+          <w:rFonts w:ascii="Consolas" w:hAnsi="Consolas" w:cs="Consolas"/>
+          <w:sz w:val="17"/>
+          <w:szCs w:val="17"/>
+        </w:rPr>
+      </w:pPr>
+      <w:r>
+        <w:rPr>
+          <w:rFonts w:ascii="Consolas" w:hAnsi="Consolas" w:cs="Consolas"/>
+          <w:sz w:val="17"/>
+          <w:szCs w:val="17"/>
+        </w:rPr>
+        <w:t xml:space="preserve">        GV = []</w:t>
+      </w:r>
+    </w:p>
+    <w:p>
+      <w:pPr>
+        <w:rPr>
+          <w:rFonts w:ascii="Consolas" w:hAnsi="Consolas" w:cs="Consolas"/>
+          <w:sz w:val="17"/>
+          <w:szCs w:val="17"/>
+        </w:rPr>
+      </w:pPr>
+      <w:r>
+        <w:rPr>
+          <w:rFonts w:ascii="Consolas" w:hAnsi="Consolas" w:cs="Consolas"/>
+          <w:sz w:val="17"/>
+          <w:szCs w:val="17"/>
+        </w:rPr>
+        <w:t xml:space="preserve">        xi_out = None</w:t>
+      </w:r>
+    </w:p>
+    <w:p>
+      <w:pPr>
+        <w:rPr>
+          <w:rFonts w:ascii="Consolas" w:hAnsi="Consolas" w:cs="Consolas"/>
+          <w:sz w:val="17"/>
+          <w:szCs w:val="17"/>
+        </w:rPr>
+      </w:pPr>
+      <w:r>
+        <w:rPr>
+          <w:rFonts w:ascii="Consolas" w:hAnsi="Consolas" w:cs="Consolas"/>
+          <w:sz w:val="17"/>
+          <w:szCs w:val="17"/>
+        </w:rPr>
+        <w:t xml:space="preserve">        for _ in range(cfg.L):</w:t>
+      </w:r>
+    </w:p>
+    <w:p>
+      <w:pPr>
+        <w:rPr>
+          <w:rFonts w:ascii="Consolas" w:hAnsi="Consolas" w:cs="Consolas"/>
+          <w:sz w:val="17"/>
+          <w:szCs w:val="17"/>
+        </w:rPr>
+      </w:pPr>
+      <w:r>
+        <w:rPr>
+          <w:rFonts w:ascii="Consolas" w:hAnsi="Consolas" w:cs="Consolas"/>
+          <w:sz w:val="17"/>
+          <w:szCs w:val="17"/>
+        </w:rPr>
+        <w:t xml:space="preserve">            if is_sarf:</w:t>
+      </w:r>
+    </w:p>
+    <w:p>
+      <w:pPr>
+        <w:rPr>
+          <w:rFonts w:ascii="Consolas" w:hAnsi="Consolas" w:cs="Consolas"/>
+          <w:sz w:val="17"/>
+          <w:szCs w:val="17"/>
+        </w:rPr>
+      </w:pPr>
+      <w:r>
+        <w:rPr>
+          <w:rFonts w:ascii="Consolas" w:hAnsi="Consolas" w:cs="Consolas"/>
+          <w:sz w:val="17"/>
+          <w:szCs w:val="17"/>
+        </w:rPr>
+        <w:t xml:space="preserve">                xi_input = h.detach() if getattr(cfg, 'causal_force', True) else h</w:t>
+      </w:r>
+    </w:p>
+    <w:p>
+      <w:pPr>
+        <w:rPr>
+          <w:rFonts w:ascii="Consolas" w:hAnsi="Consolas" w:cs="Consolas"/>
+          <w:sz w:val="17"/>
+          <w:szCs w:val="17"/>
+        </w:rPr>
+      </w:pPr>
+      <w:r>
+        <w:rPr>
+          <w:rFonts w:ascii="Consolas" w:hAnsi="Consolas" w:cs="Consolas"/>
+          <w:sz w:val="17"/>
+          <w:szCs w:val="17"/>
+        </w:rPr>
+        <w:t xml:space="preserve">                xi_now = causal_cumulative_mean(xi_input)</w:t>
+      </w:r>
+    </w:p>
+    <w:p>
+      <w:pPr>
+        <w:rPr>
+          <w:rFonts w:ascii="Consolas" w:hAnsi="Consolas" w:cs="Consolas"/>
+          <w:sz w:val="17"/>
+          <w:szCs w:val="17"/>
+        </w:rPr>
+      </w:pPr>
+      <w:r>
+        <w:rPr>
+          <w:rFonts w:ascii="Consolas" w:hAnsi="Consolas" w:cs="Consolas"/>
+          <w:sz w:val="17"/>
+          <w:szCs w:val="17"/>
+        </w:rPr>
+        <w:t xml:space="preserve">            else:</w:t>
+      </w:r>
+    </w:p>
+    <w:p>
+      <w:pPr>
+        <w:rPr>
+          <w:rFonts w:ascii="Consolas" w:hAnsi="Consolas" w:cs="Consolas"/>
+          <w:sz w:val="17"/>
+          <w:szCs w:val="17"/>
+        </w:rPr>
+      </w:pPr>
+      <w:r>
+        <w:rPr>
+          <w:rFonts w:ascii="Consolas" w:hAnsi="Consolas" w:cs="Consolas"/>
+          <w:sz w:val="17"/>
+          <w:szCs w:val="17"/>
+        </w:rPr>
+        <w:t xml:space="preserve">                xi_now = xi_fixed</w:t>
+      </w:r>
+    </w:p>
+    <w:p>
+      <w:pPr>
+        <w:rPr>
+          <w:rFonts w:ascii="Consolas" w:hAnsi="Consolas" w:cs="Consolas"/>
+          <w:sz w:val="17"/>
+          <w:szCs w:val="17"/>
+        </w:rPr>
+      </w:pPr>
+    </w:p>
+    <w:p>
+      <w:pPr>
+        <w:rPr>
+          <w:rFonts w:ascii="Consolas" w:hAnsi="Consolas" w:cs="Consolas"/>
+          <w:sz w:val="17"/>
+          <w:szCs w:val="17"/>
+        </w:rPr>
+      </w:pPr>
+      <w:r>
+        <w:rPr>
+          <w:rFonts w:ascii="Consolas" w:hAnsi="Consolas" w:cs="Consolas"/>
+          <w:sz w:val="17"/>
+          <w:szCs w:val="17"/>
+        </w:rPr>
+        <w:t xml:space="preserve">            h_in = h.detach().requires_grad_(True)</w:t>
+      </w:r>
+    </w:p>
+    <w:p>
+      <w:pPr>
+        <w:rPr>
+          <w:rFonts w:ascii="Consolas" w:hAnsi="Consolas" w:cs="Consolas"/>
+          <w:sz w:val="17"/>
+          <w:szCs w:val="17"/>
+        </w:rPr>
+      </w:pPr>
+      <w:r>
+        <w:rPr>
+          <w:rFonts w:ascii="Consolas" w:hAnsi="Consolas" w:cs="Consolas"/>
+          <w:sz w:val="17"/>
+          <w:szCs w:val="17"/>
+        </w:rPr>
         <w:lastRenderedPageBreak/>
-        <w:t xml:space="preserve">       XI  : (T, d)  the constant context vector</w:t>
-      </w:r>
-    </w:p>
-    <w:p>
-      <w:pPr>
-        <w:rPr>
-          <w:rFonts w:ascii="Consolas" w:hAnsi="Consolas" w:cs="Consolas"/>
-          <w:color w:val="3A7C22" w:themeColor="accent6" w:themeShade="BF"/>
-          <w:sz w:val="17"/>
-          <w:szCs w:val="17"/>
-        </w:rPr>
-      </w:pPr>
-    </w:p>
-    <w:p>
-      <w:pPr>
-        <w:rPr>
-          <w:rFonts w:ascii="Consolas" w:hAnsi="Consolas" w:cs="Consolas"/>
-          <w:color w:val="3A7C22" w:themeColor="accent6" w:themeShade="BF"/>
-          <w:sz w:val="17"/>
-          <w:szCs w:val="17"/>
-        </w:rPr>
-      </w:pPr>
-      <w:r>
-        <w:rPr>
-          <w:rFonts w:ascii="Consolas" w:hAnsi="Consolas" w:cs="Consolas"/>
-          <w:color w:val="3A7C22" w:themeColor="accent6" w:themeShade="BF"/>
-          <w:sz w:val="17"/>
-          <w:szCs w:val="17"/>
-        </w:rPr>
-        <w:t xml:space="preserve">    The dynamics equation is</w:t>
-      </w:r>
-    </w:p>
-    <w:p>
-      <w:pPr>
-        <w:rPr>
-          <w:rFonts w:ascii="Consolas" w:hAnsi="Consolas" w:cs="Consolas"/>
-          <w:color w:val="3A7C22" w:themeColor="accent6" w:themeShade="BF"/>
-          <w:sz w:val="17"/>
-          <w:szCs w:val="17"/>
-        </w:rPr>
-      </w:pPr>
-    </w:p>
-    <w:p>
-      <w:pPr>
-        <w:rPr>
-          <w:rFonts w:ascii="Consolas" w:hAnsi="Consolas" w:cs="Consolas"/>
-          <w:color w:val="3A7C22" w:themeColor="accent6" w:themeShade="BF"/>
-          <w:sz w:val="17"/>
-          <w:szCs w:val="17"/>
-        </w:rPr>
-      </w:pPr>
-      <w:r>
-        <w:rPr>
-          <w:rFonts w:ascii="Consolas" w:hAnsi="Consolas" w:cs="Consolas"/>
-          <w:color w:val="3A7C22" w:themeColor="accent6" w:themeShade="BF"/>
-          <w:sz w:val="17"/>
-          <w:szCs w:val="17"/>
-        </w:rPr>
-        <w:t xml:space="preserve">       h_{l+1} = h_l + dt * v_{l+1}</w:t>
-      </w:r>
-    </w:p>
-    <w:p>
-      <w:pPr>
-        <w:rPr>
-          <w:rFonts w:ascii="Consolas" w:hAnsi="Consolas" w:cs="Consolas"/>
-          <w:color w:val="3A7C22" w:themeColor="accent6" w:themeShade="BF"/>
-          <w:sz w:val="17"/>
-          <w:szCs w:val="17"/>
-        </w:rPr>
-      </w:pPr>
-      <w:r>
-        <w:rPr>
-          <w:rFonts w:ascii="Consolas" w:hAnsi="Consolas" w:cs="Consolas"/>
-          <w:color w:val="3A7C22" w:themeColor="accent6" w:themeShade="BF"/>
-          <w:sz w:val="17"/>
-          <w:szCs w:val="17"/>
-        </w:rPr>
-        <w:t xml:space="preserve">       v_{l+1} = (v_l + dt*f_l/m) / (1 + dt*gamma),  f_l = -grad_h V_theta(xi, h_l)</w:t>
-      </w:r>
-    </w:p>
-    <w:p>
-      <w:pPr>
-        <w:rPr>
-          <w:rFonts w:ascii="Consolas" w:hAnsi="Consolas" w:cs="Consolas"/>
-          <w:color w:val="3A7C22" w:themeColor="accent6" w:themeShade="BF"/>
-          <w:sz w:val="17"/>
-          <w:szCs w:val="17"/>
-        </w:rPr>
-      </w:pPr>
-    </w:p>
-    <w:p>
-      <w:pPr>
-        <w:rPr>
-          <w:rFonts w:ascii="Consolas" w:hAnsi="Consolas" w:cs="Consolas"/>
-          <w:color w:val="3A7C22" w:themeColor="accent6" w:themeShade="BF"/>
-          <w:sz w:val="17"/>
-          <w:szCs w:val="17"/>
-        </w:rPr>
-      </w:pPr>
-      <w:r>
-        <w:rPr>
-          <w:rFonts w:ascii="Consolas" w:hAnsi="Consolas" w:cs="Consolas"/>
-          <w:color w:val="3A7C22" w:themeColor="accent6" w:themeShade="BF"/>
-          <w:sz w:val="17"/>
-          <w:szCs w:val="17"/>
-        </w:rPr>
-        <w:t xml:space="preserve">    so Delta h_l := h_{l+1} - h_l depends on (v_l, grad_V at h_l).</w:t>
-      </w:r>
-    </w:p>
-    <w:p>
-      <w:pPr>
-        <w:rPr>
-          <w:rFonts w:ascii="Consolas" w:hAnsi="Consolas" w:cs="Consolas"/>
-          <w:color w:val="3A7C22" w:themeColor="accent6" w:themeShade="BF"/>
-          <w:sz w:val="17"/>
-          <w:szCs w:val="17"/>
-        </w:rPr>
-      </w:pPr>
-    </w:p>
-    <w:p>
-      <w:pPr>
-        <w:rPr>
-          <w:rFonts w:ascii="Consolas" w:hAnsi="Consolas" w:cs="Consolas"/>
-          <w:color w:val="3A7C22" w:themeColor="accent6" w:themeShade="BF"/>
-          <w:sz w:val="17"/>
-          <w:szCs w:val="17"/>
-        </w:rPr>
-      </w:pPr>
-      <w:r>
-        <w:rPr>
-          <w:rFonts w:ascii="Consolas" w:hAnsi="Consolas" w:cs="Consolas"/>
-          <w:color w:val="3A7C22" w:themeColor="accent6" w:themeShade="BF"/>
-          <w:sz w:val="17"/>
-          <w:szCs w:val="17"/>
-        </w:rPr>
-        <w:t xml:space="preserve">    Handles both the base ScalarPotentialLM (fixed xi from _embed_and_pool)</w:t>
-      </w:r>
-    </w:p>
-    <w:p>
-      <w:pPr>
-        <w:rPr>
-          <w:rFonts w:ascii="Consolas" w:hAnsi="Consolas" w:cs="Consolas"/>
-          <w:color w:val="3A7C22" w:themeColor="accent6" w:themeShade="BF"/>
-          <w:sz w:val="17"/>
-          <w:szCs w:val="17"/>
-        </w:rPr>
-      </w:pPr>
-      <w:r>
-        <w:rPr>
-          <w:rFonts w:ascii="Consolas" w:hAnsi="Consolas" w:cs="Consolas"/>
-          <w:color w:val="3A7C22" w:themeColor="accent6" w:themeShade="BF"/>
-          <w:sz w:val="17"/>
-          <w:szCs w:val="17"/>
-        </w:rPr>
-        <w:t xml:space="preserve">    and ScalarPotentialLMSARFMass[LN] variants (per-step xi via</w:t>
-      </w:r>
-    </w:p>
-    <w:p>
-      <w:pPr>
-        <w:rPr>
-          <w:rFonts w:ascii="Consolas" w:hAnsi="Consolas" w:cs="Consolas"/>
-          <w:color w:val="3A7C22" w:themeColor="accent6" w:themeShade="BF"/>
-          <w:sz w:val="17"/>
-          <w:szCs w:val="17"/>
-        </w:rPr>
-      </w:pPr>
-      <w:r>
-        <w:rPr>
-          <w:rFonts w:ascii="Consolas" w:hAnsi="Consolas" w:cs="Consolas"/>
-          <w:color w:val="3A7C22" w:themeColor="accent6" w:themeShade="BF"/>
-          <w:sz w:val="17"/>
-          <w:szCs w:val="17"/>
-        </w:rPr>
-        <w:t xml:space="preserve">    causal_cumulative_mean, per-token mass, optional LN projection).</w:t>
-      </w:r>
-    </w:p>
-    <w:p>
-      <w:pPr>
-        <w:rPr>
-          <w:rFonts w:ascii="Consolas" w:hAnsi="Consolas" w:cs="Consolas"/>
-          <w:sz w:val="17"/>
-          <w:szCs w:val="17"/>
-        </w:rPr>
-      </w:pPr>
-      <w:r>
-        <w:rPr>
-          <w:rFonts w:ascii="Consolas" w:hAnsi="Consolas" w:cs="Consolas"/>
-          <w:color w:val="3A7C22" w:themeColor="accent6" w:themeShade="BF"/>
-          <w:sz w:val="17"/>
-          <w:szCs w:val="17"/>
-        </w:rPr>
-        <w:t xml:space="preserve">    """</w:t>
-      </w:r>
-    </w:p>
-    <w:p>
-      <w:pPr>
-        <w:rPr>
-          <w:rFonts w:ascii="Consolas" w:hAnsi="Consolas" w:cs="Consolas"/>
-          <w:sz w:val="17"/>
-          <w:szCs w:val="17"/>
-        </w:rPr>
-      </w:pPr>
-      <w:r>
-        <w:rPr>
-          <w:rFonts w:ascii="Consolas" w:hAnsi="Consolas" w:cs="Consolas"/>
-          <w:sz w:val="17"/>
-          <w:szCs w:val="17"/>
-        </w:rPr>
-        <w:t xml:space="preserve">    from model_sarf_mass import ScalarPotentialLMSARFMass, causal_cumulative_mean</w:t>
-      </w:r>
-    </w:p>
-    <w:p>
-      <w:pPr>
-        <w:rPr>
-          <w:rFonts w:ascii="Consolas" w:hAnsi="Consolas" w:cs="Consolas"/>
-          <w:sz w:val="17"/>
-          <w:szCs w:val="17"/>
-        </w:rPr>
-      </w:pPr>
-    </w:p>
-    <w:p>
-      <w:pPr>
-        <w:rPr>
-          <w:rFonts w:ascii="Consolas" w:hAnsi="Consolas" w:cs="Consolas"/>
-          <w:sz w:val="17"/>
-          <w:szCs w:val="17"/>
-        </w:rPr>
-      </w:pPr>
-      <w:r>
-        <w:rPr>
-          <w:rFonts w:ascii="Consolas" w:hAnsi="Consolas" w:cs="Consolas"/>
-          <w:sz w:val="17"/>
-          <w:szCs w:val="17"/>
-        </w:rPr>
-        <w:t xml:space="preserve">    max_len = model.cfg.max_len</w:t>
-      </w:r>
-    </w:p>
-    <w:p>
-      <w:pPr>
-        <w:rPr>
-          <w:rFonts w:ascii="Consolas" w:hAnsi="Consolas" w:cs="Consolas"/>
-          <w:sz w:val="17"/>
-          <w:szCs w:val="17"/>
-        </w:rPr>
-      </w:pPr>
-      <w:r>
-        <w:rPr>
-          <w:rFonts w:ascii="Consolas" w:hAnsi="Consolas" w:cs="Consolas"/>
-          <w:sz w:val="17"/>
-          <w:szCs w:val="17"/>
-        </w:rPr>
-        <w:t xml:space="preserve">    ids = tokenize(sentence, max_len)</w:t>
-      </w:r>
-    </w:p>
-    <w:p>
-      <w:pPr>
-        <w:rPr>
-          <w:rFonts w:ascii="Consolas" w:hAnsi="Consolas" w:cs="Consolas"/>
-          <w:sz w:val="17"/>
-          <w:szCs w:val="17"/>
-        </w:rPr>
-      </w:pPr>
-      <w:r>
-        <w:rPr>
-          <w:rFonts w:ascii="Consolas" w:hAnsi="Consolas" w:cs="Consolas"/>
-          <w:sz w:val="17"/>
-          <w:szCs w:val="17"/>
-        </w:rPr>
-        <w:t xml:space="preserve">    x = torch.from_numpy(ids).unsqueeze(0).to(device)</w:t>
-      </w:r>
-    </w:p>
-    <w:p>
-      <w:pPr>
-        <w:rPr>
-          <w:rFonts w:ascii="Consolas" w:hAnsi="Consolas" w:cs="Consolas"/>
-          <w:sz w:val="17"/>
-          <w:szCs w:val="17"/>
-        </w:rPr>
-      </w:pPr>
-      <w:r>
-        <w:rPr>
-          <w:rFonts w:ascii="Consolas" w:hAnsi="Consolas" w:cs="Consolas"/>
-          <w:sz w:val="17"/>
-          <w:szCs w:val="17"/>
-        </w:rPr>
-        <w:t xml:space="preserve">    cfg = model.cfg</w:t>
-      </w:r>
-    </w:p>
-    <w:p>
-      <w:pPr>
-        <w:rPr>
-          <w:rFonts w:ascii="Consolas" w:hAnsi="Consolas" w:cs="Consolas"/>
-          <w:sz w:val="17"/>
-          <w:szCs w:val="17"/>
-        </w:rPr>
-      </w:pPr>
-      <w:r>
-        <w:rPr>
-          <w:rFonts w:ascii="Consolas" w:hAnsi="Consolas" w:cs="Consolas"/>
-          <w:sz w:val="17"/>
-          <w:szCs w:val="17"/>
-        </w:rPr>
-        <w:t xml:space="preserve">    is_sarf = isinstance(model, ScalarPotentialLMSARFMass)</w:t>
-      </w:r>
-    </w:p>
-    <w:p>
-      <w:pPr>
-        <w:rPr>
-          <w:rFonts w:ascii="Consolas" w:hAnsi="Consolas" w:cs="Consolas"/>
-          <w:sz w:val="17"/>
-          <w:szCs w:val="17"/>
-        </w:rPr>
-      </w:pPr>
-      <w:r>
-        <w:rPr>
-          <w:rFonts w:ascii="Consolas" w:hAnsi="Consolas" w:cs="Consolas"/>
-          <w:sz w:val="17"/>
-          <w:szCs w:val="17"/>
-        </w:rPr>
-        <w:t xml:space="preserve">    has_ln = hasattr(model, '_project') and getattr(cfg, 'ln_after_step', False)</w:t>
-      </w:r>
-    </w:p>
-    <w:p>
-      <w:pPr>
-        <w:rPr>
-          <w:rFonts w:ascii="Consolas" w:hAnsi="Consolas" w:cs="Consolas"/>
-          <w:sz w:val="17"/>
-          <w:szCs w:val="17"/>
-        </w:rPr>
-      </w:pPr>
-    </w:p>
-    <w:p>
-      <w:pPr>
-        <w:rPr>
-          <w:rFonts w:ascii="Consolas" w:hAnsi="Consolas" w:cs="Consolas"/>
-          <w:sz w:val="17"/>
-          <w:szCs w:val="17"/>
-        </w:rPr>
-      </w:pPr>
-      <w:r>
-        <w:rPr>
-          <w:rFonts w:ascii="Consolas" w:hAnsi="Consolas" w:cs="Consolas"/>
-          <w:sz w:val="17"/>
-          <w:szCs w:val="17"/>
-        </w:rPr>
-        <w:t xml:space="preserve">    with torch.enable_grad():</w:t>
-      </w:r>
-    </w:p>
-    <w:p>
-      <w:pPr>
-        <w:rPr>
-          <w:rFonts w:ascii="Consolas" w:hAnsi="Consolas" w:cs="Consolas"/>
-          <w:sz w:val="17"/>
-          <w:szCs w:val="17"/>
-        </w:rPr>
-      </w:pPr>
-      <w:r>
-        <w:rPr>
-          <w:rFonts w:ascii="Consolas" w:hAnsi="Consolas" w:cs="Consolas"/>
-          <w:sz w:val="17"/>
-          <w:szCs w:val="17"/>
-        </w:rPr>
-        <w:t xml:space="preserve">        if is_sarf:</w:t>
-      </w:r>
-    </w:p>
-    <w:p>
-      <w:pPr>
-        <w:rPr>
-          <w:rFonts w:ascii="Consolas" w:hAnsi="Consolas" w:cs="Consolas"/>
-          <w:sz w:val="17"/>
-          <w:szCs w:val="17"/>
-        </w:rPr>
-      </w:pPr>
-      <w:r>
-        <w:rPr>
-          <w:rFonts w:ascii="Consolas" w:hAnsi="Consolas" w:cs="Consolas"/>
-          <w:sz w:val="17"/>
-          <w:szCs w:val="17"/>
-        </w:rPr>
-        <w:t xml:space="preserve">            emb = model._embed(x)</w:t>
-      </w:r>
-    </w:p>
-    <w:p>
-      <w:pPr>
-        <w:rPr>
-          <w:rFonts w:ascii="Consolas" w:hAnsi="Consolas" w:cs="Consolas"/>
-          <w:sz w:val="17"/>
-          <w:szCs w:val="17"/>
-        </w:rPr>
-      </w:pPr>
-      <w:r>
-        <w:rPr>
-          <w:rFonts w:ascii="Consolas" w:hAnsi="Consolas" w:cs="Consolas"/>
-          <w:sz w:val="17"/>
-          <w:szCs w:val="17"/>
-        </w:rPr>
-        <w:t xml:space="preserve">            m_b = model.compute_mass(x, emb)</w:t>
-      </w:r>
-    </w:p>
-    <w:p>
-      <w:pPr>
-        <w:rPr>
-          <w:rFonts w:ascii="Consolas" w:hAnsi="Consolas" w:cs="Consolas"/>
-          <w:sz w:val="17"/>
-          <w:szCs w:val="17"/>
-        </w:rPr>
-      </w:pPr>
-      <w:r>
-        <w:rPr>
-          <w:rFonts w:ascii="Consolas" w:hAnsi="Consolas" w:cs="Consolas"/>
-          <w:sz w:val="17"/>
-          <w:szCs w:val="17"/>
-        </w:rPr>
-        <w:t xml:space="preserve">            gamma = model.gamma</w:t>
-      </w:r>
-    </w:p>
-    <w:p>
-      <w:pPr>
-        <w:rPr>
-          <w:rFonts w:ascii="Consolas" w:hAnsi="Consolas" w:cs="Consolas"/>
-          <w:sz w:val="17"/>
-          <w:szCs w:val="17"/>
-        </w:rPr>
-      </w:pPr>
-      <w:r>
-        <w:rPr>
-          <w:rFonts w:ascii="Consolas" w:hAnsi="Consolas" w:cs="Consolas"/>
-          <w:sz w:val="17"/>
-          <w:szCs w:val="17"/>
-        </w:rPr>
-        <w:t xml:space="preserve">            h = model._project(emb) if has_ln else emb</w:t>
-      </w:r>
-    </w:p>
-    <w:p>
-      <w:pPr>
-        <w:rPr>
-          <w:rFonts w:ascii="Consolas" w:hAnsi="Consolas" w:cs="Consolas"/>
-          <w:sz w:val="17"/>
-          <w:szCs w:val="17"/>
-        </w:rPr>
-      </w:pPr>
-      <w:r>
-        <w:rPr>
-          <w:rFonts w:ascii="Consolas" w:hAnsi="Consolas" w:cs="Consolas"/>
-          <w:sz w:val="17"/>
-          <w:szCs w:val="17"/>
-        </w:rPr>
-        <w:t xml:space="preserve">        else:</w:t>
-      </w:r>
-    </w:p>
-    <w:p>
-      <w:pPr>
-        <w:rPr>
-          <w:rFonts w:ascii="Consolas" w:hAnsi="Consolas" w:cs="Consolas"/>
-          <w:sz w:val="17"/>
-          <w:szCs w:val="17"/>
-        </w:rPr>
-      </w:pPr>
-      <w:r>
-        <w:rPr>
-          <w:rFonts w:ascii="Consolas" w:hAnsi="Consolas" w:cs="Consolas"/>
-          <w:sz w:val="17"/>
-          <w:szCs w:val="17"/>
-        </w:rPr>
-        <w:t xml:space="preserve">            emb, xi_fixed = model._embed_and_pool(x)</w:t>
-      </w:r>
-    </w:p>
-    <w:p>
-      <w:pPr>
-        <w:rPr>
-          <w:rFonts w:ascii="Consolas" w:hAnsi="Consolas" w:cs="Consolas"/>
-          <w:sz w:val="17"/>
-          <w:szCs w:val="17"/>
-        </w:rPr>
-      </w:pPr>
-      <w:r>
-        <w:rPr>
-          <w:rFonts w:ascii="Consolas" w:hAnsi="Consolas" w:cs="Consolas"/>
-          <w:sz w:val="17"/>
-          <w:szCs w:val="17"/>
-        </w:rPr>
-        <w:t xml:space="preserve">            m_b = model.m</w:t>
-      </w:r>
-    </w:p>
-    <w:p>
-      <w:pPr>
-        <w:rPr>
-          <w:rFonts w:ascii="Consolas" w:hAnsi="Consolas" w:cs="Consolas"/>
-          <w:sz w:val="17"/>
-          <w:szCs w:val="17"/>
-        </w:rPr>
-      </w:pPr>
-      <w:r>
-        <w:rPr>
-          <w:rFonts w:ascii="Consolas" w:hAnsi="Consolas" w:cs="Consolas"/>
-          <w:sz w:val="17"/>
-          <w:szCs w:val="17"/>
-        </w:rPr>
-        <w:t xml:space="preserve">            gamma = model.gamma</w:t>
-      </w:r>
-    </w:p>
-    <w:p>
-      <w:pPr>
-        <w:rPr>
-          <w:rFonts w:ascii="Consolas" w:hAnsi="Consolas" w:cs="Consolas"/>
-          <w:sz w:val="17"/>
-          <w:szCs w:val="17"/>
-        </w:rPr>
-      </w:pPr>
-      <w:r>
-        <w:rPr>
-          <w:rFonts w:ascii="Consolas" w:hAnsi="Consolas" w:cs="Consolas"/>
-          <w:sz w:val="17"/>
-          <w:szCs w:val="17"/>
-        </w:rPr>
-        <w:t xml:space="preserve">            h = emb</w:t>
-      </w:r>
-    </w:p>
-    <w:p>
-      <w:pPr>
-        <w:rPr>
-          <w:rFonts w:ascii="Consolas" w:hAnsi="Consolas" w:cs="Consolas"/>
-          <w:sz w:val="17"/>
-          <w:szCs w:val="17"/>
-        </w:rPr>
-      </w:pPr>
-    </w:p>
-    <w:p>
-      <w:pPr>
-        <w:rPr>
-          <w:rFonts w:ascii="Consolas" w:hAnsi="Consolas" w:cs="Consolas"/>
-          <w:sz w:val="17"/>
-          <w:szCs w:val="17"/>
-        </w:rPr>
-      </w:pPr>
-      <w:r>
-        <w:rPr>
-          <w:rFonts w:ascii="Consolas" w:hAnsi="Consolas" w:cs="Consolas"/>
-          <w:sz w:val="17"/>
-          <w:szCs w:val="17"/>
-        </w:rPr>
-        <w:t xml:space="preserve">        v = torch.zeros_like(h)</w:t>
-      </w:r>
-    </w:p>
-    <w:p>
-      <w:pPr>
-        <w:rPr>
-          <w:rFonts w:ascii="Consolas" w:hAnsi="Consolas" w:cs="Consolas"/>
-          <w:sz w:val="17"/>
-          <w:szCs w:val="17"/>
-        </w:rPr>
-      </w:pPr>
-      <w:r>
-        <w:rPr>
-          <w:rFonts w:ascii="Consolas" w:hAnsi="Consolas" w:cs="Consolas"/>
-          <w:sz w:val="17"/>
-          <w:szCs w:val="17"/>
-        </w:rPr>
-        <w:t xml:space="preserve">        dt = cfg.dt</w:t>
-      </w:r>
-    </w:p>
-    <w:p>
-      <w:pPr>
-        <w:rPr>
-          <w:rFonts w:ascii="Consolas" w:hAnsi="Consolas" w:cs="Consolas"/>
-          <w:sz w:val="17"/>
-          <w:szCs w:val="17"/>
-        </w:rPr>
-      </w:pPr>
-    </w:p>
-    <w:p>
-      <w:pPr>
-        <w:rPr>
-          <w:rFonts w:ascii="Consolas" w:hAnsi="Consolas" w:cs="Consolas"/>
-          <w:sz w:val="17"/>
-          <w:szCs w:val="17"/>
-        </w:rPr>
-      </w:pPr>
-      <w:r>
-        <w:rPr>
-          <w:rFonts w:ascii="Consolas" w:hAnsi="Consolas" w:cs="Consolas"/>
-          <w:sz w:val="17"/>
-          <w:szCs w:val="17"/>
-        </w:rPr>
-        <w:t xml:space="preserve">        H  = [h.detach().cpu().numpy()[0]]</w:t>
-      </w:r>
-    </w:p>
-    <w:p>
-      <w:pPr>
-        <w:rPr>
-          <w:rFonts w:ascii="Consolas" w:hAnsi="Consolas" w:cs="Consolas"/>
-          <w:sz w:val="17"/>
-          <w:szCs w:val="17"/>
-        </w:rPr>
-      </w:pPr>
-      <w:r>
-        <w:rPr>
-          <w:rFonts w:ascii="Consolas" w:hAnsi="Consolas" w:cs="Consolas"/>
-          <w:sz w:val="17"/>
-          <w:szCs w:val="17"/>
-        </w:rPr>
-        <w:t xml:space="preserve">        GV = []</w:t>
-      </w:r>
-    </w:p>
-    <w:p>
-      <w:pPr>
-        <w:rPr>
-          <w:rFonts w:ascii="Consolas" w:hAnsi="Consolas" w:cs="Consolas"/>
-          <w:sz w:val="17"/>
-          <w:szCs w:val="17"/>
-        </w:rPr>
-      </w:pPr>
-      <w:r>
-        <w:rPr>
-          <w:rFonts w:ascii="Consolas" w:hAnsi="Consolas" w:cs="Consolas"/>
-          <w:sz w:val="17"/>
-          <w:szCs w:val="17"/>
-        </w:rPr>
-        <w:t xml:space="preserve">        xi_out = None</w:t>
-      </w:r>
-    </w:p>
-    <w:p>
-      <w:pPr>
-        <w:rPr>
-          <w:rFonts w:ascii="Consolas" w:hAnsi="Consolas" w:cs="Consolas"/>
-          <w:sz w:val="17"/>
-          <w:szCs w:val="17"/>
-        </w:rPr>
-      </w:pPr>
-      <w:r>
-        <w:rPr>
-          <w:rFonts w:ascii="Consolas" w:hAnsi="Consolas" w:cs="Consolas"/>
-          <w:sz w:val="17"/>
-          <w:szCs w:val="17"/>
-        </w:rPr>
-        <w:t xml:space="preserve">        for _ in range(cfg.L):</w:t>
-      </w:r>
-    </w:p>
-    <w:p>
-      <w:pPr>
-        <w:rPr>
-          <w:rFonts w:ascii="Consolas" w:hAnsi="Consolas" w:cs="Consolas"/>
-          <w:sz w:val="17"/>
-          <w:szCs w:val="17"/>
-        </w:rPr>
-      </w:pPr>
-      <w:r>
-        <w:rPr>
-          <w:rFonts w:ascii="Consolas" w:hAnsi="Consolas" w:cs="Consolas"/>
-          <w:sz w:val="17"/>
-          <w:szCs w:val="17"/>
-        </w:rPr>
-        <w:t xml:space="preserve">            if is_sarf:</w:t>
-      </w:r>
-    </w:p>
-    <w:p>
-      <w:pPr>
-        <w:rPr>
-          <w:rFonts w:ascii="Consolas" w:hAnsi="Consolas" w:cs="Consolas"/>
-          <w:sz w:val="17"/>
-          <w:szCs w:val="17"/>
-        </w:rPr>
-      </w:pPr>
-      <w:r>
-        <w:rPr>
-          <w:rFonts w:ascii="Consolas" w:hAnsi="Consolas" w:cs="Consolas"/>
-          <w:sz w:val="17"/>
-          <w:szCs w:val="17"/>
-        </w:rPr>
-        <w:t xml:space="preserve">                xi_input = h.detach() if getattr(cfg, 'causal_force', True) else h</w:t>
-      </w:r>
-    </w:p>
-    <w:p>
-      <w:pPr>
-        <w:rPr>
-          <w:rFonts w:ascii="Consolas" w:hAnsi="Consolas" w:cs="Consolas"/>
-          <w:sz w:val="17"/>
-          <w:szCs w:val="17"/>
-        </w:rPr>
-      </w:pPr>
-      <w:r>
-        <w:rPr>
-          <w:rFonts w:ascii="Consolas" w:hAnsi="Consolas" w:cs="Consolas"/>
-          <w:sz w:val="17"/>
-          <w:szCs w:val="17"/>
-        </w:rPr>
-        <w:t xml:space="preserve">                xi_now = causal_cumulative_mean(xi_input)</w:t>
-      </w:r>
-    </w:p>
-    <w:p>
-      <w:pPr>
-        <w:rPr>
-          <w:rFonts w:ascii="Consolas" w:hAnsi="Consolas" w:cs="Consolas"/>
-          <w:sz w:val="17"/>
-          <w:szCs w:val="17"/>
-        </w:rPr>
-      </w:pPr>
-      <w:r>
-        <w:rPr>
-          <w:rFonts w:ascii="Consolas" w:hAnsi="Consolas" w:cs="Consolas"/>
-          <w:sz w:val="17"/>
-          <w:szCs w:val="17"/>
-        </w:rPr>
-        <w:t xml:space="preserve">            else:</w:t>
-      </w:r>
-    </w:p>
-    <w:p>
-      <w:pPr>
-        <w:rPr>
-          <w:rFonts w:ascii="Consolas" w:hAnsi="Consolas" w:cs="Consolas"/>
-          <w:sz w:val="17"/>
-          <w:szCs w:val="17"/>
-        </w:rPr>
-      </w:pPr>
-      <w:r>
-        <w:rPr>
-          <w:rFonts w:ascii="Consolas" w:hAnsi="Consolas" w:cs="Consolas"/>
-          <w:sz w:val="17"/>
-          <w:szCs w:val="17"/>
-        </w:rPr>
-        <w:t xml:space="preserve">                xi_now = xi_fixed</w:t>
-      </w:r>
-    </w:p>
-    <w:p>
-      <w:pPr>
-        <w:rPr>
-          <w:rFonts w:ascii="Consolas" w:hAnsi="Consolas" w:cs="Consolas"/>
-          <w:sz w:val="17"/>
-          <w:szCs w:val="17"/>
-        </w:rPr>
-      </w:pPr>
-    </w:p>
-    <w:p>
-      <w:pPr>
-        <w:rPr>
-          <w:rFonts w:ascii="Consolas" w:hAnsi="Consolas" w:cs="Consolas"/>
-          <w:sz w:val="17"/>
-          <w:szCs w:val="17"/>
-        </w:rPr>
-      </w:pPr>
-      <w:r>
-        <w:rPr>
-          <w:rFonts w:ascii="Consolas" w:hAnsi="Consolas" w:cs="Consolas"/>
-          <w:sz w:val="17"/>
-          <w:szCs w:val="17"/>
-        </w:rPr>
-        <w:t xml:space="preserve">            h_in = h.detach().requires_grad_(True)</w:t>
-      </w:r>
-    </w:p>
-    <w:p>
-      <w:pPr>
-        <w:rPr>
-          <w:rFonts w:ascii="Consolas" w:hAnsi="Consolas" w:cs="Consolas"/>
-          <w:sz w:val="17"/>
-          <w:szCs w:val="17"/>
-        </w:rPr>
-      </w:pPr>
-      <w:r>
-        <w:rPr>
-          <w:rFonts w:ascii="Consolas" w:hAnsi="Consolas" w:cs="Consolas"/>
-          <w:sz w:val="17"/>
-          <w:szCs w:val="17"/>
-        </w:rPr>
         <w:t xml:space="preserve">            V_out = model.V_theta(xi_now, h_in).sum()</w:t>
       </w:r>
     </w:p>
@@ -6394,717 +6600,717 @@
           <w:sz w:val="17"/>
           <w:szCs w:val="17"/>
         </w:rPr>
+        <w:t xml:space="preserve">            h = h_new</w:t>
+      </w:r>
+    </w:p>
+    <w:p>
+      <w:pPr>
+        <w:rPr>
+          <w:rFonts w:ascii="Consolas" w:hAnsi="Consolas" w:cs="Consolas"/>
+          <w:sz w:val="17"/>
+          <w:szCs w:val="17"/>
+        </w:rPr>
+      </w:pPr>
+      <w:r>
+        <w:rPr>
+          <w:rFonts w:ascii="Consolas" w:hAnsi="Consolas" w:cs="Consolas"/>
+          <w:sz w:val="17"/>
+          <w:szCs w:val="17"/>
+        </w:rPr>
+        <w:t xml:space="preserve">            H.append(h.detach().cpu().numpy()[0])</w:t>
+      </w:r>
+    </w:p>
+    <w:p>
+      <w:pPr>
+        <w:rPr>
+          <w:rFonts w:ascii="Consolas" w:hAnsi="Consolas" w:cs="Consolas"/>
+          <w:sz w:val="17"/>
+          <w:szCs w:val="17"/>
+        </w:rPr>
+      </w:pPr>
+      <w:r>
+        <w:rPr>
+          <w:rFonts w:ascii="Consolas" w:hAnsi="Consolas" w:cs="Consolas"/>
+          <w:sz w:val="17"/>
+          <w:szCs w:val="17"/>
+        </w:rPr>
+        <w:t xml:space="preserve">            if xi_out is None:</w:t>
+      </w:r>
+    </w:p>
+    <w:p>
+      <w:pPr>
+        <w:rPr>
+          <w:rFonts w:ascii="Consolas" w:hAnsi="Consolas" w:cs="Consolas"/>
+          <w:sz w:val="17"/>
+          <w:szCs w:val="17"/>
+        </w:rPr>
+      </w:pPr>
+      <w:r>
+        <w:rPr>
+          <w:rFonts w:ascii="Consolas" w:hAnsi="Consolas" w:cs="Consolas"/>
+          <w:sz w:val="17"/>
+          <w:szCs w:val="17"/>
+        </w:rPr>
+        <w:t xml:space="preserve">                xi_out = xi_now</w:t>
+      </w:r>
+    </w:p>
+    <w:p>
+      <w:pPr>
+        <w:rPr>
+          <w:rFonts w:ascii="Consolas" w:hAnsi="Consolas" w:cs="Consolas"/>
+          <w:sz w:val="17"/>
+          <w:szCs w:val="17"/>
+        </w:rPr>
+      </w:pPr>
+    </w:p>
+    <w:p>
+      <w:pPr>
+        <w:rPr>
+          <w:rFonts w:ascii="Consolas" w:hAnsi="Consolas" w:cs="Consolas"/>
+          <w:sz w:val="17"/>
+          <w:szCs w:val="17"/>
+        </w:rPr>
+      </w:pPr>
+      <w:r>
+        <w:rPr>
+          <w:rFonts w:ascii="Consolas" w:hAnsi="Consolas" w:cs="Consolas"/>
+          <w:sz w:val="17"/>
+          <w:szCs w:val="17"/>
+        </w:rPr>
+        <w:t xml:space="preserve">    xi_np = xi_out.detach().cpu().numpy()[0].astype(np.float32)</w:t>
+      </w:r>
+    </w:p>
+    <w:p>
+      <w:pPr>
+        <w:rPr>
+          <w:rFonts w:ascii="Consolas" w:hAnsi="Consolas" w:cs="Consolas"/>
+          <w:sz w:val="17"/>
+          <w:szCs w:val="17"/>
+        </w:rPr>
+      </w:pPr>
+      <w:r>
+        <w:rPr>
+          <w:rFonts w:ascii="Consolas" w:hAnsi="Consolas" w:cs="Consolas"/>
+          <w:sz w:val="17"/>
+          <w:szCs w:val="17"/>
+        </w:rPr>
+        <w:t xml:space="preserve">    return (np.stack(H, axis=0).astype(np.float32),</w:t>
+      </w:r>
+    </w:p>
+    <w:p>
+      <w:pPr>
+        <w:rPr>
+          <w:rFonts w:ascii="Consolas" w:hAnsi="Consolas" w:cs="Consolas"/>
+          <w:sz w:val="17"/>
+          <w:szCs w:val="17"/>
+        </w:rPr>
+      </w:pPr>
+      <w:r>
+        <w:rPr>
+          <w:rFonts w:ascii="Consolas" w:hAnsi="Consolas" w:cs="Consolas"/>
+          <w:sz w:val="17"/>
+          <w:szCs w:val="17"/>
+        </w:rPr>
+        <w:t xml:space="preserve">            np.stack(GV, axis=0).astype(np.float32),</w:t>
+      </w:r>
+    </w:p>
+    <w:p>
+      <w:pPr>
+        <w:rPr>
+          <w:rFonts w:ascii="Consolas" w:hAnsi="Consolas" w:cs="Consolas"/>
+          <w:sz w:val="17"/>
+          <w:szCs w:val="17"/>
+        </w:rPr>
+      </w:pPr>
+      <w:r>
+        <w:rPr>
+          <w:rFonts w:ascii="Consolas" w:hAnsi="Consolas" w:cs="Consolas"/>
+          <w:sz w:val="17"/>
+          <w:szCs w:val="17"/>
+        </w:rPr>
+        <w:t xml:space="preserve">            xi_np)</w:t>
+      </w:r>
+    </w:p>
+    <w:p/>
+    <w:p>
+      <w:pPr>
+        <w:pStyle w:val="Heading2"/>
+      </w:pPr>
+      <w:bookmarkStart w:id="8" w:name="_Toc230615210"/>
+      <w:r>
+        <w:t xml:space="preserve">Module </w:t>
+      </w:r>
+      <w:r>
+        <w:rPr>
+          <w:rFonts w:ascii="Consolas" w:hAnsi="Consolas" w:cs="Consolas"/>
+        </w:rPr>
+        <w:t>model_sarf_mass.py</w:t>
+      </w:r>
+      <w:bookmarkEnd w:id="8"/>
+    </w:p>
+    <w:p/>
+    <w:p>
+      <w:pPr>
+        <w:pStyle w:val="Heading3"/>
+      </w:pPr>
+      <w:bookmarkStart w:id="9" w:name="_Toc230615211"/>
+      <w:r>
+        <w:t xml:space="preserve">Class </w:t>
+      </w:r>
+      <w:r>
+        <w:rPr>
+          <w:rFonts w:ascii="Consolas" w:hAnsi="Consolas" w:cs="Consolas"/>
+        </w:rPr>
+        <w:t>ScalarPotential</w:t>
+      </w:r>
+      <w:bookmarkEnd w:id="9"/>
+    </w:p>
+    <w:p/>
+    <w:p>
+      <w:pPr>
+        <w:rPr>
+          <w:rFonts w:ascii="Consolas" w:hAnsi="Consolas" w:cs="Consolas"/>
+          <w:sz w:val="17"/>
+          <w:szCs w:val="17"/>
+        </w:rPr>
+      </w:pPr>
+      <w:r>
+        <w:rPr>
+          <w:rFonts w:ascii="Consolas" w:hAnsi="Consolas" w:cs="Consolas"/>
+          <w:sz w:val="17"/>
+          <w:szCs w:val="17"/>
+        </w:rPr>
+        <w:t>class ScalarPotential(nn.Module):</w:t>
+      </w:r>
+    </w:p>
+    <w:p>
+      <w:pPr>
+        <w:rPr>
+          <w:rFonts w:ascii="Consolas" w:hAnsi="Consolas" w:cs="Consolas"/>
+          <w:sz w:val="17"/>
+          <w:szCs w:val="17"/>
+        </w:rPr>
+      </w:pPr>
+      <w:r>
+        <w:rPr>
+          <w:rFonts w:ascii="Consolas" w:hAnsi="Consolas" w:cs="Consolas"/>
+          <w:sz w:val="17"/>
+          <w:szCs w:val="17"/>
+        </w:rPr>
+        <w:t xml:space="preserve">    """MLP (xi, h) -&gt; scalar energy. Identical to SARF baseline."""</w:t>
+      </w:r>
+    </w:p>
+    <w:p>
+      <w:pPr>
+        <w:rPr>
+          <w:rFonts w:ascii="Consolas" w:hAnsi="Consolas" w:cs="Consolas"/>
+          <w:sz w:val="17"/>
+          <w:szCs w:val="17"/>
+        </w:rPr>
+      </w:pPr>
+    </w:p>
+    <w:p>
+      <w:pPr>
+        <w:rPr>
+          <w:rFonts w:ascii="Consolas" w:hAnsi="Consolas" w:cs="Consolas"/>
+          <w:sz w:val="17"/>
+          <w:szCs w:val="17"/>
+        </w:rPr>
+      </w:pPr>
+      <w:r>
+        <w:rPr>
+          <w:rFonts w:ascii="Consolas" w:hAnsi="Consolas" w:cs="Consolas"/>
+          <w:sz w:val="17"/>
+          <w:szCs w:val="17"/>
+        </w:rPr>
+        <w:t xml:space="preserve">    def __init__(self, d: int, hidden: int, depth: int):</w:t>
+      </w:r>
+    </w:p>
+    <w:p>
+      <w:pPr>
+        <w:rPr>
+          <w:rFonts w:ascii="Consolas" w:hAnsi="Consolas" w:cs="Consolas"/>
+          <w:sz w:val="17"/>
+          <w:szCs w:val="17"/>
+        </w:rPr>
+      </w:pPr>
+      <w:r>
+        <w:rPr>
+          <w:rFonts w:ascii="Consolas" w:hAnsi="Consolas" w:cs="Consolas"/>
+          <w:sz w:val="17"/>
+          <w:szCs w:val="17"/>
+        </w:rPr>
+        <w:t xml:space="preserve">        super().__init__()</w:t>
+      </w:r>
+    </w:p>
+    <w:p>
+      <w:pPr>
+        <w:rPr>
+          <w:rFonts w:ascii="Consolas" w:hAnsi="Consolas" w:cs="Consolas"/>
+          <w:sz w:val="17"/>
+          <w:szCs w:val="17"/>
+        </w:rPr>
+      </w:pPr>
+      <w:r>
+        <w:rPr>
+          <w:rFonts w:ascii="Consolas" w:hAnsi="Consolas" w:cs="Consolas"/>
+          <w:sz w:val="17"/>
+          <w:szCs w:val="17"/>
+        </w:rPr>
+        <w:t xml:space="preserve">        layers: List[nn.Module] = [nn.Linear(2 * d, hidden), nn.GELU()]</w:t>
+      </w:r>
+    </w:p>
+    <w:p>
+      <w:pPr>
+        <w:rPr>
+          <w:rFonts w:ascii="Consolas" w:hAnsi="Consolas" w:cs="Consolas"/>
+          <w:sz w:val="17"/>
+          <w:szCs w:val="17"/>
+        </w:rPr>
+      </w:pPr>
+      <w:r>
+        <w:rPr>
+          <w:rFonts w:ascii="Consolas" w:hAnsi="Consolas" w:cs="Consolas"/>
+          <w:sz w:val="17"/>
+          <w:szCs w:val="17"/>
+        </w:rPr>
+        <w:t xml:space="preserve">        for _ in range(depth - 1):</w:t>
+      </w:r>
+    </w:p>
+    <w:p>
+      <w:pPr>
+        <w:rPr>
+          <w:rFonts w:ascii="Consolas" w:hAnsi="Consolas" w:cs="Consolas"/>
+          <w:sz w:val="17"/>
+          <w:szCs w:val="17"/>
+        </w:rPr>
+      </w:pPr>
+      <w:r>
+        <w:rPr>
+          <w:rFonts w:ascii="Consolas" w:hAnsi="Consolas" w:cs="Consolas"/>
+          <w:sz w:val="17"/>
+          <w:szCs w:val="17"/>
+        </w:rPr>
+        <w:t xml:space="preserve">            layers += [nn.Linear(hidden, hidden), nn.GELU()]</w:t>
+      </w:r>
+    </w:p>
+    <w:p>
+      <w:pPr>
+        <w:rPr>
+          <w:rFonts w:ascii="Consolas" w:hAnsi="Consolas" w:cs="Consolas"/>
+          <w:sz w:val="17"/>
+          <w:szCs w:val="17"/>
+        </w:rPr>
+      </w:pPr>
+      <w:r>
+        <w:rPr>
+          <w:rFonts w:ascii="Consolas" w:hAnsi="Consolas" w:cs="Consolas"/>
+          <w:sz w:val="17"/>
+          <w:szCs w:val="17"/>
+        </w:rPr>
+        <w:t xml:space="preserve">        layers += [nn.Linear(hidden, 1)]</w:t>
+      </w:r>
+    </w:p>
+    <w:p>
+      <w:pPr>
+        <w:rPr>
+          <w:rFonts w:ascii="Consolas" w:hAnsi="Consolas" w:cs="Consolas"/>
+          <w:sz w:val="17"/>
+          <w:szCs w:val="17"/>
+        </w:rPr>
+      </w:pPr>
+      <w:r>
+        <w:rPr>
+          <w:rFonts w:ascii="Consolas" w:hAnsi="Consolas" w:cs="Consolas"/>
+          <w:sz w:val="17"/>
+          <w:szCs w:val="17"/>
+        </w:rPr>
+        <w:t xml:space="preserve">        self.net = nn.Sequential(*layers)</w:t>
+      </w:r>
+    </w:p>
+    <w:p>
+      <w:pPr>
+        <w:rPr>
+          <w:rFonts w:ascii="Consolas" w:hAnsi="Consolas" w:cs="Consolas"/>
+          <w:sz w:val="17"/>
+          <w:szCs w:val="17"/>
+        </w:rPr>
+      </w:pPr>
+      <w:r>
+        <w:rPr>
+          <w:rFonts w:ascii="Consolas" w:hAnsi="Consolas" w:cs="Consolas"/>
+          <w:sz w:val="17"/>
+          <w:szCs w:val="17"/>
+        </w:rPr>
+        <w:t xml:space="preserve">        for m in self.net.modules():</w:t>
+      </w:r>
+    </w:p>
+    <w:p>
+      <w:pPr>
+        <w:rPr>
+          <w:rFonts w:ascii="Consolas" w:hAnsi="Consolas" w:cs="Consolas"/>
+          <w:sz w:val="17"/>
+          <w:szCs w:val="17"/>
+        </w:rPr>
+      </w:pPr>
+      <w:r>
+        <w:rPr>
+          <w:rFonts w:ascii="Consolas" w:hAnsi="Consolas" w:cs="Consolas"/>
+          <w:sz w:val="17"/>
+          <w:szCs w:val="17"/>
+        </w:rPr>
+        <w:t xml:space="preserve">            if isinstance(m, nn.Linear):</w:t>
+      </w:r>
+    </w:p>
+    <w:p>
+      <w:pPr>
+        <w:rPr>
+          <w:rFonts w:ascii="Consolas" w:hAnsi="Consolas" w:cs="Consolas"/>
+          <w:sz w:val="17"/>
+          <w:szCs w:val="17"/>
+        </w:rPr>
+      </w:pPr>
+      <w:r>
+        <w:rPr>
+          <w:rFonts w:ascii="Consolas" w:hAnsi="Consolas" w:cs="Consolas"/>
+          <w:sz w:val="17"/>
+          <w:szCs w:val="17"/>
+        </w:rPr>
+        <w:t xml:space="preserve">                nn.init.normal_(m.weight, std=0.02)</w:t>
+      </w:r>
+    </w:p>
+    <w:p>
+      <w:pPr>
+        <w:rPr>
+          <w:rFonts w:ascii="Consolas" w:hAnsi="Consolas" w:cs="Consolas"/>
+          <w:sz w:val="17"/>
+          <w:szCs w:val="17"/>
+        </w:rPr>
+      </w:pPr>
+      <w:r>
+        <w:rPr>
+          <w:rFonts w:ascii="Consolas" w:hAnsi="Consolas" w:cs="Consolas"/>
+          <w:sz w:val="17"/>
+          <w:szCs w:val="17"/>
+        </w:rPr>
+        <w:t xml:space="preserve">                if m.bias is not None:</w:t>
+      </w:r>
+    </w:p>
+    <w:p>
+      <w:pPr>
+        <w:rPr>
+          <w:rFonts w:ascii="Consolas" w:hAnsi="Consolas" w:cs="Consolas"/>
+          <w:sz w:val="17"/>
+          <w:szCs w:val="17"/>
+        </w:rPr>
+      </w:pPr>
+      <w:r>
+        <w:rPr>
+          <w:rFonts w:ascii="Consolas" w:hAnsi="Consolas" w:cs="Consolas"/>
+          <w:sz w:val="17"/>
+          <w:szCs w:val="17"/>
+        </w:rPr>
+        <w:t xml:space="preserve">                    nn.init.zeros_(m.bias)</w:t>
+      </w:r>
+    </w:p>
+    <w:p>
+      <w:pPr>
+        <w:rPr>
+          <w:rFonts w:ascii="Consolas" w:hAnsi="Consolas" w:cs="Consolas"/>
+          <w:sz w:val="17"/>
+          <w:szCs w:val="17"/>
+        </w:rPr>
+      </w:pPr>
+      <w:r>
+        <w:rPr>
+          <w:rFonts w:ascii="Consolas" w:hAnsi="Consolas" w:cs="Consolas"/>
+          <w:sz w:val="17"/>
+          <w:szCs w:val="17"/>
+        </w:rPr>
+        <w:t xml:space="preserve">        last = [m for m in self.net.modules() if isinstance(m, nn.Linear)][-1]</w:t>
+      </w:r>
+    </w:p>
+    <w:p>
+      <w:pPr>
+        <w:rPr>
+          <w:rFonts w:ascii="Consolas" w:hAnsi="Consolas" w:cs="Consolas"/>
+          <w:sz w:val="17"/>
+          <w:szCs w:val="17"/>
+        </w:rPr>
+      </w:pPr>
+      <w:r>
+        <w:rPr>
+          <w:rFonts w:ascii="Consolas" w:hAnsi="Consolas" w:cs="Consolas"/>
+          <w:sz w:val="17"/>
+          <w:szCs w:val="17"/>
+        </w:rPr>
+        <w:t xml:space="preserve">        nn.init.normal_(last.weight, std=0.002)</w:t>
+      </w:r>
+    </w:p>
+    <w:p>
+      <w:pPr>
+        <w:rPr>
+          <w:rFonts w:ascii="Consolas" w:hAnsi="Consolas" w:cs="Consolas"/>
+          <w:sz w:val="17"/>
+          <w:szCs w:val="17"/>
+        </w:rPr>
+      </w:pPr>
+      <w:r>
+        <w:rPr>
+          <w:rFonts w:ascii="Consolas" w:hAnsi="Consolas" w:cs="Consolas"/>
+          <w:sz w:val="17"/>
+          <w:szCs w:val="17"/>
+        </w:rPr>
+        <w:t xml:space="preserve">        nn.init.zeros_(last.bias)</w:t>
+      </w:r>
+    </w:p>
+    <w:p>
+      <w:pPr>
+        <w:rPr>
+          <w:rFonts w:ascii="Consolas" w:hAnsi="Consolas" w:cs="Consolas"/>
+          <w:sz w:val="17"/>
+          <w:szCs w:val="17"/>
+        </w:rPr>
+      </w:pPr>
+    </w:p>
+    <w:p>
+      <w:pPr>
+        <w:rPr>
+          <w:rFonts w:ascii="Consolas" w:hAnsi="Consolas" w:cs="Consolas"/>
+          <w:sz w:val="17"/>
+          <w:szCs w:val="17"/>
+        </w:rPr>
+      </w:pPr>
+      <w:r>
+        <w:rPr>
+          <w:rFonts w:ascii="Consolas" w:hAnsi="Consolas" w:cs="Consolas"/>
+          <w:sz w:val="17"/>
+          <w:szCs w:val="17"/>
+        </w:rPr>
+        <w:t xml:space="preserve">    def forward(self, xi: torch.Tensor, h: torch.Tensor) -&gt; torch.Tensor:</w:t>
+      </w:r>
+    </w:p>
+    <w:p>
+      <w:pPr>
+        <w:rPr>
+          <w:rFonts w:ascii="Consolas" w:hAnsi="Consolas" w:cs="Consolas"/>
+          <w:sz w:val="17"/>
+          <w:szCs w:val="17"/>
+        </w:rPr>
+      </w:pPr>
+      <w:r>
+        <w:rPr>
+          <w:rFonts w:ascii="Consolas" w:hAnsi="Consolas" w:cs="Consolas"/>
+          <w:sz w:val="17"/>
+          <w:szCs w:val="17"/>
+        </w:rPr>
+        <w:t xml:space="preserve">        return self.net(torch.cat([xi, h], dim=-1))</w:t>
+      </w:r>
+    </w:p>
+    <w:p/>
+    <w:p>
+      <w:pPr>
+        <w:pStyle w:val="Heading3"/>
+      </w:pPr>
+      <w:bookmarkStart w:id="10" w:name="_Toc230615212"/>
+      <w:r>
+        <w:t xml:space="preserve">Function </w:t>
+      </w:r>
+      <w:r>
+        <w:rPr>
+          <w:rFonts w:ascii="Consolas" w:hAnsi="Consolas" w:cs="Consolas"/>
+        </w:rPr>
+        <w:t>causal_cumulative_mean</w:t>
+      </w:r>
+      <w:bookmarkEnd w:id="10"/>
+    </w:p>
+    <w:p/>
+    <w:p>
+      <w:r>
+        <w:t xml:space="preserve">This function </w:t>
+      </w:r>
+      <w:r>
+        <w:t>computes a running (prefix) mean over the sequence dimension, in a causal way — each position gets the average of itself and everything before it, with no leakage from future positions.</w:t>
+      </w:r>
+    </w:p>
+    <w:p/>
+    <w:p>
+      <w:pPr>
+        <w:rPr>
+          <w:rFonts w:ascii="Consolas" w:hAnsi="Consolas" w:cs="Consolas"/>
+          <w:sz w:val="17"/>
+          <w:szCs w:val="17"/>
+        </w:rPr>
+      </w:pPr>
+      <w:r>
+        <w:rPr>
+          <w:rFonts w:ascii="Consolas" w:hAnsi="Consolas" w:cs="Consolas"/>
+          <w:color w:val="C00000"/>
+          <w:sz w:val="17"/>
+          <w:szCs w:val="17"/>
+        </w:rPr>
+        <w:t>def</w:t>
+      </w:r>
+      <w:r>
+        <w:rPr>
+          <w:rFonts w:ascii="Consolas" w:hAnsi="Consolas" w:cs="Consolas"/>
+          <w:sz w:val="17"/>
+          <w:szCs w:val="17"/>
+        </w:rPr>
+        <w:t xml:space="preserve"> </w:t>
+      </w:r>
+      <w:r>
+        <w:rPr>
+          <w:rFonts w:ascii="Consolas" w:hAnsi="Consolas" w:cs="Consolas"/>
+          <w:color w:val="80340D" w:themeColor="accent2" w:themeShade="80"/>
+          <w:sz w:val="17"/>
+          <w:szCs w:val="17"/>
+        </w:rPr>
+        <w:t>causal_cumulative_mean</w:t>
+      </w:r>
+      <w:r>
+        <w:rPr>
+          <w:rFonts w:ascii="Consolas" w:hAnsi="Consolas" w:cs="Consolas"/>
+          <w:sz w:val="17"/>
+          <w:szCs w:val="17"/>
+        </w:rPr>
+        <w:t>(h: torch.</w:t>
+      </w:r>
+      <w:r>
+        <w:rPr>
+          <w:rFonts w:ascii="Consolas" w:hAnsi="Consolas" w:cs="Consolas"/>
+          <w:color w:val="0B769F" w:themeColor="accent4" w:themeShade="BF"/>
+          <w:sz w:val="17"/>
+          <w:szCs w:val="17"/>
+        </w:rPr>
+        <w:t>Tensor</w:t>
+      </w:r>
+      <w:r>
+        <w:rPr>
+          <w:rFonts w:ascii="Consolas" w:hAnsi="Consolas" w:cs="Consolas"/>
+          <w:sz w:val="17"/>
+          <w:szCs w:val="17"/>
+        </w:rPr>
+        <w:t>) -&gt; torch.</w:t>
+      </w:r>
+      <w:r>
+        <w:rPr>
+          <w:rFonts w:ascii="Consolas" w:hAnsi="Consolas" w:cs="Consolas"/>
+          <w:color w:val="0B769F" w:themeColor="accent4" w:themeShade="BF"/>
+          <w:sz w:val="17"/>
+          <w:szCs w:val="17"/>
+        </w:rPr>
+        <w:t>Tensor</w:t>
+      </w:r>
+      <w:r>
+        <w:rPr>
+          <w:rFonts w:ascii="Consolas" w:hAnsi="Consolas" w:cs="Consolas"/>
+          <w:sz w:val="17"/>
+          <w:szCs w:val="17"/>
+        </w:rPr>
+        <w:t>:</w:t>
+      </w:r>
+    </w:p>
+    <w:p>
+      <w:pPr>
+        <w:rPr>
+          <w:rFonts w:ascii="Consolas" w:hAnsi="Consolas" w:cs="Consolas"/>
+          <w:sz w:val="17"/>
+          <w:szCs w:val="17"/>
+        </w:rPr>
+      </w:pPr>
+      <w:r>
+        <w:rPr>
+          <w:rFonts w:ascii="Consolas" w:hAnsi="Consolas" w:cs="Consolas"/>
+          <w:sz w:val="17"/>
+          <w:szCs w:val="17"/>
+        </w:rPr>
+        <w:t xml:space="preserve">    T = h.shape[1]</w:t>
+      </w:r>
+    </w:p>
+    <w:p>
+      <w:pPr>
+        <w:rPr>
+          <w:rFonts w:ascii="Consolas" w:hAnsi="Consolas" w:cs="Consolas"/>
+          <w:sz w:val="17"/>
+          <w:szCs w:val="17"/>
+        </w:rPr>
+      </w:pPr>
+      <w:r>
+        <w:rPr>
+          <w:rFonts w:ascii="Consolas" w:hAnsi="Consolas" w:cs="Consolas"/>
+          <w:sz w:val="17"/>
+          <w:szCs w:val="17"/>
+        </w:rPr>
+        <w:t xml:space="preserve">    cumsum = h.</w:t>
+      </w:r>
+      <w:r>
+        <w:rPr>
+          <w:rFonts w:ascii="Consolas" w:hAnsi="Consolas" w:cs="Consolas"/>
+          <w:color w:val="80340D" w:themeColor="accent2" w:themeShade="80"/>
+          <w:sz w:val="17"/>
+          <w:szCs w:val="17"/>
+        </w:rPr>
+        <w:t>cumsum</w:t>
+      </w:r>
+      <w:r>
+        <w:rPr>
+          <w:rFonts w:ascii="Consolas" w:hAnsi="Consolas" w:cs="Consolas"/>
+          <w:sz w:val="17"/>
+          <w:szCs w:val="17"/>
+        </w:rPr>
+        <w:t>(dim=1)</w:t>
+      </w:r>
+    </w:p>
+    <w:p>
+      <w:pPr>
+        <w:rPr>
+          <w:rFonts w:ascii="Consolas" w:hAnsi="Consolas" w:cs="Consolas"/>
+          <w:sz w:val="17"/>
+          <w:szCs w:val="17"/>
+        </w:rPr>
+      </w:pPr>
+      <w:r>
+        <w:rPr>
+          <w:rFonts w:ascii="Consolas" w:hAnsi="Consolas" w:cs="Consolas"/>
+          <w:sz w:val="17"/>
+          <w:szCs w:val="17"/>
+        </w:rPr>
+        <w:t xml:space="preserve">    denom = torch.</w:t>
+      </w:r>
+      <w:r>
+        <w:rPr>
+          <w:rFonts w:ascii="Consolas" w:hAnsi="Consolas" w:cs="Consolas"/>
+          <w:color w:val="80340D" w:themeColor="accent2" w:themeShade="80"/>
+          <w:sz w:val="17"/>
+          <w:szCs w:val="17"/>
+        </w:rPr>
+        <w:t>arange</w:t>
+      </w:r>
+      <w:r>
+        <w:rPr>
+          <w:rFonts w:ascii="Consolas" w:hAnsi="Consolas" w:cs="Consolas"/>
+          <w:sz w:val="17"/>
+          <w:szCs w:val="17"/>
+        </w:rPr>
+        <w:t>(1, T + 1, device=h.device, dtype=h.dtype).view(1, T, 1)</w:t>
+      </w:r>
+    </w:p>
+    <w:p>
+      <w:pPr>
+        <w:rPr>
+          <w:rFonts w:ascii="Consolas" w:hAnsi="Consolas" w:cs="Consolas"/>
+          <w:sz w:val="17"/>
+          <w:szCs w:val="17"/>
+        </w:rPr>
+      </w:pPr>
+      <w:r>
+        <w:rPr>
+          <w:rFonts w:ascii="Consolas" w:hAnsi="Consolas" w:cs="Consolas"/>
+          <w:sz w:val="17"/>
+          <w:szCs w:val="17"/>
+        </w:rPr>
         <w:lastRenderedPageBreak/>
-        <w:t xml:space="preserve">            h = h_new</w:t>
-      </w:r>
-    </w:p>
-    <w:p>
-      <w:pPr>
-        <w:rPr>
-          <w:rFonts w:ascii="Consolas" w:hAnsi="Consolas" w:cs="Consolas"/>
-          <w:sz w:val="17"/>
-          <w:szCs w:val="17"/>
-        </w:rPr>
-      </w:pPr>
-      <w:r>
-        <w:rPr>
-          <w:rFonts w:ascii="Consolas" w:hAnsi="Consolas" w:cs="Consolas"/>
-          <w:sz w:val="17"/>
-          <w:szCs w:val="17"/>
-        </w:rPr>
-        <w:t xml:space="preserve">            H.append(h.detach().cpu().numpy()[0])</w:t>
-      </w:r>
-    </w:p>
-    <w:p>
-      <w:pPr>
-        <w:rPr>
-          <w:rFonts w:ascii="Consolas" w:hAnsi="Consolas" w:cs="Consolas"/>
-          <w:sz w:val="17"/>
-          <w:szCs w:val="17"/>
-        </w:rPr>
-      </w:pPr>
-      <w:r>
-        <w:rPr>
-          <w:rFonts w:ascii="Consolas" w:hAnsi="Consolas" w:cs="Consolas"/>
-          <w:sz w:val="17"/>
-          <w:szCs w:val="17"/>
-        </w:rPr>
-        <w:t xml:space="preserve">            if xi_out is None:</w:t>
-      </w:r>
-    </w:p>
-    <w:p>
-      <w:pPr>
-        <w:rPr>
-          <w:rFonts w:ascii="Consolas" w:hAnsi="Consolas" w:cs="Consolas"/>
-          <w:sz w:val="17"/>
-          <w:szCs w:val="17"/>
-        </w:rPr>
-      </w:pPr>
-      <w:r>
-        <w:rPr>
-          <w:rFonts w:ascii="Consolas" w:hAnsi="Consolas" w:cs="Consolas"/>
-          <w:sz w:val="17"/>
-          <w:szCs w:val="17"/>
-        </w:rPr>
-        <w:t xml:space="preserve">                xi_out = xi_now</w:t>
-      </w:r>
-    </w:p>
-    <w:p>
-      <w:pPr>
-        <w:rPr>
-          <w:rFonts w:ascii="Consolas" w:hAnsi="Consolas" w:cs="Consolas"/>
-          <w:sz w:val="17"/>
-          <w:szCs w:val="17"/>
-        </w:rPr>
-      </w:pPr>
-    </w:p>
-    <w:p>
-      <w:pPr>
-        <w:rPr>
-          <w:rFonts w:ascii="Consolas" w:hAnsi="Consolas" w:cs="Consolas"/>
-          <w:sz w:val="17"/>
-          <w:szCs w:val="17"/>
-        </w:rPr>
-      </w:pPr>
-      <w:r>
-        <w:rPr>
-          <w:rFonts w:ascii="Consolas" w:hAnsi="Consolas" w:cs="Consolas"/>
-          <w:sz w:val="17"/>
-          <w:szCs w:val="17"/>
-        </w:rPr>
-        <w:t xml:space="preserve">    xi_np = xi_out.detach().cpu().numpy()[0].astype(np.float32)</w:t>
-      </w:r>
-    </w:p>
-    <w:p>
-      <w:pPr>
-        <w:rPr>
-          <w:rFonts w:ascii="Consolas" w:hAnsi="Consolas" w:cs="Consolas"/>
-          <w:sz w:val="17"/>
-          <w:szCs w:val="17"/>
-        </w:rPr>
-      </w:pPr>
-      <w:r>
-        <w:rPr>
-          <w:rFonts w:ascii="Consolas" w:hAnsi="Consolas" w:cs="Consolas"/>
-          <w:sz w:val="17"/>
-          <w:szCs w:val="17"/>
-        </w:rPr>
-        <w:t xml:space="preserve">    return (np.stack(H, axis=0).astype(np.float32),</w:t>
-      </w:r>
-    </w:p>
-    <w:p>
-      <w:pPr>
-        <w:rPr>
-          <w:rFonts w:ascii="Consolas" w:hAnsi="Consolas" w:cs="Consolas"/>
-          <w:sz w:val="17"/>
-          <w:szCs w:val="17"/>
-        </w:rPr>
-      </w:pPr>
-      <w:r>
-        <w:rPr>
-          <w:rFonts w:ascii="Consolas" w:hAnsi="Consolas" w:cs="Consolas"/>
-          <w:sz w:val="17"/>
-          <w:szCs w:val="17"/>
-        </w:rPr>
-        <w:t xml:space="preserve">            np.stack(GV, axis=0).astype(np.float32),</w:t>
-      </w:r>
-    </w:p>
-    <w:p>
-      <w:pPr>
-        <w:rPr>
-          <w:rFonts w:ascii="Consolas" w:hAnsi="Consolas" w:cs="Consolas"/>
-          <w:sz w:val="17"/>
-          <w:szCs w:val="17"/>
-        </w:rPr>
-      </w:pPr>
-      <w:r>
-        <w:rPr>
-          <w:rFonts w:ascii="Consolas" w:hAnsi="Consolas" w:cs="Consolas"/>
-          <w:sz w:val="17"/>
-          <w:szCs w:val="17"/>
-        </w:rPr>
-        <w:t xml:space="preserve">            xi_np)</w:t>
-      </w:r>
-    </w:p>
-    <w:p/>
-    <w:p>
-      <w:pPr>
-        <w:pStyle w:val="Heading2"/>
-      </w:pPr>
-      <w:bookmarkStart w:id="8" w:name="_Toc230615210"/>
-      <w:r>
-        <w:t xml:space="preserve">Module </w:t>
-      </w:r>
-      <w:r>
-        <w:rPr>
-          <w:rFonts w:ascii="Consolas" w:hAnsi="Consolas" w:cs="Consolas"/>
-        </w:rPr>
-        <w:t>model_sarf_mass.py</w:t>
-      </w:r>
-      <w:bookmarkEnd w:id="8"/>
-    </w:p>
-    <w:p/>
-    <w:p>
-      <w:pPr>
-        <w:pStyle w:val="Heading3"/>
-      </w:pPr>
-      <w:bookmarkStart w:id="9" w:name="_Toc230615211"/>
-      <w:r>
-        <w:t xml:space="preserve">Class </w:t>
-      </w:r>
-      <w:r>
-        <w:rPr>
-          <w:rFonts w:ascii="Consolas" w:hAnsi="Consolas" w:cs="Consolas"/>
-        </w:rPr>
-        <w:t>ScalarPotential</w:t>
-      </w:r>
-      <w:bookmarkEnd w:id="9"/>
-    </w:p>
-    <w:p/>
-    <w:p>
-      <w:pPr>
-        <w:rPr>
-          <w:rFonts w:ascii="Consolas" w:hAnsi="Consolas" w:cs="Consolas"/>
-          <w:sz w:val="17"/>
-          <w:szCs w:val="17"/>
-        </w:rPr>
-      </w:pPr>
-      <w:r>
-        <w:rPr>
-          <w:rFonts w:ascii="Consolas" w:hAnsi="Consolas" w:cs="Consolas"/>
-          <w:sz w:val="17"/>
-          <w:szCs w:val="17"/>
-        </w:rPr>
-        <w:t>class ScalarPotential(nn.Module):</w:t>
-      </w:r>
-    </w:p>
-    <w:p>
-      <w:pPr>
-        <w:rPr>
-          <w:rFonts w:ascii="Consolas" w:hAnsi="Consolas" w:cs="Consolas"/>
-          <w:sz w:val="17"/>
-          <w:szCs w:val="17"/>
-        </w:rPr>
-      </w:pPr>
-      <w:r>
-        <w:rPr>
-          <w:rFonts w:ascii="Consolas" w:hAnsi="Consolas" w:cs="Consolas"/>
-          <w:sz w:val="17"/>
-          <w:szCs w:val="17"/>
-        </w:rPr>
-        <w:t xml:space="preserve">    """MLP (xi, h) -&gt; scalar energy. Identical to SARF baseline."""</w:t>
-      </w:r>
-    </w:p>
-    <w:p>
-      <w:pPr>
-        <w:rPr>
-          <w:rFonts w:ascii="Consolas" w:hAnsi="Consolas" w:cs="Consolas"/>
-          <w:sz w:val="17"/>
-          <w:szCs w:val="17"/>
-        </w:rPr>
-      </w:pPr>
-    </w:p>
-    <w:p>
-      <w:pPr>
-        <w:rPr>
-          <w:rFonts w:ascii="Consolas" w:hAnsi="Consolas" w:cs="Consolas"/>
-          <w:sz w:val="17"/>
-          <w:szCs w:val="17"/>
-        </w:rPr>
-      </w:pPr>
-      <w:r>
-        <w:rPr>
-          <w:rFonts w:ascii="Consolas" w:hAnsi="Consolas" w:cs="Consolas"/>
-          <w:sz w:val="17"/>
-          <w:szCs w:val="17"/>
-        </w:rPr>
-        <w:t xml:space="preserve">    def __init__(self, d: int, hidden: int, depth: int):</w:t>
-      </w:r>
-    </w:p>
-    <w:p>
-      <w:pPr>
-        <w:rPr>
-          <w:rFonts w:ascii="Consolas" w:hAnsi="Consolas" w:cs="Consolas"/>
-          <w:sz w:val="17"/>
-          <w:szCs w:val="17"/>
-        </w:rPr>
-      </w:pPr>
-      <w:r>
-        <w:rPr>
-          <w:rFonts w:ascii="Consolas" w:hAnsi="Consolas" w:cs="Consolas"/>
-          <w:sz w:val="17"/>
-          <w:szCs w:val="17"/>
-        </w:rPr>
-        <w:t xml:space="preserve">        super().__init__()</w:t>
-      </w:r>
-    </w:p>
-    <w:p>
-      <w:pPr>
-        <w:rPr>
-          <w:rFonts w:ascii="Consolas" w:hAnsi="Consolas" w:cs="Consolas"/>
-          <w:sz w:val="17"/>
-          <w:szCs w:val="17"/>
-        </w:rPr>
-      </w:pPr>
-      <w:r>
-        <w:rPr>
-          <w:rFonts w:ascii="Consolas" w:hAnsi="Consolas" w:cs="Consolas"/>
-          <w:sz w:val="17"/>
-          <w:szCs w:val="17"/>
-        </w:rPr>
-        <w:t xml:space="preserve">        layers: List[nn.Module] = [nn.Linear(2 * d, hidden), nn.GELU()]</w:t>
-      </w:r>
-    </w:p>
-    <w:p>
-      <w:pPr>
-        <w:rPr>
-          <w:rFonts w:ascii="Consolas" w:hAnsi="Consolas" w:cs="Consolas"/>
-          <w:sz w:val="17"/>
-          <w:szCs w:val="17"/>
-        </w:rPr>
-      </w:pPr>
-      <w:r>
-        <w:rPr>
-          <w:rFonts w:ascii="Consolas" w:hAnsi="Consolas" w:cs="Consolas"/>
-          <w:sz w:val="17"/>
-          <w:szCs w:val="17"/>
-        </w:rPr>
-        <w:t xml:space="preserve">        for _ in range(depth - 1):</w:t>
-      </w:r>
-    </w:p>
-    <w:p>
-      <w:pPr>
-        <w:rPr>
-          <w:rFonts w:ascii="Consolas" w:hAnsi="Consolas" w:cs="Consolas"/>
-          <w:sz w:val="17"/>
-          <w:szCs w:val="17"/>
-        </w:rPr>
-      </w:pPr>
-      <w:r>
-        <w:rPr>
-          <w:rFonts w:ascii="Consolas" w:hAnsi="Consolas" w:cs="Consolas"/>
-          <w:sz w:val="17"/>
-          <w:szCs w:val="17"/>
-        </w:rPr>
-        <w:t xml:space="preserve">            layers += [nn.Linear(hidden, hidden), nn.GELU()]</w:t>
-      </w:r>
-    </w:p>
-    <w:p>
-      <w:pPr>
-        <w:rPr>
-          <w:rFonts w:ascii="Consolas" w:hAnsi="Consolas" w:cs="Consolas"/>
-          <w:sz w:val="17"/>
-          <w:szCs w:val="17"/>
-        </w:rPr>
-      </w:pPr>
-      <w:r>
-        <w:rPr>
-          <w:rFonts w:ascii="Consolas" w:hAnsi="Consolas" w:cs="Consolas"/>
-          <w:sz w:val="17"/>
-          <w:szCs w:val="17"/>
-        </w:rPr>
-        <w:t xml:space="preserve">        layers += [nn.Linear(hidden, 1)]</w:t>
-      </w:r>
-    </w:p>
-    <w:p>
-      <w:pPr>
-        <w:rPr>
-          <w:rFonts w:ascii="Consolas" w:hAnsi="Consolas" w:cs="Consolas"/>
-          <w:sz w:val="17"/>
-          <w:szCs w:val="17"/>
-        </w:rPr>
-      </w:pPr>
-      <w:r>
-        <w:rPr>
-          <w:rFonts w:ascii="Consolas" w:hAnsi="Consolas" w:cs="Consolas"/>
-          <w:sz w:val="17"/>
-          <w:szCs w:val="17"/>
-        </w:rPr>
-        <w:t xml:space="preserve">        self.net = nn.Sequential(*layers)</w:t>
-      </w:r>
-    </w:p>
-    <w:p>
-      <w:pPr>
-        <w:rPr>
-          <w:rFonts w:ascii="Consolas" w:hAnsi="Consolas" w:cs="Consolas"/>
-          <w:sz w:val="17"/>
-          <w:szCs w:val="17"/>
-        </w:rPr>
-      </w:pPr>
-      <w:r>
-        <w:rPr>
-          <w:rFonts w:ascii="Consolas" w:hAnsi="Consolas" w:cs="Consolas"/>
-          <w:sz w:val="17"/>
-          <w:szCs w:val="17"/>
-        </w:rPr>
-        <w:t xml:space="preserve">        for m in self.net.modules():</w:t>
-      </w:r>
-    </w:p>
-    <w:p>
-      <w:pPr>
-        <w:rPr>
-          <w:rFonts w:ascii="Consolas" w:hAnsi="Consolas" w:cs="Consolas"/>
-          <w:sz w:val="17"/>
-          <w:szCs w:val="17"/>
-        </w:rPr>
-      </w:pPr>
-      <w:r>
-        <w:rPr>
-          <w:rFonts w:ascii="Consolas" w:hAnsi="Consolas" w:cs="Consolas"/>
-          <w:sz w:val="17"/>
-          <w:szCs w:val="17"/>
-        </w:rPr>
-        <w:t xml:space="preserve">            if isinstance(m, nn.Linear):</w:t>
-      </w:r>
-    </w:p>
-    <w:p>
-      <w:pPr>
-        <w:rPr>
-          <w:rFonts w:ascii="Consolas" w:hAnsi="Consolas" w:cs="Consolas"/>
-          <w:sz w:val="17"/>
-          <w:szCs w:val="17"/>
-        </w:rPr>
-      </w:pPr>
-      <w:r>
-        <w:rPr>
-          <w:rFonts w:ascii="Consolas" w:hAnsi="Consolas" w:cs="Consolas"/>
-          <w:sz w:val="17"/>
-          <w:szCs w:val="17"/>
-        </w:rPr>
-        <w:t xml:space="preserve">                nn.init.normal_(m.weight, std=0.02)</w:t>
-      </w:r>
-    </w:p>
-    <w:p>
-      <w:pPr>
-        <w:rPr>
-          <w:rFonts w:ascii="Consolas" w:hAnsi="Consolas" w:cs="Consolas"/>
-          <w:sz w:val="17"/>
-          <w:szCs w:val="17"/>
-        </w:rPr>
-      </w:pPr>
-      <w:r>
-        <w:rPr>
-          <w:rFonts w:ascii="Consolas" w:hAnsi="Consolas" w:cs="Consolas"/>
-          <w:sz w:val="17"/>
-          <w:szCs w:val="17"/>
-        </w:rPr>
-        <w:t xml:space="preserve">                if m.bias is not None:</w:t>
-      </w:r>
-    </w:p>
-    <w:p>
-      <w:pPr>
-        <w:rPr>
-          <w:rFonts w:ascii="Consolas" w:hAnsi="Consolas" w:cs="Consolas"/>
-          <w:sz w:val="17"/>
-          <w:szCs w:val="17"/>
-        </w:rPr>
-      </w:pPr>
-      <w:r>
-        <w:rPr>
-          <w:rFonts w:ascii="Consolas" w:hAnsi="Consolas" w:cs="Consolas"/>
-          <w:sz w:val="17"/>
-          <w:szCs w:val="17"/>
-        </w:rPr>
-        <w:t xml:space="preserve">                    nn.init.zeros_(m.bias)</w:t>
-      </w:r>
-    </w:p>
-    <w:p>
-      <w:pPr>
-        <w:rPr>
-          <w:rFonts w:ascii="Consolas" w:hAnsi="Consolas" w:cs="Consolas"/>
-          <w:sz w:val="17"/>
-          <w:szCs w:val="17"/>
-        </w:rPr>
-      </w:pPr>
-      <w:r>
-        <w:rPr>
-          <w:rFonts w:ascii="Consolas" w:hAnsi="Consolas" w:cs="Consolas"/>
-          <w:sz w:val="17"/>
-          <w:szCs w:val="17"/>
-        </w:rPr>
-        <w:t xml:space="preserve">        last = [m for m in self.net.modules() if isinstance(m, nn.Linear)][-1]</w:t>
-      </w:r>
-    </w:p>
-    <w:p>
-      <w:pPr>
-        <w:rPr>
-          <w:rFonts w:ascii="Consolas" w:hAnsi="Consolas" w:cs="Consolas"/>
-          <w:sz w:val="17"/>
-          <w:szCs w:val="17"/>
-        </w:rPr>
-      </w:pPr>
-      <w:r>
-        <w:rPr>
-          <w:rFonts w:ascii="Consolas" w:hAnsi="Consolas" w:cs="Consolas"/>
-          <w:sz w:val="17"/>
-          <w:szCs w:val="17"/>
-        </w:rPr>
-        <w:t xml:space="preserve">        nn.init.normal_(last.weight, std=0.002)</w:t>
-      </w:r>
-    </w:p>
-    <w:p>
-      <w:pPr>
-        <w:rPr>
-          <w:rFonts w:ascii="Consolas" w:hAnsi="Consolas" w:cs="Consolas"/>
-          <w:sz w:val="17"/>
-          <w:szCs w:val="17"/>
-        </w:rPr>
-      </w:pPr>
-      <w:r>
-        <w:rPr>
-          <w:rFonts w:ascii="Consolas" w:hAnsi="Consolas" w:cs="Consolas"/>
-          <w:sz w:val="17"/>
-          <w:szCs w:val="17"/>
-        </w:rPr>
-        <w:t xml:space="preserve">        nn.init.zeros_(last.bias)</w:t>
-      </w:r>
-    </w:p>
-    <w:p>
-      <w:pPr>
-        <w:rPr>
-          <w:rFonts w:ascii="Consolas" w:hAnsi="Consolas" w:cs="Consolas"/>
-          <w:sz w:val="17"/>
-          <w:szCs w:val="17"/>
-        </w:rPr>
-      </w:pPr>
-    </w:p>
-    <w:p>
-      <w:pPr>
-        <w:rPr>
-          <w:rFonts w:ascii="Consolas" w:hAnsi="Consolas" w:cs="Consolas"/>
-          <w:sz w:val="17"/>
-          <w:szCs w:val="17"/>
-        </w:rPr>
-      </w:pPr>
-      <w:r>
-        <w:rPr>
-          <w:rFonts w:ascii="Consolas" w:hAnsi="Consolas" w:cs="Consolas"/>
-          <w:sz w:val="17"/>
-          <w:szCs w:val="17"/>
-        </w:rPr>
-        <w:t xml:space="preserve">    def forward(self, xi: torch.Tensor, h: torch.Tensor) -&gt; torch.Tensor:</w:t>
-      </w:r>
-    </w:p>
-    <w:p>
-      <w:pPr>
-        <w:rPr>
-          <w:rFonts w:ascii="Consolas" w:hAnsi="Consolas" w:cs="Consolas"/>
-          <w:sz w:val="17"/>
-          <w:szCs w:val="17"/>
-        </w:rPr>
-      </w:pPr>
-      <w:r>
-        <w:rPr>
-          <w:rFonts w:ascii="Consolas" w:hAnsi="Consolas" w:cs="Consolas"/>
-          <w:sz w:val="17"/>
-          <w:szCs w:val="17"/>
-        </w:rPr>
-        <w:t xml:space="preserve">        return self.net(torch.cat([xi, h], dim=-1))</w:t>
-      </w:r>
-    </w:p>
-    <w:p/>
-    <w:p>
-      <w:pPr>
-        <w:pStyle w:val="Heading3"/>
-      </w:pPr>
-      <w:bookmarkStart w:id="10" w:name="_Toc230615212"/>
-      <w:r>
-        <w:t xml:space="preserve">Function </w:t>
-      </w:r>
-      <w:r>
-        <w:rPr>
-          <w:rFonts w:ascii="Consolas" w:hAnsi="Consolas" w:cs="Consolas"/>
-        </w:rPr>
-        <w:t>causal_cumulative_mean</w:t>
-      </w:r>
-      <w:bookmarkEnd w:id="10"/>
-    </w:p>
-    <w:p/>
-    <w:p>
-      <w:r>
-        <w:t xml:space="preserve">This function </w:t>
-      </w:r>
-      <w:r>
-        <w:t>computes a running (prefix) mean over the sequence dimension, in a causal way — each position gets the average of itself and everything before it, with no leakage from future positions.</w:t>
-      </w:r>
-    </w:p>
-    <w:p/>
-    <w:p>
-      <w:pPr>
-        <w:rPr>
-          <w:rFonts w:ascii="Consolas" w:hAnsi="Consolas" w:cs="Consolas"/>
-          <w:sz w:val="17"/>
-          <w:szCs w:val="17"/>
-        </w:rPr>
-      </w:pPr>
-      <w:r>
-        <w:rPr>
-          <w:rFonts w:ascii="Consolas" w:hAnsi="Consolas" w:cs="Consolas"/>
-          <w:color w:val="C00000"/>
-          <w:sz w:val="17"/>
-          <w:szCs w:val="17"/>
-        </w:rPr>
-        <w:t>def</w:t>
-      </w:r>
-      <w:r>
-        <w:rPr>
-          <w:rFonts w:ascii="Consolas" w:hAnsi="Consolas" w:cs="Consolas"/>
-          <w:sz w:val="17"/>
-          <w:szCs w:val="17"/>
-        </w:rPr>
-        <w:t xml:space="preserve"> </w:t>
-      </w:r>
-      <w:r>
-        <w:rPr>
-          <w:rFonts w:ascii="Consolas" w:hAnsi="Consolas" w:cs="Consolas"/>
-          <w:color w:val="80340D" w:themeColor="accent2" w:themeShade="80"/>
-          <w:sz w:val="17"/>
-          <w:szCs w:val="17"/>
-        </w:rPr>
-        <w:t>causal_cumulative_mean</w:t>
-      </w:r>
-      <w:r>
-        <w:rPr>
-          <w:rFonts w:ascii="Consolas" w:hAnsi="Consolas" w:cs="Consolas"/>
-          <w:sz w:val="17"/>
-          <w:szCs w:val="17"/>
-        </w:rPr>
-        <w:t>(h: torch.</w:t>
-      </w:r>
-      <w:r>
-        <w:rPr>
-          <w:rFonts w:ascii="Consolas" w:hAnsi="Consolas" w:cs="Consolas"/>
-          <w:color w:val="0B769F" w:themeColor="accent4" w:themeShade="BF"/>
-          <w:sz w:val="17"/>
-          <w:szCs w:val="17"/>
-        </w:rPr>
-        <w:t>Tensor</w:t>
-      </w:r>
-      <w:r>
-        <w:rPr>
-          <w:rFonts w:ascii="Consolas" w:hAnsi="Consolas" w:cs="Consolas"/>
-          <w:sz w:val="17"/>
-          <w:szCs w:val="17"/>
-        </w:rPr>
-        <w:t>) -&gt; torch.</w:t>
-      </w:r>
-      <w:r>
-        <w:rPr>
-          <w:rFonts w:ascii="Consolas" w:hAnsi="Consolas" w:cs="Consolas"/>
-          <w:color w:val="0B769F" w:themeColor="accent4" w:themeShade="BF"/>
-          <w:sz w:val="17"/>
-          <w:szCs w:val="17"/>
-        </w:rPr>
-        <w:t>Tensor</w:t>
-      </w:r>
-      <w:r>
-        <w:rPr>
-          <w:rFonts w:ascii="Consolas" w:hAnsi="Consolas" w:cs="Consolas"/>
-          <w:sz w:val="17"/>
-          <w:szCs w:val="17"/>
-        </w:rPr>
-        <w:t>:</w:t>
-      </w:r>
-    </w:p>
-    <w:p>
-      <w:pPr>
-        <w:rPr>
-          <w:rFonts w:ascii="Consolas" w:hAnsi="Consolas" w:cs="Consolas"/>
-          <w:sz w:val="17"/>
-          <w:szCs w:val="17"/>
-        </w:rPr>
-      </w:pPr>
-      <w:r>
-        <w:rPr>
-          <w:rFonts w:ascii="Consolas" w:hAnsi="Consolas" w:cs="Consolas"/>
-          <w:sz w:val="17"/>
-          <w:szCs w:val="17"/>
-        </w:rPr>
-        <w:t xml:space="preserve">    T = h.shape[1]</w:t>
-      </w:r>
-    </w:p>
-    <w:p>
-      <w:pPr>
-        <w:rPr>
-          <w:rFonts w:ascii="Consolas" w:hAnsi="Consolas" w:cs="Consolas"/>
-          <w:sz w:val="17"/>
-          <w:szCs w:val="17"/>
-        </w:rPr>
-      </w:pPr>
-      <w:r>
-        <w:rPr>
-          <w:rFonts w:ascii="Consolas" w:hAnsi="Consolas" w:cs="Consolas"/>
-          <w:sz w:val="17"/>
-          <w:szCs w:val="17"/>
-        </w:rPr>
-        <w:t xml:space="preserve">    cumsum = h.</w:t>
-      </w:r>
-      <w:r>
-        <w:rPr>
-          <w:rFonts w:ascii="Consolas" w:hAnsi="Consolas" w:cs="Consolas"/>
-          <w:color w:val="80340D" w:themeColor="accent2" w:themeShade="80"/>
-          <w:sz w:val="17"/>
-          <w:szCs w:val="17"/>
-        </w:rPr>
-        <w:t>cumsum</w:t>
-      </w:r>
-      <w:r>
-        <w:rPr>
-          <w:rFonts w:ascii="Consolas" w:hAnsi="Consolas" w:cs="Consolas"/>
-          <w:sz w:val="17"/>
-          <w:szCs w:val="17"/>
-        </w:rPr>
-        <w:t>(dim=1)</w:t>
-      </w:r>
-    </w:p>
-    <w:p>
-      <w:pPr>
-        <w:rPr>
-          <w:rFonts w:ascii="Consolas" w:hAnsi="Consolas" w:cs="Consolas"/>
-          <w:sz w:val="17"/>
-          <w:szCs w:val="17"/>
-        </w:rPr>
-      </w:pPr>
-      <w:r>
-        <w:rPr>
-          <w:rFonts w:ascii="Consolas" w:hAnsi="Consolas" w:cs="Consolas"/>
-          <w:sz w:val="17"/>
-          <w:szCs w:val="17"/>
-        </w:rPr>
-        <w:t xml:space="preserve">    denom = torch.</w:t>
-      </w:r>
-      <w:r>
-        <w:rPr>
-          <w:rFonts w:ascii="Consolas" w:hAnsi="Consolas" w:cs="Consolas"/>
-          <w:color w:val="80340D" w:themeColor="accent2" w:themeShade="80"/>
-          <w:sz w:val="17"/>
-          <w:szCs w:val="17"/>
-        </w:rPr>
-        <w:t>arange</w:t>
-      </w:r>
-      <w:r>
-        <w:rPr>
-          <w:rFonts w:ascii="Consolas" w:hAnsi="Consolas" w:cs="Consolas"/>
-          <w:sz w:val="17"/>
-          <w:szCs w:val="17"/>
-        </w:rPr>
-        <w:t>(1, T + 1, device=h.device, dtype=h.dtype).view(1, T, 1)</w:t>
-      </w:r>
-    </w:p>
-    <w:p>
-      <w:pPr>
-        <w:rPr>
-          <w:rFonts w:ascii="Consolas" w:hAnsi="Consolas" w:cs="Consolas"/>
-          <w:sz w:val="17"/>
-          <w:szCs w:val="17"/>
-        </w:rPr>
-      </w:pPr>
-      <w:r>
-        <w:rPr>
-          <w:rFonts w:ascii="Consolas" w:hAnsi="Consolas" w:cs="Consolas"/>
-          <w:sz w:val="17"/>
-          <w:szCs w:val="17"/>
-        </w:rPr>
         <w:t xml:space="preserve">    return cumsum / deno</w:t>
       </w:r>
     </w:p>
@@ -7237,281 +7443,2645 @@
           <w:sz w:val="17"/>
           <w:szCs w:val="17"/>
         </w:rPr>
+        <w:t xml:space="preserve">    </w:t>
+      </w:r>
+      <w:r>
+        <w:rPr>
+          <w:rFonts w:ascii="Consolas" w:hAnsi="Consolas" w:cs="Consolas"/>
+          <w:color w:val="C00000"/>
+          <w:sz w:val="17"/>
+          <w:szCs w:val="17"/>
+        </w:rPr>
+        <w:t>def</w:t>
+      </w:r>
+      <w:r>
+        <w:rPr>
+          <w:rFonts w:ascii="Consolas" w:hAnsi="Consolas" w:cs="Consolas"/>
+          <w:sz w:val="17"/>
+          <w:szCs w:val="17"/>
+        </w:rPr>
+        <w:t xml:space="preserve"> __init__(</w:t>
+      </w:r>
+      <w:r>
+        <w:rPr>
+          <w:rFonts w:ascii="Consolas" w:hAnsi="Consolas" w:cs="Consolas"/>
+          <w:color w:val="7030A0"/>
+          <w:sz w:val="17"/>
+          <w:szCs w:val="17"/>
+        </w:rPr>
+        <w:t>self</w:t>
+      </w:r>
+      <w:r>
+        <w:rPr>
+          <w:rFonts w:ascii="Consolas" w:hAnsi="Consolas" w:cs="Consolas"/>
+          <w:sz w:val="17"/>
+          <w:szCs w:val="17"/>
+        </w:rPr>
+        <w:t xml:space="preserve">, cfg: </w:t>
+      </w:r>
+      <w:r>
+        <w:rPr>
+          <w:rFonts w:ascii="Consolas" w:hAnsi="Consolas" w:cs="Consolas"/>
+          <w:color w:val="0070C0"/>
+          <w:sz w:val="17"/>
+          <w:szCs w:val="17"/>
+        </w:rPr>
+        <w:t>SPLMSARFMassConfig</w:t>
+      </w:r>
+      <w:r>
+        <w:rPr>
+          <w:rFonts w:ascii="Consolas" w:hAnsi="Consolas" w:cs="Consolas"/>
+          <w:sz w:val="17"/>
+          <w:szCs w:val="17"/>
+        </w:rPr>
+        <w:t>):</w:t>
+      </w:r>
+    </w:p>
+    <w:p>
+      <w:pPr>
+        <w:rPr>
+          <w:rFonts w:ascii="Consolas" w:hAnsi="Consolas" w:cs="Consolas"/>
+          <w:sz w:val="17"/>
+          <w:szCs w:val="17"/>
+        </w:rPr>
+      </w:pPr>
+      <w:r>
+        <w:rPr>
+          <w:rFonts w:ascii="Consolas" w:hAnsi="Consolas" w:cs="Consolas"/>
+          <w:sz w:val="17"/>
+          <w:szCs w:val="17"/>
+        </w:rPr>
+        <w:t xml:space="preserve">        </w:t>
+      </w:r>
+      <w:r>
+        <w:rPr>
+          <w:rFonts w:ascii="Consolas" w:hAnsi="Consolas" w:cs="Consolas"/>
+          <w:color w:val="C00000"/>
+          <w:sz w:val="17"/>
+          <w:szCs w:val="17"/>
+        </w:rPr>
+        <w:t>super</w:t>
+      </w:r>
+      <w:r>
+        <w:rPr>
+          <w:rFonts w:ascii="Consolas" w:hAnsi="Consolas" w:cs="Consolas"/>
+          <w:sz w:val="17"/>
+          <w:szCs w:val="17"/>
+        </w:rPr>
+        <w:t>().__init__()</w:t>
+      </w:r>
+    </w:p>
+    <w:p>
+      <w:pPr>
+        <w:rPr>
+          <w:rFonts w:ascii="Consolas" w:hAnsi="Consolas" w:cs="Consolas"/>
+          <w:sz w:val="17"/>
+          <w:szCs w:val="17"/>
+        </w:rPr>
+      </w:pPr>
+      <w:r>
+        <w:rPr>
+          <w:rFonts w:ascii="Consolas" w:hAnsi="Consolas" w:cs="Consolas"/>
+          <w:sz w:val="17"/>
+          <w:szCs w:val="17"/>
+        </w:rPr>
+        <w:t xml:space="preserve">        </w:t>
+      </w:r>
+      <w:r>
+        <w:rPr>
+          <w:rFonts w:ascii="Consolas" w:hAnsi="Consolas" w:cs="Consolas"/>
+          <w:color w:val="7030A0"/>
+          <w:sz w:val="17"/>
+          <w:szCs w:val="17"/>
+        </w:rPr>
+        <w:t>self</w:t>
+      </w:r>
+      <w:r>
+        <w:rPr>
+          <w:rFonts w:ascii="Consolas" w:hAnsi="Consolas" w:cs="Consolas"/>
+          <w:sz w:val="17"/>
+          <w:szCs w:val="17"/>
+        </w:rPr>
+        <w:t>.cfg = cfg</w:t>
+      </w:r>
+    </w:p>
+    <w:p>
+      <w:pPr>
+        <w:rPr>
+          <w:rFonts w:ascii="Consolas" w:hAnsi="Consolas" w:cs="Consolas"/>
+          <w:sz w:val="17"/>
+          <w:szCs w:val="17"/>
+        </w:rPr>
+      </w:pPr>
+      <w:r>
+        <w:rPr>
+          <w:rFonts w:ascii="Consolas" w:hAnsi="Consolas" w:cs="Consolas"/>
+          <w:sz w:val="17"/>
+          <w:szCs w:val="17"/>
+        </w:rPr>
+        <w:t xml:space="preserve">        self.E = nn.Embedding(cfg.vocab_size, cfg.d)</w:t>
+      </w:r>
+    </w:p>
+    <w:p>
+      <w:pPr>
+        <w:rPr>
+          <w:rFonts w:ascii="Consolas" w:hAnsi="Consolas" w:cs="Consolas"/>
+          <w:sz w:val="17"/>
+          <w:szCs w:val="17"/>
+        </w:rPr>
+      </w:pPr>
+      <w:r>
+        <w:rPr>
+          <w:rFonts w:ascii="Consolas" w:hAnsi="Consolas" w:cs="Consolas"/>
+          <w:sz w:val="17"/>
+          <w:szCs w:val="17"/>
+        </w:rPr>
+        <w:t xml:space="preserve">        self.P = nn.Parameter(torch.zeros(cfg.max_len, cfg.d))</w:t>
+      </w:r>
+    </w:p>
+    <w:p>
+      <w:pPr>
+        <w:rPr>
+          <w:rFonts w:ascii="Consolas" w:hAnsi="Consolas" w:cs="Consolas"/>
+          <w:sz w:val="17"/>
+          <w:szCs w:val="17"/>
+        </w:rPr>
+      </w:pPr>
+      <w:r>
+        <w:rPr>
+          <w:rFonts w:ascii="Consolas" w:hAnsi="Consolas" w:cs="Consolas"/>
+          <w:sz w:val="17"/>
+          <w:szCs w:val="17"/>
+        </w:rPr>
+        <w:t xml:space="preserve">        nn.init.normal_(self.E.weight, std=0.02)</w:t>
+      </w:r>
+    </w:p>
+    <w:p>
+      <w:pPr>
+        <w:rPr>
+          <w:rFonts w:ascii="Consolas" w:hAnsi="Consolas" w:cs="Consolas"/>
+          <w:sz w:val="17"/>
+          <w:szCs w:val="17"/>
+        </w:rPr>
+      </w:pPr>
+      <w:r>
+        <w:rPr>
+          <w:rFonts w:ascii="Consolas" w:hAnsi="Consolas" w:cs="Consolas"/>
+          <w:sz w:val="17"/>
+          <w:szCs w:val="17"/>
+        </w:rPr>
+        <w:t xml:space="preserve">        nn.init.normal_(self.P, std=0.01)</w:t>
+      </w:r>
+    </w:p>
+    <w:p>
+      <w:pPr>
+        <w:rPr>
+          <w:rFonts w:ascii="Consolas" w:hAnsi="Consolas" w:cs="Consolas"/>
+          <w:sz w:val="17"/>
+          <w:szCs w:val="17"/>
+        </w:rPr>
+      </w:pPr>
+    </w:p>
+    <w:p>
+      <w:pPr>
+        <w:rPr>
+          <w:rFonts w:ascii="Consolas" w:hAnsi="Consolas" w:cs="Consolas"/>
+          <w:sz w:val="17"/>
+          <w:szCs w:val="17"/>
+        </w:rPr>
+      </w:pPr>
+      <w:r>
+        <w:rPr>
+          <w:rFonts w:ascii="Consolas" w:hAnsi="Consolas" w:cs="Consolas"/>
+          <w:sz w:val="17"/>
+          <w:szCs w:val="17"/>
+        </w:rPr>
+        <w:t xml:space="preserve">        self.V_theta = ScalarPotential(cfg.d, cfg.v_hidden, cfg.v_depth)</w:t>
+      </w:r>
+    </w:p>
+    <w:p>
+      <w:pPr>
+        <w:rPr>
+          <w:rFonts w:ascii="Consolas" w:hAnsi="Consolas" w:cs="Consolas"/>
+          <w:sz w:val="17"/>
+          <w:szCs w:val="17"/>
+        </w:rPr>
+      </w:pPr>
+    </w:p>
+    <w:p>
+      <w:pPr>
+        <w:rPr>
+          <w:rFonts w:ascii="Consolas" w:hAnsi="Consolas" w:cs="Consolas"/>
+          <w:sz w:val="17"/>
+          <w:szCs w:val="17"/>
+        </w:rPr>
+      </w:pPr>
+      <w:r>
+        <w:rPr>
+          <w:rFonts w:ascii="Consolas" w:hAnsi="Consolas" w:cs="Consolas"/>
+          <w:sz w:val="17"/>
+          <w:szCs w:val="17"/>
+        </w:rPr>
+        <w:t xml:space="preserve">        self.raw_m_bias = nn.Parameter(</w:t>
+      </w:r>
+    </w:p>
+    <w:p>
+      <w:pPr>
+        <w:rPr>
+          <w:rFonts w:ascii="Consolas" w:hAnsi="Consolas" w:cs="Consolas"/>
+          <w:sz w:val="17"/>
+          <w:szCs w:val="17"/>
+        </w:rPr>
+      </w:pPr>
+      <w:r>
+        <w:rPr>
+          <w:rFonts w:ascii="Consolas" w:hAnsi="Consolas" w:cs="Consolas"/>
+          <w:sz w:val="17"/>
+          <w:szCs w:val="17"/>
+        </w:rPr>
+        <w:t xml:space="preserve">            torch.tensor(_raw_from_positive(cfg.init_m)),</w:t>
+      </w:r>
+    </w:p>
+    <w:p>
+      <w:pPr>
+        <w:rPr>
+          <w:rFonts w:ascii="Consolas" w:hAnsi="Consolas" w:cs="Consolas"/>
+          <w:sz w:val="17"/>
+          <w:szCs w:val="17"/>
+        </w:rPr>
+      </w:pPr>
+      <w:r>
+        <w:rPr>
+          <w:rFonts w:ascii="Consolas" w:hAnsi="Consolas" w:cs="Consolas"/>
+          <w:sz w:val="17"/>
+          <w:szCs w:val="17"/>
+        </w:rPr>
+        <w:t xml:space="preserve">            requires_grad=cfg.learn_mgamma,</w:t>
+      </w:r>
+    </w:p>
+    <w:p>
+      <w:pPr>
+        <w:rPr>
+          <w:rFonts w:ascii="Consolas" w:hAnsi="Consolas" w:cs="Consolas"/>
+          <w:sz w:val="17"/>
+          <w:szCs w:val="17"/>
+        </w:rPr>
+      </w:pPr>
+      <w:r>
+        <w:rPr>
+          <w:rFonts w:ascii="Consolas" w:hAnsi="Consolas" w:cs="Consolas"/>
+          <w:sz w:val="17"/>
+          <w:szCs w:val="17"/>
+        </w:rPr>
+        <w:t xml:space="preserve">        )</w:t>
+      </w:r>
+    </w:p>
+    <w:p>
+      <w:pPr>
+        <w:rPr>
+          <w:rFonts w:ascii="Consolas" w:hAnsi="Consolas" w:cs="Consolas"/>
+          <w:sz w:val="17"/>
+          <w:szCs w:val="17"/>
+        </w:rPr>
+      </w:pPr>
+      <w:r>
+        <w:rPr>
+          <w:rFonts w:ascii="Consolas" w:hAnsi="Consolas" w:cs="Consolas"/>
+          <w:sz w:val="17"/>
+          <w:szCs w:val="17"/>
+        </w:rPr>
+        <w:t xml:space="preserve">        if cfg.fixed_gamma is not None:</w:t>
+      </w:r>
+    </w:p>
+    <w:p>
+      <w:pPr>
+        <w:rPr>
+          <w:rFonts w:ascii="Consolas" w:hAnsi="Consolas" w:cs="Consolas"/>
+          <w:sz w:val="17"/>
+          <w:szCs w:val="17"/>
+        </w:rPr>
+      </w:pPr>
+      <w:r>
+        <w:rPr>
+          <w:rFonts w:ascii="Consolas" w:hAnsi="Consolas" w:cs="Consolas"/>
+          <w:sz w:val="17"/>
+          <w:szCs w:val="17"/>
+        </w:rPr>
+        <w:t xml:space="preserve">            self.raw_gamma = nn.Parameter(</w:t>
+      </w:r>
+    </w:p>
+    <w:p>
+      <w:pPr>
+        <w:rPr>
+          <w:rFonts w:ascii="Consolas" w:hAnsi="Consolas" w:cs="Consolas"/>
+          <w:sz w:val="17"/>
+          <w:szCs w:val="17"/>
+        </w:rPr>
+      </w:pPr>
+      <w:r>
+        <w:rPr>
+          <w:rFonts w:ascii="Consolas" w:hAnsi="Consolas" w:cs="Consolas"/>
+          <w:sz w:val="17"/>
+          <w:szCs w:val="17"/>
+        </w:rPr>
+        <w:t xml:space="preserve">                torch.tensor(0.0),</w:t>
+      </w:r>
+    </w:p>
+    <w:p>
+      <w:pPr>
+        <w:rPr>
+          <w:rFonts w:ascii="Consolas" w:hAnsi="Consolas" w:cs="Consolas"/>
+          <w:sz w:val="17"/>
+          <w:szCs w:val="17"/>
+        </w:rPr>
+      </w:pPr>
+      <w:r>
+        <w:rPr>
+          <w:rFonts w:ascii="Consolas" w:hAnsi="Consolas" w:cs="Consolas"/>
+          <w:sz w:val="17"/>
+          <w:szCs w:val="17"/>
+        </w:rPr>
+        <w:t xml:space="preserve">                requires_grad=False,</w:t>
+      </w:r>
+    </w:p>
+    <w:p>
+      <w:pPr>
+        <w:rPr>
+          <w:rFonts w:ascii="Consolas" w:hAnsi="Consolas" w:cs="Consolas"/>
+          <w:sz w:val="17"/>
+          <w:szCs w:val="17"/>
+        </w:rPr>
+      </w:pPr>
+      <w:r>
+        <w:rPr>
+          <w:rFonts w:ascii="Consolas" w:hAnsi="Consolas" w:cs="Consolas"/>
+          <w:sz w:val="17"/>
+          <w:szCs w:val="17"/>
+        </w:rPr>
+        <w:t xml:space="preserve">            )</w:t>
+      </w:r>
+    </w:p>
+    <w:p>
+      <w:pPr>
+        <w:rPr>
+          <w:rFonts w:ascii="Consolas" w:hAnsi="Consolas" w:cs="Consolas"/>
+          <w:sz w:val="17"/>
+          <w:szCs w:val="17"/>
+        </w:rPr>
+      </w:pPr>
+      <w:r>
+        <w:rPr>
+          <w:rFonts w:ascii="Consolas" w:hAnsi="Consolas" w:cs="Consolas"/>
+          <w:sz w:val="17"/>
+          <w:szCs w:val="17"/>
+        </w:rPr>
+        <w:t xml:space="preserve">            self._gamma_value: Optional[float] = float(cfg.fixed_gamma)</w:t>
+      </w:r>
+    </w:p>
+    <w:p>
+      <w:pPr>
+        <w:rPr>
+          <w:rFonts w:ascii="Consolas" w:hAnsi="Consolas" w:cs="Consolas"/>
+          <w:sz w:val="17"/>
+          <w:szCs w:val="17"/>
+        </w:rPr>
+      </w:pPr>
+      <w:r>
+        <w:rPr>
+          <w:rFonts w:ascii="Consolas" w:hAnsi="Consolas" w:cs="Consolas"/>
+          <w:sz w:val="17"/>
+          <w:szCs w:val="17"/>
+        </w:rPr>
+        <w:t xml:space="preserve">        else:</w:t>
+      </w:r>
+    </w:p>
+    <w:p>
+      <w:pPr>
+        <w:rPr>
+          <w:rFonts w:ascii="Consolas" w:hAnsi="Consolas" w:cs="Consolas"/>
+          <w:sz w:val="17"/>
+          <w:szCs w:val="17"/>
+        </w:rPr>
+      </w:pPr>
+      <w:r>
+        <w:rPr>
+          <w:rFonts w:ascii="Consolas" w:hAnsi="Consolas" w:cs="Consolas"/>
+          <w:sz w:val="17"/>
+          <w:szCs w:val="17"/>
+        </w:rPr>
+        <w:t xml:space="preserve">            self.raw_gamma = nn.Parameter(</w:t>
+      </w:r>
+    </w:p>
+    <w:p>
+      <w:pPr>
+        <w:rPr>
+          <w:rFonts w:ascii="Consolas" w:hAnsi="Consolas" w:cs="Consolas"/>
+          <w:sz w:val="17"/>
+          <w:szCs w:val="17"/>
+        </w:rPr>
+      </w:pPr>
+      <w:r>
+        <w:rPr>
+          <w:rFonts w:ascii="Consolas" w:hAnsi="Consolas" w:cs="Consolas"/>
+          <w:sz w:val="17"/>
+          <w:szCs w:val="17"/>
+        </w:rPr>
+        <w:t xml:space="preserve">                torch.tensor(_raw_from_positive(cfg.init_gamma)),</w:t>
+      </w:r>
+    </w:p>
+    <w:p>
+      <w:pPr>
+        <w:rPr>
+          <w:rFonts w:ascii="Consolas" w:hAnsi="Consolas" w:cs="Consolas"/>
+          <w:sz w:val="17"/>
+          <w:szCs w:val="17"/>
+        </w:rPr>
+      </w:pPr>
+      <w:r>
+        <w:rPr>
+          <w:rFonts w:ascii="Consolas" w:hAnsi="Consolas" w:cs="Consolas"/>
+          <w:sz w:val="17"/>
+          <w:szCs w:val="17"/>
+        </w:rPr>
+        <w:t xml:space="preserve">                requires_grad=cfg.learn_mgamma,</w:t>
+      </w:r>
+    </w:p>
+    <w:p>
+      <w:pPr>
+        <w:rPr>
+          <w:rFonts w:ascii="Consolas" w:hAnsi="Consolas" w:cs="Consolas"/>
+          <w:sz w:val="17"/>
+          <w:szCs w:val="17"/>
+        </w:rPr>
+      </w:pPr>
+      <w:r>
+        <w:rPr>
+          <w:rFonts w:ascii="Consolas" w:hAnsi="Consolas" w:cs="Consolas"/>
+          <w:sz w:val="17"/>
+          <w:szCs w:val="17"/>
+        </w:rPr>
+        <w:t xml:space="preserve">            )</w:t>
+      </w:r>
+    </w:p>
+    <w:p>
+      <w:pPr>
+        <w:rPr>
+          <w:rFonts w:ascii="Consolas" w:hAnsi="Consolas" w:cs="Consolas"/>
+          <w:sz w:val="17"/>
+          <w:szCs w:val="17"/>
+        </w:rPr>
+      </w:pPr>
+      <w:r>
+        <w:rPr>
+          <w:rFonts w:ascii="Consolas" w:hAnsi="Consolas" w:cs="Consolas"/>
+          <w:sz w:val="17"/>
+          <w:szCs w:val="17"/>
+        </w:rPr>
+        <w:t xml:space="preserve">            self._gamma_value = None</w:t>
+      </w:r>
+    </w:p>
+    <w:p>
+      <w:pPr>
+        <w:rPr>
+          <w:rFonts w:ascii="Consolas" w:hAnsi="Consolas" w:cs="Consolas"/>
+          <w:sz w:val="17"/>
+          <w:szCs w:val="17"/>
+        </w:rPr>
+      </w:pPr>
+    </w:p>
+    <w:p>
+      <w:pPr>
+        <w:rPr>
+          <w:rFonts w:ascii="Consolas" w:hAnsi="Consolas" w:cs="Consolas"/>
+          <w:sz w:val="17"/>
+          <w:szCs w:val="17"/>
+        </w:rPr>
+      </w:pPr>
+      <w:r>
+        <w:rPr>
+          <w:rFonts w:ascii="Consolas" w:hAnsi="Consolas" w:cs="Consolas"/>
+          <w:sz w:val="17"/>
+          <w:szCs w:val="17"/>
+        </w:rPr>
+        <w:t xml:space="preserve">        if cfg.mass_mode == "global":</w:t>
+      </w:r>
+    </w:p>
+    <w:p>
+      <w:pPr>
+        <w:rPr>
+          <w:rFonts w:ascii="Consolas" w:hAnsi="Consolas" w:cs="Consolas"/>
+          <w:sz w:val="17"/>
+          <w:szCs w:val="17"/>
+        </w:rPr>
+      </w:pPr>
+      <w:r>
+        <w:rPr>
+          <w:rFonts w:ascii="Consolas" w:hAnsi="Consolas" w:cs="Consolas"/>
+          <w:sz w:val="17"/>
+          <w:szCs w:val="17"/>
+        </w:rPr>
+        <w:t xml:space="preserve">            pass</w:t>
+      </w:r>
+    </w:p>
+    <w:p>
+      <w:pPr>
+        <w:rPr>
+          <w:rFonts w:ascii="Consolas" w:hAnsi="Consolas" w:cs="Consolas"/>
+          <w:sz w:val="17"/>
+          <w:szCs w:val="17"/>
+        </w:rPr>
+      </w:pPr>
+      <w:r>
+        <w:rPr>
+          <w:rFonts w:ascii="Consolas" w:hAnsi="Consolas" w:cs="Consolas"/>
+          <w:sz w:val="17"/>
+          <w:szCs w:val="17"/>
+        </w:rPr>
+        <w:t xml:space="preserve">        elif cfg.mass_mode == "embed_head":</w:t>
+      </w:r>
+    </w:p>
+    <w:p>
+      <w:pPr>
+        <w:rPr>
+          <w:rFonts w:ascii="Consolas" w:hAnsi="Consolas" w:cs="Consolas"/>
+          <w:sz w:val="17"/>
+          <w:szCs w:val="17"/>
+        </w:rPr>
+      </w:pPr>
+      <w:r>
+        <w:rPr>
+          <w:rFonts w:ascii="Consolas" w:hAnsi="Consolas" w:cs="Consolas"/>
+          <w:sz w:val="17"/>
+          <w:szCs w:val="17"/>
+        </w:rPr>
+        <w:t xml:space="preserve">            self.mass_head = nn.Linear(cfg.d, 1, bias=True)</w:t>
+      </w:r>
+    </w:p>
+    <w:p>
+      <w:pPr>
+        <w:rPr>
+          <w:rFonts w:ascii="Consolas" w:hAnsi="Consolas" w:cs="Consolas"/>
+          <w:sz w:val="17"/>
+          <w:szCs w:val="17"/>
+        </w:rPr>
+      </w:pPr>
+      <w:r>
+        <w:rPr>
+          <w:rFonts w:ascii="Consolas" w:hAnsi="Consolas" w:cs="Consolas"/>
+          <w:sz w:val="17"/>
+          <w:szCs w:val="17"/>
+        </w:rPr>
+        <w:t xml:space="preserve">            nn.init.zeros_(self.mass_head.weight)</w:t>
+      </w:r>
+    </w:p>
+    <w:p>
+      <w:pPr>
+        <w:rPr>
+          <w:rFonts w:ascii="Consolas" w:hAnsi="Consolas" w:cs="Consolas"/>
+          <w:sz w:val="17"/>
+          <w:szCs w:val="17"/>
+        </w:rPr>
+      </w:pPr>
+      <w:r>
+        <w:rPr>
+          <w:rFonts w:ascii="Consolas" w:hAnsi="Consolas" w:cs="Consolas"/>
+          <w:sz w:val="17"/>
+          <w:szCs w:val="17"/>
+        </w:rPr>
+        <w:t xml:space="preserve">            nn.init.zeros_(self.mass_head.bias)</w:t>
+      </w:r>
+    </w:p>
+    <w:p>
+      <w:pPr>
+        <w:rPr>
+          <w:rFonts w:ascii="Consolas" w:hAnsi="Consolas" w:cs="Consolas"/>
+          <w:sz w:val="17"/>
+          <w:szCs w:val="17"/>
+        </w:rPr>
+      </w:pPr>
+      <w:r>
+        <w:rPr>
+          <w:rFonts w:ascii="Consolas" w:hAnsi="Consolas" w:cs="Consolas"/>
+          <w:sz w:val="17"/>
+          <w:szCs w:val="17"/>
+        </w:rPr>
+        <w:t xml:space="preserve">        elif cfg.mass_mode == "logfreq":</w:t>
+      </w:r>
+    </w:p>
+    <w:p>
+      <w:pPr>
+        <w:rPr>
+          <w:rFonts w:ascii="Consolas" w:hAnsi="Consolas" w:cs="Consolas"/>
+          <w:sz w:val="17"/>
+          <w:szCs w:val="17"/>
+        </w:rPr>
+      </w:pPr>
+      <w:r>
+        <w:rPr>
+          <w:rFonts w:ascii="Consolas" w:hAnsi="Consolas" w:cs="Consolas"/>
+          <w:sz w:val="17"/>
+          <w:szCs w:val="17"/>
+        </w:rPr>
+        <w:t xml:space="preserve">            if cfg.logfreq_path is None:</w:t>
+      </w:r>
+    </w:p>
+    <w:p>
+      <w:pPr>
+        <w:rPr>
+          <w:rFonts w:ascii="Consolas" w:hAnsi="Consolas" w:cs="Consolas"/>
+          <w:sz w:val="17"/>
+          <w:szCs w:val="17"/>
+        </w:rPr>
+      </w:pPr>
+      <w:r>
+        <w:rPr>
+          <w:rFonts w:ascii="Consolas" w:hAnsi="Consolas" w:cs="Consolas"/>
+          <w:sz w:val="17"/>
+          <w:szCs w:val="17"/>
+        </w:rPr>
+        <w:t xml:space="preserve">                raise ValueError(</w:t>
+      </w:r>
+    </w:p>
+    <w:p>
+      <w:pPr>
+        <w:rPr>
+          <w:rFonts w:ascii="Consolas" w:hAnsi="Consolas" w:cs="Consolas"/>
+          <w:sz w:val="17"/>
+          <w:szCs w:val="17"/>
+        </w:rPr>
+      </w:pPr>
+      <w:r>
+        <w:rPr>
+          <w:rFonts w:ascii="Consolas" w:hAnsi="Consolas" w:cs="Consolas"/>
+          <w:sz w:val="17"/>
+          <w:szCs w:val="17"/>
+        </w:rPr>
+        <w:t xml:space="preserve">                    "mass_mode='logfreq' requires cfg.logfreq_path (a .npy file "</w:t>
+      </w:r>
+    </w:p>
+    <w:p>
+      <w:pPr>
+        <w:rPr>
+          <w:rFonts w:ascii="Consolas" w:hAnsi="Consolas" w:cs="Consolas"/>
+          <w:sz w:val="17"/>
+          <w:szCs w:val="17"/>
+        </w:rPr>
+      </w:pPr>
+      <w:r>
+        <w:rPr>
+          <w:rFonts w:ascii="Consolas" w:hAnsi="Consolas" w:cs="Consolas"/>
+          <w:sz w:val="17"/>
+          <w:szCs w:val="17"/>
+        </w:rPr>
+        <w:t xml:space="preserve">                    "with one surprisal value per vocabulary id)."</w:t>
+      </w:r>
+    </w:p>
+    <w:p>
+      <w:pPr>
+        <w:rPr>
+          <w:rFonts w:ascii="Consolas" w:hAnsi="Consolas" w:cs="Consolas"/>
+          <w:sz w:val="17"/>
+          <w:szCs w:val="17"/>
+        </w:rPr>
+      </w:pPr>
+      <w:r>
+        <w:rPr>
+          <w:rFonts w:ascii="Consolas" w:hAnsi="Consolas" w:cs="Consolas"/>
+          <w:sz w:val="17"/>
+          <w:szCs w:val="17"/>
+        </w:rPr>
+        <w:t xml:space="preserve">                )</w:t>
+      </w:r>
+    </w:p>
+    <w:p>
+      <w:pPr>
+        <w:rPr>
+          <w:rFonts w:ascii="Consolas" w:hAnsi="Consolas" w:cs="Consolas"/>
+          <w:sz w:val="17"/>
+          <w:szCs w:val="17"/>
+        </w:rPr>
+      </w:pPr>
+      <w:r>
+        <w:rPr>
+          <w:rFonts w:ascii="Consolas" w:hAnsi="Consolas" w:cs="Consolas"/>
+          <w:sz w:val="17"/>
+          <w:szCs w:val="17"/>
+        </w:rPr>
+        <w:t xml:space="preserve">            surprisal = torch.from_numpy(</w:t>
+      </w:r>
+    </w:p>
+    <w:p>
+      <w:pPr>
+        <w:rPr>
+          <w:rFonts w:ascii="Consolas" w:hAnsi="Consolas" w:cs="Consolas"/>
+          <w:sz w:val="17"/>
+          <w:szCs w:val="17"/>
+        </w:rPr>
+      </w:pPr>
+      <w:r>
+        <w:rPr>
+          <w:rFonts w:ascii="Consolas" w:hAnsi="Consolas" w:cs="Consolas"/>
+          <w:sz w:val="17"/>
+          <w:szCs w:val="17"/>
+        </w:rPr>
+        <w:t xml:space="preserve">                _load_npy(cfg.logfreq_path)</w:t>
+      </w:r>
+    </w:p>
+    <w:p>
+      <w:pPr>
+        <w:rPr>
+          <w:rFonts w:ascii="Consolas" w:hAnsi="Consolas" w:cs="Consolas"/>
+          <w:sz w:val="17"/>
+          <w:szCs w:val="17"/>
+        </w:rPr>
+      </w:pPr>
+      <w:r>
+        <w:rPr>
+          <w:rFonts w:ascii="Consolas" w:hAnsi="Consolas" w:cs="Consolas"/>
+          <w:sz w:val="17"/>
+          <w:szCs w:val="17"/>
+        </w:rPr>
+        <w:t xml:space="preserve">            ).float()</w:t>
+      </w:r>
+    </w:p>
+    <w:p>
+      <w:pPr>
+        <w:rPr>
+          <w:rFonts w:ascii="Consolas" w:hAnsi="Consolas" w:cs="Consolas"/>
+          <w:sz w:val="17"/>
+          <w:szCs w:val="17"/>
+        </w:rPr>
+      </w:pPr>
+      <w:r>
+        <w:rPr>
+          <w:rFonts w:ascii="Consolas" w:hAnsi="Consolas" w:cs="Consolas"/>
+          <w:sz w:val="17"/>
+          <w:szCs w:val="17"/>
+        </w:rPr>
+        <w:t xml:space="preserve">            if surprisal.numel() != cfg.vocab_size:</w:t>
+      </w:r>
+    </w:p>
+    <w:p>
+      <w:pPr>
+        <w:rPr>
+          <w:rFonts w:ascii="Consolas" w:hAnsi="Consolas" w:cs="Consolas"/>
+          <w:sz w:val="17"/>
+          <w:szCs w:val="17"/>
+        </w:rPr>
+      </w:pPr>
+      <w:r>
+        <w:rPr>
+          <w:rFonts w:ascii="Consolas" w:hAnsi="Consolas" w:cs="Consolas"/>
+          <w:sz w:val="17"/>
+          <w:szCs w:val="17"/>
+        </w:rPr>
+        <w:t xml:space="preserve">                raise ValueError(</w:t>
+      </w:r>
+    </w:p>
+    <w:p>
+      <w:pPr>
+        <w:rPr>
+          <w:rFonts w:ascii="Consolas" w:hAnsi="Consolas" w:cs="Consolas"/>
+          <w:sz w:val="17"/>
+          <w:szCs w:val="17"/>
+        </w:rPr>
+      </w:pPr>
+      <w:r>
+        <w:rPr>
+          <w:rFonts w:ascii="Consolas" w:hAnsi="Consolas" w:cs="Consolas"/>
+          <w:sz w:val="17"/>
+          <w:szCs w:val="17"/>
+        </w:rPr>
+        <w:t xml:space="preserve">                    f"logfreq vector length {surprisal.numel()} != "</w:t>
+      </w:r>
+    </w:p>
+    <w:p>
+      <w:pPr>
+        <w:rPr>
+          <w:rFonts w:ascii="Consolas" w:hAnsi="Consolas" w:cs="Consolas"/>
+          <w:sz w:val="17"/>
+          <w:szCs w:val="17"/>
+        </w:rPr>
+      </w:pPr>
+      <w:r>
+        <w:rPr>
+          <w:rFonts w:ascii="Consolas" w:hAnsi="Consolas" w:cs="Consolas"/>
+          <w:sz w:val="17"/>
+          <w:szCs w:val="17"/>
+        </w:rPr>
+        <w:t xml:space="preserve">                    f"vocab_size {cfg.vocab_size}"</w:t>
+      </w:r>
+    </w:p>
+    <w:p>
+      <w:pPr>
+        <w:rPr>
+          <w:rFonts w:ascii="Consolas" w:hAnsi="Consolas" w:cs="Consolas"/>
+          <w:sz w:val="17"/>
+          <w:szCs w:val="17"/>
+        </w:rPr>
+      </w:pPr>
+      <w:r>
+        <w:rPr>
+          <w:rFonts w:ascii="Consolas" w:hAnsi="Consolas" w:cs="Consolas"/>
+          <w:sz w:val="17"/>
+          <w:szCs w:val="17"/>
+        </w:rPr>
+        <w:t xml:space="preserve">                )</w:t>
+      </w:r>
+    </w:p>
+    <w:p>
+      <w:pPr>
+        <w:rPr>
+          <w:rFonts w:ascii="Consolas" w:hAnsi="Consolas" w:cs="Consolas"/>
+          <w:sz w:val="17"/>
+          <w:szCs w:val="17"/>
+        </w:rPr>
+      </w:pPr>
+      <w:r>
+        <w:rPr>
+          <w:rFonts w:ascii="Consolas" w:hAnsi="Consolas" w:cs="Consolas"/>
+          <w:sz w:val="17"/>
+          <w:szCs w:val="17"/>
+        </w:rPr>
         <w:lastRenderedPageBreak/>
-        <w:t xml:space="preserve">    </w:t>
-      </w:r>
-      <w:r>
-        <w:rPr>
-          <w:rFonts w:ascii="Consolas" w:hAnsi="Consolas" w:cs="Consolas"/>
-          <w:color w:val="C00000"/>
-          <w:sz w:val="17"/>
-          <w:szCs w:val="17"/>
-        </w:rPr>
-        <w:t>def</w:t>
-      </w:r>
-      <w:r>
-        <w:rPr>
-          <w:rFonts w:ascii="Consolas" w:hAnsi="Consolas" w:cs="Consolas"/>
-          <w:sz w:val="17"/>
-          <w:szCs w:val="17"/>
-        </w:rPr>
-        <w:t xml:space="preserve"> __init__(</w:t>
-      </w:r>
-      <w:r>
-        <w:rPr>
-          <w:rFonts w:ascii="Consolas" w:hAnsi="Consolas" w:cs="Consolas"/>
-          <w:color w:val="7030A0"/>
-          <w:sz w:val="17"/>
-          <w:szCs w:val="17"/>
-        </w:rPr>
-        <w:t>self</w:t>
-      </w:r>
-      <w:r>
-        <w:rPr>
-          <w:rFonts w:ascii="Consolas" w:hAnsi="Consolas" w:cs="Consolas"/>
-          <w:sz w:val="17"/>
-          <w:szCs w:val="17"/>
-        </w:rPr>
-        <w:t xml:space="preserve">, cfg: </w:t>
-      </w:r>
-      <w:r>
-        <w:rPr>
-          <w:rFonts w:ascii="Consolas" w:hAnsi="Consolas" w:cs="Consolas"/>
-          <w:color w:val="0070C0"/>
-          <w:sz w:val="17"/>
-          <w:szCs w:val="17"/>
-        </w:rPr>
-        <w:t>SPLMSARFMassConfig</w:t>
-      </w:r>
-      <w:r>
-        <w:rPr>
-          <w:rFonts w:ascii="Consolas" w:hAnsi="Consolas" w:cs="Consolas"/>
-          <w:sz w:val="17"/>
-          <w:szCs w:val="17"/>
-        </w:rPr>
-        <w:t>):</w:t>
-      </w:r>
-    </w:p>
-    <w:p>
-      <w:pPr>
-        <w:rPr>
-          <w:rFonts w:ascii="Consolas" w:hAnsi="Consolas" w:cs="Consolas"/>
-          <w:sz w:val="17"/>
-          <w:szCs w:val="17"/>
-        </w:rPr>
-      </w:pPr>
-      <w:r>
-        <w:rPr>
-          <w:rFonts w:ascii="Consolas" w:hAnsi="Consolas" w:cs="Consolas"/>
-          <w:sz w:val="17"/>
-          <w:szCs w:val="17"/>
-        </w:rPr>
-        <w:t xml:space="preserve">        </w:t>
-      </w:r>
-      <w:r>
-        <w:rPr>
-          <w:rFonts w:ascii="Consolas" w:hAnsi="Consolas" w:cs="Consolas"/>
-          <w:color w:val="C00000"/>
-          <w:sz w:val="17"/>
-          <w:szCs w:val="17"/>
-        </w:rPr>
-        <w:t>super</w:t>
-      </w:r>
-      <w:r>
-        <w:rPr>
-          <w:rFonts w:ascii="Consolas" w:hAnsi="Consolas" w:cs="Consolas"/>
-          <w:sz w:val="17"/>
-          <w:szCs w:val="17"/>
-        </w:rPr>
-        <w:t>().__init__()</w:t>
-      </w:r>
-    </w:p>
-    <w:p>
-      <w:pPr>
-        <w:rPr>
-          <w:rFonts w:ascii="Consolas" w:hAnsi="Consolas" w:cs="Consolas"/>
-          <w:sz w:val="17"/>
-          <w:szCs w:val="17"/>
-        </w:rPr>
-      </w:pPr>
-      <w:r>
-        <w:rPr>
-          <w:rFonts w:ascii="Consolas" w:hAnsi="Consolas" w:cs="Consolas"/>
-          <w:sz w:val="17"/>
-          <w:szCs w:val="17"/>
-        </w:rPr>
-        <w:t xml:space="preserve">        </w:t>
-      </w:r>
-      <w:r>
-        <w:rPr>
-          <w:rFonts w:ascii="Consolas" w:hAnsi="Consolas" w:cs="Consolas"/>
-          <w:color w:val="7030A0"/>
-          <w:sz w:val="17"/>
-          <w:szCs w:val="17"/>
-        </w:rPr>
-        <w:t>self</w:t>
-      </w:r>
-      <w:r>
-        <w:rPr>
-          <w:rFonts w:ascii="Consolas" w:hAnsi="Consolas" w:cs="Consolas"/>
-          <w:sz w:val="17"/>
-          <w:szCs w:val="17"/>
-        </w:rPr>
-        <w:t>.cfg = cfg</w:t>
-      </w:r>
-    </w:p>
-    <w:p>
-      <w:pPr>
-        <w:rPr>
-          <w:rFonts w:ascii="Consolas" w:hAnsi="Consolas" w:cs="Consolas"/>
-          <w:sz w:val="17"/>
-          <w:szCs w:val="17"/>
-        </w:rPr>
-      </w:pPr>
-      <w:r>
-        <w:rPr>
-          <w:rFonts w:ascii="Consolas" w:hAnsi="Consolas" w:cs="Consolas"/>
-          <w:sz w:val="17"/>
-          <w:szCs w:val="17"/>
-        </w:rPr>
-        <w:t xml:space="preserve">        self.E = nn.Embedding(cfg.vocab_size, cfg.d)</w:t>
-      </w:r>
-    </w:p>
-    <w:p>
-      <w:pPr>
-        <w:rPr>
-          <w:rFonts w:ascii="Consolas" w:hAnsi="Consolas" w:cs="Consolas"/>
-          <w:sz w:val="17"/>
-          <w:szCs w:val="17"/>
-        </w:rPr>
-      </w:pPr>
-      <w:r>
-        <w:rPr>
-          <w:rFonts w:ascii="Consolas" w:hAnsi="Consolas" w:cs="Consolas"/>
-          <w:sz w:val="17"/>
-          <w:szCs w:val="17"/>
-        </w:rPr>
-        <w:t xml:space="preserve">        self.P = nn.Parameter(torch.zeros(cfg.max_len, cfg.d))</w:t>
-      </w:r>
-    </w:p>
-    <w:p>
-      <w:pPr>
-        <w:rPr>
-          <w:rFonts w:ascii="Consolas" w:hAnsi="Consolas" w:cs="Consolas"/>
-          <w:sz w:val="17"/>
-          <w:szCs w:val="17"/>
-        </w:rPr>
-      </w:pPr>
-      <w:r>
-        <w:rPr>
-          <w:rFonts w:ascii="Consolas" w:hAnsi="Consolas" w:cs="Consolas"/>
-          <w:sz w:val="17"/>
-          <w:szCs w:val="17"/>
-        </w:rPr>
-        <w:t xml:space="preserve">        nn.init.normal_(self.E.weight, std=0.02)</w:t>
-      </w:r>
-    </w:p>
-    <w:p>
-      <w:pPr>
-        <w:rPr>
-          <w:rFonts w:ascii="Consolas" w:hAnsi="Consolas" w:cs="Consolas"/>
-          <w:sz w:val="17"/>
-          <w:szCs w:val="17"/>
-        </w:rPr>
-      </w:pPr>
-      <w:r>
-        <w:rPr>
-          <w:rFonts w:ascii="Consolas" w:hAnsi="Consolas" w:cs="Consolas"/>
-          <w:sz w:val="17"/>
-          <w:szCs w:val="17"/>
-        </w:rPr>
-        <w:t xml:space="preserve">        nn.init.normal_(self.P, std=0.01)</w:t>
-      </w:r>
-    </w:p>
-    <w:p>
-      <w:pPr>
-        <w:rPr>
-          <w:rFonts w:ascii="Consolas" w:hAnsi="Consolas" w:cs="Consolas"/>
-          <w:sz w:val="17"/>
-          <w:szCs w:val="17"/>
-        </w:rPr>
-      </w:pPr>
-    </w:p>
-    <w:p>
-      <w:pPr>
-        <w:rPr>
-          <w:rFonts w:ascii="Consolas" w:hAnsi="Consolas" w:cs="Consolas"/>
-          <w:sz w:val="17"/>
-          <w:szCs w:val="17"/>
-        </w:rPr>
-      </w:pPr>
-      <w:r>
-        <w:rPr>
-          <w:rFonts w:ascii="Consolas" w:hAnsi="Consolas" w:cs="Consolas"/>
-          <w:sz w:val="17"/>
-          <w:szCs w:val="17"/>
-        </w:rPr>
-        <w:t xml:space="preserve">        self.V_theta = ScalarPotential(cfg.d, cfg.v_hidden, cfg.v_depth)</w:t>
-      </w:r>
-    </w:p>
-    <w:p>
-      <w:pPr>
-        <w:rPr>
-          <w:rFonts w:ascii="Consolas" w:hAnsi="Consolas" w:cs="Consolas"/>
-          <w:sz w:val="17"/>
-          <w:szCs w:val="17"/>
-        </w:rPr>
-      </w:pPr>
-    </w:p>
-    <w:p>
-      <w:pPr>
-        <w:rPr>
-          <w:rFonts w:ascii="Consolas" w:hAnsi="Consolas" w:cs="Consolas"/>
-          <w:sz w:val="17"/>
-          <w:szCs w:val="17"/>
-        </w:rPr>
-      </w:pPr>
-      <w:r>
-        <w:rPr>
-          <w:rFonts w:ascii="Consolas" w:hAnsi="Consolas" w:cs="Consolas"/>
-          <w:sz w:val="17"/>
-          <w:szCs w:val="17"/>
-        </w:rPr>
-        <w:t xml:space="preserve">        self.raw_m_bias = nn.Parameter(</w:t>
-      </w:r>
-    </w:p>
-    <w:p>
-      <w:pPr>
-        <w:rPr>
-          <w:rFonts w:ascii="Consolas" w:hAnsi="Consolas" w:cs="Consolas"/>
-          <w:sz w:val="17"/>
-          <w:szCs w:val="17"/>
-        </w:rPr>
-      </w:pPr>
-      <w:r>
-        <w:rPr>
-          <w:rFonts w:ascii="Consolas" w:hAnsi="Consolas" w:cs="Consolas"/>
-          <w:sz w:val="17"/>
-          <w:szCs w:val="17"/>
-        </w:rPr>
-        <w:t xml:space="preserve">            torch.tensor(_raw_from_positive(cfg.init_m)),</w:t>
-      </w:r>
-    </w:p>
-    <w:p>
-      <w:pPr>
-        <w:rPr>
-          <w:rFonts w:ascii="Consolas" w:hAnsi="Consolas" w:cs="Consolas"/>
-          <w:sz w:val="17"/>
-          <w:szCs w:val="17"/>
-        </w:rPr>
-      </w:pPr>
-      <w:r>
-        <w:rPr>
-          <w:rFonts w:ascii="Consolas" w:hAnsi="Consolas" w:cs="Consolas"/>
-          <w:sz w:val="17"/>
-          <w:szCs w:val="17"/>
-        </w:rPr>
-        <w:t xml:space="preserve">            requires_grad=cfg.learn_mgamma,</w:t>
+        <w:t xml:space="preserve">            self.register_buffer("logfreq_surprisal", surprisal)</w:t>
+      </w:r>
+    </w:p>
+    <w:p>
+      <w:pPr>
+        <w:rPr>
+          <w:rFonts w:ascii="Consolas" w:hAnsi="Consolas" w:cs="Consolas"/>
+          <w:sz w:val="17"/>
+          <w:szCs w:val="17"/>
+        </w:rPr>
+      </w:pPr>
+      <w:r>
+        <w:rPr>
+          <w:rFonts w:ascii="Consolas" w:hAnsi="Consolas" w:cs="Consolas"/>
+          <w:sz w:val="17"/>
+          <w:szCs w:val="17"/>
+        </w:rPr>
+        <w:t xml:space="preserve">            self.raw_logfreq_alpha = nn.Parameter(</w:t>
+      </w:r>
+    </w:p>
+    <w:p>
+      <w:pPr>
+        <w:rPr>
+          <w:rFonts w:ascii="Consolas" w:hAnsi="Consolas" w:cs="Consolas"/>
+          <w:sz w:val="17"/>
+          <w:szCs w:val="17"/>
+        </w:rPr>
+      </w:pPr>
+      <w:r>
+        <w:rPr>
+          <w:rFonts w:ascii="Consolas" w:hAnsi="Consolas" w:cs="Consolas"/>
+          <w:sz w:val="17"/>
+          <w:szCs w:val="17"/>
+        </w:rPr>
+        <w:t xml:space="preserve">                torch.tensor(_raw_from_positive(max(cfg.logfreq_init_alpha, 1e-3))),</w:t>
+      </w:r>
+    </w:p>
+    <w:p>
+      <w:pPr>
+        <w:rPr>
+          <w:rFonts w:ascii="Consolas" w:hAnsi="Consolas" w:cs="Consolas"/>
+          <w:sz w:val="17"/>
+          <w:szCs w:val="17"/>
+        </w:rPr>
+      </w:pPr>
+      <w:r>
+        <w:rPr>
+          <w:rFonts w:ascii="Consolas" w:hAnsi="Consolas" w:cs="Consolas"/>
+          <w:sz w:val="17"/>
+          <w:szCs w:val="17"/>
+        </w:rPr>
+        <w:t xml:space="preserve">                requires_grad=True,</w:t>
+      </w:r>
+    </w:p>
+    <w:p>
+      <w:pPr>
+        <w:rPr>
+          <w:rFonts w:ascii="Consolas" w:hAnsi="Consolas" w:cs="Consolas"/>
+          <w:sz w:val="17"/>
+          <w:szCs w:val="17"/>
+        </w:rPr>
+      </w:pPr>
+      <w:r>
+        <w:rPr>
+          <w:rFonts w:ascii="Consolas" w:hAnsi="Consolas" w:cs="Consolas"/>
+          <w:sz w:val="17"/>
+          <w:szCs w:val="17"/>
+        </w:rPr>
+        <w:t xml:space="preserve">            )</w:t>
+      </w:r>
+    </w:p>
+    <w:p>
+      <w:pPr>
+        <w:rPr>
+          <w:rFonts w:ascii="Consolas" w:hAnsi="Consolas" w:cs="Consolas"/>
+          <w:sz w:val="17"/>
+          <w:szCs w:val="17"/>
+        </w:rPr>
+      </w:pPr>
+      <w:r>
+        <w:rPr>
+          <w:rFonts w:ascii="Consolas" w:hAnsi="Consolas" w:cs="Consolas"/>
+          <w:sz w:val="17"/>
+          <w:szCs w:val="17"/>
+        </w:rPr>
+        <w:t xml:space="preserve">        else:</w:t>
+      </w:r>
+    </w:p>
+    <w:p>
+      <w:pPr>
+        <w:rPr>
+          <w:rFonts w:ascii="Consolas" w:hAnsi="Consolas" w:cs="Consolas"/>
+          <w:sz w:val="17"/>
+          <w:szCs w:val="17"/>
+        </w:rPr>
+      </w:pPr>
+      <w:r>
+        <w:rPr>
+          <w:rFonts w:ascii="Consolas" w:hAnsi="Consolas" w:cs="Consolas"/>
+          <w:sz w:val="17"/>
+          <w:szCs w:val="17"/>
+        </w:rPr>
+        <w:t xml:space="preserve">            raise ValueError(f"unknown mass_mode: {cfg.mass_mode!r}")</w:t>
+      </w:r>
+    </w:p>
+    <w:p>
+      <w:pPr>
+        <w:rPr>
+          <w:rFonts w:ascii="Consolas" w:hAnsi="Consolas" w:cs="Consolas"/>
+          <w:sz w:val="17"/>
+          <w:szCs w:val="17"/>
+        </w:rPr>
+      </w:pPr>
+    </w:p>
+    <w:p>
+      <w:pPr>
+        <w:rPr>
+          <w:rFonts w:ascii="Consolas" w:hAnsi="Consolas" w:cs="Consolas"/>
+          <w:sz w:val="17"/>
+          <w:szCs w:val="17"/>
+        </w:rPr>
+      </w:pPr>
+      <w:r>
+        <w:rPr>
+          <w:rFonts w:ascii="Consolas" w:hAnsi="Consolas" w:cs="Consolas"/>
+          <w:sz w:val="17"/>
+          <w:szCs w:val="17"/>
+        </w:rPr>
+        <w:t xml:space="preserve">    @property</w:t>
+      </w:r>
+    </w:p>
+    <w:p>
+      <w:pPr>
+        <w:rPr>
+          <w:rFonts w:ascii="Consolas" w:hAnsi="Consolas" w:cs="Consolas"/>
+          <w:sz w:val="17"/>
+          <w:szCs w:val="17"/>
+        </w:rPr>
+      </w:pPr>
+      <w:r>
+        <w:rPr>
+          <w:rFonts w:ascii="Consolas" w:hAnsi="Consolas" w:cs="Consolas"/>
+          <w:sz w:val="17"/>
+          <w:szCs w:val="17"/>
+        </w:rPr>
+        <w:t xml:space="preserve">    def gamma(self) -&gt; torch.Tensor:</w:t>
+      </w:r>
+    </w:p>
+    <w:p>
+      <w:pPr>
+        <w:rPr>
+          <w:rFonts w:ascii="Consolas" w:hAnsi="Consolas" w:cs="Consolas"/>
+          <w:sz w:val="17"/>
+          <w:szCs w:val="17"/>
+        </w:rPr>
+      </w:pPr>
+      <w:r>
+        <w:rPr>
+          <w:rFonts w:ascii="Consolas" w:hAnsi="Consolas" w:cs="Consolas"/>
+          <w:sz w:val="17"/>
+          <w:szCs w:val="17"/>
+        </w:rPr>
+        <w:t xml:space="preserve">        if self._gamma_value is not None:</w:t>
+      </w:r>
+    </w:p>
+    <w:p>
+      <w:pPr>
+        <w:rPr>
+          <w:rFonts w:ascii="Consolas" w:hAnsi="Consolas" w:cs="Consolas"/>
+          <w:sz w:val="17"/>
+          <w:szCs w:val="17"/>
+        </w:rPr>
+      </w:pPr>
+      <w:r>
+        <w:rPr>
+          <w:rFonts w:ascii="Consolas" w:hAnsi="Consolas" w:cs="Consolas"/>
+          <w:sz w:val="17"/>
+          <w:szCs w:val="17"/>
+        </w:rPr>
+        <w:t xml:space="preserve">            return torch.full(</w:t>
+      </w:r>
+    </w:p>
+    <w:p>
+      <w:pPr>
+        <w:rPr>
+          <w:rFonts w:ascii="Consolas" w:hAnsi="Consolas" w:cs="Consolas"/>
+          <w:sz w:val="17"/>
+          <w:szCs w:val="17"/>
+        </w:rPr>
+      </w:pPr>
+      <w:r>
+        <w:rPr>
+          <w:rFonts w:ascii="Consolas" w:hAnsi="Consolas" w:cs="Consolas"/>
+          <w:sz w:val="17"/>
+          <w:szCs w:val="17"/>
+        </w:rPr>
+        <w:t xml:space="preserve">                (), self._gamma_value,</w:t>
+      </w:r>
+    </w:p>
+    <w:p>
+      <w:pPr>
+        <w:rPr>
+          <w:rFonts w:ascii="Consolas" w:hAnsi="Consolas" w:cs="Consolas"/>
+          <w:sz w:val="17"/>
+          <w:szCs w:val="17"/>
+        </w:rPr>
+      </w:pPr>
+      <w:r>
+        <w:rPr>
+          <w:rFonts w:ascii="Consolas" w:hAnsi="Consolas" w:cs="Consolas"/>
+          <w:sz w:val="17"/>
+          <w:szCs w:val="17"/>
+        </w:rPr>
+        <w:t xml:space="preserve">                device=self.raw_gamma.device, dtype=self.raw_gamma.dtype,</w:t>
+      </w:r>
+    </w:p>
+    <w:p>
+      <w:pPr>
+        <w:rPr>
+          <w:rFonts w:ascii="Consolas" w:hAnsi="Consolas" w:cs="Consolas"/>
+          <w:sz w:val="17"/>
+          <w:szCs w:val="17"/>
+        </w:rPr>
+      </w:pPr>
+      <w:r>
+        <w:rPr>
+          <w:rFonts w:ascii="Consolas" w:hAnsi="Consolas" w:cs="Consolas"/>
+          <w:sz w:val="17"/>
+          <w:szCs w:val="17"/>
+        </w:rPr>
+        <w:t xml:space="preserve">            )</w:t>
+      </w:r>
+    </w:p>
+    <w:p>
+      <w:pPr>
+        <w:rPr>
+          <w:rFonts w:ascii="Consolas" w:hAnsi="Consolas" w:cs="Consolas"/>
+          <w:sz w:val="17"/>
+          <w:szCs w:val="17"/>
+        </w:rPr>
+      </w:pPr>
+      <w:r>
+        <w:rPr>
+          <w:rFonts w:ascii="Consolas" w:hAnsi="Consolas" w:cs="Consolas"/>
+          <w:sz w:val="17"/>
+          <w:szCs w:val="17"/>
+        </w:rPr>
+        <w:t xml:space="preserve">        return F.softplus(self.raw_gamma)</w:t>
+      </w:r>
+    </w:p>
+    <w:p>
+      <w:pPr>
+        <w:rPr>
+          <w:rFonts w:ascii="Consolas" w:hAnsi="Consolas" w:cs="Consolas"/>
+          <w:sz w:val="17"/>
+          <w:szCs w:val="17"/>
+        </w:rPr>
+      </w:pPr>
+    </w:p>
+    <w:p>
+      <w:pPr>
+        <w:rPr>
+          <w:rFonts w:ascii="Consolas" w:hAnsi="Consolas" w:cs="Consolas"/>
+          <w:sz w:val="17"/>
+          <w:szCs w:val="17"/>
+        </w:rPr>
+      </w:pPr>
+      <w:r>
+        <w:rPr>
+          <w:rFonts w:ascii="Consolas" w:hAnsi="Consolas" w:cs="Consolas"/>
+          <w:sz w:val="17"/>
+          <w:szCs w:val="17"/>
+        </w:rPr>
+        <w:t xml:space="preserve">    @property</w:t>
+      </w:r>
+    </w:p>
+    <w:p>
+      <w:pPr>
+        <w:rPr>
+          <w:rFonts w:ascii="Consolas" w:hAnsi="Consolas" w:cs="Consolas"/>
+          <w:sz w:val="17"/>
+          <w:szCs w:val="17"/>
+        </w:rPr>
+      </w:pPr>
+      <w:r>
+        <w:rPr>
+          <w:rFonts w:ascii="Consolas" w:hAnsi="Consolas" w:cs="Consolas"/>
+          <w:sz w:val="17"/>
+          <w:szCs w:val="17"/>
+        </w:rPr>
+        <w:t xml:space="preserve">    def m_global(self) -&gt; torch.Tensor:</w:t>
+      </w:r>
+    </w:p>
+    <w:p>
+      <w:pPr>
+        <w:rPr>
+          <w:rFonts w:ascii="Consolas" w:hAnsi="Consolas" w:cs="Consolas"/>
+          <w:sz w:val="17"/>
+          <w:szCs w:val="17"/>
+        </w:rPr>
+      </w:pPr>
+      <w:r>
+        <w:rPr>
+          <w:rFonts w:ascii="Consolas" w:hAnsi="Consolas" w:cs="Consolas"/>
+          <w:sz w:val="17"/>
+          <w:szCs w:val="17"/>
+        </w:rPr>
+        <w:t xml:space="preserve">        return F.softplus(self.raw_m_bias) + 1e-3</w:t>
+      </w:r>
+    </w:p>
+    <w:p>
+      <w:pPr>
+        <w:rPr>
+          <w:rFonts w:ascii="Consolas" w:hAnsi="Consolas" w:cs="Consolas"/>
+          <w:sz w:val="17"/>
+          <w:szCs w:val="17"/>
+        </w:rPr>
+      </w:pPr>
+    </w:p>
+    <w:p>
+      <w:pPr>
+        <w:rPr>
+          <w:rFonts w:ascii="Consolas" w:hAnsi="Consolas" w:cs="Consolas"/>
+          <w:sz w:val="17"/>
+          <w:szCs w:val="17"/>
+        </w:rPr>
+      </w:pPr>
+      <w:r>
+        <w:rPr>
+          <w:rFonts w:ascii="Consolas" w:hAnsi="Consolas" w:cs="Consolas"/>
+          <w:sz w:val="17"/>
+          <w:szCs w:val="17"/>
+        </w:rPr>
+        <w:t xml:space="preserve">    def compute_mass(self, x: torch.Tensor, emb: torch.Tensor) -&gt; torch.Tensor:</w:t>
+      </w:r>
+    </w:p>
+    <w:p>
+      <w:pPr>
+        <w:rPr>
+          <w:rFonts w:ascii="Consolas" w:hAnsi="Consolas" w:cs="Consolas"/>
+          <w:sz w:val="17"/>
+          <w:szCs w:val="17"/>
+        </w:rPr>
+      </w:pPr>
+      <w:r>
+        <w:rPr>
+          <w:rFonts w:ascii="Consolas" w:hAnsi="Consolas" w:cs="Consolas"/>
+          <w:sz w:val="17"/>
+          <w:szCs w:val="17"/>
+        </w:rPr>
+        <w:t xml:space="preserve">        """Return m as a tensor broadcastable over (B, T, d).</w:t>
+      </w:r>
+    </w:p>
+    <w:p>
+      <w:pPr>
+        <w:rPr>
+          <w:rFonts w:ascii="Consolas" w:hAnsi="Consolas" w:cs="Consolas"/>
+          <w:sz w:val="17"/>
+          <w:szCs w:val="17"/>
+        </w:rPr>
+      </w:pPr>
+    </w:p>
+    <w:p>
+      <w:pPr>
+        <w:rPr>
+          <w:rFonts w:ascii="Consolas" w:hAnsi="Consolas" w:cs="Consolas"/>
+          <w:sz w:val="17"/>
+          <w:szCs w:val="17"/>
+        </w:rPr>
+      </w:pPr>
+      <w:r>
+        <w:rPr>
+          <w:rFonts w:ascii="Consolas" w:hAnsi="Consolas" w:cs="Consolas"/>
+          <w:sz w:val="17"/>
+          <w:szCs w:val="17"/>
+        </w:rPr>
+        <w:t xml:space="preserve">        x:   (B, T)         token ids</w:t>
+      </w:r>
+    </w:p>
+    <w:p>
+      <w:pPr>
+        <w:rPr>
+          <w:rFonts w:ascii="Consolas" w:hAnsi="Consolas" w:cs="Consolas"/>
+          <w:sz w:val="17"/>
+          <w:szCs w:val="17"/>
+        </w:rPr>
+      </w:pPr>
+      <w:r>
+        <w:rPr>
+          <w:rFonts w:ascii="Consolas" w:hAnsi="Consolas" w:cs="Consolas"/>
+          <w:sz w:val="17"/>
+          <w:szCs w:val="17"/>
+        </w:rPr>
+        <w:t xml:space="preserve">        emb: (B, T, d)      first-layer hidden state E[x] + P</w:t>
+      </w:r>
+    </w:p>
+    <w:p>
+      <w:pPr>
+        <w:rPr>
+          <w:rFonts w:ascii="Consolas" w:hAnsi="Consolas" w:cs="Consolas"/>
+          <w:sz w:val="17"/>
+          <w:szCs w:val="17"/>
+        </w:rPr>
+      </w:pPr>
+      <w:r>
+        <w:rPr>
+          <w:rFonts w:ascii="Consolas" w:hAnsi="Consolas" w:cs="Consolas"/>
+          <w:sz w:val="17"/>
+          <w:szCs w:val="17"/>
+        </w:rPr>
+        <w:t xml:space="preserve">        """</w:t>
+      </w:r>
+    </w:p>
+    <w:p>
+      <w:pPr>
+        <w:rPr>
+          <w:rFonts w:ascii="Consolas" w:hAnsi="Consolas" w:cs="Consolas"/>
+          <w:sz w:val="17"/>
+          <w:szCs w:val="17"/>
+        </w:rPr>
+      </w:pPr>
+      <w:r>
+        <w:rPr>
+          <w:rFonts w:ascii="Consolas" w:hAnsi="Consolas" w:cs="Consolas"/>
+          <w:sz w:val="17"/>
+          <w:szCs w:val="17"/>
+        </w:rPr>
+        <w:t xml:space="preserve">        cfg = self.cfg</w:t>
+      </w:r>
+    </w:p>
+    <w:p>
+      <w:pPr>
+        <w:rPr>
+          <w:rFonts w:ascii="Consolas" w:hAnsi="Consolas" w:cs="Consolas"/>
+          <w:sz w:val="17"/>
+          <w:szCs w:val="17"/>
+        </w:rPr>
+      </w:pPr>
+      <w:r>
+        <w:rPr>
+          <w:rFonts w:ascii="Consolas" w:hAnsi="Consolas" w:cs="Consolas"/>
+          <w:sz w:val="17"/>
+          <w:szCs w:val="17"/>
+        </w:rPr>
+        <w:t xml:space="preserve">        if cfg.mass_mode == "global":</w:t>
+      </w:r>
+    </w:p>
+    <w:p>
+      <w:pPr>
+        <w:rPr>
+          <w:rFonts w:ascii="Consolas" w:hAnsi="Consolas" w:cs="Consolas"/>
+          <w:sz w:val="17"/>
+          <w:szCs w:val="17"/>
+        </w:rPr>
+      </w:pPr>
+      <w:r>
+        <w:rPr>
+          <w:rFonts w:ascii="Consolas" w:hAnsi="Consolas" w:cs="Consolas"/>
+          <w:sz w:val="17"/>
+          <w:szCs w:val="17"/>
+        </w:rPr>
+        <w:t xml:space="preserve">            return self.m_global</w:t>
+      </w:r>
+    </w:p>
+    <w:p>
+      <w:pPr>
+        <w:rPr>
+          <w:rFonts w:ascii="Consolas" w:hAnsi="Consolas" w:cs="Consolas"/>
+          <w:sz w:val="17"/>
+          <w:szCs w:val="17"/>
+        </w:rPr>
+      </w:pPr>
+    </w:p>
+    <w:p>
+      <w:pPr>
+        <w:rPr>
+          <w:rFonts w:ascii="Consolas" w:hAnsi="Consolas" w:cs="Consolas"/>
+          <w:sz w:val="17"/>
+          <w:szCs w:val="17"/>
+        </w:rPr>
+      </w:pPr>
+      <w:r>
+        <w:rPr>
+          <w:rFonts w:ascii="Consolas" w:hAnsi="Consolas" w:cs="Consolas"/>
+          <w:sz w:val="17"/>
+          <w:szCs w:val="17"/>
+        </w:rPr>
+        <w:t xml:space="preserve">        if cfg.mass_mode == "embed_head":</w:t>
+      </w:r>
+    </w:p>
+    <w:p>
+      <w:pPr>
+        <w:rPr>
+          <w:rFonts w:ascii="Consolas" w:hAnsi="Consolas" w:cs="Consolas"/>
+          <w:sz w:val="17"/>
+          <w:szCs w:val="17"/>
+        </w:rPr>
+      </w:pPr>
+      <w:r>
+        <w:rPr>
+          <w:rFonts w:ascii="Consolas" w:hAnsi="Consolas" w:cs="Consolas"/>
+          <w:sz w:val="17"/>
+          <w:szCs w:val="17"/>
+        </w:rPr>
+        <w:t xml:space="preserve">            raw = self.mass_head(self.E(x))</w:t>
+      </w:r>
+    </w:p>
+    <w:p>
+      <w:pPr>
+        <w:rPr>
+          <w:rFonts w:ascii="Consolas" w:hAnsi="Consolas" w:cs="Consolas"/>
+          <w:sz w:val="17"/>
+          <w:szCs w:val="17"/>
+        </w:rPr>
+      </w:pPr>
+      <w:r>
+        <w:rPr>
+          <w:rFonts w:ascii="Consolas" w:hAnsi="Consolas" w:cs="Consolas"/>
+          <w:sz w:val="17"/>
+          <w:szCs w:val="17"/>
+        </w:rPr>
+        <w:t xml:space="preserve">            return (F.softplus(raw + self.raw_m_bias) + 1e-3)</w:t>
+      </w:r>
+    </w:p>
+    <w:p>
+      <w:pPr>
+        <w:rPr>
+          <w:rFonts w:ascii="Consolas" w:hAnsi="Consolas" w:cs="Consolas"/>
+          <w:sz w:val="17"/>
+          <w:szCs w:val="17"/>
+        </w:rPr>
+      </w:pPr>
+    </w:p>
+    <w:p>
+      <w:pPr>
+        <w:rPr>
+          <w:rFonts w:ascii="Consolas" w:hAnsi="Consolas" w:cs="Consolas"/>
+          <w:sz w:val="17"/>
+          <w:szCs w:val="17"/>
+        </w:rPr>
+      </w:pPr>
+      <w:r>
+        <w:rPr>
+          <w:rFonts w:ascii="Consolas" w:hAnsi="Consolas" w:cs="Consolas"/>
+          <w:sz w:val="17"/>
+          <w:szCs w:val="17"/>
+        </w:rPr>
+        <w:t xml:space="preserve">        if cfg.mass_mode == "logfreq":</w:t>
+      </w:r>
+    </w:p>
+    <w:p>
+      <w:pPr>
+        <w:rPr>
+          <w:rFonts w:ascii="Consolas" w:hAnsi="Consolas" w:cs="Consolas"/>
+          <w:sz w:val="17"/>
+          <w:szCs w:val="17"/>
+        </w:rPr>
+      </w:pPr>
+      <w:r>
+        <w:rPr>
+          <w:rFonts w:ascii="Consolas" w:hAnsi="Consolas" w:cs="Consolas"/>
+          <w:sz w:val="17"/>
+          <w:szCs w:val="17"/>
+        </w:rPr>
+        <w:t xml:space="preserve">            surprisal = self.logfreq_surprisal[x]</w:t>
+      </w:r>
+    </w:p>
+    <w:p>
+      <w:pPr>
+        <w:rPr>
+          <w:rFonts w:ascii="Consolas" w:hAnsi="Consolas" w:cs="Consolas"/>
+          <w:sz w:val="17"/>
+          <w:szCs w:val="17"/>
+        </w:rPr>
+      </w:pPr>
+      <w:r>
+        <w:rPr>
+          <w:rFonts w:ascii="Consolas" w:hAnsi="Consolas" w:cs="Consolas"/>
+          <w:sz w:val="17"/>
+          <w:szCs w:val="17"/>
+        </w:rPr>
+        <w:t xml:space="preserve">            alpha = F.softplus(self.raw_logfreq_alpha)</w:t>
+      </w:r>
+    </w:p>
+    <w:p>
+      <w:pPr>
+        <w:rPr>
+          <w:rFonts w:ascii="Consolas" w:hAnsi="Consolas" w:cs="Consolas"/>
+          <w:sz w:val="17"/>
+          <w:szCs w:val="17"/>
+        </w:rPr>
+      </w:pPr>
+      <w:r>
+        <w:rPr>
+          <w:rFonts w:ascii="Consolas" w:hAnsi="Consolas" w:cs="Consolas"/>
+          <w:sz w:val="17"/>
+          <w:szCs w:val="17"/>
+        </w:rPr>
+        <w:t xml:space="preserve">            scaled = alpha * surprisal.unsqueeze(-1)</w:t>
+      </w:r>
+    </w:p>
+    <w:p>
+      <w:pPr>
+        <w:rPr>
+          <w:rFonts w:ascii="Consolas" w:hAnsi="Consolas" w:cs="Consolas"/>
+          <w:sz w:val="17"/>
+          <w:szCs w:val="17"/>
+        </w:rPr>
+      </w:pPr>
+      <w:r>
+        <w:rPr>
+          <w:rFonts w:ascii="Consolas" w:hAnsi="Consolas" w:cs="Consolas"/>
+          <w:sz w:val="17"/>
+          <w:szCs w:val="17"/>
+        </w:rPr>
+        <w:t xml:space="preserve">            return F.softplus(self.raw_m_bias + scaled) + 1e-3</w:t>
+      </w:r>
+    </w:p>
+    <w:p>
+      <w:pPr>
+        <w:rPr>
+          <w:rFonts w:ascii="Consolas" w:hAnsi="Consolas" w:cs="Consolas"/>
+          <w:sz w:val="17"/>
+          <w:szCs w:val="17"/>
+        </w:rPr>
+      </w:pPr>
+    </w:p>
+    <w:p>
+      <w:pPr>
+        <w:rPr>
+          <w:rFonts w:ascii="Consolas" w:hAnsi="Consolas" w:cs="Consolas"/>
+          <w:sz w:val="17"/>
+          <w:szCs w:val="17"/>
+        </w:rPr>
+      </w:pPr>
+      <w:r>
+        <w:rPr>
+          <w:rFonts w:ascii="Consolas" w:hAnsi="Consolas" w:cs="Consolas"/>
+          <w:sz w:val="17"/>
+          <w:szCs w:val="17"/>
+        </w:rPr>
+        <w:t xml:space="preserve">        raise RuntimeError("unreachable")</w:t>
+      </w:r>
+    </w:p>
+    <w:p>
+      <w:pPr>
+        <w:rPr>
+          <w:rFonts w:ascii="Consolas" w:hAnsi="Consolas" w:cs="Consolas"/>
+          <w:sz w:val="17"/>
+          <w:szCs w:val="17"/>
+        </w:rPr>
+      </w:pPr>
+    </w:p>
+    <w:p>
+      <w:pPr>
+        <w:rPr>
+          <w:rFonts w:ascii="Consolas" w:hAnsi="Consolas" w:cs="Consolas"/>
+          <w:sz w:val="17"/>
+          <w:szCs w:val="17"/>
+        </w:rPr>
+      </w:pPr>
+      <w:r>
+        <w:rPr>
+          <w:rFonts w:ascii="Consolas" w:hAnsi="Consolas" w:cs="Consolas"/>
+          <w:sz w:val="17"/>
+          <w:szCs w:val="17"/>
+        </w:rPr>
+        <w:t xml:space="preserve">    def _embed(self, x: torch.Tensor) -&gt; torch.Tensor:</w:t>
+      </w:r>
+    </w:p>
+    <w:p>
+      <w:pPr>
+        <w:rPr>
+          <w:rFonts w:ascii="Consolas" w:hAnsi="Consolas" w:cs="Consolas"/>
+          <w:sz w:val="17"/>
+          <w:szCs w:val="17"/>
+        </w:rPr>
+      </w:pPr>
+      <w:r>
+        <w:rPr>
+          <w:rFonts w:ascii="Consolas" w:hAnsi="Consolas" w:cs="Consolas"/>
+          <w:sz w:val="17"/>
+          <w:szCs w:val="17"/>
+        </w:rPr>
+        <w:t xml:space="preserve">        B, T = x.shape</w:t>
+      </w:r>
+    </w:p>
+    <w:p>
+      <w:pPr>
+        <w:rPr>
+          <w:rFonts w:ascii="Consolas" w:hAnsi="Consolas" w:cs="Consolas"/>
+          <w:sz w:val="17"/>
+          <w:szCs w:val="17"/>
+        </w:rPr>
+      </w:pPr>
+      <w:r>
+        <w:rPr>
+          <w:rFonts w:ascii="Consolas" w:hAnsi="Consolas" w:cs="Consolas"/>
+          <w:sz w:val="17"/>
+          <w:szCs w:val="17"/>
+        </w:rPr>
+        <w:t xml:space="preserve">        pos = self.P[:T].unsqueeze(0)</w:t>
+      </w:r>
+    </w:p>
+    <w:p>
+      <w:pPr>
+        <w:rPr>
+          <w:rFonts w:ascii="Consolas" w:hAnsi="Consolas" w:cs="Consolas"/>
+          <w:sz w:val="17"/>
+          <w:szCs w:val="17"/>
+        </w:rPr>
+      </w:pPr>
+      <w:r>
+        <w:rPr>
+          <w:rFonts w:ascii="Consolas" w:hAnsi="Consolas" w:cs="Consolas"/>
+          <w:sz w:val="17"/>
+          <w:szCs w:val="17"/>
+        </w:rPr>
+        <w:t xml:space="preserve">        return self.E(x) + pos</w:t>
+      </w:r>
+    </w:p>
+    <w:p>
+      <w:pPr>
+        <w:rPr>
+          <w:rFonts w:ascii="Consolas" w:hAnsi="Consolas" w:cs="Consolas"/>
+          <w:sz w:val="17"/>
+          <w:szCs w:val="17"/>
+        </w:rPr>
+      </w:pPr>
+    </w:p>
+    <w:p>
+      <w:pPr>
+        <w:rPr>
+          <w:rFonts w:ascii="Consolas" w:hAnsi="Consolas" w:cs="Consolas"/>
+          <w:sz w:val="17"/>
+          <w:szCs w:val="17"/>
+        </w:rPr>
+      </w:pPr>
+      <w:r>
+        <w:rPr>
+          <w:rFonts w:ascii="Consolas" w:hAnsi="Consolas" w:cs="Consolas"/>
+          <w:sz w:val="17"/>
+          <w:szCs w:val="17"/>
+        </w:rPr>
+        <w:t xml:space="preserve">    def integrate(</w:t>
+      </w:r>
+    </w:p>
+    <w:p>
+      <w:pPr>
+        <w:rPr>
+          <w:rFonts w:ascii="Consolas" w:hAnsi="Consolas" w:cs="Consolas"/>
+          <w:sz w:val="17"/>
+          <w:szCs w:val="17"/>
+        </w:rPr>
+      </w:pPr>
+      <w:r>
+        <w:rPr>
+          <w:rFonts w:ascii="Consolas" w:hAnsi="Consolas" w:cs="Consolas"/>
+          <w:sz w:val="17"/>
+          <w:szCs w:val="17"/>
+        </w:rPr>
+        <w:t xml:space="preserve">        self,</w:t>
+      </w:r>
+    </w:p>
+    <w:p>
+      <w:pPr>
+        <w:rPr>
+          <w:rFonts w:ascii="Consolas" w:hAnsi="Consolas" w:cs="Consolas"/>
+          <w:sz w:val="17"/>
+          <w:szCs w:val="17"/>
+        </w:rPr>
+      </w:pPr>
+      <w:r>
+        <w:rPr>
+          <w:rFonts w:ascii="Consolas" w:hAnsi="Consolas" w:cs="Consolas"/>
+          <w:sz w:val="17"/>
+          <w:szCs w:val="17"/>
+        </w:rPr>
+        <w:t xml:space="preserve">        x: torch.Tensor,</w:t>
+      </w:r>
+    </w:p>
+    <w:p>
+      <w:pPr>
+        <w:rPr>
+          <w:rFonts w:ascii="Consolas" w:hAnsi="Consolas" w:cs="Consolas"/>
+          <w:sz w:val="17"/>
+          <w:szCs w:val="17"/>
+        </w:rPr>
+      </w:pPr>
+      <w:r>
+        <w:rPr>
+          <w:rFonts w:ascii="Consolas" w:hAnsi="Consolas" w:cs="Consolas"/>
+          <w:sz w:val="17"/>
+          <w:szCs w:val="17"/>
+        </w:rPr>
+        <w:t xml:space="preserve">        emb: torch.Tensor,</w:t>
+      </w:r>
+    </w:p>
+    <w:p>
+      <w:pPr>
+        <w:rPr>
+          <w:rFonts w:ascii="Consolas" w:hAnsi="Consolas" w:cs="Consolas"/>
+          <w:sz w:val="17"/>
+          <w:szCs w:val="17"/>
+        </w:rPr>
+      </w:pPr>
+      <w:r>
+        <w:rPr>
+          <w:rFonts w:ascii="Consolas" w:hAnsi="Consolas" w:cs="Consolas"/>
+          <w:sz w:val="17"/>
+          <w:szCs w:val="17"/>
+        </w:rPr>
+        <w:t xml:space="preserve">        return_trajectory: bool = False,</w:t>
+      </w:r>
+    </w:p>
+    <w:p>
+      <w:pPr>
+        <w:rPr>
+          <w:rFonts w:ascii="Consolas" w:hAnsi="Consolas" w:cs="Consolas"/>
+          <w:sz w:val="17"/>
+          <w:szCs w:val="17"/>
+        </w:rPr>
+      </w:pPr>
+      <w:r>
+        <w:rPr>
+          <w:rFonts w:ascii="Consolas" w:hAnsi="Consolas" w:cs="Consolas"/>
+          <w:sz w:val="17"/>
+          <w:szCs w:val="17"/>
+        </w:rPr>
+        <w:t xml:space="preserve">        return_xi_trajectory: bool = False,</w:t>
+      </w:r>
+    </w:p>
+    <w:p>
+      <w:pPr>
+        <w:rPr>
+          <w:rFonts w:ascii="Consolas" w:hAnsi="Consolas" w:cs="Consolas"/>
+          <w:sz w:val="17"/>
+          <w:szCs w:val="17"/>
+        </w:rPr>
+      </w:pPr>
+      <w:r>
+        <w:rPr>
+          <w:rFonts w:ascii="Consolas" w:hAnsi="Consolas" w:cs="Consolas"/>
+          <w:sz w:val="17"/>
+          <w:szCs w:val="17"/>
+        </w:rPr>
+        <w:t xml:space="preserve">    ) -&gt; Tuple[torch.Tensor, Optional[List[torch.Tensor]], Optional[List[torch.Tensor]]]:</w:t>
+      </w:r>
+    </w:p>
+    <w:p>
+      <w:pPr>
+        <w:rPr>
+          <w:rFonts w:ascii="Consolas" w:hAnsi="Consolas" w:cs="Consolas"/>
+          <w:sz w:val="17"/>
+          <w:szCs w:val="17"/>
+        </w:rPr>
+      </w:pPr>
+      <w:r>
+        <w:rPr>
+          <w:rFonts w:ascii="Consolas" w:hAnsi="Consolas" w:cs="Consolas"/>
+          <w:sz w:val="17"/>
+          <w:szCs w:val="17"/>
+        </w:rPr>
+        <w:t xml:space="preserve">        """SARF-faithful damped EL with per-token mass.</w:t>
+      </w:r>
+    </w:p>
+    <w:p>
+      <w:pPr>
+        <w:rPr>
+          <w:rFonts w:ascii="Consolas" w:hAnsi="Consolas" w:cs="Consolas"/>
+          <w:sz w:val="17"/>
+          <w:szCs w:val="17"/>
+        </w:rPr>
+      </w:pPr>
+    </w:p>
+    <w:p>
+      <w:pPr>
+        <w:rPr>
+          <w:rFonts w:ascii="Consolas" w:hAnsi="Consolas" w:cs="Consolas"/>
+          <w:sz w:val="17"/>
+          <w:szCs w:val="17"/>
+        </w:rPr>
+      </w:pPr>
+      <w:r>
+        <w:rPr>
+          <w:rFonts w:ascii="Consolas" w:hAnsi="Consolas" w:cs="Consolas"/>
+          <w:sz w:val="17"/>
+          <w:szCs w:val="17"/>
+        </w:rPr>
+        <w:t xml:space="preserve">        x:    (B, T)</w:t>
+      </w:r>
+    </w:p>
+    <w:p>
+      <w:pPr>
+        <w:rPr>
+          <w:rFonts w:ascii="Consolas" w:hAnsi="Consolas" w:cs="Consolas"/>
+          <w:sz w:val="17"/>
+          <w:szCs w:val="17"/>
+        </w:rPr>
+      </w:pPr>
+      <w:r>
+        <w:rPr>
+          <w:rFonts w:ascii="Consolas" w:hAnsi="Consolas" w:cs="Consolas"/>
+          <w:sz w:val="17"/>
+          <w:szCs w:val="17"/>
+        </w:rPr>
+        <w:t xml:space="preserve">        emb:  (B, T, d)   first-layer hidden state (with position embed)</w:t>
+      </w:r>
+    </w:p>
+    <w:p>
+      <w:pPr>
+        <w:rPr>
+          <w:rFonts w:ascii="Consolas" w:hAnsi="Consolas" w:cs="Consolas"/>
+          <w:sz w:val="17"/>
+          <w:szCs w:val="17"/>
+        </w:rPr>
+      </w:pPr>
+      <w:r>
+        <w:rPr>
+          <w:rFonts w:ascii="Consolas" w:hAnsi="Consolas" w:cs="Consolas"/>
+          <w:sz w:val="17"/>
+          <w:szCs w:val="17"/>
+        </w:rPr>
+        <w:t xml:space="preserve">        """</w:t>
+      </w:r>
+    </w:p>
+    <w:p>
+      <w:pPr>
+        <w:rPr>
+          <w:rFonts w:ascii="Consolas" w:hAnsi="Consolas" w:cs="Consolas"/>
+          <w:sz w:val="17"/>
+          <w:szCs w:val="17"/>
+        </w:rPr>
+      </w:pPr>
+      <w:r>
+        <w:rPr>
+          <w:rFonts w:ascii="Consolas" w:hAnsi="Consolas" w:cs="Consolas"/>
+          <w:sz w:val="17"/>
+          <w:szCs w:val="17"/>
+        </w:rPr>
+        <w:t xml:space="preserve">        cfg = self.cfg</w:t>
+      </w:r>
+    </w:p>
+    <w:p>
+      <w:pPr>
+        <w:rPr>
+          <w:rFonts w:ascii="Consolas" w:hAnsi="Consolas" w:cs="Consolas"/>
+          <w:sz w:val="17"/>
+          <w:szCs w:val="17"/>
+        </w:rPr>
+      </w:pPr>
+      <w:r>
+        <w:rPr>
+          <w:rFonts w:ascii="Consolas" w:hAnsi="Consolas" w:cs="Consolas"/>
+          <w:sz w:val="17"/>
+          <w:szCs w:val="17"/>
+        </w:rPr>
+        <w:t xml:space="preserve">        h = emb</w:t>
+      </w:r>
+    </w:p>
+    <w:p>
+      <w:pPr>
+        <w:rPr>
+          <w:rFonts w:ascii="Consolas" w:hAnsi="Consolas" w:cs="Consolas"/>
+          <w:sz w:val="17"/>
+          <w:szCs w:val="17"/>
+        </w:rPr>
+      </w:pPr>
+      <w:r>
+        <w:rPr>
+          <w:rFonts w:ascii="Consolas" w:hAnsi="Consolas" w:cs="Consolas"/>
+          <w:sz w:val="17"/>
+          <w:szCs w:val="17"/>
+        </w:rPr>
+        <w:t xml:space="preserve">        v = torch.zeros_like(h)</w:t>
+      </w:r>
+    </w:p>
+    <w:p>
+      <w:pPr>
+        <w:rPr>
+          <w:rFonts w:ascii="Consolas" w:hAnsi="Consolas" w:cs="Consolas"/>
+          <w:sz w:val="17"/>
+          <w:szCs w:val="17"/>
+        </w:rPr>
+      </w:pPr>
+      <w:r>
+        <w:rPr>
+          <w:rFonts w:ascii="Consolas" w:hAnsi="Consolas" w:cs="Consolas"/>
+          <w:sz w:val="17"/>
+          <w:szCs w:val="17"/>
+        </w:rPr>
+        <w:t xml:space="preserve">        gamma, dt = self.gamma, cfg.dt</w:t>
+      </w:r>
+    </w:p>
+    <w:p>
+      <w:pPr>
+        <w:rPr>
+          <w:rFonts w:ascii="Consolas" w:hAnsi="Consolas" w:cs="Consolas"/>
+          <w:sz w:val="17"/>
+          <w:szCs w:val="17"/>
+        </w:rPr>
+      </w:pPr>
+    </w:p>
+    <w:p>
+      <w:pPr>
+        <w:rPr>
+          <w:rFonts w:ascii="Consolas" w:hAnsi="Consolas" w:cs="Consolas"/>
+          <w:sz w:val="17"/>
+          <w:szCs w:val="17"/>
+        </w:rPr>
+      </w:pPr>
+      <w:r>
+        <w:rPr>
+          <w:rFonts w:ascii="Consolas" w:hAnsi="Consolas" w:cs="Consolas"/>
+          <w:sz w:val="17"/>
+          <w:szCs w:val="17"/>
+        </w:rPr>
+        <w:t xml:space="preserve">        m = self.compute_mass(x, emb)</w:t>
+      </w:r>
+    </w:p>
+    <w:p>
+      <w:pPr>
+        <w:rPr>
+          <w:rFonts w:ascii="Consolas" w:hAnsi="Consolas" w:cs="Consolas"/>
+          <w:sz w:val="17"/>
+          <w:szCs w:val="17"/>
+        </w:rPr>
+      </w:pPr>
+      <w:r>
+        <w:rPr>
+          <w:rFonts w:ascii="Consolas" w:hAnsi="Consolas" w:cs="Consolas"/>
+          <w:sz w:val="17"/>
+          <w:szCs w:val="17"/>
+        </w:rPr>
+        <w:t xml:space="preserve">        if m.dim() == 0:</w:t>
+      </w:r>
+    </w:p>
+    <w:p>
+      <w:pPr>
+        <w:rPr>
+          <w:rFonts w:ascii="Consolas" w:hAnsi="Consolas" w:cs="Consolas"/>
+          <w:sz w:val="17"/>
+          <w:szCs w:val="17"/>
+        </w:rPr>
+      </w:pPr>
+      <w:r>
+        <w:rPr>
+          <w:rFonts w:ascii="Consolas" w:hAnsi="Consolas" w:cs="Consolas"/>
+          <w:sz w:val="17"/>
+          <w:szCs w:val="17"/>
+        </w:rPr>
+        <w:t xml:space="preserve">            m_b = m</w:t>
+      </w:r>
+    </w:p>
+    <w:p>
+      <w:pPr>
+        <w:rPr>
+          <w:rFonts w:ascii="Consolas" w:hAnsi="Consolas" w:cs="Consolas"/>
+          <w:sz w:val="17"/>
+          <w:szCs w:val="17"/>
+        </w:rPr>
+      </w:pPr>
+      <w:r>
+        <w:rPr>
+          <w:rFonts w:ascii="Consolas" w:hAnsi="Consolas" w:cs="Consolas"/>
+          <w:sz w:val="17"/>
+          <w:szCs w:val="17"/>
+        </w:rPr>
+        <w:t xml:space="preserve">        else:</w:t>
+      </w:r>
+    </w:p>
+    <w:p>
+      <w:pPr>
+        <w:rPr>
+          <w:rFonts w:ascii="Consolas" w:hAnsi="Consolas" w:cs="Consolas"/>
+          <w:sz w:val="17"/>
+          <w:szCs w:val="17"/>
+        </w:rPr>
+      </w:pPr>
+      <w:r>
+        <w:rPr>
+          <w:rFonts w:ascii="Consolas" w:hAnsi="Consolas" w:cs="Consolas"/>
+          <w:sz w:val="17"/>
+          <w:szCs w:val="17"/>
+        </w:rPr>
+        <w:t xml:space="preserve">            m_b = m</w:t>
+      </w:r>
+    </w:p>
+    <w:p>
+      <w:pPr>
+        <w:rPr>
+          <w:rFonts w:ascii="Consolas" w:hAnsi="Consolas" w:cs="Consolas"/>
+          <w:sz w:val="17"/>
+          <w:szCs w:val="17"/>
+        </w:rPr>
+      </w:pPr>
+    </w:p>
+    <w:p>
+      <w:pPr>
+        <w:rPr>
+          <w:rFonts w:ascii="Consolas" w:hAnsi="Consolas" w:cs="Consolas"/>
+          <w:sz w:val="17"/>
+          <w:szCs w:val="17"/>
+        </w:rPr>
+      </w:pPr>
+      <w:r>
+        <w:rPr>
+          <w:rFonts w:ascii="Consolas" w:hAnsi="Consolas" w:cs="Consolas"/>
+          <w:sz w:val="17"/>
+          <w:szCs w:val="17"/>
+        </w:rPr>
+        <w:t xml:space="preserve">        traj_h: Optional[List[torch.Tensor]] = None</w:t>
+      </w:r>
+    </w:p>
+    <w:p>
+      <w:pPr>
+        <w:rPr>
+          <w:rFonts w:ascii="Consolas" w:hAnsi="Consolas" w:cs="Consolas"/>
+          <w:sz w:val="17"/>
+          <w:szCs w:val="17"/>
+        </w:rPr>
+      </w:pPr>
+      <w:r>
+        <w:rPr>
+          <w:rFonts w:ascii="Consolas" w:hAnsi="Consolas" w:cs="Consolas"/>
+          <w:sz w:val="17"/>
+          <w:szCs w:val="17"/>
+        </w:rPr>
+        <w:t xml:space="preserve">        traj_xi: Optional[List[torch.Tensor]] = None</w:t>
+      </w:r>
+    </w:p>
+    <w:p>
+      <w:pPr>
+        <w:rPr>
+          <w:rFonts w:ascii="Consolas" w:hAnsi="Consolas" w:cs="Consolas"/>
+          <w:sz w:val="17"/>
+          <w:szCs w:val="17"/>
+        </w:rPr>
+      </w:pPr>
+      <w:r>
+        <w:rPr>
+          <w:rFonts w:ascii="Consolas" w:hAnsi="Consolas" w:cs="Consolas"/>
+          <w:sz w:val="17"/>
+          <w:szCs w:val="17"/>
+        </w:rPr>
+        <w:t xml:space="preserve">        if return_trajectory:</w:t>
+      </w:r>
+    </w:p>
+    <w:p>
+      <w:pPr>
+        <w:rPr>
+          <w:rFonts w:ascii="Consolas" w:hAnsi="Consolas" w:cs="Consolas"/>
+          <w:sz w:val="17"/>
+          <w:szCs w:val="17"/>
+        </w:rPr>
+      </w:pPr>
+      <w:r>
+        <w:rPr>
+          <w:rFonts w:ascii="Consolas" w:hAnsi="Consolas" w:cs="Consolas"/>
+          <w:sz w:val="17"/>
+          <w:szCs w:val="17"/>
+        </w:rPr>
+        <w:t xml:space="preserve">            traj_h = [h.detach().cpu()]</w:t>
+      </w:r>
+    </w:p>
+    <w:p>
+      <w:pPr>
+        <w:rPr>
+          <w:rFonts w:ascii="Consolas" w:hAnsi="Consolas" w:cs="Consolas"/>
+          <w:sz w:val="17"/>
+          <w:szCs w:val="17"/>
+        </w:rPr>
+      </w:pPr>
+      <w:r>
+        <w:rPr>
+          <w:rFonts w:ascii="Consolas" w:hAnsi="Consolas" w:cs="Consolas"/>
+          <w:sz w:val="17"/>
+          <w:szCs w:val="17"/>
+        </w:rPr>
+        <w:t xml:space="preserve">        if return_xi_trajectory:</w:t>
+      </w:r>
+    </w:p>
+    <w:p>
+      <w:pPr>
+        <w:rPr>
+          <w:rFonts w:ascii="Consolas" w:hAnsi="Consolas" w:cs="Consolas"/>
+          <w:sz w:val="17"/>
+          <w:szCs w:val="17"/>
+        </w:rPr>
+      </w:pPr>
+      <w:r>
+        <w:rPr>
+          <w:rFonts w:ascii="Consolas" w:hAnsi="Consolas" w:cs="Consolas"/>
+          <w:sz w:val="17"/>
+          <w:szCs w:val="17"/>
+        </w:rPr>
+        <w:t xml:space="preserve">            traj_xi = []</w:t>
+      </w:r>
+    </w:p>
+    <w:p>
+      <w:pPr>
+        <w:rPr>
+          <w:rFonts w:ascii="Consolas" w:hAnsi="Consolas" w:cs="Consolas"/>
+          <w:sz w:val="17"/>
+          <w:szCs w:val="17"/>
+        </w:rPr>
+      </w:pPr>
+    </w:p>
+    <w:p>
+      <w:pPr>
+        <w:rPr>
+          <w:rFonts w:ascii="Consolas" w:hAnsi="Consolas" w:cs="Consolas"/>
+          <w:sz w:val="17"/>
+          <w:szCs w:val="17"/>
+        </w:rPr>
+      </w:pPr>
+      <w:r>
+        <w:rPr>
+          <w:rFonts w:ascii="Consolas" w:hAnsi="Consolas" w:cs="Consolas"/>
+          <w:sz w:val="17"/>
+          <w:szCs w:val="17"/>
+        </w:rPr>
+        <w:t xml:space="preserve">        for _ in range(cfg.L):</w:t>
+      </w:r>
+    </w:p>
+    <w:p>
+      <w:pPr>
+        <w:rPr>
+          <w:rFonts w:ascii="Consolas" w:hAnsi="Consolas" w:cs="Consolas"/>
+          <w:sz w:val="17"/>
+          <w:szCs w:val="17"/>
+        </w:rPr>
+      </w:pPr>
+      <w:r>
+        <w:rPr>
+          <w:rFonts w:ascii="Consolas" w:hAnsi="Consolas" w:cs="Consolas"/>
+          <w:sz w:val="17"/>
+          <w:szCs w:val="17"/>
+        </w:rPr>
+        <w:t xml:space="preserve">            xi_input = h.detach() if cfg.causal_force else h</w:t>
+      </w:r>
+    </w:p>
+    <w:p>
+      <w:pPr>
+        <w:rPr>
+          <w:rFonts w:ascii="Consolas" w:hAnsi="Consolas" w:cs="Consolas"/>
+          <w:sz w:val="17"/>
+          <w:szCs w:val="17"/>
+        </w:rPr>
+      </w:pPr>
+      <w:r>
+        <w:rPr>
+          <w:rFonts w:ascii="Consolas" w:hAnsi="Consolas" w:cs="Consolas"/>
+          <w:sz w:val="17"/>
+          <w:szCs w:val="17"/>
+        </w:rPr>
+        <w:t xml:space="preserve">            xi_now = causal_cumulative_mean(xi_input)</w:t>
+      </w:r>
+    </w:p>
+    <w:p>
+      <w:pPr>
+        <w:rPr>
+          <w:rFonts w:ascii="Consolas" w:hAnsi="Consolas" w:cs="Consolas"/>
+          <w:sz w:val="17"/>
+          <w:szCs w:val="17"/>
+        </w:rPr>
+      </w:pPr>
+      <w:r>
+        <w:rPr>
+          <w:rFonts w:ascii="Consolas" w:hAnsi="Consolas" w:cs="Consolas"/>
+          <w:sz w:val="17"/>
+          <w:szCs w:val="17"/>
+        </w:rPr>
+        <w:t xml:space="preserve">            if return_xi_trajectory:</w:t>
+      </w:r>
+    </w:p>
+    <w:p>
+      <w:pPr>
+        <w:rPr>
+          <w:rFonts w:ascii="Consolas" w:hAnsi="Consolas" w:cs="Consolas"/>
+          <w:sz w:val="17"/>
+          <w:szCs w:val="17"/>
+        </w:rPr>
+      </w:pPr>
+      <w:r>
+        <w:rPr>
+          <w:rFonts w:ascii="Consolas" w:hAnsi="Consolas" w:cs="Consolas"/>
+          <w:sz w:val="17"/>
+          <w:szCs w:val="17"/>
+        </w:rPr>
+        <w:t xml:space="preserve">                assert traj_xi is not None</w:t>
+      </w:r>
+    </w:p>
+    <w:p>
+      <w:pPr>
+        <w:rPr>
+          <w:rFonts w:ascii="Consolas" w:hAnsi="Consolas" w:cs="Consolas"/>
+          <w:sz w:val="17"/>
+          <w:szCs w:val="17"/>
+        </w:rPr>
+      </w:pPr>
+      <w:r>
+        <w:rPr>
+          <w:rFonts w:ascii="Consolas" w:hAnsi="Consolas" w:cs="Consolas"/>
+          <w:sz w:val="17"/>
+          <w:szCs w:val="17"/>
+        </w:rPr>
+        <w:t xml:space="preserve">                traj_xi.append(xi_now.detach().cpu())</w:t>
+      </w:r>
+    </w:p>
+    <w:p>
+      <w:pPr>
+        <w:rPr>
+          <w:rFonts w:ascii="Consolas" w:hAnsi="Consolas" w:cs="Consolas"/>
+          <w:sz w:val="17"/>
+          <w:szCs w:val="17"/>
+        </w:rPr>
+      </w:pPr>
+    </w:p>
+    <w:p>
+      <w:pPr>
+        <w:rPr>
+          <w:rFonts w:ascii="Consolas" w:hAnsi="Consolas" w:cs="Consolas"/>
+          <w:sz w:val="17"/>
+          <w:szCs w:val="17"/>
+        </w:rPr>
+      </w:pPr>
+      <w:r>
+        <w:rPr>
+          <w:rFonts w:ascii="Consolas" w:hAnsi="Consolas" w:cs="Consolas"/>
+          <w:sz w:val="17"/>
+          <w:szCs w:val="17"/>
+        </w:rPr>
+        <w:t xml:space="preserve">            h_in = h</w:t>
+      </w:r>
+    </w:p>
+    <w:p>
+      <w:pPr>
+        <w:rPr>
+          <w:rFonts w:ascii="Consolas" w:hAnsi="Consolas" w:cs="Consolas"/>
+          <w:sz w:val="17"/>
+          <w:szCs w:val="17"/>
+        </w:rPr>
+      </w:pPr>
+      <w:r>
+        <w:rPr>
+          <w:rFonts w:ascii="Consolas" w:hAnsi="Consolas" w:cs="Consolas"/>
+          <w:sz w:val="17"/>
+          <w:szCs w:val="17"/>
+        </w:rPr>
+        <w:t xml:space="preserve">            if not h_in.requires_grad:</w:t>
+      </w:r>
+    </w:p>
+    <w:p>
+      <w:pPr>
+        <w:rPr>
+          <w:rFonts w:ascii="Consolas" w:hAnsi="Consolas" w:cs="Consolas"/>
+          <w:sz w:val="17"/>
+          <w:szCs w:val="17"/>
+        </w:rPr>
+      </w:pPr>
+      <w:r>
+        <w:rPr>
+          <w:rFonts w:ascii="Consolas" w:hAnsi="Consolas" w:cs="Consolas"/>
+          <w:sz w:val="17"/>
+          <w:szCs w:val="17"/>
+        </w:rPr>
+        <w:t xml:space="preserve">                h_in = h_in.requires_grad_(True)</w:t>
+      </w:r>
+    </w:p>
+    <w:p>
+      <w:pPr>
+        <w:rPr>
+          <w:rFonts w:ascii="Consolas" w:hAnsi="Consolas" w:cs="Consolas"/>
+          <w:sz w:val="17"/>
+          <w:szCs w:val="17"/>
+        </w:rPr>
+      </w:pPr>
+      <w:r>
+        <w:rPr>
+          <w:rFonts w:ascii="Consolas" w:hAnsi="Consolas" w:cs="Consolas"/>
+          <w:sz w:val="17"/>
+          <w:szCs w:val="17"/>
+        </w:rPr>
+        <w:t xml:space="preserve">            V = self.V_theta(xi_now, h_in).sum()</w:t>
+      </w:r>
+    </w:p>
+    <w:p>
+      <w:pPr>
+        <w:rPr>
+          <w:rFonts w:ascii="Consolas" w:hAnsi="Consolas" w:cs="Consolas"/>
+          <w:sz w:val="17"/>
+          <w:szCs w:val="17"/>
+        </w:rPr>
+      </w:pPr>
+      <w:r>
+        <w:rPr>
+          <w:rFonts w:ascii="Consolas" w:hAnsi="Consolas" w:cs="Consolas"/>
+          <w:sz w:val="17"/>
+          <w:szCs w:val="17"/>
+        </w:rPr>
+        <w:t xml:space="preserve">            grad_V, = torch.autograd.grad(</w:t>
+      </w:r>
+    </w:p>
+    <w:p>
+      <w:pPr>
+        <w:rPr>
+          <w:rFonts w:ascii="Consolas" w:hAnsi="Consolas" w:cs="Consolas"/>
+          <w:sz w:val="17"/>
+          <w:szCs w:val="17"/>
+        </w:rPr>
+      </w:pPr>
+      <w:r>
+        <w:rPr>
+          <w:rFonts w:ascii="Consolas" w:hAnsi="Consolas" w:cs="Consolas"/>
+          <w:sz w:val="17"/>
+          <w:szCs w:val="17"/>
+        </w:rPr>
+        <w:t xml:space="preserve">                V, h_in, create_graph=self.training, retain_graph=True,</w:t>
+      </w:r>
+    </w:p>
+    <w:p>
+      <w:pPr>
+        <w:rPr>
+          <w:rFonts w:ascii="Consolas" w:hAnsi="Consolas" w:cs="Consolas"/>
+          <w:sz w:val="17"/>
+          <w:szCs w:val="17"/>
+        </w:rPr>
+      </w:pPr>
+      <w:r>
+        <w:rPr>
+          <w:rFonts w:ascii="Consolas" w:hAnsi="Consolas" w:cs="Consolas"/>
+          <w:sz w:val="17"/>
+          <w:szCs w:val="17"/>
+        </w:rPr>
+        <w:t xml:space="preserve">            )</w:t>
+      </w:r>
+    </w:p>
+    <w:p>
+      <w:pPr>
+        <w:rPr>
+          <w:rFonts w:ascii="Consolas" w:hAnsi="Consolas" w:cs="Consolas"/>
+          <w:sz w:val="17"/>
+          <w:szCs w:val="17"/>
+        </w:rPr>
+      </w:pPr>
+      <w:r>
+        <w:rPr>
+          <w:rFonts w:ascii="Consolas" w:hAnsi="Consolas" w:cs="Consolas"/>
+          <w:sz w:val="17"/>
+          <w:szCs w:val="17"/>
+        </w:rPr>
+        <w:t xml:space="preserve">            f = -grad_V</w:t>
+      </w:r>
+    </w:p>
+    <w:p>
+      <w:pPr>
+        <w:rPr>
+          <w:rFonts w:ascii="Consolas" w:hAnsi="Consolas" w:cs="Consolas"/>
+          <w:sz w:val="17"/>
+          <w:szCs w:val="17"/>
+        </w:rPr>
+      </w:pPr>
+      <w:r>
+        <w:rPr>
+          <w:rFonts w:ascii="Consolas" w:hAnsi="Consolas" w:cs="Consolas"/>
+          <w:sz w:val="17"/>
+          <w:szCs w:val="17"/>
+        </w:rPr>
+        <w:t xml:space="preserve">            v = (v + dt * f / m_b) / (1.0 + dt * gamma)</w:t>
+      </w:r>
+    </w:p>
+    <w:p>
+      <w:pPr>
+        <w:rPr>
+          <w:rFonts w:ascii="Consolas" w:hAnsi="Consolas" w:cs="Consolas"/>
+          <w:sz w:val="17"/>
+          <w:szCs w:val="17"/>
+        </w:rPr>
+      </w:pPr>
+      <w:r>
+        <w:rPr>
+          <w:rFonts w:ascii="Consolas" w:hAnsi="Consolas" w:cs="Consolas"/>
+          <w:sz w:val="17"/>
+          <w:szCs w:val="17"/>
+        </w:rPr>
+        <w:t xml:space="preserve">            h = h_in + dt * v</w:t>
+      </w:r>
+    </w:p>
+    <w:p>
+      <w:pPr>
+        <w:rPr>
+          <w:rFonts w:ascii="Consolas" w:hAnsi="Consolas" w:cs="Consolas"/>
+          <w:sz w:val="17"/>
+          <w:szCs w:val="17"/>
+        </w:rPr>
+      </w:pPr>
+      <w:r>
+        <w:rPr>
+          <w:rFonts w:ascii="Consolas" w:hAnsi="Consolas" w:cs="Consolas"/>
+          <w:sz w:val="17"/>
+          <w:szCs w:val="17"/>
+        </w:rPr>
+        <w:t xml:space="preserve">            if return_trajectory:</w:t>
+      </w:r>
+    </w:p>
+    <w:p>
+      <w:pPr>
+        <w:rPr>
+          <w:rFonts w:ascii="Consolas" w:hAnsi="Consolas" w:cs="Consolas"/>
+          <w:sz w:val="17"/>
+          <w:szCs w:val="17"/>
+        </w:rPr>
+      </w:pPr>
+      <w:r>
+        <w:rPr>
+          <w:rFonts w:ascii="Consolas" w:hAnsi="Consolas" w:cs="Consolas"/>
+          <w:sz w:val="17"/>
+          <w:szCs w:val="17"/>
+        </w:rPr>
+        <w:t xml:space="preserve">                assert traj_h is not None</w:t>
+      </w:r>
+    </w:p>
+    <w:p>
+      <w:pPr>
+        <w:rPr>
+          <w:rFonts w:ascii="Consolas" w:hAnsi="Consolas" w:cs="Consolas"/>
+          <w:sz w:val="17"/>
+          <w:szCs w:val="17"/>
+        </w:rPr>
+      </w:pPr>
+      <w:r>
+        <w:rPr>
+          <w:rFonts w:ascii="Consolas" w:hAnsi="Consolas" w:cs="Consolas"/>
+          <w:sz w:val="17"/>
+          <w:szCs w:val="17"/>
+        </w:rPr>
+        <w:t xml:space="preserve">                traj_h.append(h.detach().cpu())</w:t>
+      </w:r>
+    </w:p>
+    <w:p>
+      <w:pPr>
+        <w:rPr>
+          <w:rFonts w:ascii="Consolas" w:hAnsi="Consolas" w:cs="Consolas"/>
+          <w:sz w:val="17"/>
+          <w:szCs w:val="17"/>
+        </w:rPr>
+      </w:pPr>
+    </w:p>
+    <w:p>
+      <w:pPr>
+        <w:rPr>
+          <w:rFonts w:ascii="Consolas" w:hAnsi="Consolas" w:cs="Consolas"/>
+          <w:sz w:val="17"/>
+          <w:szCs w:val="17"/>
+        </w:rPr>
+      </w:pPr>
+      <w:r>
+        <w:rPr>
+          <w:rFonts w:ascii="Consolas" w:hAnsi="Consolas" w:cs="Consolas"/>
+          <w:sz w:val="17"/>
+          <w:szCs w:val="17"/>
+        </w:rPr>
+        <w:t xml:space="preserve">        return h, traj_h, traj_xi</w:t>
+      </w:r>
+    </w:p>
+    <w:p>
+      <w:pPr>
+        <w:rPr>
+          <w:rFonts w:ascii="Consolas" w:hAnsi="Consolas" w:cs="Consolas"/>
+          <w:sz w:val="17"/>
+          <w:szCs w:val="17"/>
+        </w:rPr>
+      </w:pPr>
+    </w:p>
+    <w:p>
+      <w:pPr>
+        <w:rPr>
+          <w:rFonts w:ascii="Consolas" w:hAnsi="Consolas" w:cs="Consolas"/>
+          <w:sz w:val="17"/>
+          <w:szCs w:val="17"/>
+        </w:rPr>
+      </w:pPr>
+      <w:r>
+        <w:rPr>
+          <w:rFonts w:ascii="Consolas" w:hAnsi="Consolas" w:cs="Consolas"/>
+          <w:sz w:val="17"/>
+          <w:szCs w:val="17"/>
+        </w:rPr>
+        <w:t xml:space="preserve">    def forward(</w:t>
+      </w:r>
+    </w:p>
+    <w:p>
+      <w:pPr>
+        <w:rPr>
+          <w:rFonts w:ascii="Consolas" w:hAnsi="Consolas" w:cs="Consolas"/>
+          <w:sz w:val="17"/>
+          <w:szCs w:val="17"/>
+        </w:rPr>
+      </w:pPr>
+      <w:r>
+        <w:rPr>
+          <w:rFonts w:ascii="Consolas" w:hAnsi="Consolas" w:cs="Consolas"/>
+          <w:sz w:val="17"/>
+          <w:szCs w:val="17"/>
+        </w:rPr>
+        <w:t xml:space="preserve">        self,</w:t>
+      </w:r>
+    </w:p>
+    <w:p>
+      <w:pPr>
+        <w:rPr>
+          <w:rFonts w:ascii="Consolas" w:hAnsi="Consolas" w:cs="Consolas"/>
+          <w:sz w:val="17"/>
+          <w:szCs w:val="17"/>
+        </w:rPr>
+      </w:pPr>
+      <w:r>
+        <w:rPr>
+          <w:rFonts w:ascii="Consolas" w:hAnsi="Consolas" w:cs="Consolas"/>
+          <w:sz w:val="17"/>
+          <w:szCs w:val="17"/>
+        </w:rPr>
+        <w:t xml:space="preserve">        x: torch.Tensor,</w:t>
+      </w:r>
+    </w:p>
+    <w:p>
+      <w:pPr>
+        <w:rPr>
+          <w:rFonts w:ascii="Consolas" w:hAnsi="Consolas" w:cs="Consolas"/>
+          <w:sz w:val="17"/>
+          <w:szCs w:val="17"/>
+        </w:rPr>
+      </w:pPr>
+      <w:r>
+        <w:rPr>
+          <w:rFonts w:ascii="Consolas" w:hAnsi="Consolas" w:cs="Consolas"/>
+          <w:sz w:val="17"/>
+          <w:szCs w:val="17"/>
+        </w:rPr>
+        <w:t xml:space="preserve">        targets: Optional[torch.Tensor] = None,</w:t>
+      </w:r>
+    </w:p>
+    <w:p>
+      <w:pPr>
+        <w:rPr>
+          <w:rFonts w:ascii="Consolas" w:hAnsi="Consolas" w:cs="Consolas"/>
+          <w:sz w:val="17"/>
+          <w:szCs w:val="17"/>
+        </w:rPr>
+      </w:pPr>
+      <w:r>
+        <w:rPr>
+          <w:rFonts w:ascii="Consolas" w:hAnsi="Consolas" w:cs="Consolas"/>
+          <w:sz w:val="17"/>
+          <w:szCs w:val="17"/>
+        </w:rPr>
+        <w:t xml:space="preserve">        return_trajectory: bool = False,</w:t>
+      </w:r>
+    </w:p>
+    <w:p>
+      <w:pPr>
+        <w:rPr>
+          <w:rFonts w:ascii="Consolas" w:hAnsi="Consolas" w:cs="Consolas"/>
+          <w:sz w:val="17"/>
+          <w:szCs w:val="17"/>
+        </w:rPr>
+      </w:pPr>
+      <w:r>
+        <w:rPr>
+          <w:rFonts w:ascii="Consolas" w:hAnsi="Consolas" w:cs="Consolas"/>
+          <w:sz w:val="17"/>
+          <w:szCs w:val="17"/>
+        </w:rPr>
+        <w:t xml:space="preserve">        return_xi_trajectory: bool = False,</w:t>
+      </w:r>
+    </w:p>
+    <w:p>
+      <w:pPr>
+        <w:rPr>
+          <w:rFonts w:ascii="Consolas" w:hAnsi="Consolas" w:cs="Consolas"/>
+          <w:sz w:val="17"/>
+          <w:szCs w:val="17"/>
+        </w:rPr>
+      </w:pPr>
+      <w:r>
+        <w:rPr>
+          <w:rFonts w:ascii="Consolas" w:hAnsi="Consolas" w:cs="Consolas"/>
+          <w:sz w:val="17"/>
+          <w:szCs w:val="17"/>
+        </w:rPr>
+        <w:t xml:space="preserve">    ):</w:t>
+      </w:r>
+    </w:p>
+    <w:p>
+      <w:pPr>
+        <w:rPr>
+          <w:rFonts w:ascii="Consolas" w:hAnsi="Consolas" w:cs="Consolas"/>
+          <w:sz w:val="17"/>
+          <w:szCs w:val="17"/>
+        </w:rPr>
+      </w:pPr>
+      <w:r>
+        <w:rPr>
+          <w:rFonts w:ascii="Consolas" w:hAnsi="Consolas" w:cs="Consolas"/>
+          <w:sz w:val="17"/>
+          <w:szCs w:val="17"/>
+        </w:rPr>
+        <w:t xml:space="preserve">        emb = self._embed(x)</w:t>
+      </w:r>
+    </w:p>
+    <w:p>
+      <w:pPr>
+        <w:rPr>
+          <w:rFonts w:ascii="Consolas" w:hAnsi="Consolas" w:cs="Consolas"/>
+          <w:sz w:val="17"/>
+          <w:szCs w:val="17"/>
+        </w:rPr>
+      </w:pPr>
+      <w:r>
+        <w:rPr>
+          <w:rFonts w:ascii="Consolas" w:hAnsi="Consolas" w:cs="Consolas"/>
+          <w:sz w:val="17"/>
+          <w:szCs w:val="17"/>
+        </w:rPr>
+        <w:t xml:space="preserve">        h_L, traj_h, traj_xi = self.integrate(</w:t>
+      </w:r>
+    </w:p>
+    <w:p>
+      <w:pPr>
+        <w:rPr>
+          <w:rFonts w:ascii="Consolas" w:hAnsi="Consolas" w:cs="Consolas"/>
+          <w:sz w:val="17"/>
+          <w:szCs w:val="17"/>
+        </w:rPr>
+      </w:pPr>
+      <w:r>
+        <w:rPr>
+          <w:rFonts w:ascii="Consolas" w:hAnsi="Consolas" w:cs="Consolas"/>
+          <w:sz w:val="17"/>
+          <w:szCs w:val="17"/>
+        </w:rPr>
+        <w:t xml:space="preserve">            x, emb,</w:t>
+      </w:r>
+    </w:p>
+    <w:p>
+      <w:pPr>
+        <w:rPr>
+          <w:rFonts w:ascii="Consolas" w:hAnsi="Consolas" w:cs="Consolas"/>
+          <w:sz w:val="17"/>
+          <w:szCs w:val="17"/>
+        </w:rPr>
+      </w:pPr>
+      <w:r>
+        <w:rPr>
+          <w:rFonts w:ascii="Consolas" w:hAnsi="Consolas" w:cs="Consolas"/>
+          <w:sz w:val="17"/>
+          <w:szCs w:val="17"/>
+        </w:rPr>
+        <w:t xml:space="preserve">            return_trajectory=return_trajectory,</w:t>
+      </w:r>
+    </w:p>
+    <w:p>
+      <w:pPr>
+        <w:rPr>
+          <w:rFonts w:ascii="Consolas" w:hAnsi="Consolas" w:cs="Consolas"/>
+          <w:sz w:val="17"/>
+          <w:szCs w:val="17"/>
+        </w:rPr>
+      </w:pPr>
+      <w:r>
+        <w:rPr>
+          <w:rFonts w:ascii="Consolas" w:hAnsi="Consolas" w:cs="Consolas"/>
+          <w:sz w:val="17"/>
+          <w:szCs w:val="17"/>
+        </w:rPr>
+        <w:lastRenderedPageBreak/>
+        <w:t xml:space="preserve">            return_xi_trajectory=return_xi_trajectory,</w:t>
       </w:r>
     </w:p>
     <w:p>
@@ -7545,2371 +10115,6 @@
           <w:sz w:val="17"/>
           <w:szCs w:val="17"/>
         </w:rPr>
-        <w:t xml:space="preserve">        if cfg.fixed_gamma is not None:</w:t>
-      </w:r>
-    </w:p>
-    <w:p>
-      <w:pPr>
-        <w:rPr>
-          <w:rFonts w:ascii="Consolas" w:hAnsi="Consolas" w:cs="Consolas"/>
-          <w:sz w:val="17"/>
-          <w:szCs w:val="17"/>
-        </w:rPr>
-      </w:pPr>
-      <w:r>
-        <w:rPr>
-          <w:rFonts w:ascii="Consolas" w:hAnsi="Consolas" w:cs="Consolas"/>
-          <w:sz w:val="17"/>
-          <w:szCs w:val="17"/>
-        </w:rPr>
-        <w:t xml:space="preserve">            self.raw_gamma = nn.Parameter(</w:t>
-      </w:r>
-    </w:p>
-    <w:p>
-      <w:pPr>
-        <w:rPr>
-          <w:rFonts w:ascii="Consolas" w:hAnsi="Consolas" w:cs="Consolas"/>
-          <w:sz w:val="17"/>
-          <w:szCs w:val="17"/>
-        </w:rPr>
-      </w:pPr>
-      <w:r>
-        <w:rPr>
-          <w:rFonts w:ascii="Consolas" w:hAnsi="Consolas" w:cs="Consolas"/>
-          <w:sz w:val="17"/>
-          <w:szCs w:val="17"/>
-        </w:rPr>
-        <w:t xml:space="preserve">                torch.tensor(0.0),</w:t>
-      </w:r>
-    </w:p>
-    <w:p>
-      <w:pPr>
-        <w:rPr>
-          <w:rFonts w:ascii="Consolas" w:hAnsi="Consolas" w:cs="Consolas"/>
-          <w:sz w:val="17"/>
-          <w:szCs w:val="17"/>
-        </w:rPr>
-      </w:pPr>
-      <w:r>
-        <w:rPr>
-          <w:rFonts w:ascii="Consolas" w:hAnsi="Consolas" w:cs="Consolas"/>
-          <w:sz w:val="17"/>
-          <w:szCs w:val="17"/>
-        </w:rPr>
-        <w:t xml:space="preserve">                requires_grad=False,</w:t>
-      </w:r>
-    </w:p>
-    <w:p>
-      <w:pPr>
-        <w:rPr>
-          <w:rFonts w:ascii="Consolas" w:hAnsi="Consolas" w:cs="Consolas"/>
-          <w:sz w:val="17"/>
-          <w:szCs w:val="17"/>
-        </w:rPr>
-      </w:pPr>
-      <w:r>
-        <w:rPr>
-          <w:rFonts w:ascii="Consolas" w:hAnsi="Consolas" w:cs="Consolas"/>
-          <w:sz w:val="17"/>
-          <w:szCs w:val="17"/>
-        </w:rPr>
-        <w:t xml:space="preserve">            )</w:t>
-      </w:r>
-    </w:p>
-    <w:p>
-      <w:pPr>
-        <w:rPr>
-          <w:rFonts w:ascii="Consolas" w:hAnsi="Consolas" w:cs="Consolas"/>
-          <w:sz w:val="17"/>
-          <w:szCs w:val="17"/>
-        </w:rPr>
-      </w:pPr>
-      <w:r>
-        <w:rPr>
-          <w:rFonts w:ascii="Consolas" w:hAnsi="Consolas" w:cs="Consolas"/>
-          <w:sz w:val="17"/>
-          <w:szCs w:val="17"/>
-        </w:rPr>
-        <w:t xml:space="preserve">            self._gamma_value: Optional[float] = float(cfg.fixed_gamma)</w:t>
-      </w:r>
-    </w:p>
-    <w:p>
-      <w:pPr>
-        <w:rPr>
-          <w:rFonts w:ascii="Consolas" w:hAnsi="Consolas" w:cs="Consolas"/>
-          <w:sz w:val="17"/>
-          <w:szCs w:val="17"/>
-        </w:rPr>
-      </w:pPr>
-      <w:r>
-        <w:rPr>
-          <w:rFonts w:ascii="Consolas" w:hAnsi="Consolas" w:cs="Consolas"/>
-          <w:sz w:val="17"/>
-          <w:szCs w:val="17"/>
-        </w:rPr>
-        <w:t xml:space="preserve">        else:</w:t>
-      </w:r>
-    </w:p>
-    <w:p>
-      <w:pPr>
-        <w:rPr>
-          <w:rFonts w:ascii="Consolas" w:hAnsi="Consolas" w:cs="Consolas"/>
-          <w:sz w:val="17"/>
-          <w:szCs w:val="17"/>
-        </w:rPr>
-      </w:pPr>
-      <w:r>
-        <w:rPr>
-          <w:rFonts w:ascii="Consolas" w:hAnsi="Consolas" w:cs="Consolas"/>
-          <w:sz w:val="17"/>
-          <w:szCs w:val="17"/>
-        </w:rPr>
-        <w:t xml:space="preserve">            self.raw_gamma = nn.Parameter(</w:t>
-      </w:r>
-    </w:p>
-    <w:p>
-      <w:pPr>
-        <w:rPr>
-          <w:rFonts w:ascii="Consolas" w:hAnsi="Consolas" w:cs="Consolas"/>
-          <w:sz w:val="17"/>
-          <w:szCs w:val="17"/>
-        </w:rPr>
-      </w:pPr>
-      <w:r>
-        <w:rPr>
-          <w:rFonts w:ascii="Consolas" w:hAnsi="Consolas" w:cs="Consolas"/>
-          <w:sz w:val="17"/>
-          <w:szCs w:val="17"/>
-        </w:rPr>
-        <w:t xml:space="preserve">                torch.tensor(_raw_from_positive(cfg.init_gamma)),</w:t>
-      </w:r>
-    </w:p>
-    <w:p>
-      <w:pPr>
-        <w:rPr>
-          <w:rFonts w:ascii="Consolas" w:hAnsi="Consolas" w:cs="Consolas"/>
-          <w:sz w:val="17"/>
-          <w:szCs w:val="17"/>
-        </w:rPr>
-      </w:pPr>
-      <w:r>
-        <w:rPr>
-          <w:rFonts w:ascii="Consolas" w:hAnsi="Consolas" w:cs="Consolas"/>
-          <w:sz w:val="17"/>
-          <w:szCs w:val="17"/>
-        </w:rPr>
-        <w:t xml:space="preserve">                requires_grad=cfg.learn_mgamma,</w:t>
-      </w:r>
-    </w:p>
-    <w:p>
-      <w:pPr>
-        <w:rPr>
-          <w:rFonts w:ascii="Consolas" w:hAnsi="Consolas" w:cs="Consolas"/>
-          <w:sz w:val="17"/>
-          <w:szCs w:val="17"/>
-        </w:rPr>
-      </w:pPr>
-      <w:r>
-        <w:rPr>
-          <w:rFonts w:ascii="Consolas" w:hAnsi="Consolas" w:cs="Consolas"/>
-          <w:sz w:val="17"/>
-          <w:szCs w:val="17"/>
-        </w:rPr>
-        <w:t xml:space="preserve">            )</w:t>
-      </w:r>
-    </w:p>
-    <w:p>
-      <w:pPr>
-        <w:rPr>
-          <w:rFonts w:ascii="Consolas" w:hAnsi="Consolas" w:cs="Consolas"/>
-          <w:sz w:val="17"/>
-          <w:szCs w:val="17"/>
-        </w:rPr>
-      </w:pPr>
-      <w:r>
-        <w:rPr>
-          <w:rFonts w:ascii="Consolas" w:hAnsi="Consolas" w:cs="Consolas"/>
-          <w:sz w:val="17"/>
-          <w:szCs w:val="17"/>
-        </w:rPr>
-        <w:t xml:space="preserve">            self._gamma_value = None</w:t>
-      </w:r>
-    </w:p>
-    <w:p>
-      <w:pPr>
-        <w:rPr>
-          <w:rFonts w:ascii="Consolas" w:hAnsi="Consolas" w:cs="Consolas"/>
-          <w:sz w:val="17"/>
-          <w:szCs w:val="17"/>
-        </w:rPr>
-      </w:pPr>
-    </w:p>
-    <w:p>
-      <w:pPr>
-        <w:rPr>
-          <w:rFonts w:ascii="Consolas" w:hAnsi="Consolas" w:cs="Consolas"/>
-          <w:sz w:val="17"/>
-          <w:szCs w:val="17"/>
-        </w:rPr>
-      </w:pPr>
-      <w:r>
-        <w:rPr>
-          <w:rFonts w:ascii="Consolas" w:hAnsi="Consolas" w:cs="Consolas"/>
-          <w:sz w:val="17"/>
-          <w:szCs w:val="17"/>
-        </w:rPr>
-        <w:t xml:space="preserve">        if cfg.mass_mode == "global":</w:t>
-      </w:r>
-    </w:p>
-    <w:p>
-      <w:pPr>
-        <w:rPr>
-          <w:rFonts w:ascii="Consolas" w:hAnsi="Consolas" w:cs="Consolas"/>
-          <w:sz w:val="17"/>
-          <w:szCs w:val="17"/>
-        </w:rPr>
-      </w:pPr>
-      <w:r>
-        <w:rPr>
-          <w:rFonts w:ascii="Consolas" w:hAnsi="Consolas" w:cs="Consolas"/>
-          <w:sz w:val="17"/>
-          <w:szCs w:val="17"/>
-        </w:rPr>
-        <w:t xml:space="preserve">            pass</w:t>
-      </w:r>
-    </w:p>
-    <w:p>
-      <w:pPr>
-        <w:rPr>
-          <w:rFonts w:ascii="Consolas" w:hAnsi="Consolas" w:cs="Consolas"/>
-          <w:sz w:val="17"/>
-          <w:szCs w:val="17"/>
-        </w:rPr>
-      </w:pPr>
-      <w:r>
-        <w:rPr>
-          <w:rFonts w:ascii="Consolas" w:hAnsi="Consolas" w:cs="Consolas"/>
-          <w:sz w:val="17"/>
-          <w:szCs w:val="17"/>
-        </w:rPr>
-        <w:t xml:space="preserve">        elif cfg.mass_mode == "embed_head":</w:t>
-      </w:r>
-    </w:p>
-    <w:p>
-      <w:pPr>
-        <w:rPr>
-          <w:rFonts w:ascii="Consolas" w:hAnsi="Consolas" w:cs="Consolas"/>
-          <w:sz w:val="17"/>
-          <w:szCs w:val="17"/>
-        </w:rPr>
-      </w:pPr>
-      <w:r>
-        <w:rPr>
-          <w:rFonts w:ascii="Consolas" w:hAnsi="Consolas" w:cs="Consolas"/>
-          <w:sz w:val="17"/>
-          <w:szCs w:val="17"/>
-        </w:rPr>
-        <w:t xml:space="preserve">            self.mass_head = nn.Linear(cfg.d, 1, bias=True)</w:t>
-      </w:r>
-    </w:p>
-    <w:p>
-      <w:pPr>
-        <w:rPr>
-          <w:rFonts w:ascii="Consolas" w:hAnsi="Consolas" w:cs="Consolas"/>
-          <w:sz w:val="17"/>
-          <w:szCs w:val="17"/>
-        </w:rPr>
-      </w:pPr>
-      <w:r>
-        <w:rPr>
-          <w:rFonts w:ascii="Consolas" w:hAnsi="Consolas" w:cs="Consolas"/>
-          <w:sz w:val="17"/>
-          <w:szCs w:val="17"/>
-        </w:rPr>
-        <w:t xml:space="preserve">            nn.init.zeros_(self.mass_head.weight)</w:t>
-      </w:r>
-    </w:p>
-    <w:p>
-      <w:pPr>
-        <w:rPr>
-          <w:rFonts w:ascii="Consolas" w:hAnsi="Consolas" w:cs="Consolas"/>
-          <w:sz w:val="17"/>
-          <w:szCs w:val="17"/>
-        </w:rPr>
-      </w:pPr>
-      <w:r>
-        <w:rPr>
-          <w:rFonts w:ascii="Consolas" w:hAnsi="Consolas" w:cs="Consolas"/>
-          <w:sz w:val="17"/>
-          <w:szCs w:val="17"/>
-        </w:rPr>
-        <w:t xml:space="preserve">            nn.init.zeros_(self.mass_head.bias)</w:t>
-      </w:r>
-    </w:p>
-    <w:p>
-      <w:pPr>
-        <w:rPr>
-          <w:rFonts w:ascii="Consolas" w:hAnsi="Consolas" w:cs="Consolas"/>
-          <w:sz w:val="17"/>
-          <w:szCs w:val="17"/>
-        </w:rPr>
-      </w:pPr>
-      <w:r>
-        <w:rPr>
-          <w:rFonts w:ascii="Consolas" w:hAnsi="Consolas" w:cs="Consolas"/>
-          <w:sz w:val="17"/>
-          <w:szCs w:val="17"/>
-        </w:rPr>
-        <w:t xml:space="preserve">        elif cfg.mass_mode == "logfreq":</w:t>
-      </w:r>
-    </w:p>
-    <w:p>
-      <w:pPr>
-        <w:rPr>
-          <w:rFonts w:ascii="Consolas" w:hAnsi="Consolas" w:cs="Consolas"/>
-          <w:sz w:val="17"/>
-          <w:szCs w:val="17"/>
-        </w:rPr>
-      </w:pPr>
-      <w:r>
-        <w:rPr>
-          <w:rFonts w:ascii="Consolas" w:hAnsi="Consolas" w:cs="Consolas"/>
-          <w:sz w:val="17"/>
-          <w:szCs w:val="17"/>
-        </w:rPr>
-        <w:t xml:space="preserve">            if cfg.logfreq_path is None:</w:t>
-      </w:r>
-    </w:p>
-    <w:p>
-      <w:pPr>
-        <w:rPr>
-          <w:rFonts w:ascii="Consolas" w:hAnsi="Consolas" w:cs="Consolas"/>
-          <w:sz w:val="17"/>
-          <w:szCs w:val="17"/>
-        </w:rPr>
-      </w:pPr>
-      <w:r>
-        <w:rPr>
-          <w:rFonts w:ascii="Consolas" w:hAnsi="Consolas" w:cs="Consolas"/>
-          <w:sz w:val="17"/>
-          <w:szCs w:val="17"/>
-        </w:rPr>
-        <w:t xml:space="preserve">                raise ValueError(</w:t>
-      </w:r>
-    </w:p>
-    <w:p>
-      <w:pPr>
-        <w:rPr>
-          <w:rFonts w:ascii="Consolas" w:hAnsi="Consolas" w:cs="Consolas"/>
-          <w:sz w:val="17"/>
-          <w:szCs w:val="17"/>
-        </w:rPr>
-      </w:pPr>
-      <w:r>
-        <w:rPr>
-          <w:rFonts w:ascii="Consolas" w:hAnsi="Consolas" w:cs="Consolas"/>
-          <w:sz w:val="17"/>
-          <w:szCs w:val="17"/>
-        </w:rPr>
-        <w:t xml:space="preserve">                    "mass_mode='logfreq' requires cfg.logfreq_path (a .npy file "</w:t>
-      </w:r>
-    </w:p>
-    <w:p>
-      <w:pPr>
-        <w:rPr>
-          <w:rFonts w:ascii="Consolas" w:hAnsi="Consolas" w:cs="Consolas"/>
-          <w:sz w:val="17"/>
-          <w:szCs w:val="17"/>
-        </w:rPr>
-      </w:pPr>
-      <w:r>
-        <w:rPr>
-          <w:rFonts w:ascii="Consolas" w:hAnsi="Consolas" w:cs="Consolas"/>
-          <w:sz w:val="17"/>
-          <w:szCs w:val="17"/>
-        </w:rPr>
-        <w:t xml:space="preserve">                    "with one surprisal value per vocabulary id)."</w:t>
-      </w:r>
-    </w:p>
-    <w:p>
-      <w:pPr>
-        <w:rPr>
-          <w:rFonts w:ascii="Consolas" w:hAnsi="Consolas" w:cs="Consolas"/>
-          <w:sz w:val="17"/>
-          <w:szCs w:val="17"/>
-        </w:rPr>
-      </w:pPr>
-      <w:r>
-        <w:rPr>
-          <w:rFonts w:ascii="Consolas" w:hAnsi="Consolas" w:cs="Consolas"/>
-          <w:sz w:val="17"/>
-          <w:szCs w:val="17"/>
-        </w:rPr>
-        <w:t xml:space="preserve">                )</w:t>
-      </w:r>
-    </w:p>
-    <w:p>
-      <w:pPr>
-        <w:rPr>
-          <w:rFonts w:ascii="Consolas" w:hAnsi="Consolas" w:cs="Consolas"/>
-          <w:sz w:val="17"/>
-          <w:szCs w:val="17"/>
-        </w:rPr>
-      </w:pPr>
-      <w:r>
-        <w:rPr>
-          <w:rFonts w:ascii="Consolas" w:hAnsi="Consolas" w:cs="Consolas"/>
-          <w:sz w:val="17"/>
-          <w:szCs w:val="17"/>
-        </w:rPr>
-        <w:t xml:space="preserve">            surprisal = torch.from_numpy(</w:t>
-      </w:r>
-    </w:p>
-    <w:p>
-      <w:pPr>
-        <w:rPr>
-          <w:rFonts w:ascii="Consolas" w:hAnsi="Consolas" w:cs="Consolas"/>
-          <w:sz w:val="17"/>
-          <w:szCs w:val="17"/>
-        </w:rPr>
-      </w:pPr>
-      <w:r>
-        <w:rPr>
-          <w:rFonts w:ascii="Consolas" w:hAnsi="Consolas" w:cs="Consolas"/>
-          <w:sz w:val="17"/>
-          <w:szCs w:val="17"/>
-        </w:rPr>
-        <w:t xml:space="preserve">                _load_npy(cfg.logfreq_path)</w:t>
-      </w:r>
-    </w:p>
-    <w:p>
-      <w:pPr>
-        <w:rPr>
-          <w:rFonts w:ascii="Consolas" w:hAnsi="Consolas" w:cs="Consolas"/>
-          <w:sz w:val="17"/>
-          <w:szCs w:val="17"/>
-        </w:rPr>
-      </w:pPr>
-      <w:r>
-        <w:rPr>
-          <w:rFonts w:ascii="Consolas" w:hAnsi="Consolas" w:cs="Consolas"/>
-          <w:sz w:val="17"/>
-          <w:szCs w:val="17"/>
-        </w:rPr>
-        <w:t xml:space="preserve">            ).float()</w:t>
-      </w:r>
-    </w:p>
-    <w:p>
-      <w:pPr>
-        <w:rPr>
-          <w:rFonts w:ascii="Consolas" w:hAnsi="Consolas" w:cs="Consolas"/>
-          <w:sz w:val="17"/>
-          <w:szCs w:val="17"/>
-        </w:rPr>
-      </w:pPr>
-      <w:r>
-        <w:rPr>
-          <w:rFonts w:ascii="Consolas" w:hAnsi="Consolas" w:cs="Consolas"/>
-          <w:sz w:val="17"/>
-          <w:szCs w:val="17"/>
-        </w:rPr>
-        <w:t xml:space="preserve">            if surprisal.numel() != cfg.vocab_size:</w:t>
-      </w:r>
-    </w:p>
-    <w:p>
-      <w:pPr>
-        <w:rPr>
-          <w:rFonts w:ascii="Consolas" w:hAnsi="Consolas" w:cs="Consolas"/>
-          <w:sz w:val="17"/>
-          <w:szCs w:val="17"/>
-        </w:rPr>
-      </w:pPr>
-      <w:r>
-        <w:rPr>
-          <w:rFonts w:ascii="Consolas" w:hAnsi="Consolas" w:cs="Consolas"/>
-          <w:sz w:val="17"/>
-          <w:szCs w:val="17"/>
-        </w:rPr>
-        <w:t xml:space="preserve">                raise ValueError(</w:t>
-      </w:r>
-    </w:p>
-    <w:p>
-      <w:pPr>
-        <w:rPr>
-          <w:rFonts w:ascii="Consolas" w:hAnsi="Consolas" w:cs="Consolas"/>
-          <w:sz w:val="17"/>
-          <w:szCs w:val="17"/>
-        </w:rPr>
-      </w:pPr>
-      <w:r>
-        <w:rPr>
-          <w:rFonts w:ascii="Consolas" w:hAnsi="Consolas" w:cs="Consolas"/>
-          <w:sz w:val="17"/>
-          <w:szCs w:val="17"/>
-        </w:rPr>
-        <w:t xml:space="preserve">                    f"logfreq vector length {surprisal.numel()} != "</w:t>
-      </w:r>
-    </w:p>
-    <w:p>
-      <w:pPr>
-        <w:rPr>
-          <w:rFonts w:ascii="Consolas" w:hAnsi="Consolas" w:cs="Consolas"/>
-          <w:sz w:val="17"/>
-          <w:szCs w:val="17"/>
-        </w:rPr>
-      </w:pPr>
-      <w:r>
-        <w:rPr>
-          <w:rFonts w:ascii="Consolas" w:hAnsi="Consolas" w:cs="Consolas"/>
-          <w:sz w:val="17"/>
-          <w:szCs w:val="17"/>
-        </w:rPr>
-        <w:t xml:space="preserve">                    f"vocab_size {cfg.vocab_size}"</w:t>
-      </w:r>
-    </w:p>
-    <w:p>
-      <w:pPr>
-        <w:rPr>
-          <w:rFonts w:ascii="Consolas" w:hAnsi="Consolas" w:cs="Consolas"/>
-          <w:sz w:val="17"/>
-          <w:szCs w:val="17"/>
-        </w:rPr>
-      </w:pPr>
-      <w:r>
-        <w:rPr>
-          <w:rFonts w:ascii="Consolas" w:hAnsi="Consolas" w:cs="Consolas"/>
-          <w:sz w:val="17"/>
-          <w:szCs w:val="17"/>
-        </w:rPr>
-        <w:t xml:space="preserve">                )</w:t>
-      </w:r>
-    </w:p>
-    <w:p>
-      <w:pPr>
-        <w:rPr>
-          <w:rFonts w:ascii="Consolas" w:hAnsi="Consolas" w:cs="Consolas"/>
-          <w:sz w:val="17"/>
-          <w:szCs w:val="17"/>
-        </w:rPr>
-      </w:pPr>
-      <w:r>
-        <w:rPr>
-          <w:rFonts w:ascii="Consolas" w:hAnsi="Consolas" w:cs="Consolas"/>
-          <w:sz w:val="17"/>
-          <w:szCs w:val="17"/>
-        </w:rPr>
-        <w:t xml:space="preserve">            self.register_buffer("logfreq_surprisal", surprisal)</w:t>
-      </w:r>
-    </w:p>
-    <w:p>
-      <w:pPr>
-        <w:rPr>
-          <w:rFonts w:ascii="Consolas" w:hAnsi="Consolas" w:cs="Consolas"/>
-          <w:sz w:val="17"/>
-          <w:szCs w:val="17"/>
-        </w:rPr>
-      </w:pPr>
-      <w:r>
-        <w:rPr>
-          <w:rFonts w:ascii="Consolas" w:hAnsi="Consolas" w:cs="Consolas"/>
-          <w:sz w:val="17"/>
-          <w:szCs w:val="17"/>
-        </w:rPr>
-        <w:t xml:space="preserve">            self.raw_logfreq_alpha = nn.Parameter(</w:t>
-      </w:r>
-    </w:p>
-    <w:p>
-      <w:pPr>
-        <w:rPr>
-          <w:rFonts w:ascii="Consolas" w:hAnsi="Consolas" w:cs="Consolas"/>
-          <w:sz w:val="17"/>
-          <w:szCs w:val="17"/>
-        </w:rPr>
-      </w:pPr>
-      <w:r>
-        <w:rPr>
-          <w:rFonts w:ascii="Consolas" w:hAnsi="Consolas" w:cs="Consolas"/>
-          <w:sz w:val="17"/>
-          <w:szCs w:val="17"/>
-        </w:rPr>
-        <w:t xml:space="preserve">                torch.tensor(_raw_from_positive(max(cfg.logfreq_init_alpha, 1e-3))),</w:t>
-      </w:r>
-    </w:p>
-    <w:p>
-      <w:pPr>
-        <w:rPr>
-          <w:rFonts w:ascii="Consolas" w:hAnsi="Consolas" w:cs="Consolas"/>
-          <w:sz w:val="17"/>
-          <w:szCs w:val="17"/>
-        </w:rPr>
-      </w:pPr>
-      <w:r>
-        <w:rPr>
-          <w:rFonts w:ascii="Consolas" w:hAnsi="Consolas" w:cs="Consolas"/>
-          <w:sz w:val="17"/>
-          <w:szCs w:val="17"/>
-        </w:rPr>
-        <w:t xml:space="preserve">                requires_grad=True,</w:t>
-      </w:r>
-    </w:p>
-    <w:p>
-      <w:pPr>
-        <w:rPr>
-          <w:rFonts w:ascii="Consolas" w:hAnsi="Consolas" w:cs="Consolas"/>
-          <w:sz w:val="17"/>
-          <w:szCs w:val="17"/>
-        </w:rPr>
-      </w:pPr>
-      <w:r>
-        <w:rPr>
-          <w:rFonts w:ascii="Consolas" w:hAnsi="Consolas" w:cs="Consolas"/>
-          <w:sz w:val="17"/>
-          <w:szCs w:val="17"/>
-        </w:rPr>
-        <w:t xml:space="preserve">            )</w:t>
-      </w:r>
-    </w:p>
-    <w:p>
-      <w:pPr>
-        <w:rPr>
-          <w:rFonts w:ascii="Consolas" w:hAnsi="Consolas" w:cs="Consolas"/>
-          <w:sz w:val="17"/>
-          <w:szCs w:val="17"/>
-        </w:rPr>
-      </w:pPr>
-      <w:r>
-        <w:rPr>
-          <w:rFonts w:ascii="Consolas" w:hAnsi="Consolas" w:cs="Consolas"/>
-          <w:sz w:val="17"/>
-          <w:szCs w:val="17"/>
-        </w:rPr>
-        <w:t xml:space="preserve">        else:</w:t>
-      </w:r>
-    </w:p>
-    <w:p>
-      <w:pPr>
-        <w:rPr>
-          <w:rFonts w:ascii="Consolas" w:hAnsi="Consolas" w:cs="Consolas"/>
-          <w:sz w:val="17"/>
-          <w:szCs w:val="17"/>
-        </w:rPr>
-      </w:pPr>
-      <w:r>
-        <w:rPr>
-          <w:rFonts w:ascii="Consolas" w:hAnsi="Consolas" w:cs="Consolas"/>
-          <w:sz w:val="17"/>
-          <w:szCs w:val="17"/>
-        </w:rPr>
-        <w:t xml:space="preserve">            raise ValueError(f"unknown mass_mode: {cfg.mass_mode!r}")</w:t>
-      </w:r>
-    </w:p>
-    <w:p>
-      <w:pPr>
-        <w:rPr>
-          <w:rFonts w:ascii="Consolas" w:hAnsi="Consolas" w:cs="Consolas"/>
-          <w:sz w:val="17"/>
-          <w:szCs w:val="17"/>
-        </w:rPr>
-      </w:pPr>
-    </w:p>
-    <w:p>
-      <w:pPr>
-        <w:rPr>
-          <w:rFonts w:ascii="Consolas" w:hAnsi="Consolas" w:cs="Consolas"/>
-          <w:sz w:val="17"/>
-          <w:szCs w:val="17"/>
-        </w:rPr>
-      </w:pPr>
-      <w:r>
-        <w:rPr>
-          <w:rFonts w:ascii="Consolas" w:hAnsi="Consolas" w:cs="Consolas"/>
-          <w:sz w:val="17"/>
-          <w:szCs w:val="17"/>
-        </w:rPr>
-        <w:t xml:space="preserve">    @property</w:t>
-      </w:r>
-    </w:p>
-    <w:p>
-      <w:pPr>
-        <w:rPr>
-          <w:rFonts w:ascii="Consolas" w:hAnsi="Consolas" w:cs="Consolas"/>
-          <w:sz w:val="17"/>
-          <w:szCs w:val="17"/>
-        </w:rPr>
-      </w:pPr>
-      <w:r>
-        <w:rPr>
-          <w:rFonts w:ascii="Consolas" w:hAnsi="Consolas" w:cs="Consolas"/>
-          <w:sz w:val="17"/>
-          <w:szCs w:val="17"/>
-        </w:rPr>
-        <w:lastRenderedPageBreak/>
-        <w:t xml:space="preserve">    def gamma(self) -&gt; torch.Tensor:</w:t>
-      </w:r>
-    </w:p>
-    <w:p>
-      <w:pPr>
-        <w:rPr>
-          <w:rFonts w:ascii="Consolas" w:hAnsi="Consolas" w:cs="Consolas"/>
-          <w:sz w:val="17"/>
-          <w:szCs w:val="17"/>
-        </w:rPr>
-      </w:pPr>
-      <w:r>
-        <w:rPr>
-          <w:rFonts w:ascii="Consolas" w:hAnsi="Consolas" w:cs="Consolas"/>
-          <w:sz w:val="17"/>
-          <w:szCs w:val="17"/>
-        </w:rPr>
-        <w:t xml:space="preserve">        if self._gamma_value is not None:</w:t>
-      </w:r>
-    </w:p>
-    <w:p>
-      <w:pPr>
-        <w:rPr>
-          <w:rFonts w:ascii="Consolas" w:hAnsi="Consolas" w:cs="Consolas"/>
-          <w:sz w:val="17"/>
-          <w:szCs w:val="17"/>
-        </w:rPr>
-      </w:pPr>
-      <w:r>
-        <w:rPr>
-          <w:rFonts w:ascii="Consolas" w:hAnsi="Consolas" w:cs="Consolas"/>
-          <w:sz w:val="17"/>
-          <w:szCs w:val="17"/>
-        </w:rPr>
-        <w:t xml:space="preserve">            return torch.full(</w:t>
-      </w:r>
-    </w:p>
-    <w:p>
-      <w:pPr>
-        <w:rPr>
-          <w:rFonts w:ascii="Consolas" w:hAnsi="Consolas" w:cs="Consolas"/>
-          <w:sz w:val="17"/>
-          <w:szCs w:val="17"/>
-        </w:rPr>
-      </w:pPr>
-      <w:r>
-        <w:rPr>
-          <w:rFonts w:ascii="Consolas" w:hAnsi="Consolas" w:cs="Consolas"/>
-          <w:sz w:val="17"/>
-          <w:szCs w:val="17"/>
-        </w:rPr>
-        <w:t xml:space="preserve">                (), self._gamma_value,</w:t>
-      </w:r>
-    </w:p>
-    <w:p>
-      <w:pPr>
-        <w:rPr>
-          <w:rFonts w:ascii="Consolas" w:hAnsi="Consolas" w:cs="Consolas"/>
-          <w:sz w:val="17"/>
-          <w:szCs w:val="17"/>
-        </w:rPr>
-      </w:pPr>
-      <w:r>
-        <w:rPr>
-          <w:rFonts w:ascii="Consolas" w:hAnsi="Consolas" w:cs="Consolas"/>
-          <w:sz w:val="17"/>
-          <w:szCs w:val="17"/>
-        </w:rPr>
-        <w:t xml:space="preserve">                device=self.raw_gamma.device, dtype=self.raw_gamma.dtype,</w:t>
-      </w:r>
-    </w:p>
-    <w:p>
-      <w:pPr>
-        <w:rPr>
-          <w:rFonts w:ascii="Consolas" w:hAnsi="Consolas" w:cs="Consolas"/>
-          <w:sz w:val="17"/>
-          <w:szCs w:val="17"/>
-        </w:rPr>
-      </w:pPr>
-      <w:r>
-        <w:rPr>
-          <w:rFonts w:ascii="Consolas" w:hAnsi="Consolas" w:cs="Consolas"/>
-          <w:sz w:val="17"/>
-          <w:szCs w:val="17"/>
-        </w:rPr>
-        <w:t xml:space="preserve">            )</w:t>
-      </w:r>
-    </w:p>
-    <w:p>
-      <w:pPr>
-        <w:rPr>
-          <w:rFonts w:ascii="Consolas" w:hAnsi="Consolas" w:cs="Consolas"/>
-          <w:sz w:val="17"/>
-          <w:szCs w:val="17"/>
-        </w:rPr>
-      </w:pPr>
-      <w:r>
-        <w:rPr>
-          <w:rFonts w:ascii="Consolas" w:hAnsi="Consolas" w:cs="Consolas"/>
-          <w:sz w:val="17"/>
-          <w:szCs w:val="17"/>
-        </w:rPr>
-        <w:t xml:space="preserve">        return F.softplus(self.raw_gamma)</w:t>
-      </w:r>
-    </w:p>
-    <w:p>
-      <w:pPr>
-        <w:rPr>
-          <w:rFonts w:ascii="Consolas" w:hAnsi="Consolas" w:cs="Consolas"/>
-          <w:sz w:val="17"/>
-          <w:szCs w:val="17"/>
-        </w:rPr>
-      </w:pPr>
-    </w:p>
-    <w:p>
-      <w:pPr>
-        <w:rPr>
-          <w:rFonts w:ascii="Consolas" w:hAnsi="Consolas" w:cs="Consolas"/>
-          <w:sz w:val="17"/>
-          <w:szCs w:val="17"/>
-        </w:rPr>
-      </w:pPr>
-      <w:r>
-        <w:rPr>
-          <w:rFonts w:ascii="Consolas" w:hAnsi="Consolas" w:cs="Consolas"/>
-          <w:sz w:val="17"/>
-          <w:szCs w:val="17"/>
-        </w:rPr>
-        <w:t xml:space="preserve">    @property</w:t>
-      </w:r>
-    </w:p>
-    <w:p>
-      <w:pPr>
-        <w:rPr>
-          <w:rFonts w:ascii="Consolas" w:hAnsi="Consolas" w:cs="Consolas"/>
-          <w:sz w:val="17"/>
-          <w:szCs w:val="17"/>
-        </w:rPr>
-      </w:pPr>
-      <w:r>
-        <w:rPr>
-          <w:rFonts w:ascii="Consolas" w:hAnsi="Consolas" w:cs="Consolas"/>
-          <w:sz w:val="17"/>
-          <w:szCs w:val="17"/>
-        </w:rPr>
-        <w:t xml:space="preserve">    def m_global(self) -&gt; torch.Tensor:</w:t>
-      </w:r>
-    </w:p>
-    <w:p>
-      <w:pPr>
-        <w:rPr>
-          <w:rFonts w:ascii="Consolas" w:hAnsi="Consolas" w:cs="Consolas"/>
-          <w:sz w:val="17"/>
-          <w:szCs w:val="17"/>
-        </w:rPr>
-      </w:pPr>
-      <w:r>
-        <w:rPr>
-          <w:rFonts w:ascii="Consolas" w:hAnsi="Consolas" w:cs="Consolas"/>
-          <w:sz w:val="17"/>
-          <w:szCs w:val="17"/>
-        </w:rPr>
-        <w:t xml:space="preserve">        return F.softplus(self.raw_m_bias) + 1e-3</w:t>
-      </w:r>
-    </w:p>
-    <w:p>
-      <w:pPr>
-        <w:rPr>
-          <w:rFonts w:ascii="Consolas" w:hAnsi="Consolas" w:cs="Consolas"/>
-          <w:sz w:val="17"/>
-          <w:szCs w:val="17"/>
-        </w:rPr>
-      </w:pPr>
-    </w:p>
-    <w:p>
-      <w:pPr>
-        <w:rPr>
-          <w:rFonts w:ascii="Consolas" w:hAnsi="Consolas" w:cs="Consolas"/>
-          <w:sz w:val="17"/>
-          <w:szCs w:val="17"/>
-        </w:rPr>
-      </w:pPr>
-      <w:r>
-        <w:rPr>
-          <w:rFonts w:ascii="Consolas" w:hAnsi="Consolas" w:cs="Consolas"/>
-          <w:sz w:val="17"/>
-          <w:szCs w:val="17"/>
-        </w:rPr>
-        <w:t xml:space="preserve">    def compute_mass(self, x: torch.Tensor, emb: torch.Tensor) -&gt; torch.Tensor:</w:t>
-      </w:r>
-    </w:p>
-    <w:p>
-      <w:pPr>
-        <w:rPr>
-          <w:rFonts w:ascii="Consolas" w:hAnsi="Consolas" w:cs="Consolas"/>
-          <w:sz w:val="17"/>
-          <w:szCs w:val="17"/>
-        </w:rPr>
-      </w:pPr>
-      <w:r>
-        <w:rPr>
-          <w:rFonts w:ascii="Consolas" w:hAnsi="Consolas" w:cs="Consolas"/>
-          <w:sz w:val="17"/>
-          <w:szCs w:val="17"/>
-        </w:rPr>
-        <w:t xml:space="preserve">        """Return m as a tensor broadcastable over (B, T, d).</w:t>
-      </w:r>
-    </w:p>
-    <w:p>
-      <w:pPr>
-        <w:rPr>
-          <w:rFonts w:ascii="Consolas" w:hAnsi="Consolas" w:cs="Consolas"/>
-          <w:sz w:val="17"/>
-          <w:szCs w:val="17"/>
-        </w:rPr>
-      </w:pPr>
-    </w:p>
-    <w:p>
-      <w:pPr>
-        <w:rPr>
-          <w:rFonts w:ascii="Consolas" w:hAnsi="Consolas" w:cs="Consolas"/>
-          <w:sz w:val="17"/>
-          <w:szCs w:val="17"/>
-        </w:rPr>
-      </w:pPr>
-      <w:r>
-        <w:rPr>
-          <w:rFonts w:ascii="Consolas" w:hAnsi="Consolas" w:cs="Consolas"/>
-          <w:sz w:val="17"/>
-          <w:szCs w:val="17"/>
-        </w:rPr>
-        <w:t xml:space="preserve">        x:   (B, T)         token ids</w:t>
-      </w:r>
-    </w:p>
-    <w:p>
-      <w:pPr>
-        <w:rPr>
-          <w:rFonts w:ascii="Consolas" w:hAnsi="Consolas" w:cs="Consolas"/>
-          <w:sz w:val="17"/>
-          <w:szCs w:val="17"/>
-        </w:rPr>
-      </w:pPr>
-      <w:r>
-        <w:rPr>
-          <w:rFonts w:ascii="Consolas" w:hAnsi="Consolas" w:cs="Consolas"/>
-          <w:sz w:val="17"/>
-          <w:szCs w:val="17"/>
-        </w:rPr>
-        <w:t xml:space="preserve">        emb: (B, T, d)      first-layer hidden state E[x] + P</w:t>
-      </w:r>
-    </w:p>
-    <w:p>
-      <w:pPr>
-        <w:rPr>
-          <w:rFonts w:ascii="Consolas" w:hAnsi="Consolas" w:cs="Consolas"/>
-          <w:sz w:val="17"/>
-          <w:szCs w:val="17"/>
-        </w:rPr>
-      </w:pPr>
-      <w:r>
-        <w:rPr>
-          <w:rFonts w:ascii="Consolas" w:hAnsi="Consolas" w:cs="Consolas"/>
-          <w:sz w:val="17"/>
-          <w:szCs w:val="17"/>
-        </w:rPr>
-        <w:t xml:space="preserve">        """</w:t>
-      </w:r>
-    </w:p>
-    <w:p>
-      <w:pPr>
-        <w:rPr>
-          <w:rFonts w:ascii="Consolas" w:hAnsi="Consolas" w:cs="Consolas"/>
-          <w:sz w:val="17"/>
-          <w:szCs w:val="17"/>
-        </w:rPr>
-      </w:pPr>
-      <w:r>
-        <w:rPr>
-          <w:rFonts w:ascii="Consolas" w:hAnsi="Consolas" w:cs="Consolas"/>
-          <w:sz w:val="17"/>
-          <w:szCs w:val="17"/>
-        </w:rPr>
-        <w:t xml:space="preserve">        cfg = self.cfg</w:t>
-      </w:r>
-    </w:p>
-    <w:p>
-      <w:pPr>
-        <w:rPr>
-          <w:rFonts w:ascii="Consolas" w:hAnsi="Consolas" w:cs="Consolas"/>
-          <w:sz w:val="17"/>
-          <w:szCs w:val="17"/>
-        </w:rPr>
-      </w:pPr>
-      <w:r>
-        <w:rPr>
-          <w:rFonts w:ascii="Consolas" w:hAnsi="Consolas" w:cs="Consolas"/>
-          <w:sz w:val="17"/>
-          <w:szCs w:val="17"/>
-        </w:rPr>
-        <w:t xml:space="preserve">        if cfg.mass_mode == "global":</w:t>
-      </w:r>
-    </w:p>
-    <w:p>
-      <w:pPr>
-        <w:rPr>
-          <w:rFonts w:ascii="Consolas" w:hAnsi="Consolas" w:cs="Consolas"/>
-          <w:sz w:val="17"/>
-          <w:szCs w:val="17"/>
-        </w:rPr>
-      </w:pPr>
-      <w:r>
-        <w:rPr>
-          <w:rFonts w:ascii="Consolas" w:hAnsi="Consolas" w:cs="Consolas"/>
-          <w:sz w:val="17"/>
-          <w:szCs w:val="17"/>
-        </w:rPr>
-        <w:t xml:space="preserve">            return self.m_global</w:t>
-      </w:r>
-    </w:p>
-    <w:p>
-      <w:pPr>
-        <w:rPr>
-          <w:rFonts w:ascii="Consolas" w:hAnsi="Consolas" w:cs="Consolas"/>
-          <w:sz w:val="17"/>
-          <w:szCs w:val="17"/>
-        </w:rPr>
-      </w:pPr>
-    </w:p>
-    <w:p>
-      <w:pPr>
-        <w:rPr>
-          <w:rFonts w:ascii="Consolas" w:hAnsi="Consolas" w:cs="Consolas"/>
-          <w:sz w:val="17"/>
-          <w:szCs w:val="17"/>
-        </w:rPr>
-      </w:pPr>
-      <w:r>
-        <w:rPr>
-          <w:rFonts w:ascii="Consolas" w:hAnsi="Consolas" w:cs="Consolas"/>
-          <w:sz w:val="17"/>
-          <w:szCs w:val="17"/>
-        </w:rPr>
-        <w:t xml:space="preserve">        if cfg.mass_mode == "embed_head":</w:t>
-      </w:r>
-    </w:p>
-    <w:p>
-      <w:pPr>
-        <w:rPr>
-          <w:rFonts w:ascii="Consolas" w:hAnsi="Consolas" w:cs="Consolas"/>
-          <w:sz w:val="17"/>
-          <w:szCs w:val="17"/>
-        </w:rPr>
-      </w:pPr>
-      <w:r>
-        <w:rPr>
-          <w:rFonts w:ascii="Consolas" w:hAnsi="Consolas" w:cs="Consolas"/>
-          <w:sz w:val="17"/>
-          <w:szCs w:val="17"/>
-        </w:rPr>
-        <w:t xml:space="preserve">            raw = self.mass_head(self.E(x))</w:t>
-      </w:r>
-    </w:p>
-    <w:p>
-      <w:pPr>
-        <w:rPr>
-          <w:rFonts w:ascii="Consolas" w:hAnsi="Consolas" w:cs="Consolas"/>
-          <w:sz w:val="17"/>
-          <w:szCs w:val="17"/>
-        </w:rPr>
-      </w:pPr>
-      <w:r>
-        <w:rPr>
-          <w:rFonts w:ascii="Consolas" w:hAnsi="Consolas" w:cs="Consolas"/>
-          <w:sz w:val="17"/>
-          <w:szCs w:val="17"/>
-        </w:rPr>
-        <w:t xml:space="preserve">            return (F.softplus(raw + self.raw_m_bias) + 1e-3)</w:t>
-      </w:r>
-    </w:p>
-    <w:p>
-      <w:pPr>
-        <w:rPr>
-          <w:rFonts w:ascii="Consolas" w:hAnsi="Consolas" w:cs="Consolas"/>
-          <w:sz w:val="17"/>
-          <w:szCs w:val="17"/>
-        </w:rPr>
-      </w:pPr>
-    </w:p>
-    <w:p>
-      <w:pPr>
-        <w:rPr>
-          <w:rFonts w:ascii="Consolas" w:hAnsi="Consolas" w:cs="Consolas"/>
-          <w:sz w:val="17"/>
-          <w:szCs w:val="17"/>
-        </w:rPr>
-      </w:pPr>
-      <w:r>
-        <w:rPr>
-          <w:rFonts w:ascii="Consolas" w:hAnsi="Consolas" w:cs="Consolas"/>
-          <w:sz w:val="17"/>
-          <w:szCs w:val="17"/>
-        </w:rPr>
-        <w:t xml:space="preserve">        if cfg.mass_mode == "logfreq":</w:t>
-      </w:r>
-    </w:p>
-    <w:p>
-      <w:pPr>
-        <w:rPr>
-          <w:rFonts w:ascii="Consolas" w:hAnsi="Consolas" w:cs="Consolas"/>
-          <w:sz w:val="17"/>
-          <w:szCs w:val="17"/>
-        </w:rPr>
-      </w:pPr>
-      <w:r>
-        <w:rPr>
-          <w:rFonts w:ascii="Consolas" w:hAnsi="Consolas" w:cs="Consolas"/>
-          <w:sz w:val="17"/>
-          <w:szCs w:val="17"/>
-        </w:rPr>
-        <w:t xml:space="preserve">            surprisal = self.logfreq_surprisal[x]</w:t>
-      </w:r>
-    </w:p>
-    <w:p>
-      <w:pPr>
-        <w:rPr>
-          <w:rFonts w:ascii="Consolas" w:hAnsi="Consolas" w:cs="Consolas"/>
-          <w:sz w:val="17"/>
-          <w:szCs w:val="17"/>
-        </w:rPr>
-      </w:pPr>
-      <w:r>
-        <w:rPr>
-          <w:rFonts w:ascii="Consolas" w:hAnsi="Consolas" w:cs="Consolas"/>
-          <w:sz w:val="17"/>
-          <w:szCs w:val="17"/>
-        </w:rPr>
-        <w:t xml:space="preserve">            alpha = F.softplus(self.raw_logfreq_alpha)</w:t>
-      </w:r>
-    </w:p>
-    <w:p>
-      <w:pPr>
-        <w:rPr>
-          <w:rFonts w:ascii="Consolas" w:hAnsi="Consolas" w:cs="Consolas"/>
-          <w:sz w:val="17"/>
-          <w:szCs w:val="17"/>
-        </w:rPr>
-      </w:pPr>
-      <w:r>
-        <w:rPr>
-          <w:rFonts w:ascii="Consolas" w:hAnsi="Consolas" w:cs="Consolas"/>
-          <w:sz w:val="17"/>
-          <w:szCs w:val="17"/>
-        </w:rPr>
-        <w:t xml:space="preserve">            scaled = alpha * surprisal.unsqueeze(-1)</w:t>
-      </w:r>
-    </w:p>
-    <w:p>
-      <w:pPr>
-        <w:rPr>
-          <w:rFonts w:ascii="Consolas" w:hAnsi="Consolas" w:cs="Consolas"/>
-          <w:sz w:val="17"/>
-          <w:szCs w:val="17"/>
-        </w:rPr>
-      </w:pPr>
-      <w:r>
-        <w:rPr>
-          <w:rFonts w:ascii="Consolas" w:hAnsi="Consolas" w:cs="Consolas"/>
-          <w:sz w:val="17"/>
-          <w:szCs w:val="17"/>
-        </w:rPr>
-        <w:t xml:space="preserve">            return F.softplus(self.raw_m_bias + scaled) + 1e-3</w:t>
-      </w:r>
-    </w:p>
-    <w:p>
-      <w:pPr>
-        <w:rPr>
-          <w:rFonts w:ascii="Consolas" w:hAnsi="Consolas" w:cs="Consolas"/>
-          <w:sz w:val="17"/>
-          <w:szCs w:val="17"/>
-        </w:rPr>
-      </w:pPr>
-    </w:p>
-    <w:p>
-      <w:pPr>
-        <w:rPr>
-          <w:rFonts w:ascii="Consolas" w:hAnsi="Consolas" w:cs="Consolas"/>
-          <w:sz w:val="17"/>
-          <w:szCs w:val="17"/>
-        </w:rPr>
-      </w:pPr>
-      <w:r>
-        <w:rPr>
-          <w:rFonts w:ascii="Consolas" w:hAnsi="Consolas" w:cs="Consolas"/>
-          <w:sz w:val="17"/>
-          <w:szCs w:val="17"/>
-        </w:rPr>
-        <w:t xml:space="preserve">        raise RuntimeError("unreachable")</w:t>
-      </w:r>
-    </w:p>
-    <w:p>
-      <w:pPr>
-        <w:rPr>
-          <w:rFonts w:ascii="Consolas" w:hAnsi="Consolas" w:cs="Consolas"/>
-          <w:sz w:val="17"/>
-          <w:szCs w:val="17"/>
-        </w:rPr>
-      </w:pPr>
-    </w:p>
-    <w:p>
-      <w:pPr>
-        <w:rPr>
-          <w:rFonts w:ascii="Consolas" w:hAnsi="Consolas" w:cs="Consolas"/>
-          <w:sz w:val="17"/>
-          <w:szCs w:val="17"/>
-        </w:rPr>
-      </w:pPr>
-      <w:r>
-        <w:rPr>
-          <w:rFonts w:ascii="Consolas" w:hAnsi="Consolas" w:cs="Consolas"/>
-          <w:sz w:val="17"/>
-          <w:szCs w:val="17"/>
-        </w:rPr>
-        <w:t xml:space="preserve">    def _embed(self, x: torch.Tensor) -&gt; torch.Tensor:</w:t>
-      </w:r>
-    </w:p>
-    <w:p>
-      <w:pPr>
-        <w:rPr>
-          <w:rFonts w:ascii="Consolas" w:hAnsi="Consolas" w:cs="Consolas"/>
-          <w:sz w:val="17"/>
-          <w:szCs w:val="17"/>
-        </w:rPr>
-      </w:pPr>
-      <w:r>
-        <w:rPr>
-          <w:rFonts w:ascii="Consolas" w:hAnsi="Consolas" w:cs="Consolas"/>
-          <w:sz w:val="17"/>
-          <w:szCs w:val="17"/>
-        </w:rPr>
-        <w:t xml:space="preserve">        B, T = x.shape</w:t>
-      </w:r>
-    </w:p>
-    <w:p>
-      <w:pPr>
-        <w:rPr>
-          <w:rFonts w:ascii="Consolas" w:hAnsi="Consolas" w:cs="Consolas"/>
-          <w:sz w:val="17"/>
-          <w:szCs w:val="17"/>
-        </w:rPr>
-      </w:pPr>
-      <w:r>
-        <w:rPr>
-          <w:rFonts w:ascii="Consolas" w:hAnsi="Consolas" w:cs="Consolas"/>
-          <w:sz w:val="17"/>
-          <w:szCs w:val="17"/>
-        </w:rPr>
-        <w:t xml:space="preserve">        pos = self.P[:T].unsqueeze(0)</w:t>
-      </w:r>
-    </w:p>
-    <w:p>
-      <w:pPr>
-        <w:rPr>
-          <w:rFonts w:ascii="Consolas" w:hAnsi="Consolas" w:cs="Consolas"/>
-          <w:sz w:val="17"/>
-          <w:szCs w:val="17"/>
-        </w:rPr>
-      </w:pPr>
-      <w:r>
-        <w:rPr>
-          <w:rFonts w:ascii="Consolas" w:hAnsi="Consolas" w:cs="Consolas"/>
-          <w:sz w:val="17"/>
-          <w:szCs w:val="17"/>
-        </w:rPr>
-        <w:t xml:space="preserve">        return self.E(x) + pos</w:t>
-      </w:r>
-    </w:p>
-    <w:p>
-      <w:pPr>
-        <w:rPr>
-          <w:rFonts w:ascii="Consolas" w:hAnsi="Consolas" w:cs="Consolas"/>
-          <w:sz w:val="17"/>
-          <w:szCs w:val="17"/>
-        </w:rPr>
-      </w:pPr>
-    </w:p>
-    <w:p>
-      <w:pPr>
-        <w:rPr>
-          <w:rFonts w:ascii="Consolas" w:hAnsi="Consolas" w:cs="Consolas"/>
-          <w:sz w:val="17"/>
-          <w:szCs w:val="17"/>
-        </w:rPr>
-      </w:pPr>
-      <w:r>
-        <w:rPr>
-          <w:rFonts w:ascii="Consolas" w:hAnsi="Consolas" w:cs="Consolas"/>
-          <w:sz w:val="17"/>
-          <w:szCs w:val="17"/>
-        </w:rPr>
-        <w:t xml:space="preserve">    def integrate(</w:t>
-      </w:r>
-    </w:p>
-    <w:p>
-      <w:pPr>
-        <w:rPr>
-          <w:rFonts w:ascii="Consolas" w:hAnsi="Consolas" w:cs="Consolas"/>
-          <w:sz w:val="17"/>
-          <w:szCs w:val="17"/>
-        </w:rPr>
-      </w:pPr>
-      <w:r>
-        <w:rPr>
-          <w:rFonts w:ascii="Consolas" w:hAnsi="Consolas" w:cs="Consolas"/>
-          <w:sz w:val="17"/>
-          <w:szCs w:val="17"/>
-        </w:rPr>
-        <w:t xml:space="preserve">        self,</w:t>
-      </w:r>
-    </w:p>
-    <w:p>
-      <w:pPr>
-        <w:rPr>
-          <w:rFonts w:ascii="Consolas" w:hAnsi="Consolas" w:cs="Consolas"/>
-          <w:sz w:val="17"/>
-          <w:szCs w:val="17"/>
-        </w:rPr>
-      </w:pPr>
-      <w:r>
-        <w:rPr>
-          <w:rFonts w:ascii="Consolas" w:hAnsi="Consolas" w:cs="Consolas"/>
-          <w:sz w:val="17"/>
-          <w:szCs w:val="17"/>
-        </w:rPr>
-        <w:t xml:space="preserve">        x: torch.Tensor,</w:t>
-      </w:r>
-    </w:p>
-    <w:p>
-      <w:pPr>
-        <w:rPr>
-          <w:rFonts w:ascii="Consolas" w:hAnsi="Consolas" w:cs="Consolas"/>
-          <w:sz w:val="17"/>
-          <w:szCs w:val="17"/>
-        </w:rPr>
-      </w:pPr>
-      <w:r>
-        <w:rPr>
-          <w:rFonts w:ascii="Consolas" w:hAnsi="Consolas" w:cs="Consolas"/>
-          <w:sz w:val="17"/>
-          <w:szCs w:val="17"/>
-        </w:rPr>
-        <w:t xml:space="preserve">        emb: torch.Tensor,</w:t>
-      </w:r>
-    </w:p>
-    <w:p>
-      <w:pPr>
-        <w:rPr>
-          <w:rFonts w:ascii="Consolas" w:hAnsi="Consolas" w:cs="Consolas"/>
-          <w:sz w:val="17"/>
-          <w:szCs w:val="17"/>
-        </w:rPr>
-      </w:pPr>
-      <w:r>
-        <w:rPr>
-          <w:rFonts w:ascii="Consolas" w:hAnsi="Consolas" w:cs="Consolas"/>
-          <w:sz w:val="17"/>
-          <w:szCs w:val="17"/>
-        </w:rPr>
-        <w:t xml:space="preserve">        return_trajectory: bool = False,</w:t>
-      </w:r>
-    </w:p>
-    <w:p>
-      <w:pPr>
-        <w:rPr>
-          <w:rFonts w:ascii="Consolas" w:hAnsi="Consolas" w:cs="Consolas"/>
-          <w:sz w:val="17"/>
-          <w:szCs w:val="17"/>
-        </w:rPr>
-      </w:pPr>
-      <w:r>
-        <w:rPr>
-          <w:rFonts w:ascii="Consolas" w:hAnsi="Consolas" w:cs="Consolas"/>
-          <w:sz w:val="17"/>
-          <w:szCs w:val="17"/>
-        </w:rPr>
-        <w:t xml:space="preserve">        return_xi_trajectory: bool = False,</w:t>
-      </w:r>
-    </w:p>
-    <w:p>
-      <w:pPr>
-        <w:rPr>
-          <w:rFonts w:ascii="Consolas" w:hAnsi="Consolas" w:cs="Consolas"/>
-          <w:sz w:val="17"/>
-          <w:szCs w:val="17"/>
-        </w:rPr>
-      </w:pPr>
-      <w:r>
-        <w:rPr>
-          <w:rFonts w:ascii="Consolas" w:hAnsi="Consolas" w:cs="Consolas"/>
-          <w:sz w:val="17"/>
-          <w:szCs w:val="17"/>
-        </w:rPr>
-        <w:t xml:space="preserve">    ) -&gt; Tuple[torch.Tensor, Optional[List[torch.Tensor]], Optional[List[torch.Tensor]]]:</w:t>
-      </w:r>
-    </w:p>
-    <w:p>
-      <w:pPr>
-        <w:rPr>
-          <w:rFonts w:ascii="Consolas" w:hAnsi="Consolas" w:cs="Consolas"/>
-          <w:sz w:val="17"/>
-          <w:szCs w:val="17"/>
-        </w:rPr>
-      </w:pPr>
-      <w:r>
-        <w:rPr>
-          <w:rFonts w:ascii="Consolas" w:hAnsi="Consolas" w:cs="Consolas"/>
-          <w:sz w:val="17"/>
-          <w:szCs w:val="17"/>
-        </w:rPr>
-        <w:t xml:space="preserve">        """SARF-faithful damped EL with per-token mass.</w:t>
-      </w:r>
-    </w:p>
-    <w:p>
-      <w:pPr>
-        <w:rPr>
-          <w:rFonts w:ascii="Consolas" w:hAnsi="Consolas" w:cs="Consolas"/>
-          <w:sz w:val="17"/>
-          <w:szCs w:val="17"/>
-        </w:rPr>
-      </w:pPr>
-    </w:p>
-    <w:p>
-      <w:pPr>
-        <w:rPr>
-          <w:rFonts w:ascii="Consolas" w:hAnsi="Consolas" w:cs="Consolas"/>
-          <w:sz w:val="17"/>
-          <w:szCs w:val="17"/>
-        </w:rPr>
-      </w:pPr>
-      <w:r>
-        <w:rPr>
-          <w:rFonts w:ascii="Consolas" w:hAnsi="Consolas" w:cs="Consolas"/>
-          <w:sz w:val="17"/>
-          <w:szCs w:val="17"/>
-        </w:rPr>
-        <w:t xml:space="preserve">        x:    (B, T)</w:t>
-      </w:r>
-    </w:p>
-    <w:p>
-      <w:pPr>
-        <w:rPr>
-          <w:rFonts w:ascii="Consolas" w:hAnsi="Consolas" w:cs="Consolas"/>
-          <w:sz w:val="17"/>
-          <w:szCs w:val="17"/>
-        </w:rPr>
-      </w:pPr>
-      <w:r>
-        <w:rPr>
-          <w:rFonts w:ascii="Consolas" w:hAnsi="Consolas" w:cs="Consolas"/>
-          <w:sz w:val="17"/>
-          <w:szCs w:val="17"/>
-        </w:rPr>
-        <w:t xml:space="preserve">        emb:  (B, T, d)   first-layer hidden state (with position embed)</w:t>
-      </w:r>
-    </w:p>
-    <w:p>
-      <w:pPr>
-        <w:rPr>
-          <w:rFonts w:ascii="Consolas" w:hAnsi="Consolas" w:cs="Consolas"/>
-          <w:sz w:val="17"/>
-          <w:szCs w:val="17"/>
-        </w:rPr>
-      </w:pPr>
-      <w:r>
-        <w:rPr>
-          <w:rFonts w:ascii="Consolas" w:hAnsi="Consolas" w:cs="Consolas"/>
-          <w:sz w:val="17"/>
-          <w:szCs w:val="17"/>
-        </w:rPr>
-        <w:t xml:space="preserve">        """</w:t>
-      </w:r>
-    </w:p>
-    <w:p>
-      <w:pPr>
-        <w:rPr>
-          <w:rFonts w:ascii="Consolas" w:hAnsi="Consolas" w:cs="Consolas"/>
-          <w:sz w:val="17"/>
-          <w:szCs w:val="17"/>
-        </w:rPr>
-      </w:pPr>
-      <w:r>
-        <w:rPr>
-          <w:rFonts w:ascii="Consolas" w:hAnsi="Consolas" w:cs="Consolas"/>
-          <w:sz w:val="17"/>
-          <w:szCs w:val="17"/>
-        </w:rPr>
-        <w:t xml:space="preserve">        cfg = self.cfg</w:t>
-      </w:r>
-    </w:p>
-    <w:p>
-      <w:pPr>
-        <w:rPr>
-          <w:rFonts w:ascii="Consolas" w:hAnsi="Consolas" w:cs="Consolas"/>
-          <w:sz w:val="17"/>
-          <w:szCs w:val="17"/>
-        </w:rPr>
-      </w:pPr>
-      <w:r>
-        <w:rPr>
-          <w:rFonts w:ascii="Consolas" w:hAnsi="Consolas" w:cs="Consolas"/>
-          <w:sz w:val="17"/>
-          <w:szCs w:val="17"/>
-        </w:rPr>
-        <w:t xml:space="preserve">        h = emb</w:t>
-      </w:r>
-    </w:p>
-    <w:p>
-      <w:pPr>
-        <w:rPr>
-          <w:rFonts w:ascii="Consolas" w:hAnsi="Consolas" w:cs="Consolas"/>
-          <w:sz w:val="17"/>
-          <w:szCs w:val="17"/>
-        </w:rPr>
-      </w:pPr>
-      <w:r>
-        <w:rPr>
-          <w:rFonts w:ascii="Consolas" w:hAnsi="Consolas" w:cs="Consolas"/>
-          <w:sz w:val="17"/>
-          <w:szCs w:val="17"/>
-        </w:rPr>
-        <w:t xml:space="preserve">        v = torch.zeros_like(h)</w:t>
-      </w:r>
-    </w:p>
-    <w:p>
-      <w:pPr>
-        <w:rPr>
-          <w:rFonts w:ascii="Consolas" w:hAnsi="Consolas" w:cs="Consolas"/>
-          <w:sz w:val="17"/>
-          <w:szCs w:val="17"/>
-        </w:rPr>
-      </w:pPr>
-      <w:r>
-        <w:rPr>
-          <w:rFonts w:ascii="Consolas" w:hAnsi="Consolas" w:cs="Consolas"/>
-          <w:sz w:val="17"/>
-          <w:szCs w:val="17"/>
-        </w:rPr>
-        <w:t xml:space="preserve">        gamma, dt = self.gamma, cfg.dt</w:t>
-      </w:r>
-    </w:p>
-    <w:p>
-      <w:pPr>
-        <w:rPr>
-          <w:rFonts w:ascii="Consolas" w:hAnsi="Consolas" w:cs="Consolas"/>
-          <w:sz w:val="17"/>
-          <w:szCs w:val="17"/>
-        </w:rPr>
-      </w:pPr>
-    </w:p>
-    <w:p>
-      <w:pPr>
-        <w:rPr>
-          <w:rFonts w:ascii="Consolas" w:hAnsi="Consolas" w:cs="Consolas"/>
-          <w:sz w:val="17"/>
-          <w:szCs w:val="17"/>
-        </w:rPr>
-      </w:pPr>
-      <w:r>
-        <w:rPr>
-          <w:rFonts w:ascii="Consolas" w:hAnsi="Consolas" w:cs="Consolas"/>
-          <w:sz w:val="17"/>
-          <w:szCs w:val="17"/>
-        </w:rPr>
-        <w:lastRenderedPageBreak/>
-        <w:t xml:space="preserve">        m = self.compute_mass(x, emb)</w:t>
-      </w:r>
-    </w:p>
-    <w:p>
-      <w:pPr>
-        <w:rPr>
-          <w:rFonts w:ascii="Consolas" w:hAnsi="Consolas" w:cs="Consolas"/>
-          <w:sz w:val="17"/>
-          <w:szCs w:val="17"/>
-        </w:rPr>
-      </w:pPr>
-      <w:r>
-        <w:rPr>
-          <w:rFonts w:ascii="Consolas" w:hAnsi="Consolas" w:cs="Consolas"/>
-          <w:sz w:val="17"/>
-          <w:szCs w:val="17"/>
-        </w:rPr>
-        <w:t xml:space="preserve">        if m.dim() == 0:</w:t>
-      </w:r>
-    </w:p>
-    <w:p>
-      <w:pPr>
-        <w:rPr>
-          <w:rFonts w:ascii="Consolas" w:hAnsi="Consolas" w:cs="Consolas"/>
-          <w:sz w:val="17"/>
-          <w:szCs w:val="17"/>
-        </w:rPr>
-      </w:pPr>
-      <w:r>
-        <w:rPr>
-          <w:rFonts w:ascii="Consolas" w:hAnsi="Consolas" w:cs="Consolas"/>
-          <w:sz w:val="17"/>
-          <w:szCs w:val="17"/>
-        </w:rPr>
-        <w:t xml:space="preserve">            m_b = m</w:t>
-      </w:r>
-    </w:p>
-    <w:p>
-      <w:pPr>
-        <w:rPr>
-          <w:rFonts w:ascii="Consolas" w:hAnsi="Consolas" w:cs="Consolas"/>
-          <w:sz w:val="17"/>
-          <w:szCs w:val="17"/>
-        </w:rPr>
-      </w:pPr>
-      <w:r>
-        <w:rPr>
-          <w:rFonts w:ascii="Consolas" w:hAnsi="Consolas" w:cs="Consolas"/>
-          <w:sz w:val="17"/>
-          <w:szCs w:val="17"/>
-        </w:rPr>
-        <w:t xml:space="preserve">        else:</w:t>
-      </w:r>
-    </w:p>
-    <w:p>
-      <w:pPr>
-        <w:rPr>
-          <w:rFonts w:ascii="Consolas" w:hAnsi="Consolas" w:cs="Consolas"/>
-          <w:sz w:val="17"/>
-          <w:szCs w:val="17"/>
-        </w:rPr>
-      </w:pPr>
-      <w:r>
-        <w:rPr>
-          <w:rFonts w:ascii="Consolas" w:hAnsi="Consolas" w:cs="Consolas"/>
-          <w:sz w:val="17"/>
-          <w:szCs w:val="17"/>
-        </w:rPr>
-        <w:t xml:space="preserve">            m_b = m</w:t>
-      </w:r>
-    </w:p>
-    <w:p>
-      <w:pPr>
-        <w:rPr>
-          <w:rFonts w:ascii="Consolas" w:hAnsi="Consolas" w:cs="Consolas"/>
-          <w:sz w:val="17"/>
-          <w:szCs w:val="17"/>
-        </w:rPr>
-      </w:pPr>
-    </w:p>
-    <w:p>
-      <w:pPr>
-        <w:rPr>
-          <w:rFonts w:ascii="Consolas" w:hAnsi="Consolas" w:cs="Consolas"/>
-          <w:sz w:val="17"/>
-          <w:szCs w:val="17"/>
-        </w:rPr>
-      </w:pPr>
-      <w:r>
-        <w:rPr>
-          <w:rFonts w:ascii="Consolas" w:hAnsi="Consolas" w:cs="Consolas"/>
-          <w:sz w:val="17"/>
-          <w:szCs w:val="17"/>
-        </w:rPr>
-        <w:t xml:space="preserve">        traj_h: Optional[List[torch.Tensor]] = None</w:t>
-      </w:r>
-    </w:p>
-    <w:p>
-      <w:pPr>
-        <w:rPr>
-          <w:rFonts w:ascii="Consolas" w:hAnsi="Consolas" w:cs="Consolas"/>
-          <w:sz w:val="17"/>
-          <w:szCs w:val="17"/>
-        </w:rPr>
-      </w:pPr>
-      <w:r>
-        <w:rPr>
-          <w:rFonts w:ascii="Consolas" w:hAnsi="Consolas" w:cs="Consolas"/>
-          <w:sz w:val="17"/>
-          <w:szCs w:val="17"/>
-        </w:rPr>
-        <w:t xml:space="preserve">        traj_xi: Optional[List[torch.Tensor]] = None</w:t>
-      </w:r>
-    </w:p>
-    <w:p>
-      <w:pPr>
-        <w:rPr>
-          <w:rFonts w:ascii="Consolas" w:hAnsi="Consolas" w:cs="Consolas"/>
-          <w:sz w:val="17"/>
-          <w:szCs w:val="17"/>
-        </w:rPr>
-      </w:pPr>
-      <w:r>
-        <w:rPr>
-          <w:rFonts w:ascii="Consolas" w:hAnsi="Consolas" w:cs="Consolas"/>
-          <w:sz w:val="17"/>
-          <w:szCs w:val="17"/>
-        </w:rPr>
-        <w:t xml:space="preserve">        if return_trajectory:</w:t>
-      </w:r>
-    </w:p>
-    <w:p>
-      <w:pPr>
-        <w:rPr>
-          <w:rFonts w:ascii="Consolas" w:hAnsi="Consolas" w:cs="Consolas"/>
-          <w:sz w:val="17"/>
-          <w:szCs w:val="17"/>
-        </w:rPr>
-      </w:pPr>
-      <w:r>
-        <w:rPr>
-          <w:rFonts w:ascii="Consolas" w:hAnsi="Consolas" w:cs="Consolas"/>
-          <w:sz w:val="17"/>
-          <w:szCs w:val="17"/>
-        </w:rPr>
-        <w:t xml:space="preserve">            traj_h = [h.detach().cpu()]</w:t>
-      </w:r>
-    </w:p>
-    <w:p>
-      <w:pPr>
-        <w:rPr>
-          <w:rFonts w:ascii="Consolas" w:hAnsi="Consolas" w:cs="Consolas"/>
-          <w:sz w:val="17"/>
-          <w:szCs w:val="17"/>
-        </w:rPr>
-      </w:pPr>
-      <w:r>
-        <w:rPr>
-          <w:rFonts w:ascii="Consolas" w:hAnsi="Consolas" w:cs="Consolas"/>
-          <w:sz w:val="17"/>
-          <w:szCs w:val="17"/>
-        </w:rPr>
-        <w:t xml:space="preserve">        if return_xi_trajectory:</w:t>
-      </w:r>
-    </w:p>
-    <w:p>
-      <w:pPr>
-        <w:rPr>
-          <w:rFonts w:ascii="Consolas" w:hAnsi="Consolas" w:cs="Consolas"/>
-          <w:sz w:val="17"/>
-          <w:szCs w:val="17"/>
-        </w:rPr>
-      </w:pPr>
-      <w:r>
-        <w:rPr>
-          <w:rFonts w:ascii="Consolas" w:hAnsi="Consolas" w:cs="Consolas"/>
-          <w:sz w:val="17"/>
-          <w:szCs w:val="17"/>
-        </w:rPr>
-        <w:t xml:space="preserve">            traj_xi = []</w:t>
-      </w:r>
-    </w:p>
-    <w:p>
-      <w:pPr>
-        <w:rPr>
-          <w:rFonts w:ascii="Consolas" w:hAnsi="Consolas" w:cs="Consolas"/>
-          <w:sz w:val="17"/>
-          <w:szCs w:val="17"/>
-        </w:rPr>
-      </w:pPr>
-    </w:p>
-    <w:p>
-      <w:pPr>
-        <w:rPr>
-          <w:rFonts w:ascii="Consolas" w:hAnsi="Consolas" w:cs="Consolas"/>
-          <w:sz w:val="17"/>
-          <w:szCs w:val="17"/>
-        </w:rPr>
-      </w:pPr>
-      <w:r>
-        <w:rPr>
-          <w:rFonts w:ascii="Consolas" w:hAnsi="Consolas" w:cs="Consolas"/>
-          <w:sz w:val="17"/>
-          <w:szCs w:val="17"/>
-        </w:rPr>
-        <w:t xml:space="preserve">        for _ in range(cfg.L):</w:t>
-      </w:r>
-    </w:p>
-    <w:p>
-      <w:pPr>
-        <w:rPr>
-          <w:rFonts w:ascii="Consolas" w:hAnsi="Consolas" w:cs="Consolas"/>
-          <w:sz w:val="17"/>
-          <w:szCs w:val="17"/>
-        </w:rPr>
-      </w:pPr>
-      <w:r>
-        <w:rPr>
-          <w:rFonts w:ascii="Consolas" w:hAnsi="Consolas" w:cs="Consolas"/>
-          <w:sz w:val="17"/>
-          <w:szCs w:val="17"/>
-        </w:rPr>
-        <w:t xml:space="preserve">            xi_input = h.detach() if cfg.causal_force else h</w:t>
-      </w:r>
-    </w:p>
-    <w:p>
-      <w:pPr>
-        <w:rPr>
-          <w:rFonts w:ascii="Consolas" w:hAnsi="Consolas" w:cs="Consolas"/>
-          <w:sz w:val="17"/>
-          <w:szCs w:val="17"/>
-        </w:rPr>
-      </w:pPr>
-      <w:r>
-        <w:rPr>
-          <w:rFonts w:ascii="Consolas" w:hAnsi="Consolas" w:cs="Consolas"/>
-          <w:sz w:val="17"/>
-          <w:szCs w:val="17"/>
-        </w:rPr>
-        <w:t xml:space="preserve">            xi_now = causal_cumulative_mean(xi_input)</w:t>
-      </w:r>
-    </w:p>
-    <w:p>
-      <w:pPr>
-        <w:rPr>
-          <w:rFonts w:ascii="Consolas" w:hAnsi="Consolas" w:cs="Consolas"/>
-          <w:sz w:val="17"/>
-          <w:szCs w:val="17"/>
-        </w:rPr>
-      </w:pPr>
-      <w:r>
-        <w:rPr>
-          <w:rFonts w:ascii="Consolas" w:hAnsi="Consolas" w:cs="Consolas"/>
-          <w:sz w:val="17"/>
-          <w:szCs w:val="17"/>
-        </w:rPr>
-        <w:t xml:space="preserve">            if return_xi_trajectory:</w:t>
-      </w:r>
-    </w:p>
-    <w:p>
-      <w:pPr>
-        <w:rPr>
-          <w:rFonts w:ascii="Consolas" w:hAnsi="Consolas" w:cs="Consolas"/>
-          <w:sz w:val="17"/>
-          <w:szCs w:val="17"/>
-        </w:rPr>
-      </w:pPr>
-      <w:r>
-        <w:rPr>
-          <w:rFonts w:ascii="Consolas" w:hAnsi="Consolas" w:cs="Consolas"/>
-          <w:sz w:val="17"/>
-          <w:szCs w:val="17"/>
-        </w:rPr>
-        <w:t xml:space="preserve">                assert traj_xi is not None</w:t>
-      </w:r>
-    </w:p>
-    <w:p>
-      <w:pPr>
-        <w:rPr>
-          <w:rFonts w:ascii="Consolas" w:hAnsi="Consolas" w:cs="Consolas"/>
-          <w:sz w:val="17"/>
-          <w:szCs w:val="17"/>
-        </w:rPr>
-      </w:pPr>
-      <w:r>
-        <w:rPr>
-          <w:rFonts w:ascii="Consolas" w:hAnsi="Consolas" w:cs="Consolas"/>
-          <w:sz w:val="17"/>
-          <w:szCs w:val="17"/>
-        </w:rPr>
-        <w:t xml:space="preserve">                traj_xi.append(xi_now.detach().cpu())</w:t>
-      </w:r>
-    </w:p>
-    <w:p>
-      <w:pPr>
-        <w:rPr>
-          <w:rFonts w:ascii="Consolas" w:hAnsi="Consolas" w:cs="Consolas"/>
-          <w:sz w:val="17"/>
-          <w:szCs w:val="17"/>
-        </w:rPr>
-      </w:pPr>
-    </w:p>
-    <w:p>
-      <w:pPr>
-        <w:rPr>
-          <w:rFonts w:ascii="Consolas" w:hAnsi="Consolas" w:cs="Consolas"/>
-          <w:sz w:val="17"/>
-          <w:szCs w:val="17"/>
-        </w:rPr>
-      </w:pPr>
-      <w:r>
-        <w:rPr>
-          <w:rFonts w:ascii="Consolas" w:hAnsi="Consolas" w:cs="Consolas"/>
-          <w:sz w:val="17"/>
-          <w:szCs w:val="17"/>
-        </w:rPr>
-        <w:t xml:space="preserve">            h_in = h</w:t>
-      </w:r>
-    </w:p>
-    <w:p>
-      <w:pPr>
-        <w:rPr>
-          <w:rFonts w:ascii="Consolas" w:hAnsi="Consolas" w:cs="Consolas"/>
-          <w:sz w:val="17"/>
-          <w:szCs w:val="17"/>
-        </w:rPr>
-      </w:pPr>
-      <w:r>
-        <w:rPr>
-          <w:rFonts w:ascii="Consolas" w:hAnsi="Consolas" w:cs="Consolas"/>
-          <w:sz w:val="17"/>
-          <w:szCs w:val="17"/>
-        </w:rPr>
-        <w:t xml:space="preserve">            if not h_in.requires_grad:</w:t>
-      </w:r>
-    </w:p>
-    <w:p>
-      <w:pPr>
-        <w:rPr>
-          <w:rFonts w:ascii="Consolas" w:hAnsi="Consolas" w:cs="Consolas"/>
-          <w:sz w:val="17"/>
-          <w:szCs w:val="17"/>
-        </w:rPr>
-      </w:pPr>
-      <w:r>
-        <w:rPr>
-          <w:rFonts w:ascii="Consolas" w:hAnsi="Consolas" w:cs="Consolas"/>
-          <w:sz w:val="17"/>
-          <w:szCs w:val="17"/>
-        </w:rPr>
-        <w:t xml:space="preserve">                h_in = h_in.requires_grad_(True)</w:t>
-      </w:r>
-    </w:p>
-    <w:p>
-      <w:pPr>
-        <w:rPr>
-          <w:rFonts w:ascii="Consolas" w:hAnsi="Consolas" w:cs="Consolas"/>
-          <w:sz w:val="17"/>
-          <w:szCs w:val="17"/>
-        </w:rPr>
-      </w:pPr>
-      <w:r>
-        <w:rPr>
-          <w:rFonts w:ascii="Consolas" w:hAnsi="Consolas" w:cs="Consolas"/>
-          <w:sz w:val="17"/>
-          <w:szCs w:val="17"/>
-        </w:rPr>
-        <w:t xml:space="preserve">            V = self.V_theta(xi_now, h_in).sum()</w:t>
-      </w:r>
-    </w:p>
-    <w:p>
-      <w:pPr>
-        <w:rPr>
-          <w:rFonts w:ascii="Consolas" w:hAnsi="Consolas" w:cs="Consolas"/>
-          <w:sz w:val="17"/>
-          <w:szCs w:val="17"/>
-        </w:rPr>
-      </w:pPr>
-      <w:r>
-        <w:rPr>
-          <w:rFonts w:ascii="Consolas" w:hAnsi="Consolas" w:cs="Consolas"/>
-          <w:sz w:val="17"/>
-          <w:szCs w:val="17"/>
-        </w:rPr>
-        <w:t xml:space="preserve">            grad_V, = torch.autograd.grad(</w:t>
-      </w:r>
-    </w:p>
-    <w:p>
-      <w:pPr>
-        <w:rPr>
-          <w:rFonts w:ascii="Consolas" w:hAnsi="Consolas" w:cs="Consolas"/>
-          <w:sz w:val="17"/>
-          <w:szCs w:val="17"/>
-        </w:rPr>
-      </w:pPr>
-      <w:r>
-        <w:rPr>
-          <w:rFonts w:ascii="Consolas" w:hAnsi="Consolas" w:cs="Consolas"/>
-          <w:sz w:val="17"/>
-          <w:szCs w:val="17"/>
-        </w:rPr>
-        <w:t xml:space="preserve">                V, h_in, create_graph=self.training, retain_graph=True,</w:t>
-      </w:r>
-    </w:p>
-    <w:p>
-      <w:pPr>
-        <w:rPr>
-          <w:rFonts w:ascii="Consolas" w:hAnsi="Consolas" w:cs="Consolas"/>
-          <w:sz w:val="17"/>
-          <w:szCs w:val="17"/>
-        </w:rPr>
-      </w:pPr>
-      <w:r>
-        <w:rPr>
-          <w:rFonts w:ascii="Consolas" w:hAnsi="Consolas" w:cs="Consolas"/>
-          <w:sz w:val="17"/>
-          <w:szCs w:val="17"/>
-        </w:rPr>
-        <w:t xml:space="preserve">            )</w:t>
-      </w:r>
-    </w:p>
-    <w:p>
-      <w:pPr>
-        <w:rPr>
-          <w:rFonts w:ascii="Consolas" w:hAnsi="Consolas" w:cs="Consolas"/>
-          <w:sz w:val="17"/>
-          <w:szCs w:val="17"/>
-        </w:rPr>
-      </w:pPr>
-      <w:r>
-        <w:rPr>
-          <w:rFonts w:ascii="Consolas" w:hAnsi="Consolas" w:cs="Consolas"/>
-          <w:sz w:val="17"/>
-          <w:szCs w:val="17"/>
-        </w:rPr>
-        <w:t xml:space="preserve">            f = -grad_V</w:t>
-      </w:r>
-    </w:p>
-    <w:p>
-      <w:pPr>
-        <w:rPr>
-          <w:rFonts w:ascii="Consolas" w:hAnsi="Consolas" w:cs="Consolas"/>
-          <w:sz w:val="17"/>
-          <w:szCs w:val="17"/>
-        </w:rPr>
-      </w:pPr>
-      <w:r>
-        <w:rPr>
-          <w:rFonts w:ascii="Consolas" w:hAnsi="Consolas" w:cs="Consolas"/>
-          <w:sz w:val="17"/>
-          <w:szCs w:val="17"/>
-        </w:rPr>
-        <w:t xml:space="preserve">            v = (v + dt * f / m_b) / (1.0 + dt * gamma)</w:t>
-      </w:r>
-    </w:p>
-    <w:p>
-      <w:pPr>
-        <w:rPr>
-          <w:rFonts w:ascii="Consolas" w:hAnsi="Consolas" w:cs="Consolas"/>
-          <w:sz w:val="17"/>
-          <w:szCs w:val="17"/>
-        </w:rPr>
-      </w:pPr>
-      <w:r>
-        <w:rPr>
-          <w:rFonts w:ascii="Consolas" w:hAnsi="Consolas" w:cs="Consolas"/>
-          <w:sz w:val="17"/>
-          <w:szCs w:val="17"/>
-        </w:rPr>
-        <w:t xml:space="preserve">            h = h_in + dt * v</w:t>
-      </w:r>
-    </w:p>
-    <w:p>
-      <w:pPr>
-        <w:rPr>
-          <w:rFonts w:ascii="Consolas" w:hAnsi="Consolas" w:cs="Consolas"/>
-          <w:sz w:val="17"/>
-          <w:szCs w:val="17"/>
-        </w:rPr>
-      </w:pPr>
-      <w:r>
-        <w:rPr>
-          <w:rFonts w:ascii="Consolas" w:hAnsi="Consolas" w:cs="Consolas"/>
-          <w:sz w:val="17"/>
-          <w:szCs w:val="17"/>
-        </w:rPr>
-        <w:t xml:space="preserve">            if return_trajectory:</w:t>
-      </w:r>
-    </w:p>
-    <w:p>
-      <w:pPr>
-        <w:rPr>
-          <w:rFonts w:ascii="Consolas" w:hAnsi="Consolas" w:cs="Consolas"/>
-          <w:sz w:val="17"/>
-          <w:szCs w:val="17"/>
-        </w:rPr>
-      </w:pPr>
-      <w:r>
-        <w:rPr>
-          <w:rFonts w:ascii="Consolas" w:hAnsi="Consolas" w:cs="Consolas"/>
-          <w:sz w:val="17"/>
-          <w:szCs w:val="17"/>
-        </w:rPr>
-        <w:t xml:space="preserve">                assert traj_h is not None</w:t>
-      </w:r>
-    </w:p>
-    <w:p>
-      <w:pPr>
-        <w:rPr>
-          <w:rFonts w:ascii="Consolas" w:hAnsi="Consolas" w:cs="Consolas"/>
-          <w:sz w:val="17"/>
-          <w:szCs w:val="17"/>
-        </w:rPr>
-      </w:pPr>
-      <w:r>
-        <w:rPr>
-          <w:rFonts w:ascii="Consolas" w:hAnsi="Consolas" w:cs="Consolas"/>
-          <w:sz w:val="17"/>
-          <w:szCs w:val="17"/>
-        </w:rPr>
-        <w:t xml:space="preserve">                traj_h.append(h.detach().cpu())</w:t>
-      </w:r>
-    </w:p>
-    <w:p>
-      <w:pPr>
-        <w:rPr>
-          <w:rFonts w:ascii="Consolas" w:hAnsi="Consolas" w:cs="Consolas"/>
-          <w:sz w:val="17"/>
-          <w:szCs w:val="17"/>
-        </w:rPr>
-      </w:pPr>
-    </w:p>
-    <w:p>
-      <w:pPr>
-        <w:rPr>
-          <w:rFonts w:ascii="Consolas" w:hAnsi="Consolas" w:cs="Consolas"/>
-          <w:sz w:val="17"/>
-          <w:szCs w:val="17"/>
-        </w:rPr>
-      </w:pPr>
-      <w:r>
-        <w:rPr>
-          <w:rFonts w:ascii="Consolas" w:hAnsi="Consolas" w:cs="Consolas"/>
-          <w:sz w:val="17"/>
-          <w:szCs w:val="17"/>
-        </w:rPr>
-        <w:t xml:space="preserve">        return h, traj_h, traj_xi</w:t>
-      </w:r>
-    </w:p>
-    <w:p>
-      <w:pPr>
-        <w:rPr>
-          <w:rFonts w:ascii="Consolas" w:hAnsi="Consolas" w:cs="Consolas"/>
-          <w:sz w:val="17"/>
-          <w:szCs w:val="17"/>
-        </w:rPr>
-      </w:pPr>
-    </w:p>
-    <w:p>
-      <w:pPr>
-        <w:rPr>
-          <w:rFonts w:ascii="Consolas" w:hAnsi="Consolas" w:cs="Consolas"/>
-          <w:sz w:val="17"/>
-          <w:szCs w:val="17"/>
-        </w:rPr>
-      </w:pPr>
-      <w:r>
-        <w:rPr>
-          <w:rFonts w:ascii="Consolas" w:hAnsi="Consolas" w:cs="Consolas"/>
-          <w:sz w:val="17"/>
-          <w:szCs w:val="17"/>
-        </w:rPr>
-        <w:t xml:space="preserve">    def forward(</w:t>
-      </w:r>
-    </w:p>
-    <w:p>
-      <w:pPr>
-        <w:rPr>
-          <w:rFonts w:ascii="Consolas" w:hAnsi="Consolas" w:cs="Consolas"/>
-          <w:sz w:val="17"/>
-          <w:szCs w:val="17"/>
-        </w:rPr>
-      </w:pPr>
-      <w:r>
-        <w:rPr>
-          <w:rFonts w:ascii="Consolas" w:hAnsi="Consolas" w:cs="Consolas"/>
-          <w:sz w:val="17"/>
-          <w:szCs w:val="17"/>
-        </w:rPr>
-        <w:t xml:space="preserve">        self,</w:t>
-      </w:r>
-    </w:p>
-    <w:p>
-      <w:pPr>
-        <w:rPr>
-          <w:rFonts w:ascii="Consolas" w:hAnsi="Consolas" w:cs="Consolas"/>
-          <w:sz w:val="17"/>
-          <w:szCs w:val="17"/>
-        </w:rPr>
-      </w:pPr>
-      <w:r>
-        <w:rPr>
-          <w:rFonts w:ascii="Consolas" w:hAnsi="Consolas" w:cs="Consolas"/>
-          <w:sz w:val="17"/>
-          <w:szCs w:val="17"/>
-        </w:rPr>
-        <w:t xml:space="preserve">        x: torch.Tensor,</w:t>
-      </w:r>
-    </w:p>
-    <w:p>
-      <w:pPr>
-        <w:rPr>
-          <w:rFonts w:ascii="Consolas" w:hAnsi="Consolas" w:cs="Consolas"/>
-          <w:sz w:val="17"/>
-          <w:szCs w:val="17"/>
-        </w:rPr>
-      </w:pPr>
-      <w:r>
-        <w:rPr>
-          <w:rFonts w:ascii="Consolas" w:hAnsi="Consolas" w:cs="Consolas"/>
-          <w:sz w:val="17"/>
-          <w:szCs w:val="17"/>
-        </w:rPr>
-        <w:t xml:space="preserve">        targets: Optional[torch.Tensor] = None,</w:t>
-      </w:r>
-    </w:p>
-    <w:p>
-      <w:pPr>
-        <w:rPr>
-          <w:rFonts w:ascii="Consolas" w:hAnsi="Consolas" w:cs="Consolas"/>
-          <w:sz w:val="17"/>
-          <w:szCs w:val="17"/>
-        </w:rPr>
-      </w:pPr>
-      <w:r>
-        <w:rPr>
-          <w:rFonts w:ascii="Consolas" w:hAnsi="Consolas" w:cs="Consolas"/>
-          <w:sz w:val="17"/>
-          <w:szCs w:val="17"/>
-        </w:rPr>
-        <w:t xml:space="preserve">        return_trajectory: bool = False,</w:t>
-      </w:r>
-    </w:p>
-    <w:p>
-      <w:pPr>
-        <w:rPr>
-          <w:rFonts w:ascii="Consolas" w:hAnsi="Consolas" w:cs="Consolas"/>
-          <w:sz w:val="17"/>
-          <w:szCs w:val="17"/>
-        </w:rPr>
-      </w:pPr>
-      <w:r>
-        <w:rPr>
-          <w:rFonts w:ascii="Consolas" w:hAnsi="Consolas" w:cs="Consolas"/>
-          <w:sz w:val="17"/>
-          <w:szCs w:val="17"/>
-        </w:rPr>
-        <w:t xml:space="preserve">        return_xi_trajectory: bool = False,</w:t>
-      </w:r>
-    </w:p>
-    <w:p>
-      <w:pPr>
-        <w:rPr>
-          <w:rFonts w:ascii="Consolas" w:hAnsi="Consolas" w:cs="Consolas"/>
-          <w:sz w:val="17"/>
-          <w:szCs w:val="17"/>
-        </w:rPr>
-      </w:pPr>
-      <w:r>
-        <w:rPr>
-          <w:rFonts w:ascii="Consolas" w:hAnsi="Consolas" w:cs="Consolas"/>
-          <w:sz w:val="17"/>
-          <w:szCs w:val="17"/>
-        </w:rPr>
-        <w:t xml:space="preserve">    ):</w:t>
-      </w:r>
-    </w:p>
-    <w:p>
-      <w:pPr>
-        <w:rPr>
-          <w:rFonts w:ascii="Consolas" w:hAnsi="Consolas" w:cs="Consolas"/>
-          <w:sz w:val="17"/>
-          <w:szCs w:val="17"/>
-        </w:rPr>
-      </w:pPr>
-      <w:r>
-        <w:rPr>
-          <w:rFonts w:ascii="Consolas" w:hAnsi="Consolas" w:cs="Consolas"/>
-          <w:sz w:val="17"/>
-          <w:szCs w:val="17"/>
-        </w:rPr>
-        <w:t xml:space="preserve">        emb = self._embed(x)</w:t>
-      </w:r>
-    </w:p>
-    <w:p>
-      <w:pPr>
-        <w:rPr>
-          <w:rFonts w:ascii="Consolas" w:hAnsi="Consolas" w:cs="Consolas"/>
-          <w:sz w:val="17"/>
-          <w:szCs w:val="17"/>
-        </w:rPr>
-      </w:pPr>
-      <w:r>
-        <w:rPr>
-          <w:rFonts w:ascii="Consolas" w:hAnsi="Consolas" w:cs="Consolas"/>
-          <w:sz w:val="17"/>
-          <w:szCs w:val="17"/>
-        </w:rPr>
-        <w:t xml:space="preserve">        h_L, traj_h, traj_xi = self.integrate(</w:t>
-      </w:r>
-    </w:p>
-    <w:p>
-      <w:pPr>
-        <w:rPr>
-          <w:rFonts w:ascii="Consolas" w:hAnsi="Consolas" w:cs="Consolas"/>
-          <w:sz w:val="17"/>
-          <w:szCs w:val="17"/>
-        </w:rPr>
-      </w:pPr>
-      <w:r>
-        <w:rPr>
-          <w:rFonts w:ascii="Consolas" w:hAnsi="Consolas" w:cs="Consolas"/>
-          <w:sz w:val="17"/>
-          <w:szCs w:val="17"/>
-        </w:rPr>
-        <w:t xml:space="preserve">            x, emb,</w:t>
-      </w:r>
-    </w:p>
-    <w:p>
-      <w:pPr>
-        <w:rPr>
-          <w:rFonts w:ascii="Consolas" w:hAnsi="Consolas" w:cs="Consolas"/>
-          <w:sz w:val="17"/>
-          <w:szCs w:val="17"/>
-        </w:rPr>
-      </w:pPr>
-      <w:r>
-        <w:rPr>
-          <w:rFonts w:ascii="Consolas" w:hAnsi="Consolas" w:cs="Consolas"/>
-          <w:sz w:val="17"/>
-          <w:szCs w:val="17"/>
-        </w:rPr>
-        <w:t xml:space="preserve">            return_trajectory=return_trajectory,</w:t>
-      </w:r>
-    </w:p>
-    <w:p>
-      <w:pPr>
-        <w:rPr>
-          <w:rFonts w:ascii="Consolas" w:hAnsi="Consolas" w:cs="Consolas"/>
-          <w:sz w:val="17"/>
-          <w:szCs w:val="17"/>
-        </w:rPr>
-      </w:pPr>
-      <w:r>
-        <w:rPr>
-          <w:rFonts w:ascii="Consolas" w:hAnsi="Consolas" w:cs="Consolas"/>
-          <w:sz w:val="17"/>
-          <w:szCs w:val="17"/>
-        </w:rPr>
-        <w:t xml:space="preserve">            return_xi_trajectory=return_xi_trajectory,</w:t>
-      </w:r>
-    </w:p>
-    <w:p>
-      <w:pPr>
-        <w:rPr>
-          <w:rFonts w:ascii="Consolas" w:hAnsi="Consolas" w:cs="Consolas"/>
-          <w:sz w:val="17"/>
-          <w:szCs w:val="17"/>
-        </w:rPr>
-      </w:pPr>
-      <w:r>
-        <w:rPr>
-          <w:rFonts w:ascii="Consolas" w:hAnsi="Consolas" w:cs="Consolas"/>
-          <w:sz w:val="17"/>
-          <w:szCs w:val="17"/>
-        </w:rPr>
-        <w:t xml:space="preserve">        )</w:t>
-      </w:r>
-    </w:p>
-    <w:p>
-      <w:pPr>
-        <w:rPr>
-          <w:rFonts w:ascii="Consolas" w:hAnsi="Consolas" w:cs="Consolas"/>
-          <w:sz w:val="17"/>
-          <w:szCs w:val="17"/>
-        </w:rPr>
-      </w:pPr>
-      <w:r>
-        <w:rPr>
-          <w:rFonts w:ascii="Consolas" w:hAnsi="Consolas" w:cs="Consolas"/>
-          <w:sz w:val="17"/>
-          <w:szCs w:val="17"/>
-        </w:rPr>
         <w:t xml:space="preserve">        logits = h_L @ self.E.weight.T</w:t>
       </w:r>
     </w:p>
@@ -10021,7 +10226,6 @@
           <w:sz w:val="17"/>
           <w:szCs w:val="17"/>
         </w:rPr>
-        <w:lastRenderedPageBreak/>
         <w:t xml:space="preserve">            )</w:t>
       </w:r>
     </w:p>
@@ -12143,7 +12347,7 @@
 </file>
 
 <file path=customXml/itemProps1.xml><?xml version="1.0" encoding="utf-8"?>
-<ds:datastoreItem xmlns:ds="http://schemas.openxmlformats.org/officeDocument/2006/customXml" ds:itemID="{69B672FB-A93C-FF47-8BAA-A2DD3A4C1EC0}">
+<ds:datastoreItem xmlns:ds="http://schemas.openxmlformats.org/officeDocument/2006/customXml" ds:itemID="{C27D84E3-9913-BF42-B521-CEDCB1566FF9}">
   <ds:schemaRefs>
     <ds:schemaRef ds:uri="http://schemas.openxmlformats.org/officeDocument/2006/bibliography"/>
   </ds:schemaRefs>

--- a/docs/splm/Deep_Dive_in_the_SPLM_model_and_code.docx
+++ b/docs/splm/Deep_Dive_in_the_SPLM_model_and_code.docx
@@ -1805,6 +1805,234 @@
         </w:rPr>
         <w:t xml:space="preserve">, which the Geodesic Hypothesis posits to be locally linear and which the STP loss confines to a tubular neighborhood of a geodesic on the semantic manifold. The SPLM design , by contrast, operates along the depth axis: it studies the layer-indexed path </w:t>
       </w:r>
+      <m:oMath>
+        <m:sSubSup>
+          <m:sSubSupPr>
+            <m:ctrlPr>
+              <w:rPr>
+                <w:rFonts w:ascii="Cambria Math" w:eastAsiaTheme="minorEastAsia" w:hAnsi="Cambria Math"/>
+                <w:i/>
+              </w:rPr>
+            </m:ctrlPr>
+          </m:sSubSupPr>
+          <m:e>
+            <m:d>
+              <m:dPr>
+                <m:begChr m:val="{"/>
+                <m:endChr m:val="}"/>
+                <m:ctrlPr>
+                  <w:rPr>
+                    <w:rFonts w:ascii="Cambria Math" w:eastAsiaTheme="minorEastAsia" w:hAnsi="Cambria Math"/>
+                    <w:i/>
+                  </w:rPr>
+                </m:ctrlPr>
+              </m:dPr>
+              <m:e>
+                <m:sSubSup>
+                  <m:sSubSupPr>
+                    <m:ctrlPr>
+                      <w:rPr>
+                        <w:rFonts w:ascii="Cambria Math" w:eastAsiaTheme="minorEastAsia" w:hAnsi="Cambria Math"/>
+                        <w:i/>
+                      </w:rPr>
+                    </m:ctrlPr>
+                  </m:sSubSupPr>
+                  <m:e>
+                    <m:r>
+                      <w:rPr>
+                        <w:rFonts w:ascii="Cambria Math" w:eastAsiaTheme="minorEastAsia" w:hAnsi="Cambria Math"/>
+                      </w:rPr>
+                      <m:t>h</m:t>
+                    </m:r>
+                  </m:e>
+                  <m:sub>
+                    <m:r>
+                      <w:rPr>
+                        <w:rFonts w:ascii="Cambria Math" w:eastAsiaTheme="minorEastAsia" w:hAnsi="Cambria Math"/>
+                      </w:rPr>
+                      <m:t>t</m:t>
+                    </m:r>
+                  </m:sub>
+                  <m:sup>
+                    <m:d>
+                      <m:dPr>
+                        <m:ctrlPr>
+                          <w:rPr>
+                            <w:rFonts w:ascii="Cambria Math" w:eastAsiaTheme="minorEastAsia" w:hAnsi="Cambria Math"/>
+                            <w:i/>
+                          </w:rPr>
+                        </m:ctrlPr>
+                      </m:dPr>
+                      <m:e>
+                        <m:r>
+                          <m:rPr>
+                            <m:scr m:val="script"/>
+                          </m:rPr>
+                          <w:rPr>
+                            <w:rFonts w:ascii="Cambria Math" w:hAnsi="Cambria Math"/>
+                          </w:rPr>
+                          <m:t>l</m:t>
+                        </m:r>
+                      </m:e>
+                    </m:d>
+                  </m:sup>
+                </m:sSubSup>
+              </m:e>
+            </m:d>
+          </m:e>
+          <m:sub>
+            <m:r>
+              <m:rPr>
+                <m:scr m:val="script"/>
+              </m:rPr>
+              <w:rPr>
+                <w:rFonts w:ascii="Cambria Math" w:hAnsi="Cambria Math"/>
+              </w:rPr>
+              <m:t>l</m:t>
+            </m:r>
+            <m:r>
+              <w:rPr>
+                <w:rFonts w:ascii="Cambria Math" w:eastAsiaTheme="minorEastAsia" w:hAnsi="Cambria Math"/>
+              </w:rPr>
+              <m:t>=1</m:t>
+            </m:r>
+          </m:sub>
+          <m:sup>
+            <m:r>
+              <w:rPr>
+                <w:rFonts w:ascii="Cambria Math" w:eastAsiaTheme="minorEastAsia" w:hAnsi="Cambria Math"/>
+              </w:rPr>
+              <m:t>L</m:t>
+            </m:r>
+          </m:sup>
+        </m:sSubSup>
+      </m:oMath>
+      <w:r>
+        <w:rPr>
+          <w:rFonts w:eastAsiaTheme="minorEastAsia"/>
+        </w:rPr>
+        <w:t xml:space="preserve"> of a </w:t>
+      </w:r>
+      <w:r>
+        <w:rPr>
+          <w:rFonts w:eastAsiaTheme="minorEastAsia"/>
+          <w:i/>
+          <w:iCs/>
+        </w:rPr>
+        <w:t>fixed</w:t>
+      </w:r>
+      <w:r>
+        <w:rPr>
+          <w:rFonts w:eastAsiaTheme="minorEastAsia"/>
+        </w:rPr>
+        <w:t xml:space="preserve"> token position, treating depth </w:t>
+      </w:r>
+      <m:oMath>
+        <m:r>
+          <m:rPr>
+            <m:scr m:val="script"/>
+          </m:rPr>
+          <w:rPr>
+            <w:rFonts w:ascii="Cambria Math" w:hAnsi="Cambria Math"/>
+          </w:rPr>
+          <m:t>l</m:t>
+        </m:r>
+      </m:oMath>
+      <w:r>
+        <w:rPr>
+          <w:rFonts w:eastAsiaTheme="minorEastAsia"/>
+        </w:rPr>
+        <w:t xml:space="preserve"> as the time-like evolution parameter of a dynamical system whose equation of motion is the discretized Euler-Lagrange equation with </w:t>
+      </w:r>
+      <w:r>
+        <w:rPr>
+          <w:rFonts w:eastAsiaTheme="minorEastAsia"/>
+        </w:rPr>
+        <w:t xml:space="preserve">a restoring force </w:t>
+      </w:r>
+      <m:oMath>
+        <m:r>
+          <w:rPr>
+            <w:rFonts w:ascii="Cambria Math" w:eastAsiaTheme="minorEastAsia" w:hAnsi="Cambria Math"/>
+          </w:rPr>
+          <m:t>-</m:t>
+        </m:r>
+        <m:sSub>
+          <m:sSubPr>
+            <m:ctrlPr>
+              <w:rPr>
+                <w:rFonts w:ascii="Cambria Math" w:eastAsiaTheme="minorEastAsia" w:hAnsi="Cambria Math"/>
+                <w:i/>
+              </w:rPr>
+            </m:ctrlPr>
+          </m:sSubPr>
+          <m:e>
+            <m:r>
+              <m:rPr>
+                <m:sty m:val="p"/>
+              </m:rPr>
+              <w:rPr>
+                <w:rFonts w:ascii="Cambria Math" w:eastAsiaTheme="minorEastAsia" w:hAnsi="Cambria Math"/>
+              </w:rPr>
+              <m:t>∇</m:t>
+            </m:r>
+          </m:e>
+          <m:sub>
+            <m:r>
+              <w:rPr>
+                <w:rFonts w:ascii="Cambria Math" w:eastAsiaTheme="minorEastAsia" w:hAnsi="Cambria Math"/>
+              </w:rPr>
+              <m:t>h</m:t>
+            </m:r>
+          </m:sub>
+        </m:sSub>
+        <m:sSub>
+          <m:sSubPr>
+            <m:ctrlPr>
+              <w:rPr>
+                <w:rFonts w:ascii="Cambria Math" w:eastAsiaTheme="minorEastAsia" w:hAnsi="Cambria Math"/>
+                <w:i/>
+              </w:rPr>
+            </m:ctrlPr>
+          </m:sSubPr>
+          <m:e>
+            <m:r>
+              <w:rPr>
+                <w:rFonts w:ascii="Cambria Math" w:eastAsiaTheme="minorEastAsia" w:hAnsi="Cambria Math"/>
+              </w:rPr>
+              <m:t>V</m:t>
+            </m:r>
+          </m:e>
+          <m:sub>
+            <m:r>
+              <w:rPr>
+                <w:rFonts w:ascii="Cambria Math" w:eastAsiaTheme="minorEastAsia" w:hAnsi="Cambria Math"/>
+              </w:rPr>
+              <m:t>θ</m:t>
+            </m:r>
+          </m:sub>
+        </m:sSub>
+      </m:oMath>
+      <w:r>
+        <w:rPr>
+          <w:rFonts w:eastAsiaTheme="minorEastAsia"/>
+        </w:rPr>
+        <w:t xml:space="preserve"> from a learned scalar potential and layer-space dissipation </w:t>
+      </w:r>
+      <m:oMath>
+        <m:r>
+          <w:rPr>
+            <w:rFonts w:ascii="Cambria Math" w:eastAsiaTheme="minorEastAsia" w:hAnsi="Cambria Math"/>
+          </w:rPr>
+          <m:t>-γv</m:t>
+        </m:r>
+      </m:oMath>
+      <w:r>
+        <w:rPr>
+          <w:rFonts w:eastAsiaTheme="minorEastAsia"/>
+        </w:rPr>
+        <w:t>.</w:t>
+      </w:r>
     </w:p>
     <w:p/>
     <w:p/>
@@ -2649,6 +2877,7 @@
         <w:rPr>
           <w:rFonts w:eastAsiaTheme="minorEastAsia"/>
         </w:rPr>
+        <w:lastRenderedPageBreak/>
         <w:t xml:space="preserve">In the code: </w:t>
       </w:r>
       <w:r>
@@ -2909,14 +3138,7 @@
         <w:rPr>
           <w:rFonts w:eastAsiaTheme="minorEastAsia"/>
         </w:rPr>
-        <w:t xml:space="preserve">different tokens (and, in </w:t>
-      </w:r>
-      <w:r>
-        <w:rPr>
-          <w:rFonts w:eastAsiaTheme="minorEastAsia"/>
-        </w:rPr>
-        <w:lastRenderedPageBreak/>
-        <w:t xml:space="preserve">the re-pooled variants, different layers) see different slices </w:t>
+        <w:t xml:space="preserve">different tokens (and, in the re-pooled variants, different layers) see different slices </w:t>
       </w:r>
       <m:oMath>
         <m:sSub>
@@ -12347,7 +12569,7 @@
 </file>
 
 <file path=customXml/itemProps1.xml><?xml version="1.0" encoding="utf-8"?>
-<ds:datastoreItem xmlns:ds="http://schemas.openxmlformats.org/officeDocument/2006/customXml" ds:itemID="{C27D84E3-9913-BF42-B521-CEDCB1566FF9}">
+<ds:datastoreItem xmlns:ds="http://schemas.openxmlformats.org/officeDocument/2006/customXml" ds:itemID="{E0E36147-292D-014F-BB6E-2A488F0278C4}">
   <ds:schemaRefs>
     <ds:schemaRef ds:uri="http://schemas.openxmlformats.org/officeDocument/2006/bibliography"/>
   </ds:schemaRefs>

--- a/docs/splm/Deep_Dive_in_the_SPLM_model_and_code.docx
+++ b/docs/splm/Deep_Dive_in_the_SPLM_model_and_code.docx
@@ -1131,6 +1131,139 @@
         <w:t xml:space="preserve"> or products of it thereof.</w:t>
       </w:r>
     </w:p>
+    <w:p>
+      <w:pPr>
+        <w:rPr>
+          <w:rFonts w:eastAsiaTheme="minorEastAsia"/>
+        </w:rPr>
+      </w:pPr>
+      <m:oMath>
+        <m:r>
+          <w:rPr>
+            <w:rFonts w:ascii="Cambria Math" w:hAnsi="Cambria Math"/>
+          </w:rPr>
+          <m:t>T</m:t>
+        </m:r>
+      </m:oMath>
+      <w:r>
+        <w:t xml:space="preserve"> – maximum sequence length (context window)</w:t>
+      </w:r>
+      <w:r>
+        <w:t xml:space="preserve">; in code </w:t>
+      </w:r>
+      <w:r>
+        <w:rPr>
+          <w:rFonts w:ascii="Consolas" w:hAnsi="Consolas" w:cs="Consolas"/>
+          <w:sz w:val="17"/>
+          <w:szCs w:val="17"/>
+        </w:rPr>
+        <w:t>cfg.max_len</w:t>
+      </w:r>
+      <w:r>
+        <w:t xml:space="preserve">, example values: 128, 256, 512. Positional embeddings are indexed for the positions </w:t>
+      </w:r>
+      <m:oMath>
+        <m:r>
+          <w:rPr>
+            <w:rFonts w:ascii="Cambria Math" w:hAnsi="Cambria Math"/>
+          </w:rPr>
+          <m:t>0</m:t>
+        </m:r>
+        <m:r>
+          <w:rPr>
+            <w:rFonts w:ascii="Cambria Math" w:hAnsi="Cambria Math"/>
+          </w:rPr>
+          <m:t>,…,T-1</m:t>
+        </m:r>
+      </m:oMath>
+      <w:r>
+        <w:rPr>
+          <w:rFonts w:eastAsiaTheme="minorEastAsia"/>
+        </w:rPr>
+        <w:t>.</w:t>
+      </w:r>
+    </w:p>
+    <w:p>
+      <m:oMath>
+        <m:r>
+          <w:rPr>
+            <w:rFonts w:ascii="Cambria Math" w:eastAsiaTheme="minorEastAsia" w:hAnsi="Cambria Math"/>
+          </w:rPr>
+          <m:t>L</m:t>
+        </m:r>
+      </m:oMath>
+      <w:r>
+        <w:rPr>
+          <w:rFonts w:eastAsiaTheme="minorEastAsia"/>
+        </w:rPr>
+        <w:t xml:space="preserve"> – number of integration steps (shared-weight depth). Each step applies the same </w:t>
+      </w:r>
+      <m:oMath>
+        <m:sSub>
+          <m:sSubPr>
+            <m:ctrlPr>
+              <w:rPr>
+                <w:rFonts w:ascii="Cambria Math" w:eastAsiaTheme="minorEastAsia" w:hAnsi="Cambria Math"/>
+                <w:i/>
+              </w:rPr>
+            </m:ctrlPr>
+          </m:sSubPr>
+          <m:e>
+            <m:r>
+              <w:rPr>
+                <w:rFonts w:ascii="Cambria Math" w:eastAsiaTheme="minorEastAsia" w:hAnsi="Cambria Math"/>
+              </w:rPr>
+              <m:t>V</m:t>
+            </m:r>
+          </m:e>
+          <m:sub>
+            <m:r>
+              <w:rPr>
+                <w:rFonts w:ascii="Cambria Math" w:eastAsiaTheme="minorEastAsia" w:hAnsi="Cambria Math"/>
+              </w:rPr>
+              <m:t>θ</m:t>
+            </m:r>
+          </m:sub>
+        </m:sSub>
+        <m:r>
+          <m:rPr>
+            <m:scr m:val="fraktur"/>
+          </m:rPr>
+          <w:rPr>
+            <w:rFonts w:ascii="Cambria Math" w:eastAsiaTheme="minorEastAsia" w:hAnsi="Cambria Math"/>
+          </w:rPr>
+          <m:t xml:space="preserve">, m, </m:t>
+        </m:r>
+        <m:r>
+          <w:rPr>
+            <w:rFonts w:ascii="Cambria Math" w:eastAsiaTheme="minorEastAsia" w:hAnsi="Cambria Math"/>
+          </w:rPr>
+          <m:t>γ</m:t>
+        </m:r>
+      </m:oMath>
+      <w:r>
+        <w:rPr>
+          <w:rFonts w:eastAsiaTheme="minorEastAsia"/>
+        </w:rPr>
+        <w:t xml:space="preserve">; in code </w:t>
+      </w:r>
+      <w:r>
+        <w:rPr>
+          <w:rFonts w:ascii="Consolas" w:eastAsiaTheme="minorEastAsia" w:hAnsi="Consolas" w:cs="Consolas"/>
+          <w:sz w:val="17"/>
+          <w:szCs w:val="17"/>
+        </w:rPr>
+        <w:t>cfg.L</w:t>
+      </w:r>
+      <w:r>
+        <w:rPr>
+          <w:rFonts w:eastAsiaTheme="minorEastAsia"/>
+        </w:rPr>
+        <w:t>.</w:t>
+      </w:r>
+    </w:p>
+    <w:p/>
+    <w:p/>
     <w:p/>
     <w:p/>
     <w:p>
@@ -1803,7 +1936,14 @@
         <w:rPr>
           <w:rFonts w:eastAsiaTheme="minorEastAsia"/>
         </w:rPr>
-        <w:t xml:space="preserve">, which the Geodesic Hypothesis posits to be locally linear and which the STP loss confines to a tubular neighborhood of a geodesic on the semantic manifold. The SPLM design , by contrast, operates along the depth axis: it studies the layer-indexed path </w:t>
+        <w:t xml:space="preserve">, which the Geodesic Hypothesis posits to be locally linear and which the STP loss confines to a tubular neighborhood of a geodesic on the semantic </w:t>
+      </w:r>
+      <w:r>
+        <w:rPr>
+          <w:rFonts w:eastAsiaTheme="minorEastAsia"/>
+        </w:rPr>
+        <w:lastRenderedPageBreak/>
+        <w:t xml:space="preserve">manifold. The SPLM design , by contrast, operates along the depth axis: it studies the layer-indexed path </w:t>
       </w:r>
       <m:oMath>
         <m:sSubSup>
@@ -2033,6 +2173,140 @@
         </w:rPr>
         <w:t>.</w:t>
       </w:r>
+      <w:r>
+        <w:rPr>
+          <w:rFonts w:eastAsiaTheme="minorEastAsia"/>
+        </w:rPr>
+        <w:t xml:space="preserve"> The two notions are therefore orthogonal projections of the same residual-stream tensor – STP constrains the inter-token geometry at the boundary layer </w:t>
+      </w:r>
+      <m:oMath>
+        <m:r>
+          <m:rPr>
+            <m:scr m:val="script"/>
+          </m:rPr>
+          <w:rPr>
+            <w:rFonts w:ascii="Cambria Math" w:hAnsi="Cambria Math"/>
+          </w:rPr>
+          <m:t>l</m:t>
+        </m:r>
+        <m:r>
+          <w:rPr>
+            <w:rFonts w:ascii="Cambria Math" w:hAnsi="Cambria Math"/>
+          </w:rPr>
+          <m:t>=L</m:t>
+        </m:r>
+      </m:oMath>
+      <w:r>
+        <w:rPr>
+          <w:rFonts w:eastAsiaTheme="minorEastAsia"/>
+        </w:rPr>
+        <w:t xml:space="preserve">, whereas SPLM specifies the intra-token, depth-resolved dynamics for every </w:t>
+      </w:r>
+      <m:oMath>
+        <m:r>
+          <m:rPr>
+            <m:scr m:val="script"/>
+          </m:rPr>
+          <w:rPr>
+            <w:rFonts w:ascii="Cambria Math" w:hAnsi="Cambria Math"/>
+          </w:rPr>
+          <m:t>l</m:t>
+        </m:r>
+      </m:oMath>
+      <w:r>
+        <w:rPr>
+          <w:rFonts w:eastAsiaTheme="minorEastAsia"/>
+        </w:rPr>
+        <w:t xml:space="preserve"> - and the term “hidden state” should be read as referring to the common vector </w:t>
+      </w:r>
+      <m:oMath>
+        <m:sSubSup>
+          <m:sSubSupPr>
+            <m:ctrlPr>
+              <w:rPr>
+                <w:rFonts w:ascii="Cambria Math" w:eastAsiaTheme="minorEastAsia" w:hAnsi="Cambria Math"/>
+                <w:i/>
+              </w:rPr>
+            </m:ctrlPr>
+          </m:sSubSupPr>
+          <m:e>
+            <m:r>
+              <w:rPr>
+                <w:rFonts w:ascii="Cambria Math" w:eastAsiaTheme="minorEastAsia" w:hAnsi="Cambria Math"/>
+              </w:rPr>
+              <m:t>h</m:t>
+            </m:r>
+          </m:e>
+          <m:sub>
+            <m:r>
+              <w:rPr>
+                <w:rFonts w:ascii="Cambria Math" w:eastAsiaTheme="minorEastAsia" w:hAnsi="Cambria Math"/>
+              </w:rPr>
+              <m:t>t</m:t>
+            </m:r>
+          </m:sub>
+          <m:sup>
+            <m:d>
+              <m:dPr>
+                <m:ctrlPr>
+                  <w:rPr>
+                    <w:rFonts w:ascii="Cambria Math" w:eastAsiaTheme="minorEastAsia" w:hAnsi="Cambria Math"/>
+                    <w:i/>
+                  </w:rPr>
+                </m:ctrlPr>
+              </m:dPr>
+              <m:e>
+                <m:r>
+                  <m:rPr>
+                    <m:scr m:val="script"/>
+                  </m:rPr>
+                  <w:rPr>
+                    <w:rFonts w:ascii="Cambria Math" w:hAnsi="Cambria Math"/>
+                  </w:rPr>
+                  <m:t>l</m:t>
+                </m:r>
+              </m:e>
+            </m:d>
+          </m:sup>
+        </m:sSubSup>
+      </m:oMath>
+      <w:r>
+        <w:rPr>
+          <w:rFonts w:eastAsiaTheme="minorEastAsia"/>
+        </w:rPr>
+        <w:t>, disambiguated only by the trajectory index (</w:t>
+      </w:r>
+      <m:oMath>
+        <m:r>
+          <w:rPr>
+            <w:rFonts w:ascii="Cambria Math" w:eastAsiaTheme="minorEastAsia" w:hAnsi="Cambria Math"/>
+          </w:rPr>
+          <m:t>t</m:t>
+        </m:r>
+      </m:oMath>
+      <w:r>
+        <w:rPr>
+          <w:rFonts w:eastAsiaTheme="minorEastAsia"/>
+        </w:rPr>
+        <w:t xml:space="preserve"> for STP, </w:t>
+      </w:r>
+      <m:oMath>
+        <m:r>
+          <m:rPr>
+            <m:scr m:val="script"/>
+          </m:rPr>
+          <w:rPr>
+            <w:rFonts w:ascii="Cambria Math" w:eastAsiaTheme="minorEastAsia" w:hAnsi="Cambria Math"/>
+          </w:rPr>
+          <m:t>l</m:t>
+        </m:r>
+      </m:oMath>
+      <w:r>
+        <w:rPr>
+          <w:rFonts w:eastAsiaTheme="minorEastAsia"/>
+        </w:rPr>
+        <w:t xml:space="preserve"> for SPLM) under discussion.</w:t>
+      </w:r>
     </w:p>
     <w:p/>
     <w:p/>
@@ -2418,6 +2692,7 @@
         </w:rPr>
       </w:pPr>
       <w:r>
+        <w:lastRenderedPageBreak/>
         <w:t xml:space="preserve">The final 1-unit output makes </w:t>
       </w:r>
       <m:oMath>
@@ -2877,7 +3152,6 @@
         <w:rPr>
           <w:rFonts w:eastAsiaTheme="minorEastAsia"/>
         </w:rPr>
-        <w:lastRenderedPageBreak/>
         <w:t xml:space="preserve">In the code: </w:t>
       </w:r>
       <w:r>
@@ -4967,7 +5241,6 @@
         <w:pStyle w:val="Heading1"/>
       </w:pPr>
       <w:r>
-        <w:lastRenderedPageBreak/>
         <w:br/>
       </w:r>
       <w:bookmarkStart w:id="3" w:name="_Toc230615205"/>
@@ -5564,6 +5837,7 @@
           <w:sz w:val="17"/>
           <w:szCs w:val="17"/>
         </w:rPr>
+        <w:lastRenderedPageBreak/>
         <w:t xml:space="preserve">        v = V[m].</w:t>
       </w:r>
       <w:r>
@@ -5795,1591 +6069,1676 @@
       </w:pPr>
       <w:bookmarkStart w:id="7" w:name="_Toc230615209"/>
       <w:r>
+        <w:t xml:space="preserve">Function </w:t>
+      </w:r>
+      <w:r>
+        <w:rPr>
+          <w:rFonts w:ascii="Consolas" w:hAnsi="Consolas" w:cs="Consolas"/>
+        </w:rPr>
+        <w:t>extract_oracle_tuples</w:t>
+      </w:r>
+      <w:bookmarkEnd w:id="7"/>
+    </w:p>
+    <w:p/>
+    <w:p>
+      <w:pPr>
+        <w:rPr>
+          <w:rFonts w:ascii="Consolas" w:hAnsi="Consolas" w:cs="Consolas"/>
+          <w:sz w:val="17"/>
+          <w:szCs w:val="17"/>
+        </w:rPr>
+      </w:pPr>
+      <w:r>
+        <w:rPr>
+          <w:rFonts w:ascii="Consolas" w:hAnsi="Consolas" w:cs="Consolas"/>
+          <w:sz w:val="17"/>
+          <w:szCs w:val="17"/>
+        </w:rPr>
+        <w:t>def extract_oracle_tuples(model, sentence: str, device: str) \</w:t>
+      </w:r>
+    </w:p>
+    <w:p>
+      <w:pPr>
+        <w:rPr>
+          <w:rFonts w:ascii="Consolas" w:hAnsi="Consolas" w:cs="Consolas"/>
+          <w:sz w:val="17"/>
+          <w:szCs w:val="17"/>
+        </w:rPr>
+      </w:pPr>
+      <w:r>
+        <w:rPr>
+          <w:rFonts w:ascii="Consolas" w:hAnsi="Consolas" w:cs="Consolas"/>
+          <w:sz w:val="17"/>
+          <w:szCs w:val="17"/>
+        </w:rPr>
+        <w:t xml:space="preserve">        -&gt; Tuple[np.ndarray, np.ndarray, np.ndarray]:</w:t>
+      </w:r>
+    </w:p>
+    <w:p>
+      <w:pPr>
+        <w:rPr>
+          <w:rFonts w:ascii="Consolas" w:hAnsi="Consolas" w:cs="Consolas"/>
+          <w:color w:val="3A7C22" w:themeColor="accent6" w:themeShade="BF"/>
+          <w:sz w:val="17"/>
+          <w:szCs w:val="17"/>
+        </w:rPr>
+      </w:pPr>
+      <w:r>
+        <w:rPr>
+          <w:rFonts w:ascii="Consolas" w:hAnsi="Consolas" w:cs="Consolas"/>
+          <w:sz w:val="17"/>
+          <w:szCs w:val="17"/>
+        </w:rPr>
+        <w:t xml:space="preserve">    </w:t>
+      </w:r>
+      <w:r>
+        <w:rPr>
+          <w:rFonts w:ascii="Consolas" w:hAnsi="Consolas" w:cs="Consolas"/>
+          <w:color w:val="3A7C22" w:themeColor="accent6" w:themeShade="BF"/>
+          <w:sz w:val="17"/>
+          <w:szCs w:val="17"/>
+        </w:rPr>
+        <w:t>"""For a single sentence, re-run SPLM and return</w:t>
+      </w:r>
+    </w:p>
+    <w:p>
+      <w:pPr>
+        <w:rPr>
+          <w:rFonts w:ascii="Consolas" w:hAnsi="Consolas" w:cs="Consolas"/>
+          <w:color w:val="3A7C22" w:themeColor="accent6" w:themeShade="BF"/>
+          <w:sz w:val="17"/>
+          <w:szCs w:val="17"/>
+        </w:rPr>
+      </w:pPr>
+      <w:r>
+        <w:rPr>
+          <w:rFonts w:ascii="Consolas" w:hAnsi="Consolas" w:cs="Consolas"/>
+          <w:color w:val="3A7C22" w:themeColor="accent6" w:themeShade="BF"/>
+          <w:sz w:val="17"/>
+          <w:szCs w:val="17"/>
+        </w:rPr>
+        <w:t xml:space="preserve">       H   : (L+1, T, d)  raw hidden states  h_l</w:t>
+      </w:r>
+    </w:p>
+    <w:p>
+      <w:pPr>
+        <w:rPr>
+          <w:rFonts w:ascii="Consolas" w:hAnsi="Consolas" w:cs="Consolas"/>
+          <w:color w:val="3A7C22" w:themeColor="accent6" w:themeShade="BF"/>
+          <w:sz w:val="17"/>
+          <w:szCs w:val="17"/>
+        </w:rPr>
+      </w:pPr>
+      <w:r>
+        <w:rPr>
+          <w:rFonts w:ascii="Consolas" w:hAnsi="Consolas" w:cs="Consolas"/>
+          <w:color w:val="3A7C22" w:themeColor="accent6" w:themeShade="BF"/>
+          <w:sz w:val="17"/>
+          <w:szCs w:val="17"/>
+        </w:rPr>
+        <w:t xml:space="preserve">       GV  : (L,   T, d)  grad_h V_theta(xi, h_l)  for l = 0..L-1</w:t>
+      </w:r>
+    </w:p>
+    <w:p>
+      <w:pPr>
+        <w:rPr>
+          <w:rFonts w:ascii="Consolas" w:hAnsi="Consolas" w:cs="Consolas"/>
+          <w:color w:val="3A7C22" w:themeColor="accent6" w:themeShade="BF"/>
+          <w:sz w:val="17"/>
+          <w:szCs w:val="17"/>
+        </w:rPr>
+      </w:pPr>
+      <w:r>
+        <w:rPr>
+          <w:rFonts w:ascii="Consolas" w:hAnsi="Consolas" w:cs="Consolas"/>
+          <w:color w:val="3A7C22" w:themeColor="accent6" w:themeShade="BF"/>
+          <w:sz w:val="17"/>
+          <w:szCs w:val="17"/>
+        </w:rPr>
+        <w:t xml:space="preserve">       XI  : (T, d)  the constant context vector</w:t>
+      </w:r>
+    </w:p>
+    <w:p>
+      <w:pPr>
+        <w:rPr>
+          <w:rFonts w:ascii="Consolas" w:hAnsi="Consolas" w:cs="Consolas"/>
+          <w:color w:val="3A7C22" w:themeColor="accent6" w:themeShade="BF"/>
+          <w:sz w:val="17"/>
+          <w:szCs w:val="17"/>
+        </w:rPr>
+      </w:pPr>
+    </w:p>
+    <w:p>
+      <w:pPr>
+        <w:rPr>
+          <w:rFonts w:ascii="Consolas" w:hAnsi="Consolas" w:cs="Consolas"/>
+          <w:color w:val="3A7C22" w:themeColor="accent6" w:themeShade="BF"/>
+          <w:sz w:val="17"/>
+          <w:szCs w:val="17"/>
+        </w:rPr>
+      </w:pPr>
+      <w:r>
+        <w:rPr>
+          <w:rFonts w:ascii="Consolas" w:hAnsi="Consolas" w:cs="Consolas"/>
+          <w:color w:val="3A7C22" w:themeColor="accent6" w:themeShade="BF"/>
+          <w:sz w:val="17"/>
+          <w:szCs w:val="17"/>
+        </w:rPr>
+        <w:t xml:space="preserve">    The dynamics equation is</w:t>
+      </w:r>
+    </w:p>
+    <w:p>
+      <w:pPr>
+        <w:rPr>
+          <w:rFonts w:ascii="Consolas" w:hAnsi="Consolas" w:cs="Consolas"/>
+          <w:color w:val="3A7C22" w:themeColor="accent6" w:themeShade="BF"/>
+          <w:sz w:val="17"/>
+          <w:szCs w:val="17"/>
+        </w:rPr>
+      </w:pPr>
+    </w:p>
+    <w:p>
+      <w:pPr>
+        <w:rPr>
+          <w:rFonts w:ascii="Consolas" w:hAnsi="Consolas" w:cs="Consolas"/>
+          <w:color w:val="3A7C22" w:themeColor="accent6" w:themeShade="BF"/>
+          <w:sz w:val="17"/>
+          <w:szCs w:val="17"/>
+        </w:rPr>
+      </w:pPr>
+      <w:r>
+        <w:rPr>
+          <w:rFonts w:ascii="Consolas" w:hAnsi="Consolas" w:cs="Consolas"/>
+          <w:color w:val="3A7C22" w:themeColor="accent6" w:themeShade="BF"/>
+          <w:sz w:val="17"/>
+          <w:szCs w:val="17"/>
+        </w:rPr>
+        <w:t xml:space="preserve">       h_{l+1} = h_l + dt * v_{l+1}</w:t>
+      </w:r>
+    </w:p>
+    <w:p>
+      <w:pPr>
+        <w:rPr>
+          <w:rFonts w:ascii="Consolas" w:hAnsi="Consolas" w:cs="Consolas"/>
+          <w:color w:val="3A7C22" w:themeColor="accent6" w:themeShade="BF"/>
+          <w:sz w:val="17"/>
+          <w:szCs w:val="17"/>
+        </w:rPr>
+      </w:pPr>
+      <w:r>
+        <w:rPr>
+          <w:rFonts w:ascii="Consolas" w:hAnsi="Consolas" w:cs="Consolas"/>
+          <w:color w:val="3A7C22" w:themeColor="accent6" w:themeShade="BF"/>
+          <w:sz w:val="17"/>
+          <w:szCs w:val="17"/>
+        </w:rPr>
+        <w:t xml:space="preserve">       v_{l+1} = (v_l + dt*f_l/m) / (1 + dt*gamma),  f_l = -grad_h V_theta(xi, h_l)</w:t>
+      </w:r>
+    </w:p>
+    <w:p>
+      <w:pPr>
+        <w:rPr>
+          <w:rFonts w:ascii="Consolas" w:hAnsi="Consolas" w:cs="Consolas"/>
+          <w:color w:val="3A7C22" w:themeColor="accent6" w:themeShade="BF"/>
+          <w:sz w:val="17"/>
+          <w:szCs w:val="17"/>
+        </w:rPr>
+      </w:pPr>
+    </w:p>
+    <w:p>
+      <w:pPr>
+        <w:rPr>
+          <w:rFonts w:ascii="Consolas" w:hAnsi="Consolas" w:cs="Consolas"/>
+          <w:color w:val="3A7C22" w:themeColor="accent6" w:themeShade="BF"/>
+          <w:sz w:val="17"/>
+          <w:szCs w:val="17"/>
+        </w:rPr>
+      </w:pPr>
+      <w:r>
+        <w:rPr>
+          <w:rFonts w:ascii="Consolas" w:hAnsi="Consolas" w:cs="Consolas"/>
+          <w:color w:val="3A7C22" w:themeColor="accent6" w:themeShade="BF"/>
+          <w:sz w:val="17"/>
+          <w:szCs w:val="17"/>
+        </w:rPr>
+        <w:t xml:space="preserve">    so Delta h_l := h_{l+1} - h_l depends on (v_l, grad_V at h_l).</w:t>
+      </w:r>
+    </w:p>
+    <w:p>
+      <w:pPr>
+        <w:rPr>
+          <w:rFonts w:ascii="Consolas" w:hAnsi="Consolas" w:cs="Consolas"/>
+          <w:color w:val="3A7C22" w:themeColor="accent6" w:themeShade="BF"/>
+          <w:sz w:val="17"/>
+          <w:szCs w:val="17"/>
+        </w:rPr>
+      </w:pPr>
+    </w:p>
+    <w:p>
+      <w:pPr>
+        <w:rPr>
+          <w:rFonts w:ascii="Consolas" w:hAnsi="Consolas" w:cs="Consolas"/>
+          <w:color w:val="3A7C22" w:themeColor="accent6" w:themeShade="BF"/>
+          <w:sz w:val="17"/>
+          <w:szCs w:val="17"/>
+        </w:rPr>
+      </w:pPr>
+      <w:r>
+        <w:rPr>
+          <w:rFonts w:ascii="Consolas" w:hAnsi="Consolas" w:cs="Consolas"/>
+          <w:color w:val="3A7C22" w:themeColor="accent6" w:themeShade="BF"/>
+          <w:sz w:val="17"/>
+          <w:szCs w:val="17"/>
+        </w:rPr>
+        <w:t xml:space="preserve">    Handles both the base ScalarPotentialLM (fixed xi from _embed_and_pool)</w:t>
+      </w:r>
+    </w:p>
+    <w:p>
+      <w:pPr>
+        <w:rPr>
+          <w:rFonts w:ascii="Consolas" w:hAnsi="Consolas" w:cs="Consolas"/>
+          <w:color w:val="3A7C22" w:themeColor="accent6" w:themeShade="BF"/>
+          <w:sz w:val="17"/>
+          <w:szCs w:val="17"/>
+        </w:rPr>
+      </w:pPr>
+      <w:r>
+        <w:rPr>
+          <w:rFonts w:ascii="Consolas" w:hAnsi="Consolas" w:cs="Consolas"/>
+          <w:color w:val="3A7C22" w:themeColor="accent6" w:themeShade="BF"/>
+          <w:sz w:val="17"/>
+          <w:szCs w:val="17"/>
+        </w:rPr>
+        <w:t xml:space="preserve">    and ScalarPotentialLMSARFMass[LN] variants (per-step xi via</w:t>
+      </w:r>
+    </w:p>
+    <w:p>
+      <w:pPr>
+        <w:rPr>
+          <w:rFonts w:ascii="Consolas" w:hAnsi="Consolas" w:cs="Consolas"/>
+          <w:color w:val="3A7C22" w:themeColor="accent6" w:themeShade="BF"/>
+          <w:sz w:val="17"/>
+          <w:szCs w:val="17"/>
+        </w:rPr>
+      </w:pPr>
+      <w:r>
+        <w:rPr>
+          <w:rFonts w:ascii="Consolas" w:hAnsi="Consolas" w:cs="Consolas"/>
+          <w:color w:val="3A7C22" w:themeColor="accent6" w:themeShade="BF"/>
+          <w:sz w:val="17"/>
+          <w:szCs w:val="17"/>
+        </w:rPr>
+        <w:t xml:space="preserve">    causal_cumulative_mean, per-token mass, optional LN projection).</w:t>
+      </w:r>
+    </w:p>
+    <w:p>
+      <w:pPr>
+        <w:rPr>
+          <w:rFonts w:ascii="Consolas" w:hAnsi="Consolas" w:cs="Consolas"/>
+          <w:sz w:val="17"/>
+          <w:szCs w:val="17"/>
+        </w:rPr>
+      </w:pPr>
+      <w:r>
+        <w:rPr>
+          <w:rFonts w:ascii="Consolas" w:hAnsi="Consolas" w:cs="Consolas"/>
+          <w:color w:val="3A7C22" w:themeColor="accent6" w:themeShade="BF"/>
+          <w:sz w:val="17"/>
+          <w:szCs w:val="17"/>
+        </w:rPr>
+        <w:t xml:space="preserve">    """</w:t>
+      </w:r>
+    </w:p>
+    <w:p>
+      <w:pPr>
+        <w:rPr>
+          <w:rFonts w:ascii="Consolas" w:hAnsi="Consolas" w:cs="Consolas"/>
+          <w:sz w:val="17"/>
+          <w:szCs w:val="17"/>
+        </w:rPr>
+      </w:pPr>
+      <w:r>
+        <w:rPr>
+          <w:rFonts w:ascii="Consolas" w:hAnsi="Consolas" w:cs="Consolas"/>
+          <w:sz w:val="17"/>
+          <w:szCs w:val="17"/>
+        </w:rPr>
+        <w:t xml:space="preserve">    from model_sarf_mass import ScalarPotentialLMSARFMass, causal_cumulative_mean</w:t>
+      </w:r>
+    </w:p>
+    <w:p>
+      <w:pPr>
+        <w:rPr>
+          <w:rFonts w:ascii="Consolas" w:hAnsi="Consolas" w:cs="Consolas"/>
+          <w:sz w:val="17"/>
+          <w:szCs w:val="17"/>
+        </w:rPr>
+      </w:pPr>
+    </w:p>
+    <w:p>
+      <w:pPr>
+        <w:rPr>
+          <w:rFonts w:ascii="Consolas" w:hAnsi="Consolas" w:cs="Consolas"/>
+          <w:sz w:val="17"/>
+          <w:szCs w:val="17"/>
+        </w:rPr>
+      </w:pPr>
+      <w:r>
+        <w:rPr>
+          <w:rFonts w:ascii="Consolas" w:hAnsi="Consolas" w:cs="Consolas"/>
+          <w:sz w:val="17"/>
+          <w:szCs w:val="17"/>
+        </w:rPr>
+        <w:t xml:space="preserve">    max_len = model.cfg.max_len</w:t>
+      </w:r>
+    </w:p>
+    <w:p>
+      <w:pPr>
+        <w:rPr>
+          <w:rFonts w:ascii="Consolas" w:hAnsi="Consolas" w:cs="Consolas"/>
+          <w:sz w:val="17"/>
+          <w:szCs w:val="17"/>
+        </w:rPr>
+      </w:pPr>
+      <w:r>
+        <w:rPr>
+          <w:rFonts w:ascii="Consolas" w:hAnsi="Consolas" w:cs="Consolas"/>
+          <w:sz w:val="17"/>
+          <w:szCs w:val="17"/>
+        </w:rPr>
+        <w:t xml:space="preserve">    ids = tokenize(sentence, max_len)</w:t>
+      </w:r>
+    </w:p>
+    <w:p>
+      <w:pPr>
+        <w:rPr>
+          <w:rFonts w:ascii="Consolas" w:hAnsi="Consolas" w:cs="Consolas"/>
+          <w:sz w:val="17"/>
+          <w:szCs w:val="17"/>
+        </w:rPr>
+      </w:pPr>
+      <w:r>
+        <w:rPr>
+          <w:rFonts w:ascii="Consolas" w:hAnsi="Consolas" w:cs="Consolas"/>
+          <w:sz w:val="17"/>
+          <w:szCs w:val="17"/>
+        </w:rPr>
+        <w:t xml:space="preserve">    x = torch.from_numpy(ids).unsqueeze(0).to(device)</w:t>
+      </w:r>
+    </w:p>
+    <w:p>
+      <w:pPr>
+        <w:rPr>
+          <w:rFonts w:ascii="Consolas" w:hAnsi="Consolas" w:cs="Consolas"/>
+          <w:sz w:val="17"/>
+          <w:szCs w:val="17"/>
+        </w:rPr>
+      </w:pPr>
+      <w:r>
+        <w:rPr>
+          <w:rFonts w:ascii="Consolas" w:hAnsi="Consolas" w:cs="Consolas"/>
+          <w:sz w:val="17"/>
+          <w:szCs w:val="17"/>
+        </w:rPr>
+        <w:t xml:space="preserve">    cfg = model.cfg</w:t>
+      </w:r>
+    </w:p>
+    <w:p>
+      <w:pPr>
+        <w:rPr>
+          <w:rFonts w:ascii="Consolas" w:hAnsi="Consolas" w:cs="Consolas"/>
+          <w:sz w:val="17"/>
+          <w:szCs w:val="17"/>
+        </w:rPr>
+      </w:pPr>
+      <w:r>
+        <w:rPr>
+          <w:rFonts w:ascii="Consolas" w:hAnsi="Consolas" w:cs="Consolas"/>
+          <w:sz w:val="17"/>
+          <w:szCs w:val="17"/>
+        </w:rPr>
+        <w:t xml:space="preserve">    is_sarf = isinstance(model, ScalarPotentialLMSARFMass)</w:t>
+      </w:r>
+    </w:p>
+    <w:p>
+      <w:pPr>
+        <w:rPr>
+          <w:rFonts w:ascii="Consolas" w:hAnsi="Consolas" w:cs="Consolas"/>
+          <w:sz w:val="17"/>
+          <w:szCs w:val="17"/>
+        </w:rPr>
+      </w:pPr>
+      <w:r>
+        <w:rPr>
+          <w:rFonts w:ascii="Consolas" w:hAnsi="Consolas" w:cs="Consolas"/>
+          <w:sz w:val="17"/>
+          <w:szCs w:val="17"/>
+        </w:rPr>
+        <w:t xml:space="preserve">    has_ln = hasattr(model, '_project') and getattr(cfg, 'ln_after_step', False)</w:t>
+      </w:r>
+    </w:p>
+    <w:p>
+      <w:pPr>
+        <w:rPr>
+          <w:rFonts w:ascii="Consolas" w:hAnsi="Consolas" w:cs="Consolas"/>
+          <w:sz w:val="17"/>
+          <w:szCs w:val="17"/>
+        </w:rPr>
+      </w:pPr>
+    </w:p>
+    <w:p>
+      <w:pPr>
+        <w:rPr>
+          <w:rFonts w:ascii="Consolas" w:hAnsi="Consolas" w:cs="Consolas"/>
+          <w:sz w:val="17"/>
+          <w:szCs w:val="17"/>
+        </w:rPr>
+      </w:pPr>
+      <w:r>
+        <w:rPr>
+          <w:rFonts w:ascii="Consolas" w:hAnsi="Consolas" w:cs="Consolas"/>
+          <w:sz w:val="17"/>
+          <w:szCs w:val="17"/>
+        </w:rPr>
+        <w:t xml:space="preserve">    with torch.enable_grad():</w:t>
+      </w:r>
+    </w:p>
+    <w:p>
+      <w:pPr>
+        <w:rPr>
+          <w:rFonts w:ascii="Consolas" w:hAnsi="Consolas" w:cs="Consolas"/>
+          <w:sz w:val="17"/>
+          <w:szCs w:val="17"/>
+        </w:rPr>
+      </w:pPr>
+      <w:r>
+        <w:rPr>
+          <w:rFonts w:ascii="Consolas" w:hAnsi="Consolas" w:cs="Consolas"/>
+          <w:sz w:val="17"/>
+          <w:szCs w:val="17"/>
+        </w:rPr>
+        <w:t xml:space="preserve">        if is_sarf:</w:t>
+      </w:r>
+    </w:p>
+    <w:p>
+      <w:pPr>
+        <w:rPr>
+          <w:rFonts w:ascii="Consolas" w:hAnsi="Consolas" w:cs="Consolas"/>
+          <w:sz w:val="17"/>
+          <w:szCs w:val="17"/>
+        </w:rPr>
+      </w:pPr>
+      <w:r>
+        <w:rPr>
+          <w:rFonts w:ascii="Consolas" w:hAnsi="Consolas" w:cs="Consolas"/>
+          <w:sz w:val="17"/>
+          <w:szCs w:val="17"/>
+        </w:rPr>
+        <w:t xml:space="preserve">            emb = model._embed(x)</w:t>
+      </w:r>
+    </w:p>
+    <w:p>
+      <w:pPr>
+        <w:rPr>
+          <w:rFonts w:ascii="Consolas" w:hAnsi="Consolas" w:cs="Consolas"/>
+          <w:sz w:val="17"/>
+          <w:szCs w:val="17"/>
+        </w:rPr>
+      </w:pPr>
+      <w:r>
+        <w:rPr>
+          <w:rFonts w:ascii="Consolas" w:hAnsi="Consolas" w:cs="Consolas"/>
+          <w:sz w:val="17"/>
+          <w:szCs w:val="17"/>
+        </w:rPr>
+        <w:t xml:space="preserve">            m_b = model.compute_mass(x, emb)</w:t>
+      </w:r>
+    </w:p>
+    <w:p>
+      <w:pPr>
+        <w:rPr>
+          <w:rFonts w:ascii="Consolas" w:hAnsi="Consolas" w:cs="Consolas"/>
+          <w:sz w:val="17"/>
+          <w:szCs w:val="17"/>
+        </w:rPr>
+      </w:pPr>
+      <w:r>
+        <w:rPr>
+          <w:rFonts w:ascii="Consolas" w:hAnsi="Consolas" w:cs="Consolas"/>
+          <w:sz w:val="17"/>
+          <w:szCs w:val="17"/>
+        </w:rPr>
+        <w:t xml:space="preserve">            gamma = model.gamma</w:t>
+      </w:r>
+    </w:p>
+    <w:p>
+      <w:pPr>
+        <w:rPr>
+          <w:rFonts w:ascii="Consolas" w:hAnsi="Consolas" w:cs="Consolas"/>
+          <w:sz w:val="17"/>
+          <w:szCs w:val="17"/>
+        </w:rPr>
+      </w:pPr>
+      <w:r>
+        <w:rPr>
+          <w:rFonts w:ascii="Consolas" w:hAnsi="Consolas" w:cs="Consolas"/>
+          <w:sz w:val="17"/>
+          <w:szCs w:val="17"/>
+        </w:rPr>
+        <w:t xml:space="preserve">            h = model._project(emb) if has_ln else emb</w:t>
+      </w:r>
+    </w:p>
+    <w:p>
+      <w:pPr>
+        <w:rPr>
+          <w:rFonts w:ascii="Consolas" w:hAnsi="Consolas" w:cs="Consolas"/>
+          <w:sz w:val="17"/>
+          <w:szCs w:val="17"/>
+        </w:rPr>
+      </w:pPr>
+      <w:r>
+        <w:rPr>
+          <w:rFonts w:ascii="Consolas" w:hAnsi="Consolas" w:cs="Consolas"/>
+          <w:sz w:val="17"/>
+          <w:szCs w:val="17"/>
+        </w:rPr>
+        <w:t xml:space="preserve">        else:</w:t>
+      </w:r>
+    </w:p>
+    <w:p>
+      <w:pPr>
+        <w:rPr>
+          <w:rFonts w:ascii="Consolas" w:hAnsi="Consolas" w:cs="Consolas"/>
+          <w:sz w:val="17"/>
+          <w:szCs w:val="17"/>
+        </w:rPr>
+      </w:pPr>
+      <w:r>
+        <w:rPr>
+          <w:rFonts w:ascii="Consolas" w:hAnsi="Consolas" w:cs="Consolas"/>
+          <w:sz w:val="17"/>
+          <w:szCs w:val="17"/>
+        </w:rPr>
+        <w:t xml:space="preserve">            emb, xi_fixed = model._embed_and_pool(x)</w:t>
+      </w:r>
+    </w:p>
+    <w:p>
+      <w:pPr>
+        <w:rPr>
+          <w:rFonts w:ascii="Consolas" w:hAnsi="Consolas" w:cs="Consolas"/>
+          <w:sz w:val="17"/>
+          <w:szCs w:val="17"/>
+        </w:rPr>
+      </w:pPr>
+      <w:r>
+        <w:rPr>
+          <w:rFonts w:ascii="Consolas" w:hAnsi="Consolas" w:cs="Consolas"/>
+          <w:sz w:val="17"/>
+          <w:szCs w:val="17"/>
+        </w:rPr>
+        <w:t xml:space="preserve">            m_b = model.m</w:t>
+      </w:r>
+    </w:p>
+    <w:p>
+      <w:pPr>
+        <w:rPr>
+          <w:rFonts w:ascii="Consolas" w:hAnsi="Consolas" w:cs="Consolas"/>
+          <w:sz w:val="17"/>
+          <w:szCs w:val="17"/>
+        </w:rPr>
+      </w:pPr>
+      <w:r>
+        <w:rPr>
+          <w:rFonts w:ascii="Consolas" w:hAnsi="Consolas" w:cs="Consolas"/>
+          <w:sz w:val="17"/>
+          <w:szCs w:val="17"/>
+        </w:rPr>
+        <w:t xml:space="preserve">            gamma = model.gamma</w:t>
+      </w:r>
+    </w:p>
+    <w:p>
+      <w:pPr>
+        <w:rPr>
+          <w:rFonts w:ascii="Consolas" w:hAnsi="Consolas" w:cs="Consolas"/>
+          <w:sz w:val="17"/>
+          <w:szCs w:val="17"/>
+        </w:rPr>
+      </w:pPr>
+      <w:r>
+        <w:rPr>
+          <w:rFonts w:ascii="Consolas" w:hAnsi="Consolas" w:cs="Consolas"/>
+          <w:sz w:val="17"/>
+          <w:szCs w:val="17"/>
+        </w:rPr>
+        <w:t xml:space="preserve">            h = emb</w:t>
+      </w:r>
+    </w:p>
+    <w:p>
+      <w:pPr>
+        <w:rPr>
+          <w:rFonts w:ascii="Consolas" w:hAnsi="Consolas" w:cs="Consolas"/>
+          <w:sz w:val="17"/>
+          <w:szCs w:val="17"/>
+        </w:rPr>
+      </w:pPr>
+    </w:p>
+    <w:p>
+      <w:pPr>
+        <w:rPr>
+          <w:rFonts w:ascii="Consolas" w:hAnsi="Consolas" w:cs="Consolas"/>
+          <w:sz w:val="17"/>
+          <w:szCs w:val="17"/>
+        </w:rPr>
+      </w:pPr>
+      <w:r>
+        <w:rPr>
+          <w:rFonts w:ascii="Consolas" w:hAnsi="Consolas" w:cs="Consolas"/>
+          <w:sz w:val="17"/>
+          <w:szCs w:val="17"/>
+        </w:rPr>
+        <w:t xml:space="preserve">        v = torch.zeros_like(h)</w:t>
+      </w:r>
+    </w:p>
+    <w:p>
+      <w:pPr>
+        <w:rPr>
+          <w:rFonts w:ascii="Consolas" w:hAnsi="Consolas" w:cs="Consolas"/>
+          <w:sz w:val="17"/>
+          <w:szCs w:val="17"/>
+        </w:rPr>
+      </w:pPr>
+      <w:r>
+        <w:rPr>
+          <w:rFonts w:ascii="Consolas" w:hAnsi="Consolas" w:cs="Consolas"/>
+          <w:sz w:val="17"/>
+          <w:szCs w:val="17"/>
+        </w:rPr>
+        <w:t xml:space="preserve">        dt = cfg.dt</w:t>
+      </w:r>
+    </w:p>
+    <w:p>
+      <w:pPr>
+        <w:rPr>
+          <w:rFonts w:ascii="Consolas" w:hAnsi="Consolas" w:cs="Consolas"/>
+          <w:sz w:val="17"/>
+          <w:szCs w:val="17"/>
+        </w:rPr>
+      </w:pPr>
+    </w:p>
+    <w:p>
+      <w:pPr>
+        <w:rPr>
+          <w:rFonts w:ascii="Consolas" w:hAnsi="Consolas" w:cs="Consolas"/>
+          <w:sz w:val="17"/>
+          <w:szCs w:val="17"/>
+        </w:rPr>
+      </w:pPr>
+      <w:r>
+        <w:rPr>
+          <w:rFonts w:ascii="Consolas" w:hAnsi="Consolas" w:cs="Consolas"/>
+          <w:sz w:val="17"/>
+          <w:szCs w:val="17"/>
+        </w:rPr>
+        <w:t xml:space="preserve">        H  = [h.detach().cpu().numpy()[0]]</w:t>
+      </w:r>
+    </w:p>
+    <w:p>
+      <w:pPr>
+        <w:rPr>
+          <w:rFonts w:ascii="Consolas" w:hAnsi="Consolas" w:cs="Consolas"/>
+          <w:sz w:val="17"/>
+          <w:szCs w:val="17"/>
+        </w:rPr>
+      </w:pPr>
+      <w:r>
+        <w:rPr>
+          <w:rFonts w:ascii="Consolas" w:hAnsi="Consolas" w:cs="Consolas"/>
+          <w:sz w:val="17"/>
+          <w:szCs w:val="17"/>
+        </w:rPr>
+        <w:t xml:space="preserve">        GV = []</w:t>
+      </w:r>
+    </w:p>
+    <w:p>
+      <w:pPr>
+        <w:rPr>
+          <w:rFonts w:ascii="Consolas" w:hAnsi="Consolas" w:cs="Consolas"/>
+          <w:sz w:val="17"/>
+          <w:szCs w:val="17"/>
+        </w:rPr>
+      </w:pPr>
+      <w:r>
+        <w:rPr>
+          <w:rFonts w:ascii="Consolas" w:hAnsi="Consolas" w:cs="Consolas"/>
+          <w:sz w:val="17"/>
+          <w:szCs w:val="17"/>
+        </w:rPr>
+        <w:t xml:space="preserve">        xi_out = None</w:t>
+      </w:r>
+    </w:p>
+    <w:p>
+      <w:pPr>
+        <w:rPr>
+          <w:rFonts w:ascii="Consolas" w:hAnsi="Consolas" w:cs="Consolas"/>
+          <w:sz w:val="17"/>
+          <w:szCs w:val="17"/>
+        </w:rPr>
+      </w:pPr>
+      <w:r>
+        <w:rPr>
+          <w:rFonts w:ascii="Consolas" w:hAnsi="Consolas" w:cs="Consolas"/>
+          <w:sz w:val="17"/>
+          <w:szCs w:val="17"/>
+        </w:rPr>
         <w:lastRenderedPageBreak/>
+        <w:t xml:space="preserve">        for _ in range(cfg.L):</w:t>
+      </w:r>
+    </w:p>
+    <w:p>
+      <w:pPr>
+        <w:rPr>
+          <w:rFonts w:ascii="Consolas" w:hAnsi="Consolas" w:cs="Consolas"/>
+          <w:sz w:val="17"/>
+          <w:szCs w:val="17"/>
+        </w:rPr>
+      </w:pPr>
+      <w:r>
+        <w:rPr>
+          <w:rFonts w:ascii="Consolas" w:hAnsi="Consolas" w:cs="Consolas"/>
+          <w:sz w:val="17"/>
+          <w:szCs w:val="17"/>
+        </w:rPr>
+        <w:t xml:space="preserve">            if is_sarf:</w:t>
+      </w:r>
+    </w:p>
+    <w:p>
+      <w:pPr>
+        <w:rPr>
+          <w:rFonts w:ascii="Consolas" w:hAnsi="Consolas" w:cs="Consolas"/>
+          <w:sz w:val="17"/>
+          <w:szCs w:val="17"/>
+        </w:rPr>
+      </w:pPr>
+      <w:r>
+        <w:rPr>
+          <w:rFonts w:ascii="Consolas" w:hAnsi="Consolas" w:cs="Consolas"/>
+          <w:sz w:val="17"/>
+          <w:szCs w:val="17"/>
+        </w:rPr>
+        <w:t xml:space="preserve">                xi_input = h.detach() if getattr(cfg, 'causal_force', True) else h</w:t>
+      </w:r>
+    </w:p>
+    <w:p>
+      <w:pPr>
+        <w:rPr>
+          <w:rFonts w:ascii="Consolas" w:hAnsi="Consolas" w:cs="Consolas"/>
+          <w:sz w:val="17"/>
+          <w:szCs w:val="17"/>
+        </w:rPr>
+      </w:pPr>
+      <w:r>
+        <w:rPr>
+          <w:rFonts w:ascii="Consolas" w:hAnsi="Consolas" w:cs="Consolas"/>
+          <w:sz w:val="17"/>
+          <w:szCs w:val="17"/>
+        </w:rPr>
+        <w:t xml:space="preserve">                xi_now = causal_cumulative_mean(xi_input)</w:t>
+      </w:r>
+    </w:p>
+    <w:p>
+      <w:pPr>
+        <w:rPr>
+          <w:rFonts w:ascii="Consolas" w:hAnsi="Consolas" w:cs="Consolas"/>
+          <w:sz w:val="17"/>
+          <w:szCs w:val="17"/>
+        </w:rPr>
+      </w:pPr>
+      <w:r>
+        <w:rPr>
+          <w:rFonts w:ascii="Consolas" w:hAnsi="Consolas" w:cs="Consolas"/>
+          <w:sz w:val="17"/>
+          <w:szCs w:val="17"/>
+        </w:rPr>
+        <w:t xml:space="preserve">            else:</w:t>
+      </w:r>
+    </w:p>
+    <w:p>
+      <w:pPr>
+        <w:rPr>
+          <w:rFonts w:ascii="Consolas" w:hAnsi="Consolas" w:cs="Consolas"/>
+          <w:sz w:val="17"/>
+          <w:szCs w:val="17"/>
+        </w:rPr>
+      </w:pPr>
+      <w:r>
+        <w:rPr>
+          <w:rFonts w:ascii="Consolas" w:hAnsi="Consolas" w:cs="Consolas"/>
+          <w:sz w:val="17"/>
+          <w:szCs w:val="17"/>
+        </w:rPr>
+        <w:t xml:space="preserve">                xi_now = xi_fixed</w:t>
+      </w:r>
+    </w:p>
+    <w:p>
+      <w:pPr>
+        <w:rPr>
+          <w:rFonts w:ascii="Consolas" w:hAnsi="Consolas" w:cs="Consolas"/>
+          <w:sz w:val="17"/>
+          <w:szCs w:val="17"/>
+        </w:rPr>
+      </w:pPr>
+    </w:p>
+    <w:p>
+      <w:pPr>
+        <w:rPr>
+          <w:rFonts w:ascii="Consolas" w:hAnsi="Consolas" w:cs="Consolas"/>
+          <w:sz w:val="17"/>
+          <w:szCs w:val="17"/>
+        </w:rPr>
+      </w:pPr>
+      <w:r>
+        <w:rPr>
+          <w:rFonts w:ascii="Consolas" w:hAnsi="Consolas" w:cs="Consolas"/>
+          <w:sz w:val="17"/>
+          <w:szCs w:val="17"/>
+        </w:rPr>
+        <w:t xml:space="preserve">            h_in = h.detach().requires_grad_(True)</w:t>
+      </w:r>
+    </w:p>
+    <w:p>
+      <w:pPr>
+        <w:rPr>
+          <w:rFonts w:ascii="Consolas" w:hAnsi="Consolas" w:cs="Consolas"/>
+          <w:sz w:val="17"/>
+          <w:szCs w:val="17"/>
+        </w:rPr>
+      </w:pPr>
+      <w:r>
+        <w:rPr>
+          <w:rFonts w:ascii="Consolas" w:hAnsi="Consolas" w:cs="Consolas"/>
+          <w:sz w:val="17"/>
+          <w:szCs w:val="17"/>
+        </w:rPr>
+        <w:t xml:space="preserve">            V_out = model.V_theta(xi_now, h_in).sum()</w:t>
+      </w:r>
+    </w:p>
+    <w:p>
+      <w:pPr>
+        <w:rPr>
+          <w:rFonts w:ascii="Consolas" w:hAnsi="Consolas" w:cs="Consolas"/>
+          <w:sz w:val="17"/>
+          <w:szCs w:val="17"/>
+        </w:rPr>
+      </w:pPr>
+      <w:r>
+        <w:rPr>
+          <w:rFonts w:ascii="Consolas" w:hAnsi="Consolas" w:cs="Consolas"/>
+          <w:sz w:val="17"/>
+          <w:szCs w:val="17"/>
+        </w:rPr>
+        <w:t xml:space="preserve">            grad_V, = torch.autograd.grad(V_out, h_in)</w:t>
+      </w:r>
+    </w:p>
+    <w:p>
+      <w:pPr>
+        <w:rPr>
+          <w:rFonts w:ascii="Consolas" w:hAnsi="Consolas" w:cs="Consolas"/>
+          <w:sz w:val="17"/>
+          <w:szCs w:val="17"/>
+        </w:rPr>
+      </w:pPr>
+      <w:r>
+        <w:rPr>
+          <w:rFonts w:ascii="Consolas" w:hAnsi="Consolas" w:cs="Consolas"/>
+          <w:sz w:val="17"/>
+          <w:szCs w:val="17"/>
+        </w:rPr>
+        <w:t xml:space="preserve">            GV.append(grad_V.detach().cpu().numpy()[0])</w:t>
+      </w:r>
+    </w:p>
+    <w:p>
+      <w:pPr>
+        <w:rPr>
+          <w:rFonts w:ascii="Consolas" w:hAnsi="Consolas" w:cs="Consolas"/>
+          <w:sz w:val="17"/>
+          <w:szCs w:val="17"/>
+        </w:rPr>
+      </w:pPr>
+      <w:r>
+        <w:rPr>
+          <w:rFonts w:ascii="Consolas" w:hAnsi="Consolas" w:cs="Consolas"/>
+          <w:sz w:val="17"/>
+          <w:szCs w:val="17"/>
+        </w:rPr>
+        <w:t xml:space="preserve">            f = -grad_V</w:t>
+      </w:r>
+    </w:p>
+    <w:p>
+      <w:pPr>
+        <w:rPr>
+          <w:rFonts w:ascii="Consolas" w:hAnsi="Consolas" w:cs="Consolas"/>
+          <w:sz w:val="17"/>
+          <w:szCs w:val="17"/>
+        </w:rPr>
+      </w:pPr>
+      <w:r>
+        <w:rPr>
+          <w:rFonts w:ascii="Consolas" w:hAnsi="Consolas" w:cs="Consolas"/>
+          <w:sz w:val="17"/>
+          <w:szCs w:val="17"/>
+        </w:rPr>
+        <w:t xml:space="preserve">            v = (v + dt * f / m_b) / (1.0 + dt * gamma)</w:t>
+      </w:r>
+    </w:p>
+    <w:p>
+      <w:pPr>
+        <w:rPr>
+          <w:rFonts w:ascii="Consolas" w:hAnsi="Consolas" w:cs="Consolas"/>
+          <w:sz w:val="17"/>
+          <w:szCs w:val="17"/>
+        </w:rPr>
+      </w:pPr>
+      <w:r>
+        <w:rPr>
+          <w:rFonts w:ascii="Consolas" w:hAnsi="Consolas" w:cs="Consolas"/>
+          <w:sz w:val="17"/>
+          <w:szCs w:val="17"/>
+        </w:rPr>
+        <w:t xml:space="preserve">            h_new = h_in + dt * v</w:t>
+      </w:r>
+    </w:p>
+    <w:p>
+      <w:pPr>
+        <w:rPr>
+          <w:rFonts w:ascii="Consolas" w:hAnsi="Consolas" w:cs="Consolas"/>
+          <w:sz w:val="17"/>
+          <w:szCs w:val="17"/>
+        </w:rPr>
+      </w:pPr>
+      <w:r>
+        <w:rPr>
+          <w:rFonts w:ascii="Consolas" w:hAnsi="Consolas" w:cs="Consolas"/>
+          <w:sz w:val="17"/>
+          <w:szCs w:val="17"/>
+        </w:rPr>
+        <w:t xml:space="preserve">            if has_ln:</w:t>
+      </w:r>
+    </w:p>
+    <w:p>
+      <w:pPr>
+        <w:rPr>
+          <w:rFonts w:ascii="Consolas" w:hAnsi="Consolas" w:cs="Consolas"/>
+          <w:sz w:val="17"/>
+          <w:szCs w:val="17"/>
+        </w:rPr>
+      </w:pPr>
+      <w:r>
+        <w:rPr>
+          <w:rFonts w:ascii="Consolas" w:hAnsi="Consolas" w:cs="Consolas"/>
+          <w:sz w:val="17"/>
+          <w:szCs w:val="17"/>
+        </w:rPr>
+        <w:t xml:space="preserve">                h_new = model._project(h_new)</w:t>
+      </w:r>
+    </w:p>
+    <w:p>
+      <w:pPr>
+        <w:rPr>
+          <w:rFonts w:ascii="Consolas" w:hAnsi="Consolas" w:cs="Consolas"/>
+          <w:sz w:val="17"/>
+          <w:szCs w:val="17"/>
+        </w:rPr>
+      </w:pPr>
+      <w:r>
+        <w:rPr>
+          <w:rFonts w:ascii="Consolas" w:hAnsi="Consolas" w:cs="Consolas"/>
+          <w:sz w:val="17"/>
+          <w:szCs w:val="17"/>
+        </w:rPr>
+        <w:t xml:space="preserve">            h = h_new</w:t>
+      </w:r>
+    </w:p>
+    <w:p>
+      <w:pPr>
+        <w:rPr>
+          <w:rFonts w:ascii="Consolas" w:hAnsi="Consolas" w:cs="Consolas"/>
+          <w:sz w:val="17"/>
+          <w:szCs w:val="17"/>
+        </w:rPr>
+      </w:pPr>
+      <w:r>
+        <w:rPr>
+          <w:rFonts w:ascii="Consolas" w:hAnsi="Consolas" w:cs="Consolas"/>
+          <w:sz w:val="17"/>
+          <w:szCs w:val="17"/>
+        </w:rPr>
+        <w:t xml:space="preserve">            H.append(h.detach().cpu().numpy()[0])</w:t>
+      </w:r>
+    </w:p>
+    <w:p>
+      <w:pPr>
+        <w:rPr>
+          <w:rFonts w:ascii="Consolas" w:hAnsi="Consolas" w:cs="Consolas"/>
+          <w:sz w:val="17"/>
+          <w:szCs w:val="17"/>
+        </w:rPr>
+      </w:pPr>
+      <w:r>
+        <w:rPr>
+          <w:rFonts w:ascii="Consolas" w:hAnsi="Consolas" w:cs="Consolas"/>
+          <w:sz w:val="17"/>
+          <w:szCs w:val="17"/>
+        </w:rPr>
+        <w:t xml:space="preserve">            if xi_out is None:</w:t>
+      </w:r>
+    </w:p>
+    <w:p>
+      <w:pPr>
+        <w:rPr>
+          <w:rFonts w:ascii="Consolas" w:hAnsi="Consolas" w:cs="Consolas"/>
+          <w:sz w:val="17"/>
+          <w:szCs w:val="17"/>
+        </w:rPr>
+      </w:pPr>
+      <w:r>
+        <w:rPr>
+          <w:rFonts w:ascii="Consolas" w:hAnsi="Consolas" w:cs="Consolas"/>
+          <w:sz w:val="17"/>
+          <w:szCs w:val="17"/>
+        </w:rPr>
+        <w:t xml:space="preserve">                xi_out = xi_now</w:t>
+      </w:r>
+    </w:p>
+    <w:p>
+      <w:pPr>
+        <w:rPr>
+          <w:rFonts w:ascii="Consolas" w:hAnsi="Consolas" w:cs="Consolas"/>
+          <w:sz w:val="17"/>
+          <w:szCs w:val="17"/>
+        </w:rPr>
+      </w:pPr>
+    </w:p>
+    <w:p>
+      <w:pPr>
+        <w:rPr>
+          <w:rFonts w:ascii="Consolas" w:hAnsi="Consolas" w:cs="Consolas"/>
+          <w:sz w:val="17"/>
+          <w:szCs w:val="17"/>
+        </w:rPr>
+      </w:pPr>
+      <w:r>
+        <w:rPr>
+          <w:rFonts w:ascii="Consolas" w:hAnsi="Consolas" w:cs="Consolas"/>
+          <w:sz w:val="17"/>
+          <w:szCs w:val="17"/>
+        </w:rPr>
+        <w:t xml:space="preserve">    xi_np = xi_out.detach().cpu().numpy()[0].astype(np.float32)</w:t>
+      </w:r>
+    </w:p>
+    <w:p>
+      <w:pPr>
+        <w:rPr>
+          <w:rFonts w:ascii="Consolas" w:hAnsi="Consolas" w:cs="Consolas"/>
+          <w:sz w:val="17"/>
+          <w:szCs w:val="17"/>
+        </w:rPr>
+      </w:pPr>
+      <w:r>
+        <w:rPr>
+          <w:rFonts w:ascii="Consolas" w:hAnsi="Consolas" w:cs="Consolas"/>
+          <w:sz w:val="17"/>
+          <w:szCs w:val="17"/>
+        </w:rPr>
+        <w:t xml:space="preserve">    return (np.stack(H, axis=0).astype(np.float32),</w:t>
+      </w:r>
+    </w:p>
+    <w:p>
+      <w:pPr>
+        <w:rPr>
+          <w:rFonts w:ascii="Consolas" w:hAnsi="Consolas" w:cs="Consolas"/>
+          <w:sz w:val="17"/>
+          <w:szCs w:val="17"/>
+        </w:rPr>
+      </w:pPr>
+      <w:r>
+        <w:rPr>
+          <w:rFonts w:ascii="Consolas" w:hAnsi="Consolas" w:cs="Consolas"/>
+          <w:sz w:val="17"/>
+          <w:szCs w:val="17"/>
+        </w:rPr>
+        <w:t xml:space="preserve">            np.stack(GV, axis=0).astype(np.float32),</w:t>
+      </w:r>
+    </w:p>
+    <w:p>
+      <w:pPr>
+        <w:rPr>
+          <w:rFonts w:ascii="Consolas" w:hAnsi="Consolas" w:cs="Consolas"/>
+          <w:sz w:val="17"/>
+          <w:szCs w:val="17"/>
+        </w:rPr>
+      </w:pPr>
+      <w:r>
+        <w:rPr>
+          <w:rFonts w:ascii="Consolas" w:hAnsi="Consolas" w:cs="Consolas"/>
+          <w:sz w:val="17"/>
+          <w:szCs w:val="17"/>
+        </w:rPr>
+        <w:t xml:space="preserve">            xi_np)</w:t>
+      </w:r>
+    </w:p>
+    <w:p/>
+    <w:p>
+      <w:pPr>
+        <w:pStyle w:val="Heading2"/>
+      </w:pPr>
+      <w:bookmarkStart w:id="8" w:name="_Toc230615210"/>
+      <w:r>
+        <w:t xml:space="preserve">Module </w:t>
+      </w:r>
+      <w:r>
+        <w:rPr>
+          <w:rFonts w:ascii="Consolas" w:hAnsi="Consolas" w:cs="Consolas"/>
+        </w:rPr>
+        <w:t>model_sarf_mass.py</w:t>
+      </w:r>
+      <w:bookmarkEnd w:id="8"/>
+    </w:p>
+    <w:p/>
+    <w:p>
+      <w:pPr>
+        <w:pStyle w:val="Heading3"/>
+      </w:pPr>
+      <w:bookmarkStart w:id="9" w:name="_Toc230615211"/>
+      <w:r>
+        <w:t xml:space="preserve">Class </w:t>
+      </w:r>
+      <w:r>
+        <w:rPr>
+          <w:rFonts w:ascii="Consolas" w:hAnsi="Consolas" w:cs="Consolas"/>
+        </w:rPr>
+        <w:t>ScalarPotential</w:t>
+      </w:r>
+      <w:bookmarkEnd w:id="9"/>
+    </w:p>
+    <w:p/>
+    <w:p>
+      <w:pPr>
+        <w:rPr>
+          <w:rFonts w:ascii="Consolas" w:hAnsi="Consolas" w:cs="Consolas"/>
+          <w:sz w:val="17"/>
+          <w:szCs w:val="17"/>
+        </w:rPr>
+      </w:pPr>
+      <w:r>
+        <w:rPr>
+          <w:rFonts w:ascii="Consolas" w:hAnsi="Consolas" w:cs="Consolas"/>
+          <w:sz w:val="17"/>
+          <w:szCs w:val="17"/>
+        </w:rPr>
+        <w:t>class ScalarPotential(nn.Module):</w:t>
+      </w:r>
+    </w:p>
+    <w:p>
+      <w:pPr>
+        <w:rPr>
+          <w:rFonts w:ascii="Consolas" w:hAnsi="Consolas" w:cs="Consolas"/>
+          <w:sz w:val="17"/>
+          <w:szCs w:val="17"/>
+        </w:rPr>
+      </w:pPr>
+      <w:r>
+        <w:rPr>
+          <w:rFonts w:ascii="Consolas" w:hAnsi="Consolas" w:cs="Consolas"/>
+          <w:sz w:val="17"/>
+          <w:szCs w:val="17"/>
+        </w:rPr>
+        <w:t xml:space="preserve">    """MLP (xi, h) -&gt; scalar energy. Identical to SARF baseline."""</w:t>
+      </w:r>
+    </w:p>
+    <w:p>
+      <w:pPr>
+        <w:rPr>
+          <w:rFonts w:ascii="Consolas" w:hAnsi="Consolas" w:cs="Consolas"/>
+          <w:sz w:val="17"/>
+          <w:szCs w:val="17"/>
+        </w:rPr>
+      </w:pPr>
+    </w:p>
+    <w:p>
+      <w:pPr>
+        <w:rPr>
+          <w:rFonts w:ascii="Consolas" w:hAnsi="Consolas" w:cs="Consolas"/>
+          <w:sz w:val="17"/>
+          <w:szCs w:val="17"/>
+        </w:rPr>
+      </w:pPr>
+      <w:r>
+        <w:rPr>
+          <w:rFonts w:ascii="Consolas" w:hAnsi="Consolas" w:cs="Consolas"/>
+          <w:sz w:val="17"/>
+          <w:szCs w:val="17"/>
+        </w:rPr>
+        <w:t xml:space="preserve">    def __init__(self, d: int, hidden: int, depth: int):</w:t>
+      </w:r>
+    </w:p>
+    <w:p>
+      <w:pPr>
+        <w:rPr>
+          <w:rFonts w:ascii="Consolas" w:hAnsi="Consolas" w:cs="Consolas"/>
+          <w:sz w:val="17"/>
+          <w:szCs w:val="17"/>
+        </w:rPr>
+      </w:pPr>
+      <w:r>
+        <w:rPr>
+          <w:rFonts w:ascii="Consolas" w:hAnsi="Consolas" w:cs="Consolas"/>
+          <w:sz w:val="17"/>
+          <w:szCs w:val="17"/>
+        </w:rPr>
+        <w:t xml:space="preserve">        super().__init__()</w:t>
+      </w:r>
+    </w:p>
+    <w:p>
+      <w:pPr>
+        <w:rPr>
+          <w:rFonts w:ascii="Consolas" w:hAnsi="Consolas" w:cs="Consolas"/>
+          <w:sz w:val="17"/>
+          <w:szCs w:val="17"/>
+        </w:rPr>
+      </w:pPr>
+      <w:r>
+        <w:rPr>
+          <w:rFonts w:ascii="Consolas" w:hAnsi="Consolas" w:cs="Consolas"/>
+          <w:sz w:val="17"/>
+          <w:szCs w:val="17"/>
+        </w:rPr>
+        <w:t xml:space="preserve">        layers: List[nn.Module] = [nn.Linear(2 * d, hidden), nn.GELU()]</w:t>
+      </w:r>
+    </w:p>
+    <w:p>
+      <w:pPr>
+        <w:rPr>
+          <w:rFonts w:ascii="Consolas" w:hAnsi="Consolas" w:cs="Consolas"/>
+          <w:sz w:val="17"/>
+          <w:szCs w:val="17"/>
+        </w:rPr>
+      </w:pPr>
+      <w:r>
+        <w:rPr>
+          <w:rFonts w:ascii="Consolas" w:hAnsi="Consolas" w:cs="Consolas"/>
+          <w:sz w:val="17"/>
+          <w:szCs w:val="17"/>
+        </w:rPr>
+        <w:t xml:space="preserve">        for _ in range(depth - 1):</w:t>
+      </w:r>
+    </w:p>
+    <w:p>
+      <w:pPr>
+        <w:rPr>
+          <w:rFonts w:ascii="Consolas" w:hAnsi="Consolas" w:cs="Consolas"/>
+          <w:sz w:val="17"/>
+          <w:szCs w:val="17"/>
+        </w:rPr>
+      </w:pPr>
+      <w:r>
+        <w:rPr>
+          <w:rFonts w:ascii="Consolas" w:hAnsi="Consolas" w:cs="Consolas"/>
+          <w:sz w:val="17"/>
+          <w:szCs w:val="17"/>
+        </w:rPr>
+        <w:t xml:space="preserve">            layers += [nn.Linear(hidden, hidden), nn.GELU()]</w:t>
+      </w:r>
+    </w:p>
+    <w:p>
+      <w:pPr>
+        <w:rPr>
+          <w:rFonts w:ascii="Consolas" w:hAnsi="Consolas" w:cs="Consolas"/>
+          <w:sz w:val="17"/>
+          <w:szCs w:val="17"/>
+        </w:rPr>
+      </w:pPr>
+      <w:r>
+        <w:rPr>
+          <w:rFonts w:ascii="Consolas" w:hAnsi="Consolas" w:cs="Consolas"/>
+          <w:sz w:val="17"/>
+          <w:szCs w:val="17"/>
+        </w:rPr>
+        <w:t xml:space="preserve">        layers += [nn.Linear(hidden, 1)]</w:t>
+      </w:r>
+    </w:p>
+    <w:p>
+      <w:pPr>
+        <w:rPr>
+          <w:rFonts w:ascii="Consolas" w:hAnsi="Consolas" w:cs="Consolas"/>
+          <w:sz w:val="17"/>
+          <w:szCs w:val="17"/>
+        </w:rPr>
+      </w:pPr>
+      <w:r>
+        <w:rPr>
+          <w:rFonts w:ascii="Consolas" w:hAnsi="Consolas" w:cs="Consolas"/>
+          <w:sz w:val="17"/>
+          <w:szCs w:val="17"/>
+        </w:rPr>
+        <w:t xml:space="preserve">        self.net = nn.Sequential(*layers)</w:t>
+      </w:r>
+    </w:p>
+    <w:p>
+      <w:pPr>
+        <w:rPr>
+          <w:rFonts w:ascii="Consolas" w:hAnsi="Consolas" w:cs="Consolas"/>
+          <w:sz w:val="17"/>
+          <w:szCs w:val="17"/>
+        </w:rPr>
+      </w:pPr>
+      <w:r>
+        <w:rPr>
+          <w:rFonts w:ascii="Consolas" w:hAnsi="Consolas" w:cs="Consolas"/>
+          <w:sz w:val="17"/>
+          <w:szCs w:val="17"/>
+        </w:rPr>
+        <w:t xml:space="preserve">        for m in self.net.modules():</w:t>
+      </w:r>
+    </w:p>
+    <w:p>
+      <w:pPr>
+        <w:rPr>
+          <w:rFonts w:ascii="Consolas" w:hAnsi="Consolas" w:cs="Consolas"/>
+          <w:sz w:val="17"/>
+          <w:szCs w:val="17"/>
+        </w:rPr>
+      </w:pPr>
+      <w:r>
+        <w:rPr>
+          <w:rFonts w:ascii="Consolas" w:hAnsi="Consolas" w:cs="Consolas"/>
+          <w:sz w:val="17"/>
+          <w:szCs w:val="17"/>
+        </w:rPr>
+        <w:t xml:space="preserve">            if isinstance(m, nn.Linear):</w:t>
+      </w:r>
+    </w:p>
+    <w:p>
+      <w:pPr>
+        <w:rPr>
+          <w:rFonts w:ascii="Consolas" w:hAnsi="Consolas" w:cs="Consolas"/>
+          <w:sz w:val="17"/>
+          <w:szCs w:val="17"/>
+        </w:rPr>
+      </w:pPr>
+      <w:r>
+        <w:rPr>
+          <w:rFonts w:ascii="Consolas" w:hAnsi="Consolas" w:cs="Consolas"/>
+          <w:sz w:val="17"/>
+          <w:szCs w:val="17"/>
+        </w:rPr>
+        <w:t xml:space="preserve">                nn.init.normal_(m.weight, std=0.02)</w:t>
+      </w:r>
+    </w:p>
+    <w:p>
+      <w:pPr>
+        <w:rPr>
+          <w:rFonts w:ascii="Consolas" w:hAnsi="Consolas" w:cs="Consolas"/>
+          <w:sz w:val="17"/>
+          <w:szCs w:val="17"/>
+        </w:rPr>
+      </w:pPr>
+      <w:r>
+        <w:rPr>
+          <w:rFonts w:ascii="Consolas" w:hAnsi="Consolas" w:cs="Consolas"/>
+          <w:sz w:val="17"/>
+          <w:szCs w:val="17"/>
+        </w:rPr>
+        <w:t xml:space="preserve">                if m.bias is not None:</w:t>
+      </w:r>
+    </w:p>
+    <w:p>
+      <w:pPr>
+        <w:rPr>
+          <w:rFonts w:ascii="Consolas" w:hAnsi="Consolas" w:cs="Consolas"/>
+          <w:sz w:val="17"/>
+          <w:szCs w:val="17"/>
+        </w:rPr>
+      </w:pPr>
+      <w:r>
+        <w:rPr>
+          <w:rFonts w:ascii="Consolas" w:hAnsi="Consolas" w:cs="Consolas"/>
+          <w:sz w:val="17"/>
+          <w:szCs w:val="17"/>
+        </w:rPr>
+        <w:t xml:space="preserve">                    nn.init.zeros_(m.bias)</w:t>
+      </w:r>
+    </w:p>
+    <w:p>
+      <w:pPr>
+        <w:rPr>
+          <w:rFonts w:ascii="Consolas" w:hAnsi="Consolas" w:cs="Consolas"/>
+          <w:sz w:val="17"/>
+          <w:szCs w:val="17"/>
+        </w:rPr>
+      </w:pPr>
+      <w:r>
+        <w:rPr>
+          <w:rFonts w:ascii="Consolas" w:hAnsi="Consolas" w:cs="Consolas"/>
+          <w:sz w:val="17"/>
+          <w:szCs w:val="17"/>
+        </w:rPr>
+        <w:t xml:space="preserve">        last = [m for m in self.net.modules() if isinstance(m, nn.Linear)][-1]</w:t>
+      </w:r>
+    </w:p>
+    <w:p>
+      <w:pPr>
+        <w:rPr>
+          <w:rFonts w:ascii="Consolas" w:hAnsi="Consolas" w:cs="Consolas"/>
+          <w:sz w:val="17"/>
+          <w:szCs w:val="17"/>
+        </w:rPr>
+      </w:pPr>
+      <w:r>
+        <w:rPr>
+          <w:rFonts w:ascii="Consolas" w:hAnsi="Consolas" w:cs="Consolas"/>
+          <w:sz w:val="17"/>
+          <w:szCs w:val="17"/>
+        </w:rPr>
+        <w:t xml:space="preserve">        nn.init.normal_(last.weight, std=0.002)</w:t>
+      </w:r>
+    </w:p>
+    <w:p>
+      <w:pPr>
+        <w:rPr>
+          <w:rFonts w:ascii="Consolas" w:hAnsi="Consolas" w:cs="Consolas"/>
+          <w:sz w:val="17"/>
+          <w:szCs w:val="17"/>
+        </w:rPr>
+      </w:pPr>
+      <w:r>
+        <w:rPr>
+          <w:rFonts w:ascii="Consolas" w:hAnsi="Consolas" w:cs="Consolas"/>
+          <w:sz w:val="17"/>
+          <w:szCs w:val="17"/>
+        </w:rPr>
+        <w:t xml:space="preserve">        nn.init.zeros_(last.bias)</w:t>
+      </w:r>
+    </w:p>
+    <w:p>
+      <w:pPr>
+        <w:rPr>
+          <w:rFonts w:ascii="Consolas" w:hAnsi="Consolas" w:cs="Consolas"/>
+          <w:sz w:val="17"/>
+          <w:szCs w:val="17"/>
+        </w:rPr>
+      </w:pPr>
+    </w:p>
+    <w:p>
+      <w:pPr>
+        <w:rPr>
+          <w:rFonts w:ascii="Consolas" w:hAnsi="Consolas" w:cs="Consolas"/>
+          <w:sz w:val="17"/>
+          <w:szCs w:val="17"/>
+        </w:rPr>
+      </w:pPr>
+      <w:r>
+        <w:rPr>
+          <w:rFonts w:ascii="Consolas" w:hAnsi="Consolas" w:cs="Consolas"/>
+          <w:sz w:val="17"/>
+          <w:szCs w:val="17"/>
+        </w:rPr>
+        <w:t xml:space="preserve">    def forward(self, xi: torch.Tensor, h: torch.Tensor) -&gt; torch.Tensor:</w:t>
+      </w:r>
+    </w:p>
+    <w:p>
+      <w:pPr>
+        <w:rPr>
+          <w:rFonts w:ascii="Consolas" w:hAnsi="Consolas" w:cs="Consolas"/>
+          <w:sz w:val="17"/>
+          <w:szCs w:val="17"/>
+        </w:rPr>
+      </w:pPr>
+      <w:r>
+        <w:rPr>
+          <w:rFonts w:ascii="Consolas" w:hAnsi="Consolas" w:cs="Consolas"/>
+          <w:sz w:val="17"/>
+          <w:szCs w:val="17"/>
+        </w:rPr>
+        <w:t xml:space="preserve">        return self.net(torch.cat([xi, h], dim=-1))</w:t>
+      </w:r>
+    </w:p>
+    <w:p/>
+    <w:p>
+      <w:pPr>
+        <w:pStyle w:val="Heading3"/>
+      </w:pPr>
+      <w:bookmarkStart w:id="10" w:name="_Toc230615212"/>
+      <w:r>
         <w:t xml:space="preserve">Function </w:t>
       </w:r>
       <w:r>
         <w:rPr>
           <w:rFonts w:ascii="Consolas" w:hAnsi="Consolas" w:cs="Consolas"/>
         </w:rPr>
-        <w:t>extract_oracle_tuples</w:t>
-      </w:r>
-      <w:bookmarkEnd w:id="7"/>
+        <w:t>causal_cumulative_mean</w:t>
+      </w:r>
+      <w:bookmarkEnd w:id="10"/>
     </w:p>
     <w:p/>
     <w:p>
-      <w:pPr>
-        <w:rPr>
-          <w:rFonts w:ascii="Consolas" w:hAnsi="Consolas" w:cs="Consolas"/>
-          <w:sz w:val="17"/>
-          <w:szCs w:val="17"/>
-        </w:rPr>
-      </w:pPr>
-      <w:r>
-        <w:rPr>
-          <w:rFonts w:ascii="Consolas" w:hAnsi="Consolas" w:cs="Consolas"/>
-          <w:sz w:val="17"/>
-          <w:szCs w:val="17"/>
-        </w:rPr>
-        <w:t>def extract_oracle_tuples(model, sentence: str, device: str) \</w:t>
-      </w:r>
-    </w:p>
-    <w:p>
-      <w:pPr>
-        <w:rPr>
-          <w:rFonts w:ascii="Consolas" w:hAnsi="Consolas" w:cs="Consolas"/>
-          <w:sz w:val="17"/>
-          <w:szCs w:val="17"/>
-        </w:rPr>
-      </w:pPr>
-      <w:r>
-        <w:rPr>
-          <w:rFonts w:ascii="Consolas" w:hAnsi="Consolas" w:cs="Consolas"/>
-          <w:sz w:val="17"/>
-          <w:szCs w:val="17"/>
-        </w:rPr>
-        <w:t xml:space="preserve">        -&gt; Tuple[np.ndarray, np.ndarray, np.ndarray]:</w:t>
-      </w:r>
-    </w:p>
-    <w:p>
-      <w:pPr>
-        <w:rPr>
-          <w:rFonts w:ascii="Consolas" w:hAnsi="Consolas" w:cs="Consolas"/>
-          <w:color w:val="3A7C22" w:themeColor="accent6" w:themeShade="BF"/>
-          <w:sz w:val="17"/>
-          <w:szCs w:val="17"/>
-        </w:rPr>
-      </w:pPr>
-      <w:r>
-        <w:rPr>
-          <w:rFonts w:ascii="Consolas" w:hAnsi="Consolas" w:cs="Consolas"/>
-          <w:sz w:val="17"/>
-          <w:szCs w:val="17"/>
-        </w:rPr>
-        <w:t xml:space="preserve">    </w:t>
-      </w:r>
-      <w:r>
-        <w:rPr>
-          <w:rFonts w:ascii="Consolas" w:hAnsi="Consolas" w:cs="Consolas"/>
-          <w:color w:val="3A7C22" w:themeColor="accent6" w:themeShade="BF"/>
-          <w:sz w:val="17"/>
-          <w:szCs w:val="17"/>
-        </w:rPr>
-        <w:t>"""For a single sentence, re-run SPLM and return</w:t>
-      </w:r>
-    </w:p>
-    <w:p>
-      <w:pPr>
-        <w:rPr>
-          <w:rFonts w:ascii="Consolas" w:hAnsi="Consolas" w:cs="Consolas"/>
-          <w:color w:val="3A7C22" w:themeColor="accent6" w:themeShade="BF"/>
-          <w:sz w:val="17"/>
-          <w:szCs w:val="17"/>
-        </w:rPr>
-      </w:pPr>
-      <w:r>
-        <w:rPr>
-          <w:rFonts w:ascii="Consolas" w:hAnsi="Consolas" w:cs="Consolas"/>
-          <w:color w:val="3A7C22" w:themeColor="accent6" w:themeShade="BF"/>
-          <w:sz w:val="17"/>
-          <w:szCs w:val="17"/>
-        </w:rPr>
-        <w:t xml:space="preserve">       H   : (L+1, T, d)  raw hidden states  h_l</w:t>
-      </w:r>
-    </w:p>
-    <w:p>
-      <w:pPr>
-        <w:rPr>
-          <w:rFonts w:ascii="Consolas" w:hAnsi="Consolas" w:cs="Consolas"/>
-          <w:color w:val="3A7C22" w:themeColor="accent6" w:themeShade="BF"/>
-          <w:sz w:val="17"/>
-          <w:szCs w:val="17"/>
-        </w:rPr>
-      </w:pPr>
-      <w:r>
-        <w:rPr>
-          <w:rFonts w:ascii="Consolas" w:hAnsi="Consolas" w:cs="Consolas"/>
-          <w:color w:val="3A7C22" w:themeColor="accent6" w:themeShade="BF"/>
-          <w:sz w:val="17"/>
-          <w:szCs w:val="17"/>
-        </w:rPr>
-        <w:t xml:space="preserve">       GV  : (L,   T, d)  grad_h V_theta(xi, h_l)  for l = 0..L-1</w:t>
-      </w:r>
-    </w:p>
-    <w:p>
-      <w:pPr>
-        <w:rPr>
-          <w:rFonts w:ascii="Consolas" w:hAnsi="Consolas" w:cs="Consolas"/>
-          <w:color w:val="3A7C22" w:themeColor="accent6" w:themeShade="BF"/>
-          <w:sz w:val="17"/>
-          <w:szCs w:val="17"/>
-        </w:rPr>
-      </w:pPr>
-      <w:r>
-        <w:rPr>
-          <w:rFonts w:ascii="Consolas" w:hAnsi="Consolas" w:cs="Consolas"/>
-          <w:color w:val="3A7C22" w:themeColor="accent6" w:themeShade="BF"/>
-          <w:sz w:val="17"/>
-          <w:szCs w:val="17"/>
-        </w:rPr>
-        <w:t xml:space="preserve">       XI  : (T, d)  the constant context vector</w:t>
-      </w:r>
-    </w:p>
-    <w:p>
-      <w:pPr>
-        <w:rPr>
-          <w:rFonts w:ascii="Consolas" w:hAnsi="Consolas" w:cs="Consolas"/>
-          <w:color w:val="3A7C22" w:themeColor="accent6" w:themeShade="BF"/>
-          <w:sz w:val="17"/>
-          <w:szCs w:val="17"/>
-        </w:rPr>
-      </w:pPr>
-    </w:p>
-    <w:p>
-      <w:pPr>
-        <w:rPr>
-          <w:rFonts w:ascii="Consolas" w:hAnsi="Consolas" w:cs="Consolas"/>
-          <w:color w:val="3A7C22" w:themeColor="accent6" w:themeShade="BF"/>
-          <w:sz w:val="17"/>
-          <w:szCs w:val="17"/>
-        </w:rPr>
-      </w:pPr>
-      <w:r>
-        <w:rPr>
-          <w:rFonts w:ascii="Consolas" w:hAnsi="Consolas" w:cs="Consolas"/>
-          <w:color w:val="3A7C22" w:themeColor="accent6" w:themeShade="BF"/>
-          <w:sz w:val="17"/>
-          <w:szCs w:val="17"/>
-        </w:rPr>
-        <w:t xml:space="preserve">    The dynamics equation is</w:t>
-      </w:r>
-    </w:p>
-    <w:p>
-      <w:pPr>
-        <w:rPr>
-          <w:rFonts w:ascii="Consolas" w:hAnsi="Consolas" w:cs="Consolas"/>
-          <w:color w:val="3A7C22" w:themeColor="accent6" w:themeShade="BF"/>
-          <w:sz w:val="17"/>
-          <w:szCs w:val="17"/>
-        </w:rPr>
-      </w:pPr>
-    </w:p>
-    <w:p>
-      <w:pPr>
-        <w:rPr>
-          <w:rFonts w:ascii="Consolas" w:hAnsi="Consolas" w:cs="Consolas"/>
-          <w:color w:val="3A7C22" w:themeColor="accent6" w:themeShade="BF"/>
-          <w:sz w:val="17"/>
-          <w:szCs w:val="17"/>
-        </w:rPr>
-      </w:pPr>
-      <w:r>
-        <w:rPr>
-          <w:rFonts w:ascii="Consolas" w:hAnsi="Consolas" w:cs="Consolas"/>
-          <w:color w:val="3A7C22" w:themeColor="accent6" w:themeShade="BF"/>
-          <w:sz w:val="17"/>
-          <w:szCs w:val="17"/>
-        </w:rPr>
-        <w:t xml:space="preserve">       h_{l+1} = h_l + dt * v_{l+1}</w:t>
-      </w:r>
-    </w:p>
-    <w:p>
-      <w:pPr>
-        <w:rPr>
-          <w:rFonts w:ascii="Consolas" w:hAnsi="Consolas" w:cs="Consolas"/>
-          <w:color w:val="3A7C22" w:themeColor="accent6" w:themeShade="BF"/>
-          <w:sz w:val="17"/>
-          <w:szCs w:val="17"/>
-        </w:rPr>
-      </w:pPr>
-      <w:r>
-        <w:rPr>
-          <w:rFonts w:ascii="Consolas" w:hAnsi="Consolas" w:cs="Consolas"/>
-          <w:color w:val="3A7C22" w:themeColor="accent6" w:themeShade="BF"/>
-          <w:sz w:val="17"/>
-          <w:szCs w:val="17"/>
-        </w:rPr>
-        <w:t xml:space="preserve">       v_{l+1} = (v_l + dt*f_l/m) / (1 + dt*gamma),  f_l = -grad_h V_theta(xi, h_l)</w:t>
-      </w:r>
-    </w:p>
-    <w:p>
-      <w:pPr>
-        <w:rPr>
-          <w:rFonts w:ascii="Consolas" w:hAnsi="Consolas" w:cs="Consolas"/>
-          <w:color w:val="3A7C22" w:themeColor="accent6" w:themeShade="BF"/>
-          <w:sz w:val="17"/>
-          <w:szCs w:val="17"/>
-        </w:rPr>
-      </w:pPr>
-    </w:p>
-    <w:p>
-      <w:pPr>
-        <w:rPr>
-          <w:rFonts w:ascii="Consolas" w:hAnsi="Consolas" w:cs="Consolas"/>
-          <w:color w:val="3A7C22" w:themeColor="accent6" w:themeShade="BF"/>
-          <w:sz w:val="17"/>
-          <w:szCs w:val="17"/>
-        </w:rPr>
-      </w:pPr>
-      <w:r>
-        <w:rPr>
-          <w:rFonts w:ascii="Consolas" w:hAnsi="Consolas" w:cs="Consolas"/>
-          <w:color w:val="3A7C22" w:themeColor="accent6" w:themeShade="BF"/>
-          <w:sz w:val="17"/>
-          <w:szCs w:val="17"/>
-        </w:rPr>
-        <w:t xml:space="preserve">    so Delta h_l := h_{l+1} - h_l depends on (v_l, grad_V at h_l).</w:t>
-      </w:r>
-    </w:p>
-    <w:p>
-      <w:pPr>
-        <w:rPr>
-          <w:rFonts w:ascii="Consolas" w:hAnsi="Consolas" w:cs="Consolas"/>
-          <w:color w:val="3A7C22" w:themeColor="accent6" w:themeShade="BF"/>
-          <w:sz w:val="17"/>
-          <w:szCs w:val="17"/>
-        </w:rPr>
-      </w:pPr>
-    </w:p>
-    <w:p>
-      <w:pPr>
-        <w:rPr>
-          <w:rFonts w:ascii="Consolas" w:hAnsi="Consolas" w:cs="Consolas"/>
-          <w:color w:val="3A7C22" w:themeColor="accent6" w:themeShade="BF"/>
-          <w:sz w:val="17"/>
-          <w:szCs w:val="17"/>
-        </w:rPr>
-      </w:pPr>
-      <w:r>
-        <w:rPr>
-          <w:rFonts w:ascii="Consolas" w:hAnsi="Consolas" w:cs="Consolas"/>
-          <w:color w:val="3A7C22" w:themeColor="accent6" w:themeShade="BF"/>
-          <w:sz w:val="17"/>
-          <w:szCs w:val="17"/>
-        </w:rPr>
-        <w:t xml:space="preserve">    Handles both the base ScalarPotentialLM (fixed xi from _embed_and_pool)</w:t>
-      </w:r>
-    </w:p>
-    <w:p>
-      <w:pPr>
-        <w:rPr>
-          <w:rFonts w:ascii="Consolas" w:hAnsi="Consolas" w:cs="Consolas"/>
-          <w:color w:val="3A7C22" w:themeColor="accent6" w:themeShade="BF"/>
-          <w:sz w:val="17"/>
-          <w:szCs w:val="17"/>
-        </w:rPr>
-      </w:pPr>
-      <w:r>
-        <w:rPr>
-          <w:rFonts w:ascii="Consolas" w:hAnsi="Consolas" w:cs="Consolas"/>
-          <w:color w:val="3A7C22" w:themeColor="accent6" w:themeShade="BF"/>
-          <w:sz w:val="17"/>
-          <w:szCs w:val="17"/>
-        </w:rPr>
-        <w:t xml:space="preserve">    and ScalarPotentialLMSARFMass[LN] variants (per-step xi via</w:t>
-      </w:r>
-    </w:p>
-    <w:p>
-      <w:pPr>
-        <w:rPr>
-          <w:rFonts w:ascii="Consolas" w:hAnsi="Consolas" w:cs="Consolas"/>
-          <w:color w:val="3A7C22" w:themeColor="accent6" w:themeShade="BF"/>
-          <w:sz w:val="17"/>
-          <w:szCs w:val="17"/>
-        </w:rPr>
-      </w:pPr>
-      <w:r>
-        <w:rPr>
-          <w:rFonts w:ascii="Consolas" w:hAnsi="Consolas" w:cs="Consolas"/>
-          <w:color w:val="3A7C22" w:themeColor="accent6" w:themeShade="BF"/>
-          <w:sz w:val="17"/>
-          <w:szCs w:val="17"/>
-        </w:rPr>
-        <w:t xml:space="preserve">    causal_cumulative_mean, per-token mass, optional LN projection).</w:t>
-      </w:r>
-    </w:p>
-    <w:p>
-      <w:pPr>
-        <w:rPr>
-          <w:rFonts w:ascii="Consolas" w:hAnsi="Consolas" w:cs="Consolas"/>
-          <w:sz w:val="17"/>
-          <w:szCs w:val="17"/>
-        </w:rPr>
-      </w:pPr>
-      <w:r>
-        <w:rPr>
-          <w:rFonts w:ascii="Consolas" w:hAnsi="Consolas" w:cs="Consolas"/>
-          <w:color w:val="3A7C22" w:themeColor="accent6" w:themeShade="BF"/>
-          <w:sz w:val="17"/>
-          <w:szCs w:val="17"/>
-        </w:rPr>
-        <w:t xml:space="preserve">    """</w:t>
-      </w:r>
-    </w:p>
-    <w:p>
-      <w:pPr>
-        <w:rPr>
-          <w:rFonts w:ascii="Consolas" w:hAnsi="Consolas" w:cs="Consolas"/>
-          <w:sz w:val="17"/>
-          <w:szCs w:val="17"/>
-        </w:rPr>
-      </w:pPr>
-      <w:r>
-        <w:rPr>
-          <w:rFonts w:ascii="Consolas" w:hAnsi="Consolas" w:cs="Consolas"/>
-          <w:sz w:val="17"/>
-          <w:szCs w:val="17"/>
-        </w:rPr>
-        <w:t xml:space="preserve">    from model_sarf_mass import ScalarPotentialLMSARFMass, causal_cumulative_mean</w:t>
-      </w:r>
-    </w:p>
-    <w:p>
-      <w:pPr>
-        <w:rPr>
-          <w:rFonts w:ascii="Consolas" w:hAnsi="Consolas" w:cs="Consolas"/>
-          <w:sz w:val="17"/>
-          <w:szCs w:val="17"/>
-        </w:rPr>
-      </w:pPr>
-    </w:p>
-    <w:p>
-      <w:pPr>
-        <w:rPr>
-          <w:rFonts w:ascii="Consolas" w:hAnsi="Consolas" w:cs="Consolas"/>
-          <w:sz w:val="17"/>
-          <w:szCs w:val="17"/>
-        </w:rPr>
-      </w:pPr>
-      <w:r>
-        <w:rPr>
-          <w:rFonts w:ascii="Consolas" w:hAnsi="Consolas" w:cs="Consolas"/>
-          <w:sz w:val="17"/>
-          <w:szCs w:val="17"/>
-        </w:rPr>
-        <w:t xml:space="preserve">    max_len = model.cfg.max_len</w:t>
-      </w:r>
-    </w:p>
-    <w:p>
-      <w:pPr>
-        <w:rPr>
-          <w:rFonts w:ascii="Consolas" w:hAnsi="Consolas" w:cs="Consolas"/>
-          <w:sz w:val="17"/>
-          <w:szCs w:val="17"/>
-        </w:rPr>
-      </w:pPr>
-      <w:r>
-        <w:rPr>
-          <w:rFonts w:ascii="Consolas" w:hAnsi="Consolas" w:cs="Consolas"/>
-          <w:sz w:val="17"/>
-          <w:szCs w:val="17"/>
-        </w:rPr>
-        <w:t xml:space="preserve">    ids = tokenize(sentence, max_len)</w:t>
-      </w:r>
-    </w:p>
-    <w:p>
-      <w:pPr>
-        <w:rPr>
-          <w:rFonts w:ascii="Consolas" w:hAnsi="Consolas" w:cs="Consolas"/>
-          <w:sz w:val="17"/>
-          <w:szCs w:val="17"/>
-        </w:rPr>
-      </w:pPr>
-      <w:r>
-        <w:rPr>
-          <w:rFonts w:ascii="Consolas" w:hAnsi="Consolas" w:cs="Consolas"/>
-          <w:sz w:val="17"/>
-          <w:szCs w:val="17"/>
-        </w:rPr>
-        <w:t xml:space="preserve">    x = torch.from_numpy(ids).unsqueeze(0).to(device)</w:t>
-      </w:r>
-    </w:p>
-    <w:p>
-      <w:pPr>
-        <w:rPr>
-          <w:rFonts w:ascii="Consolas" w:hAnsi="Consolas" w:cs="Consolas"/>
-          <w:sz w:val="17"/>
-          <w:szCs w:val="17"/>
-        </w:rPr>
-      </w:pPr>
-      <w:r>
-        <w:rPr>
-          <w:rFonts w:ascii="Consolas" w:hAnsi="Consolas" w:cs="Consolas"/>
-          <w:sz w:val="17"/>
-          <w:szCs w:val="17"/>
-        </w:rPr>
-        <w:t xml:space="preserve">    cfg = model.cfg</w:t>
-      </w:r>
-    </w:p>
-    <w:p>
-      <w:pPr>
-        <w:rPr>
-          <w:rFonts w:ascii="Consolas" w:hAnsi="Consolas" w:cs="Consolas"/>
-          <w:sz w:val="17"/>
-          <w:szCs w:val="17"/>
-        </w:rPr>
-      </w:pPr>
-      <w:r>
-        <w:rPr>
-          <w:rFonts w:ascii="Consolas" w:hAnsi="Consolas" w:cs="Consolas"/>
-          <w:sz w:val="17"/>
-          <w:szCs w:val="17"/>
-        </w:rPr>
-        <w:t xml:space="preserve">    is_sarf = isinstance(model, ScalarPotentialLMSARFMass)</w:t>
-      </w:r>
-    </w:p>
-    <w:p>
-      <w:pPr>
-        <w:rPr>
-          <w:rFonts w:ascii="Consolas" w:hAnsi="Consolas" w:cs="Consolas"/>
-          <w:sz w:val="17"/>
-          <w:szCs w:val="17"/>
-        </w:rPr>
-      </w:pPr>
-      <w:r>
-        <w:rPr>
-          <w:rFonts w:ascii="Consolas" w:hAnsi="Consolas" w:cs="Consolas"/>
-          <w:sz w:val="17"/>
-          <w:szCs w:val="17"/>
-        </w:rPr>
-        <w:t xml:space="preserve">    has_ln = hasattr(model, '_project') and getattr(cfg, 'ln_after_step', False)</w:t>
-      </w:r>
-    </w:p>
-    <w:p>
-      <w:pPr>
-        <w:rPr>
-          <w:rFonts w:ascii="Consolas" w:hAnsi="Consolas" w:cs="Consolas"/>
-          <w:sz w:val="17"/>
-          <w:szCs w:val="17"/>
-        </w:rPr>
-      </w:pPr>
-    </w:p>
-    <w:p>
-      <w:pPr>
-        <w:rPr>
-          <w:rFonts w:ascii="Consolas" w:hAnsi="Consolas" w:cs="Consolas"/>
-          <w:sz w:val="17"/>
-          <w:szCs w:val="17"/>
-        </w:rPr>
-      </w:pPr>
-      <w:r>
-        <w:rPr>
-          <w:rFonts w:ascii="Consolas" w:hAnsi="Consolas" w:cs="Consolas"/>
-          <w:sz w:val="17"/>
-          <w:szCs w:val="17"/>
-        </w:rPr>
-        <w:t xml:space="preserve">    with torch.enable_grad():</w:t>
-      </w:r>
-    </w:p>
-    <w:p>
-      <w:pPr>
-        <w:rPr>
-          <w:rFonts w:ascii="Consolas" w:hAnsi="Consolas" w:cs="Consolas"/>
-          <w:sz w:val="17"/>
-          <w:szCs w:val="17"/>
-        </w:rPr>
-      </w:pPr>
-      <w:r>
-        <w:rPr>
-          <w:rFonts w:ascii="Consolas" w:hAnsi="Consolas" w:cs="Consolas"/>
-          <w:sz w:val="17"/>
-          <w:szCs w:val="17"/>
-        </w:rPr>
-        <w:t xml:space="preserve">        if is_sarf:</w:t>
-      </w:r>
-    </w:p>
-    <w:p>
-      <w:pPr>
-        <w:rPr>
-          <w:rFonts w:ascii="Consolas" w:hAnsi="Consolas" w:cs="Consolas"/>
-          <w:sz w:val="17"/>
-          <w:szCs w:val="17"/>
-        </w:rPr>
-      </w:pPr>
-      <w:r>
-        <w:rPr>
-          <w:rFonts w:ascii="Consolas" w:hAnsi="Consolas" w:cs="Consolas"/>
-          <w:sz w:val="17"/>
-          <w:szCs w:val="17"/>
-        </w:rPr>
-        <w:t xml:space="preserve">            emb = model._embed(x)</w:t>
-      </w:r>
-    </w:p>
-    <w:p>
-      <w:pPr>
-        <w:rPr>
-          <w:rFonts w:ascii="Consolas" w:hAnsi="Consolas" w:cs="Consolas"/>
-          <w:sz w:val="17"/>
-          <w:szCs w:val="17"/>
-        </w:rPr>
-      </w:pPr>
-      <w:r>
-        <w:rPr>
-          <w:rFonts w:ascii="Consolas" w:hAnsi="Consolas" w:cs="Consolas"/>
-          <w:sz w:val="17"/>
-          <w:szCs w:val="17"/>
-        </w:rPr>
-        <w:t xml:space="preserve">            m_b = model.compute_mass(x, emb)</w:t>
-      </w:r>
-    </w:p>
-    <w:p>
-      <w:pPr>
-        <w:rPr>
-          <w:rFonts w:ascii="Consolas" w:hAnsi="Consolas" w:cs="Consolas"/>
-          <w:sz w:val="17"/>
-          <w:szCs w:val="17"/>
-        </w:rPr>
-      </w:pPr>
-      <w:r>
-        <w:rPr>
-          <w:rFonts w:ascii="Consolas" w:hAnsi="Consolas" w:cs="Consolas"/>
-          <w:sz w:val="17"/>
-          <w:szCs w:val="17"/>
-        </w:rPr>
-        <w:t xml:space="preserve">            gamma = model.gamma</w:t>
-      </w:r>
-    </w:p>
-    <w:p>
-      <w:pPr>
-        <w:rPr>
-          <w:rFonts w:ascii="Consolas" w:hAnsi="Consolas" w:cs="Consolas"/>
-          <w:sz w:val="17"/>
-          <w:szCs w:val="17"/>
-        </w:rPr>
-      </w:pPr>
-      <w:r>
-        <w:rPr>
-          <w:rFonts w:ascii="Consolas" w:hAnsi="Consolas" w:cs="Consolas"/>
-          <w:sz w:val="17"/>
-          <w:szCs w:val="17"/>
-        </w:rPr>
-        <w:t xml:space="preserve">            h = model._project(emb) if has_ln else emb</w:t>
-      </w:r>
-    </w:p>
-    <w:p>
-      <w:pPr>
-        <w:rPr>
-          <w:rFonts w:ascii="Consolas" w:hAnsi="Consolas" w:cs="Consolas"/>
-          <w:sz w:val="17"/>
-          <w:szCs w:val="17"/>
-        </w:rPr>
-      </w:pPr>
-      <w:r>
-        <w:rPr>
-          <w:rFonts w:ascii="Consolas" w:hAnsi="Consolas" w:cs="Consolas"/>
-          <w:sz w:val="17"/>
-          <w:szCs w:val="17"/>
-        </w:rPr>
-        <w:t xml:space="preserve">        else:</w:t>
-      </w:r>
-    </w:p>
-    <w:p>
-      <w:pPr>
-        <w:rPr>
-          <w:rFonts w:ascii="Consolas" w:hAnsi="Consolas" w:cs="Consolas"/>
-          <w:sz w:val="17"/>
-          <w:szCs w:val="17"/>
-        </w:rPr>
-      </w:pPr>
-      <w:r>
-        <w:rPr>
-          <w:rFonts w:ascii="Consolas" w:hAnsi="Consolas" w:cs="Consolas"/>
-          <w:sz w:val="17"/>
-          <w:szCs w:val="17"/>
-        </w:rPr>
-        <w:t xml:space="preserve">            emb, xi_fixed = model._embed_and_pool(x)</w:t>
-      </w:r>
-    </w:p>
-    <w:p>
-      <w:pPr>
-        <w:rPr>
-          <w:rFonts w:ascii="Consolas" w:hAnsi="Consolas" w:cs="Consolas"/>
-          <w:sz w:val="17"/>
-          <w:szCs w:val="17"/>
-        </w:rPr>
-      </w:pPr>
-      <w:r>
-        <w:rPr>
-          <w:rFonts w:ascii="Consolas" w:hAnsi="Consolas" w:cs="Consolas"/>
-          <w:sz w:val="17"/>
-          <w:szCs w:val="17"/>
-        </w:rPr>
-        <w:t xml:space="preserve">            m_b = model.m</w:t>
-      </w:r>
-    </w:p>
-    <w:p>
-      <w:pPr>
-        <w:rPr>
-          <w:rFonts w:ascii="Consolas" w:hAnsi="Consolas" w:cs="Consolas"/>
-          <w:sz w:val="17"/>
-          <w:szCs w:val="17"/>
-        </w:rPr>
-      </w:pPr>
-      <w:r>
-        <w:rPr>
-          <w:rFonts w:ascii="Consolas" w:hAnsi="Consolas" w:cs="Consolas"/>
-          <w:sz w:val="17"/>
-          <w:szCs w:val="17"/>
-        </w:rPr>
-        <w:t xml:space="preserve">            gamma = model.gamma</w:t>
-      </w:r>
-    </w:p>
-    <w:p>
-      <w:pPr>
-        <w:rPr>
-          <w:rFonts w:ascii="Consolas" w:hAnsi="Consolas" w:cs="Consolas"/>
-          <w:sz w:val="17"/>
-          <w:szCs w:val="17"/>
-        </w:rPr>
-      </w:pPr>
-      <w:r>
-        <w:rPr>
-          <w:rFonts w:ascii="Consolas" w:hAnsi="Consolas" w:cs="Consolas"/>
-          <w:sz w:val="17"/>
-          <w:szCs w:val="17"/>
-        </w:rPr>
-        <w:t xml:space="preserve">            h = emb</w:t>
-      </w:r>
-    </w:p>
-    <w:p>
-      <w:pPr>
-        <w:rPr>
-          <w:rFonts w:ascii="Consolas" w:hAnsi="Consolas" w:cs="Consolas"/>
-          <w:sz w:val="17"/>
-          <w:szCs w:val="17"/>
-        </w:rPr>
-      </w:pPr>
-    </w:p>
-    <w:p>
-      <w:pPr>
-        <w:rPr>
-          <w:rFonts w:ascii="Consolas" w:hAnsi="Consolas" w:cs="Consolas"/>
-          <w:sz w:val="17"/>
-          <w:szCs w:val="17"/>
-        </w:rPr>
-      </w:pPr>
-      <w:r>
-        <w:rPr>
-          <w:rFonts w:ascii="Consolas" w:hAnsi="Consolas" w:cs="Consolas"/>
-          <w:sz w:val="17"/>
-          <w:szCs w:val="17"/>
-        </w:rPr>
-        <w:t xml:space="preserve">        v = torch.zeros_like(h)</w:t>
-      </w:r>
-    </w:p>
-    <w:p>
-      <w:pPr>
-        <w:rPr>
-          <w:rFonts w:ascii="Consolas" w:hAnsi="Consolas" w:cs="Consolas"/>
-          <w:sz w:val="17"/>
-          <w:szCs w:val="17"/>
-        </w:rPr>
-      </w:pPr>
-      <w:r>
-        <w:rPr>
-          <w:rFonts w:ascii="Consolas" w:hAnsi="Consolas" w:cs="Consolas"/>
-          <w:sz w:val="17"/>
-          <w:szCs w:val="17"/>
-        </w:rPr>
-        <w:t xml:space="preserve">        dt = cfg.dt</w:t>
-      </w:r>
-    </w:p>
-    <w:p>
-      <w:pPr>
-        <w:rPr>
-          <w:rFonts w:ascii="Consolas" w:hAnsi="Consolas" w:cs="Consolas"/>
-          <w:sz w:val="17"/>
-          <w:szCs w:val="17"/>
-        </w:rPr>
-      </w:pPr>
-    </w:p>
-    <w:p>
-      <w:pPr>
-        <w:rPr>
-          <w:rFonts w:ascii="Consolas" w:hAnsi="Consolas" w:cs="Consolas"/>
-          <w:sz w:val="17"/>
-          <w:szCs w:val="17"/>
-        </w:rPr>
-      </w:pPr>
-      <w:r>
-        <w:rPr>
-          <w:rFonts w:ascii="Consolas" w:hAnsi="Consolas" w:cs="Consolas"/>
-          <w:sz w:val="17"/>
-          <w:szCs w:val="17"/>
-        </w:rPr>
-        <w:t xml:space="preserve">        H  = [h.detach().cpu().numpy()[0]]</w:t>
-      </w:r>
-    </w:p>
-    <w:p>
-      <w:pPr>
-        <w:rPr>
-          <w:rFonts w:ascii="Consolas" w:hAnsi="Consolas" w:cs="Consolas"/>
-          <w:sz w:val="17"/>
-          <w:szCs w:val="17"/>
-        </w:rPr>
-      </w:pPr>
-      <w:r>
-        <w:rPr>
-          <w:rFonts w:ascii="Consolas" w:hAnsi="Consolas" w:cs="Consolas"/>
-          <w:sz w:val="17"/>
-          <w:szCs w:val="17"/>
-        </w:rPr>
-        <w:t xml:space="preserve">        GV = []</w:t>
-      </w:r>
-    </w:p>
-    <w:p>
-      <w:pPr>
-        <w:rPr>
-          <w:rFonts w:ascii="Consolas" w:hAnsi="Consolas" w:cs="Consolas"/>
-          <w:sz w:val="17"/>
-          <w:szCs w:val="17"/>
-        </w:rPr>
-      </w:pPr>
-      <w:r>
-        <w:rPr>
-          <w:rFonts w:ascii="Consolas" w:hAnsi="Consolas" w:cs="Consolas"/>
-          <w:sz w:val="17"/>
-          <w:szCs w:val="17"/>
-        </w:rPr>
-        <w:t xml:space="preserve">        xi_out = None</w:t>
-      </w:r>
-    </w:p>
-    <w:p>
-      <w:pPr>
-        <w:rPr>
-          <w:rFonts w:ascii="Consolas" w:hAnsi="Consolas" w:cs="Consolas"/>
-          <w:sz w:val="17"/>
-          <w:szCs w:val="17"/>
-        </w:rPr>
-      </w:pPr>
-      <w:r>
-        <w:rPr>
-          <w:rFonts w:ascii="Consolas" w:hAnsi="Consolas" w:cs="Consolas"/>
-          <w:sz w:val="17"/>
-          <w:szCs w:val="17"/>
-        </w:rPr>
-        <w:t xml:space="preserve">        for _ in range(cfg.L):</w:t>
-      </w:r>
-    </w:p>
-    <w:p>
-      <w:pPr>
-        <w:rPr>
-          <w:rFonts w:ascii="Consolas" w:hAnsi="Consolas" w:cs="Consolas"/>
-          <w:sz w:val="17"/>
-          <w:szCs w:val="17"/>
-        </w:rPr>
-      </w:pPr>
-      <w:r>
-        <w:rPr>
-          <w:rFonts w:ascii="Consolas" w:hAnsi="Consolas" w:cs="Consolas"/>
-          <w:sz w:val="17"/>
-          <w:szCs w:val="17"/>
-        </w:rPr>
-        <w:t xml:space="preserve">            if is_sarf:</w:t>
-      </w:r>
-    </w:p>
-    <w:p>
-      <w:pPr>
-        <w:rPr>
-          <w:rFonts w:ascii="Consolas" w:hAnsi="Consolas" w:cs="Consolas"/>
-          <w:sz w:val="17"/>
-          <w:szCs w:val="17"/>
-        </w:rPr>
-      </w:pPr>
-      <w:r>
-        <w:rPr>
-          <w:rFonts w:ascii="Consolas" w:hAnsi="Consolas" w:cs="Consolas"/>
-          <w:sz w:val="17"/>
-          <w:szCs w:val="17"/>
-        </w:rPr>
-        <w:t xml:space="preserve">                xi_input = h.detach() if getattr(cfg, 'causal_force', True) else h</w:t>
-      </w:r>
-    </w:p>
-    <w:p>
-      <w:pPr>
-        <w:rPr>
-          <w:rFonts w:ascii="Consolas" w:hAnsi="Consolas" w:cs="Consolas"/>
-          <w:sz w:val="17"/>
-          <w:szCs w:val="17"/>
-        </w:rPr>
-      </w:pPr>
-      <w:r>
-        <w:rPr>
-          <w:rFonts w:ascii="Consolas" w:hAnsi="Consolas" w:cs="Consolas"/>
-          <w:sz w:val="17"/>
-          <w:szCs w:val="17"/>
-        </w:rPr>
-        <w:t xml:space="preserve">                xi_now = causal_cumulative_mean(xi_input)</w:t>
-      </w:r>
-    </w:p>
-    <w:p>
-      <w:pPr>
-        <w:rPr>
-          <w:rFonts w:ascii="Consolas" w:hAnsi="Consolas" w:cs="Consolas"/>
-          <w:sz w:val="17"/>
-          <w:szCs w:val="17"/>
-        </w:rPr>
-      </w:pPr>
-      <w:r>
-        <w:rPr>
-          <w:rFonts w:ascii="Consolas" w:hAnsi="Consolas" w:cs="Consolas"/>
-          <w:sz w:val="17"/>
-          <w:szCs w:val="17"/>
-        </w:rPr>
-        <w:t xml:space="preserve">            else:</w:t>
-      </w:r>
-    </w:p>
-    <w:p>
-      <w:pPr>
-        <w:rPr>
-          <w:rFonts w:ascii="Consolas" w:hAnsi="Consolas" w:cs="Consolas"/>
-          <w:sz w:val="17"/>
-          <w:szCs w:val="17"/>
-        </w:rPr>
-      </w:pPr>
-      <w:r>
-        <w:rPr>
-          <w:rFonts w:ascii="Consolas" w:hAnsi="Consolas" w:cs="Consolas"/>
-          <w:sz w:val="17"/>
-          <w:szCs w:val="17"/>
-        </w:rPr>
-        <w:t xml:space="preserve">                xi_now = xi_fixed</w:t>
-      </w:r>
-    </w:p>
-    <w:p>
-      <w:pPr>
-        <w:rPr>
-          <w:rFonts w:ascii="Consolas" w:hAnsi="Consolas" w:cs="Consolas"/>
-          <w:sz w:val="17"/>
-          <w:szCs w:val="17"/>
-        </w:rPr>
-      </w:pPr>
-    </w:p>
-    <w:p>
-      <w:pPr>
-        <w:rPr>
-          <w:rFonts w:ascii="Consolas" w:hAnsi="Consolas" w:cs="Consolas"/>
-          <w:sz w:val="17"/>
-          <w:szCs w:val="17"/>
-        </w:rPr>
-      </w:pPr>
-      <w:r>
-        <w:rPr>
-          <w:rFonts w:ascii="Consolas" w:hAnsi="Consolas" w:cs="Consolas"/>
-          <w:sz w:val="17"/>
-          <w:szCs w:val="17"/>
-        </w:rPr>
-        <w:t xml:space="preserve">            h_in = h.detach().requires_grad_(True)</w:t>
-      </w:r>
-    </w:p>
-    <w:p>
-      <w:pPr>
-        <w:rPr>
-          <w:rFonts w:ascii="Consolas" w:hAnsi="Consolas" w:cs="Consolas"/>
-          <w:sz w:val="17"/>
-          <w:szCs w:val="17"/>
-        </w:rPr>
-      </w:pPr>
-      <w:r>
-        <w:rPr>
-          <w:rFonts w:ascii="Consolas" w:hAnsi="Consolas" w:cs="Consolas"/>
-          <w:sz w:val="17"/>
-          <w:szCs w:val="17"/>
-        </w:rPr>
+      <w:r>
         <w:lastRenderedPageBreak/>
-        <w:t xml:space="preserve">            V_out = model.V_theta(xi_now, h_in).sum()</w:t>
-      </w:r>
-    </w:p>
-    <w:p>
-      <w:pPr>
-        <w:rPr>
-          <w:rFonts w:ascii="Consolas" w:hAnsi="Consolas" w:cs="Consolas"/>
-          <w:sz w:val="17"/>
-          <w:szCs w:val="17"/>
-        </w:rPr>
-      </w:pPr>
-      <w:r>
-        <w:rPr>
-          <w:rFonts w:ascii="Consolas" w:hAnsi="Consolas" w:cs="Consolas"/>
-          <w:sz w:val="17"/>
-          <w:szCs w:val="17"/>
-        </w:rPr>
-        <w:t xml:space="preserve">            grad_V, = torch.autograd.grad(V_out, h_in)</w:t>
-      </w:r>
-    </w:p>
-    <w:p>
-      <w:pPr>
-        <w:rPr>
-          <w:rFonts w:ascii="Consolas" w:hAnsi="Consolas" w:cs="Consolas"/>
-          <w:sz w:val="17"/>
-          <w:szCs w:val="17"/>
-        </w:rPr>
-      </w:pPr>
-      <w:r>
-        <w:rPr>
-          <w:rFonts w:ascii="Consolas" w:hAnsi="Consolas" w:cs="Consolas"/>
-          <w:sz w:val="17"/>
-          <w:szCs w:val="17"/>
-        </w:rPr>
-        <w:t xml:space="preserve">            GV.append(grad_V.detach().cpu().numpy()[0])</w:t>
-      </w:r>
-    </w:p>
-    <w:p>
-      <w:pPr>
-        <w:rPr>
-          <w:rFonts w:ascii="Consolas" w:hAnsi="Consolas" w:cs="Consolas"/>
-          <w:sz w:val="17"/>
-          <w:szCs w:val="17"/>
-        </w:rPr>
-      </w:pPr>
-      <w:r>
-        <w:rPr>
-          <w:rFonts w:ascii="Consolas" w:hAnsi="Consolas" w:cs="Consolas"/>
-          <w:sz w:val="17"/>
-          <w:szCs w:val="17"/>
-        </w:rPr>
-        <w:t xml:space="preserve">            f = -grad_V</w:t>
-      </w:r>
-    </w:p>
-    <w:p>
-      <w:pPr>
-        <w:rPr>
-          <w:rFonts w:ascii="Consolas" w:hAnsi="Consolas" w:cs="Consolas"/>
-          <w:sz w:val="17"/>
-          <w:szCs w:val="17"/>
-        </w:rPr>
-      </w:pPr>
-      <w:r>
-        <w:rPr>
-          <w:rFonts w:ascii="Consolas" w:hAnsi="Consolas" w:cs="Consolas"/>
-          <w:sz w:val="17"/>
-          <w:szCs w:val="17"/>
-        </w:rPr>
-        <w:t xml:space="preserve">            v = (v + dt * f / m_b) / (1.0 + dt * gamma)</w:t>
-      </w:r>
-    </w:p>
-    <w:p>
-      <w:pPr>
-        <w:rPr>
-          <w:rFonts w:ascii="Consolas" w:hAnsi="Consolas" w:cs="Consolas"/>
-          <w:sz w:val="17"/>
-          <w:szCs w:val="17"/>
-        </w:rPr>
-      </w:pPr>
-      <w:r>
-        <w:rPr>
-          <w:rFonts w:ascii="Consolas" w:hAnsi="Consolas" w:cs="Consolas"/>
-          <w:sz w:val="17"/>
-          <w:szCs w:val="17"/>
-        </w:rPr>
-        <w:t xml:space="preserve">            h_new = h_in + dt * v</w:t>
-      </w:r>
-    </w:p>
-    <w:p>
-      <w:pPr>
-        <w:rPr>
-          <w:rFonts w:ascii="Consolas" w:hAnsi="Consolas" w:cs="Consolas"/>
-          <w:sz w:val="17"/>
-          <w:szCs w:val="17"/>
-        </w:rPr>
-      </w:pPr>
-      <w:r>
-        <w:rPr>
-          <w:rFonts w:ascii="Consolas" w:hAnsi="Consolas" w:cs="Consolas"/>
-          <w:sz w:val="17"/>
-          <w:szCs w:val="17"/>
-        </w:rPr>
-        <w:t xml:space="preserve">            if has_ln:</w:t>
-      </w:r>
-    </w:p>
-    <w:p>
-      <w:pPr>
-        <w:rPr>
-          <w:rFonts w:ascii="Consolas" w:hAnsi="Consolas" w:cs="Consolas"/>
-          <w:sz w:val="17"/>
-          <w:szCs w:val="17"/>
-        </w:rPr>
-      </w:pPr>
-      <w:r>
-        <w:rPr>
-          <w:rFonts w:ascii="Consolas" w:hAnsi="Consolas" w:cs="Consolas"/>
-          <w:sz w:val="17"/>
-          <w:szCs w:val="17"/>
-        </w:rPr>
-        <w:t xml:space="preserve">                h_new = model._project(h_new)</w:t>
-      </w:r>
-    </w:p>
-    <w:p>
-      <w:pPr>
-        <w:rPr>
-          <w:rFonts w:ascii="Consolas" w:hAnsi="Consolas" w:cs="Consolas"/>
-          <w:sz w:val="17"/>
-          <w:szCs w:val="17"/>
-        </w:rPr>
-      </w:pPr>
-      <w:r>
-        <w:rPr>
-          <w:rFonts w:ascii="Consolas" w:hAnsi="Consolas" w:cs="Consolas"/>
-          <w:sz w:val="17"/>
-          <w:szCs w:val="17"/>
-        </w:rPr>
-        <w:t xml:space="preserve">            h = h_new</w:t>
-      </w:r>
-    </w:p>
-    <w:p>
-      <w:pPr>
-        <w:rPr>
-          <w:rFonts w:ascii="Consolas" w:hAnsi="Consolas" w:cs="Consolas"/>
-          <w:sz w:val="17"/>
-          <w:szCs w:val="17"/>
-        </w:rPr>
-      </w:pPr>
-      <w:r>
-        <w:rPr>
-          <w:rFonts w:ascii="Consolas" w:hAnsi="Consolas" w:cs="Consolas"/>
-          <w:sz w:val="17"/>
-          <w:szCs w:val="17"/>
-        </w:rPr>
-        <w:t xml:space="preserve">            H.append(h.detach().cpu().numpy()[0])</w:t>
-      </w:r>
-    </w:p>
-    <w:p>
-      <w:pPr>
-        <w:rPr>
-          <w:rFonts w:ascii="Consolas" w:hAnsi="Consolas" w:cs="Consolas"/>
-          <w:sz w:val="17"/>
-          <w:szCs w:val="17"/>
-        </w:rPr>
-      </w:pPr>
-      <w:r>
-        <w:rPr>
-          <w:rFonts w:ascii="Consolas" w:hAnsi="Consolas" w:cs="Consolas"/>
-          <w:sz w:val="17"/>
-          <w:szCs w:val="17"/>
-        </w:rPr>
-        <w:t xml:space="preserve">            if xi_out is None:</w:t>
-      </w:r>
-    </w:p>
-    <w:p>
-      <w:pPr>
-        <w:rPr>
-          <w:rFonts w:ascii="Consolas" w:hAnsi="Consolas" w:cs="Consolas"/>
-          <w:sz w:val="17"/>
-          <w:szCs w:val="17"/>
-        </w:rPr>
-      </w:pPr>
-      <w:r>
-        <w:rPr>
-          <w:rFonts w:ascii="Consolas" w:hAnsi="Consolas" w:cs="Consolas"/>
-          <w:sz w:val="17"/>
-          <w:szCs w:val="17"/>
-        </w:rPr>
-        <w:t xml:space="preserve">                xi_out = xi_now</w:t>
-      </w:r>
-    </w:p>
-    <w:p>
-      <w:pPr>
-        <w:rPr>
-          <w:rFonts w:ascii="Consolas" w:hAnsi="Consolas" w:cs="Consolas"/>
-          <w:sz w:val="17"/>
-          <w:szCs w:val="17"/>
-        </w:rPr>
-      </w:pPr>
-    </w:p>
-    <w:p>
-      <w:pPr>
-        <w:rPr>
-          <w:rFonts w:ascii="Consolas" w:hAnsi="Consolas" w:cs="Consolas"/>
-          <w:sz w:val="17"/>
-          <w:szCs w:val="17"/>
-        </w:rPr>
-      </w:pPr>
-      <w:r>
-        <w:rPr>
-          <w:rFonts w:ascii="Consolas" w:hAnsi="Consolas" w:cs="Consolas"/>
-          <w:sz w:val="17"/>
-          <w:szCs w:val="17"/>
-        </w:rPr>
-        <w:t xml:space="preserve">    xi_np = xi_out.detach().cpu().numpy()[0].astype(np.float32)</w:t>
-      </w:r>
-    </w:p>
-    <w:p>
-      <w:pPr>
-        <w:rPr>
-          <w:rFonts w:ascii="Consolas" w:hAnsi="Consolas" w:cs="Consolas"/>
-          <w:sz w:val="17"/>
-          <w:szCs w:val="17"/>
-        </w:rPr>
-      </w:pPr>
-      <w:r>
-        <w:rPr>
-          <w:rFonts w:ascii="Consolas" w:hAnsi="Consolas" w:cs="Consolas"/>
-          <w:sz w:val="17"/>
-          <w:szCs w:val="17"/>
-        </w:rPr>
-        <w:t xml:space="preserve">    return (np.stack(H, axis=0).astype(np.float32),</w:t>
-      </w:r>
-    </w:p>
-    <w:p>
-      <w:pPr>
-        <w:rPr>
-          <w:rFonts w:ascii="Consolas" w:hAnsi="Consolas" w:cs="Consolas"/>
-          <w:sz w:val="17"/>
-          <w:szCs w:val="17"/>
-        </w:rPr>
-      </w:pPr>
-      <w:r>
-        <w:rPr>
-          <w:rFonts w:ascii="Consolas" w:hAnsi="Consolas" w:cs="Consolas"/>
-          <w:sz w:val="17"/>
-          <w:szCs w:val="17"/>
-        </w:rPr>
-        <w:t xml:space="preserve">            np.stack(GV, axis=0).astype(np.float32),</w:t>
-      </w:r>
-    </w:p>
-    <w:p>
-      <w:pPr>
-        <w:rPr>
-          <w:rFonts w:ascii="Consolas" w:hAnsi="Consolas" w:cs="Consolas"/>
-          <w:sz w:val="17"/>
-          <w:szCs w:val="17"/>
-        </w:rPr>
-      </w:pPr>
-      <w:r>
-        <w:rPr>
-          <w:rFonts w:ascii="Consolas" w:hAnsi="Consolas" w:cs="Consolas"/>
-          <w:sz w:val="17"/>
-          <w:szCs w:val="17"/>
-        </w:rPr>
-        <w:t xml:space="preserve">            xi_np)</w:t>
+        <w:t xml:space="preserve">This function </w:t>
+      </w:r>
+      <w:r>
+        <w:t>computes a running (prefix) mean over the sequence dimension, in a causal way — each position gets the average of itself and everything before it, with no leakage from future positions.</w:t>
       </w:r>
     </w:p>
     <w:p/>
     <w:p>
       <w:pPr>
-        <w:pStyle w:val="Heading2"/>
-      </w:pPr>
-      <w:bookmarkStart w:id="8" w:name="_Toc230615210"/>
-      <w:r>
-        <w:t xml:space="preserve">Module </w:t>
-      </w:r>
-      <w:r>
-        <w:rPr>
-          <w:rFonts w:ascii="Consolas" w:hAnsi="Consolas" w:cs="Consolas"/>
-        </w:rPr>
-        <w:t>model_sarf_mass.py</w:t>
-      </w:r>
-      <w:bookmarkEnd w:id="8"/>
-    </w:p>
-    <w:p/>
-    <w:p>
-      <w:pPr>
-        <w:pStyle w:val="Heading3"/>
-      </w:pPr>
-      <w:bookmarkStart w:id="9" w:name="_Toc230615211"/>
-      <w:r>
-        <w:t xml:space="preserve">Class </w:t>
-      </w:r>
-      <w:r>
-        <w:rPr>
-          <w:rFonts w:ascii="Consolas" w:hAnsi="Consolas" w:cs="Consolas"/>
-        </w:rPr>
-        <w:t>ScalarPotential</w:t>
-      </w:r>
-      <w:bookmarkEnd w:id="9"/>
-    </w:p>
-    <w:p/>
-    <w:p>
-      <w:pPr>
-        <w:rPr>
-          <w:rFonts w:ascii="Consolas" w:hAnsi="Consolas" w:cs="Consolas"/>
-          <w:sz w:val="17"/>
-          <w:szCs w:val="17"/>
-        </w:rPr>
-      </w:pPr>
-      <w:r>
-        <w:rPr>
-          <w:rFonts w:ascii="Consolas" w:hAnsi="Consolas" w:cs="Consolas"/>
-          <w:sz w:val="17"/>
-          <w:szCs w:val="17"/>
-        </w:rPr>
-        <w:t>class ScalarPotential(nn.Module):</w:t>
-      </w:r>
-    </w:p>
-    <w:p>
-      <w:pPr>
-        <w:rPr>
-          <w:rFonts w:ascii="Consolas" w:hAnsi="Consolas" w:cs="Consolas"/>
-          <w:sz w:val="17"/>
-          <w:szCs w:val="17"/>
-        </w:rPr>
-      </w:pPr>
-      <w:r>
-        <w:rPr>
-          <w:rFonts w:ascii="Consolas" w:hAnsi="Consolas" w:cs="Consolas"/>
-          <w:sz w:val="17"/>
-          <w:szCs w:val="17"/>
-        </w:rPr>
-        <w:t xml:space="preserve">    """MLP (xi, h) -&gt; scalar energy. Identical to SARF baseline."""</w:t>
-      </w:r>
-    </w:p>
-    <w:p>
-      <w:pPr>
-        <w:rPr>
-          <w:rFonts w:ascii="Consolas" w:hAnsi="Consolas" w:cs="Consolas"/>
-          <w:sz w:val="17"/>
-          <w:szCs w:val="17"/>
-        </w:rPr>
-      </w:pPr>
-    </w:p>
-    <w:p>
-      <w:pPr>
-        <w:rPr>
-          <w:rFonts w:ascii="Consolas" w:hAnsi="Consolas" w:cs="Consolas"/>
-          <w:sz w:val="17"/>
-          <w:szCs w:val="17"/>
-        </w:rPr>
-      </w:pPr>
-      <w:r>
-        <w:rPr>
-          <w:rFonts w:ascii="Consolas" w:hAnsi="Consolas" w:cs="Consolas"/>
-          <w:sz w:val="17"/>
-          <w:szCs w:val="17"/>
-        </w:rPr>
-        <w:t xml:space="preserve">    def __init__(self, d: int, hidden: int, depth: int):</w:t>
-      </w:r>
-    </w:p>
-    <w:p>
-      <w:pPr>
-        <w:rPr>
-          <w:rFonts w:ascii="Consolas" w:hAnsi="Consolas" w:cs="Consolas"/>
-          <w:sz w:val="17"/>
-          <w:szCs w:val="17"/>
-        </w:rPr>
-      </w:pPr>
-      <w:r>
-        <w:rPr>
-          <w:rFonts w:ascii="Consolas" w:hAnsi="Consolas" w:cs="Consolas"/>
-          <w:sz w:val="17"/>
-          <w:szCs w:val="17"/>
-        </w:rPr>
-        <w:t xml:space="preserve">        super().__init__()</w:t>
-      </w:r>
-    </w:p>
-    <w:p>
-      <w:pPr>
-        <w:rPr>
-          <w:rFonts w:ascii="Consolas" w:hAnsi="Consolas" w:cs="Consolas"/>
-          <w:sz w:val="17"/>
-          <w:szCs w:val="17"/>
-        </w:rPr>
-      </w:pPr>
-      <w:r>
-        <w:rPr>
-          <w:rFonts w:ascii="Consolas" w:hAnsi="Consolas" w:cs="Consolas"/>
-          <w:sz w:val="17"/>
-          <w:szCs w:val="17"/>
-        </w:rPr>
-        <w:t xml:space="preserve">        layers: List[nn.Module] = [nn.Linear(2 * d, hidden), nn.GELU()]</w:t>
-      </w:r>
-    </w:p>
-    <w:p>
-      <w:pPr>
-        <w:rPr>
-          <w:rFonts w:ascii="Consolas" w:hAnsi="Consolas" w:cs="Consolas"/>
-          <w:sz w:val="17"/>
-          <w:szCs w:val="17"/>
-        </w:rPr>
-      </w:pPr>
-      <w:r>
-        <w:rPr>
-          <w:rFonts w:ascii="Consolas" w:hAnsi="Consolas" w:cs="Consolas"/>
-          <w:sz w:val="17"/>
-          <w:szCs w:val="17"/>
-        </w:rPr>
-        <w:t xml:space="preserve">        for _ in range(depth - 1):</w:t>
-      </w:r>
-    </w:p>
-    <w:p>
-      <w:pPr>
-        <w:rPr>
-          <w:rFonts w:ascii="Consolas" w:hAnsi="Consolas" w:cs="Consolas"/>
-          <w:sz w:val="17"/>
-          <w:szCs w:val="17"/>
-        </w:rPr>
-      </w:pPr>
-      <w:r>
-        <w:rPr>
-          <w:rFonts w:ascii="Consolas" w:hAnsi="Consolas" w:cs="Consolas"/>
-          <w:sz w:val="17"/>
-          <w:szCs w:val="17"/>
-        </w:rPr>
-        <w:t xml:space="preserve">            layers += [nn.Linear(hidden, hidden), nn.GELU()]</w:t>
-      </w:r>
-    </w:p>
-    <w:p>
-      <w:pPr>
-        <w:rPr>
-          <w:rFonts w:ascii="Consolas" w:hAnsi="Consolas" w:cs="Consolas"/>
-          <w:sz w:val="17"/>
-          <w:szCs w:val="17"/>
-        </w:rPr>
-      </w:pPr>
-      <w:r>
-        <w:rPr>
-          <w:rFonts w:ascii="Consolas" w:hAnsi="Consolas" w:cs="Consolas"/>
-          <w:sz w:val="17"/>
-          <w:szCs w:val="17"/>
-        </w:rPr>
-        <w:t xml:space="preserve">        layers += [nn.Linear(hidden, 1)]</w:t>
-      </w:r>
-    </w:p>
-    <w:p>
-      <w:pPr>
-        <w:rPr>
-          <w:rFonts w:ascii="Consolas" w:hAnsi="Consolas" w:cs="Consolas"/>
-          <w:sz w:val="17"/>
-          <w:szCs w:val="17"/>
-        </w:rPr>
-      </w:pPr>
-      <w:r>
-        <w:rPr>
-          <w:rFonts w:ascii="Consolas" w:hAnsi="Consolas" w:cs="Consolas"/>
-          <w:sz w:val="17"/>
-          <w:szCs w:val="17"/>
-        </w:rPr>
-        <w:t xml:space="preserve">        self.net = nn.Sequential(*layers)</w:t>
-      </w:r>
-    </w:p>
-    <w:p>
-      <w:pPr>
-        <w:rPr>
-          <w:rFonts w:ascii="Consolas" w:hAnsi="Consolas" w:cs="Consolas"/>
-          <w:sz w:val="17"/>
-          <w:szCs w:val="17"/>
-        </w:rPr>
-      </w:pPr>
-      <w:r>
-        <w:rPr>
-          <w:rFonts w:ascii="Consolas" w:hAnsi="Consolas" w:cs="Consolas"/>
-          <w:sz w:val="17"/>
-          <w:szCs w:val="17"/>
-        </w:rPr>
-        <w:t xml:space="preserve">        for m in self.net.modules():</w:t>
-      </w:r>
-    </w:p>
-    <w:p>
-      <w:pPr>
-        <w:rPr>
-          <w:rFonts w:ascii="Consolas" w:hAnsi="Consolas" w:cs="Consolas"/>
-          <w:sz w:val="17"/>
-          <w:szCs w:val="17"/>
-        </w:rPr>
-      </w:pPr>
-      <w:r>
-        <w:rPr>
-          <w:rFonts w:ascii="Consolas" w:hAnsi="Consolas" w:cs="Consolas"/>
-          <w:sz w:val="17"/>
-          <w:szCs w:val="17"/>
-        </w:rPr>
-        <w:t xml:space="preserve">            if isinstance(m, nn.Linear):</w:t>
-      </w:r>
-    </w:p>
-    <w:p>
-      <w:pPr>
-        <w:rPr>
-          <w:rFonts w:ascii="Consolas" w:hAnsi="Consolas" w:cs="Consolas"/>
-          <w:sz w:val="17"/>
-          <w:szCs w:val="17"/>
-        </w:rPr>
-      </w:pPr>
-      <w:r>
-        <w:rPr>
-          <w:rFonts w:ascii="Consolas" w:hAnsi="Consolas" w:cs="Consolas"/>
-          <w:sz w:val="17"/>
-          <w:szCs w:val="17"/>
-        </w:rPr>
-        <w:t xml:space="preserve">                nn.init.normal_(m.weight, std=0.02)</w:t>
-      </w:r>
-    </w:p>
-    <w:p>
-      <w:pPr>
-        <w:rPr>
-          <w:rFonts w:ascii="Consolas" w:hAnsi="Consolas" w:cs="Consolas"/>
-          <w:sz w:val="17"/>
-          <w:szCs w:val="17"/>
-        </w:rPr>
-      </w:pPr>
-      <w:r>
-        <w:rPr>
-          <w:rFonts w:ascii="Consolas" w:hAnsi="Consolas" w:cs="Consolas"/>
-          <w:sz w:val="17"/>
-          <w:szCs w:val="17"/>
-        </w:rPr>
-        <w:t xml:space="preserve">                if m.bias is not None:</w:t>
-      </w:r>
-    </w:p>
-    <w:p>
-      <w:pPr>
-        <w:rPr>
-          <w:rFonts w:ascii="Consolas" w:hAnsi="Consolas" w:cs="Consolas"/>
-          <w:sz w:val="17"/>
-          <w:szCs w:val="17"/>
-        </w:rPr>
-      </w:pPr>
-      <w:r>
-        <w:rPr>
-          <w:rFonts w:ascii="Consolas" w:hAnsi="Consolas" w:cs="Consolas"/>
-          <w:sz w:val="17"/>
-          <w:szCs w:val="17"/>
-        </w:rPr>
-        <w:t xml:space="preserve">                    nn.init.zeros_(m.bias)</w:t>
-      </w:r>
-    </w:p>
-    <w:p>
-      <w:pPr>
-        <w:rPr>
-          <w:rFonts w:ascii="Consolas" w:hAnsi="Consolas" w:cs="Consolas"/>
-          <w:sz w:val="17"/>
-          <w:szCs w:val="17"/>
-        </w:rPr>
-      </w:pPr>
-      <w:r>
-        <w:rPr>
-          <w:rFonts w:ascii="Consolas" w:hAnsi="Consolas" w:cs="Consolas"/>
-          <w:sz w:val="17"/>
-          <w:szCs w:val="17"/>
-        </w:rPr>
-        <w:t xml:space="preserve">        last = [m for m in self.net.modules() if isinstance(m, nn.Linear)][-1]</w:t>
-      </w:r>
-    </w:p>
-    <w:p>
-      <w:pPr>
-        <w:rPr>
-          <w:rFonts w:ascii="Consolas" w:hAnsi="Consolas" w:cs="Consolas"/>
-          <w:sz w:val="17"/>
-          <w:szCs w:val="17"/>
-        </w:rPr>
-      </w:pPr>
-      <w:r>
-        <w:rPr>
-          <w:rFonts w:ascii="Consolas" w:hAnsi="Consolas" w:cs="Consolas"/>
-          <w:sz w:val="17"/>
-          <w:szCs w:val="17"/>
-        </w:rPr>
-        <w:t xml:space="preserve">        nn.init.normal_(last.weight, std=0.002)</w:t>
-      </w:r>
-    </w:p>
-    <w:p>
-      <w:pPr>
-        <w:rPr>
-          <w:rFonts w:ascii="Consolas" w:hAnsi="Consolas" w:cs="Consolas"/>
-          <w:sz w:val="17"/>
-          <w:szCs w:val="17"/>
-        </w:rPr>
-      </w:pPr>
-      <w:r>
-        <w:rPr>
-          <w:rFonts w:ascii="Consolas" w:hAnsi="Consolas" w:cs="Consolas"/>
-          <w:sz w:val="17"/>
-          <w:szCs w:val="17"/>
-        </w:rPr>
-        <w:t xml:space="preserve">        nn.init.zeros_(last.bias)</w:t>
-      </w:r>
-    </w:p>
-    <w:p>
-      <w:pPr>
-        <w:rPr>
-          <w:rFonts w:ascii="Consolas" w:hAnsi="Consolas" w:cs="Consolas"/>
-          <w:sz w:val="17"/>
-          <w:szCs w:val="17"/>
-        </w:rPr>
-      </w:pPr>
-    </w:p>
-    <w:p>
-      <w:pPr>
-        <w:rPr>
-          <w:rFonts w:ascii="Consolas" w:hAnsi="Consolas" w:cs="Consolas"/>
-          <w:sz w:val="17"/>
-          <w:szCs w:val="17"/>
-        </w:rPr>
-      </w:pPr>
-      <w:r>
-        <w:rPr>
-          <w:rFonts w:ascii="Consolas" w:hAnsi="Consolas" w:cs="Consolas"/>
-          <w:sz w:val="17"/>
-          <w:szCs w:val="17"/>
-        </w:rPr>
-        <w:t xml:space="preserve">    def forward(self, xi: torch.Tensor, h: torch.Tensor) -&gt; torch.Tensor:</w:t>
-      </w:r>
-    </w:p>
-    <w:p>
-      <w:pPr>
-        <w:rPr>
-          <w:rFonts w:ascii="Consolas" w:hAnsi="Consolas" w:cs="Consolas"/>
-          <w:sz w:val="17"/>
-          <w:szCs w:val="17"/>
-        </w:rPr>
-      </w:pPr>
-      <w:r>
-        <w:rPr>
-          <w:rFonts w:ascii="Consolas" w:hAnsi="Consolas" w:cs="Consolas"/>
-          <w:sz w:val="17"/>
-          <w:szCs w:val="17"/>
-        </w:rPr>
-        <w:t xml:space="preserve">        return self.net(torch.cat([xi, h], dim=-1))</w:t>
-      </w:r>
-    </w:p>
-    <w:p/>
-    <w:p>
-      <w:pPr>
-        <w:pStyle w:val="Heading3"/>
-      </w:pPr>
-      <w:bookmarkStart w:id="10" w:name="_Toc230615212"/>
-      <w:r>
-        <w:t xml:space="preserve">Function </w:t>
-      </w:r>
-      <w:r>
-        <w:rPr>
-          <w:rFonts w:ascii="Consolas" w:hAnsi="Consolas" w:cs="Consolas"/>
+        <w:rPr>
+          <w:rFonts w:ascii="Consolas" w:hAnsi="Consolas" w:cs="Consolas"/>
+          <w:sz w:val="17"/>
+          <w:szCs w:val="17"/>
+        </w:rPr>
+      </w:pPr>
+      <w:r>
+        <w:rPr>
+          <w:rFonts w:ascii="Consolas" w:hAnsi="Consolas" w:cs="Consolas"/>
+          <w:color w:val="C00000"/>
+          <w:sz w:val="17"/>
+          <w:szCs w:val="17"/>
+        </w:rPr>
+        <w:t>def</w:t>
+      </w:r>
+      <w:r>
+        <w:rPr>
+          <w:rFonts w:ascii="Consolas" w:hAnsi="Consolas" w:cs="Consolas"/>
+          <w:sz w:val="17"/>
+          <w:szCs w:val="17"/>
+        </w:rPr>
+        <w:t xml:space="preserve"> </w:t>
+      </w:r>
+      <w:r>
+        <w:rPr>
+          <w:rFonts w:ascii="Consolas" w:hAnsi="Consolas" w:cs="Consolas"/>
+          <w:color w:val="80340D" w:themeColor="accent2" w:themeShade="80"/>
+          <w:sz w:val="17"/>
+          <w:szCs w:val="17"/>
         </w:rPr>
         <w:t>causal_cumulative_mean</w:t>
       </w:r>
-      <w:bookmarkEnd w:id="10"/>
-    </w:p>
-    <w:p/>
-    <w:p>
-      <w:r>
-        <w:t xml:space="preserve">This function </w:t>
-      </w:r>
-      <w:r>
-        <w:t>computes a running (prefix) mean over the sequence dimension, in a causal way — each position gets the average of itself and everything before it, with no leakage from future positions.</w:t>
-      </w:r>
-    </w:p>
-    <w:p/>
-    <w:p>
-      <w:pPr>
-        <w:rPr>
-          <w:rFonts w:ascii="Consolas" w:hAnsi="Consolas" w:cs="Consolas"/>
-          <w:sz w:val="17"/>
-          <w:szCs w:val="17"/>
-        </w:rPr>
-      </w:pPr>
-      <w:r>
-        <w:rPr>
-          <w:rFonts w:ascii="Consolas" w:hAnsi="Consolas" w:cs="Consolas"/>
-          <w:color w:val="C00000"/>
-          <w:sz w:val="17"/>
-          <w:szCs w:val="17"/>
-        </w:rPr>
-        <w:t>def</w:t>
-      </w:r>
-      <w:r>
-        <w:rPr>
-          <w:rFonts w:ascii="Consolas" w:hAnsi="Consolas" w:cs="Consolas"/>
-          <w:sz w:val="17"/>
-          <w:szCs w:val="17"/>
-        </w:rPr>
-        <w:t xml:space="preserve"> </w:t>
+      <w:r>
+        <w:rPr>
+          <w:rFonts w:ascii="Consolas" w:hAnsi="Consolas" w:cs="Consolas"/>
+          <w:sz w:val="17"/>
+          <w:szCs w:val="17"/>
+        </w:rPr>
+        <w:t>(h: torch.</w:t>
+      </w:r>
+      <w:r>
+        <w:rPr>
+          <w:rFonts w:ascii="Consolas" w:hAnsi="Consolas" w:cs="Consolas"/>
+          <w:color w:val="0B769F" w:themeColor="accent4" w:themeShade="BF"/>
+          <w:sz w:val="17"/>
+          <w:szCs w:val="17"/>
+        </w:rPr>
+        <w:t>Tensor</w:t>
+      </w:r>
+      <w:r>
+        <w:rPr>
+          <w:rFonts w:ascii="Consolas" w:hAnsi="Consolas" w:cs="Consolas"/>
+          <w:sz w:val="17"/>
+          <w:szCs w:val="17"/>
+        </w:rPr>
+        <w:t>) -&gt; torch.</w:t>
+      </w:r>
+      <w:r>
+        <w:rPr>
+          <w:rFonts w:ascii="Consolas" w:hAnsi="Consolas" w:cs="Consolas"/>
+          <w:color w:val="0B769F" w:themeColor="accent4" w:themeShade="BF"/>
+          <w:sz w:val="17"/>
+          <w:szCs w:val="17"/>
+        </w:rPr>
+        <w:t>Tensor</w:t>
+      </w:r>
+      <w:r>
+        <w:rPr>
+          <w:rFonts w:ascii="Consolas" w:hAnsi="Consolas" w:cs="Consolas"/>
+          <w:sz w:val="17"/>
+          <w:szCs w:val="17"/>
+        </w:rPr>
+        <w:t>:</w:t>
+      </w:r>
+    </w:p>
+    <w:p>
+      <w:pPr>
+        <w:rPr>
+          <w:rFonts w:ascii="Consolas" w:hAnsi="Consolas" w:cs="Consolas"/>
+          <w:sz w:val="17"/>
+          <w:szCs w:val="17"/>
+        </w:rPr>
+      </w:pPr>
+      <w:r>
+        <w:rPr>
+          <w:rFonts w:ascii="Consolas" w:hAnsi="Consolas" w:cs="Consolas"/>
+          <w:sz w:val="17"/>
+          <w:szCs w:val="17"/>
+        </w:rPr>
+        <w:t xml:space="preserve">    T = h.shape[1]</w:t>
+      </w:r>
+    </w:p>
+    <w:p>
+      <w:pPr>
+        <w:rPr>
+          <w:rFonts w:ascii="Consolas" w:hAnsi="Consolas" w:cs="Consolas"/>
+          <w:sz w:val="17"/>
+          <w:szCs w:val="17"/>
+        </w:rPr>
+      </w:pPr>
+      <w:r>
+        <w:rPr>
+          <w:rFonts w:ascii="Consolas" w:hAnsi="Consolas" w:cs="Consolas"/>
+          <w:sz w:val="17"/>
+          <w:szCs w:val="17"/>
+        </w:rPr>
+        <w:t xml:space="preserve">    cumsum = h.</w:t>
       </w:r>
       <w:r>
         <w:rPr>
@@ -7388,83 +7747,32 @@
           <w:sz w:val="17"/>
           <w:szCs w:val="17"/>
         </w:rPr>
-        <w:t>causal_cumulative_mean</w:t>
-      </w:r>
-      <w:r>
-        <w:rPr>
-          <w:rFonts w:ascii="Consolas" w:hAnsi="Consolas" w:cs="Consolas"/>
-          <w:sz w:val="17"/>
-          <w:szCs w:val="17"/>
-        </w:rPr>
-        <w:t>(h: torch.</w:t>
-      </w:r>
-      <w:r>
-        <w:rPr>
-          <w:rFonts w:ascii="Consolas" w:hAnsi="Consolas" w:cs="Consolas"/>
-          <w:color w:val="0B769F" w:themeColor="accent4" w:themeShade="BF"/>
-          <w:sz w:val="17"/>
-          <w:szCs w:val="17"/>
-        </w:rPr>
-        <w:t>Tensor</w:t>
-      </w:r>
-      <w:r>
-        <w:rPr>
-          <w:rFonts w:ascii="Consolas" w:hAnsi="Consolas" w:cs="Consolas"/>
-          <w:sz w:val="17"/>
-          <w:szCs w:val="17"/>
-        </w:rPr>
-        <w:t>) -&gt; torch.</w:t>
-      </w:r>
-      <w:r>
-        <w:rPr>
-          <w:rFonts w:ascii="Consolas" w:hAnsi="Consolas" w:cs="Consolas"/>
-          <w:color w:val="0B769F" w:themeColor="accent4" w:themeShade="BF"/>
-          <w:sz w:val="17"/>
-          <w:szCs w:val="17"/>
-        </w:rPr>
-        <w:t>Tensor</w:t>
-      </w:r>
-      <w:r>
-        <w:rPr>
-          <w:rFonts w:ascii="Consolas" w:hAnsi="Consolas" w:cs="Consolas"/>
-          <w:sz w:val="17"/>
-          <w:szCs w:val="17"/>
-        </w:rPr>
-        <w:t>:</w:t>
-      </w:r>
-    </w:p>
-    <w:p>
-      <w:pPr>
-        <w:rPr>
-          <w:rFonts w:ascii="Consolas" w:hAnsi="Consolas" w:cs="Consolas"/>
-          <w:sz w:val="17"/>
-          <w:szCs w:val="17"/>
-        </w:rPr>
-      </w:pPr>
-      <w:r>
-        <w:rPr>
-          <w:rFonts w:ascii="Consolas" w:hAnsi="Consolas" w:cs="Consolas"/>
-          <w:sz w:val="17"/>
-          <w:szCs w:val="17"/>
-        </w:rPr>
-        <w:t xml:space="preserve">    T = h.shape[1]</w:t>
-      </w:r>
-    </w:p>
-    <w:p>
-      <w:pPr>
-        <w:rPr>
-          <w:rFonts w:ascii="Consolas" w:hAnsi="Consolas" w:cs="Consolas"/>
-          <w:sz w:val="17"/>
-          <w:szCs w:val="17"/>
-        </w:rPr>
-      </w:pPr>
-      <w:r>
-        <w:rPr>
-          <w:rFonts w:ascii="Consolas" w:hAnsi="Consolas" w:cs="Consolas"/>
-          <w:sz w:val="17"/>
-          <w:szCs w:val="17"/>
-        </w:rPr>
-        <w:t xml:space="preserve">    cumsum = h.</w:t>
+        <w:t>cumsum</w:t>
+      </w:r>
+      <w:r>
+        <w:rPr>
+          <w:rFonts w:ascii="Consolas" w:hAnsi="Consolas" w:cs="Consolas"/>
+          <w:sz w:val="17"/>
+          <w:szCs w:val="17"/>
+        </w:rPr>
+        <w:t>(dim=1)</w:t>
+      </w:r>
+    </w:p>
+    <w:p>
+      <w:pPr>
+        <w:rPr>
+          <w:rFonts w:ascii="Consolas" w:hAnsi="Consolas" w:cs="Consolas"/>
+          <w:sz w:val="17"/>
+          <w:szCs w:val="17"/>
+        </w:rPr>
+      </w:pPr>
+      <w:r>
+        <w:rPr>
+          <w:rFonts w:ascii="Consolas" w:hAnsi="Consolas" w:cs="Consolas"/>
+          <w:sz w:val="17"/>
+          <w:szCs w:val="17"/>
+        </w:rPr>
+        <w:t xml:space="preserve">    denom = torch.</w:t>
       </w:r>
       <w:r>
         <w:rPr>
@@ -7473,40 +7781,6 @@
           <w:sz w:val="17"/>
           <w:szCs w:val="17"/>
         </w:rPr>
-        <w:t>cumsum</w:t>
-      </w:r>
-      <w:r>
-        <w:rPr>
-          <w:rFonts w:ascii="Consolas" w:hAnsi="Consolas" w:cs="Consolas"/>
-          <w:sz w:val="17"/>
-          <w:szCs w:val="17"/>
-        </w:rPr>
-        <w:t>(dim=1)</w:t>
-      </w:r>
-    </w:p>
-    <w:p>
-      <w:pPr>
-        <w:rPr>
-          <w:rFonts w:ascii="Consolas" w:hAnsi="Consolas" w:cs="Consolas"/>
-          <w:sz w:val="17"/>
-          <w:szCs w:val="17"/>
-        </w:rPr>
-      </w:pPr>
-      <w:r>
-        <w:rPr>
-          <w:rFonts w:ascii="Consolas" w:hAnsi="Consolas" w:cs="Consolas"/>
-          <w:sz w:val="17"/>
-          <w:szCs w:val="17"/>
-        </w:rPr>
-        <w:t xml:space="preserve">    denom = torch.</w:t>
-      </w:r>
-      <w:r>
-        <w:rPr>
-          <w:rFonts w:ascii="Consolas" w:hAnsi="Consolas" w:cs="Consolas"/>
-          <w:color w:val="80340D" w:themeColor="accent2" w:themeShade="80"/>
-          <w:sz w:val="17"/>
-          <w:szCs w:val="17"/>
-        </w:rPr>
         <w:t>arange</w:t>
       </w:r>
       <w:r>
@@ -7532,7 +7806,6 @@
           <w:sz w:val="17"/>
           <w:szCs w:val="17"/>
         </w:rPr>
-        <w:lastRenderedPageBreak/>
         <w:t xml:space="preserve">    return cumsum / deno</w:t>
       </w:r>
     </w:p>
@@ -8406,6 +8679,7 @@
           <w:sz w:val="17"/>
           <w:szCs w:val="17"/>
         </w:rPr>
+        <w:lastRenderedPageBreak/>
         <w:t xml:space="preserve">                _load_npy(cfg.logfreq_path)</w:t>
       </w:r>
     </w:p>
@@ -8525,59 +8799,1426 @@
           <w:sz w:val="17"/>
           <w:szCs w:val="17"/>
         </w:rPr>
+        <w:t xml:space="preserve">            self.register_buffer("logfreq_surprisal", surprisal)</w:t>
+      </w:r>
+    </w:p>
+    <w:p>
+      <w:pPr>
+        <w:rPr>
+          <w:rFonts w:ascii="Consolas" w:hAnsi="Consolas" w:cs="Consolas"/>
+          <w:sz w:val="17"/>
+          <w:szCs w:val="17"/>
+        </w:rPr>
+      </w:pPr>
+      <w:r>
+        <w:rPr>
+          <w:rFonts w:ascii="Consolas" w:hAnsi="Consolas" w:cs="Consolas"/>
+          <w:sz w:val="17"/>
+          <w:szCs w:val="17"/>
+        </w:rPr>
+        <w:t xml:space="preserve">            self.raw_logfreq_alpha = nn.Parameter(</w:t>
+      </w:r>
+    </w:p>
+    <w:p>
+      <w:pPr>
+        <w:rPr>
+          <w:rFonts w:ascii="Consolas" w:hAnsi="Consolas" w:cs="Consolas"/>
+          <w:sz w:val="17"/>
+          <w:szCs w:val="17"/>
+        </w:rPr>
+      </w:pPr>
+      <w:r>
+        <w:rPr>
+          <w:rFonts w:ascii="Consolas" w:hAnsi="Consolas" w:cs="Consolas"/>
+          <w:sz w:val="17"/>
+          <w:szCs w:val="17"/>
+        </w:rPr>
+        <w:t xml:space="preserve">                torch.tensor(_raw_from_positive(max(cfg.logfreq_init_alpha, 1e-3))),</w:t>
+      </w:r>
+    </w:p>
+    <w:p>
+      <w:pPr>
+        <w:rPr>
+          <w:rFonts w:ascii="Consolas" w:hAnsi="Consolas" w:cs="Consolas"/>
+          <w:sz w:val="17"/>
+          <w:szCs w:val="17"/>
+        </w:rPr>
+      </w:pPr>
+      <w:r>
+        <w:rPr>
+          <w:rFonts w:ascii="Consolas" w:hAnsi="Consolas" w:cs="Consolas"/>
+          <w:sz w:val="17"/>
+          <w:szCs w:val="17"/>
+        </w:rPr>
+        <w:t xml:space="preserve">                requires_grad=True,</w:t>
+      </w:r>
+    </w:p>
+    <w:p>
+      <w:pPr>
+        <w:rPr>
+          <w:rFonts w:ascii="Consolas" w:hAnsi="Consolas" w:cs="Consolas"/>
+          <w:sz w:val="17"/>
+          <w:szCs w:val="17"/>
+        </w:rPr>
+      </w:pPr>
+      <w:r>
+        <w:rPr>
+          <w:rFonts w:ascii="Consolas" w:hAnsi="Consolas" w:cs="Consolas"/>
+          <w:sz w:val="17"/>
+          <w:szCs w:val="17"/>
+        </w:rPr>
+        <w:t xml:space="preserve">            )</w:t>
+      </w:r>
+    </w:p>
+    <w:p>
+      <w:pPr>
+        <w:rPr>
+          <w:rFonts w:ascii="Consolas" w:hAnsi="Consolas" w:cs="Consolas"/>
+          <w:sz w:val="17"/>
+          <w:szCs w:val="17"/>
+        </w:rPr>
+      </w:pPr>
+      <w:r>
+        <w:rPr>
+          <w:rFonts w:ascii="Consolas" w:hAnsi="Consolas" w:cs="Consolas"/>
+          <w:sz w:val="17"/>
+          <w:szCs w:val="17"/>
+        </w:rPr>
+        <w:t xml:space="preserve">        else:</w:t>
+      </w:r>
+    </w:p>
+    <w:p>
+      <w:pPr>
+        <w:rPr>
+          <w:rFonts w:ascii="Consolas" w:hAnsi="Consolas" w:cs="Consolas"/>
+          <w:sz w:val="17"/>
+          <w:szCs w:val="17"/>
+        </w:rPr>
+      </w:pPr>
+      <w:r>
+        <w:rPr>
+          <w:rFonts w:ascii="Consolas" w:hAnsi="Consolas" w:cs="Consolas"/>
+          <w:sz w:val="17"/>
+          <w:szCs w:val="17"/>
+        </w:rPr>
+        <w:t xml:space="preserve">            raise ValueError(f"unknown mass_mode: {cfg.mass_mode!r}")</w:t>
+      </w:r>
+    </w:p>
+    <w:p>
+      <w:pPr>
+        <w:rPr>
+          <w:rFonts w:ascii="Consolas" w:hAnsi="Consolas" w:cs="Consolas"/>
+          <w:sz w:val="17"/>
+          <w:szCs w:val="17"/>
+        </w:rPr>
+      </w:pPr>
+    </w:p>
+    <w:p>
+      <w:pPr>
+        <w:rPr>
+          <w:rFonts w:ascii="Consolas" w:hAnsi="Consolas" w:cs="Consolas"/>
+          <w:sz w:val="17"/>
+          <w:szCs w:val="17"/>
+        </w:rPr>
+      </w:pPr>
+      <w:r>
+        <w:rPr>
+          <w:rFonts w:ascii="Consolas" w:hAnsi="Consolas" w:cs="Consolas"/>
+          <w:sz w:val="17"/>
+          <w:szCs w:val="17"/>
+        </w:rPr>
+        <w:t xml:space="preserve">    @property</w:t>
+      </w:r>
+    </w:p>
+    <w:p>
+      <w:pPr>
+        <w:rPr>
+          <w:rFonts w:ascii="Consolas" w:hAnsi="Consolas" w:cs="Consolas"/>
+          <w:sz w:val="17"/>
+          <w:szCs w:val="17"/>
+        </w:rPr>
+      </w:pPr>
+      <w:r>
+        <w:rPr>
+          <w:rFonts w:ascii="Consolas" w:hAnsi="Consolas" w:cs="Consolas"/>
+          <w:sz w:val="17"/>
+          <w:szCs w:val="17"/>
+        </w:rPr>
+        <w:t xml:space="preserve">    def gamma(self) -&gt; torch.Tensor:</w:t>
+      </w:r>
+    </w:p>
+    <w:p>
+      <w:pPr>
+        <w:rPr>
+          <w:rFonts w:ascii="Consolas" w:hAnsi="Consolas" w:cs="Consolas"/>
+          <w:sz w:val="17"/>
+          <w:szCs w:val="17"/>
+        </w:rPr>
+      </w:pPr>
+      <w:r>
+        <w:rPr>
+          <w:rFonts w:ascii="Consolas" w:hAnsi="Consolas" w:cs="Consolas"/>
+          <w:sz w:val="17"/>
+          <w:szCs w:val="17"/>
+        </w:rPr>
+        <w:t xml:space="preserve">        if self._gamma_value is not None:</w:t>
+      </w:r>
+    </w:p>
+    <w:p>
+      <w:pPr>
+        <w:rPr>
+          <w:rFonts w:ascii="Consolas" w:hAnsi="Consolas" w:cs="Consolas"/>
+          <w:sz w:val="17"/>
+          <w:szCs w:val="17"/>
+        </w:rPr>
+      </w:pPr>
+      <w:r>
+        <w:rPr>
+          <w:rFonts w:ascii="Consolas" w:hAnsi="Consolas" w:cs="Consolas"/>
+          <w:sz w:val="17"/>
+          <w:szCs w:val="17"/>
+        </w:rPr>
+        <w:t xml:space="preserve">            return torch.full(</w:t>
+      </w:r>
+    </w:p>
+    <w:p>
+      <w:pPr>
+        <w:rPr>
+          <w:rFonts w:ascii="Consolas" w:hAnsi="Consolas" w:cs="Consolas"/>
+          <w:sz w:val="17"/>
+          <w:szCs w:val="17"/>
+        </w:rPr>
+      </w:pPr>
+      <w:r>
+        <w:rPr>
+          <w:rFonts w:ascii="Consolas" w:hAnsi="Consolas" w:cs="Consolas"/>
+          <w:sz w:val="17"/>
+          <w:szCs w:val="17"/>
+        </w:rPr>
+        <w:t xml:space="preserve">                (), self._gamma_value,</w:t>
+      </w:r>
+    </w:p>
+    <w:p>
+      <w:pPr>
+        <w:rPr>
+          <w:rFonts w:ascii="Consolas" w:hAnsi="Consolas" w:cs="Consolas"/>
+          <w:sz w:val="17"/>
+          <w:szCs w:val="17"/>
+        </w:rPr>
+      </w:pPr>
+      <w:r>
+        <w:rPr>
+          <w:rFonts w:ascii="Consolas" w:hAnsi="Consolas" w:cs="Consolas"/>
+          <w:sz w:val="17"/>
+          <w:szCs w:val="17"/>
+        </w:rPr>
+        <w:t xml:space="preserve">                device=self.raw_gamma.device, dtype=self.raw_gamma.dtype,</w:t>
+      </w:r>
+    </w:p>
+    <w:p>
+      <w:pPr>
+        <w:rPr>
+          <w:rFonts w:ascii="Consolas" w:hAnsi="Consolas" w:cs="Consolas"/>
+          <w:sz w:val="17"/>
+          <w:szCs w:val="17"/>
+        </w:rPr>
+      </w:pPr>
+      <w:r>
+        <w:rPr>
+          <w:rFonts w:ascii="Consolas" w:hAnsi="Consolas" w:cs="Consolas"/>
+          <w:sz w:val="17"/>
+          <w:szCs w:val="17"/>
+        </w:rPr>
+        <w:t xml:space="preserve">            )</w:t>
+      </w:r>
+    </w:p>
+    <w:p>
+      <w:pPr>
+        <w:rPr>
+          <w:rFonts w:ascii="Consolas" w:hAnsi="Consolas" w:cs="Consolas"/>
+          <w:sz w:val="17"/>
+          <w:szCs w:val="17"/>
+        </w:rPr>
+      </w:pPr>
+      <w:r>
+        <w:rPr>
+          <w:rFonts w:ascii="Consolas" w:hAnsi="Consolas" w:cs="Consolas"/>
+          <w:sz w:val="17"/>
+          <w:szCs w:val="17"/>
+        </w:rPr>
+        <w:t xml:space="preserve">        return F.softplus(self.raw_gamma)</w:t>
+      </w:r>
+    </w:p>
+    <w:p>
+      <w:pPr>
+        <w:rPr>
+          <w:rFonts w:ascii="Consolas" w:hAnsi="Consolas" w:cs="Consolas"/>
+          <w:sz w:val="17"/>
+          <w:szCs w:val="17"/>
+        </w:rPr>
+      </w:pPr>
+    </w:p>
+    <w:p>
+      <w:pPr>
+        <w:rPr>
+          <w:rFonts w:ascii="Consolas" w:hAnsi="Consolas" w:cs="Consolas"/>
+          <w:sz w:val="17"/>
+          <w:szCs w:val="17"/>
+        </w:rPr>
+      </w:pPr>
+      <w:r>
+        <w:rPr>
+          <w:rFonts w:ascii="Consolas" w:hAnsi="Consolas" w:cs="Consolas"/>
+          <w:sz w:val="17"/>
+          <w:szCs w:val="17"/>
+        </w:rPr>
+        <w:t xml:space="preserve">    @property</w:t>
+      </w:r>
+    </w:p>
+    <w:p>
+      <w:pPr>
+        <w:rPr>
+          <w:rFonts w:ascii="Consolas" w:hAnsi="Consolas" w:cs="Consolas"/>
+          <w:sz w:val="17"/>
+          <w:szCs w:val="17"/>
+        </w:rPr>
+      </w:pPr>
+      <w:r>
+        <w:rPr>
+          <w:rFonts w:ascii="Consolas" w:hAnsi="Consolas" w:cs="Consolas"/>
+          <w:sz w:val="17"/>
+          <w:szCs w:val="17"/>
+        </w:rPr>
+        <w:t xml:space="preserve">    def m_global(self) -&gt; torch.Tensor:</w:t>
+      </w:r>
+    </w:p>
+    <w:p>
+      <w:pPr>
+        <w:rPr>
+          <w:rFonts w:ascii="Consolas" w:hAnsi="Consolas" w:cs="Consolas"/>
+          <w:sz w:val="17"/>
+          <w:szCs w:val="17"/>
+        </w:rPr>
+      </w:pPr>
+      <w:r>
+        <w:rPr>
+          <w:rFonts w:ascii="Consolas" w:hAnsi="Consolas" w:cs="Consolas"/>
+          <w:sz w:val="17"/>
+          <w:szCs w:val="17"/>
+        </w:rPr>
+        <w:t xml:space="preserve">        return F.softplus(self.raw_m_bias) + 1e-3</w:t>
+      </w:r>
+    </w:p>
+    <w:p>
+      <w:pPr>
+        <w:rPr>
+          <w:rFonts w:ascii="Consolas" w:hAnsi="Consolas" w:cs="Consolas"/>
+          <w:sz w:val="17"/>
+          <w:szCs w:val="17"/>
+        </w:rPr>
+      </w:pPr>
+    </w:p>
+    <w:p>
+      <w:pPr>
+        <w:rPr>
+          <w:rFonts w:ascii="Consolas" w:hAnsi="Consolas" w:cs="Consolas"/>
+          <w:sz w:val="17"/>
+          <w:szCs w:val="17"/>
+        </w:rPr>
+      </w:pPr>
+      <w:r>
+        <w:rPr>
+          <w:rFonts w:ascii="Consolas" w:hAnsi="Consolas" w:cs="Consolas"/>
+          <w:sz w:val="17"/>
+          <w:szCs w:val="17"/>
+        </w:rPr>
+        <w:t xml:space="preserve">    def compute_mass(self, x: torch.Tensor, emb: torch.Tensor) -&gt; torch.Tensor:</w:t>
+      </w:r>
+    </w:p>
+    <w:p>
+      <w:pPr>
+        <w:rPr>
+          <w:rFonts w:ascii="Consolas" w:hAnsi="Consolas" w:cs="Consolas"/>
+          <w:sz w:val="17"/>
+          <w:szCs w:val="17"/>
+        </w:rPr>
+      </w:pPr>
+      <w:r>
+        <w:rPr>
+          <w:rFonts w:ascii="Consolas" w:hAnsi="Consolas" w:cs="Consolas"/>
+          <w:sz w:val="17"/>
+          <w:szCs w:val="17"/>
+        </w:rPr>
+        <w:t xml:space="preserve">        """Return m as a tensor broadcastable over (B, T, d).</w:t>
+      </w:r>
+    </w:p>
+    <w:p>
+      <w:pPr>
+        <w:rPr>
+          <w:rFonts w:ascii="Consolas" w:hAnsi="Consolas" w:cs="Consolas"/>
+          <w:sz w:val="17"/>
+          <w:szCs w:val="17"/>
+        </w:rPr>
+      </w:pPr>
+    </w:p>
+    <w:p>
+      <w:pPr>
+        <w:rPr>
+          <w:rFonts w:ascii="Consolas" w:hAnsi="Consolas" w:cs="Consolas"/>
+          <w:sz w:val="17"/>
+          <w:szCs w:val="17"/>
+        </w:rPr>
+      </w:pPr>
+      <w:r>
+        <w:rPr>
+          <w:rFonts w:ascii="Consolas" w:hAnsi="Consolas" w:cs="Consolas"/>
+          <w:sz w:val="17"/>
+          <w:szCs w:val="17"/>
+        </w:rPr>
+        <w:t xml:space="preserve">        x:   (B, T)         token ids</w:t>
+      </w:r>
+    </w:p>
+    <w:p>
+      <w:pPr>
+        <w:rPr>
+          <w:rFonts w:ascii="Consolas" w:hAnsi="Consolas" w:cs="Consolas"/>
+          <w:sz w:val="17"/>
+          <w:szCs w:val="17"/>
+        </w:rPr>
+      </w:pPr>
+      <w:r>
+        <w:rPr>
+          <w:rFonts w:ascii="Consolas" w:hAnsi="Consolas" w:cs="Consolas"/>
+          <w:sz w:val="17"/>
+          <w:szCs w:val="17"/>
+        </w:rPr>
+        <w:t xml:space="preserve">        emb: (B, T, d)      first-layer hidden state E[x] + P</w:t>
+      </w:r>
+    </w:p>
+    <w:p>
+      <w:pPr>
+        <w:rPr>
+          <w:rFonts w:ascii="Consolas" w:hAnsi="Consolas" w:cs="Consolas"/>
+          <w:sz w:val="17"/>
+          <w:szCs w:val="17"/>
+        </w:rPr>
+      </w:pPr>
+      <w:r>
+        <w:rPr>
+          <w:rFonts w:ascii="Consolas" w:hAnsi="Consolas" w:cs="Consolas"/>
+          <w:sz w:val="17"/>
+          <w:szCs w:val="17"/>
+        </w:rPr>
+        <w:t xml:space="preserve">        """</w:t>
+      </w:r>
+    </w:p>
+    <w:p>
+      <w:pPr>
+        <w:rPr>
+          <w:rFonts w:ascii="Consolas" w:hAnsi="Consolas" w:cs="Consolas"/>
+          <w:sz w:val="17"/>
+          <w:szCs w:val="17"/>
+        </w:rPr>
+      </w:pPr>
+      <w:r>
+        <w:rPr>
+          <w:rFonts w:ascii="Consolas" w:hAnsi="Consolas" w:cs="Consolas"/>
+          <w:sz w:val="17"/>
+          <w:szCs w:val="17"/>
+        </w:rPr>
+        <w:t xml:space="preserve">        cfg = self.cfg</w:t>
+      </w:r>
+    </w:p>
+    <w:p>
+      <w:pPr>
+        <w:rPr>
+          <w:rFonts w:ascii="Consolas" w:hAnsi="Consolas" w:cs="Consolas"/>
+          <w:sz w:val="17"/>
+          <w:szCs w:val="17"/>
+        </w:rPr>
+      </w:pPr>
+      <w:r>
+        <w:rPr>
+          <w:rFonts w:ascii="Consolas" w:hAnsi="Consolas" w:cs="Consolas"/>
+          <w:sz w:val="17"/>
+          <w:szCs w:val="17"/>
+        </w:rPr>
+        <w:t xml:space="preserve">        if cfg.mass_mode == "global":</w:t>
+      </w:r>
+    </w:p>
+    <w:p>
+      <w:pPr>
+        <w:rPr>
+          <w:rFonts w:ascii="Consolas" w:hAnsi="Consolas" w:cs="Consolas"/>
+          <w:sz w:val="17"/>
+          <w:szCs w:val="17"/>
+        </w:rPr>
+      </w:pPr>
+      <w:r>
+        <w:rPr>
+          <w:rFonts w:ascii="Consolas" w:hAnsi="Consolas" w:cs="Consolas"/>
+          <w:sz w:val="17"/>
+          <w:szCs w:val="17"/>
+        </w:rPr>
+        <w:t xml:space="preserve">            return self.m_global</w:t>
+      </w:r>
+    </w:p>
+    <w:p>
+      <w:pPr>
+        <w:rPr>
+          <w:rFonts w:ascii="Consolas" w:hAnsi="Consolas" w:cs="Consolas"/>
+          <w:sz w:val="17"/>
+          <w:szCs w:val="17"/>
+        </w:rPr>
+      </w:pPr>
+    </w:p>
+    <w:p>
+      <w:pPr>
+        <w:rPr>
+          <w:rFonts w:ascii="Consolas" w:hAnsi="Consolas" w:cs="Consolas"/>
+          <w:sz w:val="17"/>
+          <w:szCs w:val="17"/>
+        </w:rPr>
+      </w:pPr>
+      <w:r>
+        <w:rPr>
+          <w:rFonts w:ascii="Consolas" w:hAnsi="Consolas" w:cs="Consolas"/>
+          <w:sz w:val="17"/>
+          <w:szCs w:val="17"/>
+        </w:rPr>
+        <w:t xml:space="preserve">        if cfg.mass_mode == "embed_head":</w:t>
+      </w:r>
+    </w:p>
+    <w:p>
+      <w:pPr>
+        <w:rPr>
+          <w:rFonts w:ascii="Consolas" w:hAnsi="Consolas" w:cs="Consolas"/>
+          <w:sz w:val="17"/>
+          <w:szCs w:val="17"/>
+        </w:rPr>
+      </w:pPr>
+      <w:r>
+        <w:rPr>
+          <w:rFonts w:ascii="Consolas" w:hAnsi="Consolas" w:cs="Consolas"/>
+          <w:sz w:val="17"/>
+          <w:szCs w:val="17"/>
+        </w:rPr>
+        <w:t xml:space="preserve">            raw = self.mass_head(self.E(x))</w:t>
+      </w:r>
+    </w:p>
+    <w:p>
+      <w:pPr>
+        <w:rPr>
+          <w:rFonts w:ascii="Consolas" w:hAnsi="Consolas" w:cs="Consolas"/>
+          <w:sz w:val="17"/>
+          <w:szCs w:val="17"/>
+        </w:rPr>
+      </w:pPr>
+      <w:r>
+        <w:rPr>
+          <w:rFonts w:ascii="Consolas" w:hAnsi="Consolas" w:cs="Consolas"/>
+          <w:sz w:val="17"/>
+          <w:szCs w:val="17"/>
+        </w:rPr>
+        <w:t xml:space="preserve">            return (F.softplus(raw + self.raw_m_bias) + 1e-3)</w:t>
+      </w:r>
+    </w:p>
+    <w:p>
+      <w:pPr>
+        <w:rPr>
+          <w:rFonts w:ascii="Consolas" w:hAnsi="Consolas" w:cs="Consolas"/>
+          <w:sz w:val="17"/>
+          <w:szCs w:val="17"/>
+        </w:rPr>
+      </w:pPr>
+    </w:p>
+    <w:p>
+      <w:pPr>
+        <w:rPr>
+          <w:rFonts w:ascii="Consolas" w:hAnsi="Consolas" w:cs="Consolas"/>
+          <w:sz w:val="17"/>
+          <w:szCs w:val="17"/>
+        </w:rPr>
+      </w:pPr>
+      <w:r>
+        <w:rPr>
+          <w:rFonts w:ascii="Consolas" w:hAnsi="Consolas" w:cs="Consolas"/>
+          <w:sz w:val="17"/>
+          <w:szCs w:val="17"/>
+        </w:rPr>
+        <w:t xml:space="preserve">        if cfg.mass_mode == "logfreq":</w:t>
+      </w:r>
+    </w:p>
+    <w:p>
+      <w:pPr>
+        <w:rPr>
+          <w:rFonts w:ascii="Consolas" w:hAnsi="Consolas" w:cs="Consolas"/>
+          <w:sz w:val="17"/>
+          <w:szCs w:val="17"/>
+        </w:rPr>
+      </w:pPr>
+      <w:r>
+        <w:rPr>
+          <w:rFonts w:ascii="Consolas" w:hAnsi="Consolas" w:cs="Consolas"/>
+          <w:sz w:val="17"/>
+          <w:szCs w:val="17"/>
+        </w:rPr>
+        <w:t xml:space="preserve">            surprisal = self.logfreq_surprisal[x]</w:t>
+      </w:r>
+    </w:p>
+    <w:p>
+      <w:pPr>
+        <w:rPr>
+          <w:rFonts w:ascii="Consolas" w:hAnsi="Consolas" w:cs="Consolas"/>
+          <w:sz w:val="17"/>
+          <w:szCs w:val="17"/>
+        </w:rPr>
+      </w:pPr>
+      <w:r>
+        <w:rPr>
+          <w:rFonts w:ascii="Consolas" w:hAnsi="Consolas" w:cs="Consolas"/>
+          <w:sz w:val="17"/>
+          <w:szCs w:val="17"/>
+        </w:rPr>
+        <w:t xml:space="preserve">            alpha = F.softplus(self.raw_logfreq_alpha)</w:t>
+      </w:r>
+    </w:p>
+    <w:p>
+      <w:pPr>
+        <w:rPr>
+          <w:rFonts w:ascii="Consolas" w:hAnsi="Consolas" w:cs="Consolas"/>
+          <w:sz w:val="17"/>
+          <w:szCs w:val="17"/>
+        </w:rPr>
+      </w:pPr>
+      <w:r>
+        <w:rPr>
+          <w:rFonts w:ascii="Consolas" w:hAnsi="Consolas" w:cs="Consolas"/>
+          <w:sz w:val="17"/>
+          <w:szCs w:val="17"/>
+        </w:rPr>
+        <w:t xml:space="preserve">            scaled = alpha * surprisal.unsqueeze(-1)</w:t>
+      </w:r>
+    </w:p>
+    <w:p>
+      <w:pPr>
+        <w:rPr>
+          <w:rFonts w:ascii="Consolas" w:hAnsi="Consolas" w:cs="Consolas"/>
+          <w:sz w:val="17"/>
+          <w:szCs w:val="17"/>
+        </w:rPr>
+      </w:pPr>
+      <w:r>
+        <w:rPr>
+          <w:rFonts w:ascii="Consolas" w:hAnsi="Consolas" w:cs="Consolas"/>
+          <w:sz w:val="17"/>
+          <w:szCs w:val="17"/>
+        </w:rPr>
+        <w:t xml:space="preserve">            return F.softplus(self.raw_m_bias + scaled) + 1e-3</w:t>
+      </w:r>
+    </w:p>
+    <w:p>
+      <w:pPr>
+        <w:rPr>
+          <w:rFonts w:ascii="Consolas" w:hAnsi="Consolas" w:cs="Consolas"/>
+          <w:sz w:val="17"/>
+          <w:szCs w:val="17"/>
+        </w:rPr>
+      </w:pPr>
+    </w:p>
+    <w:p>
+      <w:pPr>
+        <w:rPr>
+          <w:rFonts w:ascii="Consolas" w:hAnsi="Consolas" w:cs="Consolas"/>
+          <w:sz w:val="17"/>
+          <w:szCs w:val="17"/>
+        </w:rPr>
+      </w:pPr>
+      <w:r>
+        <w:rPr>
+          <w:rFonts w:ascii="Consolas" w:hAnsi="Consolas" w:cs="Consolas"/>
+          <w:sz w:val="17"/>
+          <w:szCs w:val="17"/>
+        </w:rPr>
+        <w:t xml:space="preserve">        raise RuntimeError("unreachable")</w:t>
+      </w:r>
+    </w:p>
+    <w:p>
+      <w:pPr>
+        <w:rPr>
+          <w:rFonts w:ascii="Consolas" w:hAnsi="Consolas" w:cs="Consolas"/>
+          <w:sz w:val="17"/>
+          <w:szCs w:val="17"/>
+        </w:rPr>
+      </w:pPr>
+    </w:p>
+    <w:p>
+      <w:pPr>
+        <w:rPr>
+          <w:rFonts w:ascii="Consolas" w:hAnsi="Consolas" w:cs="Consolas"/>
+          <w:sz w:val="17"/>
+          <w:szCs w:val="17"/>
+        </w:rPr>
+      </w:pPr>
+      <w:r>
+        <w:rPr>
+          <w:rFonts w:ascii="Consolas" w:hAnsi="Consolas" w:cs="Consolas"/>
+          <w:sz w:val="17"/>
+          <w:szCs w:val="17"/>
+        </w:rPr>
+        <w:t xml:space="preserve">    def _embed(self, x: torch.Tensor) -&gt; torch.Tensor:</w:t>
+      </w:r>
+    </w:p>
+    <w:p>
+      <w:pPr>
+        <w:rPr>
+          <w:rFonts w:ascii="Consolas" w:hAnsi="Consolas" w:cs="Consolas"/>
+          <w:sz w:val="17"/>
+          <w:szCs w:val="17"/>
+        </w:rPr>
+      </w:pPr>
+      <w:r>
+        <w:rPr>
+          <w:rFonts w:ascii="Consolas" w:hAnsi="Consolas" w:cs="Consolas"/>
+          <w:sz w:val="17"/>
+          <w:szCs w:val="17"/>
+        </w:rPr>
+        <w:t xml:space="preserve">        B, T = x.shape</w:t>
+      </w:r>
+    </w:p>
+    <w:p>
+      <w:pPr>
+        <w:rPr>
+          <w:rFonts w:ascii="Consolas" w:hAnsi="Consolas" w:cs="Consolas"/>
+          <w:sz w:val="17"/>
+          <w:szCs w:val="17"/>
+        </w:rPr>
+      </w:pPr>
+      <w:r>
+        <w:rPr>
+          <w:rFonts w:ascii="Consolas" w:hAnsi="Consolas" w:cs="Consolas"/>
+          <w:sz w:val="17"/>
+          <w:szCs w:val="17"/>
+        </w:rPr>
+        <w:t xml:space="preserve">        pos = self.P[:T].unsqueeze(0)</w:t>
+      </w:r>
+    </w:p>
+    <w:p>
+      <w:pPr>
+        <w:rPr>
+          <w:rFonts w:ascii="Consolas" w:hAnsi="Consolas" w:cs="Consolas"/>
+          <w:sz w:val="17"/>
+          <w:szCs w:val="17"/>
+        </w:rPr>
+      </w:pPr>
+      <w:r>
+        <w:rPr>
+          <w:rFonts w:ascii="Consolas" w:hAnsi="Consolas" w:cs="Consolas"/>
+          <w:sz w:val="17"/>
+          <w:szCs w:val="17"/>
+        </w:rPr>
+        <w:t xml:space="preserve">        return self.E(x) + pos</w:t>
+      </w:r>
+    </w:p>
+    <w:p>
+      <w:pPr>
+        <w:rPr>
+          <w:rFonts w:ascii="Consolas" w:hAnsi="Consolas" w:cs="Consolas"/>
+          <w:sz w:val="17"/>
+          <w:szCs w:val="17"/>
+        </w:rPr>
+      </w:pPr>
+    </w:p>
+    <w:p>
+      <w:pPr>
+        <w:rPr>
+          <w:rFonts w:ascii="Consolas" w:hAnsi="Consolas" w:cs="Consolas"/>
+          <w:sz w:val="17"/>
+          <w:szCs w:val="17"/>
+        </w:rPr>
+      </w:pPr>
+      <w:r>
+        <w:rPr>
+          <w:rFonts w:ascii="Consolas" w:hAnsi="Consolas" w:cs="Consolas"/>
+          <w:sz w:val="17"/>
+          <w:szCs w:val="17"/>
+        </w:rPr>
+        <w:t xml:space="preserve">    def integrate(</w:t>
+      </w:r>
+    </w:p>
+    <w:p>
+      <w:pPr>
+        <w:rPr>
+          <w:rFonts w:ascii="Consolas" w:hAnsi="Consolas" w:cs="Consolas"/>
+          <w:sz w:val="17"/>
+          <w:szCs w:val="17"/>
+        </w:rPr>
+      </w:pPr>
+      <w:r>
+        <w:rPr>
+          <w:rFonts w:ascii="Consolas" w:hAnsi="Consolas" w:cs="Consolas"/>
+          <w:sz w:val="17"/>
+          <w:szCs w:val="17"/>
+        </w:rPr>
         <w:lastRenderedPageBreak/>
-        <w:t xml:space="preserve">            self.register_buffer("logfreq_surprisal", surprisal)</w:t>
-      </w:r>
-    </w:p>
-    <w:p>
-      <w:pPr>
-        <w:rPr>
-          <w:rFonts w:ascii="Consolas" w:hAnsi="Consolas" w:cs="Consolas"/>
-          <w:sz w:val="17"/>
-          <w:szCs w:val="17"/>
-        </w:rPr>
-      </w:pPr>
-      <w:r>
-        <w:rPr>
-          <w:rFonts w:ascii="Consolas" w:hAnsi="Consolas" w:cs="Consolas"/>
-          <w:sz w:val="17"/>
-          <w:szCs w:val="17"/>
-        </w:rPr>
-        <w:t xml:space="preserve">            self.raw_logfreq_alpha = nn.Parameter(</w:t>
-      </w:r>
-    </w:p>
-    <w:p>
-      <w:pPr>
-        <w:rPr>
-          <w:rFonts w:ascii="Consolas" w:hAnsi="Consolas" w:cs="Consolas"/>
-          <w:sz w:val="17"/>
-          <w:szCs w:val="17"/>
-        </w:rPr>
-      </w:pPr>
-      <w:r>
-        <w:rPr>
-          <w:rFonts w:ascii="Consolas" w:hAnsi="Consolas" w:cs="Consolas"/>
-          <w:sz w:val="17"/>
-          <w:szCs w:val="17"/>
-        </w:rPr>
-        <w:t xml:space="preserve">                torch.tensor(_raw_from_positive(max(cfg.logfreq_init_alpha, 1e-3))),</w:t>
-      </w:r>
-    </w:p>
-    <w:p>
-      <w:pPr>
-        <w:rPr>
-          <w:rFonts w:ascii="Consolas" w:hAnsi="Consolas" w:cs="Consolas"/>
-          <w:sz w:val="17"/>
-          <w:szCs w:val="17"/>
-        </w:rPr>
-      </w:pPr>
-      <w:r>
-        <w:rPr>
-          <w:rFonts w:ascii="Consolas" w:hAnsi="Consolas" w:cs="Consolas"/>
-          <w:sz w:val="17"/>
-          <w:szCs w:val="17"/>
-        </w:rPr>
-        <w:t xml:space="preserve">                requires_grad=True,</w:t>
+        <w:t xml:space="preserve">        self,</w:t>
+      </w:r>
+    </w:p>
+    <w:p>
+      <w:pPr>
+        <w:rPr>
+          <w:rFonts w:ascii="Consolas" w:hAnsi="Consolas" w:cs="Consolas"/>
+          <w:sz w:val="17"/>
+          <w:szCs w:val="17"/>
+        </w:rPr>
+      </w:pPr>
+      <w:r>
+        <w:rPr>
+          <w:rFonts w:ascii="Consolas" w:hAnsi="Consolas" w:cs="Consolas"/>
+          <w:sz w:val="17"/>
+          <w:szCs w:val="17"/>
+        </w:rPr>
+        <w:t xml:space="preserve">        x: torch.Tensor,</w:t>
+      </w:r>
+    </w:p>
+    <w:p>
+      <w:pPr>
+        <w:rPr>
+          <w:rFonts w:ascii="Consolas" w:hAnsi="Consolas" w:cs="Consolas"/>
+          <w:sz w:val="17"/>
+          <w:szCs w:val="17"/>
+        </w:rPr>
+      </w:pPr>
+      <w:r>
+        <w:rPr>
+          <w:rFonts w:ascii="Consolas" w:hAnsi="Consolas" w:cs="Consolas"/>
+          <w:sz w:val="17"/>
+          <w:szCs w:val="17"/>
+        </w:rPr>
+        <w:t xml:space="preserve">        emb: torch.Tensor,</w:t>
+      </w:r>
+    </w:p>
+    <w:p>
+      <w:pPr>
+        <w:rPr>
+          <w:rFonts w:ascii="Consolas" w:hAnsi="Consolas" w:cs="Consolas"/>
+          <w:sz w:val="17"/>
+          <w:szCs w:val="17"/>
+        </w:rPr>
+      </w:pPr>
+      <w:r>
+        <w:rPr>
+          <w:rFonts w:ascii="Consolas" w:hAnsi="Consolas" w:cs="Consolas"/>
+          <w:sz w:val="17"/>
+          <w:szCs w:val="17"/>
+        </w:rPr>
+        <w:t xml:space="preserve">        return_trajectory: bool = False,</w:t>
+      </w:r>
+    </w:p>
+    <w:p>
+      <w:pPr>
+        <w:rPr>
+          <w:rFonts w:ascii="Consolas" w:hAnsi="Consolas" w:cs="Consolas"/>
+          <w:sz w:val="17"/>
+          <w:szCs w:val="17"/>
+        </w:rPr>
+      </w:pPr>
+      <w:r>
+        <w:rPr>
+          <w:rFonts w:ascii="Consolas" w:hAnsi="Consolas" w:cs="Consolas"/>
+          <w:sz w:val="17"/>
+          <w:szCs w:val="17"/>
+        </w:rPr>
+        <w:t xml:space="preserve">        return_xi_trajectory: bool = False,</w:t>
+      </w:r>
+    </w:p>
+    <w:p>
+      <w:pPr>
+        <w:rPr>
+          <w:rFonts w:ascii="Consolas" w:hAnsi="Consolas" w:cs="Consolas"/>
+          <w:sz w:val="17"/>
+          <w:szCs w:val="17"/>
+        </w:rPr>
+      </w:pPr>
+      <w:r>
+        <w:rPr>
+          <w:rFonts w:ascii="Consolas" w:hAnsi="Consolas" w:cs="Consolas"/>
+          <w:sz w:val="17"/>
+          <w:szCs w:val="17"/>
+        </w:rPr>
+        <w:t xml:space="preserve">    ) -&gt; Tuple[torch.Tensor, Optional[List[torch.Tensor]], Optional[List[torch.Tensor]]]:</w:t>
+      </w:r>
+    </w:p>
+    <w:p>
+      <w:pPr>
+        <w:rPr>
+          <w:rFonts w:ascii="Consolas" w:hAnsi="Consolas" w:cs="Consolas"/>
+          <w:sz w:val="17"/>
+          <w:szCs w:val="17"/>
+        </w:rPr>
+      </w:pPr>
+      <w:r>
+        <w:rPr>
+          <w:rFonts w:ascii="Consolas" w:hAnsi="Consolas" w:cs="Consolas"/>
+          <w:sz w:val="17"/>
+          <w:szCs w:val="17"/>
+        </w:rPr>
+        <w:t xml:space="preserve">        """SARF-faithful damped EL with per-token mass.</w:t>
+      </w:r>
+    </w:p>
+    <w:p>
+      <w:pPr>
+        <w:rPr>
+          <w:rFonts w:ascii="Consolas" w:hAnsi="Consolas" w:cs="Consolas"/>
+          <w:sz w:val="17"/>
+          <w:szCs w:val="17"/>
+        </w:rPr>
+      </w:pPr>
+    </w:p>
+    <w:p>
+      <w:pPr>
+        <w:rPr>
+          <w:rFonts w:ascii="Consolas" w:hAnsi="Consolas" w:cs="Consolas"/>
+          <w:sz w:val="17"/>
+          <w:szCs w:val="17"/>
+        </w:rPr>
+      </w:pPr>
+      <w:r>
+        <w:rPr>
+          <w:rFonts w:ascii="Consolas" w:hAnsi="Consolas" w:cs="Consolas"/>
+          <w:sz w:val="17"/>
+          <w:szCs w:val="17"/>
+        </w:rPr>
+        <w:t xml:space="preserve">        x:    (B, T)</w:t>
+      </w:r>
+    </w:p>
+    <w:p>
+      <w:pPr>
+        <w:rPr>
+          <w:rFonts w:ascii="Consolas" w:hAnsi="Consolas" w:cs="Consolas"/>
+          <w:sz w:val="17"/>
+          <w:szCs w:val="17"/>
+        </w:rPr>
+      </w:pPr>
+      <w:r>
+        <w:rPr>
+          <w:rFonts w:ascii="Consolas" w:hAnsi="Consolas" w:cs="Consolas"/>
+          <w:sz w:val="17"/>
+          <w:szCs w:val="17"/>
+        </w:rPr>
+        <w:t xml:space="preserve">        emb:  (B, T, d)   first-layer hidden state (with position embed)</w:t>
+      </w:r>
+    </w:p>
+    <w:p>
+      <w:pPr>
+        <w:rPr>
+          <w:rFonts w:ascii="Consolas" w:hAnsi="Consolas" w:cs="Consolas"/>
+          <w:sz w:val="17"/>
+          <w:szCs w:val="17"/>
+        </w:rPr>
+      </w:pPr>
+      <w:r>
+        <w:rPr>
+          <w:rFonts w:ascii="Consolas" w:hAnsi="Consolas" w:cs="Consolas"/>
+          <w:sz w:val="17"/>
+          <w:szCs w:val="17"/>
+        </w:rPr>
+        <w:t xml:space="preserve">        """</w:t>
+      </w:r>
+    </w:p>
+    <w:p>
+      <w:pPr>
+        <w:rPr>
+          <w:rFonts w:ascii="Consolas" w:hAnsi="Consolas" w:cs="Consolas"/>
+          <w:sz w:val="17"/>
+          <w:szCs w:val="17"/>
+        </w:rPr>
+      </w:pPr>
+      <w:r>
+        <w:rPr>
+          <w:rFonts w:ascii="Consolas" w:hAnsi="Consolas" w:cs="Consolas"/>
+          <w:sz w:val="17"/>
+          <w:szCs w:val="17"/>
+        </w:rPr>
+        <w:t xml:space="preserve">        cfg = self.cfg</w:t>
+      </w:r>
+    </w:p>
+    <w:p>
+      <w:pPr>
+        <w:rPr>
+          <w:rFonts w:ascii="Consolas" w:hAnsi="Consolas" w:cs="Consolas"/>
+          <w:sz w:val="17"/>
+          <w:szCs w:val="17"/>
+        </w:rPr>
+      </w:pPr>
+      <w:r>
+        <w:rPr>
+          <w:rFonts w:ascii="Consolas" w:hAnsi="Consolas" w:cs="Consolas"/>
+          <w:sz w:val="17"/>
+          <w:szCs w:val="17"/>
+        </w:rPr>
+        <w:t xml:space="preserve">        h = emb</w:t>
+      </w:r>
+    </w:p>
+    <w:p>
+      <w:pPr>
+        <w:rPr>
+          <w:rFonts w:ascii="Consolas" w:hAnsi="Consolas" w:cs="Consolas"/>
+          <w:sz w:val="17"/>
+          <w:szCs w:val="17"/>
+        </w:rPr>
+      </w:pPr>
+      <w:r>
+        <w:rPr>
+          <w:rFonts w:ascii="Consolas" w:hAnsi="Consolas" w:cs="Consolas"/>
+          <w:sz w:val="17"/>
+          <w:szCs w:val="17"/>
+        </w:rPr>
+        <w:t xml:space="preserve">        v = torch.zeros_like(h)</w:t>
+      </w:r>
+    </w:p>
+    <w:p>
+      <w:pPr>
+        <w:rPr>
+          <w:rFonts w:ascii="Consolas" w:hAnsi="Consolas" w:cs="Consolas"/>
+          <w:sz w:val="17"/>
+          <w:szCs w:val="17"/>
+        </w:rPr>
+      </w:pPr>
+      <w:r>
+        <w:rPr>
+          <w:rFonts w:ascii="Consolas" w:hAnsi="Consolas" w:cs="Consolas"/>
+          <w:sz w:val="17"/>
+          <w:szCs w:val="17"/>
+        </w:rPr>
+        <w:t xml:space="preserve">        gamma, dt = self.gamma, cfg.dt</w:t>
+      </w:r>
+    </w:p>
+    <w:p>
+      <w:pPr>
+        <w:rPr>
+          <w:rFonts w:ascii="Consolas" w:hAnsi="Consolas" w:cs="Consolas"/>
+          <w:sz w:val="17"/>
+          <w:szCs w:val="17"/>
+        </w:rPr>
+      </w:pPr>
+    </w:p>
+    <w:p>
+      <w:pPr>
+        <w:rPr>
+          <w:rFonts w:ascii="Consolas" w:hAnsi="Consolas" w:cs="Consolas"/>
+          <w:sz w:val="17"/>
+          <w:szCs w:val="17"/>
+        </w:rPr>
+      </w:pPr>
+      <w:r>
+        <w:rPr>
+          <w:rFonts w:ascii="Consolas" w:hAnsi="Consolas" w:cs="Consolas"/>
+          <w:sz w:val="17"/>
+          <w:szCs w:val="17"/>
+        </w:rPr>
+        <w:t xml:space="preserve">        m = self.compute_mass(x, emb)</w:t>
+      </w:r>
+    </w:p>
+    <w:p>
+      <w:pPr>
+        <w:rPr>
+          <w:rFonts w:ascii="Consolas" w:hAnsi="Consolas" w:cs="Consolas"/>
+          <w:sz w:val="17"/>
+          <w:szCs w:val="17"/>
+        </w:rPr>
+      </w:pPr>
+      <w:r>
+        <w:rPr>
+          <w:rFonts w:ascii="Consolas" w:hAnsi="Consolas" w:cs="Consolas"/>
+          <w:sz w:val="17"/>
+          <w:szCs w:val="17"/>
+        </w:rPr>
+        <w:t xml:space="preserve">        if m.dim() == 0:</w:t>
+      </w:r>
+    </w:p>
+    <w:p>
+      <w:pPr>
+        <w:rPr>
+          <w:rFonts w:ascii="Consolas" w:hAnsi="Consolas" w:cs="Consolas"/>
+          <w:sz w:val="17"/>
+          <w:szCs w:val="17"/>
+        </w:rPr>
+      </w:pPr>
+      <w:r>
+        <w:rPr>
+          <w:rFonts w:ascii="Consolas" w:hAnsi="Consolas" w:cs="Consolas"/>
+          <w:sz w:val="17"/>
+          <w:szCs w:val="17"/>
+        </w:rPr>
+        <w:t xml:space="preserve">            m_b = m</w:t>
+      </w:r>
+    </w:p>
+    <w:p>
+      <w:pPr>
+        <w:rPr>
+          <w:rFonts w:ascii="Consolas" w:hAnsi="Consolas" w:cs="Consolas"/>
+          <w:sz w:val="17"/>
+          <w:szCs w:val="17"/>
+        </w:rPr>
+      </w:pPr>
+      <w:r>
+        <w:rPr>
+          <w:rFonts w:ascii="Consolas" w:hAnsi="Consolas" w:cs="Consolas"/>
+          <w:sz w:val="17"/>
+          <w:szCs w:val="17"/>
+        </w:rPr>
+        <w:t xml:space="preserve">        else:</w:t>
+      </w:r>
+    </w:p>
+    <w:p>
+      <w:pPr>
+        <w:rPr>
+          <w:rFonts w:ascii="Consolas" w:hAnsi="Consolas" w:cs="Consolas"/>
+          <w:sz w:val="17"/>
+          <w:szCs w:val="17"/>
+        </w:rPr>
+      </w:pPr>
+      <w:r>
+        <w:rPr>
+          <w:rFonts w:ascii="Consolas" w:hAnsi="Consolas" w:cs="Consolas"/>
+          <w:sz w:val="17"/>
+          <w:szCs w:val="17"/>
+        </w:rPr>
+        <w:t xml:space="preserve">            m_b = m</w:t>
+      </w:r>
+    </w:p>
+    <w:p>
+      <w:pPr>
+        <w:rPr>
+          <w:rFonts w:ascii="Consolas" w:hAnsi="Consolas" w:cs="Consolas"/>
+          <w:sz w:val="17"/>
+          <w:szCs w:val="17"/>
+        </w:rPr>
+      </w:pPr>
+    </w:p>
+    <w:p>
+      <w:pPr>
+        <w:rPr>
+          <w:rFonts w:ascii="Consolas" w:hAnsi="Consolas" w:cs="Consolas"/>
+          <w:sz w:val="17"/>
+          <w:szCs w:val="17"/>
+        </w:rPr>
+      </w:pPr>
+      <w:r>
+        <w:rPr>
+          <w:rFonts w:ascii="Consolas" w:hAnsi="Consolas" w:cs="Consolas"/>
+          <w:sz w:val="17"/>
+          <w:szCs w:val="17"/>
+        </w:rPr>
+        <w:t xml:space="preserve">        traj_h: Optional[List[torch.Tensor]] = None</w:t>
+      </w:r>
+    </w:p>
+    <w:p>
+      <w:pPr>
+        <w:rPr>
+          <w:rFonts w:ascii="Consolas" w:hAnsi="Consolas" w:cs="Consolas"/>
+          <w:sz w:val="17"/>
+          <w:szCs w:val="17"/>
+        </w:rPr>
+      </w:pPr>
+      <w:r>
+        <w:rPr>
+          <w:rFonts w:ascii="Consolas" w:hAnsi="Consolas" w:cs="Consolas"/>
+          <w:sz w:val="17"/>
+          <w:szCs w:val="17"/>
+        </w:rPr>
+        <w:t xml:space="preserve">        traj_xi: Optional[List[torch.Tensor]] = None</w:t>
+      </w:r>
+    </w:p>
+    <w:p>
+      <w:pPr>
+        <w:rPr>
+          <w:rFonts w:ascii="Consolas" w:hAnsi="Consolas" w:cs="Consolas"/>
+          <w:sz w:val="17"/>
+          <w:szCs w:val="17"/>
+        </w:rPr>
+      </w:pPr>
+      <w:r>
+        <w:rPr>
+          <w:rFonts w:ascii="Consolas" w:hAnsi="Consolas" w:cs="Consolas"/>
+          <w:sz w:val="17"/>
+          <w:szCs w:val="17"/>
+        </w:rPr>
+        <w:t xml:space="preserve">        if return_trajectory:</w:t>
+      </w:r>
+    </w:p>
+    <w:p>
+      <w:pPr>
+        <w:rPr>
+          <w:rFonts w:ascii="Consolas" w:hAnsi="Consolas" w:cs="Consolas"/>
+          <w:sz w:val="17"/>
+          <w:szCs w:val="17"/>
+        </w:rPr>
+      </w:pPr>
+      <w:r>
+        <w:rPr>
+          <w:rFonts w:ascii="Consolas" w:hAnsi="Consolas" w:cs="Consolas"/>
+          <w:sz w:val="17"/>
+          <w:szCs w:val="17"/>
+        </w:rPr>
+        <w:t xml:space="preserve">            traj_h = [h.detach().cpu()]</w:t>
+      </w:r>
+    </w:p>
+    <w:p>
+      <w:pPr>
+        <w:rPr>
+          <w:rFonts w:ascii="Consolas" w:hAnsi="Consolas" w:cs="Consolas"/>
+          <w:sz w:val="17"/>
+          <w:szCs w:val="17"/>
+        </w:rPr>
+      </w:pPr>
+      <w:r>
+        <w:rPr>
+          <w:rFonts w:ascii="Consolas" w:hAnsi="Consolas" w:cs="Consolas"/>
+          <w:sz w:val="17"/>
+          <w:szCs w:val="17"/>
+        </w:rPr>
+        <w:t xml:space="preserve">        if return_xi_trajectory:</w:t>
+      </w:r>
+    </w:p>
+    <w:p>
+      <w:pPr>
+        <w:rPr>
+          <w:rFonts w:ascii="Consolas" w:hAnsi="Consolas" w:cs="Consolas"/>
+          <w:sz w:val="17"/>
+          <w:szCs w:val="17"/>
+        </w:rPr>
+      </w:pPr>
+      <w:r>
+        <w:rPr>
+          <w:rFonts w:ascii="Consolas" w:hAnsi="Consolas" w:cs="Consolas"/>
+          <w:sz w:val="17"/>
+          <w:szCs w:val="17"/>
+        </w:rPr>
+        <w:t xml:space="preserve">            traj_xi = []</w:t>
+      </w:r>
+    </w:p>
+    <w:p>
+      <w:pPr>
+        <w:rPr>
+          <w:rFonts w:ascii="Consolas" w:hAnsi="Consolas" w:cs="Consolas"/>
+          <w:sz w:val="17"/>
+          <w:szCs w:val="17"/>
+        </w:rPr>
+      </w:pPr>
+    </w:p>
+    <w:p>
+      <w:pPr>
+        <w:rPr>
+          <w:rFonts w:ascii="Consolas" w:hAnsi="Consolas" w:cs="Consolas"/>
+          <w:sz w:val="17"/>
+          <w:szCs w:val="17"/>
+        </w:rPr>
+      </w:pPr>
+      <w:r>
+        <w:rPr>
+          <w:rFonts w:ascii="Consolas" w:hAnsi="Consolas" w:cs="Consolas"/>
+          <w:sz w:val="17"/>
+          <w:szCs w:val="17"/>
+        </w:rPr>
+        <w:t xml:space="preserve">        for _ in range(cfg.L):</w:t>
+      </w:r>
+    </w:p>
+    <w:p>
+      <w:pPr>
+        <w:rPr>
+          <w:rFonts w:ascii="Consolas" w:hAnsi="Consolas" w:cs="Consolas"/>
+          <w:sz w:val="17"/>
+          <w:szCs w:val="17"/>
+        </w:rPr>
+      </w:pPr>
+      <w:r>
+        <w:rPr>
+          <w:rFonts w:ascii="Consolas" w:hAnsi="Consolas" w:cs="Consolas"/>
+          <w:sz w:val="17"/>
+          <w:szCs w:val="17"/>
+        </w:rPr>
+        <w:t xml:space="preserve">            xi_input = h.detach() if cfg.causal_force else h</w:t>
+      </w:r>
+    </w:p>
+    <w:p>
+      <w:pPr>
+        <w:rPr>
+          <w:rFonts w:ascii="Consolas" w:hAnsi="Consolas" w:cs="Consolas"/>
+          <w:sz w:val="17"/>
+          <w:szCs w:val="17"/>
+        </w:rPr>
+      </w:pPr>
+      <w:r>
+        <w:rPr>
+          <w:rFonts w:ascii="Consolas" w:hAnsi="Consolas" w:cs="Consolas"/>
+          <w:sz w:val="17"/>
+          <w:szCs w:val="17"/>
+        </w:rPr>
+        <w:t xml:space="preserve">            xi_now = causal_cumulative_mean(xi_input)</w:t>
+      </w:r>
+    </w:p>
+    <w:p>
+      <w:pPr>
+        <w:rPr>
+          <w:rFonts w:ascii="Consolas" w:hAnsi="Consolas" w:cs="Consolas"/>
+          <w:sz w:val="17"/>
+          <w:szCs w:val="17"/>
+        </w:rPr>
+      </w:pPr>
+      <w:r>
+        <w:rPr>
+          <w:rFonts w:ascii="Consolas" w:hAnsi="Consolas" w:cs="Consolas"/>
+          <w:sz w:val="17"/>
+          <w:szCs w:val="17"/>
+        </w:rPr>
+        <w:t xml:space="preserve">            if return_xi_trajectory:</w:t>
+      </w:r>
+    </w:p>
+    <w:p>
+      <w:pPr>
+        <w:rPr>
+          <w:rFonts w:ascii="Consolas" w:hAnsi="Consolas" w:cs="Consolas"/>
+          <w:sz w:val="17"/>
+          <w:szCs w:val="17"/>
+        </w:rPr>
+      </w:pPr>
+      <w:r>
+        <w:rPr>
+          <w:rFonts w:ascii="Consolas" w:hAnsi="Consolas" w:cs="Consolas"/>
+          <w:sz w:val="17"/>
+          <w:szCs w:val="17"/>
+        </w:rPr>
+        <w:t xml:space="preserve">                assert traj_xi is not None</w:t>
+      </w:r>
+    </w:p>
+    <w:p>
+      <w:pPr>
+        <w:rPr>
+          <w:rFonts w:ascii="Consolas" w:hAnsi="Consolas" w:cs="Consolas"/>
+          <w:sz w:val="17"/>
+          <w:szCs w:val="17"/>
+        </w:rPr>
+      </w:pPr>
+      <w:r>
+        <w:rPr>
+          <w:rFonts w:ascii="Consolas" w:hAnsi="Consolas" w:cs="Consolas"/>
+          <w:sz w:val="17"/>
+          <w:szCs w:val="17"/>
+        </w:rPr>
+        <w:t xml:space="preserve">                traj_xi.append(xi_now.detach().cpu())</w:t>
+      </w:r>
+    </w:p>
+    <w:p>
+      <w:pPr>
+        <w:rPr>
+          <w:rFonts w:ascii="Consolas" w:hAnsi="Consolas" w:cs="Consolas"/>
+          <w:sz w:val="17"/>
+          <w:szCs w:val="17"/>
+        </w:rPr>
+      </w:pPr>
+    </w:p>
+    <w:p>
+      <w:pPr>
+        <w:rPr>
+          <w:rFonts w:ascii="Consolas" w:hAnsi="Consolas" w:cs="Consolas"/>
+          <w:sz w:val="17"/>
+          <w:szCs w:val="17"/>
+        </w:rPr>
+      </w:pPr>
+      <w:r>
+        <w:rPr>
+          <w:rFonts w:ascii="Consolas" w:hAnsi="Consolas" w:cs="Consolas"/>
+          <w:sz w:val="17"/>
+          <w:szCs w:val="17"/>
+        </w:rPr>
+        <w:t xml:space="preserve">            h_in = h</w:t>
+      </w:r>
+    </w:p>
+    <w:p>
+      <w:pPr>
+        <w:rPr>
+          <w:rFonts w:ascii="Consolas" w:hAnsi="Consolas" w:cs="Consolas"/>
+          <w:sz w:val="17"/>
+          <w:szCs w:val="17"/>
+        </w:rPr>
+      </w:pPr>
+      <w:r>
+        <w:rPr>
+          <w:rFonts w:ascii="Consolas" w:hAnsi="Consolas" w:cs="Consolas"/>
+          <w:sz w:val="17"/>
+          <w:szCs w:val="17"/>
+        </w:rPr>
+        <w:t xml:space="preserve">            if not h_in.requires_grad:</w:t>
+      </w:r>
+    </w:p>
+    <w:p>
+      <w:pPr>
+        <w:rPr>
+          <w:rFonts w:ascii="Consolas" w:hAnsi="Consolas" w:cs="Consolas"/>
+          <w:sz w:val="17"/>
+          <w:szCs w:val="17"/>
+        </w:rPr>
+      </w:pPr>
+      <w:r>
+        <w:rPr>
+          <w:rFonts w:ascii="Consolas" w:hAnsi="Consolas" w:cs="Consolas"/>
+          <w:sz w:val="17"/>
+          <w:szCs w:val="17"/>
+        </w:rPr>
+        <w:t xml:space="preserve">                h_in = h_in.requires_grad_(True)</w:t>
+      </w:r>
+    </w:p>
+    <w:p>
+      <w:pPr>
+        <w:rPr>
+          <w:rFonts w:ascii="Consolas" w:hAnsi="Consolas" w:cs="Consolas"/>
+          <w:sz w:val="17"/>
+          <w:szCs w:val="17"/>
+        </w:rPr>
+      </w:pPr>
+      <w:r>
+        <w:rPr>
+          <w:rFonts w:ascii="Consolas" w:hAnsi="Consolas" w:cs="Consolas"/>
+          <w:sz w:val="17"/>
+          <w:szCs w:val="17"/>
+        </w:rPr>
+        <w:t xml:space="preserve">            V = self.V_theta(xi_now, h_in).sum()</w:t>
+      </w:r>
+    </w:p>
+    <w:p>
+      <w:pPr>
+        <w:rPr>
+          <w:rFonts w:ascii="Consolas" w:hAnsi="Consolas" w:cs="Consolas"/>
+          <w:sz w:val="17"/>
+          <w:szCs w:val="17"/>
+        </w:rPr>
+      </w:pPr>
+      <w:r>
+        <w:rPr>
+          <w:rFonts w:ascii="Consolas" w:hAnsi="Consolas" w:cs="Consolas"/>
+          <w:sz w:val="17"/>
+          <w:szCs w:val="17"/>
+        </w:rPr>
+        <w:t xml:space="preserve">            grad_V, = torch.autograd.grad(</w:t>
+      </w:r>
+    </w:p>
+    <w:p>
+      <w:pPr>
+        <w:rPr>
+          <w:rFonts w:ascii="Consolas" w:hAnsi="Consolas" w:cs="Consolas"/>
+          <w:sz w:val="17"/>
+          <w:szCs w:val="17"/>
+        </w:rPr>
+      </w:pPr>
+      <w:r>
+        <w:rPr>
+          <w:rFonts w:ascii="Consolas" w:hAnsi="Consolas" w:cs="Consolas"/>
+          <w:sz w:val="17"/>
+          <w:szCs w:val="17"/>
+        </w:rPr>
+        <w:t xml:space="preserve">                V, h_in, create_graph=self.training, retain_graph=True,</w:t>
       </w:r>
     </w:p>
     <w:p>
@@ -8611,135 +10252,460 @@
           <w:sz w:val="17"/>
           <w:szCs w:val="17"/>
         </w:rPr>
-        <w:t xml:space="preserve">        else:</w:t>
-      </w:r>
-    </w:p>
-    <w:p>
-      <w:pPr>
-        <w:rPr>
-          <w:rFonts w:ascii="Consolas" w:hAnsi="Consolas" w:cs="Consolas"/>
-          <w:sz w:val="17"/>
-          <w:szCs w:val="17"/>
-        </w:rPr>
-      </w:pPr>
-      <w:r>
-        <w:rPr>
-          <w:rFonts w:ascii="Consolas" w:hAnsi="Consolas" w:cs="Consolas"/>
-          <w:sz w:val="17"/>
-          <w:szCs w:val="17"/>
-        </w:rPr>
-        <w:t xml:space="preserve">            raise ValueError(f"unknown mass_mode: {cfg.mass_mode!r}")</w:t>
-      </w:r>
-    </w:p>
-    <w:p>
-      <w:pPr>
-        <w:rPr>
-          <w:rFonts w:ascii="Consolas" w:hAnsi="Consolas" w:cs="Consolas"/>
-          <w:sz w:val="17"/>
-          <w:szCs w:val="17"/>
-        </w:rPr>
-      </w:pPr>
-    </w:p>
-    <w:p>
-      <w:pPr>
-        <w:rPr>
-          <w:rFonts w:ascii="Consolas" w:hAnsi="Consolas" w:cs="Consolas"/>
-          <w:sz w:val="17"/>
-          <w:szCs w:val="17"/>
-        </w:rPr>
-      </w:pPr>
-      <w:r>
-        <w:rPr>
-          <w:rFonts w:ascii="Consolas" w:hAnsi="Consolas" w:cs="Consolas"/>
-          <w:sz w:val="17"/>
-          <w:szCs w:val="17"/>
-        </w:rPr>
-        <w:t xml:space="preserve">    @property</w:t>
-      </w:r>
-    </w:p>
-    <w:p>
-      <w:pPr>
-        <w:rPr>
-          <w:rFonts w:ascii="Consolas" w:hAnsi="Consolas" w:cs="Consolas"/>
-          <w:sz w:val="17"/>
-          <w:szCs w:val="17"/>
-        </w:rPr>
-      </w:pPr>
-      <w:r>
-        <w:rPr>
-          <w:rFonts w:ascii="Consolas" w:hAnsi="Consolas" w:cs="Consolas"/>
-          <w:sz w:val="17"/>
-          <w:szCs w:val="17"/>
-        </w:rPr>
-        <w:t xml:space="preserve">    def gamma(self) -&gt; torch.Tensor:</w:t>
-      </w:r>
-    </w:p>
-    <w:p>
-      <w:pPr>
-        <w:rPr>
-          <w:rFonts w:ascii="Consolas" w:hAnsi="Consolas" w:cs="Consolas"/>
-          <w:sz w:val="17"/>
-          <w:szCs w:val="17"/>
-        </w:rPr>
-      </w:pPr>
-      <w:r>
-        <w:rPr>
-          <w:rFonts w:ascii="Consolas" w:hAnsi="Consolas" w:cs="Consolas"/>
-          <w:sz w:val="17"/>
-          <w:szCs w:val="17"/>
-        </w:rPr>
-        <w:t xml:space="preserve">        if self._gamma_value is not None:</w:t>
-      </w:r>
-    </w:p>
-    <w:p>
-      <w:pPr>
-        <w:rPr>
-          <w:rFonts w:ascii="Consolas" w:hAnsi="Consolas" w:cs="Consolas"/>
-          <w:sz w:val="17"/>
-          <w:szCs w:val="17"/>
-        </w:rPr>
-      </w:pPr>
-      <w:r>
-        <w:rPr>
-          <w:rFonts w:ascii="Consolas" w:hAnsi="Consolas" w:cs="Consolas"/>
-          <w:sz w:val="17"/>
-          <w:szCs w:val="17"/>
-        </w:rPr>
-        <w:t xml:space="preserve">            return torch.full(</w:t>
-      </w:r>
-    </w:p>
-    <w:p>
-      <w:pPr>
-        <w:rPr>
-          <w:rFonts w:ascii="Consolas" w:hAnsi="Consolas" w:cs="Consolas"/>
-          <w:sz w:val="17"/>
-          <w:szCs w:val="17"/>
-        </w:rPr>
-      </w:pPr>
-      <w:r>
-        <w:rPr>
-          <w:rFonts w:ascii="Consolas" w:hAnsi="Consolas" w:cs="Consolas"/>
-          <w:sz w:val="17"/>
-          <w:szCs w:val="17"/>
-        </w:rPr>
-        <w:t xml:space="preserve">                (), self._gamma_value,</w:t>
-      </w:r>
-    </w:p>
-    <w:p>
-      <w:pPr>
-        <w:rPr>
-          <w:rFonts w:ascii="Consolas" w:hAnsi="Consolas" w:cs="Consolas"/>
-          <w:sz w:val="17"/>
-          <w:szCs w:val="17"/>
-        </w:rPr>
-      </w:pPr>
-      <w:r>
-        <w:rPr>
-          <w:rFonts w:ascii="Consolas" w:hAnsi="Consolas" w:cs="Consolas"/>
-          <w:sz w:val="17"/>
-          <w:szCs w:val="17"/>
-        </w:rPr>
-        <w:t xml:space="preserve">                device=self.raw_gamma.device, dtype=self.raw_gamma.dtype,</w:t>
+        <w:t xml:space="preserve">            f = -grad_V</w:t>
+      </w:r>
+    </w:p>
+    <w:p>
+      <w:pPr>
+        <w:rPr>
+          <w:rFonts w:ascii="Consolas" w:hAnsi="Consolas" w:cs="Consolas"/>
+          <w:sz w:val="17"/>
+          <w:szCs w:val="17"/>
+        </w:rPr>
+      </w:pPr>
+      <w:r>
+        <w:rPr>
+          <w:rFonts w:ascii="Consolas" w:hAnsi="Consolas" w:cs="Consolas"/>
+          <w:sz w:val="17"/>
+          <w:szCs w:val="17"/>
+        </w:rPr>
+        <w:t xml:space="preserve">            v = (v + dt * f / m_b) / (1.0 + dt * gamma)</w:t>
+      </w:r>
+    </w:p>
+    <w:p>
+      <w:pPr>
+        <w:rPr>
+          <w:rFonts w:ascii="Consolas" w:hAnsi="Consolas" w:cs="Consolas"/>
+          <w:sz w:val="17"/>
+          <w:szCs w:val="17"/>
+        </w:rPr>
+      </w:pPr>
+      <w:r>
+        <w:rPr>
+          <w:rFonts w:ascii="Consolas" w:hAnsi="Consolas" w:cs="Consolas"/>
+          <w:sz w:val="17"/>
+          <w:szCs w:val="17"/>
+        </w:rPr>
+        <w:t xml:space="preserve">            h = h_in + dt * v</w:t>
+      </w:r>
+    </w:p>
+    <w:p>
+      <w:pPr>
+        <w:rPr>
+          <w:rFonts w:ascii="Consolas" w:hAnsi="Consolas" w:cs="Consolas"/>
+          <w:sz w:val="17"/>
+          <w:szCs w:val="17"/>
+        </w:rPr>
+      </w:pPr>
+      <w:r>
+        <w:rPr>
+          <w:rFonts w:ascii="Consolas" w:hAnsi="Consolas" w:cs="Consolas"/>
+          <w:sz w:val="17"/>
+          <w:szCs w:val="17"/>
+        </w:rPr>
+        <w:t xml:space="preserve">            if return_trajectory:</w:t>
+      </w:r>
+    </w:p>
+    <w:p>
+      <w:pPr>
+        <w:rPr>
+          <w:rFonts w:ascii="Consolas" w:hAnsi="Consolas" w:cs="Consolas"/>
+          <w:sz w:val="17"/>
+          <w:szCs w:val="17"/>
+        </w:rPr>
+      </w:pPr>
+      <w:r>
+        <w:rPr>
+          <w:rFonts w:ascii="Consolas" w:hAnsi="Consolas" w:cs="Consolas"/>
+          <w:sz w:val="17"/>
+          <w:szCs w:val="17"/>
+        </w:rPr>
+        <w:t xml:space="preserve">                assert traj_h is not None</w:t>
+      </w:r>
+    </w:p>
+    <w:p>
+      <w:pPr>
+        <w:rPr>
+          <w:rFonts w:ascii="Consolas" w:hAnsi="Consolas" w:cs="Consolas"/>
+          <w:sz w:val="17"/>
+          <w:szCs w:val="17"/>
+        </w:rPr>
+      </w:pPr>
+      <w:r>
+        <w:rPr>
+          <w:rFonts w:ascii="Consolas" w:hAnsi="Consolas" w:cs="Consolas"/>
+          <w:sz w:val="17"/>
+          <w:szCs w:val="17"/>
+        </w:rPr>
+        <w:t xml:space="preserve">                traj_h.append(h.detach().cpu())</w:t>
+      </w:r>
+    </w:p>
+    <w:p>
+      <w:pPr>
+        <w:rPr>
+          <w:rFonts w:ascii="Consolas" w:hAnsi="Consolas" w:cs="Consolas"/>
+          <w:sz w:val="17"/>
+          <w:szCs w:val="17"/>
+        </w:rPr>
+      </w:pPr>
+    </w:p>
+    <w:p>
+      <w:pPr>
+        <w:rPr>
+          <w:rFonts w:ascii="Consolas" w:hAnsi="Consolas" w:cs="Consolas"/>
+          <w:sz w:val="17"/>
+          <w:szCs w:val="17"/>
+        </w:rPr>
+      </w:pPr>
+      <w:r>
+        <w:rPr>
+          <w:rFonts w:ascii="Consolas" w:hAnsi="Consolas" w:cs="Consolas"/>
+          <w:sz w:val="17"/>
+          <w:szCs w:val="17"/>
+        </w:rPr>
+        <w:t xml:space="preserve">        return h, traj_h, traj_xi</w:t>
+      </w:r>
+    </w:p>
+    <w:p>
+      <w:pPr>
+        <w:rPr>
+          <w:rFonts w:ascii="Consolas" w:hAnsi="Consolas" w:cs="Consolas"/>
+          <w:sz w:val="17"/>
+          <w:szCs w:val="17"/>
+        </w:rPr>
+      </w:pPr>
+    </w:p>
+    <w:p>
+      <w:pPr>
+        <w:rPr>
+          <w:rFonts w:ascii="Consolas" w:hAnsi="Consolas" w:cs="Consolas"/>
+          <w:sz w:val="17"/>
+          <w:szCs w:val="17"/>
+        </w:rPr>
+      </w:pPr>
+      <w:r>
+        <w:rPr>
+          <w:rFonts w:ascii="Consolas" w:hAnsi="Consolas" w:cs="Consolas"/>
+          <w:sz w:val="17"/>
+          <w:szCs w:val="17"/>
+        </w:rPr>
+        <w:t xml:space="preserve">    def forward(</w:t>
+      </w:r>
+    </w:p>
+    <w:p>
+      <w:pPr>
+        <w:rPr>
+          <w:rFonts w:ascii="Consolas" w:hAnsi="Consolas" w:cs="Consolas"/>
+          <w:sz w:val="17"/>
+          <w:szCs w:val="17"/>
+        </w:rPr>
+      </w:pPr>
+      <w:r>
+        <w:rPr>
+          <w:rFonts w:ascii="Consolas" w:hAnsi="Consolas" w:cs="Consolas"/>
+          <w:sz w:val="17"/>
+          <w:szCs w:val="17"/>
+        </w:rPr>
+        <w:t xml:space="preserve">        self,</w:t>
+      </w:r>
+    </w:p>
+    <w:p>
+      <w:pPr>
+        <w:rPr>
+          <w:rFonts w:ascii="Consolas" w:hAnsi="Consolas" w:cs="Consolas"/>
+          <w:sz w:val="17"/>
+          <w:szCs w:val="17"/>
+        </w:rPr>
+      </w:pPr>
+      <w:r>
+        <w:rPr>
+          <w:rFonts w:ascii="Consolas" w:hAnsi="Consolas" w:cs="Consolas"/>
+          <w:sz w:val="17"/>
+          <w:szCs w:val="17"/>
+        </w:rPr>
+        <w:t xml:space="preserve">        x: torch.Tensor,</w:t>
+      </w:r>
+    </w:p>
+    <w:p>
+      <w:pPr>
+        <w:rPr>
+          <w:rFonts w:ascii="Consolas" w:hAnsi="Consolas" w:cs="Consolas"/>
+          <w:sz w:val="17"/>
+          <w:szCs w:val="17"/>
+        </w:rPr>
+      </w:pPr>
+      <w:r>
+        <w:rPr>
+          <w:rFonts w:ascii="Consolas" w:hAnsi="Consolas" w:cs="Consolas"/>
+          <w:sz w:val="17"/>
+          <w:szCs w:val="17"/>
+        </w:rPr>
+        <w:t xml:space="preserve">        targets: Optional[torch.Tensor] = None,</w:t>
+      </w:r>
+    </w:p>
+    <w:p>
+      <w:pPr>
+        <w:rPr>
+          <w:rFonts w:ascii="Consolas" w:hAnsi="Consolas" w:cs="Consolas"/>
+          <w:sz w:val="17"/>
+          <w:szCs w:val="17"/>
+        </w:rPr>
+      </w:pPr>
+      <w:r>
+        <w:rPr>
+          <w:rFonts w:ascii="Consolas" w:hAnsi="Consolas" w:cs="Consolas"/>
+          <w:sz w:val="17"/>
+          <w:szCs w:val="17"/>
+        </w:rPr>
+        <w:lastRenderedPageBreak/>
+        <w:t xml:space="preserve">        return_trajectory: bool = False,</w:t>
+      </w:r>
+    </w:p>
+    <w:p>
+      <w:pPr>
+        <w:rPr>
+          <w:rFonts w:ascii="Consolas" w:hAnsi="Consolas" w:cs="Consolas"/>
+          <w:sz w:val="17"/>
+          <w:szCs w:val="17"/>
+        </w:rPr>
+      </w:pPr>
+      <w:r>
+        <w:rPr>
+          <w:rFonts w:ascii="Consolas" w:hAnsi="Consolas" w:cs="Consolas"/>
+          <w:sz w:val="17"/>
+          <w:szCs w:val="17"/>
+        </w:rPr>
+        <w:t xml:space="preserve">        return_xi_trajectory: bool = False,</w:t>
+      </w:r>
+    </w:p>
+    <w:p>
+      <w:pPr>
+        <w:rPr>
+          <w:rFonts w:ascii="Consolas" w:hAnsi="Consolas" w:cs="Consolas"/>
+          <w:sz w:val="17"/>
+          <w:szCs w:val="17"/>
+        </w:rPr>
+      </w:pPr>
+      <w:r>
+        <w:rPr>
+          <w:rFonts w:ascii="Consolas" w:hAnsi="Consolas" w:cs="Consolas"/>
+          <w:sz w:val="17"/>
+          <w:szCs w:val="17"/>
+        </w:rPr>
+        <w:t xml:space="preserve">    ):</w:t>
+      </w:r>
+    </w:p>
+    <w:p>
+      <w:pPr>
+        <w:rPr>
+          <w:rFonts w:ascii="Consolas" w:hAnsi="Consolas" w:cs="Consolas"/>
+          <w:sz w:val="17"/>
+          <w:szCs w:val="17"/>
+        </w:rPr>
+      </w:pPr>
+      <w:r>
+        <w:rPr>
+          <w:rFonts w:ascii="Consolas" w:hAnsi="Consolas" w:cs="Consolas"/>
+          <w:sz w:val="17"/>
+          <w:szCs w:val="17"/>
+        </w:rPr>
+        <w:t xml:space="preserve">        emb = self._embed(x)</w:t>
+      </w:r>
+    </w:p>
+    <w:p>
+      <w:pPr>
+        <w:rPr>
+          <w:rFonts w:ascii="Consolas" w:hAnsi="Consolas" w:cs="Consolas"/>
+          <w:sz w:val="17"/>
+          <w:szCs w:val="17"/>
+        </w:rPr>
+      </w:pPr>
+      <w:r>
+        <w:rPr>
+          <w:rFonts w:ascii="Consolas" w:hAnsi="Consolas" w:cs="Consolas"/>
+          <w:sz w:val="17"/>
+          <w:szCs w:val="17"/>
+        </w:rPr>
+        <w:t xml:space="preserve">        h_L, traj_h, traj_xi = self.integrate(</w:t>
+      </w:r>
+    </w:p>
+    <w:p>
+      <w:pPr>
+        <w:rPr>
+          <w:rFonts w:ascii="Consolas" w:hAnsi="Consolas" w:cs="Consolas"/>
+          <w:sz w:val="17"/>
+          <w:szCs w:val="17"/>
+        </w:rPr>
+      </w:pPr>
+      <w:r>
+        <w:rPr>
+          <w:rFonts w:ascii="Consolas" w:hAnsi="Consolas" w:cs="Consolas"/>
+          <w:sz w:val="17"/>
+          <w:szCs w:val="17"/>
+        </w:rPr>
+        <w:t xml:space="preserve">            x, emb,</w:t>
+      </w:r>
+    </w:p>
+    <w:p>
+      <w:pPr>
+        <w:rPr>
+          <w:rFonts w:ascii="Consolas" w:hAnsi="Consolas" w:cs="Consolas"/>
+          <w:sz w:val="17"/>
+          <w:szCs w:val="17"/>
+        </w:rPr>
+      </w:pPr>
+      <w:r>
+        <w:rPr>
+          <w:rFonts w:ascii="Consolas" w:hAnsi="Consolas" w:cs="Consolas"/>
+          <w:sz w:val="17"/>
+          <w:szCs w:val="17"/>
+        </w:rPr>
+        <w:t xml:space="preserve">            return_trajectory=return_trajectory,</w:t>
+      </w:r>
+    </w:p>
+    <w:p>
+      <w:pPr>
+        <w:rPr>
+          <w:rFonts w:ascii="Consolas" w:hAnsi="Consolas" w:cs="Consolas"/>
+          <w:sz w:val="17"/>
+          <w:szCs w:val="17"/>
+        </w:rPr>
+      </w:pPr>
+      <w:r>
+        <w:rPr>
+          <w:rFonts w:ascii="Consolas" w:hAnsi="Consolas" w:cs="Consolas"/>
+          <w:sz w:val="17"/>
+          <w:szCs w:val="17"/>
+        </w:rPr>
+        <w:t xml:space="preserve">            return_xi_trajectory=return_xi_trajectory,</w:t>
+      </w:r>
+    </w:p>
+    <w:p>
+      <w:pPr>
+        <w:rPr>
+          <w:rFonts w:ascii="Consolas" w:hAnsi="Consolas" w:cs="Consolas"/>
+          <w:sz w:val="17"/>
+          <w:szCs w:val="17"/>
+        </w:rPr>
+      </w:pPr>
+      <w:r>
+        <w:rPr>
+          <w:rFonts w:ascii="Consolas" w:hAnsi="Consolas" w:cs="Consolas"/>
+          <w:sz w:val="17"/>
+          <w:szCs w:val="17"/>
+        </w:rPr>
+        <w:t xml:space="preserve">        )</w:t>
+      </w:r>
+    </w:p>
+    <w:p>
+      <w:pPr>
+        <w:rPr>
+          <w:rFonts w:ascii="Consolas" w:hAnsi="Consolas" w:cs="Consolas"/>
+          <w:sz w:val="17"/>
+          <w:szCs w:val="17"/>
+        </w:rPr>
+      </w:pPr>
+      <w:r>
+        <w:rPr>
+          <w:rFonts w:ascii="Consolas" w:hAnsi="Consolas" w:cs="Consolas"/>
+          <w:sz w:val="17"/>
+          <w:szCs w:val="17"/>
+        </w:rPr>
+        <w:t xml:space="preserve">        logits = h_L @ self.E.weight.T</w:t>
+      </w:r>
+    </w:p>
+    <w:p>
+      <w:pPr>
+        <w:rPr>
+          <w:rFonts w:ascii="Consolas" w:hAnsi="Consolas" w:cs="Consolas"/>
+          <w:sz w:val="17"/>
+          <w:szCs w:val="17"/>
+        </w:rPr>
+      </w:pPr>
+    </w:p>
+    <w:p>
+      <w:pPr>
+        <w:rPr>
+          <w:rFonts w:ascii="Consolas" w:hAnsi="Consolas" w:cs="Consolas"/>
+          <w:sz w:val="17"/>
+          <w:szCs w:val="17"/>
+        </w:rPr>
+      </w:pPr>
+      <w:r>
+        <w:rPr>
+          <w:rFonts w:ascii="Consolas" w:hAnsi="Consolas" w:cs="Consolas"/>
+          <w:sz w:val="17"/>
+          <w:szCs w:val="17"/>
+        </w:rPr>
+        <w:t xml:space="preserve">        loss = None</w:t>
+      </w:r>
+    </w:p>
+    <w:p>
+      <w:pPr>
+        <w:rPr>
+          <w:rFonts w:ascii="Consolas" w:hAnsi="Consolas" w:cs="Consolas"/>
+          <w:sz w:val="17"/>
+          <w:szCs w:val="17"/>
+        </w:rPr>
+      </w:pPr>
+      <w:r>
+        <w:rPr>
+          <w:rFonts w:ascii="Consolas" w:hAnsi="Consolas" w:cs="Consolas"/>
+          <w:sz w:val="17"/>
+          <w:szCs w:val="17"/>
+        </w:rPr>
+        <w:t xml:space="preserve">        if targets is not None:</w:t>
+      </w:r>
+    </w:p>
+    <w:p>
+      <w:pPr>
+        <w:rPr>
+          <w:rFonts w:ascii="Consolas" w:hAnsi="Consolas" w:cs="Consolas"/>
+          <w:sz w:val="17"/>
+          <w:szCs w:val="17"/>
+        </w:rPr>
+      </w:pPr>
+      <w:r>
+        <w:rPr>
+          <w:rFonts w:ascii="Consolas" w:hAnsi="Consolas" w:cs="Consolas"/>
+          <w:sz w:val="17"/>
+          <w:szCs w:val="17"/>
+        </w:rPr>
+        <w:t xml:space="preserve">            loss = F.cross_entropy(</w:t>
+      </w:r>
+    </w:p>
+    <w:p>
+      <w:pPr>
+        <w:rPr>
+          <w:rFonts w:ascii="Consolas" w:hAnsi="Consolas" w:cs="Consolas"/>
+          <w:sz w:val="17"/>
+          <w:szCs w:val="17"/>
+        </w:rPr>
+      </w:pPr>
+      <w:r>
+        <w:rPr>
+          <w:rFonts w:ascii="Consolas" w:hAnsi="Consolas" w:cs="Consolas"/>
+          <w:sz w:val="17"/>
+          <w:szCs w:val="17"/>
+        </w:rPr>
+        <w:t xml:space="preserve">                logits.reshape(-1, self.cfg.vocab_size),</w:t>
+      </w:r>
+    </w:p>
+    <w:p>
+      <w:pPr>
+        <w:rPr>
+          <w:rFonts w:ascii="Consolas" w:hAnsi="Consolas" w:cs="Consolas"/>
+          <w:sz w:val="17"/>
+          <w:szCs w:val="17"/>
+        </w:rPr>
+      </w:pPr>
+      <w:r>
+        <w:rPr>
+          <w:rFonts w:ascii="Consolas" w:hAnsi="Consolas" w:cs="Consolas"/>
+          <w:sz w:val="17"/>
+          <w:szCs w:val="17"/>
+        </w:rPr>
+        <w:t xml:space="preserve">                targets.reshape(-1),</w:t>
       </w:r>
     </w:p>
     <w:p>
@@ -8773,761 +10739,477 @@
           <w:sz w:val="17"/>
           <w:szCs w:val="17"/>
         </w:rPr>
-        <w:t xml:space="preserve">        return F.softplus(self.raw_gamma)</w:t>
-      </w:r>
-    </w:p>
-    <w:p>
-      <w:pPr>
-        <w:rPr>
-          <w:rFonts w:ascii="Consolas" w:hAnsi="Consolas" w:cs="Consolas"/>
-          <w:sz w:val="17"/>
-          <w:szCs w:val="17"/>
-        </w:rPr>
-      </w:pPr>
-    </w:p>
-    <w:p>
-      <w:pPr>
-        <w:rPr>
-          <w:rFonts w:ascii="Consolas" w:hAnsi="Consolas" w:cs="Consolas"/>
-          <w:sz w:val="17"/>
-          <w:szCs w:val="17"/>
-        </w:rPr>
-      </w:pPr>
-      <w:r>
-        <w:rPr>
-          <w:rFonts w:ascii="Consolas" w:hAnsi="Consolas" w:cs="Consolas"/>
-          <w:sz w:val="17"/>
-          <w:szCs w:val="17"/>
-        </w:rPr>
-        <w:t xml:space="preserve">    @property</w:t>
-      </w:r>
-    </w:p>
-    <w:p>
-      <w:pPr>
-        <w:rPr>
-          <w:rFonts w:ascii="Consolas" w:hAnsi="Consolas" w:cs="Consolas"/>
-          <w:sz w:val="17"/>
-          <w:szCs w:val="17"/>
-        </w:rPr>
-      </w:pPr>
-      <w:r>
-        <w:rPr>
-          <w:rFonts w:ascii="Consolas" w:hAnsi="Consolas" w:cs="Consolas"/>
-          <w:sz w:val="17"/>
-          <w:szCs w:val="17"/>
-        </w:rPr>
-        <w:t xml:space="preserve">    def m_global(self) -&gt; torch.Tensor:</w:t>
-      </w:r>
-    </w:p>
-    <w:p>
-      <w:pPr>
-        <w:rPr>
-          <w:rFonts w:ascii="Consolas" w:hAnsi="Consolas" w:cs="Consolas"/>
-          <w:sz w:val="17"/>
-          <w:szCs w:val="17"/>
-        </w:rPr>
-      </w:pPr>
-      <w:r>
-        <w:rPr>
-          <w:rFonts w:ascii="Consolas" w:hAnsi="Consolas" w:cs="Consolas"/>
-          <w:sz w:val="17"/>
-          <w:szCs w:val="17"/>
-        </w:rPr>
-        <w:t xml:space="preserve">        return F.softplus(self.raw_m_bias) + 1e-3</w:t>
-      </w:r>
-    </w:p>
-    <w:p>
-      <w:pPr>
-        <w:rPr>
-          <w:rFonts w:ascii="Consolas" w:hAnsi="Consolas" w:cs="Consolas"/>
-          <w:sz w:val="17"/>
-          <w:szCs w:val="17"/>
-        </w:rPr>
-      </w:pPr>
-    </w:p>
-    <w:p>
-      <w:pPr>
-        <w:rPr>
-          <w:rFonts w:ascii="Consolas" w:hAnsi="Consolas" w:cs="Consolas"/>
-          <w:sz w:val="17"/>
-          <w:szCs w:val="17"/>
-        </w:rPr>
-      </w:pPr>
-      <w:r>
-        <w:rPr>
-          <w:rFonts w:ascii="Consolas" w:hAnsi="Consolas" w:cs="Consolas"/>
-          <w:sz w:val="17"/>
-          <w:szCs w:val="17"/>
-        </w:rPr>
-        <w:t xml:space="preserve">    def compute_mass(self, x: torch.Tensor, emb: torch.Tensor) -&gt; torch.Tensor:</w:t>
-      </w:r>
-    </w:p>
-    <w:p>
-      <w:pPr>
-        <w:rPr>
-          <w:rFonts w:ascii="Consolas" w:hAnsi="Consolas" w:cs="Consolas"/>
-          <w:sz w:val="17"/>
-          <w:szCs w:val="17"/>
-        </w:rPr>
-      </w:pPr>
-      <w:r>
-        <w:rPr>
-          <w:rFonts w:ascii="Consolas" w:hAnsi="Consolas" w:cs="Consolas"/>
-          <w:sz w:val="17"/>
-          <w:szCs w:val="17"/>
-        </w:rPr>
-        <w:t xml:space="preserve">        """Return m as a tensor broadcastable over (B, T, d).</w:t>
-      </w:r>
-    </w:p>
-    <w:p>
-      <w:pPr>
-        <w:rPr>
-          <w:rFonts w:ascii="Consolas" w:hAnsi="Consolas" w:cs="Consolas"/>
-          <w:sz w:val="17"/>
-          <w:szCs w:val="17"/>
-        </w:rPr>
-      </w:pPr>
-    </w:p>
-    <w:p>
-      <w:pPr>
-        <w:rPr>
-          <w:rFonts w:ascii="Consolas" w:hAnsi="Consolas" w:cs="Consolas"/>
-          <w:sz w:val="17"/>
-          <w:szCs w:val="17"/>
-        </w:rPr>
-      </w:pPr>
-      <w:r>
-        <w:rPr>
-          <w:rFonts w:ascii="Consolas" w:hAnsi="Consolas" w:cs="Consolas"/>
-          <w:sz w:val="17"/>
-          <w:szCs w:val="17"/>
-        </w:rPr>
-        <w:t xml:space="preserve">        x:   (B, T)         token ids</w:t>
-      </w:r>
-    </w:p>
-    <w:p>
-      <w:pPr>
-        <w:rPr>
-          <w:rFonts w:ascii="Consolas" w:hAnsi="Consolas" w:cs="Consolas"/>
-          <w:sz w:val="17"/>
-          <w:szCs w:val="17"/>
-        </w:rPr>
-      </w:pPr>
-      <w:r>
-        <w:rPr>
-          <w:rFonts w:ascii="Consolas" w:hAnsi="Consolas" w:cs="Consolas"/>
-          <w:sz w:val="17"/>
-          <w:szCs w:val="17"/>
-        </w:rPr>
-        <w:t xml:space="preserve">        emb: (B, T, d)      first-layer hidden state E[x] + P</w:t>
-      </w:r>
-    </w:p>
-    <w:p>
-      <w:pPr>
-        <w:rPr>
-          <w:rFonts w:ascii="Consolas" w:hAnsi="Consolas" w:cs="Consolas"/>
-          <w:sz w:val="17"/>
-          <w:szCs w:val="17"/>
-        </w:rPr>
-      </w:pPr>
-      <w:r>
-        <w:rPr>
-          <w:rFonts w:ascii="Consolas" w:hAnsi="Consolas" w:cs="Consolas"/>
-          <w:sz w:val="17"/>
-          <w:szCs w:val="17"/>
-        </w:rPr>
-        <w:t xml:space="preserve">        """</w:t>
-      </w:r>
-    </w:p>
-    <w:p>
-      <w:pPr>
-        <w:rPr>
-          <w:rFonts w:ascii="Consolas" w:hAnsi="Consolas" w:cs="Consolas"/>
-          <w:sz w:val="17"/>
-          <w:szCs w:val="17"/>
-        </w:rPr>
-      </w:pPr>
-      <w:r>
-        <w:rPr>
-          <w:rFonts w:ascii="Consolas" w:hAnsi="Consolas" w:cs="Consolas"/>
-          <w:sz w:val="17"/>
-          <w:szCs w:val="17"/>
-        </w:rPr>
-        <w:t xml:space="preserve">        cfg = self.cfg</w:t>
-      </w:r>
-    </w:p>
-    <w:p>
-      <w:pPr>
-        <w:rPr>
-          <w:rFonts w:ascii="Consolas" w:hAnsi="Consolas" w:cs="Consolas"/>
-          <w:sz w:val="17"/>
-          <w:szCs w:val="17"/>
-        </w:rPr>
-      </w:pPr>
-      <w:r>
-        <w:rPr>
-          <w:rFonts w:ascii="Consolas" w:hAnsi="Consolas" w:cs="Consolas"/>
-          <w:sz w:val="17"/>
-          <w:szCs w:val="17"/>
-        </w:rPr>
-        <w:t xml:space="preserve">        if cfg.mass_mode == "global":</w:t>
-      </w:r>
-    </w:p>
-    <w:p>
-      <w:pPr>
-        <w:rPr>
-          <w:rFonts w:ascii="Consolas" w:hAnsi="Consolas" w:cs="Consolas"/>
-          <w:sz w:val="17"/>
-          <w:szCs w:val="17"/>
-        </w:rPr>
-      </w:pPr>
-      <w:r>
-        <w:rPr>
-          <w:rFonts w:ascii="Consolas" w:hAnsi="Consolas" w:cs="Consolas"/>
-          <w:sz w:val="17"/>
-          <w:szCs w:val="17"/>
-        </w:rPr>
-        <w:t xml:space="preserve">            return self.m_global</w:t>
-      </w:r>
-    </w:p>
-    <w:p>
-      <w:pPr>
-        <w:rPr>
-          <w:rFonts w:ascii="Consolas" w:hAnsi="Consolas" w:cs="Consolas"/>
-          <w:sz w:val="17"/>
-          <w:szCs w:val="17"/>
-        </w:rPr>
-      </w:pPr>
-    </w:p>
-    <w:p>
-      <w:pPr>
-        <w:rPr>
-          <w:rFonts w:ascii="Consolas" w:hAnsi="Consolas" w:cs="Consolas"/>
-          <w:sz w:val="17"/>
-          <w:szCs w:val="17"/>
-        </w:rPr>
-      </w:pPr>
-      <w:r>
-        <w:rPr>
-          <w:rFonts w:ascii="Consolas" w:hAnsi="Consolas" w:cs="Consolas"/>
-          <w:sz w:val="17"/>
-          <w:szCs w:val="17"/>
-        </w:rPr>
-        <w:t xml:space="preserve">        if cfg.mass_mode == "embed_head":</w:t>
-      </w:r>
-    </w:p>
-    <w:p>
-      <w:pPr>
-        <w:rPr>
-          <w:rFonts w:ascii="Consolas" w:hAnsi="Consolas" w:cs="Consolas"/>
-          <w:sz w:val="17"/>
-          <w:szCs w:val="17"/>
-        </w:rPr>
-      </w:pPr>
-      <w:r>
-        <w:rPr>
-          <w:rFonts w:ascii="Consolas" w:hAnsi="Consolas" w:cs="Consolas"/>
-          <w:sz w:val="17"/>
-          <w:szCs w:val="17"/>
-        </w:rPr>
-        <w:t xml:space="preserve">            raw = self.mass_head(self.E(x))</w:t>
-      </w:r>
-    </w:p>
-    <w:p>
-      <w:pPr>
-        <w:rPr>
-          <w:rFonts w:ascii="Consolas" w:hAnsi="Consolas" w:cs="Consolas"/>
-          <w:sz w:val="17"/>
-          <w:szCs w:val="17"/>
-        </w:rPr>
-      </w:pPr>
-      <w:r>
-        <w:rPr>
-          <w:rFonts w:ascii="Consolas" w:hAnsi="Consolas" w:cs="Consolas"/>
-          <w:sz w:val="17"/>
-          <w:szCs w:val="17"/>
-        </w:rPr>
-        <w:t xml:space="preserve">            return (F.softplus(raw + self.raw_m_bias) + 1e-3)</w:t>
-      </w:r>
-    </w:p>
-    <w:p>
-      <w:pPr>
-        <w:rPr>
-          <w:rFonts w:ascii="Consolas" w:hAnsi="Consolas" w:cs="Consolas"/>
-          <w:sz w:val="17"/>
-          <w:szCs w:val="17"/>
-        </w:rPr>
-      </w:pPr>
-    </w:p>
-    <w:p>
-      <w:pPr>
-        <w:rPr>
-          <w:rFonts w:ascii="Consolas" w:hAnsi="Consolas" w:cs="Consolas"/>
-          <w:sz w:val="17"/>
-          <w:szCs w:val="17"/>
-        </w:rPr>
-      </w:pPr>
-      <w:r>
-        <w:rPr>
-          <w:rFonts w:ascii="Consolas" w:hAnsi="Consolas" w:cs="Consolas"/>
-          <w:sz w:val="17"/>
-          <w:szCs w:val="17"/>
-        </w:rPr>
-        <w:t xml:space="preserve">        if cfg.mass_mode == "logfreq":</w:t>
-      </w:r>
-    </w:p>
-    <w:p>
-      <w:pPr>
-        <w:rPr>
-          <w:rFonts w:ascii="Consolas" w:hAnsi="Consolas" w:cs="Consolas"/>
-          <w:sz w:val="17"/>
-          <w:szCs w:val="17"/>
-        </w:rPr>
-      </w:pPr>
-      <w:r>
-        <w:rPr>
-          <w:rFonts w:ascii="Consolas" w:hAnsi="Consolas" w:cs="Consolas"/>
-          <w:sz w:val="17"/>
-          <w:szCs w:val="17"/>
-        </w:rPr>
-        <w:t xml:space="preserve">            surprisal = self.logfreq_surprisal[x]</w:t>
-      </w:r>
-    </w:p>
-    <w:p>
-      <w:pPr>
-        <w:rPr>
-          <w:rFonts w:ascii="Consolas" w:hAnsi="Consolas" w:cs="Consolas"/>
-          <w:sz w:val="17"/>
-          <w:szCs w:val="17"/>
-        </w:rPr>
-      </w:pPr>
-      <w:r>
-        <w:rPr>
-          <w:rFonts w:ascii="Consolas" w:hAnsi="Consolas" w:cs="Consolas"/>
-          <w:sz w:val="17"/>
-          <w:szCs w:val="17"/>
-        </w:rPr>
-        <w:t xml:space="preserve">            alpha = F.softplus(self.raw_logfreq_alpha)</w:t>
-      </w:r>
-    </w:p>
-    <w:p>
-      <w:pPr>
-        <w:rPr>
-          <w:rFonts w:ascii="Consolas" w:hAnsi="Consolas" w:cs="Consolas"/>
-          <w:sz w:val="17"/>
-          <w:szCs w:val="17"/>
-        </w:rPr>
-      </w:pPr>
-      <w:r>
-        <w:rPr>
-          <w:rFonts w:ascii="Consolas" w:hAnsi="Consolas" w:cs="Consolas"/>
-          <w:sz w:val="17"/>
-          <w:szCs w:val="17"/>
-        </w:rPr>
-        <w:t xml:space="preserve">            scaled = alpha * surprisal.unsqueeze(-1)</w:t>
-      </w:r>
-    </w:p>
-    <w:p>
-      <w:pPr>
-        <w:rPr>
-          <w:rFonts w:ascii="Consolas" w:hAnsi="Consolas" w:cs="Consolas"/>
-          <w:sz w:val="17"/>
-          <w:szCs w:val="17"/>
-        </w:rPr>
-      </w:pPr>
-      <w:r>
-        <w:rPr>
-          <w:rFonts w:ascii="Consolas" w:hAnsi="Consolas" w:cs="Consolas"/>
-          <w:sz w:val="17"/>
-          <w:szCs w:val="17"/>
-        </w:rPr>
-        <w:t xml:space="preserve">            return F.softplus(self.raw_m_bias + scaled) + 1e-3</w:t>
-      </w:r>
-    </w:p>
-    <w:p>
-      <w:pPr>
-        <w:rPr>
-          <w:rFonts w:ascii="Consolas" w:hAnsi="Consolas" w:cs="Consolas"/>
-          <w:sz w:val="17"/>
-          <w:szCs w:val="17"/>
-        </w:rPr>
-      </w:pPr>
-    </w:p>
-    <w:p>
-      <w:pPr>
-        <w:rPr>
-          <w:rFonts w:ascii="Consolas" w:hAnsi="Consolas" w:cs="Consolas"/>
-          <w:sz w:val="17"/>
-          <w:szCs w:val="17"/>
-        </w:rPr>
-      </w:pPr>
-      <w:r>
-        <w:rPr>
-          <w:rFonts w:ascii="Consolas" w:hAnsi="Consolas" w:cs="Consolas"/>
-          <w:sz w:val="17"/>
-          <w:szCs w:val="17"/>
-        </w:rPr>
-        <w:t xml:space="preserve">        raise RuntimeError("unreachable")</w:t>
-      </w:r>
-    </w:p>
-    <w:p>
-      <w:pPr>
-        <w:rPr>
-          <w:rFonts w:ascii="Consolas" w:hAnsi="Consolas" w:cs="Consolas"/>
-          <w:sz w:val="17"/>
-          <w:szCs w:val="17"/>
-        </w:rPr>
-      </w:pPr>
-    </w:p>
-    <w:p>
-      <w:pPr>
-        <w:rPr>
-          <w:rFonts w:ascii="Consolas" w:hAnsi="Consolas" w:cs="Consolas"/>
-          <w:sz w:val="17"/>
-          <w:szCs w:val="17"/>
-        </w:rPr>
-      </w:pPr>
-      <w:r>
-        <w:rPr>
-          <w:rFonts w:ascii="Consolas" w:hAnsi="Consolas" w:cs="Consolas"/>
-          <w:sz w:val="17"/>
-          <w:szCs w:val="17"/>
-        </w:rPr>
-        <w:t xml:space="preserve">    def _embed(self, x: torch.Tensor) -&gt; torch.Tensor:</w:t>
-      </w:r>
-    </w:p>
-    <w:p>
-      <w:pPr>
-        <w:rPr>
-          <w:rFonts w:ascii="Consolas" w:hAnsi="Consolas" w:cs="Consolas"/>
-          <w:sz w:val="17"/>
-          <w:szCs w:val="17"/>
-        </w:rPr>
-      </w:pPr>
-      <w:r>
-        <w:rPr>
-          <w:rFonts w:ascii="Consolas" w:hAnsi="Consolas" w:cs="Consolas"/>
-          <w:sz w:val="17"/>
-          <w:szCs w:val="17"/>
-        </w:rPr>
-        <w:t xml:space="preserve">        B, T = x.shape</w:t>
-      </w:r>
-    </w:p>
-    <w:p>
-      <w:pPr>
-        <w:rPr>
-          <w:rFonts w:ascii="Consolas" w:hAnsi="Consolas" w:cs="Consolas"/>
-          <w:sz w:val="17"/>
-          <w:szCs w:val="17"/>
-        </w:rPr>
-      </w:pPr>
-      <w:r>
-        <w:rPr>
-          <w:rFonts w:ascii="Consolas" w:hAnsi="Consolas" w:cs="Consolas"/>
-          <w:sz w:val="17"/>
-          <w:szCs w:val="17"/>
-        </w:rPr>
-        <w:t xml:space="preserve">        pos = self.P[:T].unsqueeze(0)</w:t>
-      </w:r>
-    </w:p>
-    <w:p>
-      <w:pPr>
-        <w:rPr>
-          <w:rFonts w:ascii="Consolas" w:hAnsi="Consolas" w:cs="Consolas"/>
-          <w:sz w:val="17"/>
-          <w:szCs w:val="17"/>
-        </w:rPr>
-      </w:pPr>
-      <w:r>
-        <w:rPr>
-          <w:rFonts w:ascii="Consolas" w:hAnsi="Consolas" w:cs="Consolas"/>
-          <w:sz w:val="17"/>
-          <w:szCs w:val="17"/>
-        </w:rPr>
-        <w:t xml:space="preserve">        return self.E(x) + pos</w:t>
-      </w:r>
-    </w:p>
-    <w:p>
-      <w:pPr>
-        <w:rPr>
-          <w:rFonts w:ascii="Consolas" w:hAnsi="Consolas" w:cs="Consolas"/>
-          <w:sz w:val="17"/>
-          <w:szCs w:val="17"/>
-        </w:rPr>
-      </w:pPr>
-    </w:p>
-    <w:p>
-      <w:pPr>
-        <w:rPr>
-          <w:rFonts w:ascii="Consolas" w:hAnsi="Consolas" w:cs="Consolas"/>
-          <w:sz w:val="17"/>
-          <w:szCs w:val="17"/>
-        </w:rPr>
-      </w:pPr>
-      <w:r>
-        <w:rPr>
-          <w:rFonts w:ascii="Consolas" w:hAnsi="Consolas" w:cs="Consolas"/>
-          <w:sz w:val="17"/>
-          <w:szCs w:val="17"/>
-        </w:rPr>
-        <w:t xml:space="preserve">    def integrate(</w:t>
-      </w:r>
-    </w:p>
-    <w:p>
-      <w:pPr>
-        <w:rPr>
-          <w:rFonts w:ascii="Consolas" w:hAnsi="Consolas" w:cs="Consolas"/>
-          <w:sz w:val="17"/>
-          <w:szCs w:val="17"/>
-        </w:rPr>
-      </w:pPr>
-      <w:r>
-        <w:rPr>
-          <w:rFonts w:ascii="Consolas" w:hAnsi="Consolas" w:cs="Consolas"/>
-          <w:sz w:val="17"/>
-          <w:szCs w:val="17"/>
-        </w:rPr>
-        <w:t xml:space="preserve">        self,</w:t>
-      </w:r>
-    </w:p>
-    <w:p>
-      <w:pPr>
-        <w:rPr>
-          <w:rFonts w:ascii="Consolas" w:hAnsi="Consolas" w:cs="Consolas"/>
-          <w:sz w:val="17"/>
-          <w:szCs w:val="17"/>
-        </w:rPr>
-      </w:pPr>
-      <w:r>
-        <w:rPr>
-          <w:rFonts w:ascii="Consolas" w:hAnsi="Consolas" w:cs="Consolas"/>
-          <w:sz w:val="17"/>
-          <w:szCs w:val="17"/>
-        </w:rPr>
-        <w:t xml:space="preserve">        x: torch.Tensor,</w:t>
-      </w:r>
-    </w:p>
-    <w:p>
-      <w:pPr>
-        <w:rPr>
-          <w:rFonts w:ascii="Consolas" w:hAnsi="Consolas" w:cs="Consolas"/>
-          <w:sz w:val="17"/>
-          <w:szCs w:val="17"/>
-        </w:rPr>
-      </w:pPr>
-      <w:r>
-        <w:rPr>
-          <w:rFonts w:ascii="Consolas" w:hAnsi="Consolas" w:cs="Consolas"/>
-          <w:sz w:val="17"/>
-          <w:szCs w:val="17"/>
-        </w:rPr>
-        <w:t xml:space="preserve">        emb: torch.Tensor,</w:t>
-      </w:r>
-    </w:p>
-    <w:p>
-      <w:pPr>
-        <w:rPr>
-          <w:rFonts w:ascii="Consolas" w:hAnsi="Consolas" w:cs="Consolas"/>
-          <w:sz w:val="17"/>
-          <w:szCs w:val="17"/>
-        </w:rPr>
-      </w:pPr>
-      <w:r>
-        <w:rPr>
-          <w:rFonts w:ascii="Consolas" w:hAnsi="Consolas" w:cs="Consolas"/>
-          <w:sz w:val="17"/>
-          <w:szCs w:val="17"/>
-        </w:rPr>
-        <w:t xml:space="preserve">        return_trajectory: bool = False,</w:t>
-      </w:r>
-    </w:p>
-    <w:p>
-      <w:pPr>
-        <w:rPr>
-          <w:rFonts w:ascii="Consolas" w:hAnsi="Consolas" w:cs="Consolas"/>
-          <w:sz w:val="17"/>
-          <w:szCs w:val="17"/>
-        </w:rPr>
-      </w:pPr>
-      <w:r>
-        <w:rPr>
-          <w:rFonts w:ascii="Consolas" w:hAnsi="Consolas" w:cs="Consolas"/>
-          <w:sz w:val="17"/>
-          <w:szCs w:val="17"/>
-        </w:rPr>
-        <w:t xml:space="preserve">        return_xi_trajectory: bool = False,</w:t>
-      </w:r>
-    </w:p>
-    <w:p>
-      <w:pPr>
-        <w:rPr>
-          <w:rFonts w:ascii="Consolas" w:hAnsi="Consolas" w:cs="Consolas"/>
-          <w:sz w:val="17"/>
-          <w:szCs w:val="17"/>
-        </w:rPr>
-      </w:pPr>
-      <w:r>
-        <w:rPr>
-          <w:rFonts w:ascii="Consolas" w:hAnsi="Consolas" w:cs="Consolas"/>
-          <w:sz w:val="17"/>
-          <w:szCs w:val="17"/>
-        </w:rPr>
-        <w:t xml:space="preserve">    ) -&gt; Tuple[torch.Tensor, Optional[List[torch.Tensor]], Optional[List[torch.Tensor]]]:</w:t>
-      </w:r>
-    </w:p>
-    <w:p>
-      <w:pPr>
-        <w:rPr>
-          <w:rFonts w:ascii="Consolas" w:hAnsi="Consolas" w:cs="Consolas"/>
-          <w:sz w:val="17"/>
-          <w:szCs w:val="17"/>
-        </w:rPr>
-      </w:pPr>
-      <w:r>
-        <w:rPr>
-          <w:rFonts w:ascii="Consolas" w:hAnsi="Consolas" w:cs="Consolas"/>
-          <w:sz w:val="17"/>
-          <w:szCs w:val="17"/>
-        </w:rPr>
-        <w:t xml:space="preserve">        """SARF-faithful damped EL with per-token mass.</w:t>
-      </w:r>
-    </w:p>
-    <w:p>
-      <w:pPr>
-        <w:rPr>
-          <w:rFonts w:ascii="Consolas" w:hAnsi="Consolas" w:cs="Consolas"/>
-          <w:sz w:val="17"/>
-          <w:szCs w:val="17"/>
-        </w:rPr>
-      </w:pPr>
-    </w:p>
-    <w:p>
-      <w:pPr>
-        <w:rPr>
-          <w:rFonts w:ascii="Consolas" w:hAnsi="Consolas" w:cs="Consolas"/>
-          <w:sz w:val="17"/>
-          <w:szCs w:val="17"/>
-        </w:rPr>
-      </w:pPr>
-      <w:r>
-        <w:rPr>
-          <w:rFonts w:ascii="Consolas" w:hAnsi="Consolas" w:cs="Consolas"/>
-          <w:sz w:val="17"/>
-          <w:szCs w:val="17"/>
-        </w:rPr>
-        <w:t xml:space="preserve">        x:    (B, T)</w:t>
-      </w:r>
-    </w:p>
-    <w:p>
-      <w:pPr>
-        <w:rPr>
-          <w:rFonts w:ascii="Consolas" w:hAnsi="Consolas" w:cs="Consolas"/>
-          <w:sz w:val="17"/>
-          <w:szCs w:val="17"/>
-        </w:rPr>
-      </w:pPr>
-      <w:r>
-        <w:rPr>
-          <w:rFonts w:ascii="Consolas" w:hAnsi="Consolas" w:cs="Consolas"/>
-          <w:sz w:val="17"/>
-          <w:szCs w:val="17"/>
-        </w:rPr>
-        <w:t xml:space="preserve">        emb:  (B, T, d)   first-layer hidden state (with position embed)</w:t>
-      </w:r>
-    </w:p>
-    <w:p>
-      <w:pPr>
-        <w:rPr>
-          <w:rFonts w:ascii="Consolas" w:hAnsi="Consolas" w:cs="Consolas"/>
-          <w:sz w:val="17"/>
-          <w:szCs w:val="17"/>
-        </w:rPr>
-      </w:pPr>
-      <w:r>
-        <w:rPr>
-          <w:rFonts w:ascii="Consolas" w:hAnsi="Consolas" w:cs="Consolas"/>
-          <w:sz w:val="17"/>
-          <w:szCs w:val="17"/>
-        </w:rPr>
-        <w:t xml:space="preserve">        """</w:t>
-      </w:r>
-    </w:p>
-    <w:p>
-      <w:pPr>
-        <w:rPr>
-          <w:rFonts w:ascii="Consolas" w:hAnsi="Consolas" w:cs="Consolas"/>
-          <w:sz w:val="17"/>
-          <w:szCs w:val="17"/>
-        </w:rPr>
-      </w:pPr>
-      <w:r>
-        <w:rPr>
-          <w:rFonts w:ascii="Consolas" w:hAnsi="Consolas" w:cs="Consolas"/>
-          <w:sz w:val="17"/>
-          <w:szCs w:val="17"/>
-        </w:rPr>
-        <w:t xml:space="preserve">        cfg = self.cfg</w:t>
-      </w:r>
-    </w:p>
-    <w:p>
-      <w:pPr>
-        <w:rPr>
-          <w:rFonts w:ascii="Consolas" w:hAnsi="Consolas" w:cs="Consolas"/>
-          <w:sz w:val="17"/>
-          <w:szCs w:val="17"/>
-        </w:rPr>
-      </w:pPr>
-      <w:r>
-        <w:rPr>
-          <w:rFonts w:ascii="Consolas" w:hAnsi="Consolas" w:cs="Consolas"/>
-          <w:sz w:val="17"/>
-          <w:szCs w:val="17"/>
-        </w:rPr>
-        <w:t xml:space="preserve">        h = emb</w:t>
-      </w:r>
-    </w:p>
-    <w:p>
-      <w:pPr>
-        <w:rPr>
-          <w:rFonts w:ascii="Consolas" w:hAnsi="Consolas" w:cs="Consolas"/>
-          <w:sz w:val="17"/>
-          <w:szCs w:val="17"/>
-        </w:rPr>
-      </w:pPr>
-      <w:r>
-        <w:rPr>
-          <w:rFonts w:ascii="Consolas" w:hAnsi="Consolas" w:cs="Consolas"/>
-          <w:sz w:val="17"/>
-          <w:szCs w:val="17"/>
-        </w:rPr>
-        <w:t xml:space="preserve">        v = torch.zeros_like(h)</w:t>
-      </w:r>
-    </w:p>
-    <w:p>
-      <w:pPr>
-        <w:rPr>
-          <w:rFonts w:ascii="Consolas" w:hAnsi="Consolas" w:cs="Consolas"/>
-          <w:sz w:val="17"/>
-          <w:szCs w:val="17"/>
-        </w:rPr>
-      </w:pPr>
-      <w:r>
-        <w:rPr>
-          <w:rFonts w:ascii="Consolas" w:hAnsi="Consolas" w:cs="Consolas"/>
-          <w:sz w:val="17"/>
-          <w:szCs w:val="17"/>
-        </w:rPr>
-        <w:t xml:space="preserve">        gamma, dt = self.gamma, cfg.dt</w:t>
-      </w:r>
-    </w:p>
-    <w:p>
-      <w:pPr>
-        <w:rPr>
-          <w:rFonts w:ascii="Consolas" w:hAnsi="Consolas" w:cs="Consolas"/>
-          <w:sz w:val="17"/>
-          <w:szCs w:val="17"/>
-        </w:rPr>
-      </w:pPr>
+        <w:t xml:space="preserve">        out = [logits, loss]</w:t>
+      </w:r>
+    </w:p>
+    <w:p>
+      <w:pPr>
+        <w:rPr>
+          <w:rFonts w:ascii="Consolas" w:hAnsi="Consolas" w:cs="Consolas"/>
+          <w:sz w:val="17"/>
+          <w:szCs w:val="17"/>
+        </w:rPr>
+      </w:pPr>
+      <w:r>
+        <w:rPr>
+          <w:rFonts w:ascii="Consolas" w:hAnsi="Consolas" w:cs="Consolas"/>
+          <w:sz w:val="17"/>
+          <w:szCs w:val="17"/>
+        </w:rPr>
+        <w:t xml:space="preserve">        if return_trajectory:</w:t>
+      </w:r>
+    </w:p>
+    <w:p>
+      <w:pPr>
+        <w:rPr>
+          <w:rFonts w:ascii="Consolas" w:hAnsi="Consolas" w:cs="Consolas"/>
+          <w:sz w:val="17"/>
+          <w:szCs w:val="17"/>
+        </w:rPr>
+      </w:pPr>
+      <w:r>
+        <w:rPr>
+          <w:rFonts w:ascii="Consolas" w:hAnsi="Consolas" w:cs="Consolas"/>
+          <w:sz w:val="17"/>
+          <w:szCs w:val="17"/>
+        </w:rPr>
+        <w:t xml:space="preserve">            out.append(traj_h)</w:t>
+      </w:r>
+    </w:p>
+    <w:p>
+      <w:pPr>
+        <w:rPr>
+          <w:rFonts w:ascii="Consolas" w:hAnsi="Consolas" w:cs="Consolas"/>
+          <w:sz w:val="17"/>
+          <w:szCs w:val="17"/>
+        </w:rPr>
+      </w:pPr>
+      <w:r>
+        <w:rPr>
+          <w:rFonts w:ascii="Consolas" w:hAnsi="Consolas" w:cs="Consolas"/>
+          <w:sz w:val="17"/>
+          <w:szCs w:val="17"/>
+        </w:rPr>
+        <w:t xml:space="preserve">        if return_xi_trajectory:</w:t>
+      </w:r>
+    </w:p>
+    <w:p>
+      <w:pPr>
+        <w:rPr>
+          <w:rFonts w:ascii="Consolas" w:hAnsi="Consolas" w:cs="Consolas"/>
+          <w:sz w:val="17"/>
+          <w:szCs w:val="17"/>
+        </w:rPr>
+      </w:pPr>
+      <w:r>
+        <w:rPr>
+          <w:rFonts w:ascii="Consolas" w:hAnsi="Consolas" w:cs="Consolas"/>
+          <w:sz w:val="17"/>
+          <w:szCs w:val="17"/>
+        </w:rPr>
+        <w:t xml:space="preserve">            out.append(traj_xi)</w:t>
+      </w:r>
+    </w:p>
+    <w:p>
+      <w:pPr>
+        <w:rPr>
+          <w:rFonts w:ascii="Consolas" w:hAnsi="Consolas" w:cs="Consolas"/>
+          <w:sz w:val="17"/>
+          <w:szCs w:val="17"/>
+        </w:rPr>
+      </w:pPr>
+      <w:r>
+        <w:rPr>
+          <w:rFonts w:ascii="Consolas" w:hAnsi="Consolas" w:cs="Consolas"/>
+          <w:sz w:val="17"/>
+          <w:szCs w:val="17"/>
+        </w:rPr>
+        <w:t xml:space="preserve">        return tuple(out) if len(out) &gt; 2 else (out[0], out[1])</w:t>
+      </w:r>
+    </w:p>
+    <w:p>
+      <w:pPr>
+        <w:rPr>
+          <w:rFonts w:ascii="Consolas" w:hAnsi="Consolas" w:cs="Consolas"/>
+          <w:sz w:val="17"/>
+          <w:szCs w:val="17"/>
+        </w:rPr>
+      </w:pPr>
+    </w:p>
+    <w:p>
+      <w:pPr>
+        <w:rPr>
+          <w:rFonts w:ascii="Consolas" w:hAnsi="Consolas" w:cs="Consolas"/>
+          <w:sz w:val="17"/>
+          <w:szCs w:val="17"/>
+        </w:rPr>
+      </w:pPr>
+      <w:r>
+        <w:rPr>
+          <w:rFonts w:ascii="Consolas" w:hAnsi="Consolas" w:cs="Consolas"/>
+          <w:sz w:val="17"/>
+          <w:szCs w:val="17"/>
+        </w:rPr>
+        <w:t xml:space="preserve">    @torch.no_grad()</w:t>
+      </w:r>
+    </w:p>
+    <w:p>
+      <w:pPr>
+        <w:rPr>
+          <w:rFonts w:ascii="Consolas" w:hAnsi="Consolas" w:cs="Consolas"/>
+          <w:sz w:val="17"/>
+          <w:szCs w:val="17"/>
+        </w:rPr>
+      </w:pPr>
+      <w:r>
+        <w:rPr>
+          <w:rFonts w:ascii="Consolas" w:hAnsi="Consolas" w:cs="Consolas"/>
+          <w:sz w:val="17"/>
+          <w:szCs w:val="17"/>
+        </w:rPr>
+        <w:t xml:space="preserve">    def generate(self, x: torch.Tensor, max_new_tokens: int,</w:t>
+      </w:r>
+    </w:p>
+    <w:p>
+      <w:pPr>
+        <w:rPr>
+          <w:rFonts w:ascii="Consolas" w:hAnsi="Consolas" w:cs="Consolas"/>
+          <w:sz w:val="17"/>
+          <w:szCs w:val="17"/>
+        </w:rPr>
+      </w:pPr>
+      <w:r>
+        <w:rPr>
+          <w:rFonts w:ascii="Consolas" w:hAnsi="Consolas" w:cs="Consolas"/>
+          <w:sz w:val="17"/>
+          <w:szCs w:val="17"/>
+        </w:rPr>
+        <w:t xml:space="preserve">                 temperature: float = 1.0, top_k: Optional[int] = None) -&gt; torch.Tensor:</w:t>
+      </w:r>
+    </w:p>
+    <w:p>
+      <w:pPr>
+        <w:rPr>
+          <w:rFonts w:ascii="Consolas" w:hAnsi="Consolas" w:cs="Consolas"/>
+          <w:sz w:val="17"/>
+          <w:szCs w:val="17"/>
+        </w:rPr>
+      </w:pPr>
+      <w:r>
+        <w:rPr>
+          <w:rFonts w:ascii="Consolas" w:hAnsi="Consolas" w:cs="Consolas"/>
+          <w:sz w:val="17"/>
+          <w:szCs w:val="17"/>
+        </w:rPr>
+        <w:t xml:space="preserve">        self.eval()</w:t>
+      </w:r>
+    </w:p>
+    <w:p>
+      <w:pPr>
+        <w:rPr>
+          <w:rFonts w:ascii="Consolas" w:hAnsi="Consolas" w:cs="Consolas"/>
+          <w:sz w:val="17"/>
+          <w:szCs w:val="17"/>
+        </w:rPr>
+      </w:pPr>
+      <w:r>
+        <w:rPr>
+          <w:rFonts w:ascii="Consolas" w:hAnsi="Consolas" w:cs="Consolas"/>
+          <w:sz w:val="17"/>
+          <w:szCs w:val="17"/>
+        </w:rPr>
+        <w:t xml:space="preserve">        for _ in range(max_new_tokens):</w:t>
+      </w:r>
+    </w:p>
+    <w:p>
+      <w:pPr>
+        <w:rPr>
+          <w:rFonts w:ascii="Consolas" w:hAnsi="Consolas" w:cs="Consolas"/>
+          <w:sz w:val="17"/>
+          <w:szCs w:val="17"/>
+        </w:rPr>
+      </w:pPr>
+      <w:r>
+        <w:rPr>
+          <w:rFonts w:ascii="Consolas" w:hAnsi="Consolas" w:cs="Consolas"/>
+          <w:sz w:val="17"/>
+          <w:szCs w:val="17"/>
+        </w:rPr>
+        <w:t xml:space="preserve">            x_cond = x[:, -self.cfg.max_len:]</w:t>
+      </w:r>
+    </w:p>
+    <w:p>
+      <w:pPr>
+        <w:rPr>
+          <w:rFonts w:ascii="Consolas" w:hAnsi="Consolas" w:cs="Consolas"/>
+          <w:sz w:val="17"/>
+          <w:szCs w:val="17"/>
+        </w:rPr>
+      </w:pPr>
+      <w:r>
+        <w:rPr>
+          <w:rFonts w:ascii="Consolas" w:hAnsi="Consolas" w:cs="Consolas"/>
+          <w:sz w:val="17"/>
+          <w:szCs w:val="17"/>
+        </w:rPr>
+        <w:t xml:space="preserve">            logits, _ = self.forward(x_cond)</w:t>
+      </w:r>
+    </w:p>
+    <w:p>
+      <w:pPr>
+        <w:rPr>
+          <w:rFonts w:ascii="Consolas" w:hAnsi="Consolas" w:cs="Consolas"/>
+          <w:sz w:val="17"/>
+          <w:szCs w:val="17"/>
+        </w:rPr>
+      </w:pPr>
+      <w:r>
+        <w:rPr>
+          <w:rFonts w:ascii="Consolas" w:hAnsi="Consolas" w:cs="Consolas"/>
+          <w:sz w:val="17"/>
+          <w:szCs w:val="17"/>
+        </w:rPr>
+        <w:t xml:space="preserve">            logits = logits[:, -1, :] / max(temperature, 1e-6)</w:t>
+      </w:r>
+    </w:p>
+    <w:p>
+      <w:pPr>
+        <w:rPr>
+          <w:rFonts w:ascii="Consolas" w:hAnsi="Consolas" w:cs="Consolas"/>
+          <w:sz w:val="17"/>
+          <w:szCs w:val="17"/>
+        </w:rPr>
+      </w:pPr>
+      <w:r>
+        <w:rPr>
+          <w:rFonts w:ascii="Consolas" w:hAnsi="Consolas" w:cs="Consolas"/>
+          <w:sz w:val="17"/>
+          <w:szCs w:val="17"/>
+        </w:rPr>
+        <w:t xml:space="preserve">            if top_k is not None:</w:t>
+      </w:r>
+    </w:p>
+    <w:p>
+      <w:pPr>
+        <w:rPr>
+          <w:rFonts w:ascii="Consolas" w:hAnsi="Consolas" w:cs="Consolas"/>
+          <w:sz w:val="17"/>
+          <w:szCs w:val="17"/>
+        </w:rPr>
+      </w:pPr>
+      <w:r>
+        <w:rPr>
+          <w:rFonts w:ascii="Consolas" w:hAnsi="Consolas" w:cs="Consolas"/>
+          <w:sz w:val="17"/>
+          <w:szCs w:val="17"/>
+        </w:rPr>
+        <w:t xml:space="preserve">                v, _ = torch.topk(logits, top_k)</w:t>
+      </w:r>
+    </w:p>
+    <w:p>
+      <w:pPr>
+        <w:rPr>
+          <w:rFonts w:ascii="Consolas" w:hAnsi="Consolas" w:cs="Consolas"/>
+          <w:sz w:val="17"/>
+          <w:szCs w:val="17"/>
+        </w:rPr>
+      </w:pPr>
+      <w:r>
+        <w:rPr>
+          <w:rFonts w:ascii="Consolas" w:hAnsi="Consolas" w:cs="Consolas"/>
+          <w:sz w:val="17"/>
+          <w:szCs w:val="17"/>
+        </w:rPr>
+        <w:t xml:space="preserve">                logits[logits &lt; v[:, [-1]]] = -float("inf")</w:t>
+      </w:r>
+    </w:p>
+    <w:p>
+      <w:pPr>
+        <w:rPr>
+          <w:rFonts w:ascii="Consolas" w:hAnsi="Consolas" w:cs="Consolas"/>
+          <w:sz w:val="17"/>
+          <w:szCs w:val="17"/>
+        </w:rPr>
+      </w:pPr>
+      <w:r>
+        <w:rPr>
+          <w:rFonts w:ascii="Consolas" w:hAnsi="Consolas" w:cs="Consolas"/>
+          <w:sz w:val="17"/>
+          <w:szCs w:val="17"/>
+        </w:rPr>
+        <w:t xml:space="preserve">            probs = F.softmax(logits, dim=-1)</w:t>
+      </w:r>
+    </w:p>
+    <w:p>
+      <w:pPr>
+        <w:rPr>
+          <w:rFonts w:ascii="Consolas" w:hAnsi="Consolas" w:cs="Consolas"/>
+          <w:sz w:val="17"/>
+          <w:szCs w:val="17"/>
+        </w:rPr>
+      </w:pPr>
+      <w:r>
+        <w:rPr>
+          <w:rFonts w:ascii="Consolas" w:hAnsi="Consolas" w:cs="Consolas"/>
+          <w:sz w:val="17"/>
+          <w:szCs w:val="17"/>
+        </w:rPr>
+        <w:t xml:space="preserve">            nxt = torch.multinomial(probs, num_samples=1)</w:t>
+      </w:r>
+    </w:p>
+    <w:p>
+      <w:pPr>
+        <w:rPr>
+          <w:rFonts w:ascii="Consolas" w:hAnsi="Consolas" w:cs="Consolas"/>
+          <w:sz w:val="17"/>
+          <w:szCs w:val="17"/>
+        </w:rPr>
+      </w:pPr>
+      <w:r>
+        <w:rPr>
+          <w:rFonts w:ascii="Consolas" w:hAnsi="Consolas" w:cs="Consolas"/>
+          <w:sz w:val="17"/>
+          <w:szCs w:val="17"/>
+        </w:rPr>
+        <w:t xml:space="preserve">            x = torch.cat([x, nxt], dim=1)</w:t>
+      </w:r>
+    </w:p>
+    <w:p>
+      <w:pPr>
+        <w:rPr>
+          <w:rFonts w:ascii="Consolas" w:hAnsi="Consolas" w:cs="Consolas"/>
+          <w:sz w:val="17"/>
+          <w:szCs w:val="17"/>
+        </w:rPr>
+      </w:pPr>
+      <w:r>
+        <w:rPr>
+          <w:rFonts w:ascii="Consolas" w:hAnsi="Consolas" w:cs="Consolas"/>
+          <w:sz w:val="17"/>
+          <w:szCs w:val="17"/>
+        </w:rPr>
+        <w:t xml:space="preserve">        return x</w:t>
+      </w:r>
+    </w:p>
+    <w:p>
+      <w:pPr>
+        <w:rPr>
+          <w:rFonts w:ascii="Consolas" w:hAnsi="Consolas" w:cs="Consolas"/>
+          <w:sz w:val="17"/>
+          <w:szCs w:val="17"/>
+        </w:rPr>
+      </w:pPr>
+    </w:p>
+    <w:p>
+      <w:pPr>
+        <w:rPr>
+          <w:rFonts w:ascii="Consolas" w:hAnsi="Consolas" w:cs="Consolas"/>
+          <w:sz w:val="17"/>
+          <w:szCs w:val="17"/>
+        </w:rPr>
+      </w:pPr>
+      <w:r>
+        <w:rPr>
+          <w:rFonts w:ascii="Consolas" w:hAnsi="Consolas" w:cs="Consolas"/>
+          <w:sz w:val="17"/>
+          <w:szCs w:val="17"/>
+        </w:rPr>
+        <w:t xml:space="preserve">    def num_params(self) -&gt; int:</w:t>
+      </w:r>
+    </w:p>
+    <w:p>
+      <w:pPr>
+        <w:rPr>
+          <w:rFonts w:ascii="Consolas" w:hAnsi="Consolas" w:cs="Consolas"/>
+          <w:sz w:val="17"/>
+          <w:szCs w:val="17"/>
+        </w:rPr>
+      </w:pPr>
+      <w:r>
+        <w:rPr>
+          <w:rFonts w:ascii="Consolas" w:hAnsi="Consolas" w:cs="Consolas"/>
+          <w:sz w:val="17"/>
+          <w:szCs w:val="17"/>
+        </w:rPr>
+        <w:t xml:space="preserve">        return sum(p.numel() for p in self.parameters() if p.requires_grad)</w:t>
+      </w:r>
+    </w:p>
+    <w:p>
+      <w:pPr>
+        <w:rPr>
+          <w:rFonts w:ascii="Consolas" w:hAnsi="Consolas" w:cs="Consolas"/>
+          <w:sz w:val="17"/>
+          <w:szCs w:val="17"/>
+        </w:rPr>
+      </w:pPr>
+    </w:p>
+    <w:p>
+      <w:pPr>
+        <w:rPr>
+          <w:rFonts w:ascii="Consolas" w:hAnsi="Consolas" w:cs="Consolas"/>
+          <w:sz w:val="17"/>
+          <w:szCs w:val="17"/>
+        </w:rPr>
+      </w:pPr>
+      <w:r>
+        <w:rPr>
+          <w:rFonts w:ascii="Consolas" w:hAnsi="Consolas" w:cs="Consolas"/>
+          <w:sz w:val="17"/>
+          <w:szCs w:val="17"/>
+        </w:rPr>
+        <w:t xml:space="preserve">    @torch.no_grad()</w:t>
+      </w:r>
+    </w:p>
+    <w:p>
+      <w:pPr>
+        <w:rPr>
+          <w:rFonts w:ascii="Consolas" w:hAnsi="Consolas" w:cs="Consolas"/>
+          <w:sz w:val="17"/>
+          <w:szCs w:val="17"/>
+        </w:rPr>
+      </w:pPr>
+      <w:r>
+        <w:rPr>
+          <w:rFonts w:ascii="Consolas" w:hAnsi="Consolas" w:cs="Consolas"/>
+          <w:sz w:val="17"/>
+          <w:szCs w:val="17"/>
+        </w:rPr>
+        <w:t xml:space="preserve">    def mass_stats(self, x: torch.Tensor) -&gt; dict:</w:t>
+      </w:r>
+    </w:p>
+    <w:p>
+      <w:pPr>
+        <w:rPr>
+          <w:rFonts w:ascii="Consolas" w:hAnsi="Consolas" w:cs="Consolas"/>
+          <w:sz w:val="17"/>
+          <w:szCs w:val="17"/>
+        </w:rPr>
+      </w:pPr>
+      <w:r>
+        <w:rPr>
+          <w:rFonts w:ascii="Consolas" w:hAnsi="Consolas" w:cs="Consolas"/>
+          <w:sz w:val="17"/>
+          <w:szCs w:val="17"/>
+        </w:rPr>
+        <w:t xml:space="preserve">        """Diagnostic summary of the per-token mass on a batch of tokens."""</w:t>
+      </w:r>
+    </w:p>
+    <w:p>
+      <w:pPr>
+        <w:rPr>
+          <w:rFonts w:ascii="Consolas" w:hAnsi="Consolas" w:cs="Consolas"/>
+          <w:sz w:val="17"/>
+          <w:szCs w:val="17"/>
+        </w:rPr>
+      </w:pPr>
+      <w:r>
+        <w:rPr>
+          <w:rFonts w:ascii="Consolas" w:hAnsi="Consolas" w:cs="Consolas"/>
+          <w:sz w:val="17"/>
+          <w:szCs w:val="17"/>
+        </w:rPr>
+        <w:t xml:space="preserve">        emb = self._embed(x)</w:t>
+      </w:r>
     </w:p>
     <w:p>
       <w:pPr>
@@ -9577,715 +11259,109 @@
           <w:sz w:val="17"/>
           <w:szCs w:val="17"/>
         </w:rPr>
-        <w:t xml:space="preserve">            m_b = m</w:t>
-      </w:r>
-    </w:p>
-    <w:p>
-      <w:pPr>
-        <w:rPr>
-          <w:rFonts w:ascii="Consolas" w:hAnsi="Consolas" w:cs="Consolas"/>
-          <w:sz w:val="17"/>
-          <w:szCs w:val="17"/>
-        </w:rPr>
-      </w:pPr>
-      <w:r>
-        <w:rPr>
-          <w:rFonts w:ascii="Consolas" w:hAnsi="Consolas" w:cs="Consolas"/>
-          <w:sz w:val="17"/>
-          <w:szCs w:val="17"/>
-        </w:rPr>
-        <w:t xml:space="preserve">        else:</w:t>
-      </w:r>
-    </w:p>
-    <w:p>
-      <w:pPr>
-        <w:rPr>
-          <w:rFonts w:ascii="Consolas" w:hAnsi="Consolas" w:cs="Consolas"/>
-          <w:sz w:val="17"/>
-          <w:szCs w:val="17"/>
-        </w:rPr>
-      </w:pPr>
-      <w:r>
-        <w:rPr>
-          <w:rFonts w:ascii="Consolas" w:hAnsi="Consolas" w:cs="Consolas"/>
-          <w:sz w:val="17"/>
-          <w:szCs w:val="17"/>
-        </w:rPr>
-        <w:t xml:space="preserve">            m_b = m</w:t>
-      </w:r>
-    </w:p>
-    <w:p>
-      <w:pPr>
-        <w:rPr>
-          <w:rFonts w:ascii="Consolas" w:hAnsi="Consolas" w:cs="Consolas"/>
-          <w:sz w:val="17"/>
-          <w:szCs w:val="17"/>
-        </w:rPr>
-      </w:pPr>
-    </w:p>
-    <w:p>
-      <w:pPr>
-        <w:rPr>
-          <w:rFonts w:ascii="Consolas" w:hAnsi="Consolas" w:cs="Consolas"/>
-          <w:sz w:val="17"/>
-          <w:szCs w:val="17"/>
-        </w:rPr>
-      </w:pPr>
-      <w:r>
-        <w:rPr>
-          <w:rFonts w:ascii="Consolas" w:hAnsi="Consolas" w:cs="Consolas"/>
-          <w:sz w:val="17"/>
-          <w:szCs w:val="17"/>
-        </w:rPr>
-        <w:t xml:space="preserve">        traj_h: Optional[List[torch.Tensor]] = None</w:t>
-      </w:r>
-    </w:p>
-    <w:p>
-      <w:pPr>
-        <w:rPr>
-          <w:rFonts w:ascii="Consolas" w:hAnsi="Consolas" w:cs="Consolas"/>
-          <w:sz w:val="17"/>
-          <w:szCs w:val="17"/>
-        </w:rPr>
-      </w:pPr>
-      <w:r>
-        <w:rPr>
-          <w:rFonts w:ascii="Consolas" w:hAnsi="Consolas" w:cs="Consolas"/>
-          <w:sz w:val="17"/>
-          <w:szCs w:val="17"/>
-        </w:rPr>
-        <w:t xml:space="preserve">        traj_xi: Optional[List[torch.Tensor]] = None</w:t>
-      </w:r>
-    </w:p>
-    <w:p>
-      <w:pPr>
-        <w:rPr>
-          <w:rFonts w:ascii="Consolas" w:hAnsi="Consolas" w:cs="Consolas"/>
-          <w:sz w:val="17"/>
-          <w:szCs w:val="17"/>
-        </w:rPr>
-      </w:pPr>
-      <w:r>
-        <w:rPr>
-          <w:rFonts w:ascii="Consolas" w:hAnsi="Consolas" w:cs="Consolas"/>
-          <w:sz w:val="17"/>
-          <w:szCs w:val="17"/>
-        </w:rPr>
-        <w:t xml:space="preserve">        if return_trajectory:</w:t>
-      </w:r>
-    </w:p>
-    <w:p>
-      <w:pPr>
-        <w:rPr>
-          <w:rFonts w:ascii="Consolas" w:hAnsi="Consolas" w:cs="Consolas"/>
-          <w:sz w:val="17"/>
-          <w:szCs w:val="17"/>
-        </w:rPr>
-      </w:pPr>
-      <w:r>
-        <w:rPr>
-          <w:rFonts w:ascii="Consolas" w:hAnsi="Consolas" w:cs="Consolas"/>
-          <w:sz w:val="17"/>
-          <w:szCs w:val="17"/>
-        </w:rPr>
-        <w:t xml:space="preserve">            traj_h = [h.detach().cpu()]</w:t>
-      </w:r>
-    </w:p>
-    <w:p>
-      <w:pPr>
-        <w:rPr>
-          <w:rFonts w:ascii="Consolas" w:hAnsi="Consolas" w:cs="Consolas"/>
-          <w:sz w:val="17"/>
-          <w:szCs w:val="17"/>
-        </w:rPr>
-      </w:pPr>
-      <w:r>
-        <w:rPr>
-          <w:rFonts w:ascii="Consolas" w:hAnsi="Consolas" w:cs="Consolas"/>
-          <w:sz w:val="17"/>
-          <w:szCs w:val="17"/>
-        </w:rPr>
-        <w:t xml:space="preserve">        if return_xi_trajectory:</w:t>
-      </w:r>
-    </w:p>
-    <w:p>
-      <w:pPr>
-        <w:rPr>
-          <w:rFonts w:ascii="Consolas" w:hAnsi="Consolas" w:cs="Consolas"/>
-          <w:sz w:val="17"/>
-          <w:szCs w:val="17"/>
-        </w:rPr>
-      </w:pPr>
-      <w:r>
-        <w:rPr>
-          <w:rFonts w:ascii="Consolas" w:hAnsi="Consolas" w:cs="Consolas"/>
-          <w:sz w:val="17"/>
-          <w:szCs w:val="17"/>
-        </w:rPr>
-        <w:t xml:space="preserve">            traj_xi = []</w:t>
-      </w:r>
-    </w:p>
-    <w:p>
-      <w:pPr>
-        <w:rPr>
-          <w:rFonts w:ascii="Consolas" w:hAnsi="Consolas" w:cs="Consolas"/>
-          <w:sz w:val="17"/>
-          <w:szCs w:val="17"/>
-        </w:rPr>
-      </w:pPr>
-    </w:p>
-    <w:p>
-      <w:pPr>
-        <w:rPr>
-          <w:rFonts w:ascii="Consolas" w:hAnsi="Consolas" w:cs="Consolas"/>
-          <w:sz w:val="17"/>
-          <w:szCs w:val="17"/>
-        </w:rPr>
-      </w:pPr>
-      <w:r>
-        <w:rPr>
-          <w:rFonts w:ascii="Consolas" w:hAnsi="Consolas" w:cs="Consolas"/>
-          <w:sz w:val="17"/>
-          <w:szCs w:val="17"/>
-        </w:rPr>
-        <w:t xml:space="preserve">        for _ in range(cfg.L):</w:t>
-      </w:r>
-    </w:p>
-    <w:p>
-      <w:pPr>
-        <w:rPr>
-          <w:rFonts w:ascii="Consolas" w:hAnsi="Consolas" w:cs="Consolas"/>
-          <w:sz w:val="17"/>
-          <w:szCs w:val="17"/>
-        </w:rPr>
-      </w:pPr>
-      <w:r>
-        <w:rPr>
-          <w:rFonts w:ascii="Consolas" w:hAnsi="Consolas" w:cs="Consolas"/>
-          <w:sz w:val="17"/>
-          <w:szCs w:val="17"/>
-        </w:rPr>
-        <w:t xml:space="preserve">            xi_input = h.detach() if cfg.causal_force else h</w:t>
-      </w:r>
-    </w:p>
-    <w:p>
-      <w:pPr>
-        <w:rPr>
-          <w:rFonts w:ascii="Consolas" w:hAnsi="Consolas" w:cs="Consolas"/>
-          <w:sz w:val="17"/>
-          <w:szCs w:val="17"/>
-        </w:rPr>
-      </w:pPr>
-      <w:r>
-        <w:rPr>
-          <w:rFonts w:ascii="Consolas" w:hAnsi="Consolas" w:cs="Consolas"/>
-          <w:sz w:val="17"/>
-          <w:szCs w:val="17"/>
-        </w:rPr>
-        <w:t xml:space="preserve">            xi_now = causal_cumulative_mean(xi_input)</w:t>
-      </w:r>
-    </w:p>
-    <w:p>
-      <w:pPr>
-        <w:rPr>
-          <w:rFonts w:ascii="Consolas" w:hAnsi="Consolas" w:cs="Consolas"/>
-          <w:sz w:val="17"/>
-          <w:szCs w:val="17"/>
-        </w:rPr>
-      </w:pPr>
-      <w:r>
-        <w:rPr>
-          <w:rFonts w:ascii="Consolas" w:hAnsi="Consolas" w:cs="Consolas"/>
-          <w:sz w:val="17"/>
-          <w:szCs w:val="17"/>
-        </w:rPr>
-        <w:t xml:space="preserve">            if return_xi_trajectory:</w:t>
-      </w:r>
-    </w:p>
-    <w:p>
-      <w:pPr>
-        <w:rPr>
-          <w:rFonts w:ascii="Consolas" w:hAnsi="Consolas" w:cs="Consolas"/>
-          <w:sz w:val="17"/>
-          <w:szCs w:val="17"/>
-        </w:rPr>
-      </w:pPr>
-      <w:r>
-        <w:rPr>
-          <w:rFonts w:ascii="Consolas" w:hAnsi="Consolas" w:cs="Consolas"/>
-          <w:sz w:val="17"/>
-          <w:szCs w:val="17"/>
-        </w:rPr>
-        <w:t xml:space="preserve">                assert traj_xi is not None</w:t>
-      </w:r>
-    </w:p>
-    <w:p>
-      <w:pPr>
-        <w:rPr>
-          <w:rFonts w:ascii="Consolas" w:hAnsi="Consolas" w:cs="Consolas"/>
-          <w:sz w:val="17"/>
-          <w:szCs w:val="17"/>
-        </w:rPr>
-      </w:pPr>
-      <w:r>
-        <w:rPr>
-          <w:rFonts w:ascii="Consolas" w:hAnsi="Consolas" w:cs="Consolas"/>
-          <w:sz w:val="17"/>
-          <w:szCs w:val="17"/>
-        </w:rPr>
-        <w:t xml:space="preserve">                traj_xi.append(xi_now.detach().cpu())</w:t>
-      </w:r>
-    </w:p>
-    <w:p>
-      <w:pPr>
-        <w:rPr>
-          <w:rFonts w:ascii="Consolas" w:hAnsi="Consolas" w:cs="Consolas"/>
-          <w:sz w:val="17"/>
-          <w:szCs w:val="17"/>
-        </w:rPr>
-      </w:pPr>
-    </w:p>
-    <w:p>
-      <w:pPr>
-        <w:rPr>
-          <w:rFonts w:ascii="Consolas" w:hAnsi="Consolas" w:cs="Consolas"/>
-          <w:sz w:val="17"/>
-          <w:szCs w:val="17"/>
-        </w:rPr>
-      </w:pPr>
-      <w:r>
-        <w:rPr>
-          <w:rFonts w:ascii="Consolas" w:hAnsi="Consolas" w:cs="Consolas"/>
-          <w:sz w:val="17"/>
-          <w:szCs w:val="17"/>
-        </w:rPr>
-        <w:t xml:space="preserve">            h_in = h</w:t>
-      </w:r>
-    </w:p>
-    <w:p>
-      <w:pPr>
-        <w:rPr>
-          <w:rFonts w:ascii="Consolas" w:hAnsi="Consolas" w:cs="Consolas"/>
-          <w:sz w:val="17"/>
-          <w:szCs w:val="17"/>
-        </w:rPr>
-      </w:pPr>
-      <w:r>
-        <w:rPr>
-          <w:rFonts w:ascii="Consolas" w:hAnsi="Consolas" w:cs="Consolas"/>
-          <w:sz w:val="17"/>
-          <w:szCs w:val="17"/>
-        </w:rPr>
-        <w:t xml:space="preserve">            if not h_in.requires_grad:</w:t>
-      </w:r>
-    </w:p>
-    <w:p>
-      <w:pPr>
-        <w:rPr>
-          <w:rFonts w:ascii="Consolas" w:hAnsi="Consolas" w:cs="Consolas"/>
-          <w:sz w:val="17"/>
-          <w:szCs w:val="17"/>
-        </w:rPr>
-      </w:pPr>
-      <w:r>
-        <w:rPr>
-          <w:rFonts w:ascii="Consolas" w:hAnsi="Consolas" w:cs="Consolas"/>
-          <w:sz w:val="17"/>
-          <w:szCs w:val="17"/>
-        </w:rPr>
-        <w:t xml:space="preserve">                h_in = h_in.requires_grad_(True)</w:t>
-      </w:r>
-    </w:p>
-    <w:p>
-      <w:pPr>
-        <w:rPr>
-          <w:rFonts w:ascii="Consolas" w:hAnsi="Consolas" w:cs="Consolas"/>
-          <w:sz w:val="17"/>
-          <w:szCs w:val="17"/>
-        </w:rPr>
-      </w:pPr>
-      <w:r>
-        <w:rPr>
-          <w:rFonts w:ascii="Consolas" w:hAnsi="Consolas" w:cs="Consolas"/>
-          <w:sz w:val="17"/>
-          <w:szCs w:val="17"/>
-        </w:rPr>
-        <w:t xml:space="preserve">            V = self.V_theta(xi_now, h_in).sum()</w:t>
-      </w:r>
-    </w:p>
-    <w:p>
-      <w:pPr>
-        <w:rPr>
-          <w:rFonts w:ascii="Consolas" w:hAnsi="Consolas" w:cs="Consolas"/>
-          <w:sz w:val="17"/>
-          <w:szCs w:val="17"/>
-        </w:rPr>
-      </w:pPr>
-      <w:r>
-        <w:rPr>
-          <w:rFonts w:ascii="Consolas" w:hAnsi="Consolas" w:cs="Consolas"/>
-          <w:sz w:val="17"/>
-          <w:szCs w:val="17"/>
-        </w:rPr>
-        <w:t xml:space="preserve">            grad_V, = torch.autograd.grad(</w:t>
-      </w:r>
-    </w:p>
-    <w:p>
-      <w:pPr>
-        <w:rPr>
-          <w:rFonts w:ascii="Consolas" w:hAnsi="Consolas" w:cs="Consolas"/>
-          <w:sz w:val="17"/>
-          <w:szCs w:val="17"/>
-        </w:rPr>
-      </w:pPr>
-      <w:r>
-        <w:rPr>
-          <w:rFonts w:ascii="Consolas" w:hAnsi="Consolas" w:cs="Consolas"/>
-          <w:sz w:val="17"/>
-          <w:szCs w:val="17"/>
-        </w:rPr>
-        <w:t xml:space="preserve">                V, h_in, create_graph=self.training, retain_graph=True,</w:t>
-      </w:r>
-    </w:p>
-    <w:p>
-      <w:pPr>
-        <w:rPr>
-          <w:rFonts w:ascii="Consolas" w:hAnsi="Consolas" w:cs="Consolas"/>
-          <w:sz w:val="17"/>
-          <w:szCs w:val="17"/>
-        </w:rPr>
-      </w:pPr>
-      <w:r>
-        <w:rPr>
-          <w:rFonts w:ascii="Consolas" w:hAnsi="Consolas" w:cs="Consolas"/>
-          <w:sz w:val="17"/>
-          <w:szCs w:val="17"/>
-        </w:rPr>
-        <w:t xml:space="preserve">            )</w:t>
-      </w:r>
-    </w:p>
-    <w:p>
-      <w:pPr>
-        <w:rPr>
-          <w:rFonts w:ascii="Consolas" w:hAnsi="Consolas" w:cs="Consolas"/>
-          <w:sz w:val="17"/>
-          <w:szCs w:val="17"/>
-        </w:rPr>
-      </w:pPr>
-      <w:r>
-        <w:rPr>
-          <w:rFonts w:ascii="Consolas" w:hAnsi="Consolas" w:cs="Consolas"/>
-          <w:sz w:val="17"/>
-          <w:szCs w:val="17"/>
-        </w:rPr>
-        <w:t xml:space="preserve">            f = -grad_V</w:t>
-      </w:r>
-    </w:p>
-    <w:p>
-      <w:pPr>
-        <w:rPr>
-          <w:rFonts w:ascii="Consolas" w:hAnsi="Consolas" w:cs="Consolas"/>
-          <w:sz w:val="17"/>
-          <w:szCs w:val="17"/>
-        </w:rPr>
-      </w:pPr>
-      <w:r>
-        <w:rPr>
-          <w:rFonts w:ascii="Consolas" w:hAnsi="Consolas" w:cs="Consolas"/>
-          <w:sz w:val="17"/>
-          <w:szCs w:val="17"/>
-        </w:rPr>
-        <w:t xml:space="preserve">            v = (v + dt * f / m_b) / (1.0 + dt * gamma)</w:t>
-      </w:r>
-    </w:p>
-    <w:p>
-      <w:pPr>
-        <w:rPr>
-          <w:rFonts w:ascii="Consolas" w:hAnsi="Consolas" w:cs="Consolas"/>
-          <w:sz w:val="17"/>
-          <w:szCs w:val="17"/>
-        </w:rPr>
-      </w:pPr>
-      <w:r>
-        <w:rPr>
-          <w:rFonts w:ascii="Consolas" w:hAnsi="Consolas" w:cs="Consolas"/>
-          <w:sz w:val="17"/>
-          <w:szCs w:val="17"/>
-        </w:rPr>
-        <w:t xml:space="preserve">            h = h_in + dt * v</w:t>
-      </w:r>
-    </w:p>
-    <w:p>
-      <w:pPr>
-        <w:rPr>
-          <w:rFonts w:ascii="Consolas" w:hAnsi="Consolas" w:cs="Consolas"/>
-          <w:sz w:val="17"/>
-          <w:szCs w:val="17"/>
-        </w:rPr>
-      </w:pPr>
-      <w:r>
-        <w:rPr>
-          <w:rFonts w:ascii="Consolas" w:hAnsi="Consolas" w:cs="Consolas"/>
-          <w:sz w:val="17"/>
-          <w:szCs w:val="17"/>
-        </w:rPr>
-        <w:t xml:space="preserve">            if return_trajectory:</w:t>
-      </w:r>
-    </w:p>
-    <w:p>
-      <w:pPr>
-        <w:rPr>
-          <w:rFonts w:ascii="Consolas" w:hAnsi="Consolas" w:cs="Consolas"/>
-          <w:sz w:val="17"/>
-          <w:szCs w:val="17"/>
-        </w:rPr>
-      </w:pPr>
-      <w:r>
-        <w:rPr>
-          <w:rFonts w:ascii="Consolas" w:hAnsi="Consolas" w:cs="Consolas"/>
-          <w:sz w:val="17"/>
-          <w:szCs w:val="17"/>
-        </w:rPr>
-        <w:t xml:space="preserve">                assert traj_h is not None</w:t>
-      </w:r>
-    </w:p>
-    <w:p>
-      <w:pPr>
-        <w:rPr>
-          <w:rFonts w:ascii="Consolas" w:hAnsi="Consolas" w:cs="Consolas"/>
-          <w:sz w:val="17"/>
-          <w:szCs w:val="17"/>
-        </w:rPr>
-      </w:pPr>
-      <w:r>
-        <w:rPr>
-          <w:rFonts w:ascii="Consolas" w:hAnsi="Consolas" w:cs="Consolas"/>
-          <w:sz w:val="17"/>
-          <w:szCs w:val="17"/>
-        </w:rPr>
-        <w:t xml:space="preserve">                traj_h.append(h.detach().cpu())</w:t>
-      </w:r>
-    </w:p>
-    <w:p>
-      <w:pPr>
-        <w:rPr>
-          <w:rFonts w:ascii="Consolas" w:hAnsi="Consolas" w:cs="Consolas"/>
-          <w:sz w:val="17"/>
-          <w:szCs w:val="17"/>
-        </w:rPr>
-      </w:pPr>
-    </w:p>
-    <w:p>
-      <w:pPr>
-        <w:rPr>
-          <w:rFonts w:ascii="Consolas" w:hAnsi="Consolas" w:cs="Consolas"/>
-          <w:sz w:val="17"/>
-          <w:szCs w:val="17"/>
-        </w:rPr>
-      </w:pPr>
-      <w:r>
-        <w:rPr>
-          <w:rFonts w:ascii="Consolas" w:hAnsi="Consolas" w:cs="Consolas"/>
-          <w:sz w:val="17"/>
-          <w:szCs w:val="17"/>
-        </w:rPr>
-        <w:t xml:space="preserve">        return h, traj_h, traj_xi</w:t>
-      </w:r>
-    </w:p>
-    <w:p>
-      <w:pPr>
-        <w:rPr>
-          <w:rFonts w:ascii="Consolas" w:hAnsi="Consolas" w:cs="Consolas"/>
-          <w:sz w:val="17"/>
-          <w:szCs w:val="17"/>
-        </w:rPr>
-      </w:pPr>
-    </w:p>
-    <w:p>
-      <w:pPr>
-        <w:rPr>
-          <w:rFonts w:ascii="Consolas" w:hAnsi="Consolas" w:cs="Consolas"/>
-          <w:sz w:val="17"/>
-          <w:szCs w:val="17"/>
-        </w:rPr>
-      </w:pPr>
-      <w:r>
-        <w:rPr>
-          <w:rFonts w:ascii="Consolas" w:hAnsi="Consolas" w:cs="Consolas"/>
-          <w:sz w:val="17"/>
-          <w:szCs w:val="17"/>
-        </w:rPr>
-        <w:t xml:space="preserve">    def forward(</w:t>
-      </w:r>
-    </w:p>
-    <w:p>
-      <w:pPr>
-        <w:rPr>
-          <w:rFonts w:ascii="Consolas" w:hAnsi="Consolas" w:cs="Consolas"/>
-          <w:sz w:val="17"/>
-          <w:szCs w:val="17"/>
-        </w:rPr>
-      </w:pPr>
-      <w:r>
-        <w:rPr>
-          <w:rFonts w:ascii="Consolas" w:hAnsi="Consolas" w:cs="Consolas"/>
-          <w:sz w:val="17"/>
-          <w:szCs w:val="17"/>
-        </w:rPr>
-        <w:t xml:space="preserve">        self,</w:t>
-      </w:r>
-    </w:p>
-    <w:p>
-      <w:pPr>
-        <w:rPr>
-          <w:rFonts w:ascii="Consolas" w:hAnsi="Consolas" w:cs="Consolas"/>
-          <w:sz w:val="17"/>
-          <w:szCs w:val="17"/>
-        </w:rPr>
-      </w:pPr>
-      <w:r>
-        <w:rPr>
-          <w:rFonts w:ascii="Consolas" w:hAnsi="Consolas" w:cs="Consolas"/>
-          <w:sz w:val="17"/>
-          <w:szCs w:val="17"/>
-        </w:rPr>
-        <w:t xml:space="preserve">        x: torch.Tensor,</w:t>
-      </w:r>
-    </w:p>
-    <w:p>
-      <w:pPr>
-        <w:rPr>
-          <w:rFonts w:ascii="Consolas" w:hAnsi="Consolas" w:cs="Consolas"/>
-          <w:sz w:val="17"/>
-          <w:szCs w:val="17"/>
-        </w:rPr>
-      </w:pPr>
-      <w:r>
-        <w:rPr>
-          <w:rFonts w:ascii="Consolas" w:hAnsi="Consolas" w:cs="Consolas"/>
-          <w:sz w:val="17"/>
-          <w:szCs w:val="17"/>
-        </w:rPr>
-        <w:t xml:space="preserve">        targets: Optional[torch.Tensor] = None,</w:t>
-      </w:r>
-    </w:p>
-    <w:p>
-      <w:pPr>
-        <w:rPr>
-          <w:rFonts w:ascii="Consolas" w:hAnsi="Consolas" w:cs="Consolas"/>
-          <w:sz w:val="17"/>
-          <w:szCs w:val="17"/>
-        </w:rPr>
-      </w:pPr>
-      <w:r>
-        <w:rPr>
-          <w:rFonts w:ascii="Consolas" w:hAnsi="Consolas" w:cs="Consolas"/>
-          <w:sz w:val="17"/>
-          <w:szCs w:val="17"/>
-        </w:rPr>
-        <w:t xml:space="preserve">        return_trajectory: bool = False,</w:t>
-      </w:r>
-    </w:p>
-    <w:p>
-      <w:pPr>
-        <w:rPr>
-          <w:rFonts w:ascii="Consolas" w:hAnsi="Consolas" w:cs="Consolas"/>
-          <w:sz w:val="17"/>
-          <w:szCs w:val="17"/>
-        </w:rPr>
-      </w:pPr>
-      <w:r>
-        <w:rPr>
-          <w:rFonts w:ascii="Consolas" w:hAnsi="Consolas" w:cs="Consolas"/>
-          <w:sz w:val="17"/>
-          <w:szCs w:val="17"/>
-        </w:rPr>
-        <w:t xml:space="preserve">        return_xi_trajectory: bool = False,</w:t>
-      </w:r>
-    </w:p>
-    <w:p>
-      <w:pPr>
-        <w:rPr>
-          <w:rFonts w:ascii="Consolas" w:hAnsi="Consolas" w:cs="Consolas"/>
-          <w:sz w:val="17"/>
-          <w:szCs w:val="17"/>
-        </w:rPr>
-      </w:pPr>
-      <w:r>
-        <w:rPr>
-          <w:rFonts w:ascii="Consolas" w:hAnsi="Consolas" w:cs="Consolas"/>
-          <w:sz w:val="17"/>
-          <w:szCs w:val="17"/>
-        </w:rPr>
-        <w:t xml:space="preserve">    ):</w:t>
-      </w:r>
-    </w:p>
-    <w:p>
-      <w:pPr>
-        <w:rPr>
-          <w:rFonts w:ascii="Consolas" w:hAnsi="Consolas" w:cs="Consolas"/>
-          <w:sz w:val="17"/>
-          <w:szCs w:val="17"/>
-        </w:rPr>
-      </w:pPr>
-      <w:r>
-        <w:rPr>
-          <w:rFonts w:ascii="Consolas" w:hAnsi="Consolas" w:cs="Consolas"/>
-          <w:sz w:val="17"/>
-          <w:szCs w:val="17"/>
-        </w:rPr>
-        <w:t xml:space="preserve">        emb = self._embed(x)</w:t>
-      </w:r>
-    </w:p>
-    <w:p>
-      <w:pPr>
-        <w:rPr>
-          <w:rFonts w:ascii="Consolas" w:hAnsi="Consolas" w:cs="Consolas"/>
-          <w:sz w:val="17"/>
-          <w:szCs w:val="17"/>
-        </w:rPr>
-      </w:pPr>
-      <w:r>
-        <w:rPr>
-          <w:rFonts w:ascii="Consolas" w:hAnsi="Consolas" w:cs="Consolas"/>
-          <w:sz w:val="17"/>
-          <w:szCs w:val="17"/>
-        </w:rPr>
-        <w:t xml:space="preserve">        h_L, traj_h, traj_xi = self.integrate(</w:t>
-      </w:r>
-    </w:p>
-    <w:p>
-      <w:pPr>
-        <w:rPr>
-          <w:rFonts w:ascii="Consolas" w:hAnsi="Consolas" w:cs="Consolas"/>
-          <w:sz w:val="17"/>
-          <w:szCs w:val="17"/>
-        </w:rPr>
-      </w:pPr>
-      <w:r>
-        <w:rPr>
-          <w:rFonts w:ascii="Consolas" w:hAnsi="Consolas" w:cs="Consolas"/>
-          <w:sz w:val="17"/>
-          <w:szCs w:val="17"/>
-        </w:rPr>
-        <w:t xml:space="preserve">            x, emb,</w:t>
-      </w:r>
-    </w:p>
-    <w:p>
-      <w:pPr>
-        <w:rPr>
-          <w:rFonts w:ascii="Consolas" w:hAnsi="Consolas" w:cs="Consolas"/>
-          <w:sz w:val="17"/>
-          <w:szCs w:val="17"/>
-        </w:rPr>
-      </w:pPr>
-      <w:r>
-        <w:rPr>
-          <w:rFonts w:ascii="Consolas" w:hAnsi="Consolas" w:cs="Consolas"/>
-          <w:sz w:val="17"/>
-          <w:szCs w:val="17"/>
-        </w:rPr>
-        <w:t xml:space="preserve">            return_trajectory=return_trajectory,</w:t>
+        <w:t xml:space="preserve">            return {"mean": float(m.item()), "std": 0.0,</w:t>
+      </w:r>
+    </w:p>
+    <w:p>
+      <w:pPr>
+        <w:rPr>
+          <w:rFonts w:ascii="Consolas" w:hAnsi="Consolas" w:cs="Consolas"/>
+          <w:sz w:val="17"/>
+          <w:szCs w:val="17"/>
+        </w:rPr>
+      </w:pPr>
+      <w:r>
+        <w:rPr>
+          <w:rFonts w:ascii="Consolas" w:hAnsi="Consolas" w:cs="Consolas"/>
+          <w:sz w:val="17"/>
+          <w:szCs w:val="17"/>
+        </w:rPr>
+        <w:t xml:space="preserve">                    "min": float(m.item()), "max": float(m.item())}</w:t>
+      </w:r>
+    </w:p>
+    <w:p>
+      <w:pPr>
+        <w:rPr>
+          <w:rFonts w:ascii="Consolas" w:hAnsi="Consolas" w:cs="Consolas"/>
+          <w:sz w:val="17"/>
+          <w:szCs w:val="17"/>
+        </w:rPr>
+      </w:pPr>
+      <w:r>
+        <w:rPr>
+          <w:rFonts w:ascii="Consolas" w:hAnsi="Consolas" w:cs="Consolas"/>
+          <w:sz w:val="17"/>
+          <w:szCs w:val="17"/>
+        </w:rPr>
+        <w:t xml:space="preserve">        m_flat = m.reshape(-1)</w:t>
+      </w:r>
+    </w:p>
+    <w:p>
+      <w:pPr>
+        <w:rPr>
+          <w:rFonts w:ascii="Consolas" w:hAnsi="Consolas" w:cs="Consolas"/>
+          <w:sz w:val="17"/>
+          <w:szCs w:val="17"/>
+        </w:rPr>
+      </w:pPr>
+      <w:r>
+        <w:rPr>
+          <w:rFonts w:ascii="Consolas" w:hAnsi="Consolas" w:cs="Consolas"/>
+          <w:sz w:val="17"/>
+          <w:szCs w:val="17"/>
+        </w:rPr>
+        <w:t xml:space="preserve">        return {</w:t>
+      </w:r>
+    </w:p>
+    <w:p>
+      <w:pPr>
+        <w:rPr>
+          <w:rFonts w:ascii="Consolas" w:hAnsi="Consolas" w:cs="Consolas"/>
+          <w:sz w:val="17"/>
+          <w:szCs w:val="17"/>
+        </w:rPr>
+      </w:pPr>
+      <w:r>
+        <w:rPr>
+          <w:rFonts w:ascii="Consolas" w:hAnsi="Consolas" w:cs="Consolas"/>
+          <w:sz w:val="17"/>
+          <w:szCs w:val="17"/>
+        </w:rPr>
+        <w:t xml:space="preserve">            "mean": float(m_flat.mean().item()),</w:t>
+      </w:r>
+    </w:p>
+    <w:p>
+      <w:pPr>
+        <w:rPr>
+          <w:rFonts w:ascii="Consolas" w:hAnsi="Consolas" w:cs="Consolas"/>
+          <w:sz w:val="17"/>
+          <w:szCs w:val="17"/>
+        </w:rPr>
+      </w:pPr>
+      <w:r>
+        <w:rPr>
+          <w:rFonts w:ascii="Consolas" w:hAnsi="Consolas" w:cs="Consolas"/>
+          <w:sz w:val="17"/>
+          <w:szCs w:val="17"/>
+        </w:rPr>
+        <w:t xml:space="preserve">            "std":  float(m_flat.std().item()),</w:t>
+      </w:r>
+    </w:p>
+    <w:p>
+      <w:pPr>
+        <w:rPr>
+          <w:rFonts w:ascii="Consolas" w:hAnsi="Consolas" w:cs="Consolas"/>
+          <w:sz w:val="17"/>
+          <w:szCs w:val="17"/>
+        </w:rPr>
+      </w:pPr>
+      <w:r>
+        <w:rPr>
+          <w:rFonts w:ascii="Consolas" w:hAnsi="Consolas" w:cs="Consolas"/>
+          <w:sz w:val="17"/>
+          <w:szCs w:val="17"/>
+        </w:rPr>
+        <w:t xml:space="preserve">            "min":  float(m_flat.min().item()),</w:t>
       </w:r>
     </w:p>
     <w:p>
@@ -10303,807 +11379,6 @@
           <w:szCs w:val="17"/>
         </w:rPr>
         <w:lastRenderedPageBreak/>
-        <w:t xml:space="preserve">            return_xi_trajectory=return_xi_trajectory,</w:t>
-      </w:r>
-    </w:p>
-    <w:p>
-      <w:pPr>
-        <w:rPr>
-          <w:rFonts w:ascii="Consolas" w:hAnsi="Consolas" w:cs="Consolas"/>
-          <w:sz w:val="17"/>
-          <w:szCs w:val="17"/>
-        </w:rPr>
-      </w:pPr>
-      <w:r>
-        <w:rPr>
-          <w:rFonts w:ascii="Consolas" w:hAnsi="Consolas" w:cs="Consolas"/>
-          <w:sz w:val="17"/>
-          <w:szCs w:val="17"/>
-        </w:rPr>
-        <w:t xml:space="preserve">        )</w:t>
-      </w:r>
-    </w:p>
-    <w:p>
-      <w:pPr>
-        <w:rPr>
-          <w:rFonts w:ascii="Consolas" w:hAnsi="Consolas" w:cs="Consolas"/>
-          <w:sz w:val="17"/>
-          <w:szCs w:val="17"/>
-        </w:rPr>
-      </w:pPr>
-      <w:r>
-        <w:rPr>
-          <w:rFonts w:ascii="Consolas" w:hAnsi="Consolas" w:cs="Consolas"/>
-          <w:sz w:val="17"/>
-          <w:szCs w:val="17"/>
-        </w:rPr>
-        <w:t xml:space="preserve">        logits = h_L @ self.E.weight.T</w:t>
-      </w:r>
-    </w:p>
-    <w:p>
-      <w:pPr>
-        <w:rPr>
-          <w:rFonts w:ascii="Consolas" w:hAnsi="Consolas" w:cs="Consolas"/>
-          <w:sz w:val="17"/>
-          <w:szCs w:val="17"/>
-        </w:rPr>
-      </w:pPr>
-    </w:p>
-    <w:p>
-      <w:pPr>
-        <w:rPr>
-          <w:rFonts w:ascii="Consolas" w:hAnsi="Consolas" w:cs="Consolas"/>
-          <w:sz w:val="17"/>
-          <w:szCs w:val="17"/>
-        </w:rPr>
-      </w:pPr>
-      <w:r>
-        <w:rPr>
-          <w:rFonts w:ascii="Consolas" w:hAnsi="Consolas" w:cs="Consolas"/>
-          <w:sz w:val="17"/>
-          <w:szCs w:val="17"/>
-        </w:rPr>
-        <w:t xml:space="preserve">        loss = None</w:t>
-      </w:r>
-    </w:p>
-    <w:p>
-      <w:pPr>
-        <w:rPr>
-          <w:rFonts w:ascii="Consolas" w:hAnsi="Consolas" w:cs="Consolas"/>
-          <w:sz w:val="17"/>
-          <w:szCs w:val="17"/>
-        </w:rPr>
-      </w:pPr>
-      <w:r>
-        <w:rPr>
-          <w:rFonts w:ascii="Consolas" w:hAnsi="Consolas" w:cs="Consolas"/>
-          <w:sz w:val="17"/>
-          <w:szCs w:val="17"/>
-        </w:rPr>
-        <w:t xml:space="preserve">        if targets is not None:</w:t>
-      </w:r>
-    </w:p>
-    <w:p>
-      <w:pPr>
-        <w:rPr>
-          <w:rFonts w:ascii="Consolas" w:hAnsi="Consolas" w:cs="Consolas"/>
-          <w:sz w:val="17"/>
-          <w:szCs w:val="17"/>
-        </w:rPr>
-      </w:pPr>
-      <w:r>
-        <w:rPr>
-          <w:rFonts w:ascii="Consolas" w:hAnsi="Consolas" w:cs="Consolas"/>
-          <w:sz w:val="17"/>
-          <w:szCs w:val="17"/>
-        </w:rPr>
-        <w:t xml:space="preserve">            loss = F.cross_entropy(</w:t>
-      </w:r>
-    </w:p>
-    <w:p>
-      <w:pPr>
-        <w:rPr>
-          <w:rFonts w:ascii="Consolas" w:hAnsi="Consolas" w:cs="Consolas"/>
-          <w:sz w:val="17"/>
-          <w:szCs w:val="17"/>
-        </w:rPr>
-      </w:pPr>
-      <w:r>
-        <w:rPr>
-          <w:rFonts w:ascii="Consolas" w:hAnsi="Consolas" w:cs="Consolas"/>
-          <w:sz w:val="17"/>
-          <w:szCs w:val="17"/>
-        </w:rPr>
-        <w:t xml:space="preserve">                logits.reshape(-1, self.cfg.vocab_size),</w:t>
-      </w:r>
-    </w:p>
-    <w:p>
-      <w:pPr>
-        <w:rPr>
-          <w:rFonts w:ascii="Consolas" w:hAnsi="Consolas" w:cs="Consolas"/>
-          <w:sz w:val="17"/>
-          <w:szCs w:val="17"/>
-        </w:rPr>
-      </w:pPr>
-      <w:r>
-        <w:rPr>
-          <w:rFonts w:ascii="Consolas" w:hAnsi="Consolas" w:cs="Consolas"/>
-          <w:sz w:val="17"/>
-          <w:szCs w:val="17"/>
-        </w:rPr>
-        <w:t xml:space="preserve">                targets.reshape(-1),</w:t>
-      </w:r>
-    </w:p>
-    <w:p>
-      <w:pPr>
-        <w:rPr>
-          <w:rFonts w:ascii="Consolas" w:hAnsi="Consolas" w:cs="Consolas"/>
-          <w:sz w:val="17"/>
-          <w:szCs w:val="17"/>
-        </w:rPr>
-      </w:pPr>
-      <w:r>
-        <w:rPr>
-          <w:rFonts w:ascii="Consolas" w:hAnsi="Consolas" w:cs="Consolas"/>
-          <w:sz w:val="17"/>
-          <w:szCs w:val="17"/>
-        </w:rPr>
-        <w:t xml:space="preserve">            )</w:t>
-      </w:r>
-    </w:p>
-    <w:p>
-      <w:pPr>
-        <w:rPr>
-          <w:rFonts w:ascii="Consolas" w:hAnsi="Consolas" w:cs="Consolas"/>
-          <w:sz w:val="17"/>
-          <w:szCs w:val="17"/>
-        </w:rPr>
-      </w:pPr>
-      <w:r>
-        <w:rPr>
-          <w:rFonts w:ascii="Consolas" w:hAnsi="Consolas" w:cs="Consolas"/>
-          <w:sz w:val="17"/>
-          <w:szCs w:val="17"/>
-        </w:rPr>
-        <w:t xml:space="preserve">        out = [logits, loss]</w:t>
-      </w:r>
-    </w:p>
-    <w:p>
-      <w:pPr>
-        <w:rPr>
-          <w:rFonts w:ascii="Consolas" w:hAnsi="Consolas" w:cs="Consolas"/>
-          <w:sz w:val="17"/>
-          <w:szCs w:val="17"/>
-        </w:rPr>
-      </w:pPr>
-      <w:r>
-        <w:rPr>
-          <w:rFonts w:ascii="Consolas" w:hAnsi="Consolas" w:cs="Consolas"/>
-          <w:sz w:val="17"/>
-          <w:szCs w:val="17"/>
-        </w:rPr>
-        <w:t xml:space="preserve">        if return_trajectory:</w:t>
-      </w:r>
-    </w:p>
-    <w:p>
-      <w:pPr>
-        <w:rPr>
-          <w:rFonts w:ascii="Consolas" w:hAnsi="Consolas" w:cs="Consolas"/>
-          <w:sz w:val="17"/>
-          <w:szCs w:val="17"/>
-        </w:rPr>
-      </w:pPr>
-      <w:r>
-        <w:rPr>
-          <w:rFonts w:ascii="Consolas" w:hAnsi="Consolas" w:cs="Consolas"/>
-          <w:sz w:val="17"/>
-          <w:szCs w:val="17"/>
-        </w:rPr>
-        <w:t xml:space="preserve">            out.append(traj_h)</w:t>
-      </w:r>
-    </w:p>
-    <w:p>
-      <w:pPr>
-        <w:rPr>
-          <w:rFonts w:ascii="Consolas" w:hAnsi="Consolas" w:cs="Consolas"/>
-          <w:sz w:val="17"/>
-          <w:szCs w:val="17"/>
-        </w:rPr>
-      </w:pPr>
-      <w:r>
-        <w:rPr>
-          <w:rFonts w:ascii="Consolas" w:hAnsi="Consolas" w:cs="Consolas"/>
-          <w:sz w:val="17"/>
-          <w:szCs w:val="17"/>
-        </w:rPr>
-        <w:t xml:space="preserve">        if return_xi_trajectory:</w:t>
-      </w:r>
-    </w:p>
-    <w:p>
-      <w:pPr>
-        <w:rPr>
-          <w:rFonts w:ascii="Consolas" w:hAnsi="Consolas" w:cs="Consolas"/>
-          <w:sz w:val="17"/>
-          <w:szCs w:val="17"/>
-        </w:rPr>
-      </w:pPr>
-      <w:r>
-        <w:rPr>
-          <w:rFonts w:ascii="Consolas" w:hAnsi="Consolas" w:cs="Consolas"/>
-          <w:sz w:val="17"/>
-          <w:szCs w:val="17"/>
-        </w:rPr>
-        <w:t xml:space="preserve">            out.append(traj_xi)</w:t>
-      </w:r>
-    </w:p>
-    <w:p>
-      <w:pPr>
-        <w:rPr>
-          <w:rFonts w:ascii="Consolas" w:hAnsi="Consolas" w:cs="Consolas"/>
-          <w:sz w:val="17"/>
-          <w:szCs w:val="17"/>
-        </w:rPr>
-      </w:pPr>
-      <w:r>
-        <w:rPr>
-          <w:rFonts w:ascii="Consolas" w:hAnsi="Consolas" w:cs="Consolas"/>
-          <w:sz w:val="17"/>
-          <w:szCs w:val="17"/>
-        </w:rPr>
-        <w:t xml:space="preserve">        return tuple(out) if len(out) &gt; 2 else (out[0], out[1])</w:t>
-      </w:r>
-    </w:p>
-    <w:p>
-      <w:pPr>
-        <w:rPr>
-          <w:rFonts w:ascii="Consolas" w:hAnsi="Consolas" w:cs="Consolas"/>
-          <w:sz w:val="17"/>
-          <w:szCs w:val="17"/>
-        </w:rPr>
-      </w:pPr>
-    </w:p>
-    <w:p>
-      <w:pPr>
-        <w:rPr>
-          <w:rFonts w:ascii="Consolas" w:hAnsi="Consolas" w:cs="Consolas"/>
-          <w:sz w:val="17"/>
-          <w:szCs w:val="17"/>
-        </w:rPr>
-      </w:pPr>
-      <w:r>
-        <w:rPr>
-          <w:rFonts w:ascii="Consolas" w:hAnsi="Consolas" w:cs="Consolas"/>
-          <w:sz w:val="17"/>
-          <w:szCs w:val="17"/>
-        </w:rPr>
-        <w:t xml:space="preserve">    @torch.no_grad()</w:t>
-      </w:r>
-    </w:p>
-    <w:p>
-      <w:pPr>
-        <w:rPr>
-          <w:rFonts w:ascii="Consolas" w:hAnsi="Consolas" w:cs="Consolas"/>
-          <w:sz w:val="17"/>
-          <w:szCs w:val="17"/>
-        </w:rPr>
-      </w:pPr>
-      <w:r>
-        <w:rPr>
-          <w:rFonts w:ascii="Consolas" w:hAnsi="Consolas" w:cs="Consolas"/>
-          <w:sz w:val="17"/>
-          <w:szCs w:val="17"/>
-        </w:rPr>
-        <w:t xml:space="preserve">    def generate(self, x: torch.Tensor, max_new_tokens: int,</w:t>
-      </w:r>
-    </w:p>
-    <w:p>
-      <w:pPr>
-        <w:rPr>
-          <w:rFonts w:ascii="Consolas" w:hAnsi="Consolas" w:cs="Consolas"/>
-          <w:sz w:val="17"/>
-          <w:szCs w:val="17"/>
-        </w:rPr>
-      </w:pPr>
-      <w:r>
-        <w:rPr>
-          <w:rFonts w:ascii="Consolas" w:hAnsi="Consolas" w:cs="Consolas"/>
-          <w:sz w:val="17"/>
-          <w:szCs w:val="17"/>
-        </w:rPr>
-        <w:t xml:space="preserve">                 temperature: float = 1.0, top_k: Optional[int] = None) -&gt; torch.Tensor:</w:t>
-      </w:r>
-    </w:p>
-    <w:p>
-      <w:pPr>
-        <w:rPr>
-          <w:rFonts w:ascii="Consolas" w:hAnsi="Consolas" w:cs="Consolas"/>
-          <w:sz w:val="17"/>
-          <w:szCs w:val="17"/>
-        </w:rPr>
-      </w:pPr>
-      <w:r>
-        <w:rPr>
-          <w:rFonts w:ascii="Consolas" w:hAnsi="Consolas" w:cs="Consolas"/>
-          <w:sz w:val="17"/>
-          <w:szCs w:val="17"/>
-        </w:rPr>
-        <w:t xml:space="preserve">        self.eval()</w:t>
-      </w:r>
-    </w:p>
-    <w:p>
-      <w:pPr>
-        <w:rPr>
-          <w:rFonts w:ascii="Consolas" w:hAnsi="Consolas" w:cs="Consolas"/>
-          <w:sz w:val="17"/>
-          <w:szCs w:val="17"/>
-        </w:rPr>
-      </w:pPr>
-      <w:r>
-        <w:rPr>
-          <w:rFonts w:ascii="Consolas" w:hAnsi="Consolas" w:cs="Consolas"/>
-          <w:sz w:val="17"/>
-          <w:szCs w:val="17"/>
-        </w:rPr>
-        <w:t xml:space="preserve">        for _ in range(max_new_tokens):</w:t>
-      </w:r>
-    </w:p>
-    <w:p>
-      <w:pPr>
-        <w:rPr>
-          <w:rFonts w:ascii="Consolas" w:hAnsi="Consolas" w:cs="Consolas"/>
-          <w:sz w:val="17"/>
-          <w:szCs w:val="17"/>
-        </w:rPr>
-      </w:pPr>
-      <w:r>
-        <w:rPr>
-          <w:rFonts w:ascii="Consolas" w:hAnsi="Consolas" w:cs="Consolas"/>
-          <w:sz w:val="17"/>
-          <w:szCs w:val="17"/>
-        </w:rPr>
-        <w:t xml:space="preserve">            x_cond = x[:, -self.cfg.max_len:]</w:t>
-      </w:r>
-    </w:p>
-    <w:p>
-      <w:pPr>
-        <w:rPr>
-          <w:rFonts w:ascii="Consolas" w:hAnsi="Consolas" w:cs="Consolas"/>
-          <w:sz w:val="17"/>
-          <w:szCs w:val="17"/>
-        </w:rPr>
-      </w:pPr>
-      <w:r>
-        <w:rPr>
-          <w:rFonts w:ascii="Consolas" w:hAnsi="Consolas" w:cs="Consolas"/>
-          <w:sz w:val="17"/>
-          <w:szCs w:val="17"/>
-        </w:rPr>
-        <w:t xml:space="preserve">            logits, _ = self.forward(x_cond)</w:t>
-      </w:r>
-    </w:p>
-    <w:p>
-      <w:pPr>
-        <w:rPr>
-          <w:rFonts w:ascii="Consolas" w:hAnsi="Consolas" w:cs="Consolas"/>
-          <w:sz w:val="17"/>
-          <w:szCs w:val="17"/>
-        </w:rPr>
-      </w:pPr>
-      <w:r>
-        <w:rPr>
-          <w:rFonts w:ascii="Consolas" w:hAnsi="Consolas" w:cs="Consolas"/>
-          <w:sz w:val="17"/>
-          <w:szCs w:val="17"/>
-        </w:rPr>
-        <w:t xml:space="preserve">            logits = logits[:, -1, :] / max(temperature, 1e-6)</w:t>
-      </w:r>
-    </w:p>
-    <w:p>
-      <w:pPr>
-        <w:rPr>
-          <w:rFonts w:ascii="Consolas" w:hAnsi="Consolas" w:cs="Consolas"/>
-          <w:sz w:val="17"/>
-          <w:szCs w:val="17"/>
-        </w:rPr>
-      </w:pPr>
-      <w:r>
-        <w:rPr>
-          <w:rFonts w:ascii="Consolas" w:hAnsi="Consolas" w:cs="Consolas"/>
-          <w:sz w:val="17"/>
-          <w:szCs w:val="17"/>
-        </w:rPr>
-        <w:t xml:space="preserve">            if top_k is not None:</w:t>
-      </w:r>
-    </w:p>
-    <w:p>
-      <w:pPr>
-        <w:rPr>
-          <w:rFonts w:ascii="Consolas" w:hAnsi="Consolas" w:cs="Consolas"/>
-          <w:sz w:val="17"/>
-          <w:szCs w:val="17"/>
-        </w:rPr>
-      </w:pPr>
-      <w:r>
-        <w:rPr>
-          <w:rFonts w:ascii="Consolas" w:hAnsi="Consolas" w:cs="Consolas"/>
-          <w:sz w:val="17"/>
-          <w:szCs w:val="17"/>
-        </w:rPr>
-        <w:t xml:space="preserve">                v, _ = torch.topk(logits, top_k)</w:t>
-      </w:r>
-    </w:p>
-    <w:p>
-      <w:pPr>
-        <w:rPr>
-          <w:rFonts w:ascii="Consolas" w:hAnsi="Consolas" w:cs="Consolas"/>
-          <w:sz w:val="17"/>
-          <w:szCs w:val="17"/>
-        </w:rPr>
-      </w:pPr>
-      <w:r>
-        <w:rPr>
-          <w:rFonts w:ascii="Consolas" w:hAnsi="Consolas" w:cs="Consolas"/>
-          <w:sz w:val="17"/>
-          <w:szCs w:val="17"/>
-        </w:rPr>
-        <w:t xml:space="preserve">                logits[logits &lt; v[:, [-1]]] = -float("inf")</w:t>
-      </w:r>
-    </w:p>
-    <w:p>
-      <w:pPr>
-        <w:rPr>
-          <w:rFonts w:ascii="Consolas" w:hAnsi="Consolas" w:cs="Consolas"/>
-          <w:sz w:val="17"/>
-          <w:szCs w:val="17"/>
-        </w:rPr>
-      </w:pPr>
-      <w:r>
-        <w:rPr>
-          <w:rFonts w:ascii="Consolas" w:hAnsi="Consolas" w:cs="Consolas"/>
-          <w:sz w:val="17"/>
-          <w:szCs w:val="17"/>
-        </w:rPr>
-        <w:t xml:space="preserve">            probs = F.softmax(logits, dim=-1)</w:t>
-      </w:r>
-    </w:p>
-    <w:p>
-      <w:pPr>
-        <w:rPr>
-          <w:rFonts w:ascii="Consolas" w:hAnsi="Consolas" w:cs="Consolas"/>
-          <w:sz w:val="17"/>
-          <w:szCs w:val="17"/>
-        </w:rPr>
-      </w:pPr>
-      <w:r>
-        <w:rPr>
-          <w:rFonts w:ascii="Consolas" w:hAnsi="Consolas" w:cs="Consolas"/>
-          <w:sz w:val="17"/>
-          <w:szCs w:val="17"/>
-        </w:rPr>
-        <w:t xml:space="preserve">            nxt = torch.multinomial(probs, num_samples=1)</w:t>
-      </w:r>
-    </w:p>
-    <w:p>
-      <w:pPr>
-        <w:rPr>
-          <w:rFonts w:ascii="Consolas" w:hAnsi="Consolas" w:cs="Consolas"/>
-          <w:sz w:val="17"/>
-          <w:szCs w:val="17"/>
-        </w:rPr>
-      </w:pPr>
-      <w:r>
-        <w:rPr>
-          <w:rFonts w:ascii="Consolas" w:hAnsi="Consolas" w:cs="Consolas"/>
-          <w:sz w:val="17"/>
-          <w:szCs w:val="17"/>
-        </w:rPr>
-        <w:t xml:space="preserve">            x = torch.cat([x, nxt], dim=1)</w:t>
-      </w:r>
-    </w:p>
-    <w:p>
-      <w:pPr>
-        <w:rPr>
-          <w:rFonts w:ascii="Consolas" w:hAnsi="Consolas" w:cs="Consolas"/>
-          <w:sz w:val="17"/>
-          <w:szCs w:val="17"/>
-        </w:rPr>
-      </w:pPr>
-      <w:r>
-        <w:rPr>
-          <w:rFonts w:ascii="Consolas" w:hAnsi="Consolas" w:cs="Consolas"/>
-          <w:sz w:val="17"/>
-          <w:szCs w:val="17"/>
-        </w:rPr>
-        <w:t xml:space="preserve">        return x</w:t>
-      </w:r>
-    </w:p>
-    <w:p>
-      <w:pPr>
-        <w:rPr>
-          <w:rFonts w:ascii="Consolas" w:hAnsi="Consolas" w:cs="Consolas"/>
-          <w:sz w:val="17"/>
-          <w:szCs w:val="17"/>
-        </w:rPr>
-      </w:pPr>
-    </w:p>
-    <w:p>
-      <w:pPr>
-        <w:rPr>
-          <w:rFonts w:ascii="Consolas" w:hAnsi="Consolas" w:cs="Consolas"/>
-          <w:sz w:val="17"/>
-          <w:szCs w:val="17"/>
-        </w:rPr>
-      </w:pPr>
-      <w:r>
-        <w:rPr>
-          <w:rFonts w:ascii="Consolas" w:hAnsi="Consolas" w:cs="Consolas"/>
-          <w:sz w:val="17"/>
-          <w:szCs w:val="17"/>
-        </w:rPr>
-        <w:t xml:space="preserve">    def num_params(self) -&gt; int:</w:t>
-      </w:r>
-    </w:p>
-    <w:p>
-      <w:pPr>
-        <w:rPr>
-          <w:rFonts w:ascii="Consolas" w:hAnsi="Consolas" w:cs="Consolas"/>
-          <w:sz w:val="17"/>
-          <w:szCs w:val="17"/>
-        </w:rPr>
-      </w:pPr>
-      <w:r>
-        <w:rPr>
-          <w:rFonts w:ascii="Consolas" w:hAnsi="Consolas" w:cs="Consolas"/>
-          <w:sz w:val="17"/>
-          <w:szCs w:val="17"/>
-        </w:rPr>
-        <w:t xml:space="preserve">        return sum(p.numel() for p in self.parameters() if p.requires_grad)</w:t>
-      </w:r>
-    </w:p>
-    <w:p>
-      <w:pPr>
-        <w:rPr>
-          <w:rFonts w:ascii="Consolas" w:hAnsi="Consolas" w:cs="Consolas"/>
-          <w:sz w:val="17"/>
-          <w:szCs w:val="17"/>
-        </w:rPr>
-      </w:pPr>
-    </w:p>
-    <w:p>
-      <w:pPr>
-        <w:rPr>
-          <w:rFonts w:ascii="Consolas" w:hAnsi="Consolas" w:cs="Consolas"/>
-          <w:sz w:val="17"/>
-          <w:szCs w:val="17"/>
-        </w:rPr>
-      </w:pPr>
-      <w:r>
-        <w:rPr>
-          <w:rFonts w:ascii="Consolas" w:hAnsi="Consolas" w:cs="Consolas"/>
-          <w:sz w:val="17"/>
-          <w:szCs w:val="17"/>
-        </w:rPr>
-        <w:t xml:space="preserve">    @torch.no_grad()</w:t>
-      </w:r>
-    </w:p>
-    <w:p>
-      <w:pPr>
-        <w:rPr>
-          <w:rFonts w:ascii="Consolas" w:hAnsi="Consolas" w:cs="Consolas"/>
-          <w:sz w:val="17"/>
-          <w:szCs w:val="17"/>
-        </w:rPr>
-      </w:pPr>
-      <w:r>
-        <w:rPr>
-          <w:rFonts w:ascii="Consolas" w:hAnsi="Consolas" w:cs="Consolas"/>
-          <w:sz w:val="17"/>
-          <w:szCs w:val="17"/>
-        </w:rPr>
-        <w:t xml:space="preserve">    def mass_stats(self, x: torch.Tensor) -&gt; dict:</w:t>
-      </w:r>
-    </w:p>
-    <w:p>
-      <w:pPr>
-        <w:rPr>
-          <w:rFonts w:ascii="Consolas" w:hAnsi="Consolas" w:cs="Consolas"/>
-          <w:sz w:val="17"/>
-          <w:szCs w:val="17"/>
-        </w:rPr>
-      </w:pPr>
-      <w:r>
-        <w:rPr>
-          <w:rFonts w:ascii="Consolas" w:hAnsi="Consolas" w:cs="Consolas"/>
-          <w:sz w:val="17"/>
-          <w:szCs w:val="17"/>
-        </w:rPr>
-        <w:t xml:space="preserve">        """Diagnostic summary of the per-token mass on a batch of tokens."""</w:t>
-      </w:r>
-    </w:p>
-    <w:p>
-      <w:pPr>
-        <w:rPr>
-          <w:rFonts w:ascii="Consolas" w:hAnsi="Consolas" w:cs="Consolas"/>
-          <w:sz w:val="17"/>
-          <w:szCs w:val="17"/>
-        </w:rPr>
-      </w:pPr>
-      <w:r>
-        <w:rPr>
-          <w:rFonts w:ascii="Consolas" w:hAnsi="Consolas" w:cs="Consolas"/>
-          <w:sz w:val="17"/>
-          <w:szCs w:val="17"/>
-        </w:rPr>
-        <w:t xml:space="preserve">        emb = self._embed(x)</w:t>
-      </w:r>
-    </w:p>
-    <w:p>
-      <w:pPr>
-        <w:rPr>
-          <w:rFonts w:ascii="Consolas" w:hAnsi="Consolas" w:cs="Consolas"/>
-          <w:sz w:val="17"/>
-          <w:szCs w:val="17"/>
-        </w:rPr>
-      </w:pPr>
-      <w:r>
-        <w:rPr>
-          <w:rFonts w:ascii="Consolas" w:hAnsi="Consolas" w:cs="Consolas"/>
-          <w:sz w:val="17"/>
-          <w:szCs w:val="17"/>
-        </w:rPr>
-        <w:t xml:space="preserve">        m = self.compute_mass(x, emb)</w:t>
-      </w:r>
-    </w:p>
-    <w:p>
-      <w:pPr>
-        <w:rPr>
-          <w:rFonts w:ascii="Consolas" w:hAnsi="Consolas" w:cs="Consolas"/>
-          <w:sz w:val="17"/>
-          <w:szCs w:val="17"/>
-        </w:rPr>
-      </w:pPr>
-      <w:r>
-        <w:rPr>
-          <w:rFonts w:ascii="Consolas" w:hAnsi="Consolas" w:cs="Consolas"/>
-          <w:sz w:val="17"/>
-          <w:szCs w:val="17"/>
-        </w:rPr>
-        <w:t xml:space="preserve">        if m.dim() == 0:</w:t>
-      </w:r>
-    </w:p>
-    <w:p>
-      <w:pPr>
-        <w:rPr>
-          <w:rFonts w:ascii="Consolas" w:hAnsi="Consolas" w:cs="Consolas"/>
-          <w:sz w:val="17"/>
-          <w:szCs w:val="17"/>
-        </w:rPr>
-      </w:pPr>
-      <w:r>
-        <w:rPr>
-          <w:rFonts w:ascii="Consolas" w:hAnsi="Consolas" w:cs="Consolas"/>
-          <w:sz w:val="17"/>
-          <w:szCs w:val="17"/>
-        </w:rPr>
-        <w:t xml:space="preserve">            return {"mean": float(m.item()), "std": 0.0,</w:t>
-      </w:r>
-    </w:p>
-    <w:p>
-      <w:pPr>
-        <w:rPr>
-          <w:rFonts w:ascii="Consolas" w:hAnsi="Consolas" w:cs="Consolas"/>
-          <w:sz w:val="17"/>
-          <w:szCs w:val="17"/>
-        </w:rPr>
-      </w:pPr>
-      <w:r>
-        <w:rPr>
-          <w:rFonts w:ascii="Consolas" w:hAnsi="Consolas" w:cs="Consolas"/>
-          <w:sz w:val="17"/>
-          <w:szCs w:val="17"/>
-        </w:rPr>
-        <w:t xml:space="preserve">                    "min": float(m.item()), "max": float(m.item())}</w:t>
-      </w:r>
-    </w:p>
-    <w:p>
-      <w:pPr>
-        <w:rPr>
-          <w:rFonts w:ascii="Consolas" w:hAnsi="Consolas" w:cs="Consolas"/>
-          <w:sz w:val="17"/>
-          <w:szCs w:val="17"/>
-        </w:rPr>
-      </w:pPr>
-      <w:r>
-        <w:rPr>
-          <w:rFonts w:ascii="Consolas" w:hAnsi="Consolas" w:cs="Consolas"/>
-          <w:sz w:val="17"/>
-          <w:szCs w:val="17"/>
-        </w:rPr>
-        <w:t xml:space="preserve">        m_flat = m.reshape(-1)</w:t>
-      </w:r>
-    </w:p>
-    <w:p>
-      <w:pPr>
-        <w:rPr>
-          <w:rFonts w:ascii="Consolas" w:hAnsi="Consolas" w:cs="Consolas"/>
-          <w:sz w:val="17"/>
-          <w:szCs w:val="17"/>
-        </w:rPr>
-      </w:pPr>
-      <w:r>
-        <w:rPr>
-          <w:rFonts w:ascii="Consolas" w:hAnsi="Consolas" w:cs="Consolas"/>
-          <w:sz w:val="17"/>
-          <w:szCs w:val="17"/>
-        </w:rPr>
-        <w:t xml:space="preserve">        return {</w:t>
-      </w:r>
-    </w:p>
-    <w:p>
-      <w:pPr>
-        <w:rPr>
-          <w:rFonts w:ascii="Consolas" w:hAnsi="Consolas" w:cs="Consolas"/>
-          <w:sz w:val="17"/>
-          <w:szCs w:val="17"/>
-        </w:rPr>
-      </w:pPr>
-      <w:r>
-        <w:rPr>
-          <w:rFonts w:ascii="Consolas" w:hAnsi="Consolas" w:cs="Consolas"/>
-          <w:sz w:val="17"/>
-          <w:szCs w:val="17"/>
-        </w:rPr>
-        <w:t xml:space="preserve">            "mean": float(m_flat.mean().item()),</w:t>
-      </w:r>
-    </w:p>
-    <w:p>
-      <w:pPr>
-        <w:rPr>
-          <w:rFonts w:ascii="Consolas" w:hAnsi="Consolas" w:cs="Consolas"/>
-          <w:sz w:val="17"/>
-          <w:szCs w:val="17"/>
-        </w:rPr>
-      </w:pPr>
-      <w:r>
-        <w:rPr>
-          <w:rFonts w:ascii="Consolas" w:hAnsi="Consolas" w:cs="Consolas"/>
-          <w:sz w:val="17"/>
-          <w:szCs w:val="17"/>
-        </w:rPr>
-        <w:t xml:space="preserve">            "std":  float(m_flat.std().item()),</w:t>
-      </w:r>
-    </w:p>
-    <w:p>
-      <w:pPr>
-        <w:rPr>
-          <w:rFonts w:ascii="Consolas" w:hAnsi="Consolas" w:cs="Consolas"/>
-          <w:sz w:val="17"/>
-          <w:szCs w:val="17"/>
-        </w:rPr>
-      </w:pPr>
-      <w:r>
-        <w:rPr>
-          <w:rFonts w:ascii="Consolas" w:hAnsi="Consolas" w:cs="Consolas"/>
-          <w:sz w:val="17"/>
-          <w:szCs w:val="17"/>
-        </w:rPr>
-        <w:t xml:space="preserve">            "min":  float(m_flat.min().item()),</w:t>
-      </w:r>
-    </w:p>
-    <w:p>
-      <w:pPr>
-        <w:rPr>
-          <w:rFonts w:ascii="Consolas" w:hAnsi="Consolas" w:cs="Consolas"/>
-          <w:sz w:val="17"/>
-          <w:szCs w:val="17"/>
-        </w:rPr>
-      </w:pPr>
-      <w:r>
-        <w:rPr>
-          <w:rFonts w:ascii="Consolas" w:hAnsi="Consolas" w:cs="Consolas"/>
-          <w:sz w:val="17"/>
-          <w:szCs w:val="17"/>
-        </w:rPr>
         <w:t xml:space="preserve">            "max":  float(m_flat.max().item()),</w:t>
       </w:r>
     </w:p>
@@ -12569,7 +12844,7 @@
 </file>
 
 <file path=customXml/itemProps1.xml><?xml version="1.0" encoding="utf-8"?>
-<ds:datastoreItem xmlns:ds="http://schemas.openxmlformats.org/officeDocument/2006/customXml" ds:itemID="{E0E36147-292D-014F-BB6E-2A488F0278C4}">
+<ds:datastoreItem xmlns:ds="http://schemas.openxmlformats.org/officeDocument/2006/customXml" ds:itemID="{D6EB9592-5B45-3C47-AF3B-055A473D8993}">
   <ds:schemaRefs>
     <ds:schemaRef ds:uri="http://schemas.openxmlformats.org/officeDocument/2006/bibliography"/>
   </ds:schemaRefs>

--- a/docs/splm/Deep_Dive_in_the_SPLM_model_and_code.docx
+++ b/docs/splm/Deep_Dive_in_the_SPLM_model_and_code.docx
@@ -1160,7 +1160,16 @@
         <w:t>cfg.max_len</w:t>
       </w:r>
       <w:r>
-        <w:t xml:space="preserve">, example values: 128, 256, 512. Positional embeddings are indexed for the positions </w:t>
+        <w:t>, example values: 128, 256, 512. Positional embeddings</w:t>
+      </w:r>
+      <w:r>
+        <w:rPr>
+          <w:rStyle w:val="FootnoteReference"/>
+        </w:rPr>
+        <w:footnoteReference w:id="1"/>
+      </w:r>
+      <w:r>
+        <w:t xml:space="preserve"> are indexed for the positions </w:t>
       </w:r>
       <m:oMath>
         <m:r>
@@ -1262,8 +1271,75 @@
         <w:t>.</w:t>
       </w:r>
     </w:p>
-    <w:p/>
-    <w:p/>
+    <w:p>
+      <m:oMath>
+        <m:r>
+          <w:rPr>
+            <w:rFonts w:ascii="Cambria Math" w:hAnsi="Cambria Math"/>
+          </w:rPr>
+          <m:t>∆t</m:t>
+        </m:r>
+      </m:oMath>
+      <w:r>
+        <w:rPr>
+          <w:rFonts w:eastAsiaTheme="minorEastAsia"/>
+        </w:rPr>
+        <w:t xml:space="preserve"> – integration time step for the damped Velocity-Verlet integrator; in code cfg.dt; </w:t>
+      </w:r>
+      <m:oMath>
+        <m:r>
+          <w:rPr>
+            <w:rFonts w:ascii="Cambria Math" w:hAnsi="Cambria Math"/>
+          </w:rPr>
+          <m:t>∆t</m:t>
+        </m:r>
+      </m:oMath>
+      <w:r>
+        <w:rPr>
+          <w:rFonts w:eastAsiaTheme="minorEastAsia"/>
+        </w:rPr>
+        <w:t xml:space="preserve"> is fixed to 1.0</w:t>
+      </w:r>
+    </w:p>
+    <w:p>
+      <m:oMath>
+        <m:sSub>
+          <m:sSubPr>
+            <m:ctrlPr>
+              <w:rPr>
+                <w:rFonts w:ascii="Cambria Math" w:hAnsi="Cambria Math"/>
+                <w:i/>
+              </w:rPr>
+            </m:ctrlPr>
+          </m:sSubPr>
+          <m:e>
+            <m:r>
+              <w:rPr>
+                <w:rFonts w:ascii="Cambria Math" w:hAnsi="Cambria Math"/>
+              </w:rPr>
+              <m:t>d</m:t>
+            </m:r>
+          </m:e>
+          <m:sub>
+            <m:r>
+              <m:rPr>
+                <m:sty m:val="p"/>
+              </m:rPr>
+              <w:rPr>
+                <w:rFonts w:ascii="Cambria Math" w:hAnsi="Cambria Math"/>
+              </w:rPr>
+              <m:t>hidden</m:t>
+            </m:r>
+          </m:sub>
+        </m:sSub>
+      </m:oMath>
+      <w:r>
+        <w:rPr>
+          <w:rFonts w:eastAsiaTheme="minorEastAsia"/>
+        </w:rPr>
+        <w:t xml:space="preserve"> – hidden width of </w:t>
+      </w:r>
+    </w:p>
     <w:p/>
     <w:p/>
     <w:p>
@@ -1736,7 +1812,14 @@
         <w:rPr>
           <w:rFonts w:eastAsiaTheme="minorEastAsia"/>
         </w:rPr>
-        <w:t xml:space="preserve"> the trajectory traverses.</w:t>
+        <w:t xml:space="preserve"> the </w:t>
+      </w:r>
+      <w:r>
+        <w:rPr>
+          <w:rFonts w:eastAsiaTheme="minorEastAsia"/>
+        </w:rPr>
+        <w:lastRenderedPageBreak/>
+        <w:t>trajectory traverses.</w:t>
       </w:r>
       <w:r>
         <w:rPr>
@@ -1936,14 +2019,7 @@
         <w:rPr>
           <w:rFonts w:eastAsiaTheme="minorEastAsia"/>
         </w:rPr>
-        <w:t xml:space="preserve">, which the Geodesic Hypothesis posits to be locally linear and which the STP loss confines to a tubular neighborhood of a geodesic on the semantic </w:t>
-      </w:r>
-      <w:r>
-        <w:rPr>
-          <w:rFonts w:eastAsiaTheme="minorEastAsia"/>
-        </w:rPr>
-        <w:lastRenderedPageBreak/>
-        <w:t xml:space="preserve">manifold. The SPLM design , by contrast, operates along the depth axis: it studies the layer-indexed path </w:t>
+        <w:t xml:space="preserve">, which the Geodesic Hypothesis posits to be locally linear and which the STP loss confines to a tubular neighborhood of a geodesic on the semantic manifold. The SPLM design , by contrast, operates along the depth axis: it studies the layer-indexed path </w:t>
       </w:r>
       <m:oMath>
         <m:sSubSup>
@@ -2376,7 +2452,7 @@
                     <pic:cNvPicPr/>
                   </pic:nvPicPr>
                   <pic:blipFill>
-                    <a:blip r:embed="rId5" cstate="print">
+                    <a:blip r:embed="rId7" cstate="print">
                       <a:extLst>
                         <a:ext uri="{28A0092B-C50C-407E-A947-70E740481C1C}">
                           <a14:useLocalDpi xmlns:a14="http://schemas.microsoft.com/office/drawing/2010/main" val="0"/>
@@ -2692,7 +2768,6 @@
         </w:rPr>
       </w:pPr>
       <w:r>
-        <w:lastRenderedPageBreak/>
         <w:t xml:space="preserve">The final 1-unit output makes </w:t>
       </w:r>
       <m:oMath>
@@ -3767,7 +3842,7 @@
         </w:rPr>
         <w:t xml:space="preserve">In </w:t>
       </w:r>
-      <w:hyperlink r:id="rId6" w:history="1">
+      <w:hyperlink r:id="rId8" w:history="1">
         <w:r>
           <w:rPr>
             <w:rStyle w:val="Hyperlink"/>
@@ -4602,7 +4677,7 @@
       <w:r>
         <w:t>The oracle (</w:t>
       </w:r>
-      <w:hyperlink r:id="rId7" w:history="1">
+      <w:hyperlink r:id="rId9" w:history="1">
         <w:r>
           <w:rPr>
             <w:rStyle w:val="Hyperlink"/>
@@ -4767,6 +4842,7 @@
           <w:rPr>
             <w:rFonts w:ascii="Cambria Math" w:hAnsi="Cambria Math"/>
           </w:rPr>
+          <w:lastRenderedPageBreak/>
           <m:t>∆</m:t>
         </m:r>
         <m:sSub>
@@ -5263,7 +5339,7 @@
       <w:r>
         <w:t xml:space="preserve"> </w:t>
       </w:r>
-      <w:hyperlink r:id="rId8" w:history="1">
+      <w:hyperlink r:id="rId10" w:history="1">
         <w:r>
           <w:rPr>
             <w:rStyle w:val="Hyperlink"/>
@@ -5282,7 +5358,7 @@
         </w:rPr>
         <w:t xml:space="preserve">. GitHub: </w:t>
       </w:r>
-      <w:hyperlink r:id="rId9" w:history="1">
+      <w:hyperlink r:id="rId11" w:history="1">
         <w:r>
           <w:rPr>
             <w:rStyle w:val="Hyperlink"/>
@@ -5309,7 +5385,7 @@
       <w:r>
         <w:t xml:space="preserve"> </w:t>
       </w:r>
-      <w:hyperlink r:id="rId10" w:history="1">
+      <w:hyperlink r:id="rId12" w:history="1">
         <w:r>
           <w:rPr>
             <w:rStyle w:val="Hyperlink"/>
@@ -5336,7 +5412,7 @@
         </w:rPr>
         <w:t xml:space="preserve">GitHub: </w:t>
       </w:r>
-      <w:hyperlink r:id="rId11" w:history="1">
+      <w:hyperlink r:id="rId13" w:history="1">
         <w:r>
           <w:rPr>
             <w:rStyle w:val="Hyperlink"/>
@@ -5353,7 +5429,7 @@
       <w:r>
         <w:t xml:space="preserve">[3] </w:t>
       </w:r>
-      <w:hyperlink r:id="rId12" w:history="1">
+      <w:hyperlink r:id="rId14" w:history="1">
         <w:r>
           <w:rPr>
             <w:rStyle w:val="Hyperlink"/>
@@ -5367,7 +5443,7 @@
       <w:r>
         <w:t xml:space="preserve">[4]  </w:t>
       </w:r>
-      <w:hyperlink r:id="rId13" w:history="1">
+      <w:hyperlink r:id="rId15" w:history="1">
         <w:r>
           <w:rPr>
             <w:rStyle w:val="Hyperlink"/>
@@ -5390,7 +5466,7 @@
       <w:r>
         <w:t xml:space="preserve"> </w:t>
       </w:r>
-      <w:hyperlink r:id="rId14" w:history="1">
+      <w:hyperlink r:id="rId16" w:history="1">
         <w:r>
           <w:rPr>
             <w:rStyle w:val="Hyperlink"/>
@@ -5404,7 +5480,7 @@
       <w:r>
         <w:t xml:space="preserve">[6] </w:t>
       </w:r>
-      <w:hyperlink r:id="rId15" w:history="1">
+      <w:hyperlink r:id="rId17" w:history="1">
         <w:r>
           <w:rPr>
             <w:rStyle w:val="Hyperlink"/>
@@ -5418,7 +5494,7 @@
       <w:r>
         <w:t xml:space="preserve">[7] </w:t>
       </w:r>
-      <w:hyperlink r:id="rId16" w:history="1">
+      <w:hyperlink r:id="rId18" w:history="1">
         <w:r>
           <w:rPr>
             <w:rStyle w:val="Hyperlink"/>
@@ -5432,7 +5508,7 @@
       <w:r>
         <w:t xml:space="preserve">[8] </w:t>
       </w:r>
-      <w:hyperlink r:id="rId17" w:history="1">
+      <w:hyperlink r:id="rId19" w:history="1">
         <w:r>
           <w:rPr>
             <w:rStyle w:val="Hyperlink"/>
@@ -5718,6 +5794,7 @@
           <w:sz w:val="17"/>
           <w:szCs w:val="17"/>
         </w:rPr>
+        <w:lastRenderedPageBreak/>
         <w:t xml:space="preserve">    alpha = {}; beta = {}</w:t>
       </w:r>
     </w:p>
@@ -5837,7 +5914,6 @@
           <w:sz w:val="17"/>
           <w:szCs w:val="17"/>
         </w:rPr>
-        <w:lastRenderedPageBreak/>
         <w:t xml:space="preserve">        v = V[m].</w:t>
       </w:r>
       <w:r>
@@ -6830,7 +6906,6 @@
           <w:sz w:val="17"/>
           <w:szCs w:val="17"/>
         </w:rPr>
-        <w:lastRenderedPageBreak/>
         <w:t xml:space="preserve">        for _ in range(cfg.L):</w:t>
       </w:r>
     </w:p>
@@ -7622,7 +7697,6 @@
     <w:p/>
     <w:p>
       <w:r>
-        <w:lastRenderedPageBreak/>
         <w:t xml:space="preserve">This function </w:t>
       </w:r>
       <w:r>
@@ -8611,6 +8685,7 @@
           <w:sz w:val="17"/>
           <w:szCs w:val="17"/>
         </w:rPr>
+        <w:lastRenderedPageBreak/>
         <w:t xml:space="preserve">                    "mass_mode='logfreq' requires cfg.logfreq_path (a .npy file "</w:t>
       </w:r>
     </w:p>
@@ -8679,178 +8754,1545 @@
           <w:sz w:val="17"/>
           <w:szCs w:val="17"/>
         </w:rPr>
+        <w:t xml:space="preserve">                _load_npy(cfg.logfreq_path)</w:t>
+      </w:r>
+    </w:p>
+    <w:p>
+      <w:pPr>
+        <w:rPr>
+          <w:rFonts w:ascii="Consolas" w:hAnsi="Consolas" w:cs="Consolas"/>
+          <w:sz w:val="17"/>
+          <w:szCs w:val="17"/>
+        </w:rPr>
+      </w:pPr>
+      <w:r>
+        <w:rPr>
+          <w:rFonts w:ascii="Consolas" w:hAnsi="Consolas" w:cs="Consolas"/>
+          <w:sz w:val="17"/>
+          <w:szCs w:val="17"/>
+        </w:rPr>
+        <w:t xml:space="preserve">            ).float()</w:t>
+      </w:r>
+    </w:p>
+    <w:p>
+      <w:pPr>
+        <w:rPr>
+          <w:rFonts w:ascii="Consolas" w:hAnsi="Consolas" w:cs="Consolas"/>
+          <w:sz w:val="17"/>
+          <w:szCs w:val="17"/>
+        </w:rPr>
+      </w:pPr>
+      <w:r>
+        <w:rPr>
+          <w:rFonts w:ascii="Consolas" w:hAnsi="Consolas" w:cs="Consolas"/>
+          <w:sz w:val="17"/>
+          <w:szCs w:val="17"/>
+        </w:rPr>
+        <w:t xml:space="preserve">            if surprisal.numel() != cfg.vocab_size:</w:t>
+      </w:r>
+    </w:p>
+    <w:p>
+      <w:pPr>
+        <w:rPr>
+          <w:rFonts w:ascii="Consolas" w:hAnsi="Consolas" w:cs="Consolas"/>
+          <w:sz w:val="17"/>
+          <w:szCs w:val="17"/>
+        </w:rPr>
+      </w:pPr>
+      <w:r>
+        <w:rPr>
+          <w:rFonts w:ascii="Consolas" w:hAnsi="Consolas" w:cs="Consolas"/>
+          <w:sz w:val="17"/>
+          <w:szCs w:val="17"/>
+        </w:rPr>
+        <w:t xml:space="preserve">                raise ValueError(</w:t>
+      </w:r>
+    </w:p>
+    <w:p>
+      <w:pPr>
+        <w:rPr>
+          <w:rFonts w:ascii="Consolas" w:hAnsi="Consolas" w:cs="Consolas"/>
+          <w:sz w:val="17"/>
+          <w:szCs w:val="17"/>
+        </w:rPr>
+      </w:pPr>
+      <w:r>
+        <w:rPr>
+          <w:rFonts w:ascii="Consolas" w:hAnsi="Consolas" w:cs="Consolas"/>
+          <w:sz w:val="17"/>
+          <w:szCs w:val="17"/>
+        </w:rPr>
+        <w:t xml:space="preserve">                    f"logfreq vector length {surprisal.numel()} != "</w:t>
+      </w:r>
+    </w:p>
+    <w:p>
+      <w:pPr>
+        <w:rPr>
+          <w:rFonts w:ascii="Consolas" w:hAnsi="Consolas" w:cs="Consolas"/>
+          <w:sz w:val="17"/>
+          <w:szCs w:val="17"/>
+        </w:rPr>
+      </w:pPr>
+      <w:r>
+        <w:rPr>
+          <w:rFonts w:ascii="Consolas" w:hAnsi="Consolas" w:cs="Consolas"/>
+          <w:sz w:val="17"/>
+          <w:szCs w:val="17"/>
+        </w:rPr>
+        <w:t xml:space="preserve">                    f"vocab_size {cfg.vocab_size}"</w:t>
+      </w:r>
+    </w:p>
+    <w:p>
+      <w:pPr>
+        <w:rPr>
+          <w:rFonts w:ascii="Consolas" w:hAnsi="Consolas" w:cs="Consolas"/>
+          <w:sz w:val="17"/>
+          <w:szCs w:val="17"/>
+        </w:rPr>
+      </w:pPr>
+      <w:r>
+        <w:rPr>
+          <w:rFonts w:ascii="Consolas" w:hAnsi="Consolas" w:cs="Consolas"/>
+          <w:sz w:val="17"/>
+          <w:szCs w:val="17"/>
+        </w:rPr>
+        <w:t xml:space="preserve">                )</w:t>
+      </w:r>
+    </w:p>
+    <w:p>
+      <w:pPr>
+        <w:rPr>
+          <w:rFonts w:ascii="Consolas" w:hAnsi="Consolas" w:cs="Consolas"/>
+          <w:sz w:val="17"/>
+          <w:szCs w:val="17"/>
+        </w:rPr>
+      </w:pPr>
+      <w:r>
+        <w:rPr>
+          <w:rFonts w:ascii="Consolas" w:hAnsi="Consolas" w:cs="Consolas"/>
+          <w:sz w:val="17"/>
+          <w:szCs w:val="17"/>
+        </w:rPr>
+        <w:t xml:space="preserve">            self.register_buffer("logfreq_surprisal", surprisal)</w:t>
+      </w:r>
+    </w:p>
+    <w:p>
+      <w:pPr>
+        <w:rPr>
+          <w:rFonts w:ascii="Consolas" w:hAnsi="Consolas" w:cs="Consolas"/>
+          <w:sz w:val="17"/>
+          <w:szCs w:val="17"/>
+        </w:rPr>
+      </w:pPr>
+      <w:r>
+        <w:rPr>
+          <w:rFonts w:ascii="Consolas" w:hAnsi="Consolas" w:cs="Consolas"/>
+          <w:sz w:val="17"/>
+          <w:szCs w:val="17"/>
+        </w:rPr>
+        <w:t xml:space="preserve">            self.raw_logfreq_alpha = nn.Parameter(</w:t>
+      </w:r>
+    </w:p>
+    <w:p>
+      <w:pPr>
+        <w:rPr>
+          <w:rFonts w:ascii="Consolas" w:hAnsi="Consolas" w:cs="Consolas"/>
+          <w:sz w:val="17"/>
+          <w:szCs w:val="17"/>
+        </w:rPr>
+      </w:pPr>
+      <w:r>
+        <w:rPr>
+          <w:rFonts w:ascii="Consolas" w:hAnsi="Consolas" w:cs="Consolas"/>
+          <w:sz w:val="17"/>
+          <w:szCs w:val="17"/>
+        </w:rPr>
+        <w:t xml:space="preserve">                torch.tensor(_raw_from_positive(max(cfg.logfreq_init_alpha, 1e-3))),</w:t>
+      </w:r>
+    </w:p>
+    <w:p>
+      <w:pPr>
+        <w:rPr>
+          <w:rFonts w:ascii="Consolas" w:hAnsi="Consolas" w:cs="Consolas"/>
+          <w:sz w:val="17"/>
+          <w:szCs w:val="17"/>
+        </w:rPr>
+      </w:pPr>
+      <w:r>
+        <w:rPr>
+          <w:rFonts w:ascii="Consolas" w:hAnsi="Consolas" w:cs="Consolas"/>
+          <w:sz w:val="17"/>
+          <w:szCs w:val="17"/>
+        </w:rPr>
+        <w:t xml:space="preserve">                requires_grad=True,</w:t>
+      </w:r>
+    </w:p>
+    <w:p>
+      <w:pPr>
+        <w:rPr>
+          <w:rFonts w:ascii="Consolas" w:hAnsi="Consolas" w:cs="Consolas"/>
+          <w:sz w:val="17"/>
+          <w:szCs w:val="17"/>
+        </w:rPr>
+      </w:pPr>
+      <w:r>
+        <w:rPr>
+          <w:rFonts w:ascii="Consolas" w:hAnsi="Consolas" w:cs="Consolas"/>
+          <w:sz w:val="17"/>
+          <w:szCs w:val="17"/>
+        </w:rPr>
+        <w:t xml:space="preserve">            )</w:t>
+      </w:r>
+    </w:p>
+    <w:p>
+      <w:pPr>
+        <w:rPr>
+          <w:rFonts w:ascii="Consolas" w:hAnsi="Consolas" w:cs="Consolas"/>
+          <w:sz w:val="17"/>
+          <w:szCs w:val="17"/>
+        </w:rPr>
+      </w:pPr>
+      <w:r>
+        <w:rPr>
+          <w:rFonts w:ascii="Consolas" w:hAnsi="Consolas" w:cs="Consolas"/>
+          <w:sz w:val="17"/>
+          <w:szCs w:val="17"/>
+        </w:rPr>
+        <w:t xml:space="preserve">        else:</w:t>
+      </w:r>
+    </w:p>
+    <w:p>
+      <w:pPr>
+        <w:rPr>
+          <w:rFonts w:ascii="Consolas" w:hAnsi="Consolas" w:cs="Consolas"/>
+          <w:sz w:val="17"/>
+          <w:szCs w:val="17"/>
+        </w:rPr>
+      </w:pPr>
+      <w:r>
+        <w:rPr>
+          <w:rFonts w:ascii="Consolas" w:hAnsi="Consolas" w:cs="Consolas"/>
+          <w:sz w:val="17"/>
+          <w:szCs w:val="17"/>
+        </w:rPr>
+        <w:t xml:space="preserve">            raise ValueError(f"unknown mass_mode: {cfg.mass_mode!r}")</w:t>
+      </w:r>
+    </w:p>
+    <w:p>
+      <w:pPr>
+        <w:rPr>
+          <w:rFonts w:ascii="Consolas" w:hAnsi="Consolas" w:cs="Consolas"/>
+          <w:sz w:val="17"/>
+          <w:szCs w:val="17"/>
+        </w:rPr>
+      </w:pPr>
+    </w:p>
+    <w:p>
+      <w:pPr>
+        <w:rPr>
+          <w:rFonts w:ascii="Consolas" w:hAnsi="Consolas" w:cs="Consolas"/>
+          <w:sz w:val="17"/>
+          <w:szCs w:val="17"/>
+        </w:rPr>
+      </w:pPr>
+      <w:r>
+        <w:rPr>
+          <w:rFonts w:ascii="Consolas" w:hAnsi="Consolas" w:cs="Consolas"/>
+          <w:sz w:val="17"/>
+          <w:szCs w:val="17"/>
+        </w:rPr>
+        <w:t xml:space="preserve">    @property</w:t>
+      </w:r>
+    </w:p>
+    <w:p>
+      <w:pPr>
+        <w:rPr>
+          <w:rFonts w:ascii="Consolas" w:hAnsi="Consolas" w:cs="Consolas"/>
+          <w:sz w:val="17"/>
+          <w:szCs w:val="17"/>
+        </w:rPr>
+      </w:pPr>
+      <w:r>
+        <w:rPr>
+          <w:rFonts w:ascii="Consolas" w:hAnsi="Consolas" w:cs="Consolas"/>
+          <w:sz w:val="17"/>
+          <w:szCs w:val="17"/>
+        </w:rPr>
+        <w:t xml:space="preserve">    def gamma(self) -&gt; torch.Tensor:</w:t>
+      </w:r>
+    </w:p>
+    <w:p>
+      <w:pPr>
+        <w:rPr>
+          <w:rFonts w:ascii="Consolas" w:hAnsi="Consolas" w:cs="Consolas"/>
+          <w:sz w:val="17"/>
+          <w:szCs w:val="17"/>
+        </w:rPr>
+      </w:pPr>
+      <w:r>
+        <w:rPr>
+          <w:rFonts w:ascii="Consolas" w:hAnsi="Consolas" w:cs="Consolas"/>
+          <w:sz w:val="17"/>
+          <w:szCs w:val="17"/>
+        </w:rPr>
+        <w:t xml:space="preserve">        if self._gamma_value is not None:</w:t>
+      </w:r>
+    </w:p>
+    <w:p>
+      <w:pPr>
+        <w:rPr>
+          <w:rFonts w:ascii="Consolas" w:hAnsi="Consolas" w:cs="Consolas"/>
+          <w:sz w:val="17"/>
+          <w:szCs w:val="17"/>
+        </w:rPr>
+      </w:pPr>
+      <w:r>
+        <w:rPr>
+          <w:rFonts w:ascii="Consolas" w:hAnsi="Consolas" w:cs="Consolas"/>
+          <w:sz w:val="17"/>
+          <w:szCs w:val="17"/>
+        </w:rPr>
+        <w:t xml:space="preserve">            return torch.full(</w:t>
+      </w:r>
+    </w:p>
+    <w:p>
+      <w:pPr>
+        <w:rPr>
+          <w:rFonts w:ascii="Consolas" w:hAnsi="Consolas" w:cs="Consolas"/>
+          <w:sz w:val="17"/>
+          <w:szCs w:val="17"/>
+        </w:rPr>
+      </w:pPr>
+      <w:r>
+        <w:rPr>
+          <w:rFonts w:ascii="Consolas" w:hAnsi="Consolas" w:cs="Consolas"/>
+          <w:sz w:val="17"/>
+          <w:szCs w:val="17"/>
+        </w:rPr>
+        <w:t xml:space="preserve">                (), self._gamma_value,</w:t>
+      </w:r>
+    </w:p>
+    <w:p>
+      <w:pPr>
+        <w:rPr>
+          <w:rFonts w:ascii="Consolas" w:hAnsi="Consolas" w:cs="Consolas"/>
+          <w:sz w:val="17"/>
+          <w:szCs w:val="17"/>
+        </w:rPr>
+      </w:pPr>
+      <w:r>
+        <w:rPr>
+          <w:rFonts w:ascii="Consolas" w:hAnsi="Consolas" w:cs="Consolas"/>
+          <w:sz w:val="17"/>
+          <w:szCs w:val="17"/>
+        </w:rPr>
+        <w:t xml:space="preserve">                device=self.raw_gamma.device, dtype=self.raw_gamma.dtype,</w:t>
+      </w:r>
+    </w:p>
+    <w:p>
+      <w:pPr>
+        <w:rPr>
+          <w:rFonts w:ascii="Consolas" w:hAnsi="Consolas" w:cs="Consolas"/>
+          <w:sz w:val="17"/>
+          <w:szCs w:val="17"/>
+        </w:rPr>
+      </w:pPr>
+      <w:r>
+        <w:rPr>
+          <w:rFonts w:ascii="Consolas" w:hAnsi="Consolas" w:cs="Consolas"/>
+          <w:sz w:val="17"/>
+          <w:szCs w:val="17"/>
+        </w:rPr>
+        <w:t xml:space="preserve">            )</w:t>
+      </w:r>
+    </w:p>
+    <w:p>
+      <w:pPr>
+        <w:rPr>
+          <w:rFonts w:ascii="Consolas" w:hAnsi="Consolas" w:cs="Consolas"/>
+          <w:sz w:val="17"/>
+          <w:szCs w:val="17"/>
+        </w:rPr>
+      </w:pPr>
+      <w:r>
+        <w:rPr>
+          <w:rFonts w:ascii="Consolas" w:hAnsi="Consolas" w:cs="Consolas"/>
+          <w:sz w:val="17"/>
+          <w:szCs w:val="17"/>
+        </w:rPr>
+        <w:t xml:space="preserve">        return F.softplus(self.raw_gamma)</w:t>
+      </w:r>
+    </w:p>
+    <w:p>
+      <w:pPr>
+        <w:rPr>
+          <w:rFonts w:ascii="Consolas" w:hAnsi="Consolas" w:cs="Consolas"/>
+          <w:sz w:val="17"/>
+          <w:szCs w:val="17"/>
+        </w:rPr>
+      </w:pPr>
+    </w:p>
+    <w:p>
+      <w:pPr>
+        <w:rPr>
+          <w:rFonts w:ascii="Consolas" w:hAnsi="Consolas" w:cs="Consolas"/>
+          <w:sz w:val="17"/>
+          <w:szCs w:val="17"/>
+        </w:rPr>
+      </w:pPr>
+      <w:r>
+        <w:rPr>
+          <w:rFonts w:ascii="Consolas" w:hAnsi="Consolas" w:cs="Consolas"/>
+          <w:sz w:val="17"/>
+          <w:szCs w:val="17"/>
+        </w:rPr>
+        <w:t xml:space="preserve">    @property</w:t>
+      </w:r>
+    </w:p>
+    <w:p>
+      <w:pPr>
+        <w:rPr>
+          <w:rFonts w:ascii="Consolas" w:hAnsi="Consolas" w:cs="Consolas"/>
+          <w:sz w:val="17"/>
+          <w:szCs w:val="17"/>
+        </w:rPr>
+      </w:pPr>
+      <w:r>
+        <w:rPr>
+          <w:rFonts w:ascii="Consolas" w:hAnsi="Consolas" w:cs="Consolas"/>
+          <w:sz w:val="17"/>
+          <w:szCs w:val="17"/>
+        </w:rPr>
+        <w:t xml:space="preserve">    def m_global(self) -&gt; torch.Tensor:</w:t>
+      </w:r>
+    </w:p>
+    <w:p>
+      <w:pPr>
+        <w:rPr>
+          <w:rFonts w:ascii="Consolas" w:hAnsi="Consolas" w:cs="Consolas"/>
+          <w:sz w:val="17"/>
+          <w:szCs w:val="17"/>
+        </w:rPr>
+      </w:pPr>
+      <w:r>
+        <w:rPr>
+          <w:rFonts w:ascii="Consolas" w:hAnsi="Consolas" w:cs="Consolas"/>
+          <w:sz w:val="17"/>
+          <w:szCs w:val="17"/>
+        </w:rPr>
+        <w:t xml:space="preserve">        return F.softplus(self.raw_m_bias) + 1e-3</w:t>
+      </w:r>
+    </w:p>
+    <w:p>
+      <w:pPr>
+        <w:rPr>
+          <w:rFonts w:ascii="Consolas" w:hAnsi="Consolas" w:cs="Consolas"/>
+          <w:sz w:val="17"/>
+          <w:szCs w:val="17"/>
+        </w:rPr>
+      </w:pPr>
+    </w:p>
+    <w:p>
+      <w:pPr>
+        <w:rPr>
+          <w:rFonts w:ascii="Consolas" w:hAnsi="Consolas" w:cs="Consolas"/>
+          <w:sz w:val="17"/>
+          <w:szCs w:val="17"/>
+        </w:rPr>
+      </w:pPr>
+      <w:r>
+        <w:rPr>
+          <w:rFonts w:ascii="Consolas" w:hAnsi="Consolas" w:cs="Consolas"/>
+          <w:sz w:val="17"/>
+          <w:szCs w:val="17"/>
+        </w:rPr>
+        <w:t xml:space="preserve">    def compute_mass(self, x: torch.Tensor, emb: torch.Tensor) -&gt; torch.Tensor:</w:t>
+      </w:r>
+    </w:p>
+    <w:p>
+      <w:pPr>
+        <w:rPr>
+          <w:rFonts w:ascii="Consolas" w:hAnsi="Consolas" w:cs="Consolas"/>
+          <w:sz w:val="17"/>
+          <w:szCs w:val="17"/>
+        </w:rPr>
+      </w:pPr>
+      <w:r>
+        <w:rPr>
+          <w:rFonts w:ascii="Consolas" w:hAnsi="Consolas" w:cs="Consolas"/>
+          <w:sz w:val="17"/>
+          <w:szCs w:val="17"/>
+        </w:rPr>
+        <w:t xml:space="preserve">        """Return m as a tensor broadcastable over (B, T, d).</w:t>
+      </w:r>
+    </w:p>
+    <w:p>
+      <w:pPr>
+        <w:rPr>
+          <w:rFonts w:ascii="Consolas" w:hAnsi="Consolas" w:cs="Consolas"/>
+          <w:sz w:val="17"/>
+          <w:szCs w:val="17"/>
+        </w:rPr>
+      </w:pPr>
+    </w:p>
+    <w:p>
+      <w:pPr>
+        <w:rPr>
+          <w:rFonts w:ascii="Consolas" w:hAnsi="Consolas" w:cs="Consolas"/>
+          <w:sz w:val="17"/>
+          <w:szCs w:val="17"/>
+        </w:rPr>
+      </w:pPr>
+      <w:r>
+        <w:rPr>
+          <w:rFonts w:ascii="Consolas" w:hAnsi="Consolas" w:cs="Consolas"/>
+          <w:sz w:val="17"/>
+          <w:szCs w:val="17"/>
+        </w:rPr>
+        <w:t xml:space="preserve">        x:   (B, T)         token ids</w:t>
+      </w:r>
+    </w:p>
+    <w:p>
+      <w:pPr>
+        <w:rPr>
+          <w:rFonts w:ascii="Consolas" w:hAnsi="Consolas" w:cs="Consolas"/>
+          <w:sz w:val="17"/>
+          <w:szCs w:val="17"/>
+        </w:rPr>
+      </w:pPr>
+      <w:r>
+        <w:rPr>
+          <w:rFonts w:ascii="Consolas" w:hAnsi="Consolas" w:cs="Consolas"/>
+          <w:sz w:val="17"/>
+          <w:szCs w:val="17"/>
+        </w:rPr>
+        <w:t xml:space="preserve">        emb: (B, T, d)      first-layer hidden state E[x] + P</w:t>
+      </w:r>
+    </w:p>
+    <w:p>
+      <w:pPr>
+        <w:rPr>
+          <w:rFonts w:ascii="Consolas" w:hAnsi="Consolas" w:cs="Consolas"/>
+          <w:sz w:val="17"/>
+          <w:szCs w:val="17"/>
+        </w:rPr>
+      </w:pPr>
+      <w:r>
+        <w:rPr>
+          <w:rFonts w:ascii="Consolas" w:hAnsi="Consolas" w:cs="Consolas"/>
+          <w:sz w:val="17"/>
+          <w:szCs w:val="17"/>
+        </w:rPr>
+        <w:t xml:space="preserve">        """</w:t>
+      </w:r>
+    </w:p>
+    <w:p>
+      <w:pPr>
+        <w:rPr>
+          <w:rFonts w:ascii="Consolas" w:hAnsi="Consolas" w:cs="Consolas"/>
+          <w:sz w:val="17"/>
+          <w:szCs w:val="17"/>
+        </w:rPr>
+      </w:pPr>
+      <w:r>
+        <w:rPr>
+          <w:rFonts w:ascii="Consolas" w:hAnsi="Consolas" w:cs="Consolas"/>
+          <w:sz w:val="17"/>
+          <w:szCs w:val="17"/>
+        </w:rPr>
+        <w:t xml:space="preserve">        cfg = self.cfg</w:t>
+      </w:r>
+    </w:p>
+    <w:p>
+      <w:pPr>
+        <w:rPr>
+          <w:rFonts w:ascii="Consolas" w:hAnsi="Consolas" w:cs="Consolas"/>
+          <w:sz w:val="17"/>
+          <w:szCs w:val="17"/>
+        </w:rPr>
+      </w:pPr>
+      <w:r>
+        <w:rPr>
+          <w:rFonts w:ascii="Consolas" w:hAnsi="Consolas" w:cs="Consolas"/>
+          <w:sz w:val="17"/>
+          <w:szCs w:val="17"/>
+        </w:rPr>
+        <w:t xml:space="preserve">        if cfg.mass_mode == "global":</w:t>
+      </w:r>
+    </w:p>
+    <w:p>
+      <w:pPr>
+        <w:rPr>
+          <w:rFonts w:ascii="Consolas" w:hAnsi="Consolas" w:cs="Consolas"/>
+          <w:sz w:val="17"/>
+          <w:szCs w:val="17"/>
+        </w:rPr>
+      </w:pPr>
+      <w:r>
+        <w:rPr>
+          <w:rFonts w:ascii="Consolas" w:hAnsi="Consolas" w:cs="Consolas"/>
+          <w:sz w:val="17"/>
+          <w:szCs w:val="17"/>
+        </w:rPr>
+        <w:t xml:space="preserve">            return self.m_global</w:t>
+      </w:r>
+    </w:p>
+    <w:p>
+      <w:pPr>
+        <w:rPr>
+          <w:rFonts w:ascii="Consolas" w:hAnsi="Consolas" w:cs="Consolas"/>
+          <w:sz w:val="17"/>
+          <w:szCs w:val="17"/>
+        </w:rPr>
+      </w:pPr>
+    </w:p>
+    <w:p>
+      <w:pPr>
+        <w:rPr>
+          <w:rFonts w:ascii="Consolas" w:hAnsi="Consolas" w:cs="Consolas"/>
+          <w:sz w:val="17"/>
+          <w:szCs w:val="17"/>
+        </w:rPr>
+      </w:pPr>
+      <w:r>
+        <w:rPr>
+          <w:rFonts w:ascii="Consolas" w:hAnsi="Consolas" w:cs="Consolas"/>
+          <w:sz w:val="17"/>
+          <w:szCs w:val="17"/>
+        </w:rPr>
+        <w:t xml:space="preserve">        if cfg.mass_mode == "embed_head":</w:t>
+      </w:r>
+    </w:p>
+    <w:p>
+      <w:pPr>
+        <w:rPr>
+          <w:rFonts w:ascii="Consolas" w:hAnsi="Consolas" w:cs="Consolas"/>
+          <w:sz w:val="17"/>
+          <w:szCs w:val="17"/>
+        </w:rPr>
+      </w:pPr>
+      <w:r>
+        <w:rPr>
+          <w:rFonts w:ascii="Consolas" w:hAnsi="Consolas" w:cs="Consolas"/>
+          <w:sz w:val="17"/>
+          <w:szCs w:val="17"/>
+        </w:rPr>
+        <w:t xml:space="preserve">            raw = self.mass_head(self.E(x))</w:t>
+      </w:r>
+    </w:p>
+    <w:p>
+      <w:pPr>
+        <w:rPr>
+          <w:rFonts w:ascii="Consolas" w:hAnsi="Consolas" w:cs="Consolas"/>
+          <w:sz w:val="17"/>
+          <w:szCs w:val="17"/>
+        </w:rPr>
+      </w:pPr>
+      <w:r>
+        <w:rPr>
+          <w:rFonts w:ascii="Consolas" w:hAnsi="Consolas" w:cs="Consolas"/>
+          <w:sz w:val="17"/>
+          <w:szCs w:val="17"/>
+        </w:rPr>
+        <w:t xml:space="preserve">            return (F.softplus(raw + self.raw_m_bias) + 1e-3)</w:t>
+      </w:r>
+    </w:p>
+    <w:p>
+      <w:pPr>
+        <w:rPr>
+          <w:rFonts w:ascii="Consolas" w:hAnsi="Consolas" w:cs="Consolas"/>
+          <w:sz w:val="17"/>
+          <w:szCs w:val="17"/>
+        </w:rPr>
+      </w:pPr>
+    </w:p>
+    <w:p>
+      <w:pPr>
+        <w:rPr>
+          <w:rFonts w:ascii="Consolas" w:hAnsi="Consolas" w:cs="Consolas"/>
+          <w:sz w:val="17"/>
+          <w:szCs w:val="17"/>
+        </w:rPr>
+      </w:pPr>
+      <w:r>
+        <w:rPr>
+          <w:rFonts w:ascii="Consolas" w:hAnsi="Consolas" w:cs="Consolas"/>
+          <w:sz w:val="17"/>
+          <w:szCs w:val="17"/>
+        </w:rPr>
+        <w:t xml:space="preserve">        if cfg.mass_mode == "logfreq":</w:t>
+      </w:r>
+    </w:p>
+    <w:p>
+      <w:pPr>
+        <w:rPr>
+          <w:rFonts w:ascii="Consolas" w:hAnsi="Consolas" w:cs="Consolas"/>
+          <w:sz w:val="17"/>
+          <w:szCs w:val="17"/>
+        </w:rPr>
+      </w:pPr>
+      <w:r>
+        <w:rPr>
+          <w:rFonts w:ascii="Consolas" w:hAnsi="Consolas" w:cs="Consolas"/>
+          <w:sz w:val="17"/>
+          <w:szCs w:val="17"/>
+        </w:rPr>
+        <w:t xml:space="preserve">            surprisal = self.logfreq_surprisal[x]</w:t>
+      </w:r>
+    </w:p>
+    <w:p>
+      <w:pPr>
+        <w:rPr>
+          <w:rFonts w:ascii="Consolas" w:hAnsi="Consolas" w:cs="Consolas"/>
+          <w:sz w:val="17"/>
+          <w:szCs w:val="17"/>
+        </w:rPr>
+      </w:pPr>
+      <w:r>
+        <w:rPr>
+          <w:rFonts w:ascii="Consolas" w:hAnsi="Consolas" w:cs="Consolas"/>
+          <w:sz w:val="17"/>
+          <w:szCs w:val="17"/>
+        </w:rPr>
+        <w:t xml:space="preserve">            alpha = F.softplus(self.raw_logfreq_alpha)</w:t>
+      </w:r>
+    </w:p>
+    <w:p>
+      <w:pPr>
+        <w:rPr>
+          <w:rFonts w:ascii="Consolas" w:hAnsi="Consolas" w:cs="Consolas"/>
+          <w:sz w:val="17"/>
+          <w:szCs w:val="17"/>
+        </w:rPr>
+      </w:pPr>
+      <w:r>
+        <w:rPr>
+          <w:rFonts w:ascii="Consolas" w:hAnsi="Consolas" w:cs="Consolas"/>
+          <w:sz w:val="17"/>
+          <w:szCs w:val="17"/>
+        </w:rPr>
+        <w:t xml:space="preserve">            scaled = alpha * surprisal.unsqueeze(-1)</w:t>
+      </w:r>
+    </w:p>
+    <w:p>
+      <w:pPr>
+        <w:rPr>
+          <w:rFonts w:ascii="Consolas" w:hAnsi="Consolas" w:cs="Consolas"/>
+          <w:sz w:val="17"/>
+          <w:szCs w:val="17"/>
+        </w:rPr>
+      </w:pPr>
+      <w:r>
+        <w:rPr>
+          <w:rFonts w:ascii="Consolas" w:hAnsi="Consolas" w:cs="Consolas"/>
+          <w:sz w:val="17"/>
+          <w:szCs w:val="17"/>
+        </w:rPr>
+        <w:t xml:space="preserve">            return F.softplus(self.raw_m_bias + scaled) + 1e-3</w:t>
+      </w:r>
+    </w:p>
+    <w:p>
+      <w:pPr>
+        <w:rPr>
+          <w:rFonts w:ascii="Consolas" w:hAnsi="Consolas" w:cs="Consolas"/>
+          <w:sz w:val="17"/>
+          <w:szCs w:val="17"/>
+        </w:rPr>
+      </w:pPr>
+    </w:p>
+    <w:p>
+      <w:pPr>
+        <w:rPr>
+          <w:rFonts w:ascii="Consolas" w:hAnsi="Consolas" w:cs="Consolas"/>
+          <w:sz w:val="17"/>
+          <w:szCs w:val="17"/>
+        </w:rPr>
+      </w:pPr>
+      <w:r>
+        <w:rPr>
+          <w:rFonts w:ascii="Consolas" w:hAnsi="Consolas" w:cs="Consolas"/>
+          <w:sz w:val="17"/>
+          <w:szCs w:val="17"/>
+        </w:rPr>
+        <w:t xml:space="preserve">        raise RuntimeError("unreachable")</w:t>
+      </w:r>
+    </w:p>
+    <w:p>
+      <w:pPr>
+        <w:rPr>
+          <w:rFonts w:ascii="Consolas" w:hAnsi="Consolas" w:cs="Consolas"/>
+          <w:sz w:val="17"/>
+          <w:szCs w:val="17"/>
+        </w:rPr>
+      </w:pPr>
+    </w:p>
+    <w:p>
+      <w:pPr>
+        <w:rPr>
+          <w:rFonts w:ascii="Consolas" w:hAnsi="Consolas" w:cs="Consolas"/>
+          <w:sz w:val="17"/>
+          <w:szCs w:val="17"/>
+        </w:rPr>
+      </w:pPr>
+      <w:r>
+        <w:rPr>
+          <w:rFonts w:ascii="Consolas" w:hAnsi="Consolas" w:cs="Consolas"/>
+          <w:sz w:val="17"/>
+          <w:szCs w:val="17"/>
+        </w:rPr>
+        <w:t xml:space="preserve">    def _embed(self, x: torch.Tensor) -&gt; torch.Tensor:</w:t>
+      </w:r>
+    </w:p>
+    <w:p>
+      <w:pPr>
+        <w:rPr>
+          <w:rFonts w:ascii="Consolas" w:hAnsi="Consolas" w:cs="Consolas"/>
+          <w:sz w:val="17"/>
+          <w:szCs w:val="17"/>
+        </w:rPr>
+      </w:pPr>
+      <w:r>
+        <w:rPr>
+          <w:rFonts w:ascii="Consolas" w:hAnsi="Consolas" w:cs="Consolas"/>
+          <w:sz w:val="17"/>
+          <w:szCs w:val="17"/>
+        </w:rPr>
+        <w:t xml:space="preserve">        B, T = x.shape</w:t>
+      </w:r>
+    </w:p>
+    <w:p>
+      <w:pPr>
+        <w:rPr>
+          <w:rFonts w:ascii="Consolas" w:hAnsi="Consolas" w:cs="Consolas"/>
+          <w:sz w:val="17"/>
+          <w:szCs w:val="17"/>
+        </w:rPr>
+      </w:pPr>
+      <w:r>
+        <w:rPr>
+          <w:rFonts w:ascii="Consolas" w:hAnsi="Consolas" w:cs="Consolas"/>
+          <w:sz w:val="17"/>
+          <w:szCs w:val="17"/>
+        </w:rPr>
         <w:lastRenderedPageBreak/>
-        <w:t xml:space="preserve">                _load_npy(cfg.logfreq_path)</w:t>
-      </w:r>
-    </w:p>
-    <w:p>
-      <w:pPr>
-        <w:rPr>
-          <w:rFonts w:ascii="Consolas" w:hAnsi="Consolas" w:cs="Consolas"/>
-          <w:sz w:val="17"/>
-          <w:szCs w:val="17"/>
-        </w:rPr>
-      </w:pPr>
-      <w:r>
-        <w:rPr>
-          <w:rFonts w:ascii="Consolas" w:hAnsi="Consolas" w:cs="Consolas"/>
-          <w:sz w:val="17"/>
-          <w:szCs w:val="17"/>
-        </w:rPr>
-        <w:t xml:space="preserve">            ).float()</w:t>
-      </w:r>
-    </w:p>
-    <w:p>
-      <w:pPr>
-        <w:rPr>
-          <w:rFonts w:ascii="Consolas" w:hAnsi="Consolas" w:cs="Consolas"/>
-          <w:sz w:val="17"/>
-          <w:szCs w:val="17"/>
-        </w:rPr>
-      </w:pPr>
-      <w:r>
-        <w:rPr>
-          <w:rFonts w:ascii="Consolas" w:hAnsi="Consolas" w:cs="Consolas"/>
-          <w:sz w:val="17"/>
-          <w:szCs w:val="17"/>
-        </w:rPr>
-        <w:t xml:space="preserve">            if surprisal.numel() != cfg.vocab_size:</w:t>
-      </w:r>
-    </w:p>
-    <w:p>
-      <w:pPr>
-        <w:rPr>
-          <w:rFonts w:ascii="Consolas" w:hAnsi="Consolas" w:cs="Consolas"/>
-          <w:sz w:val="17"/>
-          <w:szCs w:val="17"/>
-        </w:rPr>
-      </w:pPr>
-      <w:r>
-        <w:rPr>
-          <w:rFonts w:ascii="Consolas" w:hAnsi="Consolas" w:cs="Consolas"/>
-          <w:sz w:val="17"/>
-          <w:szCs w:val="17"/>
-        </w:rPr>
-        <w:t xml:space="preserve">                raise ValueError(</w:t>
-      </w:r>
-    </w:p>
-    <w:p>
-      <w:pPr>
-        <w:rPr>
-          <w:rFonts w:ascii="Consolas" w:hAnsi="Consolas" w:cs="Consolas"/>
-          <w:sz w:val="17"/>
-          <w:szCs w:val="17"/>
-        </w:rPr>
-      </w:pPr>
-      <w:r>
-        <w:rPr>
-          <w:rFonts w:ascii="Consolas" w:hAnsi="Consolas" w:cs="Consolas"/>
-          <w:sz w:val="17"/>
-          <w:szCs w:val="17"/>
-        </w:rPr>
-        <w:t xml:space="preserve">                    f"logfreq vector length {surprisal.numel()} != "</w:t>
-      </w:r>
-    </w:p>
-    <w:p>
-      <w:pPr>
-        <w:rPr>
-          <w:rFonts w:ascii="Consolas" w:hAnsi="Consolas" w:cs="Consolas"/>
-          <w:sz w:val="17"/>
-          <w:szCs w:val="17"/>
-        </w:rPr>
-      </w:pPr>
-      <w:r>
-        <w:rPr>
-          <w:rFonts w:ascii="Consolas" w:hAnsi="Consolas" w:cs="Consolas"/>
-          <w:sz w:val="17"/>
-          <w:szCs w:val="17"/>
-        </w:rPr>
-        <w:t xml:space="preserve">                    f"vocab_size {cfg.vocab_size}"</w:t>
-      </w:r>
-    </w:p>
-    <w:p>
-      <w:pPr>
-        <w:rPr>
-          <w:rFonts w:ascii="Consolas" w:hAnsi="Consolas" w:cs="Consolas"/>
-          <w:sz w:val="17"/>
-          <w:szCs w:val="17"/>
-        </w:rPr>
-      </w:pPr>
-      <w:r>
-        <w:rPr>
-          <w:rFonts w:ascii="Consolas" w:hAnsi="Consolas" w:cs="Consolas"/>
-          <w:sz w:val="17"/>
-          <w:szCs w:val="17"/>
-        </w:rPr>
-        <w:t xml:space="preserve">                )</w:t>
-      </w:r>
-    </w:p>
-    <w:p>
-      <w:pPr>
-        <w:rPr>
-          <w:rFonts w:ascii="Consolas" w:hAnsi="Consolas" w:cs="Consolas"/>
-          <w:sz w:val="17"/>
-          <w:szCs w:val="17"/>
-        </w:rPr>
-      </w:pPr>
-      <w:r>
-        <w:rPr>
-          <w:rFonts w:ascii="Consolas" w:hAnsi="Consolas" w:cs="Consolas"/>
-          <w:sz w:val="17"/>
-          <w:szCs w:val="17"/>
-        </w:rPr>
-        <w:t xml:space="preserve">            self.register_buffer("logfreq_surprisal", surprisal)</w:t>
-      </w:r>
-    </w:p>
-    <w:p>
-      <w:pPr>
-        <w:rPr>
-          <w:rFonts w:ascii="Consolas" w:hAnsi="Consolas" w:cs="Consolas"/>
-          <w:sz w:val="17"/>
-          <w:szCs w:val="17"/>
-        </w:rPr>
-      </w:pPr>
-      <w:r>
-        <w:rPr>
-          <w:rFonts w:ascii="Consolas" w:hAnsi="Consolas" w:cs="Consolas"/>
-          <w:sz w:val="17"/>
-          <w:szCs w:val="17"/>
-        </w:rPr>
-        <w:t xml:space="preserve">            self.raw_logfreq_alpha = nn.Parameter(</w:t>
-      </w:r>
-    </w:p>
-    <w:p>
-      <w:pPr>
-        <w:rPr>
-          <w:rFonts w:ascii="Consolas" w:hAnsi="Consolas" w:cs="Consolas"/>
-          <w:sz w:val="17"/>
-          <w:szCs w:val="17"/>
-        </w:rPr>
-      </w:pPr>
-      <w:r>
-        <w:rPr>
-          <w:rFonts w:ascii="Consolas" w:hAnsi="Consolas" w:cs="Consolas"/>
-          <w:sz w:val="17"/>
-          <w:szCs w:val="17"/>
-        </w:rPr>
-        <w:t xml:space="preserve">                torch.tensor(_raw_from_positive(max(cfg.logfreq_init_alpha, 1e-3))),</w:t>
-      </w:r>
-    </w:p>
-    <w:p>
-      <w:pPr>
-        <w:rPr>
-          <w:rFonts w:ascii="Consolas" w:hAnsi="Consolas" w:cs="Consolas"/>
-          <w:sz w:val="17"/>
-          <w:szCs w:val="17"/>
-        </w:rPr>
-      </w:pPr>
-      <w:r>
-        <w:rPr>
-          <w:rFonts w:ascii="Consolas" w:hAnsi="Consolas" w:cs="Consolas"/>
-          <w:sz w:val="17"/>
-          <w:szCs w:val="17"/>
-        </w:rPr>
-        <w:t xml:space="preserve">                requires_grad=True,</w:t>
+        <w:t xml:space="preserve">        pos = self.P[:T].unsqueeze(0)</w:t>
+      </w:r>
+    </w:p>
+    <w:p>
+      <w:pPr>
+        <w:rPr>
+          <w:rFonts w:ascii="Consolas" w:hAnsi="Consolas" w:cs="Consolas"/>
+          <w:sz w:val="17"/>
+          <w:szCs w:val="17"/>
+        </w:rPr>
+      </w:pPr>
+      <w:r>
+        <w:rPr>
+          <w:rFonts w:ascii="Consolas" w:hAnsi="Consolas" w:cs="Consolas"/>
+          <w:sz w:val="17"/>
+          <w:szCs w:val="17"/>
+        </w:rPr>
+        <w:t xml:space="preserve">        return self.E(x) + pos</w:t>
+      </w:r>
+    </w:p>
+    <w:p>
+      <w:pPr>
+        <w:rPr>
+          <w:rFonts w:ascii="Consolas" w:hAnsi="Consolas" w:cs="Consolas"/>
+          <w:sz w:val="17"/>
+          <w:szCs w:val="17"/>
+        </w:rPr>
+      </w:pPr>
+    </w:p>
+    <w:p>
+      <w:pPr>
+        <w:rPr>
+          <w:rFonts w:ascii="Consolas" w:hAnsi="Consolas" w:cs="Consolas"/>
+          <w:sz w:val="17"/>
+          <w:szCs w:val="17"/>
+        </w:rPr>
+      </w:pPr>
+      <w:r>
+        <w:rPr>
+          <w:rFonts w:ascii="Consolas" w:hAnsi="Consolas" w:cs="Consolas"/>
+          <w:sz w:val="17"/>
+          <w:szCs w:val="17"/>
+        </w:rPr>
+        <w:t xml:space="preserve">    def integrate(</w:t>
+      </w:r>
+    </w:p>
+    <w:p>
+      <w:pPr>
+        <w:rPr>
+          <w:rFonts w:ascii="Consolas" w:hAnsi="Consolas" w:cs="Consolas"/>
+          <w:sz w:val="17"/>
+          <w:szCs w:val="17"/>
+        </w:rPr>
+      </w:pPr>
+      <w:r>
+        <w:rPr>
+          <w:rFonts w:ascii="Consolas" w:hAnsi="Consolas" w:cs="Consolas"/>
+          <w:sz w:val="17"/>
+          <w:szCs w:val="17"/>
+        </w:rPr>
+        <w:t xml:space="preserve">        self,</w:t>
+      </w:r>
+    </w:p>
+    <w:p>
+      <w:pPr>
+        <w:rPr>
+          <w:rFonts w:ascii="Consolas" w:hAnsi="Consolas" w:cs="Consolas"/>
+          <w:sz w:val="17"/>
+          <w:szCs w:val="17"/>
+        </w:rPr>
+      </w:pPr>
+      <w:r>
+        <w:rPr>
+          <w:rFonts w:ascii="Consolas" w:hAnsi="Consolas" w:cs="Consolas"/>
+          <w:sz w:val="17"/>
+          <w:szCs w:val="17"/>
+        </w:rPr>
+        <w:t xml:space="preserve">        x: torch.Tensor,</w:t>
+      </w:r>
+    </w:p>
+    <w:p>
+      <w:pPr>
+        <w:rPr>
+          <w:rFonts w:ascii="Consolas" w:hAnsi="Consolas" w:cs="Consolas"/>
+          <w:sz w:val="17"/>
+          <w:szCs w:val="17"/>
+        </w:rPr>
+      </w:pPr>
+      <w:r>
+        <w:rPr>
+          <w:rFonts w:ascii="Consolas" w:hAnsi="Consolas" w:cs="Consolas"/>
+          <w:sz w:val="17"/>
+          <w:szCs w:val="17"/>
+        </w:rPr>
+        <w:t xml:space="preserve">        emb: torch.Tensor,</w:t>
+      </w:r>
+    </w:p>
+    <w:p>
+      <w:pPr>
+        <w:rPr>
+          <w:rFonts w:ascii="Consolas" w:hAnsi="Consolas" w:cs="Consolas"/>
+          <w:sz w:val="17"/>
+          <w:szCs w:val="17"/>
+        </w:rPr>
+      </w:pPr>
+      <w:r>
+        <w:rPr>
+          <w:rFonts w:ascii="Consolas" w:hAnsi="Consolas" w:cs="Consolas"/>
+          <w:sz w:val="17"/>
+          <w:szCs w:val="17"/>
+        </w:rPr>
+        <w:t xml:space="preserve">        return_trajectory: bool = False,</w:t>
+      </w:r>
+    </w:p>
+    <w:p>
+      <w:pPr>
+        <w:rPr>
+          <w:rFonts w:ascii="Consolas" w:hAnsi="Consolas" w:cs="Consolas"/>
+          <w:sz w:val="17"/>
+          <w:szCs w:val="17"/>
+        </w:rPr>
+      </w:pPr>
+      <w:r>
+        <w:rPr>
+          <w:rFonts w:ascii="Consolas" w:hAnsi="Consolas" w:cs="Consolas"/>
+          <w:sz w:val="17"/>
+          <w:szCs w:val="17"/>
+        </w:rPr>
+        <w:t xml:space="preserve">        return_xi_trajectory: bool = False,</w:t>
+      </w:r>
+    </w:p>
+    <w:p>
+      <w:pPr>
+        <w:rPr>
+          <w:rFonts w:ascii="Consolas" w:hAnsi="Consolas" w:cs="Consolas"/>
+          <w:sz w:val="17"/>
+          <w:szCs w:val="17"/>
+        </w:rPr>
+      </w:pPr>
+      <w:r>
+        <w:rPr>
+          <w:rFonts w:ascii="Consolas" w:hAnsi="Consolas" w:cs="Consolas"/>
+          <w:sz w:val="17"/>
+          <w:szCs w:val="17"/>
+        </w:rPr>
+        <w:t xml:space="preserve">    ) -&gt; Tuple[torch.Tensor, Optional[List[torch.Tensor]], Optional[List[torch.Tensor]]]:</w:t>
+      </w:r>
+    </w:p>
+    <w:p>
+      <w:pPr>
+        <w:rPr>
+          <w:rFonts w:ascii="Consolas" w:hAnsi="Consolas" w:cs="Consolas"/>
+          <w:sz w:val="17"/>
+          <w:szCs w:val="17"/>
+        </w:rPr>
+      </w:pPr>
+      <w:r>
+        <w:rPr>
+          <w:rFonts w:ascii="Consolas" w:hAnsi="Consolas" w:cs="Consolas"/>
+          <w:sz w:val="17"/>
+          <w:szCs w:val="17"/>
+        </w:rPr>
+        <w:t xml:space="preserve">        """SARF-faithful damped EL with per-token mass.</w:t>
+      </w:r>
+    </w:p>
+    <w:p>
+      <w:pPr>
+        <w:rPr>
+          <w:rFonts w:ascii="Consolas" w:hAnsi="Consolas" w:cs="Consolas"/>
+          <w:sz w:val="17"/>
+          <w:szCs w:val="17"/>
+        </w:rPr>
+      </w:pPr>
+    </w:p>
+    <w:p>
+      <w:pPr>
+        <w:rPr>
+          <w:rFonts w:ascii="Consolas" w:hAnsi="Consolas" w:cs="Consolas"/>
+          <w:sz w:val="17"/>
+          <w:szCs w:val="17"/>
+        </w:rPr>
+      </w:pPr>
+      <w:r>
+        <w:rPr>
+          <w:rFonts w:ascii="Consolas" w:hAnsi="Consolas" w:cs="Consolas"/>
+          <w:sz w:val="17"/>
+          <w:szCs w:val="17"/>
+        </w:rPr>
+        <w:t xml:space="preserve">        x:    (B, T)</w:t>
+      </w:r>
+    </w:p>
+    <w:p>
+      <w:pPr>
+        <w:rPr>
+          <w:rFonts w:ascii="Consolas" w:hAnsi="Consolas" w:cs="Consolas"/>
+          <w:sz w:val="17"/>
+          <w:szCs w:val="17"/>
+        </w:rPr>
+      </w:pPr>
+      <w:r>
+        <w:rPr>
+          <w:rFonts w:ascii="Consolas" w:hAnsi="Consolas" w:cs="Consolas"/>
+          <w:sz w:val="17"/>
+          <w:szCs w:val="17"/>
+        </w:rPr>
+        <w:t xml:space="preserve">        emb:  (B, T, d)   first-layer hidden state (with position embed)</w:t>
+      </w:r>
+    </w:p>
+    <w:p>
+      <w:pPr>
+        <w:rPr>
+          <w:rFonts w:ascii="Consolas" w:hAnsi="Consolas" w:cs="Consolas"/>
+          <w:sz w:val="17"/>
+          <w:szCs w:val="17"/>
+        </w:rPr>
+      </w:pPr>
+      <w:r>
+        <w:rPr>
+          <w:rFonts w:ascii="Consolas" w:hAnsi="Consolas" w:cs="Consolas"/>
+          <w:sz w:val="17"/>
+          <w:szCs w:val="17"/>
+        </w:rPr>
+        <w:t xml:space="preserve">        """</w:t>
+      </w:r>
+    </w:p>
+    <w:p>
+      <w:pPr>
+        <w:rPr>
+          <w:rFonts w:ascii="Consolas" w:hAnsi="Consolas" w:cs="Consolas"/>
+          <w:sz w:val="17"/>
+          <w:szCs w:val="17"/>
+        </w:rPr>
+      </w:pPr>
+      <w:r>
+        <w:rPr>
+          <w:rFonts w:ascii="Consolas" w:hAnsi="Consolas" w:cs="Consolas"/>
+          <w:sz w:val="17"/>
+          <w:szCs w:val="17"/>
+        </w:rPr>
+        <w:t xml:space="preserve">        cfg = self.cfg</w:t>
+      </w:r>
+    </w:p>
+    <w:p>
+      <w:pPr>
+        <w:rPr>
+          <w:rFonts w:ascii="Consolas" w:hAnsi="Consolas" w:cs="Consolas"/>
+          <w:sz w:val="17"/>
+          <w:szCs w:val="17"/>
+        </w:rPr>
+      </w:pPr>
+      <w:r>
+        <w:rPr>
+          <w:rFonts w:ascii="Consolas" w:hAnsi="Consolas" w:cs="Consolas"/>
+          <w:sz w:val="17"/>
+          <w:szCs w:val="17"/>
+        </w:rPr>
+        <w:t xml:space="preserve">        h = emb</w:t>
+      </w:r>
+    </w:p>
+    <w:p>
+      <w:pPr>
+        <w:rPr>
+          <w:rFonts w:ascii="Consolas" w:hAnsi="Consolas" w:cs="Consolas"/>
+          <w:sz w:val="17"/>
+          <w:szCs w:val="17"/>
+        </w:rPr>
+      </w:pPr>
+      <w:r>
+        <w:rPr>
+          <w:rFonts w:ascii="Consolas" w:hAnsi="Consolas" w:cs="Consolas"/>
+          <w:sz w:val="17"/>
+          <w:szCs w:val="17"/>
+        </w:rPr>
+        <w:t xml:space="preserve">        v = torch.zeros_like(h)</w:t>
+      </w:r>
+    </w:p>
+    <w:p>
+      <w:pPr>
+        <w:rPr>
+          <w:rFonts w:ascii="Consolas" w:hAnsi="Consolas" w:cs="Consolas"/>
+          <w:sz w:val="17"/>
+          <w:szCs w:val="17"/>
+        </w:rPr>
+      </w:pPr>
+      <w:r>
+        <w:rPr>
+          <w:rFonts w:ascii="Consolas" w:hAnsi="Consolas" w:cs="Consolas"/>
+          <w:sz w:val="17"/>
+          <w:szCs w:val="17"/>
+        </w:rPr>
+        <w:t xml:space="preserve">        gamma, dt = self.gamma, cfg.dt</w:t>
+      </w:r>
+    </w:p>
+    <w:p>
+      <w:pPr>
+        <w:rPr>
+          <w:rFonts w:ascii="Consolas" w:hAnsi="Consolas" w:cs="Consolas"/>
+          <w:sz w:val="17"/>
+          <w:szCs w:val="17"/>
+        </w:rPr>
+      </w:pPr>
+    </w:p>
+    <w:p>
+      <w:pPr>
+        <w:rPr>
+          <w:rFonts w:ascii="Consolas" w:hAnsi="Consolas" w:cs="Consolas"/>
+          <w:sz w:val="17"/>
+          <w:szCs w:val="17"/>
+        </w:rPr>
+      </w:pPr>
+      <w:r>
+        <w:rPr>
+          <w:rFonts w:ascii="Consolas" w:hAnsi="Consolas" w:cs="Consolas"/>
+          <w:sz w:val="17"/>
+          <w:szCs w:val="17"/>
+        </w:rPr>
+        <w:t xml:space="preserve">        m = self.compute_mass(x, emb)</w:t>
+      </w:r>
+    </w:p>
+    <w:p>
+      <w:pPr>
+        <w:rPr>
+          <w:rFonts w:ascii="Consolas" w:hAnsi="Consolas" w:cs="Consolas"/>
+          <w:sz w:val="17"/>
+          <w:szCs w:val="17"/>
+        </w:rPr>
+      </w:pPr>
+      <w:r>
+        <w:rPr>
+          <w:rFonts w:ascii="Consolas" w:hAnsi="Consolas" w:cs="Consolas"/>
+          <w:sz w:val="17"/>
+          <w:szCs w:val="17"/>
+        </w:rPr>
+        <w:t xml:space="preserve">        if m.dim() == 0:</w:t>
+      </w:r>
+    </w:p>
+    <w:p>
+      <w:pPr>
+        <w:rPr>
+          <w:rFonts w:ascii="Consolas" w:hAnsi="Consolas" w:cs="Consolas"/>
+          <w:sz w:val="17"/>
+          <w:szCs w:val="17"/>
+        </w:rPr>
+      </w:pPr>
+      <w:r>
+        <w:rPr>
+          <w:rFonts w:ascii="Consolas" w:hAnsi="Consolas" w:cs="Consolas"/>
+          <w:sz w:val="17"/>
+          <w:szCs w:val="17"/>
+        </w:rPr>
+        <w:t xml:space="preserve">            m_b = m</w:t>
+      </w:r>
+    </w:p>
+    <w:p>
+      <w:pPr>
+        <w:rPr>
+          <w:rFonts w:ascii="Consolas" w:hAnsi="Consolas" w:cs="Consolas"/>
+          <w:sz w:val="17"/>
+          <w:szCs w:val="17"/>
+        </w:rPr>
+      </w:pPr>
+      <w:r>
+        <w:rPr>
+          <w:rFonts w:ascii="Consolas" w:hAnsi="Consolas" w:cs="Consolas"/>
+          <w:sz w:val="17"/>
+          <w:szCs w:val="17"/>
+        </w:rPr>
+        <w:t xml:space="preserve">        else:</w:t>
+      </w:r>
+    </w:p>
+    <w:p>
+      <w:pPr>
+        <w:rPr>
+          <w:rFonts w:ascii="Consolas" w:hAnsi="Consolas" w:cs="Consolas"/>
+          <w:sz w:val="17"/>
+          <w:szCs w:val="17"/>
+        </w:rPr>
+      </w:pPr>
+      <w:r>
+        <w:rPr>
+          <w:rFonts w:ascii="Consolas" w:hAnsi="Consolas" w:cs="Consolas"/>
+          <w:sz w:val="17"/>
+          <w:szCs w:val="17"/>
+        </w:rPr>
+        <w:t xml:space="preserve">            m_b = m</w:t>
+      </w:r>
+    </w:p>
+    <w:p>
+      <w:pPr>
+        <w:rPr>
+          <w:rFonts w:ascii="Consolas" w:hAnsi="Consolas" w:cs="Consolas"/>
+          <w:sz w:val="17"/>
+          <w:szCs w:val="17"/>
+        </w:rPr>
+      </w:pPr>
+    </w:p>
+    <w:p>
+      <w:pPr>
+        <w:rPr>
+          <w:rFonts w:ascii="Consolas" w:hAnsi="Consolas" w:cs="Consolas"/>
+          <w:sz w:val="17"/>
+          <w:szCs w:val="17"/>
+        </w:rPr>
+      </w:pPr>
+      <w:r>
+        <w:rPr>
+          <w:rFonts w:ascii="Consolas" w:hAnsi="Consolas" w:cs="Consolas"/>
+          <w:sz w:val="17"/>
+          <w:szCs w:val="17"/>
+        </w:rPr>
+        <w:t xml:space="preserve">        traj_h: Optional[List[torch.Tensor]] = None</w:t>
+      </w:r>
+    </w:p>
+    <w:p>
+      <w:pPr>
+        <w:rPr>
+          <w:rFonts w:ascii="Consolas" w:hAnsi="Consolas" w:cs="Consolas"/>
+          <w:sz w:val="17"/>
+          <w:szCs w:val="17"/>
+        </w:rPr>
+      </w:pPr>
+      <w:r>
+        <w:rPr>
+          <w:rFonts w:ascii="Consolas" w:hAnsi="Consolas" w:cs="Consolas"/>
+          <w:sz w:val="17"/>
+          <w:szCs w:val="17"/>
+        </w:rPr>
+        <w:t xml:space="preserve">        traj_xi: Optional[List[torch.Tensor]] = None</w:t>
+      </w:r>
+    </w:p>
+    <w:p>
+      <w:pPr>
+        <w:rPr>
+          <w:rFonts w:ascii="Consolas" w:hAnsi="Consolas" w:cs="Consolas"/>
+          <w:sz w:val="17"/>
+          <w:szCs w:val="17"/>
+        </w:rPr>
+      </w:pPr>
+      <w:r>
+        <w:rPr>
+          <w:rFonts w:ascii="Consolas" w:hAnsi="Consolas" w:cs="Consolas"/>
+          <w:sz w:val="17"/>
+          <w:szCs w:val="17"/>
+        </w:rPr>
+        <w:t xml:space="preserve">        if return_trajectory:</w:t>
+      </w:r>
+    </w:p>
+    <w:p>
+      <w:pPr>
+        <w:rPr>
+          <w:rFonts w:ascii="Consolas" w:hAnsi="Consolas" w:cs="Consolas"/>
+          <w:sz w:val="17"/>
+          <w:szCs w:val="17"/>
+        </w:rPr>
+      </w:pPr>
+      <w:r>
+        <w:rPr>
+          <w:rFonts w:ascii="Consolas" w:hAnsi="Consolas" w:cs="Consolas"/>
+          <w:sz w:val="17"/>
+          <w:szCs w:val="17"/>
+        </w:rPr>
+        <w:t xml:space="preserve">            traj_h = [h.detach().cpu()]</w:t>
+      </w:r>
+    </w:p>
+    <w:p>
+      <w:pPr>
+        <w:rPr>
+          <w:rFonts w:ascii="Consolas" w:hAnsi="Consolas" w:cs="Consolas"/>
+          <w:sz w:val="17"/>
+          <w:szCs w:val="17"/>
+        </w:rPr>
+      </w:pPr>
+      <w:r>
+        <w:rPr>
+          <w:rFonts w:ascii="Consolas" w:hAnsi="Consolas" w:cs="Consolas"/>
+          <w:sz w:val="17"/>
+          <w:szCs w:val="17"/>
+        </w:rPr>
+        <w:t xml:space="preserve">        if return_xi_trajectory:</w:t>
+      </w:r>
+    </w:p>
+    <w:p>
+      <w:pPr>
+        <w:rPr>
+          <w:rFonts w:ascii="Consolas" w:hAnsi="Consolas" w:cs="Consolas"/>
+          <w:sz w:val="17"/>
+          <w:szCs w:val="17"/>
+        </w:rPr>
+      </w:pPr>
+      <w:r>
+        <w:rPr>
+          <w:rFonts w:ascii="Consolas" w:hAnsi="Consolas" w:cs="Consolas"/>
+          <w:sz w:val="17"/>
+          <w:szCs w:val="17"/>
+        </w:rPr>
+        <w:t xml:space="preserve">            traj_xi = []</w:t>
+      </w:r>
+    </w:p>
+    <w:p>
+      <w:pPr>
+        <w:rPr>
+          <w:rFonts w:ascii="Consolas" w:hAnsi="Consolas" w:cs="Consolas"/>
+          <w:sz w:val="17"/>
+          <w:szCs w:val="17"/>
+        </w:rPr>
+      </w:pPr>
+    </w:p>
+    <w:p>
+      <w:pPr>
+        <w:rPr>
+          <w:rFonts w:ascii="Consolas" w:hAnsi="Consolas" w:cs="Consolas"/>
+          <w:sz w:val="17"/>
+          <w:szCs w:val="17"/>
+        </w:rPr>
+      </w:pPr>
+      <w:r>
+        <w:rPr>
+          <w:rFonts w:ascii="Consolas" w:hAnsi="Consolas" w:cs="Consolas"/>
+          <w:sz w:val="17"/>
+          <w:szCs w:val="17"/>
+        </w:rPr>
+        <w:t xml:space="preserve">        for _ in range(cfg.L):</w:t>
+      </w:r>
+    </w:p>
+    <w:p>
+      <w:pPr>
+        <w:rPr>
+          <w:rFonts w:ascii="Consolas" w:hAnsi="Consolas" w:cs="Consolas"/>
+          <w:sz w:val="17"/>
+          <w:szCs w:val="17"/>
+        </w:rPr>
+      </w:pPr>
+      <w:r>
+        <w:rPr>
+          <w:rFonts w:ascii="Consolas" w:hAnsi="Consolas" w:cs="Consolas"/>
+          <w:sz w:val="17"/>
+          <w:szCs w:val="17"/>
+        </w:rPr>
+        <w:t xml:space="preserve">            xi_input = h.detach() if cfg.causal_force else h</w:t>
+      </w:r>
+    </w:p>
+    <w:p>
+      <w:pPr>
+        <w:rPr>
+          <w:rFonts w:ascii="Consolas" w:hAnsi="Consolas" w:cs="Consolas"/>
+          <w:sz w:val="17"/>
+          <w:szCs w:val="17"/>
+        </w:rPr>
+      </w:pPr>
+      <w:r>
+        <w:rPr>
+          <w:rFonts w:ascii="Consolas" w:hAnsi="Consolas" w:cs="Consolas"/>
+          <w:sz w:val="17"/>
+          <w:szCs w:val="17"/>
+        </w:rPr>
+        <w:t xml:space="preserve">            xi_now = causal_cumulative_mean(xi_input)</w:t>
+      </w:r>
+    </w:p>
+    <w:p>
+      <w:pPr>
+        <w:rPr>
+          <w:rFonts w:ascii="Consolas" w:hAnsi="Consolas" w:cs="Consolas"/>
+          <w:sz w:val="17"/>
+          <w:szCs w:val="17"/>
+        </w:rPr>
+      </w:pPr>
+      <w:r>
+        <w:rPr>
+          <w:rFonts w:ascii="Consolas" w:hAnsi="Consolas" w:cs="Consolas"/>
+          <w:sz w:val="17"/>
+          <w:szCs w:val="17"/>
+        </w:rPr>
+        <w:t xml:space="preserve">            if return_xi_trajectory:</w:t>
+      </w:r>
+    </w:p>
+    <w:p>
+      <w:pPr>
+        <w:rPr>
+          <w:rFonts w:ascii="Consolas" w:hAnsi="Consolas" w:cs="Consolas"/>
+          <w:sz w:val="17"/>
+          <w:szCs w:val="17"/>
+        </w:rPr>
+      </w:pPr>
+      <w:r>
+        <w:rPr>
+          <w:rFonts w:ascii="Consolas" w:hAnsi="Consolas" w:cs="Consolas"/>
+          <w:sz w:val="17"/>
+          <w:szCs w:val="17"/>
+        </w:rPr>
+        <w:t xml:space="preserve">                assert traj_xi is not None</w:t>
+      </w:r>
+    </w:p>
+    <w:p>
+      <w:pPr>
+        <w:rPr>
+          <w:rFonts w:ascii="Consolas" w:hAnsi="Consolas" w:cs="Consolas"/>
+          <w:sz w:val="17"/>
+          <w:szCs w:val="17"/>
+        </w:rPr>
+      </w:pPr>
+      <w:r>
+        <w:rPr>
+          <w:rFonts w:ascii="Consolas" w:hAnsi="Consolas" w:cs="Consolas"/>
+          <w:sz w:val="17"/>
+          <w:szCs w:val="17"/>
+        </w:rPr>
+        <w:t xml:space="preserve">                traj_xi.append(xi_now.detach().cpu())</w:t>
+      </w:r>
+    </w:p>
+    <w:p>
+      <w:pPr>
+        <w:rPr>
+          <w:rFonts w:ascii="Consolas" w:hAnsi="Consolas" w:cs="Consolas"/>
+          <w:sz w:val="17"/>
+          <w:szCs w:val="17"/>
+        </w:rPr>
+      </w:pPr>
+    </w:p>
+    <w:p>
+      <w:pPr>
+        <w:rPr>
+          <w:rFonts w:ascii="Consolas" w:hAnsi="Consolas" w:cs="Consolas"/>
+          <w:sz w:val="17"/>
+          <w:szCs w:val="17"/>
+        </w:rPr>
+      </w:pPr>
+      <w:r>
+        <w:rPr>
+          <w:rFonts w:ascii="Consolas" w:hAnsi="Consolas" w:cs="Consolas"/>
+          <w:sz w:val="17"/>
+          <w:szCs w:val="17"/>
+        </w:rPr>
+        <w:t xml:space="preserve">            h_in = h</w:t>
+      </w:r>
+    </w:p>
+    <w:p>
+      <w:pPr>
+        <w:rPr>
+          <w:rFonts w:ascii="Consolas" w:hAnsi="Consolas" w:cs="Consolas"/>
+          <w:sz w:val="17"/>
+          <w:szCs w:val="17"/>
+        </w:rPr>
+      </w:pPr>
+      <w:r>
+        <w:rPr>
+          <w:rFonts w:ascii="Consolas" w:hAnsi="Consolas" w:cs="Consolas"/>
+          <w:sz w:val="17"/>
+          <w:szCs w:val="17"/>
+        </w:rPr>
+        <w:t xml:space="preserve">            if not h_in.requires_grad:</w:t>
+      </w:r>
+    </w:p>
+    <w:p>
+      <w:pPr>
+        <w:rPr>
+          <w:rFonts w:ascii="Consolas" w:hAnsi="Consolas" w:cs="Consolas"/>
+          <w:sz w:val="17"/>
+          <w:szCs w:val="17"/>
+        </w:rPr>
+      </w:pPr>
+      <w:r>
+        <w:rPr>
+          <w:rFonts w:ascii="Consolas" w:hAnsi="Consolas" w:cs="Consolas"/>
+          <w:sz w:val="17"/>
+          <w:szCs w:val="17"/>
+        </w:rPr>
+        <w:t xml:space="preserve">                h_in = h_in.requires_grad_(True)</w:t>
+      </w:r>
+    </w:p>
+    <w:p>
+      <w:pPr>
+        <w:rPr>
+          <w:rFonts w:ascii="Consolas" w:hAnsi="Consolas" w:cs="Consolas"/>
+          <w:sz w:val="17"/>
+          <w:szCs w:val="17"/>
+        </w:rPr>
+      </w:pPr>
+      <w:r>
+        <w:rPr>
+          <w:rFonts w:ascii="Consolas" w:hAnsi="Consolas" w:cs="Consolas"/>
+          <w:sz w:val="17"/>
+          <w:szCs w:val="17"/>
+        </w:rPr>
+        <w:t xml:space="preserve">            V = self.V_theta(xi_now, h_in).sum()</w:t>
+      </w:r>
+    </w:p>
+    <w:p>
+      <w:pPr>
+        <w:rPr>
+          <w:rFonts w:ascii="Consolas" w:hAnsi="Consolas" w:cs="Consolas"/>
+          <w:sz w:val="17"/>
+          <w:szCs w:val="17"/>
+        </w:rPr>
+      </w:pPr>
+      <w:r>
+        <w:rPr>
+          <w:rFonts w:ascii="Consolas" w:hAnsi="Consolas" w:cs="Consolas"/>
+          <w:sz w:val="17"/>
+          <w:szCs w:val="17"/>
+        </w:rPr>
+        <w:t xml:space="preserve">            grad_V, = torch.autograd.grad(</w:t>
+      </w:r>
+    </w:p>
+    <w:p>
+      <w:pPr>
+        <w:rPr>
+          <w:rFonts w:ascii="Consolas" w:hAnsi="Consolas" w:cs="Consolas"/>
+          <w:sz w:val="17"/>
+          <w:szCs w:val="17"/>
+        </w:rPr>
+      </w:pPr>
+      <w:r>
+        <w:rPr>
+          <w:rFonts w:ascii="Consolas" w:hAnsi="Consolas" w:cs="Consolas"/>
+          <w:sz w:val="17"/>
+          <w:szCs w:val="17"/>
+        </w:rPr>
+        <w:t xml:space="preserve">                V, h_in, create_graph=self.training, retain_graph=True,</w:t>
       </w:r>
     </w:p>
     <w:p>
@@ -8884,135 +10326,460 @@
           <w:sz w:val="17"/>
           <w:szCs w:val="17"/>
         </w:rPr>
-        <w:t xml:space="preserve">        else:</w:t>
-      </w:r>
-    </w:p>
-    <w:p>
-      <w:pPr>
-        <w:rPr>
-          <w:rFonts w:ascii="Consolas" w:hAnsi="Consolas" w:cs="Consolas"/>
-          <w:sz w:val="17"/>
-          <w:szCs w:val="17"/>
-        </w:rPr>
-      </w:pPr>
-      <w:r>
-        <w:rPr>
-          <w:rFonts w:ascii="Consolas" w:hAnsi="Consolas" w:cs="Consolas"/>
-          <w:sz w:val="17"/>
-          <w:szCs w:val="17"/>
-        </w:rPr>
-        <w:t xml:space="preserve">            raise ValueError(f"unknown mass_mode: {cfg.mass_mode!r}")</w:t>
-      </w:r>
-    </w:p>
-    <w:p>
-      <w:pPr>
-        <w:rPr>
-          <w:rFonts w:ascii="Consolas" w:hAnsi="Consolas" w:cs="Consolas"/>
-          <w:sz w:val="17"/>
-          <w:szCs w:val="17"/>
-        </w:rPr>
-      </w:pPr>
-    </w:p>
-    <w:p>
-      <w:pPr>
-        <w:rPr>
-          <w:rFonts w:ascii="Consolas" w:hAnsi="Consolas" w:cs="Consolas"/>
-          <w:sz w:val="17"/>
-          <w:szCs w:val="17"/>
-        </w:rPr>
-      </w:pPr>
-      <w:r>
-        <w:rPr>
-          <w:rFonts w:ascii="Consolas" w:hAnsi="Consolas" w:cs="Consolas"/>
-          <w:sz w:val="17"/>
-          <w:szCs w:val="17"/>
-        </w:rPr>
-        <w:t xml:space="preserve">    @property</w:t>
-      </w:r>
-    </w:p>
-    <w:p>
-      <w:pPr>
-        <w:rPr>
-          <w:rFonts w:ascii="Consolas" w:hAnsi="Consolas" w:cs="Consolas"/>
-          <w:sz w:val="17"/>
-          <w:szCs w:val="17"/>
-        </w:rPr>
-      </w:pPr>
-      <w:r>
-        <w:rPr>
-          <w:rFonts w:ascii="Consolas" w:hAnsi="Consolas" w:cs="Consolas"/>
-          <w:sz w:val="17"/>
-          <w:szCs w:val="17"/>
-        </w:rPr>
-        <w:t xml:space="preserve">    def gamma(self) -&gt; torch.Tensor:</w:t>
-      </w:r>
-    </w:p>
-    <w:p>
-      <w:pPr>
-        <w:rPr>
-          <w:rFonts w:ascii="Consolas" w:hAnsi="Consolas" w:cs="Consolas"/>
-          <w:sz w:val="17"/>
-          <w:szCs w:val="17"/>
-        </w:rPr>
-      </w:pPr>
-      <w:r>
-        <w:rPr>
-          <w:rFonts w:ascii="Consolas" w:hAnsi="Consolas" w:cs="Consolas"/>
-          <w:sz w:val="17"/>
-          <w:szCs w:val="17"/>
-        </w:rPr>
-        <w:t xml:space="preserve">        if self._gamma_value is not None:</w:t>
-      </w:r>
-    </w:p>
-    <w:p>
-      <w:pPr>
-        <w:rPr>
-          <w:rFonts w:ascii="Consolas" w:hAnsi="Consolas" w:cs="Consolas"/>
-          <w:sz w:val="17"/>
-          <w:szCs w:val="17"/>
-        </w:rPr>
-      </w:pPr>
-      <w:r>
-        <w:rPr>
-          <w:rFonts w:ascii="Consolas" w:hAnsi="Consolas" w:cs="Consolas"/>
-          <w:sz w:val="17"/>
-          <w:szCs w:val="17"/>
-        </w:rPr>
-        <w:t xml:space="preserve">            return torch.full(</w:t>
-      </w:r>
-    </w:p>
-    <w:p>
-      <w:pPr>
-        <w:rPr>
-          <w:rFonts w:ascii="Consolas" w:hAnsi="Consolas" w:cs="Consolas"/>
-          <w:sz w:val="17"/>
-          <w:szCs w:val="17"/>
-        </w:rPr>
-      </w:pPr>
-      <w:r>
-        <w:rPr>
-          <w:rFonts w:ascii="Consolas" w:hAnsi="Consolas" w:cs="Consolas"/>
-          <w:sz w:val="17"/>
-          <w:szCs w:val="17"/>
-        </w:rPr>
-        <w:t xml:space="preserve">                (), self._gamma_value,</w:t>
-      </w:r>
-    </w:p>
-    <w:p>
-      <w:pPr>
-        <w:rPr>
-          <w:rFonts w:ascii="Consolas" w:hAnsi="Consolas" w:cs="Consolas"/>
-          <w:sz w:val="17"/>
-          <w:szCs w:val="17"/>
-        </w:rPr>
-      </w:pPr>
-      <w:r>
-        <w:rPr>
-          <w:rFonts w:ascii="Consolas" w:hAnsi="Consolas" w:cs="Consolas"/>
-          <w:sz w:val="17"/>
-          <w:szCs w:val="17"/>
-        </w:rPr>
-        <w:t xml:space="preserve">                device=self.raw_gamma.device, dtype=self.raw_gamma.dtype,</w:t>
+        <w:t xml:space="preserve">            f = -grad_V</w:t>
+      </w:r>
+    </w:p>
+    <w:p>
+      <w:pPr>
+        <w:rPr>
+          <w:rFonts w:ascii="Consolas" w:hAnsi="Consolas" w:cs="Consolas"/>
+          <w:sz w:val="17"/>
+          <w:szCs w:val="17"/>
+        </w:rPr>
+      </w:pPr>
+      <w:r>
+        <w:rPr>
+          <w:rFonts w:ascii="Consolas" w:hAnsi="Consolas" w:cs="Consolas"/>
+          <w:sz w:val="17"/>
+          <w:szCs w:val="17"/>
+        </w:rPr>
+        <w:t xml:space="preserve">            v = (v + dt * f / m_b) / (1.0 + dt * gamma)</w:t>
+      </w:r>
+    </w:p>
+    <w:p>
+      <w:pPr>
+        <w:rPr>
+          <w:rFonts w:ascii="Consolas" w:hAnsi="Consolas" w:cs="Consolas"/>
+          <w:sz w:val="17"/>
+          <w:szCs w:val="17"/>
+        </w:rPr>
+      </w:pPr>
+      <w:r>
+        <w:rPr>
+          <w:rFonts w:ascii="Consolas" w:hAnsi="Consolas" w:cs="Consolas"/>
+          <w:sz w:val="17"/>
+          <w:szCs w:val="17"/>
+        </w:rPr>
+        <w:t xml:space="preserve">            h = h_in + dt * v</w:t>
+      </w:r>
+    </w:p>
+    <w:p>
+      <w:pPr>
+        <w:rPr>
+          <w:rFonts w:ascii="Consolas" w:hAnsi="Consolas" w:cs="Consolas"/>
+          <w:sz w:val="17"/>
+          <w:szCs w:val="17"/>
+        </w:rPr>
+      </w:pPr>
+      <w:r>
+        <w:rPr>
+          <w:rFonts w:ascii="Consolas" w:hAnsi="Consolas" w:cs="Consolas"/>
+          <w:sz w:val="17"/>
+          <w:szCs w:val="17"/>
+        </w:rPr>
+        <w:t xml:space="preserve">            if return_trajectory:</w:t>
+      </w:r>
+    </w:p>
+    <w:p>
+      <w:pPr>
+        <w:rPr>
+          <w:rFonts w:ascii="Consolas" w:hAnsi="Consolas" w:cs="Consolas"/>
+          <w:sz w:val="17"/>
+          <w:szCs w:val="17"/>
+        </w:rPr>
+      </w:pPr>
+      <w:r>
+        <w:rPr>
+          <w:rFonts w:ascii="Consolas" w:hAnsi="Consolas" w:cs="Consolas"/>
+          <w:sz w:val="17"/>
+          <w:szCs w:val="17"/>
+        </w:rPr>
+        <w:t xml:space="preserve">                assert traj_h is not None</w:t>
+      </w:r>
+    </w:p>
+    <w:p>
+      <w:pPr>
+        <w:rPr>
+          <w:rFonts w:ascii="Consolas" w:hAnsi="Consolas" w:cs="Consolas"/>
+          <w:sz w:val="17"/>
+          <w:szCs w:val="17"/>
+        </w:rPr>
+      </w:pPr>
+      <w:r>
+        <w:rPr>
+          <w:rFonts w:ascii="Consolas" w:hAnsi="Consolas" w:cs="Consolas"/>
+          <w:sz w:val="17"/>
+          <w:szCs w:val="17"/>
+        </w:rPr>
+        <w:t xml:space="preserve">                traj_h.append(h.detach().cpu())</w:t>
+      </w:r>
+    </w:p>
+    <w:p>
+      <w:pPr>
+        <w:rPr>
+          <w:rFonts w:ascii="Consolas" w:hAnsi="Consolas" w:cs="Consolas"/>
+          <w:sz w:val="17"/>
+          <w:szCs w:val="17"/>
+        </w:rPr>
+      </w:pPr>
+    </w:p>
+    <w:p>
+      <w:pPr>
+        <w:rPr>
+          <w:rFonts w:ascii="Consolas" w:hAnsi="Consolas" w:cs="Consolas"/>
+          <w:sz w:val="17"/>
+          <w:szCs w:val="17"/>
+        </w:rPr>
+      </w:pPr>
+      <w:r>
+        <w:rPr>
+          <w:rFonts w:ascii="Consolas" w:hAnsi="Consolas" w:cs="Consolas"/>
+          <w:sz w:val="17"/>
+          <w:szCs w:val="17"/>
+        </w:rPr>
+        <w:t xml:space="preserve">        return h, traj_h, traj_xi</w:t>
+      </w:r>
+    </w:p>
+    <w:p>
+      <w:pPr>
+        <w:rPr>
+          <w:rFonts w:ascii="Consolas" w:hAnsi="Consolas" w:cs="Consolas"/>
+          <w:sz w:val="17"/>
+          <w:szCs w:val="17"/>
+        </w:rPr>
+      </w:pPr>
+    </w:p>
+    <w:p>
+      <w:pPr>
+        <w:rPr>
+          <w:rFonts w:ascii="Consolas" w:hAnsi="Consolas" w:cs="Consolas"/>
+          <w:sz w:val="17"/>
+          <w:szCs w:val="17"/>
+        </w:rPr>
+      </w:pPr>
+      <w:r>
+        <w:rPr>
+          <w:rFonts w:ascii="Consolas" w:hAnsi="Consolas" w:cs="Consolas"/>
+          <w:sz w:val="17"/>
+          <w:szCs w:val="17"/>
+        </w:rPr>
+        <w:lastRenderedPageBreak/>
+        <w:t xml:space="preserve">    def forward(</w:t>
+      </w:r>
+    </w:p>
+    <w:p>
+      <w:pPr>
+        <w:rPr>
+          <w:rFonts w:ascii="Consolas" w:hAnsi="Consolas" w:cs="Consolas"/>
+          <w:sz w:val="17"/>
+          <w:szCs w:val="17"/>
+        </w:rPr>
+      </w:pPr>
+      <w:r>
+        <w:rPr>
+          <w:rFonts w:ascii="Consolas" w:hAnsi="Consolas" w:cs="Consolas"/>
+          <w:sz w:val="17"/>
+          <w:szCs w:val="17"/>
+        </w:rPr>
+        <w:t xml:space="preserve">        self,</w:t>
+      </w:r>
+    </w:p>
+    <w:p>
+      <w:pPr>
+        <w:rPr>
+          <w:rFonts w:ascii="Consolas" w:hAnsi="Consolas" w:cs="Consolas"/>
+          <w:sz w:val="17"/>
+          <w:szCs w:val="17"/>
+        </w:rPr>
+      </w:pPr>
+      <w:r>
+        <w:rPr>
+          <w:rFonts w:ascii="Consolas" w:hAnsi="Consolas" w:cs="Consolas"/>
+          <w:sz w:val="17"/>
+          <w:szCs w:val="17"/>
+        </w:rPr>
+        <w:t xml:space="preserve">        x: torch.Tensor,</w:t>
+      </w:r>
+    </w:p>
+    <w:p>
+      <w:pPr>
+        <w:rPr>
+          <w:rFonts w:ascii="Consolas" w:hAnsi="Consolas" w:cs="Consolas"/>
+          <w:sz w:val="17"/>
+          <w:szCs w:val="17"/>
+        </w:rPr>
+      </w:pPr>
+      <w:r>
+        <w:rPr>
+          <w:rFonts w:ascii="Consolas" w:hAnsi="Consolas" w:cs="Consolas"/>
+          <w:sz w:val="17"/>
+          <w:szCs w:val="17"/>
+        </w:rPr>
+        <w:t xml:space="preserve">        targets: Optional[torch.Tensor] = None,</w:t>
+      </w:r>
+    </w:p>
+    <w:p>
+      <w:pPr>
+        <w:rPr>
+          <w:rFonts w:ascii="Consolas" w:hAnsi="Consolas" w:cs="Consolas"/>
+          <w:sz w:val="17"/>
+          <w:szCs w:val="17"/>
+        </w:rPr>
+      </w:pPr>
+      <w:r>
+        <w:rPr>
+          <w:rFonts w:ascii="Consolas" w:hAnsi="Consolas" w:cs="Consolas"/>
+          <w:sz w:val="17"/>
+          <w:szCs w:val="17"/>
+        </w:rPr>
+        <w:t xml:space="preserve">        return_trajectory: bool = False,</w:t>
+      </w:r>
+    </w:p>
+    <w:p>
+      <w:pPr>
+        <w:rPr>
+          <w:rFonts w:ascii="Consolas" w:hAnsi="Consolas" w:cs="Consolas"/>
+          <w:sz w:val="17"/>
+          <w:szCs w:val="17"/>
+        </w:rPr>
+      </w:pPr>
+      <w:r>
+        <w:rPr>
+          <w:rFonts w:ascii="Consolas" w:hAnsi="Consolas" w:cs="Consolas"/>
+          <w:sz w:val="17"/>
+          <w:szCs w:val="17"/>
+        </w:rPr>
+        <w:t xml:space="preserve">        return_xi_trajectory: bool = False,</w:t>
+      </w:r>
+    </w:p>
+    <w:p>
+      <w:pPr>
+        <w:rPr>
+          <w:rFonts w:ascii="Consolas" w:hAnsi="Consolas" w:cs="Consolas"/>
+          <w:sz w:val="17"/>
+          <w:szCs w:val="17"/>
+        </w:rPr>
+      </w:pPr>
+      <w:r>
+        <w:rPr>
+          <w:rFonts w:ascii="Consolas" w:hAnsi="Consolas" w:cs="Consolas"/>
+          <w:sz w:val="17"/>
+          <w:szCs w:val="17"/>
+        </w:rPr>
+        <w:t xml:space="preserve">    ):</w:t>
+      </w:r>
+    </w:p>
+    <w:p>
+      <w:pPr>
+        <w:rPr>
+          <w:rFonts w:ascii="Consolas" w:hAnsi="Consolas" w:cs="Consolas"/>
+          <w:sz w:val="17"/>
+          <w:szCs w:val="17"/>
+        </w:rPr>
+      </w:pPr>
+      <w:r>
+        <w:rPr>
+          <w:rFonts w:ascii="Consolas" w:hAnsi="Consolas" w:cs="Consolas"/>
+          <w:sz w:val="17"/>
+          <w:szCs w:val="17"/>
+        </w:rPr>
+        <w:t xml:space="preserve">        emb = self._embed(x)</w:t>
+      </w:r>
+    </w:p>
+    <w:p>
+      <w:pPr>
+        <w:rPr>
+          <w:rFonts w:ascii="Consolas" w:hAnsi="Consolas" w:cs="Consolas"/>
+          <w:sz w:val="17"/>
+          <w:szCs w:val="17"/>
+        </w:rPr>
+      </w:pPr>
+      <w:r>
+        <w:rPr>
+          <w:rFonts w:ascii="Consolas" w:hAnsi="Consolas" w:cs="Consolas"/>
+          <w:sz w:val="17"/>
+          <w:szCs w:val="17"/>
+        </w:rPr>
+        <w:t xml:space="preserve">        h_L, traj_h, traj_xi = self.integrate(</w:t>
+      </w:r>
+    </w:p>
+    <w:p>
+      <w:pPr>
+        <w:rPr>
+          <w:rFonts w:ascii="Consolas" w:hAnsi="Consolas" w:cs="Consolas"/>
+          <w:sz w:val="17"/>
+          <w:szCs w:val="17"/>
+        </w:rPr>
+      </w:pPr>
+      <w:r>
+        <w:rPr>
+          <w:rFonts w:ascii="Consolas" w:hAnsi="Consolas" w:cs="Consolas"/>
+          <w:sz w:val="17"/>
+          <w:szCs w:val="17"/>
+        </w:rPr>
+        <w:t xml:space="preserve">            x, emb,</w:t>
+      </w:r>
+    </w:p>
+    <w:p>
+      <w:pPr>
+        <w:rPr>
+          <w:rFonts w:ascii="Consolas" w:hAnsi="Consolas" w:cs="Consolas"/>
+          <w:sz w:val="17"/>
+          <w:szCs w:val="17"/>
+        </w:rPr>
+      </w:pPr>
+      <w:r>
+        <w:rPr>
+          <w:rFonts w:ascii="Consolas" w:hAnsi="Consolas" w:cs="Consolas"/>
+          <w:sz w:val="17"/>
+          <w:szCs w:val="17"/>
+        </w:rPr>
+        <w:t xml:space="preserve">            return_trajectory=return_trajectory,</w:t>
+      </w:r>
+    </w:p>
+    <w:p>
+      <w:pPr>
+        <w:rPr>
+          <w:rFonts w:ascii="Consolas" w:hAnsi="Consolas" w:cs="Consolas"/>
+          <w:sz w:val="17"/>
+          <w:szCs w:val="17"/>
+        </w:rPr>
+      </w:pPr>
+      <w:r>
+        <w:rPr>
+          <w:rFonts w:ascii="Consolas" w:hAnsi="Consolas" w:cs="Consolas"/>
+          <w:sz w:val="17"/>
+          <w:szCs w:val="17"/>
+        </w:rPr>
+        <w:t xml:space="preserve">            return_xi_trajectory=return_xi_trajectory,</w:t>
+      </w:r>
+    </w:p>
+    <w:p>
+      <w:pPr>
+        <w:rPr>
+          <w:rFonts w:ascii="Consolas" w:hAnsi="Consolas" w:cs="Consolas"/>
+          <w:sz w:val="17"/>
+          <w:szCs w:val="17"/>
+        </w:rPr>
+      </w:pPr>
+      <w:r>
+        <w:rPr>
+          <w:rFonts w:ascii="Consolas" w:hAnsi="Consolas" w:cs="Consolas"/>
+          <w:sz w:val="17"/>
+          <w:szCs w:val="17"/>
+        </w:rPr>
+        <w:t xml:space="preserve">        )</w:t>
+      </w:r>
+    </w:p>
+    <w:p>
+      <w:pPr>
+        <w:rPr>
+          <w:rFonts w:ascii="Consolas" w:hAnsi="Consolas" w:cs="Consolas"/>
+          <w:sz w:val="17"/>
+          <w:szCs w:val="17"/>
+        </w:rPr>
+      </w:pPr>
+      <w:r>
+        <w:rPr>
+          <w:rFonts w:ascii="Consolas" w:hAnsi="Consolas" w:cs="Consolas"/>
+          <w:sz w:val="17"/>
+          <w:szCs w:val="17"/>
+        </w:rPr>
+        <w:t xml:space="preserve">        logits = h_L @ self.E.weight.T</w:t>
+      </w:r>
+    </w:p>
+    <w:p>
+      <w:pPr>
+        <w:rPr>
+          <w:rFonts w:ascii="Consolas" w:hAnsi="Consolas" w:cs="Consolas"/>
+          <w:sz w:val="17"/>
+          <w:szCs w:val="17"/>
+        </w:rPr>
+      </w:pPr>
+    </w:p>
+    <w:p>
+      <w:pPr>
+        <w:rPr>
+          <w:rFonts w:ascii="Consolas" w:hAnsi="Consolas" w:cs="Consolas"/>
+          <w:sz w:val="17"/>
+          <w:szCs w:val="17"/>
+        </w:rPr>
+      </w:pPr>
+      <w:r>
+        <w:rPr>
+          <w:rFonts w:ascii="Consolas" w:hAnsi="Consolas" w:cs="Consolas"/>
+          <w:sz w:val="17"/>
+          <w:szCs w:val="17"/>
+        </w:rPr>
+        <w:t xml:space="preserve">        loss = None</w:t>
+      </w:r>
+    </w:p>
+    <w:p>
+      <w:pPr>
+        <w:rPr>
+          <w:rFonts w:ascii="Consolas" w:hAnsi="Consolas" w:cs="Consolas"/>
+          <w:sz w:val="17"/>
+          <w:szCs w:val="17"/>
+        </w:rPr>
+      </w:pPr>
+      <w:r>
+        <w:rPr>
+          <w:rFonts w:ascii="Consolas" w:hAnsi="Consolas" w:cs="Consolas"/>
+          <w:sz w:val="17"/>
+          <w:szCs w:val="17"/>
+        </w:rPr>
+        <w:t xml:space="preserve">        if targets is not None:</w:t>
+      </w:r>
+    </w:p>
+    <w:p>
+      <w:pPr>
+        <w:rPr>
+          <w:rFonts w:ascii="Consolas" w:hAnsi="Consolas" w:cs="Consolas"/>
+          <w:sz w:val="17"/>
+          <w:szCs w:val="17"/>
+        </w:rPr>
+      </w:pPr>
+      <w:r>
+        <w:rPr>
+          <w:rFonts w:ascii="Consolas" w:hAnsi="Consolas" w:cs="Consolas"/>
+          <w:sz w:val="17"/>
+          <w:szCs w:val="17"/>
+        </w:rPr>
+        <w:t xml:space="preserve">            loss = F.cross_entropy(</w:t>
+      </w:r>
+    </w:p>
+    <w:p>
+      <w:pPr>
+        <w:rPr>
+          <w:rFonts w:ascii="Consolas" w:hAnsi="Consolas" w:cs="Consolas"/>
+          <w:sz w:val="17"/>
+          <w:szCs w:val="17"/>
+        </w:rPr>
+      </w:pPr>
+      <w:r>
+        <w:rPr>
+          <w:rFonts w:ascii="Consolas" w:hAnsi="Consolas" w:cs="Consolas"/>
+          <w:sz w:val="17"/>
+          <w:szCs w:val="17"/>
+        </w:rPr>
+        <w:t xml:space="preserve">                logits.reshape(-1, self.cfg.vocab_size),</w:t>
+      </w:r>
+    </w:p>
+    <w:p>
+      <w:pPr>
+        <w:rPr>
+          <w:rFonts w:ascii="Consolas" w:hAnsi="Consolas" w:cs="Consolas"/>
+          <w:sz w:val="17"/>
+          <w:szCs w:val="17"/>
+        </w:rPr>
+      </w:pPr>
+      <w:r>
+        <w:rPr>
+          <w:rFonts w:ascii="Consolas" w:hAnsi="Consolas" w:cs="Consolas"/>
+          <w:sz w:val="17"/>
+          <w:szCs w:val="17"/>
+        </w:rPr>
+        <w:t xml:space="preserve">                targets.reshape(-1),</w:t>
       </w:r>
     </w:p>
     <w:p>
@@ -9046,504 +10813,561 @@
           <w:sz w:val="17"/>
           <w:szCs w:val="17"/>
         </w:rPr>
-        <w:t xml:space="preserve">        return F.softplus(self.raw_gamma)</w:t>
-      </w:r>
-    </w:p>
-    <w:p>
-      <w:pPr>
-        <w:rPr>
-          <w:rFonts w:ascii="Consolas" w:hAnsi="Consolas" w:cs="Consolas"/>
-          <w:sz w:val="17"/>
-          <w:szCs w:val="17"/>
-        </w:rPr>
-      </w:pPr>
-    </w:p>
-    <w:p>
-      <w:pPr>
-        <w:rPr>
-          <w:rFonts w:ascii="Consolas" w:hAnsi="Consolas" w:cs="Consolas"/>
-          <w:sz w:val="17"/>
-          <w:szCs w:val="17"/>
-        </w:rPr>
-      </w:pPr>
-      <w:r>
-        <w:rPr>
-          <w:rFonts w:ascii="Consolas" w:hAnsi="Consolas" w:cs="Consolas"/>
-          <w:sz w:val="17"/>
-          <w:szCs w:val="17"/>
-        </w:rPr>
-        <w:t xml:space="preserve">    @property</w:t>
-      </w:r>
-    </w:p>
-    <w:p>
-      <w:pPr>
-        <w:rPr>
-          <w:rFonts w:ascii="Consolas" w:hAnsi="Consolas" w:cs="Consolas"/>
-          <w:sz w:val="17"/>
-          <w:szCs w:val="17"/>
-        </w:rPr>
-      </w:pPr>
-      <w:r>
-        <w:rPr>
-          <w:rFonts w:ascii="Consolas" w:hAnsi="Consolas" w:cs="Consolas"/>
-          <w:sz w:val="17"/>
-          <w:szCs w:val="17"/>
-        </w:rPr>
-        <w:t xml:space="preserve">    def m_global(self) -&gt; torch.Tensor:</w:t>
-      </w:r>
-    </w:p>
-    <w:p>
-      <w:pPr>
-        <w:rPr>
-          <w:rFonts w:ascii="Consolas" w:hAnsi="Consolas" w:cs="Consolas"/>
-          <w:sz w:val="17"/>
-          <w:szCs w:val="17"/>
-        </w:rPr>
-      </w:pPr>
-      <w:r>
-        <w:rPr>
-          <w:rFonts w:ascii="Consolas" w:hAnsi="Consolas" w:cs="Consolas"/>
-          <w:sz w:val="17"/>
-          <w:szCs w:val="17"/>
-        </w:rPr>
-        <w:t xml:space="preserve">        return F.softplus(self.raw_m_bias) + 1e-3</w:t>
-      </w:r>
-    </w:p>
-    <w:p>
-      <w:pPr>
-        <w:rPr>
-          <w:rFonts w:ascii="Consolas" w:hAnsi="Consolas" w:cs="Consolas"/>
-          <w:sz w:val="17"/>
-          <w:szCs w:val="17"/>
-        </w:rPr>
-      </w:pPr>
-    </w:p>
-    <w:p>
-      <w:pPr>
-        <w:rPr>
-          <w:rFonts w:ascii="Consolas" w:hAnsi="Consolas" w:cs="Consolas"/>
-          <w:sz w:val="17"/>
-          <w:szCs w:val="17"/>
-        </w:rPr>
-      </w:pPr>
-      <w:r>
-        <w:rPr>
-          <w:rFonts w:ascii="Consolas" w:hAnsi="Consolas" w:cs="Consolas"/>
-          <w:sz w:val="17"/>
-          <w:szCs w:val="17"/>
-        </w:rPr>
-        <w:t xml:space="preserve">    def compute_mass(self, x: torch.Tensor, emb: torch.Tensor) -&gt; torch.Tensor:</w:t>
-      </w:r>
-    </w:p>
-    <w:p>
-      <w:pPr>
-        <w:rPr>
-          <w:rFonts w:ascii="Consolas" w:hAnsi="Consolas" w:cs="Consolas"/>
-          <w:sz w:val="17"/>
-          <w:szCs w:val="17"/>
-        </w:rPr>
-      </w:pPr>
-      <w:r>
-        <w:rPr>
-          <w:rFonts w:ascii="Consolas" w:hAnsi="Consolas" w:cs="Consolas"/>
-          <w:sz w:val="17"/>
-          <w:szCs w:val="17"/>
-        </w:rPr>
-        <w:t xml:space="preserve">        """Return m as a tensor broadcastable over (B, T, d).</w:t>
-      </w:r>
-    </w:p>
-    <w:p>
-      <w:pPr>
-        <w:rPr>
-          <w:rFonts w:ascii="Consolas" w:hAnsi="Consolas" w:cs="Consolas"/>
-          <w:sz w:val="17"/>
-          <w:szCs w:val="17"/>
-        </w:rPr>
-      </w:pPr>
-    </w:p>
-    <w:p>
-      <w:pPr>
-        <w:rPr>
-          <w:rFonts w:ascii="Consolas" w:hAnsi="Consolas" w:cs="Consolas"/>
-          <w:sz w:val="17"/>
-          <w:szCs w:val="17"/>
-        </w:rPr>
-      </w:pPr>
-      <w:r>
-        <w:rPr>
-          <w:rFonts w:ascii="Consolas" w:hAnsi="Consolas" w:cs="Consolas"/>
-          <w:sz w:val="17"/>
-          <w:szCs w:val="17"/>
-        </w:rPr>
-        <w:t xml:space="preserve">        x:   (B, T)         token ids</w:t>
-      </w:r>
-    </w:p>
-    <w:p>
-      <w:pPr>
-        <w:rPr>
-          <w:rFonts w:ascii="Consolas" w:hAnsi="Consolas" w:cs="Consolas"/>
-          <w:sz w:val="17"/>
-          <w:szCs w:val="17"/>
-        </w:rPr>
-      </w:pPr>
-      <w:r>
-        <w:rPr>
-          <w:rFonts w:ascii="Consolas" w:hAnsi="Consolas" w:cs="Consolas"/>
-          <w:sz w:val="17"/>
-          <w:szCs w:val="17"/>
-        </w:rPr>
-        <w:t xml:space="preserve">        emb: (B, T, d)      first-layer hidden state E[x] + P</w:t>
-      </w:r>
-    </w:p>
-    <w:p>
-      <w:pPr>
-        <w:rPr>
-          <w:rFonts w:ascii="Consolas" w:hAnsi="Consolas" w:cs="Consolas"/>
-          <w:sz w:val="17"/>
-          <w:szCs w:val="17"/>
-        </w:rPr>
-      </w:pPr>
-      <w:r>
-        <w:rPr>
-          <w:rFonts w:ascii="Consolas" w:hAnsi="Consolas" w:cs="Consolas"/>
-          <w:sz w:val="17"/>
-          <w:szCs w:val="17"/>
-        </w:rPr>
-        <w:t xml:space="preserve">        """</w:t>
-      </w:r>
-    </w:p>
-    <w:p>
-      <w:pPr>
-        <w:rPr>
-          <w:rFonts w:ascii="Consolas" w:hAnsi="Consolas" w:cs="Consolas"/>
-          <w:sz w:val="17"/>
-          <w:szCs w:val="17"/>
-        </w:rPr>
-      </w:pPr>
-      <w:r>
-        <w:rPr>
-          <w:rFonts w:ascii="Consolas" w:hAnsi="Consolas" w:cs="Consolas"/>
-          <w:sz w:val="17"/>
-          <w:szCs w:val="17"/>
-        </w:rPr>
-        <w:t xml:space="preserve">        cfg = self.cfg</w:t>
-      </w:r>
-    </w:p>
-    <w:p>
-      <w:pPr>
-        <w:rPr>
-          <w:rFonts w:ascii="Consolas" w:hAnsi="Consolas" w:cs="Consolas"/>
-          <w:sz w:val="17"/>
-          <w:szCs w:val="17"/>
-        </w:rPr>
-      </w:pPr>
-      <w:r>
-        <w:rPr>
-          <w:rFonts w:ascii="Consolas" w:hAnsi="Consolas" w:cs="Consolas"/>
-          <w:sz w:val="17"/>
-          <w:szCs w:val="17"/>
-        </w:rPr>
-        <w:t xml:space="preserve">        if cfg.mass_mode == "global":</w:t>
-      </w:r>
-    </w:p>
-    <w:p>
-      <w:pPr>
-        <w:rPr>
-          <w:rFonts w:ascii="Consolas" w:hAnsi="Consolas" w:cs="Consolas"/>
-          <w:sz w:val="17"/>
-          <w:szCs w:val="17"/>
-        </w:rPr>
-      </w:pPr>
-      <w:r>
-        <w:rPr>
-          <w:rFonts w:ascii="Consolas" w:hAnsi="Consolas" w:cs="Consolas"/>
-          <w:sz w:val="17"/>
-          <w:szCs w:val="17"/>
-        </w:rPr>
-        <w:t xml:space="preserve">            return self.m_global</w:t>
-      </w:r>
-    </w:p>
-    <w:p>
-      <w:pPr>
-        <w:rPr>
-          <w:rFonts w:ascii="Consolas" w:hAnsi="Consolas" w:cs="Consolas"/>
-          <w:sz w:val="17"/>
-          <w:szCs w:val="17"/>
-        </w:rPr>
-      </w:pPr>
-    </w:p>
-    <w:p>
-      <w:pPr>
-        <w:rPr>
-          <w:rFonts w:ascii="Consolas" w:hAnsi="Consolas" w:cs="Consolas"/>
-          <w:sz w:val="17"/>
-          <w:szCs w:val="17"/>
-        </w:rPr>
-      </w:pPr>
-      <w:r>
-        <w:rPr>
-          <w:rFonts w:ascii="Consolas" w:hAnsi="Consolas" w:cs="Consolas"/>
-          <w:sz w:val="17"/>
-          <w:szCs w:val="17"/>
-        </w:rPr>
-        <w:t xml:space="preserve">        if cfg.mass_mode == "embed_head":</w:t>
-      </w:r>
-    </w:p>
-    <w:p>
-      <w:pPr>
-        <w:rPr>
-          <w:rFonts w:ascii="Consolas" w:hAnsi="Consolas" w:cs="Consolas"/>
-          <w:sz w:val="17"/>
-          <w:szCs w:val="17"/>
-        </w:rPr>
-      </w:pPr>
-      <w:r>
-        <w:rPr>
-          <w:rFonts w:ascii="Consolas" w:hAnsi="Consolas" w:cs="Consolas"/>
-          <w:sz w:val="17"/>
-          <w:szCs w:val="17"/>
-        </w:rPr>
-        <w:t xml:space="preserve">            raw = self.mass_head(self.E(x))</w:t>
-      </w:r>
-    </w:p>
-    <w:p>
-      <w:pPr>
-        <w:rPr>
-          <w:rFonts w:ascii="Consolas" w:hAnsi="Consolas" w:cs="Consolas"/>
-          <w:sz w:val="17"/>
-          <w:szCs w:val="17"/>
-        </w:rPr>
-      </w:pPr>
-      <w:r>
-        <w:rPr>
-          <w:rFonts w:ascii="Consolas" w:hAnsi="Consolas" w:cs="Consolas"/>
-          <w:sz w:val="17"/>
-          <w:szCs w:val="17"/>
-        </w:rPr>
-        <w:t xml:space="preserve">            return (F.softplus(raw + self.raw_m_bias) + 1e-3)</w:t>
-      </w:r>
-    </w:p>
-    <w:p>
-      <w:pPr>
-        <w:rPr>
-          <w:rFonts w:ascii="Consolas" w:hAnsi="Consolas" w:cs="Consolas"/>
-          <w:sz w:val="17"/>
-          <w:szCs w:val="17"/>
-        </w:rPr>
-      </w:pPr>
-    </w:p>
-    <w:p>
-      <w:pPr>
-        <w:rPr>
-          <w:rFonts w:ascii="Consolas" w:hAnsi="Consolas" w:cs="Consolas"/>
-          <w:sz w:val="17"/>
-          <w:szCs w:val="17"/>
-        </w:rPr>
-      </w:pPr>
-      <w:r>
-        <w:rPr>
-          <w:rFonts w:ascii="Consolas" w:hAnsi="Consolas" w:cs="Consolas"/>
-          <w:sz w:val="17"/>
-          <w:szCs w:val="17"/>
-        </w:rPr>
-        <w:t xml:space="preserve">        if cfg.mass_mode == "logfreq":</w:t>
-      </w:r>
-    </w:p>
-    <w:p>
-      <w:pPr>
-        <w:rPr>
-          <w:rFonts w:ascii="Consolas" w:hAnsi="Consolas" w:cs="Consolas"/>
-          <w:sz w:val="17"/>
-          <w:szCs w:val="17"/>
-        </w:rPr>
-      </w:pPr>
-      <w:r>
-        <w:rPr>
-          <w:rFonts w:ascii="Consolas" w:hAnsi="Consolas" w:cs="Consolas"/>
-          <w:sz w:val="17"/>
-          <w:szCs w:val="17"/>
-        </w:rPr>
-        <w:t xml:space="preserve">            surprisal = self.logfreq_surprisal[x]</w:t>
-      </w:r>
-    </w:p>
-    <w:p>
-      <w:pPr>
-        <w:rPr>
-          <w:rFonts w:ascii="Consolas" w:hAnsi="Consolas" w:cs="Consolas"/>
-          <w:sz w:val="17"/>
-          <w:szCs w:val="17"/>
-        </w:rPr>
-      </w:pPr>
-      <w:r>
-        <w:rPr>
-          <w:rFonts w:ascii="Consolas" w:hAnsi="Consolas" w:cs="Consolas"/>
-          <w:sz w:val="17"/>
-          <w:szCs w:val="17"/>
-        </w:rPr>
-        <w:t xml:space="preserve">            alpha = F.softplus(self.raw_logfreq_alpha)</w:t>
-      </w:r>
-    </w:p>
-    <w:p>
-      <w:pPr>
-        <w:rPr>
-          <w:rFonts w:ascii="Consolas" w:hAnsi="Consolas" w:cs="Consolas"/>
-          <w:sz w:val="17"/>
-          <w:szCs w:val="17"/>
-        </w:rPr>
-      </w:pPr>
-      <w:r>
-        <w:rPr>
-          <w:rFonts w:ascii="Consolas" w:hAnsi="Consolas" w:cs="Consolas"/>
-          <w:sz w:val="17"/>
-          <w:szCs w:val="17"/>
-        </w:rPr>
-        <w:t xml:space="preserve">            scaled = alpha * surprisal.unsqueeze(-1)</w:t>
-      </w:r>
-    </w:p>
-    <w:p>
-      <w:pPr>
-        <w:rPr>
-          <w:rFonts w:ascii="Consolas" w:hAnsi="Consolas" w:cs="Consolas"/>
-          <w:sz w:val="17"/>
-          <w:szCs w:val="17"/>
-        </w:rPr>
-      </w:pPr>
-      <w:r>
-        <w:rPr>
-          <w:rFonts w:ascii="Consolas" w:hAnsi="Consolas" w:cs="Consolas"/>
-          <w:sz w:val="17"/>
-          <w:szCs w:val="17"/>
-        </w:rPr>
-        <w:t xml:space="preserve">            return F.softplus(self.raw_m_bias + scaled) + 1e-3</w:t>
-      </w:r>
-    </w:p>
-    <w:p>
-      <w:pPr>
-        <w:rPr>
-          <w:rFonts w:ascii="Consolas" w:hAnsi="Consolas" w:cs="Consolas"/>
-          <w:sz w:val="17"/>
-          <w:szCs w:val="17"/>
-        </w:rPr>
-      </w:pPr>
-    </w:p>
-    <w:p>
-      <w:pPr>
-        <w:rPr>
-          <w:rFonts w:ascii="Consolas" w:hAnsi="Consolas" w:cs="Consolas"/>
-          <w:sz w:val="17"/>
-          <w:szCs w:val="17"/>
-        </w:rPr>
-      </w:pPr>
-      <w:r>
-        <w:rPr>
-          <w:rFonts w:ascii="Consolas" w:hAnsi="Consolas" w:cs="Consolas"/>
-          <w:sz w:val="17"/>
-          <w:szCs w:val="17"/>
-        </w:rPr>
-        <w:t xml:space="preserve">        raise RuntimeError("unreachable")</w:t>
-      </w:r>
-    </w:p>
-    <w:p>
-      <w:pPr>
-        <w:rPr>
-          <w:rFonts w:ascii="Consolas" w:hAnsi="Consolas" w:cs="Consolas"/>
-          <w:sz w:val="17"/>
-          <w:szCs w:val="17"/>
-        </w:rPr>
-      </w:pPr>
-    </w:p>
-    <w:p>
-      <w:pPr>
-        <w:rPr>
-          <w:rFonts w:ascii="Consolas" w:hAnsi="Consolas" w:cs="Consolas"/>
-          <w:sz w:val="17"/>
-          <w:szCs w:val="17"/>
-        </w:rPr>
-      </w:pPr>
-      <w:r>
-        <w:rPr>
-          <w:rFonts w:ascii="Consolas" w:hAnsi="Consolas" w:cs="Consolas"/>
-          <w:sz w:val="17"/>
-          <w:szCs w:val="17"/>
-        </w:rPr>
-        <w:t xml:space="preserve">    def _embed(self, x: torch.Tensor) -&gt; torch.Tensor:</w:t>
-      </w:r>
-    </w:p>
-    <w:p>
-      <w:pPr>
-        <w:rPr>
-          <w:rFonts w:ascii="Consolas" w:hAnsi="Consolas" w:cs="Consolas"/>
-          <w:sz w:val="17"/>
-          <w:szCs w:val="17"/>
-        </w:rPr>
-      </w:pPr>
-      <w:r>
-        <w:rPr>
-          <w:rFonts w:ascii="Consolas" w:hAnsi="Consolas" w:cs="Consolas"/>
-          <w:sz w:val="17"/>
-          <w:szCs w:val="17"/>
-        </w:rPr>
-        <w:t xml:space="preserve">        B, T = x.shape</w:t>
-      </w:r>
-    </w:p>
-    <w:p>
-      <w:pPr>
-        <w:rPr>
-          <w:rFonts w:ascii="Consolas" w:hAnsi="Consolas" w:cs="Consolas"/>
-          <w:sz w:val="17"/>
-          <w:szCs w:val="17"/>
-        </w:rPr>
-      </w:pPr>
-      <w:r>
-        <w:rPr>
-          <w:rFonts w:ascii="Consolas" w:hAnsi="Consolas" w:cs="Consolas"/>
-          <w:sz w:val="17"/>
-          <w:szCs w:val="17"/>
-        </w:rPr>
-        <w:t xml:space="preserve">        pos = self.P[:T].unsqueeze(0)</w:t>
-      </w:r>
-    </w:p>
-    <w:p>
-      <w:pPr>
-        <w:rPr>
-          <w:rFonts w:ascii="Consolas" w:hAnsi="Consolas" w:cs="Consolas"/>
-          <w:sz w:val="17"/>
-          <w:szCs w:val="17"/>
-        </w:rPr>
-      </w:pPr>
-      <w:r>
-        <w:rPr>
-          <w:rFonts w:ascii="Consolas" w:hAnsi="Consolas" w:cs="Consolas"/>
-          <w:sz w:val="17"/>
-          <w:szCs w:val="17"/>
-        </w:rPr>
-        <w:t xml:space="preserve">        return self.E(x) + pos</w:t>
-      </w:r>
-    </w:p>
-    <w:p>
-      <w:pPr>
-        <w:rPr>
-          <w:rFonts w:ascii="Consolas" w:hAnsi="Consolas" w:cs="Consolas"/>
-          <w:sz w:val="17"/>
-          <w:szCs w:val="17"/>
-        </w:rPr>
-      </w:pPr>
-    </w:p>
-    <w:p>
-      <w:pPr>
-        <w:rPr>
-          <w:rFonts w:ascii="Consolas" w:hAnsi="Consolas" w:cs="Consolas"/>
-          <w:sz w:val="17"/>
-          <w:szCs w:val="17"/>
-        </w:rPr>
-      </w:pPr>
-      <w:r>
-        <w:rPr>
-          <w:rFonts w:ascii="Consolas" w:hAnsi="Consolas" w:cs="Consolas"/>
-          <w:sz w:val="17"/>
-          <w:szCs w:val="17"/>
-        </w:rPr>
-        <w:t xml:space="preserve">    def integrate(</w:t>
+        <w:t xml:space="preserve">        out = [logits, loss]</w:t>
+      </w:r>
+    </w:p>
+    <w:p>
+      <w:pPr>
+        <w:rPr>
+          <w:rFonts w:ascii="Consolas" w:hAnsi="Consolas" w:cs="Consolas"/>
+          <w:sz w:val="17"/>
+          <w:szCs w:val="17"/>
+        </w:rPr>
+      </w:pPr>
+      <w:r>
+        <w:rPr>
+          <w:rFonts w:ascii="Consolas" w:hAnsi="Consolas" w:cs="Consolas"/>
+          <w:sz w:val="17"/>
+          <w:szCs w:val="17"/>
+        </w:rPr>
+        <w:t xml:space="preserve">        if return_trajectory:</w:t>
+      </w:r>
+    </w:p>
+    <w:p>
+      <w:pPr>
+        <w:rPr>
+          <w:rFonts w:ascii="Consolas" w:hAnsi="Consolas" w:cs="Consolas"/>
+          <w:sz w:val="17"/>
+          <w:szCs w:val="17"/>
+        </w:rPr>
+      </w:pPr>
+      <w:r>
+        <w:rPr>
+          <w:rFonts w:ascii="Consolas" w:hAnsi="Consolas" w:cs="Consolas"/>
+          <w:sz w:val="17"/>
+          <w:szCs w:val="17"/>
+        </w:rPr>
+        <w:t xml:space="preserve">            out.append(traj_h)</w:t>
+      </w:r>
+    </w:p>
+    <w:p>
+      <w:pPr>
+        <w:rPr>
+          <w:rFonts w:ascii="Consolas" w:hAnsi="Consolas" w:cs="Consolas"/>
+          <w:sz w:val="17"/>
+          <w:szCs w:val="17"/>
+        </w:rPr>
+      </w:pPr>
+      <w:r>
+        <w:rPr>
+          <w:rFonts w:ascii="Consolas" w:hAnsi="Consolas" w:cs="Consolas"/>
+          <w:sz w:val="17"/>
+          <w:szCs w:val="17"/>
+        </w:rPr>
+        <w:t xml:space="preserve">        if return_xi_trajectory:</w:t>
+      </w:r>
+    </w:p>
+    <w:p>
+      <w:pPr>
+        <w:rPr>
+          <w:rFonts w:ascii="Consolas" w:hAnsi="Consolas" w:cs="Consolas"/>
+          <w:sz w:val="17"/>
+          <w:szCs w:val="17"/>
+        </w:rPr>
+      </w:pPr>
+      <w:r>
+        <w:rPr>
+          <w:rFonts w:ascii="Consolas" w:hAnsi="Consolas" w:cs="Consolas"/>
+          <w:sz w:val="17"/>
+          <w:szCs w:val="17"/>
+        </w:rPr>
+        <w:t xml:space="preserve">            out.append(traj_xi)</w:t>
+      </w:r>
+    </w:p>
+    <w:p>
+      <w:pPr>
+        <w:rPr>
+          <w:rFonts w:ascii="Consolas" w:hAnsi="Consolas" w:cs="Consolas"/>
+          <w:sz w:val="17"/>
+          <w:szCs w:val="17"/>
+        </w:rPr>
+      </w:pPr>
+      <w:r>
+        <w:rPr>
+          <w:rFonts w:ascii="Consolas" w:hAnsi="Consolas" w:cs="Consolas"/>
+          <w:sz w:val="17"/>
+          <w:szCs w:val="17"/>
+        </w:rPr>
+        <w:t xml:space="preserve">        return tuple(out) if len(out) &gt; 2 else (out[0], out[1])</w:t>
+      </w:r>
+    </w:p>
+    <w:p>
+      <w:pPr>
+        <w:rPr>
+          <w:rFonts w:ascii="Consolas" w:hAnsi="Consolas" w:cs="Consolas"/>
+          <w:sz w:val="17"/>
+          <w:szCs w:val="17"/>
+        </w:rPr>
+      </w:pPr>
+    </w:p>
+    <w:p>
+      <w:pPr>
+        <w:rPr>
+          <w:rFonts w:ascii="Consolas" w:hAnsi="Consolas" w:cs="Consolas"/>
+          <w:sz w:val="17"/>
+          <w:szCs w:val="17"/>
+        </w:rPr>
+      </w:pPr>
+      <w:r>
+        <w:rPr>
+          <w:rFonts w:ascii="Consolas" w:hAnsi="Consolas" w:cs="Consolas"/>
+          <w:sz w:val="17"/>
+          <w:szCs w:val="17"/>
+        </w:rPr>
+        <w:t xml:space="preserve">    @torch.no_grad()</w:t>
+      </w:r>
+    </w:p>
+    <w:p>
+      <w:pPr>
+        <w:rPr>
+          <w:rFonts w:ascii="Consolas" w:hAnsi="Consolas" w:cs="Consolas"/>
+          <w:sz w:val="17"/>
+          <w:szCs w:val="17"/>
+        </w:rPr>
+      </w:pPr>
+      <w:r>
+        <w:rPr>
+          <w:rFonts w:ascii="Consolas" w:hAnsi="Consolas" w:cs="Consolas"/>
+          <w:sz w:val="17"/>
+          <w:szCs w:val="17"/>
+        </w:rPr>
+        <w:t xml:space="preserve">    def generate(self, x: torch.Tensor, max_new_tokens: int,</w:t>
+      </w:r>
+    </w:p>
+    <w:p>
+      <w:pPr>
+        <w:rPr>
+          <w:rFonts w:ascii="Consolas" w:hAnsi="Consolas" w:cs="Consolas"/>
+          <w:sz w:val="17"/>
+          <w:szCs w:val="17"/>
+        </w:rPr>
+      </w:pPr>
+      <w:r>
+        <w:rPr>
+          <w:rFonts w:ascii="Consolas" w:hAnsi="Consolas" w:cs="Consolas"/>
+          <w:sz w:val="17"/>
+          <w:szCs w:val="17"/>
+        </w:rPr>
+        <w:t xml:space="preserve">                 temperature: float = 1.0, top_k: Optional[int] = None) -&gt; torch.Tensor:</w:t>
+      </w:r>
+    </w:p>
+    <w:p>
+      <w:pPr>
+        <w:rPr>
+          <w:rFonts w:ascii="Consolas" w:hAnsi="Consolas" w:cs="Consolas"/>
+          <w:sz w:val="17"/>
+          <w:szCs w:val="17"/>
+        </w:rPr>
+      </w:pPr>
+      <w:r>
+        <w:rPr>
+          <w:rFonts w:ascii="Consolas" w:hAnsi="Consolas" w:cs="Consolas"/>
+          <w:sz w:val="17"/>
+          <w:szCs w:val="17"/>
+        </w:rPr>
+        <w:t xml:space="preserve">        self.eval()</w:t>
+      </w:r>
+    </w:p>
+    <w:p>
+      <w:pPr>
+        <w:rPr>
+          <w:rFonts w:ascii="Consolas" w:hAnsi="Consolas" w:cs="Consolas"/>
+          <w:sz w:val="17"/>
+          <w:szCs w:val="17"/>
+        </w:rPr>
+      </w:pPr>
+      <w:r>
+        <w:rPr>
+          <w:rFonts w:ascii="Consolas" w:hAnsi="Consolas" w:cs="Consolas"/>
+          <w:sz w:val="17"/>
+          <w:szCs w:val="17"/>
+        </w:rPr>
+        <w:t xml:space="preserve">        for _ in range(max_new_tokens):</w:t>
+      </w:r>
+    </w:p>
+    <w:p>
+      <w:pPr>
+        <w:rPr>
+          <w:rFonts w:ascii="Consolas" w:hAnsi="Consolas" w:cs="Consolas"/>
+          <w:sz w:val="17"/>
+          <w:szCs w:val="17"/>
+        </w:rPr>
+      </w:pPr>
+      <w:r>
+        <w:rPr>
+          <w:rFonts w:ascii="Consolas" w:hAnsi="Consolas" w:cs="Consolas"/>
+          <w:sz w:val="17"/>
+          <w:szCs w:val="17"/>
+        </w:rPr>
+        <w:t xml:space="preserve">            x_cond = x[:, -self.cfg.max_len:]</w:t>
+      </w:r>
+    </w:p>
+    <w:p>
+      <w:pPr>
+        <w:rPr>
+          <w:rFonts w:ascii="Consolas" w:hAnsi="Consolas" w:cs="Consolas"/>
+          <w:sz w:val="17"/>
+          <w:szCs w:val="17"/>
+        </w:rPr>
+      </w:pPr>
+      <w:r>
+        <w:rPr>
+          <w:rFonts w:ascii="Consolas" w:hAnsi="Consolas" w:cs="Consolas"/>
+          <w:sz w:val="17"/>
+          <w:szCs w:val="17"/>
+        </w:rPr>
+        <w:t xml:space="preserve">            logits, _ = self.forward(x_cond)</w:t>
+      </w:r>
+    </w:p>
+    <w:p>
+      <w:pPr>
+        <w:rPr>
+          <w:rFonts w:ascii="Consolas" w:hAnsi="Consolas" w:cs="Consolas"/>
+          <w:sz w:val="17"/>
+          <w:szCs w:val="17"/>
+        </w:rPr>
+      </w:pPr>
+      <w:r>
+        <w:rPr>
+          <w:rFonts w:ascii="Consolas" w:hAnsi="Consolas" w:cs="Consolas"/>
+          <w:sz w:val="17"/>
+          <w:szCs w:val="17"/>
+        </w:rPr>
+        <w:t xml:space="preserve">            logits = logits[:, -1, :] / max(temperature, 1e-6)</w:t>
+      </w:r>
+    </w:p>
+    <w:p>
+      <w:pPr>
+        <w:rPr>
+          <w:rFonts w:ascii="Consolas" w:hAnsi="Consolas" w:cs="Consolas"/>
+          <w:sz w:val="17"/>
+          <w:szCs w:val="17"/>
+        </w:rPr>
+      </w:pPr>
+      <w:r>
+        <w:rPr>
+          <w:rFonts w:ascii="Consolas" w:hAnsi="Consolas" w:cs="Consolas"/>
+          <w:sz w:val="17"/>
+          <w:szCs w:val="17"/>
+        </w:rPr>
+        <w:t xml:space="preserve">            if top_k is not None:</w:t>
+      </w:r>
+    </w:p>
+    <w:p>
+      <w:pPr>
+        <w:rPr>
+          <w:rFonts w:ascii="Consolas" w:hAnsi="Consolas" w:cs="Consolas"/>
+          <w:sz w:val="17"/>
+          <w:szCs w:val="17"/>
+        </w:rPr>
+      </w:pPr>
+      <w:r>
+        <w:rPr>
+          <w:rFonts w:ascii="Consolas" w:hAnsi="Consolas" w:cs="Consolas"/>
+          <w:sz w:val="17"/>
+          <w:szCs w:val="17"/>
+        </w:rPr>
+        <w:t xml:space="preserve">                v, _ = torch.topk(logits, top_k)</w:t>
+      </w:r>
+    </w:p>
+    <w:p>
+      <w:pPr>
+        <w:rPr>
+          <w:rFonts w:ascii="Consolas" w:hAnsi="Consolas" w:cs="Consolas"/>
+          <w:sz w:val="17"/>
+          <w:szCs w:val="17"/>
+        </w:rPr>
+      </w:pPr>
+      <w:r>
+        <w:rPr>
+          <w:rFonts w:ascii="Consolas" w:hAnsi="Consolas" w:cs="Consolas"/>
+          <w:sz w:val="17"/>
+          <w:szCs w:val="17"/>
+        </w:rPr>
+        <w:t xml:space="preserve">                logits[logits &lt; v[:, [-1]]] = -float("inf")</w:t>
+      </w:r>
+    </w:p>
+    <w:p>
+      <w:pPr>
+        <w:rPr>
+          <w:rFonts w:ascii="Consolas" w:hAnsi="Consolas" w:cs="Consolas"/>
+          <w:sz w:val="17"/>
+          <w:szCs w:val="17"/>
+        </w:rPr>
+      </w:pPr>
+      <w:r>
+        <w:rPr>
+          <w:rFonts w:ascii="Consolas" w:hAnsi="Consolas" w:cs="Consolas"/>
+          <w:sz w:val="17"/>
+          <w:szCs w:val="17"/>
+        </w:rPr>
+        <w:t xml:space="preserve">            probs = F.softmax(logits, dim=-1)</w:t>
+      </w:r>
+    </w:p>
+    <w:p>
+      <w:pPr>
+        <w:rPr>
+          <w:rFonts w:ascii="Consolas" w:hAnsi="Consolas" w:cs="Consolas"/>
+          <w:sz w:val="17"/>
+          <w:szCs w:val="17"/>
+        </w:rPr>
+      </w:pPr>
+      <w:r>
+        <w:rPr>
+          <w:rFonts w:ascii="Consolas" w:hAnsi="Consolas" w:cs="Consolas"/>
+          <w:sz w:val="17"/>
+          <w:szCs w:val="17"/>
+        </w:rPr>
+        <w:t xml:space="preserve">            nxt = torch.multinomial(probs, num_samples=1)</w:t>
+      </w:r>
+    </w:p>
+    <w:p>
+      <w:pPr>
+        <w:rPr>
+          <w:rFonts w:ascii="Consolas" w:hAnsi="Consolas" w:cs="Consolas"/>
+          <w:sz w:val="17"/>
+          <w:szCs w:val="17"/>
+        </w:rPr>
+      </w:pPr>
+      <w:r>
+        <w:rPr>
+          <w:rFonts w:ascii="Consolas" w:hAnsi="Consolas" w:cs="Consolas"/>
+          <w:sz w:val="17"/>
+          <w:szCs w:val="17"/>
+        </w:rPr>
+        <w:t xml:space="preserve">            x = torch.cat([x, nxt], dim=1)</w:t>
+      </w:r>
+    </w:p>
+    <w:p>
+      <w:pPr>
+        <w:rPr>
+          <w:rFonts w:ascii="Consolas" w:hAnsi="Consolas" w:cs="Consolas"/>
+          <w:sz w:val="17"/>
+          <w:szCs w:val="17"/>
+        </w:rPr>
+      </w:pPr>
+      <w:r>
+        <w:rPr>
+          <w:rFonts w:ascii="Consolas" w:hAnsi="Consolas" w:cs="Consolas"/>
+          <w:sz w:val="17"/>
+          <w:szCs w:val="17"/>
+        </w:rPr>
+        <w:t xml:space="preserve">        return x</w:t>
+      </w:r>
+    </w:p>
+    <w:p>
+      <w:pPr>
+        <w:rPr>
+          <w:rFonts w:ascii="Consolas" w:hAnsi="Consolas" w:cs="Consolas"/>
+          <w:sz w:val="17"/>
+          <w:szCs w:val="17"/>
+        </w:rPr>
+      </w:pPr>
+    </w:p>
+    <w:p>
+      <w:pPr>
+        <w:rPr>
+          <w:rFonts w:ascii="Consolas" w:hAnsi="Consolas" w:cs="Consolas"/>
+          <w:sz w:val="17"/>
+          <w:szCs w:val="17"/>
+        </w:rPr>
+      </w:pPr>
+      <w:r>
+        <w:rPr>
+          <w:rFonts w:ascii="Consolas" w:hAnsi="Consolas" w:cs="Consolas"/>
+          <w:sz w:val="17"/>
+          <w:szCs w:val="17"/>
+        </w:rPr>
+        <w:t xml:space="preserve">    def num_params(self) -&gt; int:</w:t>
+      </w:r>
+    </w:p>
+    <w:p>
+      <w:pPr>
+        <w:rPr>
+          <w:rFonts w:ascii="Consolas" w:hAnsi="Consolas" w:cs="Consolas"/>
+          <w:sz w:val="17"/>
+          <w:szCs w:val="17"/>
+        </w:rPr>
+      </w:pPr>
+      <w:r>
+        <w:rPr>
+          <w:rFonts w:ascii="Consolas" w:hAnsi="Consolas" w:cs="Consolas"/>
+          <w:sz w:val="17"/>
+          <w:szCs w:val="17"/>
+        </w:rPr>
+        <w:t xml:space="preserve">        return sum(p.numel() for p in self.parameters() if p.requires_grad)</w:t>
+      </w:r>
+    </w:p>
+    <w:p>
+      <w:pPr>
+        <w:rPr>
+          <w:rFonts w:ascii="Consolas" w:hAnsi="Consolas" w:cs="Consolas"/>
+          <w:sz w:val="17"/>
+          <w:szCs w:val="17"/>
+        </w:rPr>
+      </w:pPr>
+    </w:p>
+    <w:p>
+      <w:pPr>
+        <w:rPr>
+          <w:rFonts w:ascii="Consolas" w:hAnsi="Consolas" w:cs="Consolas"/>
+          <w:sz w:val="17"/>
+          <w:szCs w:val="17"/>
+        </w:rPr>
+      </w:pPr>
+      <w:r>
+        <w:rPr>
+          <w:rFonts w:ascii="Consolas" w:hAnsi="Consolas" w:cs="Consolas"/>
+          <w:sz w:val="17"/>
+          <w:szCs w:val="17"/>
+        </w:rPr>
+        <w:t xml:space="preserve">    @torch.no_grad()</w:t>
+      </w:r>
+    </w:p>
+    <w:p>
+      <w:pPr>
+        <w:rPr>
+          <w:rFonts w:ascii="Consolas" w:hAnsi="Consolas" w:cs="Consolas"/>
+          <w:sz w:val="17"/>
+          <w:szCs w:val="17"/>
+        </w:rPr>
+      </w:pPr>
+      <w:r>
+        <w:rPr>
+          <w:rFonts w:ascii="Consolas" w:hAnsi="Consolas" w:cs="Consolas"/>
+          <w:sz w:val="17"/>
+          <w:szCs w:val="17"/>
+        </w:rPr>
+        <w:t xml:space="preserve">    def mass_stats(self, x: torch.Tensor) -&gt; dict:</w:t>
+      </w:r>
+    </w:p>
+    <w:p>
+      <w:pPr>
+        <w:rPr>
+          <w:rFonts w:ascii="Consolas" w:hAnsi="Consolas" w:cs="Consolas"/>
+          <w:sz w:val="17"/>
+          <w:szCs w:val="17"/>
+        </w:rPr>
+      </w:pPr>
+      <w:r>
+        <w:rPr>
+          <w:rFonts w:ascii="Consolas" w:hAnsi="Consolas" w:cs="Consolas"/>
+          <w:sz w:val="17"/>
+          <w:szCs w:val="17"/>
+        </w:rPr>
+        <w:t xml:space="preserve">        """Diagnostic summary of the per-token mass on a batch of tokens."""</w:t>
+      </w:r>
+    </w:p>
+    <w:p>
+      <w:pPr>
+        <w:rPr>
+          <w:rFonts w:ascii="Consolas" w:hAnsi="Consolas" w:cs="Consolas"/>
+          <w:sz w:val="17"/>
+          <w:szCs w:val="17"/>
+        </w:rPr>
+      </w:pPr>
+      <w:r>
+        <w:rPr>
+          <w:rFonts w:ascii="Consolas" w:hAnsi="Consolas" w:cs="Consolas"/>
+          <w:sz w:val="17"/>
+          <w:szCs w:val="17"/>
+        </w:rPr>
+        <w:t xml:space="preserve">        emb = self._embed(x)</w:t>
+      </w:r>
+    </w:p>
+    <w:p>
+      <w:pPr>
+        <w:rPr>
+          <w:rFonts w:ascii="Consolas" w:hAnsi="Consolas" w:cs="Consolas"/>
+          <w:sz w:val="17"/>
+          <w:szCs w:val="17"/>
+        </w:rPr>
+      </w:pPr>
+      <w:r>
+        <w:rPr>
+          <w:rFonts w:ascii="Consolas" w:hAnsi="Consolas" w:cs="Consolas"/>
+          <w:sz w:val="17"/>
+          <w:szCs w:val="17"/>
+        </w:rPr>
+        <w:t xml:space="preserve">        m = self.compute_mass(x, emb)</w:t>
+      </w:r>
+    </w:p>
+    <w:p>
+      <w:pPr>
+        <w:rPr>
+          <w:rFonts w:ascii="Consolas" w:hAnsi="Consolas" w:cs="Consolas"/>
+          <w:sz w:val="17"/>
+          <w:szCs w:val="17"/>
+        </w:rPr>
+      </w:pPr>
+      <w:r>
+        <w:rPr>
+          <w:rFonts w:ascii="Consolas" w:hAnsi="Consolas" w:cs="Consolas"/>
+          <w:sz w:val="17"/>
+          <w:szCs w:val="17"/>
+        </w:rPr>
+        <w:t xml:space="preserve">        if m.dim() == 0:</w:t>
+      </w:r>
+    </w:p>
+    <w:p>
+      <w:pPr>
+        <w:rPr>
+          <w:rFonts w:ascii="Consolas" w:hAnsi="Consolas" w:cs="Consolas"/>
+          <w:sz w:val="17"/>
+          <w:szCs w:val="17"/>
+        </w:rPr>
+      </w:pPr>
+      <w:r>
+        <w:rPr>
+          <w:rFonts w:ascii="Consolas" w:hAnsi="Consolas" w:cs="Consolas"/>
+          <w:sz w:val="17"/>
+          <w:szCs w:val="17"/>
+        </w:rPr>
+        <w:t xml:space="preserve">            return {"mean": float(m.item()), "std": 0.0,</w:t>
+      </w:r>
+    </w:p>
+    <w:p>
+      <w:pPr>
+        <w:rPr>
+          <w:rFonts w:ascii="Consolas" w:hAnsi="Consolas" w:cs="Consolas"/>
+          <w:sz w:val="17"/>
+          <w:szCs w:val="17"/>
+        </w:rPr>
+      </w:pPr>
+      <w:r>
+        <w:rPr>
+          <w:rFonts w:ascii="Consolas" w:hAnsi="Consolas" w:cs="Consolas"/>
+          <w:sz w:val="17"/>
+          <w:szCs w:val="17"/>
+        </w:rPr>
+        <w:t xml:space="preserve">                    "min": float(m.item()), "max": float(m.item())}</w:t>
+      </w:r>
+    </w:p>
+    <w:p>
+      <w:pPr>
+        <w:rPr>
+          <w:rFonts w:ascii="Consolas" w:hAnsi="Consolas" w:cs="Consolas"/>
+          <w:sz w:val="17"/>
+          <w:szCs w:val="17"/>
+        </w:rPr>
+      </w:pPr>
+      <w:r>
+        <w:rPr>
+          <w:rFonts w:ascii="Consolas" w:hAnsi="Consolas" w:cs="Consolas"/>
+          <w:sz w:val="17"/>
+          <w:szCs w:val="17"/>
+        </w:rPr>
+        <w:t xml:space="preserve">        m_flat = m.reshape(-1)</w:t>
       </w:r>
     </w:p>
     <w:p>
@@ -9561,1755 +11385,6 @@
           <w:szCs w:val="17"/>
         </w:rPr>
         <w:lastRenderedPageBreak/>
-        <w:t xml:space="preserve">        self,</w:t>
-      </w:r>
-    </w:p>
-    <w:p>
-      <w:pPr>
-        <w:rPr>
-          <w:rFonts w:ascii="Consolas" w:hAnsi="Consolas" w:cs="Consolas"/>
-          <w:sz w:val="17"/>
-          <w:szCs w:val="17"/>
-        </w:rPr>
-      </w:pPr>
-      <w:r>
-        <w:rPr>
-          <w:rFonts w:ascii="Consolas" w:hAnsi="Consolas" w:cs="Consolas"/>
-          <w:sz w:val="17"/>
-          <w:szCs w:val="17"/>
-        </w:rPr>
-        <w:t xml:space="preserve">        x: torch.Tensor,</w:t>
-      </w:r>
-    </w:p>
-    <w:p>
-      <w:pPr>
-        <w:rPr>
-          <w:rFonts w:ascii="Consolas" w:hAnsi="Consolas" w:cs="Consolas"/>
-          <w:sz w:val="17"/>
-          <w:szCs w:val="17"/>
-        </w:rPr>
-      </w:pPr>
-      <w:r>
-        <w:rPr>
-          <w:rFonts w:ascii="Consolas" w:hAnsi="Consolas" w:cs="Consolas"/>
-          <w:sz w:val="17"/>
-          <w:szCs w:val="17"/>
-        </w:rPr>
-        <w:t xml:space="preserve">        emb: torch.Tensor,</w:t>
-      </w:r>
-    </w:p>
-    <w:p>
-      <w:pPr>
-        <w:rPr>
-          <w:rFonts w:ascii="Consolas" w:hAnsi="Consolas" w:cs="Consolas"/>
-          <w:sz w:val="17"/>
-          <w:szCs w:val="17"/>
-        </w:rPr>
-      </w:pPr>
-      <w:r>
-        <w:rPr>
-          <w:rFonts w:ascii="Consolas" w:hAnsi="Consolas" w:cs="Consolas"/>
-          <w:sz w:val="17"/>
-          <w:szCs w:val="17"/>
-        </w:rPr>
-        <w:t xml:space="preserve">        return_trajectory: bool = False,</w:t>
-      </w:r>
-    </w:p>
-    <w:p>
-      <w:pPr>
-        <w:rPr>
-          <w:rFonts w:ascii="Consolas" w:hAnsi="Consolas" w:cs="Consolas"/>
-          <w:sz w:val="17"/>
-          <w:szCs w:val="17"/>
-        </w:rPr>
-      </w:pPr>
-      <w:r>
-        <w:rPr>
-          <w:rFonts w:ascii="Consolas" w:hAnsi="Consolas" w:cs="Consolas"/>
-          <w:sz w:val="17"/>
-          <w:szCs w:val="17"/>
-        </w:rPr>
-        <w:t xml:space="preserve">        return_xi_trajectory: bool = False,</w:t>
-      </w:r>
-    </w:p>
-    <w:p>
-      <w:pPr>
-        <w:rPr>
-          <w:rFonts w:ascii="Consolas" w:hAnsi="Consolas" w:cs="Consolas"/>
-          <w:sz w:val="17"/>
-          <w:szCs w:val="17"/>
-        </w:rPr>
-      </w:pPr>
-      <w:r>
-        <w:rPr>
-          <w:rFonts w:ascii="Consolas" w:hAnsi="Consolas" w:cs="Consolas"/>
-          <w:sz w:val="17"/>
-          <w:szCs w:val="17"/>
-        </w:rPr>
-        <w:t xml:space="preserve">    ) -&gt; Tuple[torch.Tensor, Optional[List[torch.Tensor]], Optional[List[torch.Tensor]]]:</w:t>
-      </w:r>
-    </w:p>
-    <w:p>
-      <w:pPr>
-        <w:rPr>
-          <w:rFonts w:ascii="Consolas" w:hAnsi="Consolas" w:cs="Consolas"/>
-          <w:sz w:val="17"/>
-          <w:szCs w:val="17"/>
-        </w:rPr>
-      </w:pPr>
-      <w:r>
-        <w:rPr>
-          <w:rFonts w:ascii="Consolas" w:hAnsi="Consolas" w:cs="Consolas"/>
-          <w:sz w:val="17"/>
-          <w:szCs w:val="17"/>
-        </w:rPr>
-        <w:t xml:space="preserve">        """SARF-faithful damped EL with per-token mass.</w:t>
-      </w:r>
-    </w:p>
-    <w:p>
-      <w:pPr>
-        <w:rPr>
-          <w:rFonts w:ascii="Consolas" w:hAnsi="Consolas" w:cs="Consolas"/>
-          <w:sz w:val="17"/>
-          <w:szCs w:val="17"/>
-        </w:rPr>
-      </w:pPr>
-    </w:p>
-    <w:p>
-      <w:pPr>
-        <w:rPr>
-          <w:rFonts w:ascii="Consolas" w:hAnsi="Consolas" w:cs="Consolas"/>
-          <w:sz w:val="17"/>
-          <w:szCs w:val="17"/>
-        </w:rPr>
-      </w:pPr>
-      <w:r>
-        <w:rPr>
-          <w:rFonts w:ascii="Consolas" w:hAnsi="Consolas" w:cs="Consolas"/>
-          <w:sz w:val="17"/>
-          <w:szCs w:val="17"/>
-        </w:rPr>
-        <w:t xml:space="preserve">        x:    (B, T)</w:t>
-      </w:r>
-    </w:p>
-    <w:p>
-      <w:pPr>
-        <w:rPr>
-          <w:rFonts w:ascii="Consolas" w:hAnsi="Consolas" w:cs="Consolas"/>
-          <w:sz w:val="17"/>
-          <w:szCs w:val="17"/>
-        </w:rPr>
-      </w:pPr>
-      <w:r>
-        <w:rPr>
-          <w:rFonts w:ascii="Consolas" w:hAnsi="Consolas" w:cs="Consolas"/>
-          <w:sz w:val="17"/>
-          <w:szCs w:val="17"/>
-        </w:rPr>
-        <w:t xml:space="preserve">        emb:  (B, T, d)   first-layer hidden state (with position embed)</w:t>
-      </w:r>
-    </w:p>
-    <w:p>
-      <w:pPr>
-        <w:rPr>
-          <w:rFonts w:ascii="Consolas" w:hAnsi="Consolas" w:cs="Consolas"/>
-          <w:sz w:val="17"/>
-          <w:szCs w:val="17"/>
-        </w:rPr>
-      </w:pPr>
-      <w:r>
-        <w:rPr>
-          <w:rFonts w:ascii="Consolas" w:hAnsi="Consolas" w:cs="Consolas"/>
-          <w:sz w:val="17"/>
-          <w:szCs w:val="17"/>
-        </w:rPr>
-        <w:t xml:space="preserve">        """</w:t>
-      </w:r>
-    </w:p>
-    <w:p>
-      <w:pPr>
-        <w:rPr>
-          <w:rFonts w:ascii="Consolas" w:hAnsi="Consolas" w:cs="Consolas"/>
-          <w:sz w:val="17"/>
-          <w:szCs w:val="17"/>
-        </w:rPr>
-      </w:pPr>
-      <w:r>
-        <w:rPr>
-          <w:rFonts w:ascii="Consolas" w:hAnsi="Consolas" w:cs="Consolas"/>
-          <w:sz w:val="17"/>
-          <w:szCs w:val="17"/>
-        </w:rPr>
-        <w:t xml:space="preserve">        cfg = self.cfg</w:t>
-      </w:r>
-    </w:p>
-    <w:p>
-      <w:pPr>
-        <w:rPr>
-          <w:rFonts w:ascii="Consolas" w:hAnsi="Consolas" w:cs="Consolas"/>
-          <w:sz w:val="17"/>
-          <w:szCs w:val="17"/>
-        </w:rPr>
-      </w:pPr>
-      <w:r>
-        <w:rPr>
-          <w:rFonts w:ascii="Consolas" w:hAnsi="Consolas" w:cs="Consolas"/>
-          <w:sz w:val="17"/>
-          <w:szCs w:val="17"/>
-        </w:rPr>
-        <w:t xml:space="preserve">        h = emb</w:t>
-      </w:r>
-    </w:p>
-    <w:p>
-      <w:pPr>
-        <w:rPr>
-          <w:rFonts w:ascii="Consolas" w:hAnsi="Consolas" w:cs="Consolas"/>
-          <w:sz w:val="17"/>
-          <w:szCs w:val="17"/>
-        </w:rPr>
-      </w:pPr>
-      <w:r>
-        <w:rPr>
-          <w:rFonts w:ascii="Consolas" w:hAnsi="Consolas" w:cs="Consolas"/>
-          <w:sz w:val="17"/>
-          <w:szCs w:val="17"/>
-        </w:rPr>
-        <w:t xml:space="preserve">        v = torch.zeros_like(h)</w:t>
-      </w:r>
-    </w:p>
-    <w:p>
-      <w:pPr>
-        <w:rPr>
-          <w:rFonts w:ascii="Consolas" w:hAnsi="Consolas" w:cs="Consolas"/>
-          <w:sz w:val="17"/>
-          <w:szCs w:val="17"/>
-        </w:rPr>
-      </w:pPr>
-      <w:r>
-        <w:rPr>
-          <w:rFonts w:ascii="Consolas" w:hAnsi="Consolas" w:cs="Consolas"/>
-          <w:sz w:val="17"/>
-          <w:szCs w:val="17"/>
-        </w:rPr>
-        <w:t xml:space="preserve">        gamma, dt = self.gamma, cfg.dt</w:t>
-      </w:r>
-    </w:p>
-    <w:p>
-      <w:pPr>
-        <w:rPr>
-          <w:rFonts w:ascii="Consolas" w:hAnsi="Consolas" w:cs="Consolas"/>
-          <w:sz w:val="17"/>
-          <w:szCs w:val="17"/>
-        </w:rPr>
-      </w:pPr>
-    </w:p>
-    <w:p>
-      <w:pPr>
-        <w:rPr>
-          <w:rFonts w:ascii="Consolas" w:hAnsi="Consolas" w:cs="Consolas"/>
-          <w:sz w:val="17"/>
-          <w:szCs w:val="17"/>
-        </w:rPr>
-      </w:pPr>
-      <w:r>
-        <w:rPr>
-          <w:rFonts w:ascii="Consolas" w:hAnsi="Consolas" w:cs="Consolas"/>
-          <w:sz w:val="17"/>
-          <w:szCs w:val="17"/>
-        </w:rPr>
-        <w:t xml:space="preserve">        m = self.compute_mass(x, emb)</w:t>
-      </w:r>
-    </w:p>
-    <w:p>
-      <w:pPr>
-        <w:rPr>
-          <w:rFonts w:ascii="Consolas" w:hAnsi="Consolas" w:cs="Consolas"/>
-          <w:sz w:val="17"/>
-          <w:szCs w:val="17"/>
-        </w:rPr>
-      </w:pPr>
-      <w:r>
-        <w:rPr>
-          <w:rFonts w:ascii="Consolas" w:hAnsi="Consolas" w:cs="Consolas"/>
-          <w:sz w:val="17"/>
-          <w:szCs w:val="17"/>
-        </w:rPr>
-        <w:t xml:space="preserve">        if m.dim() == 0:</w:t>
-      </w:r>
-    </w:p>
-    <w:p>
-      <w:pPr>
-        <w:rPr>
-          <w:rFonts w:ascii="Consolas" w:hAnsi="Consolas" w:cs="Consolas"/>
-          <w:sz w:val="17"/>
-          <w:szCs w:val="17"/>
-        </w:rPr>
-      </w:pPr>
-      <w:r>
-        <w:rPr>
-          <w:rFonts w:ascii="Consolas" w:hAnsi="Consolas" w:cs="Consolas"/>
-          <w:sz w:val="17"/>
-          <w:szCs w:val="17"/>
-        </w:rPr>
-        <w:t xml:space="preserve">            m_b = m</w:t>
-      </w:r>
-    </w:p>
-    <w:p>
-      <w:pPr>
-        <w:rPr>
-          <w:rFonts w:ascii="Consolas" w:hAnsi="Consolas" w:cs="Consolas"/>
-          <w:sz w:val="17"/>
-          <w:szCs w:val="17"/>
-        </w:rPr>
-      </w:pPr>
-      <w:r>
-        <w:rPr>
-          <w:rFonts w:ascii="Consolas" w:hAnsi="Consolas" w:cs="Consolas"/>
-          <w:sz w:val="17"/>
-          <w:szCs w:val="17"/>
-        </w:rPr>
-        <w:t xml:space="preserve">        else:</w:t>
-      </w:r>
-    </w:p>
-    <w:p>
-      <w:pPr>
-        <w:rPr>
-          <w:rFonts w:ascii="Consolas" w:hAnsi="Consolas" w:cs="Consolas"/>
-          <w:sz w:val="17"/>
-          <w:szCs w:val="17"/>
-        </w:rPr>
-      </w:pPr>
-      <w:r>
-        <w:rPr>
-          <w:rFonts w:ascii="Consolas" w:hAnsi="Consolas" w:cs="Consolas"/>
-          <w:sz w:val="17"/>
-          <w:szCs w:val="17"/>
-        </w:rPr>
-        <w:t xml:space="preserve">            m_b = m</w:t>
-      </w:r>
-    </w:p>
-    <w:p>
-      <w:pPr>
-        <w:rPr>
-          <w:rFonts w:ascii="Consolas" w:hAnsi="Consolas" w:cs="Consolas"/>
-          <w:sz w:val="17"/>
-          <w:szCs w:val="17"/>
-        </w:rPr>
-      </w:pPr>
-    </w:p>
-    <w:p>
-      <w:pPr>
-        <w:rPr>
-          <w:rFonts w:ascii="Consolas" w:hAnsi="Consolas" w:cs="Consolas"/>
-          <w:sz w:val="17"/>
-          <w:szCs w:val="17"/>
-        </w:rPr>
-      </w:pPr>
-      <w:r>
-        <w:rPr>
-          <w:rFonts w:ascii="Consolas" w:hAnsi="Consolas" w:cs="Consolas"/>
-          <w:sz w:val="17"/>
-          <w:szCs w:val="17"/>
-        </w:rPr>
-        <w:t xml:space="preserve">        traj_h: Optional[List[torch.Tensor]] = None</w:t>
-      </w:r>
-    </w:p>
-    <w:p>
-      <w:pPr>
-        <w:rPr>
-          <w:rFonts w:ascii="Consolas" w:hAnsi="Consolas" w:cs="Consolas"/>
-          <w:sz w:val="17"/>
-          <w:szCs w:val="17"/>
-        </w:rPr>
-      </w:pPr>
-      <w:r>
-        <w:rPr>
-          <w:rFonts w:ascii="Consolas" w:hAnsi="Consolas" w:cs="Consolas"/>
-          <w:sz w:val="17"/>
-          <w:szCs w:val="17"/>
-        </w:rPr>
-        <w:t xml:space="preserve">        traj_xi: Optional[List[torch.Tensor]] = None</w:t>
-      </w:r>
-    </w:p>
-    <w:p>
-      <w:pPr>
-        <w:rPr>
-          <w:rFonts w:ascii="Consolas" w:hAnsi="Consolas" w:cs="Consolas"/>
-          <w:sz w:val="17"/>
-          <w:szCs w:val="17"/>
-        </w:rPr>
-      </w:pPr>
-      <w:r>
-        <w:rPr>
-          <w:rFonts w:ascii="Consolas" w:hAnsi="Consolas" w:cs="Consolas"/>
-          <w:sz w:val="17"/>
-          <w:szCs w:val="17"/>
-        </w:rPr>
-        <w:t xml:space="preserve">        if return_trajectory:</w:t>
-      </w:r>
-    </w:p>
-    <w:p>
-      <w:pPr>
-        <w:rPr>
-          <w:rFonts w:ascii="Consolas" w:hAnsi="Consolas" w:cs="Consolas"/>
-          <w:sz w:val="17"/>
-          <w:szCs w:val="17"/>
-        </w:rPr>
-      </w:pPr>
-      <w:r>
-        <w:rPr>
-          <w:rFonts w:ascii="Consolas" w:hAnsi="Consolas" w:cs="Consolas"/>
-          <w:sz w:val="17"/>
-          <w:szCs w:val="17"/>
-        </w:rPr>
-        <w:t xml:space="preserve">            traj_h = [h.detach().cpu()]</w:t>
-      </w:r>
-    </w:p>
-    <w:p>
-      <w:pPr>
-        <w:rPr>
-          <w:rFonts w:ascii="Consolas" w:hAnsi="Consolas" w:cs="Consolas"/>
-          <w:sz w:val="17"/>
-          <w:szCs w:val="17"/>
-        </w:rPr>
-      </w:pPr>
-      <w:r>
-        <w:rPr>
-          <w:rFonts w:ascii="Consolas" w:hAnsi="Consolas" w:cs="Consolas"/>
-          <w:sz w:val="17"/>
-          <w:szCs w:val="17"/>
-        </w:rPr>
-        <w:t xml:space="preserve">        if return_xi_trajectory:</w:t>
-      </w:r>
-    </w:p>
-    <w:p>
-      <w:pPr>
-        <w:rPr>
-          <w:rFonts w:ascii="Consolas" w:hAnsi="Consolas" w:cs="Consolas"/>
-          <w:sz w:val="17"/>
-          <w:szCs w:val="17"/>
-        </w:rPr>
-      </w:pPr>
-      <w:r>
-        <w:rPr>
-          <w:rFonts w:ascii="Consolas" w:hAnsi="Consolas" w:cs="Consolas"/>
-          <w:sz w:val="17"/>
-          <w:szCs w:val="17"/>
-        </w:rPr>
-        <w:t xml:space="preserve">            traj_xi = []</w:t>
-      </w:r>
-    </w:p>
-    <w:p>
-      <w:pPr>
-        <w:rPr>
-          <w:rFonts w:ascii="Consolas" w:hAnsi="Consolas" w:cs="Consolas"/>
-          <w:sz w:val="17"/>
-          <w:szCs w:val="17"/>
-        </w:rPr>
-      </w:pPr>
-    </w:p>
-    <w:p>
-      <w:pPr>
-        <w:rPr>
-          <w:rFonts w:ascii="Consolas" w:hAnsi="Consolas" w:cs="Consolas"/>
-          <w:sz w:val="17"/>
-          <w:szCs w:val="17"/>
-        </w:rPr>
-      </w:pPr>
-      <w:r>
-        <w:rPr>
-          <w:rFonts w:ascii="Consolas" w:hAnsi="Consolas" w:cs="Consolas"/>
-          <w:sz w:val="17"/>
-          <w:szCs w:val="17"/>
-        </w:rPr>
-        <w:t xml:space="preserve">        for _ in range(cfg.L):</w:t>
-      </w:r>
-    </w:p>
-    <w:p>
-      <w:pPr>
-        <w:rPr>
-          <w:rFonts w:ascii="Consolas" w:hAnsi="Consolas" w:cs="Consolas"/>
-          <w:sz w:val="17"/>
-          <w:szCs w:val="17"/>
-        </w:rPr>
-      </w:pPr>
-      <w:r>
-        <w:rPr>
-          <w:rFonts w:ascii="Consolas" w:hAnsi="Consolas" w:cs="Consolas"/>
-          <w:sz w:val="17"/>
-          <w:szCs w:val="17"/>
-        </w:rPr>
-        <w:t xml:space="preserve">            xi_input = h.detach() if cfg.causal_force else h</w:t>
-      </w:r>
-    </w:p>
-    <w:p>
-      <w:pPr>
-        <w:rPr>
-          <w:rFonts w:ascii="Consolas" w:hAnsi="Consolas" w:cs="Consolas"/>
-          <w:sz w:val="17"/>
-          <w:szCs w:val="17"/>
-        </w:rPr>
-      </w:pPr>
-      <w:r>
-        <w:rPr>
-          <w:rFonts w:ascii="Consolas" w:hAnsi="Consolas" w:cs="Consolas"/>
-          <w:sz w:val="17"/>
-          <w:szCs w:val="17"/>
-        </w:rPr>
-        <w:t xml:space="preserve">            xi_now = causal_cumulative_mean(xi_input)</w:t>
-      </w:r>
-    </w:p>
-    <w:p>
-      <w:pPr>
-        <w:rPr>
-          <w:rFonts w:ascii="Consolas" w:hAnsi="Consolas" w:cs="Consolas"/>
-          <w:sz w:val="17"/>
-          <w:szCs w:val="17"/>
-        </w:rPr>
-      </w:pPr>
-      <w:r>
-        <w:rPr>
-          <w:rFonts w:ascii="Consolas" w:hAnsi="Consolas" w:cs="Consolas"/>
-          <w:sz w:val="17"/>
-          <w:szCs w:val="17"/>
-        </w:rPr>
-        <w:t xml:space="preserve">            if return_xi_trajectory:</w:t>
-      </w:r>
-    </w:p>
-    <w:p>
-      <w:pPr>
-        <w:rPr>
-          <w:rFonts w:ascii="Consolas" w:hAnsi="Consolas" w:cs="Consolas"/>
-          <w:sz w:val="17"/>
-          <w:szCs w:val="17"/>
-        </w:rPr>
-      </w:pPr>
-      <w:r>
-        <w:rPr>
-          <w:rFonts w:ascii="Consolas" w:hAnsi="Consolas" w:cs="Consolas"/>
-          <w:sz w:val="17"/>
-          <w:szCs w:val="17"/>
-        </w:rPr>
-        <w:t xml:space="preserve">                assert traj_xi is not None</w:t>
-      </w:r>
-    </w:p>
-    <w:p>
-      <w:pPr>
-        <w:rPr>
-          <w:rFonts w:ascii="Consolas" w:hAnsi="Consolas" w:cs="Consolas"/>
-          <w:sz w:val="17"/>
-          <w:szCs w:val="17"/>
-        </w:rPr>
-      </w:pPr>
-      <w:r>
-        <w:rPr>
-          <w:rFonts w:ascii="Consolas" w:hAnsi="Consolas" w:cs="Consolas"/>
-          <w:sz w:val="17"/>
-          <w:szCs w:val="17"/>
-        </w:rPr>
-        <w:t xml:space="preserve">                traj_xi.append(xi_now.detach().cpu())</w:t>
-      </w:r>
-    </w:p>
-    <w:p>
-      <w:pPr>
-        <w:rPr>
-          <w:rFonts w:ascii="Consolas" w:hAnsi="Consolas" w:cs="Consolas"/>
-          <w:sz w:val="17"/>
-          <w:szCs w:val="17"/>
-        </w:rPr>
-      </w:pPr>
-    </w:p>
-    <w:p>
-      <w:pPr>
-        <w:rPr>
-          <w:rFonts w:ascii="Consolas" w:hAnsi="Consolas" w:cs="Consolas"/>
-          <w:sz w:val="17"/>
-          <w:szCs w:val="17"/>
-        </w:rPr>
-      </w:pPr>
-      <w:r>
-        <w:rPr>
-          <w:rFonts w:ascii="Consolas" w:hAnsi="Consolas" w:cs="Consolas"/>
-          <w:sz w:val="17"/>
-          <w:szCs w:val="17"/>
-        </w:rPr>
-        <w:t xml:space="preserve">            h_in = h</w:t>
-      </w:r>
-    </w:p>
-    <w:p>
-      <w:pPr>
-        <w:rPr>
-          <w:rFonts w:ascii="Consolas" w:hAnsi="Consolas" w:cs="Consolas"/>
-          <w:sz w:val="17"/>
-          <w:szCs w:val="17"/>
-        </w:rPr>
-      </w:pPr>
-      <w:r>
-        <w:rPr>
-          <w:rFonts w:ascii="Consolas" w:hAnsi="Consolas" w:cs="Consolas"/>
-          <w:sz w:val="17"/>
-          <w:szCs w:val="17"/>
-        </w:rPr>
-        <w:t xml:space="preserve">            if not h_in.requires_grad:</w:t>
-      </w:r>
-    </w:p>
-    <w:p>
-      <w:pPr>
-        <w:rPr>
-          <w:rFonts w:ascii="Consolas" w:hAnsi="Consolas" w:cs="Consolas"/>
-          <w:sz w:val="17"/>
-          <w:szCs w:val="17"/>
-        </w:rPr>
-      </w:pPr>
-      <w:r>
-        <w:rPr>
-          <w:rFonts w:ascii="Consolas" w:hAnsi="Consolas" w:cs="Consolas"/>
-          <w:sz w:val="17"/>
-          <w:szCs w:val="17"/>
-        </w:rPr>
-        <w:t xml:space="preserve">                h_in = h_in.requires_grad_(True)</w:t>
-      </w:r>
-    </w:p>
-    <w:p>
-      <w:pPr>
-        <w:rPr>
-          <w:rFonts w:ascii="Consolas" w:hAnsi="Consolas" w:cs="Consolas"/>
-          <w:sz w:val="17"/>
-          <w:szCs w:val="17"/>
-        </w:rPr>
-      </w:pPr>
-      <w:r>
-        <w:rPr>
-          <w:rFonts w:ascii="Consolas" w:hAnsi="Consolas" w:cs="Consolas"/>
-          <w:sz w:val="17"/>
-          <w:szCs w:val="17"/>
-        </w:rPr>
-        <w:t xml:space="preserve">            V = self.V_theta(xi_now, h_in).sum()</w:t>
-      </w:r>
-    </w:p>
-    <w:p>
-      <w:pPr>
-        <w:rPr>
-          <w:rFonts w:ascii="Consolas" w:hAnsi="Consolas" w:cs="Consolas"/>
-          <w:sz w:val="17"/>
-          <w:szCs w:val="17"/>
-        </w:rPr>
-      </w:pPr>
-      <w:r>
-        <w:rPr>
-          <w:rFonts w:ascii="Consolas" w:hAnsi="Consolas" w:cs="Consolas"/>
-          <w:sz w:val="17"/>
-          <w:szCs w:val="17"/>
-        </w:rPr>
-        <w:t xml:space="preserve">            grad_V, = torch.autograd.grad(</w:t>
-      </w:r>
-    </w:p>
-    <w:p>
-      <w:pPr>
-        <w:rPr>
-          <w:rFonts w:ascii="Consolas" w:hAnsi="Consolas" w:cs="Consolas"/>
-          <w:sz w:val="17"/>
-          <w:szCs w:val="17"/>
-        </w:rPr>
-      </w:pPr>
-      <w:r>
-        <w:rPr>
-          <w:rFonts w:ascii="Consolas" w:hAnsi="Consolas" w:cs="Consolas"/>
-          <w:sz w:val="17"/>
-          <w:szCs w:val="17"/>
-        </w:rPr>
-        <w:t xml:space="preserve">                V, h_in, create_graph=self.training, retain_graph=True,</w:t>
-      </w:r>
-    </w:p>
-    <w:p>
-      <w:pPr>
-        <w:rPr>
-          <w:rFonts w:ascii="Consolas" w:hAnsi="Consolas" w:cs="Consolas"/>
-          <w:sz w:val="17"/>
-          <w:szCs w:val="17"/>
-        </w:rPr>
-      </w:pPr>
-      <w:r>
-        <w:rPr>
-          <w:rFonts w:ascii="Consolas" w:hAnsi="Consolas" w:cs="Consolas"/>
-          <w:sz w:val="17"/>
-          <w:szCs w:val="17"/>
-        </w:rPr>
-        <w:t xml:space="preserve">            )</w:t>
-      </w:r>
-    </w:p>
-    <w:p>
-      <w:pPr>
-        <w:rPr>
-          <w:rFonts w:ascii="Consolas" w:hAnsi="Consolas" w:cs="Consolas"/>
-          <w:sz w:val="17"/>
-          <w:szCs w:val="17"/>
-        </w:rPr>
-      </w:pPr>
-      <w:r>
-        <w:rPr>
-          <w:rFonts w:ascii="Consolas" w:hAnsi="Consolas" w:cs="Consolas"/>
-          <w:sz w:val="17"/>
-          <w:szCs w:val="17"/>
-        </w:rPr>
-        <w:t xml:space="preserve">            f = -grad_V</w:t>
-      </w:r>
-    </w:p>
-    <w:p>
-      <w:pPr>
-        <w:rPr>
-          <w:rFonts w:ascii="Consolas" w:hAnsi="Consolas" w:cs="Consolas"/>
-          <w:sz w:val="17"/>
-          <w:szCs w:val="17"/>
-        </w:rPr>
-      </w:pPr>
-      <w:r>
-        <w:rPr>
-          <w:rFonts w:ascii="Consolas" w:hAnsi="Consolas" w:cs="Consolas"/>
-          <w:sz w:val="17"/>
-          <w:szCs w:val="17"/>
-        </w:rPr>
-        <w:t xml:space="preserve">            v = (v + dt * f / m_b) / (1.0 + dt * gamma)</w:t>
-      </w:r>
-    </w:p>
-    <w:p>
-      <w:pPr>
-        <w:rPr>
-          <w:rFonts w:ascii="Consolas" w:hAnsi="Consolas" w:cs="Consolas"/>
-          <w:sz w:val="17"/>
-          <w:szCs w:val="17"/>
-        </w:rPr>
-      </w:pPr>
-      <w:r>
-        <w:rPr>
-          <w:rFonts w:ascii="Consolas" w:hAnsi="Consolas" w:cs="Consolas"/>
-          <w:sz w:val="17"/>
-          <w:szCs w:val="17"/>
-        </w:rPr>
-        <w:t xml:space="preserve">            h = h_in + dt * v</w:t>
-      </w:r>
-    </w:p>
-    <w:p>
-      <w:pPr>
-        <w:rPr>
-          <w:rFonts w:ascii="Consolas" w:hAnsi="Consolas" w:cs="Consolas"/>
-          <w:sz w:val="17"/>
-          <w:szCs w:val="17"/>
-        </w:rPr>
-      </w:pPr>
-      <w:r>
-        <w:rPr>
-          <w:rFonts w:ascii="Consolas" w:hAnsi="Consolas" w:cs="Consolas"/>
-          <w:sz w:val="17"/>
-          <w:szCs w:val="17"/>
-        </w:rPr>
-        <w:t xml:space="preserve">            if return_trajectory:</w:t>
-      </w:r>
-    </w:p>
-    <w:p>
-      <w:pPr>
-        <w:rPr>
-          <w:rFonts w:ascii="Consolas" w:hAnsi="Consolas" w:cs="Consolas"/>
-          <w:sz w:val="17"/>
-          <w:szCs w:val="17"/>
-        </w:rPr>
-      </w:pPr>
-      <w:r>
-        <w:rPr>
-          <w:rFonts w:ascii="Consolas" w:hAnsi="Consolas" w:cs="Consolas"/>
-          <w:sz w:val="17"/>
-          <w:szCs w:val="17"/>
-        </w:rPr>
-        <w:t xml:space="preserve">                assert traj_h is not None</w:t>
-      </w:r>
-    </w:p>
-    <w:p>
-      <w:pPr>
-        <w:rPr>
-          <w:rFonts w:ascii="Consolas" w:hAnsi="Consolas" w:cs="Consolas"/>
-          <w:sz w:val="17"/>
-          <w:szCs w:val="17"/>
-        </w:rPr>
-      </w:pPr>
-      <w:r>
-        <w:rPr>
-          <w:rFonts w:ascii="Consolas" w:hAnsi="Consolas" w:cs="Consolas"/>
-          <w:sz w:val="17"/>
-          <w:szCs w:val="17"/>
-        </w:rPr>
-        <w:t xml:space="preserve">                traj_h.append(h.detach().cpu())</w:t>
-      </w:r>
-    </w:p>
-    <w:p>
-      <w:pPr>
-        <w:rPr>
-          <w:rFonts w:ascii="Consolas" w:hAnsi="Consolas" w:cs="Consolas"/>
-          <w:sz w:val="17"/>
-          <w:szCs w:val="17"/>
-        </w:rPr>
-      </w:pPr>
-    </w:p>
-    <w:p>
-      <w:pPr>
-        <w:rPr>
-          <w:rFonts w:ascii="Consolas" w:hAnsi="Consolas" w:cs="Consolas"/>
-          <w:sz w:val="17"/>
-          <w:szCs w:val="17"/>
-        </w:rPr>
-      </w:pPr>
-      <w:r>
-        <w:rPr>
-          <w:rFonts w:ascii="Consolas" w:hAnsi="Consolas" w:cs="Consolas"/>
-          <w:sz w:val="17"/>
-          <w:szCs w:val="17"/>
-        </w:rPr>
-        <w:t xml:space="preserve">        return h, traj_h, traj_xi</w:t>
-      </w:r>
-    </w:p>
-    <w:p>
-      <w:pPr>
-        <w:rPr>
-          <w:rFonts w:ascii="Consolas" w:hAnsi="Consolas" w:cs="Consolas"/>
-          <w:sz w:val="17"/>
-          <w:szCs w:val="17"/>
-        </w:rPr>
-      </w:pPr>
-    </w:p>
-    <w:p>
-      <w:pPr>
-        <w:rPr>
-          <w:rFonts w:ascii="Consolas" w:hAnsi="Consolas" w:cs="Consolas"/>
-          <w:sz w:val="17"/>
-          <w:szCs w:val="17"/>
-        </w:rPr>
-      </w:pPr>
-      <w:r>
-        <w:rPr>
-          <w:rFonts w:ascii="Consolas" w:hAnsi="Consolas" w:cs="Consolas"/>
-          <w:sz w:val="17"/>
-          <w:szCs w:val="17"/>
-        </w:rPr>
-        <w:t xml:space="preserve">    def forward(</w:t>
-      </w:r>
-    </w:p>
-    <w:p>
-      <w:pPr>
-        <w:rPr>
-          <w:rFonts w:ascii="Consolas" w:hAnsi="Consolas" w:cs="Consolas"/>
-          <w:sz w:val="17"/>
-          <w:szCs w:val="17"/>
-        </w:rPr>
-      </w:pPr>
-      <w:r>
-        <w:rPr>
-          <w:rFonts w:ascii="Consolas" w:hAnsi="Consolas" w:cs="Consolas"/>
-          <w:sz w:val="17"/>
-          <w:szCs w:val="17"/>
-        </w:rPr>
-        <w:t xml:space="preserve">        self,</w:t>
-      </w:r>
-    </w:p>
-    <w:p>
-      <w:pPr>
-        <w:rPr>
-          <w:rFonts w:ascii="Consolas" w:hAnsi="Consolas" w:cs="Consolas"/>
-          <w:sz w:val="17"/>
-          <w:szCs w:val="17"/>
-        </w:rPr>
-      </w:pPr>
-      <w:r>
-        <w:rPr>
-          <w:rFonts w:ascii="Consolas" w:hAnsi="Consolas" w:cs="Consolas"/>
-          <w:sz w:val="17"/>
-          <w:szCs w:val="17"/>
-        </w:rPr>
-        <w:t xml:space="preserve">        x: torch.Tensor,</w:t>
-      </w:r>
-    </w:p>
-    <w:p>
-      <w:pPr>
-        <w:rPr>
-          <w:rFonts w:ascii="Consolas" w:hAnsi="Consolas" w:cs="Consolas"/>
-          <w:sz w:val="17"/>
-          <w:szCs w:val="17"/>
-        </w:rPr>
-      </w:pPr>
-      <w:r>
-        <w:rPr>
-          <w:rFonts w:ascii="Consolas" w:hAnsi="Consolas" w:cs="Consolas"/>
-          <w:sz w:val="17"/>
-          <w:szCs w:val="17"/>
-        </w:rPr>
-        <w:t xml:space="preserve">        targets: Optional[torch.Tensor] = None,</w:t>
-      </w:r>
-    </w:p>
-    <w:p>
-      <w:pPr>
-        <w:rPr>
-          <w:rFonts w:ascii="Consolas" w:hAnsi="Consolas" w:cs="Consolas"/>
-          <w:sz w:val="17"/>
-          <w:szCs w:val="17"/>
-        </w:rPr>
-      </w:pPr>
-      <w:r>
-        <w:rPr>
-          <w:rFonts w:ascii="Consolas" w:hAnsi="Consolas" w:cs="Consolas"/>
-          <w:sz w:val="17"/>
-          <w:szCs w:val="17"/>
-        </w:rPr>
-        <w:lastRenderedPageBreak/>
-        <w:t xml:space="preserve">        return_trajectory: bool = False,</w:t>
-      </w:r>
-    </w:p>
-    <w:p>
-      <w:pPr>
-        <w:rPr>
-          <w:rFonts w:ascii="Consolas" w:hAnsi="Consolas" w:cs="Consolas"/>
-          <w:sz w:val="17"/>
-          <w:szCs w:val="17"/>
-        </w:rPr>
-      </w:pPr>
-      <w:r>
-        <w:rPr>
-          <w:rFonts w:ascii="Consolas" w:hAnsi="Consolas" w:cs="Consolas"/>
-          <w:sz w:val="17"/>
-          <w:szCs w:val="17"/>
-        </w:rPr>
-        <w:t xml:space="preserve">        return_xi_trajectory: bool = False,</w:t>
-      </w:r>
-    </w:p>
-    <w:p>
-      <w:pPr>
-        <w:rPr>
-          <w:rFonts w:ascii="Consolas" w:hAnsi="Consolas" w:cs="Consolas"/>
-          <w:sz w:val="17"/>
-          <w:szCs w:val="17"/>
-        </w:rPr>
-      </w:pPr>
-      <w:r>
-        <w:rPr>
-          <w:rFonts w:ascii="Consolas" w:hAnsi="Consolas" w:cs="Consolas"/>
-          <w:sz w:val="17"/>
-          <w:szCs w:val="17"/>
-        </w:rPr>
-        <w:t xml:space="preserve">    ):</w:t>
-      </w:r>
-    </w:p>
-    <w:p>
-      <w:pPr>
-        <w:rPr>
-          <w:rFonts w:ascii="Consolas" w:hAnsi="Consolas" w:cs="Consolas"/>
-          <w:sz w:val="17"/>
-          <w:szCs w:val="17"/>
-        </w:rPr>
-      </w:pPr>
-      <w:r>
-        <w:rPr>
-          <w:rFonts w:ascii="Consolas" w:hAnsi="Consolas" w:cs="Consolas"/>
-          <w:sz w:val="17"/>
-          <w:szCs w:val="17"/>
-        </w:rPr>
-        <w:t xml:space="preserve">        emb = self._embed(x)</w:t>
-      </w:r>
-    </w:p>
-    <w:p>
-      <w:pPr>
-        <w:rPr>
-          <w:rFonts w:ascii="Consolas" w:hAnsi="Consolas" w:cs="Consolas"/>
-          <w:sz w:val="17"/>
-          <w:szCs w:val="17"/>
-        </w:rPr>
-      </w:pPr>
-      <w:r>
-        <w:rPr>
-          <w:rFonts w:ascii="Consolas" w:hAnsi="Consolas" w:cs="Consolas"/>
-          <w:sz w:val="17"/>
-          <w:szCs w:val="17"/>
-        </w:rPr>
-        <w:t xml:space="preserve">        h_L, traj_h, traj_xi = self.integrate(</w:t>
-      </w:r>
-    </w:p>
-    <w:p>
-      <w:pPr>
-        <w:rPr>
-          <w:rFonts w:ascii="Consolas" w:hAnsi="Consolas" w:cs="Consolas"/>
-          <w:sz w:val="17"/>
-          <w:szCs w:val="17"/>
-        </w:rPr>
-      </w:pPr>
-      <w:r>
-        <w:rPr>
-          <w:rFonts w:ascii="Consolas" w:hAnsi="Consolas" w:cs="Consolas"/>
-          <w:sz w:val="17"/>
-          <w:szCs w:val="17"/>
-        </w:rPr>
-        <w:t xml:space="preserve">            x, emb,</w:t>
-      </w:r>
-    </w:p>
-    <w:p>
-      <w:pPr>
-        <w:rPr>
-          <w:rFonts w:ascii="Consolas" w:hAnsi="Consolas" w:cs="Consolas"/>
-          <w:sz w:val="17"/>
-          <w:szCs w:val="17"/>
-        </w:rPr>
-      </w:pPr>
-      <w:r>
-        <w:rPr>
-          <w:rFonts w:ascii="Consolas" w:hAnsi="Consolas" w:cs="Consolas"/>
-          <w:sz w:val="17"/>
-          <w:szCs w:val="17"/>
-        </w:rPr>
-        <w:t xml:space="preserve">            return_trajectory=return_trajectory,</w:t>
-      </w:r>
-    </w:p>
-    <w:p>
-      <w:pPr>
-        <w:rPr>
-          <w:rFonts w:ascii="Consolas" w:hAnsi="Consolas" w:cs="Consolas"/>
-          <w:sz w:val="17"/>
-          <w:szCs w:val="17"/>
-        </w:rPr>
-      </w:pPr>
-      <w:r>
-        <w:rPr>
-          <w:rFonts w:ascii="Consolas" w:hAnsi="Consolas" w:cs="Consolas"/>
-          <w:sz w:val="17"/>
-          <w:szCs w:val="17"/>
-        </w:rPr>
-        <w:t xml:space="preserve">            return_xi_trajectory=return_xi_trajectory,</w:t>
-      </w:r>
-    </w:p>
-    <w:p>
-      <w:pPr>
-        <w:rPr>
-          <w:rFonts w:ascii="Consolas" w:hAnsi="Consolas" w:cs="Consolas"/>
-          <w:sz w:val="17"/>
-          <w:szCs w:val="17"/>
-        </w:rPr>
-      </w:pPr>
-      <w:r>
-        <w:rPr>
-          <w:rFonts w:ascii="Consolas" w:hAnsi="Consolas" w:cs="Consolas"/>
-          <w:sz w:val="17"/>
-          <w:szCs w:val="17"/>
-        </w:rPr>
-        <w:t xml:space="preserve">        )</w:t>
-      </w:r>
-    </w:p>
-    <w:p>
-      <w:pPr>
-        <w:rPr>
-          <w:rFonts w:ascii="Consolas" w:hAnsi="Consolas" w:cs="Consolas"/>
-          <w:sz w:val="17"/>
-          <w:szCs w:val="17"/>
-        </w:rPr>
-      </w:pPr>
-      <w:r>
-        <w:rPr>
-          <w:rFonts w:ascii="Consolas" w:hAnsi="Consolas" w:cs="Consolas"/>
-          <w:sz w:val="17"/>
-          <w:szCs w:val="17"/>
-        </w:rPr>
-        <w:t xml:space="preserve">        logits = h_L @ self.E.weight.T</w:t>
-      </w:r>
-    </w:p>
-    <w:p>
-      <w:pPr>
-        <w:rPr>
-          <w:rFonts w:ascii="Consolas" w:hAnsi="Consolas" w:cs="Consolas"/>
-          <w:sz w:val="17"/>
-          <w:szCs w:val="17"/>
-        </w:rPr>
-      </w:pPr>
-    </w:p>
-    <w:p>
-      <w:pPr>
-        <w:rPr>
-          <w:rFonts w:ascii="Consolas" w:hAnsi="Consolas" w:cs="Consolas"/>
-          <w:sz w:val="17"/>
-          <w:szCs w:val="17"/>
-        </w:rPr>
-      </w:pPr>
-      <w:r>
-        <w:rPr>
-          <w:rFonts w:ascii="Consolas" w:hAnsi="Consolas" w:cs="Consolas"/>
-          <w:sz w:val="17"/>
-          <w:szCs w:val="17"/>
-        </w:rPr>
-        <w:t xml:space="preserve">        loss = None</w:t>
-      </w:r>
-    </w:p>
-    <w:p>
-      <w:pPr>
-        <w:rPr>
-          <w:rFonts w:ascii="Consolas" w:hAnsi="Consolas" w:cs="Consolas"/>
-          <w:sz w:val="17"/>
-          <w:szCs w:val="17"/>
-        </w:rPr>
-      </w:pPr>
-      <w:r>
-        <w:rPr>
-          <w:rFonts w:ascii="Consolas" w:hAnsi="Consolas" w:cs="Consolas"/>
-          <w:sz w:val="17"/>
-          <w:szCs w:val="17"/>
-        </w:rPr>
-        <w:t xml:space="preserve">        if targets is not None:</w:t>
-      </w:r>
-    </w:p>
-    <w:p>
-      <w:pPr>
-        <w:rPr>
-          <w:rFonts w:ascii="Consolas" w:hAnsi="Consolas" w:cs="Consolas"/>
-          <w:sz w:val="17"/>
-          <w:szCs w:val="17"/>
-        </w:rPr>
-      </w:pPr>
-      <w:r>
-        <w:rPr>
-          <w:rFonts w:ascii="Consolas" w:hAnsi="Consolas" w:cs="Consolas"/>
-          <w:sz w:val="17"/>
-          <w:szCs w:val="17"/>
-        </w:rPr>
-        <w:t xml:space="preserve">            loss = F.cross_entropy(</w:t>
-      </w:r>
-    </w:p>
-    <w:p>
-      <w:pPr>
-        <w:rPr>
-          <w:rFonts w:ascii="Consolas" w:hAnsi="Consolas" w:cs="Consolas"/>
-          <w:sz w:val="17"/>
-          <w:szCs w:val="17"/>
-        </w:rPr>
-      </w:pPr>
-      <w:r>
-        <w:rPr>
-          <w:rFonts w:ascii="Consolas" w:hAnsi="Consolas" w:cs="Consolas"/>
-          <w:sz w:val="17"/>
-          <w:szCs w:val="17"/>
-        </w:rPr>
-        <w:t xml:space="preserve">                logits.reshape(-1, self.cfg.vocab_size),</w:t>
-      </w:r>
-    </w:p>
-    <w:p>
-      <w:pPr>
-        <w:rPr>
-          <w:rFonts w:ascii="Consolas" w:hAnsi="Consolas" w:cs="Consolas"/>
-          <w:sz w:val="17"/>
-          <w:szCs w:val="17"/>
-        </w:rPr>
-      </w:pPr>
-      <w:r>
-        <w:rPr>
-          <w:rFonts w:ascii="Consolas" w:hAnsi="Consolas" w:cs="Consolas"/>
-          <w:sz w:val="17"/>
-          <w:szCs w:val="17"/>
-        </w:rPr>
-        <w:t xml:space="preserve">                targets.reshape(-1),</w:t>
-      </w:r>
-    </w:p>
-    <w:p>
-      <w:pPr>
-        <w:rPr>
-          <w:rFonts w:ascii="Consolas" w:hAnsi="Consolas" w:cs="Consolas"/>
-          <w:sz w:val="17"/>
-          <w:szCs w:val="17"/>
-        </w:rPr>
-      </w:pPr>
-      <w:r>
-        <w:rPr>
-          <w:rFonts w:ascii="Consolas" w:hAnsi="Consolas" w:cs="Consolas"/>
-          <w:sz w:val="17"/>
-          <w:szCs w:val="17"/>
-        </w:rPr>
-        <w:t xml:space="preserve">            )</w:t>
-      </w:r>
-    </w:p>
-    <w:p>
-      <w:pPr>
-        <w:rPr>
-          <w:rFonts w:ascii="Consolas" w:hAnsi="Consolas" w:cs="Consolas"/>
-          <w:sz w:val="17"/>
-          <w:szCs w:val="17"/>
-        </w:rPr>
-      </w:pPr>
-      <w:r>
-        <w:rPr>
-          <w:rFonts w:ascii="Consolas" w:hAnsi="Consolas" w:cs="Consolas"/>
-          <w:sz w:val="17"/>
-          <w:szCs w:val="17"/>
-        </w:rPr>
-        <w:t xml:space="preserve">        out = [logits, loss]</w:t>
-      </w:r>
-    </w:p>
-    <w:p>
-      <w:pPr>
-        <w:rPr>
-          <w:rFonts w:ascii="Consolas" w:hAnsi="Consolas" w:cs="Consolas"/>
-          <w:sz w:val="17"/>
-          <w:szCs w:val="17"/>
-        </w:rPr>
-      </w:pPr>
-      <w:r>
-        <w:rPr>
-          <w:rFonts w:ascii="Consolas" w:hAnsi="Consolas" w:cs="Consolas"/>
-          <w:sz w:val="17"/>
-          <w:szCs w:val="17"/>
-        </w:rPr>
-        <w:t xml:space="preserve">        if return_trajectory:</w:t>
-      </w:r>
-    </w:p>
-    <w:p>
-      <w:pPr>
-        <w:rPr>
-          <w:rFonts w:ascii="Consolas" w:hAnsi="Consolas" w:cs="Consolas"/>
-          <w:sz w:val="17"/>
-          <w:szCs w:val="17"/>
-        </w:rPr>
-      </w:pPr>
-      <w:r>
-        <w:rPr>
-          <w:rFonts w:ascii="Consolas" w:hAnsi="Consolas" w:cs="Consolas"/>
-          <w:sz w:val="17"/>
-          <w:szCs w:val="17"/>
-        </w:rPr>
-        <w:t xml:space="preserve">            out.append(traj_h)</w:t>
-      </w:r>
-    </w:p>
-    <w:p>
-      <w:pPr>
-        <w:rPr>
-          <w:rFonts w:ascii="Consolas" w:hAnsi="Consolas" w:cs="Consolas"/>
-          <w:sz w:val="17"/>
-          <w:szCs w:val="17"/>
-        </w:rPr>
-      </w:pPr>
-      <w:r>
-        <w:rPr>
-          <w:rFonts w:ascii="Consolas" w:hAnsi="Consolas" w:cs="Consolas"/>
-          <w:sz w:val="17"/>
-          <w:szCs w:val="17"/>
-        </w:rPr>
-        <w:t xml:space="preserve">        if return_xi_trajectory:</w:t>
-      </w:r>
-    </w:p>
-    <w:p>
-      <w:pPr>
-        <w:rPr>
-          <w:rFonts w:ascii="Consolas" w:hAnsi="Consolas" w:cs="Consolas"/>
-          <w:sz w:val="17"/>
-          <w:szCs w:val="17"/>
-        </w:rPr>
-      </w:pPr>
-      <w:r>
-        <w:rPr>
-          <w:rFonts w:ascii="Consolas" w:hAnsi="Consolas" w:cs="Consolas"/>
-          <w:sz w:val="17"/>
-          <w:szCs w:val="17"/>
-        </w:rPr>
-        <w:t xml:space="preserve">            out.append(traj_xi)</w:t>
-      </w:r>
-    </w:p>
-    <w:p>
-      <w:pPr>
-        <w:rPr>
-          <w:rFonts w:ascii="Consolas" w:hAnsi="Consolas" w:cs="Consolas"/>
-          <w:sz w:val="17"/>
-          <w:szCs w:val="17"/>
-        </w:rPr>
-      </w:pPr>
-      <w:r>
-        <w:rPr>
-          <w:rFonts w:ascii="Consolas" w:hAnsi="Consolas" w:cs="Consolas"/>
-          <w:sz w:val="17"/>
-          <w:szCs w:val="17"/>
-        </w:rPr>
-        <w:t xml:space="preserve">        return tuple(out) if len(out) &gt; 2 else (out[0], out[1])</w:t>
-      </w:r>
-    </w:p>
-    <w:p>
-      <w:pPr>
-        <w:rPr>
-          <w:rFonts w:ascii="Consolas" w:hAnsi="Consolas" w:cs="Consolas"/>
-          <w:sz w:val="17"/>
-          <w:szCs w:val="17"/>
-        </w:rPr>
-      </w:pPr>
-    </w:p>
-    <w:p>
-      <w:pPr>
-        <w:rPr>
-          <w:rFonts w:ascii="Consolas" w:hAnsi="Consolas" w:cs="Consolas"/>
-          <w:sz w:val="17"/>
-          <w:szCs w:val="17"/>
-        </w:rPr>
-      </w:pPr>
-      <w:r>
-        <w:rPr>
-          <w:rFonts w:ascii="Consolas" w:hAnsi="Consolas" w:cs="Consolas"/>
-          <w:sz w:val="17"/>
-          <w:szCs w:val="17"/>
-        </w:rPr>
-        <w:t xml:space="preserve">    @torch.no_grad()</w:t>
-      </w:r>
-    </w:p>
-    <w:p>
-      <w:pPr>
-        <w:rPr>
-          <w:rFonts w:ascii="Consolas" w:hAnsi="Consolas" w:cs="Consolas"/>
-          <w:sz w:val="17"/>
-          <w:szCs w:val="17"/>
-        </w:rPr>
-      </w:pPr>
-      <w:r>
-        <w:rPr>
-          <w:rFonts w:ascii="Consolas" w:hAnsi="Consolas" w:cs="Consolas"/>
-          <w:sz w:val="17"/>
-          <w:szCs w:val="17"/>
-        </w:rPr>
-        <w:t xml:space="preserve">    def generate(self, x: torch.Tensor, max_new_tokens: int,</w:t>
-      </w:r>
-    </w:p>
-    <w:p>
-      <w:pPr>
-        <w:rPr>
-          <w:rFonts w:ascii="Consolas" w:hAnsi="Consolas" w:cs="Consolas"/>
-          <w:sz w:val="17"/>
-          <w:szCs w:val="17"/>
-        </w:rPr>
-      </w:pPr>
-      <w:r>
-        <w:rPr>
-          <w:rFonts w:ascii="Consolas" w:hAnsi="Consolas" w:cs="Consolas"/>
-          <w:sz w:val="17"/>
-          <w:szCs w:val="17"/>
-        </w:rPr>
-        <w:t xml:space="preserve">                 temperature: float = 1.0, top_k: Optional[int] = None) -&gt; torch.Tensor:</w:t>
-      </w:r>
-    </w:p>
-    <w:p>
-      <w:pPr>
-        <w:rPr>
-          <w:rFonts w:ascii="Consolas" w:hAnsi="Consolas" w:cs="Consolas"/>
-          <w:sz w:val="17"/>
-          <w:szCs w:val="17"/>
-        </w:rPr>
-      </w:pPr>
-      <w:r>
-        <w:rPr>
-          <w:rFonts w:ascii="Consolas" w:hAnsi="Consolas" w:cs="Consolas"/>
-          <w:sz w:val="17"/>
-          <w:szCs w:val="17"/>
-        </w:rPr>
-        <w:t xml:space="preserve">        self.eval()</w:t>
-      </w:r>
-    </w:p>
-    <w:p>
-      <w:pPr>
-        <w:rPr>
-          <w:rFonts w:ascii="Consolas" w:hAnsi="Consolas" w:cs="Consolas"/>
-          <w:sz w:val="17"/>
-          <w:szCs w:val="17"/>
-        </w:rPr>
-      </w:pPr>
-      <w:r>
-        <w:rPr>
-          <w:rFonts w:ascii="Consolas" w:hAnsi="Consolas" w:cs="Consolas"/>
-          <w:sz w:val="17"/>
-          <w:szCs w:val="17"/>
-        </w:rPr>
-        <w:t xml:space="preserve">        for _ in range(max_new_tokens):</w:t>
-      </w:r>
-    </w:p>
-    <w:p>
-      <w:pPr>
-        <w:rPr>
-          <w:rFonts w:ascii="Consolas" w:hAnsi="Consolas" w:cs="Consolas"/>
-          <w:sz w:val="17"/>
-          <w:szCs w:val="17"/>
-        </w:rPr>
-      </w:pPr>
-      <w:r>
-        <w:rPr>
-          <w:rFonts w:ascii="Consolas" w:hAnsi="Consolas" w:cs="Consolas"/>
-          <w:sz w:val="17"/>
-          <w:szCs w:val="17"/>
-        </w:rPr>
-        <w:t xml:space="preserve">            x_cond = x[:, -self.cfg.max_len:]</w:t>
-      </w:r>
-    </w:p>
-    <w:p>
-      <w:pPr>
-        <w:rPr>
-          <w:rFonts w:ascii="Consolas" w:hAnsi="Consolas" w:cs="Consolas"/>
-          <w:sz w:val="17"/>
-          <w:szCs w:val="17"/>
-        </w:rPr>
-      </w:pPr>
-      <w:r>
-        <w:rPr>
-          <w:rFonts w:ascii="Consolas" w:hAnsi="Consolas" w:cs="Consolas"/>
-          <w:sz w:val="17"/>
-          <w:szCs w:val="17"/>
-        </w:rPr>
-        <w:t xml:space="preserve">            logits, _ = self.forward(x_cond)</w:t>
-      </w:r>
-    </w:p>
-    <w:p>
-      <w:pPr>
-        <w:rPr>
-          <w:rFonts w:ascii="Consolas" w:hAnsi="Consolas" w:cs="Consolas"/>
-          <w:sz w:val="17"/>
-          <w:szCs w:val="17"/>
-        </w:rPr>
-      </w:pPr>
-      <w:r>
-        <w:rPr>
-          <w:rFonts w:ascii="Consolas" w:hAnsi="Consolas" w:cs="Consolas"/>
-          <w:sz w:val="17"/>
-          <w:szCs w:val="17"/>
-        </w:rPr>
-        <w:t xml:space="preserve">            logits = logits[:, -1, :] / max(temperature, 1e-6)</w:t>
-      </w:r>
-    </w:p>
-    <w:p>
-      <w:pPr>
-        <w:rPr>
-          <w:rFonts w:ascii="Consolas" w:hAnsi="Consolas" w:cs="Consolas"/>
-          <w:sz w:val="17"/>
-          <w:szCs w:val="17"/>
-        </w:rPr>
-      </w:pPr>
-      <w:r>
-        <w:rPr>
-          <w:rFonts w:ascii="Consolas" w:hAnsi="Consolas" w:cs="Consolas"/>
-          <w:sz w:val="17"/>
-          <w:szCs w:val="17"/>
-        </w:rPr>
-        <w:t xml:space="preserve">            if top_k is not None:</w:t>
-      </w:r>
-    </w:p>
-    <w:p>
-      <w:pPr>
-        <w:rPr>
-          <w:rFonts w:ascii="Consolas" w:hAnsi="Consolas" w:cs="Consolas"/>
-          <w:sz w:val="17"/>
-          <w:szCs w:val="17"/>
-        </w:rPr>
-      </w:pPr>
-      <w:r>
-        <w:rPr>
-          <w:rFonts w:ascii="Consolas" w:hAnsi="Consolas" w:cs="Consolas"/>
-          <w:sz w:val="17"/>
-          <w:szCs w:val="17"/>
-        </w:rPr>
-        <w:t xml:space="preserve">                v, _ = torch.topk(logits, top_k)</w:t>
-      </w:r>
-    </w:p>
-    <w:p>
-      <w:pPr>
-        <w:rPr>
-          <w:rFonts w:ascii="Consolas" w:hAnsi="Consolas" w:cs="Consolas"/>
-          <w:sz w:val="17"/>
-          <w:szCs w:val="17"/>
-        </w:rPr>
-      </w:pPr>
-      <w:r>
-        <w:rPr>
-          <w:rFonts w:ascii="Consolas" w:hAnsi="Consolas" w:cs="Consolas"/>
-          <w:sz w:val="17"/>
-          <w:szCs w:val="17"/>
-        </w:rPr>
-        <w:t xml:space="preserve">                logits[logits &lt; v[:, [-1]]] = -float("inf")</w:t>
-      </w:r>
-    </w:p>
-    <w:p>
-      <w:pPr>
-        <w:rPr>
-          <w:rFonts w:ascii="Consolas" w:hAnsi="Consolas" w:cs="Consolas"/>
-          <w:sz w:val="17"/>
-          <w:szCs w:val="17"/>
-        </w:rPr>
-      </w:pPr>
-      <w:r>
-        <w:rPr>
-          <w:rFonts w:ascii="Consolas" w:hAnsi="Consolas" w:cs="Consolas"/>
-          <w:sz w:val="17"/>
-          <w:szCs w:val="17"/>
-        </w:rPr>
-        <w:t xml:space="preserve">            probs = F.softmax(logits, dim=-1)</w:t>
-      </w:r>
-    </w:p>
-    <w:p>
-      <w:pPr>
-        <w:rPr>
-          <w:rFonts w:ascii="Consolas" w:hAnsi="Consolas" w:cs="Consolas"/>
-          <w:sz w:val="17"/>
-          <w:szCs w:val="17"/>
-        </w:rPr>
-      </w:pPr>
-      <w:r>
-        <w:rPr>
-          <w:rFonts w:ascii="Consolas" w:hAnsi="Consolas" w:cs="Consolas"/>
-          <w:sz w:val="17"/>
-          <w:szCs w:val="17"/>
-        </w:rPr>
-        <w:t xml:space="preserve">            nxt = torch.multinomial(probs, num_samples=1)</w:t>
-      </w:r>
-    </w:p>
-    <w:p>
-      <w:pPr>
-        <w:rPr>
-          <w:rFonts w:ascii="Consolas" w:hAnsi="Consolas" w:cs="Consolas"/>
-          <w:sz w:val="17"/>
-          <w:szCs w:val="17"/>
-        </w:rPr>
-      </w:pPr>
-      <w:r>
-        <w:rPr>
-          <w:rFonts w:ascii="Consolas" w:hAnsi="Consolas" w:cs="Consolas"/>
-          <w:sz w:val="17"/>
-          <w:szCs w:val="17"/>
-        </w:rPr>
-        <w:t xml:space="preserve">            x = torch.cat([x, nxt], dim=1)</w:t>
-      </w:r>
-    </w:p>
-    <w:p>
-      <w:pPr>
-        <w:rPr>
-          <w:rFonts w:ascii="Consolas" w:hAnsi="Consolas" w:cs="Consolas"/>
-          <w:sz w:val="17"/>
-          <w:szCs w:val="17"/>
-        </w:rPr>
-      </w:pPr>
-      <w:r>
-        <w:rPr>
-          <w:rFonts w:ascii="Consolas" w:hAnsi="Consolas" w:cs="Consolas"/>
-          <w:sz w:val="17"/>
-          <w:szCs w:val="17"/>
-        </w:rPr>
-        <w:t xml:space="preserve">        return x</w:t>
-      </w:r>
-    </w:p>
-    <w:p>
-      <w:pPr>
-        <w:rPr>
-          <w:rFonts w:ascii="Consolas" w:hAnsi="Consolas" w:cs="Consolas"/>
-          <w:sz w:val="17"/>
-          <w:szCs w:val="17"/>
-        </w:rPr>
-      </w:pPr>
-    </w:p>
-    <w:p>
-      <w:pPr>
-        <w:rPr>
-          <w:rFonts w:ascii="Consolas" w:hAnsi="Consolas" w:cs="Consolas"/>
-          <w:sz w:val="17"/>
-          <w:szCs w:val="17"/>
-        </w:rPr>
-      </w:pPr>
-      <w:r>
-        <w:rPr>
-          <w:rFonts w:ascii="Consolas" w:hAnsi="Consolas" w:cs="Consolas"/>
-          <w:sz w:val="17"/>
-          <w:szCs w:val="17"/>
-        </w:rPr>
-        <w:t xml:space="preserve">    def num_params(self) -&gt; int:</w:t>
-      </w:r>
-    </w:p>
-    <w:p>
-      <w:pPr>
-        <w:rPr>
-          <w:rFonts w:ascii="Consolas" w:hAnsi="Consolas" w:cs="Consolas"/>
-          <w:sz w:val="17"/>
-          <w:szCs w:val="17"/>
-        </w:rPr>
-      </w:pPr>
-      <w:r>
-        <w:rPr>
-          <w:rFonts w:ascii="Consolas" w:hAnsi="Consolas" w:cs="Consolas"/>
-          <w:sz w:val="17"/>
-          <w:szCs w:val="17"/>
-        </w:rPr>
-        <w:t xml:space="preserve">        return sum(p.numel() for p in self.parameters() if p.requires_grad)</w:t>
-      </w:r>
-    </w:p>
-    <w:p>
-      <w:pPr>
-        <w:rPr>
-          <w:rFonts w:ascii="Consolas" w:hAnsi="Consolas" w:cs="Consolas"/>
-          <w:sz w:val="17"/>
-          <w:szCs w:val="17"/>
-        </w:rPr>
-      </w:pPr>
-    </w:p>
-    <w:p>
-      <w:pPr>
-        <w:rPr>
-          <w:rFonts w:ascii="Consolas" w:hAnsi="Consolas" w:cs="Consolas"/>
-          <w:sz w:val="17"/>
-          <w:szCs w:val="17"/>
-        </w:rPr>
-      </w:pPr>
-      <w:r>
-        <w:rPr>
-          <w:rFonts w:ascii="Consolas" w:hAnsi="Consolas" w:cs="Consolas"/>
-          <w:sz w:val="17"/>
-          <w:szCs w:val="17"/>
-        </w:rPr>
-        <w:t xml:space="preserve">    @torch.no_grad()</w:t>
-      </w:r>
-    </w:p>
-    <w:p>
-      <w:pPr>
-        <w:rPr>
-          <w:rFonts w:ascii="Consolas" w:hAnsi="Consolas" w:cs="Consolas"/>
-          <w:sz w:val="17"/>
-          <w:szCs w:val="17"/>
-        </w:rPr>
-      </w:pPr>
-      <w:r>
-        <w:rPr>
-          <w:rFonts w:ascii="Consolas" w:hAnsi="Consolas" w:cs="Consolas"/>
-          <w:sz w:val="17"/>
-          <w:szCs w:val="17"/>
-        </w:rPr>
-        <w:t xml:space="preserve">    def mass_stats(self, x: torch.Tensor) -&gt; dict:</w:t>
-      </w:r>
-    </w:p>
-    <w:p>
-      <w:pPr>
-        <w:rPr>
-          <w:rFonts w:ascii="Consolas" w:hAnsi="Consolas" w:cs="Consolas"/>
-          <w:sz w:val="17"/>
-          <w:szCs w:val="17"/>
-        </w:rPr>
-      </w:pPr>
-      <w:r>
-        <w:rPr>
-          <w:rFonts w:ascii="Consolas" w:hAnsi="Consolas" w:cs="Consolas"/>
-          <w:sz w:val="17"/>
-          <w:szCs w:val="17"/>
-        </w:rPr>
-        <w:t xml:space="preserve">        """Diagnostic summary of the per-token mass on a batch of tokens."""</w:t>
-      </w:r>
-    </w:p>
-    <w:p>
-      <w:pPr>
-        <w:rPr>
-          <w:rFonts w:ascii="Consolas" w:hAnsi="Consolas" w:cs="Consolas"/>
-          <w:sz w:val="17"/>
-          <w:szCs w:val="17"/>
-        </w:rPr>
-      </w:pPr>
-      <w:r>
-        <w:rPr>
-          <w:rFonts w:ascii="Consolas" w:hAnsi="Consolas" w:cs="Consolas"/>
-          <w:sz w:val="17"/>
-          <w:szCs w:val="17"/>
-        </w:rPr>
-        <w:t xml:space="preserve">        emb = self._embed(x)</w:t>
-      </w:r>
-    </w:p>
-    <w:p>
-      <w:pPr>
-        <w:rPr>
-          <w:rFonts w:ascii="Consolas" w:hAnsi="Consolas" w:cs="Consolas"/>
-          <w:sz w:val="17"/>
-          <w:szCs w:val="17"/>
-        </w:rPr>
-      </w:pPr>
-      <w:r>
-        <w:rPr>
-          <w:rFonts w:ascii="Consolas" w:hAnsi="Consolas" w:cs="Consolas"/>
-          <w:sz w:val="17"/>
-          <w:szCs w:val="17"/>
-        </w:rPr>
-        <w:t xml:space="preserve">        m = self.compute_mass(x, emb)</w:t>
-      </w:r>
-    </w:p>
-    <w:p>
-      <w:pPr>
-        <w:rPr>
-          <w:rFonts w:ascii="Consolas" w:hAnsi="Consolas" w:cs="Consolas"/>
-          <w:sz w:val="17"/>
-          <w:szCs w:val="17"/>
-        </w:rPr>
-      </w:pPr>
-      <w:r>
-        <w:rPr>
-          <w:rFonts w:ascii="Consolas" w:hAnsi="Consolas" w:cs="Consolas"/>
-          <w:sz w:val="17"/>
-          <w:szCs w:val="17"/>
-        </w:rPr>
-        <w:t xml:space="preserve">        if m.dim() == 0:</w:t>
-      </w:r>
-    </w:p>
-    <w:p>
-      <w:pPr>
-        <w:rPr>
-          <w:rFonts w:ascii="Consolas" w:hAnsi="Consolas" w:cs="Consolas"/>
-          <w:sz w:val="17"/>
-          <w:szCs w:val="17"/>
-        </w:rPr>
-      </w:pPr>
-      <w:r>
-        <w:rPr>
-          <w:rFonts w:ascii="Consolas" w:hAnsi="Consolas" w:cs="Consolas"/>
-          <w:sz w:val="17"/>
-          <w:szCs w:val="17"/>
-        </w:rPr>
-        <w:t xml:space="preserve">            return {"mean": float(m.item()), "std": 0.0,</w:t>
-      </w:r>
-    </w:p>
-    <w:p>
-      <w:pPr>
-        <w:rPr>
-          <w:rFonts w:ascii="Consolas" w:hAnsi="Consolas" w:cs="Consolas"/>
-          <w:sz w:val="17"/>
-          <w:szCs w:val="17"/>
-        </w:rPr>
-      </w:pPr>
-      <w:r>
-        <w:rPr>
-          <w:rFonts w:ascii="Consolas" w:hAnsi="Consolas" w:cs="Consolas"/>
-          <w:sz w:val="17"/>
-          <w:szCs w:val="17"/>
-        </w:rPr>
-        <w:t xml:space="preserve">                    "min": float(m.item()), "max": float(m.item())}</w:t>
-      </w:r>
-    </w:p>
-    <w:p>
-      <w:pPr>
-        <w:rPr>
-          <w:rFonts w:ascii="Consolas" w:hAnsi="Consolas" w:cs="Consolas"/>
-          <w:sz w:val="17"/>
-          <w:szCs w:val="17"/>
-        </w:rPr>
-      </w:pPr>
-      <w:r>
-        <w:rPr>
-          <w:rFonts w:ascii="Consolas" w:hAnsi="Consolas" w:cs="Consolas"/>
-          <w:sz w:val="17"/>
-          <w:szCs w:val="17"/>
-        </w:rPr>
-        <w:t xml:space="preserve">        m_flat = m.reshape(-1)</w:t>
-      </w:r>
-    </w:p>
-    <w:p>
-      <w:pPr>
-        <w:rPr>
-          <w:rFonts w:ascii="Consolas" w:hAnsi="Consolas" w:cs="Consolas"/>
-          <w:sz w:val="17"/>
-          <w:szCs w:val="17"/>
-        </w:rPr>
-      </w:pPr>
-      <w:r>
-        <w:rPr>
-          <w:rFonts w:ascii="Consolas" w:hAnsi="Consolas" w:cs="Consolas"/>
-          <w:sz w:val="17"/>
-          <w:szCs w:val="17"/>
-        </w:rPr>
         <w:t xml:space="preserve">        return {</w:t>
       </w:r>
     </w:p>
@@ -11378,7 +11453,6 @@
           <w:sz w:val="17"/>
           <w:szCs w:val="17"/>
         </w:rPr>
-        <w:lastRenderedPageBreak/>
         <w:t xml:space="preserve">            "max":  float(m_flat.max().item()),</w:t>
       </w:r>
     </w:p>
@@ -11407,6 +11481,187 @@
     </w:sectPr>
   </w:body>
 </w:document>
+</file>
+
+<file path=word/endnotes.xml><?xml version="1.0" encoding="utf-8"?>
+<w:endnotes xmlns:wpc="http://schemas.microsoft.com/office/word/2010/wordprocessingCanvas" xmlns:cx="http://schemas.microsoft.com/office/drawing/2014/chartex" xmlns:cx1="http://schemas.microsoft.com/office/drawing/2015/9/8/chartex" xmlns:cx2="http://schemas.microsoft.com/office/drawing/2015/10/21/chartex" xmlns:cx3="http://schemas.microsoft.com/office/drawing/2016/5/9/chartex" xmlns:cx4="http://schemas.microsoft.com/office/drawing/2016/5/10/chartex" xmlns:cx5="http://schemas.microsoft.com/office/drawing/2016/5/11/chartex" xmlns:cx6="http://schemas.microsoft.com/office/drawing/2016/5/12/chartex" xmlns:cx7="http://schemas.microsoft.com/office/drawing/2016/5/13/chartex" xmlns:cx8="http://schemas.microsoft.com/office/drawing/2016/5/14/chartex" xmlns:mc="http://schemas.openxmlformats.org/markup-compatibility/2006" xmlns:aink="http://schemas.microsoft.com/office/drawing/2016/ink" xmlns:am3d="http://schemas.microsoft.com/office/drawing/2017/model3d" xmlns:o="urn:schemas-microsoft-com:office:office" xmlns:oel="http://schemas.microsoft.com/office/2019/extlst" xmlns:r="http://schemas.openxmlformats.org/officeDocument/2006/relationships" xmlns:m="http://schemas.openxmlformats.org/officeDocument/2006/math" xmlns:v="urn:schemas-microsoft-com:vml" xmlns:wp14="http://schemas.microsoft.com/office/word/2010/wordprocessingDrawing" xmlns:wp="http://schemas.openxmlformats.org/drawingml/2006/wordprocessingDrawing" xmlns:w10="urn:schemas-microsoft-com:office:word" xmlns:w="http://schemas.openxmlformats.org/wordprocessingml/2006/main" xmlns:w14="http://schemas.microsoft.com/office/word/2010/wordml" xmlns:w15="http://schemas.microsoft.com/office/word/2012/wordml" xmlns:w16cex="http://schemas.microsoft.com/office/word/2018/wordml/cex" xmlns:w16cid="http://schemas.microsoft.com/office/word/2016/wordml/cid" xmlns:w16="http://schemas.microsoft.com/office/word/2018/wordml" xmlns:w16du="http://schemas.microsoft.com/office/word/2023/wordml/word16du" xmlns:w16sdtdh="http://schemas.microsoft.com/office/word/2020/wordml/sdtdatahash" xmlns:w16sdtfl="http://schemas.microsoft.com/office/word/2024/wordml/sdtformatlock" xmlns:w16se="http://schemas.microsoft.com/office/word/2015/wordml/symex" xmlns:wpg="http://schemas.microsoft.com/office/word/2010/wordprocessingGroup" xmlns:wpi="http://schemas.microsoft.com/office/word/2010/wordprocessingInk" xmlns:wne="http://schemas.microsoft.com/office/word/2006/wordml" xmlns:wps="http://schemas.microsoft.com/office/word/2010/wordprocessingShape" mc:Ignorable="w14 w15 w16se w16cid w16 w16cex w16sdtdh w16sdtfl w16du wp14">
+  <w:endnote w:type="separator" w:id="-1">
+    <w:p>
+      <w:pPr>
+        <w:spacing w:line="240" w:lineRule="auto"/>
+      </w:pPr>
+      <w:r>
+        <w:separator/>
+      </w:r>
+    </w:p>
+  </w:endnote>
+  <w:endnote w:type="continuationSeparator" w:id="0">
+    <w:p>
+      <w:pPr>
+        <w:spacing w:line="240" w:lineRule="auto"/>
+      </w:pPr>
+      <w:r>
+        <w:continuationSeparator/>
+      </w:r>
+    </w:p>
+  </w:endnote>
+</w:endnotes>
+</file>
+
+<file path=word/footnotes.xml><?xml version="1.0" encoding="utf-8"?>
+<w:footnotes xmlns:wpc="http://schemas.microsoft.com/office/word/2010/wordprocessingCanvas" xmlns:cx="http://schemas.microsoft.com/office/drawing/2014/chartex" xmlns:cx1="http://schemas.microsoft.com/office/drawing/2015/9/8/chartex" xmlns:cx2="http://schemas.microsoft.com/office/drawing/2015/10/21/chartex" xmlns:cx3="http://schemas.microsoft.com/office/drawing/2016/5/9/chartex" xmlns:cx4="http://schemas.microsoft.com/office/drawing/2016/5/10/chartex" xmlns:cx5="http://schemas.microsoft.com/office/drawing/2016/5/11/chartex" xmlns:cx6="http://schemas.microsoft.com/office/drawing/2016/5/12/chartex" xmlns:cx7="http://schemas.microsoft.com/office/drawing/2016/5/13/chartex" xmlns:cx8="http://schemas.microsoft.com/office/drawing/2016/5/14/chartex" xmlns:mc="http://schemas.openxmlformats.org/markup-compatibility/2006" xmlns:aink="http://schemas.microsoft.com/office/drawing/2016/ink" xmlns:am3d="http://schemas.microsoft.com/office/drawing/2017/model3d" xmlns:o="urn:schemas-microsoft-com:office:office" xmlns:oel="http://schemas.microsoft.com/office/2019/extlst" xmlns:r="http://schemas.openxmlformats.org/officeDocument/2006/relationships" xmlns:m="http://schemas.openxmlformats.org/officeDocument/2006/math" xmlns:v="urn:schemas-microsoft-com:vml" xmlns:wp14="http://schemas.microsoft.com/office/word/2010/wordprocessingDrawing" xmlns:wp="http://schemas.openxmlformats.org/drawingml/2006/wordprocessingDrawing" xmlns:w10="urn:schemas-microsoft-com:office:word" xmlns:w="http://schemas.openxmlformats.org/wordprocessingml/2006/main" xmlns:w14="http://schemas.microsoft.com/office/word/2010/wordml" xmlns:w15="http://schemas.microsoft.com/office/word/2012/wordml" xmlns:w16cex="http://schemas.microsoft.com/office/word/2018/wordml/cex" xmlns:w16cid="http://schemas.microsoft.com/office/word/2016/wordml/cid" xmlns:w16="http://schemas.microsoft.com/office/word/2018/wordml" xmlns:w16du="http://schemas.microsoft.com/office/word/2023/wordml/word16du" xmlns:w16sdtdh="http://schemas.microsoft.com/office/word/2020/wordml/sdtdatahash" xmlns:w16sdtfl="http://schemas.microsoft.com/office/word/2024/wordml/sdtformatlock" xmlns:w16se="http://schemas.microsoft.com/office/word/2015/wordml/symex" xmlns:wpg="http://schemas.microsoft.com/office/word/2010/wordprocessingGroup" xmlns:wpi="http://schemas.microsoft.com/office/word/2010/wordprocessingInk" xmlns:wne="http://schemas.microsoft.com/office/word/2006/wordml" xmlns:wps="http://schemas.microsoft.com/office/word/2010/wordprocessingShape" mc:Ignorable="w14 w15 w16se w16cid w16 w16cex w16sdtdh w16sdtfl w16du wp14">
+  <w:footnote w:type="separator" w:id="-1">
+    <w:p>
+      <w:pPr>
+        <w:spacing w:line="240" w:lineRule="auto"/>
+      </w:pPr>
+      <w:r>
+        <w:separator/>
+      </w:r>
+    </w:p>
+  </w:footnote>
+  <w:footnote w:type="continuationSeparator" w:id="0">
+    <w:p>
+      <w:pPr>
+        <w:spacing w:line="240" w:lineRule="auto"/>
+      </w:pPr>
+      <w:r>
+        <w:continuationSeparator/>
+      </w:r>
+    </w:p>
+  </w:footnote>
+  <w:footnote w:id="1">
+    <w:p>
+      <w:pPr>
+        <w:pStyle w:val="FootnoteText"/>
+      </w:pPr>
+      <w:r>
+        <w:rPr>
+          <w:rStyle w:val="FootnoteReference"/>
+        </w:rPr>
+        <w:footnoteRef/>
+      </w:r>
+      <w:r>
+        <w:t xml:space="preserve"> In GPT-2</w:t>
+      </w:r>
+      <w:r>
+        <w:t>-</w:t>
+      </w:r>
+      <w:r>
+        <w:t xml:space="preserve">style </w:t>
+      </w:r>
+      <w:r>
+        <w:t xml:space="preserve">transformer architectures we have two separate embedding tables – </w:t>
+      </w:r>
+      <w:r>
+        <w:t xml:space="preserve">a) </w:t>
+      </w:r>
+      <w:r>
+        <w:t xml:space="preserve">token embeddings with shape </w:t>
+      </w:r>
+      <m:oMath>
+        <m:d>
+          <m:dPr>
+            <m:ctrlPr>
+              <w:rPr>
+                <w:rFonts w:ascii="Cambria Math" w:hAnsi="Cambria Math"/>
+                <w:i/>
+              </w:rPr>
+            </m:ctrlPr>
+          </m:dPr>
+          <m:e>
+            <m:r>
+              <w:rPr>
+                <w:rFonts w:ascii="Cambria Math" w:hAnsi="Cambria Math"/>
+              </w:rPr>
+              <m:t>V,d</m:t>
+            </m:r>
+          </m:e>
+        </m:d>
+      </m:oMath>
+      <w:r>
+        <w:rPr>
+          <w:rFonts w:eastAsiaTheme="minorEastAsia"/>
+        </w:rPr>
+        <w:t xml:space="preserve">, indexed by token ID which encode </w:t>
+      </w:r>
+      <w:r>
+        <w:rPr>
+          <w:rFonts w:eastAsiaTheme="minorEastAsia"/>
+          <w:i/>
+          <w:iCs/>
+        </w:rPr>
+        <w:t>what</w:t>
+      </w:r>
+      <w:r>
+        <w:rPr>
+          <w:rFonts w:eastAsiaTheme="minorEastAsia"/>
+        </w:rPr>
+        <w:t xml:space="preserve"> the symbol is, b) positional embeddings with shape </w:t>
+      </w:r>
+      <m:oMath>
+        <m:d>
+          <m:dPr>
+            <m:ctrlPr>
+              <w:rPr>
+                <w:rFonts w:ascii="Cambria Math" w:hAnsi="Cambria Math"/>
+                <w:i/>
+              </w:rPr>
+            </m:ctrlPr>
+          </m:dPr>
+          <m:e>
+            <m:r>
+              <w:rPr>
+                <w:rFonts w:ascii="Cambria Math" w:hAnsi="Cambria Math"/>
+              </w:rPr>
+              <m:t>T</m:t>
+            </m:r>
+            <m:r>
+              <w:rPr>
+                <w:rFonts w:ascii="Cambria Math" w:hAnsi="Cambria Math"/>
+              </w:rPr>
+              <m:t>,d</m:t>
+            </m:r>
+          </m:e>
+        </m:d>
+      </m:oMath>
+      <w:r>
+        <w:rPr>
+          <w:rFonts w:eastAsiaTheme="minorEastAsia"/>
+        </w:rPr>
+        <w:t xml:space="preserve">, indexed by position </w:t>
+      </w:r>
+      <m:oMath>
+        <m:r>
+          <w:rPr>
+            <w:rFonts w:ascii="Cambria Math" w:eastAsiaTheme="minorEastAsia" w:hAnsi="Cambria Math"/>
+          </w:rPr>
+          <m:t>0...T-1</m:t>
+        </m:r>
+      </m:oMath>
+      <w:r>
+        <w:rPr>
+          <w:rFonts w:eastAsiaTheme="minorEastAsia"/>
+        </w:rPr>
+        <w:t xml:space="preserve"> which encode </w:t>
+      </w:r>
+      <w:r>
+        <w:rPr>
+          <w:rFonts w:eastAsiaTheme="minorEastAsia"/>
+          <w:i/>
+          <w:iCs/>
+        </w:rPr>
+        <w:t>where</w:t>
+      </w:r>
+      <w:r>
+        <w:rPr>
+          <w:rFonts w:eastAsiaTheme="minorEastAsia"/>
+        </w:rPr>
+        <w:t xml:space="preserve"> in the sequence a slot sits.</w:t>
+      </w:r>
+    </w:p>
+  </w:footnote>
+</w:footnotes>
 </file>
 
 <file path=word/styles.xml><?xml version="1.0" encoding="utf-8"?>
@@ -12541,6 +12796,45 @@
       <w:szCs w:val="20"/>
     </w:rPr>
   </w:style>
+  <w:style w:type="paragraph" w:styleId="FootnoteText">
+    <w:name w:val="footnote text"/>
+    <w:basedOn w:val="Normal"/>
+    <w:link w:val="FootnoteTextChar"/>
+    <w:uiPriority w:val="99"/>
+    <w:semiHidden/>
+    <w:unhideWhenUsed/>
+    <w:rsid w:val="00F6314E"/>
+    <w:pPr>
+      <w:spacing w:line="240" w:lineRule="auto"/>
+    </w:pPr>
+    <w:rPr>
+      <w:sz w:val="20"/>
+      <w:szCs w:val="20"/>
+    </w:rPr>
+  </w:style>
+  <w:style w:type="character" w:customStyle="1" w:styleId="FootnoteTextChar">
+    <w:name w:val="Footnote Text Char"/>
+    <w:basedOn w:val="DefaultParagraphFont"/>
+    <w:link w:val="FootnoteText"/>
+    <w:uiPriority w:val="99"/>
+    <w:semiHidden/>
+    <w:rsid w:val="00F6314E"/>
+    <w:rPr>
+      <w:sz w:val="20"/>
+      <w:szCs w:val="20"/>
+    </w:rPr>
+  </w:style>
+  <w:style w:type="character" w:styleId="FootnoteReference">
+    <w:name w:val="footnote reference"/>
+    <w:basedOn w:val="DefaultParagraphFont"/>
+    <w:uiPriority w:val="99"/>
+    <w:semiHidden/>
+    <w:unhideWhenUsed/>
+    <w:rsid w:val="00F6314E"/>
+    <w:rPr>
+      <w:vertAlign w:val="superscript"/>
+    </w:rPr>
+  </w:style>
 </w:styles>
 </file>
 
@@ -12844,7 +13138,7 @@
 </file>
 
 <file path=customXml/itemProps1.xml><?xml version="1.0" encoding="utf-8"?>
-<ds:datastoreItem xmlns:ds="http://schemas.openxmlformats.org/officeDocument/2006/customXml" ds:itemID="{D6EB9592-5B45-3C47-AF3B-055A473D8993}">
+<ds:datastoreItem xmlns:ds="http://schemas.openxmlformats.org/officeDocument/2006/customXml" ds:itemID="{F803297C-2377-E74E-91C8-9737528A123D}">
   <ds:schemaRefs>
     <ds:schemaRef ds:uri="http://schemas.openxmlformats.org/officeDocument/2006/bibliography"/>
   </ds:schemaRefs>

--- a/docs/splm/Deep_Dive_in_the_SPLM_model_and_code.docx
+++ b/docs/splm/Deep_Dive_in_the_SPLM_model_and_code.docx
@@ -1798,7 +1798,14 @@
         <w:rPr>
           <w:rFonts w:eastAsiaTheme="minorEastAsia"/>
         </w:rPr>
-        <w:t xml:space="preserve"> Because both the present SPLM framework and the Semantic Tube Prediction (STP) objective of Huang, LeCun &amp; Balestriero ([7]) speak of a “hidden-state trajectory”, it is essential to fix which axis of the tensor </w:t>
+        <w:t xml:space="preserve"> Because both the present SPLM framework and the Semantic Tube Prediction (STP) objective of Huang, </w:t>
+      </w:r>
+      <w:r>
+        <w:rPr>
+          <w:rFonts w:eastAsiaTheme="minorEastAsia"/>
+        </w:rPr>
+        <w:lastRenderedPageBreak/>
+        <w:t xml:space="preserve">LeCun &amp; Balestriero ([7]) speak of a “hidden-state trajectory”, it is essential to fix which axis of the tensor </w:t>
       </w:r>
       <m:oMath>
         <m:r>
@@ -1812,14 +1819,7 @@
         <w:rPr>
           <w:rFonts w:eastAsiaTheme="minorEastAsia"/>
         </w:rPr>
-        <w:t xml:space="preserve"> the </w:t>
-      </w:r>
-      <w:r>
-        <w:rPr>
-          <w:rFonts w:eastAsiaTheme="minorEastAsia"/>
-        </w:rPr>
-        <w:lastRenderedPageBreak/>
-        <w:t>trajectory traverses.</w:t>
+        <w:t xml:space="preserve"> the trajectory traverses.</w:t>
       </w:r>
       <w:r>
         <w:rPr>
@@ -2558,6 +2558,7 @@
           <w:rFonts w:cs="Consolas"/>
           <w:szCs w:val="19"/>
         </w:rPr>
+        <w:lastRenderedPageBreak/>
         <w:t xml:space="preserve">The class </w:t>
       </w:r>
       <w:r>
@@ -4664,6 +4665,7 @@
         <w:rPr>
           <w:rFonts w:eastAsiaTheme="minorEastAsia"/>
         </w:rPr>
+        <w:lastRenderedPageBreak/>
         <w:t>A Note on the oracle fit</w:t>
       </w:r>
       <w:bookmarkEnd w:id="1"/>
@@ -4842,7 +4844,6 @@
           <w:rPr>
             <w:rFonts w:ascii="Cambria Math" w:hAnsi="Cambria Math"/>
           </w:rPr>
-          <w:lastRenderedPageBreak/>
           <m:t>∆</m:t>
         </m:r>
         <m:sSub>
@@ -5582,6 +5583,7 @@
           <w:sz w:val="17"/>
           <w:szCs w:val="17"/>
         </w:rPr>
+        <w:lastRenderedPageBreak/>
         <w:t>def</w:t>
       </w:r>
       <w:r>
@@ -5794,366 +5796,1546 @@
           <w:sz w:val="17"/>
           <w:szCs w:val="17"/>
         </w:rPr>
+        <w:t xml:space="preserve">    alpha = {}; beta = {}</w:t>
+      </w:r>
+    </w:p>
+    <w:p>
+      <w:pPr>
+        <w:rPr>
+          <w:rFonts w:ascii="Consolas" w:hAnsi="Consolas" w:cs="Consolas"/>
+          <w:sz w:val="17"/>
+          <w:szCs w:val="17"/>
+        </w:rPr>
+      </w:pPr>
+      <w:r>
+        <w:rPr>
+          <w:rFonts w:ascii="Consolas" w:hAnsi="Consolas" w:cs="Consolas"/>
+          <w:sz w:val="17"/>
+          <w:szCs w:val="17"/>
+        </w:rPr>
+        <w:t xml:space="preserve">    Y_pred = np.zeros_like(Y)</w:t>
+      </w:r>
+    </w:p>
+    <w:p>
+      <w:pPr>
+        <w:rPr>
+          <w:rFonts w:ascii="Consolas" w:hAnsi="Consolas" w:cs="Consolas"/>
+          <w:sz w:val="17"/>
+          <w:szCs w:val="17"/>
+        </w:rPr>
+      </w:pPr>
+      <w:r>
+        <w:rPr>
+          <w:rFonts w:ascii="Consolas" w:hAnsi="Consolas" w:cs="Consolas"/>
+          <w:sz w:val="17"/>
+          <w:szCs w:val="17"/>
+        </w:rPr>
+        <w:t xml:space="preserve">    </w:t>
+      </w:r>
+      <w:r>
+        <w:rPr>
+          <w:rFonts w:ascii="Consolas" w:hAnsi="Consolas" w:cs="Consolas"/>
+          <w:color w:val="C00000"/>
+          <w:sz w:val="17"/>
+          <w:szCs w:val="17"/>
+        </w:rPr>
+        <w:t>for</w:t>
+      </w:r>
+      <w:r>
+        <w:rPr>
+          <w:rFonts w:ascii="Consolas" w:hAnsi="Consolas" w:cs="Consolas"/>
+          <w:sz w:val="17"/>
+          <w:szCs w:val="17"/>
+        </w:rPr>
+        <w:t xml:space="preserve"> ell </w:t>
+      </w:r>
+      <w:r>
+        <w:rPr>
+          <w:rFonts w:ascii="Consolas" w:hAnsi="Consolas" w:cs="Consolas"/>
+          <w:color w:val="C00000"/>
+          <w:sz w:val="17"/>
+          <w:szCs w:val="17"/>
+        </w:rPr>
+        <w:t>in</w:t>
+      </w:r>
+      <w:r>
+        <w:rPr>
+          <w:rFonts w:ascii="Consolas" w:hAnsi="Consolas" w:cs="Consolas"/>
+          <w:sz w:val="17"/>
+          <w:szCs w:val="17"/>
+        </w:rPr>
+        <w:t xml:space="preserve"> np.</w:t>
+      </w:r>
+      <w:r>
+        <w:rPr>
+          <w:rFonts w:ascii="Consolas" w:hAnsi="Consolas" w:cs="Consolas"/>
+          <w:color w:val="80340D" w:themeColor="accent2" w:themeShade="80"/>
+          <w:sz w:val="17"/>
+          <w:szCs w:val="17"/>
+        </w:rPr>
+        <w:t>unique</w:t>
+      </w:r>
+      <w:r>
+        <w:rPr>
+          <w:rFonts w:ascii="Consolas" w:hAnsi="Consolas" w:cs="Consolas"/>
+          <w:sz w:val="17"/>
+          <w:szCs w:val="17"/>
+        </w:rPr>
+        <w:t>(LAY):</w:t>
+      </w:r>
+    </w:p>
+    <w:p>
+      <w:pPr>
+        <w:rPr>
+          <w:rFonts w:ascii="Consolas" w:hAnsi="Consolas" w:cs="Consolas"/>
+          <w:sz w:val="17"/>
+          <w:szCs w:val="17"/>
+        </w:rPr>
+      </w:pPr>
+      <w:r>
+        <w:rPr>
+          <w:rFonts w:ascii="Consolas" w:hAnsi="Consolas" w:cs="Consolas"/>
+          <w:sz w:val="17"/>
+          <w:szCs w:val="17"/>
+        </w:rPr>
+        <w:t xml:space="preserve">        m = LAY == ell</w:t>
+      </w:r>
+    </w:p>
+    <w:p>
+      <w:pPr>
+        <w:rPr>
+          <w:rFonts w:ascii="Consolas" w:hAnsi="Consolas" w:cs="Consolas"/>
+          <w:sz w:val="17"/>
+          <w:szCs w:val="17"/>
+        </w:rPr>
+      </w:pPr>
+      <w:r>
+        <w:rPr>
+          <w:rFonts w:ascii="Consolas" w:hAnsi="Consolas" w:cs="Consolas"/>
+          <w:sz w:val="17"/>
+          <w:szCs w:val="17"/>
+        </w:rPr>
+        <w:t xml:space="preserve">        v = V[m].</w:t>
+      </w:r>
+      <w:r>
+        <w:rPr>
+          <w:rFonts w:ascii="Consolas" w:hAnsi="Consolas" w:cs="Consolas"/>
+          <w:color w:val="80340D" w:themeColor="accent2" w:themeShade="80"/>
+          <w:sz w:val="17"/>
+          <w:szCs w:val="17"/>
+        </w:rPr>
+        <w:t>reshape</w:t>
+      </w:r>
+      <w:r>
+        <w:rPr>
+          <w:rFonts w:ascii="Consolas" w:hAnsi="Consolas" w:cs="Consolas"/>
+          <w:sz w:val="17"/>
+          <w:szCs w:val="17"/>
+        </w:rPr>
+        <w:t>(-1); g = (-G[m]).</w:t>
+      </w:r>
+      <w:r>
+        <w:rPr>
+          <w:rFonts w:ascii="Consolas" w:hAnsi="Consolas" w:cs="Consolas"/>
+          <w:color w:val="80340D" w:themeColor="accent2" w:themeShade="80"/>
+          <w:sz w:val="17"/>
+          <w:szCs w:val="17"/>
+        </w:rPr>
+        <w:t>reshape</w:t>
+      </w:r>
+      <w:r>
+        <w:rPr>
+          <w:rFonts w:ascii="Consolas" w:hAnsi="Consolas" w:cs="Consolas"/>
+          <w:sz w:val="17"/>
+          <w:szCs w:val="17"/>
+        </w:rPr>
+        <w:t>(-1); y = Y[m].</w:t>
+      </w:r>
+      <w:r>
+        <w:rPr>
+          <w:rFonts w:ascii="Consolas" w:hAnsi="Consolas" w:cs="Consolas"/>
+          <w:color w:val="80340D" w:themeColor="accent2" w:themeShade="80"/>
+          <w:sz w:val="17"/>
+          <w:szCs w:val="17"/>
+        </w:rPr>
+        <w:t>reshape</w:t>
+      </w:r>
+      <w:r>
+        <w:rPr>
+          <w:rFonts w:ascii="Consolas" w:hAnsi="Consolas" w:cs="Consolas"/>
+          <w:sz w:val="17"/>
+          <w:szCs w:val="17"/>
+        </w:rPr>
+        <w:t>(-1)</w:t>
+      </w:r>
+    </w:p>
+    <w:p>
+      <w:pPr>
+        <w:rPr>
+          <w:rFonts w:ascii="Consolas" w:hAnsi="Consolas" w:cs="Consolas"/>
+          <w:sz w:val="17"/>
+          <w:szCs w:val="17"/>
+        </w:rPr>
+      </w:pPr>
+      <w:r>
+        <w:rPr>
+          <w:rFonts w:ascii="Consolas" w:hAnsi="Consolas" w:cs="Consolas"/>
+          <w:sz w:val="17"/>
+          <w:szCs w:val="17"/>
+        </w:rPr>
+        <w:t xml:space="preserve">        A = np.</w:t>
+      </w:r>
+      <w:r>
+        <w:rPr>
+          <w:rFonts w:ascii="Consolas" w:hAnsi="Consolas" w:cs="Consolas"/>
+          <w:color w:val="80340D" w:themeColor="accent2" w:themeShade="80"/>
+          <w:sz w:val="17"/>
+          <w:szCs w:val="17"/>
+        </w:rPr>
+        <w:t>stack</w:t>
+      </w:r>
+      <w:r>
+        <w:rPr>
+          <w:rFonts w:ascii="Consolas" w:hAnsi="Consolas" w:cs="Consolas"/>
+          <w:sz w:val="17"/>
+          <w:szCs w:val="17"/>
+        </w:rPr>
+        <w:t xml:space="preserve">([v, g], axis=1)  </w:t>
+      </w:r>
+      <w:r>
+        <w:rPr>
+          <w:rFonts w:ascii="Consolas" w:hAnsi="Consolas" w:cs="Consolas"/>
+          <w:color w:val="3A7C22" w:themeColor="accent6" w:themeShade="BF"/>
+          <w:sz w:val="17"/>
+          <w:szCs w:val="17"/>
+        </w:rPr>
+        <w:t># (N*d, 2)</w:t>
+      </w:r>
+    </w:p>
+    <w:p>
+      <w:pPr>
+        <w:rPr>
+          <w:rFonts w:ascii="Consolas" w:hAnsi="Consolas" w:cs="Consolas"/>
+          <w:sz w:val="17"/>
+          <w:szCs w:val="17"/>
+        </w:rPr>
+      </w:pPr>
+      <w:r>
+        <w:rPr>
+          <w:rFonts w:ascii="Consolas" w:hAnsi="Consolas" w:cs="Consolas"/>
+          <w:sz w:val="17"/>
+          <w:szCs w:val="17"/>
+        </w:rPr>
+        <w:t xml:space="preserve">        coef, *_ = np.linalg.</w:t>
+      </w:r>
+      <w:r>
+        <w:rPr>
+          <w:rFonts w:ascii="Consolas" w:hAnsi="Consolas" w:cs="Consolas"/>
+          <w:color w:val="80340D" w:themeColor="accent2" w:themeShade="80"/>
+          <w:sz w:val="17"/>
+          <w:szCs w:val="17"/>
+        </w:rPr>
+        <w:t>lstsq</w:t>
+      </w:r>
+      <w:r>
+        <w:rPr>
+          <w:rFonts w:ascii="Consolas" w:hAnsi="Consolas" w:cs="Consolas"/>
+          <w:sz w:val="17"/>
+          <w:szCs w:val="17"/>
+        </w:rPr>
+        <w:t>(A, y, rcond=</w:t>
+      </w:r>
+      <w:r>
+        <w:rPr>
+          <w:rFonts w:ascii="Consolas" w:hAnsi="Consolas" w:cs="Consolas"/>
+          <w:color w:val="0F9ED5" w:themeColor="accent4"/>
+          <w:sz w:val="17"/>
+          <w:szCs w:val="17"/>
+        </w:rPr>
+        <w:t>None</w:t>
+      </w:r>
+      <w:r>
+        <w:rPr>
+          <w:rFonts w:ascii="Consolas" w:hAnsi="Consolas" w:cs="Consolas"/>
+          <w:sz w:val="17"/>
+          <w:szCs w:val="17"/>
+        </w:rPr>
+        <w:t>)</w:t>
+      </w:r>
+    </w:p>
+    <w:p>
+      <w:pPr>
+        <w:rPr>
+          <w:rFonts w:ascii="Consolas" w:hAnsi="Consolas" w:cs="Consolas"/>
+          <w:sz w:val="17"/>
+          <w:szCs w:val="17"/>
+        </w:rPr>
+      </w:pPr>
+      <w:r>
+        <w:rPr>
+          <w:rFonts w:ascii="Consolas" w:hAnsi="Consolas" w:cs="Consolas"/>
+          <w:sz w:val="17"/>
+          <w:szCs w:val="17"/>
+        </w:rPr>
+        <w:t xml:space="preserve">        a, b = coef</w:t>
+      </w:r>
+    </w:p>
+    <w:p>
+      <w:pPr>
+        <w:rPr>
+          <w:rFonts w:ascii="Consolas" w:hAnsi="Consolas" w:cs="Consolas"/>
+          <w:sz w:val="17"/>
+          <w:szCs w:val="17"/>
+        </w:rPr>
+      </w:pPr>
+      <w:r>
+        <w:rPr>
+          <w:rFonts w:ascii="Consolas" w:hAnsi="Consolas" w:cs="Consolas"/>
+          <w:sz w:val="17"/>
+          <w:szCs w:val="17"/>
+        </w:rPr>
+        <w:t xml:space="preserve">        alpha[int(ell)] = float(a); beta[int(ell)] = float(b)</w:t>
+      </w:r>
+    </w:p>
+    <w:p>
+      <w:pPr>
+        <w:rPr>
+          <w:rFonts w:ascii="Consolas" w:hAnsi="Consolas" w:cs="Consolas"/>
+          <w:sz w:val="17"/>
+          <w:szCs w:val="17"/>
+        </w:rPr>
+      </w:pPr>
+      <w:r>
+        <w:rPr>
+          <w:rFonts w:ascii="Consolas" w:hAnsi="Consolas" w:cs="Consolas"/>
+          <w:sz w:val="17"/>
+          <w:szCs w:val="17"/>
+        </w:rPr>
+        <w:t xml:space="preserve">        Y_pred[m] = a * V[m] + b * (-G[m])</w:t>
+      </w:r>
+    </w:p>
+    <w:p>
+      <w:pPr>
+        <w:rPr>
+          <w:rFonts w:ascii="Consolas" w:hAnsi="Consolas" w:cs="Consolas"/>
+          <w:sz w:val="17"/>
+          <w:szCs w:val="17"/>
+        </w:rPr>
+      </w:pPr>
+      <w:r>
+        <w:rPr>
+          <w:rFonts w:ascii="Consolas" w:hAnsi="Consolas" w:cs="Consolas"/>
+          <w:sz w:val="17"/>
+          <w:szCs w:val="17"/>
+        </w:rPr>
+        <w:t xml:space="preserve">    return Y_pred, alpha, beta</w:t>
+      </w:r>
+    </w:p>
+    <w:p>
+      <w:pPr>
+        <w:rPr>
+          <w:rFonts w:ascii="Consolas" w:hAnsi="Consolas" w:cs="Consolas"/>
+          <w:sz w:val="17"/>
+          <w:szCs w:val="17"/>
+        </w:rPr>
+      </w:pPr>
+    </w:p>
+    <w:p>
+      <w:pPr>
+        <w:pStyle w:val="Heading3"/>
+      </w:pPr>
+      <w:bookmarkStart w:id="7" w:name="_Toc230615209"/>
+      <w:r>
+        <w:t xml:space="preserve">Function </w:t>
+      </w:r>
+      <w:r>
+        <w:rPr>
+          <w:rFonts w:ascii="Consolas" w:hAnsi="Consolas" w:cs="Consolas"/>
+        </w:rPr>
+        <w:t>extract_oracle_tuples</w:t>
+      </w:r>
+      <w:bookmarkEnd w:id="7"/>
+    </w:p>
+    <w:p/>
+    <w:p>
+      <w:pPr>
+        <w:rPr>
+          <w:rFonts w:ascii="Consolas" w:hAnsi="Consolas" w:cs="Consolas"/>
+          <w:sz w:val="17"/>
+          <w:szCs w:val="17"/>
+        </w:rPr>
+      </w:pPr>
+      <w:r>
+        <w:rPr>
+          <w:rFonts w:ascii="Consolas" w:hAnsi="Consolas" w:cs="Consolas"/>
+          <w:sz w:val="17"/>
+          <w:szCs w:val="17"/>
+        </w:rPr>
+        <w:t>def extract_oracle_tuples(model, sentence: str, device: str) \</w:t>
+      </w:r>
+    </w:p>
+    <w:p>
+      <w:pPr>
+        <w:rPr>
+          <w:rFonts w:ascii="Consolas" w:hAnsi="Consolas" w:cs="Consolas"/>
+          <w:sz w:val="17"/>
+          <w:szCs w:val="17"/>
+        </w:rPr>
+      </w:pPr>
+      <w:r>
+        <w:rPr>
+          <w:rFonts w:ascii="Consolas" w:hAnsi="Consolas" w:cs="Consolas"/>
+          <w:sz w:val="17"/>
+          <w:szCs w:val="17"/>
+        </w:rPr>
+        <w:t xml:space="preserve">        -&gt; Tuple[np.ndarray, np.ndarray, np.ndarray]:</w:t>
+      </w:r>
+    </w:p>
+    <w:p>
+      <w:pPr>
+        <w:rPr>
+          <w:rFonts w:ascii="Consolas" w:hAnsi="Consolas" w:cs="Consolas"/>
+          <w:color w:val="3A7C22" w:themeColor="accent6" w:themeShade="BF"/>
+          <w:sz w:val="17"/>
+          <w:szCs w:val="17"/>
+        </w:rPr>
+      </w:pPr>
+      <w:r>
+        <w:rPr>
+          <w:rFonts w:ascii="Consolas" w:hAnsi="Consolas" w:cs="Consolas"/>
+          <w:sz w:val="17"/>
+          <w:szCs w:val="17"/>
+        </w:rPr>
+        <w:t xml:space="preserve">    </w:t>
+      </w:r>
+      <w:r>
+        <w:rPr>
+          <w:rFonts w:ascii="Consolas" w:hAnsi="Consolas" w:cs="Consolas"/>
+          <w:color w:val="3A7C22" w:themeColor="accent6" w:themeShade="BF"/>
+          <w:sz w:val="17"/>
+          <w:szCs w:val="17"/>
+        </w:rPr>
+        <w:t>"""For a single sentence, re-run SPLM and return</w:t>
+      </w:r>
+    </w:p>
+    <w:p>
+      <w:pPr>
+        <w:rPr>
+          <w:rFonts w:ascii="Consolas" w:hAnsi="Consolas" w:cs="Consolas"/>
+          <w:color w:val="3A7C22" w:themeColor="accent6" w:themeShade="BF"/>
+          <w:sz w:val="17"/>
+          <w:szCs w:val="17"/>
+        </w:rPr>
+      </w:pPr>
+      <w:r>
+        <w:rPr>
+          <w:rFonts w:ascii="Consolas" w:hAnsi="Consolas" w:cs="Consolas"/>
+          <w:color w:val="3A7C22" w:themeColor="accent6" w:themeShade="BF"/>
+          <w:sz w:val="17"/>
+          <w:szCs w:val="17"/>
+        </w:rPr>
+        <w:t xml:space="preserve">       H   : (L+1, T, d)  raw hidden states  h_l</w:t>
+      </w:r>
+    </w:p>
+    <w:p>
+      <w:pPr>
+        <w:rPr>
+          <w:rFonts w:ascii="Consolas" w:hAnsi="Consolas" w:cs="Consolas"/>
+          <w:color w:val="3A7C22" w:themeColor="accent6" w:themeShade="BF"/>
+          <w:sz w:val="17"/>
+          <w:szCs w:val="17"/>
+        </w:rPr>
+      </w:pPr>
+      <w:r>
+        <w:rPr>
+          <w:rFonts w:ascii="Consolas" w:hAnsi="Consolas" w:cs="Consolas"/>
+          <w:color w:val="3A7C22" w:themeColor="accent6" w:themeShade="BF"/>
+          <w:sz w:val="17"/>
+          <w:szCs w:val="17"/>
+        </w:rPr>
+        <w:t xml:space="preserve">       GV  : (L,   T, d)  grad_h V_theta(xi, h_l)  for l = 0..L-1</w:t>
+      </w:r>
+    </w:p>
+    <w:p>
+      <w:pPr>
+        <w:rPr>
+          <w:rFonts w:ascii="Consolas" w:hAnsi="Consolas" w:cs="Consolas"/>
+          <w:color w:val="3A7C22" w:themeColor="accent6" w:themeShade="BF"/>
+          <w:sz w:val="17"/>
+          <w:szCs w:val="17"/>
+        </w:rPr>
+      </w:pPr>
+      <w:r>
+        <w:rPr>
+          <w:rFonts w:ascii="Consolas" w:hAnsi="Consolas" w:cs="Consolas"/>
+          <w:color w:val="3A7C22" w:themeColor="accent6" w:themeShade="BF"/>
+          <w:sz w:val="17"/>
+          <w:szCs w:val="17"/>
+        </w:rPr>
+        <w:t xml:space="preserve">       XI  : (T, d)  the constant context vector</w:t>
+      </w:r>
+    </w:p>
+    <w:p>
+      <w:pPr>
+        <w:rPr>
+          <w:rFonts w:ascii="Consolas" w:hAnsi="Consolas" w:cs="Consolas"/>
+          <w:color w:val="3A7C22" w:themeColor="accent6" w:themeShade="BF"/>
+          <w:sz w:val="17"/>
+          <w:szCs w:val="17"/>
+        </w:rPr>
+      </w:pPr>
+    </w:p>
+    <w:p>
+      <w:pPr>
+        <w:rPr>
+          <w:rFonts w:ascii="Consolas" w:hAnsi="Consolas" w:cs="Consolas"/>
+          <w:color w:val="3A7C22" w:themeColor="accent6" w:themeShade="BF"/>
+          <w:sz w:val="17"/>
+          <w:szCs w:val="17"/>
+        </w:rPr>
+      </w:pPr>
+      <w:r>
+        <w:rPr>
+          <w:rFonts w:ascii="Consolas" w:hAnsi="Consolas" w:cs="Consolas"/>
+          <w:color w:val="3A7C22" w:themeColor="accent6" w:themeShade="BF"/>
+          <w:sz w:val="17"/>
+          <w:szCs w:val="17"/>
+        </w:rPr>
+        <w:t xml:space="preserve">    The dynamics equation is</w:t>
+      </w:r>
+    </w:p>
+    <w:p>
+      <w:pPr>
+        <w:rPr>
+          <w:rFonts w:ascii="Consolas" w:hAnsi="Consolas" w:cs="Consolas"/>
+          <w:color w:val="3A7C22" w:themeColor="accent6" w:themeShade="BF"/>
+          <w:sz w:val="17"/>
+          <w:szCs w:val="17"/>
+        </w:rPr>
+      </w:pPr>
+    </w:p>
+    <w:p>
+      <w:pPr>
+        <w:rPr>
+          <w:rFonts w:ascii="Consolas" w:hAnsi="Consolas" w:cs="Consolas"/>
+          <w:color w:val="3A7C22" w:themeColor="accent6" w:themeShade="BF"/>
+          <w:sz w:val="17"/>
+          <w:szCs w:val="17"/>
+        </w:rPr>
+      </w:pPr>
+      <w:r>
+        <w:rPr>
+          <w:rFonts w:ascii="Consolas" w:hAnsi="Consolas" w:cs="Consolas"/>
+          <w:color w:val="3A7C22" w:themeColor="accent6" w:themeShade="BF"/>
+          <w:sz w:val="17"/>
+          <w:szCs w:val="17"/>
+        </w:rPr>
+        <w:t xml:space="preserve">       h_{l+1} = h_l + dt * v_{l+1}</w:t>
+      </w:r>
+    </w:p>
+    <w:p>
+      <w:pPr>
+        <w:rPr>
+          <w:rFonts w:ascii="Consolas" w:hAnsi="Consolas" w:cs="Consolas"/>
+          <w:color w:val="3A7C22" w:themeColor="accent6" w:themeShade="BF"/>
+          <w:sz w:val="17"/>
+          <w:szCs w:val="17"/>
+        </w:rPr>
+      </w:pPr>
+      <w:r>
+        <w:rPr>
+          <w:rFonts w:ascii="Consolas" w:hAnsi="Consolas" w:cs="Consolas"/>
+          <w:color w:val="3A7C22" w:themeColor="accent6" w:themeShade="BF"/>
+          <w:sz w:val="17"/>
+          <w:szCs w:val="17"/>
+        </w:rPr>
+        <w:t xml:space="preserve">       v_{l+1} = (v_l + dt*f_l/m) / (1 + dt*gamma),  f_l = -grad_h V_theta(xi, h_l)</w:t>
+      </w:r>
+    </w:p>
+    <w:p>
+      <w:pPr>
+        <w:rPr>
+          <w:rFonts w:ascii="Consolas" w:hAnsi="Consolas" w:cs="Consolas"/>
+          <w:color w:val="3A7C22" w:themeColor="accent6" w:themeShade="BF"/>
+          <w:sz w:val="17"/>
+          <w:szCs w:val="17"/>
+        </w:rPr>
+      </w:pPr>
+    </w:p>
+    <w:p>
+      <w:pPr>
+        <w:rPr>
+          <w:rFonts w:ascii="Consolas" w:hAnsi="Consolas" w:cs="Consolas"/>
+          <w:color w:val="3A7C22" w:themeColor="accent6" w:themeShade="BF"/>
+          <w:sz w:val="17"/>
+          <w:szCs w:val="17"/>
+        </w:rPr>
+      </w:pPr>
+      <w:r>
+        <w:rPr>
+          <w:rFonts w:ascii="Consolas" w:hAnsi="Consolas" w:cs="Consolas"/>
+          <w:color w:val="3A7C22" w:themeColor="accent6" w:themeShade="BF"/>
+          <w:sz w:val="17"/>
+          <w:szCs w:val="17"/>
+        </w:rPr>
+        <w:t xml:space="preserve">    so Delta h_l := h_{l+1} - h_l depends on (v_l, grad_V at h_l).</w:t>
+      </w:r>
+    </w:p>
+    <w:p>
+      <w:pPr>
+        <w:rPr>
+          <w:rFonts w:ascii="Consolas" w:hAnsi="Consolas" w:cs="Consolas"/>
+          <w:color w:val="3A7C22" w:themeColor="accent6" w:themeShade="BF"/>
+          <w:sz w:val="17"/>
+          <w:szCs w:val="17"/>
+        </w:rPr>
+      </w:pPr>
+    </w:p>
+    <w:p>
+      <w:pPr>
+        <w:rPr>
+          <w:rFonts w:ascii="Consolas" w:hAnsi="Consolas" w:cs="Consolas"/>
+          <w:color w:val="3A7C22" w:themeColor="accent6" w:themeShade="BF"/>
+          <w:sz w:val="17"/>
+          <w:szCs w:val="17"/>
+        </w:rPr>
+      </w:pPr>
+      <w:r>
+        <w:rPr>
+          <w:rFonts w:ascii="Consolas" w:hAnsi="Consolas" w:cs="Consolas"/>
+          <w:color w:val="3A7C22" w:themeColor="accent6" w:themeShade="BF"/>
+          <w:sz w:val="17"/>
+          <w:szCs w:val="17"/>
+        </w:rPr>
+        <w:t xml:space="preserve">    Handles both the base ScalarPotentialLM (fixed xi from _embed_and_pool)</w:t>
+      </w:r>
+    </w:p>
+    <w:p>
+      <w:pPr>
+        <w:rPr>
+          <w:rFonts w:ascii="Consolas" w:hAnsi="Consolas" w:cs="Consolas"/>
+          <w:color w:val="3A7C22" w:themeColor="accent6" w:themeShade="BF"/>
+          <w:sz w:val="17"/>
+          <w:szCs w:val="17"/>
+        </w:rPr>
+      </w:pPr>
+      <w:r>
+        <w:rPr>
+          <w:rFonts w:ascii="Consolas" w:hAnsi="Consolas" w:cs="Consolas"/>
+          <w:color w:val="3A7C22" w:themeColor="accent6" w:themeShade="BF"/>
+          <w:sz w:val="17"/>
+          <w:szCs w:val="17"/>
+        </w:rPr>
+        <w:t xml:space="preserve">    and ScalarPotentialLMSARFMass[LN] variants (per-step xi via</w:t>
+      </w:r>
+    </w:p>
+    <w:p>
+      <w:pPr>
+        <w:rPr>
+          <w:rFonts w:ascii="Consolas" w:hAnsi="Consolas" w:cs="Consolas"/>
+          <w:color w:val="3A7C22" w:themeColor="accent6" w:themeShade="BF"/>
+          <w:sz w:val="17"/>
+          <w:szCs w:val="17"/>
+        </w:rPr>
+      </w:pPr>
+      <w:r>
+        <w:rPr>
+          <w:rFonts w:ascii="Consolas" w:hAnsi="Consolas" w:cs="Consolas"/>
+          <w:color w:val="3A7C22" w:themeColor="accent6" w:themeShade="BF"/>
+          <w:sz w:val="17"/>
+          <w:szCs w:val="17"/>
+        </w:rPr>
+        <w:t xml:space="preserve">    causal_cumulative_mean, per-token mass, optional LN projection).</w:t>
+      </w:r>
+    </w:p>
+    <w:p>
+      <w:pPr>
+        <w:rPr>
+          <w:rFonts w:ascii="Consolas" w:hAnsi="Consolas" w:cs="Consolas"/>
+          <w:sz w:val="17"/>
+          <w:szCs w:val="17"/>
+        </w:rPr>
+      </w:pPr>
+      <w:r>
+        <w:rPr>
+          <w:rFonts w:ascii="Consolas" w:hAnsi="Consolas" w:cs="Consolas"/>
+          <w:color w:val="3A7C22" w:themeColor="accent6" w:themeShade="BF"/>
+          <w:sz w:val="17"/>
+          <w:szCs w:val="17"/>
+        </w:rPr>
+        <w:t xml:space="preserve">    """</w:t>
+      </w:r>
+    </w:p>
+    <w:p>
+      <w:pPr>
+        <w:rPr>
+          <w:rFonts w:ascii="Consolas" w:hAnsi="Consolas" w:cs="Consolas"/>
+          <w:sz w:val="17"/>
+          <w:szCs w:val="17"/>
+        </w:rPr>
+      </w:pPr>
+      <w:r>
+        <w:rPr>
+          <w:rFonts w:ascii="Consolas" w:hAnsi="Consolas" w:cs="Consolas"/>
+          <w:sz w:val="17"/>
+          <w:szCs w:val="17"/>
+        </w:rPr>
+        <w:t xml:space="preserve">    from model_sarf_mass import ScalarPotentialLMSARFMass, causal_cumulative_mean</w:t>
+      </w:r>
+    </w:p>
+    <w:p>
+      <w:pPr>
+        <w:rPr>
+          <w:rFonts w:ascii="Consolas" w:hAnsi="Consolas" w:cs="Consolas"/>
+          <w:sz w:val="17"/>
+          <w:szCs w:val="17"/>
+        </w:rPr>
+      </w:pPr>
+    </w:p>
+    <w:p>
+      <w:pPr>
+        <w:rPr>
+          <w:rFonts w:ascii="Consolas" w:hAnsi="Consolas" w:cs="Consolas"/>
+          <w:sz w:val="17"/>
+          <w:szCs w:val="17"/>
+        </w:rPr>
+      </w:pPr>
+      <w:r>
+        <w:rPr>
+          <w:rFonts w:ascii="Consolas" w:hAnsi="Consolas" w:cs="Consolas"/>
+          <w:sz w:val="17"/>
+          <w:szCs w:val="17"/>
+        </w:rPr>
+        <w:t xml:space="preserve">    max_len = model.cfg.max_len</w:t>
+      </w:r>
+    </w:p>
+    <w:p>
+      <w:pPr>
+        <w:rPr>
+          <w:rFonts w:ascii="Consolas" w:hAnsi="Consolas" w:cs="Consolas"/>
+          <w:sz w:val="17"/>
+          <w:szCs w:val="17"/>
+        </w:rPr>
+      </w:pPr>
+      <w:r>
+        <w:rPr>
+          <w:rFonts w:ascii="Consolas" w:hAnsi="Consolas" w:cs="Consolas"/>
+          <w:sz w:val="17"/>
+          <w:szCs w:val="17"/>
+        </w:rPr>
+        <w:t xml:space="preserve">    ids = tokenize(sentence, max_len)</w:t>
+      </w:r>
+    </w:p>
+    <w:p>
+      <w:pPr>
+        <w:rPr>
+          <w:rFonts w:ascii="Consolas" w:hAnsi="Consolas" w:cs="Consolas"/>
+          <w:sz w:val="17"/>
+          <w:szCs w:val="17"/>
+        </w:rPr>
+      </w:pPr>
+      <w:r>
+        <w:rPr>
+          <w:rFonts w:ascii="Consolas" w:hAnsi="Consolas" w:cs="Consolas"/>
+          <w:sz w:val="17"/>
+          <w:szCs w:val="17"/>
+        </w:rPr>
+        <w:t xml:space="preserve">    x = torch.from_numpy(ids).unsqueeze(0).to(device)</w:t>
+      </w:r>
+    </w:p>
+    <w:p>
+      <w:pPr>
+        <w:rPr>
+          <w:rFonts w:ascii="Consolas" w:hAnsi="Consolas" w:cs="Consolas"/>
+          <w:sz w:val="17"/>
+          <w:szCs w:val="17"/>
+        </w:rPr>
+      </w:pPr>
+      <w:r>
+        <w:rPr>
+          <w:rFonts w:ascii="Consolas" w:hAnsi="Consolas" w:cs="Consolas"/>
+          <w:sz w:val="17"/>
+          <w:szCs w:val="17"/>
+        </w:rPr>
+        <w:t xml:space="preserve">    cfg = model.cfg</w:t>
+      </w:r>
+    </w:p>
+    <w:p>
+      <w:pPr>
+        <w:rPr>
+          <w:rFonts w:ascii="Consolas" w:hAnsi="Consolas" w:cs="Consolas"/>
+          <w:sz w:val="17"/>
+          <w:szCs w:val="17"/>
+        </w:rPr>
+      </w:pPr>
+      <w:r>
+        <w:rPr>
+          <w:rFonts w:ascii="Consolas" w:hAnsi="Consolas" w:cs="Consolas"/>
+          <w:sz w:val="17"/>
+          <w:szCs w:val="17"/>
+        </w:rPr>
+        <w:t xml:space="preserve">    is_sarf = isinstance(model, ScalarPotentialLMSARFMass)</w:t>
+      </w:r>
+    </w:p>
+    <w:p>
+      <w:pPr>
+        <w:rPr>
+          <w:rFonts w:ascii="Consolas" w:hAnsi="Consolas" w:cs="Consolas"/>
+          <w:sz w:val="17"/>
+          <w:szCs w:val="17"/>
+        </w:rPr>
+      </w:pPr>
+      <w:r>
+        <w:rPr>
+          <w:rFonts w:ascii="Consolas" w:hAnsi="Consolas" w:cs="Consolas"/>
+          <w:sz w:val="17"/>
+          <w:szCs w:val="17"/>
+        </w:rPr>
+        <w:t xml:space="preserve">    has_ln = hasattr(model, '_project') and getattr(cfg, 'ln_after_step', False)</w:t>
+      </w:r>
+    </w:p>
+    <w:p>
+      <w:pPr>
+        <w:rPr>
+          <w:rFonts w:ascii="Consolas" w:hAnsi="Consolas" w:cs="Consolas"/>
+          <w:sz w:val="17"/>
+          <w:szCs w:val="17"/>
+        </w:rPr>
+      </w:pPr>
+    </w:p>
+    <w:p>
+      <w:pPr>
+        <w:rPr>
+          <w:rFonts w:ascii="Consolas" w:hAnsi="Consolas" w:cs="Consolas"/>
+          <w:sz w:val="17"/>
+          <w:szCs w:val="17"/>
+        </w:rPr>
+      </w:pPr>
+      <w:r>
+        <w:rPr>
+          <w:rFonts w:ascii="Consolas" w:hAnsi="Consolas" w:cs="Consolas"/>
+          <w:sz w:val="17"/>
+          <w:szCs w:val="17"/>
+        </w:rPr>
+        <w:t xml:space="preserve">    with torch.enable_grad():</w:t>
+      </w:r>
+    </w:p>
+    <w:p>
+      <w:pPr>
+        <w:rPr>
+          <w:rFonts w:ascii="Consolas" w:hAnsi="Consolas" w:cs="Consolas"/>
+          <w:sz w:val="17"/>
+          <w:szCs w:val="17"/>
+        </w:rPr>
+      </w:pPr>
+      <w:r>
+        <w:rPr>
+          <w:rFonts w:ascii="Consolas" w:hAnsi="Consolas" w:cs="Consolas"/>
+          <w:sz w:val="17"/>
+          <w:szCs w:val="17"/>
+        </w:rPr>
+        <w:t xml:space="preserve">        if is_sarf:</w:t>
+      </w:r>
+    </w:p>
+    <w:p>
+      <w:pPr>
+        <w:rPr>
+          <w:rFonts w:ascii="Consolas" w:hAnsi="Consolas" w:cs="Consolas"/>
+          <w:sz w:val="17"/>
+          <w:szCs w:val="17"/>
+        </w:rPr>
+      </w:pPr>
+      <w:r>
+        <w:rPr>
+          <w:rFonts w:ascii="Consolas" w:hAnsi="Consolas" w:cs="Consolas"/>
+          <w:sz w:val="17"/>
+          <w:szCs w:val="17"/>
+        </w:rPr>
+        <w:t xml:space="preserve">            emb = model._embed(x)</w:t>
+      </w:r>
+    </w:p>
+    <w:p>
+      <w:pPr>
+        <w:rPr>
+          <w:rFonts w:ascii="Consolas" w:hAnsi="Consolas" w:cs="Consolas"/>
+          <w:sz w:val="17"/>
+          <w:szCs w:val="17"/>
+        </w:rPr>
+      </w:pPr>
+      <w:r>
+        <w:rPr>
+          <w:rFonts w:ascii="Consolas" w:hAnsi="Consolas" w:cs="Consolas"/>
+          <w:sz w:val="17"/>
+          <w:szCs w:val="17"/>
+        </w:rPr>
+        <w:t xml:space="preserve">            m_b = model.compute_mass(x, emb)</w:t>
+      </w:r>
+    </w:p>
+    <w:p>
+      <w:pPr>
+        <w:rPr>
+          <w:rFonts w:ascii="Consolas" w:hAnsi="Consolas" w:cs="Consolas"/>
+          <w:sz w:val="17"/>
+          <w:szCs w:val="17"/>
+        </w:rPr>
+      </w:pPr>
+      <w:r>
+        <w:rPr>
+          <w:rFonts w:ascii="Consolas" w:hAnsi="Consolas" w:cs="Consolas"/>
+          <w:sz w:val="17"/>
+          <w:szCs w:val="17"/>
+        </w:rPr>
+        <w:t xml:space="preserve">            gamma = model.gamma</w:t>
+      </w:r>
+    </w:p>
+    <w:p>
+      <w:pPr>
+        <w:rPr>
+          <w:rFonts w:ascii="Consolas" w:hAnsi="Consolas" w:cs="Consolas"/>
+          <w:sz w:val="17"/>
+          <w:szCs w:val="17"/>
+        </w:rPr>
+      </w:pPr>
+      <w:r>
+        <w:rPr>
+          <w:rFonts w:ascii="Consolas" w:hAnsi="Consolas" w:cs="Consolas"/>
+          <w:sz w:val="17"/>
+          <w:szCs w:val="17"/>
+        </w:rPr>
+        <w:t xml:space="preserve">            h = model._project(emb) if has_ln else emb</w:t>
+      </w:r>
+    </w:p>
+    <w:p>
+      <w:pPr>
+        <w:rPr>
+          <w:rFonts w:ascii="Consolas" w:hAnsi="Consolas" w:cs="Consolas"/>
+          <w:sz w:val="17"/>
+          <w:szCs w:val="17"/>
+        </w:rPr>
+      </w:pPr>
+      <w:r>
+        <w:rPr>
+          <w:rFonts w:ascii="Consolas" w:hAnsi="Consolas" w:cs="Consolas"/>
+          <w:sz w:val="17"/>
+          <w:szCs w:val="17"/>
+        </w:rPr>
+        <w:t xml:space="preserve">        else:</w:t>
+      </w:r>
+    </w:p>
+    <w:p>
+      <w:pPr>
+        <w:rPr>
+          <w:rFonts w:ascii="Consolas" w:hAnsi="Consolas" w:cs="Consolas"/>
+          <w:sz w:val="17"/>
+          <w:szCs w:val="17"/>
+        </w:rPr>
+      </w:pPr>
+      <w:r>
+        <w:rPr>
+          <w:rFonts w:ascii="Consolas" w:hAnsi="Consolas" w:cs="Consolas"/>
+          <w:sz w:val="17"/>
+          <w:szCs w:val="17"/>
+        </w:rPr>
+        <w:t xml:space="preserve">            emb, xi_fixed = model._embed_and_pool(x)</w:t>
+      </w:r>
+    </w:p>
+    <w:p>
+      <w:pPr>
+        <w:rPr>
+          <w:rFonts w:ascii="Consolas" w:hAnsi="Consolas" w:cs="Consolas"/>
+          <w:sz w:val="17"/>
+          <w:szCs w:val="17"/>
+        </w:rPr>
+      </w:pPr>
+      <w:r>
+        <w:rPr>
+          <w:rFonts w:ascii="Consolas" w:hAnsi="Consolas" w:cs="Consolas"/>
+          <w:sz w:val="17"/>
+          <w:szCs w:val="17"/>
+        </w:rPr>
         <w:lastRenderedPageBreak/>
-        <w:t xml:space="preserve">    alpha = {}; beta = {}</w:t>
-      </w:r>
-    </w:p>
-    <w:p>
-      <w:pPr>
-        <w:rPr>
-          <w:rFonts w:ascii="Consolas" w:hAnsi="Consolas" w:cs="Consolas"/>
-          <w:sz w:val="17"/>
-          <w:szCs w:val="17"/>
-        </w:rPr>
-      </w:pPr>
-      <w:r>
-        <w:rPr>
-          <w:rFonts w:ascii="Consolas" w:hAnsi="Consolas" w:cs="Consolas"/>
-          <w:sz w:val="17"/>
-          <w:szCs w:val="17"/>
-        </w:rPr>
-        <w:t xml:space="preserve">    Y_pred = np.zeros_like(Y)</w:t>
-      </w:r>
-    </w:p>
-    <w:p>
-      <w:pPr>
-        <w:rPr>
-          <w:rFonts w:ascii="Consolas" w:hAnsi="Consolas" w:cs="Consolas"/>
-          <w:sz w:val="17"/>
-          <w:szCs w:val="17"/>
-        </w:rPr>
-      </w:pPr>
-      <w:r>
-        <w:rPr>
-          <w:rFonts w:ascii="Consolas" w:hAnsi="Consolas" w:cs="Consolas"/>
-          <w:sz w:val="17"/>
-          <w:szCs w:val="17"/>
-        </w:rPr>
-        <w:t xml:space="preserve">    </w:t>
-      </w:r>
-      <w:r>
-        <w:rPr>
-          <w:rFonts w:ascii="Consolas" w:hAnsi="Consolas" w:cs="Consolas"/>
-          <w:color w:val="C00000"/>
-          <w:sz w:val="17"/>
-          <w:szCs w:val="17"/>
-        </w:rPr>
-        <w:t>for</w:t>
-      </w:r>
-      <w:r>
-        <w:rPr>
-          <w:rFonts w:ascii="Consolas" w:hAnsi="Consolas" w:cs="Consolas"/>
-          <w:sz w:val="17"/>
-          <w:szCs w:val="17"/>
-        </w:rPr>
-        <w:t xml:space="preserve"> ell </w:t>
-      </w:r>
-      <w:r>
-        <w:rPr>
-          <w:rFonts w:ascii="Consolas" w:hAnsi="Consolas" w:cs="Consolas"/>
-          <w:color w:val="C00000"/>
-          <w:sz w:val="17"/>
-          <w:szCs w:val="17"/>
-        </w:rPr>
-        <w:t>in</w:t>
-      </w:r>
-      <w:r>
-        <w:rPr>
-          <w:rFonts w:ascii="Consolas" w:hAnsi="Consolas" w:cs="Consolas"/>
-          <w:sz w:val="17"/>
-          <w:szCs w:val="17"/>
-        </w:rPr>
-        <w:t xml:space="preserve"> np.</w:t>
-      </w:r>
-      <w:r>
-        <w:rPr>
-          <w:rFonts w:ascii="Consolas" w:hAnsi="Consolas" w:cs="Consolas"/>
-          <w:color w:val="80340D" w:themeColor="accent2" w:themeShade="80"/>
-          <w:sz w:val="17"/>
-          <w:szCs w:val="17"/>
-        </w:rPr>
-        <w:t>unique</w:t>
-      </w:r>
-      <w:r>
-        <w:rPr>
-          <w:rFonts w:ascii="Consolas" w:hAnsi="Consolas" w:cs="Consolas"/>
-          <w:sz w:val="17"/>
-          <w:szCs w:val="17"/>
-        </w:rPr>
-        <w:t>(LAY):</w:t>
-      </w:r>
-    </w:p>
-    <w:p>
-      <w:pPr>
-        <w:rPr>
-          <w:rFonts w:ascii="Consolas" w:hAnsi="Consolas" w:cs="Consolas"/>
-          <w:sz w:val="17"/>
-          <w:szCs w:val="17"/>
-        </w:rPr>
-      </w:pPr>
-      <w:r>
-        <w:rPr>
-          <w:rFonts w:ascii="Consolas" w:hAnsi="Consolas" w:cs="Consolas"/>
-          <w:sz w:val="17"/>
-          <w:szCs w:val="17"/>
-        </w:rPr>
-        <w:t xml:space="preserve">        m = LAY == ell</w:t>
-      </w:r>
-    </w:p>
-    <w:p>
-      <w:pPr>
-        <w:rPr>
-          <w:rFonts w:ascii="Consolas" w:hAnsi="Consolas" w:cs="Consolas"/>
-          <w:sz w:val="17"/>
-          <w:szCs w:val="17"/>
-        </w:rPr>
-      </w:pPr>
-      <w:r>
-        <w:rPr>
-          <w:rFonts w:ascii="Consolas" w:hAnsi="Consolas" w:cs="Consolas"/>
-          <w:sz w:val="17"/>
-          <w:szCs w:val="17"/>
-        </w:rPr>
-        <w:t xml:space="preserve">        v = V[m].</w:t>
-      </w:r>
-      <w:r>
-        <w:rPr>
-          <w:rFonts w:ascii="Consolas" w:hAnsi="Consolas" w:cs="Consolas"/>
-          <w:color w:val="80340D" w:themeColor="accent2" w:themeShade="80"/>
-          <w:sz w:val="17"/>
-          <w:szCs w:val="17"/>
-        </w:rPr>
-        <w:t>reshape</w:t>
-      </w:r>
-      <w:r>
-        <w:rPr>
-          <w:rFonts w:ascii="Consolas" w:hAnsi="Consolas" w:cs="Consolas"/>
-          <w:sz w:val="17"/>
-          <w:szCs w:val="17"/>
-        </w:rPr>
-        <w:t>(-1); g = (-G[m]).</w:t>
-      </w:r>
-      <w:r>
-        <w:rPr>
-          <w:rFonts w:ascii="Consolas" w:hAnsi="Consolas" w:cs="Consolas"/>
-          <w:color w:val="80340D" w:themeColor="accent2" w:themeShade="80"/>
-          <w:sz w:val="17"/>
-          <w:szCs w:val="17"/>
-        </w:rPr>
-        <w:t>reshape</w:t>
-      </w:r>
-      <w:r>
-        <w:rPr>
-          <w:rFonts w:ascii="Consolas" w:hAnsi="Consolas" w:cs="Consolas"/>
-          <w:sz w:val="17"/>
-          <w:szCs w:val="17"/>
-        </w:rPr>
-        <w:t>(-1); y = Y[m].</w:t>
-      </w:r>
-      <w:r>
-        <w:rPr>
-          <w:rFonts w:ascii="Consolas" w:hAnsi="Consolas" w:cs="Consolas"/>
-          <w:color w:val="80340D" w:themeColor="accent2" w:themeShade="80"/>
-          <w:sz w:val="17"/>
-          <w:szCs w:val="17"/>
-        </w:rPr>
-        <w:t>reshape</w:t>
-      </w:r>
-      <w:r>
-        <w:rPr>
-          <w:rFonts w:ascii="Consolas" w:hAnsi="Consolas" w:cs="Consolas"/>
-          <w:sz w:val="17"/>
-          <w:szCs w:val="17"/>
-        </w:rPr>
-        <w:t>(-1)</w:t>
-      </w:r>
-    </w:p>
-    <w:p>
-      <w:pPr>
-        <w:rPr>
-          <w:rFonts w:ascii="Consolas" w:hAnsi="Consolas" w:cs="Consolas"/>
-          <w:sz w:val="17"/>
-          <w:szCs w:val="17"/>
-        </w:rPr>
-      </w:pPr>
-      <w:r>
-        <w:rPr>
-          <w:rFonts w:ascii="Consolas" w:hAnsi="Consolas" w:cs="Consolas"/>
-          <w:sz w:val="17"/>
-          <w:szCs w:val="17"/>
-        </w:rPr>
-        <w:t xml:space="preserve">        A = np.</w:t>
-      </w:r>
-      <w:r>
-        <w:rPr>
-          <w:rFonts w:ascii="Consolas" w:hAnsi="Consolas" w:cs="Consolas"/>
-          <w:color w:val="80340D" w:themeColor="accent2" w:themeShade="80"/>
-          <w:sz w:val="17"/>
-          <w:szCs w:val="17"/>
-        </w:rPr>
-        <w:t>stack</w:t>
-      </w:r>
-      <w:r>
-        <w:rPr>
-          <w:rFonts w:ascii="Consolas" w:hAnsi="Consolas" w:cs="Consolas"/>
-          <w:sz w:val="17"/>
-          <w:szCs w:val="17"/>
-        </w:rPr>
-        <w:t xml:space="preserve">([v, g], axis=1)  </w:t>
-      </w:r>
-      <w:r>
-        <w:rPr>
-          <w:rFonts w:ascii="Consolas" w:hAnsi="Consolas" w:cs="Consolas"/>
-          <w:color w:val="3A7C22" w:themeColor="accent6" w:themeShade="BF"/>
-          <w:sz w:val="17"/>
-          <w:szCs w:val="17"/>
-        </w:rPr>
-        <w:t># (N*d, 2)</w:t>
-      </w:r>
-    </w:p>
-    <w:p>
-      <w:pPr>
-        <w:rPr>
-          <w:rFonts w:ascii="Consolas" w:hAnsi="Consolas" w:cs="Consolas"/>
-          <w:sz w:val="17"/>
-          <w:szCs w:val="17"/>
-        </w:rPr>
-      </w:pPr>
-      <w:r>
-        <w:rPr>
-          <w:rFonts w:ascii="Consolas" w:hAnsi="Consolas" w:cs="Consolas"/>
-          <w:sz w:val="17"/>
-          <w:szCs w:val="17"/>
-        </w:rPr>
-        <w:t xml:space="preserve">        coef, *_ = np.linalg.</w:t>
-      </w:r>
-      <w:r>
-        <w:rPr>
-          <w:rFonts w:ascii="Consolas" w:hAnsi="Consolas" w:cs="Consolas"/>
-          <w:color w:val="80340D" w:themeColor="accent2" w:themeShade="80"/>
-          <w:sz w:val="17"/>
-          <w:szCs w:val="17"/>
-        </w:rPr>
-        <w:t>lstsq</w:t>
-      </w:r>
-      <w:r>
-        <w:rPr>
-          <w:rFonts w:ascii="Consolas" w:hAnsi="Consolas" w:cs="Consolas"/>
-          <w:sz w:val="17"/>
-          <w:szCs w:val="17"/>
-        </w:rPr>
-        <w:t>(A, y, rcond=</w:t>
-      </w:r>
-      <w:r>
-        <w:rPr>
-          <w:rFonts w:ascii="Consolas" w:hAnsi="Consolas" w:cs="Consolas"/>
-          <w:color w:val="0F9ED5" w:themeColor="accent4"/>
-          <w:sz w:val="17"/>
-          <w:szCs w:val="17"/>
-        </w:rPr>
-        <w:t>None</w:t>
-      </w:r>
-      <w:r>
-        <w:rPr>
-          <w:rFonts w:ascii="Consolas" w:hAnsi="Consolas" w:cs="Consolas"/>
-          <w:sz w:val="17"/>
-          <w:szCs w:val="17"/>
-        </w:rPr>
-        <w:t>)</w:t>
-      </w:r>
-    </w:p>
-    <w:p>
-      <w:pPr>
-        <w:rPr>
-          <w:rFonts w:ascii="Consolas" w:hAnsi="Consolas" w:cs="Consolas"/>
-          <w:sz w:val="17"/>
-          <w:szCs w:val="17"/>
-        </w:rPr>
-      </w:pPr>
-      <w:r>
-        <w:rPr>
-          <w:rFonts w:ascii="Consolas" w:hAnsi="Consolas" w:cs="Consolas"/>
-          <w:sz w:val="17"/>
-          <w:szCs w:val="17"/>
-        </w:rPr>
-        <w:t xml:space="preserve">        a, b = coef</w:t>
-      </w:r>
-    </w:p>
-    <w:p>
-      <w:pPr>
-        <w:rPr>
-          <w:rFonts w:ascii="Consolas" w:hAnsi="Consolas" w:cs="Consolas"/>
-          <w:sz w:val="17"/>
-          <w:szCs w:val="17"/>
-        </w:rPr>
-      </w:pPr>
-      <w:r>
-        <w:rPr>
-          <w:rFonts w:ascii="Consolas" w:hAnsi="Consolas" w:cs="Consolas"/>
-          <w:sz w:val="17"/>
-          <w:szCs w:val="17"/>
-        </w:rPr>
-        <w:t xml:space="preserve">        alpha[int(ell)] = float(a); beta[int(ell)] = float(b)</w:t>
-      </w:r>
-    </w:p>
-    <w:p>
-      <w:pPr>
-        <w:rPr>
-          <w:rFonts w:ascii="Consolas" w:hAnsi="Consolas" w:cs="Consolas"/>
-          <w:sz w:val="17"/>
-          <w:szCs w:val="17"/>
-        </w:rPr>
-      </w:pPr>
-      <w:r>
-        <w:rPr>
-          <w:rFonts w:ascii="Consolas" w:hAnsi="Consolas" w:cs="Consolas"/>
-          <w:sz w:val="17"/>
-          <w:szCs w:val="17"/>
-        </w:rPr>
-        <w:t xml:space="preserve">        Y_pred[m] = a * V[m] + b * (-G[m])</w:t>
-      </w:r>
-    </w:p>
-    <w:p>
-      <w:pPr>
-        <w:rPr>
-          <w:rFonts w:ascii="Consolas" w:hAnsi="Consolas" w:cs="Consolas"/>
-          <w:sz w:val="17"/>
-          <w:szCs w:val="17"/>
-        </w:rPr>
-      </w:pPr>
-      <w:r>
-        <w:rPr>
-          <w:rFonts w:ascii="Consolas" w:hAnsi="Consolas" w:cs="Consolas"/>
-          <w:sz w:val="17"/>
-          <w:szCs w:val="17"/>
-        </w:rPr>
-        <w:t xml:space="preserve">    return Y_pred, alpha, beta</w:t>
-      </w:r>
-    </w:p>
-    <w:p>
-      <w:pPr>
-        <w:rPr>
-          <w:rFonts w:ascii="Consolas" w:hAnsi="Consolas" w:cs="Consolas"/>
-          <w:sz w:val="17"/>
-          <w:szCs w:val="17"/>
-        </w:rPr>
-      </w:pPr>
-    </w:p>
+        <w:t xml:space="preserve">            m_b = model.m</w:t>
+      </w:r>
+    </w:p>
+    <w:p>
+      <w:pPr>
+        <w:rPr>
+          <w:rFonts w:ascii="Consolas" w:hAnsi="Consolas" w:cs="Consolas"/>
+          <w:sz w:val="17"/>
+          <w:szCs w:val="17"/>
+        </w:rPr>
+      </w:pPr>
+      <w:r>
+        <w:rPr>
+          <w:rFonts w:ascii="Consolas" w:hAnsi="Consolas" w:cs="Consolas"/>
+          <w:sz w:val="17"/>
+          <w:szCs w:val="17"/>
+        </w:rPr>
+        <w:t xml:space="preserve">            gamma = model.gamma</w:t>
+      </w:r>
+    </w:p>
+    <w:p>
+      <w:pPr>
+        <w:rPr>
+          <w:rFonts w:ascii="Consolas" w:hAnsi="Consolas" w:cs="Consolas"/>
+          <w:sz w:val="17"/>
+          <w:szCs w:val="17"/>
+        </w:rPr>
+      </w:pPr>
+      <w:r>
+        <w:rPr>
+          <w:rFonts w:ascii="Consolas" w:hAnsi="Consolas" w:cs="Consolas"/>
+          <w:sz w:val="17"/>
+          <w:szCs w:val="17"/>
+        </w:rPr>
+        <w:t xml:space="preserve">            h = emb</w:t>
+      </w:r>
+    </w:p>
+    <w:p>
+      <w:pPr>
+        <w:rPr>
+          <w:rFonts w:ascii="Consolas" w:hAnsi="Consolas" w:cs="Consolas"/>
+          <w:sz w:val="17"/>
+          <w:szCs w:val="17"/>
+        </w:rPr>
+      </w:pPr>
+    </w:p>
+    <w:p>
+      <w:pPr>
+        <w:rPr>
+          <w:rFonts w:ascii="Consolas" w:hAnsi="Consolas" w:cs="Consolas"/>
+          <w:sz w:val="17"/>
+          <w:szCs w:val="17"/>
+        </w:rPr>
+      </w:pPr>
+      <w:r>
+        <w:rPr>
+          <w:rFonts w:ascii="Consolas" w:hAnsi="Consolas" w:cs="Consolas"/>
+          <w:sz w:val="17"/>
+          <w:szCs w:val="17"/>
+        </w:rPr>
+        <w:t xml:space="preserve">        v = torch.zeros_like(h)</w:t>
+      </w:r>
+    </w:p>
+    <w:p>
+      <w:pPr>
+        <w:rPr>
+          <w:rFonts w:ascii="Consolas" w:hAnsi="Consolas" w:cs="Consolas"/>
+          <w:sz w:val="17"/>
+          <w:szCs w:val="17"/>
+        </w:rPr>
+      </w:pPr>
+      <w:r>
+        <w:rPr>
+          <w:rFonts w:ascii="Consolas" w:hAnsi="Consolas" w:cs="Consolas"/>
+          <w:sz w:val="17"/>
+          <w:szCs w:val="17"/>
+        </w:rPr>
+        <w:t xml:space="preserve">        dt = cfg.dt</w:t>
+      </w:r>
+    </w:p>
+    <w:p>
+      <w:pPr>
+        <w:rPr>
+          <w:rFonts w:ascii="Consolas" w:hAnsi="Consolas" w:cs="Consolas"/>
+          <w:sz w:val="17"/>
+          <w:szCs w:val="17"/>
+        </w:rPr>
+      </w:pPr>
+    </w:p>
+    <w:p>
+      <w:pPr>
+        <w:rPr>
+          <w:rFonts w:ascii="Consolas" w:hAnsi="Consolas" w:cs="Consolas"/>
+          <w:sz w:val="17"/>
+          <w:szCs w:val="17"/>
+        </w:rPr>
+      </w:pPr>
+      <w:r>
+        <w:rPr>
+          <w:rFonts w:ascii="Consolas" w:hAnsi="Consolas" w:cs="Consolas"/>
+          <w:sz w:val="17"/>
+          <w:szCs w:val="17"/>
+        </w:rPr>
+        <w:t xml:space="preserve">        H  = [h.detach().cpu().numpy()[0]]</w:t>
+      </w:r>
+    </w:p>
+    <w:p>
+      <w:pPr>
+        <w:rPr>
+          <w:rFonts w:ascii="Consolas" w:hAnsi="Consolas" w:cs="Consolas"/>
+          <w:sz w:val="17"/>
+          <w:szCs w:val="17"/>
+        </w:rPr>
+      </w:pPr>
+      <w:r>
+        <w:rPr>
+          <w:rFonts w:ascii="Consolas" w:hAnsi="Consolas" w:cs="Consolas"/>
+          <w:sz w:val="17"/>
+          <w:szCs w:val="17"/>
+        </w:rPr>
+        <w:t xml:space="preserve">        GV = []</w:t>
+      </w:r>
+    </w:p>
+    <w:p>
+      <w:pPr>
+        <w:rPr>
+          <w:rFonts w:ascii="Consolas" w:hAnsi="Consolas" w:cs="Consolas"/>
+          <w:sz w:val="17"/>
+          <w:szCs w:val="17"/>
+        </w:rPr>
+      </w:pPr>
+      <w:r>
+        <w:rPr>
+          <w:rFonts w:ascii="Consolas" w:hAnsi="Consolas" w:cs="Consolas"/>
+          <w:sz w:val="17"/>
+          <w:szCs w:val="17"/>
+        </w:rPr>
+        <w:t xml:space="preserve">        xi_out = None</w:t>
+      </w:r>
+    </w:p>
+    <w:p>
+      <w:pPr>
+        <w:rPr>
+          <w:rFonts w:ascii="Consolas" w:hAnsi="Consolas" w:cs="Consolas"/>
+          <w:sz w:val="17"/>
+          <w:szCs w:val="17"/>
+        </w:rPr>
+      </w:pPr>
+      <w:r>
+        <w:rPr>
+          <w:rFonts w:ascii="Consolas" w:hAnsi="Consolas" w:cs="Consolas"/>
+          <w:sz w:val="17"/>
+          <w:szCs w:val="17"/>
+        </w:rPr>
+        <w:t xml:space="preserve">        for _ in range(cfg.L):</w:t>
+      </w:r>
+    </w:p>
+    <w:p>
+      <w:pPr>
+        <w:rPr>
+          <w:rFonts w:ascii="Consolas" w:hAnsi="Consolas" w:cs="Consolas"/>
+          <w:sz w:val="17"/>
+          <w:szCs w:val="17"/>
+        </w:rPr>
+      </w:pPr>
+      <w:r>
+        <w:rPr>
+          <w:rFonts w:ascii="Consolas" w:hAnsi="Consolas" w:cs="Consolas"/>
+          <w:sz w:val="17"/>
+          <w:szCs w:val="17"/>
+        </w:rPr>
+        <w:t xml:space="preserve">            if is_sarf:</w:t>
+      </w:r>
+    </w:p>
+    <w:p>
+      <w:pPr>
+        <w:rPr>
+          <w:rFonts w:ascii="Consolas" w:hAnsi="Consolas" w:cs="Consolas"/>
+          <w:sz w:val="17"/>
+          <w:szCs w:val="17"/>
+        </w:rPr>
+      </w:pPr>
+      <w:r>
+        <w:rPr>
+          <w:rFonts w:ascii="Consolas" w:hAnsi="Consolas" w:cs="Consolas"/>
+          <w:sz w:val="17"/>
+          <w:szCs w:val="17"/>
+        </w:rPr>
+        <w:t xml:space="preserve">                xi_input = h.detach() if getattr(cfg, 'causal_force', True) else h</w:t>
+      </w:r>
+    </w:p>
+    <w:p>
+      <w:pPr>
+        <w:rPr>
+          <w:rFonts w:ascii="Consolas" w:hAnsi="Consolas" w:cs="Consolas"/>
+          <w:sz w:val="17"/>
+          <w:szCs w:val="17"/>
+        </w:rPr>
+      </w:pPr>
+      <w:r>
+        <w:rPr>
+          <w:rFonts w:ascii="Consolas" w:hAnsi="Consolas" w:cs="Consolas"/>
+          <w:sz w:val="17"/>
+          <w:szCs w:val="17"/>
+        </w:rPr>
+        <w:t xml:space="preserve">                xi_now = causal_cumulative_mean(xi_input)</w:t>
+      </w:r>
+    </w:p>
+    <w:p>
+      <w:pPr>
+        <w:rPr>
+          <w:rFonts w:ascii="Consolas" w:hAnsi="Consolas" w:cs="Consolas"/>
+          <w:sz w:val="17"/>
+          <w:szCs w:val="17"/>
+        </w:rPr>
+      </w:pPr>
+      <w:r>
+        <w:rPr>
+          <w:rFonts w:ascii="Consolas" w:hAnsi="Consolas" w:cs="Consolas"/>
+          <w:sz w:val="17"/>
+          <w:szCs w:val="17"/>
+        </w:rPr>
+        <w:t xml:space="preserve">            else:</w:t>
+      </w:r>
+    </w:p>
+    <w:p>
+      <w:pPr>
+        <w:rPr>
+          <w:rFonts w:ascii="Consolas" w:hAnsi="Consolas" w:cs="Consolas"/>
+          <w:sz w:val="17"/>
+          <w:szCs w:val="17"/>
+        </w:rPr>
+      </w:pPr>
+      <w:r>
+        <w:rPr>
+          <w:rFonts w:ascii="Consolas" w:hAnsi="Consolas" w:cs="Consolas"/>
+          <w:sz w:val="17"/>
+          <w:szCs w:val="17"/>
+        </w:rPr>
+        <w:t xml:space="preserve">                xi_now = xi_fixed</w:t>
+      </w:r>
+    </w:p>
+    <w:p>
+      <w:pPr>
+        <w:rPr>
+          <w:rFonts w:ascii="Consolas" w:hAnsi="Consolas" w:cs="Consolas"/>
+          <w:sz w:val="17"/>
+          <w:szCs w:val="17"/>
+        </w:rPr>
+      </w:pPr>
+    </w:p>
+    <w:p>
+      <w:pPr>
+        <w:rPr>
+          <w:rFonts w:ascii="Consolas" w:hAnsi="Consolas" w:cs="Consolas"/>
+          <w:sz w:val="17"/>
+          <w:szCs w:val="17"/>
+        </w:rPr>
+      </w:pPr>
+      <w:r>
+        <w:rPr>
+          <w:rFonts w:ascii="Consolas" w:hAnsi="Consolas" w:cs="Consolas"/>
+          <w:sz w:val="17"/>
+          <w:szCs w:val="17"/>
+        </w:rPr>
+        <w:t xml:space="preserve">            h_in = h.detach().requires_grad_(True)</w:t>
+      </w:r>
+    </w:p>
+    <w:p>
+      <w:pPr>
+        <w:rPr>
+          <w:rFonts w:ascii="Consolas" w:hAnsi="Consolas" w:cs="Consolas"/>
+          <w:sz w:val="17"/>
+          <w:szCs w:val="17"/>
+        </w:rPr>
+      </w:pPr>
+      <w:r>
+        <w:rPr>
+          <w:rFonts w:ascii="Consolas" w:hAnsi="Consolas" w:cs="Consolas"/>
+          <w:sz w:val="17"/>
+          <w:szCs w:val="17"/>
+        </w:rPr>
+        <w:t xml:space="preserve">            V_out = model.V_theta(xi_now, h_in).sum()</w:t>
+      </w:r>
+    </w:p>
+    <w:p>
+      <w:pPr>
+        <w:rPr>
+          <w:rFonts w:ascii="Consolas" w:hAnsi="Consolas" w:cs="Consolas"/>
+          <w:sz w:val="17"/>
+          <w:szCs w:val="17"/>
+        </w:rPr>
+      </w:pPr>
+      <w:r>
+        <w:rPr>
+          <w:rFonts w:ascii="Consolas" w:hAnsi="Consolas" w:cs="Consolas"/>
+          <w:sz w:val="17"/>
+          <w:szCs w:val="17"/>
+        </w:rPr>
+        <w:t xml:space="preserve">            grad_V, = torch.autograd.grad(V_out, h_in)</w:t>
+      </w:r>
+    </w:p>
+    <w:p>
+      <w:pPr>
+        <w:rPr>
+          <w:rFonts w:ascii="Consolas" w:hAnsi="Consolas" w:cs="Consolas"/>
+          <w:sz w:val="17"/>
+          <w:szCs w:val="17"/>
+        </w:rPr>
+      </w:pPr>
+      <w:r>
+        <w:rPr>
+          <w:rFonts w:ascii="Consolas" w:hAnsi="Consolas" w:cs="Consolas"/>
+          <w:sz w:val="17"/>
+          <w:szCs w:val="17"/>
+        </w:rPr>
+        <w:t xml:space="preserve">            GV.append(grad_V.detach().cpu().numpy()[0])</w:t>
+      </w:r>
+    </w:p>
+    <w:p>
+      <w:pPr>
+        <w:rPr>
+          <w:rFonts w:ascii="Consolas" w:hAnsi="Consolas" w:cs="Consolas"/>
+          <w:sz w:val="17"/>
+          <w:szCs w:val="17"/>
+        </w:rPr>
+      </w:pPr>
+      <w:r>
+        <w:rPr>
+          <w:rFonts w:ascii="Consolas" w:hAnsi="Consolas" w:cs="Consolas"/>
+          <w:sz w:val="17"/>
+          <w:szCs w:val="17"/>
+        </w:rPr>
+        <w:t xml:space="preserve">            f = -grad_V</w:t>
+      </w:r>
+    </w:p>
+    <w:p>
+      <w:pPr>
+        <w:rPr>
+          <w:rFonts w:ascii="Consolas" w:hAnsi="Consolas" w:cs="Consolas"/>
+          <w:sz w:val="17"/>
+          <w:szCs w:val="17"/>
+        </w:rPr>
+      </w:pPr>
+      <w:r>
+        <w:rPr>
+          <w:rFonts w:ascii="Consolas" w:hAnsi="Consolas" w:cs="Consolas"/>
+          <w:sz w:val="17"/>
+          <w:szCs w:val="17"/>
+        </w:rPr>
+        <w:t xml:space="preserve">            v = (v + dt * f / m_b) / (1.0 + dt * gamma)</w:t>
+      </w:r>
+    </w:p>
+    <w:p>
+      <w:pPr>
+        <w:rPr>
+          <w:rFonts w:ascii="Consolas" w:hAnsi="Consolas" w:cs="Consolas"/>
+          <w:sz w:val="17"/>
+          <w:szCs w:val="17"/>
+        </w:rPr>
+      </w:pPr>
+      <w:r>
+        <w:rPr>
+          <w:rFonts w:ascii="Consolas" w:hAnsi="Consolas" w:cs="Consolas"/>
+          <w:sz w:val="17"/>
+          <w:szCs w:val="17"/>
+        </w:rPr>
+        <w:t xml:space="preserve">            h_new = h_in + dt * v</w:t>
+      </w:r>
+    </w:p>
+    <w:p>
+      <w:pPr>
+        <w:rPr>
+          <w:rFonts w:ascii="Consolas" w:hAnsi="Consolas" w:cs="Consolas"/>
+          <w:sz w:val="17"/>
+          <w:szCs w:val="17"/>
+        </w:rPr>
+      </w:pPr>
+      <w:r>
+        <w:rPr>
+          <w:rFonts w:ascii="Consolas" w:hAnsi="Consolas" w:cs="Consolas"/>
+          <w:sz w:val="17"/>
+          <w:szCs w:val="17"/>
+        </w:rPr>
+        <w:t xml:space="preserve">            if has_ln:</w:t>
+      </w:r>
+    </w:p>
+    <w:p>
+      <w:pPr>
+        <w:rPr>
+          <w:rFonts w:ascii="Consolas" w:hAnsi="Consolas" w:cs="Consolas"/>
+          <w:sz w:val="17"/>
+          <w:szCs w:val="17"/>
+        </w:rPr>
+      </w:pPr>
+      <w:r>
+        <w:rPr>
+          <w:rFonts w:ascii="Consolas" w:hAnsi="Consolas" w:cs="Consolas"/>
+          <w:sz w:val="17"/>
+          <w:szCs w:val="17"/>
+        </w:rPr>
+        <w:t xml:space="preserve">                h_new = model._project(h_new)</w:t>
+      </w:r>
+    </w:p>
+    <w:p>
+      <w:pPr>
+        <w:rPr>
+          <w:rFonts w:ascii="Consolas" w:hAnsi="Consolas" w:cs="Consolas"/>
+          <w:sz w:val="17"/>
+          <w:szCs w:val="17"/>
+        </w:rPr>
+      </w:pPr>
+      <w:r>
+        <w:rPr>
+          <w:rFonts w:ascii="Consolas" w:hAnsi="Consolas" w:cs="Consolas"/>
+          <w:sz w:val="17"/>
+          <w:szCs w:val="17"/>
+        </w:rPr>
+        <w:t xml:space="preserve">            h = h_new</w:t>
+      </w:r>
+    </w:p>
+    <w:p>
+      <w:pPr>
+        <w:rPr>
+          <w:rFonts w:ascii="Consolas" w:hAnsi="Consolas" w:cs="Consolas"/>
+          <w:sz w:val="17"/>
+          <w:szCs w:val="17"/>
+        </w:rPr>
+      </w:pPr>
+      <w:r>
+        <w:rPr>
+          <w:rFonts w:ascii="Consolas" w:hAnsi="Consolas" w:cs="Consolas"/>
+          <w:sz w:val="17"/>
+          <w:szCs w:val="17"/>
+        </w:rPr>
+        <w:t xml:space="preserve">            H.append(h.detach().cpu().numpy()[0])</w:t>
+      </w:r>
+    </w:p>
+    <w:p>
+      <w:pPr>
+        <w:rPr>
+          <w:rFonts w:ascii="Consolas" w:hAnsi="Consolas" w:cs="Consolas"/>
+          <w:sz w:val="17"/>
+          <w:szCs w:val="17"/>
+        </w:rPr>
+      </w:pPr>
+      <w:r>
+        <w:rPr>
+          <w:rFonts w:ascii="Consolas" w:hAnsi="Consolas" w:cs="Consolas"/>
+          <w:sz w:val="17"/>
+          <w:szCs w:val="17"/>
+        </w:rPr>
+        <w:t xml:space="preserve">            if xi_out is None:</w:t>
+      </w:r>
+    </w:p>
+    <w:p>
+      <w:pPr>
+        <w:rPr>
+          <w:rFonts w:ascii="Consolas" w:hAnsi="Consolas" w:cs="Consolas"/>
+          <w:sz w:val="17"/>
+          <w:szCs w:val="17"/>
+        </w:rPr>
+      </w:pPr>
+      <w:r>
+        <w:rPr>
+          <w:rFonts w:ascii="Consolas" w:hAnsi="Consolas" w:cs="Consolas"/>
+          <w:sz w:val="17"/>
+          <w:szCs w:val="17"/>
+        </w:rPr>
+        <w:t xml:space="preserve">                xi_out = xi_now</w:t>
+      </w:r>
+    </w:p>
+    <w:p>
+      <w:pPr>
+        <w:rPr>
+          <w:rFonts w:ascii="Consolas" w:hAnsi="Consolas" w:cs="Consolas"/>
+          <w:sz w:val="17"/>
+          <w:szCs w:val="17"/>
+        </w:rPr>
+      </w:pPr>
+    </w:p>
+    <w:p>
+      <w:pPr>
+        <w:rPr>
+          <w:rFonts w:ascii="Consolas" w:hAnsi="Consolas" w:cs="Consolas"/>
+          <w:sz w:val="17"/>
+          <w:szCs w:val="17"/>
+        </w:rPr>
+      </w:pPr>
+      <w:r>
+        <w:rPr>
+          <w:rFonts w:ascii="Consolas" w:hAnsi="Consolas" w:cs="Consolas"/>
+          <w:sz w:val="17"/>
+          <w:szCs w:val="17"/>
+        </w:rPr>
+        <w:t xml:space="preserve">    xi_np = xi_out.detach().cpu().numpy()[0].astype(np.float32)</w:t>
+      </w:r>
+    </w:p>
+    <w:p>
+      <w:pPr>
+        <w:rPr>
+          <w:rFonts w:ascii="Consolas" w:hAnsi="Consolas" w:cs="Consolas"/>
+          <w:sz w:val="17"/>
+          <w:szCs w:val="17"/>
+        </w:rPr>
+      </w:pPr>
+      <w:r>
+        <w:rPr>
+          <w:rFonts w:ascii="Consolas" w:hAnsi="Consolas" w:cs="Consolas"/>
+          <w:sz w:val="17"/>
+          <w:szCs w:val="17"/>
+        </w:rPr>
+        <w:t xml:space="preserve">    return (np.stack(H, axis=0).astype(np.float32),</w:t>
+      </w:r>
+    </w:p>
+    <w:p>
+      <w:pPr>
+        <w:rPr>
+          <w:rFonts w:ascii="Consolas" w:hAnsi="Consolas" w:cs="Consolas"/>
+          <w:sz w:val="17"/>
+          <w:szCs w:val="17"/>
+        </w:rPr>
+      </w:pPr>
+      <w:r>
+        <w:rPr>
+          <w:rFonts w:ascii="Consolas" w:hAnsi="Consolas" w:cs="Consolas"/>
+          <w:sz w:val="17"/>
+          <w:szCs w:val="17"/>
+        </w:rPr>
+        <w:t xml:space="preserve">            np.stack(GV, axis=0).astype(np.float32),</w:t>
+      </w:r>
+    </w:p>
+    <w:p>
+      <w:pPr>
+        <w:rPr>
+          <w:rFonts w:ascii="Consolas" w:hAnsi="Consolas" w:cs="Consolas"/>
+          <w:sz w:val="17"/>
+          <w:szCs w:val="17"/>
+        </w:rPr>
+      </w:pPr>
+      <w:r>
+        <w:rPr>
+          <w:rFonts w:ascii="Consolas" w:hAnsi="Consolas" w:cs="Consolas"/>
+          <w:sz w:val="17"/>
+          <w:szCs w:val="17"/>
+        </w:rPr>
+        <w:t xml:space="preserve">            xi_np)</w:t>
+      </w:r>
+    </w:p>
+    <w:p/>
+    <w:p>
+      <w:pPr>
+        <w:pStyle w:val="Heading2"/>
+      </w:pPr>
+      <w:bookmarkStart w:id="8" w:name="_Toc230615210"/>
+      <w:r>
+        <w:t xml:space="preserve">Module </w:t>
+      </w:r>
+      <w:r>
+        <w:rPr>
+          <w:rFonts w:ascii="Consolas" w:hAnsi="Consolas" w:cs="Consolas"/>
+        </w:rPr>
+        <w:t>model_sarf_mass.py</w:t>
+      </w:r>
+      <w:bookmarkEnd w:id="8"/>
+    </w:p>
+    <w:p/>
     <w:p>
       <w:pPr>
         <w:pStyle w:val="Heading3"/>
       </w:pPr>
-      <w:bookmarkStart w:id="7" w:name="_Toc230615209"/>
-      <w:r>
-        <w:t xml:space="preserve">Function </w:t>
-      </w:r>
-      <w:r>
-        <w:rPr>
-          <w:rFonts w:ascii="Consolas" w:hAnsi="Consolas" w:cs="Consolas"/>
-        </w:rPr>
-        <w:t>extract_oracle_tuples</w:t>
-      </w:r>
-      <w:bookmarkEnd w:id="7"/>
+      <w:bookmarkStart w:id="9" w:name="_Toc230615211"/>
+      <w:r>
+        <w:t xml:space="preserve">Class </w:t>
+      </w:r>
+      <w:r>
+        <w:rPr>
+          <w:rFonts w:ascii="Consolas" w:hAnsi="Consolas" w:cs="Consolas"/>
+        </w:rPr>
+        <w:t>ScalarPotential</w:t>
+      </w:r>
+      <w:bookmarkEnd w:id="9"/>
     </w:p>
     <w:p/>
     <w:p>
@@ -6170,1186 +7352,6 @@
           <w:sz w:val="17"/>
           <w:szCs w:val="17"/>
         </w:rPr>
-        <w:t>def extract_oracle_tuples(model, sentence: str, device: str) \</w:t>
-      </w:r>
-    </w:p>
-    <w:p>
-      <w:pPr>
-        <w:rPr>
-          <w:rFonts w:ascii="Consolas" w:hAnsi="Consolas" w:cs="Consolas"/>
-          <w:sz w:val="17"/>
-          <w:szCs w:val="17"/>
-        </w:rPr>
-      </w:pPr>
-      <w:r>
-        <w:rPr>
-          <w:rFonts w:ascii="Consolas" w:hAnsi="Consolas" w:cs="Consolas"/>
-          <w:sz w:val="17"/>
-          <w:szCs w:val="17"/>
-        </w:rPr>
-        <w:t xml:space="preserve">        -&gt; Tuple[np.ndarray, np.ndarray, np.ndarray]:</w:t>
-      </w:r>
-    </w:p>
-    <w:p>
-      <w:pPr>
-        <w:rPr>
-          <w:rFonts w:ascii="Consolas" w:hAnsi="Consolas" w:cs="Consolas"/>
-          <w:color w:val="3A7C22" w:themeColor="accent6" w:themeShade="BF"/>
-          <w:sz w:val="17"/>
-          <w:szCs w:val="17"/>
-        </w:rPr>
-      </w:pPr>
-      <w:r>
-        <w:rPr>
-          <w:rFonts w:ascii="Consolas" w:hAnsi="Consolas" w:cs="Consolas"/>
-          <w:sz w:val="17"/>
-          <w:szCs w:val="17"/>
-        </w:rPr>
-        <w:t xml:space="preserve">    </w:t>
-      </w:r>
-      <w:r>
-        <w:rPr>
-          <w:rFonts w:ascii="Consolas" w:hAnsi="Consolas" w:cs="Consolas"/>
-          <w:color w:val="3A7C22" w:themeColor="accent6" w:themeShade="BF"/>
-          <w:sz w:val="17"/>
-          <w:szCs w:val="17"/>
-        </w:rPr>
-        <w:t>"""For a single sentence, re-run SPLM and return</w:t>
-      </w:r>
-    </w:p>
-    <w:p>
-      <w:pPr>
-        <w:rPr>
-          <w:rFonts w:ascii="Consolas" w:hAnsi="Consolas" w:cs="Consolas"/>
-          <w:color w:val="3A7C22" w:themeColor="accent6" w:themeShade="BF"/>
-          <w:sz w:val="17"/>
-          <w:szCs w:val="17"/>
-        </w:rPr>
-      </w:pPr>
-      <w:r>
-        <w:rPr>
-          <w:rFonts w:ascii="Consolas" w:hAnsi="Consolas" w:cs="Consolas"/>
-          <w:color w:val="3A7C22" w:themeColor="accent6" w:themeShade="BF"/>
-          <w:sz w:val="17"/>
-          <w:szCs w:val="17"/>
-        </w:rPr>
-        <w:t xml:space="preserve">       H   : (L+1, T, d)  raw hidden states  h_l</w:t>
-      </w:r>
-    </w:p>
-    <w:p>
-      <w:pPr>
-        <w:rPr>
-          <w:rFonts w:ascii="Consolas" w:hAnsi="Consolas" w:cs="Consolas"/>
-          <w:color w:val="3A7C22" w:themeColor="accent6" w:themeShade="BF"/>
-          <w:sz w:val="17"/>
-          <w:szCs w:val="17"/>
-        </w:rPr>
-      </w:pPr>
-      <w:r>
-        <w:rPr>
-          <w:rFonts w:ascii="Consolas" w:hAnsi="Consolas" w:cs="Consolas"/>
-          <w:color w:val="3A7C22" w:themeColor="accent6" w:themeShade="BF"/>
-          <w:sz w:val="17"/>
-          <w:szCs w:val="17"/>
-        </w:rPr>
-        <w:t xml:space="preserve">       GV  : (L,   T, d)  grad_h V_theta(xi, h_l)  for l = 0..L-1</w:t>
-      </w:r>
-    </w:p>
-    <w:p>
-      <w:pPr>
-        <w:rPr>
-          <w:rFonts w:ascii="Consolas" w:hAnsi="Consolas" w:cs="Consolas"/>
-          <w:color w:val="3A7C22" w:themeColor="accent6" w:themeShade="BF"/>
-          <w:sz w:val="17"/>
-          <w:szCs w:val="17"/>
-        </w:rPr>
-      </w:pPr>
-      <w:r>
-        <w:rPr>
-          <w:rFonts w:ascii="Consolas" w:hAnsi="Consolas" w:cs="Consolas"/>
-          <w:color w:val="3A7C22" w:themeColor="accent6" w:themeShade="BF"/>
-          <w:sz w:val="17"/>
-          <w:szCs w:val="17"/>
-        </w:rPr>
-        <w:t xml:space="preserve">       XI  : (T, d)  the constant context vector</w:t>
-      </w:r>
-    </w:p>
-    <w:p>
-      <w:pPr>
-        <w:rPr>
-          <w:rFonts w:ascii="Consolas" w:hAnsi="Consolas" w:cs="Consolas"/>
-          <w:color w:val="3A7C22" w:themeColor="accent6" w:themeShade="BF"/>
-          <w:sz w:val="17"/>
-          <w:szCs w:val="17"/>
-        </w:rPr>
-      </w:pPr>
-    </w:p>
-    <w:p>
-      <w:pPr>
-        <w:rPr>
-          <w:rFonts w:ascii="Consolas" w:hAnsi="Consolas" w:cs="Consolas"/>
-          <w:color w:val="3A7C22" w:themeColor="accent6" w:themeShade="BF"/>
-          <w:sz w:val="17"/>
-          <w:szCs w:val="17"/>
-        </w:rPr>
-      </w:pPr>
-      <w:r>
-        <w:rPr>
-          <w:rFonts w:ascii="Consolas" w:hAnsi="Consolas" w:cs="Consolas"/>
-          <w:color w:val="3A7C22" w:themeColor="accent6" w:themeShade="BF"/>
-          <w:sz w:val="17"/>
-          <w:szCs w:val="17"/>
-        </w:rPr>
-        <w:t xml:space="preserve">    The dynamics equation is</w:t>
-      </w:r>
-    </w:p>
-    <w:p>
-      <w:pPr>
-        <w:rPr>
-          <w:rFonts w:ascii="Consolas" w:hAnsi="Consolas" w:cs="Consolas"/>
-          <w:color w:val="3A7C22" w:themeColor="accent6" w:themeShade="BF"/>
-          <w:sz w:val="17"/>
-          <w:szCs w:val="17"/>
-        </w:rPr>
-      </w:pPr>
-    </w:p>
-    <w:p>
-      <w:pPr>
-        <w:rPr>
-          <w:rFonts w:ascii="Consolas" w:hAnsi="Consolas" w:cs="Consolas"/>
-          <w:color w:val="3A7C22" w:themeColor="accent6" w:themeShade="BF"/>
-          <w:sz w:val="17"/>
-          <w:szCs w:val="17"/>
-        </w:rPr>
-      </w:pPr>
-      <w:r>
-        <w:rPr>
-          <w:rFonts w:ascii="Consolas" w:hAnsi="Consolas" w:cs="Consolas"/>
-          <w:color w:val="3A7C22" w:themeColor="accent6" w:themeShade="BF"/>
-          <w:sz w:val="17"/>
-          <w:szCs w:val="17"/>
-        </w:rPr>
-        <w:t xml:space="preserve">       h_{l+1} = h_l + dt * v_{l+1}</w:t>
-      </w:r>
-    </w:p>
-    <w:p>
-      <w:pPr>
-        <w:rPr>
-          <w:rFonts w:ascii="Consolas" w:hAnsi="Consolas" w:cs="Consolas"/>
-          <w:color w:val="3A7C22" w:themeColor="accent6" w:themeShade="BF"/>
-          <w:sz w:val="17"/>
-          <w:szCs w:val="17"/>
-        </w:rPr>
-      </w:pPr>
-      <w:r>
-        <w:rPr>
-          <w:rFonts w:ascii="Consolas" w:hAnsi="Consolas" w:cs="Consolas"/>
-          <w:color w:val="3A7C22" w:themeColor="accent6" w:themeShade="BF"/>
-          <w:sz w:val="17"/>
-          <w:szCs w:val="17"/>
-        </w:rPr>
-        <w:t xml:space="preserve">       v_{l+1} = (v_l + dt*f_l/m) / (1 + dt*gamma),  f_l = -grad_h V_theta(xi, h_l)</w:t>
-      </w:r>
-    </w:p>
-    <w:p>
-      <w:pPr>
-        <w:rPr>
-          <w:rFonts w:ascii="Consolas" w:hAnsi="Consolas" w:cs="Consolas"/>
-          <w:color w:val="3A7C22" w:themeColor="accent6" w:themeShade="BF"/>
-          <w:sz w:val="17"/>
-          <w:szCs w:val="17"/>
-        </w:rPr>
-      </w:pPr>
-    </w:p>
-    <w:p>
-      <w:pPr>
-        <w:rPr>
-          <w:rFonts w:ascii="Consolas" w:hAnsi="Consolas" w:cs="Consolas"/>
-          <w:color w:val="3A7C22" w:themeColor="accent6" w:themeShade="BF"/>
-          <w:sz w:val="17"/>
-          <w:szCs w:val="17"/>
-        </w:rPr>
-      </w:pPr>
-      <w:r>
-        <w:rPr>
-          <w:rFonts w:ascii="Consolas" w:hAnsi="Consolas" w:cs="Consolas"/>
-          <w:color w:val="3A7C22" w:themeColor="accent6" w:themeShade="BF"/>
-          <w:sz w:val="17"/>
-          <w:szCs w:val="17"/>
-        </w:rPr>
-        <w:t xml:space="preserve">    so Delta h_l := h_{l+1} - h_l depends on (v_l, grad_V at h_l).</w:t>
-      </w:r>
-    </w:p>
-    <w:p>
-      <w:pPr>
-        <w:rPr>
-          <w:rFonts w:ascii="Consolas" w:hAnsi="Consolas" w:cs="Consolas"/>
-          <w:color w:val="3A7C22" w:themeColor="accent6" w:themeShade="BF"/>
-          <w:sz w:val="17"/>
-          <w:szCs w:val="17"/>
-        </w:rPr>
-      </w:pPr>
-    </w:p>
-    <w:p>
-      <w:pPr>
-        <w:rPr>
-          <w:rFonts w:ascii="Consolas" w:hAnsi="Consolas" w:cs="Consolas"/>
-          <w:color w:val="3A7C22" w:themeColor="accent6" w:themeShade="BF"/>
-          <w:sz w:val="17"/>
-          <w:szCs w:val="17"/>
-        </w:rPr>
-      </w:pPr>
-      <w:r>
-        <w:rPr>
-          <w:rFonts w:ascii="Consolas" w:hAnsi="Consolas" w:cs="Consolas"/>
-          <w:color w:val="3A7C22" w:themeColor="accent6" w:themeShade="BF"/>
-          <w:sz w:val="17"/>
-          <w:szCs w:val="17"/>
-        </w:rPr>
-        <w:t xml:space="preserve">    Handles both the base ScalarPotentialLM (fixed xi from _embed_and_pool)</w:t>
-      </w:r>
-    </w:p>
-    <w:p>
-      <w:pPr>
-        <w:rPr>
-          <w:rFonts w:ascii="Consolas" w:hAnsi="Consolas" w:cs="Consolas"/>
-          <w:color w:val="3A7C22" w:themeColor="accent6" w:themeShade="BF"/>
-          <w:sz w:val="17"/>
-          <w:szCs w:val="17"/>
-        </w:rPr>
-      </w:pPr>
-      <w:r>
-        <w:rPr>
-          <w:rFonts w:ascii="Consolas" w:hAnsi="Consolas" w:cs="Consolas"/>
-          <w:color w:val="3A7C22" w:themeColor="accent6" w:themeShade="BF"/>
-          <w:sz w:val="17"/>
-          <w:szCs w:val="17"/>
-        </w:rPr>
-        <w:t xml:space="preserve">    and ScalarPotentialLMSARFMass[LN] variants (per-step xi via</w:t>
-      </w:r>
-    </w:p>
-    <w:p>
-      <w:pPr>
-        <w:rPr>
-          <w:rFonts w:ascii="Consolas" w:hAnsi="Consolas" w:cs="Consolas"/>
-          <w:color w:val="3A7C22" w:themeColor="accent6" w:themeShade="BF"/>
-          <w:sz w:val="17"/>
-          <w:szCs w:val="17"/>
-        </w:rPr>
-      </w:pPr>
-      <w:r>
-        <w:rPr>
-          <w:rFonts w:ascii="Consolas" w:hAnsi="Consolas" w:cs="Consolas"/>
-          <w:color w:val="3A7C22" w:themeColor="accent6" w:themeShade="BF"/>
-          <w:sz w:val="17"/>
-          <w:szCs w:val="17"/>
-        </w:rPr>
-        <w:t xml:space="preserve">    causal_cumulative_mean, per-token mass, optional LN projection).</w:t>
-      </w:r>
-    </w:p>
-    <w:p>
-      <w:pPr>
-        <w:rPr>
-          <w:rFonts w:ascii="Consolas" w:hAnsi="Consolas" w:cs="Consolas"/>
-          <w:sz w:val="17"/>
-          <w:szCs w:val="17"/>
-        </w:rPr>
-      </w:pPr>
-      <w:r>
-        <w:rPr>
-          <w:rFonts w:ascii="Consolas" w:hAnsi="Consolas" w:cs="Consolas"/>
-          <w:color w:val="3A7C22" w:themeColor="accent6" w:themeShade="BF"/>
-          <w:sz w:val="17"/>
-          <w:szCs w:val="17"/>
-        </w:rPr>
-        <w:t xml:space="preserve">    """</w:t>
-      </w:r>
-    </w:p>
-    <w:p>
-      <w:pPr>
-        <w:rPr>
-          <w:rFonts w:ascii="Consolas" w:hAnsi="Consolas" w:cs="Consolas"/>
-          <w:sz w:val="17"/>
-          <w:szCs w:val="17"/>
-        </w:rPr>
-      </w:pPr>
-      <w:r>
-        <w:rPr>
-          <w:rFonts w:ascii="Consolas" w:hAnsi="Consolas" w:cs="Consolas"/>
-          <w:sz w:val="17"/>
-          <w:szCs w:val="17"/>
-        </w:rPr>
-        <w:t xml:space="preserve">    from model_sarf_mass import ScalarPotentialLMSARFMass, causal_cumulative_mean</w:t>
-      </w:r>
-    </w:p>
-    <w:p>
-      <w:pPr>
-        <w:rPr>
-          <w:rFonts w:ascii="Consolas" w:hAnsi="Consolas" w:cs="Consolas"/>
-          <w:sz w:val="17"/>
-          <w:szCs w:val="17"/>
-        </w:rPr>
-      </w:pPr>
-    </w:p>
-    <w:p>
-      <w:pPr>
-        <w:rPr>
-          <w:rFonts w:ascii="Consolas" w:hAnsi="Consolas" w:cs="Consolas"/>
-          <w:sz w:val="17"/>
-          <w:szCs w:val="17"/>
-        </w:rPr>
-      </w:pPr>
-      <w:r>
-        <w:rPr>
-          <w:rFonts w:ascii="Consolas" w:hAnsi="Consolas" w:cs="Consolas"/>
-          <w:sz w:val="17"/>
-          <w:szCs w:val="17"/>
-        </w:rPr>
-        <w:t xml:space="preserve">    max_len = model.cfg.max_len</w:t>
-      </w:r>
-    </w:p>
-    <w:p>
-      <w:pPr>
-        <w:rPr>
-          <w:rFonts w:ascii="Consolas" w:hAnsi="Consolas" w:cs="Consolas"/>
-          <w:sz w:val="17"/>
-          <w:szCs w:val="17"/>
-        </w:rPr>
-      </w:pPr>
-      <w:r>
-        <w:rPr>
-          <w:rFonts w:ascii="Consolas" w:hAnsi="Consolas" w:cs="Consolas"/>
-          <w:sz w:val="17"/>
-          <w:szCs w:val="17"/>
-        </w:rPr>
-        <w:t xml:space="preserve">    ids = tokenize(sentence, max_len)</w:t>
-      </w:r>
-    </w:p>
-    <w:p>
-      <w:pPr>
-        <w:rPr>
-          <w:rFonts w:ascii="Consolas" w:hAnsi="Consolas" w:cs="Consolas"/>
-          <w:sz w:val="17"/>
-          <w:szCs w:val="17"/>
-        </w:rPr>
-      </w:pPr>
-      <w:r>
-        <w:rPr>
-          <w:rFonts w:ascii="Consolas" w:hAnsi="Consolas" w:cs="Consolas"/>
-          <w:sz w:val="17"/>
-          <w:szCs w:val="17"/>
-        </w:rPr>
-        <w:t xml:space="preserve">    x = torch.from_numpy(ids).unsqueeze(0).to(device)</w:t>
-      </w:r>
-    </w:p>
-    <w:p>
-      <w:pPr>
-        <w:rPr>
-          <w:rFonts w:ascii="Consolas" w:hAnsi="Consolas" w:cs="Consolas"/>
-          <w:sz w:val="17"/>
-          <w:szCs w:val="17"/>
-        </w:rPr>
-      </w:pPr>
-      <w:r>
-        <w:rPr>
-          <w:rFonts w:ascii="Consolas" w:hAnsi="Consolas" w:cs="Consolas"/>
-          <w:sz w:val="17"/>
-          <w:szCs w:val="17"/>
-        </w:rPr>
-        <w:t xml:space="preserve">    cfg = model.cfg</w:t>
-      </w:r>
-    </w:p>
-    <w:p>
-      <w:pPr>
-        <w:rPr>
-          <w:rFonts w:ascii="Consolas" w:hAnsi="Consolas" w:cs="Consolas"/>
-          <w:sz w:val="17"/>
-          <w:szCs w:val="17"/>
-        </w:rPr>
-      </w:pPr>
-      <w:r>
-        <w:rPr>
-          <w:rFonts w:ascii="Consolas" w:hAnsi="Consolas" w:cs="Consolas"/>
-          <w:sz w:val="17"/>
-          <w:szCs w:val="17"/>
-        </w:rPr>
-        <w:t xml:space="preserve">    is_sarf = isinstance(model, ScalarPotentialLMSARFMass)</w:t>
-      </w:r>
-    </w:p>
-    <w:p>
-      <w:pPr>
-        <w:rPr>
-          <w:rFonts w:ascii="Consolas" w:hAnsi="Consolas" w:cs="Consolas"/>
-          <w:sz w:val="17"/>
-          <w:szCs w:val="17"/>
-        </w:rPr>
-      </w:pPr>
-      <w:r>
-        <w:rPr>
-          <w:rFonts w:ascii="Consolas" w:hAnsi="Consolas" w:cs="Consolas"/>
-          <w:sz w:val="17"/>
-          <w:szCs w:val="17"/>
-        </w:rPr>
-        <w:t xml:space="preserve">    has_ln = hasattr(model, '_project') and getattr(cfg, 'ln_after_step', False)</w:t>
-      </w:r>
-    </w:p>
-    <w:p>
-      <w:pPr>
-        <w:rPr>
-          <w:rFonts w:ascii="Consolas" w:hAnsi="Consolas" w:cs="Consolas"/>
-          <w:sz w:val="17"/>
-          <w:szCs w:val="17"/>
-        </w:rPr>
-      </w:pPr>
-    </w:p>
-    <w:p>
-      <w:pPr>
-        <w:rPr>
-          <w:rFonts w:ascii="Consolas" w:hAnsi="Consolas" w:cs="Consolas"/>
-          <w:sz w:val="17"/>
-          <w:szCs w:val="17"/>
-        </w:rPr>
-      </w:pPr>
-      <w:r>
-        <w:rPr>
-          <w:rFonts w:ascii="Consolas" w:hAnsi="Consolas" w:cs="Consolas"/>
-          <w:sz w:val="17"/>
-          <w:szCs w:val="17"/>
-        </w:rPr>
-        <w:t xml:space="preserve">    with torch.enable_grad():</w:t>
-      </w:r>
-    </w:p>
-    <w:p>
-      <w:pPr>
-        <w:rPr>
-          <w:rFonts w:ascii="Consolas" w:hAnsi="Consolas" w:cs="Consolas"/>
-          <w:sz w:val="17"/>
-          <w:szCs w:val="17"/>
-        </w:rPr>
-      </w:pPr>
-      <w:r>
-        <w:rPr>
-          <w:rFonts w:ascii="Consolas" w:hAnsi="Consolas" w:cs="Consolas"/>
-          <w:sz w:val="17"/>
-          <w:szCs w:val="17"/>
-        </w:rPr>
-        <w:t xml:space="preserve">        if is_sarf:</w:t>
-      </w:r>
-    </w:p>
-    <w:p>
-      <w:pPr>
-        <w:rPr>
-          <w:rFonts w:ascii="Consolas" w:hAnsi="Consolas" w:cs="Consolas"/>
-          <w:sz w:val="17"/>
-          <w:szCs w:val="17"/>
-        </w:rPr>
-      </w:pPr>
-      <w:r>
-        <w:rPr>
-          <w:rFonts w:ascii="Consolas" w:hAnsi="Consolas" w:cs="Consolas"/>
-          <w:sz w:val="17"/>
-          <w:szCs w:val="17"/>
-        </w:rPr>
-        <w:t xml:space="preserve">            emb = model._embed(x)</w:t>
-      </w:r>
-    </w:p>
-    <w:p>
-      <w:pPr>
-        <w:rPr>
-          <w:rFonts w:ascii="Consolas" w:hAnsi="Consolas" w:cs="Consolas"/>
-          <w:sz w:val="17"/>
-          <w:szCs w:val="17"/>
-        </w:rPr>
-      </w:pPr>
-      <w:r>
-        <w:rPr>
-          <w:rFonts w:ascii="Consolas" w:hAnsi="Consolas" w:cs="Consolas"/>
-          <w:sz w:val="17"/>
-          <w:szCs w:val="17"/>
-        </w:rPr>
-        <w:t xml:space="preserve">            m_b = model.compute_mass(x, emb)</w:t>
-      </w:r>
-    </w:p>
-    <w:p>
-      <w:pPr>
-        <w:rPr>
-          <w:rFonts w:ascii="Consolas" w:hAnsi="Consolas" w:cs="Consolas"/>
-          <w:sz w:val="17"/>
-          <w:szCs w:val="17"/>
-        </w:rPr>
-      </w:pPr>
-      <w:r>
-        <w:rPr>
-          <w:rFonts w:ascii="Consolas" w:hAnsi="Consolas" w:cs="Consolas"/>
-          <w:sz w:val="17"/>
-          <w:szCs w:val="17"/>
-        </w:rPr>
-        <w:t xml:space="preserve">            gamma = model.gamma</w:t>
-      </w:r>
-    </w:p>
-    <w:p>
-      <w:pPr>
-        <w:rPr>
-          <w:rFonts w:ascii="Consolas" w:hAnsi="Consolas" w:cs="Consolas"/>
-          <w:sz w:val="17"/>
-          <w:szCs w:val="17"/>
-        </w:rPr>
-      </w:pPr>
-      <w:r>
-        <w:rPr>
-          <w:rFonts w:ascii="Consolas" w:hAnsi="Consolas" w:cs="Consolas"/>
-          <w:sz w:val="17"/>
-          <w:szCs w:val="17"/>
-        </w:rPr>
-        <w:t xml:space="preserve">            h = model._project(emb) if has_ln else emb</w:t>
-      </w:r>
-    </w:p>
-    <w:p>
-      <w:pPr>
-        <w:rPr>
-          <w:rFonts w:ascii="Consolas" w:hAnsi="Consolas" w:cs="Consolas"/>
-          <w:sz w:val="17"/>
-          <w:szCs w:val="17"/>
-        </w:rPr>
-      </w:pPr>
-      <w:r>
-        <w:rPr>
-          <w:rFonts w:ascii="Consolas" w:hAnsi="Consolas" w:cs="Consolas"/>
-          <w:sz w:val="17"/>
-          <w:szCs w:val="17"/>
-        </w:rPr>
-        <w:t xml:space="preserve">        else:</w:t>
-      </w:r>
-    </w:p>
-    <w:p>
-      <w:pPr>
-        <w:rPr>
-          <w:rFonts w:ascii="Consolas" w:hAnsi="Consolas" w:cs="Consolas"/>
-          <w:sz w:val="17"/>
-          <w:szCs w:val="17"/>
-        </w:rPr>
-      </w:pPr>
-      <w:r>
-        <w:rPr>
-          <w:rFonts w:ascii="Consolas" w:hAnsi="Consolas" w:cs="Consolas"/>
-          <w:sz w:val="17"/>
-          <w:szCs w:val="17"/>
-        </w:rPr>
-        <w:t xml:space="preserve">            emb, xi_fixed = model._embed_and_pool(x)</w:t>
-      </w:r>
-    </w:p>
-    <w:p>
-      <w:pPr>
-        <w:rPr>
-          <w:rFonts w:ascii="Consolas" w:hAnsi="Consolas" w:cs="Consolas"/>
-          <w:sz w:val="17"/>
-          <w:szCs w:val="17"/>
-        </w:rPr>
-      </w:pPr>
-      <w:r>
-        <w:rPr>
-          <w:rFonts w:ascii="Consolas" w:hAnsi="Consolas" w:cs="Consolas"/>
-          <w:sz w:val="17"/>
-          <w:szCs w:val="17"/>
-        </w:rPr>
-        <w:t xml:space="preserve">            m_b = model.m</w:t>
-      </w:r>
-    </w:p>
-    <w:p>
-      <w:pPr>
-        <w:rPr>
-          <w:rFonts w:ascii="Consolas" w:hAnsi="Consolas" w:cs="Consolas"/>
-          <w:sz w:val="17"/>
-          <w:szCs w:val="17"/>
-        </w:rPr>
-      </w:pPr>
-      <w:r>
-        <w:rPr>
-          <w:rFonts w:ascii="Consolas" w:hAnsi="Consolas" w:cs="Consolas"/>
-          <w:sz w:val="17"/>
-          <w:szCs w:val="17"/>
-        </w:rPr>
-        <w:t xml:space="preserve">            gamma = model.gamma</w:t>
-      </w:r>
-    </w:p>
-    <w:p>
-      <w:pPr>
-        <w:rPr>
-          <w:rFonts w:ascii="Consolas" w:hAnsi="Consolas" w:cs="Consolas"/>
-          <w:sz w:val="17"/>
-          <w:szCs w:val="17"/>
-        </w:rPr>
-      </w:pPr>
-      <w:r>
-        <w:rPr>
-          <w:rFonts w:ascii="Consolas" w:hAnsi="Consolas" w:cs="Consolas"/>
-          <w:sz w:val="17"/>
-          <w:szCs w:val="17"/>
-        </w:rPr>
-        <w:t xml:space="preserve">            h = emb</w:t>
-      </w:r>
-    </w:p>
-    <w:p>
-      <w:pPr>
-        <w:rPr>
-          <w:rFonts w:ascii="Consolas" w:hAnsi="Consolas" w:cs="Consolas"/>
-          <w:sz w:val="17"/>
-          <w:szCs w:val="17"/>
-        </w:rPr>
-      </w:pPr>
-    </w:p>
-    <w:p>
-      <w:pPr>
-        <w:rPr>
-          <w:rFonts w:ascii="Consolas" w:hAnsi="Consolas" w:cs="Consolas"/>
-          <w:sz w:val="17"/>
-          <w:szCs w:val="17"/>
-        </w:rPr>
-      </w:pPr>
-      <w:r>
-        <w:rPr>
-          <w:rFonts w:ascii="Consolas" w:hAnsi="Consolas" w:cs="Consolas"/>
-          <w:sz w:val="17"/>
-          <w:szCs w:val="17"/>
-        </w:rPr>
-        <w:t xml:space="preserve">        v = torch.zeros_like(h)</w:t>
-      </w:r>
-    </w:p>
-    <w:p>
-      <w:pPr>
-        <w:rPr>
-          <w:rFonts w:ascii="Consolas" w:hAnsi="Consolas" w:cs="Consolas"/>
-          <w:sz w:val="17"/>
-          <w:szCs w:val="17"/>
-        </w:rPr>
-      </w:pPr>
-      <w:r>
-        <w:rPr>
-          <w:rFonts w:ascii="Consolas" w:hAnsi="Consolas" w:cs="Consolas"/>
-          <w:sz w:val="17"/>
-          <w:szCs w:val="17"/>
-        </w:rPr>
-        <w:t xml:space="preserve">        dt = cfg.dt</w:t>
-      </w:r>
-    </w:p>
-    <w:p>
-      <w:pPr>
-        <w:rPr>
-          <w:rFonts w:ascii="Consolas" w:hAnsi="Consolas" w:cs="Consolas"/>
-          <w:sz w:val="17"/>
-          <w:szCs w:val="17"/>
-        </w:rPr>
-      </w:pPr>
-    </w:p>
-    <w:p>
-      <w:pPr>
-        <w:rPr>
-          <w:rFonts w:ascii="Consolas" w:hAnsi="Consolas" w:cs="Consolas"/>
-          <w:sz w:val="17"/>
-          <w:szCs w:val="17"/>
-        </w:rPr>
-      </w:pPr>
-      <w:r>
-        <w:rPr>
-          <w:rFonts w:ascii="Consolas" w:hAnsi="Consolas" w:cs="Consolas"/>
-          <w:sz w:val="17"/>
-          <w:szCs w:val="17"/>
-        </w:rPr>
-        <w:t xml:space="preserve">        H  = [h.detach().cpu().numpy()[0]]</w:t>
-      </w:r>
-    </w:p>
-    <w:p>
-      <w:pPr>
-        <w:rPr>
-          <w:rFonts w:ascii="Consolas" w:hAnsi="Consolas" w:cs="Consolas"/>
-          <w:sz w:val="17"/>
-          <w:szCs w:val="17"/>
-        </w:rPr>
-      </w:pPr>
-      <w:r>
-        <w:rPr>
-          <w:rFonts w:ascii="Consolas" w:hAnsi="Consolas" w:cs="Consolas"/>
-          <w:sz w:val="17"/>
-          <w:szCs w:val="17"/>
-        </w:rPr>
-        <w:t xml:space="preserve">        GV = []</w:t>
-      </w:r>
-    </w:p>
-    <w:p>
-      <w:pPr>
-        <w:rPr>
-          <w:rFonts w:ascii="Consolas" w:hAnsi="Consolas" w:cs="Consolas"/>
-          <w:sz w:val="17"/>
-          <w:szCs w:val="17"/>
-        </w:rPr>
-      </w:pPr>
-      <w:r>
-        <w:rPr>
-          <w:rFonts w:ascii="Consolas" w:hAnsi="Consolas" w:cs="Consolas"/>
-          <w:sz w:val="17"/>
-          <w:szCs w:val="17"/>
-        </w:rPr>
-        <w:t xml:space="preserve">        xi_out = None</w:t>
-      </w:r>
-    </w:p>
-    <w:p>
-      <w:pPr>
-        <w:rPr>
-          <w:rFonts w:ascii="Consolas" w:hAnsi="Consolas" w:cs="Consolas"/>
-          <w:sz w:val="17"/>
-          <w:szCs w:val="17"/>
-        </w:rPr>
-      </w:pPr>
-      <w:r>
-        <w:rPr>
-          <w:rFonts w:ascii="Consolas" w:hAnsi="Consolas" w:cs="Consolas"/>
-          <w:sz w:val="17"/>
-          <w:szCs w:val="17"/>
-        </w:rPr>
-        <w:t xml:space="preserve">        for _ in range(cfg.L):</w:t>
-      </w:r>
-    </w:p>
-    <w:p>
-      <w:pPr>
-        <w:rPr>
-          <w:rFonts w:ascii="Consolas" w:hAnsi="Consolas" w:cs="Consolas"/>
-          <w:sz w:val="17"/>
-          <w:szCs w:val="17"/>
-        </w:rPr>
-      </w:pPr>
-      <w:r>
-        <w:rPr>
-          <w:rFonts w:ascii="Consolas" w:hAnsi="Consolas" w:cs="Consolas"/>
-          <w:sz w:val="17"/>
-          <w:szCs w:val="17"/>
-        </w:rPr>
-        <w:t xml:space="preserve">            if is_sarf:</w:t>
-      </w:r>
-    </w:p>
-    <w:p>
-      <w:pPr>
-        <w:rPr>
-          <w:rFonts w:ascii="Consolas" w:hAnsi="Consolas" w:cs="Consolas"/>
-          <w:sz w:val="17"/>
-          <w:szCs w:val="17"/>
-        </w:rPr>
-      </w:pPr>
-      <w:r>
-        <w:rPr>
-          <w:rFonts w:ascii="Consolas" w:hAnsi="Consolas" w:cs="Consolas"/>
-          <w:sz w:val="17"/>
-          <w:szCs w:val="17"/>
-        </w:rPr>
-        <w:t xml:space="preserve">                xi_input = h.detach() if getattr(cfg, 'causal_force', True) else h</w:t>
-      </w:r>
-    </w:p>
-    <w:p>
-      <w:pPr>
-        <w:rPr>
-          <w:rFonts w:ascii="Consolas" w:hAnsi="Consolas" w:cs="Consolas"/>
-          <w:sz w:val="17"/>
-          <w:szCs w:val="17"/>
-        </w:rPr>
-      </w:pPr>
-      <w:r>
-        <w:rPr>
-          <w:rFonts w:ascii="Consolas" w:hAnsi="Consolas" w:cs="Consolas"/>
-          <w:sz w:val="17"/>
-          <w:szCs w:val="17"/>
-        </w:rPr>
-        <w:t xml:space="preserve">                xi_now = causal_cumulative_mean(xi_input)</w:t>
-      </w:r>
-    </w:p>
-    <w:p>
-      <w:pPr>
-        <w:rPr>
-          <w:rFonts w:ascii="Consolas" w:hAnsi="Consolas" w:cs="Consolas"/>
-          <w:sz w:val="17"/>
-          <w:szCs w:val="17"/>
-        </w:rPr>
-      </w:pPr>
-      <w:r>
-        <w:rPr>
-          <w:rFonts w:ascii="Consolas" w:hAnsi="Consolas" w:cs="Consolas"/>
-          <w:sz w:val="17"/>
-          <w:szCs w:val="17"/>
-        </w:rPr>
-        <w:t xml:space="preserve">            else:</w:t>
-      </w:r>
-    </w:p>
-    <w:p>
-      <w:pPr>
-        <w:rPr>
-          <w:rFonts w:ascii="Consolas" w:hAnsi="Consolas" w:cs="Consolas"/>
-          <w:sz w:val="17"/>
-          <w:szCs w:val="17"/>
-        </w:rPr>
-      </w:pPr>
-      <w:r>
-        <w:rPr>
-          <w:rFonts w:ascii="Consolas" w:hAnsi="Consolas" w:cs="Consolas"/>
-          <w:sz w:val="17"/>
-          <w:szCs w:val="17"/>
-        </w:rPr>
-        <w:t xml:space="preserve">                xi_now = xi_fixed</w:t>
-      </w:r>
-    </w:p>
-    <w:p>
-      <w:pPr>
-        <w:rPr>
-          <w:rFonts w:ascii="Consolas" w:hAnsi="Consolas" w:cs="Consolas"/>
-          <w:sz w:val="17"/>
-          <w:szCs w:val="17"/>
-        </w:rPr>
-      </w:pPr>
-    </w:p>
-    <w:p>
-      <w:pPr>
-        <w:rPr>
-          <w:rFonts w:ascii="Consolas" w:hAnsi="Consolas" w:cs="Consolas"/>
-          <w:sz w:val="17"/>
-          <w:szCs w:val="17"/>
-        </w:rPr>
-      </w:pPr>
-      <w:r>
-        <w:rPr>
-          <w:rFonts w:ascii="Consolas" w:hAnsi="Consolas" w:cs="Consolas"/>
-          <w:sz w:val="17"/>
-          <w:szCs w:val="17"/>
-        </w:rPr>
-        <w:t xml:space="preserve">            h_in = h.detach().requires_grad_(True)</w:t>
-      </w:r>
-    </w:p>
-    <w:p>
-      <w:pPr>
-        <w:rPr>
-          <w:rFonts w:ascii="Consolas" w:hAnsi="Consolas" w:cs="Consolas"/>
-          <w:sz w:val="17"/>
-          <w:szCs w:val="17"/>
-        </w:rPr>
-      </w:pPr>
-      <w:r>
-        <w:rPr>
-          <w:rFonts w:ascii="Consolas" w:hAnsi="Consolas" w:cs="Consolas"/>
-          <w:sz w:val="17"/>
-          <w:szCs w:val="17"/>
-        </w:rPr>
-        <w:t xml:space="preserve">            V_out = model.V_theta(xi_now, h_in).sum()</w:t>
-      </w:r>
-    </w:p>
-    <w:p>
-      <w:pPr>
-        <w:rPr>
-          <w:rFonts w:ascii="Consolas" w:hAnsi="Consolas" w:cs="Consolas"/>
-          <w:sz w:val="17"/>
-          <w:szCs w:val="17"/>
-        </w:rPr>
-      </w:pPr>
-      <w:r>
-        <w:rPr>
-          <w:rFonts w:ascii="Consolas" w:hAnsi="Consolas" w:cs="Consolas"/>
-          <w:sz w:val="17"/>
-          <w:szCs w:val="17"/>
-        </w:rPr>
-        <w:t xml:space="preserve">            grad_V, = torch.autograd.grad(V_out, h_in)</w:t>
-      </w:r>
-    </w:p>
-    <w:p>
-      <w:pPr>
-        <w:rPr>
-          <w:rFonts w:ascii="Consolas" w:hAnsi="Consolas" w:cs="Consolas"/>
-          <w:sz w:val="17"/>
-          <w:szCs w:val="17"/>
-        </w:rPr>
-      </w:pPr>
-      <w:r>
-        <w:rPr>
-          <w:rFonts w:ascii="Consolas" w:hAnsi="Consolas" w:cs="Consolas"/>
-          <w:sz w:val="17"/>
-          <w:szCs w:val="17"/>
-        </w:rPr>
-        <w:t xml:space="preserve">            GV.append(grad_V.detach().cpu().numpy()[0])</w:t>
-      </w:r>
-    </w:p>
-    <w:p>
-      <w:pPr>
-        <w:rPr>
-          <w:rFonts w:ascii="Consolas" w:hAnsi="Consolas" w:cs="Consolas"/>
-          <w:sz w:val="17"/>
-          <w:szCs w:val="17"/>
-        </w:rPr>
-      </w:pPr>
-      <w:r>
-        <w:rPr>
-          <w:rFonts w:ascii="Consolas" w:hAnsi="Consolas" w:cs="Consolas"/>
-          <w:sz w:val="17"/>
-          <w:szCs w:val="17"/>
-        </w:rPr>
-        <w:t xml:space="preserve">            f = -grad_V</w:t>
-      </w:r>
-    </w:p>
-    <w:p>
-      <w:pPr>
-        <w:rPr>
-          <w:rFonts w:ascii="Consolas" w:hAnsi="Consolas" w:cs="Consolas"/>
-          <w:sz w:val="17"/>
-          <w:szCs w:val="17"/>
-        </w:rPr>
-      </w:pPr>
-      <w:r>
-        <w:rPr>
-          <w:rFonts w:ascii="Consolas" w:hAnsi="Consolas" w:cs="Consolas"/>
-          <w:sz w:val="17"/>
-          <w:szCs w:val="17"/>
-        </w:rPr>
-        <w:t xml:space="preserve">            v = (v + dt * f / m_b) / (1.0 + dt * gamma)</w:t>
-      </w:r>
-    </w:p>
-    <w:p>
-      <w:pPr>
-        <w:rPr>
-          <w:rFonts w:ascii="Consolas" w:hAnsi="Consolas" w:cs="Consolas"/>
-          <w:sz w:val="17"/>
-          <w:szCs w:val="17"/>
-        </w:rPr>
-      </w:pPr>
-      <w:r>
-        <w:rPr>
-          <w:rFonts w:ascii="Consolas" w:hAnsi="Consolas" w:cs="Consolas"/>
-          <w:sz w:val="17"/>
-          <w:szCs w:val="17"/>
-        </w:rPr>
-        <w:t xml:space="preserve">            h_new = h_in + dt * v</w:t>
-      </w:r>
-    </w:p>
-    <w:p>
-      <w:pPr>
-        <w:rPr>
-          <w:rFonts w:ascii="Consolas" w:hAnsi="Consolas" w:cs="Consolas"/>
-          <w:sz w:val="17"/>
-          <w:szCs w:val="17"/>
-        </w:rPr>
-      </w:pPr>
-      <w:r>
-        <w:rPr>
-          <w:rFonts w:ascii="Consolas" w:hAnsi="Consolas" w:cs="Consolas"/>
-          <w:sz w:val="17"/>
-          <w:szCs w:val="17"/>
-        </w:rPr>
-        <w:t xml:space="preserve">            if has_ln:</w:t>
-      </w:r>
-    </w:p>
-    <w:p>
-      <w:pPr>
-        <w:rPr>
-          <w:rFonts w:ascii="Consolas" w:hAnsi="Consolas" w:cs="Consolas"/>
-          <w:sz w:val="17"/>
-          <w:szCs w:val="17"/>
-        </w:rPr>
-      </w:pPr>
-      <w:r>
-        <w:rPr>
-          <w:rFonts w:ascii="Consolas" w:hAnsi="Consolas" w:cs="Consolas"/>
-          <w:sz w:val="17"/>
-          <w:szCs w:val="17"/>
-        </w:rPr>
-        <w:t xml:space="preserve">                h_new = model._project(h_new)</w:t>
-      </w:r>
-    </w:p>
-    <w:p>
-      <w:pPr>
-        <w:rPr>
-          <w:rFonts w:ascii="Consolas" w:hAnsi="Consolas" w:cs="Consolas"/>
-          <w:sz w:val="17"/>
-          <w:szCs w:val="17"/>
-        </w:rPr>
-      </w:pPr>
-      <w:r>
-        <w:rPr>
-          <w:rFonts w:ascii="Consolas" w:hAnsi="Consolas" w:cs="Consolas"/>
-          <w:sz w:val="17"/>
-          <w:szCs w:val="17"/>
-        </w:rPr>
-        <w:t xml:space="preserve">            h = h_new</w:t>
-      </w:r>
-    </w:p>
-    <w:p>
-      <w:pPr>
-        <w:rPr>
-          <w:rFonts w:ascii="Consolas" w:hAnsi="Consolas" w:cs="Consolas"/>
-          <w:sz w:val="17"/>
-          <w:szCs w:val="17"/>
-        </w:rPr>
-      </w:pPr>
-      <w:r>
-        <w:rPr>
-          <w:rFonts w:ascii="Consolas" w:hAnsi="Consolas" w:cs="Consolas"/>
-          <w:sz w:val="17"/>
-          <w:szCs w:val="17"/>
-        </w:rPr>
-        <w:t xml:space="preserve">            H.append(h.detach().cpu().numpy()[0])</w:t>
-      </w:r>
-    </w:p>
-    <w:p>
-      <w:pPr>
-        <w:rPr>
-          <w:rFonts w:ascii="Consolas" w:hAnsi="Consolas" w:cs="Consolas"/>
-          <w:sz w:val="17"/>
-          <w:szCs w:val="17"/>
-        </w:rPr>
-      </w:pPr>
-      <w:r>
-        <w:rPr>
-          <w:rFonts w:ascii="Consolas" w:hAnsi="Consolas" w:cs="Consolas"/>
-          <w:sz w:val="17"/>
-          <w:szCs w:val="17"/>
-        </w:rPr>
-        <w:t xml:space="preserve">            if xi_out is None:</w:t>
-      </w:r>
-    </w:p>
-    <w:p>
-      <w:pPr>
-        <w:rPr>
-          <w:rFonts w:ascii="Consolas" w:hAnsi="Consolas" w:cs="Consolas"/>
-          <w:sz w:val="17"/>
-          <w:szCs w:val="17"/>
-        </w:rPr>
-      </w:pPr>
-      <w:r>
-        <w:rPr>
-          <w:rFonts w:ascii="Consolas" w:hAnsi="Consolas" w:cs="Consolas"/>
-          <w:sz w:val="17"/>
-          <w:szCs w:val="17"/>
-        </w:rPr>
-        <w:t xml:space="preserve">                xi_out = xi_now</w:t>
-      </w:r>
-    </w:p>
-    <w:p>
-      <w:pPr>
-        <w:rPr>
-          <w:rFonts w:ascii="Consolas" w:hAnsi="Consolas" w:cs="Consolas"/>
-          <w:sz w:val="17"/>
-          <w:szCs w:val="17"/>
-        </w:rPr>
-      </w:pPr>
-    </w:p>
-    <w:p>
-      <w:pPr>
-        <w:rPr>
-          <w:rFonts w:ascii="Consolas" w:hAnsi="Consolas" w:cs="Consolas"/>
-          <w:sz w:val="17"/>
-          <w:szCs w:val="17"/>
-        </w:rPr>
-      </w:pPr>
-      <w:r>
-        <w:rPr>
-          <w:rFonts w:ascii="Consolas" w:hAnsi="Consolas" w:cs="Consolas"/>
-          <w:sz w:val="17"/>
-          <w:szCs w:val="17"/>
-        </w:rPr>
-        <w:t xml:space="preserve">    xi_np = xi_out.detach().cpu().numpy()[0].astype(np.float32)</w:t>
-      </w:r>
-    </w:p>
-    <w:p>
-      <w:pPr>
-        <w:rPr>
-          <w:rFonts w:ascii="Consolas" w:hAnsi="Consolas" w:cs="Consolas"/>
-          <w:sz w:val="17"/>
-          <w:szCs w:val="17"/>
-        </w:rPr>
-      </w:pPr>
-      <w:r>
-        <w:rPr>
-          <w:rFonts w:ascii="Consolas" w:hAnsi="Consolas" w:cs="Consolas"/>
-          <w:sz w:val="17"/>
-          <w:szCs w:val="17"/>
-        </w:rPr>
-        <w:t xml:space="preserve">    return (np.stack(H, axis=0).astype(np.float32),</w:t>
-      </w:r>
-    </w:p>
-    <w:p>
-      <w:pPr>
-        <w:rPr>
-          <w:rFonts w:ascii="Consolas" w:hAnsi="Consolas" w:cs="Consolas"/>
-          <w:sz w:val="17"/>
-          <w:szCs w:val="17"/>
-        </w:rPr>
-      </w:pPr>
-      <w:r>
-        <w:rPr>
-          <w:rFonts w:ascii="Consolas" w:hAnsi="Consolas" w:cs="Consolas"/>
-          <w:sz w:val="17"/>
-          <w:szCs w:val="17"/>
-        </w:rPr>
-        <w:t xml:space="preserve">            np.stack(GV, axis=0).astype(np.float32),</w:t>
-      </w:r>
-    </w:p>
-    <w:p>
-      <w:pPr>
-        <w:rPr>
-          <w:rFonts w:ascii="Consolas" w:hAnsi="Consolas" w:cs="Consolas"/>
-          <w:sz w:val="17"/>
-          <w:szCs w:val="17"/>
-        </w:rPr>
-      </w:pPr>
-      <w:r>
-        <w:rPr>
-          <w:rFonts w:ascii="Consolas" w:hAnsi="Consolas" w:cs="Consolas"/>
-          <w:sz w:val="17"/>
-          <w:szCs w:val="17"/>
-        </w:rPr>
-        <w:t xml:space="preserve">            xi_np)</w:t>
-      </w:r>
-    </w:p>
-    <w:p/>
-    <w:p>
-      <w:pPr>
-        <w:pStyle w:val="Heading2"/>
-      </w:pPr>
-      <w:bookmarkStart w:id="8" w:name="_Toc230615210"/>
-      <w:r>
-        <w:t xml:space="preserve">Module </w:t>
-      </w:r>
-      <w:r>
-        <w:rPr>
-          <w:rFonts w:ascii="Consolas" w:hAnsi="Consolas" w:cs="Consolas"/>
-        </w:rPr>
-        <w:t>model_sarf_mass.py</w:t>
-      </w:r>
-      <w:bookmarkEnd w:id="8"/>
-    </w:p>
-    <w:p/>
-    <w:p>
-      <w:pPr>
-        <w:pStyle w:val="Heading3"/>
-      </w:pPr>
-      <w:bookmarkStart w:id="9" w:name="_Toc230615211"/>
-      <w:r>
-        <w:t xml:space="preserve">Class </w:t>
-      </w:r>
-      <w:r>
-        <w:rPr>
-          <w:rFonts w:ascii="Consolas" w:hAnsi="Consolas" w:cs="Consolas"/>
-        </w:rPr>
-        <w:t>ScalarPotential</w:t>
-      </w:r>
-      <w:bookmarkEnd w:id="9"/>
-    </w:p>
-    <w:p/>
-    <w:p>
-      <w:pPr>
-        <w:rPr>
-          <w:rFonts w:ascii="Consolas" w:hAnsi="Consolas" w:cs="Consolas"/>
-          <w:sz w:val="17"/>
-          <w:szCs w:val="17"/>
-        </w:rPr>
-      </w:pPr>
-      <w:r>
-        <w:rPr>
-          <w:rFonts w:ascii="Consolas" w:hAnsi="Consolas" w:cs="Consolas"/>
-          <w:sz w:val="17"/>
-          <w:szCs w:val="17"/>
-        </w:rPr>
         <w:t>class ScalarPotential(nn.Module):</w:t>
       </w:r>
     </w:p>
@@ -7597,6 +7599,7 @@
           <w:sz w:val="17"/>
           <w:szCs w:val="17"/>
         </w:rPr>
+        <w:lastRenderedPageBreak/>
         <w:t xml:space="preserve">        last = [m for m in self.net.modules() if isinstance(m, nn.Linear)][-1]</w:t>
       </w:r>
     </w:p>
@@ -8583,6 +8586,7 @@
           <w:sz w:val="17"/>
           <w:szCs w:val="17"/>
         </w:rPr>
+        <w:lastRenderedPageBreak/>
         <w:t xml:space="preserve">            self.mass_head = nn.Linear(cfg.d, 1, bias=True)</w:t>
       </w:r>
     </w:p>
@@ -8685,246 +8689,1613 @@
           <w:sz w:val="17"/>
           <w:szCs w:val="17"/>
         </w:rPr>
+        <w:t xml:space="preserve">                    "mass_mode='logfreq' requires cfg.logfreq_path (a .npy file "</w:t>
+      </w:r>
+    </w:p>
+    <w:p>
+      <w:pPr>
+        <w:rPr>
+          <w:rFonts w:ascii="Consolas" w:hAnsi="Consolas" w:cs="Consolas"/>
+          <w:sz w:val="17"/>
+          <w:szCs w:val="17"/>
+        </w:rPr>
+      </w:pPr>
+      <w:r>
+        <w:rPr>
+          <w:rFonts w:ascii="Consolas" w:hAnsi="Consolas" w:cs="Consolas"/>
+          <w:sz w:val="17"/>
+          <w:szCs w:val="17"/>
+        </w:rPr>
+        <w:t xml:space="preserve">                    "with one surprisal value per vocabulary id)."</w:t>
+      </w:r>
+    </w:p>
+    <w:p>
+      <w:pPr>
+        <w:rPr>
+          <w:rFonts w:ascii="Consolas" w:hAnsi="Consolas" w:cs="Consolas"/>
+          <w:sz w:val="17"/>
+          <w:szCs w:val="17"/>
+        </w:rPr>
+      </w:pPr>
+      <w:r>
+        <w:rPr>
+          <w:rFonts w:ascii="Consolas" w:hAnsi="Consolas" w:cs="Consolas"/>
+          <w:sz w:val="17"/>
+          <w:szCs w:val="17"/>
+        </w:rPr>
+        <w:t xml:space="preserve">                )</w:t>
+      </w:r>
+    </w:p>
+    <w:p>
+      <w:pPr>
+        <w:rPr>
+          <w:rFonts w:ascii="Consolas" w:hAnsi="Consolas" w:cs="Consolas"/>
+          <w:sz w:val="17"/>
+          <w:szCs w:val="17"/>
+        </w:rPr>
+      </w:pPr>
+      <w:r>
+        <w:rPr>
+          <w:rFonts w:ascii="Consolas" w:hAnsi="Consolas" w:cs="Consolas"/>
+          <w:sz w:val="17"/>
+          <w:szCs w:val="17"/>
+        </w:rPr>
+        <w:t xml:space="preserve">            surprisal = torch.from_numpy(</w:t>
+      </w:r>
+    </w:p>
+    <w:p>
+      <w:pPr>
+        <w:rPr>
+          <w:rFonts w:ascii="Consolas" w:hAnsi="Consolas" w:cs="Consolas"/>
+          <w:sz w:val="17"/>
+          <w:szCs w:val="17"/>
+        </w:rPr>
+      </w:pPr>
+      <w:r>
+        <w:rPr>
+          <w:rFonts w:ascii="Consolas" w:hAnsi="Consolas" w:cs="Consolas"/>
+          <w:sz w:val="17"/>
+          <w:szCs w:val="17"/>
+        </w:rPr>
+        <w:t xml:space="preserve">                _load_npy(cfg.logfreq_path)</w:t>
+      </w:r>
+    </w:p>
+    <w:p>
+      <w:pPr>
+        <w:rPr>
+          <w:rFonts w:ascii="Consolas" w:hAnsi="Consolas" w:cs="Consolas"/>
+          <w:sz w:val="17"/>
+          <w:szCs w:val="17"/>
+        </w:rPr>
+      </w:pPr>
+      <w:r>
+        <w:rPr>
+          <w:rFonts w:ascii="Consolas" w:hAnsi="Consolas" w:cs="Consolas"/>
+          <w:sz w:val="17"/>
+          <w:szCs w:val="17"/>
+        </w:rPr>
+        <w:t xml:space="preserve">            ).float()</w:t>
+      </w:r>
+    </w:p>
+    <w:p>
+      <w:pPr>
+        <w:rPr>
+          <w:rFonts w:ascii="Consolas" w:hAnsi="Consolas" w:cs="Consolas"/>
+          <w:sz w:val="17"/>
+          <w:szCs w:val="17"/>
+        </w:rPr>
+      </w:pPr>
+      <w:r>
+        <w:rPr>
+          <w:rFonts w:ascii="Consolas" w:hAnsi="Consolas" w:cs="Consolas"/>
+          <w:sz w:val="17"/>
+          <w:szCs w:val="17"/>
+        </w:rPr>
+        <w:t xml:space="preserve">            if surprisal.numel() != cfg.vocab_size:</w:t>
+      </w:r>
+    </w:p>
+    <w:p>
+      <w:pPr>
+        <w:rPr>
+          <w:rFonts w:ascii="Consolas" w:hAnsi="Consolas" w:cs="Consolas"/>
+          <w:sz w:val="17"/>
+          <w:szCs w:val="17"/>
+        </w:rPr>
+      </w:pPr>
+      <w:r>
+        <w:rPr>
+          <w:rFonts w:ascii="Consolas" w:hAnsi="Consolas" w:cs="Consolas"/>
+          <w:sz w:val="17"/>
+          <w:szCs w:val="17"/>
+        </w:rPr>
+        <w:t xml:space="preserve">                raise ValueError(</w:t>
+      </w:r>
+    </w:p>
+    <w:p>
+      <w:pPr>
+        <w:rPr>
+          <w:rFonts w:ascii="Consolas" w:hAnsi="Consolas" w:cs="Consolas"/>
+          <w:sz w:val="17"/>
+          <w:szCs w:val="17"/>
+        </w:rPr>
+      </w:pPr>
+      <w:r>
+        <w:rPr>
+          <w:rFonts w:ascii="Consolas" w:hAnsi="Consolas" w:cs="Consolas"/>
+          <w:sz w:val="17"/>
+          <w:szCs w:val="17"/>
+        </w:rPr>
+        <w:t xml:space="preserve">                    f"logfreq vector length {surprisal.numel()} != "</w:t>
+      </w:r>
+    </w:p>
+    <w:p>
+      <w:pPr>
+        <w:rPr>
+          <w:rFonts w:ascii="Consolas" w:hAnsi="Consolas" w:cs="Consolas"/>
+          <w:sz w:val="17"/>
+          <w:szCs w:val="17"/>
+        </w:rPr>
+      </w:pPr>
+      <w:r>
+        <w:rPr>
+          <w:rFonts w:ascii="Consolas" w:hAnsi="Consolas" w:cs="Consolas"/>
+          <w:sz w:val="17"/>
+          <w:szCs w:val="17"/>
+        </w:rPr>
+        <w:t xml:space="preserve">                    f"vocab_size {cfg.vocab_size}"</w:t>
+      </w:r>
+    </w:p>
+    <w:p>
+      <w:pPr>
+        <w:rPr>
+          <w:rFonts w:ascii="Consolas" w:hAnsi="Consolas" w:cs="Consolas"/>
+          <w:sz w:val="17"/>
+          <w:szCs w:val="17"/>
+        </w:rPr>
+      </w:pPr>
+      <w:r>
+        <w:rPr>
+          <w:rFonts w:ascii="Consolas" w:hAnsi="Consolas" w:cs="Consolas"/>
+          <w:sz w:val="17"/>
+          <w:szCs w:val="17"/>
+        </w:rPr>
+        <w:t xml:space="preserve">                )</w:t>
+      </w:r>
+    </w:p>
+    <w:p>
+      <w:pPr>
+        <w:rPr>
+          <w:rFonts w:ascii="Consolas" w:hAnsi="Consolas" w:cs="Consolas"/>
+          <w:sz w:val="17"/>
+          <w:szCs w:val="17"/>
+        </w:rPr>
+      </w:pPr>
+      <w:r>
+        <w:rPr>
+          <w:rFonts w:ascii="Consolas" w:hAnsi="Consolas" w:cs="Consolas"/>
+          <w:sz w:val="17"/>
+          <w:szCs w:val="17"/>
+        </w:rPr>
+        <w:t xml:space="preserve">            self.register_buffer("logfreq_surprisal", surprisal)</w:t>
+      </w:r>
+    </w:p>
+    <w:p>
+      <w:pPr>
+        <w:rPr>
+          <w:rFonts w:ascii="Consolas" w:hAnsi="Consolas" w:cs="Consolas"/>
+          <w:sz w:val="17"/>
+          <w:szCs w:val="17"/>
+        </w:rPr>
+      </w:pPr>
+      <w:r>
+        <w:rPr>
+          <w:rFonts w:ascii="Consolas" w:hAnsi="Consolas" w:cs="Consolas"/>
+          <w:sz w:val="17"/>
+          <w:szCs w:val="17"/>
+        </w:rPr>
+        <w:t xml:space="preserve">            self.raw_logfreq_alpha = nn.Parameter(</w:t>
+      </w:r>
+    </w:p>
+    <w:p>
+      <w:pPr>
+        <w:rPr>
+          <w:rFonts w:ascii="Consolas" w:hAnsi="Consolas" w:cs="Consolas"/>
+          <w:sz w:val="17"/>
+          <w:szCs w:val="17"/>
+        </w:rPr>
+      </w:pPr>
+      <w:r>
+        <w:rPr>
+          <w:rFonts w:ascii="Consolas" w:hAnsi="Consolas" w:cs="Consolas"/>
+          <w:sz w:val="17"/>
+          <w:szCs w:val="17"/>
+        </w:rPr>
+        <w:t xml:space="preserve">                torch.tensor(_raw_from_positive(max(cfg.logfreq_init_alpha, 1e-3))),</w:t>
+      </w:r>
+    </w:p>
+    <w:p>
+      <w:pPr>
+        <w:rPr>
+          <w:rFonts w:ascii="Consolas" w:hAnsi="Consolas" w:cs="Consolas"/>
+          <w:sz w:val="17"/>
+          <w:szCs w:val="17"/>
+        </w:rPr>
+      </w:pPr>
+      <w:r>
+        <w:rPr>
+          <w:rFonts w:ascii="Consolas" w:hAnsi="Consolas" w:cs="Consolas"/>
+          <w:sz w:val="17"/>
+          <w:szCs w:val="17"/>
+        </w:rPr>
+        <w:t xml:space="preserve">                requires_grad=True,</w:t>
+      </w:r>
+    </w:p>
+    <w:p>
+      <w:pPr>
+        <w:rPr>
+          <w:rFonts w:ascii="Consolas" w:hAnsi="Consolas" w:cs="Consolas"/>
+          <w:sz w:val="17"/>
+          <w:szCs w:val="17"/>
+        </w:rPr>
+      </w:pPr>
+      <w:r>
+        <w:rPr>
+          <w:rFonts w:ascii="Consolas" w:hAnsi="Consolas" w:cs="Consolas"/>
+          <w:sz w:val="17"/>
+          <w:szCs w:val="17"/>
+        </w:rPr>
+        <w:t xml:space="preserve">            )</w:t>
+      </w:r>
+    </w:p>
+    <w:p>
+      <w:pPr>
+        <w:rPr>
+          <w:rFonts w:ascii="Consolas" w:hAnsi="Consolas" w:cs="Consolas"/>
+          <w:sz w:val="17"/>
+          <w:szCs w:val="17"/>
+        </w:rPr>
+      </w:pPr>
+      <w:r>
+        <w:rPr>
+          <w:rFonts w:ascii="Consolas" w:hAnsi="Consolas" w:cs="Consolas"/>
+          <w:sz w:val="17"/>
+          <w:szCs w:val="17"/>
+        </w:rPr>
+        <w:t xml:space="preserve">        else:</w:t>
+      </w:r>
+    </w:p>
+    <w:p>
+      <w:pPr>
+        <w:rPr>
+          <w:rFonts w:ascii="Consolas" w:hAnsi="Consolas" w:cs="Consolas"/>
+          <w:sz w:val="17"/>
+          <w:szCs w:val="17"/>
+        </w:rPr>
+      </w:pPr>
+      <w:r>
+        <w:rPr>
+          <w:rFonts w:ascii="Consolas" w:hAnsi="Consolas" w:cs="Consolas"/>
+          <w:sz w:val="17"/>
+          <w:szCs w:val="17"/>
+        </w:rPr>
+        <w:t xml:space="preserve">            raise ValueError(f"unknown mass_mode: {cfg.mass_mode!r}")</w:t>
+      </w:r>
+    </w:p>
+    <w:p>
+      <w:pPr>
+        <w:rPr>
+          <w:rFonts w:ascii="Consolas" w:hAnsi="Consolas" w:cs="Consolas"/>
+          <w:sz w:val="17"/>
+          <w:szCs w:val="17"/>
+        </w:rPr>
+      </w:pPr>
+    </w:p>
+    <w:p>
+      <w:pPr>
+        <w:rPr>
+          <w:rFonts w:ascii="Consolas" w:hAnsi="Consolas" w:cs="Consolas"/>
+          <w:sz w:val="17"/>
+          <w:szCs w:val="17"/>
+        </w:rPr>
+      </w:pPr>
+      <w:r>
+        <w:rPr>
+          <w:rFonts w:ascii="Consolas" w:hAnsi="Consolas" w:cs="Consolas"/>
+          <w:sz w:val="17"/>
+          <w:szCs w:val="17"/>
+        </w:rPr>
+        <w:t xml:space="preserve">    @property</w:t>
+      </w:r>
+    </w:p>
+    <w:p>
+      <w:pPr>
+        <w:rPr>
+          <w:rFonts w:ascii="Consolas" w:hAnsi="Consolas" w:cs="Consolas"/>
+          <w:sz w:val="17"/>
+          <w:szCs w:val="17"/>
+        </w:rPr>
+      </w:pPr>
+      <w:r>
+        <w:rPr>
+          <w:rFonts w:ascii="Consolas" w:hAnsi="Consolas" w:cs="Consolas"/>
+          <w:sz w:val="17"/>
+          <w:szCs w:val="17"/>
+        </w:rPr>
+        <w:t xml:space="preserve">    def gamma(self) -&gt; torch.Tensor:</w:t>
+      </w:r>
+    </w:p>
+    <w:p>
+      <w:pPr>
+        <w:rPr>
+          <w:rFonts w:ascii="Consolas" w:hAnsi="Consolas" w:cs="Consolas"/>
+          <w:sz w:val="17"/>
+          <w:szCs w:val="17"/>
+        </w:rPr>
+      </w:pPr>
+      <w:r>
+        <w:rPr>
+          <w:rFonts w:ascii="Consolas" w:hAnsi="Consolas" w:cs="Consolas"/>
+          <w:sz w:val="17"/>
+          <w:szCs w:val="17"/>
+        </w:rPr>
+        <w:t xml:space="preserve">        if self._gamma_value is not None:</w:t>
+      </w:r>
+    </w:p>
+    <w:p>
+      <w:pPr>
+        <w:rPr>
+          <w:rFonts w:ascii="Consolas" w:hAnsi="Consolas" w:cs="Consolas"/>
+          <w:sz w:val="17"/>
+          <w:szCs w:val="17"/>
+        </w:rPr>
+      </w:pPr>
+      <w:r>
+        <w:rPr>
+          <w:rFonts w:ascii="Consolas" w:hAnsi="Consolas" w:cs="Consolas"/>
+          <w:sz w:val="17"/>
+          <w:szCs w:val="17"/>
+        </w:rPr>
+        <w:t xml:space="preserve">            return torch.full(</w:t>
+      </w:r>
+    </w:p>
+    <w:p>
+      <w:pPr>
+        <w:rPr>
+          <w:rFonts w:ascii="Consolas" w:hAnsi="Consolas" w:cs="Consolas"/>
+          <w:sz w:val="17"/>
+          <w:szCs w:val="17"/>
+        </w:rPr>
+      </w:pPr>
+      <w:r>
+        <w:rPr>
+          <w:rFonts w:ascii="Consolas" w:hAnsi="Consolas" w:cs="Consolas"/>
+          <w:sz w:val="17"/>
+          <w:szCs w:val="17"/>
+        </w:rPr>
+        <w:t xml:space="preserve">                (), self._gamma_value,</w:t>
+      </w:r>
+    </w:p>
+    <w:p>
+      <w:pPr>
+        <w:rPr>
+          <w:rFonts w:ascii="Consolas" w:hAnsi="Consolas" w:cs="Consolas"/>
+          <w:sz w:val="17"/>
+          <w:szCs w:val="17"/>
+        </w:rPr>
+      </w:pPr>
+      <w:r>
+        <w:rPr>
+          <w:rFonts w:ascii="Consolas" w:hAnsi="Consolas" w:cs="Consolas"/>
+          <w:sz w:val="17"/>
+          <w:szCs w:val="17"/>
+        </w:rPr>
+        <w:t xml:space="preserve">                device=self.raw_gamma.device, dtype=self.raw_gamma.dtype,</w:t>
+      </w:r>
+    </w:p>
+    <w:p>
+      <w:pPr>
+        <w:rPr>
+          <w:rFonts w:ascii="Consolas" w:hAnsi="Consolas" w:cs="Consolas"/>
+          <w:sz w:val="17"/>
+          <w:szCs w:val="17"/>
+        </w:rPr>
+      </w:pPr>
+      <w:r>
+        <w:rPr>
+          <w:rFonts w:ascii="Consolas" w:hAnsi="Consolas" w:cs="Consolas"/>
+          <w:sz w:val="17"/>
+          <w:szCs w:val="17"/>
+        </w:rPr>
+        <w:t xml:space="preserve">            )</w:t>
+      </w:r>
+    </w:p>
+    <w:p>
+      <w:pPr>
+        <w:rPr>
+          <w:rFonts w:ascii="Consolas" w:hAnsi="Consolas" w:cs="Consolas"/>
+          <w:sz w:val="17"/>
+          <w:szCs w:val="17"/>
+        </w:rPr>
+      </w:pPr>
+      <w:r>
+        <w:rPr>
+          <w:rFonts w:ascii="Consolas" w:hAnsi="Consolas" w:cs="Consolas"/>
+          <w:sz w:val="17"/>
+          <w:szCs w:val="17"/>
+        </w:rPr>
+        <w:t xml:space="preserve">        return F.softplus(self.raw_gamma)</w:t>
+      </w:r>
+    </w:p>
+    <w:p>
+      <w:pPr>
+        <w:rPr>
+          <w:rFonts w:ascii="Consolas" w:hAnsi="Consolas" w:cs="Consolas"/>
+          <w:sz w:val="17"/>
+          <w:szCs w:val="17"/>
+        </w:rPr>
+      </w:pPr>
+    </w:p>
+    <w:p>
+      <w:pPr>
+        <w:rPr>
+          <w:rFonts w:ascii="Consolas" w:hAnsi="Consolas" w:cs="Consolas"/>
+          <w:sz w:val="17"/>
+          <w:szCs w:val="17"/>
+        </w:rPr>
+      </w:pPr>
+      <w:r>
+        <w:rPr>
+          <w:rFonts w:ascii="Consolas" w:hAnsi="Consolas" w:cs="Consolas"/>
+          <w:sz w:val="17"/>
+          <w:szCs w:val="17"/>
+        </w:rPr>
+        <w:t xml:space="preserve">    @property</w:t>
+      </w:r>
+    </w:p>
+    <w:p>
+      <w:pPr>
+        <w:rPr>
+          <w:rFonts w:ascii="Consolas" w:hAnsi="Consolas" w:cs="Consolas"/>
+          <w:sz w:val="17"/>
+          <w:szCs w:val="17"/>
+        </w:rPr>
+      </w:pPr>
+      <w:r>
+        <w:rPr>
+          <w:rFonts w:ascii="Consolas" w:hAnsi="Consolas" w:cs="Consolas"/>
+          <w:sz w:val="17"/>
+          <w:szCs w:val="17"/>
+        </w:rPr>
+        <w:t xml:space="preserve">    def m_global(self) -&gt; torch.Tensor:</w:t>
+      </w:r>
+    </w:p>
+    <w:p>
+      <w:pPr>
+        <w:rPr>
+          <w:rFonts w:ascii="Consolas" w:hAnsi="Consolas" w:cs="Consolas"/>
+          <w:sz w:val="17"/>
+          <w:szCs w:val="17"/>
+        </w:rPr>
+      </w:pPr>
+      <w:r>
+        <w:rPr>
+          <w:rFonts w:ascii="Consolas" w:hAnsi="Consolas" w:cs="Consolas"/>
+          <w:sz w:val="17"/>
+          <w:szCs w:val="17"/>
+        </w:rPr>
+        <w:t xml:space="preserve">        return F.softplus(self.raw_m_bias) + 1e-3</w:t>
+      </w:r>
+    </w:p>
+    <w:p>
+      <w:pPr>
+        <w:rPr>
+          <w:rFonts w:ascii="Consolas" w:hAnsi="Consolas" w:cs="Consolas"/>
+          <w:sz w:val="17"/>
+          <w:szCs w:val="17"/>
+        </w:rPr>
+      </w:pPr>
+    </w:p>
+    <w:p>
+      <w:pPr>
+        <w:rPr>
+          <w:rFonts w:ascii="Consolas" w:hAnsi="Consolas" w:cs="Consolas"/>
+          <w:sz w:val="17"/>
+          <w:szCs w:val="17"/>
+        </w:rPr>
+      </w:pPr>
+      <w:r>
+        <w:rPr>
+          <w:rFonts w:ascii="Consolas" w:hAnsi="Consolas" w:cs="Consolas"/>
+          <w:sz w:val="17"/>
+          <w:szCs w:val="17"/>
+        </w:rPr>
+        <w:t xml:space="preserve">    def compute_mass(self, x: torch.Tensor, emb: torch.Tensor) -&gt; torch.Tensor:</w:t>
+      </w:r>
+    </w:p>
+    <w:p>
+      <w:pPr>
+        <w:rPr>
+          <w:rFonts w:ascii="Consolas" w:hAnsi="Consolas" w:cs="Consolas"/>
+          <w:sz w:val="17"/>
+          <w:szCs w:val="17"/>
+        </w:rPr>
+      </w:pPr>
+      <w:r>
+        <w:rPr>
+          <w:rFonts w:ascii="Consolas" w:hAnsi="Consolas" w:cs="Consolas"/>
+          <w:sz w:val="17"/>
+          <w:szCs w:val="17"/>
+        </w:rPr>
+        <w:t xml:space="preserve">        """Return m as a tensor broadcastable over (B, T, d).</w:t>
+      </w:r>
+    </w:p>
+    <w:p>
+      <w:pPr>
+        <w:rPr>
+          <w:rFonts w:ascii="Consolas" w:hAnsi="Consolas" w:cs="Consolas"/>
+          <w:sz w:val="17"/>
+          <w:szCs w:val="17"/>
+        </w:rPr>
+      </w:pPr>
+    </w:p>
+    <w:p>
+      <w:pPr>
+        <w:rPr>
+          <w:rFonts w:ascii="Consolas" w:hAnsi="Consolas" w:cs="Consolas"/>
+          <w:sz w:val="17"/>
+          <w:szCs w:val="17"/>
+        </w:rPr>
+      </w:pPr>
+      <w:r>
+        <w:rPr>
+          <w:rFonts w:ascii="Consolas" w:hAnsi="Consolas" w:cs="Consolas"/>
+          <w:sz w:val="17"/>
+          <w:szCs w:val="17"/>
+        </w:rPr>
+        <w:t xml:space="preserve">        x:   (B, T)         token ids</w:t>
+      </w:r>
+    </w:p>
+    <w:p>
+      <w:pPr>
+        <w:rPr>
+          <w:rFonts w:ascii="Consolas" w:hAnsi="Consolas" w:cs="Consolas"/>
+          <w:sz w:val="17"/>
+          <w:szCs w:val="17"/>
+        </w:rPr>
+      </w:pPr>
+      <w:r>
+        <w:rPr>
+          <w:rFonts w:ascii="Consolas" w:hAnsi="Consolas" w:cs="Consolas"/>
+          <w:sz w:val="17"/>
+          <w:szCs w:val="17"/>
+        </w:rPr>
+        <w:t xml:space="preserve">        emb: (B, T, d)      first-layer hidden state E[x] + P</w:t>
+      </w:r>
+    </w:p>
+    <w:p>
+      <w:pPr>
+        <w:rPr>
+          <w:rFonts w:ascii="Consolas" w:hAnsi="Consolas" w:cs="Consolas"/>
+          <w:sz w:val="17"/>
+          <w:szCs w:val="17"/>
+        </w:rPr>
+      </w:pPr>
+      <w:r>
+        <w:rPr>
+          <w:rFonts w:ascii="Consolas" w:hAnsi="Consolas" w:cs="Consolas"/>
+          <w:sz w:val="17"/>
+          <w:szCs w:val="17"/>
+        </w:rPr>
+        <w:t xml:space="preserve">        """</w:t>
+      </w:r>
+    </w:p>
+    <w:p>
+      <w:pPr>
+        <w:rPr>
+          <w:rFonts w:ascii="Consolas" w:hAnsi="Consolas" w:cs="Consolas"/>
+          <w:sz w:val="17"/>
+          <w:szCs w:val="17"/>
+        </w:rPr>
+      </w:pPr>
+      <w:r>
+        <w:rPr>
+          <w:rFonts w:ascii="Consolas" w:hAnsi="Consolas" w:cs="Consolas"/>
+          <w:sz w:val="17"/>
+          <w:szCs w:val="17"/>
+        </w:rPr>
+        <w:t xml:space="preserve">        cfg = self.cfg</w:t>
+      </w:r>
+    </w:p>
+    <w:p>
+      <w:pPr>
+        <w:rPr>
+          <w:rFonts w:ascii="Consolas" w:hAnsi="Consolas" w:cs="Consolas"/>
+          <w:sz w:val="17"/>
+          <w:szCs w:val="17"/>
+        </w:rPr>
+      </w:pPr>
+      <w:r>
+        <w:rPr>
+          <w:rFonts w:ascii="Consolas" w:hAnsi="Consolas" w:cs="Consolas"/>
+          <w:sz w:val="17"/>
+          <w:szCs w:val="17"/>
+        </w:rPr>
+        <w:t xml:space="preserve">        if cfg.mass_mode == "global":</w:t>
+      </w:r>
+    </w:p>
+    <w:p>
+      <w:pPr>
+        <w:rPr>
+          <w:rFonts w:ascii="Consolas" w:hAnsi="Consolas" w:cs="Consolas"/>
+          <w:sz w:val="17"/>
+          <w:szCs w:val="17"/>
+        </w:rPr>
+      </w:pPr>
+      <w:r>
+        <w:rPr>
+          <w:rFonts w:ascii="Consolas" w:hAnsi="Consolas" w:cs="Consolas"/>
+          <w:sz w:val="17"/>
+          <w:szCs w:val="17"/>
+        </w:rPr>
+        <w:t xml:space="preserve">            return self.m_global</w:t>
+      </w:r>
+    </w:p>
+    <w:p>
+      <w:pPr>
+        <w:rPr>
+          <w:rFonts w:ascii="Consolas" w:hAnsi="Consolas" w:cs="Consolas"/>
+          <w:sz w:val="17"/>
+          <w:szCs w:val="17"/>
+        </w:rPr>
+      </w:pPr>
+    </w:p>
+    <w:p>
+      <w:pPr>
+        <w:rPr>
+          <w:rFonts w:ascii="Consolas" w:hAnsi="Consolas" w:cs="Consolas"/>
+          <w:sz w:val="17"/>
+          <w:szCs w:val="17"/>
+        </w:rPr>
+      </w:pPr>
+      <w:r>
+        <w:rPr>
+          <w:rFonts w:ascii="Consolas" w:hAnsi="Consolas" w:cs="Consolas"/>
+          <w:sz w:val="17"/>
+          <w:szCs w:val="17"/>
+        </w:rPr>
+        <w:t xml:space="preserve">        if cfg.mass_mode == "embed_head":</w:t>
+      </w:r>
+    </w:p>
+    <w:p>
+      <w:pPr>
+        <w:rPr>
+          <w:rFonts w:ascii="Consolas" w:hAnsi="Consolas" w:cs="Consolas"/>
+          <w:sz w:val="17"/>
+          <w:szCs w:val="17"/>
+        </w:rPr>
+      </w:pPr>
+      <w:r>
+        <w:rPr>
+          <w:rFonts w:ascii="Consolas" w:hAnsi="Consolas" w:cs="Consolas"/>
+          <w:sz w:val="17"/>
+          <w:szCs w:val="17"/>
+        </w:rPr>
+        <w:t xml:space="preserve">            raw = self.mass_head(self.E(x))</w:t>
+      </w:r>
+    </w:p>
+    <w:p>
+      <w:pPr>
+        <w:rPr>
+          <w:rFonts w:ascii="Consolas" w:hAnsi="Consolas" w:cs="Consolas"/>
+          <w:sz w:val="17"/>
+          <w:szCs w:val="17"/>
+        </w:rPr>
+      </w:pPr>
+      <w:r>
+        <w:rPr>
+          <w:rFonts w:ascii="Consolas" w:hAnsi="Consolas" w:cs="Consolas"/>
+          <w:sz w:val="17"/>
+          <w:szCs w:val="17"/>
+        </w:rPr>
+        <w:t xml:space="preserve">            return (F.softplus(raw + self.raw_m_bias) + 1e-3)</w:t>
+      </w:r>
+    </w:p>
+    <w:p>
+      <w:pPr>
+        <w:rPr>
+          <w:rFonts w:ascii="Consolas" w:hAnsi="Consolas" w:cs="Consolas"/>
+          <w:sz w:val="17"/>
+          <w:szCs w:val="17"/>
+        </w:rPr>
+      </w:pPr>
+    </w:p>
+    <w:p>
+      <w:pPr>
+        <w:rPr>
+          <w:rFonts w:ascii="Consolas" w:hAnsi="Consolas" w:cs="Consolas"/>
+          <w:sz w:val="17"/>
+          <w:szCs w:val="17"/>
+        </w:rPr>
+      </w:pPr>
+      <w:r>
+        <w:rPr>
+          <w:rFonts w:ascii="Consolas" w:hAnsi="Consolas" w:cs="Consolas"/>
+          <w:sz w:val="17"/>
+          <w:szCs w:val="17"/>
+        </w:rPr>
+        <w:t xml:space="preserve">        if cfg.mass_mode == "logfreq":</w:t>
+      </w:r>
+    </w:p>
+    <w:p>
+      <w:pPr>
+        <w:rPr>
+          <w:rFonts w:ascii="Consolas" w:hAnsi="Consolas" w:cs="Consolas"/>
+          <w:sz w:val="17"/>
+          <w:szCs w:val="17"/>
+        </w:rPr>
+      </w:pPr>
+      <w:r>
+        <w:rPr>
+          <w:rFonts w:ascii="Consolas" w:hAnsi="Consolas" w:cs="Consolas"/>
+          <w:sz w:val="17"/>
+          <w:szCs w:val="17"/>
+        </w:rPr>
+        <w:t xml:space="preserve">            surprisal = self.logfreq_surprisal[x]</w:t>
+      </w:r>
+    </w:p>
+    <w:p>
+      <w:pPr>
+        <w:rPr>
+          <w:rFonts w:ascii="Consolas" w:hAnsi="Consolas" w:cs="Consolas"/>
+          <w:sz w:val="17"/>
+          <w:szCs w:val="17"/>
+        </w:rPr>
+      </w:pPr>
+      <w:r>
+        <w:rPr>
+          <w:rFonts w:ascii="Consolas" w:hAnsi="Consolas" w:cs="Consolas"/>
+          <w:sz w:val="17"/>
+          <w:szCs w:val="17"/>
+        </w:rPr>
+        <w:t xml:space="preserve">            alpha = F.softplus(self.raw_logfreq_alpha)</w:t>
+      </w:r>
+    </w:p>
+    <w:p>
+      <w:pPr>
+        <w:rPr>
+          <w:rFonts w:ascii="Consolas" w:hAnsi="Consolas" w:cs="Consolas"/>
+          <w:sz w:val="17"/>
+          <w:szCs w:val="17"/>
+        </w:rPr>
+      </w:pPr>
+      <w:r>
+        <w:rPr>
+          <w:rFonts w:ascii="Consolas" w:hAnsi="Consolas" w:cs="Consolas"/>
+          <w:sz w:val="17"/>
+          <w:szCs w:val="17"/>
+        </w:rPr>
+        <w:t xml:space="preserve">            scaled = alpha * surprisal.unsqueeze(-1)</w:t>
+      </w:r>
+    </w:p>
+    <w:p>
+      <w:pPr>
+        <w:rPr>
+          <w:rFonts w:ascii="Consolas" w:hAnsi="Consolas" w:cs="Consolas"/>
+          <w:sz w:val="17"/>
+          <w:szCs w:val="17"/>
+        </w:rPr>
+      </w:pPr>
+      <w:r>
+        <w:rPr>
+          <w:rFonts w:ascii="Consolas" w:hAnsi="Consolas" w:cs="Consolas"/>
+          <w:sz w:val="17"/>
+          <w:szCs w:val="17"/>
+        </w:rPr>
         <w:lastRenderedPageBreak/>
-        <w:t xml:space="preserve">                    "mass_mode='logfreq' requires cfg.logfreq_path (a .npy file "</w:t>
-      </w:r>
-    </w:p>
-    <w:p>
-      <w:pPr>
-        <w:rPr>
-          <w:rFonts w:ascii="Consolas" w:hAnsi="Consolas" w:cs="Consolas"/>
-          <w:sz w:val="17"/>
-          <w:szCs w:val="17"/>
-        </w:rPr>
-      </w:pPr>
-      <w:r>
-        <w:rPr>
-          <w:rFonts w:ascii="Consolas" w:hAnsi="Consolas" w:cs="Consolas"/>
-          <w:sz w:val="17"/>
-          <w:szCs w:val="17"/>
-        </w:rPr>
-        <w:t xml:space="preserve">                    "with one surprisal value per vocabulary id)."</w:t>
-      </w:r>
-    </w:p>
-    <w:p>
-      <w:pPr>
-        <w:rPr>
-          <w:rFonts w:ascii="Consolas" w:hAnsi="Consolas" w:cs="Consolas"/>
-          <w:sz w:val="17"/>
-          <w:szCs w:val="17"/>
-        </w:rPr>
-      </w:pPr>
-      <w:r>
-        <w:rPr>
-          <w:rFonts w:ascii="Consolas" w:hAnsi="Consolas" w:cs="Consolas"/>
-          <w:sz w:val="17"/>
-          <w:szCs w:val="17"/>
-        </w:rPr>
-        <w:t xml:space="preserve">                )</w:t>
-      </w:r>
-    </w:p>
-    <w:p>
-      <w:pPr>
-        <w:rPr>
-          <w:rFonts w:ascii="Consolas" w:hAnsi="Consolas" w:cs="Consolas"/>
-          <w:sz w:val="17"/>
-          <w:szCs w:val="17"/>
-        </w:rPr>
-      </w:pPr>
-      <w:r>
-        <w:rPr>
-          <w:rFonts w:ascii="Consolas" w:hAnsi="Consolas" w:cs="Consolas"/>
-          <w:sz w:val="17"/>
-          <w:szCs w:val="17"/>
-        </w:rPr>
-        <w:t xml:space="preserve">            surprisal = torch.from_numpy(</w:t>
-      </w:r>
-    </w:p>
-    <w:p>
-      <w:pPr>
-        <w:rPr>
-          <w:rFonts w:ascii="Consolas" w:hAnsi="Consolas" w:cs="Consolas"/>
-          <w:sz w:val="17"/>
-          <w:szCs w:val="17"/>
-        </w:rPr>
-      </w:pPr>
-      <w:r>
-        <w:rPr>
-          <w:rFonts w:ascii="Consolas" w:hAnsi="Consolas" w:cs="Consolas"/>
-          <w:sz w:val="17"/>
-          <w:szCs w:val="17"/>
-        </w:rPr>
-        <w:t xml:space="preserve">                _load_npy(cfg.logfreq_path)</w:t>
-      </w:r>
-    </w:p>
-    <w:p>
-      <w:pPr>
-        <w:rPr>
-          <w:rFonts w:ascii="Consolas" w:hAnsi="Consolas" w:cs="Consolas"/>
-          <w:sz w:val="17"/>
-          <w:szCs w:val="17"/>
-        </w:rPr>
-      </w:pPr>
-      <w:r>
-        <w:rPr>
-          <w:rFonts w:ascii="Consolas" w:hAnsi="Consolas" w:cs="Consolas"/>
-          <w:sz w:val="17"/>
-          <w:szCs w:val="17"/>
-        </w:rPr>
-        <w:t xml:space="preserve">            ).float()</w:t>
-      </w:r>
-    </w:p>
-    <w:p>
-      <w:pPr>
-        <w:rPr>
-          <w:rFonts w:ascii="Consolas" w:hAnsi="Consolas" w:cs="Consolas"/>
-          <w:sz w:val="17"/>
-          <w:szCs w:val="17"/>
-        </w:rPr>
-      </w:pPr>
-      <w:r>
-        <w:rPr>
-          <w:rFonts w:ascii="Consolas" w:hAnsi="Consolas" w:cs="Consolas"/>
-          <w:sz w:val="17"/>
-          <w:szCs w:val="17"/>
-        </w:rPr>
-        <w:t xml:space="preserve">            if surprisal.numel() != cfg.vocab_size:</w:t>
-      </w:r>
-    </w:p>
-    <w:p>
-      <w:pPr>
-        <w:rPr>
-          <w:rFonts w:ascii="Consolas" w:hAnsi="Consolas" w:cs="Consolas"/>
-          <w:sz w:val="17"/>
-          <w:szCs w:val="17"/>
-        </w:rPr>
-      </w:pPr>
-      <w:r>
-        <w:rPr>
-          <w:rFonts w:ascii="Consolas" w:hAnsi="Consolas" w:cs="Consolas"/>
-          <w:sz w:val="17"/>
-          <w:szCs w:val="17"/>
-        </w:rPr>
-        <w:t xml:space="preserve">                raise ValueError(</w:t>
-      </w:r>
-    </w:p>
-    <w:p>
-      <w:pPr>
-        <w:rPr>
-          <w:rFonts w:ascii="Consolas" w:hAnsi="Consolas" w:cs="Consolas"/>
-          <w:sz w:val="17"/>
-          <w:szCs w:val="17"/>
-        </w:rPr>
-      </w:pPr>
-      <w:r>
-        <w:rPr>
-          <w:rFonts w:ascii="Consolas" w:hAnsi="Consolas" w:cs="Consolas"/>
-          <w:sz w:val="17"/>
-          <w:szCs w:val="17"/>
-        </w:rPr>
-        <w:t xml:space="preserve">                    f"logfreq vector length {surprisal.numel()} != "</w:t>
-      </w:r>
-    </w:p>
-    <w:p>
-      <w:pPr>
-        <w:rPr>
-          <w:rFonts w:ascii="Consolas" w:hAnsi="Consolas" w:cs="Consolas"/>
-          <w:sz w:val="17"/>
-          <w:szCs w:val="17"/>
-        </w:rPr>
-      </w:pPr>
-      <w:r>
-        <w:rPr>
-          <w:rFonts w:ascii="Consolas" w:hAnsi="Consolas" w:cs="Consolas"/>
-          <w:sz w:val="17"/>
-          <w:szCs w:val="17"/>
-        </w:rPr>
-        <w:t xml:space="preserve">                    f"vocab_size {cfg.vocab_size}"</w:t>
-      </w:r>
-    </w:p>
-    <w:p>
-      <w:pPr>
-        <w:rPr>
-          <w:rFonts w:ascii="Consolas" w:hAnsi="Consolas" w:cs="Consolas"/>
-          <w:sz w:val="17"/>
-          <w:szCs w:val="17"/>
-        </w:rPr>
-      </w:pPr>
-      <w:r>
-        <w:rPr>
-          <w:rFonts w:ascii="Consolas" w:hAnsi="Consolas" w:cs="Consolas"/>
-          <w:sz w:val="17"/>
-          <w:szCs w:val="17"/>
-        </w:rPr>
-        <w:t xml:space="preserve">                )</w:t>
-      </w:r>
-    </w:p>
-    <w:p>
-      <w:pPr>
-        <w:rPr>
-          <w:rFonts w:ascii="Consolas" w:hAnsi="Consolas" w:cs="Consolas"/>
-          <w:sz w:val="17"/>
-          <w:szCs w:val="17"/>
-        </w:rPr>
-      </w:pPr>
-      <w:r>
-        <w:rPr>
-          <w:rFonts w:ascii="Consolas" w:hAnsi="Consolas" w:cs="Consolas"/>
-          <w:sz w:val="17"/>
-          <w:szCs w:val="17"/>
-        </w:rPr>
-        <w:t xml:space="preserve">            self.register_buffer("logfreq_surprisal", surprisal)</w:t>
-      </w:r>
-    </w:p>
-    <w:p>
-      <w:pPr>
-        <w:rPr>
-          <w:rFonts w:ascii="Consolas" w:hAnsi="Consolas" w:cs="Consolas"/>
-          <w:sz w:val="17"/>
-          <w:szCs w:val="17"/>
-        </w:rPr>
-      </w:pPr>
-      <w:r>
-        <w:rPr>
-          <w:rFonts w:ascii="Consolas" w:hAnsi="Consolas" w:cs="Consolas"/>
-          <w:sz w:val="17"/>
-          <w:szCs w:val="17"/>
-        </w:rPr>
-        <w:t xml:space="preserve">            self.raw_logfreq_alpha = nn.Parameter(</w:t>
-      </w:r>
-    </w:p>
-    <w:p>
-      <w:pPr>
-        <w:rPr>
-          <w:rFonts w:ascii="Consolas" w:hAnsi="Consolas" w:cs="Consolas"/>
-          <w:sz w:val="17"/>
-          <w:szCs w:val="17"/>
-        </w:rPr>
-      </w:pPr>
-      <w:r>
-        <w:rPr>
-          <w:rFonts w:ascii="Consolas" w:hAnsi="Consolas" w:cs="Consolas"/>
-          <w:sz w:val="17"/>
-          <w:szCs w:val="17"/>
-        </w:rPr>
-        <w:t xml:space="preserve">                torch.tensor(_raw_from_positive(max(cfg.logfreq_init_alpha, 1e-3))),</w:t>
-      </w:r>
-    </w:p>
-    <w:p>
-      <w:pPr>
-        <w:rPr>
-          <w:rFonts w:ascii="Consolas" w:hAnsi="Consolas" w:cs="Consolas"/>
-          <w:sz w:val="17"/>
-          <w:szCs w:val="17"/>
-        </w:rPr>
-      </w:pPr>
-      <w:r>
-        <w:rPr>
-          <w:rFonts w:ascii="Consolas" w:hAnsi="Consolas" w:cs="Consolas"/>
-          <w:sz w:val="17"/>
-          <w:szCs w:val="17"/>
-        </w:rPr>
-        <w:t xml:space="preserve">                requires_grad=True,</w:t>
+        <w:t xml:space="preserve">            return F.softplus(self.raw_m_bias + scaled) + 1e-3</w:t>
+      </w:r>
+    </w:p>
+    <w:p>
+      <w:pPr>
+        <w:rPr>
+          <w:rFonts w:ascii="Consolas" w:hAnsi="Consolas" w:cs="Consolas"/>
+          <w:sz w:val="17"/>
+          <w:szCs w:val="17"/>
+        </w:rPr>
+      </w:pPr>
+    </w:p>
+    <w:p>
+      <w:pPr>
+        <w:rPr>
+          <w:rFonts w:ascii="Consolas" w:hAnsi="Consolas" w:cs="Consolas"/>
+          <w:sz w:val="17"/>
+          <w:szCs w:val="17"/>
+        </w:rPr>
+      </w:pPr>
+      <w:r>
+        <w:rPr>
+          <w:rFonts w:ascii="Consolas" w:hAnsi="Consolas" w:cs="Consolas"/>
+          <w:sz w:val="17"/>
+          <w:szCs w:val="17"/>
+        </w:rPr>
+        <w:t xml:space="preserve">        raise RuntimeError("unreachable")</w:t>
+      </w:r>
+    </w:p>
+    <w:p>
+      <w:pPr>
+        <w:rPr>
+          <w:rFonts w:ascii="Consolas" w:hAnsi="Consolas" w:cs="Consolas"/>
+          <w:sz w:val="17"/>
+          <w:szCs w:val="17"/>
+        </w:rPr>
+      </w:pPr>
+    </w:p>
+    <w:p>
+      <w:pPr>
+        <w:rPr>
+          <w:rFonts w:ascii="Consolas" w:hAnsi="Consolas" w:cs="Consolas"/>
+          <w:sz w:val="17"/>
+          <w:szCs w:val="17"/>
+        </w:rPr>
+      </w:pPr>
+      <w:r>
+        <w:rPr>
+          <w:rFonts w:ascii="Consolas" w:hAnsi="Consolas" w:cs="Consolas"/>
+          <w:sz w:val="17"/>
+          <w:szCs w:val="17"/>
+        </w:rPr>
+        <w:t xml:space="preserve">    def _embed(self, x: torch.Tensor) -&gt; torch.Tensor:</w:t>
+      </w:r>
+    </w:p>
+    <w:p>
+      <w:pPr>
+        <w:rPr>
+          <w:rFonts w:ascii="Consolas" w:hAnsi="Consolas" w:cs="Consolas"/>
+          <w:sz w:val="17"/>
+          <w:szCs w:val="17"/>
+        </w:rPr>
+      </w:pPr>
+      <w:r>
+        <w:rPr>
+          <w:rFonts w:ascii="Consolas" w:hAnsi="Consolas" w:cs="Consolas"/>
+          <w:sz w:val="17"/>
+          <w:szCs w:val="17"/>
+        </w:rPr>
+        <w:t xml:space="preserve">        B, T = x.shape</w:t>
+      </w:r>
+    </w:p>
+    <w:p>
+      <w:pPr>
+        <w:rPr>
+          <w:rFonts w:ascii="Consolas" w:hAnsi="Consolas" w:cs="Consolas"/>
+          <w:sz w:val="17"/>
+          <w:szCs w:val="17"/>
+        </w:rPr>
+      </w:pPr>
+      <w:r>
+        <w:rPr>
+          <w:rFonts w:ascii="Consolas" w:hAnsi="Consolas" w:cs="Consolas"/>
+          <w:sz w:val="17"/>
+          <w:szCs w:val="17"/>
+        </w:rPr>
+        <w:t xml:space="preserve">        pos = self.P[:T].unsqueeze(0)</w:t>
+      </w:r>
+    </w:p>
+    <w:p>
+      <w:pPr>
+        <w:rPr>
+          <w:rFonts w:ascii="Consolas" w:hAnsi="Consolas" w:cs="Consolas"/>
+          <w:sz w:val="17"/>
+          <w:szCs w:val="17"/>
+        </w:rPr>
+      </w:pPr>
+      <w:r>
+        <w:rPr>
+          <w:rFonts w:ascii="Consolas" w:hAnsi="Consolas" w:cs="Consolas"/>
+          <w:sz w:val="17"/>
+          <w:szCs w:val="17"/>
+        </w:rPr>
+        <w:t xml:space="preserve">        return self.E(x) + pos</w:t>
+      </w:r>
+    </w:p>
+    <w:p>
+      <w:pPr>
+        <w:rPr>
+          <w:rFonts w:ascii="Consolas" w:hAnsi="Consolas" w:cs="Consolas"/>
+          <w:sz w:val="17"/>
+          <w:szCs w:val="17"/>
+        </w:rPr>
+      </w:pPr>
+    </w:p>
+    <w:p>
+      <w:pPr>
+        <w:rPr>
+          <w:rFonts w:ascii="Consolas" w:hAnsi="Consolas" w:cs="Consolas"/>
+          <w:sz w:val="17"/>
+          <w:szCs w:val="17"/>
+        </w:rPr>
+      </w:pPr>
+      <w:r>
+        <w:rPr>
+          <w:rFonts w:ascii="Consolas" w:hAnsi="Consolas" w:cs="Consolas"/>
+          <w:sz w:val="17"/>
+          <w:szCs w:val="17"/>
+        </w:rPr>
+        <w:t xml:space="preserve">    def integrate(</w:t>
+      </w:r>
+    </w:p>
+    <w:p>
+      <w:pPr>
+        <w:rPr>
+          <w:rFonts w:ascii="Consolas" w:hAnsi="Consolas" w:cs="Consolas"/>
+          <w:sz w:val="17"/>
+          <w:szCs w:val="17"/>
+        </w:rPr>
+      </w:pPr>
+      <w:r>
+        <w:rPr>
+          <w:rFonts w:ascii="Consolas" w:hAnsi="Consolas" w:cs="Consolas"/>
+          <w:sz w:val="17"/>
+          <w:szCs w:val="17"/>
+        </w:rPr>
+        <w:t xml:space="preserve">        self,</w:t>
+      </w:r>
+    </w:p>
+    <w:p>
+      <w:pPr>
+        <w:rPr>
+          <w:rFonts w:ascii="Consolas" w:hAnsi="Consolas" w:cs="Consolas"/>
+          <w:sz w:val="17"/>
+          <w:szCs w:val="17"/>
+        </w:rPr>
+      </w:pPr>
+      <w:r>
+        <w:rPr>
+          <w:rFonts w:ascii="Consolas" w:hAnsi="Consolas" w:cs="Consolas"/>
+          <w:sz w:val="17"/>
+          <w:szCs w:val="17"/>
+        </w:rPr>
+        <w:t xml:space="preserve">        x: torch.Tensor,</w:t>
+      </w:r>
+    </w:p>
+    <w:p>
+      <w:pPr>
+        <w:rPr>
+          <w:rFonts w:ascii="Consolas" w:hAnsi="Consolas" w:cs="Consolas"/>
+          <w:sz w:val="17"/>
+          <w:szCs w:val="17"/>
+        </w:rPr>
+      </w:pPr>
+      <w:r>
+        <w:rPr>
+          <w:rFonts w:ascii="Consolas" w:hAnsi="Consolas" w:cs="Consolas"/>
+          <w:sz w:val="17"/>
+          <w:szCs w:val="17"/>
+        </w:rPr>
+        <w:t xml:space="preserve">        emb: torch.Tensor,</w:t>
+      </w:r>
+    </w:p>
+    <w:p>
+      <w:pPr>
+        <w:rPr>
+          <w:rFonts w:ascii="Consolas" w:hAnsi="Consolas" w:cs="Consolas"/>
+          <w:sz w:val="17"/>
+          <w:szCs w:val="17"/>
+        </w:rPr>
+      </w:pPr>
+      <w:r>
+        <w:rPr>
+          <w:rFonts w:ascii="Consolas" w:hAnsi="Consolas" w:cs="Consolas"/>
+          <w:sz w:val="17"/>
+          <w:szCs w:val="17"/>
+        </w:rPr>
+        <w:t xml:space="preserve">        return_trajectory: bool = False,</w:t>
+      </w:r>
+    </w:p>
+    <w:p>
+      <w:pPr>
+        <w:rPr>
+          <w:rFonts w:ascii="Consolas" w:hAnsi="Consolas" w:cs="Consolas"/>
+          <w:sz w:val="17"/>
+          <w:szCs w:val="17"/>
+        </w:rPr>
+      </w:pPr>
+      <w:r>
+        <w:rPr>
+          <w:rFonts w:ascii="Consolas" w:hAnsi="Consolas" w:cs="Consolas"/>
+          <w:sz w:val="17"/>
+          <w:szCs w:val="17"/>
+        </w:rPr>
+        <w:t xml:space="preserve">        return_xi_trajectory: bool = False,</w:t>
+      </w:r>
+    </w:p>
+    <w:p>
+      <w:pPr>
+        <w:rPr>
+          <w:rFonts w:ascii="Consolas" w:hAnsi="Consolas" w:cs="Consolas"/>
+          <w:sz w:val="17"/>
+          <w:szCs w:val="17"/>
+        </w:rPr>
+      </w:pPr>
+      <w:r>
+        <w:rPr>
+          <w:rFonts w:ascii="Consolas" w:hAnsi="Consolas" w:cs="Consolas"/>
+          <w:sz w:val="17"/>
+          <w:szCs w:val="17"/>
+        </w:rPr>
+        <w:t xml:space="preserve">    ) -&gt; Tuple[torch.Tensor, Optional[List[torch.Tensor]], Optional[List[torch.Tensor]]]:</w:t>
+      </w:r>
+    </w:p>
+    <w:p>
+      <w:pPr>
+        <w:rPr>
+          <w:rFonts w:ascii="Consolas" w:hAnsi="Consolas" w:cs="Consolas"/>
+          <w:sz w:val="17"/>
+          <w:szCs w:val="17"/>
+        </w:rPr>
+      </w:pPr>
+      <w:r>
+        <w:rPr>
+          <w:rFonts w:ascii="Consolas" w:hAnsi="Consolas" w:cs="Consolas"/>
+          <w:sz w:val="17"/>
+          <w:szCs w:val="17"/>
+        </w:rPr>
+        <w:t xml:space="preserve">        """SARF-faithful damped EL with per-token mass.</w:t>
+      </w:r>
+    </w:p>
+    <w:p>
+      <w:pPr>
+        <w:rPr>
+          <w:rFonts w:ascii="Consolas" w:hAnsi="Consolas" w:cs="Consolas"/>
+          <w:sz w:val="17"/>
+          <w:szCs w:val="17"/>
+        </w:rPr>
+      </w:pPr>
+    </w:p>
+    <w:p>
+      <w:pPr>
+        <w:rPr>
+          <w:rFonts w:ascii="Consolas" w:hAnsi="Consolas" w:cs="Consolas"/>
+          <w:sz w:val="17"/>
+          <w:szCs w:val="17"/>
+        </w:rPr>
+      </w:pPr>
+      <w:r>
+        <w:rPr>
+          <w:rFonts w:ascii="Consolas" w:hAnsi="Consolas" w:cs="Consolas"/>
+          <w:sz w:val="17"/>
+          <w:szCs w:val="17"/>
+        </w:rPr>
+        <w:t xml:space="preserve">        x:    (B, T)</w:t>
+      </w:r>
+    </w:p>
+    <w:p>
+      <w:pPr>
+        <w:rPr>
+          <w:rFonts w:ascii="Consolas" w:hAnsi="Consolas" w:cs="Consolas"/>
+          <w:sz w:val="17"/>
+          <w:szCs w:val="17"/>
+        </w:rPr>
+      </w:pPr>
+      <w:r>
+        <w:rPr>
+          <w:rFonts w:ascii="Consolas" w:hAnsi="Consolas" w:cs="Consolas"/>
+          <w:sz w:val="17"/>
+          <w:szCs w:val="17"/>
+        </w:rPr>
+        <w:t xml:space="preserve">        emb:  (B, T, d)   first-layer hidden state (with position embed)</w:t>
+      </w:r>
+    </w:p>
+    <w:p>
+      <w:pPr>
+        <w:rPr>
+          <w:rFonts w:ascii="Consolas" w:hAnsi="Consolas" w:cs="Consolas"/>
+          <w:sz w:val="17"/>
+          <w:szCs w:val="17"/>
+        </w:rPr>
+      </w:pPr>
+      <w:r>
+        <w:rPr>
+          <w:rFonts w:ascii="Consolas" w:hAnsi="Consolas" w:cs="Consolas"/>
+          <w:sz w:val="17"/>
+          <w:szCs w:val="17"/>
+        </w:rPr>
+        <w:t xml:space="preserve">        """</w:t>
+      </w:r>
+    </w:p>
+    <w:p>
+      <w:pPr>
+        <w:rPr>
+          <w:rFonts w:ascii="Consolas" w:hAnsi="Consolas" w:cs="Consolas"/>
+          <w:sz w:val="17"/>
+          <w:szCs w:val="17"/>
+        </w:rPr>
+      </w:pPr>
+      <w:r>
+        <w:rPr>
+          <w:rFonts w:ascii="Consolas" w:hAnsi="Consolas" w:cs="Consolas"/>
+          <w:sz w:val="17"/>
+          <w:szCs w:val="17"/>
+        </w:rPr>
+        <w:t xml:space="preserve">        cfg = self.cfg</w:t>
+      </w:r>
+    </w:p>
+    <w:p>
+      <w:pPr>
+        <w:rPr>
+          <w:rFonts w:ascii="Consolas" w:hAnsi="Consolas" w:cs="Consolas"/>
+          <w:sz w:val="17"/>
+          <w:szCs w:val="17"/>
+        </w:rPr>
+      </w:pPr>
+      <w:r>
+        <w:rPr>
+          <w:rFonts w:ascii="Consolas" w:hAnsi="Consolas" w:cs="Consolas"/>
+          <w:sz w:val="17"/>
+          <w:szCs w:val="17"/>
+        </w:rPr>
+        <w:t xml:space="preserve">        h = emb</w:t>
+      </w:r>
+    </w:p>
+    <w:p>
+      <w:pPr>
+        <w:rPr>
+          <w:rFonts w:ascii="Consolas" w:hAnsi="Consolas" w:cs="Consolas"/>
+          <w:sz w:val="17"/>
+          <w:szCs w:val="17"/>
+        </w:rPr>
+      </w:pPr>
+      <w:r>
+        <w:rPr>
+          <w:rFonts w:ascii="Consolas" w:hAnsi="Consolas" w:cs="Consolas"/>
+          <w:sz w:val="17"/>
+          <w:szCs w:val="17"/>
+        </w:rPr>
+        <w:t xml:space="preserve">        v = torch.zeros_like(h)</w:t>
+      </w:r>
+    </w:p>
+    <w:p>
+      <w:pPr>
+        <w:rPr>
+          <w:rFonts w:ascii="Consolas" w:hAnsi="Consolas" w:cs="Consolas"/>
+          <w:sz w:val="17"/>
+          <w:szCs w:val="17"/>
+        </w:rPr>
+      </w:pPr>
+      <w:r>
+        <w:rPr>
+          <w:rFonts w:ascii="Consolas" w:hAnsi="Consolas" w:cs="Consolas"/>
+          <w:sz w:val="17"/>
+          <w:szCs w:val="17"/>
+        </w:rPr>
+        <w:t xml:space="preserve">        gamma, dt = self.gamma, cfg.dt</w:t>
+      </w:r>
+    </w:p>
+    <w:p>
+      <w:pPr>
+        <w:rPr>
+          <w:rFonts w:ascii="Consolas" w:hAnsi="Consolas" w:cs="Consolas"/>
+          <w:sz w:val="17"/>
+          <w:szCs w:val="17"/>
+        </w:rPr>
+      </w:pPr>
+    </w:p>
+    <w:p>
+      <w:pPr>
+        <w:rPr>
+          <w:rFonts w:ascii="Consolas" w:hAnsi="Consolas" w:cs="Consolas"/>
+          <w:sz w:val="17"/>
+          <w:szCs w:val="17"/>
+        </w:rPr>
+      </w:pPr>
+      <w:r>
+        <w:rPr>
+          <w:rFonts w:ascii="Consolas" w:hAnsi="Consolas" w:cs="Consolas"/>
+          <w:sz w:val="17"/>
+          <w:szCs w:val="17"/>
+        </w:rPr>
+        <w:t xml:space="preserve">        m = self.compute_mass(x, emb)</w:t>
+      </w:r>
+    </w:p>
+    <w:p>
+      <w:pPr>
+        <w:rPr>
+          <w:rFonts w:ascii="Consolas" w:hAnsi="Consolas" w:cs="Consolas"/>
+          <w:sz w:val="17"/>
+          <w:szCs w:val="17"/>
+        </w:rPr>
+      </w:pPr>
+      <w:r>
+        <w:rPr>
+          <w:rFonts w:ascii="Consolas" w:hAnsi="Consolas" w:cs="Consolas"/>
+          <w:sz w:val="17"/>
+          <w:szCs w:val="17"/>
+        </w:rPr>
+        <w:t xml:space="preserve">        if m.dim() == 0:</w:t>
+      </w:r>
+    </w:p>
+    <w:p>
+      <w:pPr>
+        <w:rPr>
+          <w:rFonts w:ascii="Consolas" w:hAnsi="Consolas" w:cs="Consolas"/>
+          <w:sz w:val="17"/>
+          <w:szCs w:val="17"/>
+        </w:rPr>
+      </w:pPr>
+      <w:r>
+        <w:rPr>
+          <w:rFonts w:ascii="Consolas" w:hAnsi="Consolas" w:cs="Consolas"/>
+          <w:sz w:val="17"/>
+          <w:szCs w:val="17"/>
+        </w:rPr>
+        <w:t xml:space="preserve">            m_b = m</w:t>
+      </w:r>
+    </w:p>
+    <w:p>
+      <w:pPr>
+        <w:rPr>
+          <w:rFonts w:ascii="Consolas" w:hAnsi="Consolas" w:cs="Consolas"/>
+          <w:sz w:val="17"/>
+          <w:szCs w:val="17"/>
+        </w:rPr>
+      </w:pPr>
+      <w:r>
+        <w:rPr>
+          <w:rFonts w:ascii="Consolas" w:hAnsi="Consolas" w:cs="Consolas"/>
+          <w:sz w:val="17"/>
+          <w:szCs w:val="17"/>
+        </w:rPr>
+        <w:t xml:space="preserve">        else:</w:t>
+      </w:r>
+    </w:p>
+    <w:p>
+      <w:pPr>
+        <w:rPr>
+          <w:rFonts w:ascii="Consolas" w:hAnsi="Consolas" w:cs="Consolas"/>
+          <w:sz w:val="17"/>
+          <w:szCs w:val="17"/>
+        </w:rPr>
+      </w:pPr>
+      <w:r>
+        <w:rPr>
+          <w:rFonts w:ascii="Consolas" w:hAnsi="Consolas" w:cs="Consolas"/>
+          <w:sz w:val="17"/>
+          <w:szCs w:val="17"/>
+        </w:rPr>
+        <w:t xml:space="preserve">            m_b = m</w:t>
+      </w:r>
+    </w:p>
+    <w:p>
+      <w:pPr>
+        <w:rPr>
+          <w:rFonts w:ascii="Consolas" w:hAnsi="Consolas" w:cs="Consolas"/>
+          <w:sz w:val="17"/>
+          <w:szCs w:val="17"/>
+        </w:rPr>
+      </w:pPr>
+    </w:p>
+    <w:p>
+      <w:pPr>
+        <w:rPr>
+          <w:rFonts w:ascii="Consolas" w:hAnsi="Consolas" w:cs="Consolas"/>
+          <w:sz w:val="17"/>
+          <w:szCs w:val="17"/>
+        </w:rPr>
+      </w:pPr>
+      <w:r>
+        <w:rPr>
+          <w:rFonts w:ascii="Consolas" w:hAnsi="Consolas" w:cs="Consolas"/>
+          <w:sz w:val="17"/>
+          <w:szCs w:val="17"/>
+        </w:rPr>
+        <w:t xml:space="preserve">        traj_h: Optional[List[torch.Tensor]] = None</w:t>
+      </w:r>
+    </w:p>
+    <w:p>
+      <w:pPr>
+        <w:rPr>
+          <w:rFonts w:ascii="Consolas" w:hAnsi="Consolas" w:cs="Consolas"/>
+          <w:sz w:val="17"/>
+          <w:szCs w:val="17"/>
+        </w:rPr>
+      </w:pPr>
+      <w:r>
+        <w:rPr>
+          <w:rFonts w:ascii="Consolas" w:hAnsi="Consolas" w:cs="Consolas"/>
+          <w:sz w:val="17"/>
+          <w:szCs w:val="17"/>
+        </w:rPr>
+        <w:t xml:space="preserve">        traj_xi: Optional[List[torch.Tensor]] = None</w:t>
+      </w:r>
+    </w:p>
+    <w:p>
+      <w:pPr>
+        <w:rPr>
+          <w:rFonts w:ascii="Consolas" w:hAnsi="Consolas" w:cs="Consolas"/>
+          <w:sz w:val="17"/>
+          <w:szCs w:val="17"/>
+        </w:rPr>
+      </w:pPr>
+      <w:r>
+        <w:rPr>
+          <w:rFonts w:ascii="Consolas" w:hAnsi="Consolas" w:cs="Consolas"/>
+          <w:sz w:val="17"/>
+          <w:szCs w:val="17"/>
+        </w:rPr>
+        <w:t xml:space="preserve">        if return_trajectory:</w:t>
+      </w:r>
+    </w:p>
+    <w:p>
+      <w:pPr>
+        <w:rPr>
+          <w:rFonts w:ascii="Consolas" w:hAnsi="Consolas" w:cs="Consolas"/>
+          <w:sz w:val="17"/>
+          <w:szCs w:val="17"/>
+        </w:rPr>
+      </w:pPr>
+      <w:r>
+        <w:rPr>
+          <w:rFonts w:ascii="Consolas" w:hAnsi="Consolas" w:cs="Consolas"/>
+          <w:sz w:val="17"/>
+          <w:szCs w:val="17"/>
+        </w:rPr>
+        <w:t xml:space="preserve">            traj_h = [h.detach().cpu()]</w:t>
+      </w:r>
+    </w:p>
+    <w:p>
+      <w:pPr>
+        <w:rPr>
+          <w:rFonts w:ascii="Consolas" w:hAnsi="Consolas" w:cs="Consolas"/>
+          <w:sz w:val="17"/>
+          <w:szCs w:val="17"/>
+        </w:rPr>
+      </w:pPr>
+      <w:r>
+        <w:rPr>
+          <w:rFonts w:ascii="Consolas" w:hAnsi="Consolas" w:cs="Consolas"/>
+          <w:sz w:val="17"/>
+          <w:szCs w:val="17"/>
+        </w:rPr>
+        <w:t xml:space="preserve">        if return_xi_trajectory:</w:t>
+      </w:r>
+    </w:p>
+    <w:p>
+      <w:pPr>
+        <w:rPr>
+          <w:rFonts w:ascii="Consolas" w:hAnsi="Consolas" w:cs="Consolas"/>
+          <w:sz w:val="17"/>
+          <w:szCs w:val="17"/>
+        </w:rPr>
+      </w:pPr>
+      <w:r>
+        <w:rPr>
+          <w:rFonts w:ascii="Consolas" w:hAnsi="Consolas" w:cs="Consolas"/>
+          <w:sz w:val="17"/>
+          <w:szCs w:val="17"/>
+        </w:rPr>
+        <w:t xml:space="preserve">            traj_xi = []</w:t>
+      </w:r>
+    </w:p>
+    <w:p>
+      <w:pPr>
+        <w:rPr>
+          <w:rFonts w:ascii="Consolas" w:hAnsi="Consolas" w:cs="Consolas"/>
+          <w:sz w:val="17"/>
+          <w:szCs w:val="17"/>
+        </w:rPr>
+      </w:pPr>
+    </w:p>
+    <w:p>
+      <w:pPr>
+        <w:rPr>
+          <w:rFonts w:ascii="Consolas" w:hAnsi="Consolas" w:cs="Consolas"/>
+          <w:sz w:val="17"/>
+          <w:szCs w:val="17"/>
+        </w:rPr>
+      </w:pPr>
+      <w:r>
+        <w:rPr>
+          <w:rFonts w:ascii="Consolas" w:hAnsi="Consolas" w:cs="Consolas"/>
+          <w:sz w:val="17"/>
+          <w:szCs w:val="17"/>
+        </w:rPr>
+        <w:t xml:space="preserve">        for _ in range(cfg.L):</w:t>
+      </w:r>
+    </w:p>
+    <w:p>
+      <w:pPr>
+        <w:rPr>
+          <w:rFonts w:ascii="Consolas" w:hAnsi="Consolas" w:cs="Consolas"/>
+          <w:sz w:val="17"/>
+          <w:szCs w:val="17"/>
+        </w:rPr>
+      </w:pPr>
+      <w:r>
+        <w:rPr>
+          <w:rFonts w:ascii="Consolas" w:hAnsi="Consolas" w:cs="Consolas"/>
+          <w:sz w:val="17"/>
+          <w:szCs w:val="17"/>
+        </w:rPr>
+        <w:t xml:space="preserve">            xi_input = h.detach() if cfg.causal_force else h</w:t>
+      </w:r>
+    </w:p>
+    <w:p>
+      <w:pPr>
+        <w:rPr>
+          <w:rFonts w:ascii="Consolas" w:hAnsi="Consolas" w:cs="Consolas"/>
+          <w:sz w:val="17"/>
+          <w:szCs w:val="17"/>
+        </w:rPr>
+      </w:pPr>
+      <w:r>
+        <w:rPr>
+          <w:rFonts w:ascii="Consolas" w:hAnsi="Consolas" w:cs="Consolas"/>
+          <w:sz w:val="17"/>
+          <w:szCs w:val="17"/>
+        </w:rPr>
+        <w:t xml:space="preserve">            xi_now = causal_cumulative_mean(xi_input)</w:t>
+      </w:r>
+    </w:p>
+    <w:p>
+      <w:pPr>
+        <w:rPr>
+          <w:rFonts w:ascii="Consolas" w:hAnsi="Consolas" w:cs="Consolas"/>
+          <w:sz w:val="17"/>
+          <w:szCs w:val="17"/>
+        </w:rPr>
+      </w:pPr>
+      <w:r>
+        <w:rPr>
+          <w:rFonts w:ascii="Consolas" w:hAnsi="Consolas" w:cs="Consolas"/>
+          <w:sz w:val="17"/>
+          <w:szCs w:val="17"/>
+        </w:rPr>
+        <w:t xml:space="preserve">            if return_xi_trajectory:</w:t>
+      </w:r>
+    </w:p>
+    <w:p>
+      <w:pPr>
+        <w:rPr>
+          <w:rFonts w:ascii="Consolas" w:hAnsi="Consolas" w:cs="Consolas"/>
+          <w:sz w:val="17"/>
+          <w:szCs w:val="17"/>
+        </w:rPr>
+      </w:pPr>
+      <w:r>
+        <w:rPr>
+          <w:rFonts w:ascii="Consolas" w:hAnsi="Consolas" w:cs="Consolas"/>
+          <w:sz w:val="17"/>
+          <w:szCs w:val="17"/>
+        </w:rPr>
+        <w:t xml:space="preserve">                assert traj_xi is not None</w:t>
+      </w:r>
+    </w:p>
+    <w:p>
+      <w:pPr>
+        <w:rPr>
+          <w:rFonts w:ascii="Consolas" w:hAnsi="Consolas" w:cs="Consolas"/>
+          <w:sz w:val="17"/>
+          <w:szCs w:val="17"/>
+        </w:rPr>
+      </w:pPr>
+      <w:r>
+        <w:rPr>
+          <w:rFonts w:ascii="Consolas" w:hAnsi="Consolas" w:cs="Consolas"/>
+          <w:sz w:val="17"/>
+          <w:szCs w:val="17"/>
+        </w:rPr>
+        <w:t xml:space="preserve">                traj_xi.append(xi_now.detach().cpu())</w:t>
+      </w:r>
+    </w:p>
+    <w:p>
+      <w:pPr>
+        <w:rPr>
+          <w:rFonts w:ascii="Consolas" w:hAnsi="Consolas" w:cs="Consolas"/>
+          <w:sz w:val="17"/>
+          <w:szCs w:val="17"/>
+        </w:rPr>
+      </w:pPr>
+    </w:p>
+    <w:p>
+      <w:pPr>
+        <w:rPr>
+          <w:rFonts w:ascii="Consolas" w:hAnsi="Consolas" w:cs="Consolas"/>
+          <w:sz w:val="17"/>
+          <w:szCs w:val="17"/>
+        </w:rPr>
+      </w:pPr>
+      <w:r>
+        <w:rPr>
+          <w:rFonts w:ascii="Consolas" w:hAnsi="Consolas" w:cs="Consolas"/>
+          <w:sz w:val="17"/>
+          <w:szCs w:val="17"/>
+        </w:rPr>
+        <w:t xml:space="preserve">            h_in = h</w:t>
+      </w:r>
+    </w:p>
+    <w:p>
+      <w:pPr>
+        <w:rPr>
+          <w:rFonts w:ascii="Consolas" w:hAnsi="Consolas" w:cs="Consolas"/>
+          <w:sz w:val="17"/>
+          <w:szCs w:val="17"/>
+        </w:rPr>
+      </w:pPr>
+      <w:r>
+        <w:rPr>
+          <w:rFonts w:ascii="Consolas" w:hAnsi="Consolas" w:cs="Consolas"/>
+          <w:sz w:val="17"/>
+          <w:szCs w:val="17"/>
+        </w:rPr>
+        <w:t xml:space="preserve">            if not h_in.requires_grad:</w:t>
+      </w:r>
+    </w:p>
+    <w:p>
+      <w:pPr>
+        <w:rPr>
+          <w:rFonts w:ascii="Consolas" w:hAnsi="Consolas" w:cs="Consolas"/>
+          <w:sz w:val="17"/>
+          <w:szCs w:val="17"/>
+        </w:rPr>
+      </w:pPr>
+      <w:r>
+        <w:rPr>
+          <w:rFonts w:ascii="Consolas" w:hAnsi="Consolas" w:cs="Consolas"/>
+          <w:sz w:val="17"/>
+          <w:szCs w:val="17"/>
+        </w:rPr>
+        <w:t xml:space="preserve">                h_in = h_in.requires_grad_(True)</w:t>
+      </w:r>
+    </w:p>
+    <w:p>
+      <w:pPr>
+        <w:rPr>
+          <w:rFonts w:ascii="Consolas" w:hAnsi="Consolas" w:cs="Consolas"/>
+          <w:sz w:val="17"/>
+          <w:szCs w:val="17"/>
+        </w:rPr>
+      </w:pPr>
+      <w:r>
+        <w:rPr>
+          <w:rFonts w:ascii="Consolas" w:hAnsi="Consolas" w:cs="Consolas"/>
+          <w:sz w:val="17"/>
+          <w:szCs w:val="17"/>
+        </w:rPr>
+        <w:t xml:space="preserve">            V = self.V_theta(xi_now, h_in).sum()</w:t>
+      </w:r>
+    </w:p>
+    <w:p>
+      <w:pPr>
+        <w:rPr>
+          <w:rFonts w:ascii="Consolas" w:hAnsi="Consolas" w:cs="Consolas"/>
+          <w:sz w:val="17"/>
+          <w:szCs w:val="17"/>
+        </w:rPr>
+      </w:pPr>
+      <w:r>
+        <w:rPr>
+          <w:rFonts w:ascii="Consolas" w:hAnsi="Consolas" w:cs="Consolas"/>
+          <w:sz w:val="17"/>
+          <w:szCs w:val="17"/>
+        </w:rPr>
+        <w:t xml:space="preserve">            grad_V, = torch.autograd.grad(</w:t>
+      </w:r>
+    </w:p>
+    <w:p>
+      <w:pPr>
+        <w:rPr>
+          <w:rFonts w:ascii="Consolas" w:hAnsi="Consolas" w:cs="Consolas"/>
+          <w:sz w:val="17"/>
+          <w:szCs w:val="17"/>
+        </w:rPr>
+      </w:pPr>
+      <w:r>
+        <w:rPr>
+          <w:rFonts w:ascii="Consolas" w:hAnsi="Consolas" w:cs="Consolas"/>
+          <w:sz w:val="17"/>
+          <w:szCs w:val="17"/>
+        </w:rPr>
+        <w:t xml:space="preserve">                V, h_in, create_graph=self.training, retain_graph=True,</w:t>
       </w:r>
     </w:p>
     <w:p>
@@ -8958,135 +10329,460 @@
           <w:sz w:val="17"/>
           <w:szCs w:val="17"/>
         </w:rPr>
-        <w:t xml:space="preserve">        else:</w:t>
-      </w:r>
-    </w:p>
-    <w:p>
-      <w:pPr>
-        <w:rPr>
-          <w:rFonts w:ascii="Consolas" w:hAnsi="Consolas" w:cs="Consolas"/>
-          <w:sz w:val="17"/>
-          <w:szCs w:val="17"/>
-        </w:rPr>
-      </w:pPr>
-      <w:r>
-        <w:rPr>
-          <w:rFonts w:ascii="Consolas" w:hAnsi="Consolas" w:cs="Consolas"/>
-          <w:sz w:val="17"/>
-          <w:szCs w:val="17"/>
-        </w:rPr>
-        <w:t xml:space="preserve">            raise ValueError(f"unknown mass_mode: {cfg.mass_mode!r}")</w:t>
-      </w:r>
-    </w:p>
-    <w:p>
-      <w:pPr>
-        <w:rPr>
-          <w:rFonts w:ascii="Consolas" w:hAnsi="Consolas" w:cs="Consolas"/>
-          <w:sz w:val="17"/>
-          <w:szCs w:val="17"/>
-        </w:rPr>
-      </w:pPr>
-    </w:p>
-    <w:p>
-      <w:pPr>
-        <w:rPr>
-          <w:rFonts w:ascii="Consolas" w:hAnsi="Consolas" w:cs="Consolas"/>
-          <w:sz w:val="17"/>
-          <w:szCs w:val="17"/>
-        </w:rPr>
-      </w:pPr>
-      <w:r>
-        <w:rPr>
-          <w:rFonts w:ascii="Consolas" w:hAnsi="Consolas" w:cs="Consolas"/>
-          <w:sz w:val="17"/>
-          <w:szCs w:val="17"/>
-        </w:rPr>
-        <w:t xml:space="preserve">    @property</w:t>
-      </w:r>
-    </w:p>
-    <w:p>
-      <w:pPr>
-        <w:rPr>
-          <w:rFonts w:ascii="Consolas" w:hAnsi="Consolas" w:cs="Consolas"/>
-          <w:sz w:val="17"/>
-          <w:szCs w:val="17"/>
-        </w:rPr>
-      </w:pPr>
-      <w:r>
-        <w:rPr>
-          <w:rFonts w:ascii="Consolas" w:hAnsi="Consolas" w:cs="Consolas"/>
-          <w:sz w:val="17"/>
-          <w:szCs w:val="17"/>
-        </w:rPr>
-        <w:t xml:space="preserve">    def gamma(self) -&gt; torch.Tensor:</w:t>
-      </w:r>
-    </w:p>
-    <w:p>
-      <w:pPr>
-        <w:rPr>
-          <w:rFonts w:ascii="Consolas" w:hAnsi="Consolas" w:cs="Consolas"/>
-          <w:sz w:val="17"/>
-          <w:szCs w:val="17"/>
-        </w:rPr>
-      </w:pPr>
-      <w:r>
-        <w:rPr>
-          <w:rFonts w:ascii="Consolas" w:hAnsi="Consolas" w:cs="Consolas"/>
-          <w:sz w:val="17"/>
-          <w:szCs w:val="17"/>
-        </w:rPr>
-        <w:t xml:space="preserve">        if self._gamma_value is not None:</w:t>
-      </w:r>
-    </w:p>
-    <w:p>
-      <w:pPr>
-        <w:rPr>
-          <w:rFonts w:ascii="Consolas" w:hAnsi="Consolas" w:cs="Consolas"/>
-          <w:sz w:val="17"/>
-          <w:szCs w:val="17"/>
-        </w:rPr>
-      </w:pPr>
-      <w:r>
-        <w:rPr>
-          <w:rFonts w:ascii="Consolas" w:hAnsi="Consolas" w:cs="Consolas"/>
-          <w:sz w:val="17"/>
-          <w:szCs w:val="17"/>
-        </w:rPr>
-        <w:t xml:space="preserve">            return torch.full(</w:t>
-      </w:r>
-    </w:p>
-    <w:p>
-      <w:pPr>
-        <w:rPr>
-          <w:rFonts w:ascii="Consolas" w:hAnsi="Consolas" w:cs="Consolas"/>
-          <w:sz w:val="17"/>
-          <w:szCs w:val="17"/>
-        </w:rPr>
-      </w:pPr>
-      <w:r>
-        <w:rPr>
-          <w:rFonts w:ascii="Consolas" w:hAnsi="Consolas" w:cs="Consolas"/>
-          <w:sz w:val="17"/>
-          <w:szCs w:val="17"/>
-        </w:rPr>
-        <w:t xml:space="preserve">                (), self._gamma_value,</w:t>
-      </w:r>
-    </w:p>
-    <w:p>
-      <w:pPr>
-        <w:rPr>
-          <w:rFonts w:ascii="Consolas" w:hAnsi="Consolas" w:cs="Consolas"/>
-          <w:sz w:val="17"/>
-          <w:szCs w:val="17"/>
-        </w:rPr>
-      </w:pPr>
-      <w:r>
-        <w:rPr>
-          <w:rFonts w:ascii="Consolas" w:hAnsi="Consolas" w:cs="Consolas"/>
-          <w:sz w:val="17"/>
-          <w:szCs w:val="17"/>
-        </w:rPr>
-        <w:t xml:space="preserve">                device=self.raw_gamma.device, dtype=self.raw_gamma.dtype,</w:t>
+        <w:t xml:space="preserve">            f = -grad_V</w:t>
+      </w:r>
+    </w:p>
+    <w:p>
+      <w:pPr>
+        <w:rPr>
+          <w:rFonts w:ascii="Consolas" w:hAnsi="Consolas" w:cs="Consolas"/>
+          <w:sz w:val="17"/>
+          <w:szCs w:val="17"/>
+        </w:rPr>
+      </w:pPr>
+      <w:r>
+        <w:rPr>
+          <w:rFonts w:ascii="Consolas" w:hAnsi="Consolas" w:cs="Consolas"/>
+          <w:sz w:val="17"/>
+          <w:szCs w:val="17"/>
+        </w:rPr>
+        <w:t xml:space="preserve">            v = (v + dt * f / m_b) / (1.0 + dt * gamma)</w:t>
+      </w:r>
+    </w:p>
+    <w:p>
+      <w:pPr>
+        <w:rPr>
+          <w:rFonts w:ascii="Consolas" w:hAnsi="Consolas" w:cs="Consolas"/>
+          <w:sz w:val="17"/>
+          <w:szCs w:val="17"/>
+        </w:rPr>
+      </w:pPr>
+      <w:r>
+        <w:rPr>
+          <w:rFonts w:ascii="Consolas" w:hAnsi="Consolas" w:cs="Consolas"/>
+          <w:sz w:val="17"/>
+          <w:szCs w:val="17"/>
+        </w:rPr>
+        <w:t xml:space="preserve">            h = h_in + dt * v</w:t>
+      </w:r>
+    </w:p>
+    <w:p>
+      <w:pPr>
+        <w:rPr>
+          <w:rFonts w:ascii="Consolas" w:hAnsi="Consolas" w:cs="Consolas"/>
+          <w:sz w:val="17"/>
+          <w:szCs w:val="17"/>
+        </w:rPr>
+      </w:pPr>
+      <w:r>
+        <w:rPr>
+          <w:rFonts w:ascii="Consolas" w:hAnsi="Consolas" w:cs="Consolas"/>
+          <w:sz w:val="17"/>
+          <w:szCs w:val="17"/>
+        </w:rPr>
+        <w:lastRenderedPageBreak/>
+        <w:t xml:space="preserve">            if return_trajectory:</w:t>
+      </w:r>
+    </w:p>
+    <w:p>
+      <w:pPr>
+        <w:rPr>
+          <w:rFonts w:ascii="Consolas" w:hAnsi="Consolas" w:cs="Consolas"/>
+          <w:sz w:val="17"/>
+          <w:szCs w:val="17"/>
+        </w:rPr>
+      </w:pPr>
+      <w:r>
+        <w:rPr>
+          <w:rFonts w:ascii="Consolas" w:hAnsi="Consolas" w:cs="Consolas"/>
+          <w:sz w:val="17"/>
+          <w:szCs w:val="17"/>
+        </w:rPr>
+        <w:t xml:space="preserve">                assert traj_h is not None</w:t>
+      </w:r>
+    </w:p>
+    <w:p>
+      <w:pPr>
+        <w:rPr>
+          <w:rFonts w:ascii="Consolas" w:hAnsi="Consolas" w:cs="Consolas"/>
+          <w:sz w:val="17"/>
+          <w:szCs w:val="17"/>
+        </w:rPr>
+      </w:pPr>
+      <w:r>
+        <w:rPr>
+          <w:rFonts w:ascii="Consolas" w:hAnsi="Consolas" w:cs="Consolas"/>
+          <w:sz w:val="17"/>
+          <w:szCs w:val="17"/>
+        </w:rPr>
+        <w:t xml:space="preserve">                traj_h.append(h.detach().cpu())</w:t>
+      </w:r>
+    </w:p>
+    <w:p>
+      <w:pPr>
+        <w:rPr>
+          <w:rFonts w:ascii="Consolas" w:hAnsi="Consolas" w:cs="Consolas"/>
+          <w:sz w:val="17"/>
+          <w:szCs w:val="17"/>
+        </w:rPr>
+      </w:pPr>
+    </w:p>
+    <w:p>
+      <w:pPr>
+        <w:rPr>
+          <w:rFonts w:ascii="Consolas" w:hAnsi="Consolas" w:cs="Consolas"/>
+          <w:sz w:val="17"/>
+          <w:szCs w:val="17"/>
+        </w:rPr>
+      </w:pPr>
+      <w:r>
+        <w:rPr>
+          <w:rFonts w:ascii="Consolas" w:hAnsi="Consolas" w:cs="Consolas"/>
+          <w:sz w:val="17"/>
+          <w:szCs w:val="17"/>
+        </w:rPr>
+        <w:t xml:space="preserve">        return h, traj_h, traj_xi</w:t>
+      </w:r>
+    </w:p>
+    <w:p>
+      <w:pPr>
+        <w:rPr>
+          <w:rFonts w:ascii="Consolas" w:hAnsi="Consolas" w:cs="Consolas"/>
+          <w:sz w:val="17"/>
+          <w:szCs w:val="17"/>
+        </w:rPr>
+      </w:pPr>
+    </w:p>
+    <w:p>
+      <w:pPr>
+        <w:rPr>
+          <w:rFonts w:ascii="Consolas" w:hAnsi="Consolas" w:cs="Consolas"/>
+          <w:sz w:val="17"/>
+          <w:szCs w:val="17"/>
+        </w:rPr>
+      </w:pPr>
+      <w:r>
+        <w:rPr>
+          <w:rFonts w:ascii="Consolas" w:hAnsi="Consolas" w:cs="Consolas"/>
+          <w:sz w:val="17"/>
+          <w:szCs w:val="17"/>
+        </w:rPr>
+        <w:t xml:space="preserve">    def forward(</w:t>
+      </w:r>
+    </w:p>
+    <w:p>
+      <w:pPr>
+        <w:rPr>
+          <w:rFonts w:ascii="Consolas" w:hAnsi="Consolas" w:cs="Consolas"/>
+          <w:sz w:val="17"/>
+          <w:szCs w:val="17"/>
+        </w:rPr>
+      </w:pPr>
+      <w:r>
+        <w:rPr>
+          <w:rFonts w:ascii="Consolas" w:hAnsi="Consolas" w:cs="Consolas"/>
+          <w:sz w:val="17"/>
+          <w:szCs w:val="17"/>
+        </w:rPr>
+        <w:t xml:space="preserve">        self,</w:t>
+      </w:r>
+    </w:p>
+    <w:p>
+      <w:pPr>
+        <w:rPr>
+          <w:rFonts w:ascii="Consolas" w:hAnsi="Consolas" w:cs="Consolas"/>
+          <w:sz w:val="17"/>
+          <w:szCs w:val="17"/>
+        </w:rPr>
+      </w:pPr>
+      <w:r>
+        <w:rPr>
+          <w:rFonts w:ascii="Consolas" w:hAnsi="Consolas" w:cs="Consolas"/>
+          <w:sz w:val="17"/>
+          <w:szCs w:val="17"/>
+        </w:rPr>
+        <w:t xml:space="preserve">        x: torch.Tensor,</w:t>
+      </w:r>
+    </w:p>
+    <w:p>
+      <w:pPr>
+        <w:rPr>
+          <w:rFonts w:ascii="Consolas" w:hAnsi="Consolas" w:cs="Consolas"/>
+          <w:sz w:val="17"/>
+          <w:szCs w:val="17"/>
+        </w:rPr>
+      </w:pPr>
+      <w:r>
+        <w:rPr>
+          <w:rFonts w:ascii="Consolas" w:hAnsi="Consolas" w:cs="Consolas"/>
+          <w:sz w:val="17"/>
+          <w:szCs w:val="17"/>
+        </w:rPr>
+        <w:t xml:space="preserve">        targets: Optional[torch.Tensor] = None,</w:t>
+      </w:r>
+    </w:p>
+    <w:p>
+      <w:pPr>
+        <w:rPr>
+          <w:rFonts w:ascii="Consolas" w:hAnsi="Consolas" w:cs="Consolas"/>
+          <w:sz w:val="17"/>
+          <w:szCs w:val="17"/>
+        </w:rPr>
+      </w:pPr>
+      <w:r>
+        <w:rPr>
+          <w:rFonts w:ascii="Consolas" w:hAnsi="Consolas" w:cs="Consolas"/>
+          <w:sz w:val="17"/>
+          <w:szCs w:val="17"/>
+        </w:rPr>
+        <w:t xml:space="preserve">        return_trajectory: bool = False,</w:t>
+      </w:r>
+    </w:p>
+    <w:p>
+      <w:pPr>
+        <w:rPr>
+          <w:rFonts w:ascii="Consolas" w:hAnsi="Consolas" w:cs="Consolas"/>
+          <w:sz w:val="17"/>
+          <w:szCs w:val="17"/>
+        </w:rPr>
+      </w:pPr>
+      <w:r>
+        <w:rPr>
+          <w:rFonts w:ascii="Consolas" w:hAnsi="Consolas" w:cs="Consolas"/>
+          <w:sz w:val="17"/>
+          <w:szCs w:val="17"/>
+        </w:rPr>
+        <w:t xml:space="preserve">        return_xi_trajectory: bool = False,</w:t>
+      </w:r>
+    </w:p>
+    <w:p>
+      <w:pPr>
+        <w:rPr>
+          <w:rFonts w:ascii="Consolas" w:hAnsi="Consolas" w:cs="Consolas"/>
+          <w:sz w:val="17"/>
+          <w:szCs w:val="17"/>
+        </w:rPr>
+      </w:pPr>
+      <w:r>
+        <w:rPr>
+          <w:rFonts w:ascii="Consolas" w:hAnsi="Consolas" w:cs="Consolas"/>
+          <w:sz w:val="17"/>
+          <w:szCs w:val="17"/>
+        </w:rPr>
+        <w:t xml:space="preserve">    ):</w:t>
+      </w:r>
+    </w:p>
+    <w:p>
+      <w:pPr>
+        <w:rPr>
+          <w:rFonts w:ascii="Consolas" w:hAnsi="Consolas" w:cs="Consolas"/>
+          <w:sz w:val="17"/>
+          <w:szCs w:val="17"/>
+        </w:rPr>
+      </w:pPr>
+      <w:r>
+        <w:rPr>
+          <w:rFonts w:ascii="Consolas" w:hAnsi="Consolas" w:cs="Consolas"/>
+          <w:sz w:val="17"/>
+          <w:szCs w:val="17"/>
+        </w:rPr>
+        <w:t xml:space="preserve">        emb = self._embed(x)</w:t>
+      </w:r>
+    </w:p>
+    <w:p>
+      <w:pPr>
+        <w:rPr>
+          <w:rFonts w:ascii="Consolas" w:hAnsi="Consolas" w:cs="Consolas"/>
+          <w:sz w:val="17"/>
+          <w:szCs w:val="17"/>
+        </w:rPr>
+      </w:pPr>
+      <w:r>
+        <w:rPr>
+          <w:rFonts w:ascii="Consolas" w:hAnsi="Consolas" w:cs="Consolas"/>
+          <w:sz w:val="17"/>
+          <w:szCs w:val="17"/>
+        </w:rPr>
+        <w:t xml:space="preserve">        h_L, traj_h, traj_xi = self.integrate(</w:t>
+      </w:r>
+    </w:p>
+    <w:p>
+      <w:pPr>
+        <w:rPr>
+          <w:rFonts w:ascii="Consolas" w:hAnsi="Consolas" w:cs="Consolas"/>
+          <w:sz w:val="17"/>
+          <w:szCs w:val="17"/>
+        </w:rPr>
+      </w:pPr>
+      <w:r>
+        <w:rPr>
+          <w:rFonts w:ascii="Consolas" w:hAnsi="Consolas" w:cs="Consolas"/>
+          <w:sz w:val="17"/>
+          <w:szCs w:val="17"/>
+        </w:rPr>
+        <w:t xml:space="preserve">            x, emb,</w:t>
+      </w:r>
+    </w:p>
+    <w:p>
+      <w:pPr>
+        <w:rPr>
+          <w:rFonts w:ascii="Consolas" w:hAnsi="Consolas" w:cs="Consolas"/>
+          <w:sz w:val="17"/>
+          <w:szCs w:val="17"/>
+        </w:rPr>
+      </w:pPr>
+      <w:r>
+        <w:rPr>
+          <w:rFonts w:ascii="Consolas" w:hAnsi="Consolas" w:cs="Consolas"/>
+          <w:sz w:val="17"/>
+          <w:szCs w:val="17"/>
+        </w:rPr>
+        <w:t xml:space="preserve">            return_trajectory=return_trajectory,</w:t>
+      </w:r>
+    </w:p>
+    <w:p>
+      <w:pPr>
+        <w:rPr>
+          <w:rFonts w:ascii="Consolas" w:hAnsi="Consolas" w:cs="Consolas"/>
+          <w:sz w:val="17"/>
+          <w:szCs w:val="17"/>
+        </w:rPr>
+      </w:pPr>
+      <w:r>
+        <w:rPr>
+          <w:rFonts w:ascii="Consolas" w:hAnsi="Consolas" w:cs="Consolas"/>
+          <w:sz w:val="17"/>
+          <w:szCs w:val="17"/>
+        </w:rPr>
+        <w:t xml:space="preserve">            return_xi_trajectory=return_xi_trajectory,</w:t>
+      </w:r>
+    </w:p>
+    <w:p>
+      <w:pPr>
+        <w:rPr>
+          <w:rFonts w:ascii="Consolas" w:hAnsi="Consolas" w:cs="Consolas"/>
+          <w:sz w:val="17"/>
+          <w:szCs w:val="17"/>
+        </w:rPr>
+      </w:pPr>
+      <w:r>
+        <w:rPr>
+          <w:rFonts w:ascii="Consolas" w:hAnsi="Consolas" w:cs="Consolas"/>
+          <w:sz w:val="17"/>
+          <w:szCs w:val="17"/>
+        </w:rPr>
+        <w:t xml:space="preserve">        )</w:t>
+      </w:r>
+    </w:p>
+    <w:p>
+      <w:pPr>
+        <w:rPr>
+          <w:rFonts w:ascii="Consolas" w:hAnsi="Consolas" w:cs="Consolas"/>
+          <w:sz w:val="17"/>
+          <w:szCs w:val="17"/>
+        </w:rPr>
+      </w:pPr>
+      <w:r>
+        <w:rPr>
+          <w:rFonts w:ascii="Consolas" w:hAnsi="Consolas" w:cs="Consolas"/>
+          <w:sz w:val="17"/>
+          <w:szCs w:val="17"/>
+        </w:rPr>
+        <w:t xml:space="preserve">        logits = h_L @ self.E.weight.T</w:t>
+      </w:r>
+    </w:p>
+    <w:p>
+      <w:pPr>
+        <w:rPr>
+          <w:rFonts w:ascii="Consolas" w:hAnsi="Consolas" w:cs="Consolas"/>
+          <w:sz w:val="17"/>
+          <w:szCs w:val="17"/>
+        </w:rPr>
+      </w:pPr>
+    </w:p>
+    <w:p>
+      <w:pPr>
+        <w:rPr>
+          <w:rFonts w:ascii="Consolas" w:hAnsi="Consolas" w:cs="Consolas"/>
+          <w:sz w:val="17"/>
+          <w:szCs w:val="17"/>
+        </w:rPr>
+      </w:pPr>
+      <w:r>
+        <w:rPr>
+          <w:rFonts w:ascii="Consolas" w:hAnsi="Consolas" w:cs="Consolas"/>
+          <w:sz w:val="17"/>
+          <w:szCs w:val="17"/>
+        </w:rPr>
+        <w:t xml:space="preserve">        loss = None</w:t>
+      </w:r>
+    </w:p>
+    <w:p>
+      <w:pPr>
+        <w:rPr>
+          <w:rFonts w:ascii="Consolas" w:hAnsi="Consolas" w:cs="Consolas"/>
+          <w:sz w:val="17"/>
+          <w:szCs w:val="17"/>
+        </w:rPr>
+      </w:pPr>
+      <w:r>
+        <w:rPr>
+          <w:rFonts w:ascii="Consolas" w:hAnsi="Consolas" w:cs="Consolas"/>
+          <w:sz w:val="17"/>
+          <w:szCs w:val="17"/>
+        </w:rPr>
+        <w:t xml:space="preserve">        if targets is not None:</w:t>
+      </w:r>
+    </w:p>
+    <w:p>
+      <w:pPr>
+        <w:rPr>
+          <w:rFonts w:ascii="Consolas" w:hAnsi="Consolas" w:cs="Consolas"/>
+          <w:sz w:val="17"/>
+          <w:szCs w:val="17"/>
+        </w:rPr>
+      </w:pPr>
+      <w:r>
+        <w:rPr>
+          <w:rFonts w:ascii="Consolas" w:hAnsi="Consolas" w:cs="Consolas"/>
+          <w:sz w:val="17"/>
+          <w:szCs w:val="17"/>
+        </w:rPr>
+        <w:t xml:space="preserve">            loss = F.cross_entropy(</w:t>
+      </w:r>
+    </w:p>
+    <w:p>
+      <w:pPr>
+        <w:rPr>
+          <w:rFonts w:ascii="Consolas" w:hAnsi="Consolas" w:cs="Consolas"/>
+          <w:sz w:val="17"/>
+          <w:szCs w:val="17"/>
+        </w:rPr>
+      </w:pPr>
+      <w:r>
+        <w:rPr>
+          <w:rFonts w:ascii="Consolas" w:hAnsi="Consolas" w:cs="Consolas"/>
+          <w:sz w:val="17"/>
+          <w:szCs w:val="17"/>
+        </w:rPr>
+        <w:t xml:space="preserve">                logits.reshape(-1, self.cfg.vocab_size),</w:t>
+      </w:r>
+    </w:p>
+    <w:p>
+      <w:pPr>
+        <w:rPr>
+          <w:rFonts w:ascii="Consolas" w:hAnsi="Consolas" w:cs="Consolas"/>
+          <w:sz w:val="17"/>
+          <w:szCs w:val="17"/>
+        </w:rPr>
+      </w:pPr>
+      <w:r>
+        <w:rPr>
+          <w:rFonts w:ascii="Consolas" w:hAnsi="Consolas" w:cs="Consolas"/>
+          <w:sz w:val="17"/>
+          <w:szCs w:val="17"/>
+        </w:rPr>
+        <w:t xml:space="preserve">                targets.reshape(-1),</w:t>
       </w:r>
     </w:p>
     <w:p>
@@ -9120,444 +10816,459 @@
           <w:sz w:val="17"/>
           <w:szCs w:val="17"/>
         </w:rPr>
-        <w:t xml:space="preserve">        return F.softplus(self.raw_gamma)</w:t>
-      </w:r>
-    </w:p>
-    <w:p>
-      <w:pPr>
-        <w:rPr>
-          <w:rFonts w:ascii="Consolas" w:hAnsi="Consolas" w:cs="Consolas"/>
-          <w:sz w:val="17"/>
-          <w:szCs w:val="17"/>
-        </w:rPr>
-      </w:pPr>
-    </w:p>
-    <w:p>
-      <w:pPr>
-        <w:rPr>
-          <w:rFonts w:ascii="Consolas" w:hAnsi="Consolas" w:cs="Consolas"/>
-          <w:sz w:val="17"/>
-          <w:szCs w:val="17"/>
-        </w:rPr>
-      </w:pPr>
-      <w:r>
-        <w:rPr>
-          <w:rFonts w:ascii="Consolas" w:hAnsi="Consolas" w:cs="Consolas"/>
-          <w:sz w:val="17"/>
-          <w:szCs w:val="17"/>
-        </w:rPr>
-        <w:t xml:space="preserve">    @property</w:t>
-      </w:r>
-    </w:p>
-    <w:p>
-      <w:pPr>
-        <w:rPr>
-          <w:rFonts w:ascii="Consolas" w:hAnsi="Consolas" w:cs="Consolas"/>
-          <w:sz w:val="17"/>
-          <w:szCs w:val="17"/>
-        </w:rPr>
-      </w:pPr>
-      <w:r>
-        <w:rPr>
-          <w:rFonts w:ascii="Consolas" w:hAnsi="Consolas" w:cs="Consolas"/>
-          <w:sz w:val="17"/>
-          <w:szCs w:val="17"/>
-        </w:rPr>
-        <w:t xml:space="preserve">    def m_global(self) -&gt; torch.Tensor:</w:t>
-      </w:r>
-    </w:p>
-    <w:p>
-      <w:pPr>
-        <w:rPr>
-          <w:rFonts w:ascii="Consolas" w:hAnsi="Consolas" w:cs="Consolas"/>
-          <w:sz w:val="17"/>
-          <w:szCs w:val="17"/>
-        </w:rPr>
-      </w:pPr>
-      <w:r>
-        <w:rPr>
-          <w:rFonts w:ascii="Consolas" w:hAnsi="Consolas" w:cs="Consolas"/>
-          <w:sz w:val="17"/>
-          <w:szCs w:val="17"/>
-        </w:rPr>
-        <w:t xml:space="preserve">        return F.softplus(self.raw_m_bias) + 1e-3</w:t>
-      </w:r>
-    </w:p>
-    <w:p>
-      <w:pPr>
-        <w:rPr>
-          <w:rFonts w:ascii="Consolas" w:hAnsi="Consolas" w:cs="Consolas"/>
-          <w:sz w:val="17"/>
-          <w:szCs w:val="17"/>
-        </w:rPr>
-      </w:pPr>
-    </w:p>
-    <w:p>
-      <w:pPr>
-        <w:rPr>
-          <w:rFonts w:ascii="Consolas" w:hAnsi="Consolas" w:cs="Consolas"/>
-          <w:sz w:val="17"/>
-          <w:szCs w:val="17"/>
-        </w:rPr>
-      </w:pPr>
-      <w:r>
-        <w:rPr>
-          <w:rFonts w:ascii="Consolas" w:hAnsi="Consolas" w:cs="Consolas"/>
-          <w:sz w:val="17"/>
-          <w:szCs w:val="17"/>
-        </w:rPr>
-        <w:t xml:space="preserve">    def compute_mass(self, x: torch.Tensor, emb: torch.Tensor) -&gt; torch.Tensor:</w:t>
-      </w:r>
-    </w:p>
-    <w:p>
-      <w:pPr>
-        <w:rPr>
-          <w:rFonts w:ascii="Consolas" w:hAnsi="Consolas" w:cs="Consolas"/>
-          <w:sz w:val="17"/>
-          <w:szCs w:val="17"/>
-        </w:rPr>
-      </w:pPr>
-      <w:r>
-        <w:rPr>
-          <w:rFonts w:ascii="Consolas" w:hAnsi="Consolas" w:cs="Consolas"/>
-          <w:sz w:val="17"/>
-          <w:szCs w:val="17"/>
-        </w:rPr>
-        <w:t xml:space="preserve">        """Return m as a tensor broadcastable over (B, T, d).</w:t>
-      </w:r>
-    </w:p>
-    <w:p>
-      <w:pPr>
-        <w:rPr>
-          <w:rFonts w:ascii="Consolas" w:hAnsi="Consolas" w:cs="Consolas"/>
-          <w:sz w:val="17"/>
-          <w:szCs w:val="17"/>
-        </w:rPr>
-      </w:pPr>
-    </w:p>
-    <w:p>
-      <w:pPr>
-        <w:rPr>
-          <w:rFonts w:ascii="Consolas" w:hAnsi="Consolas" w:cs="Consolas"/>
-          <w:sz w:val="17"/>
-          <w:szCs w:val="17"/>
-        </w:rPr>
-      </w:pPr>
-      <w:r>
-        <w:rPr>
-          <w:rFonts w:ascii="Consolas" w:hAnsi="Consolas" w:cs="Consolas"/>
-          <w:sz w:val="17"/>
-          <w:szCs w:val="17"/>
-        </w:rPr>
-        <w:t xml:space="preserve">        x:   (B, T)         token ids</w:t>
-      </w:r>
-    </w:p>
-    <w:p>
-      <w:pPr>
-        <w:rPr>
-          <w:rFonts w:ascii="Consolas" w:hAnsi="Consolas" w:cs="Consolas"/>
-          <w:sz w:val="17"/>
-          <w:szCs w:val="17"/>
-        </w:rPr>
-      </w:pPr>
-      <w:r>
-        <w:rPr>
-          <w:rFonts w:ascii="Consolas" w:hAnsi="Consolas" w:cs="Consolas"/>
-          <w:sz w:val="17"/>
-          <w:szCs w:val="17"/>
-        </w:rPr>
-        <w:t xml:space="preserve">        emb: (B, T, d)      first-layer hidden state E[x] + P</w:t>
-      </w:r>
-    </w:p>
-    <w:p>
-      <w:pPr>
-        <w:rPr>
-          <w:rFonts w:ascii="Consolas" w:hAnsi="Consolas" w:cs="Consolas"/>
-          <w:sz w:val="17"/>
-          <w:szCs w:val="17"/>
-        </w:rPr>
-      </w:pPr>
-      <w:r>
-        <w:rPr>
-          <w:rFonts w:ascii="Consolas" w:hAnsi="Consolas" w:cs="Consolas"/>
-          <w:sz w:val="17"/>
-          <w:szCs w:val="17"/>
-        </w:rPr>
-        <w:t xml:space="preserve">        """</w:t>
-      </w:r>
-    </w:p>
-    <w:p>
-      <w:pPr>
-        <w:rPr>
-          <w:rFonts w:ascii="Consolas" w:hAnsi="Consolas" w:cs="Consolas"/>
-          <w:sz w:val="17"/>
-          <w:szCs w:val="17"/>
-        </w:rPr>
-      </w:pPr>
-      <w:r>
-        <w:rPr>
-          <w:rFonts w:ascii="Consolas" w:hAnsi="Consolas" w:cs="Consolas"/>
-          <w:sz w:val="17"/>
-          <w:szCs w:val="17"/>
-        </w:rPr>
-        <w:t xml:space="preserve">        cfg = self.cfg</w:t>
-      </w:r>
-    </w:p>
-    <w:p>
-      <w:pPr>
-        <w:rPr>
-          <w:rFonts w:ascii="Consolas" w:hAnsi="Consolas" w:cs="Consolas"/>
-          <w:sz w:val="17"/>
-          <w:szCs w:val="17"/>
-        </w:rPr>
-      </w:pPr>
-      <w:r>
-        <w:rPr>
-          <w:rFonts w:ascii="Consolas" w:hAnsi="Consolas" w:cs="Consolas"/>
-          <w:sz w:val="17"/>
-          <w:szCs w:val="17"/>
-        </w:rPr>
-        <w:t xml:space="preserve">        if cfg.mass_mode == "global":</w:t>
-      </w:r>
-    </w:p>
-    <w:p>
-      <w:pPr>
-        <w:rPr>
-          <w:rFonts w:ascii="Consolas" w:hAnsi="Consolas" w:cs="Consolas"/>
-          <w:sz w:val="17"/>
-          <w:szCs w:val="17"/>
-        </w:rPr>
-      </w:pPr>
-      <w:r>
-        <w:rPr>
-          <w:rFonts w:ascii="Consolas" w:hAnsi="Consolas" w:cs="Consolas"/>
-          <w:sz w:val="17"/>
-          <w:szCs w:val="17"/>
-        </w:rPr>
-        <w:t xml:space="preserve">            return self.m_global</w:t>
-      </w:r>
-    </w:p>
-    <w:p>
-      <w:pPr>
-        <w:rPr>
-          <w:rFonts w:ascii="Consolas" w:hAnsi="Consolas" w:cs="Consolas"/>
-          <w:sz w:val="17"/>
-          <w:szCs w:val="17"/>
-        </w:rPr>
-      </w:pPr>
-    </w:p>
-    <w:p>
-      <w:pPr>
-        <w:rPr>
-          <w:rFonts w:ascii="Consolas" w:hAnsi="Consolas" w:cs="Consolas"/>
-          <w:sz w:val="17"/>
-          <w:szCs w:val="17"/>
-        </w:rPr>
-      </w:pPr>
-      <w:r>
-        <w:rPr>
-          <w:rFonts w:ascii="Consolas" w:hAnsi="Consolas" w:cs="Consolas"/>
-          <w:sz w:val="17"/>
-          <w:szCs w:val="17"/>
-        </w:rPr>
-        <w:t xml:space="preserve">        if cfg.mass_mode == "embed_head":</w:t>
-      </w:r>
-    </w:p>
-    <w:p>
-      <w:pPr>
-        <w:rPr>
-          <w:rFonts w:ascii="Consolas" w:hAnsi="Consolas" w:cs="Consolas"/>
-          <w:sz w:val="17"/>
-          <w:szCs w:val="17"/>
-        </w:rPr>
-      </w:pPr>
-      <w:r>
-        <w:rPr>
-          <w:rFonts w:ascii="Consolas" w:hAnsi="Consolas" w:cs="Consolas"/>
-          <w:sz w:val="17"/>
-          <w:szCs w:val="17"/>
-        </w:rPr>
-        <w:t xml:space="preserve">            raw = self.mass_head(self.E(x))</w:t>
-      </w:r>
-    </w:p>
-    <w:p>
-      <w:pPr>
-        <w:rPr>
-          <w:rFonts w:ascii="Consolas" w:hAnsi="Consolas" w:cs="Consolas"/>
-          <w:sz w:val="17"/>
-          <w:szCs w:val="17"/>
-        </w:rPr>
-      </w:pPr>
-      <w:r>
-        <w:rPr>
-          <w:rFonts w:ascii="Consolas" w:hAnsi="Consolas" w:cs="Consolas"/>
-          <w:sz w:val="17"/>
-          <w:szCs w:val="17"/>
-        </w:rPr>
-        <w:t xml:space="preserve">            return (F.softplus(raw + self.raw_m_bias) + 1e-3)</w:t>
-      </w:r>
-    </w:p>
-    <w:p>
-      <w:pPr>
-        <w:rPr>
-          <w:rFonts w:ascii="Consolas" w:hAnsi="Consolas" w:cs="Consolas"/>
-          <w:sz w:val="17"/>
-          <w:szCs w:val="17"/>
-        </w:rPr>
-      </w:pPr>
-    </w:p>
-    <w:p>
-      <w:pPr>
-        <w:rPr>
-          <w:rFonts w:ascii="Consolas" w:hAnsi="Consolas" w:cs="Consolas"/>
-          <w:sz w:val="17"/>
-          <w:szCs w:val="17"/>
-        </w:rPr>
-      </w:pPr>
-      <w:r>
-        <w:rPr>
-          <w:rFonts w:ascii="Consolas" w:hAnsi="Consolas" w:cs="Consolas"/>
-          <w:sz w:val="17"/>
-          <w:szCs w:val="17"/>
-        </w:rPr>
-        <w:t xml:space="preserve">        if cfg.mass_mode == "logfreq":</w:t>
-      </w:r>
-    </w:p>
-    <w:p>
-      <w:pPr>
-        <w:rPr>
-          <w:rFonts w:ascii="Consolas" w:hAnsi="Consolas" w:cs="Consolas"/>
-          <w:sz w:val="17"/>
-          <w:szCs w:val="17"/>
-        </w:rPr>
-      </w:pPr>
-      <w:r>
-        <w:rPr>
-          <w:rFonts w:ascii="Consolas" w:hAnsi="Consolas" w:cs="Consolas"/>
-          <w:sz w:val="17"/>
-          <w:szCs w:val="17"/>
-        </w:rPr>
-        <w:t xml:space="preserve">            surprisal = self.logfreq_surprisal[x]</w:t>
-      </w:r>
-    </w:p>
-    <w:p>
-      <w:pPr>
-        <w:rPr>
-          <w:rFonts w:ascii="Consolas" w:hAnsi="Consolas" w:cs="Consolas"/>
-          <w:sz w:val="17"/>
-          <w:szCs w:val="17"/>
-        </w:rPr>
-      </w:pPr>
-      <w:r>
-        <w:rPr>
-          <w:rFonts w:ascii="Consolas" w:hAnsi="Consolas" w:cs="Consolas"/>
-          <w:sz w:val="17"/>
-          <w:szCs w:val="17"/>
-        </w:rPr>
-        <w:t xml:space="preserve">            alpha = F.softplus(self.raw_logfreq_alpha)</w:t>
-      </w:r>
-    </w:p>
-    <w:p>
-      <w:pPr>
-        <w:rPr>
-          <w:rFonts w:ascii="Consolas" w:hAnsi="Consolas" w:cs="Consolas"/>
-          <w:sz w:val="17"/>
-          <w:szCs w:val="17"/>
-        </w:rPr>
-      </w:pPr>
-      <w:r>
-        <w:rPr>
-          <w:rFonts w:ascii="Consolas" w:hAnsi="Consolas" w:cs="Consolas"/>
-          <w:sz w:val="17"/>
-          <w:szCs w:val="17"/>
-        </w:rPr>
-        <w:t xml:space="preserve">            scaled = alpha * surprisal.unsqueeze(-1)</w:t>
-      </w:r>
-    </w:p>
-    <w:p>
-      <w:pPr>
-        <w:rPr>
-          <w:rFonts w:ascii="Consolas" w:hAnsi="Consolas" w:cs="Consolas"/>
-          <w:sz w:val="17"/>
-          <w:szCs w:val="17"/>
-        </w:rPr>
-      </w:pPr>
-      <w:r>
-        <w:rPr>
-          <w:rFonts w:ascii="Consolas" w:hAnsi="Consolas" w:cs="Consolas"/>
-          <w:sz w:val="17"/>
-          <w:szCs w:val="17"/>
-        </w:rPr>
-        <w:t xml:space="preserve">            return F.softplus(self.raw_m_bias + scaled) + 1e-3</w:t>
-      </w:r>
-    </w:p>
-    <w:p>
-      <w:pPr>
-        <w:rPr>
-          <w:rFonts w:ascii="Consolas" w:hAnsi="Consolas" w:cs="Consolas"/>
-          <w:sz w:val="17"/>
-          <w:szCs w:val="17"/>
-        </w:rPr>
-      </w:pPr>
-    </w:p>
-    <w:p>
-      <w:pPr>
-        <w:rPr>
-          <w:rFonts w:ascii="Consolas" w:hAnsi="Consolas" w:cs="Consolas"/>
-          <w:sz w:val="17"/>
-          <w:szCs w:val="17"/>
-        </w:rPr>
-      </w:pPr>
-      <w:r>
-        <w:rPr>
-          <w:rFonts w:ascii="Consolas" w:hAnsi="Consolas" w:cs="Consolas"/>
-          <w:sz w:val="17"/>
-          <w:szCs w:val="17"/>
-        </w:rPr>
-        <w:t xml:space="preserve">        raise RuntimeError("unreachable")</w:t>
-      </w:r>
-    </w:p>
-    <w:p>
-      <w:pPr>
-        <w:rPr>
-          <w:rFonts w:ascii="Consolas" w:hAnsi="Consolas" w:cs="Consolas"/>
-          <w:sz w:val="17"/>
-          <w:szCs w:val="17"/>
-        </w:rPr>
-      </w:pPr>
-    </w:p>
-    <w:p>
-      <w:pPr>
-        <w:rPr>
-          <w:rFonts w:ascii="Consolas" w:hAnsi="Consolas" w:cs="Consolas"/>
-          <w:sz w:val="17"/>
-          <w:szCs w:val="17"/>
-        </w:rPr>
-      </w:pPr>
-      <w:r>
-        <w:rPr>
-          <w:rFonts w:ascii="Consolas" w:hAnsi="Consolas" w:cs="Consolas"/>
-          <w:sz w:val="17"/>
-          <w:szCs w:val="17"/>
-        </w:rPr>
-        <w:t xml:space="preserve">    def _embed(self, x: torch.Tensor) -&gt; torch.Tensor:</w:t>
-      </w:r>
-    </w:p>
-    <w:p>
-      <w:pPr>
-        <w:rPr>
-          <w:rFonts w:ascii="Consolas" w:hAnsi="Consolas" w:cs="Consolas"/>
-          <w:sz w:val="17"/>
-          <w:szCs w:val="17"/>
-        </w:rPr>
-      </w:pPr>
-      <w:r>
-        <w:rPr>
-          <w:rFonts w:ascii="Consolas" w:hAnsi="Consolas" w:cs="Consolas"/>
-          <w:sz w:val="17"/>
-          <w:szCs w:val="17"/>
-        </w:rPr>
-        <w:t xml:space="preserve">        B, T = x.shape</w:t>
+        <w:t xml:space="preserve">        out = [logits, loss]</w:t>
+      </w:r>
+    </w:p>
+    <w:p>
+      <w:pPr>
+        <w:rPr>
+          <w:rFonts w:ascii="Consolas" w:hAnsi="Consolas" w:cs="Consolas"/>
+          <w:sz w:val="17"/>
+          <w:szCs w:val="17"/>
+        </w:rPr>
+      </w:pPr>
+      <w:r>
+        <w:rPr>
+          <w:rFonts w:ascii="Consolas" w:hAnsi="Consolas" w:cs="Consolas"/>
+          <w:sz w:val="17"/>
+          <w:szCs w:val="17"/>
+        </w:rPr>
+        <w:t xml:space="preserve">        if return_trajectory:</w:t>
+      </w:r>
+    </w:p>
+    <w:p>
+      <w:pPr>
+        <w:rPr>
+          <w:rFonts w:ascii="Consolas" w:hAnsi="Consolas" w:cs="Consolas"/>
+          <w:sz w:val="17"/>
+          <w:szCs w:val="17"/>
+        </w:rPr>
+      </w:pPr>
+      <w:r>
+        <w:rPr>
+          <w:rFonts w:ascii="Consolas" w:hAnsi="Consolas" w:cs="Consolas"/>
+          <w:sz w:val="17"/>
+          <w:szCs w:val="17"/>
+        </w:rPr>
+        <w:t xml:space="preserve">            out.append(traj_h)</w:t>
+      </w:r>
+    </w:p>
+    <w:p>
+      <w:pPr>
+        <w:rPr>
+          <w:rFonts w:ascii="Consolas" w:hAnsi="Consolas" w:cs="Consolas"/>
+          <w:sz w:val="17"/>
+          <w:szCs w:val="17"/>
+        </w:rPr>
+      </w:pPr>
+      <w:r>
+        <w:rPr>
+          <w:rFonts w:ascii="Consolas" w:hAnsi="Consolas" w:cs="Consolas"/>
+          <w:sz w:val="17"/>
+          <w:szCs w:val="17"/>
+        </w:rPr>
+        <w:t xml:space="preserve">        if return_xi_trajectory:</w:t>
+      </w:r>
+    </w:p>
+    <w:p>
+      <w:pPr>
+        <w:rPr>
+          <w:rFonts w:ascii="Consolas" w:hAnsi="Consolas" w:cs="Consolas"/>
+          <w:sz w:val="17"/>
+          <w:szCs w:val="17"/>
+        </w:rPr>
+      </w:pPr>
+      <w:r>
+        <w:rPr>
+          <w:rFonts w:ascii="Consolas" w:hAnsi="Consolas" w:cs="Consolas"/>
+          <w:sz w:val="17"/>
+          <w:szCs w:val="17"/>
+        </w:rPr>
+        <w:t xml:space="preserve">            out.append(traj_xi)</w:t>
+      </w:r>
+    </w:p>
+    <w:p>
+      <w:pPr>
+        <w:rPr>
+          <w:rFonts w:ascii="Consolas" w:hAnsi="Consolas" w:cs="Consolas"/>
+          <w:sz w:val="17"/>
+          <w:szCs w:val="17"/>
+        </w:rPr>
+      </w:pPr>
+      <w:r>
+        <w:rPr>
+          <w:rFonts w:ascii="Consolas" w:hAnsi="Consolas" w:cs="Consolas"/>
+          <w:sz w:val="17"/>
+          <w:szCs w:val="17"/>
+        </w:rPr>
+        <w:t xml:space="preserve">        return tuple(out) if len(out) &gt; 2 else (out[0], out[1])</w:t>
+      </w:r>
+    </w:p>
+    <w:p>
+      <w:pPr>
+        <w:rPr>
+          <w:rFonts w:ascii="Consolas" w:hAnsi="Consolas" w:cs="Consolas"/>
+          <w:sz w:val="17"/>
+          <w:szCs w:val="17"/>
+        </w:rPr>
+      </w:pPr>
+    </w:p>
+    <w:p>
+      <w:pPr>
+        <w:rPr>
+          <w:rFonts w:ascii="Consolas" w:hAnsi="Consolas" w:cs="Consolas"/>
+          <w:sz w:val="17"/>
+          <w:szCs w:val="17"/>
+        </w:rPr>
+      </w:pPr>
+      <w:r>
+        <w:rPr>
+          <w:rFonts w:ascii="Consolas" w:hAnsi="Consolas" w:cs="Consolas"/>
+          <w:sz w:val="17"/>
+          <w:szCs w:val="17"/>
+        </w:rPr>
+        <w:t xml:space="preserve">    @torch.no_grad()</w:t>
+      </w:r>
+    </w:p>
+    <w:p>
+      <w:pPr>
+        <w:rPr>
+          <w:rFonts w:ascii="Consolas" w:hAnsi="Consolas" w:cs="Consolas"/>
+          <w:sz w:val="17"/>
+          <w:szCs w:val="17"/>
+        </w:rPr>
+      </w:pPr>
+      <w:r>
+        <w:rPr>
+          <w:rFonts w:ascii="Consolas" w:hAnsi="Consolas" w:cs="Consolas"/>
+          <w:sz w:val="17"/>
+          <w:szCs w:val="17"/>
+        </w:rPr>
+        <w:t xml:space="preserve">    def generate(self, x: torch.Tensor, max_new_tokens: int,</w:t>
+      </w:r>
+    </w:p>
+    <w:p>
+      <w:pPr>
+        <w:rPr>
+          <w:rFonts w:ascii="Consolas" w:hAnsi="Consolas" w:cs="Consolas"/>
+          <w:sz w:val="17"/>
+          <w:szCs w:val="17"/>
+        </w:rPr>
+      </w:pPr>
+      <w:r>
+        <w:rPr>
+          <w:rFonts w:ascii="Consolas" w:hAnsi="Consolas" w:cs="Consolas"/>
+          <w:sz w:val="17"/>
+          <w:szCs w:val="17"/>
+        </w:rPr>
+        <w:t xml:space="preserve">                 temperature: float = 1.0, top_k: Optional[int] = None) -&gt; torch.Tensor:</w:t>
+      </w:r>
+    </w:p>
+    <w:p>
+      <w:pPr>
+        <w:rPr>
+          <w:rFonts w:ascii="Consolas" w:hAnsi="Consolas" w:cs="Consolas"/>
+          <w:sz w:val="17"/>
+          <w:szCs w:val="17"/>
+        </w:rPr>
+      </w:pPr>
+      <w:r>
+        <w:rPr>
+          <w:rFonts w:ascii="Consolas" w:hAnsi="Consolas" w:cs="Consolas"/>
+          <w:sz w:val="17"/>
+          <w:szCs w:val="17"/>
+        </w:rPr>
+        <w:t xml:space="preserve">        self.eval()</w:t>
+      </w:r>
+    </w:p>
+    <w:p>
+      <w:pPr>
+        <w:rPr>
+          <w:rFonts w:ascii="Consolas" w:hAnsi="Consolas" w:cs="Consolas"/>
+          <w:sz w:val="17"/>
+          <w:szCs w:val="17"/>
+        </w:rPr>
+      </w:pPr>
+      <w:r>
+        <w:rPr>
+          <w:rFonts w:ascii="Consolas" w:hAnsi="Consolas" w:cs="Consolas"/>
+          <w:sz w:val="17"/>
+          <w:szCs w:val="17"/>
+        </w:rPr>
+        <w:t xml:space="preserve">        for _ in range(max_new_tokens):</w:t>
+      </w:r>
+    </w:p>
+    <w:p>
+      <w:pPr>
+        <w:rPr>
+          <w:rFonts w:ascii="Consolas" w:hAnsi="Consolas" w:cs="Consolas"/>
+          <w:sz w:val="17"/>
+          <w:szCs w:val="17"/>
+        </w:rPr>
+      </w:pPr>
+      <w:r>
+        <w:rPr>
+          <w:rFonts w:ascii="Consolas" w:hAnsi="Consolas" w:cs="Consolas"/>
+          <w:sz w:val="17"/>
+          <w:szCs w:val="17"/>
+        </w:rPr>
+        <w:t xml:space="preserve">            x_cond = x[:, -self.cfg.max_len:]</w:t>
+      </w:r>
+    </w:p>
+    <w:p>
+      <w:pPr>
+        <w:rPr>
+          <w:rFonts w:ascii="Consolas" w:hAnsi="Consolas" w:cs="Consolas"/>
+          <w:sz w:val="17"/>
+          <w:szCs w:val="17"/>
+        </w:rPr>
+      </w:pPr>
+      <w:r>
+        <w:rPr>
+          <w:rFonts w:ascii="Consolas" w:hAnsi="Consolas" w:cs="Consolas"/>
+          <w:sz w:val="17"/>
+          <w:szCs w:val="17"/>
+        </w:rPr>
+        <w:t xml:space="preserve">            logits, _ = self.forward(x_cond)</w:t>
+      </w:r>
+    </w:p>
+    <w:p>
+      <w:pPr>
+        <w:rPr>
+          <w:rFonts w:ascii="Consolas" w:hAnsi="Consolas" w:cs="Consolas"/>
+          <w:sz w:val="17"/>
+          <w:szCs w:val="17"/>
+        </w:rPr>
+      </w:pPr>
+      <w:r>
+        <w:rPr>
+          <w:rFonts w:ascii="Consolas" w:hAnsi="Consolas" w:cs="Consolas"/>
+          <w:sz w:val="17"/>
+          <w:szCs w:val="17"/>
+        </w:rPr>
+        <w:t xml:space="preserve">            logits = logits[:, -1, :] / max(temperature, 1e-6)</w:t>
+      </w:r>
+    </w:p>
+    <w:p>
+      <w:pPr>
+        <w:rPr>
+          <w:rFonts w:ascii="Consolas" w:hAnsi="Consolas" w:cs="Consolas"/>
+          <w:sz w:val="17"/>
+          <w:szCs w:val="17"/>
+        </w:rPr>
+      </w:pPr>
+      <w:r>
+        <w:rPr>
+          <w:rFonts w:ascii="Consolas" w:hAnsi="Consolas" w:cs="Consolas"/>
+          <w:sz w:val="17"/>
+          <w:szCs w:val="17"/>
+        </w:rPr>
+        <w:t xml:space="preserve">            if top_k is not None:</w:t>
+      </w:r>
+    </w:p>
+    <w:p>
+      <w:pPr>
+        <w:rPr>
+          <w:rFonts w:ascii="Consolas" w:hAnsi="Consolas" w:cs="Consolas"/>
+          <w:sz w:val="17"/>
+          <w:szCs w:val="17"/>
+        </w:rPr>
+      </w:pPr>
+      <w:r>
+        <w:rPr>
+          <w:rFonts w:ascii="Consolas" w:hAnsi="Consolas" w:cs="Consolas"/>
+          <w:sz w:val="17"/>
+          <w:szCs w:val="17"/>
+        </w:rPr>
+        <w:t xml:space="preserve">                v, _ = torch.topk(logits, top_k)</w:t>
+      </w:r>
+    </w:p>
+    <w:p>
+      <w:pPr>
+        <w:rPr>
+          <w:rFonts w:ascii="Consolas" w:hAnsi="Consolas" w:cs="Consolas"/>
+          <w:sz w:val="17"/>
+          <w:szCs w:val="17"/>
+        </w:rPr>
+      </w:pPr>
+      <w:r>
+        <w:rPr>
+          <w:rFonts w:ascii="Consolas" w:hAnsi="Consolas" w:cs="Consolas"/>
+          <w:sz w:val="17"/>
+          <w:szCs w:val="17"/>
+        </w:rPr>
+        <w:t xml:space="preserve">                logits[logits &lt; v[:, [-1]]] = -float("inf")</w:t>
+      </w:r>
+    </w:p>
+    <w:p>
+      <w:pPr>
+        <w:rPr>
+          <w:rFonts w:ascii="Consolas" w:hAnsi="Consolas" w:cs="Consolas"/>
+          <w:sz w:val="17"/>
+          <w:szCs w:val="17"/>
+        </w:rPr>
+      </w:pPr>
+      <w:r>
+        <w:rPr>
+          <w:rFonts w:ascii="Consolas" w:hAnsi="Consolas" w:cs="Consolas"/>
+          <w:sz w:val="17"/>
+          <w:szCs w:val="17"/>
+        </w:rPr>
+        <w:t xml:space="preserve">            probs = F.softmax(logits, dim=-1)</w:t>
+      </w:r>
+    </w:p>
+    <w:p>
+      <w:pPr>
+        <w:rPr>
+          <w:rFonts w:ascii="Consolas" w:hAnsi="Consolas" w:cs="Consolas"/>
+          <w:sz w:val="17"/>
+          <w:szCs w:val="17"/>
+        </w:rPr>
+      </w:pPr>
+      <w:r>
+        <w:rPr>
+          <w:rFonts w:ascii="Consolas" w:hAnsi="Consolas" w:cs="Consolas"/>
+          <w:sz w:val="17"/>
+          <w:szCs w:val="17"/>
+        </w:rPr>
+        <w:t xml:space="preserve">            nxt = torch.multinomial(probs, num_samples=1)</w:t>
+      </w:r>
+    </w:p>
+    <w:p>
+      <w:pPr>
+        <w:rPr>
+          <w:rFonts w:ascii="Consolas" w:hAnsi="Consolas" w:cs="Consolas"/>
+          <w:sz w:val="17"/>
+          <w:szCs w:val="17"/>
+        </w:rPr>
+      </w:pPr>
+      <w:r>
+        <w:rPr>
+          <w:rFonts w:ascii="Consolas" w:hAnsi="Consolas" w:cs="Consolas"/>
+          <w:sz w:val="17"/>
+          <w:szCs w:val="17"/>
+        </w:rPr>
+        <w:t xml:space="preserve">            x = torch.cat([x, nxt], dim=1)</w:t>
+      </w:r>
+    </w:p>
+    <w:p>
+      <w:pPr>
+        <w:rPr>
+          <w:rFonts w:ascii="Consolas" w:hAnsi="Consolas" w:cs="Consolas"/>
+          <w:sz w:val="17"/>
+          <w:szCs w:val="17"/>
+        </w:rPr>
+      </w:pPr>
+      <w:r>
+        <w:rPr>
+          <w:rFonts w:ascii="Consolas" w:hAnsi="Consolas" w:cs="Consolas"/>
+      